--- a/docs/manual/LWK_Viewer_User_Manual_EN.docx
+++ b/docs/manual/LWK_Viewer_User_Manual_EN.docx
@@ -3276,6 +3276,39 @@
           <w:p>
             <w:pPr/>
             <w:r>
+              <w:t xml:space="preserve">Topic</w:t>
+            </w:r>
+          </w:p>
+        </w:tc>
+        <w:tc>
+          <w:tcPr>
+            <w:tcW w:w="4680" w:type="dxa"/>
+          </w:tcPr>
+          <w:p>
+            <w:pPr/>
+            <w:r>
+              <w:t xml:space="preserve">A sub-channel of a project channel for one subject (Facade, MEP coordination, Site visits). Listed under its channel, and as tabs under the channel's name: </w:t>
+            </w:r>
+            <w:r>
+              <w:rPr>
+                <w:b/>
+              </w:rPr>
+              <w:t xml:space="preserve"># General</w:t>
+            </w:r>
+            <w:r>
+              <w:t xml:space="preserve"> is the channel itself</w:t>
+            </w:r>
+          </w:p>
+        </w:tc>
+      </w:tr>
+      <w:tr>
+        <w:tc>
+          <w:tcPr>
+            <w:tcW w:w="4680" w:type="dxa"/>
+          </w:tcPr>
+          <w:p>
+            <w:pPr/>
+            <w:r>
               <w:t xml:space="preserve">Group</w:t>
             </w:r>
           </w:p>
@@ -3374,6 +3407,15 @@
         <w:rPr>
           <w:b/>
         </w:rPr>
+        <w:t xml:space="preserve">New topic</w:t>
+      </w:r>
+      <w:r>
+        <w:t xml:space="preserve"> (project channels), </w:t>
+      </w:r>
+      <w:r>
+        <w:rPr>
+          <w:b/>
+        </w:rPr>
         <w:t xml:space="preserve">Leave</w:t>
       </w:r>
       <w:r>
@@ -3395,7 +3437,7 @@
         <w:t xml:space="preserve">Send chat link to WhatsApp</w:t>
       </w:r>
       <w:r>
-        <w:t xml:space="preserve"> and, for its admin, </w:t>
+        <w:t xml:space="preserve"> and </w:t>
       </w:r>
       <w:r>
         <w:rPr>
@@ -3404,6 +3446,114 @@
         <w:t xml:space="preserve">Delete chat</w:t>
       </w:r>
       <w:r>
+        <w:t xml:space="preserve">, for those who may delete it.</w:t>
+      </w:r>
+    </w:p>
+    <w:p>
+      <w:pPr>
+        <w:pStyle w:val="ListParagraph"/>
+        <w:numPr>
+          <w:ilvl w:val="0"/>
+          <w:numId w:val="14"/>
+        </w:numPr>
+      </w:pPr>
+      <w:r>
+        <w:rPr>
+          <w:b/>
+        </w:rPr>
+        <w:t xml:space="preserve">Opening a topic:</w:t>
+      </w:r>
+      <w:r>
+        <w:t xml:space="preserve"> anyone in the project channel presses </w:t>
+      </w:r>
+      <w:r>
+        <w:rPr>
+          <w:b/>
+        </w:rPr>
+        <w:t xml:space="preserve">+ Topic</w:t>
+      </w:r>
+      <w:r>
+        <w:t xml:space="preserve"> on the tabs under its name (or </w:t>
+      </w:r>
+      <w:r>
+        <w:rPr>
+          <w:b/>
+        </w:rPr>
+        <w:t xml:space="preserve">New topic</w:t>
+      </w:r>
+      <w:r>
+        <w:t xml:space="preserve"> in its menu, or the pencil &gt; </w:t>
+      </w:r>
+      <w:r>
+        <w:rPr>
+          <w:b/>
+        </w:rPr>
+        <w:t xml:space="preserve">Topic in a project channel</w:t>
+      </w:r>
+      <w:r>
+        <w:t xml:space="preserve">). Everyone in the channel is added.</w:t>
+      </w:r>
+    </w:p>
+    <w:p>
+      <w:pPr>
+        <w:pStyle w:val="ListParagraph"/>
+        <w:numPr>
+          <w:ilvl w:val="0"/>
+          <w:numId w:val="14"/>
+        </w:numPr>
+      </w:pPr>
+      <w:r>
+        <w:rPr>
+          <w:b/>
+        </w:rPr>
+        <w:t xml:space="preserve">Who can delete a chat:</w:t>
+      </w:r>
+      <w:r>
+        <w:t xml:space="preserve"> a direct message, either of the two people (it goes for both); a group, its admins (who started it) or a site admin; a project channel or topic, the project's admins or a site admin. Deleting a channel deletes its topics too.</w:t>
+      </w:r>
+    </w:p>
+    <w:p>
+      <w:pPr>
+        <w:pStyle w:val="ListParagraph"/>
+        <w:numPr>
+          <w:ilvl w:val="0"/>
+          <w:numId w:val="14"/>
+        </w:numPr>
+      </w:pPr>
+      <w:r>
+        <w:rPr>
+          <w:b/>
+        </w:rPr>
+        <w:t xml:space="preserve">Chat info</w:t>
+      </w:r>
+      <w:r>
+        <w:t xml:space="preserve"> (the people button): the description, the members (add, remove, message), </w:t>
+      </w:r>
+      <w:r>
+        <w:rPr>
+          <w:b/>
+        </w:rPr>
+        <w:t xml:space="preserve">Pictures and files</w:t>
+      </w:r>
+      <w:r>
+        <w:t xml:space="preserve">, </w:t>
+      </w:r>
+      <w:r>
+        <w:rPr>
+          <w:b/>
+        </w:rPr>
+        <w:t xml:space="preserve">Leave this chat</w:t>
+      </w:r>
+      <w:r>
+        <w:t xml:space="preserve"> and </w:t>
+      </w:r>
+      <w:r>
+        <w:rPr>
+          <w:b/>
+        </w:rPr>
+        <w:t xml:space="preserve">Delete this chat</w:t>
+      </w:r>
+      <w:r>
         <w:t xml:space="preserve">.</w:t>
       </w:r>
     </w:p>
@@ -3416,19 +3566,211 @@
         </w:numPr>
       </w:pPr>
       <w:r>
-        <w:rPr>
-          <w:b/>
-        </w:rPr>
-        <w:t xml:space="preserve">Chat info</w:t>
-      </w:r>
-      <w:r>
-        <w:t xml:space="preserve"> (the people button): the description, the members (add, remove, message), </w:t>
-      </w:r>
-      <w:r>
-        <w:rPr>
-          <w:b/>
-        </w:rPr>
-        <w:t xml:space="preserve">Pictures and files</w:t>
+        <w:t xml:space="preserve">The number on </w:t>
+      </w:r>
+      <w:r>
+        <w:rPr>
+          <w:b/>
+        </w:rPr>
+        <w:t xml:space="preserve">Chat</w:t>
+      </w:r>
+      <w:r>
+        <w:t xml:space="preserve"> in the top bar of every page shows unread messages; </w:t>
+      </w:r>
+      <w:r>
+        <w:rPr>
+          <w:b/>
+        </w:rPr>
+        <w:t xml:space="preserve">@</w:t>
+      </w:r>
+      <w:r>
+        <w:t xml:space="preserve"> means you were mentioned.</w:t>
+      </w:r>
+    </w:p>
+    <w:p>
+      <w:pPr/>
+      <w:r>
+        <w:rPr>
+          <w:b/>
+        </w:rPr>
+        <w:t xml:space="preserve">Writing</w:t>
+      </w:r>
+    </w:p>
+    <w:p>
+      <w:pPr>
+        <w:pStyle w:val="ListParagraph"/>
+        <w:numPr>
+          <w:ilvl w:val="0"/>
+          <w:numId w:val="15"/>
+        </w:numPr>
+      </w:pPr>
+      <w:r>
+        <w:rPr>
+          <w:b/>
+        </w:rPr>
+        <w:t xml:space="preserve">Enter</w:t>
+      </w:r>
+      <w:r>
+        <w:t xml:space="preserve"> makes a new line; the </w:t>
+      </w:r>
+      <w:r>
+        <w:rPr>
+          <w:b/>
+        </w:rPr>
+        <w:t xml:space="preserve">Send</w:t>
+      </w:r>
+      <w:r>
+        <w:t xml:space="preserve"> button sends (on a keyboard, </w:t>
+      </w:r>
+      <w:r>
+        <w:rPr>
+          <w:b/>
+        </w:rPr>
+        <w:t xml:space="preserve">Ctrl+Enter</w:t>
+      </w:r>
+      <w:r>
+        <w:t xml:space="preserve"> sends too).</w:t>
+      </w:r>
+    </w:p>
+    <w:p>
+      <w:pPr>
+        <w:pStyle w:val="ListParagraph"/>
+        <w:numPr>
+          <w:ilvl w:val="0"/>
+          <w:numId w:val="15"/>
+        </w:numPr>
+      </w:pPr>
+      <w:r>
+        <w:t xml:space="preserve">Paste or drop screenshots, or use the paper clip for pictures and files up to 50 MB each. OneDrive, SharePoint and ACC links show as cards; a video link shows a play card, and a pasted OneDrive or SharePoint </w:t>
+      </w:r>
+      <w:r>
+        <w:rPr>
+          <w:b/>
+        </w:rPr>
+        <w:t xml:space="preserve">Embed</w:t>
+      </w:r>
+      <w:r>
+        <w:t xml:space="preserve"> code plays right in the chat.</w:t>
+      </w:r>
+    </w:p>
+    <w:p>
+      <w:pPr>
+        <w:pStyle w:val="ListParagraph"/>
+        <w:numPr>
+          <w:ilvl w:val="0"/>
+          <w:numId w:val="15"/>
+        </w:numPr>
+      </w:pPr>
+      <w:r>
+        <w:rPr>
+          <w:b/>
+        </w:rPr>
+        <w:t xml:space="preserve">@</w:t>
+      </w:r>
+      <w:r>
+        <w:t xml:space="preserve"> a person. </w:t>
+      </w:r>
+      <w:r>
+        <w:rPr>
+          <w:b/>
+        </w:rPr>
+        <w:t xml:space="preserve">#</w:t>
+      </w:r>
+      <w:r>
+        <w:t xml:space="preserve"> a task, </w:t>
+      </w:r>
+      <w:r>
+        <w:rPr>
+          <w:b/>
+        </w:rPr>
+        <w:t xml:space="preserve">!</w:t>
+      </w:r>
+      <w:r>
+        <w:t xml:space="preserve"> an issue, </w:t>
+      </w:r>
+      <w:r>
+        <w:rPr>
+          <w:b/>
+        </w:rPr>
+        <w:t xml:space="preserve">$</w:t>
+      </w:r>
+      <w:r>
+        <w:t xml:space="preserve"> a sheet, </w:t>
+      </w:r>
+      <w:r>
+        <w:rPr>
+          <w:b/>
+        </w:rPr>
+        <w:t xml:space="preserve">%</w:t>
+      </w:r>
+      <w:r>
+        <w:t xml:space="preserve"> the 3D model or a saved view: a list opens as you type. </w:t>
+      </w:r>
+      <w:r>
+        <w:rPr>
+          <w:b/>
+        </w:rPr>
+        <w:t xml:space="preserve">Choose the project first</w:t>
+      </w:r>
+      <w:r>
+        <w:t xml:space="preserve"> in the row of projects at the top of the list (in a project channel its own project is chosen). The </w:t>
+      </w:r>
+      <w:r>
+        <w:rPr>
+          <w:b/>
+        </w:rPr>
+        <w:t xml:space="preserve">#</w:t>
+      </w:r>
+      <w:r>
+        <w:t xml:space="preserve"> button beside the paper clip opens the same lists with tabs.</w:t>
+      </w:r>
+    </w:p>
+    <w:p>
+      <w:pPr>
+        <w:pStyle w:val="ListParagraph"/>
+        <w:numPr>
+          <w:ilvl w:val="0"/>
+          <w:numId w:val="15"/>
+        </w:numPr>
+      </w:pPr>
+      <w:r>
+        <w:t xml:space="preserve">The picked item shows in the message as a named link that opens it.</w:t>
+      </w:r>
+    </w:p>
+    <w:p>
+      <w:pPr>
+        <w:pStyle w:val="ListParagraph"/>
+        <w:numPr>
+          <w:ilvl w:val="0"/>
+          <w:numId w:val="15"/>
+        </w:numPr>
+      </w:pPr>
+      <w:r>
+        <w:t xml:space="preserve">🙂 adds emoji.</w:t>
+      </w:r>
+    </w:p>
+    <w:p>
+      <w:pPr>
+        <w:pStyle w:val="ListParagraph"/>
+        <w:numPr>
+          <w:ilvl w:val="0"/>
+          <w:numId w:val="15"/>
+        </w:numPr>
+      </w:pPr>
+      <w:r>
+        <w:rPr>
+          <w:b/>
+        </w:rPr>
+        <w:t xml:space="preserve">Formatting (Aa):</w:t>
+      </w:r>
+      <w:r>
+        <w:t xml:space="preserve"> the bar above the box has </w:t>
+      </w:r>
+      <w:r>
+        <w:rPr>
+          <w:b/>
+        </w:rPr>
+        <w:t xml:space="preserve">B</w:t>
       </w:r>
       <w:r>
         <w:t xml:space="preserve">, </w:t>
@@ -3437,7 +3779,34 @@
         <w:rPr>
           <w:b/>
         </w:rPr>
-        <w:t xml:space="preserve">Leave this chat</w:t>
+        <w:t xml:space="preserve">I</w:t>
+      </w:r>
+      <w:r>
+        <w:t xml:space="preserve">, </w:t>
+      </w:r>
+      <w:r>
+        <w:rPr>
+          <w:b/>
+        </w:rPr>
+        <w:t xml:space="preserve">S</w:t>
+      </w:r>
+      <w:r>
+        <w:t xml:space="preserve">, code, bullet and numbered lists, quote and code block; </w:t>
+      </w:r>
+      <w:r>
+        <w:rPr>
+          <w:b/>
+        </w:rPr>
+        <w:t xml:space="preserve">Ctrl+B</w:t>
+      </w:r>
+      <w:r>
+        <w:t xml:space="preserve">, </w:t>
+      </w:r>
+      <w:r>
+        <w:rPr>
+          <w:b/>
+        </w:rPr>
+        <w:t xml:space="preserve">Ctrl+I</w:t>
       </w:r>
       <w:r>
         <w:t xml:space="preserve"> and </w:t>
@@ -3446,7 +3815,424 @@
         <w:rPr>
           <w:b/>
         </w:rPr>
-        <w:t xml:space="preserve">Delete this chat</w:t>
+        <w:t xml:space="preserve">Ctrl+Shift+X</w:t>
+      </w:r>
+      <w:r>
+        <w:t xml:space="preserve"> work on the selection. It is written the WhatsApp way (*bold*, _italic_, ~strike~), so forwarded messages look the same in WhatsApp. Enter on a list line starts the next item.</w:t>
+      </w:r>
+    </w:p>
+    <w:p>
+      <w:pPr>
+        <w:pStyle w:val="ListParagraph"/>
+        <w:numPr>
+          <w:ilvl w:val="0"/>
+          <w:numId w:val="15"/>
+        </w:numPr>
+      </w:pPr>
+      <w:r>
+        <w:rPr>
+          <w:b/>
+        </w:rPr>
+        <w:t xml:space="preserve">The + button:</w:t>
+      </w:r>
+      <w:r>
+        <w:t xml:space="preserve"> </w:t>
+      </w:r>
+      <w:r>
+        <w:rPr>
+          <w:b/>
+        </w:rPr>
+        <w:t xml:space="preserve">Poll</w:t>
+      </w:r>
+      <w:r>
+        <w:t xml:space="preserve">, </w:t>
+      </w:r>
+      <w:r>
+        <w:rPr>
+          <w:b/>
+        </w:rPr>
+        <w:t xml:space="preserve">Event / meeting</w:t>
+      </w:r>
+      <w:r>
+        <w:t xml:space="preserve">, </w:t>
+      </w:r>
+      <w:r>
+        <w:rPr>
+          <w:b/>
+        </w:rPr>
+        <w:t xml:space="preserve">Task</w:t>
+      </w:r>
+      <w:r>
+        <w:t xml:space="preserve">, or a link to a task, issue, sheet or 3D view.</w:t>
+      </w:r>
+    </w:p>
+    <w:p>
+      <w:pPr/>
+      <w:r>
+        <w:rPr>
+          <w:b/>
+        </w:rPr>
+        <w:t xml:space="preserve">Polls, events and tasks</w:t>
+      </w:r>
+    </w:p>
+    <w:p>
+      <w:pPr>
+        <w:pStyle w:val="ListParagraph"/>
+        <w:numPr>
+          <w:ilvl w:val="0"/>
+          <w:numId w:val="16"/>
+        </w:numPr>
+      </w:pPr>
+      <w:r>
+        <w:rPr>
+          <w:b/>
+        </w:rPr>
+        <w:t xml:space="preserve">Poll:</w:t>
+      </w:r>
+      <w:r>
+        <w:t xml:space="preserve"> a question with 2 to 10 choices; tick </w:t>
+      </w:r>
+      <w:r>
+        <w:rPr>
+          <w:b/>
+        </w:rPr>
+        <w:t xml:space="preserve">Allow more than one answer</w:t>
+      </w:r>
+      <w:r>
+        <w:t xml:space="preserve">, </w:t>
+      </w:r>
+      <w:r>
+        <w:rPr>
+          <w:b/>
+        </w:rPr>
+        <w:t xml:space="preserve">Anonymous</w:t>
+      </w:r>
+      <w:r>
+        <w:t xml:space="preserve"> or a closing date if you like. Tap a choice to vote, again to take it back. The writer can </w:t>
+      </w:r>
+      <w:r>
+        <w:rPr>
+          <w:b/>
+        </w:rPr>
+        <w:t xml:space="preserve">Close poll</w:t>
+      </w:r>
+      <w:r>
+        <w:t xml:space="preserve"> (and reopen it).</w:t>
+      </w:r>
+    </w:p>
+    <w:p>
+      <w:pPr>
+        <w:pStyle w:val="ListParagraph"/>
+        <w:numPr>
+          <w:ilvl w:val="0"/>
+          <w:numId w:val="16"/>
+        </w:numPr>
+      </w:pPr>
+      <w:r>
+        <w:rPr>
+          <w:b/>
+        </w:rPr>
+        <w:t xml:space="preserve">Event:</w:t>
+      </w:r>
+      <w:r>
+        <w:t xml:space="preserve"> title, date, time (or </w:t>
+      </w:r>
+      <w:r>
+        <w:rPr>
+          <w:b/>
+        </w:rPr>
+        <w:t xml:space="preserve">All day</w:t>
+      </w:r>
+      <w:r>
+        <w:t xml:space="preserve">), where and the Teams link. Everyone in the chat is invited (by email too when mail is set up) and answers </w:t>
+      </w:r>
+      <w:r>
+        <w:rPr>
+          <w:b/>
+        </w:rPr>
+        <w:t xml:space="preserve">Going</w:t>
+      </w:r>
+      <w:r>
+        <w:t xml:space="preserve">, </w:t>
+      </w:r>
+      <w:r>
+        <w:rPr>
+          <w:b/>
+        </w:rPr>
+        <w:t xml:space="preserve">Maybe</w:t>
+      </w:r>
+      <w:r>
+        <w:t xml:space="preserve"> or </w:t>
+      </w:r>
+      <w:r>
+        <w:rPr>
+          <w:b/>
+        </w:rPr>
+        <w:t xml:space="preserve">Can't go</w:t>
+      </w:r>
+      <w:r>
+        <w:t xml:space="preserve">. </w:t>
+      </w:r>
+      <w:r>
+        <w:rPr>
+          <w:b/>
+        </w:rPr>
+        <w:t xml:space="preserve">Add to calendar (.ics)</w:t>
+      </w:r>
+      <w:r>
+        <w:t xml:space="preserve"> puts it in Outlook, Google or the phone. The writer can </w:t>
+      </w:r>
+      <w:r>
+        <w:rPr>
+          <w:b/>
+        </w:rPr>
+        <w:t xml:space="preserve">Change</w:t>
+      </w:r>
+      <w:r>
+        <w:t xml:space="preserve"> or </w:t>
+      </w:r>
+      <w:r>
+        <w:rPr>
+          <w:b/>
+        </w:rPr>
+        <w:t xml:space="preserve">Cancel event</w:t>
+      </w:r>
+      <w:r>
+        <w:t xml:space="preserve">; the chat is told.</w:t>
+      </w:r>
+    </w:p>
+    <w:p>
+      <w:pPr>
+        <w:pStyle w:val="ListParagraph"/>
+        <w:numPr>
+          <w:ilvl w:val="0"/>
+          <w:numId w:val="16"/>
+        </w:numPr>
+      </w:pPr>
+      <w:r>
+        <w:rPr>
+          <w:b/>
+        </w:rPr>
+        <w:t xml:space="preserve">Task:</w:t>
+      </w:r>
+      <w:r>
+        <w:t xml:space="preserve"> choose the task list and group (this project's first), owners (this chat's people first), due date and priority. The task goes into the list and its card into the chat. ⋯ More &gt; </w:t>
+      </w:r>
+      <w:r>
+        <w:rPr>
+          <w:b/>
+        </w:rPr>
+        <w:t xml:space="preserve">Make a task</w:t>
+      </w:r>
+      <w:r>
+        <w:t xml:space="preserve"> on any message does the same, with the message as the description, the people @mentioned as owners and a link back to it.</w:t>
+      </w:r>
+    </w:p>
+    <w:p>
+      <w:pPr/>
+      <w:r>
+        <w:rPr>
+          <w:b/>
+        </w:rPr>
+        <w:t xml:space="preserve">A message</w:t>
+      </w:r>
+    </w:p>
+    <w:p>
+      <w:pPr>
+        <w:pStyle w:val="ListParagraph"/>
+        <w:numPr>
+          <w:ilvl w:val="0"/>
+          <w:numId w:val="17"/>
+        </w:numPr>
+      </w:pPr>
+      <w:r>
+        <w:t xml:space="preserve">Hover a message (tap it on a phone): 🙂 </w:t>
+      </w:r>
+      <w:r>
+        <w:rPr>
+          <w:b/>
+        </w:rPr>
+        <w:t xml:space="preserve">React</w:t>
+      </w:r>
+      <w:r>
+        <w:t xml:space="preserve">, ↩ </w:t>
+      </w:r>
+      <w:r>
+        <w:rPr>
+          <w:b/>
+        </w:rPr>
+        <w:t xml:space="preserve">Reply</w:t>
+      </w:r>
+      <w:r>
+        <w:t xml:space="preserve">, ✏ </w:t>
+      </w:r>
+      <w:r>
+        <w:rPr>
+          <w:b/>
+        </w:rPr>
+        <w:t xml:space="preserve">Edit</w:t>
+      </w:r>
+      <w:r>
+        <w:t xml:space="preserve"> (your own) and ⋯ </w:t>
+      </w:r>
+      <w:r>
+        <w:rPr>
+          <w:b/>
+        </w:rPr>
+        <w:t xml:space="preserve">More</w:t>
+      </w:r>
+      <w:r>
+        <w:t xml:space="preserve">: </w:t>
+      </w:r>
+      <w:r>
+        <w:rPr>
+          <w:b/>
+        </w:rPr>
+        <w:t xml:space="preserve">Copy</w:t>
+      </w:r>
+      <w:r>
+        <w:t xml:space="preserve">, </w:t>
+      </w:r>
+      <w:r>
+        <w:rPr>
+          <w:b/>
+        </w:rPr>
+        <w:t xml:space="preserve">Pin</w:t>
+      </w:r>
+      <w:r>
+        <w:t xml:space="preserve">, </w:t>
+      </w:r>
+      <w:r>
+        <w:rPr>
+          <w:b/>
+        </w:rPr>
+        <w:t xml:space="preserve">Make a task</w:t>
+      </w:r>
+      <w:r>
+        <w:t xml:space="preserve">, </w:t>
+      </w:r>
+      <w:r>
+        <w:rPr>
+          <w:b/>
+        </w:rPr>
+        <w:t xml:space="preserve">Forward to another chat</w:t>
+      </w:r>
+      <w:r>
+        <w:t xml:space="preserve">, </w:t>
+      </w:r>
+      <w:r>
+        <w:rPr>
+          <w:b/>
+        </w:rPr>
+        <w:t xml:space="preserve">Send to WhatsApp</w:t>
+      </w:r>
+      <w:r>
+        <w:t xml:space="preserve">, </w:t>
+      </w:r>
+      <w:r>
+        <w:rPr>
+          <w:b/>
+        </w:rPr>
+        <w:t xml:space="preserve">Copy link to this message</w:t>
+      </w:r>
+      <w:r>
+        <w:t xml:space="preserve"> and </w:t>
+      </w:r>
+      <w:r>
+        <w:rPr>
+          <w:b/>
+        </w:rPr>
+        <w:t xml:space="preserve">Delete</w:t>
+      </w:r>
+      <w:r>
+        <w:t xml:space="preserve"> (your own).</w:t>
+      </w:r>
+    </w:p>
+    <w:p>
+      <w:pPr>
+        <w:pStyle w:val="ListParagraph"/>
+        <w:numPr>
+          <w:ilvl w:val="0"/>
+          <w:numId w:val="17"/>
+        </w:numPr>
+      </w:pPr>
+      <w:r>
+        <w:rPr>
+          <w:b/>
+        </w:rPr>
+        <w:t xml:space="preserve">Edit</w:t>
+      </w:r>
+      <w:r>
+        <w:t xml:space="preserve"> changes the message in place: </w:t>
+      </w:r>
+      <w:r>
+        <w:rPr>
+          <w:b/>
+        </w:rPr>
+        <w:t xml:space="preserve">Ctrl+Enter</w:t>
+      </w:r>
+      <w:r>
+        <w:t xml:space="preserve"> saves, </w:t>
+      </w:r>
+      <w:r>
+        <w:rPr>
+          <w:b/>
+        </w:rPr>
+        <w:t xml:space="preserve">Esc</w:t>
+      </w:r>
+      <w:r>
+        <w:t xml:space="preserve"> cancels; others see "(edited)". </w:t>
+      </w:r>
+      <w:r>
+        <w:rPr>
+          <w:b/>
+        </w:rPr>
+        <w:t xml:space="preserve">Edit</w:t>
+      </w:r>
+      <w:r>
+        <w:t xml:space="preserve"> and </w:t>
+      </w:r>
+      <w:r>
+        <w:rPr>
+          <w:b/>
+        </w:rPr>
+        <w:t xml:space="preserve">Delete</w:t>
+      </w:r>
+      <w:r>
+        <w:t xml:space="preserve"> are only for the person who sent the message (not the chat's admin, not a site admin); others see "message deleted".</w:t>
+      </w:r>
+    </w:p>
+    <w:p>
+      <w:pPr>
+        <w:pStyle w:val="ListParagraph"/>
+        <w:numPr>
+          <w:ilvl w:val="0"/>
+          <w:numId w:val="17"/>
+        </w:numPr>
+      </w:pPr>
+      <w:r>
+        <w:rPr>
+          <w:b/>
+        </w:rPr>
+        <w:t xml:space="preserve">Pinned messages:</w:t>
+      </w:r>
+      <w:r>
+        <w:t xml:space="preserve"> anyone in the chat can pin a message, up to 100 a chat. The bar under the chat's name shows the latest one; click it to see the message and move on to the next; </w:t>
+      </w:r>
+      <w:r>
+        <w:rPr>
+          <w:b/>
+        </w:rPr>
+        <w:t xml:space="preserve">All</w:t>
+      </w:r>
+      <w:r>
+        <w:t xml:space="preserve"> lists them, with </w:t>
+      </w:r>
+      <w:r>
+        <w:rPr>
+          <w:b/>
+        </w:rPr>
+        <w:t xml:space="preserve">unpin</w:t>
       </w:r>
       <w:r>
         <w:t xml:space="preserve">.</w:t>
@@ -3457,29 +4243,38 @@
         <w:pStyle w:val="ListParagraph"/>
         <w:numPr>
           <w:ilvl w:val="0"/>
-          <w:numId w:val="14"/>
-        </w:numPr>
-      </w:pPr>
-      <w:r>
-        <w:t xml:space="preserve">The number on </w:t>
-      </w:r>
-      <w:r>
-        <w:rPr>
-          <w:b/>
-        </w:rPr>
-        <w:t xml:space="preserve">Chat</w:t>
-      </w:r>
-      <w:r>
-        <w:t xml:space="preserve"> in the top bar of every page shows unread messages; </w:t>
-      </w:r>
-      <w:r>
-        <w:rPr>
-          <w:b/>
-        </w:rPr>
-        <w:t xml:space="preserve">@</w:t>
-      </w:r>
-      <w:r>
-        <w:t xml:space="preserve"> means you were mentioned.</w:t>
+          <w:numId w:val="17"/>
+        </w:numPr>
+      </w:pPr>
+      <w:r>
+        <w:rPr>
+          <w:b/>
+        </w:rPr>
+        <w:t xml:space="preserve">Reactions</w:t>
+      </w:r>
+      <w:r>
+        <w:t xml:space="preserve"> show under the message with a count; tap one to add or take away yours.</w:t>
+      </w:r>
+    </w:p>
+    <w:p>
+      <w:pPr>
+        <w:pStyle w:val="ListParagraph"/>
+        <w:numPr>
+          <w:ilvl w:val="0"/>
+          <w:numId w:val="17"/>
+        </w:numPr>
+      </w:pPr>
+      <w:r>
+        <w:t xml:space="preserve">A message that could not be sent stays with </w:t>
+      </w:r>
+      <w:r>
+        <w:rPr>
+          <w:b/>
+        </w:rPr>
+        <w:t xml:space="preserve">send again</w:t>
+      </w:r>
+      <w:r>
+        <w:t xml:space="preserve">.</w:t>
       </w:r>
     </w:p>
     <w:p>
@@ -3488,497 +4283,158 @@
         <w:rPr>
           <w:b/>
         </w:rPr>
-        <w:t xml:space="preserve">Writing</w:t>
-      </w:r>
-    </w:p>
-    <w:p>
-      <w:pPr>
-        <w:pStyle w:val="ListParagraph"/>
-        <w:numPr>
-          <w:ilvl w:val="0"/>
-          <w:numId w:val="15"/>
-        </w:numPr>
-      </w:pPr>
-      <w:r>
-        <w:rPr>
-          <w:b/>
-        </w:rPr>
-        <w:t xml:space="preserve">Enter</w:t>
-      </w:r>
-      <w:r>
-        <w:t xml:space="preserve"> makes a new line; the </w:t>
-      </w:r>
-      <w:r>
-        <w:rPr>
-          <w:b/>
-        </w:rPr>
-        <w:t xml:space="preserve">Send</w:t>
-      </w:r>
-      <w:r>
-        <w:t xml:space="preserve"> button sends (on a keyboard, </w:t>
-      </w:r>
-      <w:r>
-        <w:rPr>
-          <w:b/>
-        </w:rPr>
-        <w:t xml:space="preserve">Ctrl+Enter</w:t>
-      </w:r>
-      <w:r>
-        <w:t xml:space="preserve"> sends too).</w:t>
-      </w:r>
-    </w:p>
-    <w:p>
-      <w:pPr>
-        <w:pStyle w:val="ListParagraph"/>
-        <w:numPr>
-          <w:ilvl w:val="0"/>
-          <w:numId w:val="15"/>
-        </w:numPr>
-      </w:pPr>
-      <w:r>
-        <w:t xml:space="preserve">Paste or drop screenshots, or use the paper clip for pictures and files up to 50 MB each. OneDrive, SharePoint and ACC links show as cards; a video link shows a play card, and a pasted OneDrive or SharePoint </w:t>
-      </w:r>
-      <w:r>
-        <w:rPr>
-          <w:b/>
-        </w:rPr>
-        <w:t xml:space="preserve">Embed</w:t>
-      </w:r>
-      <w:r>
-        <w:t xml:space="preserve"> code plays right in the chat.</w:t>
-      </w:r>
-    </w:p>
-    <w:p>
-      <w:pPr>
-        <w:pStyle w:val="ListParagraph"/>
-        <w:numPr>
-          <w:ilvl w:val="0"/>
-          <w:numId w:val="15"/>
-        </w:numPr>
-      </w:pPr>
-      <w:r>
-        <w:rPr>
-          <w:b/>
-        </w:rPr>
-        <w:t xml:space="preserve">@</w:t>
-      </w:r>
-      <w:r>
-        <w:t xml:space="preserve"> a person. </w:t>
-      </w:r>
-      <w:r>
-        <w:rPr>
-          <w:b/>
-        </w:rPr>
-        <w:t xml:space="preserve">#</w:t>
-      </w:r>
-      <w:r>
-        <w:t xml:space="preserve"> a task, </w:t>
-      </w:r>
-      <w:r>
-        <w:rPr>
-          <w:b/>
-        </w:rPr>
-        <w:t xml:space="preserve">!</w:t>
-      </w:r>
-      <w:r>
-        <w:t xml:space="preserve"> an issue, </w:t>
-      </w:r>
-      <w:r>
-        <w:rPr>
-          <w:b/>
-        </w:rPr>
-        <w:t xml:space="preserve">$</w:t>
-      </w:r>
-      <w:r>
-        <w:t xml:space="preserve"> a sheet, </w:t>
-      </w:r>
-      <w:r>
-        <w:rPr>
-          <w:b/>
-        </w:rPr>
-        <w:t xml:space="preserve">%</w:t>
-      </w:r>
-      <w:r>
-        <w:t xml:space="preserve"> the 3D model or a saved view: a list opens as you type. </w:t>
-      </w:r>
-      <w:r>
-        <w:rPr>
-          <w:b/>
-        </w:rPr>
-        <w:t xml:space="preserve">Choose the project first</w:t>
-      </w:r>
-      <w:r>
-        <w:t xml:space="preserve"> in the row of projects at the top of the list (in a project channel its own project is chosen). The </w:t>
-      </w:r>
-      <w:r>
-        <w:rPr>
-          <w:b/>
-        </w:rPr>
-        <w:t xml:space="preserve">#</w:t>
-      </w:r>
-      <w:r>
-        <w:t xml:space="preserve"> button beside the paper clip opens the same lists with tabs.</w:t>
-      </w:r>
-    </w:p>
-    <w:p>
-      <w:pPr>
-        <w:pStyle w:val="ListParagraph"/>
-        <w:numPr>
-          <w:ilvl w:val="0"/>
-          <w:numId w:val="15"/>
-        </w:numPr>
-      </w:pPr>
-      <w:r>
-        <w:t xml:space="preserve">The picked item shows in the message as a named link that opens it.</w:t>
-      </w:r>
-    </w:p>
-    <w:p>
-      <w:pPr>
-        <w:pStyle w:val="ListParagraph"/>
-        <w:numPr>
-          <w:ilvl w:val="0"/>
-          <w:numId w:val="15"/>
-        </w:numPr>
-      </w:pPr>
-      <w:r>
-        <w:t xml:space="preserve">🙂 adds emoji.</w:t>
+        <w:t xml:space="preserve">WhatsApp</w:t>
+      </w:r>
+    </w:p>
+    <w:p>
+      <w:pPr>
+        <w:pStyle w:val="ListParagraph"/>
+        <w:numPr>
+          <w:ilvl w:val="0"/>
+          <w:numId w:val="18"/>
+        </w:numPr>
+      </w:pPr>
+      <w:r>
+        <w:rPr>
+          <w:b/>
+        </w:rPr>
+        <w:t xml:space="preserve">Out:</w:t>
+      </w:r>
+      <w:r>
+        <w:t xml:space="preserve"> </w:t>
+      </w:r>
+      <w:r>
+        <w:rPr>
+          <w:b/>
+        </w:rPr>
+        <w:t xml:space="preserve">Send to WhatsApp</w:t>
+      </w:r>
+      <w:r>
+        <w:t xml:space="preserve"> on a message sends its words, links and files. On a phone, pictures go as themselves through the share sheet; on a computer it opens WhatsApp Desktop or WhatsApp Web.</w:t>
+      </w:r>
+    </w:p>
+    <w:p>
+      <w:pPr>
+        <w:pStyle w:val="ListParagraph"/>
+        <w:numPr>
+          <w:ilvl w:val="0"/>
+          <w:numId w:val="18"/>
+        </w:numPr>
+      </w:pPr>
+      <w:r>
+        <w:rPr>
+          <w:b/>
+        </w:rPr>
+        <w:t xml:space="preserve">Copied messages:</w:t>
+      </w:r>
+      <w:r>
+        <w:t xml:space="preserve"> messages copied in WhatsApp and pasted into the box are offered as one "From WhatsApp" quote.</w:t>
+      </w:r>
+    </w:p>
+    <w:p>
+      <w:pPr>
+        <w:pStyle w:val="ListParagraph"/>
+        <w:numPr>
+          <w:ilvl w:val="0"/>
+          <w:numId w:val="18"/>
+        </w:numPr>
+      </w:pPr>
+      <w:r>
+        <w:rPr>
+          <w:b/>
+        </w:rPr>
+        <w:t xml:space="preserve">Exported chat:</w:t>
+      </w:r>
+      <w:r>
+        <w:t xml:space="preserve"> in WhatsApp, the chat &gt; </w:t>
+      </w:r>
+      <w:r>
+        <w:rPr>
+          <w:b/>
+        </w:rPr>
+        <w:t xml:space="preserve">More</w:t>
+      </w:r>
+      <w:r>
+        <w:t xml:space="preserve"> &gt; </w:t>
+      </w:r>
+      <w:r>
+        <w:rPr>
+          <w:b/>
+        </w:rPr>
+        <w:t xml:space="preserve">Export chat</w:t>
+      </w:r>
+      <w:r>
+        <w:t xml:space="preserve">, and send yourself the .zip (with media) or .txt. Then in a chat's menu choose </w:t>
+      </w:r>
+      <w:r>
+        <w:rPr>
+          <w:b/>
+        </w:rPr>
+        <w:t xml:space="preserve">Import WhatsApp chat ...</w:t>
+      </w:r>
+      <w:r>
+        <w:t xml:space="preserve">: the messages arrive as one quote with the pictures in place.</w:t>
+      </w:r>
+    </w:p>
+    <w:p>
+      <w:pPr>
+        <w:pStyle w:val="ListParagraph"/>
+        <w:numPr>
+          <w:ilvl w:val="0"/>
+          <w:numId w:val="18"/>
+        </w:numPr>
+      </w:pPr>
+      <w:r>
+        <w:rPr>
+          <w:b/>
+        </w:rPr>
+        <w:t xml:space="preserve">Android:</w:t>
+      </w:r>
+      <w:r>
+        <w:t xml:space="preserve"> with the viewer installed as an app, use WhatsApp's </w:t>
+      </w:r>
+      <w:r>
+        <w:rPr>
+          <w:b/>
+        </w:rPr>
+        <w:t xml:space="preserve">Share</w:t>
+      </w:r>
+      <w:r>
+        <w:t xml:space="preserve"> &gt; </w:t>
+      </w:r>
+      <w:r>
+        <w:rPr>
+          <w:b/>
+        </w:rPr>
+        <w:t xml:space="preserve">LWK Viewer</w:t>
+      </w:r>
+      <w:r>
+        <w:t xml:space="preserve"> and choose the chat. (iPhone does not offer this: copy and paste, or export.)</w:t>
+      </w:r>
+    </w:p>
+    <w:p>
+      <w:pPr>
+        <w:pStyle w:val="ListParagraph"/>
+        <w:numPr>
+          <w:ilvl w:val="0"/>
+          <w:numId w:val="18"/>
+        </w:numPr>
+      </w:pPr>
+      <w:r>
+        <w:t xml:space="preserve">There is no automatic two-way link with WhatsApp.</w:t>
+      </w:r>
+    </w:p>
+    <w:p>
+      <w:pPr>
+        <w:pStyle w:val="Heading2"/>
+      </w:pPr>
+      <w:r>
+        <w:t xml:space="preserve">Sheets (2D)</w:t>
       </w:r>
     </w:p>
     <w:p>
       <w:pPr/>
       <w:r>
-        <w:rPr>
-          <w:b/>
-        </w:rPr>
-        <w:t xml:space="preserve">A message</w:t>
-      </w:r>
-    </w:p>
-    <w:p>
-      <w:pPr>
-        <w:pStyle w:val="ListParagraph"/>
-        <w:numPr>
-          <w:ilvl w:val="0"/>
-          <w:numId w:val="16"/>
-        </w:numPr>
-      </w:pPr>
-      <w:r>
-        <w:t xml:space="preserve">Hover a message (tap it on a phone): 🙂 </w:t>
-      </w:r>
-      <w:r>
-        <w:rPr>
-          <w:b/>
-        </w:rPr>
-        <w:t xml:space="preserve">React</w:t>
-      </w:r>
-      <w:r>
-        <w:t xml:space="preserve">, ↩ </w:t>
-      </w:r>
-      <w:r>
-        <w:rPr>
-          <w:b/>
-        </w:rPr>
-        <w:t xml:space="preserve">Reply</w:t>
-      </w:r>
-      <w:r>
-        <w:t xml:space="preserve">, ✏ </w:t>
-      </w:r>
-      <w:r>
-        <w:rPr>
-          <w:b/>
-        </w:rPr>
-        <w:t xml:space="preserve">Edit</w:t>
-      </w:r>
-      <w:r>
-        <w:t xml:space="preserve"> (your own) and ⋯ </w:t>
-      </w:r>
-      <w:r>
-        <w:rPr>
-          <w:b/>
-        </w:rPr>
-        <w:t xml:space="preserve">More</w:t>
-      </w:r>
-      <w:r>
-        <w:t xml:space="preserve">: </w:t>
-      </w:r>
-      <w:r>
-        <w:rPr>
-          <w:b/>
-        </w:rPr>
-        <w:t xml:space="preserve">Copy</w:t>
-      </w:r>
-      <w:r>
-        <w:t xml:space="preserve">, </w:t>
-      </w:r>
-      <w:r>
-        <w:rPr>
-          <w:b/>
-        </w:rPr>
-        <w:t xml:space="preserve">Forward to another chat</w:t>
-      </w:r>
-      <w:r>
-        <w:t xml:space="preserve">, </w:t>
-      </w:r>
-      <w:r>
-        <w:rPr>
-          <w:b/>
-        </w:rPr>
-        <w:t xml:space="preserve">Send to WhatsApp</w:t>
-      </w:r>
-      <w:r>
-        <w:t xml:space="preserve"> and </w:t>
-      </w:r>
-      <w:r>
-        <w:rPr>
-          <w:b/>
-        </w:rPr>
-        <w:t xml:space="preserve">Delete</w:t>
-      </w:r>
-      <w:r>
-        <w:t xml:space="preserve">.</w:t>
-      </w:r>
-    </w:p>
-    <w:p>
-      <w:pPr>
-        <w:pStyle w:val="ListParagraph"/>
-        <w:numPr>
-          <w:ilvl w:val="0"/>
-          <w:numId w:val="16"/>
-        </w:numPr>
-      </w:pPr>
-      <w:r>
-        <w:rPr>
-          <w:b/>
-        </w:rPr>
-        <w:t xml:space="preserve">Edit</w:t>
-      </w:r>
-      <w:r>
-        <w:t xml:space="preserve"> changes the message in place: </w:t>
-      </w:r>
-      <w:r>
-        <w:rPr>
-          <w:b/>
-        </w:rPr>
-        <w:t xml:space="preserve">Ctrl+Enter</w:t>
-      </w:r>
-      <w:r>
-        <w:t xml:space="preserve"> saves, </w:t>
-      </w:r>
-      <w:r>
-        <w:rPr>
-          <w:b/>
-        </w:rPr>
-        <w:t xml:space="preserve">Esc</w:t>
-      </w:r>
-      <w:r>
-        <w:t xml:space="preserve"> cancels; others see "(edited)". </w:t>
-      </w:r>
-      <w:r>
-        <w:rPr>
-          <w:b/>
-        </w:rPr>
-        <w:t xml:space="preserve">Delete</w:t>
-      </w:r>
-      <w:r>
-        <w:t xml:space="preserve"> is for the writer, the chat's admin or a site admin; others see "message deleted".</w:t>
-      </w:r>
-    </w:p>
-    <w:p>
-      <w:pPr>
-        <w:pStyle w:val="ListParagraph"/>
-        <w:numPr>
-          <w:ilvl w:val="0"/>
-          <w:numId w:val="16"/>
-        </w:numPr>
-      </w:pPr>
-      <w:r>
-        <w:rPr>
-          <w:b/>
-        </w:rPr>
-        <w:t xml:space="preserve">Reactions</w:t>
-      </w:r>
-      <w:r>
-        <w:t xml:space="preserve"> show under the message with a count; tap one to add or take away yours.</w:t>
-      </w:r>
-    </w:p>
-    <w:p>
-      <w:pPr>
-        <w:pStyle w:val="ListParagraph"/>
-        <w:numPr>
-          <w:ilvl w:val="0"/>
-          <w:numId w:val="16"/>
-        </w:numPr>
-      </w:pPr>
-      <w:r>
-        <w:t xml:space="preserve">A message that could not be sent stays with </w:t>
-      </w:r>
-      <w:r>
-        <w:rPr>
-          <w:b/>
-        </w:rPr>
-        <w:t xml:space="preserve">send again</w:t>
-      </w:r>
-      <w:r>
-        <w:t xml:space="preserve">.</w:t>
-      </w:r>
-    </w:p>
-    <w:p>
-      <w:pPr/>
-      <w:r>
-        <w:rPr>
-          <w:b/>
-        </w:rPr>
-        <w:t xml:space="preserve">WhatsApp</w:t>
-      </w:r>
-    </w:p>
-    <w:p>
-      <w:pPr>
-        <w:pStyle w:val="ListParagraph"/>
-        <w:numPr>
-          <w:ilvl w:val="0"/>
-          <w:numId w:val="17"/>
-        </w:numPr>
-      </w:pPr>
-      <w:r>
-        <w:rPr>
-          <w:b/>
-        </w:rPr>
-        <w:t xml:space="preserve">Out:</w:t>
-      </w:r>
-      <w:r>
-        <w:t xml:space="preserve"> </w:t>
-      </w:r>
-      <w:r>
-        <w:rPr>
-          <w:b/>
-        </w:rPr>
-        <w:t xml:space="preserve">Send to WhatsApp</w:t>
-      </w:r>
-      <w:r>
-        <w:t xml:space="preserve"> on a message sends its words, links and files. On a phone, pictures go as themselves through the share sheet; on a computer it opens WhatsApp Desktop or WhatsApp Web.</w:t>
-      </w:r>
-    </w:p>
-    <w:p>
-      <w:pPr>
-        <w:pStyle w:val="ListParagraph"/>
-        <w:numPr>
-          <w:ilvl w:val="0"/>
-          <w:numId w:val="17"/>
-        </w:numPr>
-      </w:pPr>
-      <w:r>
-        <w:rPr>
-          <w:b/>
-        </w:rPr>
-        <w:t xml:space="preserve">Copied messages:</w:t>
-      </w:r>
-      <w:r>
-        <w:t xml:space="preserve"> messages copied in WhatsApp and pasted into the box are offered as one "From WhatsApp" quote.</w:t>
-      </w:r>
-    </w:p>
-    <w:p>
-      <w:pPr>
-        <w:pStyle w:val="ListParagraph"/>
-        <w:numPr>
-          <w:ilvl w:val="0"/>
-          <w:numId w:val="17"/>
-        </w:numPr>
-      </w:pPr>
-      <w:r>
-        <w:rPr>
-          <w:b/>
-        </w:rPr>
-        <w:t xml:space="preserve">Exported chat:</w:t>
-      </w:r>
-      <w:r>
-        <w:t xml:space="preserve"> in WhatsApp, the chat &gt; </w:t>
-      </w:r>
-      <w:r>
-        <w:rPr>
-          <w:b/>
-        </w:rPr>
-        <w:t xml:space="preserve">More</w:t>
-      </w:r>
-      <w:r>
-        <w:t xml:space="preserve"> &gt; </w:t>
-      </w:r>
-      <w:r>
-        <w:rPr>
-          <w:b/>
-        </w:rPr>
-        <w:t xml:space="preserve">Export chat</w:t>
-      </w:r>
-      <w:r>
-        <w:t xml:space="preserve">, and send yourself the .zip (with media) or .txt. Then in a chat's menu choose </w:t>
-      </w:r>
-      <w:r>
-        <w:rPr>
-          <w:b/>
-        </w:rPr>
-        <w:t xml:space="preserve">Import WhatsApp chat ...</w:t>
-      </w:r>
-      <w:r>
-        <w:t xml:space="preserve">: the messages arrive as one quote with the pictures in place.</w:t>
-      </w:r>
-    </w:p>
-    <w:p>
-      <w:pPr>
-        <w:pStyle w:val="ListParagraph"/>
-        <w:numPr>
-          <w:ilvl w:val="0"/>
-          <w:numId w:val="17"/>
-        </w:numPr>
-      </w:pPr>
-      <w:r>
-        <w:rPr>
-          <w:b/>
-        </w:rPr>
-        <w:t xml:space="preserve">Android:</w:t>
-      </w:r>
-      <w:r>
-        <w:t xml:space="preserve"> with the viewer installed as an app, use WhatsApp's </w:t>
-      </w:r>
-      <w:r>
-        <w:rPr>
-          <w:b/>
-        </w:rPr>
-        <w:t xml:space="preserve">Share</w:t>
-      </w:r>
-      <w:r>
-        <w:t xml:space="preserve"> &gt; </w:t>
-      </w:r>
-      <w:r>
-        <w:rPr>
-          <w:b/>
-        </w:rPr>
-        <w:t xml:space="preserve">LWK Viewer</w:t>
-      </w:r>
-      <w:r>
-        <w:t xml:space="preserve"> and choose the chat. (iPhone does not offer this: copy and paste, or export.)</w:t>
-      </w:r>
-    </w:p>
-    <w:p>
-      <w:pPr>
-        <w:pStyle w:val="ListParagraph"/>
-        <w:numPr>
-          <w:ilvl w:val="0"/>
-          <w:numId w:val="17"/>
-        </w:numPr>
-      </w:pPr>
-      <w:r>
-        <w:t xml:space="preserve">There is no automatic two-way link with WhatsApp.</w:t>
-      </w:r>
-    </w:p>
-    <w:p>
-      <w:pPr>
-        <w:pStyle w:val="Heading2"/>
-      </w:pPr>
-      <w:r>
-        <w:t xml:space="preserve">Sheets (2D)</w:t>
-      </w:r>
-    </w:p>
-    <w:p>
-      <w:pPr/>
-      <w:r>
         <w:t xml:space="preserve">The Sheets page shows every published sheet as the real PDF, searchable and ready for markup; markups save by themselves, there is no Save button.</w:t>
       </w:r>
     </w:p>
@@ -3995,7 +4451,7 @@
         <w:pStyle w:val="ListParagraph"/>
         <w:numPr>
           <w:ilvl w:val="0"/>
-          <w:numId w:val="18"/>
+          <w:numId w:val="19"/>
         </w:numPr>
       </w:pPr>
       <w:r>
@@ -4016,7 +4472,7 @@
         <w:pStyle w:val="ListParagraph"/>
         <w:numPr>
           <w:ilvl w:val="0"/>
-          <w:numId w:val="18"/>
+          <w:numId w:val="19"/>
         </w:numPr>
       </w:pPr>
       <w:r>
@@ -4028,7 +4484,7 @@
         <w:pStyle w:val="ListParagraph"/>
         <w:numPr>
           <w:ilvl w:val="0"/>
-          <w:numId w:val="18"/>
+          <w:numId w:val="19"/>
         </w:numPr>
       </w:pPr>
       <w:r>
@@ -4046,7 +4502,7 @@
         <w:pStyle w:val="ListParagraph"/>
         <w:numPr>
           <w:ilvl w:val="0"/>
-          <w:numId w:val="18"/>
+          <w:numId w:val="19"/>
         </w:numPr>
       </w:pPr>
       <w:r>
@@ -4064,7 +4520,7 @@
         <w:pStyle w:val="ListParagraph"/>
         <w:numPr>
           <w:ilvl w:val="0"/>
-          <w:numId w:val="18"/>
+          <w:numId w:val="19"/>
         </w:numPr>
       </w:pPr>
       <w:r>
@@ -4389,7 +4845,7 @@
         <w:pStyle w:val="ListParagraph"/>
         <w:numPr>
           <w:ilvl w:val="0"/>
-          <w:numId w:val="19"/>
+          <w:numId w:val="20"/>
         </w:numPr>
       </w:pPr>
       <w:r>
@@ -4407,7 +4863,7 @@
         <w:pStyle w:val="ListParagraph"/>
         <w:numPr>
           <w:ilvl w:val="0"/>
-          <w:numId w:val="19"/>
+          <w:numId w:val="20"/>
         </w:numPr>
       </w:pPr>
       <w:r>
@@ -4434,7 +4890,7 @@
         <w:pStyle w:val="ListParagraph"/>
         <w:numPr>
           <w:ilvl w:val="0"/>
-          <w:numId w:val="19"/>
+          <w:numId w:val="20"/>
         </w:numPr>
       </w:pPr>
       <w:r>
@@ -4461,7 +4917,7 @@
         <w:pStyle w:val="ListParagraph"/>
         <w:numPr>
           <w:ilvl w:val="0"/>
-          <w:numId w:val="19"/>
+          <w:numId w:val="20"/>
         </w:numPr>
       </w:pPr>
       <w:r>
@@ -4708,7 +5164,7 @@
         <w:pStyle w:val="ListParagraph"/>
         <w:numPr>
           <w:ilvl w:val="0"/>
-          <w:numId w:val="20"/>
+          <w:numId w:val="21"/>
         </w:numPr>
       </w:pPr>
       <w:r>
@@ -4735,7 +5191,7 @@
         <w:pStyle w:val="ListParagraph"/>
         <w:numPr>
           <w:ilvl w:val="0"/>
-          <w:numId w:val="20"/>
+          <w:numId w:val="21"/>
         </w:numPr>
       </w:pPr>
       <w:r>
@@ -4753,7 +5209,7 @@
         <w:pStyle w:val="ListParagraph"/>
         <w:numPr>
           <w:ilvl w:val="0"/>
-          <w:numId w:val="20"/>
+          <w:numId w:val="21"/>
         </w:numPr>
       </w:pPr>
       <w:r>
@@ -4771,7 +5227,7 @@
         <w:pStyle w:val="ListParagraph"/>
         <w:numPr>
           <w:ilvl w:val="0"/>
-          <w:numId w:val="20"/>
+          <w:numId w:val="21"/>
         </w:numPr>
       </w:pPr>
       <w:r>
@@ -4834,7 +5290,7 @@
         <w:pStyle w:val="ListParagraph"/>
         <w:numPr>
           <w:ilvl w:val="0"/>
-          <w:numId w:val="20"/>
+          <w:numId w:val="21"/>
         </w:numPr>
       </w:pPr>
       <w:r>
@@ -4860,7 +5316,7 @@
         <w:pStyle w:val="ListParagraph"/>
         <w:numPr>
           <w:ilvl w:val="0"/>
-          <w:numId w:val="21"/>
+          <w:numId w:val="22"/>
         </w:numPr>
       </w:pPr>
       <w:r>
@@ -4896,7 +5352,7 @@
         <w:pStyle w:val="ListParagraph"/>
         <w:numPr>
           <w:ilvl w:val="0"/>
-          <w:numId w:val="21"/>
+          <w:numId w:val="22"/>
         </w:numPr>
       </w:pPr>
       <w:r>
@@ -4914,7 +5370,7 @@
         <w:pStyle w:val="ListParagraph"/>
         <w:numPr>
           <w:ilvl w:val="0"/>
-          <w:numId w:val="21"/>
+          <w:numId w:val="22"/>
         </w:numPr>
       </w:pPr>
       <w:r>
@@ -5515,7 +5971,7 @@
         <w:pStyle w:val="ListParagraph"/>
         <w:numPr>
           <w:ilvl w:val="0"/>
-          <w:numId w:val="22"/>
+          <w:numId w:val="23"/>
         </w:numPr>
       </w:pPr>
       <w:r>
@@ -5554,7 +6010,7 @@
         <w:pStyle w:val="ListParagraph"/>
         <w:numPr>
           <w:ilvl w:val="0"/>
-          <w:numId w:val="22"/>
+          <w:numId w:val="23"/>
         </w:numPr>
       </w:pPr>
       <w:r>
@@ -5575,7 +6031,7 @@
         <w:pStyle w:val="ListParagraph"/>
         <w:numPr>
           <w:ilvl w:val="0"/>
-          <w:numId w:val="22"/>
+          <w:numId w:val="23"/>
         </w:numPr>
       </w:pPr>
       <w:r>
@@ -5593,7 +6049,7 @@
         <w:pStyle w:val="ListParagraph"/>
         <w:numPr>
           <w:ilvl w:val="0"/>
-          <w:numId w:val="22"/>
+          <w:numId w:val="23"/>
         </w:numPr>
       </w:pPr>
       <w:r>
@@ -5628,7 +6084,7 @@
         <w:pStyle w:val="ListParagraph"/>
         <w:numPr>
           <w:ilvl w:val="0"/>
-          <w:numId w:val="23"/>
+          <w:numId w:val="24"/>
         </w:numPr>
       </w:pPr>
       <w:r>
@@ -5658,7 +6114,7 @@
         <w:pStyle w:val="ListParagraph"/>
         <w:numPr>
           <w:ilvl w:val="0"/>
-          <w:numId w:val="23"/>
+          <w:numId w:val="24"/>
         </w:numPr>
       </w:pPr>
       <w:r>
@@ -5670,7 +6126,7 @@
         <w:pStyle w:val="ListParagraph"/>
         <w:numPr>
           <w:ilvl w:val="0"/>
-          <w:numId w:val="23"/>
+          <w:numId w:val="24"/>
         </w:numPr>
       </w:pPr>
       <w:r>
@@ -5697,7 +6153,7 @@
         <w:pStyle w:val="ListParagraph"/>
         <w:numPr>
           <w:ilvl w:val="0"/>
-          <w:numId w:val="23"/>
+          <w:numId w:val="24"/>
         </w:numPr>
       </w:pPr>
       <w:r>
@@ -5723,7 +6179,7 @@
         <w:pStyle w:val="ListParagraph"/>
         <w:numPr>
           <w:ilvl w:val="0"/>
-          <w:numId w:val="24"/>
+          <w:numId w:val="25"/>
         </w:numPr>
       </w:pPr>
       <w:r>
@@ -5744,7 +6200,7 @@
         <w:pStyle w:val="ListParagraph"/>
         <w:numPr>
           <w:ilvl w:val="0"/>
-          <w:numId w:val="24"/>
+          <w:numId w:val="25"/>
         </w:numPr>
       </w:pPr>
       <w:r>
@@ -5771,7 +6227,7 @@
         <w:pStyle w:val="ListParagraph"/>
         <w:numPr>
           <w:ilvl w:val="0"/>
-          <w:numId w:val="24"/>
+          <w:numId w:val="25"/>
         </w:numPr>
       </w:pPr>
       <w:r>
@@ -5789,7 +6245,7 @@
         <w:pStyle w:val="ListParagraph"/>
         <w:numPr>
           <w:ilvl w:val="0"/>
-          <w:numId w:val="24"/>
+          <w:numId w:val="25"/>
         </w:numPr>
       </w:pPr>
       <w:r>
@@ -5807,7 +6263,7 @@
         <w:pStyle w:val="ListParagraph"/>
         <w:numPr>
           <w:ilvl w:val="0"/>
-          <w:numId w:val="24"/>
+          <w:numId w:val="25"/>
         </w:numPr>
       </w:pPr>
       <w:r>
@@ -5928,7 +6384,7 @@
         <w:pStyle w:val="ListParagraph"/>
         <w:numPr>
           <w:ilvl w:val="0"/>
-          <w:numId w:val="25"/>
+          <w:numId w:val="26"/>
         </w:numPr>
       </w:pPr>
       <w:r>
@@ -5973,7 +6429,7 @@
         <w:pStyle w:val="ListParagraph"/>
         <w:numPr>
           <w:ilvl w:val="0"/>
-          <w:numId w:val="25"/>
+          <w:numId w:val="26"/>
         </w:numPr>
       </w:pPr>
       <w:r>
@@ -6009,7 +6465,7 @@
         <w:pStyle w:val="ListParagraph"/>
         <w:numPr>
           <w:ilvl w:val="0"/>
-          <w:numId w:val="25"/>
+          <w:numId w:val="26"/>
         </w:numPr>
       </w:pPr>
       <w:r>
@@ -6052,7 +6508,7 @@
         <w:pStyle w:val="ListParagraph"/>
         <w:numPr>
           <w:ilvl w:val="0"/>
-          <w:numId w:val="26"/>
+          <w:numId w:val="27"/>
         </w:numPr>
       </w:pPr>
       <w:r>
@@ -6073,7 +6529,7 @@
         <w:pStyle w:val="ListParagraph"/>
         <w:numPr>
           <w:ilvl w:val="0"/>
-          <w:numId w:val="26"/>
+          <w:numId w:val="27"/>
         </w:numPr>
       </w:pPr>
       <w:r>
@@ -6100,7 +6556,7 @@
         <w:pStyle w:val="ListParagraph"/>
         <w:numPr>
           <w:ilvl w:val="0"/>
-          <w:numId w:val="26"/>
+          <w:numId w:val="27"/>
         </w:numPr>
       </w:pPr>
       <w:r>
@@ -6163,7 +6619,7 @@
         <w:pStyle w:val="ListParagraph"/>
         <w:numPr>
           <w:ilvl w:val="0"/>
-          <w:numId w:val="26"/>
+          <w:numId w:val="27"/>
         </w:numPr>
       </w:pPr>
       <w:r>
@@ -6328,7 +6784,7 @@
         <w:pStyle w:val="ListParagraph"/>
         <w:numPr>
           <w:ilvl w:val="0"/>
-          <w:numId w:val="27"/>
+          <w:numId w:val="28"/>
         </w:numPr>
       </w:pPr>
       <w:r>
@@ -6355,7 +6811,7 @@
         <w:pStyle w:val="ListParagraph"/>
         <w:numPr>
           <w:ilvl w:val="0"/>
-          <w:numId w:val="27"/>
+          <w:numId w:val="28"/>
         </w:numPr>
       </w:pPr>
       <w:r>
@@ -6376,7 +6832,7 @@
         <w:pStyle w:val="ListParagraph"/>
         <w:numPr>
           <w:ilvl w:val="0"/>
-          <w:numId w:val="27"/>
+          <w:numId w:val="28"/>
         </w:numPr>
       </w:pPr>
       <w:r>
@@ -6657,7 +7113,7 @@
         <w:pStyle w:val="ListParagraph"/>
         <w:numPr>
           <w:ilvl w:val="0"/>
-          <w:numId w:val="28"/>
+          <w:numId w:val="29"/>
         </w:numPr>
       </w:pPr>
       <w:r>
@@ -6678,7 +7134,7 @@
         <w:pStyle w:val="ListParagraph"/>
         <w:numPr>
           <w:ilvl w:val="0"/>
-          <w:numId w:val="28"/>
+          <w:numId w:val="29"/>
         </w:numPr>
       </w:pPr>
       <w:r>
@@ -6696,7 +7152,7 @@
         <w:pStyle w:val="ListParagraph"/>
         <w:numPr>
           <w:ilvl w:val="0"/>
-          <w:numId w:val="28"/>
+          <w:numId w:val="29"/>
         </w:numPr>
       </w:pPr>
       <w:r>
@@ -6714,7 +7170,7 @@
         <w:pStyle w:val="ListParagraph"/>
         <w:numPr>
           <w:ilvl w:val="0"/>
-          <w:numId w:val="28"/>
+          <w:numId w:val="29"/>
         </w:numPr>
       </w:pPr>
       <w:r>
@@ -6734,7 +7190,7 @@
         <w:pStyle w:val="ListParagraph"/>
         <w:numPr>
           <w:ilvl w:val="0"/>
-          <w:numId w:val="29"/>
+          <w:numId w:val="30"/>
         </w:numPr>
       </w:pPr>
       <w:r>
@@ -6764,7 +7220,7 @@
         <w:pStyle w:val="ListParagraph"/>
         <w:numPr>
           <w:ilvl w:val="0"/>
-          <w:numId w:val="29"/>
+          <w:numId w:val="30"/>
         </w:numPr>
       </w:pPr>
       <w:r>
@@ -6807,7 +7263,7 @@
         <w:pStyle w:val="ListParagraph"/>
         <w:numPr>
           <w:ilvl w:val="0"/>
-          <w:numId w:val="30"/>
+          <w:numId w:val="31"/>
         </w:numPr>
       </w:pPr>
       <w:r>
@@ -6864,7 +7320,7 @@
         <w:pStyle w:val="ListParagraph"/>
         <w:numPr>
           <w:ilvl w:val="0"/>
-          <w:numId w:val="30"/>
+          <w:numId w:val="31"/>
         </w:numPr>
       </w:pPr>
       <w:r>
@@ -6876,7 +7332,7 @@
         <w:pStyle w:val="ListParagraph"/>
         <w:numPr>
           <w:ilvl w:val="0"/>
-          <w:numId w:val="30"/>
+          <w:numId w:val="31"/>
         </w:numPr>
       </w:pPr>
       <w:r>
@@ -6906,7 +7362,7 @@
         <w:pStyle w:val="ListParagraph"/>
         <w:numPr>
           <w:ilvl w:val="0"/>
-          <w:numId w:val="30"/>
+          <w:numId w:val="31"/>
         </w:numPr>
       </w:pPr>
       <w:r>
@@ -7332,7 +7788,7 @@
         <w:pStyle w:val="ListParagraph"/>
         <w:numPr>
           <w:ilvl w:val="0"/>
-          <w:numId w:val="31"/>
+          <w:numId w:val="32"/>
         </w:numPr>
       </w:pPr>
       <w:r>
@@ -7344,7 +7800,7 @@
         <w:pStyle w:val="ListParagraph"/>
         <w:numPr>
           <w:ilvl w:val="0"/>
-          <w:numId w:val="31"/>
+          <w:numId w:val="32"/>
         </w:numPr>
       </w:pPr>
       <w:r>
@@ -7356,7 +7812,7 @@
         <w:pStyle w:val="ListParagraph"/>
         <w:numPr>
           <w:ilvl w:val="0"/>
-          <w:numId w:val="31"/>
+          <w:numId w:val="32"/>
         </w:numPr>
       </w:pPr>
       <w:r>
@@ -7376,7 +7832,7 @@
         <w:pStyle w:val="ListParagraph"/>
         <w:numPr>
           <w:ilvl w:val="0"/>
-          <w:numId w:val="32"/>
+          <w:numId w:val="33"/>
         </w:numPr>
       </w:pPr>
       <w:r>
@@ -7403,7 +7859,7 @@
         <w:pStyle w:val="ListParagraph"/>
         <w:numPr>
           <w:ilvl w:val="0"/>
-          <w:numId w:val="32"/>
+          <w:numId w:val="33"/>
         </w:numPr>
       </w:pPr>
       <w:r>
@@ -7430,7 +7886,7 @@
         <w:pStyle w:val="ListParagraph"/>
         <w:numPr>
           <w:ilvl w:val="0"/>
-          <w:numId w:val="32"/>
+          <w:numId w:val="33"/>
         </w:numPr>
       </w:pPr>
       <w:r>
@@ -7900,7 +8356,7 @@
         <w:pStyle w:val="ListParagraph"/>
         <w:numPr>
           <w:ilvl w:val="0"/>
-          <w:numId w:val="33"/>
+          <w:numId w:val="34"/>
         </w:numPr>
       </w:pPr>
       <w:r>
@@ -7918,7 +8374,7 @@
         <w:pStyle w:val="ListParagraph"/>
         <w:numPr>
           <w:ilvl w:val="0"/>
-          <w:numId w:val="33"/>
+          <w:numId w:val="34"/>
         </w:numPr>
       </w:pPr>
       <w:r>
@@ -7936,7 +8392,7 @@
         <w:pStyle w:val="ListParagraph"/>
         <w:numPr>
           <w:ilvl w:val="0"/>
-          <w:numId w:val="33"/>
+          <w:numId w:val="34"/>
         </w:numPr>
       </w:pPr>
       <w:r>
@@ -7954,7 +8410,7 @@
         <w:pStyle w:val="ListParagraph"/>
         <w:numPr>
           <w:ilvl w:val="0"/>
-          <w:numId w:val="33"/>
+          <w:numId w:val="34"/>
         </w:numPr>
       </w:pPr>
       <w:r>
@@ -8441,7 +8897,7 @@
         <w:pStyle w:val="ListParagraph"/>
         <w:numPr>
           <w:ilvl w:val="0"/>
-          <w:numId w:val="34"/>
+          <w:numId w:val="35"/>
         </w:numPr>
       </w:pPr>
       <w:r>
@@ -8453,7 +8909,7 @@
         <w:pStyle w:val="ListParagraph"/>
         <w:numPr>
           <w:ilvl w:val="0"/>
-          <w:numId w:val="34"/>
+          <w:numId w:val="35"/>
         </w:numPr>
       </w:pPr>
       <w:r>
@@ -8501,7 +8957,7 @@
         <w:pStyle w:val="ListParagraph"/>
         <w:numPr>
           <w:ilvl w:val="0"/>
-          <w:numId w:val="34"/>
+          <w:numId w:val="35"/>
         </w:numPr>
       </w:pPr>
       <w:r>
@@ -8528,7 +8984,7 @@
         <w:pStyle w:val="ListParagraph"/>
         <w:numPr>
           <w:ilvl w:val="0"/>
-          <w:numId w:val="34"/>
+          <w:numId w:val="35"/>
         </w:numPr>
       </w:pPr>
       <w:r>
@@ -8546,7 +9002,7 @@
         <w:pStyle w:val="ListParagraph"/>
         <w:numPr>
           <w:ilvl w:val="0"/>
-          <w:numId w:val="34"/>
+          <w:numId w:val="35"/>
         </w:numPr>
       </w:pPr>
       <w:r>
@@ -8564,7 +9020,7 @@
         <w:pStyle w:val="ListParagraph"/>
         <w:numPr>
           <w:ilvl w:val="0"/>
-          <w:numId w:val="34"/>
+          <w:numId w:val="35"/>
         </w:numPr>
       </w:pPr>
       <w:r>
@@ -8609,7 +9065,7 @@
         <w:pStyle w:val="ListParagraph"/>
         <w:numPr>
           <w:ilvl w:val="0"/>
-          <w:numId w:val="34"/>
+          <w:numId w:val="35"/>
         </w:numPr>
       </w:pPr>
       <w:r>
@@ -8645,7 +9101,7 @@
         <w:pStyle w:val="ListParagraph"/>
         <w:numPr>
           <w:ilvl w:val="0"/>
-          <w:numId w:val="34"/>
+          <w:numId w:val="35"/>
         </w:numPr>
       </w:pPr>
       <w:r>
@@ -8894,7 +9350,7 @@
         <w:pStyle w:val="ListParagraph"/>
         <w:numPr>
           <w:ilvl w:val="0"/>
-          <w:numId w:val="35"/>
+          <w:numId w:val="36"/>
         </w:numPr>
       </w:pPr>
       <w:r>
@@ -8930,7 +9386,7 @@
         <w:pStyle w:val="ListParagraph"/>
         <w:numPr>
           <w:ilvl w:val="0"/>
-          <w:numId w:val="35"/>
+          <w:numId w:val="36"/>
         </w:numPr>
       </w:pPr>
       <w:r>
@@ -8975,7 +9431,7 @@
         <w:pStyle w:val="ListParagraph"/>
         <w:numPr>
           <w:ilvl w:val="0"/>
-          <w:numId w:val="35"/>
+          <w:numId w:val="36"/>
         </w:numPr>
       </w:pPr>
       <w:r>
@@ -9001,7 +9457,7 @@
         <w:pStyle w:val="ListParagraph"/>
         <w:numPr>
           <w:ilvl w:val="0"/>
-          <w:numId w:val="36"/>
+          <w:numId w:val="37"/>
         </w:numPr>
       </w:pPr>
       <w:r>
@@ -9028,7 +9484,7 @@
         <w:pStyle w:val="ListParagraph"/>
         <w:numPr>
           <w:ilvl w:val="0"/>
-          <w:numId w:val="36"/>
+          <w:numId w:val="37"/>
         </w:numPr>
       </w:pPr>
       <w:r>
@@ -9049,7 +9505,7 @@
         <w:pStyle w:val="ListParagraph"/>
         <w:numPr>
           <w:ilvl w:val="0"/>
-          <w:numId w:val="36"/>
+          <w:numId w:val="37"/>
         </w:numPr>
       </w:pPr>
       <w:r>
@@ -9090,7 +9546,7 @@
         <w:pStyle w:val="ListParagraph"/>
         <w:numPr>
           <w:ilvl w:val="0"/>
-          <w:numId w:val="37"/>
+          <w:numId w:val="38"/>
         </w:numPr>
       </w:pPr>
       <w:r>
@@ -9135,7 +9591,7 @@
         <w:pStyle w:val="ListParagraph"/>
         <w:numPr>
           <w:ilvl w:val="0"/>
-          <w:numId w:val="37"/>
+          <w:numId w:val="38"/>
         </w:numPr>
       </w:pPr>
       <w:r>
@@ -9171,7 +9627,7 @@
         <w:pStyle w:val="ListParagraph"/>
         <w:numPr>
           <w:ilvl w:val="0"/>
-          <w:numId w:val="37"/>
+          <w:numId w:val="38"/>
         </w:numPr>
       </w:pPr>
       <w:r>
@@ -9198,7 +9654,7 @@
         <w:pStyle w:val="ListParagraph"/>
         <w:numPr>
           <w:ilvl w:val="0"/>
-          <w:numId w:val="37"/>
+          <w:numId w:val="38"/>
         </w:numPr>
       </w:pPr>
       <w:r>
@@ -9513,7 +9969,7 @@
         <w:pStyle w:val="ListParagraph"/>
         <w:numPr>
           <w:ilvl w:val="0"/>
-          <w:numId w:val="38"/>
+          <w:numId w:val="39"/>
         </w:numPr>
       </w:pPr>
       <w:r>
@@ -9588,7 +10044,7 @@
         <w:pStyle w:val="ListParagraph"/>
         <w:numPr>
           <w:ilvl w:val="0"/>
-          <w:numId w:val="38"/>
+          <w:numId w:val="39"/>
         </w:numPr>
       </w:pPr>
       <w:r>
@@ -9618,7 +10074,7 @@
         <w:pStyle w:val="ListParagraph"/>
         <w:numPr>
           <w:ilvl w:val="0"/>
-          <w:numId w:val="38"/>
+          <w:numId w:val="39"/>
         </w:numPr>
       </w:pPr>
       <w:r>
@@ -9644,7 +10100,7 @@
         <w:pStyle w:val="ListParagraph"/>
         <w:numPr>
           <w:ilvl w:val="0"/>
-          <w:numId w:val="39"/>
+          <w:numId w:val="40"/>
         </w:numPr>
       </w:pPr>
       <w:r>
@@ -9674,7 +10130,7 @@
         <w:pStyle w:val="ListParagraph"/>
         <w:numPr>
           <w:ilvl w:val="0"/>
-          <w:numId w:val="39"/>
+          <w:numId w:val="40"/>
         </w:numPr>
       </w:pPr>
       <w:r>
@@ -9695,7 +10151,7 @@
         <w:pStyle w:val="ListParagraph"/>
         <w:numPr>
           <w:ilvl w:val="0"/>
-          <w:numId w:val="39"/>
+          <w:numId w:val="40"/>
         </w:numPr>
       </w:pPr>
       <w:r>
@@ -9725,7 +10181,7 @@
         <w:pStyle w:val="ListParagraph"/>
         <w:numPr>
           <w:ilvl w:val="0"/>
-          <w:numId w:val="40"/>
+          <w:numId w:val="41"/>
         </w:numPr>
       </w:pPr>
       <w:r>
@@ -9737,7 +10193,7 @@
         <w:pStyle w:val="ListParagraph"/>
         <w:numPr>
           <w:ilvl w:val="0"/>
-          <w:numId w:val="40"/>
+          <w:numId w:val="41"/>
         </w:numPr>
       </w:pPr>
       <w:r>
@@ -9781,7 +10237,7 @@
         <w:pStyle w:val="ListParagraph"/>
         <w:numPr>
           <w:ilvl w:val="0"/>
-          <w:numId w:val="41"/>
+          <w:numId w:val="42"/>
         </w:numPr>
       </w:pPr>
       <w:r>
@@ -9829,7 +10285,7 @@
         <w:pStyle w:val="ListParagraph"/>
         <w:numPr>
           <w:ilvl w:val="0"/>
-          <w:numId w:val="41"/>
+          <w:numId w:val="42"/>
         </w:numPr>
       </w:pPr>
       <w:r>
@@ -9841,7 +10297,7 @@
         <w:pStyle w:val="ListParagraph"/>
         <w:numPr>
           <w:ilvl w:val="0"/>
-          <w:numId w:val="41"/>
+          <w:numId w:val="42"/>
         </w:numPr>
       </w:pPr>
       <w:r>
@@ -9859,7 +10315,7 @@
         <w:pStyle w:val="ListParagraph"/>
         <w:numPr>
           <w:ilvl w:val="0"/>
-          <w:numId w:val="41"/>
+          <w:numId w:val="42"/>
         </w:numPr>
       </w:pPr>
       <w:r>
@@ -9871,7 +10327,7 @@
         <w:pStyle w:val="ListParagraph"/>
         <w:numPr>
           <w:ilvl w:val="0"/>
-          <w:numId w:val="41"/>
+          <w:numId w:val="42"/>
         </w:numPr>
       </w:pPr>
       <w:r>
@@ -9883,7 +10339,7 @@
         <w:pStyle w:val="ListParagraph"/>
         <w:numPr>
           <w:ilvl w:val="0"/>
-          <w:numId w:val="41"/>
+          <w:numId w:val="42"/>
         </w:numPr>
       </w:pPr>
       <w:r>
@@ -9895,7 +10351,7 @@
         <w:pStyle w:val="ListParagraph"/>
         <w:numPr>
           <w:ilvl w:val="0"/>
-          <w:numId w:val="41"/>
+          <w:numId w:val="42"/>
         </w:numPr>
       </w:pPr>
       <w:r>
@@ -10169,7 +10625,7 @@
         <w:pStyle w:val="ListParagraph"/>
         <w:numPr>
           <w:ilvl w:val="0"/>
-          <w:numId w:val="42"/>
+          <w:numId w:val="43"/>
         </w:numPr>
       </w:pPr>
       <w:r>
@@ -10181,7 +10637,7 @@
         <w:pStyle w:val="ListParagraph"/>
         <w:numPr>
           <w:ilvl w:val="0"/>
-          <w:numId w:val="42"/>
+          <w:numId w:val="43"/>
         </w:numPr>
       </w:pPr>
       <w:r>
@@ -10193,7 +10649,7 @@
         <w:pStyle w:val="ListParagraph"/>
         <w:numPr>
           <w:ilvl w:val="0"/>
-          <w:numId w:val="42"/>
+          <w:numId w:val="43"/>
         </w:numPr>
       </w:pPr>
       <w:r>
@@ -10467,7 +10923,7 @@
         <w:pStyle w:val="ListParagraph"/>
         <w:numPr>
           <w:ilvl w:val="0"/>
-          <w:numId w:val="43"/>
+          <w:numId w:val="44"/>
         </w:numPr>
       </w:pPr>
       <w:r>
@@ -10479,7 +10935,7 @@
         <w:pStyle w:val="ListParagraph"/>
         <w:numPr>
           <w:ilvl w:val="0"/>
-          <w:numId w:val="43"/>
+          <w:numId w:val="44"/>
         </w:numPr>
       </w:pPr>
       <w:r>
@@ -10491,7 +10947,7 @@
         <w:pStyle w:val="ListParagraph"/>
         <w:numPr>
           <w:ilvl w:val="0"/>
-          <w:numId w:val="43"/>
+          <w:numId w:val="44"/>
         </w:numPr>
       </w:pPr>
       <w:r>
@@ -10534,7 +10990,7 @@
         <w:pStyle w:val="ListParagraph"/>
         <w:numPr>
           <w:ilvl w:val="0"/>
-          <w:numId w:val="44"/>
+          <w:numId w:val="45"/>
         </w:numPr>
       </w:pPr>
       <w:r>
@@ -10591,7 +11047,7 @@
         <w:pStyle w:val="ListParagraph"/>
         <w:numPr>
           <w:ilvl w:val="0"/>
-          <w:numId w:val="44"/>
+          <w:numId w:val="45"/>
         </w:numPr>
       </w:pPr>
       <w:r>
@@ -10621,7 +11077,7 @@
         <w:pStyle w:val="ListParagraph"/>
         <w:numPr>
           <w:ilvl w:val="0"/>
-          <w:numId w:val="44"/>
+          <w:numId w:val="45"/>
         </w:numPr>
       </w:pPr>
       <w:r>
@@ -10659,7 +11115,7 @@
         <w:pStyle w:val="ListParagraph"/>
         <w:numPr>
           <w:ilvl w:val="0"/>
-          <w:numId w:val="45"/>
+          <w:numId w:val="46"/>
         </w:numPr>
       </w:pPr>
       <w:r>
@@ -10680,7 +11136,7 @@
         <w:pStyle w:val="ListParagraph"/>
         <w:numPr>
           <w:ilvl w:val="0"/>
-          <w:numId w:val="45"/>
+          <w:numId w:val="46"/>
         </w:numPr>
       </w:pPr>
       <w:r>
@@ -10725,7 +11181,7 @@
         <w:pStyle w:val="ListParagraph"/>
         <w:numPr>
           <w:ilvl w:val="0"/>
-          <w:numId w:val="45"/>
+          <w:numId w:val="46"/>
         </w:numPr>
       </w:pPr>
       <w:r>
@@ -10824,7 +11280,7 @@
         <w:pStyle w:val="ListParagraph"/>
         <w:numPr>
           <w:ilvl w:val="0"/>
-          <w:numId w:val="45"/>
+          <w:numId w:val="46"/>
         </w:numPr>
       </w:pPr>
       <w:r>
@@ -10869,7 +11325,7 @@
         <w:pStyle w:val="ListParagraph"/>
         <w:numPr>
           <w:ilvl w:val="0"/>
-          <w:numId w:val="45"/>
+          <w:numId w:val="46"/>
         </w:numPr>
       </w:pPr>
       <w:r>
@@ -11226,7 +11682,7 @@
         <w:pStyle w:val="ListParagraph"/>
         <w:numPr>
           <w:ilvl w:val="0"/>
-          <w:numId w:val="46"/>
+          <w:numId w:val="47"/>
         </w:numPr>
       </w:pPr>
       <w:r>
@@ -11247,7 +11703,7 @@
         <w:pStyle w:val="ListParagraph"/>
         <w:numPr>
           <w:ilvl w:val="0"/>
-          <w:numId w:val="46"/>
+          <w:numId w:val="47"/>
         </w:numPr>
       </w:pPr>
       <w:r>
@@ -11283,7 +11739,7 @@
         <w:pStyle w:val="ListParagraph"/>
         <w:numPr>
           <w:ilvl w:val="0"/>
-          <w:numId w:val="46"/>
+          <w:numId w:val="47"/>
         </w:numPr>
       </w:pPr>
       <w:r>
@@ -11319,7 +11775,7 @@
         <w:pStyle w:val="ListParagraph"/>
         <w:numPr>
           <w:ilvl w:val="0"/>
-          <w:numId w:val="46"/>
+          <w:numId w:val="47"/>
         </w:numPr>
       </w:pPr>
       <w:r>
@@ -11348,7 +11804,7 @@
         <w:pStyle w:val="ListParagraph"/>
         <w:numPr>
           <w:ilvl w:val="0"/>
-          <w:numId w:val="47"/>
+          <w:numId w:val="48"/>
         </w:numPr>
       </w:pPr>
       <w:r>
@@ -11369,7 +11825,7 @@
         <w:pStyle w:val="ListParagraph"/>
         <w:numPr>
           <w:ilvl w:val="0"/>
-          <w:numId w:val="47"/>
+          <w:numId w:val="48"/>
         </w:numPr>
       </w:pPr>
       <w:r>
@@ -11590,7 +12046,7 @@
         <w:pStyle w:val="ListParagraph"/>
         <w:numPr>
           <w:ilvl w:val="0"/>
-          <w:numId w:val="48"/>
+          <w:numId w:val="49"/>
         </w:numPr>
       </w:pPr>
       <w:r>
@@ -11653,7 +12109,7 @@
         <w:pStyle w:val="ListParagraph"/>
         <w:numPr>
           <w:ilvl w:val="0"/>
-          <w:numId w:val="48"/>
+          <w:numId w:val="49"/>
         </w:numPr>
       </w:pPr>
       <w:r>
@@ -11683,7 +12139,7 @@
         <w:pStyle w:val="ListParagraph"/>
         <w:numPr>
           <w:ilvl w:val="0"/>
-          <w:numId w:val="48"/>
+          <w:numId w:val="49"/>
         </w:numPr>
       </w:pPr>
       <w:r>
@@ -11704,7 +12160,7 @@
         <w:pStyle w:val="ListParagraph"/>
         <w:numPr>
           <w:ilvl w:val="0"/>
-          <w:numId w:val="48"/>
+          <w:numId w:val="49"/>
         </w:numPr>
       </w:pPr>
       <w:r>
@@ -11740,7 +12196,7 @@
         <w:pStyle w:val="ListParagraph"/>
         <w:numPr>
           <w:ilvl w:val="0"/>
-          <w:numId w:val="48"/>
+          <w:numId w:val="49"/>
         </w:numPr>
       </w:pPr>
       <w:r>
@@ -11758,7 +12214,7 @@
         <w:pStyle w:val="ListParagraph"/>
         <w:numPr>
           <w:ilvl w:val="0"/>
-          <w:numId w:val="48"/>
+          <w:numId w:val="49"/>
         </w:numPr>
       </w:pPr>
       <w:r>
@@ -11802,7 +12258,7 @@
         <w:pStyle w:val="ListParagraph"/>
         <w:numPr>
           <w:ilvl w:val="0"/>
-          <w:numId w:val="49"/>
+          <w:numId w:val="50"/>
         </w:numPr>
       </w:pPr>
       <w:r>
@@ -11883,7 +12339,7 @@
         <w:pStyle w:val="ListParagraph"/>
         <w:numPr>
           <w:ilvl w:val="0"/>
-          <w:numId w:val="49"/>
+          <w:numId w:val="50"/>
         </w:numPr>
       </w:pPr>
       <w:r>
@@ -11901,7 +12357,7 @@
         <w:pStyle w:val="ListParagraph"/>
         <w:numPr>
           <w:ilvl w:val="0"/>
-          <w:numId w:val="49"/>
+          <w:numId w:val="50"/>
         </w:numPr>
       </w:pPr>
       <w:r>
@@ -11922,7 +12378,7 @@
         <w:pStyle w:val="ListParagraph"/>
         <w:numPr>
           <w:ilvl w:val="0"/>
-          <w:numId w:val="49"/>
+          <w:numId w:val="50"/>
         </w:numPr>
       </w:pPr>
       <w:r>
@@ -11948,7 +12404,7 @@
         <w:pStyle w:val="ListParagraph"/>
         <w:numPr>
           <w:ilvl w:val="0"/>
-          <w:numId w:val="50"/>
+          <w:numId w:val="51"/>
         </w:numPr>
       </w:pPr>
       <w:r>
@@ -12011,7 +12467,7 @@
         <w:pStyle w:val="ListParagraph"/>
         <w:numPr>
           <w:ilvl w:val="0"/>
-          <w:numId w:val="50"/>
+          <w:numId w:val="51"/>
         </w:numPr>
       </w:pPr>
       <w:r>
@@ -12038,7 +12494,7 @@
         <w:pStyle w:val="ListParagraph"/>
         <w:numPr>
           <w:ilvl w:val="0"/>
-          <w:numId w:val="50"/>
+          <w:numId w:val="51"/>
         </w:numPr>
       </w:pPr>
       <w:r>
@@ -12056,7 +12512,7 @@
         <w:pStyle w:val="ListParagraph"/>
         <w:numPr>
           <w:ilvl w:val="0"/>
-          <w:numId w:val="50"/>
+          <w:numId w:val="51"/>
         </w:numPr>
       </w:pPr>
       <w:r>
@@ -12627,6 +13083,30 @@
           </w:p>
         </w:tc>
       </w:tr>
+      <w:tr>
+        <w:tc>
+          <w:tcPr>
+            <w:tcW w:w="4680" w:type="dxa"/>
+          </w:tcPr>
+          <w:p>
+            <w:pPr/>
+            <w:r>
+              <w:t xml:space="preserve">There is no Delete for a message or a chat</w:t>
+            </w:r>
+          </w:p>
+        </w:tc>
+        <w:tc>
+          <w:tcPr>
+            <w:tcW w:w="4680" w:type="dxa"/>
+          </w:tcPr>
+          <w:p>
+            <w:pPr/>
+            <w:r>
+              <w:t xml:space="preserve">Only the sender deletes a message. A group is deleted by its admins, a project channel or topic by the project's admins</w:t>
+            </w:r>
+          </w:p>
+        </w:tc>
+      </w:tr>
     </w:tbl>
     <w:p>
       <w:pPr/>
@@ -12663,7 +13143,7 @@
         <w:pStyle w:val="ListParagraph"/>
         <w:numPr>
           <w:ilvl w:val="0"/>
-          <w:numId w:val="51"/>
+          <w:numId w:val="52"/>
         </w:numPr>
       </w:pPr>
       <w:r>
@@ -12681,7 +13161,7 @@
         <w:pStyle w:val="ListParagraph"/>
         <w:numPr>
           <w:ilvl w:val="0"/>
-          <w:numId w:val="51"/>
+          <w:numId w:val="52"/>
         </w:numPr>
       </w:pPr>
       <w:r>
@@ -12699,7 +13179,7 @@
         <w:pStyle w:val="ListParagraph"/>
         <w:numPr>
           <w:ilvl w:val="0"/>
-          <w:numId w:val="51"/>
+          <w:numId w:val="52"/>
         </w:numPr>
       </w:pPr>
       <w:r>
@@ -12717,7 +13197,7 @@
         <w:pStyle w:val="ListParagraph"/>
         <w:numPr>
           <w:ilvl w:val="0"/>
-          <w:numId w:val="51"/>
+          <w:numId w:val="52"/>
         </w:numPr>
       </w:pPr>
       <w:r>
@@ -12735,7 +13215,7 @@
         <w:pStyle w:val="ListParagraph"/>
         <w:numPr>
           <w:ilvl w:val="0"/>
-          <w:numId w:val="51"/>
+          <w:numId w:val="52"/>
         </w:numPr>
       </w:pPr>
       <w:r>
@@ -12753,7 +13233,7 @@
         <w:pStyle w:val="ListParagraph"/>
         <w:numPr>
           <w:ilvl w:val="0"/>
-          <w:numId w:val="51"/>
+          <w:numId w:val="52"/>
         </w:numPr>
       </w:pPr>
       <w:r>
@@ -13796,6 +14276,41 @@
           </w:p>
         </w:tc>
       </w:tr>
+      <w:tr>
+        <w:tc>
+          <w:tcPr>
+            <w:tcW w:w="3120" w:type="dxa"/>
+          </w:tcPr>
+          <w:p>
+            <w:pPr/>
+            <w:r>
+              <w:t xml:space="preserve">Messenger</w:t>
+            </w:r>
+          </w:p>
+        </w:tc>
+        <w:tc>
+          <w:tcPr>
+            <w:tcW w:w="3120" w:type="dxa"/>
+          </w:tcPr>
+          <w:p>
+            <w:pPr/>
+            <w:r>
+              <w:t xml:space="preserve">Ctrl+B / Ctrl+I / Ctrl+Shift+X</w:t>
+            </w:r>
+          </w:p>
+        </w:tc>
+        <w:tc>
+          <w:tcPr>
+            <w:tcW w:w="3120" w:type="dxa"/>
+          </w:tcPr>
+          <w:p>
+            <w:pPr/>
+            <w:r>
+              <w:t xml:space="preserve">Bold / italic / strikethrough</w:t>
+            </w:r>
+          </w:p>
+        </w:tc>
+      </w:tr>
     </w:tbl>
     <w:p>
       <w:pPr>
@@ -13816,7 +14331,7 @@
         <w:pStyle w:val="ListParagraph"/>
         <w:numPr>
           <w:ilvl w:val="0"/>
-          <w:numId w:val="52"/>
+          <w:numId w:val="53"/>
         </w:numPr>
       </w:pPr>
       <w:r>
@@ -13828,7 +14343,7 @@
         <w:pStyle w:val="ListParagraph"/>
         <w:numPr>
           <w:ilvl w:val="0"/>
-          <w:numId w:val="52"/>
+          <w:numId w:val="53"/>
         </w:numPr>
       </w:pPr>
       <w:r>
@@ -13840,7 +14355,7 @@
         <w:pStyle w:val="ListParagraph"/>
         <w:numPr>
           <w:ilvl w:val="0"/>
-          <w:numId w:val="52"/>
+          <w:numId w:val="53"/>
         </w:numPr>
       </w:pPr>
       <w:r>
@@ -13852,7 +14367,7 @@
         <w:pStyle w:val="ListParagraph"/>
         <w:numPr>
           <w:ilvl w:val="0"/>
-          <w:numId w:val="52"/>
+          <w:numId w:val="53"/>
         </w:numPr>
       </w:pPr>
       <w:r>
@@ -13864,7 +14379,7 @@
         <w:pStyle w:val="ListParagraph"/>
         <w:numPr>
           <w:ilvl w:val="0"/>
-          <w:numId w:val="52"/>
+          <w:numId w:val="53"/>
         </w:numPr>
       </w:pPr>
       <w:r>
@@ -13885,7 +14400,7 @@
         <w:pStyle w:val="ListParagraph"/>
         <w:numPr>
           <w:ilvl w:val="0"/>
-          <w:numId w:val="52"/>
+          <w:numId w:val="53"/>
         </w:numPr>
       </w:pPr>
       <w:r>
@@ -13897,7 +14412,7 @@
         <w:pStyle w:val="ListParagraph"/>
         <w:numPr>
           <w:ilvl w:val="0"/>
-          <w:numId w:val="52"/>
+          <w:numId w:val="53"/>
         </w:numPr>
       </w:pPr>
       <w:r>
@@ -13918,7 +14433,7 @@
         <w:pStyle w:val="ListParagraph"/>
         <w:numPr>
           <w:ilvl w:val="0"/>
-          <w:numId w:val="52"/>
+          <w:numId w:val="53"/>
         </w:numPr>
       </w:pPr>
       <w:r>
@@ -13930,7 +14445,7 @@
         <w:pStyle w:val="ListParagraph"/>
         <w:numPr>
           <w:ilvl w:val="0"/>
-          <w:numId w:val="52"/>
+          <w:numId w:val="53"/>
         </w:numPr>
       </w:pPr>
       <w:r>
@@ -13942,7 +14457,7 @@
         <w:pStyle w:val="ListParagraph"/>
         <w:numPr>
           <w:ilvl w:val="0"/>
-          <w:numId w:val="52"/>
+          <w:numId w:val="53"/>
         </w:numPr>
       </w:pPr>
       <w:r>
@@ -13954,7 +14469,19 @@
         <w:pStyle w:val="ListParagraph"/>
         <w:numPr>
           <w:ilvl w:val="0"/>
-          <w:numId w:val="52"/>
+          <w:numId w:val="53"/>
+        </w:numPr>
+      </w:pPr>
+      <w:r>
+        <w:t xml:space="preserve">☐ Open a topic in your project channel, pin a message, and send a poll and an event</w:t>
+      </w:r>
+    </w:p>
+    <w:p>
+      <w:pPr>
+        <w:pStyle w:val="ListParagraph"/>
+        <w:numPr>
+          <w:ilvl w:val="0"/>
+          <w:numId w:val="53"/>
         </w:numPr>
       </w:pPr>
       <w:r>
@@ -13966,7 +14493,7 @@
         <w:pStyle w:val="ListParagraph"/>
         <w:numPr>
           <w:ilvl w:val="0"/>
-          <w:numId w:val="52"/>
+          <w:numId w:val="53"/>
         </w:numPr>
       </w:pPr>
       <w:r>
@@ -13978,7 +14505,7 @@
         <w:pStyle w:val="ListParagraph"/>
         <w:numPr>
           <w:ilvl w:val="0"/>
-          <w:numId w:val="52"/>
+          <w:numId w:val="53"/>
         </w:numPr>
       </w:pPr>
       <w:r>
@@ -14257,10 +14784,10 @@
     <w:abstractNumId w:val="0"/>
   </w:num>
   <w:num w:numId="30">
-    <w:abstractNumId w:val="1"/>
+    <w:abstractNumId w:val="0"/>
   </w:num>
   <w:num w:numId="31">
-    <w:abstractNumId w:val="0"/>
+    <w:abstractNumId w:val="1"/>
   </w:num>
   <w:num w:numId="32">
     <w:abstractNumId w:val="0"/>
@@ -14284,10 +14811,10 @@
     <w:abstractNumId w:val="0"/>
   </w:num>
   <w:num w:numId="39">
-    <w:abstractNumId w:val="1"/>
+    <w:abstractNumId w:val="0"/>
   </w:num>
   <w:num w:numId="40">
-    <w:abstractNumId w:val="0"/>
+    <w:abstractNumId w:val="1"/>
   </w:num>
   <w:num w:numId="41">
     <w:abstractNumId w:val="0"/>
@@ -14302,10 +14829,10 @@
     <w:abstractNumId w:val="0"/>
   </w:num>
   <w:num w:numId="45">
-    <w:abstractNumId w:val="1"/>
+    <w:abstractNumId w:val="0"/>
   </w:num>
   <w:num w:numId="46">
-    <w:abstractNumId w:val="0"/>
+    <w:abstractNumId w:val="1"/>
   </w:num>
   <w:num w:numId="47">
     <w:abstractNumId w:val="0"/>
@@ -14323,6 +14850,9 @@
     <w:abstractNumId w:val="0"/>
   </w:num>
   <w:num w:numId="52">
+    <w:abstractNumId w:val="0"/>
+  </w:num>
+  <w:num w:numId="53">
     <w:abstractNumId w:val="0"/>
   </w:num>
 </w:numbering>

--- a/docs/manual/LWK_Viewer_User_Manual_EN.docx
+++ b/docs/manual/LWK_Viewer_User_Manual_EN.docx
@@ -3764,7 +3764,16 @@
         <w:t xml:space="preserve">Formatting (Aa):</w:t>
       </w:r>
       <w:r>
-        <w:t xml:space="preserve"> the bar above the box has </w:t>
+        <w:t xml:space="preserve"> the box shows the words as they will be sent, as in Lark. </w:t>
+      </w:r>
+      <w:r>
+        <w:rPr>
+          <w:b/>
+        </w:rPr>
+        <w:t xml:space="preserve">Aa</w:t>
+      </w:r>
+      <w:r>
+        <w:t xml:space="preserve"> shows the format buttons: </w:t>
       </w:r>
       <w:r>
         <w:rPr>
@@ -3779,6 +3788,15 @@
         <w:rPr>
           <w:b/>
         </w:rPr>
+        <w:t xml:space="preserve">S</w:t>
+      </w:r>
+      <w:r>
+        <w:t xml:space="preserve">, </w:t>
+      </w:r>
+      <w:r>
+        <w:rPr>
+          <w:b/>
+        </w:rPr>
         <w:t xml:space="preserve">I</w:t>
       </w:r>
       <w:r>
@@ -3788,10 +3806,10 @@
         <w:rPr>
           <w:b/>
         </w:rPr>
-        <w:t xml:space="preserve">S</w:t>
-      </w:r>
-      <w:r>
-        <w:t xml:space="preserve">, code, bullet and numbered lists, quote and code block; </w:t>
+        <w:t xml:space="preserve">U</w:t>
+      </w:r>
+      <w:r>
+        <w:t xml:space="preserve">, numbered and bulleted lists, quote, link, code and block of code; </w:t>
       </w:r>
       <w:r>
         <w:rPr>
@@ -3809,6 +3827,15 @@
         <w:t xml:space="preserve">Ctrl+I</w:t>
       </w:r>
       <w:r>
+        <w:t xml:space="preserve">, </w:t>
+      </w:r>
+      <w:r>
+        <w:rPr>
+          <w:b/>
+        </w:rPr>
+        <w:t xml:space="preserve">Ctrl+U</w:t>
+      </w:r>
+      <w:r>
         <w:t xml:space="preserve"> and </w:t>
       </w:r>
       <w:r>
@@ -3818,7 +3845,79 @@
         <w:t xml:space="preserve">Ctrl+Shift+X</w:t>
       </w:r>
       <w:r>
-        <w:t xml:space="preserve"> work on the selection. It is written the WhatsApp way (*bold*, _italic_, ~strike~), so forwarded messages look the same in WhatsApp. Enter on a list line starts the next item.</w:t>
+        <w:t xml:space="preserve"> work on the selection. On a phone they appear in their own row after </w:t>
+      </w:r>
+      <w:r>
+        <w:rPr>
+          <w:b/>
+        </w:rPr>
+        <w:t xml:space="preserve">Aa</w:t>
+      </w:r>
+      <w:r>
+        <w:t xml:space="preserve">. Forwarded to WhatsApp, a message keeps its bold, italic and strikethrough.</w:t>
+      </w:r>
+    </w:p>
+    <w:p>
+      <w:pPr>
+        <w:pStyle w:val="ListParagraph"/>
+        <w:numPr>
+          <w:ilvl w:val="0"/>
+          <w:numId w:val="15"/>
+        </w:numPr>
+      </w:pPr>
+      <w:r>
+        <w:rPr>
+          <w:b/>
+        </w:rPr>
+        <w:t xml:space="preserve">The buttons under the box:</w:t>
+      </w:r>
+      <w:r>
+        <w:t xml:space="preserve"> </w:t>
+      </w:r>
+      <w:r>
+        <w:rPr>
+          <w:b/>
+        </w:rPr>
+        <w:t xml:space="preserve">Aa</w:t>
+      </w:r>
+      <w:r>
+        <w:t xml:space="preserve">, 🙂 emoji, </w:t>
+      </w:r>
+      <w:r>
+        <w:rPr>
+          <w:b/>
+        </w:rPr>
+        <w:t xml:space="preserve">@</w:t>
+      </w:r>
+      <w:r>
+        <w:t xml:space="preserve"> a person, </w:t>
+      </w:r>
+      <w:r>
+        <w:rPr>
+          <w:b/>
+        </w:rPr>
+        <w:t xml:space="preserve">#</w:t>
+      </w:r>
+      <w:r>
+        <w:t xml:space="preserve"> a task, issue, sheet or 3D view (it shows in the box as a chip), the paper clip, </w:t>
+      </w:r>
+      <w:r>
+        <w:rPr>
+          <w:b/>
+        </w:rPr>
+        <w:t xml:space="preserve">+</w:t>
+      </w:r>
+      <w:r>
+        <w:t xml:space="preserve"> and </w:t>
+      </w:r>
+      <w:r>
+        <w:rPr>
+          <w:b/>
+        </w:rPr>
+        <w:t xml:space="preserve">Send</w:t>
+      </w:r>
+      <w:r>
+        <w:t xml:space="preserve">, which is always on screen, on a phone too.</w:t>
       </w:r>
     </w:p>
     <w:p>

--- a/docs/manual/LWK_Viewer_User_Manual_EN.docx
+++ b/docs/manual/LWK_Viewer_User_Manual_EN.docx
@@ -4528,6 +4528,197 @@
         <w:pStyle w:val="Heading2"/>
       </w:pPr>
       <w:r>
+        <w:t xml:space="preserve">Calendar</w:t>
+      </w:r>
+    </w:p>
+    <w:p>
+      <w:pPr/>
+      <w:r>
+        <w:rPr>
+          <w:b/>
+        </w:rPr>
+        <w:t xml:space="preserve">Calendar</w:t>
+      </w:r>
+      <w:r>
+        <w:t xml:space="preserve"> shows what is coming up for you, by date: </w:t>
+      </w:r>
+      <w:r>
+        <w:rPr>
+          <w:b/>
+        </w:rPr>
+        <w:t xml:space="preserve">meetings</w:t>
+      </w:r>
+      <w:r>
+        <w:t xml:space="preserve"> sent in the Messenger (with your reply), </w:t>
+      </w:r>
+      <w:r>
+        <w:rPr>
+          <w:b/>
+        </w:rPr>
+        <w:t xml:space="preserve">your tasks</w:t>
+      </w:r>
+      <w:r>
+        <w:t xml:space="preserve"> on their due dates and </w:t>
+      </w:r>
+      <w:r>
+        <w:rPr>
+          <w:b/>
+        </w:rPr>
+        <w:t xml:space="preserve">issues assigned to you</w:t>
+      </w:r>
+      <w:r>
+        <w:t xml:space="preserve"> on their due dates.</w:t>
+      </w:r>
+    </w:p>
+    <w:p>
+      <w:pPr>
+        <w:pStyle w:val="ListParagraph"/>
+        <w:numPr>
+          <w:ilvl w:val="0"/>
+          <w:numId w:val="19"/>
+        </w:numPr>
+      </w:pPr>
+      <w:r>
+        <w:t xml:space="preserve">A month on a computer, a list on a phone (</w:t>
+      </w:r>
+      <w:r>
+        <w:rPr>
+          <w:b/>
+        </w:rPr>
+        <w:t xml:space="preserve">Month</w:t>
+      </w:r>
+      <w:r>
+        <w:t xml:space="preserve"> / </w:t>
+      </w:r>
+      <w:r>
+        <w:rPr>
+          <w:b/>
+        </w:rPr>
+        <w:t xml:space="preserve">List</w:t>
+      </w:r>
+      <w:r>
+        <w:t xml:space="preserve">). The tick boxes show or hide meetings, tasks and issues. </w:t>
+      </w:r>
+      <w:r>
+        <w:rPr>
+          <w:b/>
+        </w:rPr>
+        <w:t xml:space="preserve">‹ ›</w:t>
+      </w:r>
+      <w:r>
+        <w:t xml:space="preserve"> and </w:t>
+      </w:r>
+      <w:r>
+        <w:rPr>
+          <w:b/>
+        </w:rPr>
+        <w:t xml:space="preserve">Today</w:t>
+      </w:r>
+      <w:r>
+        <w:t xml:space="preserve"> move through the months; on a phone, swipe.</w:t>
+      </w:r>
+    </w:p>
+    <w:p>
+      <w:pPr>
+        <w:pStyle w:val="ListParagraph"/>
+        <w:numPr>
+          <w:ilvl w:val="0"/>
+          <w:numId w:val="19"/>
+        </w:numPr>
+      </w:pPr>
+      <w:r>
+        <w:t xml:space="preserve">Click an entry for its details, then open the chat, the task or the issue. Replies to a meeting are made in its chat.</w:t>
+      </w:r>
+    </w:p>
+    <w:p>
+      <w:pPr>
+        <w:pStyle w:val="ListParagraph"/>
+        <w:numPr>
+          <w:ilvl w:val="0"/>
+          <w:numId w:val="19"/>
+        </w:numPr>
+      </w:pPr>
+      <w:r>
+        <w:rPr>
+          <w:b/>
+        </w:rPr>
+        <w:t xml:space="preserve">+ Event:</w:t>
+      </w:r>
+      <w:r>
+        <w:t xml:space="preserve"> choose a chat; the event form opens there, so everyone in it is invited.</w:t>
+      </w:r>
+    </w:p>
+    <w:p>
+      <w:pPr>
+        <w:pStyle w:val="ListParagraph"/>
+        <w:numPr>
+          <w:ilvl w:val="0"/>
+          <w:numId w:val="19"/>
+        </w:numPr>
+      </w:pPr>
+      <w:r>
+        <w:rPr>
+          <w:b/>
+        </w:rPr>
+        <w:t xml:space="preserve">Add to Outlook:</w:t>
+      </w:r>
+      <w:r>
+        <w:t xml:space="preserve"> </w:t>
+      </w:r>
+      <w:r>
+        <w:rPr>
+          <w:b/>
+        </w:rPr>
+        <w:t xml:space="preserve">Open in Outlook on this PC</w:t>
+      </w:r>
+      <w:r>
+        <w:t xml:space="preserve"> subscribes Outlook to your calendar (choose </w:t>
+      </w:r>
+      <w:r>
+        <w:rPr>
+          <w:b/>
+        </w:rPr>
+        <w:t xml:space="preserve">Yes</w:t>
+      </w:r>
+      <w:r>
+        <w:t xml:space="preserve">), or copy the address and use Outlook's </w:t>
+      </w:r>
+      <w:r>
+        <w:rPr>
+          <w:b/>
+        </w:rPr>
+        <w:t xml:space="preserve">Add calendar &gt; From Internet</w:t>
+      </w:r>
+      <w:r>
+        <w:t xml:space="preserve">. Outlook then shows the entries beside your own calendar and updates them by itself. Outlook on the web and on phones can only reach it when the viewer is reachable from the internet.</w:t>
+      </w:r>
+    </w:p>
+    <w:p>
+      <w:pPr>
+        <w:pStyle w:val="ListParagraph"/>
+        <w:numPr>
+          <w:ilvl w:val="0"/>
+          <w:numId w:val="19"/>
+        </w:numPr>
+      </w:pPr>
+      <w:r>
+        <w:t xml:space="preserve">The address is yours alone: </w:t>
+      </w:r>
+      <w:r>
+        <w:rPr>
+          <w:b/>
+        </w:rPr>
+        <w:t xml:space="preserve">Make a new address</w:t>
+      </w:r>
+      <w:r>
+        <w:t xml:space="preserve"> if it was shared by mistake (the old one stops working).</w:t>
+      </w:r>
+    </w:p>
+    <w:p>
+      <w:pPr>
+        <w:pStyle w:val="Heading2"/>
+      </w:pPr>
+      <w:r>
         <w:t xml:space="preserve">Sheets (2D)</w:t>
       </w:r>
     </w:p>
@@ -4550,7 +4741,7 @@
         <w:pStyle w:val="ListParagraph"/>
         <w:numPr>
           <w:ilvl w:val="0"/>
-          <w:numId w:val="19"/>
+          <w:numId w:val="20"/>
         </w:numPr>
       </w:pPr>
       <w:r>
@@ -4571,7 +4762,7 @@
         <w:pStyle w:val="ListParagraph"/>
         <w:numPr>
           <w:ilvl w:val="0"/>
-          <w:numId w:val="19"/>
+          <w:numId w:val="20"/>
         </w:numPr>
       </w:pPr>
       <w:r>
@@ -4583,7 +4774,7 @@
         <w:pStyle w:val="ListParagraph"/>
         <w:numPr>
           <w:ilvl w:val="0"/>
-          <w:numId w:val="19"/>
+          <w:numId w:val="20"/>
         </w:numPr>
       </w:pPr>
       <w:r>
@@ -4601,7 +4792,7 @@
         <w:pStyle w:val="ListParagraph"/>
         <w:numPr>
           <w:ilvl w:val="0"/>
-          <w:numId w:val="19"/>
+          <w:numId w:val="20"/>
         </w:numPr>
       </w:pPr>
       <w:r>
@@ -4619,7 +4810,7 @@
         <w:pStyle w:val="ListParagraph"/>
         <w:numPr>
           <w:ilvl w:val="0"/>
-          <w:numId w:val="19"/>
+          <w:numId w:val="20"/>
         </w:numPr>
       </w:pPr>
       <w:r>
@@ -4632,7 +4823,16 @@
         <w:t xml:space="preserve">PDF</w:t>
       </w:r>
       <w:r>
-        <w:t xml:space="preserve"> upload button. It appears in the list as "Imported 2D only" and can be removed with its </w:t>
+        <w:t xml:space="preserve"> upload button and name its </w:t>
+      </w:r>
+      <w:r>
+        <w:rPr>
+          <w:b/>
+        </w:rPr>
+        <w:t xml:space="preserve">set</w:t>
+      </w:r>
+      <w:r>
+        <w:t xml:space="preserve"> (e.g. "Uploaded PDFs" or "Consultant 2026-10"). Each set is its own entry in the drop-down at the top, under the project's title, apart from the sheets from Revit. Its sheets show "Imported 2D only" and can be removed with their </w:t>
       </w:r>
       <w:r>
         <w:rPr>
@@ -4944,7 +5144,7 @@
         <w:pStyle w:val="ListParagraph"/>
         <w:numPr>
           <w:ilvl w:val="0"/>
-          <w:numId w:val="20"/>
+          <w:numId w:val="21"/>
         </w:numPr>
       </w:pPr>
       <w:r>
@@ -4962,7 +5162,7 @@
         <w:pStyle w:val="ListParagraph"/>
         <w:numPr>
           <w:ilvl w:val="0"/>
-          <w:numId w:val="20"/>
+          <w:numId w:val="21"/>
         </w:numPr>
       </w:pPr>
       <w:r>
@@ -4989,7 +5189,7 @@
         <w:pStyle w:val="ListParagraph"/>
         <w:numPr>
           <w:ilvl w:val="0"/>
-          <w:numId w:val="20"/>
+          <w:numId w:val="21"/>
         </w:numPr>
       </w:pPr>
       <w:r>
@@ -5016,7 +5216,7 @@
         <w:pStyle w:val="ListParagraph"/>
         <w:numPr>
           <w:ilvl w:val="0"/>
-          <w:numId w:val="20"/>
+          <w:numId w:val="21"/>
         </w:numPr>
       </w:pPr>
       <w:r>
@@ -5263,7 +5463,7 @@
         <w:pStyle w:val="ListParagraph"/>
         <w:numPr>
           <w:ilvl w:val="0"/>
-          <w:numId w:val="21"/>
+          <w:numId w:val="22"/>
         </w:numPr>
       </w:pPr>
       <w:r>
@@ -5290,7 +5490,7 @@
         <w:pStyle w:val="ListParagraph"/>
         <w:numPr>
           <w:ilvl w:val="0"/>
-          <w:numId w:val="21"/>
+          <w:numId w:val="22"/>
         </w:numPr>
       </w:pPr>
       <w:r>
@@ -5308,7 +5508,7 @@
         <w:pStyle w:val="ListParagraph"/>
         <w:numPr>
           <w:ilvl w:val="0"/>
-          <w:numId w:val="21"/>
+          <w:numId w:val="22"/>
         </w:numPr>
       </w:pPr>
       <w:r>
@@ -5326,7 +5526,7 @@
         <w:pStyle w:val="ListParagraph"/>
         <w:numPr>
           <w:ilvl w:val="0"/>
-          <w:numId w:val="21"/>
+          <w:numId w:val="22"/>
         </w:numPr>
       </w:pPr>
       <w:r>
@@ -5389,7 +5589,7 @@
         <w:pStyle w:val="ListParagraph"/>
         <w:numPr>
           <w:ilvl w:val="0"/>
-          <w:numId w:val="21"/>
+          <w:numId w:val="22"/>
         </w:numPr>
       </w:pPr>
       <w:r>
@@ -5415,7 +5615,7 @@
         <w:pStyle w:val="ListParagraph"/>
         <w:numPr>
           <w:ilvl w:val="0"/>
-          <w:numId w:val="22"/>
+          <w:numId w:val="23"/>
         </w:numPr>
       </w:pPr>
       <w:r>
@@ -5451,7 +5651,7 @@
         <w:pStyle w:val="ListParagraph"/>
         <w:numPr>
           <w:ilvl w:val="0"/>
-          <w:numId w:val="22"/>
+          <w:numId w:val="23"/>
         </w:numPr>
       </w:pPr>
       <w:r>
@@ -5469,7 +5669,7 @@
         <w:pStyle w:val="ListParagraph"/>
         <w:numPr>
           <w:ilvl w:val="0"/>
-          <w:numId w:val="22"/>
+          <w:numId w:val="23"/>
         </w:numPr>
       </w:pPr>
       <w:r>
@@ -6070,7 +6270,7 @@
         <w:pStyle w:val="ListParagraph"/>
         <w:numPr>
           <w:ilvl w:val="0"/>
-          <w:numId w:val="23"/>
+          <w:numId w:val="24"/>
         </w:numPr>
       </w:pPr>
       <w:r>
@@ -6109,7 +6309,7 @@
         <w:pStyle w:val="ListParagraph"/>
         <w:numPr>
           <w:ilvl w:val="0"/>
-          <w:numId w:val="23"/>
+          <w:numId w:val="24"/>
         </w:numPr>
       </w:pPr>
       <w:r>
@@ -6130,7 +6330,7 @@
         <w:pStyle w:val="ListParagraph"/>
         <w:numPr>
           <w:ilvl w:val="0"/>
-          <w:numId w:val="23"/>
+          <w:numId w:val="24"/>
         </w:numPr>
       </w:pPr>
       <w:r>
@@ -6148,7 +6348,7 @@
         <w:pStyle w:val="ListParagraph"/>
         <w:numPr>
           <w:ilvl w:val="0"/>
-          <w:numId w:val="23"/>
+          <w:numId w:val="24"/>
         </w:numPr>
       </w:pPr>
       <w:r>
@@ -6183,7 +6383,7 @@
         <w:pStyle w:val="ListParagraph"/>
         <w:numPr>
           <w:ilvl w:val="0"/>
-          <w:numId w:val="24"/>
+          <w:numId w:val="25"/>
         </w:numPr>
       </w:pPr>
       <w:r>
@@ -6213,7 +6413,7 @@
         <w:pStyle w:val="ListParagraph"/>
         <w:numPr>
           <w:ilvl w:val="0"/>
-          <w:numId w:val="24"/>
+          <w:numId w:val="25"/>
         </w:numPr>
       </w:pPr>
       <w:r>
@@ -6225,7 +6425,7 @@
         <w:pStyle w:val="ListParagraph"/>
         <w:numPr>
           <w:ilvl w:val="0"/>
-          <w:numId w:val="24"/>
+          <w:numId w:val="25"/>
         </w:numPr>
       </w:pPr>
       <w:r>
@@ -6252,7 +6452,7 @@
         <w:pStyle w:val="ListParagraph"/>
         <w:numPr>
           <w:ilvl w:val="0"/>
-          <w:numId w:val="24"/>
+          <w:numId w:val="25"/>
         </w:numPr>
       </w:pPr>
       <w:r>
@@ -6278,7 +6478,7 @@
         <w:pStyle w:val="ListParagraph"/>
         <w:numPr>
           <w:ilvl w:val="0"/>
-          <w:numId w:val="25"/>
+          <w:numId w:val="26"/>
         </w:numPr>
       </w:pPr>
       <w:r>
@@ -6299,7 +6499,7 @@
         <w:pStyle w:val="ListParagraph"/>
         <w:numPr>
           <w:ilvl w:val="0"/>
-          <w:numId w:val="25"/>
+          <w:numId w:val="26"/>
         </w:numPr>
       </w:pPr>
       <w:r>
@@ -6326,7 +6526,7 @@
         <w:pStyle w:val="ListParagraph"/>
         <w:numPr>
           <w:ilvl w:val="0"/>
-          <w:numId w:val="25"/>
+          <w:numId w:val="26"/>
         </w:numPr>
       </w:pPr>
       <w:r>
@@ -6344,7 +6544,7 @@
         <w:pStyle w:val="ListParagraph"/>
         <w:numPr>
           <w:ilvl w:val="0"/>
-          <w:numId w:val="25"/>
+          <w:numId w:val="26"/>
         </w:numPr>
       </w:pPr>
       <w:r>
@@ -6362,7 +6562,7 @@
         <w:pStyle w:val="ListParagraph"/>
         <w:numPr>
           <w:ilvl w:val="0"/>
-          <w:numId w:val="25"/>
+          <w:numId w:val="26"/>
         </w:numPr>
       </w:pPr>
       <w:r>
@@ -6483,7 +6683,7 @@
         <w:pStyle w:val="ListParagraph"/>
         <w:numPr>
           <w:ilvl w:val="0"/>
-          <w:numId w:val="26"/>
+          <w:numId w:val="27"/>
         </w:numPr>
       </w:pPr>
       <w:r>
@@ -6528,7 +6728,7 @@
         <w:pStyle w:val="ListParagraph"/>
         <w:numPr>
           <w:ilvl w:val="0"/>
-          <w:numId w:val="26"/>
+          <w:numId w:val="27"/>
         </w:numPr>
       </w:pPr>
       <w:r>
@@ -6564,7 +6764,7 @@
         <w:pStyle w:val="ListParagraph"/>
         <w:numPr>
           <w:ilvl w:val="0"/>
-          <w:numId w:val="26"/>
+          <w:numId w:val="27"/>
         </w:numPr>
       </w:pPr>
       <w:r>
@@ -6607,7 +6807,7 @@
         <w:pStyle w:val="ListParagraph"/>
         <w:numPr>
           <w:ilvl w:val="0"/>
-          <w:numId w:val="27"/>
+          <w:numId w:val="28"/>
         </w:numPr>
       </w:pPr>
       <w:r>
@@ -6628,7 +6828,7 @@
         <w:pStyle w:val="ListParagraph"/>
         <w:numPr>
           <w:ilvl w:val="0"/>
-          <w:numId w:val="27"/>
+          <w:numId w:val="28"/>
         </w:numPr>
       </w:pPr>
       <w:r>
@@ -6655,7 +6855,7 @@
         <w:pStyle w:val="ListParagraph"/>
         <w:numPr>
           <w:ilvl w:val="0"/>
-          <w:numId w:val="27"/>
+          <w:numId w:val="28"/>
         </w:numPr>
       </w:pPr>
       <w:r>
@@ -6718,7 +6918,7 @@
         <w:pStyle w:val="ListParagraph"/>
         <w:numPr>
           <w:ilvl w:val="0"/>
-          <w:numId w:val="27"/>
+          <w:numId w:val="28"/>
         </w:numPr>
       </w:pPr>
       <w:r>
@@ -6883,7 +7083,7 @@
         <w:pStyle w:val="ListParagraph"/>
         <w:numPr>
           <w:ilvl w:val="0"/>
-          <w:numId w:val="28"/>
+          <w:numId w:val="29"/>
         </w:numPr>
       </w:pPr>
       <w:r>
@@ -6910,7 +7110,7 @@
         <w:pStyle w:val="ListParagraph"/>
         <w:numPr>
           <w:ilvl w:val="0"/>
-          <w:numId w:val="28"/>
+          <w:numId w:val="29"/>
         </w:numPr>
       </w:pPr>
       <w:r>
@@ -6931,7 +7131,7 @@
         <w:pStyle w:val="ListParagraph"/>
         <w:numPr>
           <w:ilvl w:val="0"/>
-          <w:numId w:val="28"/>
+          <w:numId w:val="29"/>
         </w:numPr>
       </w:pPr>
       <w:r>
@@ -7212,7 +7412,7 @@
         <w:pStyle w:val="ListParagraph"/>
         <w:numPr>
           <w:ilvl w:val="0"/>
-          <w:numId w:val="29"/>
+          <w:numId w:val="30"/>
         </w:numPr>
       </w:pPr>
       <w:r>
@@ -7233,7 +7433,7 @@
         <w:pStyle w:val="ListParagraph"/>
         <w:numPr>
           <w:ilvl w:val="0"/>
-          <w:numId w:val="29"/>
+          <w:numId w:val="30"/>
         </w:numPr>
       </w:pPr>
       <w:r>
@@ -7251,7 +7451,7 @@
         <w:pStyle w:val="ListParagraph"/>
         <w:numPr>
           <w:ilvl w:val="0"/>
-          <w:numId w:val="29"/>
+          <w:numId w:val="30"/>
         </w:numPr>
       </w:pPr>
       <w:r>
@@ -7269,7 +7469,7 @@
         <w:pStyle w:val="ListParagraph"/>
         <w:numPr>
           <w:ilvl w:val="0"/>
-          <w:numId w:val="29"/>
+          <w:numId w:val="30"/>
         </w:numPr>
       </w:pPr>
       <w:r>
@@ -7289,7 +7489,7 @@
         <w:pStyle w:val="ListParagraph"/>
         <w:numPr>
           <w:ilvl w:val="0"/>
-          <w:numId w:val="30"/>
+          <w:numId w:val="31"/>
         </w:numPr>
       </w:pPr>
       <w:r>
@@ -7319,7 +7519,7 @@
         <w:pStyle w:val="ListParagraph"/>
         <w:numPr>
           <w:ilvl w:val="0"/>
-          <w:numId w:val="30"/>
+          <w:numId w:val="31"/>
         </w:numPr>
       </w:pPr>
       <w:r>
@@ -7362,7 +7562,7 @@
         <w:pStyle w:val="ListParagraph"/>
         <w:numPr>
           <w:ilvl w:val="0"/>
-          <w:numId w:val="31"/>
+          <w:numId w:val="32"/>
         </w:numPr>
       </w:pPr>
       <w:r>
@@ -7419,7 +7619,7 @@
         <w:pStyle w:val="ListParagraph"/>
         <w:numPr>
           <w:ilvl w:val="0"/>
-          <w:numId w:val="31"/>
+          <w:numId w:val="32"/>
         </w:numPr>
       </w:pPr>
       <w:r>
@@ -7431,7 +7631,7 @@
         <w:pStyle w:val="ListParagraph"/>
         <w:numPr>
           <w:ilvl w:val="0"/>
-          <w:numId w:val="31"/>
+          <w:numId w:val="32"/>
         </w:numPr>
       </w:pPr>
       <w:r>
@@ -7461,7 +7661,7 @@
         <w:pStyle w:val="ListParagraph"/>
         <w:numPr>
           <w:ilvl w:val="0"/>
-          <w:numId w:val="31"/>
+          <w:numId w:val="32"/>
         </w:numPr>
       </w:pPr>
       <w:r>
@@ -7887,7 +8087,7 @@
         <w:pStyle w:val="ListParagraph"/>
         <w:numPr>
           <w:ilvl w:val="0"/>
-          <w:numId w:val="32"/>
+          <w:numId w:val="33"/>
         </w:numPr>
       </w:pPr>
       <w:r>
@@ -7899,7 +8099,7 @@
         <w:pStyle w:val="ListParagraph"/>
         <w:numPr>
           <w:ilvl w:val="0"/>
-          <w:numId w:val="32"/>
+          <w:numId w:val="33"/>
         </w:numPr>
       </w:pPr>
       <w:r>
@@ -7911,7 +8111,7 @@
         <w:pStyle w:val="ListParagraph"/>
         <w:numPr>
           <w:ilvl w:val="0"/>
-          <w:numId w:val="32"/>
+          <w:numId w:val="33"/>
         </w:numPr>
       </w:pPr>
       <w:r>
@@ -7931,7 +8131,7 @@
         <w:pStyle w:val="ListParagraph"/>
         <w:numPr>
           <w:ilvl w:val="0"/>
-          <w:numId w:val="33"/>
+          <w:numId w:val="34"/>
         </w:numPr>
       </w:pPr>
       <w:r>
@@ -7958,7 +8158,7 @@
         <w:pStyle w:val="ListParagraph"/>
         <w:numPr>
           <w:ilvl w:val="0"/>
-          <w:numId w:val="33"/>
+          <w:numId w:val="34"/>
         </w:numPr>
       </w:pPr>
       <w:r>
@@ -7985,7 +8185,7 @@
         <w:pStyle w:val="ListParagraph"/>
         <w:numPr>
           <w:ilvl w:val="0"/>
-          <w:numId w:val="33"/>
+          <w:numId w:val="34"/>
         </w:numPr>
       </w:pPr>
       <w:r>
@@ -8455,7 +8655,7 @@
         <w:pStyle w:val="ListParagraph"/>
         <w:numPr>
           <w:ilvl w:val="0"/>
-          <w:numId w:val="34"/>
+          <w:numId w:val="35"/>
         </w:numPr>
       </w:pPr>
       <w:r>
@@ -8473,7 +8673,7 @@
         <w:pStyle w:val="ListParagraph"/>
         <w:numPr>
           <w:ilvl w:val="0"/>
-          <w:numId w:val="34"/>
+          <w:numId w:val="35"/>
         </w:numPr>
       </w:pPr>
       <w:r>
@@ -8491,7 +8691,7 @@
         <w:pStyle w:val="ListParagraph"/>
         <w:numPr>
           <w:ilvl w:val="0"/>
-          <w:numId w:val="34"/>
+          <w:numId w:val="35"/>
         </w:numPr>
       </w:pPr>
       <w:r>
@@ -8509,7 +8709,7 @@
         <w:pStyle w:val="ListParagraph"/>
         <w:numPr>
           <w:ilvl w:val="0"/>
-          <w:numId w:val="34"/>
+          <w:numId w:val="35"/>
         </w:numPr>
       </w:pPr>
       <w:r>
@@ -8996,7 +9196,7 @@
         <w:pStyle w:val="ListParagraph"/>
         <w:numPr>
           <w:ilvl w:val="0"/>
-          <w:numId w:val="35"/>
+          <w:numId w:val="36"/>
         </w:numPr>
       </w:pPr>
       <w:r>
@@ -9008,7 +9208,7 @@
         <w:pStyle w:val="ListParagraph"/>
         <w:numPr>
           <w:ilvl w:val="0"/>
-          <w:numId w:val="35"/>
+          <w:numId w:val="36"/>
         </w:numPr>
       </w:pPr>
       <w:r>
@@ -9056,7 +9256,7 @@
         <w:pStyle w:val="ListParagraph"/>
         <w:numPr>
           <w:ilvl w:val="0"/>
-          <w:numId w:val="35"/>
+          <w:numId w:val="36"/>
         </w:numPr>
       </w:pPr>
       <w:r>
@@ -9083,7 +9283,7 @@
         <w:pStyle w:val="ListParagraph"/>
         <w:numPr>
           <w:ilvl w:val="0"/>
-          <w:numId w:val="35"/>
+          <w:numId w:val="36"/>
         </w:numPr>
       </w:pPr>
       <w:r>
@@ -9101,7 +9301,7 @@
         <w:pStyle w:val="ListParagraph"/>
         <w:numPr>
           <w:ilvl w:val="0"/>
-          <w:numId w:val="35"/>
+          <w:numId w:val="36"/>
         </w:numPr>
       </w:pPr>
       <w:r>
@@ -9119,7 +9319,7 @@
         <w:pStyle w:val="ListParagraph"/>
         <w:numPr>
           <w:ilvl w:val="0"/>
-          <w:numId w:val="35"/>
+          <w:numId w:val="36"/>
         </w:numPr>
       </w:pPr>
       <w:r>
@@ -9164,7 +9364,7 @@
         <w:pStyle w:val="ListParagraph"/>
         <w:numPr>
           <w:ilvl w:val="0"/>
-          <w:numId w:val="35"/>
+          <w:numId w:val="36"/>
         </w:numPr>
       </w:pPr>
       <w:r>
@@ -9200,7 +9400,7 @@
         <w:pStyle w:val="ListParagraph"/>
         <w:numPr>
           <w:ilvl w:val="0"/>
-          <w:numId w:val="35"/>
+          <w:numId w:val="36"/>
         </w:numPr>
       </w:pPr>
       <w:r>
@@ -9449,7 +9649,7 @@
         <w:pStyle w:val="ListParagraph"/>
         <w:numPr>
           <w:ilvl w:val="0"/>
-          <w:numId w:val="36"/>
+          <w:numId w:val="37"/>
         </w:numPr>
       </w:pPr>
       <w:r>
@@ -9485,7 +9685,7 @@
         <w:pStyle w:val="ListParagraph"/>
         <w:numPr>
           <w:ilvl w:val="0"/>
-          <w:numId w:val="36"/>
+          <w:numId w:val="37"/>
         </w:numPr>
       </w:pPr>
       <w:r>
@@ -9530,7 +9730,7 @@
         <w:pStyle w:val="ListParagraph"/>
         <w:numPr>
           <w:ilvl w:val="0"/>
-          <w:numId w:val="36"/>
+          <w:numId w:val="37"/>
         </w:numPr>
       </w:pPr>
       <w:r>
@@ -9556,7 +9756,7 @@
         <w:pStyle w:val="ListParagraph"/>
         <w:numPr>
           <w:ilvl w:val="0"/>
-          <w:numId w:val="37"/>
+          <w:numId w:val="38"/>
         </w:numPr>
       </w:pPr>
       <w:r>
@@ -9583,7 +9783,7 @@
         <w:pStyle w:val="ListParagraph"/>
         <w:numPr>
           <w:ilvl w:val="0"/>
-          <w:numId w:val="37"/>
+          <w:numId w:val="38"/>
         </w:numPr>
       </w:pPr>
       <w:r>
@@ -9604,7 +9804,7 @@
         <w:pStyle w:val="ListParagraph"/>
         <w:numPr>
           <w:ilvl w:val="0"/>
-          <w:numId w:val="37"/>
+          <w:numId w:val="38"/>
         </w:numPr>
       </w:pPr>
       <w:r>
@@ -9645,7 +9845,7 @@
         <w:pStyle w:val="ListParagraph"/>
         <w:numPr>
           <w:ilvl w:val="0"/>
-          <w:numId w:val="38"/>
+          <w:numId w:val="39"/>
         </w:numPr>
       </w:pPr>
       <w:r>
@@ -9690,7 +9890,7 @@
         <w:pStyle w:val="ListParagraph"/>
         <w:numPr>
           <w:ilvl w:val="0"/>
-          <w:numId w:val="38"/>
+          <w:numId w:val="39"/>
         </w:numPr>
       </w:pPr>
       <w:r>
@@ -9726,7 +9926,7 @@
         <w:pStyle w:val="ListParagraph"/>
         <w:numPr>
           <w:ilvl w:val="0"/>
-          <w:numId w:val="38"/>
+          <w:numId w:val="39"/>
         </w:numPr>
       </w:pPr>
       <w:r>
@@ -9753,7 +9953,7 @@
         <w:pStyle w:val="ListParagraph"/>
         <w:numPr>
           <w:ilvl w:val="0"/>
-          <w:numId w:val="38"/>
+          <w:numId w:val="39"/>
         </w:numPr>
       </w:pPr>
       <w:r>
@@ -10068,7 +10268,7 @@
         <w:pStyle w:val="ListParagraph"/>
         <w:numPr>
           <w:ilvl w:val="0"/>
-          <w:numId w:val="39"/>
+          <w:numId w:val="40"/>
         </w:numPr>
       </w:pPr>
       <w:r>
@@ -10143,7 +10343,7 @@
         <w:pStyle w:val="ListParagraph"/>
         <w:numPr>
           <w:ilvl w:val="0"/>
-          <w:numId w:val="39"/>
+          <w:numId w:val="40"/>
         </w:numPr>
       </w:pPr>
       <w:r>
@@ -10173,7 +10373,7 @@
         <w:pStyle w:val="ListParagraph"/>
         <w:numPr>
           <w:ilvl w:val="0"/>
-          <w:numId w:val="39"/>
+          <w:numId w:val="40"/>
         </w:numPr>
       </w:pPr>
       <w:r>
@@ -10199,7 +10399,7 @@
         <w:pStyle w:val="ListParagraph"/>
         <w:numPr>
           <w:ilvl w:val="0"/>
-          <w:numId w:val="40"/>
+          <w:numId w:val="41"/>
         </w:numPr>
       </w:pPr>
       <w:r>
@@ -10229,7 +10429,7 @@
         <w:pStyle w:val="ListParagraph"/>
         <w:numPr>
           <w:ilvl w:val="0"/>
-          <w:numId w:val="40"/>
+          <w:numId w:val="41"/>
         </w:numPr>
       </w:pPr>
       <w:r>
@@ -10250,7 +10450,7 @@
         <w:pStyle w:val="ListParagraph"/>
         <w:numPr>
           <w:ilvl w:val="0"/>
-          <w:numId w:val="40"/>
+          <w:numId w:val="41"/>
         </w:numPr>
       </w:pPr>
       <w:r>
@@ -10280,7 +10480,7 @@
         <w:pStyle w:val="ListParagraph"/>
         <w:numPr>
           <w:ilvl w:val="0"/>
-          <w:numId w:val="41"/>
+          <w:numId w:val="42"/>
         </w:numPr>
       </w:pPr>
       <w:r>
@@ -10292,7 +10492,7 @@
         <w:pStyle w:val="ListParagraph"/>
         <w:numPr>
           <w:ilvl w:val="0"/>
-          <w:numId w:val="41"/>
+          <w:numId w:val="42"/>
         </w:numPr>
       </w:pPr>
       <w:r>
@@ -10336,7 +10536,7 @@
         <w:pStyle w:val="ListParagraph"/>
         <w:numPr>
           <w:ilvl w:val="0"/>
-          <w:numId w:val="42"/>
+          <w:numId w:val="43"/>
         </w:numPr>
       </w:pPr>
       <w:r>
@@ -10384,7 +10584,7 @@
         <w:pStyle w:val="ListParagraph"/>
         <w:numPr>
           <w:ilvl w:val="0"/>
-          <w:numId w:val="42"/>
+          <w:numId w:val="43"/>
         </w:numPr>
       </w:pPr>
       <w:r>
@@ -10396,7 +10596,7 @@
         <w:pStyle w:val="ListParagraph"/>
         <w:numPr>
           <w:ilvl w:val="0"/>
-          <w:numId w:val="42"/>
+          <w:numId w:val="43"/>
         </w:numPr>
       </w:pPr>
       <w:r>
@@ -10414,7 +10614,7 @@
         <w:pStyle w:val="ListParagraph"/>
         <w:numPr>
           <w:ilvl w:val="0"/>
-          <w:numId w:val="42"/>
+          <w:numId w:val="43"/>
         </w:numPr>
       </w:pPr>
       <w:r>
@@ -10426,7 +10626,7 @@
         <w:pStyle w:val="ListParagraph"/>
         <w:numPr>
           <w:ilvl w:val="0"/>
-          <w:numId w:val="42"/>
+          <w:numId w:val="43"/>
         </w:numPr>
       </w:pPr>
       <w:r>
@@ -10438,7 +10638,7 @@
         <w:pStyle w:val="ListParagraph"/>
         <w:numPr>
           <w:ilvl w:val="0"/>
-          <w:numId w:val="42"/>
+          <w:numId w:val="43"/>
         </w:numPr>
       </w:pPr>
       <w:r>
@@ -10450,7 +10650,7 @@
         <w:pStyle w:val="ListParagraph"/>
         <w:numPr>
           <w:ilvl w:val="0"/>
-          <w:numId w:val="42"/>
+          <w:numId w:val="43"/>
         </w:numPr>
       </w:pPr>
       <w:r>
@@ -10724,7 +10924,7 @@
         <w:pStyle w:val="ListParagraph"/>
         <w:numPr>
           <w:ilvl w:val="0"/>
-          <w:numId w:val="43"/>
+          <w:numId w:val="44"/>
         </w:numPr>
       </w:pPr>
       <w:r>
@@ -10736,7 +10936,7 @@
         <w:pStyle w:val="ListParagraph"/>
         <w:numPr>
           <w:ilvl w:val="0"/>
-          <w:numId w:val="43"/>
+          <w:numId w:val="44"/>
         </w:numPr>
       </w:pPr>
       <w:r>
@@ -10748,7 +10948,7 @@
         <w:pStyle w:val="ListParagraph"/>
         <w:numPr>
           <w:ilvl w:val="0"/>
-          <w:numId w:val="43"/>
+          <w:numId w:val="44"/>
         </w:numPr>
       </w:pPr>
       <w:r>
@@ -11022,7 +11222,7 @@
         <w:pStyle w:val="ListParagraph"/>
         <w:numPr>
           <w:ilvl w:val="0"/>
-          <w:numId w:val="44"/>
+          <w:numId w:val="45"/>
         </w:numPr>
       </w:pPr>
       <w:r>
@@ -11034,7 +11234,7 @@
         <w:pStyle w:val="ListParagraph"/>
         <w:numPr>
           <w:ilvl w:val="0"/>
-          <w:numId w:val="44"/>
+          <w:numId w:val="45"/>
         </w:numPr>
       </w:pPr>
       <w:r>
@@ -11046,7 +11246,7 @@
         <w:pStyle w:val="ListParagraph"/>
         <w:numPr>
           <w:ilvl w:val="0"/>
-          <w:numId w:val="44"/>
+          <w:numId w:val="45"/>
         </w:numPr>
       </w:pPr>
       <w:r>
@@ -11089,7 +11289,7 @@
         <w:pStyle w:val="ListParagraph"/>
         <w:numPr>
           <w:ilvl w:val="0"/>
-          <w:numId w:val="45"/>
+          <w:numId w:val="46"/>
         </w:numPr>
       </w:pPr>
       <w:r>
@@ -11146,7 +11346,7 @@
         <w:pStyle w:val="ListParagraph"/>
         <w:numPr>
           <w:ilvl w:val="0"/>
-          <w:numId w:val="45"/>
+          <w:numId w:val="46"/>
         </w:numPr>
       </w:pPr>
       <w:r>
@@ -11176,7 +11376,7 @@
         <w:pStyle w:val="ListParagraph"/>
         <w:numPr>
           <w:ilvl w:val="0"/>
-          <w:numId w:val="45"/>
+          <w:numId w:val="46"/>
         </w:numPr>
       </w:pPr>
       <w:r>
@@ -11214,7 +11414,7 @@
         <w:pStyle w:val="ListParagraph"/>
         <w:numPr>
           <w:ilvl w:val="0"/>
-          <w:numId w:val="46"/>
+          <w:numId w:val="47"/>
         </w:numPr>
       </w:pPr>
       <w:r>
@@ -11235,7 +11435,7 @@
         <w:pStyle w:val="ListParagraph"/>
         <w:numPr>
           <w:ilvl w:val="0"/>
-          <w:numId w:val="46"/>
+          <w:numId w:val="47"/>
         </w:numPr>
       </w:pPr>
       <w:r>
@@ -11280,7 +11480,7 @@
         <w:pStyle w:val="ListParagraph"/>
         <w:numPr>
           <w:ilvl w:val="0"/>
-          <w:numId w:val="46"/>
+          <w:numId w:val="47"/>
         </w:numPr>
       </w:pPr>
       <w:r>
@@ -11379,7 +11579,7 @@
         <w:pStyle w:val="ListParagraph"/>
         <w:numPr>
           <w:ilvl w:val="0"/>
-          <w:numId w:val="46"/>
+          <w:numId w:val="47"/>
         </w:numPr>
       </w:pPr>
       <w:r>
@@ -11424,7 +11624,7 @@
         <w:pStyle w:val="ListParagraph"/>
         <w:numPr>
           <w:ilvl w:val="0"/>
-          <w:numId w:val="46"/>
+          <w:numId w:val="47"/>
         </w:numPr>
       </w:pPr>
       <w:r>
@@ -11770,6 +11970,57 @@
     </w:p>
     <w:p>
       <w:pPr>
+        <w:pStyle w:val="ListParagraph"/>
+        <w:numPr>
+          <w:ilvl w:val="0"/>
+          <w:numId w:val="48"/>
+        </w:numPr>
+      </w:pPr>
+      <w:r>
+        <w:t xml:space="preserve">Every workset of the model is opened by name and unloaded links are loaded. If a workset is still closed, or the 3D model comes out empty, the viewer </w:t>
+      </w:r>
+      <w:r>
+        <w:rPr>
+          <w:b/>
+        </w:rPr>
+        <w:t xml:space="preserve">keeps the last good 3D model</w:t>
+      </w:r>
+      <w:r>
+        <w:t xml:space="preserve"> (the sheets still go), and the log ends with </w:t>
+      </w:r>
+      <w:r>
+        <w:rPr>
+          <w:b/>
+        </w:rPr>
+        <w:t xml:space="preserve">result FAILED</w:t>
+      </w:r>
+      <w:r>
+        <w:t xml:space="preserve"> and the reason.</w:t>
+      </w:r>
+    </w:p>
+    <w:p>
+      <w:pPr>
+        <w:pStyle w:val="ListParagraph"/>
+        <w:numPr>
+          <w:ilvl w:val="0"/>
+          <w:numId w:val="48"/>
+        </w:numPr>
+      </w:pPr>
+      <w:r>
+        <w:t xml:space="preserve">Known dialogs are answered so the night is not stopped: a DWG with an empty paper space (Yes), DWG import notes (Close), and </w:t>
+      </w:r>
+      <w:r>
+        <w:rPr>
+          <w:b/>
+        </w:rPr>
+        <w:t xml:space="preserve">External Tools - Add-in Assembly Not Found</w:t>
+      </w:r>
+      <w:r>
+        <w:t xml:space="preserve"> at start-up (Close, by the launcher's watcher). Every dialog is written to nightly\dialogs.log. Best: repair or remove the broken add-in on that PC.</w:t>
+      </w:r>
+    </w:p>
+    <w:p>
+      <w:pPr>
         <w:pStyle w:val="Heading3"/>
       </w:pPr>
       <w:r>
@@ -11781,7 +12032,7 @@
         <w:pStyle w:val="ListParagraph"/>
         <w:numPr>
           <w:ilvl w:val="0"/>
-          <w:numId w:val="47"/>
+          <w:numId w:val="49"/>
         </w:numPr>
       </w:pPr>
       <w:r>
@@ -11802,7 +12053,7 @@
         <w:pStyle w:val="ListParagraph"/>
         <w:numPr>
           <w:ilvl w:val="0"/>
-          <w:numId w:val="47"/>
+          <w:numId w:val="49"/>
         </w:numPr>
       </w:pPr>
       <w:r>
@@ -11838,7 +12089,7 @@
         <w:pStyle w:val="ListParagraph"/>
         <w:numPr>
           <w:ilvl w:val="0"/>
-          <w:numId w:val="47"/>
+          <w:numId w:val="49"/>
         </w:numPr>
       </w:pPr>
       <w:r>
@@ -11874,7 +12125,7 @@
         <w:pStyle w:val="ListParagraph"/>
         <w:numPr>
           <w:ilvl w:val="0"/>
-          <w:numId w:val="47"/>
+          <w:numId w:val="49"/>
         </w:numPr>
       </w:pPr>
       <w:r>
@@ -11903,7 +12154,7 @@
         <w:pStyle w:val="ListParagraph"/>
         <w:numPr>
           <w:ilvl w:val="0"/>
-          <w:numId w:val="48"/>
+          <w:numId w:val="50"/>
         </w:numPr>
       </w:pPr>
       <w:r>
@@ -11924,7 +12175,7 @@
         <w:pStyle w:val="ListParagraph"/>
         <w:numPr>
           <w:ilvl w:val="0"/>
-          <w:numId w:val="48"/>
+          <w:numId w:val="50"/>
         </w:numPr>
       </w:pPr>
       <w:r>
@@ -12145,7 +12396,7 @@
         <w:pStyle w:val="ListParagraph"/>
         <w:numPr>
           <w:ilvl w:val="0"/>
-          <w:numId w:val="49"/>
+          <w:numId w:val="51"/>
         </w:numPr>
       </w:pPr>
       <w:r>
@@ -12155,22 +12406,49 @@
         <w:t xml:space="preserve">Add people to this project:</w:t>
       </w:r>
       <w:r>
-        <w:t xml:space="preserve"> pick an </w:t>
-      </w:r>
-      <w:r>
-        <w:rPr>
-          <w:b/>
-        </w:rPr>
-        <w:t xml:space="preserve">Existing account</w:t>
-      </w:r>
-      <w:r>
-        <w:t xml:space="preserve"> and a Role, then </w:t>
-      </w:r>
-      <w:r>
-        <w:rPr>
-          <w:b/>
-        </w:rPr>
-        <w:t xml:space="preserve">Add</w:t>
+        <w:t xml:space="preserve"> search, narrow by </w:t>
+      </w:r>
+      <w:r>
+        <w:rPr>
+          <w:b/>
+        </w:rPr>
+        <w:t xml:space="preserve">team</w:t>
+      </w:r>
+      <w:r>
+        <w:t xml:space="preserve">, </w:t>
+      </w:r>
+      <w:r>
+        <w:rPr>
+          <w:b/>
+        </w:rPr>
+        <w:t xml:space="preserve">office</w:t>
+      </w:r>
+      <w:r>
+        <w:t xml:space="preserve"> or </w:t>
+      </w:r>
+      <w:r>
+        <w:rPr>
+          <w:b/>
+        </w:rPr>
+        <w:t xml:space="preserve">company</w:t>
+      </w:r>
+      <w:r>
+        <w:t xml:space="preserve">, tick several (or </w:t>
+      </w:r>
+      <w:r>
+        <w:rPr>
+          <w:b/>
+        </w:rPr>
+        <w:t xml:space="preserve">Select all shown</w:t>
+      </w:r>
+      <w:r>
+        <w:t xml:space="preserve">), choose the Role and press </w:t>
+      </w:r>
+      <w:r>
+        <w:rPr>
+          <w:b/>
+        </w:rPr>
+        <w:t xml:space="preserve">Add N people</w:t>
       </w:r>
       <w:r>
         <w:t xml:space="preserve">; or fill in </w:t>
@@ -12208,7 +12486,7 @@
         <w:pStyle w:val="ListParagraph"/>
         <w:numPr>
           <w:ilvl w:val="0"/>
-          <w:numId w:val="49"/>
+          <w:numId w:val="51"/>
         </w:numPr>
       </w:pPr>
       <w:r>
@@ -12238,7 +12516,7 @@
         <w:pStyle w:val="ListParagraph"/>
         <w:numPr>
           <w:ilvl w:val="0"/>
-          <w:numId w:val="49"/>
+          <w:numId w:val="51"/>
         </w:numPr>
       </w:pPr>
       <w:r>
@@ -12259,7 +12537,7 @@
         <w:pStyle w:val="ListParagraph"/>
         <w:numPr>
           <w:ilvl w:val="0"/>
-          <w:numId w:val="49"/>
+          <w:numId w:val="51"/>
         </w:numPr>
       </w:pPr>
       <w:r>
@@ -12295,7 +12573,7 @@
         <w:pStyle w:val="ListParagraph"/>
         <w:numPr>
           <w:ilvl w:val="0"/>
-          <w:numId w:val="49"/>
+          <w:numId w:val="51"/>
         </w:numPr>
       </w:pPr>
       <w:r>
@@ -12313,7 +12591,7 @@
         <w:pStyle w:val="ListParagraph"/>
         <w:numPr>
           <w:ilvl w:val="0"/>
-          <w:numId w:val="49"/>
+          <w:numId w:val="51"/>
         </w:numPr>
       </w:pPr>
       <w:r>
@@ -12357,7 +12635,7 @@
         <w:pStyle w:val="ListParagraph"/>
         <w:numPr>
           <w:ilvl w:val="0"/>
-          <w:numId w:val="50"/>
+          <w:numId w:val="52"/>
         </w:numPr>
       </w:pPr>
       <w:r>
@@ -12438,7 +12716,7 @@
         <w:pStyle w:val="ListParagraph"/>
         <w:numPr>
           <w:ilvl w:val="0"/>
-          <w:numId w:val="50"/>
+          <w:numId w:val="52"/>
         </w:numPr>
       </w:pPr>
       <w:r>
@@ -12456,7 +12734,7 @@
         <w:pStyle w:val="ListParagraph"/>
         <w:numPr>
           <w:ilvl w:val="0"/>
-          <w:numId w:val="50"/>
+          <w:numId w:val="52"/>
         </w:numPr>
       </w:pPr>
       <w:r>
@@ -12477,7 +12755,7 @@
         <w:pStyle w:val="ListParagraph"/>
         <w:numPr>
           <w:ilvl w:val="0"/>
-          <w:numId w:val="50"/>
+          <w:numId w:val="52"/>
         </w:numPr>
       </w:pPr>
       <w:r>
@@ -12503,7 +12781,7 @@
         <w:pStyle w:val="ListParagraph"/>
         <w:numPr>
           <w:ilvl w:val="0"/>
-          <w:numId w:val="51"/>
+          <w:numId w:val="53"/>
         </w:numPr>
       </w:pPr>
       <w:r>
@@ -12566,7 +12844,7 @@
         <w:pStyle w:val="ListParagraph"/>
         <w:numPr>
           <w:ilvl w:val="0"/>
-          <w:numId w:val="51"/>
+          <w:numId w:val="53"/>
         </w:numPr>
       </w:pPr>
       <w:r>
@@ -12593,7 +12871,7 @@
         <w:pStyle w:val="ListParagraph"/>
         <w:numPr>
           <w:ilvl w:val="0"/>
-          <w:numId w:val="51"/>
+          <w:numId w:val="53"/>
         </w:numPr>
       </w:pPr>
       <w:r>
@@ -12611,7 +12889,7 @@
         <w:pStyle w:val="ListParagraph"/>
         <w:numPr>
           <w:ilvl w:val="0"/>
-          <w:numId w:val="51"/>
+          <w:numId w:val="53"/>
         </w:numPr>
       </w:pPr>
       <w:r>
@@ -13242,7 +13520,7 @@
         <w:pStyle w:val="ListParagraph"/>
         <w:numPr>
           <w:ilvl w:val="0"/>
-          <w:numId w:val="52"/>
+          <w:numId w:val="54"/>
         </w:numPr>
       </w:pPr>
       <w:r>
@@ -13260,7 +13538,7 @@
         <w:pStyle w:val="ListParagraph"/>
         <w:numPr>
           <w:ilvl w:val="0"/>
-          <w:numId w:val="52"/>
+          <w:numId w:val="54"/>
         </w:numPr>
       </w:pPr>
       <w:r>
@@ -13278,7 +13556,7 @@
         <w:pStyle w:val="ListParagraph"/>
         <w:numPr>
           <w:ilvl w:val="0"/>
-          <w:numId w:val="52"/>
+          <w:numId w:val="54"/>
         </w:numPr>
       </w:pPr>
       <w:r>
@@ -13296,7 +13574,7 @@
         <w:pStyle w:val="ListParagraph"/>
         <w:numPr>
           <w:ilvl w:val="0"/>
-          <w:numId w:val="52"/>
+          <w:numId w:val="54"/>
         </w:numPr>
       </w:pPr>
       <w:r>
@@ -13314,7 +13592,7 @@
         <w:pStyle w:val="ListParagraph"/>
         <w:numPr>
           <w:ilvl w:val="0"/>
-          <w:numId w:val="52"/>
+          <w:numId w:val="54"/>
         </w:numPr>
       </w:pPr>
       <w:r>
@@ -13332,7 +13610,7 @@
         <w:pStyle w:val="ListParagraph"/>
         <w:numPr>
           <w:ilvl w:val="0"/>
-          <w:numId w:val="52"/>
+          <w:numId w:val="54"/>
         </w:numPr>
       </w:pPr>
       <w:r>
@@ -14430,7 +14708,7 @@
         <w:pStyle w:val="ListParagraph"/>
         <w:numPr>
           <w:ilvl w:val="0"/>
-          <w:numId w:val="53"/>
+          <w:numId w:val="55"/>
         </w:numPr>
       </w:pPr>
       <w:r>
@@ -14442,7 +14720,7 @@
         <w:pStyle w:val="ListParagraph"/>
         <w:numPr>
           <w:ilvl w:val="0"/>
-          <w:numId w:val="53"/>
+          <w:numId w:val="55"/>
         </w:numPr>
       </w:pPr>
       <w:r>
@@ -14454,7 +14732,7 @@
         <w:pStyle w:val="ListParagraph"/>
         <w:numPr>
           <w:ilvl w:val="0"/>
-          <w:numId w:val="53"/>
+          <w:numId w:val="55"/>
         </w:numPr>
       </w:pPr>
       <w:r>
@@ -14466,7 +14744,7 @@
         <w:pStyle w:val="ListParagraph"/>
         <w:numPr>
           <w:ilvl w:val="0"/>
-          <w:numId w:val="53"/>
+          <w:numId w:val="55"/>
         </w:numPr>
       </w:pPr>
       <w:r>
@@ -14478,7 +14756,7 @@
         <w:pStyle w:val="ListParagraph"/>
         <w:numPr>
           <w:ilvl w:val="0"/>
-          <w:numId w:val="53"/>
+          <w:numId w:val="55"/>
         </w:numPr>
       </w:pPr>
       <w:r>
@@ -14499,7 +14777,7 @@
         <w:pStyle w:val="ListParagraph"/>
         <w:numPr>
           <w:ilvl w:val="0"/>
-          <w:numId w:val="53"/>
+          <w:numId w:val="55"/>
         </w:numPr>
       </w:pPr>
       <w:r>
@@ -14511,7 +14789,7 @@
         <w:pStyle w:val="ListParagraph"/>
         <w:numPr>
           <w:ilvl w:val="0"/>
-          <w:numId w:val="53"/>
+          <w:numId w:val="55"/>
         </w:numPr>
       </w:pPr>
       <w:r>
@@ -14532,7 +14810,7 @@
         <w:pStyle w:val="ListParagraph"/>
         <w:numPr>
           <w:ilvl w:val="0"/>
-          <w:numId w:val="53"/>
+          <w:numId w:val="55"/>
         </w:numPr>
       </w:pPr>
       <w:r>
@@ -14544,7 +14822,7 @@
         <w:pStyle w:val="ListParagraph"/>
         <w:numPr>
           <w:ilvl w:val="0"/>
-          <w:numId w:val="53"/>
+          <w:numId w:val="55"/>
         </w:numPr>
       </w:pPr>
       <w:r>
@@ -14556,7 +14834,7 @@
         <w:pStyle w:val="ListParagraph"/>
         <w:numPr>
           <w:ilvl w:val="0"/>
-          <w:numId w:val="53"/>
+          <w:numId w:val="55"/>
         </w:numPr>
       </w:pPr>
       <w:r>
@@ -14568,7 +14846,7 @@
         <w:pStyle w:val="ListParagraph"/>
         <w:numPr>
           <w:ilvl w:val="0"/>
-          <w:numId w:val="53"/>
+          <w:numId w:val="55"/>
         </w:numPr>
       </w:pPr>
       <w:r>
@@ -14580,7 +14858,7 @@
         <w:pStyle w:val="ListParagraph"/>
         <w:numPr>
           <w:ilvl w:val="0"/>
-          <w:numId w:val="53"/>
+          <w:numId w:val="55"/>
         </w:numPr>
       </w:pPr>
       <w:r>
@@ -14592,7 +14870,7 @@
         <w:pStyle w:val="ListParagraph"/>
         <w:numPr>
           <w:ilvl w:val="0"/>
-          <w:numId w:val="53"/>
+          <w:numId w:val="55"/>
         </w:numPr>
       </w:pPr>
       <w:r>
@@ -14604,7 +14882,7 @@
         <w:pStyle w:val="ListParagraph"/>
         <w:numPr>
           <w:ilvl w:val="0"/>
-          <w:numId w:val="53"/>
+          <w:numId w:val="55"/>
         </w:numPr>
       </w:pPr>
       <w:r>
@@ -14886,10 +15164,10 @@
     <w:abstractNumId w:val="0"/>
   </w:num>
   <w:num w:numId="31">
-    <w:abstractNumId w:val="1"/>
+    <w:abstractNumId w:val="0"/>
   </w:num>
   <w:num w:numId="32">
-    <w:abstractNumId w:val="0"/>
+    <w:abstractNumId w:val="1"/>
   </w:num>
   <w:num w:numId="33">
     <w:abstractNumId w:val="0"/>
@@ -14913,10 +15191,10 @@
     <w:abstractNumId w:val="0"/>
   </w:num>
   <w:num w:numId="40">
-    <w:abstractNumId w:val="1"/>
+    <w:abstractNumId w:val="0"/>
   </w:num>
   <w:num w:numId="41">
-    <w:abstractNumId w:val="0"/>
+    <w:abstractNumId w:val="1"/>
   </w:num>
   <w:num w:numId="42">
     <w:abstractNumId w:val="0"/>
@@ -14931,10 +15209,10 @@
     <w:abstractNumId w:val="0"/>
   </w:num>
   <w:num w:numId="46">
-    <w:abstractNumId w:val="1"/>
+    <w:abstractNumId w:val="0"/>
   </w:num>
   <w:num w:numId="47">
-    <w:abstractNumId w:val="0"/>
+    <w:abstractNumId w:val="1"/>
   </w:num>
   <w:num w:numId="48">
     <w:abstractNumId w:val="0"/>
@@ -14952,6 +15230,12 @@
     <w:abstractNumId w:val="0"/>
   </w:num>
   <w:num w:numId="53">
+    <w:abstractNumId w:val="0"/>
+  </w:num>
+  <w:num w:numId="54">
+    <w:abstractNumId w:val="0"/>
+  </w:num>
+  <w:num w:numId="55">
     <w:abstractNumId w:val="0"/>
   </w:num>
 </w:numbering>

--- a/docs/manual/LWK_Viewer_User_Manual_EN.docx
+++ b/docs/manual/LWK_Viewer_User_Manual_EN.docx
@@ -2621,8 +2621,35 @@
         <w:t xml:space="preserve">Kanban:</w:t>
       </w:r>
       <w:r>
-        <w:t xml:space="preserve"> cards in columns; drag a card to another column. </w:t>
-      </w:r>
+        <w:t xml:space="preserve"> cards in columns; drag a card to another column. The board fills the window, so the sideways scroll bar is always at the bottom of the screen; </w:t>
+      </w:r>
+      <w:r>
+        <w:rPr>
+          <w:b/>
+        </w:rPr>
+        <w:t xml:space="preserve">Shift + mouse wheel</w:t>
+      </w:r>
+      <w:r>
+        <w:t xml:space="preserve">, dragging an empty part of the board, or the </w:t>
+      </w:r>
+      <w:r>
+        <w:rPr>
+          <w:b/>
+        </w:rPr>
+        <w:t xml:space="preserve">‹ ›</w:t>
+      </w:r>
+      <w:r>
+        <w:t xml:space="preserve"> buttons at its edges also scroll it.</w:t>
+      </w:r>
+    </w:p>
+    <w:p>
+      <w:pPr>
+        <w:pStyle w:val="ListParagraph"/>
+        <w:numPr>
+          <w:ilvl w:val="0"/>
+          <w:numId w:val="10"/>
+        </w:numPr>
+      </w:pPr>
       <w:r>
         <w:rPr>
           <w:b/>
@@ -2630,7 +2657,43 @@
         <w:t xml:space="preserve">Gantt:</w:t>
       </w:r>
       <w:r>
-        <w:t xml:space="preserve"> bars on a timeline; drag a bar, or drag its ends to change the dates. The legend explains the colours; milestones are gold.</w:t>
+        <w:t xml:space="preserve"> bars on a timeline; drag a bar, or drag its ends to change the dates. Each change asks </w:t>
+      </w:r>
+      <w:r>
+        <w:rPr>
+          <w:b/>
+        </w:rPr>
+        <w:t xml:space="preserve">Change the dates?</w:t>
+      </w:r>
+      <w:r>
+        <w:t xml:space="preserve"> first: </w:t>
+      </w:r>
+      <w:r>
+        <w:rPr>
+          <w:b/>
+        </w:rPr>
+        <w:t xml:space="preserve">Save</w:t>
+      </w:r>
+      <w:r>
+        <w:t xml:space="preserve"> keeps it, </w:t>
+      </w:r>
+      <w:r>
+        <w:rPr>
+          <w:b/>
+        </w:rPr>
+        <w:t xml:space="preserve">Cancel</w:t>
+      </w:r>
+      <w:r>
+        <w:t xml:space="preserve"> puts the bar back (tick </w:t>
+      </w:r>
+      <w:r>
+        <w:rPr>
+          <w:b/>
+        </w:rPr>
+        <w:t xml:space="preserve">Don't ask again today</w:t>
+      </w:r>
+      <w:r>
+        <w:t xml:space="preserve"> to skip the question on this device). The legend explains the colours; milestones are gold.</w:t>
       </w:r>
     </w:p>
     <w:p>
@@ -2815,7 +2878,25 @@
         <w:t xml:space="preserve">+ Add sub-task</w:t>
       </w:r>
       <w:r>
-        <w:t xml:space="preserve"> and press Enter.</w:t>
+        <w:t xml:space="preserve"> and press Enter. A sub-task can have sub-tasks of its own, as in Lark, up to 5 levels: open the sub-task and add them there, or use the </w:t>
+      </w:r>
+      <w:r>
+        <w:rPr>
+          <w:b/>
+        </w:rPr>
+        <w:t xml:space="preserve">+</w:t>
+      </w:r>
+      <w:r>
+        <w:t xml:space="preserve"> that shows on a row in the List. Drop a task on the right half of another task's title to make it its sub-task. Deleting a task deletes everything under it (</w:t>
+      </w:r>
+      <w:r>
+        <w:rPr>
+          <w:b/>
+        </w:rPr>
+        <w:t xml:space="preserve">Ctrl+Z</w:t>
+      </w:r>
+      <w:r>
+        <w:t xml:space="preserve"> brings it all back).</w:t>
       </w:r>
     </w:p>
     <w:p>
@@ -4719,6 +4800,621 @@
         <w:pStyle w:val="Heading2"/>
       </w:pPr>
       <w:r>
+        <w:t xml:space="preserve">Notifications and the app</w:t>
+      </w:r>
+    </w:p>
+    <w:p>
+      <w:pPr/>
+      <w:r>
+        <w:t xml:space="preserve">New chat messages reach you without reloading any page, and the viewer can be installed as an app.</w:t>
+      </w:r>
+    </w:p>
+    <w:p>
+      <w:pPr>
+        <w:pStyle w:val="ListParagraph"/>
+        <w:numPr>
+          <w:ilvl w:val="0"/>
+          <w:numId w:val="20"/>
+        </w:numPr>
+      </w:pPr>
+      <w:r>
+        <w:rPr>
+          <w:b/>
+        </w:rPr>
+        <w:t xml:space="preserve">While a viewer page is open</w:t>
+      </w:r>
+      <w:r>
+        <w:t xml:space="preserve"> (any page, a tab in the background, or the app): new messages show as notifications on Windows, Mac and Android; a click opens the chat at the message. The chat you are looking at stays quiet. The tab title shows the unread count, e.g. </w:t>
+      </w:r>
+      <w:r>
+        <w:rPr>
+          <w:b/>
+        </w:rPr>
+        <w:t xml:space="preserve">(3) LWK Viewer</w:t>
+      </w:r>
+      <w:r>
+        <w:t xml:space="preserve">, and so does the app's icon.</w:t>
+      </w:r>
+    </w:p>
+    <w:p>
+      <w:pPr>
+        <w:pStyle w:val="ListParagraph"/>
+        <w:numPr>
+          <w:ilvl w:val="0"/>
+          <w:numId w:val="20"/>
+        </w:numPr>
+      </w:pPr>
+      <w:r>
+        <w:rPr>
+          <w:b/>
+        </w:rPr>
+        <w:t xml:space="preserve">The bell</w:t>
+      </w:r>
+      <w:r>
+        <w:t xml:space="preserve"> in the top bar: </w:t>
+      </w:r>
+      <w:r>
+        <w:rPr>
+          <w:b/>
+        </w:rPr>
+        <w:t xml:space="preserve">Turn on notifications</w:t>
+      </w:r>
+      <w:r>
+        <w:t xml:space="preserve"> (the browser asks once), then choose </w:t>
+      </w:r>
+      <w:r>
+        <w:rPr>
+          <w:b/>
+        </w:rPr>
+        <w:t xml:space="preserve">Every message</w:t>
+      </w:r>
+      <w:r>
+        <w:t xml:space="preserve">, </w:t>
+      </w:r>
+      <w:r>
+        <w:rPr>
+          <w:b/>
+        </w:rPr>
+        <w:t xml:space="preserve">@mentions and direct messages</w:t>
+      </w:r>
+      <w:r>
+        <w:t xml:space="preserve"> or </w:t>
+      </w:r>
+      <w:r>
+        <w:rPr>
+          <w:b/>
+        </w:rPr>
+        <w:t xml:space="preserve">Nothing</w:t>
+      </w:r>
+      <w:r>
+        <w:t xml:space="preserve">.</w:t>
+      </w:r>
+    </w:p>
+    <w:p>
+      <w:pPr>
+        <w:pStyle w:val="ListParagraph"/>
+        <w:numPr>
+          <w:ilvl w:val="0"/>
+          <w:numId w:val="20"/>
+        </w:numPr>
+      </w:pPr>
+      <w:r>
+        <w:rPr>
+          <w:b/>
+        </w:rPr>
+        <w:t xml:space="preserve">Mute a chat:</w:t>
+      </w:r>
+      <w:r>
+        <w:t xml:space="preserve"> Chat info &gt; </w:t>
+      </w:r>
+      <w:r>
+        <w:rPr>
+          <w:b/>
+        </w:rPr>
+        <w:t xml:space="preserve">Mute notifications</w:t>
+      </w:r>
+      <w:r>
+        <w:t xml:space="preserve">. A muted chat still tells you when you are @mentioned.</w:t>
+      </w:r>
+    </w:p>
+    <w:p>
+      <w:pPr>
+        <w:pStyle w:val="ListParagraph"/>
+        <w:numPr>
+          <w:ilvl w:val="0"/>
+          <w:numId w:val="20"/>
+        </w:numPr>
+      </w:pPr>
+      <w:r>
+        <w:rPr>
+          <w:b/>
+        </w:rPr>
+        <w:t xml:space="preserve">Install the app:</w:t>
+      </w:r>
+      <w:r>
+        <w:t xml:space="preserve"> the bell &gt; </w:t>
+      </w:r>
+      <w:r>
+        <w:rPr>
+          <w:b/>
+        </w:rPr>
+        <w:t xml:space="preserve">Install the app</w:t>
+      </w:r>
+      <w:r>
+        <w:t xml:space="preserve"> (Edge, Chrome), or the install icon at the right of the address bar. On Android: menu &gt; </w:t>
+      </w:r>
+      <w:r>
+        <w:rPr>
+          <w:b/>
+        </w:rPr>
+        <w:t xml:space="preserve">Add to Home screen</w:t>
+      </w:r>
+      <w:r>
+        <w:t xml:space="preserve">. On iPhone and iPad: Safari &gt; Share &gt; </w:t>
+      </w:r>
+      <w:r>
+        <w:rPr>
+          <w:b/>
+        </w:rPr>
+        <w:t xml:space="preserve">Add to Home Screen</w:t>
+      </w:r>
+      <w:r>
+        <w:t xml:space="preserve">. The app opens in its own window, with shortcuts to Chat, Tasks, Calendar, Folders and Projects (right-click the icon).</w:t>
+      </w:r>
+    </w:p>
+    <w:p>
+      <w:pPr>
+        <w:pStyle w:val="ListParagraph"/>
+        <w:numPr>
+          <w:ilvl w:val="0"/>
+          <w:numId w:val="20"/>
+        </w:numPr>
+      </w:pPr>
+      <w:r>
+        <w:rPr>
+          <w:b/>
+        </w:rPr>
+        <w:t xml:space="preserve">When no page is open (push):</w:t>
+      </w:r>
+      <w:r>
+        <w:t xml:space="preserve"> the bell &gt; </w:t>
+      </w:r>
+      <w:r>
+        <w:rPr>
+          <w:b/>
+        </w:rPr>
+        <w:t xml:space="preserve">Turn on for this device</w:t>
+      </w:r>
+      <w:r>
+        <w:t xml:space="preserve">. This works when the viewer is opened by its </w:t>
+      </w:r>
+      <w:r>
+        <w:rPr>
+          <w:b/>
+        </w:rPr>
+        <w:t xml:space="preserve">https</w:t>
+      </w:r>
+      <w:r>
+        <w:t xml:space="preserve"> address; ask your admin. Messages then arrive on that phone or computer even with the app closed.</w:t>
+      </w:r>
+    </w:p>
+    <w:p>
+      <w:pPr>
+        <w:pStyle w:val="Heading2"/>
+      </w:pPr>
+      <w:r>
+        <w:t xml:space="preserve">Undo</w:t>
+      </w:r>
+    </w:p>
+    <w:p>
+      <w:pPr>
+        <w:pStyle w:val="ListParagraph"/>
+        <w:numPr>
+          <w:ilvl w:val="0"/>
+          <w:numId w:val="21"/>
+        </w:numPr>
+      </w:pPr>
+      <w:r>
+        <w:rPr>
+          <w:b/>
+        </w:rPr>
+        <w:t xml:space="preserve">Ctrl+Z</w:t>
+      </w:r>
+      <w:r>
+        <w:t xml:space="preserve"> (Cmd+Z on a Mac) undoes the last change; </w:t>
+      </w:r>
+      <w:r>
+        <w:rPr>
+          <w:b/>
+        </w:rPr>
+        <w:t xml:space="preserve">Ctrl+Y</w:t>
+      </w:r>
+      <w:r>
+        <w:t xml:space="preserve"> (or Ctrl+Shift+Z) redoes it. A note at the bottom says what was undone, with </w:t>
+      </w:r>
+      <w:r>
+        <w:rPr>
+          <w:b/>
+        </w:rPr>
+        <w:t xml:space="preserve">Redo</w:t>
+      </w:r>
+      <w:r>
+        <w:t xml:space="preserve">.</w:t>
+      </w:r>
+    </w:p>
+    <w:p>
+      <w:pPr>
+        <w:pStyle w:val="ListParagraph"/>
+        <w:numPr>
+          <w:ilvl w:val="0"/>
+          <w:numId w:val="21"/>
+        </w:numPr>
+      </w:pPr>
+      <w:r>
+        <w:rPr>
+          <w:b/>
+        </w:rPr>
+        <w:t xml:space="preserve">Tasks:</w:t>
+      </w:r>
+      <w:r>
+        <w:t xml:space="preserve"> changed fields, Kanban moves, list drags, Gantt moves, a new task and a deleted task (with its sub-tasks).</w:t>
+      </w:r>
+    </w:p>
+    <w:p>
+      <w:pPr>
+        <w:pStyle w:val="ListParagraph"/>
+        <w:numPr>
+          <w:ilvl w:val="0"/>
+          <w:numId w:val="21"/>
+        </w:numPr>
+      </w:pPr>
+      <w:r>
+        <w:rPr>
+          <w:b/>
+        </w:rPr>
+        <w:t xml:space="preserve">Messenger:</w:t>
+      </w:r>
+      <w:r>
+        <w:t xml:space="preserve"> a deleted message (your own, within a day), an edit, a pin and a reaction.</w:t>
+      </w:r>
+    </w:p>
+    <w:p>
+      <w:pPr>
+        <w:pStyle w:val="ListParagraph"/>
+        <w:numPr>
+          <w:ilvl w:val="0"/>
+          <w:numId w:val="21"/>
+        </w:numPr>
+      </w:pPr>
+      <w:r>
+        <w:rPr>
+          <w:b/>
+        </w:rPr>
+        <w:t xml:space="preserve">Folders:</w:t>
+      </w:r>
+      <w:r>
+        <w:t xml:space="preserve"> delete, rename, move, upload and a new folder.</w:t>
+      </w:r>
+    </w:p>
+    <w:p>
+      <w:pPr>
+        <w:pStyle w:val="ListParagraph"/>
+        <w:numPr>
+          <w:ilvl w:val="0"/>
+          <w:numId w:val="21"/>
+        </w:numPr>
+      </w:pPr>
+      <w:r>
+        <w:t xml:space="preserve">While you type in a box, Ctrl+Z undoes the typing as usual. The Sheets and 3D pages keep their own undo for markups.</w:t>
+      </w:r>
+    </w:p>
+    <w:p>
+      <w:pPr>
+        <w:pStyle w:val="Heading2"/>
+      </w:pPr>
+      <w:r>
+        <w:t xml:space="preserve">Folders</w:t>
+      </w:r>
+    </w:p>
+    <w:p>
+      <w:pPr/>
+      <w:r>
+        <w:rPr>
+          <w:b/>
+        </w:rPr>
+        <w:t xml:space="preserve">Folders</w:t>
+      </w:r>
+      <w:r>
+        <w:t xml:space="preserve"> holds each project's files in a folder on the server, like ACC Docs or a shared drive. Pick the project at the top left.</w:t>
+      </w:r>
+    </w:p>
+    <w:p>
+      <w:pPr>
+        <w:pStyle w:val="ListParagraph"/>
+        <w:numPr>
+          <w:ilvl w:val="0"/>
+          <w:numId w:val="22"/>
+        </w:numPr>
+      </w:pPr>
+      <w:r>
+        <w:rPr>
+          <w:b/>
+        </w:rPr>
+        <w:t xml:space="preserve">Browse:</w:t>
+      </w:r>
+      <w:r>
+        <w:t xml:space="preserve"> the folder tree on the left, the path at the top, or </w:t>
+      </w:r>
+      <w:r>
+        <w:rPr>
+          <w:b/>
+        </w:rPr>
+        <w:t xml:space="preserve">Search this project's files</w:t>
+      </w:r>
+      <w:r>
+        <w:t xml:space="preserve">. Double-click a folder to open it; click a PDF, picture or video to preview it.</w:t>
+      </w:r>
+    </w:p>
+    <w:p>
+      <w:pPr>
+        <w:pStyle w:val="ListParagraph"/>
+        <w:numPr>
+          <w:ilvl w:val="0"/>
+          <w:numId w:val="22"/>
+        </w:numPr>
+      </w:pPr>
+      <w:r>
+        <w:rPr>
+          <w:b/>
+        </w:rPr>
+        <w:t xml:space="preserve">Upload:</w:t>
+      </w:r>
+      <w:r>
+        <w:t xml:space="preserve"> drop files, or whole folders, onto the page (or onto a folder in the list), or press </w:t>
+      </w:r>
+      <w:r>
+        <w:rPr>
+          <w:b/>
+        </w:rPr>
+        <w:t xml:space="preserve">Upload</w:t>
+      </w:r>
+      <w:r>
+        <w:t xml:space="preserve">. </w:t>
+      </w:r>
+      <w:r>
+        <w:rPr>
+          <w:b/>
+        </w:rPr>
+        <w:t xml:space="preserve">+ Folder</w:t>
+      </w:r>
+      <w:r>
+        <w:t xml:space="preserve"> makes a folder.</w:t>
+      </w:r>
+    </w:p>
+    <w:p>
+      <w:pPr>
+        <w:pStyle w:val="ListParagraph"/>
+        <w:numPr>
+          <w:ilvl w:val="0"/>
+          <w:numId w:val="22"/>
+        </w:numPr>
+      </w:pPr>
+      <w:r>
+        <w:rPr>
+          <w:b/>
+        </w:rPr>
+        <w:t xml:space="preserve">⋯ on a file</w:t>
+      </w:r>
+      <w:r>
+        <w:t xml:space="preserve"> (or right-click): Preview, Download, </w:t>
+      </w:r>
+      <w:r>
+        <w:rPr>
+          <w:b/>
+        </w:rPr>
+        <w:t xml:space="preserve">Add to the Sheets page</w:t>
+      </w:r>
+      <w:r>
+        <w:t xml:space="preserve"> (PDFs), </w:t>
+      </w:r>
+      <w:r>
+        <w:rPr>
+          <w:b/>
+        </w:rPr>
+        <w:t xml:space="preserve">Star</w:t>
+      </w:r>
+      <w:r>
+        <w:t xml:space="preserve">, </w:t>
+      </w:r>
+      <w:r>
+        <w:rPr>
+          <w:b/>
+        </w:rPr>
+        <w:t xml:space="preserve">Pin for everyone</w:t>
+      </w:r>
+      <w:r>
+        <w:t xml:space="preserve"> (project admins), Copy link, Rename, </w:t>
+      </w:r>
+      <w:r>
+        <w:rPr>
+          <w:b/>
+        </w:rPr>
+        <w:t xml:space="preserve">Move to ...</w:t>
+      </w:r>
+      <w:r>
+        <w:t xml:space="preserve"> and Delete. Drag files onto a folder to move them; </w:t>
+      </w:r>
+      <w:r>
+        <w:rPr>
+          <w:b/>
+        </w:rPr>
+        <w:t xml:space="preserve">Delete</w:t>
+      </w:r>
+      <w:r>
+        <w:t xml:space="preserve"> and </w:t>
+      </w:r>
+      <w:r>
+        <w:rPr>
+          <w:b/>
+        </w:rPr>
+        <w:t xml:space="preserve">F2</w:t>
+      </w:r>
+      <w:r>
+        <w:t xml:space="preserve"> work on the selected file.</w:t>
+      </w:r>
+    </w:p>
+    <w:p>
+      <w:pPr>
+        <w:pStyle w:val="ListParagraph"/>
+        <w:numPr>
+          <w:ilvl w:val="0"/>
+          <w:numId w:val="22"/>
+        </w:numPr>
+      </w:pPr>
+      <w:r>
+        <w:rPr>
+          <w:b/>
+        </w:rPr>
+        <w:t xml:space="preserve">Pinned</w:t>
+      </w:r>
+      <w:r>
+        <w:t xml:space="preserve"> shows the documents a project admin pinned for everyone; </w:t>
+      </w:r>
+      <w:r>
+        <w:rPr>
+          <w:b/>
+        </w:rPr>
+        <w:t xml:space="preserve">Starred</w:t>
+      </w:r>
+      <w:r>
+        <w:t xml:space="preserve"> shows your own. </w:t>
+      </w:r>
+      <w:r>
+        <w:rPr>
+          <w:b/>
+        </w:rPr>
+        <w:t xml:space="preserve">Recent</w:t>
+      </w:r>
+      <w:r>
+        <w:t xml:space="preserve"> lists the newest files.</w:t>
+      </w:r>
+    </w:p>
+    <w:p>
+      <w:pPr>
+        <w:pStyle w:val="ListParagraph"/>
+        <w:numPr>
+          <w:ilvl w:val="0"/>
+          <w:numId w:val="22"/>
+        </w:numPr>
+      </w:pPr>
+      <w:r>
+        <w:rPr>
+          <w:b/>
+        </w:rPr>
+        <w:t xml:space="preserve">Deleting:</w:t>
+      </w:r>
+      <w:r>
+        <w:t xml:space="preserve"> the person who uploaded a file, or a project admin. Deleted things go to </w:t>
+      </w:r>
+      <w:r>
+        <w:rPr>
+          <w:b/>
+        </w:rPr>
+        <w:t xml:space="preserve">Recently deleted</w:t>
+      </w:r>
+      <w:r>
+        <w:t xml:space="preserve">, from where they can be put back; </w:t>
+      </w:r>
+      <w:r>
+        <w:rPr>
+          <w:b/>
+        </w:rPr>
+        <w:t xml:space="preserve">Ctrl+Z</w:t>
+      </w:r>
+      <w:r>
+        <w:t xml:space="preserve"> also brings them back at once.</w:t>
+      </w:r>
+    </w:p>
+    <w:p>
+      <w:pPr>
+        <w:pStyle w:val="ListParagraph"/>
+        <w:numPr>
+          <w:ilvl w:val="0"/>
+          <w:numId w:val="22"/>
+        </w:numPr>
+      </w:pPr>
+      <w:r>
+        <w:rPr>
+          <w:b/>
+        </w:rPr>
+        <w:t xml:space="preserve">Folder templates (project admins):</w:t>
+      </w:r>
+      <w:r>
+        <w:t xml:space="preserve"> ⋯ (top right) &gt; </w:t>
+      </w:r>
+      <w:r>
+        <w:rPr>
+          <w:b/>
+        </w:rPr>
+        <w:t xml:space="preserve">Save these folders as a template</w:t>
+      </w:r>
+      <w:r>
+        <w:t xml:space="preserve"> keeps this project's folders (no files) by name. In another project, </w:t>
+      </w:r>
+      <w:r>
+        <w:rPr>
+          <w:b/>
+        </w:rPr>
+        <w:t xml:space="preserve">Lay out folders from a template</w:t>
+      </w:r>
+      <w:r>
+        <w:t xml:space="preserve"> makes the folders it is missing; nothing is deleted.</w:t>
+      </w:r>
+    </w:p>
+    <w:p>
+      <w:pPr>
+        <w:pStyle w:val="ListParagraph"/>
+        <w:numPr>
+          <w:ilvl w:val="0"/>
+          <w:numId w:val="22"/>
+        </w:numPr>
+      </w:pPr>
+      <w:r>
+        <w:rPr>
+          <w:b/>
+        </w:rPr>
+        <w:t xml:space="preserve">To the Sheets page:</w:t>
+      </w:r>
+      <w:r>
+        <w:t xml:space="preserve"> a PDF's ⋯ &gt; </w:t>
+      </w:r>
+      <w:r>
+        <w:rPr>
+          <w:b/>
+        </w:rPr>
+        <w:t xml:space="preserve">Add to the Sheets page</w:t>
+      </w:r>
+      <w:r>
+        <w:t xml:space="preserve"> turns its pages into sheets in a set of their own (choose the set and the sheet number), ready for markups and issues.</w:t>
+      </w:r>
+    </w:p>
+    <w:p>
+      <w:pPr>
+        <w:pStyle w:val="ListParagraph"/>
+        <w:numPr>
+          <w:ilvl w:val="0"/>
+          <w:numId w:val="22"/>
+        </w:numPr>
+      </w:pPr>
+      <w:r>
+        <w:t xml:space="preserve">Files put into the project's folder on the server some other way (for example from Windows Explorer) show up here too.</w:t>
+      </w:r>
+    </w:p>
+    <w:p>
+      <w:pPr>
+        <w:pStyle w:val="Heading2"/>
+      </w:pPr>
+      <w:r>
         <w:t xml:space="preserve">Sheets (2D)</w:t>
       </w:r>
     </w:p>
@@ -4741,7 +5437,7 @@
         <w:pStyle w:val="ListParagraph"/>
         <w:numPr>
           <w:ilvl w:val="0"/>
-          <w:numId w:val="20"/>
+          <w:numId w:val="23"/>
         </w:numPr>
       </w:pPr>
       <w:r>
@@ -4762,7 +5458,7 @@
         <w:pStyle w:val="ListParagraph"/>
         <w:numPr>
           <w:ilvl w:val="0"/>
-          <w:numId w:val="20"/>
+          <w:numId w:val="23"/>
         </w:numPr>
       </w:pPr>
       <w:r>
@@ -4774,7 +5470,7 @@
         <w:pStyle w:val="ListParagraph"/>
         <w:numPr>
           <w:ilvl w:val="0"/>
-          <w:numId w:val="20"/>
+          <w:numId w:val="23"/>
         </w:numPr>
       </w:pPr>
       <w:r>
@@ -4792,7 +5488,7 @@
         <w:pStyle w:val="ListParagraph"/>
         <w:numPr>
           <w:ilvl w:val="0"/>
-          <w:numId w:val="20"/>
+          <w:numId w:val="23"/>
         </w:numPr>
       </w:pPr>
       <w:r>
@@ -4810,7 +5506,7 @@
         <w:pStyle w:val="ListParagraph"/>
         <w:numPr>
           <w:ilvl w:val="0"/>
-          <w:numId w:val="20"/>
+          <w:numId w:val="23"/>
         </w:numPr>
       </w:pPr>
       <w:r>
@@ -5144,7 +5840,7 @@
         <w:pStyle w:val="ListParagraph"/>
         <w:numPr>
           <w:ilvl w:val="0"/>
-          <w:numId w:val="21"/>
+          <w:numId w:val="24"/>
         </w:numPr>
       </w:pPr>
       <w:r>
@@ -5162,7 +5858,7 @@
         <w:pStyle w:val="ListParagraph"/>
         <w:numPr>
           <w:ilvl w:val="0"/>
-          <w:numId w:val="21"/>
+          <w:numId w:val="24"/>
         </w:numPr>
       </w:pPr>
       <w:r>
@@ -5189,7 +5885,7 @@
         <w:pStyle w:val="ListParagraph"/>
         <w:numPr>
           <w:ilvl w:val="0"/>
-          <w:numId w:val="21"/>
+          <w:numId w:val="24"/>
         </w:numPr>
       </w:pPr>
       <w:r>
@@ -5216,7 +5912,7 @@
         <w:pStyle w:val="ListParagraph"/>
         <w:numPr>
           <w:ilvl w:val="0"/>
-          <w:numId w:val="21"/>
+          <w:numId w:val="24"/>
         </w:numPr>
       </w:pPr>
       <w:r>
@@ -5463,7 +6159,7 @@
         <w:pStyle w:val="ListParagraph"/>
         <w:numPr>
           <w:ilvl w:val="0"/>
-          <w:numId w:val="22"/>
+          <w:numId w:val="25"/>
         </w:numPr>
       </w:pPr>
       <w:r>
@@ -5490,7 +6186,7 @@
         <w:pStyle w:val="ListParagraph"/>
         <w:numPr>
           <w:ilvl w:val="0"/>
-          <w:numId w:val="22"/>
+          <w:numId w:val="25"/>
         </w:numPr>
       </w:pPr>
       <w:r>
@@ -5508,7 +6204,7 @@
         <w:pStyle w:val="ListParagraph"/>
         <w:numPr>
           <w:ilvl w:val="0"/>
-          <w:numId w:val="22"/>
+          <w:numId w:val="25"/>
         </w:numPr>
       </w:pPr>
       <w:r>
@@ -5526,7 +6222,7 @@
         <w:pStyle w:val="ListParagraph"/>
         <w:numPr>
           <w:ilvl w:val="0"/>
-          <w:numId w:val="22"/>
+          <w:numId w:val="25"/>
         </w:numPr>
       </w:pPr>
       <w:r>
@@ -5589,7 +6285,7 @@
         <w:pStyle w:val="ListParagraph"/>
         <w:numPr>
           <w:ilvl w:val="0"/>
-          <w:numId w:val="22"/>
+          <w:numId w:val="25"/>
         </w:numPr>
       </w:pPr>
       <w:r>
@@ -5615,7 +6311,7 @@
         <w:pStyle w:val="ListParagraph"/>
         <w:numPr>
           <w:ilvl w:val="0"/>
-          <w:numId w:val="23"/>
+          <w:numId w:val="26"/>
         </w:numPr>
       </w:pPr>
       <w:r>
@@ -5651,7 +6347,7 @@
         <w:pStyle w:val="ListParagraph"/>
         <w:numPr>
           <w:ilvl w:val="0"/>
-          <w:numId w:val="23"/>
+          <w:numId w:val="26"/>
         </w:numPr>
       </w:pPr>
       <w:r>
@@ -5669,7 +6365,7 @@
         <w:pStyle w:val="ListParagraph"/>
         <w:numPr>
           <w:ilvl w:val="0"/>
-          <w:numId w:val="23"/>
+          <w:numId w:val="26"/>
         </w:numPr>
       </w:pPr>
       <w:r>
@@ -6270,7 +6966,7 @@
         <w:pStyle w:val="ListParagraph"/>
         <w:numPr>
           <w:ilvl w:val="0"/>
-          <w:numId w:val="24"/>
+          <w:numId w:val="27"/>
         </w:numPr>
       </w:pPr>
       <w:r>
@@ -6309,7 +7005,7 @@
         <w:pStyle w:val="ListParagraph"/>
         <w:numPr>
           <w:ilvl w:val="0"/>
-          <w:numId w:val="24"/>
+          <w:numId w:val="27"/>
         </w:numPr>
       </w:pPr>
       <w:r>
@@ -6330,7 +7026,7 @@
         <w:pStyle w:val="ListParagraph"/>
         <w:numPr>
           <w:ilvl w:val="0"/>
-          <w:numId w:val="24"/>
+          <w:numId w:val="27"/>
         </w:numPr>
       </w:pPr>
       <w:r>
@@ -6348,7 +7044,7 @@
         <w:pStyle w:val="ListParagraph"/>
         <w:numPr>
           <w:ilvl w:val="0"/>
-          <w:numId w:val="24"/>
+          <w:numId w:val="27"/>
         </w:numPr>
       </w:pPr>
       <w:r>
@@ -6383,7 +7079,7 @@
         <w:pStyle w:val="ListParagraph"/>
         <w:numPr>
           <w:ilvl w:val="0"/>
-          <w:numId w:val="25"/>
+          <w:numId w:val="28"/>
         </w:numPr>
       </w:pPr>
       <w:r>
@@ -6413,7 +7109,7 @@
         <w:pStyle w:val="ListParagraph"/>
         <w:numPr>
           <w:ilvl w:val="0"/>
-          <w:numId w:val="25"/>
+          <w:numId w:val="28"/>
         </w:numPr>
       </w:pPr>
       <w:r>
@@ -6425,7 +7121,7 @@
         <w:pStyle w:val="ListParagraph"/>
         <w:numPr>
           <w:ilvl w:val="0"/>
-          <w:numId w:val="25"/>
+          <w:numId w:val="28"/>
         </w:numPr>
       </w:pPr>
       <w:r>
@@ -6452,7 +7148,7 @@
         <w:pStyle w:val="ListParagraph"/>
         <w:numPr>
           <w:ilvl w:val="0"/>
-          <w:numId w:val="25"/>
+          <w:numId w:val="28"/>
         </w:numPr>
       </w:pPr>
       <w:r>
@@ -6478,7 +7174,7 @@
         <w:pStyle w:val="ListParagraph"/>
         <w:numPr>
           <w:ilvl w:val="0"/>
-          <w:numId w:val="26"/>
+          <w:numId w:val="29"/>
         </w:numPr>
       </w:pPr>
       <w:r>
@@ -6499,7 +7195,7 @@
         <w:pStyle w:val="ListParagraph"/>
         <w:numPr>
           <w:ilvl w:val="0"/>
-          <w:numId w:val="26"/>
+          <w:numId w:val="29"/>
         </w:numPr>
       </w:pPr>
       <w:r>
@@ -6526,7 +7222,7 @@
         <w:pStyle w:val="ListParagraph"/>
         <w:numPr>
           <w:ilvl w:val="0"/>
-          <w:numId w:val="26"/>
+          <w:numId w:val="29"/>
         </w:numPr>
       </w:pPr>
       <w:r>
@@ -6544,7 +7240,7 @@
         <w:pStyle w:val="ListParagraph"/>
         <w:numPr>
           <w:ilvl w:val="0"/>
-          <w:numId w:val="26"/>
+          <w:numId w:val="29"/>
         </w:numPr>
       </w:pPr>
       <w:r>
@@ -6562,7 +7258,7 @@
         <w:pStyle w:val="ListParagraph"/>
         <w:numPr>
           <w:ilvl w:val="0"/>
-          <w:numId w:val="26"/>
+          <w:numId w:val="29"/>
         </w:numPr>
       </w:pPr>
       <w:r>
@@ -6683,7 +7379,7 @@
         <w:pStyle w:val="ListParagraph"/>
         <w:numPr>
           <w:ilvl w:val="0"/>
-          <w:numId w:val="27"/>
+          <w:numId w:val="30"/>
         </w:numPr>
       </w:pPr>
       <w:r>
@@ -6728,7 +7424,7 @@
         <w:pStyle w:val="ListParagraph"/>
         <w:numPr>
           <w:ilvl w:val="0"/>
-          <w:numId w:val="27"/>
+          <w:numId w:val="30"/>
         </w:numPr>
       </w:pPr>
       <w:r>
@@ -6764,7 +7460,7 @@
         <w:pStyle w:val="ListParagraph"/>
         <w:numPr>
           <w:ilvl w:val="0"/>
-          <w:numId w:val="27"/>
+          <w:numId w:val="30"/>
         </w:numPr>
       </w:pPr>
       <w:r>
@@ -6807,7 +7503,7 @@
         <w:pStyle w:val="ListParagraph"/>
         <w:numPr>
           <w:ilvl w:val="0"/>
-          <w:numId w:val="28"/>
+          <w:numId w:val="31"/>
         </w:numPr>
       </w:pPr>
       <w:r>
@@ -6828,7 +7524,7 @@
         <w:pStyle w:val="ListParagraph"/>
         <w:numPr>
           <w:ilvl w:val="0"/>
-          <w:numId w:val="28"/>
+          <w:numId w:val="31"/>
         </w:numPr>
       </w:pPr>
       <w:r>
@@ -6855,7 +7551,7 @@
         <w:pStyle w:val="ListParagraph"/>
         <w:numPr>
           <w:ilvl w:val="0"/>
-          <w:numId w:val="28"/>
+          <w:numId w:val="31"/>
         </w:numPr>
       </w:pPr>
       <w:r>
@@ -6918,7 +7614,7 @@
         <w:pStyle w:val="ListParagraph"/>
         <w:numPr>
           <w:ilvl w:val="0"/>
-          <w:numId w:val="28"/>
+          <w:numId w:val="31"/>
         </w:numPr>
       </w:pPr>
       <w:r>
@@ -7083,7 +7779,7 @@
         <w:pStyle w:val="ListParagraph"/>
         <w:numPr>
           <w:ilvl w:val="0"/>
-          <w:numId w:val="29"/>
+          <w:numId w:val="32"/>
         </w:numPr>
       </w:pPr>
       <w:r>
@@ -7110,7 +7806,7 @@
         <w:pStyle w:val="ListParagraph"/>
         <w:numPr>
           <w:ilvl w:val="0"/>
-          <w:numId w:val="29"/>
+          <w:numId w:val="32"/>
         </w:numPr>
       </w:pPr>
       <w:r>
@@ -7131,7 +7827,7 @@
         <w:pStyle w:val="ListParagraph"/>
         <w:numPr>
           <w:ilvl w:val="0"/>
-          <w:numId w:val="29"/>
+          <w:numId w:val="32"/>
         </w:numPr>
       </w:pPr>
       <w:r>
@@ -7412,7 +8108,7 @@
         <w:pStyle w:val="ListParagraph"/>
         <w:numPr>
           <w:ilvl w:val="0"/>
-          <w:numId w:val="30"/>
+          <w:numId w:val="33"/>
         </w:numPr>
       </w:pPr>
       <w:r>
@@ -7433,7 +8129,7 @@
         <w:pStyle w:val="ListParagraph"/>
         <w:numPr>
           <w:ilvl w:val="0"/>
-          <w:numId w:val="30"/>
+          <w:numId w:val="33"/>
         </w:numPr>
       </w:pPr>
       <w:r>
@@ -7451,7 +8147,7 @@
         <w:pStyle w:val="ListParagraph"/>
         <w:numPr>
           <w:ilvl w:val="0"/>
-          <w:numId w:val="30"/>
+          <w:numId w:val="33"/>
         </w:numPr>
       </w:pPr>
       <w:r>
@@ -7469,7 +8165,7 @@
         <w:pStyle w:val="ListParagraph"/>
         <w:numPr>
           <w:ilvl w:val="0"/>
-          <w:numId w:val="30"/>
+          <w:numId w:val="33"/>
         </w:numPr>
       </w:pPr>
       <w:r>
@@ -7489,7 +8185,7 @@
         <w:pStyle w:val="ListParagraph"/>
         <w:numPr>
           <w:ilvl w:val="0"/>
-          <w:numId w:val="31"/>
+          <w:numId w:val="34"/>
         </w:numPr>
       </w:pPr>
       <w:r>
@@ -7519,7 +8215,7 @@
         <w:pStyle w:val="ListParagraph"/>
         <w:numPr>
           <w:ilvl w:val="0"/>
-          <w:numId w:val="31"/>
+          <w:numId w:val="34"/>
         </w:numPr>
       </w:pPr>
       <w:r>
@@ -7562,7 +8258,7 @@
         <w:pStyle w:val="ListParagraph"/>
         <w:numPr>
           <w:ilvl w:val="0"/>
-          <w:numId w:val="32"/>
+          <w:numId w:val="35"/>
         </w:numPr>
       </w:pPr>
       <w:r>
@@ -7619,7 +8315,7 @@
         <w:pStyle w:val="ListParagraph"/>
         <w:numPr>
           <w:ilvl w:val="0"/>
-          <w:numId w:val="32"/>
+          <w:numId w:val="35"/>
         </w:numPr>
       </w:pPr>
       <w:r>
@@ -7631,7 +8327,7 @@
         <w:pStyle w:val="ListParagraph"/>
         <w:numPr>
           <w:ilvl w:val="0"/>
-          <w:numId w:val="32"/>
+          <w:numId w:val="35"/>
         </w:numPr>
       </w:pPr>
       <w:r>
@@ -7661,7 +8357,7 @@
         <w:pStyle w:val="ListParagraph"/>
         <w:numPr>
           <w:ilvl w:val="0"/>
-          <w:numId w:val="32"/>
+          <w:numId w:val="35"/>
         </w:numPr>
       </w:pPr>
       <w:r>
@@ -8087,7 +8783,7 @@
         <w:pStyle w:val="ListParagraph"/>
         <w:numPr>
           <w:ilvl w:val="0"/>
-          <w:numId w:val="33"/>
+          <w:numId w:val="36"/>
         </w:numPr>
       </w:pPr>
       <w:r>
@@ -8099,7 +8795,7 @@
         <w:pStyle w:val="ListParagraph"/>
         <w:numPr>
           <w:ilvl w:val="0"/>
-          <w:numId w:val="33"/>
+          <w:numId w:val="36"/>
         </w:numPr>
       </w:pPr>
       <w:r>
@@ -8111,7 +8807,7 @@
         <w:pStyle w:val="ListParagraph"/>
         <w:numPr>
           <w:ilvl w:val="0"/>
-          <w:numId w:val="33"/>
+          <w:numId w:val="36"/>
         </w:numPr>
       </w:pPr>
       <w:r>
@@ -8131,7 +8827,7 @@
         <w:pStyle w:val="ListParagraph"/>
         <w:numPr>
           <w:ilvl w:val="0"/>
-          <w:numId w:val="34"/>
+          <w:numId w:val="37"/>
         </w:numPr>
       </w:pPr>
       <w:r>
@@ -8158,7 +8854,7 @@
         <w:pStyle w:val="ListParagraph"/>
         <w:numPr>
           <w:ilvl w:val="0"/>
-          <w:numId w:val="34"/>
+          <w:numId w:val="37"/>
         </w:numPr>
       </w:pPr>
       <w:r>
@@ -8185,7 +8881,7 @@
         <w:pStyle w:val="ListParagraph"/>
         <w:numPr>
           <w:ilvl w:val="0"/>
-          <w:numId w:val="34"/>
+          <w:numId w:val="37"/>
         </w:numPr>
       </w:pPr>
       <w:r>
@@ -8655,7 +9351,7 @@
         <w:pStyle w:val="ListParagraph"/>
         <w:numPr>
           <w:ilvl w:val="0"/>
-          <w:numId w:val="35"/>
+          <w:numId w:val="38"/>
         </w:numPr>
       </w:pPr>
       <w:r>
@@ -8673,7 +9369,7 @@
         <w:pStyle w:val="ListParagraph"/>
         <w:numPr>
           <w:ilvl w:val="0"/>
-          <w:numId w:val="35"/>
+          <w:numId w:val="38"/>
         </w:numPr>
       </w:pPr>
       <w:r>
@@ -8691,7 +9387,7 @@
         <w:pStyle w:val="ListParagraph"/>
         <w:numPr>
           <w:ilvl w:val="0"/>
-          <w:numId w:val="35"/>
+          <w:numId w:val="38"/>
         </w:numPr>
       </w:pPr>
       <w:r>
@@ -8709,7 +9405,7 @@
         <w:pStyle w:val="ListParagraph"/>
         <w:numPr>
           <w:ilvl w:val="0"/>
-          <w:numId w:val="35"/>
+          <w:numId w:val="38"/>
         </w:numPr>
       </w:pPr>
       <w:r>
@@ -8751,21 +9447,22 @@
         <w:pStyle w:val="Heading2"/>
       </w:pPr>
       <w:r>
-        <w:t xml:space="preserve">Issues and BCF</w:t>
+        <w:t xml:space="preserve">Consultant models (IFC)</w:t>
       </w:r>
     </w:p>
     <w:p>
       <w:pPr/>
       <w:r>
-        <w:t xml:space="preserve">An issue is a markup or a 3D point with a title, type, owner, due date and a conversation; it is numbered by the server (#N) and the same issue appears on Sheets, in 3D, on the Dashboard and in Revit.</w:t>
-      </w:r>
-    </w:p>
-    <w:p>
-      <w:pPr>
-        <w:pStyle w:val="Heading3"/>
-      </w:pPr>
-      <w:r>
-        <w:t xml:space="preserve">Raising an issue</w:t>
+        <w:t xml:space="preserve">Models from other companies (structure, MEP, interior, facade) can be shown with the project's own. Ask them for </w:t>
+      </w:r>
+      <w:r>
+        <w:rPr>
+          <w:b/>
+        </w:rPr>
+        <w:t xml:space="preserve">IFC</w:t>
+      </w:r>
+      <w:r>
+        <w:t xml:space="preserve"> (IFC 2x3 or IFC4): SketchUp, Revit, Tekla, ArchiCAD and Rhino all export it, and it keeps the elements, their properties and their real coordinates. ("WebGL" is how a browser draws; it is not a file to exchange.)</w:t>
       </w:r>
     </w:p>
     <w:tbl>
@@ -8791,7 +9488,7 @@
           <w:p>
             <w:pPr/>
             <w:r>
-              <w:t xml:space="preserve">Where</w:t>
+              <w:t xml:space="preserve">Use</w:t>
             </w:r>
           </w:p>
         </w:tc>
@@ -8816,105 +9513,259 @@
           <w:p>
             <w:pPr/>
             <w:r>
-              <w:t xml:space="preserve">On a sheet</w:t>
-            </w:r>
-          </w:p>
-        </w:tc>
-        <w:tc>
-          <w:tcPr>
-            <w:tcW w:w="4680" w:type="dxa"/>
-          </w:tcPr>
-          <w:p>
-            <w:pPr/>
-            <w:r>
-              <w:t xml:space="preserve">Switch the top bar to </w:t>
-            </w:r>
+              <w:t xml:space="preserve">Add to this project's 3D</w:t>
+            </w:r>
+          </w:p>
+        </w:tc>
+        <w:tc>
+          <w:tcPr>
+            <w:tcW w:w="4680" w:type="dxa"/>
+          </w:tcPr>
+          <w:p>
+            <w:pPr/>
             <w:r>
               <w:rPr>
                 <w:b/>
               </w:rPr>
-              <w:t xml:space="preserve">Issue</w:t>
-            </w:r>
-            <w:r>
-              <w:t xml:space="preserve"> and draw a markup; or select a markup and press </w:t>
+              <w:t xml:space="preserve">Models</w:t>
+            </w:r>
+            <w:r>
+              <w:t xml:space="preserve"> panel &gt; </w:t>
             </w:r>
             <w:r>
               <w:rPr>
                 <w:b/>
               </w:rPr>
-              <w:t xml:space="preserve">Issue</w:t>
-            </w:r>
-            <w:r>
-              <w:t xml:space="preserve">; or right-click it and choose </w:t>
+              <w:t xml:space="preserve">+ Consultant model (IFC)</w:t>
+            </w:r>
+            <w:r>
+              <w:t xml:space="preserve">: choose the .ifc, give its name, company and discipline, </w:t>
             </w:r>
             <w:r>
               <w:rPr>
                 <w:b/>
               </w:rPr>
-              <w:t xml:space="preserve">Raise issue</w:t>
-            </w:r>
-            <w:r>
-              <w:t xml:space="preserve">. A picture of the drawing is attached automatically.</w:t>
-            </w:r>
-          </w:p>
-        </w:tc>
-      </w:tr>
-      <w:tr>
-        <w:tc>
-          <w:tcPr>
-            <w:tcW w:w="4680" w:type="dxa"/>
-          </w:tcPr>
-          <w:p>
-            <w:pPr/>
-            <w:r>
-              <w:t xml:space="preserve">In 3D</w:t>
-            </w:r>
-          </w:p>
-        </w:tc>
-        <w:tc>
-          <w:tcPr>
-            <w:tcW w:w="4680" w:type="dxa"/>
-          </w:tcPr>
-          <w:p>
-            <w:pPr/>
-            <w:r>
-              <w:t xml:space="preserve">Click </w:t>
+              <w:t xml:space="preserve">Upload and convert</w:t>
+            </w:r>
+            <w:r>
+              <w:t xml:space="preserve">. The server converts it (a bar shows the progress); it then appears under </w:t>
             </w:r>
             <w:r>
               <w:rPr>
                 <w:b/>
               </w:rPr>
-              <w:t xml:space="preserve">Add issue</w:t>
-            </w:r>
-            <w:r>
-              <w:t xml:space="preserve">, then click the spot (on iPad: long press). The camera, section and hidden elements are saved with it, and a snapshot is attached. </w:t>
-            </w:r>
+              <w:t xml:space="preserve">Consultant models</w:t>
+            </w:r>
+          </w:p>
+        </w:tc>
+      </w:tr>
+      <w:tr>
+        <w:tc>
+          <w:tcPr>
+            <w:tcW w:w="4680" w:type="dxa"/>
+          </w:tcPr>
+          <w:p>
+            <w:pPr/>
+            <w:r>
+              <w:t xml:space="preserve">Overlay another project's model</w:t>
+            </w:r>
+          </w:p>
+        </w:tc>
+        <w:tc>
+          <w:tcPr>
+            <w:tcW w:w="4680" w:type="dxa"/>
+          </w:tcPr>
+          <w:p>
+            <w:pPr/>
             <w:r>
               <w:rPr>
                 <w:b/>
               </w:rPr>
-              <w:t xml:space="preserve">Mark up snapshot</w:t>
-            </w:r>
-            <w:r>
-              <w:t xml:space="preserve"> lets you draw on the picture (clouds, arrows, text and more).</w:t>
+              <w:t xml:space="preserve">+ Overlay another project</w:t>
+            </w:r>
+            <w:r>
+              <w:t xml:space="preserve">: pick a project you can open and one of its models. It is shown here on the shared coordinates both use</w:t>
+            </w:r>
+          </w:p>
+        </w:tc>
+      </w:tr>
+      <w:tr>
+        <w:tc>
+          <w:tcPr>
+            <w:tcW w:w="4680" w:type="dxa"/>
+          </w:tcPr>
+          <w:p>
+            <w:pPr/>
+            <w:r>
+              <w:t xml:space="preserve">A 3D page of its own</w:t>
+            </w:r>
+          </w:p>
+        </w:tc>
+        <w:tc>
+          <w:tcPr>
+            <w:tcW w:w="4680" w:type="dxa"/>
+          </w:tcPr>
+          <w:p>
+            <w:pPr/>
+            <w:r>
+              <w:t xml:space="preserve">An admin makes it with </w:t>
+            </w:r>
+            <w:r>
+              <w:rPr>
+                <w:b/>
+              </w:rPr>
+              <w:t xml:space="preserve">New 3D project from IFC</w:t>
+            </w:r>
+            <w:r>
+              <w:t xml:space="preserve"> (Admin). For a model whose coordinates match nothing: a standalone reference, which can still be overlaid later</w:t>
             </w:r>
           </w:p>
         </w:tc>
       </w:tr>
     </w:tbl>
     <w:p>
+      <w:pPr>
+        <w:pStyle w:val="ListParagraph"/>
+        <w:numPr>
+          <w:ilvl w:val="0"/>
+          <w:numId w:val="39"/>
+        </w:numPr>
+      </w:pPr>
+      <w:r>
+        <w:t xml:space="preserve">Each consultant model has a tick box (on / off for you) and a slider to make it see-through.</w:t>
+      </w:r>
+    </w:p>
+    <w:p>
+      <w:pPr>
+        <w:pStyle w:val="ListParagraph"/>
+        <w:numPr>
+          <w:ilvl w:val="0"/>
+          <w:numId w:val="39"/>
+        </w:numPr>
+      </w:pPr>
+      <w:r>
+        <w:rPr>
+          <w:b/>
+        </w:rPr>
+        <w:t xml:space="preserve">Place</w:t>
+      </w:r>
+      <w:r>
+        <w:t xml:space="preserve"> (the person who added it, or a project admin) sets where it sits for everyone: </w:t>
+      </w:r>
+      <w:r>
+        <w:rPr>
+          <w:b/>
+        </w:rPr>
+        <w:t xml:space="preserve">Shared coordinates</w:t>
+      </w:r>
+      <w:r>
+        <w:t xml:space="preserve"> (what a coordinated consultant exports), </w:t>
+      </w:r>
+      <w:r>
+        <w:rPr>
+          <w:b/>
+        </w:rPr>
+        <w:t xml:space="preserve">This model's origin</w:t>
+      </w:r>
+      <w:r>
+        <w:t xml:space="preserve">, or </w:t>
+      </w:r>
+      <w:r>
+        <w:rPr>
+          <w:b/>
+        </w:rPr>
+        <w:t xml:space="preserve">No coordinates: set in the middle</w:t>
+      </w:r>
+      <w:r>
+        <w:t xml:space="preserve">; then </w:t>
+      </w:r>
+      <w:r>
+        <w:rPr>
+          <w:b/>
+        </w:rPr>
+        <w:t xml:space="preserve">East / North / Up</w:t>
+      </w:r>
+      <w:r>
+        <w:t xml:space="preserve"> (mm) and </w:t>
+      </w:r>
+      <w:r>
+        <w:rPr>
+          <w:b/>
+        </w:rPr>
+        <w:t xml:space="preserve">Turn</w:t>
+      </w:r>
+      <w:r>
+        <w:t xml:space="preserve"> (°) move it by hand while you watch. </w:t>
+      </w:r>
+      <w:r>
+        <w:rPr>
+          <w:b/>
+        </w:rPr>
+        <w:t xml:space="preserve">Save for everyone</w:t>
+      </w:r>
+      <w:r>
+        <w:t xml:space="preserve"> keeps it; </w:t>
+      </w:r>
+      <w:r>
+        <w:rPr>
+          <w:b/>
+        </w:rPr>
+        <w:t xml:space="preserve">Cancel</w:t>
+      </w:r>
+      <w:r>
+        <w:t xml:space="preserve"> puts it back.</w:t>
+      </w:r>
+    </w:p>
+    <w:p>
+      <w:pPr>
+        <w:pStyle w:val="ListParagraph"/>
+        <w:numPr>
+          <w:ilvl w:val="0"/>
+          <w:numId w:val="39"/>
+        </w:numPr>
+      </w:pPr>
+      <w:r>
+        <w:t xml:space="preserve">Its elements can be clicked and issues raised on them like the project's own.</w:t>
+      </w:r>
+    </w:p>
+    <w:p>
+      <w:pPr>
+        <w:pStyle w:val="ListParagraph"/>
+        <w:numPr>
+          <w:ilvl w:val="0"/>
+          <w:numId w:val="39"/>
+        </w:numPr>
+      </w:pPr>
+      <w:r>
+        <w:rPr>
+          <w:b/>
+        </w:rPr>
+        <w:t xml:space="preserve">×</w:t>
+      </w:r>
+      <w:r>
+        <w:t xml:space="preserve"> removes it from the project (who added it, or a project admin).</w:t>
+      </w:r>
+    </w:p>
+    <w:p>
+      <w:pPr>
+        <w:pStyle w:val="Heading2"/>
+      </w:pPr>
+      <w:r>
+        <w:t xml:space="preserve">Issues and BCF</w:t>
+      </w:r>
+    </w:p>
+    <w:p>
       <w:pPr/>
       <w:r>
-        <w:t xml:space="preserve">Fill in the issue window, then </w:t>
-      </w:r>
-      <w:r>
-        <w:rPr>
-          <w:b/>
-        </w:rPr>
-        <w:t xml:space="preserve">Save issue</w:t>
-      </w:r>
-      <w:r>
-        <w:t xml:space="preserve">:</w:t>
+        <w:t xml:space="preserve">An issue is a markup or a 3D point with a title, type, owner, due date and a conversation; it is numbered by the server (#N) and the same issue appears on Sheets, in 3D, on the Dashboard and in Revit.</w:t>
+      </w:r>
+    </w:p>
+    <w:p>
+      <w:pPr>
+        <w:pStyle w:val="Heading3"/>
+      </w:pPr>
+      <w:r>
+        <w:t xml:space="preserve">Raising an issue</w:t>
       </w:r>
     </w:p>
     <w:tbl>
@@ -8940,6 +9791,155 @@
           <w:p>
             <w:pPr/>
             <w:r>
+              <w:t xml:space="preserve">Where</w:t>
+            </w:r>
+          </w:p>
+        </w:tc>
+        <w:tc>
+          <w:tcPr>
+            <w:tcW w:w="4680" w:type="dxa"/>
+            <w:shd w:val="clear" w:color="auto" w:fill="F2F2F2"/>
+          </w:tcPr>
+          <w:p>
+            <w:pPr/>
+            <w:r>
+              <w:t xml:space="preserve">How</w:t>
+            </w:r>
+          </w:p>
+        </w:tc>
+      </w:tr>
+      <w:tr>
+        <w:tc>
+          <w:tcPr>
+            <w:tcW w:w="4680" w:type="dxa"/>
+          </w:tcPr>
+          <w:p>
+            <w:pPr/>
+            <w:r>
+              <w:t xml:space="preserve">On a sheet</w:t>
+            </w:r>
+          </w:p>
+        </w:tc>
+        <w:tc>
+          <w:tcPr>
+            <w:tcW w:w="4680" w:type="dxa"/>
+          </w:tcPr>
+          <w:p>
+            <w:pPr/>
+            <w:r>
+              <w:t xml:space="preserve">Switch the top bar to </w:t>
+            </w:r>
+            <w:r>
+              <w:rPr>
+                <w:b/>
+              </w:rPr>
+              <w:t xml:space="preserve">Issue</w:t>
+            </w:r>
+            <w:r>
+              <w:t xml:space="preserve"> and draw a markup; or select a markup and press </w:t>
+            </w:r>
+            <w:r>
+              <w:rPr>
+                <w:b/>
+              </w:rPr>
+              <w:t xml:space="preserve">Issue</w:t>
+            </w:r>
+            <w:r>
+              <w:t xml:space="preserve">; or right-click it and choose </w:t>
+            </w:r>
+            <w:r>
+              <w:rPr>
+                <w:b/>
+              </w:rPr>
+              <w:t xml:space="preserve">Raise issue</w:t>
+            </w:r>
+            <w:r>
+              <w:t xml:space="preserve">. A sharp picture of the drawing is attached automatically: it is drawn from the PDF itself at about 200 dpi, whatever the zoom or the speed settings of your computer.</w:t>
+            </w:r>
+          </w:p>
+        </w:tc>
+      </w:tr>
+      <w:tr>
+        <w:tc>
+          <w:tcPr>
+            <w:tcW w:w="4680" w:type="dxa"/>
+          </w:tcPr>
+          <w:p>
+            <w:pPr/>
+            <w:r>
+              <w:t xml:space="preserve">In 3D</w:t>
+            </w:r>
+          </w:p>
+        </w:tc>
+        <w:tc>
+          <w:tcPr>
+            <w:tcW w:w="4680" w:type="dxa"/>
+          </w:tcPr>
+          <w:p>
+            <w:pPr/>
+            <w:r>
+              <w:t xml:space="preserve">Click </w:t>
+            </w:r>
+            <w:r>
+              <w:rPr>
+                <w:b/>
+              </w:rPr>
+              <w:t xml:space="preserve">Add issue</w:t>
+            </w:r>
+            <w:r>
+              <w:t xml:space="preserve">, then click the spot (on iPad: long press). The camera, section and hidden elements are saved with it, and a snapshot is attached. </w:t>
+            </w:r>
+            <w:r>
+              <w:rPr>
+                <w:b/>
+              </w:rPr>
+              <w:t xml:space="preserve">Mark up snapshot</w:t>
+            </w:r>
+            <w:r>
+              <w:t xml:space="preserve"> lets you draw on the picture (clouds, arrows, text and more).</w:t>
+            </w:r>
+          </w:p>
+        </w:tc>
+      </w:tr>
+    </w:tbl>
+    <w:p>
+      <w:pPr/>
+      <w:r>
+        <w:t xml:space="preserve">Fill in the issue window, then </w:t>
+      </w:r>
+      <w:r>
+        <w:rPr>
+          <w:b/>
+        </w:rPr>
+        <w:t xml:space="preserve">Save issue</w:t>
+      </w:r>
+      <w:r>
+        <w:t xml:space="preserve">:</w:t>
+      </w:r>
+    </w:p>
+    <w:tbl>
+      <w:tblPr>
+        <w:tblStyle w:val="TableGrid"/>
+        <w:tblW w:w="0" w:type="auto"/>
+        <w:tblLayout w:type="fixed"/>
+        <w:tblLook w:val="04A0" w:firstRow="1" w:lastRow="0" w:firstColumn="0" w:lastColumn="0" w:noHBand="0" w:noVBand="1"/>
+      </w:tblPr>
+      <w:tblGrid>
+        <w:gridCol w:w="4680"/>
+        <w:gridCol w:w="4680"/>
+      </w:tblGrid>
+      <w:tr>
+        <w:trPr>
+          <w:tblHeader/>
+        </w:trPr>
+        <w:tc>
+          <w:tcPr>
+            <w:tcW w:w="4680" w:type="dxa"/>
+            <w:shd w:val="clear" w:color="auto" w:fill="F2F2F2"/>
+          </w:tcPr>
+          <w:p>
+            <w:pPr/>
+            <w:r>
               <w:t xml:space="preserve">Field</w:t>
             </w:r>
           </w:p>
@@ -9196,19 +10196,64 @@
         <w:pStyle w:val="ListParagraph"/>
         <w:numPr>
           <w:ilvl w:val="0"/>
-          <w:numId w:val="36"/>
-        </w:numPr>
-      </w:pPr>
-      <w:r>
-        <w:t xml:space="preserve">Click an issue in the list (or its pin in 3D) to open it. In 3D the view flies back to where the author stood, with their section and hidden elements.</w:t>
-      </w:r>
-    </w:p>
-    <w:p>
-      <w:pPr>
-        <w:pStyle w:val="ListParagraph"/>
-        <w:numPr>
-          <w:ilvl w:val="0"/>
-          <w:numId w:val="36"/>
+          <w:numId w:val="40"/>
+        </w:numPr>
+      </w:pPr>
+      <w:r>
+        <w:t xml:space="preserve">Click an issue in the list (or its pin in 3D) to open it. In 3D the view goes back to exactly what the author saw: the same eye and direction, the section box with its turn (or the section plane), hidden elements, parallel or perspective view and the floor plan. </w:t>
+      </w:r>
+      <w:r>
+        <w:rPr>
+          <w:b/>
+        </w:rPr>
+        <w:t xml:space="preserve">Show in view</w:t>
+      </w:r>
+      <w:r>
+        <w:t xml:space="preserve"> and links to the issue do the same.</w:t>
+      </w:r>
+    </w:p>
+    <w:p>
+      <w:pPr>
+        <w:pStyle w:val="ListParagraph"/>
+        <w:numPr>
+          <w:ilvl w:val="0"/>
+          <w:numId w:val="40"/>
+        </w:numPr>
+      </w:pPr>
+      <w:r>
+        <w:rPr>
+          <w:b/>
+        </w:rPr>
+        <w:t xml:space="preserve">In Revit</w:t>
+      </w:r>
+      <w:r>
+        <w:t xml:space="preserve"> (LWK Issues &gt; </w:t>
+      </w:r>
+      <w:r>
+        <w:rPr>
+          <w:b/>
+        </w:rPr>
+        <w:t xml:space="preserve">Go to</w:t>
+      </w:r>
+      <w:r>
+        <w:t xml:space="preserve">): an issue seen through the viewer's normal camera, or raised while walking, opens in a perspective camera view </w:t>
+      </w:r>
+      <w:r>
+        <w:rPr>
+          <w:b/>
+        </w:rPr>
+        <w:t xml:space="preserve">LWK Issue - &lt;you&gt; (camera)</w:t>
+      </w:r>
+      <w:r>
+        <w:t xml:space="preserve"> from the same eye, with the same section box, not a view of the whole building from outside.</w:t>
+      </w:r>
+    </w:p>
+    <w:p>
+      <w:pPr>
+        <w:pStyle w:val="ListParagraph"/>
+        <w:numPr>
+          <w:ilvl w:val="0"/>
+          <w:numId w:val="40"/>
         </w:numPr>
       </w:pPr>
       <w:r>
@@ -9256,7 +10301,7 @@
         <w:pStyle w:val="ListParagraph"/>
         <w:numPr>
           <w:ilvl w:val="0"/>
-          <w:numId w:val="36"/>
+          <w:numId w:val="40"/>
         </w:numPr>
       </w:pPr>
       <w:r>
@@ -9283,7 +10328,7 @@
         <w:pStyle w:val="ListParagraph"/>
         <w:numPr>
           <w:ilvl w:val="0"/>
-          <w:numId w:val="36"/>
+          <w:numId w:val="40"/>
         </w:numPr>
       </w:pPr>
       <w:r>
@@ -9301,7 +10346,7 @@
         <w:pStyle w:val="ListParagraph"/>
         <w:numPr>
           <w:ilvl w:val="0"/>
-          <w:numId w:val="36"/>
+          <w:numId w:val="40"/>
         </w:numPr>
       </w:pPr>
       <w:r>
@@ -9319,7 +10364,7 @@
         <w:pStyle w:val="ListParagraph"/>
         <w:numPr>
           <w:ilvl w:val="0"/>
-          <w:numId w:val="36"/>
+          <w:numId w:val="40"/>
         </w:numPr>
       </w:pPr>
       <w:r>
@@ -9364,7 +10409,7 @@
         <w:pStyle w:val="ListParagraph"/>
         <w:numPr>
           <w:ilvl w:val="0"/>
-          <w:numId w:val="36"/>
+          <w:numId w:val="40"/>
         </w:numPr>
       </w:pPr>
       <w:r>
@@ -9400,7 +10445,7 @@
         <w:pStyle w:val="ListParagraph"/>
         <w:numPr>
           <w:ilvl w:val="0"/>
-          <w:numId w:val="36"/>
+          <w:numId w:val="40"/>
         </w:numPr>
       </w:pPr>
       <w:r>
@@ -9649,7 +10694,7 @@
         <w:pStyle w:val="ListParagraph"/>
         <w:numPr>
           <w:ilvl w:val="0"/>
-          <w:numId w:val="37"/>
+          <w:numId w:val="41"/>
         </w:numPr>
       </w:pPr>
       <w:r>
@@ -9685,7 +10730,7 @@
         <w:pStyle w:val="ListParagraph"/>
         <w:numPr>
           <w:ilvl w:val="0"/>
-          <w:numId w:val="37"/>
+          <w:numId w:val="41"/>
         </w:numPr>
       </w:pPr>
       <w:r>
@@ -9730,7 +10775,7 @@
         <w:pStyle w:val="ListParagraph"/>
         <w:numPr>
           <w:ilvl w:val="0"/>
-          <w:numId w:val="37"/>
+          <w:numId w:val="41"/>
         </w:numPr>
       </w:pPr>
       <w:r>
@@ -9756,7 +10801,7 @@
         <w:pStyle w:val="ListParagraph"/>
         <w:numPr>
           <w:ilvl w:val="0"/>
-          <w:numId w:val="38"/>
+          <w:numId w:val="42"/>
         </w:numPr>
       </w:pPr>
       <w:r>
@@ -9783,7 +10828,7 @@
         <w:pStyle w:val="ListParagraph"/>
         <w:numPr>
           <w:ilvl w:val="0"/>
-          <w:numId w:val="38"/>
+          <w:numId w:val="42"/>
         </w:numPr>
       </w:pPr>
       <w:r>
@@ -9804,7 +10849,7 @@
         <w:pStyle w:val="ListParagraph"/>
         <w:numPr>
           <w:ilvl w:val="0"/>
-          <w:numId w:val="38"/>
+          <w:numId w:val="42"/>
         </w:numPr>
       </w:pPr>
       <w:r>
@@ -9845,7 +10890,7 @@
         <w:pStyle w:val="ListParagraph"/>
         <w:numPr>
           <w:ilvl w:val="0"/>
-          <w:numId w:val="39"/>
+          <w:numId w:val="43"/>
         </w:numPr>
       </w:pPr>
       <w:r>
@@ -9890,7 +10935,7 @@
         <w:pStyle w:val="ListParagraph"/>
         <w:numPr>
           <w:ilvl w:val="0"/>
-          <w:numId w:val="39"/>
+          <w:numId w:val="43"/>
         </w:numPr>
       </w:pPr>
       <w:r>
@@ -9926,7 +10971,7 @@
         <w:pStyle w:val="ListParagraph"/>
         <w:numPr>
           <w:ilvl w:val="0"/>
-          <w:numId w:val="39"/>
+          <w:numId w:val="43"/>
         </w:numPr>
       </w:pPr>
       <w:r>
@@ -9953,7 +10998,7 @@
         <w:pStyle w:val="ListParagraph"/>
         <w:numPr>
           <w:ilvl w:val="0"/>
-          <w:numId w:val="39"/>
+          <w:numId w:val="43"/>
         </w:numPr>
       </w:pPr>
       <w:r>
@@ -10268,7 +11313,7 @@
         <w:pStyle w:val="ListParagraph"/>
         <w:numPr>
           <w:ilvl w:val="0"/>
-          <w:numId w:val="40"/>
+          <w:numId w:val="44"/>
         </w:numPr>
       </w:pPr>
       <w:r>
@@ -10343,7 +11388,7 @@
         <w:pStyle w:val="ListParagraph"/>
         <w:numPr>
           <w:ilvl w:val="0"/>
-          <w:numId w:val="40"/>
+          <w:numId w:val="44"/>
         </w:numPr>
       </w:pPr>
       <w:r>
@@ -10373,7 +11418,7 @@
         <w:pStyle w:val="ListParagraph"/>
         <w:numPr>
           <w:ilvl w:val="0"/>
-          <w:numId w:val="40"/>
+          <w:numId w:val="44"/>
         </w:numPr>
       </w:pPr>
       <w:r>
@@ -10399,7 +11444,7 @@
         <w:pStyle w:val="ListParagraph"/>
         <w:numPr>
           <w:ilvl w:val="0"/>
-          <w:numId w:val="41"/>
+          <w:numId w:val="45"/>
         </w:numPr>
       </w:pPr>
       <w:r>
@@ -10429,7 +11474,7 @@
         <w:pStyle w:val="ListParagraph"/>
         <w:numPr>
           <w:ilvl w:val="0"/>
-          <w:numId w:val="41"/>
+          <w:numId w:val="45"/>
         </w:numPr>
       </w:pPr>
       <w:r>
@@ -10450,7 +11495,7 @@
         <w:pStyle w:val="ListParagraph"/>
         <w:numPr>
           <w:ilvl w:val="0"/>
-          <w:numId w:val="41"/>
+          <w:numId w:val="45"/>
         </w:numPr>
       </w:pPr>
       <w:r>
@@ -10480,7 +11525,7 @@
         <w:pStyle w:val="ListParagraph"/>
         <w:numPr>
           <w:ilvl w:val="0"/>
-          <w:numId w:val="42"/>
+          <w:numId w:val="46"/>
         </w:numPr>
       </w:pPr>
       <w:r>
@@ -10492,7 +11537,7 @@
         <w:pStyle w:val="ListParagraph"/>
         <w:numPr>
           <w:ilvl w:val="0"/>
-          <w:numId w:val="42"/>
+          <w:numId w:val="46"/>
         </w:numPr>
       </w:pPr>
       <w:r>
@@ -10536,7 +11581,7 @@
         <w:pStyle w:val="ListParagraph"/>
         <w:numPr>
           <w:ilvl w:val="0"/>
-          <w:numId w:val="43"/>
+          <w:numId w:val="47"/>
         </w:numPr>
       </w:pPr>
       <w:r>
@@ -10584,7 +11629,7 @@
         <w:pStyle w:val="ListParagraph"/>
         <w:numPr>
           <w:ilvl w:val="0"/>
-          <w:numId w:val="43"/>
+          <w:numId w:val="47"/>
         </w:numPr>
       </w:pPr>
       <w:r>
@@ -10596,7 +11641,7 @@
         <w:pStyle w:val="ListParagraph"/>
         <w:numPr>
           <w:ilvl w:val="0"/>
-          <w:numId w:val="43"/>
+          <w:numId w:val="47"/>
         </w:numPr>
       </w:pPr>
       <w:r>
@@ -10614,7 +11659,7 @@
         <w:pStyle w:val="ListParagraph"/>
         <w:numPr>
           <w:ilvl w:val="0"/>
-          <w:numId w:val="43"/>
+          <w:numId w:val="47"/>
         </w:numPr>
       </w:pPr>
       <w:r>
@@ -10626,7 +11671,7 @@
         <w:pStyle w:val="ListParagraph"/>
         <w:numPr>
           <w:ilvl w:val="0"/>
-          <w:numId w:val="43"/>
+          <w:numId w:val="47"/>
         </w:numPr>
       </w:pPr>
       <w:r>
@@ -10638,7 +11683,7 @@
         <w:pStyle w:val="ListParagraph"/>
         <w:numPr>
           <w:ilvl w:val="0"/>
-          <w:numId w:val="43"/>
+          <w:numId w:val="47"/>
         </w:numPr>
       </w:pPr>
       <w:r>
@@ -10650,7 +11695,7 @@
         <w:pStyle w:val="ListParagraph"/>
         <w:numPr>
           <w:ilvl w:val="0"/>
-          <w:numId w:val="43"/>
+          <w:numId w:val="47"/>
         </w:numPr>
       </w:pPr>
       <w:r>
@@ -10924,7 +11969,7 @@
         <w:pStyle w:val="ListParagraph"/>
         <w:numPr>
           <w:ilvl w:val="0"/>
-          <w:numId w:val="44"/>
+          <w:numId w:val="48"/>
         </w:numPr>
       </w:pPr>
       <w:r>
@@ -10936,7 +11981,7 @@
         <w:pStyle w:val="ListParagraph"/>
         <w:numPr>
           <w:ilvl w:val="0"/>
-          <w:numId w:val="44"/>
+          <w:numId w:val="48"/>
         </w:numPr>
       </w:pPr>
       <w:r>
@@ -10948,7 +11993,7 @@
         <w:pStyle w:val="ListParagraph"/>
         <w:numPr>
           <w:ilvl w:val="0"/>
-          <w:numId w:val="44"/>
+          <w:numId w:val="48"/>
         </w:numPr>
       </w:pPr>
       <w:r>
@@ -11222,7 +12267,7 @@
         <w:pStyle w:val="ListParagraph"/>
         <w:numPr>
           <w:ilvl w:val="0"/>
-          <w:numId w:val="45"/>
+          <w:numId w:val="49"/>
         </w:numPr>
       </w:pPr>
       <w:r>
@@ -11234,7 +12279,7 @@
         <w:pStyle w:val="ListParagraph"/>
         <w:numPr>
           <w:ilvl w:val="0"/>
-          <w:numId w:val="45"/>
+          <w:numId w:val="49"/>
         </w:numPr>
       </w:pPr>
       <w:r>
@@ -11246,7 +12291,7 @@
         <w:pStyle w:val="ListParagraph"/>
         <w:numPr>
           <w:ilvl w:val="0"/>
-          <w:numId w:val="45"/>
+          <w:numId w:val="49"/>
         </w:numPr>
       </w:pPr>
       <w:r>
@@ -11289,7 +12334,7 @@
         <w:pStyle w:val="ListParagraph"/>
         <w:numPr>
           <w:ilvl w:val="0"/>
-          <w:numId w:val="46"/>
+          <w:numId w:val="50"/>
         </w:numPr>
       </w:pPr>
       <w:r>
@@ -11346,7 +12391,7 @@
         <w:pStyle w:val="ListParagraph"/>
         <w:numPr>
           <w:ilvl w:val="0"/>
-          <w:numId w:val="46"/>
+          <w:numId w:val="50"/>
         </w:numPr>
       </w:pPr>
       <w:r>
@@ -11376,7 +12421,7 @@
         <w:pStyle w:val="ListParagraph"/>
         <w:numPr>
           <w:ilvl w:val="0"/>
-          <w:numId w:val="46"/>
+          <w:numId w:val="50"/>
         </w:numPr>
       </w:pPr>
       <w:r>
@@ -11414,7 +12459,7 @@
         <w:pStyle w:val="ListParagraph"/>
         <w:numPr>
           <w:ilvl w:val="0"/>
-          <w:numId w:val="47"/>
+          <w:numId w:val="51"/>
         </w:numPr>
       </w:pPr>
       <w:r>
@@ -11435,7 +12480,7 @@
         <w:pStyle w:val="ListParagraph"/>
         <w:numPr>
           <w:ilvl w:val="0"/>
-          <w:numId w:val="47"/>
+          <w:numId w:val="51"/>
         </w:numPr>
       </w:pPr>
       <w:r>
@@ -11480,7 +12525,7 @@
         <w:pStyle w:val="ListParagraph"/>
         <w:numPr>
           <w:ilvl w:val="0"/>
-          <w:numId w:val="47"/>
+          <w:numId w:val="51"/>
         </w:numPr>
       </w:pPr>
       <w:r>
@@ -11579,7 +12624,7 @@
         <w:pStyle w:val="ListParagraph"/>
         <w:numPr>
           <w:ilvl w:val="0"/>
-          <w:numId w:val="47"/>
+          <w:numId w:val="51"/>
         </w:numPr>
       </w:pPr>
       <w:r>
@@ -11624,7 +12669,7 @@
         <w:pStyle w:val="ListParagraph"/>
         <w:numPr>
           <w:ilvl w:val="0"/>
-          <w:numId w:val="47"/>
+          <w:numId w:val="51"/>
         </w:numPr>
       </w:pPr>
       <w:r>
@@ -11973,7 +13018,7 @@
         <w:pStyle w:val="ListParagraph"/>
         <w:numPr>
           <w:ilvl w:val="0"/>
-          <w:numId w:val="48"/>
+          <w:numId w:val="52"/>
         </w:numPr>
       </w:pPr>
       <w:r>
@@ -12003,7 +13048,7 @@
         <w:pStyle w:val="ListParagraph"/>
         <w:numPr>
           <w:ilvl w:val="0"/>
-          <w:numId w:val="48"/>
+          <w:numId w:val="52"/>
         </w:numPr>
       </w:pPr>
       <w:r>
@@ -12032,7 +13077,7 @@
         <w:pStyle w:val="ListParagraph"/>
         <w:numPr>
           <w:ilvl w:val="0"/>
-          <w:numId w:val="49"/>
+          <w:numId w:val="53"/>
         </w:numPr>
       </w:pPr>
       <w:r>
@@ -12053,7 +13098,7 @@
         <w:pStyle w:val="ListParagraph"/>
         <w:numPr>
           <w:ilvl w:val="0"/>
-          <w:numId w:val="49"/>
+          <w:numId w:val="53"/>
         </w:numPr>
       </w:pPr>
       <w:r>
@@ -12089,7 +13134,7 @@
         <w:pStyle w:val="ListParagraph"/>
         <w:numPr>
           <w:ilvl w:val="0"/>
-          <w:numId w:val="49"/>
+          <w:numId w:val="53"/>
         </w:numPr>
       </w:pPr>
       <w:r>
@@ -12125,7 +13170,7 @@
         <w:pStyle w:val="ListParagraph"/>
         <w:numPr>
           <w:ilvl w:val="0"/>
-          <w:numId w:val="49"/>
+          <w:numId w:val="53"/>
         </w:numPr>
       </w:pPr>
       <w:r>
@@ -12154,7 +13199,7 @@
         <w:pStyle w:val="ListParagraph"/>
         <w:numPr>
           <w:ilvl w:val="0"/>
-          <w:numId w:val="50"/>
+          <w:numId w:val="54"/>
         </w:numPr>
       </w:pPr>
       <w:r>
@@ -12175,7 +13220,7 @@
         <w:pStyle w:val="ListParagraph"/>
         <w:numPr>
           <w:ilvl w:val="0"/>
-          <w:numId w:val="50"/>
+          <w:numId w:val="54"/>
         </w:numPr>
       </w:pPr>
       <w:r>
@@ -12396,7 +13441,7 @@
         <w:pStyle w:val="ListParagraph"/>
         <w:numPr>
           <w:ilvl w:val="0"/>
-          <w:numId w:val="51"/>
+          <w:numId w:val="55"/>
         </w:numPr>
       </w:pPr>
       <w:r>
@@ -12486,7 +13531,7 @@
         <w:pStyle w:val="ListParagraph"/>
         <w:numPr>
           <w:ilvl w:val="0"/>
-          <w:numId w:val="51"/>
+          <w:numId w:val="55"/>
         </w:numPr>
       </w:pPr>
       <w:r>
@@ -12516,7 +13561,7 @@
         <w:pStyle w:val="ListParagraph"/>
         <w:numPr>
           <w:ilvl w:val="0"/>
-          <w:numId w:val="51"/>
+          <w:numId w:val="55"/>
         </w:numPr>
       </w:pPr>
       <w:r>
@@ -12537,7 +13582,7 @@
         <w:pStyle w:val="ListParagraph"/>
         <w:numPr>
           <w:ilvl w:val="0"/>
-          <w:numId w:val="51"/>
+          <w:numId w:val="55"/>
         </w:numPr>
       </w:pPr>
       <w:r>
@@ -12573,7 +13618,7 @@
         <w:pStyle w:val="ListParagraph"/>
         <w:numPr>
           <w:ilvl w:val="0"/>
-          <w:numId w:val="51"/>
+          <w:numId w:val="55"/>
         </w:numPr>
       </w:pPr>
       <w:r>
@@ -12591,7 +13636,7 @@
         <w:pStyle w:val="ListParagraph"/>
         <w:numPr>
           <w:ilvl w:val="0"/>
-          <w:numId w:val="51"/>
+          <w:numId w:val="55"/>
         </w:numPr>
       </w:pPr>
       <w:r>
@@ -12635,7 +13680,7 @@
         <w:pStyle w:val="ListParagraph"/>
         <w:numPr>
           <w:ilvl w:val="0"/>
-          <w:numId w:val="52"/>
+          <w:numId w:val="56"/>
         </w:numPr>
       </w:pPr>
       <w:r>
@@ -12716,7 +13761,7 @@
         <w:pStyle w:val="ListParagraph"/>
         <w:numPr>
           <w:ilvl w:val="0"/>
-          <w:numId w:val="52"/>
+          <w:numId w:val="56"/>
         </w:numPr>
       </w:pPr>
       <w:r>
@@ -12734,7 +13779,7 @@
         <w:pStyle w:val="ListParagraph"/>
         <w:numPr>
           <w:ilvl w:val="0"/>
-          <w:numId w:val="52"/>
+          <w:numId w:val="56"/>
         </w:numPr>
       </w:pPr>
       <w:r>
@@ -12755,7 +13800,7 @@
         <w:pStyle w:val="ListParagraph"/>
         <w:numPr>
           <w:ilvl w:val="0"/>
-          <w:numId w:val="52"/>
+          <w:numId w:val="56"/>
         </w:numPr>
       </w:pPr>
       <w:r>
@@ -12781,7 +13826,7 @@
         <w:pStyle w:val="ListParagraph"/>
         <w:numPr>
           <w:ilvl w:val="0"/>
-          <w:numId w:val="53"/>
+          <w:numId w:val="57"/>
         </w:numPr>
       </w:pPr>
       <w:r>
@@ -12844,7 +13889,7 @@
         <w:pStyle w:val="ListParagraph"/>
         <w:numPr>
           <w:ilvl w:val="0"/>
-          <w:numId w:val="53"/>
+          <w:numId w:val="57"/>
         </w:numPr>
       </w:pPr>
       <w:r>
@@ -12871,7 +13916,7 @@
         <w:pStyle w:val="ListParagraph"/>
         <w:numPr>
           <w:ilvl w:val="0"/>
-          <w:numId w:val="53"/>
+          <w:numId w:val="57"/>
         </w:numPr>
       </w:pPr>
       <w:r>
@@ -12889,7 +13934,7 @@
         <w:pStyle w:val="ListParagraph"/>
         <w:numPr>
           <w:ilvl w:val="0"/>
-          <w:numId w:val="53"/>
+          <w:numId w:val="57"/>
         </w:numPr>
       </w:pPr>
       <w:r>
@@ -13520,7 +14565,7 @@
         <w:pStyle w:val="ListParagraph"/>
         <w:numPr>
           <w:ilvl w:val="0"/>
-          <w:numId w:val="54"/>
+          <w:numId w:val="58"/>
         </w:numPr>
       </w:pPr>
       <w:r>
@@ -13538,7 +14583,7 @@
         <w:pStyle w:val="ListParagraph"/>
         <w:numPr>
           <w:ilvl w:val="0"/>
-          <w:numId w:val="54"/>
+          <w:numId w:val="58"/>
         </w:numPr>
       </w:pPr>
       <w:r>
@@ -13556,7 +14601,7 @@
         <w:pStyle w:val="ListParagraph"/>
         <w:numPr>
           <w:ilvl w:val="0"/>
-          <w:numId w:val="54"/>
+          <w:numId w:val="58"/>
         </w:numPr>
       </w:pPr>
       <w:r>
@@ -13574,7 +14619,7 @@
         <w:pStyle w:val="ListParagraph"/>
         <w:numPr>
           <w:ilvl w:val="0"/>
-          <w:numId w:val="54"/>
+          <w:numId w:val="58"/>
         </w:numPr>
       </w:pPr>
       <w:r>
@@ -13592,7 +14637,7 @@
         <w:pStyle w:val="ListParagraph"/>
         <w:numPr>
           <w:ilvl w:val="0"/>
-          <w:numId w:val="54"/>
+          <w:numId w:val="58"/>
         </w:numPr>
       </w:pPr>
       <w:r>
@@ -13610,7 +14655,7 @@
         <w:pStyle w:val="ListParagraph"/>
         <w:numPr>
           <w:ilvl w:val="0"/>
-          <w:numId w:val="54"/>
+          <w:numId w:val="58"/>
         </w:numPr>
       </w:pPr>
       <w:r>
@@ -14708,7 +15753,7 @@
         <w:pStyle w:val="ListParagraph"/>
         <w:numPr>
           <w:ilvl w:val="0"/>
-          <w:numId w:val="55"/>
+          <w:numId w:val="59"/>
         </w:numPr>
       </w:pPr>
       <w:r>
@@ -14720,7 +15765,7 @@
         <w:pStyle w:val="ListParagraph"/>
         <w:numPr>
           <w:ilvl w:val="0"/>
-          <w:numId w:val="55"/>
+          <w:numId w:val="59"/>
         </w:numPr>
       </w:pPr>
       <w:r>
@@ -14732,7 +15777,7 @@
         <w:pStyle w:val="ListParagraph"/>
         <w:numPr>
           <w:ilvl w:val="0"/>
-          <w:numId w:val="55"/>
+          <w:numId w:val="59"/>
         </w:numPr>
       </w:pPr>
       <w:r>
@@ -14744,7 +15789,7 @@
         <w:pStyle w:val="ListParagraph"/>
         <w:numPr>
           <w:ilvl w:val="0"/>
-          <w:numId w:val="55"/>
+          <w:numId w:val="59"/>
         </w:numPr>
       </w:pPr>
       <w:r>
@@ -14756,7 +15801,7 @@
         <w:pStyle w:val="ListParagraph"/>
         <w:numPr>
           <w:ilvl w:val="0"/>
-          <w:numId w:val="55"/>
+          <w:numId w:val="59"/>
         </w:numPr>
       </w:pPr>
       <w:r>
@@ -14777,7 +15822,7 @@
         <w:pStyle w:val="ListParagraph"/>
         <w:numPr>
           <w:ilvl w:val="0"/>
-          <w:numId w:val="55"/>
+          <w:numId w:val="59"/>
         </w:numPr>
       </w:pPr>
       <w:r>
@@ -14789,7 +15834,7 @@
         <w:pStyle w:val="ListParagraph"/>
         <w:numPr>
           <w:ilvl w:val="0"/>
-          <w:numId w:val="55"/>
+          <w:numId w:val="59"/>
         </w:numPr>
       </w:pPr>
       <w:r>
@@ -14810,7 +15855,7 @@
         <w:pStyle w:val="ListParagraph"/>
         <w:numPr>
           <w:ilvl w:val="0"/>
-          <w:numId w:val="55"/>
+          <w:numId w:val="59"/>
         </w:numPr>
       </w:pPr>
       <w:r>
@@ -14822,7 +15867,7 @@
         <w:pStyle w:val="ListParagraph"/>
         <w:numPr>
           <w:ilvl w:val="0"/>
-          <w:numId w:val="55"/>
+          <w:numId w:val="59"/>
         </w:numPr>
       </w:pPr>
       <w:r>
@@ -14834,7 +15879,7 @@
         <w:pStyle w:val="ListParagraph"/>
         <w:numPr>
           <w:ilvl w:val="0"/>
-          <w:numId w:val="55"/>
+          <w:numId w:val="59"/>
         </w:numPr>
       </w:pPr>
       <w:r>
@@ -14846,7 +15891,7 @@
         <w:pStyle w:val="ListParagraph"/>
         <w:numPr>
           <w:ilvl w:val="0"/>
-          <w:numId w:val="55"/>
+          <w:numId w:val="59"/>
         </w:numPr>
       </w:pPr>
       <w:r>
@@ -14858,7 +15903,7 @@
         <w:pStyle w:val="ListParagraph"/>
         <w:numPr>
           <w:ilvl w:val="0"/>
-          <w:numId w:val="55"/>
+          <w:numId w:val="59"/>
         </w:numPr>
       </w:pPr>
       <w:r>
@@ -14870,7 +15915,7 @@
         <w:pStyle w:val="ListParagraph"/>
         <w:numPr>
           <w:ilvl w:val="0"/>
-          <w:numId w:val="55"/>
+          <w:numId w:val="59"/>
         </w:numPr>
       </w:pPr>
       <w:r>
@@ -14882,7 +15927,7 @@
         <w:pStyle w:val="ListParagraph"/>
         <w:numPr>
           <w:ilvl w:val="0"/>
-          <w:numId w:val="55"/>
+          <w:numId w:val="59"/>
         </w:numPr>
       </w:pPr>
       <w:r>
@@ -15167,7 +16212,7 @@
     <w:abstractNumId w:val="0"/>
   </w:num>
   <w:num w:numId="32">
-    <w:abstractNumId w:val="1"/>
+    <w:abstractNumId w:val="0"/>
   </w:num>
   <w:num w:numId="33">
     <w:abstractNumId w:val="0"/>
@@ -15176,7 +16221,7 @@
     <w:abstractNumId w:val="0"/>
   </w:num>
   <w:num w:numId="35">
-    <w:abstractNumId w:val="0"/>
+    <w:abstractNumId w:val="1"/>
   </w:num>
   <w:num w:numId="36">
     <w:abstractNumId w:val="0"/>
@@ -15194,7 +16239,7 @@
     <w:abstractNumId w:val="0"/>
   </w:num>
   <w:num w:numId="41">
-    <w:abstractNumId w:val="1"/>
+    <w:abstractNumId w:val="0"/>
   </w:num>
   <w:num w:numId="42">
     <w:abstractNumId w:val="0"/>
@@ -15206,13 +16251,13 @@
     <w:abstractNumId w:val="0"/>
   </w:num>
   <w:num w:numId="45">
-    <w:abstractNumId w:val="0"/>
+    <w:abstractNumId w:val="1"/>
   </w:num>
   <w:num w:numId="46">
     <w:abstractNumId w:val="0"/>
   </w:num>
   <w:num w:numId="47">
-    <w:abstractNumId w:val="1"/>
+    <w:abstractNumId w:val="0"/>
   </w:num>
   <w:num w:numId="48">
     <w:abstractNumId w:val="0"/>
@@ -15224,7 +16269,7 @@
     <w:abstractNumId w:val="0"/>
   </w:num>
   <w:num w:numId="51">
-    <w:abstractNumId w:val="0"/>
+    <w:abstractNumId w:val="1"/>
   </w:num>
   <w:num w:numId="52">
     <w:abstractNumId w:val="0"/>
@@ -15236,6 +16281,18 @@
     <w:abstractNumId w:val="0"/>
   </w:num>
   <w:num w:numId="55">
+    <w:abstractNumId w:val="0"/>
+  </w:num>
+  <w:num w:numId="56">
+    <w:abstractNumId w:val="0"/>
+  </w:num>
+  <w:num w:numId="57">
+    <w:abstractNumId w:val="0"/>
+  </w:num>
+  <w:num w:numId="58">
+    <w:abstractNumId w:val="0"/>
+  </w:num>
+  <w:num w:numId="59">
     <w:abstractNumId w:val="0"/>
   </w:num>
 </w:numbering>

--- a/docs/manual/LWK_Viewer_User_Manual_EN.docx
+++ b/docs/manual/LWK_Viewer_User_Manual_EN.docx
@@ -2081,6 +2081,63 @@
     <w:p>
       <w:pPr/>
       <w:r>
+        <w:t xml:space="preserve">The project drop-down at the top of Sheets, 3D, Board and Dashboard is two: first the </w:t>
+      </w:r>
+      <w:r>
+        <w:rPr>
+          <w:b/>
+        </w:rPr>
+        <w:t xml:space="preserve">project</w:t>
+      </w:r>
+      <w:r>
+        <w:t xml:space="preserve"> (name · code), then </w:t>
+      </w:r>
+      <w:r>
+        <w:rPr>
+          <w:b/>
+        </w:rPr>
+        <w:t xml:space="preserve">its model or sheet set</w:t>
+      </w:r>
+      <w:r>
+        <w:t xml:space="preserve"> (for example Site 1 / Site 2, or on Sheets "Revit sheets" and each uploaded PDF set).</w:t>
+      </w:r>
+    </w:p>
+    <w:p>
+      <w:pPr/>
+      <w:r>
+        <w:t xml:space="preserve">In a project's panel, </w:t>
+      </w:r>
+      <w:r>
+        <w:rPr>
+          <w:b/>
+        </w:rPr>
+        <w:t xml:space="preserve">Project information</w:t>
+      </w:r>
+      <w:r>
+        <w:t xml:space="preserve"> keeps the project no., client, address, building type, site area, GFA, storeys, stage, start and completion dates and a description (</w:t>
+      </w:r>
+      <w:r>
+        <w:rPr>
+          <w:b/>
+        </w:rPr>
+        <w:t xml:space="preserve">Edit</w:t>
+      </w:r>
+      <w:r>
+        <w:t xml:space="preserve">, for the project's owners and admins). Click or drop a picture at the top of the panel to give the project a </w:t>
+      </w:r>
+      <w:r>
+        <w:rPr>
+          <w:b/>
+        </w:rPr>
+        <w:t xml:space="preserve">picture</w:t>
+      </w:r>
+      <w:r>
+        <w:t xml:space="preserve">; it also shows in the list.</w:t>
+      </w:r>
+    </w:p>
+    <w:p>
+      <w:pPr/>
+      <w:r>
         <w:t xml:space="preserve">The </w:t>
       </w:r>
       <w:r>
@@ -4618,6 +4675,45 @@
         <w:rPr>
           <w:b/>
         </w:rPr>
+        <w:t xml:space="preserve">Right-click a day</w:t>
+      </w:r>
+      <w:r>
+        <w:t xml:space="preserve"> (hold it on a phone) to add on that day an </w:t>
+      </w:r>
+      <w:r>
+        <w:rPr>
+          <w:b/>
+        </w:rPr>
+        <w:t xml:space="preserve">event</w:t>
+      </w:r>
+      <w:r>
+        <w:t xml:space="preserve"> (all day), a </w:t>
+      </w:r>
+      <w:r>
+        <w:rPr>
+          <w:b/>
+        </w:rPr>
+        <w:t xml:space="preserve">meeting</w:t>
+      </w:r>
+      <w:r>
+        <w:t xml:space="preserve"> (from 10:00, choose the chat to invite) or a </w:t>
+      </w:r>
+      <w:r>
+        <w:rPr>
+          <w:b/>
+        </w:rPr>
+        <w:t xml:space="preserve">task</w:t>
+      </w:r>
+      <w:r>
+        <w:t xml:space="preserve"> due that day.</w:t>
+      </w:r>
+    </w:p>
+    <w:p>
+      <w:pPr/>
+      <w:r>
+        <w:rPr>
+          <w:b/>
+        </w:rPr>
         <w:t xml:space="preserve">Calendar</w:t>
       </w:r>
       <w:r>
@@ -4929,6 +5025,42 @@
         <w:rPr>
           <w:b/>
         </w:rPr>
+        <w:t xml:space="preserve">Not only messages:</w:t>
+      </w:r>
+      <w:r>
+        <w:t xml:space="preserve"> you are also told when a task is made yours, when you are @mentioned on a task or an issue, when an issue is assigned to you or your query is answered, and when tasks you own are due. The bell's </w:t>
+      </w:r>
+      <w:r>
+        <w:rPr>
+          <w:b/>
+        </w:rPr>
+        <w:t xml:space="preserve">For you</w:t>
+      </w:r>
+      <w:r>
+        <w:t xml:space="preserve"> list keeps the latest ones (a red number shows how many are new); click one to open it, </w:t>
+      </w:r>
+      <w:r>
+        <w:rPr>
+          <w:b/>
+        </w:rPr>
+        <w:t xml:space="preserve">Mark all read</w:t>
+      </w:r>
+      <w:r>
+        <w:t xml:space="preserve"> clears the number.</w:t>
+      </w:r>
+    </w:p>
+    <w:p>
+      <w:pPr>
+        <w:pStyle w:val="ListParagraph"/>
+        <w:numPr>
+          <w:ilvl w:val="0"/>
+          <w:numId w:val="20"/>
+        </w:numPr>
+      </w:pPr>
+      <w:r>
+        <w:rPr>
+          <w:b/>
+        </w:rPr>
         <w:t xml:space="preserve">Install the app:</w:t>
       </w:r>
       <w:r>
@@ -5000,6 +5132,51 @@
     </w:p>
     <w:p>
       <w:pPr>
+        <w:pStyle w:val="ListParagraph"/>
+        <w:numPr>
+          <w:ilvl w:val="0"/>
+          <w:numId w:val="20"/>
+        </w:numPr>
+      </w:pPr>
+      <w:r>
+        <w:rPr>
+          <w:b/>
+        </w:rPr>
+        <w:t xml:space="preserve">iPhone and iPad:</w:t>
+      </w:r>
+      <w:r>
+        <w:t xml:space="preserve"> first add the viewer to the Home Screen (Safari &gt; Share &gt; </w:t>
+      </w:r>
+      <w:r>
+        <w:rPr>
+          <w:b/>
+        </w:rPr>
+        <w:t xml:space="preserve">Add to Home Screen</w:t>
+      </w:r>
+      <w:r>
+        <w:t xml:space="preserve">) and open it from there; then in the bell turn on notifications and </w:t>
+      </w:r>
+      <w:r>
+        <w:rPr>
+          <w:b/>
+        </w:rPr>
+        <w:t xml:space="preserve">Turn on for this device</w:t>
+      </w:r>
+      <w:r>
+        <w:t xml:space="preserve">, and press </w:t>
+      </w:r>
+      <w:r>
+        <w:rPr>
+          <w:b/>
+        </w:rPr>
+        <w:t xml:space="preserve">Send a test</w:t>
+      </w:r>
+      <w:r>
+        <w:t xml:space="preserve">. If it does not arrive, the message says why (for example the server cannot reach Apple). After a server update, turn push off and on again once.</w:t>
+      </w:r>
+    </w:p>
+    <w:p>
+      <w:pPr>
         <w:pStyle w:val="Heading2"/>
       </w:pPr>
       <w:r>
@@ -5114,6 +5291,96 @@
       </w:pPr>
       <w:r>
         <w:t xml:space="preserve">Folders</w:t>
+      </w:r>
+    </w:p>
+    <w:p>
+      <w:pPr/>
+      <w:r>
+        <w:t xml:space="preserve">Right-click a folder in the tree on the left (or use ⋯ on a folder) for </w:t>
+      </w:r>
+      <w:r>
+        <w:rPr>
+          <w:b/>
+        </w:rPr>
+        <w:t xml:space="preserve">New folder here</w:t>
+      </w:r>
+      <w:r>
+        <w:t xml:space="preserve">, </w:t>
+      </w:r>
+      <w:r>
+        <w:rPr>
+          <w:b/>
+        </w:rPr>
+        <w:t xml:space="preserve">Rename</w:t>
+      </w:r>
+      <w:r>
+        <w:t xml:space="preserve">, </w:t>
+      </w:r>
+      <w:r>
+        <w:rPr>
+          <w:b/>
+        </w:rPr>
+        <w:t xml:space="preserve">Move to ...</w:t>
+      </w:r>
+      <w:r>
+        <w:t xml:space="preserve">, </w:t>
+      </w:r>
+      <w:r>
+        <w:rPr>
+          <w:b/>
+        </w:rPr>
+        <w:t xml:space="preserve">Star</w:t>
+      </w:r>
+      <w:r>
+        <w:t xml:space="preserve">, </w:t>
+      </w:r>
+      <w:r>
+        <w:rPr>
+          <w:b/>
+        </w:rPr>
+        <w:t xml:space="preserve">Pin</w:t>
+      </w:r>
+      <w:r>
+        <w:t xml:space="preserve">, </w:t>
+      </w:r>
+      <w:r>
+        <w:rPr>
+          <w:b/>
+        </w:rPr>
+        <w:t xml:space="preserve">Copy link</w:t>
+      </w:r>
+      <w:r>
+        <w:t xml:space="preserve"> and </w:t>
+      </w:r>
+      <w:r>
+        <w:rPr>
+          <w:b/>
+        </w:rPr>
+        <w:t xml:space="preserve">Delete</w:t>
+      </w:r>
+      <w:r>
+        <w:t xml:space="preserve">.</w:t>
+      </w:r>
+    </w:p>
+    <w:p>
+      <w:pPr/>
+      <w:r>
+        <w:rPr>
+          <w:b/>
+        </w:rPr>
+        <w:t xml:space="preserve">Reading documents without downloading:</w:t>
+      </w:r>
+      <w:r>
+        <w:t xml:space="preserve"> click a PDF, picture, video, text file, or a </w:t>
+      </w:r>
+      <w:r>
+        <w:rPr>
+          <w:b/>
+        </w:rPr>
+        <w:t xml:space="preserve">Word, Excel or PowerPoint</w:t>
+      </w:r>
+      <w:r>
+        <w:t xml:space="preserve"> file and it opens beside the list. Office files look exactly as in Office when LibreOffice is installed on the server (ask your admin); without it, Word and Excel are shown in a simpler way and PowerPoint has to be downloaded.</w:t>
       </w:r>
     </w:p>
     <w:p>

--- a/docs/manual/LWK_Viewer_User_Manual_EN.docx
+++ b/docs/manual/LWK_Viewer_User_Manual_EN.docx
@@ -5384,6 +5384,123 @@
       </w:r>
     </w:p>
     <w:p>
+      <w:pPr>
+        <w:pStyle w:val="ListParagraph"/>
+        <w:numPr>
+          <w:ilvl w:val="0"/>
+          <w:numId w:val="22"/>
+        </w:numPr>
+      </w:pPr>
+      <w:r>
+        <w:rPr>
+          <w:b/>
+        </w:rPr>
+        <w:t xml:space="preserve">More room for the document:</w:t>
+      </w:r>
+      <w:r>
+        <w:t xml:space="preserve"> </w:t>
+      </w:r>
+      <w:r>
+        <w:rPr>
+          <w:b/>
+        </w:rPr>
+        <w:t xml:space="preserve">☰</w:t>
+      </w:r>
+      <w:r>
+        <w:t xml:space="preserve"> (top left of the list) hides or shows the folder column, and is remembered. </w:t>
+      </w:r>
+      <w:r>
+        <w:rPr>
+          <w:b/>
+        </w:rPr>
+        <w:t xml:space="preserve">⤢</w:t>
+      </w:r>
+      <w:r>
+        <w:t xml:space="preserve"> in the preview hides the folders and the file list too, so the document gets the whole width; press it again, or </w:t>
+      </w:r>
+      <w:r>
+        <w:rPr>
+          <w:b/>
+        </w:rPr>
+        <w:t xml:space="preserve">Esc</w:t>
+      </w:r>
+      <w:r>
+        <w:t xml:space="preserve">, to bring them back. Drag the preview's left edge to make it wider.</w:t>
+      </w:r>
+    </w:p>
+    <w:p>
+      <w:pPr>
+        <w:pStyle w:val="ListParagraph"/>
+        <w:numPr>
+          <w:ilvl w:val="0"/>
+          <w:numId w:val="22"/>
+        </w:numPr>
+      </w:pPr>
+      <w:r>
+        <w:rPr>
+          <w:b/>
+        </w:rPr>
+        <w:t xml:space="preserve">Whole page:</w:t>
+      </w:r>
+      <w:r>
+        <w:t xml:space="preserve"> Word and Excel files shown in the page start at </w:t>
+      </w:r>
+      <w:r>
+        <w:rPr>
+          <w:b/>
+        </w:rPr>
+        <w:t xml:space="preserve">Fit</w:t>
+      </w:r>
+      <w:r>
+        <w:t xml:space="preserve">: the widest page, landscape pages too, fits the width of the preview, on a computer and on a phone. </w:t>
+      </w:r>
+      <w:r>
+        <w:rPr>
+          <w:b/>
+        </w:rPr>
+        <w:t xml:space="preserve">−</w:t>
+      </w:r>
+      <w:r>
+        <w:t xml:space="preserve"> and </w:t>
+      </w:r>
+      <w:r>
+        <w:rPr>
+          <w:b/>
+        </w:rPr>
+        <w:t xml:space="preserve">+</w:t>
+      </w:r>
+      <w:r>
+        <w:t xml:space="preserve"> zoom; </w:t>
+      </w:r>
+      <w:r>
+        <w:rPr>
+          <w:b/>
+        </w:rPr>
+        <w:t xml:space="preserve">Fit</w:t>
+      </w:r>
+      <w:r>
+        <w:t xml:space="preserve"> goes back. PDFs open at the page width.</w:t>
+      </w:r>
+    </w:p>
+    <w:p>
+      <w:pPr>
+        <w:pStyle w:val="ListParagraph"/>
+        <w:numPr>
+          <w:ilvl w:val="0"/>
+          <w:numId w:val="22"/>
+        </w:numPr>
+      </w:pPr>
+      <w:r>
+        <w:rPr>
+          <w:b/>
+        </w:rPr>
+        <w:t xml:space="preserve">For the admin - installing LibreOffice</w:t>
+      </w:r>
+      <w:r>
+        <w:t xml:space="preserve"> on the server (Ubuntu): `sudo apt-get install -y --no-install-recommends libreoffice-writer libreoffice-calc libreoffice-impress fonts-noto-cjk fonts-liberation fonts-crosextra-carlito fonts-crosextra-caladea`, then restart the viewer service. All three of Writer, Calc and Impress are needed: with only libreoffice-core the page says "cannot read this kind of file". A big document takes a while the first time; it is kept, so it opens at once after that.</w:t>
+      </w:r>
+    </w:p>
+    <w:p>
       <w:pPr/>
       <w:r>
         <w:rPr>
@@ -5400,7 +5517,7 @@
         <w:pStyle w:val="ListParagraph"/>
         <w:numPr>
           <w:ilvl w:val="0"/>
-          <w:numId w:val="22"/>
+          <w:numId w:val="23"/>
         </w:numPr>
       </w:pPr>
       <w:r>
@@ -5427,7 +5544,7 @@
         <w:pStyle w:val="ListParagraph"/>
         <w:numPr>
           <w:ilvl w:val="0"/>
-          <w:numId w:val="22"/>
+          <w:numId w:val="23"/>
         </w:numPr>
       </w:pPr>
       <w:r>
@@ -5463,7 +5580,7 @@
         <w:pStyle w:val="ListParagraph"/>
         <w:numPr>
           <w:ilvl w:val="0"/>
-          <w:numId w:val="22"/>
+          <w:numId w:val="23"/>
         </w:numPr>
       </w:pPr>
       <w:r>
@@ -5535,7 +5652,7 @@
         <w:pStyle w:val="ListParagraph"/>
         <w:numPr>
           <w:ilvl w:val="0"/>
-          <w:numId w:val="22"/>
+          <w:numId w:val="23"/>
         </w:numPr>
       </w:pPr>
       <w:r>
@@ -5571,7 +5688,7 @@
         <w:pStyle w:val="ListParagraph"/>
         <w:numPr>
           <w:ilvl w:val="0"/>
-          <w:numId w:val="22"/>
+          <w:numId w:val="23"/>
         </w:numPr>
       </w:pPr>
       <w:r>
@@ -5607,7 +5724,7 @@
         <w:pStyle w:val="ListParagraph"/>
         <w:numPr>
           <w:ilvl w:val="0"/>
-          <w:numId w:val="22"/>
+          <w:numId w:val="23"/>
         </w:numPr>
       </w:pPr>
       <w:r>
@@ -5643,7 +5760,7 @@
         <w:pStyle w:val="ListParagraph"/>
         <w:numPr>
           <w:ilvl w:val="0"/>
-          <w:numId w:val="22"/>
+          <w:numId w:val="23"/>
         </w:numPr>
       </w:pPr>
       <w:r>
@@ -5670,7 +5787,7 @@
         <w:pStyle w:val="ListParagraph"/>
         <w:numPr>
           <w:ilvl w:val="0"/>
-          <w:numId w:val="22"/>
+          <w:numId w:val="23"/>
         </w:numPr>
       </w:pPr>
       <w:r>
@@ -5704,7 +5821,7 @@
         <w:pStyle w:val="ListParagraph"/>
         <w:numPr>
           <w:ilvl w:val="0"/>
-          <w:numId w:val="23"/>
+          <w:numId w:val="24"/>
         </w:numPr>
       </w:pPr>
       <w:r>
@@ -5725,7 +5842,7 @@
         <w:pStyle w:val="ListParagraph"/>
         <w:numPr>
           <w:ilvl w:val="0"/>
-          <w:numId w:val="23"/>
+          <w:numId w:val="24"/>
         </w:numPr>
       </w:pPr>
       <w:r>
@@ -5737,7 +5854,7 @@
         <w:pStyle w:val="ListParagraph"/>
         <w:numPr>
           <w:ilvl w:val="0"/>
-          <w:numId w:val="23"/>
+          <w:numId w:val="24"/>
         </w:numPr>
       </w:pPr>
       <w:r>
@@ -5755,7 +5872,7 @@
         <w:pStyle w:val="ListParagraph"/>
         <w:numPr>
           <w:ilvl w:val="0"/>
-          <w:numId w:val="23"/>
+          <w:numId w:val="24"/>
         </w:numPr>
       </w:pPr>
       <w:r>
@@ -5773,7 +5890,7 @@
         <w:pStyle w:val="ListParagraph"/>
         <w:numPr>
           <w:ilvl w:val="0"/>
-          <w:numId w:val="23"/>
+          <w:numId w:val="24"/>
         </w:numPr>
       </w:pPr>
       <w:r>
@@ -6107,7 +6224,7 @@
         <w:pStyle w:val="ListParagraph"/>
         <w:numPr>
           <w:ilvl w:val="0"/>
-          <w:numId w:val="24"/>
+          <w:numId w:val="25"/>
         </w:numPr>
       </w:pPr>
       <w:r>
@@ -6125,7 +6242,7 @@
         <w:pStyle w:val="ListParagraph"/>
         <w:numPr>
           <w:ilvl w:val="0"/>
-          <w:numId w:val="24"/>
+          <w:numId w:val="25"/>
         </w:numPr>
       </w:pPr>
       <w:r>
@@ -6152,7 +6269,7 @@
         <w:pStyle w:val="ListParagraph"/>
         <w:numPr>
           <w:ilvl w:val="0"/>
-          <w:numId w:val="24"/>
+          <w:numId w:val="25"/>
         </w:numPr>
       </w:pPr>
       <w:r>
@@ -6179,7 +6296,7 @@
         <w:pStyle w:val="ListParagraph"/>
         <w:numPr>
           <w:ilvl w:val="0"/>
-          <w:numId w:val="24"/>
+          <w:numId w:val="25"/>
         </w:numPr>
       </w:pPr>
       <w:r>
@@ -6426,7 +6543,7 @@
         <w:pStyle w:val="ListParagraph"/>
         <w:numPr>
           <w:ilvl w:val="0"/>
-          <w:numId w:val="25"/>
+          <w:numId w:val="26"/>
         </w:numPr>
       </w:pPr>
       <w:r>
@@ -6453,7 +6570,7 @@
         <w:pStyle w:val="ListParagraph"/>
         <w:numPr>
           <w:ilvl w:val="0"/>
-          <w:numId w:val="25"/>
+          <w:numId w:val="26"/>
         </w:numPr>
       </w:pPr>
       <w:r>
@@ -6471,7 +6588,7 @@
         <w:pStyle w:val="ListParagraph"/>
         <w:numPr>
           <w:ilvl w:val="0"/>
-          <w:numId w:val="25"/>
+          <w:numId w:val="26"/>
         </w:numPr>
       </w:pPr>
       <w:r>
@@ -6489,7 +6606,7 @@
         <w:pStyle w:val="ListParagraph"/>
         <w:numPr>
           <w:ilvl w:val="0"/>
-          <w:numId w:val="25"/>
+          <w:numId w:val="26"/>
         </w:numPr>
       </w:pPr>
       <w:r>
@@ -6552,7 +6669,7 @@
         <w:pStyle w:val="ListParagraph"/>
         <w:numPr>
           <w:ilvl w:val="0"/>
-          <w:numId w:val="25"/>
+          <w:numId w:val="26"/>
         </w:numPr>
       </w:pPr>
       <w:r>
@@ -6578,7 +6695,7 @@
         <w:pStyle w:val="ListParagraph"/>
         <w:numPr>
           <w:ilvl w:val="0"/>
-          <w:numId w:val="26"/>
+          <w:numId w:val="27"/>
         </w:numPr>
       </w:pPr>
       <w:r>
@@ -6614,7 +6731,7 @@
         <w:pStyle w:val="ListParagraph"/>
         <w:numPr>
           <w:ilvl w:val="0"/>
-          <w:numId w:val="26"/>
+          <w:numId w:val="27"/>
         </w:numPr>
       </w:pPr>
       <w:r>
@@ -6632,7 +6749,7 @@
         <w:pStyle w:val="ListParagraph"/>
         <w:numPr>
           <w:ilvl w:val="0"/>
-          <w:numId w:val="26"/>
+          <w:numId w:val="27"/>
         </w:numPr>
       </w:pPr>
       <w:r>
@@ -7233,7 +7350,7 @@
         <w:pStyle w:val="ListParagraph"/>
         <w:numPr>
           <w:ilvl w:val="0"/>
-          <w:numId w:val="27"/>
+          <w:numId w:val="28"/>
         </w:numPr>
       </w:pPr>
       <w:r>
@@ -7272,7 +7389,7 @@
         <w:pStyle w:val="ListParagraph"/>
         <w:numPr>
           <w:ilvl w:val="0"/>
-          <w:numId w:val="27"/>
+          <w:numId w:val="28"/>
         </w:numPr>
       </w:pPr>
       <w:r>
@@ -7293,7 +7410,7 @@
         <w:pStyle w:val="ListParagraph"/>
         <w:numPr>
           <w:ilvl w:val="0"/>
-          <w:numId w:val="27"/>
+          <w:numId w:val="28"/>
         </w:numPr>
       </w:pPr>
       <w:r>
@@ -7311,7 +7428,7 @@
         <w:pStyle w:val="ListParagraph"/>
         <w:numPr>
           <w:ilvl w:val="0"/>
-          <w:numId w:val="27"/>
+          <w:numId w:val="28"/>
         </w:numPr>
       </w:pPr>
       <w:r>
@@ -7346,7 +7463,7 @@
         <w:pStyle w:val="ListParagraph"/>
         <w:numPr>
           <w:ilvl w:val="0"/>
-          <w:numId w:val="28"/>
+          <w:numId w:val="29"/>
         </w:numPr>
       </w:pPr>
       <w:r>
@@ -7376,7 +7493,7 @@
         <w:pStyle w:val="ListParagraph"/>
         <w:numPr>
           <w:ilvl w:val="0"/>
-          <w:numId w:val="28"/>
+          <w:numId w:val="29"/>
         </w:numPr>
       </w:pPr>
       <w:r>
@@ -7388,7 +7505,7 @@
         <w:pStyle w:val="ListParagraph"/>
         <w:numPr>
           <w:ilvl w:val="0"/>
-          <w:numId w:val="28"/>
+          <w:numId w:val="29"/>
         </w:numPr>
       </w:pPr>
       <w:r>
@@ -7415,7 +7532,7 @@
         <w:pStyle w:val="ListParagraph"/>
         <w:numPr>
           <w:ilvl w:val="0"/>
-          <w:numId w:val="28"/>
+          <w:numId w:val="29"/>
         </w:numPr>
       </w:pPr>
       <w:r>
@@ -7441,7 +7558,7 @@
         <w:pStyle w:val="ListParagraph"/>
         <w:numPr>
           <w:ilvl w:val="0"/>
-          <w:numId w:val="29"/>
+          <w:numId w:val="30"/>
         </w:numPr>
       </w:pPr>
       <w:r>
@@ -7462,7 +7579,7 @@
         <w:pStyle w:val="ListParagraph"/>
         <w:numPr>
           <w:ilvl w:val="0"/>
-          <w:numId w:val="29"/>
+          <w:numId w:val="30"/>
         </w:numPr>
       </w:pPr>
       <w:r>
@@ -7489,7 +7606,7 @@
         <w:pStyle w:val="ListParagraph"/>
         <w:numPr>
           <w:ilvl w:val="0"/>
-          <w:numId w:val="29"/>
+          <w:numId w:val="30"/>
         </w:numPr>
       </w:pPr>
       <w:r>
@@ -7507,7 +7624,7 @@
         <w:pStyle w:val="ListParagraph"/>
         <w:numPr>
           <w:ilvl w:val="0"/>
-          <w:numId w:val="29"/>
+          <w:numId w:val="30"/>
         </w:numPr>
       </w:pPr>
       <w:r>
@@ -7525,7 +7642,7 @@
         <w:pStyle w:val="ListParagraph"/>
         <w:numPr>
           <w:ilvl w:val="0"/>
-          <w:numId w:val="29"/>
+          <w:numId w:val="30"/>
         </w:numPr>
       </w:pPr>
       <w:r>
@@ -7646,7 +7763,7 @@
         <w:pStyle w:val="ListParagraph"/>
         <w:numPr>
           <w:ilvl w:val="0"/>
-          <w:numId w:val="30"/>
+          <w:numId w:val="31"/>
         </w:numPr>
       </w:pPr>
       <w:r>
@@ -7691,7 +7808,7 @@
         <w:pStyle w:val="ListParagraph"/>
         <w:numPr>
           <w:ilvl w:val="0"/>
-          <w:numId w:val="30"/>
+          <w:numId w:val="31"/>
         </w:numPr>
       </w:pPr>
       <w:r>
@@ -7727,7 +7844,7 @@
         <w:pStyle w:val="ListParagraph"/>
         <w:numPr>
           <w:ilvl w:val="0"/>
-          <w:numId w:val="30"/>
+          <w:numId w:val="31"/>
         </w:numPr>
       </w:pPr>
       <w:r>
@@ -7770,7 +7887,7 @@
         <w:pStyle w:val="ListParagraph"/>
         <w:numPr>
           <w:ilvl w:val="0"/>
-          <w:numId w:val="31"/>
+          <w:numId w:val="32"/>
         </w:numPr>
       </w:pPr>
       <w:r>
@@ -7791,7 +7908,7 @@
         <w:pStyle w:val="ListParagraph"/>
         <w:numPr>
           <w:ilvl w:val="0"/>
-          <w:numId w:val="31"/>
+          <w:numId w:val="32"/>
         </w:numPr>
       </w:pPr>
       <w:r>
@@ -7818,7 +7935,7 @@
         <w:pStyle w:val="ListParagraph"/>
         <w:numPr>
           <w:ilvl w:val="0"/>
-          <w:numId w:val="31"/>
+          <w:numId w:val="32"/>
         </w:numPr>
       </w:pPr>
       <w:r>
@@ -7881,7 +7998,7 @@
         <w:pStyle w:val="ListParagraph"/>
         <w:numPr>
           <w:ilvl w:val="0"/>
-          <w:numId w:val="31"/>
+          <w:numId w:val="32"/>
         </w:numPr>
       </w:pPr>
       <w:r>
@@ -8046,7 +8163,7 @@
         <w:pStyle w:val="ListParagraph"/>
         <w:numPr>
           <w:ilvl w:val="0"/>
-          <w:numId w:val="32"/>
+          <w:numId w:val="33"/>
         </w:numPr>
       </w:pPr>
       <w:r>
@@ -8073,7 +8190,7 @@
         <w:pStyle w:val="ListParagraph"/>
         <w:numPr>
           <w:ilvl w:val="0"/>
-          <w:numId w:val="32"/>
+          <w:numId w:val="33"/>
         </w:numPr>
       </w:pPr>
       <w:r>
@@ -8094,7 +8211,7 @@
         <w:pStyle w:val="ListParagraph"/>
         <w:numPr>
           <w:ilvl w:val="0"/>
-          <w:numId w:val="32"/>
+          <w:numId w:val="33"/>
         </w:numPr>
       </w:pPr>
       <w:r>
@@ -8375,7 +8492,7 @@
         <w:pStyle w:val="ListParagraph"/>
         <w:numPr>
           <w:ilvl w:val="0"/>
-          <w:numId w:val="33"/>
+          <w:numId w:val="34"/>
         </w:numPr>
       </w:pPr>
       <w:r>
@@ -8396,7 +8513,7 @@
         <w:pStyle w:val="ListParagraph"/>
         <w:numPr>
           <w:ilvl w:val="0"/>
-          <w:numId w:val="33"/>
+          <w:numId w:val="34"/>
         </w:numPr>
       </w:pPr>
       <w:r>
@@ -8414,7 +8531,7 @@
         <w:pStyle w:val="ListParagraph"/>
         <w:numPr>
           <w:ilvl w:val="0"/>
-          <w:numId w:val="33"/>
+          <w:numId w:val="34"/>
         </w:numPr>
       </w:pPr>
       <w:r>
@@ -8432,7 +8549,7 @@
         <w:pStyle w:val="ListParagraph"/>
         <w:numPr>
           <w:ilvl w:val="0"/>
-          <w:numId w:val="33"/>
+          <w:numId w:val="34"/>
         </w:numPr>
       </w:pPr>
       <w:r>
@@ -8452,7 +8569,7 @@
         <w:pStyle w:val="ListParagraph"/>
         <w:numPr>
           <w:ilvl w:val="0"/>
-          <w:numId w:val="34"/>
+          <w:numId w:val="35"/>
         </w:numPr>
       </w:pPr>
       <w:r>
@@ -8482,7 +8599,7 @@
         <w:pStyle w:val="ListParagraph"/>
         <w:numPr>
           <w:ilvl w:val="0"/>
-          <w:numId w:val="34"/>
+          <w:numId w:val="35"/>
         </w:numPr>
       </w:pPr>
       <w:r>
@@ -8525,7 +8642,7 @@
         <w:pStyle w:val="ListParagraph"/>
         <w:numPr>
           <w:ilvl w:val="0"/>
-          <w:numId w:val="35"/>
+          <w:numId w:val="36"/>
         </w:numPr>
       </w:pPr>
       <w:r>
@@ -8582,7 +8699,7 @@
         <w:pStyle w:val="ListParagraph"/>
         <w:numPr>
           <w:ilvl w:val="0"/>
-          <w:numId w:val="35"/>
+          <w:numId w:val="36"/>
         </w:numPr>
       </w:pPr>
       <w:r>
@@ -8594,7 +8711,7 @@
         <w:pStyle w:val="ListParagraph"/>
         <w:numPr>
           <w:ilvl w:val="0"/>
-          <w:numId w:val="35"/>
+          <w:numId w:val="36"/>
         </w:numPr>
       </w:pPr>
       <w:r>
@@ -8624,7 +8741,7 @@
         <w:pStyle w:val="ListParagraph"/>
         <w:numPr>
           <w:ilvl w:val="0"/>
-          <w:numId w:val="35"/>
+          <w:numId w:val="36"/>
         </w:numPr>
       </w:pPr>
       <w:r>
@@ -9050,7 +9167,7 @@
         <w:pStyle w:val="ListParagraph"/>
         <w:numPr>
           <w:ilvl w:val="0"/>
-          <w:numId w:val="36"/>
+          <w:numId w:val="37"/>
         </w:numPr>
       </w:pPr>
       <w:r>
@@ -9062,7 +9179,7 @@
         <w:pStyle w:val="ListParagraph"/>
         <w:numPr>
           <w:ilvl w:val="0"/>
-          <w:numId w:val="36"/>
+          <w:numId w:val="37"/>
         </w:numPr>
       </w:pPr>
       <w:r>
@@ -9074,7 +9191,7 @@
         <w:pStyle w:val="ListParagraph"/>
         <w:numPr>
           <w:ilvl w:val="0"/>
-          <w:numId w:val="36"/>
+          <w:numId w:val="37"/>
         </w:numPr>
       </w:pPr>
       <w:r>
@@ -9094,7 +9211,7 @@
         <w:pStyle w:val="ListParagraph"/>
         <w:numPr>
           <w:ilvl w:val="0"/>
-          <w:numId w:val="37"/>
+          <w:numId w:val="38"/>
         </w:numPr>
       </w:pPr>
       <w:r>
@@ -9121,7 +9238,7 @@
         <w:pStyle w:val="ListParagraph"/>
         <w:numPr>
           <w:ilvl w:val="0"/>
-          <w:numId w:val="37"/>
+          <w:numId w:val="38"/>
         </w:numPr>
       </w:pPr>
       <w:r>
@@ -9148,7 +9265,7 @@
         <w:pStyle w:val="ListParagraph"/>
         <w:numPr>
           <w:ilvl w:val="0"/>
-          <w:numId w:val="37"/>
+          <w:numId w:val="38"/>
         </w:numPr>
       </w:pPr>
       <w:r>
@@ -9618,7 +9735,7 @@
         <w:pStyle w:val="ListParagraph"/>
         <w:numPr>
           <w:ilvl w:val="0"/>
-          <w:numId w:val="38"/>
+          <w:numId w:val="39"/>
         </w:numPr>
       </w:pPr>
       <w:r>
@@ -9636,7 +9753,7 @@
         <w:pStyle w:val="ListParagraph"/>
         <w:numPr>
           <w:ilvl w:val="0"/>
-          <w:numId w:val="38"/>
+          <w:numId w:val="39"/>
         </w:numPr>
       </w:pPr>
       <w:r>
@@ -9654,7 +9771,7 @@
         <w:pStyle w:val="ListParagraph"/>
         <w:numPr>
           <w:ilvl w:val="0"/>
-          <w:numId w:val="38"/>
+          <w:numId w:val="39"/>
         </w:numPr>
       </w:pPr>
       <w:r>
@@ -9672,7 +9789,7 @@
         <w:pStyle w:val="ListParagraph"/>
         <w:numPr>
           <w:ilvl w:val="0"/>
-          <w:numId w:val="38"/>
+          <w:numId w:val="39"/>
         </w:numPr>
       </w:pPr>
       <w:r>
@@ -9895,7 +10012,7 @@
         <w:pStyle w:val="ListParagraph"/>
         <w:numPr>
           <w:ilvl w:val="0"/>
-          <w:numId w:val="39"/>
+          <w:numId w:val="40"/>
         </w:numPr>
       </w:pPr>
       <w:r>
@@ -9907,7 +10024,52 @@
         <w:pStyle w:val="ListParagraph"/>
         <w:numPr>
           <w:ilvl w:val="0"/>
-          <w:numId w:val="39"/>
+          <w:numId w:val="40"/>
+        </w:numPr>
+      </w:pPr>
+      <w:r>
+        <w:rPr>
+          <w:b/>
+        </w:rPr>
+        <w:t xml:space="preserve">One colour, to compare:</w:t>
+      </w:r>
+      <w:r>
+        <w:t xml:space="preserve"> the small circle beside a consultant model (and beside each model in the </w:t>
+      </w:r>
+      <w:r>
+        <w:rPr>
+          <w:b/>
+        </w:rPr>
+        <w:t xml:space="preserve">Models</w:t>
+      </w:r>
+      <w:r>
+        <w:t xml:space="preserve"> list) shows the whole model in one colour - red, orange, yellow, green, cyan, blue, purple, grey or any colour - for example the project grey and the structure red. </w:t>
+      </w:r>
+      <w:r>
+        <w:rPr>
+          <w:b/>
+        </w:rPr>
+        <w:t xml:space="preserve">Own colours</w:t>
+      </w:r>
+      <w:r>
+        <w:t xml:space="preserve"> puts it back. It is remembered on this device, works with the see-through slider, and stays in </w:t>
+      </w:r>
+      <w:r>
+        <w:rPr>
+          <w:b/>
+        </w:rPr>
+        <w:t xml:space="preserve">White</w:t>
+      </w:r>
+      <w:r>
+        <w:t xml:space="preserve"> mode.</w:t>
+      </w:r>
+    </w:p>
+    <w:p>
+      <w:pPr>
+        <w:pStyle w:val="ListParagraph"/>
+        <w:numPr>
+          <w:ilvl w:val="0"/>
+          <w:numId w:val="40"/>
         </w:numPr>
       </w:pPr>
       <w:r>
@@ -9988,7 +10150,7 @@
         <w:pStyle w:val="ListParagraph"/>
         <w:numPr>
           <w:ilvl w:val="0"/>
-          <w:numId w:val="39"/>
+          <w:numId w:val="40"/>
         </w:numPr>
       </w:pPr>
       <w:r>
@@ -10000,7 +10162,7 @@
         <w:pStyle w:val="ListParagraph"/>
         <w:numPr>
           <w:ilvl w:val="0"/>
-          <w:numId w:val="39"/>
+          <w:numId w:val="40"/>
         </w:numPr>
       </w:pPr>
       <w:r>
@@ -10463,7 +10625,7 @@
         <w:pStyle w:val="ListParagraph"/>
         <w:numPr>
           <w:ilvl w:val="0"/>
-          <w:numId w:val="40"/>
+          <w:numId w:val="41"/>
         </w:numPr>
       </w:pPr>
       <w:r>
@@ -10484,7 +10646,7 @@
         <w:pStyle w:val="ListParagraph"/>
         <w:numPr>
           <w:ilvl w:val="0"/>
-          <w:numId w:val="40"/>
+          <w:numId w:val="41"/>
         </w:numPr>
       </w:pPr>
       <w:r>
@@ -10520,7 +10682,7 @@
         <w:pStyle w:val="ListParagraph"/>
         <w:numPr>
           <w:ilvl w:val="0"/>
-          <w:numId w:val="40"/>
+          <w:numId w:val="41"/>
         </w:numPr>
       </w:pPr>
       <w:r>
@@ -10568,7 +10730,7 @@
         <w:pStyle w:val="ListParagraph"/>
         <w:numPr>
           <w:ilvl w:val="0"/>
-          <w:numId w:val="40"/>
+          <w:numId w:val="41"/>
         </w:numPr>
       </w:pPr>
       <w:r>
@@ -10595,7 +10757,7 @@
         <w:pStyle w:val="ListParagraph"/>
         <w:numPr>
           <w:ilvl w:val="0"/>
-          <w:numId w:val="40"/>
+          <w:numId w:val="41"/>
         </w:numPr>
       </w:pPr>
       <w:r>
@@ -10613,7 +10775,7 @@
         <w:pStyle w:val="ListParagraph"/>
         <w:numPr>
           <w:ilvl w:val="0"/>
-          <w:numId w:val="40"/>
+          <w:numId w:val="41"/>
         </w:numPr>
       </w:pPr>
       <w:r>
@@ -10631,7 +10793,7 @@
         <w:pStyle w:val="ListParagraph"/>
         <w:numPr>
           <w:ilvl w:val="0"/>
-          <w:numId w:val="40"/>
+          <w:numId w:val="41"/>
         </w:numPr>
       </w:pPr>
       <w:r>
@@ -10676,7 +10838,7 @@
         <w:pStyle w:val="ListParagraph"/>
         <w:numPr>
           <w:ilvl w:val="0"/>
-          <w:numId w:val="40"/>
+          <w:numId w:val="41"/>
         </w:numPr>
       </w:pPr>
       <w:r>
@@ -10712,7 +10874,7 @@
         <w:pStyle w:val="ListParagraph"/>
         <w:numPr>
           <w:ilvl w:val="0"/>
-          <w:numId w:val="40"/>
+          <w:numId w:val="41"/>
         </w:numPr>
       </w:pPr>
       <w:r>
@@ -10961,7 +11123,7 @@
         <w:pStyle w:val="ListParagraph"/>
         <w:numPr>
           <w:ilvl w:val="0"/>
-          <w:numId w:val="41"/>
+          <w:numId w:val="42"/>
         </w:numPr>
       </w:pPr>
       <w:r>
@@ -10997,7 +11159,7 @@
         <w:pStyle w:val="ListParagraph"/>
         <w:numPr>
           <w:ilvl w:val="0"/>
-          <w:numId w:val="41"/>
+          <w:numId w:val="42"/>
         </w:numPr>
       </w:pPr>
       <w:r>
@@ -11042,7 +11204,7 @@
         <w:pStyle w:val="ListParagraph"/>
         <w:numPr>
           <w:ilvl w:val="0"/>
-          <w:numId w:val="41"/>
+          <w:numId w:val="42"/>
         </w:numPr>
       </w:pPr>
       <w:r>
@@ -11068,7 +11230,7 @@
         <w:pStyle w:val="ListParagraph"/>
         <w:numPr>
           <w:ilvl w:val="0"/>
-          <w:numId w:val="42"/>
+          <w:numId w:val="43"/>
         </w:numPr>
       </w:pPr>
       <w:r>
@@ -11095,7 +11257,7 @@
         <w:pStyle w:val="ListParagraph"/>
         <w:numPr>
           <w:ilvl w:val="0"/>
-          <w:numId w:val="42"/>
+          <w:numId w:val="43"/>
         </w:numPr>
       </w:pPr>
       <w:r>
@@ -11116,7 +11278,7 @@
         <w:pStyle w:val="ListParagraph"/>
         <w:numPr>
           <w:ilvl w:val="0"/>
-          <w:numId w:val="42"/>
+          <w:numId w:val="43"/>
         </w:numPr>
       </w:pPr>
       <w:r>
@@ -11157,7 +11319,7 @@
         <w:pStyle w:val="ListParagraph"/>
         <w:numPr>
           <w:ilvl w:val="0"/>
-          <w:numId w:val="43"/>
+          <w:numId w:val="44"/>
         </w:numPr>
       </w:pPr>
       <w:r>
@@ -11202,7 +11364,7 @@
         <w:pStyle w:val="ListParagraph"/>
         <w:numPr>
           <w:ilvl w:val="0"/>
-          <w:numId w:val="43"/>
+          <w:numId w:val="44"/>
         </w:numPr>
       </w:pPr>
       <w:r>
@@ -11238,7 +11400,7 @@
         <w:pStyle w:val="ListParagraph"/>
         <w:numPr>
           <w:ilvl w:val="0"/>
-          <w:numId w:val="43"/>
+          <w:numId w:val="44"/>
         </w:numPr>
       </w:pPr>
       <w:r>
@@ -11265,7 +11427,7 @@
         <w:pStyle w:val="ListParagraph"/>
         <w:numPr>
           <w:ilvl w:val="0"/>
-          <w:numId w:val="43"/>
+          <w:numId w:val="44"/>
         </w:numPr>
       </w:pPr>
       <w:r>
@@ -11580,7 +11742,7 @@
         <w:pStyle w:val="ListParagraph"/>
         <w:numPr>
           <w:ilvl w:val="0"/>
-          <w:numId w:val="44"/>
+          <w:numId w:val="45"/>
         </w:numPr>
       </w:pPr>
       <w:r>
@@ -11655,7 +11817,7 @@
         <w:pStyle w:val="ListParagraph"/>
         <w:numPr>
           <w:ilvl w:val="0"/>
-          <w:numId w:val="44"/>
+          <w:numId w:val="45"/>
         </w:numPr>
       </w:pPr>
       <w:r>
@@ -11685,7 +11847,7 @@
         <w:pStyle w:val="ListParagraph"/>
         <w:numPr>
           <w:ilvl w:val="0"/>
-          <w:numId w:val="44"/>
+          <w:numId w:val="45"/>
         </w:numPr>
       </w:pPr>
       <w:r>
@@ -11711,7 +11873,7 @@
         <w:pStyle w:val="ListParagraph"/>
         <w:numPr>
           <w:ilvl w:val="0"/>
-          <w:numId w:val="45"/>
+          <w:numId w:val="46"/>
         </w:numPr>
       </w:pPr>
       <w:r>
@@ -11741,7 +11903,7 @@
         <w:pStyle w:val="ListParagraph"/>
         <w:numPr>
           <w:ilvl w:val="0"/>
-          <w:numId w:val="45"/>
+          <w:numId w:val="46"/>
         </w:numPr>
       </w:pPr>
       <w:r>
@@ -11762,7 +11924,7 @@
         <w:pStyle w:val="ListParagraph"/>
         <w:numPr>
           <w:ilvl w:val="0"/>
-          <w:numId w:val="45"/>
+          <w:numId w:val="46"/>
         </w:numPr>
       </w:pPr>
       <w:r>
@@ -11792,7 +11954,7 @@
         <w:pStyle w:val="ListParagraph"/>
         <w:numPr>
           <w:ilvl w:val="0"/>
-          <w:numId w:val="46"/>
+          <w:numId w:val="47"/>
         </w:numPr>
       </w:pPr>
       <w:r>
@@ -11804,7 +11966,7 @@
         <w:pStyle w:val="ListParagraph"/>
         <w:numPr>
           <w:ilvl w:val="0"/>
-          <w:numId w:val="46"/>
+          <w:numId w:val="47"/>
         </w:numPr>
       </w:pPr>
       <w:r>
@@ -11848,7 +12010,7 @@
         <w:pStyle w:val="ListParagraph"/>
         <w:numPr>
           <w:ilvl w:val="0"/>
-          <w:numId w:val="47"/>
+          <w:numId w:val="48"/>
         </w:numPr>
       </w:pPr>
       <w:r>
@@ -11896,7 +12058,7 @@
         <w:pStyle w:val="ListParagraph"/>
         <w:numPr>
           <w:ilvl w:val="0"/>
-          <w:numId w:val="47"/>
+          <w:numId w:val="48"/>
         </w:numPr>
       </w:pPr>
       <w:r>
@@ -11908,7 +12070,7 @@
         <w:pStyle w:val="ListParagraph"/>
         <w:numPr>
           <w:ilvl w:val="0"/>
-          <w:numId w:val="47"/>
+          <w:numId w:val="48"/>
         </w:numPr>
       </w:pPr>
       <w:r>
@@ -11926,7 +12088,7 @@
         <w:pStyle w:val="ListParagraph"/>
         <w:numPr>
           <w:ilvl w:val="0"/>
-          <w:numId w:val="47"/>
+          <w:numId w:val="48"/>
         </w:numPr>
       </w:pPr>
       <w:r>
@@ -11938,7 +12100,7 @@
         <w:pStyle w:val="ListParagraph"/>
         <w:numPr>
           <w:ilvl w:val="0"/>
-          <w:numId w:val="47"/>
+          <w:numId w:val="48"/>
         </w:numPr>
       </w:pPr>
       <w:r>
@@ -11950,7 +12112,7 @@
         <w:pStyle w:val="ListParagraph"/>
         <w:numPr>
           <w:ilvl w:val="0"/>
-          <w:numId w:val="47"/>
+          <w:numId w:val="48"/>
         </w:numPr>
       </w:pPr>
       <w:r>
@@ -11962,7 +12124,7 @@
         <w:pStyle w:val="ListParagraph"/>
         <w:numPr>
           <w:ilvl w:val="0"/>
-          <w:numId w:val="47"/>
+          <w:numId w:val="48"/>
         </w:numPr>
       </w:pPr>
       <w:r>
@@ -12236,7 +12398,7 @@
         <w:pStyle w:val="ListParagraph"/>
         <w:numPr>
           <w:ilvl w:val="0"/>
-          <w:numId w:val="48"/>
+          <w:numId w:val="49"/>
         </w:numPr>
       </w:pPr>
       <w:r>
@@ -12248,7 +12410,7 @@
         <w:pStyle w:val="ListParagraph"/>
         <w:numPr>
           <w:ilvl w:val="0"/>
-          <w:numId w:val="48"/>
+          <w:numId w:val="49"/>
         </w:numPr>
       </w:pPr>
       <w:r>
@@ -12260,7 +12422,7 @@
         <w:pStyle w:val="ListParagraph"/>
         <w:numPr>
           <w:ilvl w:val="0"/>
-          <w:numId w:val="48"/>
+          <w:numId w:val="49"/>
         </w:numPr>
       </w:pPr>
       <w:r>
@@ -12534,7 +12696,7 @@
         <w:pStyle w:val="ListParagraph"/>
         <w:numPr>
           <w:ilvl w:val="0"/>
-          <w:numId w:val="49"/>
+          <w:numId w:val="50"/>
         </w:numPr>
       </w:pPr>
       <w:r>
@@ -12546,7 +12708,7 @@
         <w:pStyle w:val="ListParagraph"/>
         <w:numPr>
           <w:ilvl w:val="0"/>
-          <w:numId w:val="49"/>
+          <w:numId w:val="50"/>
         </w:numPr>
       </w:pPr>
       <w:r>
@@ -12558,7 +12720,7 @@
         <w:pStyle w:val="ListParagraph"/>
         <w:numPr>
           <w:ilvl w:val="0"/>
-          <w:numId w:val="49"/>
+          <w:numId w:val="50"/>
         </w:numPr>
       </w:pPr>
       <w:r>
@@ -12601,7 +12763,7 @@
         <w:pStyle w:val="ListParagraph"/>
         <w:numPr>
           <w:ilvl w:val="0"/>
-          <w:numId w:val="50"/>
+          <w:numId w:val="51"/>
         </w:numPr>
       </w:pPr>
       <w:r>
@@ -12658,7 +12820,7 @@
         <w:pStyle w:val="ListParagraph"/>
         <w:numPr>
           <w:ilvl w:val="0"/>
-          <w:numId w:val="50"/>
+          <w:numId w:val="51"/>
         </w:numPr>
       </w:pPr>
       <w:r>
@@ -12688,7 +12850,7 @@
         <w:pStyle w:val="ListParagraph"/>
         <w:numPr>
           <w:ilvl w:val="0"/>
-          <w:numId w:val="50"/>
+          <w:numId w:val="51"/>
         </w:numPr>
       </w:pPr>
       <w:r>
@@ -12726,7 +12888,7 @@
         <w:pStyle w:val="ListParagraph"/>
         <w:numPr>
           <w:ilvl w:val="0"/>
-          <w:numId w:val="51"/>
+          <w:numId w:val="52"/>
         </w:numPr>
       </w:pPr>
       <w:r>
@@ -12747,7 +12909,7 @@
         <w:pStyle w:val="ListParagraph"/>
         <w:numPr>
           <w:ilvl w:val="0"/>
-          <w:numId w:val="51"/>
+          <w:numId w:val="52"/>
         </w:numPr>
       </w:pPr>
       <w:r>
@@ -12792,7 +12954,7 @@
         <w:pStyle w:val="ListParagraph"/>
         <w:numPr>
           <w:ilvl w:val="0"/>
-          <w:numId w:val="51"/>
+          <w:numId w:val="52"/>
         </w:numPr>
       </w:pPr>
       <w:r>
@@ -12891,7 +13053,7 @@
         <w:pStyle w:val="ListParagraph"/>
         <w:numPr>
           <w:ilvl w:val="0"/>
-          <w:numId w:val="51"/>
+          <w:numId w:val="52"/>
         </w:numPr>
       </w:pPr>
       <w:r>
@@ -12936,7 +13098,7 @@
         <w:pStyle w:val="ListParagraph"/>
         <w:numPr>
           <w:ilvl w:val="0"/>
-          <w:numId w:val="51"/>
+          <w:numId w:val="52"/>
         </w:numPr>
       </w:pPr>
       <w:r>
@@ -13285,7 +13447,7 @@
         <w:pStyle w:val="ListParagraph"/>
         <w:numPr>
           <w:ilvl w:val="0"/>
-          <w:numId w:val="52"/>
+          <w:numId w:val="53"/>
         </w:numPr>
       </w:pPr>
       <w:r>
@@ -13315,7 +13477,7 @@
         <w:pStyle w:val="ListParagraph"/>
         <w:numPr>
           <w:ilvl w:val="0"/>
-          <w:numId w:val="52"/>
+          <w:numId w:val="53"/>
         </w:numPr>
       </w:pPr>
       <w:r>
@@ -13344,7 +13506,7 @@
         <w:pStyle w:val="ListParagraph"/>
         <w:numPr>
           <w:ilvl w:val="0"/>
-          <w:numId w:val="53"/>
+          <w:numId w:val="54"/>
         </w:numPr>
       </w:pPr>
       <w:r>
@@ -13365,7 +13527,7 @@
         <w:pStyle w:val="ListParagraph"/>
         <w:numPr>
           <w:ilvl w:val="0"/>
-          <w:numId w:val="53"/>
+          <w:numId w:val="54"/>
         </w:numPr>
       </w:pPr>
       <w:r>
@@ -13401,7 +13563,7 @@
         <w:pStyle w:val="ListParagraph"/>
         <w:numPr>
           <w:ilvl w:val="0"/>
-          <w:numId w:val="53"/>
+          <w:numId w:val="54"/>
         </w:numPr>
       </w:pPr>
       <w:r>
@@ -13437,7 +13599,7 @@
         <w:pStyle w:val="ListParagraph"/>
         <w:numPr>
           <w:ilvl w:val="0"/>
-          <w:numId w:val="53"/>
+          <w:numId w:val="54"/>
         </w:numPr>
       </w:pPr>
       <w:r>
@@ -13466,7 +13628,7 @@
         <w:pStyle w:val="ListParagraph"/>
         <w:numPr>
           <w:ilvl w:val="0"/>
-          <w:numId w:val="54"/>
+          <w:numId w:val="55"/>
         </w:numPr>
       </w:pPr>
       <w:r>
@@ -13487,7 +13649,7 @@
         <w:pStyle w:val="ListParagraph"/>
         <w:numPr>
           <w:ilvl w:val="0"/>
-          <w:numId w:val="54"/>
+          <w:numId w:val="55"/>
         </w:numPr>
       </w:pPr>
       <w:r>
@@ -13708,7 +13870,7 @@
         <w:pStyle w:val="ListParagraph"/>
         <w:numPr>
           <w:ilvl w:val="0"/>
-          <w:numId w:val="55"/>
+          <w:numId w:val="56"/>
         </w:numPr>
       </w:pPr>
       <w:r>
@@ -13798,7 +13960,7 @@
         <w:pStyle w:val="ListParagraph"/>
         <w:numPr>
           <w:ilvl w:val="0"/>
-          <w:numId w:val="55"/>
+          <w:numId w:val="56"/>
         </w:numPr>
       </w:pPr>
       <w:r>
@@ -13828,7 +13990,7 @@
         <w:pStyle w:val="ListParagraph"/>
         <w:numPr>
           <w:ilvl w:val="0"/>
-          <w:numId w:val="55"/>
+          <w:numId w:val="56"/>
         </w:numPr>
       </w:pPr>
       <w:r>
@@ -13849,7 +14011,7 @@
         <w:pStyle w:val="ListParagraph"/>
         <w:numPr>
           <w:ilvl w:val="0"/>
-          <w:numId w:val="55"/>
+          <w:numId w:val="56"/>
         </w:numPr>
       </w:pPr>
       <w:r>
@@ -13885,7 +14047,7 @@
         <w:pStyle w:val="ListParagraph"/>
         <w:numPr>
           <w:ilvl w:val="0"/>
-          <w:numId w:val="55"/>
+          <w:numId w:val="56"/>
         </w:numPr>
       </w:pPr>
       <w:r>
@@ -13903,7 +14065,7 @@
         <w:pStyle w:val="ListParagraph"/>
         <w:numPr>
           <w:ilvl w:val="0"/>
-          <w:numId w:val="55"/>
+          <w:numId w:val="56"/>
         </w:numPr>
       </w:pPr>
       <w:r>
@@ -13947,7 +14109,7 @@
         <w:pStyle w:val="ListParagraph"/>
         <w:numPr>
           <w:ilvl w:val="0"/>
-          <w:numId w:val="56"/>
+          <w:numId w:val="57"/>
         </w:numPr>
       </w:pPr>
       <w:r>
@@ -14028,7 +14190,7 @@
         <w:pStyle w:val="ListParagraph"/>
         <w:numPr>
           <w:ilvl w:val="0"/>
-          <w:numId w:val="56"/>
+          <w:numId w:val="57"/>
         </w:numPr>
       </w:pPr>
       <w:r>
@@ -14046,7 +14208,7 @@
         <w:pStyle w:val="ListParagraph"/>
         <w:numPr>
           <w:ilvl w:val="0"/>
-          <w:numId w:val="56"/>
+          <w:numId w:val="57"/>
         </w:numPr>
       </w:pPr>
       <w:r>
@@ -14067,7 +14229,7 @@
         <w:pStyle w:val="ListParagraph"/>
         <w:numPr>
           <w:ilvl w:val="0"/>
-          <w:numId w:val="56"/>
+          <w:numId w:val="57"/>
         </w:numPr>
       </w:pPr>
       <w:r>
@@ -14093,7 +14255,7 @@
         <w:pStyle w:val="ListParagraph"/>
         <w:numPr>
           <w:ilvl w:val="0"/>
-          <w:numId w:val="57"/>
+          <w:numId w:val="58"/>
         </w:numPr>
       </w:pPr>
       <w:r>
@@ -14156,7 +14318,7 @@
         <w:pStyle w:val="ListParagraph"/>
         <w:numPr>
           <w:ilvl w:val="0"/>
-          <w:numId w:val="57"/>
+          <w:numId w:val="58"/>
         </w:numPr>
       </w:pPr>
       <w:r>
@@ -14183,7 +14345,7 @@
         <w:pStyle w:val="ListParagraph"/>
         <w:numPr>
           <w:ilvl w:val="0"/>
-          <w:numId w:val="57"/>
+          <w:numId w:val="58"/>
         </w:numPr>
       </w:pPr>
       <w:r>
@@ -14201,7 +14363,7 @@
         <w:pStyle w:val="ListParagraph"/>
         <w:numPr>
           <w:ilvl w:val="0"/>
-          <w:numId w:val="57"/>
+          <w:numId w:val="58"/>
         </w:numPr>
       </w:pPr>
       <w:r>
@@ -14832,7 +14994,7 @@
         <w:pStyle w:val="ListParagraph"/>
         <w:numPr>
           <w:ilvl w:val="0"/>
-          <w:numId w:val="58"/>
+          <w:numId w:val="59"/>
         </w:numPr>
       </w:pPr>
       <w:r>
@@ -14850,7 +15012,7 @@
         <w:pStyle w:val="ListParagraph"/>
         <w:numPr>
           <w:ilvl w:val="0"/>
-          <w:numId w:val="58"/>
+          <w:numId w:val="59"/>
         </w:numPr>
       </w:pPr>
       <w:r>
@@ -14868,7 +15030,7 @@
         <w:pStyle w:val="ListParagraph"/>
         <w:numPr>
           <w:ilvl w:val="0"/>
-          <w:numId w:val="58"/>
+          <w:numId w:val="59"/>
         </w:numPr>
       </w:pPr>
       <w:r>
@@ -14886,7 +15048,7 @@
         <w:pStyle w:val="ListParagraph"/>
         <w:numPr>
           <w:ilvl w:val="0"/>
-          <w:numId w:val="58"/>
+          <w:numId w:val="59"/>
         </w:numPr>
       </w:pPr>
       <w:r>
@@ -14904,7 +15066,7 @@
         <w:pStyle w:val="ListParagraph"/>
         <w:numPr>
           <w:ilvl w:val="0"/>
-          <w:numId w:val="58"/>
+          <w:numId w:val="59"/>
         </w:numPr>
       </w:pPr>
       <w:r>
@@ -14922,7 +15084,7 @@
         <w:pStyle w:val="ListParagraph"/>
         <w:numPr>
           <w:ilvl w:val="0"/>
-          <w:numId w:val="58"/>
+          <w:numId w:val="59"/>
         </w:numPr>
       </w:pPr>
       <w:r>
@@ -16020,7 +16182,7 @@
         <w:pStyle w:val="ListParagraph"/>
         <w:numPr>
           <w:ilvl w:val="0"/>
-          <w:numId w:val="59"/>
+          <w:numId w:val="60"/>
         </w:numPr>
       </w:pPr>
       <w:r>
@@ -16032,7 +16194,7 @@
         <w:pStyle w:val="ListParagraph"/>
         <w:numPr>
           <w:ilvl w:val="0"/>
-          <w:numId w:val="59"/>
+          <w:numId w:val="60"/>
         </w:numPr>
       </w:pPr>
       <w:r>
@@ -16044,7 +16206,7 @@
         <w:pStyle w:val="ListParagraph"/>
         <w:numPr>
           <w:ilvl w:val="0"/>
-          <w:numId w:val="59"/>
+          <w:numId w:val="60"/>
         </w:numPr>
       </w:pPr>
       <w:r>
@@ -16056,7 +16218,7 @@
         <w:pStyle w:val="ListParagraph"/>
         <w:numPr>
           <w:ilvl w:val="0"/>
-          <w:numId w:val="59"/>
+          <w:numId w:val="60"/>
         </w:numPr>
       </w:pPr>
       <w:r>
@@ -16068,7 +16230,7 @@
         <w:pStyle w:val="ListParagraph"/>
         <w:numPr>
           <w:ilvl w:val="0"/>
-          <w:numId w:val="59"/>
+          <w:numId w:val="60"/>
         </w:numPr>
       </w:pPr>
       <w:r>
@@ -16089,7 +16251,7 @@
         <w:pStyle w:val="ListParagraph"/>
         <w:numPr>
           <w:ilvl w:val="0"/>
-          <w:numId w:val="59"/>
+          <w:numId w:val="60"/>
         </w:numPr>
       </w:pPr>
       <w:r>
@@ -16101,7 +16263,7 @@
         <w:pStyle w:val="ListParagraph"/>
         <w:numPr>
           <w:ilvl w:val="0"/>
-          <w:numId w:val="59"/>
+          <w:numId w:val="60"/>
         </w:numPr>
       </w:pPr>
       <w:r>
@@ -16122,7 +16284,7 @@
         <w:pStyle w:val="ListParagraph"/>
         <w:numPr>
           <w:ilvl w:val="0"/>
-          <w:numId w:val="59"/>
+          <w:numId w:val="60"/>
         </w:numPr>
       </w:pPr>
       <w:r>
@@ -16134,7 +16296,7 @@
         <w:pStyle w:val="ListParagraph"/>
         <w:numPr>
           <w:ilvl w:val="0"/>
-          <w:numId w:val="59"/>
+          <w:numId w:val="60"/>
         </w:numPr>
       </w:pPr>
       <w:r>
@@ -16146,7 +16308,7 @@
         <w:pStyle w:val="ListParagraph"/>
         <w:numPr>
           <w:ilvl w:val="0"/>
-          <w:numId w:val="59"/>
+          <w:numId w:val="60"/>
         </w:numPr>
       </w:pPr>
       <w:r>
@@ -16158,7 +16320,7 @@
         <w:pStyle w:val="ListParagraph"/>
         <w:numPr>
           <w:ilvl w:val="0"/>
-          <w:numId w:val="59"/>
+          <w:numId w:val="60"/>
         </w:numPr>
       </w:pPr>
       <w:r>
@@ -16170,7 +16332,7 @@
         <w:pStyle w:val="ListParagraph"/>
         <w:numPr>
           <w:ilvl w:val="0"/>
-          <w:numId w:val="59"/>
+          <w:numId w:val="60"/>
         </w:numPr>
       </w:pPr>
       <w:r>
@@ -16182,7 +16344,7 @@
         <w:pStyle w:val="ListParagraph"/>
         <w:numPr>
           <w:ilvl w:val="0"/>
-          <w:numId w:val="59"/>
+          <w:numId w:val="60"/>
         </w:numPr>
       </w:pPr>
       <w:r>
@@ -16194,7 +16356,7 @@
         <w:pStyle w:val="ListParagraph"/>
         <w:numPr>
           <w:ilvl w:val="0"/>
-          <w:numId w:val="59"/>
+          <w:numId w:val="60"/>
         </w:numPr>
       </w:pPr>
       <w:r>
@@ -16488,10 +16650,10 @@
     <w:abstractNumId w:val="0"/>
   </w:num>
   <w:num w:numId="35">
-    <w:abstractNumId w:val="1"/>
+    <w:abstractNumId w:val="0"/>
   </w:num>
   <w:num w:numId="36">
-    <w:abstractNumId w:val="0"/>
+    <w:abstractNumId w:val="1"/>
   </w:num>
   <w:num w:numId="37">
     <w:abstractNumId w:val="0"/>
@@ -16518,10 +16680,10 @@
     <w:abstractNumId w:val="0"/>
   </w:num>
   <w:num w:numId="45">
-    <w:abstractNumId w:val="1"/>
+    <w:abstractNumId w:val="0"/>
   </w:num>
   <w:num w:numId="46">
-    <w:abstractNumId w:val="0"/>
+    <w:abstractNumId w:val="1"/>
   </w:num>
   <w:num w:numId="47">
     <w:abstractNumId w:val="0"/>
@@ -16536,10 +16698,10 @@
     <w:abstractNumId w:val="0"/>
   </w:num>
   <w:num w:numId="51">
-    <w:abstractNumId w:val="1"/>
+    <w:abstractNumId w:val="0"/>
   </w:num>
   <w:num w:numId="52">
-    <w:abstractNumId w:val="0"/>
+    <w:abstractNumId w:val="1"/>
   </w:num>
   <w:num w:numId="53">
     <w:abstractNumId w:val="0"/>
@@ -16560,6 +16722,9 @@
     <w:abstractNumId w:val="0"/>
   </w:num>
   <w:num w:numId="59">
+    <w:abstractNumId w:val="0"/>
+  </w:num>
+  <w:num w:numId="60">
     <w:abstractNumId w:val="0"/>
   </w:num>
 </w:numbering>

--- a/docs/manual/LWK_Viewer_User_Manual_EN.docx
+++ b/docs/manual/LWK_Viewer_User_Manual_EN.docx
@@ -5494,6 +5494,51 @@
         <w:rPr>
           <w:b/>
         </w:rPr>
+        <w:t xml:space="preserve">On a phone or tablet</w:t>
+      </w:r>
+      <w:r>
+        <w:t xml:space="preserve"> (upright or on its side) a document opens full screen: PDFs and converted Office files show every page, one under the other, to scroll through; pinch with two fingers or use </w:t>
+      </w:r>
+      <w:r>
+        <w:rPr>
+          <w:b/>
+        </w:rPr>
+        <w:t xml:space="preserve">−</w:t>
+      </w:r>
+      <w:r>
+        <w:t xml:space="preserve"> / </w:t>
+      </w:r>
+      <w:r>
+        <w:rPr>
+          <w:b/>
+        </w:rPr>
+        <w:t xml:space="preserve">+</w:t>
+      </w:r>
+      <w:r>
+        <w:t xml:space="preserve"> to zoom. </w:t>
+      </w:r>
+      <w:r>
+        <w:rPr>
+          <w:b/>
+        </w:rPr>
+        <w:t xml:space="preserve">☰</w:t>
+      </w:r>
+      <w:r>
+        <w:t xml:space="preserve"> opens the folders; tap beside them to close.</w:t>
+      </w:r>
+    </w:p>
+    <w:p>
+      <w:pPr>
+        <w:pStyle w:val="ListParagraph"/>
+        <w:numPr>
+          <w:ilvl w:val="0"/>
+          <w:numId w:val="22"/>
+        </w:numPr>
+      </w:pPr>
+      <w:r>
+        <w:rPr>
+          <w:b/>
+        </w:rPr>
         <w:t xml:space="preserve">For the admin - installing LibreOffice</w:t>
       </w:r>
       <w:r>
@@ -10049,10 +10094,28 @@
         <w:rPr>
           <w:b/>
         </w:rPr>
-        <w:t xml:space="preserve">Own colours</w:t>
-      </w:r>
-      <w:r>
-        <w:t xml:space="preserve"> puts it back. It is remembered on this device, works with the see-through slider, and stays in </w:t>
+        <w:t xml:space="preserve">↺ Original colour</w:t>
+      </w:r>
+      <w:r>
+        <w:t xml:space="preserve"> (in the colours, or the </w:t>
+      </w:r>
+      <w:r>
+        <w:rPr>
+          <w:b/>
+        </w:rPr>
+        <w:t xml:space="preserve">↺</w:t>
+      </w:r>
+      <w:r>
+        <w:t xml:space="preserve"> beside a coloured model) puts it back; </w:t>
+      </w:r>
+      <w:r>
+        <w:rPr>
+          <w:b/>
+        </w:rPr>
+        <w:t xml:space="preserve">↺ Reset colours</w:t>
+      </w:r>
+      <w:r>
+        <w:t xml:space="preserve"> at the top of the Models panel puts every model back. It is remembered on this device, works with the see-through slider, and stays in </w:t>
       </w:r>
       <w:r>
         <w:rPr>
@@ -10062,6 +10125,27 @@
       </w:r>
       <w:r>
         <w:t xml:space="preserve"> mode.</w:t>
+      </w:r>
+    </w:p>
+    <w:p>
+      <w:pPr>
+        <w:pStyle w:val="ListParagraph"/>
+        <w:numPr>
+          <w:ilvl w:val="0"/>
+          <w:numId w:val="40"/>
+        </w:numPr>
+      </w:pPr>
+      <w:r>
+        <w:t xml:space="preserve">A model set </w:t>
+      </w:r>
+      <w:r>
+        <w:rPr>
+          <w:b/>
+        </w:rPr>
+        <w:t xml:space="preserve">in the middle</w:t>
+      </w:r>
+      <w:r>
+        <w:t xml:space="preserve"> (no coordinates) keeps that spot for everyone, phones included - phones load fewer linked models, so it is no longer worked out again on each device.</w:t>
       </w:r>
     </w:p>
     <w:p>

--- a/docs/manual/LWK_Viewer_User_Manual_EN.docx
+++ b/docs/manual/LWK_Viewer_User_Manual_EN.docx
@@ -5555,6 +5555,36 @@
       </w:r>
       <w:r>
         <w:t xml:space="preserve"> holds each project's files in a folder on the server, like ACC Docs or a shared drive. Pick the project at the top left.</w:t>
+      </w:r>
+    </w:p>
+    <w:p>
+      <w:pPr/>
+      <w:r>
+        <w:rPr>
+          <w:b/>
+        </w:rPr>
+        <w:t xml:space="preserve">00 BIM</w:t>
+      </w:r>
+      <w:r>
+        <w:t xml:space="preserve"> (🔒, always first) holds what the viewer has for the project, always up to date: </w:t>
+      </w:r>
+      <w:r>
+        <w:rPr>
+          <w:b/>
+        </w:rPr>
+        <w:t xml:space="preserve">2D Sheets</w:t>
+      </w:r>
+      <w:r>
+        <w:t xml:space="preserve"> (the sheets exported from Revit, named by number and name, and the PDF sets uploaded on the Sheets page) and </w:t>
+      </w:r>
+      <w:r>
+        <w:rPr>
+          <w:b/>
+        </w:rPr>
+        <w:t xml:space="preserve">3D Models</w:t>
+      </w:r>
+      <w:r>
+        <w:t xml:space="preserve"> (opened on the 3D page; IFC files - IFC projects and consultant models - can be downloaded). Everyone in the project can open and download there; nobody can add, rename, move or delete. A project with several parts has a folder per part.</w:t>
       </w:r>
     </w:p>
     <w:p>

--- a/docs/manual/LWK_Viewer_User_Manual_EN.docx
+++ b/docs/manual/LWK_Viewer_User_Manual_EN.docx
@@ -2081,6 +2081,63 @@
     <w:p>
       <w:pPr/>
       <w:r>
+        <w:rPr>
+          <w:b/>
+        </w:rPr>
+        <w:t xml:space="preserve">Order:</w:t>
+      </w:r>
+      <w:r>
+        <w:t xml:space="preserve"> projects are listed by status - </w:t>
+      </w:r>
+      <w:r>
+        <w:rPr>
+          <w:b/>
+        </w:rPr>
+        <w:t xml:space="preserve">Active</w:t>
+      </w:r>
+      <w:r>
+        <w:t xml:space="preserve"> first, then </w:t>
+      </w:r>
+      <w:r>
+        <w:rPr>
+          <w:b/>
+        </w:rPr>
+        <w:t xml:space="preserve">On hold</w:t>
+      </w:r>
+      <w:r>
+        <w:t xml:space="preserve">, </w:t>
+      </w:r>
+      <w:r>
+        <w:rPr>
+          <w:b/>
+        </w:rPr>
+        <w:t xml:space="preserve">Completed</w:t>
+      </w:r>
+      <w:r>
+        <w:t xml:space="preserve"> and </w:t>
+      </w:r>
+      <w:r>
+        <w:rPr>
+          <w:b/>
+        </w:rPr>
+        <w:t xml:space="preserve">Archived</w:t>
+      </w:r>
+      <w:r>
+        <w:t xml:space="preserve"> - and by name within each. The Projects page and every project drop-down (Sheets, 3D, Board, Dashboard, Folders, Messenger) use this order. On the Projects page, click a column heading (Project, Status, Tasks, Completion, Overdue, Issues) or use </w:t>
+      </w:r>
+      <w:r>
+        <w:rPr>
+          <w:b/>
+        </w:rPr>
+        <w:t xml:space="preserve">Sort</w:t>
+      </w:r>
+      <w:r>
+        <w:t xml:space="preserve"> to order the list another way; click again to reverse it. Your choice is remembered.</w:t>
+      </w:r>
+    </w:p>
+    <w:p>
+      <w:pPr/>
+      <w:r>
         <w:t xml:space="preserve">The project drop-down at the top of Sheets, 3D, Board and Dashboard is two: first the </w:t>
       </w:r>
       <w:r>
@@ -13595,7 +13652,16 @@
         </w:numPr>
       </w:pPr>
       <w:r>
-        <w:t xml:space="preserve">Known dialogs are answered so the night is not stopped: a DWG with an empty paper space (Yes), DWG import notes (Close), and </w:t>
+        <w:t xml:space="preserve">Known dialogs are answered so the night is not stopped: a DWG with an empty paper space (Yes), a DWG with </w:t>
+      </w:r>
+      <w:r>
+        <w:rPr>
+          <w:b/>
+        </w:rPr>
+        <w:t xml:space="preserve">extents greater than 1E9</w:t>
+      </w:r>
+      <w:r>
+        <w:t xml:space="preserve"> (OK: it is imported without the far part), DWG import notes (Close), </w:t>
       </w:r>
       <w:r>
         <w:rPr>
@@ -13604,7 +13670,16 @@
         <w:t xml:space="preserve">External Tools - Add-in Assembly Not Found</w:t>
       </w:r>
       <w:r>
-        <w:t xml:space="preserve"> at start-up (Close, by the launcher's watcher). Every dialog is written to nightly\dialogs.log. Best: repair or remove the broken add-in on that PC.</w:t>
+        <w:t xml:space="preserve"> and any other add-in's </w:t>
+      </w:r>
+      <w:r>
+        <w:rPr>
+          <w:b/>
+        </w:rPr>
+        <w:t xml:space="preserve">cannot find xxx.dll</w:t>
+      </w:r>
+      <w:r>
+        <w:t xml:space="preserve"> message (Close), and any message that has only one button. Dialogs that come before the LWK tools load, or while a model opens, are answered by the launcher's watcher, which finds every window of that Revit. Every dialog is written to nightly\dialogs.log. The launcher and its watcher are renewed by themselves the next time Revit is opened by hand after an update. Best: repair or remove the broken add-in on that PC.</w:t>
       </w:r>
     </w:p>
     <w:p>

--- a/docs/manual/LWK_Viewer_User_Manual_EN.docx
+++ b/docs/manual/LWK_Viewer_User_Manual_EN.docx
@@ -13661,7 +13661,16 @@
         <w:t xml:space="preserve">extents greater than 1E9</w:t>
       </w:r>
       <w:r>
-        <w:t xml:space="preserve"> (OK: it is imported without the far part), DWG import notes (Close), </w:t>
+        <w:t xml:space="preserve"> (OK: it is imported without the far part), DWG import notes such as </w:t>
+      </w:r>
+      <w:r>
+        <w:rPr>
+          <w:b/>
+        </w:rPr>
+        <w:t xml:space="preserve">Elements Lost on Import</w:t>
+      </w:r>
+      <w:r>
+        <w:t xml:space="preserve"> (Close), </w:t>
       </w:r>
       <w:r>
         <w:rPr>

--- a/docs/manual/LWK_Viewer_User_Manual_EN.docx
+++ b/docs/manual/LWK_Viewer_User_Manual_EN.docx
@@ -13689,6 +13689,51 @@
       </w:r>
       <w:r>
         <w:t xml:space="preserve"> message (Close), and any message that has only one button. Dialogs that come before the LWK tools load, or while a model opens, are answered by the launcher's watcher, which finds every window of that Revit. Every dialog is written to nightly\dialogs.log. The launcher and its watcher are renewed by themselves the next time Revit is opened by hand after an update. Best: repair or remove the broken add-in on that PC.</w:t>
+      </w:r>
+    </w:p>
+    <w:p>
+      <w:pPr>
+        <w:pStyle w:val="ListParagraph"/>
+        <w:numPr>
+          <w:ilvl w:val="0"/>
+          <w:numId w:val="53"/>
+        </w:numPr>
+      </w:pPr>
+      <w:r>
+        <w:rPr>
+          <w:b/>
+        </w:rPr>
+        <w:t xml:space="preserve">Only what changed is published at night:</w:t>
+      </w:r>
+      <w:r>
+        <w:t xml:space="preserve"> after opening a model, the night run reads the version of the model and of every linked model (Revit numbers each save). If none has been saved since the last publish, and the job's settings are the same, nothing is exported and the night log says </w:t>
+      </w:r>
+      <w:r>
+        <w:rPr>
+          <w:b/>
+        </w:rPr>
+        <w:t xml:space="preserve">UNCHANGED</w:t>
+      </w:r>
+      <w:r>
+        <w:t xml:space="preserve">. A test run, Run Export by hand, a changed setting or an update of these tools always publishes. The model still has to be opened to read its version.</w:t>
+      </w:r>
+    </w:p>
+    <w:p>
+      <w:pPr>
+        <w:pStyle w:val="ListParagraph"/>
+        <w:numPr>
+          <w:ilvl w:val="0"/>
+          <w:numId w:val="53"/>
+        </w:numPr>
+      </w:pPr>
+      <w:r>
+        <w:rPr>
+          <w:b/>
+        </w:rPr>
+        <w:t xml:space="preserve">Time:</w:t>
+      </w:r>
+      <w:r>
+        <w:t xml:space="preserve"> each Revit version may run for 3 hours (limit_hours in nightly_schedule.json); the versions run one after another (2023, then 2024, then 2025), and a version whose Revit is open on that PC is skipped that night. Start the night run early (e.g. 01:00), so every version finishes before people open Revit in the morning.</w:t>
       </w:r>
     </w:p>
     <w:p>

--- a/docs/manual/LWK_Viewer_User_Manual_EN.docx
+++ b/docs/manual/LWK_Viewer_User_Manual_EN.docx
@@ -488,6 +488,27 @@
       <w:pPr/>
       <w:r>
         <w:t xml:space="preserve">You need an account, a supported browser and the viewer's web address; nothing is installed on your computer.</w:t>
+      </w:r>
+    </w:p>
+    <w:p>
+      <w:pPr/>
+      <w:r>
+        <w:rPr>
+          <w:b/>
+        </w:rPr>
+        <w:t xml:space="preserve">This manual is also online:</w:t>
+      </w:r>
+      <w:r>
+        <w:t xml:space="preserve"> the </w:t>
+      </w:r>
+      <w:r>
+        <w:rPr>
+          <w:b/>
+        </w:rPr>
+        <w:t xml:space="preserve">?</w:t>
+      </w:r>
+      <w:r>
+        <w:t xml:space="preserve"> at the top of every page opens it in the viewer at the chapter for that page, with search and English / 廣東話. It is always the latest version.</w:t>
       </w:r>
     </w:p>
     <w:p>

--- a/docs/manual/LWK_Viewer_User_Manual_EN.docx
+++ b/docs/manual/LWK_Viewer_User_Manual_EN.docx
@@ -488,27 +488,6 @@
       <w:pPr/>
       <w:r>
         <w:t xml:space="preserve">You need an account, a supported browser and the viewer's web address; nothing is installed on your computer.</w:t>
-      </w:r>
-    </w:p>
-    <w:p>
-      <w:pPr/>
-      <w:r>
-        <w:rPr>
-          <w:b/>
-        </w:rPr>
-        <w:t xml:space="preserve">This manual is also online:</w:t>
-      </w:r>
-      <w:r>
-        <w:t xml:space="preserve"> the </w:t>
-      </w:r>
-      <w:r>
-        <w:rPr>
-          <w:b/>
-        </w:rPr>
-        <w:t xml:space="preserve">?</w:t>
-      </w:r>
-      <w:r>
-        <w:t xml:space="preserve"> at the top of every page opens it in the viewer at the chapter for that page, with search and English / 廣東話. It is always the latest version.</w:t>
       </w:r>
     </w:p>
     <w:p>

--- a/docs/manual/LWK_Viewer_User_Manual_EN.docx
+++ b/docs/manual/LWK_Viewer_User_Manual_EN.docx
@@ -5237,6 +5237,236 @@
         <w:pStyle w:val="Heading2"/>
       </w:pPr>
       <w:r>
+        <w:t xml:space="preserve">Look, links and what's new</w:t>
+      </w:r>
+    </w:p>
+    <w:p>
+      <w:pPr/>
+      <w:r>
+        <w:t xml:space="preserve">Small things that make the viewer easier to find your way around and to share.</w:t>
+      </w:r>
+    </w:p>
+    <w:p>
+      <w:pPr>
+        <w:pStyle w:val="ListParagraph"/>
+        <w:numPr>
+          <w:ilvl w:val="0"/>
+          <w:numId w:val="21"/>
+        </w:numPr>
+      </w:pPr>
+      <w:r>
+        <w:rPr>
+          <w:b/>
+        </w:rPr>
+        <w:t xml:space="preserve">Dark mode:</w:t>
+      </w:r>
+      <w:r>
+        <w:t xml:space="preserve"> the bell &gt; </w:t>
+      </w:r>
+      <w:r>
+        <w:rPr>
+          <w:b/>
+        </w:rPr>
+        <w:t xml:space="preserve">Look</w:t>
+      </w:r>
+      <w:r>
+        <w:t xml:space="preserve"> &gt; </w:t>
+      </w:r>
+      <w:r>
+        <w:rPr>
+          <w:b/>
+        </w:rPr>
+        <w:t xml:space="preserve">Dark</w:t>
+      </w:r>
+      <w:r>
+        <w:t xml:space="preserve">. </w:t>
+      </w:r>
+      <w:r>
+        <w:rPr>
+          <w:b/>
+        </w:rPr>
+        <w:t xml:space="preserve">Auto</w:t>
+      </w:r>
+      <w:r>
+        <w:t xml:space="preserve"> follows your computer or phone (dark at night if it is set so); </w:t>
+      </w:r>
+      <w:r>
+        <w:rPr>
+          <w:b/>
+        </w:rPr>
+        <w:t xml:space="preserve">Light</w:t>
+      </w:r>
+      <w:r>
+        <w:t xml:space="preserve"> is the usual look. It is kept on each computer or phone. Drawings, PDFs, document previews and the whiteboard stay white, as paper; the 3D background turns dark grey unless you picked a colour in Display.</w:t>
+      </w:r>
+    </w:p>
+    <w:p>
+      <w:pPr>
+        <w:pStyle w:val="ListParagraph"/>
+        <w:numPr>
+          <w:ilvl w:val="0"/>
+          <w:numId w:val="21"/>
+        </w:numPr>
+      </w:pPr>
+      <w:r>
+        <w:rPr>
+          <w:b/>
+        </w:rPr>
+        <w:t xml:space="preserve">What's new:</w:t>
+      </w:r>
+      <w:r>
+        <w:t xml:space="preserve"> after each update a small card lists what changed, once. </w:t>
+      </w:r>
+      <w:r>
+        <w:rPr>
+          <w:b/>
+        </w:rPr>
+        <w:t xml:space="preserve">Got it</w:t>
+      </w:r>
+      <w:r>
+        <w:t xml:space="preserve"> closes it; the bell &gt; </w:t>
+      </w:r>
+      <w:r>
+        <w:rPr>
+          <w:b/>
+        </w:rPr>
+        <w:t xml:space="preserve">What's new in the viewer</w:t>
+      </w:r>
+      <w:r>
+        <w:t xml:space="preserve"> shows the whole list at any time.</w:t>
+      </w:r>
+    </w:p>
+    <w:p>
+      <w:pPr>
+        <w:pStyle w:val="ListParagraph"/>
+        <w:numPr>
+          <w:ilvl w:val="0"/>
+          <w:numId w:val="21"/>
+        </w:numPr>
+      </w:pPr>
+      <w:r>
+        <w:rPr>
+          <w:b/>
+        </w:rPr>
+        <w:t xml:space="preserve">Copy link</w:t>
+      </w:r>
+      <w:r>
+        <w:t xml:space="preserve"> (the 🔗 buttons) copies an address to paste into a chat or an email. Only people in the project can open it.</w:t>
+      </w:r>
+    </w:p>
+    <w:p>
+      <w:pPr>
+        <w:pStyle w:val="ListParagraph"/>
+        <w:numPr>
+          <w:ilvl w:val="0"/>
+          <w:numId w:val="21"/>
+        </w:numPr>
+      </w:pPr>
+      <w:r>
+        <w:rPr>
+          <w:b/>
+        </w:rPr>
+        <w:t xml:space="preserve">A sheet:</w:t>
+      </w:r>
+      <w:r>
+        <w:t xml:space="preserve"> the 🔗 in the sheet toolbar. </w:t>
+      </w:r>
+      <w:r>
+        <w:rPr>
+          <w:b/>
+        </w:rPr>
+        <w:t xml:space="preserve">An issue:</w:t>
+      </w:r>
+      <w:r>
+        <w:t xml:space="preserve"> the 🔗 at the top of the issue (2D or 3D). </w:t>
+      </w:r>
+      <w:r>
+        <w:rPr>
+          <w:b/>
+        </w:rPr>
+        <w:t xml:space="preserve">A project:</w:t>
+      </w:r>
+      <w:r>
+        <w:t xml:space="preserve"> the 🔗 on the project's panel (Projects page). </w:t>
+      </w:r>
+      <w:r>
+        <w:rPr>
+          <w:b/>
+        </w:rPr>
+        <w:t xml:space="preserve">A 3D view:</w:t>
+      </w:r>
+      <w:r>
+        <w:t xml:space="preserve"> the 🔗 next to </w:t>
+      </w:r>
+      <w:r>
+        <w:rPr>
+          <w:b/>
+        </w:rPr>
+        <w:t xml:space="preserve">Fit</w:t>
+      </w:r>
+      <w:r>
+        <w:t xml:space="preserve"> in the 3D header copies the exact view - camera, section box or plane, floor, display mode and hidden elements - and whoever opens it sees the same.</w:t>
+      </w:r>
+    </w:p>
+    <w:p>
+      <w:pPr>
+        <w:pStyle w:val="ListParagraph"/>
+        <w:numPr>
+          <w:ilvl w:val="0"/>
+          <w:numId w:val="21"/>
+        </w:numPr>
+      </w:pPr>
+      <w:r>
+        <w:rPr>
+          <w:b/>
+        </w:rPr>
+        <w:t xml:space="preserve">Sections fold:</w:t>
+      </w:r>
+      <w:r>
+        <w:t xml:space="preserve"> click a heading on a project's panel (Projects page), on the Admin page or in the 3D left panel to fold or open it. The viewer remembers which ones you folded.</w:t>
+      </w:r>
+    </w:p>
+    <w:p>
+      <w:pPr>
+        <w:pStyle w:val="ListParagraph"/>
+        <w:numPr>
+          <w:ilvl w:val="0"/>
+          <w:numId w:val="21"/>
+        </w:numPr>
+      </w:pPr>
+      <w:r>
+        <w:rPr>
+          <w:b/>
+        </w:rPr>
+        <w:t xml:space="preserve">Lists keep your place:</w:t>
+      </w:r>
+      <w:r>
+        <w:t xml:space="preserve"> Folders reopens the folders you had open in the tree, and the sheet list and the chat list keep the one you are on in view.</w:t>
+      </w:r>
+    </w:p>
+    <w:p>
+      <w:pPr>
+        <w:pStyle w:val="ListParagraph"/>
+        <w:numPr>
+          <w:ilvl w:val="0"/>
+          <w:numId w:val="21"/>
+        </w:numPr>
+      </w:pPr>
+      <w:r>
+        <w:rPr>
+          <w:b/>
+        </w:rPr>
+        <w:t xml:space="preserve">While a list loads</w:t>
+      </w:r>
+      <w:r>
+        <w:t xml:space="preserve"> grey placeholder rows show where it will be.</w:t>
+      </w:r>
+    </w:p>
+    <w:p>
+      <w:pPr>
+        <w:pStyle w:val="Heading2"/>
+      </w:pPr>
+      <w:r>
         <w:t xml:space="preserve">Undo</w:t>
       </w:r>
     </w:p>
@@ -5245,7 +5475,7 @@
         <w:pStyle w:val="ListParagraph"/>
         <w:numPr>
           <w:ilvl w:val="0"/>
-          <w:numId w:val="21"/>
+          <w:numId w:val="22"/>
         </w:numPr>
       </w:pPr>
       <w:r>
@@ -5281,7 +5511,7 @@
         <w:pStyle w:val="ListParagraph"/>
         <w:numPr>
           <w:ilvl w:val="0"/>
-          <w:numId w:val="21"/>
+          <w:numId w:val="22"/>
         </w:numPr>
       </w:pPr>
       <w:r>
@@ -5299,7 +5529,7 @@
         <w:pStyle w:val="ListParagraph"/>
         <w:numPr>
           <w:ilvl w:val="0"/>
-          <w:numId w:val="21"/>
+          <w:numId w:val="22"/>
         </w:numPr>
       </w:pPr>
       <w:r>
@@ -5317,7 +5547,7 @@
         <w:pStyle w:val="ListParagraph"/>
         <w:numPr>
           <w:ilvl w:val="0"/>
-          <w:numId w:val="21"/>
+          <w:numId w:val="22"/>
         </w:numPr>
       </w:pPr>
       <w:r>
@@ -5335,7 +5565,7 @@
         <w:pStyle w:val="ListParagraph"/>
         <w:numPr>
           <w:ilvl w:val="0"/>
-          <w:numId w:val="21"/>
+          <w:numId w:val="22"/>
         </w:numPr>
       </w:pPr>
       <w:r>
@@ -5445,7 +5675,7 @@
         <w:pStyle w:val="ListParagraph"/>
         <w:numPr>
           <w:ilvl w:val="0"/>
-          <w:numId w:val="22"/>
+          <w:numId w:val="23"/>
         </w:numPr>
       </w:pPr>
       <w:r>
@@ -5490,7 +5720,7 @@
         <w:pStyle w:val="ListParagraph"/>
         <w:numPr>
           <w:ilvl w:val="0"/>
-          <w:numId w:val="22"/>
+          <w:numId w:val="23"/>
         </w:numPr>
       </w:pPr>
       <w:r>
@@ -5544,7 +5774,7 @@
         <w:pStyle w:val="ListParagraph"/>
         <w:numPr>
           <w:ilvl w:val="0"/>
-          <w:numId w:val="22"/>
+          <w:numId w:val="23"/>
         </w:numPr>
       </w:pPr>
       <w:r>
@@ -5589,7 +5819,7 @@
         <w:pStyle w:val="ListParagraph"/>
         <w:numPr>
           <w:ilvl w:val="0"/>
-          <w:numId w:val="22"/>
+          <w:numId w:val="23"/>
         </w:numPr>
       </w:pPr>
       <w:r>
@@ -5649,7 +5879,7 @@
         <w:pStyle w:val="ListParagraph"/>
         <w:numPr>
           <w:ilvl w:val="0"/>
-          <w:numId w:val="23"/>
+          <w:numId w:val="24"/>
         </w:numPr>
       </w:pPr>
       <w:r>
@@ -5676,7 +5906,7 @@
         <w:pStyle w:val="ListParagraph"/>
         <w:numPr>
           <w:ilvl w:val="0"/>
-          <w:numId w:val="23"/>
+          <w:numId w:val="24"/>
         </w:numPr>
       </w:pPr>
       <w:r>
@@ -5712,7 +5942,7 @@
         <w:pStyle w:val="ListParagraph"/>
         <w:numPr>
           <w:ilvl w:val="0"/>
-          <w:numId w:val="23"/>
+          <w:numId w:val="24"/>
         </w:numPr>
       </w:pPr>
       <w:r>
@@ -5784,7 +6014,7 @@
         <w:pStyle w:val="ListParagraph"/>
         <w:numPr>
           <w:ilvl w:val="0"/>
-          <w:numId w:val="23"/>
+          <w:numId w:val="24"/>
         </w:numPr>
       </w:pPr>
       <w:r>
@@ -5820,7 +6050,7 @@
         <w:pStyle w:val="ListParagraph"/>
         <w:numPr>
           <w:ilvl w:val="0"/>
-          <w:numId w:val="23"/>
+          <w:numId w:val="24"/>
         </w:numPr>
       </w:pPr>
       <w:r>
@@ -5856,7 +6086,7 @@
         <w:pStyle w:val="ListParagraph"/>
         <w:numPr>
           <w:ilvl w:val="0"/>
-          <w:numId w:val="23"/>
+          <w:numId w:val="24"/>
         </w:numPr>
       </w:pPr>
       <w:r>
@@ -5892,7 +6122,7 @@
         <w:pStyle w:val="ListParagraph"/>
         <w:numPr>
           <w:ilvl w:val="0"/>
-          <w:numId w:val="23"/>
+          <w:numId w:val="24"/>
         </w:numPr>
       </w:pPr>
       <w:r>
@@ -5919,7 +6149,7 @@
         <w:pStyle w:val="ListParagraph"/>
         <w:numPr>
           <w:ilvl w:val="0"/>
-          <w:numId w:val="23"/>
+          <w:numId w:val="24"/>
         </w:numPr>
       </w:pPr>
       <w:r>
@@ -5953,7 +6183,7 @@
         <w:pStyle w:val="ListParagraph"/>
         <w:numPr>
           <w:ilvl w:val="0"/>
-          <w:numId w:val="24"/>
+          <w:numId w:val="25"/>
         </w:numPr>
       </w:pPr>
       <w:r>
@@ -5974,7 +6204,7 @@
         <w:pStyle w:val="ListParagraph"/>
         <w:numPr>
           <w:ilvl w:val="0"/>
-          <w:numId w:val="24"/>
+          <w:numId w:val="25"/>
         </w:numPr>
       </w:pPr>
       <w:r>
@@ -5986,7 +6216,7 @@
         <w:pStyle w:val="ListParagraph"/>
         <w:numPr>
           <w:ilvl w:val="0"/>
-          <w:numId w:val="24"/>
+          <w:numId w:val="25"/>
         </w:numPr>
       </w:pPr>
       <w:r>
@@ -6004,7 +6234,7 @@
         <w:pStyle w:val="ListParagraph"/>
         <w:numPr>
           <w:ilvl w:val="0"/>
-          <w:numId w:val="24"/>
+          <w:numId w:val="25"/>
         </w:numPr>
       </w:pPr>
       <w:r>
@@ -6022,7 +6252,7 @@
         <w:pStyle w:val="ListParagraph"/>
         <w:numPr>
           <w:ilvl w:val="0"/>
-          <w:numId w:val="24"/>
+          <w:numId w:val="25"/>
         </w:numPr>
       </w:pPr>
       <w:r>
@@ -6356,7 +6586,7 @@
         <w:pStyle w:val="ListParagraph"/>
         <w:numPr>
           <w:ilvl w:val="0"/>
-          <w:numId w:val="25"/>
+          <w:numId w:val="26"/>
         </w:numPr>
       </w:pPr>
       <w:r>
@@ -6374,7 +6604,7 @@
         <w:pStyle w:val="ListParagraph"/>
         <w:numPr>
           <w:ilvl w:val="0"/>
-          <w:numId w:val="25"/>
+          <w:numId w:val="26"/>
         </w:numPr>
       </w:pPr>
       <w:r>
@@ -6401,7 +6631,7 @@
         <w:pStyle w:val="ListParagraph"/>
         <w:numPr>
           <w:ilvl w:val="0"/>
-          <w:numId w:val="25"/>
+          <w:numId w:val="26"/>
         </w:numPr>
       </w:pPr>
       <w:r>
@@ -6428,7 +6658,7 @@
         <w:pStyle w:val="ListParagraph"/>
         <w:numPr>
           <w:ilvl w:val="0"/>
-          <w:numId w:val="25"/>
+          <w:numId w:val="26"/>
         </w:numPr>
       </w:pPr>
       <w:r>
@@ -6675,7 +6905,7 @@
         <w:pStyle w:val="ListParagraph"/>
         <w:numPr>
           <w:ilvl w:val="0"/>
-          <w:numId w:val="26"/>
+          <w:numId w:val="27"/>
         </w:numPr>
       </w:pPr>
       <w:r>
@@ -6702,7 +6932,7 @@
         <w:pStyle w:val="ListParagraph"/>
         <w:numPr>
           <w:ilvl w:val="0"/>
-          <w:numId w:val="26"/>
+          <w:numId w:val="27"/>
         </w:numPr>
       </w:pPr>
       <w:r>
@@ -6720,7 +6950,7 @@
         <w:pStyle w:val="ListParagraph"/>
         <w:numPr>
           <w:ilvl w:val="0"/>
-          <w:numId w:val="26"/>
+          <w:numId w:val="27"/>
         </w:numPr>
       </w:pPr>
       <w:r>
@@ -6738,7 +6968,7 @@
         <w:pStyle w:val="ListParagraph"/>
         <w:numPr>
           <w:ilvl w:val="0"/>
-          <w:numId w:val="26"/>
+          <w:numId w:val="27"/>
         </w:numPr>
       </w:pPr>
       <w:r>
@@ -6801,7 +7031,7 @@
         <w:pStyle w:val="ListParagraph"/>
         <w:numPr>
           <w:ilvl w:val="0"/>
-          <w:numId w:val="26"/>
+          <w:numId w:val="27"/>
         </w:numPr>
       </w:pPr>
       <w:r>
@@ -6827,7 +7057,7 @@
         <w:pStyle w:val="ListParagraph"/>
         <w:numPr>
           <w:ilvl w:val="0"/>
-          <w:numId w:val="27"/>
+          <w:numId w:val="28"/>
         </w:numPr>
       </w:pPr>
       <w:r>
@@ -6863,7 +7093,7 @@
         <w:pStyle w:val="ListParagraph"/>
         <w:numPr>
           <w:ilvl w:val="0"/>
-          <w:numId w:val="27"/>
+          <w:numId w:val="28"/>
         </w:numPr>
       </w:pPr>
       <w:r>
@@ -6881,7 +7111,7 @@
         <w:pStyle w:val="ListParagraph"/>
         <w:numPr>
           <w:ilvl w:val="0"/>
-          <w:numId w:val="27"/>
+          <w:numId w:val="28"/>
         </w:numPr>
       </w:pPr>
       <w:r>
@@ -7482,7 +7712,7 @@
         <w:pStyle w:val="ListParagraph"/>
         <w:numPr>
           <w:ilvl w:val="0"/>
-          <w:numId w:val="28"/>
+          <w:numId w:val="29"/>
         </w:numPr>
       </w:pPr>
       <w:r>
@@ -7521,7 +7751,7 @@
         <w:pStyle w:val="ListParagraph"/>
         <w:numPr>
           <w:ilvl w:val="0"/>
-          <w:numId w:val="28"/>
+          <w:numId w:val="29"/>
         </w:numPr>
       </w:pPr>
       <w:r>
@@ -7542,7 +7772,7 @@
         <w:pStyle w:val="ListParagraph"/>
         <w:numPr>
           <w:ilvl w:val="0"/>
-          <w:numId w:val="28"/>
+          <w:numId w:val="29"/>
         </w:numPr>
       </w:pPr>
       <w:r>
@@ -7560,7 +7790,7 @@
         <w:pStyle w:val="ListParagraph"/>
         <w:numPr>
           <w:ilvl w:val="0"/>
-          <w:numId w:val="28"/>
+          <w:numId w:val="29"/>
         </w:numPr>
       </w:pPr>
       <w:r>
@@ -7595,7 +7825,7 @@
         <w:pStyle w:val="ListParagraph"/>
         <w:numPr>
           <w:ilvl w:val="0"/>
-          <w:numId w:val="29"/>
+          <w:numId w:val="30"/>
         </w:numPr>
       </w:pPr>
       <w:r>
@@ -7625,7 +7855,7 @@
         <w:pStyle w:val="ListParagraph"/>
         <w:numPr>
           <w:ilvl w:val="0"/>
-          <w:numId w:val="29"/>
+          <w:numId w:val="30"/>
         </w:numPr>
       </w:pPr>
       <w:r>
@@ -7637,7 +7867,7 @@
         <w:pStyle w:val="ListParagraph"/>
         <w:numPr>
           <w:ilvl w:val="0"/>
-          <w:numId w:val="29"/>
+          <w:numId w:val="30"/>
         </w:numPr>
       </w:pPr>
       <w:r>
@@ -7664,7 +7894,7 @@
         <w:pStyle w:val="ListParagraph"/>
         <w:numPr>
           <w:ilvl w:val="0"/>
-          <w:numId w:val="29"/>
+          <w:numId w:val="30"/>
         </w:numPr>
       </w:pPr>
       <w:r>
@@ -7690,7 +7920,7 @@
         <w:pStyle w:val="ListParagraph"/>
         <w:numPr>
           <w:ilvl w:val="0"/>
-          <w:numId w:val="30"/>
+          <w:numId w:val="31"/>
         </w:numPr>
       </w:pPr>
       <w:r>
@@ -7711,7 +7941,7 @@
         <w:pStyle w:val="ListParagraph"/>
         <w:numPr>
           <w:ilvl w:val="0"/>
-          <w:numId w:val="30"/>
+          <w:numId w:val="31"/>
         </w:numPr>
       </w:pPr>
       <w:r>
@@ -7738,7 +7968,7 @@
         <w:pStyle w:val="ListParagraph"/>
         <w:numPr>
           <w:ilvl w:val="0"/>
-          <w:numId w:val="30"/>
+          <w:numId w:val="31"/>
         </w:numPr>
       </w:pPr>
       <w:r>
@@ -7756,7 +7986,7 @@
         <w:pStyle w:val="ListParagraph"/>
         <w:numPr>
           <w:ilvl w:val="0"/>
-          <w:numId w:val="30"/>
+          <w:numId w:val="31"/>
         </w:numPr>
       </w:pPr>
       <w:r>
@@ -7774,7 +8004,7 @@
         <w:pStyle w:val="ListParagraph"/>
         <w:numPr>
           <w:ilvl w:val="0"/>
-          <w:numId w:val="30"/>
+          <w:numId w:val="31"/>
         </w:numPr>
       </w:pPr>
       <w:r>
@@ -7895,7 +8125,7 @@
         <w:pStyle w:val="ListParagraph"/>
         <w:numPr>
           <w:ilvl w:val="0"/>
-          <w:numId w:val="31"/>
+          <w:numId w:val="32"/>
         </w:numPr>
       </w:pPr>
       <w:r>
@@ -7940,7 +8170,7 @@
         <w:pStyle w:val="ListParagraph"/>
         <w:numPr>
           <w:ilvl w:val="0"/>
-          <w:numId w:val="31"/>
+          <w:numId w:val="32"/>
         </w:numPr>
       </w:pPr>
       <w:r>
@@ -7976,7 +8206,7 @@
         <w:pStyle w:val="ListParagraph"/>
         <w:numPr>
           <w:ilvl w:val="0"/>
-          <w:numId w:val="31"/>
+          <w:numId w:val="32"/>
         </w:numPr>
       </w:pPr>
       <w:r>
@@ -8019,7 +8249,7 @@
         <w:pStyle w:val="ListParagraph"/>
         <w:numPr>
           <w:ilvl w:val="0"/>
-          <w:numId w:val="32"/>
+          <w:numId w:val="33"/>
         </w:numPr>
       </w:pPr>
       <w:r>
@@ -8040,7 +8270,7 @@
         <w:pStyle w:val="ListParagraph"/>
         <w:numPr>
           <w:ilvl w:val="0"/>
-          <w:numId w:val="32"/>
+          <w:numId w:val="33"/>
         </w:numPr>
       </w:pPr>
       <w:r>
@@ -8067,7 +8297,7 @@
         <w:pStyle w:val="ListParagraph"/>
         <w:numPr>
           <w:ilvl w:val="0"/>
-          <w:numId w:val="32"/>
+          <w:numId w:val="33"/>
         </w:numPr>
       </w:pPr>
       <w:r>
@@ -8130,7 +8360,7 @@
         <w:pStyle w:val="ListParagraph"/>
         <w:numPr>
           <w:ilvl w:val="0"/>
-          <w:numId w:val="32"/>
+          <w:numId w:val="33"/>
         </w:numPr>
       </w:pPr>
       <w:r>
@@ -8295,7 +8525,7 @@
         <w:pStyle w:val="ListParagraph"/>
         <w:numPr>
           <w:ilvl w:val="0"/>
-          <w:numId w:val="33"/>
+          <w:numId w:val="34"/>
         </w:numPr>
       </w:pPr>
       <w:r>
@@ -8322,7 +8552,7 @@
         <w:pStyle w:val="ListParagraph"/>
         <w:numPr>
           <w:ilvl w:val="0"/>
-          <w:numId w:val="33"/>
+          <w:numId w:val="34"/>
         </w:numPr>
       </w:pPr>
       <w:r>
@@ -8343,7 +8573,7 @@
         <w:pStyle w:val="ListParagraph"/>
         <w:numPr>
           <w:ilvl w:val="0"/>
-          <w:numId w:val="33"/>
+          <w:numId w:val="34"/>
         </w:numPr>
       </w:pPr>
       <w:r>
@@ -8624,7 +8854,7 @@
         <w:pStyle w:val="ListParagraph"/>
         <w:numPr>
           <w:ilvl w:val="0"/>
-          <w:numId w:val="34"/>
+          <w:numId w:val="35"/>
         </w:numPr>
       </w:pPr>
       <w:r>
@@ -8645,7 +8875,7 @@
         <w:pStyle w:val="ListParagraph"/>
         <w:numPr>
           <w:ilvl w:val="0"/>
-          <w:numId w:val="34"/>
+          <w:numId w:val="35"/>
         </w:numPr>
       </w:pPr>
       <w:r>
@@ -8663,7 +8893,7 @@
         <w:pStyle w:val="ListParagraph"/>
         <w:numPr>
           <w:ilvl w:val="0"/>
-          <w:numId w:val="34"/>
+          <w:numId w:val="35"/>
         </w:numPr>
       </w:pPr>
       <w:r>
@@ -8681,7 +8911,7 @@
         <w:pStyle w:val="ListParagraph"/>
         <w:numPr>
           <w:ilvl w:val="0"/>
-          <w:numId w:val="34"/>
+          <w:numId w:val="35"/>
         </w:numPr>
       </w:pPr>
       <w:r>
@@ -8701,7 +8931,7 @@
         <w:pStyle w:val="ListParagraph"/>
         <w:numPr>
           <w:ilvl w:val="0"/>
-          <w:numId w:val="35"/>
+          <w:numId w:val="36"/>
         </w:numPr>
       </w:pPr>
       <w:r>
@@ -8731,7 +8961,7 @@
         <w:pStyle w:val="ListParagraph"/>
         <w:numPr>
           <w:ilvl w:val="0"/>
-          <w:numId w:val="35"/>
+          <w:numId w:val="36"/>
         </w:numPr>
       </w:pPr>
       <w:r>
@@ -8774,7 +9004,7 @@
         <w:pStyle w:val="ListParagraph"/>
         <w:numPr>
           <w:ilvl w:val="0"/>
-          <w:numId w:val="36"/>
+          <w:numId w:val="37"/>
         </w:numPr>
       </w:pPr>
       <w:r>
@@ -8831,7 +9061,7 @@
         <w:pStyle w:val="ListParagraph"/>
         <w:numPr>
           <w:ilvl w:val="0"/>
-          <w:numId w:val="36"/>
+          <w:numId w:val="37"/>
         </w:numPr>
       </w:pPr>
       <w:r>
@@ -8843,7 +9073,7 @@
         <w:pStyle w:val="ListParagraph"/>
         <w:numPr>
           <w:ilvl w:val="0"/>
-          <w:numId w:val="36"/>
+          <w:numId w:val="37"/>
         </w:numPr>
       </w:pPr>
       <w:r>
@@ -8873,7 +9103,7 @@
         <w:pStyle w:val="ListParagraph"/>
         <w:numPr>
           <w:ilvl w:val="0"/>
-          <w:numId w:val="36"/>
+          <w:numId w:val="37"/>
         </w:numPr>
       </w:pPr>
       <w:r>
@@ -9299,7 +9529,7 @@
         <w:pStyle w:val="ListParagraph"/>
         <w:numPr>
           <w:ilvl w:val="0"/>
-          <w:numId w:val="37"/>
+          <w:numId w:val="38"/>
         </w:numPr>
       </w:pPr>
       <w:r>
@@ -9311,7 +9541,7 @@
         <w:pStyle w:val="ListParagraph"/>
         <w:numPr>
           <w:ilvl w:val="0"/>
-          <w:numId w:val="37"/>
+          <w:numId w:val="38"/>
         </w:numPr>
       </w:pPr>
       <w:r>
@@ -9323,7 +9553,7 @@
         <w:pStyle w:val="ListParagraph"/>
         <w:numPr>
           <w:ilvl w:val="0"/>
-          <w:numId w:val="37"/>
+          <w:numId w:val="38"/>
         </w:numPr>
       </w:pPr>
       <w:r>
@@ -9343,7 +9573,7 @@
         <w:pStyle w:val="ListParagraph"/>
         <w:numPr>
           <w:ilvl w:val="0"/>
-          <w:numId w:val="38"/>
+          <w:numId w:val="39"/>
         </w:numPr>
       </w:pPr>
       <w:r>
@@ -9370,7 +9600,7 @@
         <w:pStyle w:val="ListParagraph"/>
         <w:numPr>
           <w:ilvl w:val="0"/>
-          <w:numId w:val="38"/>
+          <w:numId w:val="39"/>
         </w:numPr>
       </w:pPr>
       <w:r>
@@ -9397,7 +9627,7 @@
         <w:pStyle w:val="ListParagraph"/>
         <w:numPr>
           <w:ilvl w:val="0"/>
-          <w:numId w:val="38"/>
+          <w:numId w:val="39"/>
         </w:numPr>
       </w:pPr>
       <w:r>
@@ -9867,7 +10097,7 @@
         <w:pStyle w:val="ListParagraph"/>
         <w:numPr>
           <w:ilvl w:val="0"/>
-          <w:numId w:val="39"/>
+          <w:numId w:val="40"/>
         </w:numPr>
       </w:pPr>
       <w:r>
@@ -9885,7 +10115,7 @@
         <w:pStyle w:val="ListParagraph"/>
         <w:numPr>
           <w:ilvl w:val="0"/>
-          <w:numId w:val="39"/>
+          <w:numId w:val="40"/>
         </w:numPr>
       </w:pPr>
       <w:r>
@@ -9903,7 +10133,7 @@
         <w:pStyle w:val="ListParagraph"/>
         <w:numPr>
           <w:ilvl w:val="0"/>
-          <w:numId w:val="39"/>
+          <w:numId w:val="40"/>
         </w:numPr>
       </w:pPr>
       <w:r>
@@ -9921,7 +10151,7 @@
         <w:pStyle w:val="ListParagraph"/>
         <w:numPr>
           <w:ilvl w:val="0"/>
-          <w:numId w:val="39"/>
+          <w:numId w:val="40"/>
         </w:numPr>
       </w:pPr>
       <w:r>
@@ -10144,7 +10374,7 @@
         <w:pStyle w:val="ListParagraph"/>
         <w:numPr>
           <w:ilvl w:val="0"/>
-          <w:numId w:val="40"/>
+          <w:numId w:val="41"/>
         </w:numPr>
       </w:pPr>
       <w:r>
@@ -10156,7 +10386,7 @@
         <w:pStyle w:val="ListParagraph"/>
         <w:numPr>
           <w:ilvl w:val="0"/>
-          <w:numId w:val="40"/>
+          <w:numId w:val="41"/>
         </w:numPr>
       </w:pPr>
       <w:r>
@@ -10219,7 +10449,7 @@
         <w:pStyle w:val="ListParagraph"/>
         <w:numPr>
           <w:ilvl w:val="0"/>
-          <w:numId w:val="40"/>
+          <w:numId w:val="41"/>
         </w:numPr>
       </w:pPr>
       <w:r>
@@ -10240,7 +10470,7 @@
         <w:pStyle w:val="ListParagraph"/>
         <w:numPr>
           <w:ilvl w:val="0"/>
-          <w:numId w:val="40"/>
+          <w:numId w:val="41"/>
         </w:numPr>
       </w:pPr>
       <w:r>
@@ -10321,7 +10551,7 @@
         <w:pStyle w:val="ListParagraph"/>
         <w:numPr>
           <w:ilvl w:val="0"/>
-          <w:numId w:val="40"/>
+          <w:numId w:val="41"/>
         </w:numPr>
       </w:pPr>
       <w:r>
@@ -10333,7 +10563,7 @@
         <w:pStyle w:val="ListParagraph"/>
         <w:numPr>
           <w:ilvl w:val="0"/>
-          <w:numId w:val="40"/>
+          <w:numId w:val="41"/>
         </w:numPr>
       </w:pPr>
       <w:r>
@@ -10796,7 +11026,7 @@
         <w:pStyle w:val="ListParagraph"/>
         <w:numPr>
           <w:ilvl w:val="0"/>
-          <w:numId w:val="41"/>
+          <w:numId w:val="42"/>
         </w:numPr>
       </w:pPr>
       <w:r>
@@ -10817,7 +11047,7 @@
         <w:pStyle w:val="ListParagraph"/>
         <w:numPr>
           <w:ilvl w:val="0"/>
-          <w:numId w:val="41"/>
+          <w:numId w:val="42"/>
         </w:numPr>
       </w:pPr>
       <w:r>
@@ -10853,7 +11083,7 @@
         <w:pStyle w:val="ListParagraph"/>
         <w:numPr>
           <w:ilvl w:val="0"/>
-          <w:numId w:val="41"/>
+          <w:numId w:val="42"/>
         </w:numPr>
       </w:pPr>
       <w:r>
@@ -10901,7 +11131,7 @@
         <w:pStyle w:val="ListParagraph"/>
         <w:numPr>
           <w:ilvl w:val="0"/>
-          <w:numId w:val="41"/>
+          <w:numId w:val="42"/>
         </w:numPr>
       </w:pPr>
       <w:r>
@@ -10928,7 +11158,7 @@
         <w:pStyle w:val="ListParagraph"/>
         <w:numPr>
           <w:ilvl w:val="0"/>
-          <w:numId w:val="41"/>
+          <w:numId w:val="42"/>
         </w:numPr>
       </w:pPr>
       <w:r>
@@ -10946,7 +11176,7 @@
         <w:pStyle w:val="ListParagraph"/>
         <w:numPr>
           <w:ilvl w:val="0"/>
-          <w:numId w:val="41"/>
+          <w:numId w:val="42"/>
         </w:numPr>
       </w:pPr>
       <w:r>
@@ -10964,7 +11194,7 @@
         <w:pStyle w:val="ListParagraph"/>
         <w:numPr>
           <w:ilvl w:val="0"/>
-          <w:numId w:val="41"/>
+          <w:numId w:val="42"/>
         </w:numPr>
       </w:pPr>
       <w:r>
@@ -11009,7 +11239,7 @@
         <w:pStyle w:val="ListParagraph"/>
         <w:numPr>
           <w:ilvl w:val="0"/>
-          <w:numId w:val="41"/>
+          <w:numId w:val="42"/>
         </w:numPr>
       </w:pPr>
       <w:r>
@@ -11045,7 +11275,7 @@
         <w:pStyle w:val="ListParagraph"/>
         <w:numPr>
           <w:ilvl w:val="0"/>
-          <w:numId w:val="41"/>
+          <w:numId w:val="42"/>
         </w:numPr>
       </w:pPr>
       <w:r>
@@ -11294,7 +11524,7 @@
         <w:pStyle w:val="ListParagraph"/>
         <w:numPr>
           <w:ilvl w:val="0"/>
-          <w:numId w:val="42"/>
+          <w:numId w:val="43"/>
         </w:numPr>
       </w:pPr>
       <w:r>
@@ -11330,7 +11560,7 @@
         <w:pStyle w:val="ListParagraph"/>
         <w:numPr>
           <w:ilvl w:val="0"/>
-          <w:numId w:val="42"/>
+          <w:numId w:val="43"/>
         </w:numPr>
       </w:pPr>
       <w:r>
@@ -11375,7 +11605,7 @@
         <w:pStyle w:val="ListParagraph"/>
         <w:numPr>
           <w:ilvl w:val="0"/>
-          <w:numId w:val="42"/>
+          <w:numId w:val="43"/>
         </w:numPr>
       </w:pPr>
       <w:r>
@@ -11401,7 +11631,7 @@
         <w:pStyle w:val="ListParagraph"/>
         <w:numPr>
           <w:ilvl w:val="0"/>
-          <w:numId w:val="43"/>
+          <w:numId w:val="44"/>
         </w:numPr>
       </w:pPr>
       <w:r>
@@ -11428,7 +11658,7 @@
         <w:pStyle w:val="ListParagraph"/>
         <w:numPr>
           <w:ilvl w:val="0"/>
-          <w:numId w:val="43"/>
+          <w:numId w:val="44"/>
         </w:numPr>
       </w:pPr>
       <w:r>
@@ -11449,7 +11679,7 @@
         <w:pStyle w:val="ListParagraph"/>
         <w:numPr>
           <w:ilvl w:val="0"/>
-          <w:numId w:val="43"/>
+          <w:numId w:val="44"/>
         </w:numPr>
       </w:pPr>
       <w:r>
@@ -11490,7 +11720,7 @@
         <w:pStyle w:val="ListParagraph"/>
         <w:numPr>
           <w:ilvl w:val="0"/>
-          <w:numId w:val="44"/>
+          <w:numId w:val="45"/>
         </w:numPr>
       </w:pPr>
       <w:r>
@@ -11535,7 +11765,7 @@
         <w:pStyle w:val="ListParagraph"/>
         <w:numPr>
           <w:ilvl w:val="0"/>
-          <w:numId w:val="44"/>
+          <w:numId w:val="45"/>
         </w:numPr>
       </w:pPr>
       <w:r>
@@ -11571,7 +11801,7 @@
         <w:pStyle w:val="ListParagraph"/>
         <w:numPr>
           <w:ilvl w:val="0"/>
-          <w:numId w:val="44"/>
+          <w:numId w:val="45"/>
         </w:numPr>
       </w:pPr>
       <w:r>
@@ -11598,7 +11828,7 @@
         <w:pStyle w:val="ListParagraph"/>
         <w:numPr>
           <w:ilvl w:val="0"/>
-          <w:numId w:val="44"/>
+          <w:numId w:val="45"/>
         </w:numPr>
       </w:pPr>
       <w:r>
@@ -11913,7 +12143,7 @@
         <w:pStyle w:val="ListParagraph"/>
         <w:numPr>
           <w:ilvl w:val="0"/>
-          <w:numId w:val="45"/>
+          <w:numId w:val="46"/>
         </w:numPr>
       </w:pPr>
       <w:r>
@@ -11988,7 +12218,7 @@
         <w:pStyle w:val="ListParagraph"/>
         <w:numPr>
           <w:ilvl w:val="0"/>
-          <w:numId w:val="45"/>
+          <w:numId w:val="46"/>
         </w:numPr>
       </w:pPr>
       <w:r>
@@ -12018,7 +12248,7 @@
         <w:pStyle w:val="ListParagraph"/>
         <w:numPr>
           <w:ilvl w:val="0"/>
-          <w:numId w:val="45"/>
+          <w:numId w:val="46"/>
         </w:numPr>
       </w:pPr>
       <w:r>
@@ -12044,7 +12274,7 @@
         <w:pStyle w:val="ListParagraph"/>
         <w:numPr>
           <w:ilvl w:val="0"/>
-          <w:numId w:val="46"/>
+          <w:numId w:val="47"/>
         </w:numPr>
       </w:pPr>
       <w:r>
@@ -12074,7 +12304,7 @@
         <w:pStyle w:val="ListParagraph"/>
         <w:numPr>
           <w:ilvl w:val="0"/>
-          <w:numId w:val="46"/>
+          <w:numId w:val="47"/>
         </w:numPr>
       </w:pPr>
       <w:r>
@@ -12095,7 +12325,7 @@
         <w:pStyle w:val="ListParagraph"/>
         <w:numPr>
           <w:ilvl w:val="0"/>
-          <w:numId w:val="46"/>
+          <w:numId w:val="47"/>
         </w:numPr>
       </w:pPr>
       <w:r>
@@ -12125,7 +12355,7 @@
         <w:pStyle w:val="ListParagraph"/>
         <w:numPr>
           <w:ilvl w:val="0"/>
-          <w:numId w:val="47"/>
+          <w:numId w:val="48"/>
         </w:numPr>
       </w:pPr>
       <w:r>
@@ -12137,7 +12367,7 @@
         <w:pStyle w:val="ListParagraph"/>
         <w:numPr>
           <w:ilvl w:val="0"/>
-          <w:numId w:val="47"/>
+          <w:numId w:val="48"/>
         </w:numPr>
       </w:pPr>
       <w:r>
@@ -12181,7 +12411,7 @@
         <w:pStyle w:val="ListParagraph"/>
         <w:numPr>
           <w:ilvl w:val="0"/>
-          <w:numId w:val="48"/>
+          <w:numId w:val="49"/>
         </w:numPr>
       </w:pPr>
       <w:r>
@@ -12229,7 +12459,7 @@
         <w:pStyle w:val="ListParagraph"/>
         <w:numPr>
           <w:ilvl w:val="0"/>
-          <w:numId w:val="48"/>
+          <w:numId w:val="49"/>
         </w:numPr>
       </w:pPr>
       <w:r>
@@ -12241,7 +12471,7 @@
         <w:pStyle w:val="ListParagraph"/>
         <w:numPr>
           <w:ilvl w:val="0"/>
-          <w:numId w:val="48"/>
+          <w:numId w:val="49"/>
         </w:numPr>
       </w:pPr>
       <w:r>
@@ -12259,7 +12489,7 @@
         <w:pStyle w:val="ListParagraph"/>
         <w:numPr>
           <w:ilvl w:val="0"/>
-          <w:numId w:val="48"/>
+          <w:numId w:val="49"/>
         </w:numPr>
       </w:pPr>
       <w:r>
@@ -12271,7 +12501,7 @@
         <w:pStyle w:val="ListParagraph"/>
         <w:numPr>
           <w:ilvl w:val="0"/>
-          <w:numId w:val="48"/>
+          <w:numId w:val="49"/>
         </w:numPr>
       </w:pPr>
       <w:r>
@@ -12283,7 +12513,7 @@
         <w:pStyle w:val="ListParagraph"/>
         <w:numPr>
           <w:ilvl w:val="0"/>
-          <w:numId w:val="48"/>
+          <w:numId w:val="49"/>
         </w:numPr>
       </w:pPr>
       <w:r>
@@ -12295,7 +12525,7 @@
         <w:pStyle w:val="ListParagraph"/>
         <w:numPr>
           <w:ilvl w:val="0"/>
-          <w:numId w:val="48"/>
+          <w:numId w:val="49"/>
         </w:numPr>
       </w:pPr>
       <w:r>
@@ -12569,7 +12799,7 @@
         <w:pStyle w:val="ListParagraph"/>
         <w:numPr>
           <w:ilvl w:val="0"/>
-          <w:numId w:val="49"/>
+          <w:numId w:val="50"/>
         </w:numPr>
       </w:pPr>
       <w:r>
@@ -12581,7 +12811,7 @@
         <w:pStyle w:val="ListParagraph"/>
         <w:numPr>
           <w:ilvl w:val="0"/>
-          <w:numId w:val="49"/>
+          <w:numId w:val="50"/>
         </w:numPr>
       </w:pPr>
       <w:r>
@@ -12593,7 +12823,7 @@
         <w:pStyle w:val="ListParagraph"/>
         <w:numPr>
           <w:ilvl w:val="0"/>
-          <w:numId w:val="49"/>
+          <w:numId w:val="50"/>
         </w:numPr>
       </w:pPr>
       <w:r>
@@ -12867,7 +13097,7 @@
         <w:pStyle w:val="ListParagraph"/>
         <w:numPr>
           <w:ilvl w:val="0"/>
-          <w:numId w:val="50"/>
+          <w:numId w:val="51"/>
         </w:numPr>
       </w:pPr>
       <w:r>
@@ -12879,7 +13109,7 @@
         <w:pStyle w:val="ListParagraph"/>
         <w:numPr>
           <w:ilvl w:val="0"/>
-          <w:numId w:val="50"/>
+          <w:numId w:val="51"/>
         </w:numPr>
       </w:pPr>
       <w:r>
@@ -12891,7 +13121,7 @@
         <w:pStyle w:val="ListParagraph"/>
         <w:numPr>
           <w:ilvl w:val="0"/>
-          <w:numId w:val="50"/>
+          <w:numId w:val="51"/>
         </w:numPr>
       </w:pPr>
       <w:r>
@@ -12934,7 +13164,7 @@
         <w:pStyle w:val="ListParagraph"/>
         <w:numPr>
           <w:ilvl w:val="0"/>
-          <w:numId w:val="51"/>
+          <w:numId w:val="52"/>
         </w:numPr>
       </w:pPr>
       <w:r>
@@ -12991,7 +13221,7 @@
         <w:pStyle w:val="ListParagraph"/>
         <w:numPr>
           <w:ilvl w:val="0"/>
-          <w:numId w:val="51"/>
+          <w:numId w:val="52"/>
         </w:numPr>
       </w:pPr>
       <w:r>
@@ -13021,7 +13251,7 @@
         <w:pStyle w:val="ListParagraph"/>
         <w:numPr>
           <w:ilvl w:val="0"/>
-          <w:numId w:val="51"/>
+          <w:numId w:val="52"/>
         </w:numPr>
       </w:pPr>
       <w:r>
@@ -13059,7 +13289,7 @@
         <w:pStyle w:val="ListParagraph"/>
         <w:numPr>
           <w:ilvl w:val="0"/>
-          <w:numId w:val="52"/>
+          <w:numId w:val="53"/>
         </w:numPr>
       </w:pPr>
       <w:r>
@@ -13080,7 +13310,7 @@
         <w:pStyle w:val="ListParagraph"/>
         <w:numPr>
           <w:ilvl w:val="0"/>
-          <w:numId w:val="52"/>
+          <w:numId w:val="53"/>
         </w:numPr>
       </w:pPr>
       <w:r>
@@ -13125,7 +13355,7 @@
         <w:pStyle w:val="ListParagraph"/>
         <w:numPr>
           <w:ilvl w:val="0"/>
-          <w:numId w:val="52"/>
+          <w:numId w:val="53"/>
         </w:numPr>
       </w:pPr>
       <w:r>
@@ -13224,7 +13454,7 @@
         <w:pStyle w:val="ListParagraph"/>
         <w:numPr>
           <w:ilvl w:val="0"/>
-          <w:numId w:val="52"/>
+          <w:numId w:val="53"/>
         </w:numPr>
       </w:pPr>
       <w:r>
@@ -13269,7 +13499,7 @@
         <w:pStyle w:val="ListParagraph"/>
         <w:numPr>
           <w:ilvl w:val="0"/>
-          <w:numId w:val="52"/>
+          <w:numId w:val="53"/>
         </w:numPr>
       </w:pPr>
       <w:r>
@@ -13618,7 +13848,7 @@
         <w:pStyle w:val="ListParagraph"/>
         <w:numPr>
           <w:ilvl w:val="0"/>
-          <w:numId w:val="53"/>
+          <w:numId w:val="54"/>
         </w:numPr>
       </w:pPr>
       <w:r>
@@ -13648,7 +13878,7 @@
         <w:pStyle w:val="ListParagraph"/>
         <w:numPr>
           <w:ilvl w:val="0"/>
-          <w:numId w:val="53"/>
+          <w:numId w:val="54"/>
         </w:numPr>
       </w:pPr>
       <w:r>
@@ -13696,7 +13926,7 @@
         <w:pStyle w:val="ListParagraph"/>
         <w:numPr>
           <w:ilvl w:val="0"/>
-          <w:numId w:val="53"/>
+          <w:numId w:val="54"/>
         </w:numPr>
       </w:pPr>
       <w:r>
@@ -13723,7 +13953,7 @@
         <w:pStyle w:val="ListParagraph"/>
         <w:numPr>
           <w:ilvl w:val="0"/>
-          <w:numId w:val="53"/>
+          <w:numId w:val="54"/>
         </w:numPr>
       </w:pPr>
       <w:r>
@@ -13749,7 +13979,7 @@
         <w:pStyle w:val="ListParagraph"/>
         <w:numPr>
           <w:ilvl w:val="0"/>
-          <w:numId w:val="54"/>
+          <w:numId w:val="55"/>
         </w:numPr>
       </w:pPr>
       <w:r>
@@ -13770,7 +14000,7 @@
         <w:pStyle w:val="ListParagraph"/>
         <w:numPr>
           <w:ilvl w:val="0"/>
-          <w:numId w:val="54"/>
+          <w:numId w:val="55"/>
         </w:numPr>
       </w:pPr>
       <w:r>
@@ -13806,7 +14036,7 @@
         <w:pStyle w:val="ListParagraph"/>
         <w:numPr>
           <w:ilvl w:val="0"/>
-          <w:numId w:val="54"/>
+          <w:numId w:val="55"/>
         </w:numPr>
       </w:pPr>
       <w:r>
@@ -13842,7 +14072,7 @@
         <w:pStyle w:val="ListParagraph"/>
         <w:numPr>
           <w:ilvl w:val="0"/>
-          <w:numId w:val="54"/>
+          <w:numId w:val="55"/>
         </w:numPr>
       </w:pPr>
       <w:r>
@@ -13871,7 +14101,7 @@
         <w:pStyle w:val="ListParagraph"/>
         <w:numPr>
           <w:ilvl w:val="0"/>
-          <w:numId w:val="55"/>
+          <w:numId w:val="56"/>
         </w:numPr>
       </w:pPr>
       <w:r>
@@ -13892,7 +14122,7 @@
         <w:pStyle w:val="ListParagraph"/>
         <w:numPr>
           <w:ilvl w:val="0"/>
-          <w:numId w:val="55"/>
+          <w:numId w:val="56"/>
         </w:numPr>
       </w:pPr>
       <w:r>
@@ -14113,7 +14343,7 @@
         <w:pStyle w:val="ListParagraph"/>
         <w:numPr>
           <w:ilvl w:val="0"/>
-          <w:numId w:val="56"/>
+          <w:numId w:val="57"/>
         </w:numPr>
       </w:pPr>
       <w:r>
@@ -14203,7 +14433,7 @@
         <w:pStyle w:val="ListParagraph"/>
         <w:numPr>
           <w:ilvl w:val="0"/>
-          <w:numId w:val="56"/>
+          <w:numId w:val="57"/>
         </w:numPr>
       </w:pPr>
       <w:r>
@@ -14233,7 +14463,7 @@
         <w:pStyle w:val="ListParagraph"/>
         <w:numPr>
           <w:ilvl w:val="0"/>
-          <w:numId w:val="56"/>
+          <w:numId w:val="57"/>
         </w:numPr>
       </w:pPr>
       <w:r>
@@ -14254,7 +14484,7 @@
         <w:pStyle w:val="ListParagraph"/>
         <w:numPr>
           <w:ilvl w:val="0"/>
-          <w:numId w:val="56"/>
+          <w:numId w:val="57"/>
         </w:numPr>
       </w:pPr>
       <w:r>
@@ -14290,7 +14520,7 @@
         <w:pStyle w:val="ListParagraph"/>
         <w:numPr>
           <w:ilvl w:val="0"/>
-          <w:numId w:val="56"/>
+          <w:numId w:val="57"/>
         </w:numPr>
       </w:pPr>
       <w:r>
@@ -14308,7 +14538,7 @@
         <w:pStyle w:val="ListParagraph"/>
         <w:numPr>
           <w:ilvl w:val="0"/>
-          <w:numId w:val="56"/>
+          <w:numId w:val="57"/>
         </w:numPr>
       </w:pPr>
       <w:r>
@@ -14352,7 +14582,7 @@
         <w:pStyle w:val="ListParagraph"/>
         <w:numPr>
           <w:ilvl w:val="0"/>
-          <w:numId w:val="57"/>
+          <w:numId w:val="58"/>
         </w:numPr>
       </w:pPr>
       <w:r>
@@ -14433,7 +14663,7 @@
         <w:pStyle w:val="ListParagraph"/>
         <w:numPr>
           <w:ilvl w:val="0"/>
-          <w:numId w:val="57"/>
+          <w:numId w:val="58"/>
         </w:numPr>
       </w:pPr>
       <w:r>
@@ -14451,7 +14681,7 @@
         <w:pStyle w:val="ListParagraph"/>
         <w:numPr>
           <w:ilvl w:val="0"/>
-          <w:numId w:val="57"/>
+          <w:numId w:val="58"/>
         </w:numPr>
       </w:pPr>
       <w:r>
@@ -14472,7 +14702,7 @@
         <w:pStyle w:val="ListParagraph"/>
         <w:numPr>
           <w:ilvl w:val="0"/>
-          <w:numId w:val="57"/>
+          <w:numId w:val="58"/>
         </w:numPr>
       </w:pPr>
       <w:r>
@@ -14498,7 +14728,7 @@
         <w:pStyle w:val="ListParagraph"/>
         <w:numPr>
           <w:ilvl w:val="0"/>
-          <w:numId w:val="58"/>
+          <w:numId w:val="59"/>
         </w:numPr>
       </w:pPr>
       <w:r>
@@ -14561,7 +14791,7 @@
         <w:pStyle w:val="ListParagraph"/>
         <w:numPr>
           <w:ilvl w:val="0"/>
-          <w:numId w:val="58"/>
+          <w:numId w:val="59"/>
         </w:numPr>
       </w:pPr>
       <w:r>
@@ -14588,7 +14818,7 @@
         <w:pStyle w:val="ListParagraph"/>
         <w:numPr>
           <w:ilvl w:val="0"/>
-          <w:numId w:val="58"/>
+          <w:numId w:val="59"/>
         </w:numPr>
       </w:pPr>
       <w:r>
@@ -14606,7 +14836,7 @@
         <w:pStyle w:val="ListParagraph"/>
         <w:numPr>
           <w:ilvl w:val="0"/>
-          <w:numId w:val="58"/>
+          <w:numId w:val="59"/>
         </w:numPr>
       </w:pPr>
       <w:r>
@@ -15237,7 +15467,7 @@
         <w:pStyle w:val="ListParagraph"/>
         <w:numPr>
           <w:ilvl w:val="0"/>
-          <w:numId w:val="59"/>
+          <w:numId w:val="60"/>
         </w:numPr>
       </w:pPr>
       <w:r>
@@ -15255,7 +15485,7 @@
         <w:pStyle w:val="ListParagraph"/>
         <w:numPr>
           <w:ilvl w:val="0"/>
-          <w:numId w:val="59"/>
+          <w:numId w:val="60"/>
         </w:numPr>
       </w:pPr>
       <w:r>
@@ -15273,7 +15503,7 @@
         <w:pStyle w:val="ListParagraph"/>
         <w:numPr>
           <w:ilvl w:val="0"/>
-          <w:numId w:val="59"/>
+          <w:numId w:val="60"/>
         </w:numPr>
       </w:pPr>
       <w:r>
@@ -15291,7 +15521,7 @@
         <w:pStyle w:val="ListParagraph"/>
         <w:numPr>
           <w:ilvl w:val="0"/>
-          <w:numId w:val="59"/>
+          <w:numId w:val="60"/>
         </w:numPr>
       </w:pPr>
       <w:r>
@@ -15309,7 +15539,7 @@
         <w:pStyle w:val="ListParagraph"/>
         <w:numPr>
           <w:ilvl w:val="0"/>
-          <w:numId w:val="59"/>
+          <w:numId w:val="60"/>
         </w:numPr>
       </w:pPr>
       <w:r>
@@ -15327,7 +15557,7 @@
         <w:pStyle w:val="ListParagraph"/>
         <w:numPr>
           <w:ilvl w:val="0"/>
-          <w:numId w:val="59"/>
+          <w:numId w:val="60"/>
         </w:numPr>
       </w:pPr>
       <w:r>
@@ -16425,7 +16655,7 @@
         <w:pStyle w:val="ListParagraph"/>
         <w:numPr>
           <w:ilvl w:val="0"/>
-          <w:numId w:val="60"/>
+          <w:numId w:val="61"/>
         </w:numPr>
       </w:pPr>
       <w:r>
@@ -16437,7 +16667,7 @@
         <w:pStyle w:val="ListParagraph"/>
         <w:numPr>
           <w:ilvl w:val="0"/>
-          <w:numId w:val="60"/>
+          <w:numId w:val="61"/>
         </w:numPr>
       </w:pPr>
       <w:r>
@@ -16449,7 +16679,7 @@
         <w:pStyle w:val="ListParagraph"/>
         <w:numPr>
           <w:ilvl w:val="0"/>
-          <w:numId w:val="60"/>
+          <w:numId w:val="61"/>
         </w:numPr>
       </w:pPr>
       <w:r>
@@ -16461,7 +16691,7 @@
         <w:pStyle w:val="ListParagraph"/>
         <w:numPr>
           <w:ilvl w:val="0"/>
-          <w:numId w:val="60"/>
+          <w:numId w:val="61"/>
         </w:numPr>
       </w:pPr>
       <w:r>
@@ -16473,7 +16703,7 @@
         <w:pStyle w:val="ListParagraph"/>
         <w:numPr>
           <w:ilvl w:val="0"/>
-          <w:numId w:val="60"/>
+          <w:numId w:val="61"/>
         </w:numPr>
       </w:pPr>
       <w:r>
@@ -16494,7 +16724,7 @@
         <w:pStyle w:val="ListParagraph"/>
         <w:numPr>
           <w:ilvl w:val="0"/>
-          <w:numId w:val="60"/>
+          <w:numId w:val="61"/>
         </w:numPr>
       </w:pPr>
       <w:r>
@@ -16506,7 +16736,7 @@
         <w:pStyle w:val="ListParagraph"/>
         <w:numPr>
           <w:ilvl w:val="0"/>
-          <w:numId w:val="60"/>
+          <w:numId w:val="61"/>
         </w:numPr>
       </w:pPr>
       <w:r>
@@ -16527,7 +16757,7 @@
         <w:pStyle w:val="ListParagraph"/>
         <w:numPr>
           <w:ilvl w:val="0"/>
-          <w:numId w:val="60"/>
+          <w:numId w:val="61"/>
         </w:numPr>
       </w:pPr>
       <w:r>
@@ -16539,7 +16769,7 @@
         <w:pStyle w:val="ListParagraph"/>
         <w:numPr>
           <w:ilvl w:val="0"/>
-          <w:numId w:val="60"/>
+          <w:numId w:val="61"/>
         </w:numPr>
       </w:pPr>
       <w:r>
@@ -16551,7 +16781,7 @@
         <w:pStyle w:val="ListParagraph"/>
         <w:numPr>
           <w:ilvl w:val="0"/>
-          <w:numId w:val="60"/>
+          <w:numId w:val="61"/>
         </w:numPr>
       </w:pPr>
       <w:r>
@@ -16563,7 +16793,7 @@
         <w:pStyle w:val="ListParagraph"/>
         <w:numPr>
           <w:ilvl w:val="0"/>
-          <w:numId w:val="60"/>
+          <w:numId w:val="61"/>
         </w:numPr>
       </w:pPr>
       <w:r>
@@ -16575,7 +16805,7 @@
         <w:pStyle w:val="ListParagraph"/>
         <w:numPr>
           <w:ilvl w:val="0"/>
-          <w:numId w:val="60"/>
+          <w:numId w:val="61"/>
         </w:numPr>
       </w:pPr>
       <w:r>
@@ -16587,7 +16817,7 @@
         <w:pStyle w:val="ListParagraph"/>
         <w:numPr>
           <w:ilvl w:val="0"/>
-          <w:numId w:val="60"/>
+          <w:numId w:val="61"/>
         </w:numPr>
       </w:pPr>
       <w:r>
@@ -16599,7 +16829,7 @@
         <w:pStyle w:val="ListParagraph"/>
         <w:numPr>
           <w:ilvl w:val="0"/>
-          <w:numId w:val="60"/>
+          <w:numId w:val="61"/>
         </w:numPr>
       </w:pPr>
       <w:r>
@@ -16896,10 +17126,10 @@
     <w:abstractNumId w:val="0"/>
   </w:num>
   <w:num w:numId="36">
-    <w:abstractNumId w:val="1"/>
+    <w:abstractNumId w:val="0"/>
   </w:num>
   <w:num w:numId="37">
-    <w:abstractNumId w:val="0"/>
+    <w:abstractNumId w:val="1"/>
   </w:num>
   <w:num w:numId="38">
     <w:abstractNumId w:val="0"/>
@@ -16926,10 +17156,10 @@
     <w:abstractNumId w:val="0"/>
   </w:num>
   <w:num w:numId="46">
-    <w:abstractNumId w:val="1"/>
+    <w:abstractNumId w:val="0"/>
   </w:num>
   <w:num w:numId="47">
-    <w:abstractNumId w:val="0"/>
+    <w:abstractNumId w:val="1"/>
   </w:num>
   <w:num w:numId="48">
     <w:abstractNumId w:val="0"/>
@@ -16944,10 +17174,10 @@
     <w:abstractNumId w:val="0"/>
   </w:num>
   <w:num w:numId="52">
-    <w:abstractNumId w:val="1"/>
+    <w:abstractNumId w:val="0"/>
   </w:num>
   <w:num w:numId="53">
-    <w:abstractNumId w:val="0"/>
+    <w:abstractNumId w:val="1"/>
   </w:num>
   <w:num w:numId="54">
     <w:abstractNumId w:val="0"/>
@@ -16968,6 +17198,9 @@
     <w:abstractNumId w:val="0"/>
   </w:num>
   <w:num w:numId="60">
+    <w:abstractNumId w:val="0"/>
+  </w:num>
+  <w:num w:numId="61">
     <w:abstractNumId w:val="0"/>
   </w:num>
 </w:numbering>

--- a/docs/manual/LWK_Viewer_User_Manual_EN.docx
+++ b/docs/manual/LWK_Viewer_User_Manual_EN.docx
@@ -9663,6 +9663,638 @@
         <w:pStyle w:val="Heading2"/>
       </w:pPr>
       <w:r>
+        <w:t xml:space="preserve">Clash and headroom checks</w:t>
+      </w:r>
+    </w:p>
+    <w:p>
+      <w:pPr/>
+      <w:r>
+        <w:t xml:space="preserve">The </w:t>
+      </w:r>
+      <w:r>
+        <w:rPr>
+          <w:b/>
+        </w:rPr>
+        <w:t xml:space="preserve">Checks</w:t>
+      </w:r>
+      <w:r>
+        <w:t xml:space="preserve"> section of the 3D page's left panel finds elements that run into each other, and places where the clear height is too low - in the project's own model and against the consultants' models loaded with it. It checks what the viewer draws (Revit at medium detail, the IFC as converted): quick everyday coordination, not a formal clash report.</w:t>
+      </w:r>
+    </w:p>
+    <w:p>
+      <w:pPr>
+        <w:pStyle w:val="Heading3"/>
+      </w:pPr>
+      <w:r>
+        <w:t xml:space="preserve">Clash: a rule, then Run</w:t>
+      </w:r>
+    </w:p>
+    <w:p>
+      <w:pPr>
+        <w:pStyle w:val="ListParagraph"/>
+        <w:numPr>
+          <w:ilvl w:val="0"/>
+          <w:numId w:val="40"/>
+        </w:numPr>
+      </w:pPr>
+      <w:r>
+        <w:t xml:space="preserve">Load the models you want in the Models panel (a consultant's IFC, another project overlaid).</w:t>
+      </w:r>
+    </w:p>
+    <w:p>
+      <w:pPr>
+        <w:pStyle w:val="ListParagraph"/>
+        <w:numPr>
+          <w:ilvl w:val="0"/>
+          <w:numId w:val="40"/>
+        </w:numPr>
+      </w:pPr>
+      <w:r>
+        <w:t xml:space="preserve">Checks &gt; </w:t>
+      </w:r>
+      <w:r>
+        <w:rPr>
+          <w:b/>
+        </w:rPr>
+        <w:t xml:space="preserve">Clash</w:t>
+      </w:r>
+      <w:r>
+        <w:t xml:space="preserve"> &gt; </w:t>
+      </w:r>
+      <w:r>
+        <w:rPr>
+          <w:b/>
+        </w:rPr>
+        <w:t xml:space="preserve">+</w:t>
+      </w:r>
+      <w:r>
+        <w:t xml:space="preserve">. Name the rule, and choose </w:t>
+      </w:r>
+      <w:r>
+        <w:rPr>
+          <w:b/>
+        </w:rPr>
+        <w:t xml:space="preserve">Set A</w:t>
+      </w:r>
+      <w:r>
+        <w:t xml:space="preserve"> and </w:t>
+      </w:r>
+      <w:r>
+        <w:rPr>
+          <w:b/>
+        </w:rPr>
+        <w:t xml:space="preserve">Set B</w:t>
+      </w:r>
+      <w:r>
+        <w:t xml:space="preserve">: a model and its categories on each side - for example *Ceilings* in the architectural model against *Beams* in the structural one. A and B can be the same model: clashes inside it.</w:t>
+      </w:r>
+    </w:p>
+    <w:p>
+      <w:pPr>
+        <w:pStyle w:val="ListParagraph"/>
+        <w:numPr>
+          <w:ilvl w:val="0"/>
+          <w:numId w:val="40"/>
+        </w:numPr>
+      </w:pPr>
+      <w:r>
+        <w:rPr>
+          <w:b/>
+        </w:rPr>
+        <w:t xml:space="preserve">Overlap that counts</w:t>
+      </w:r>
+      <w:r>
+        <w:t xml:space="preserve"> (default 10 mm): two elements overlapping less than this are touching, not clashing. </w:t>
+      </w:r>
+      <w:r>
+        <w:rPr>
+          <w:b/>
+        </w:rPr>
+        <w:t xml:space="preserve">Clearance</w:t>
+      </w:r>
+      <w:r>
+        <w:t xml:space="preserve">: also report elements that come closer than this without touching (0 = off).</w:t>
+      </w:r>
+    </w:p>
+    <w:p>
+      <w:pPr>
+        <w:pStyle w:val="ListParagraph"/>
+        <w:numPr>
+          <w:ilvl w:val="0"/>
+          <w:numId w:val="40"/>
+        </w:numPr>
+      </w:pPr>
+      <w:r>
+        <w:t xml:space="preserve">Choose where: </w:t>
+      </w:r>
+      <w:r>
+        <w:rPr>
+          <w:b/>
+        </w:rPr>
+        <w:t xml:space="preserve">Whole model</w:t>
+      </w:r>
+      <w:r>
+        <w:t xml:space="preserve">, one </w:t>
+      </w:r>
+      <w:r>
+        <w:rPr>
+          <w:b/>
+        </w:rPr>
+        <w:t xml:space="preserve">Floor</w:t>
+      </w:r>
+      <w:r>
+        <w:t xml:space="preserve">, or </w:t>
+      </w:r>
+      <w:r>
+        <w:rPr>
+          <w:b/>
+        </w:rPr>
+        <w:t xml:space="preserve">Inside the section box</w:t>
+      </w:r>
+      <w:r>
+        <w:t xml:space="preserve"> (quicker on a big model), then </w:t>
+      </w:r>
+      <w:r>
+        <w:rPr>
+          <w:b/>
+        </w:rPr>
+        <w:t xml:space="preserve">Run</w:t>
+      </w:r>
+      <w:r>
+        <w:t xml:space="preserve">.</w:t>
+      </w:r>
+    </w:p>
+    <w:p>
+      <w:pPr/>
+      <w:r>
+        <w:t xml:space="preserve">Rules are saved for everyone on the project, with their last result. A consultant model is named by its name and company, so a rule still works after they send the next version.</w:t>
+      </w:r>
+    </w:p>
+    <w:tbl>
+      <w:tblPr>
+        <w:tblStyle w:val="TableGrid"/>
+        <w:tblW w:w="0" w:type="auto"/>
+        <w:tblLayout w:type="fixed"/>
+        <w:tblLook w:val="04A0" w:firstRow="1" w:lastRow="0" w:firstColumn="0" w:lastColumn="0" w:noHBand="0" w:noVBand="1"/>
+      </w:tblPr>
+      <w:tblGrid>
+        <w:gridCol w:w="4680"/>
+        <w:gridCol w:w="4680"/>
+      </w:tblGrid>
+      <w:tr>
+        <w:trPr>
+          <w:tblHeader/>
+        </w:trPr>
+        <w:tc>
+          <w:tcPr>
+            <w:tcW w:w="4680" w:type="dxa"/>
+            <w:shd w:val="clear" w:color="auto" w:fill="F2F2F2"/>
+          </w:tcPr>
+          <w:p>
+            <w:pPr/>
+            <w:r>
+              <w:t xml:space="preserve">Shown as</w:t>
+            </w:r>
+          </w:p>
+        </w:tc>
+        <w:tc>
+          <w:tcPr>
+            <w:tcW w:w="4680" w:type="dxa"/>
+            <w:shd w:val="clear" w:color="auto" w:fill="F2F2F2"/>
+          </w:tcPr>
+          <w:p>
+            <w:pPr/>
+            <w:r>
+              <w:t xml:space="preserve">Meaning</w:t>
+            </w:r>
+          </w:p>
+        </w:tc>
+      </w:tr>
+      <w:tr>
+        <w:tc>
+          <w:tcPr>
+            <w:tcW w:w="4680" w:type="dxa"/>
+          </w:tcPr>
+          <w:p>
+            <w:pPr/>
+            <w:r>
+              <w:rPr>
+                <w:b/>
+              </w:rPr>
+              <w:t xml:space="preserve">Overlap 120 mm</w:t>
+            </w:r>
+          </w:p>
+        </w:tc>
+        <w:tc>
+          <w:tcPr>
+            <w:tcW w:w="4680" w:type="dxa"/>
+          </w:tcPr>
+          <w:p>
+            <w:pPr/>
+            <w:r>
+              <w:t xml:space="preserve">The two solids overlap; the figure is how deep, at the thinnest</w:t>
+            </w:r>
+          </w:p>
+        </w:tc>
+      </w:tr>
+      <w:tr>
+        <w:tc>
+          <w:tcPr>
+            <w:tcW w:w="4680" w:type="dxa"/>
+          </w:tcPr>
+          <w:p>
+            <w:pPr/>
+            <w:r>
+              <w:rPr>
+                <w:b/>
+              </w:rPr>
+              <w:t xml:space="preserve">Inside</w:t>
+            </w:r>
+          </w:p>
+        </w:tc>
+        <w:tc>
+          <w:tcPr>
+            <w:tcW w:w="4680" w:type="dxa"/>
+          </w:tcPr>
+          <w:p>
+            <w:pPr/>
+            <w:r>
+              <w:t xml:space="preserve">One element is buried in the other (a pipe inside a wall)</w:t>
+            </w:r>
+          </w:p>
+        </w:tc>
+      </w:tr>
+      <w:tr>
+        <w:tc>
+          <w:tcPr>
+            <w:tcW w:w="4680" w:type="dxa"/>
+          </w:tcPr>
+          <w:p>
+            <w:pPr/>
+            <w:r>
+              <w:rPr>
+                <w:b/>
+              </w:rPr>
+              <w:t xml:space="preserve">Too close 30 mm apart</w:t>
+            </w:r>
+          </w:p>
+        </w:tc>
+        <w:tc>
+          <w:tcPr>
+            <w:tcW w:w="4680" w:type="dxa"/>
+          </w:tcPr>
+          <w:p>
+            <w:pPr/>
+            <w:r>
+              <w:t xml:space="preserve">They do not touch, but are closer than the clearance</w:t>
+            </w:r>
+          </w:p>
+        </w:tc>
+      </w:tr>
+      <w:tr>
+        <w:tc>
+          <w:tcPr>
+            <w:tcW w:w="4680" w:type="dxa"/>
+          </w:tcPr>
+          <w:p>
+            <w:pPr/>
+            <w:r>
+              <w:rPr>
+                <w:b/>
+              </w:rPr>
+              <w:t xml:space="preserve">Crossing</w:t>
+            </w:r>
+          </w:p>
+        </w:tc>
+        <w:tc>
+          <w:tcPr>
+            <w:tcW w:w="4680" w:type="dxa"/>
+          </w:tcPr>
+          <w:p>
+            <w:pPr/>
+            <w:r>
+              <w:t xml:space="preserve">Surfaces that are not closed solids cross each other (no depth can be given)</w:t>
+            </w:r>
+          </w:p>
+        </w:tc>
+      </w:tr>
+    </w:tbl>
+    <w:p>
+      <w:pPr>
+        <w:pStyle w:val="ListParagraph"/>
+        <w:numPr>
+          <w:ilvl w:val="0"/>
+          <w:numId w:val="41"/>
+        </w:numPr>
+      </w:pPr>
+      <w:r>
+        <w:t xml:space="preserve">Not reported: walls butting into each other, walls standing on floors, and (ticked by default) doors and windows in their walls, floors and roofs.</w:t>
+      </w:r>
+    </w:p>
+    <w:p>
+      <w:pPr>
+        <w:pStyle w:val="ListParagraph"/>
+        <w:numPr>
+          <w:ilvl w:val="0"/>
+          <w:numId w:val="41"/>
+        </w:numPr>
+      </w:pPr>
+      <w:r>
+        <w:t xml:space="preserve">Clashes that sit together and share an element are grouped ("5 clashes around Beam 12").</w:t>
+      </w:r>
+    </w:p>
+    <w:p>
+      <w:pPr>
+        <w:pStyle w:val="ListParagraph"/>
+        <w:numPr>
+          <w:ilvl w:val="0"/>
+          <w:numId w:val="41"/>
+        </w:numPr>
+      </w:pPr>
+      <w:r>
+        <w:t xml:space="preserve">Click a clash: the view goes there, the two elements are coloured (orange and blue) and a red dot marks the spot. </w:t>
+      </w:r>
+      <w:r>
+        <w:rPr>
+          <w:b/>
+        </w:rPr>
+        <w:t xml:space="preserve">Only these</w:t>
+      </w:r>
+      <w:r>
+        <w:t xml:space="preserve"> hides everything else; </w:t>
+      </w:r>
+      <w:r>
+        <w:rPr>
+          <w:b/>
+        </w:rPr>
+        <w:t xml:space="preserve">Show all</w:t>
+      </w:r>
+      <w:r>
+        <w:t xml:space="preserve"> brings it back.</w:t>
+      </w:r>
+    </w:p>
+    <w:p>
+      <w:pPr>
+        <w:pStyle w:val="ListParagraph"/>
+        <w:numPr>
+          <w:ilvl w:val="0"/>
+          <w:numId w:val="41"/>
+        </w:numPr>
+      </w:pPr>
+      <w:r>
+        <w:rPr>
+          <w:b/>
+        </w:rPr>
+        <w:t xml:space="preserve">Make issue</w:t>
+      </w:r>
+      <w:r>
+        <w:t xml:space="preserve"> raises a *Clash* issue there, with a picture and both elements' ids, ready to assign and to send by BCF to Revit or Navisworks.</w:t>
+      </w:r>
+    </w:p>
+    <w:p>
+      <w:pPr>
+        <w:pStyle w:val="ListParagraph"/>
+        <w:numPr>
+          <w:ilvl w:val="0"/>
+          <w:numId w:val="41"/>
+        </w:numPr>
+      </w:pPr>
+      <w:r>
+        <w:rPr>
+          <w:b/>
+        </w:rPr>
+        <w:t xml:space="preserve">Not an issue</w:t>
+      </w:r>
+      <w:r>
+        <w:t xml:space="preserve"> keeps that pair off the list in later runs too (find them under </w:t>
+      </w:r>
+      <w:r>
+        <w:rPr>
+          <w:b/>
+        </w:rPr>
+        <w:t xml:space="preserve">Not an issue</w:t>
+      </w:r>
+      <w:r>
+        <w:t xml:space="preserve">).</w:t>
+      </w:r>
+    </w:p>
+    <w:p>
+      <w:pPr>
+        <w:pStyle w:val="ListParagraph"/>
+        <w:numPr>
+          <w:ilvl w:val="0"/>
+          <w:numId w:val="41"/>
+        </w:numPr>
+      </w:pPr>
+      <w:r>
+        <w:rPr>
+          <w:b/>
+        </w:rPr>
+        <w:t xml:space="preserve">Run again</w:t>
+      </w:r>
+      <w:r>
+        <w:t xml:space="preserve"> after a new publish or a new consultant model: each clash is marked </w:t>
+      </w:r>
+      <w:r>
+        <w:rPr>
+          <w:b/>
+        </w:rPr>
+        <w:t xml:space="preserve">New</w:t>
+      </w:r>
+      <w:r>
+        <w:t xml:space="preserve">, still there, or </w:t>
+      </w:r>
+      <w:r>
+        <w:rPr>
+          <w:b/>
+        </w:rPr>
+        <w:t xml:space="preserve">Gone</w:t>
+      </w:r>
+      <w:r>
+        <w:t xml:space="preserve">. A clash that has gone still shows its issue, so it can be closed.</w:t>
+      </w:r>
+    </w:p>
+    <w:p>
+      <w:pPr>
+        <w:pStyle w:val="Heading3"/>
+      </w:pPr>
+      <w:r>
+        <w:t xml:space="preserve">Headroom</w:t>
+      </w:r>
+    </w:p>
+    <w:p>
+      <w:pPr>
+        <w:pStyle w:val="ListParagraph"/>
+        <w:numPr>
+          <w:ilvl w:val="0"/>
+          <w:numId w:val="42"/>
+        </w:numPr>
+      </w:pPr>
+      <w:r>
+        <w:rPr>
+          <w:b/>
+        </w:rPr>
+        <w:t xml:space="preserve">Probe:</w:t>
+      </w:r>
+      <w:r>
+        <w:t xml:space="preserve"> Checks &gt; </w:t>
+      </w:r>
+      <w:r>
+        <w:rPr>
+          <w:b/>
+        </w:rPr>
+        <w:t xml:space="preserve">Headroom</w:t>
+      </w:r>
+      <w:r>
+        <w:t xml:space="preserve"> &gt; </w:t>
+      </w:r>
+      <w:r>
+        <w:rPr>
+          <w:b/>
+        </w:rPr>
+        <w:t xml:space="preserve">Probe</w:t>
+      </w:r>
+      <w:r>
+        <w:t xml:space="preserve">, then click a floor, a stair tread or a landing. A line goes straight up to the first thing above, with its height - red under the stair limit, amber under the floor limit, green otherwise. </w:t>
+      </w:r>
+      <w:r>
+        <w:rPr>
+          <w:b/>
+        </w:rPr>
+        <w:t xml:space="preserve">Keep</w:t>
+      </w:r>
+      <w:r>
+        <w:t xml:space="preserve"> saves it as a dimension for everyone. </w:t>
+      </w:r>
+      <w:r>
+        <w:rPr>
+          <w:b/>
+        </w:rPr>
+        <w:t xml:space="preserve">Esc</w:t>
+      </w:r>
+      <w:r>
+        <w:t xml:space="preserve"> stops.</w:t>
+      </w:r>
+    </w:p>
+    <w:p>
+      <w:pPr>
+        <w:pStyle w:val="ListParagraph"/>
+        <w:numPr>
+          <w:ilvl w:val="0"/>
+          <w:numId w:val="42"/>
+        </w:numPr>
+      </w:pPr>
+      <w:r>
+        <w:rPr>
+          <w:b/>
+        </w:rPr>
+        <w:t xml:space="preserve">Scan:</w:t>
+      </w:r>
+      <w:r>
+        <w:t xml:space="preserve"> set the limits (</w:t>
+      </w:r>
+      <w:r>
+        <w:rPr>
+          <w:b/>
+        </w:rPr>
+        <w:t xml:space="preserve">Floors</w:t>
+      </w:r>
+      <w:r>
+        <w:t xml:space="preserve">, default 2.30 m; </w:t>
+      </w:r>
+      <w:r>
+        <w:rPr>
+          <w:b/>
+        </w:rPr>
+        <w:t xml:space="preserve">Stairs, ramps</w:t>
+      </w:r>
+      <w:r>
+        <w:t xml:space="preserve">, default 2.00 m), choose a floor (or inside the section box), then </w:t>
+      </w:r>
+      <w:r>
+        <w:rPr>
+          <w:b/>
+        </w:rPr>
+        <w:t xml:space="preserve">Scan</w:t>
+      </w:r>
+      <w:r>
+        <w:t xml:space="preserve">. Floors, stairs, landings and ramps are measured on a 0.25 m grid (0.2 m on stairs, finer under narrow ducts, pipes and beams) up to what is overhead: slabs, ceilings, beams, stairs above, ducts, pipes, trays, equipment.</w:t>
+      </w:r>
+    </w:p>
+    <w:p>
+      <w:pPr>
+        <w:pStyle w:val="ListParagraph"/>
+        <w:numPr>
+          <w:ilvl w:val="0"/>
+          <w:numId w:val="42"/>
+        </w:numPr>
+      </w:pPr>
+      <w:r>
+        <w:rPr>
+          <w:b/>
+        </w:rPr>
+        <w:t xml:space="preserve">Models counted</w:t>
+      </w:r>
+      <w:r>
+        <w:t xml:space="preserve"> chooses which models count as overhead - tick the consultants' MEP and structure models to see their effect.</w:t>
+      </w:r>
+    </w:p>
+    <w:p>
+      <w:pPr>
+        <w:pStyle w:val="ListParagraph"/>
+        <w:numPr>
+          <w:ilvl w:val="0"/>
+          <w:numId w:val="42"/>
+        </w:numPr>
+      </w:pPr>
+      <w:r>
+        <w:t xml:space="preserve">Places under the limit are red squares on the floor (amber: within 100 mm over it), and each place is listed with its lowest height, what is overhead and its area. </w:t>
+      </w:r>
+      <w:r>
+        <w:rPr>
+          <w:b/>
+        </w:rPr>
+        <w:t xml:space="preserve">Look</w:t>
+      </w:r>
+      <w:r>
+        <w:t xml:space="preserve"> cuts the storey round it; </w:t>
+      </w:r>
+      <w:r>
+        <w:rPr>
+          <w:b/>
+        </w:rPr>
+        <w:t xml:space="preserve">Make issue</w:t>
+      </w:r>
+      <w:r>
+        <w:t xml:space="preserve"> raises it. </w:t>
+      </w:r>
+      <w:r>
+        <w:rPr>
+          <w:b/>
+        </w:rPr>
+        <w:t xml:space="preserve">Clear</w:t>
+      </w:r>
+      <w:r>
+        <w:t xml:space="preserve"> takes the squares away.</w:t>
+      </w:r>
+    </w:p>
+    <w:p>
+      <w:pPr>
+        <w:pStyle w:val="ListParagraph"/>
+        <w:numPr>
+          <w:ilvl w:val="0"/>
+          <w:numId w:val="42"/>
+        </w:numPr>
+      </w:pPr>
+      <w:r>
+        <w:t xml:space="preserve">A floor finish laid on a slab, or a stair standing on a floor, is not counted as overhead. Height is measured vertically from where people stand (on a stair, from the treads).</w:t>
+      </w:r>
+    </w:p>
+    <w:p>
+      <w:pPr>
+        <w:pStyle w:val="Heading2"/>
+      </w:pPr>
+      <w:r>
         <w:t xml:space="preserve">Walking through the model</w:t>
       </w:r>
     </w:p>
@@ -10097,7 +10729,7 @@
         <w:pStyle w:val="ListParagraph"/>
         <w:numPr>
           <w:ilvl w:val="0"/>
-          <w:numId w:val="40"/>
+          <w:numId w:val="43"/>
         </w:numPr>
       </w:pPr>
       <w:r>
@@ -10115,7 +10747,7 @@
         <w:pStyle w:val="ListParagraph"/>
         <w:numPr>
           <w:ilvl w:val="0"/>
-          <w:numId w:val="40"/>
+          <w:numId w:val="43"/>
         </w:numPr>
       </w:pPr>
       <w:r>
@@ -10133,7 +10765,7 @@
         <w:pStyle w:val="ListParagraph"/>
         <w:numPr>
           <w:ilvl w:val="0"/>
-          <w:numId w:val="40"/>
+          <w:numId w:val="43"/>
         </w:numPr>
       </w:pPr>
       <w:r>
@@ -10151,7 +10783,7 @@
         <w:pStyle w:val="ListParagraph"/>
         <w:numPr>
           <w:ilvl w:val="0"/>
-          <w:numId w:val="40"/>
+          <w:numId w:val="43"/>
         </w:numPr>
       </w:pPr>
       <w:r>
@@ -10374,7 +11006,7 @@
         <w:pStyle w:val="ListParagraph"/>
         <w:numPr>
           <w:ilvl w:val="0"/>
-          <w:numId w:val="41"/>
+          <w:numId w:val="44"/>
         </w:numPr>
       </w:pPr>
       <w:r>
@@ -10386,7 +11018,7 @@
         <w:pStyle w:val="ListParagraph"/>
         <w:numPr>
           <w:ilvl w:val="0"/>
-          <w:numId w:val="41"/>
+          <w:numId w:val="44"/>
         </w:numPr>
       </w:pPr>
       <w:r>
@@ -10449,7 +11081,7 @@
         <w:pStyle w:val="ListParagraph"/>
         <w:numPr>
           <w:ilvl w:val="0"/>
-          <w:numId w:val="41"/>
+          <w:numId w:val="44"/>
         </w:numPr>
       </w:pPr>
       <w:r>
@@ -10470,7 +11102,7 @@
         <w:pStyle w:val="ListParagraph"/>
         <w:numPr>
           <w:ilvl w:val="0"/>
-          <w:numId w:val="41"/>
+          <w:numId w:val="44"/>
         </w:numPr>
       </w:pPr>
       <w:r>
@@ -10551,7 +11183,7 @@
         <w:pStyle w:val="ListParagraph"/>
         <w:numPr>
           <w:ilvl w:val="0"/>
-          <w:numId w:val="41"/>
+          <w:numId w:val="44"/>
         </w:numPr>
       </w:pPr>
       <w:r>
@@ -10563,7 +11195,7 @@
         <w:pStyle w:val="ListParagraph"/>
         <w:numPr>
           <w:ilvl w:val="0"/>
-          <w:numId w:val="41"/>
+          <w:numId w:val="44"/>
         </w:numPr>
       </w:pPr>
       <w:r>
@@ -11026,7 +11658,7 @@
         <w:pStyle w:val="ListParagraph"/>
         <w:numPr>
           <w:ilvl w:val="0"/>
-          <w:numId w:val="42"/>
+          <w:numId w:val="45"/>
         </w:numPr>
       </w:pPr>
       <w:r>
@@ -11047,7 +11679,7 @@
         <w:pStyle w:val="ListParagraph"/>
         <w:numPr>
           <w:ilvl w:val="0"/>
-          <w:numId w:val="42"/>
+          <w:numId w:val="45"/>
         </w:numPr>
       </w:pPr>
       <w:r>
@@ -11083,7 +11715,7 @@
         <w:pStyle w:val="ListParagraph"/>
         <w:numPr>
           <w:ilvl w:val="0"/>
-          <w:numId w:val="42"/>
+          <w:numId w:val="45"/>
         </w:numPr>
       </w:pPr>
       <w:r>
@@ -11131,7 +11763,7 @@
         <w:pStyle w:val="ListParagraph"/>
         <w:numPr>
           <w:ilvl w:val="0"/>
-          <w:numId w:val="42"/>
+          <w:numId w:val="45"/>
         </w:numPr>
       </w:pPr>
       <w:r>
@@ -11158,7 +11790,7 @@
         <w:pStyle w:val="ListParagraph"/>
         <w:numPr>
           <w:ilvl w:val="0"/>
-          <w:numId w:val="42"/>
+          <w:numId w:val="45"/>
         </w:numPr>
       </w:pPr>
       <w:r>
@@ -11176,7 +11808,7 @@
         <w:pStyle w:val="ListParagraph"/>
         <w:numPr>
           <w:ilvl w:val="0"/>
-          <w:numId w:val="42"/>
+          <w:numId w:val="45"/>
         </w:numPr>
       </w:pPr>
       <w:r>
@@ -11194,7 +11826,7 @@
         <w:pStyle w:val="ListParagraph"/>
         <w:numPr>
           <w:ilvl w:val="0"/>
-          <w:numId w:val="42"/>
+          <w:numId w:val="45"/>
         </w:numPr>
       </w:pPr>
       <w:r>
@@ -11239,7 +11871,7 @@
         <w:pStyle w:val="ListParagraph"/>
         <w:numPr>
           <w:ilvl w:val="0"/>
-          <w:numId w:val="42"/>
+          <w:numId w:val="45"/>
         </w:numPr>
       </w:pPr>
       <w:r>
@@ -11275,7 +11907,7 @@
         <w:pStyle w:val="ListParagraph"/>
         <w:numPr>
           <w:ilvl w:val="0"/>
-          <w:numId w:val="42"/>
+          <w:numId w:val="45"/>
         </w:numPr>
       </w:pPr>
       <w:r>
@@ -11524,7 +12156,7 @@
         <w:pStyle w:val="ListParagraph"/>
         <w:numPr>
           <w:ilvl w:val="0"/>
-          <w:numId w:val="43"/>
+          <w:numId w:val="46"/>
         </w:numPr>
       </w:pPr>
       <w:r>
@@ -11560,7 +12192,7 @@
         <w:pStyle w:val="ListParagraph"/>
         <w:numPr>
           <w:ilvl w:val="0"/>
-          <w:numId w:val="43"/>
+          <w:numId w:val="46"/>
         </w:numPr>
       </w:pPr>
       <w:r>
@@ -11605,7 +12237,7 @@
         <w:pStyle w:val="ListParagraph"/>
         <w:numPr>
           <w:ilvl w:val="0"/>
-          <w:numId w:val="43"/>
+          <w:numId w:val="46"/>
         </w:numPr>
       </w:pPr>
       <w:r>
@@ -11631,7 +12263,7 @@
         <w:pStyle w:val="ListParagraph"/>
         <w:numPr>
           <w:ilvl w:val="0"/>
-          <w:numId w:val="44"/>
+          <w:numId w:val="47"/>
         </w:numPr>
       </w:pPr>
       <w:r>
@@ -11658,7 +12290,7 @@
         <w:pStyle w:val="ListParagraph"/>
         <w:numPr>
           <w:ilvl w:val="0"/>
-          <w:numId w:val="44"/>
+          <w:numId w:val="47"/>
         </w:numPr>
       </w:pPr>
       <w:r>
@@ -11679,7 +12311,7 @@
         <w:pStyle w:val="ListParagraph"/>
         <w:numPr>
           <w:ilvl w:val="0"/>
-          <w:numId w:val="44"/>
+          <w:numId w:val="47"/>
         </w:numPr>
       </w:pPr>
       <w:r>
@@ -11720,7 +12352,7 @@
         <w:pStyle w:val="ListParagraph"/>
         <w:numPr>
           <w:ilvl w:val="0"/>
-          <w:numId w:val="45"/>
+          <w:numId w:val="48"/>
         </w:numPr>
       </w:pPr>
       <w:r>
@@ -11765,7 +12397,7 @@
         <w:pStyle w:val="ListParagraph"/>
         <w:numPr>
           <w:ilvl w:val="0"/>
-          <w:numId w:val="45"/>
+          <w:numId w:val="48"/>
         </w:numPr>
       </w:pPr>
       <w:r>
@@ -11801,7 +12433,7 @@
         <w:pStyle w:val="ListParagraph"/>
         <w:numPr>
           <w:ilvl w:val="0"/>
-          <w:numId w:val="45"/>
+          <w:numId w:val="48"/>
         </w:numPr>
       </w:pPr>
       <w:r>
@@ -11828,7 +12460,7 @@
         <w:pStyle w:val="ListParagraph"/>
         <w:numPr>
           <w:ilvl w:val="0"/>
-          <w:numId w:val="45"/>
+          <w:numId w:val="48"/>
         </w:numPr>
       </w:pPr>
       <w:r>
@@ -12143,7 +12775,7 @@
         <w:pStyle w:val="ListParagraph"/>
         <w:numPr>
           <w:ilvl w:val="0"/>
-          <w:numId w:val="46"/>
+          <w:numId w:val="49"/>
         </w:numPr>
       </w:pPr>
       <w:r>
@@ -12218,7 +12850,7 @@
         <w:pStyle w:val="ListParagraph"/>
         <w:numPr>
           <w:ilvl w:val="0"/>
-          <w:numId w:val="46"/>
+          <w:numId w:val="49"/>
         </w:numPr>
       </w:pPr>
       <w:r>
@@ -12248,7 +12880,7 @@
         <w:pStyle w:val="ListParagraph"/>
         <w:numPr>
           <w:ilvl w:val="0"/>
-          <w:numId w:val="46"/>
+          <w:numId w:val="49"/>
         </w:numPr>
       </w:pPr>
       <w:r>
@@ -12274,7 +12906,7 @@
         <w:pStyle w:val="ListParagraph"/>
         <w:numPr>
           <w:ilvl w:val="0"/>
-          <w:numId w:val="47"/>
+          <w:numId w:val="50"/>
         </w:numPr>
       </w:pPr>
       <w:r>
@@ -12304,7 +12936,7 @@
         <w:pStyle w:val="ListParagraph"/>
         <w:numPr>
           <w:ilvl w:val="0"/>
-          <w:numId w:val="47"/>
+          <w:numId w:val="50"/>
         </w:numPr>
       </w:pPr>
       <w:r>
@@ -12325,7 +12957,7 @@
         <w:pStyle w:val="ListParagraph"/>
         <w:numPr>
           <w:ilvl w:val="0"/>
-          <w:numId w:val="47"/>
+          <w:numId w:val="50"/>
         </w:numPr>
       </w:pPr>
       <w:r>
@@ -12355,7 +12987,7 @@
         <w:pStyle w:val="ListParagraph"/>
         <w:numPr>
           <w:ilvl w:val="0"/>
-          <w:numId w:val="48"/>
+          <w:numId w:val="51"/>
         </w:numPr>
       </w:pPr>
       <w:r>
@@ -12367,7 +12999,7 @@
         <w:pStyle w:val="ListParagraph"/>
         <w:numPr>
           <w:ilvl w:val="0"/>
-          <w:numId w:val="48"/>
+          <w:numId w:val="51"/>
         </w:numPr>
       </w:pPr>
       <w:r>
@@ -12411,7 +13043,7 @@
         <w:pStyle w:val="ListParagraph"/>
         <w:numPr>
           <w:ilvl w:val="0"/>
-          <w:numId w:val="49"/>
+          <w:numId w:val="52"/>
         </w:numPr>
       </w:pPr>
       <w:r>
@@ -12459,7 +13091,7 @@
         <w:pStyle w:val="ListParagraph"/>
         <w:numPr>
           <w:ilvl w:val="0"/>
-          <w:numId w:val="49"/>
+          <w:numId w:val="52"/>
         </w:numPr>
       </w:pPr>
       <w:r>
@@ -12471,7 +13103,7 @@
         <w:pStyle w:val="ListParagraph"/>
         <w:numPr>
           <w:ilvl w:val="0"/>
-          <w:numId w:val="49"/>
+          <w:numId w:val="52"/>
         </w:numPr>
       </w:pPr>
       <w:r>
@@ -12489,7 +13121,7 @@
         <w:pStyle w:val="ListParagraph"/>
         <w:numPr>
           <w:ilvl w:val="0"/>
-          <w:numId w:val="49"/>
+          <w:numId w:val="52"/>
         </w:numPr>
       </w:pPr>
       <w:r>
@@ -12501,7 +13133,7 @@
         <w:pStyle w:val="ListParagraph"/>
         <w:numPr>
           <w:ilvl w:val="0"/>
-          <w:numId w:val="49"/>
+          <w:numId w:val="52"/>
         </w:numPr>
       </w:pPr>
       <w:r>
@@ -12513,7 +13145,7 @@
         <w:pStyle w:val="ListParagraph"/>
         <w:numPr>
           <w:ilvl w:val="0"/>
-          <w:numId w:val="49"/>
+          <w:numId w:val="52"/>
         </w:numPr>
       </w:pPr>
       <w:r>
@@ -12525,7 +13157,7 @@
         <w:pStyle w:val="ListParagraph"/>
         <w:numPr>
           <w:ilvl w:val="0"/>
-          <w:numId w:val="49"/>
+          <w:numId w:val="52"/>
         </w:numPr>
       </w:pPr>
       <w:r>
@@ -12799,7 +13431,7 @@
         <w:pStyle w:val="ListParagraph"/>
         <w:numPr>
           <w:ilvl w:val="0"/>
-          <w:numId w:val="50"/>
+          <w:numId w:val="53"/>
         </w:numPr>
       </w:pPr>
       <w:r>
@@ -12811,7 +13443,7 @@
         <w:pStyle w:val="ListParagraph"/>
         <w:numPr>
           <w:ilvl w:val="0"/>
-          <w:numId w:val="50"/>
+          <w:numId w:val="53"/>
         </w:numPr>
       </w:pPr>
       <w:r>
@@ -12823,7 +13455,7 @@
         <w:pStyle w:val="ListParagraph"/>
         <w:numPr>
           <w:ilvl w:val="0"/>
-          <w:numId w:val="50"/>
+          <w:numId w:val="53"/>
         </w:numPr>
       </w:pPr>
       <w:r>
@@ -13097,7 +13729,7 @@
         <w:pStyle w:val="ListParagraph"/>
         <w:numPr>
           <w:ilvl w:val="0"/>
-          <w:numId w:val="51"/>
+          <w:numId w:val="54"/>
         </w:numPr>
       </w:pPr>
       <w:r>
@@ -13109,7 +13741,7 @@
         <w:pStyle w:val="ListParagraph"/>
         <w:numPr>
           <w:ilvl w:val="0"/>
-          <w:numId w:val="51"/>
+          <w:numId w:val="54"/>
         </w:numPr>
       </w:pPr>
       <w:r>
@@ -13121,7 +13753,7 @@
         <w:pStyle w:val="ListParagraph"/>
         <w:numPr>
           <w:ilvl w:val="0"/>
-          <w:numId w:val="51"/>
+          <w:numId w:val="54"/>
         </w:numPr>
       </w:pPr>
       <w:r>
@@ -13164,7 +13796,7 @@
         <w:pStyle w:val="ListParagraph"/>
         <w:numPr>
           <w:ilvl w:val="0"/>
-          <w:numId w:val="52"/>
+          <w:numId w:val="55"/>
         </w:numPr>
       </w:pPr>
       <w:r>
@@ -13221,7 +13853,7 @@
         <w:pStyle w:val="ListParagraph"/>
         <w:numPr>
           <w:ilvl w:val="0"/>
-          <w:numId w:val="52"/>
+          <w:numId w:val="55"/>
         </w:numPr>
       </w:pPr>
       <w:r>
@@ -13251,7 +13883,7 @@
         <w:pStyle w:val="ListParagraph"/>
         <w:numPr>
           <w:ilvl w:val="0"/>
-          <w:numId w:val="52"/>
+          <w:numId w:val="55"/>
         </w:numPr>
       </w:pPr>
       <w:r>
@@ -13289,7 +13921,7 @@
         <w:pStyle w:val="ListParagraph"/>
         <w:numPr>
           <w:ilvl w:val="0"/>
-          <w:numId w:val="53"/>
+          <w:numId w:val="56"/>
         </w:numPr>
       </w:pPr>
       <w:r>
@@ -13310,7 +13942,7 @@
         <w:pStyle w:val="ListParagraph"/>
         <w:numPr>
           <w:ilvl w:val="0"/>
-          <w:numId w:val="53"/>
+          <w:numId w:val="56"/>
         </w:numPr>
       </w:pPr>
       <w:r>
@@ -13355,7 +13987,7 @@
         <w:pStyle w:val="ListParagraph"/>
         <w:numPr>
           <w:ilvl w:val="0"/>
-          <w:numId w:val="53"/>
+          <w:numId w:val="56"/>
         </w:numPr>
       </w:pPr>
       <w:r>
@@ -13454,7 +14086,7 @@
         <w:pStyle w:val="ListParagraph"/>
         <w:numPr>
           <w:ilvl w:val="0"/>
-          <w:numId w:val="53"/>
+          <w:numId w:val="56"/>
         </w:numPr>
       </w:pPr>
       <w:r>
@@ -13499,7 +14131,7 @@
         <w:pStyle w:val="ListParagraph"/>
         <w:numPr>
           <w:ilvl w:val="0"/>
-          <w:numId w:val="53"/>
+          <w:numId w:val="56"/>
         </w:numPr>
       </w:pPr>
       <w:r>
@@ -13848,7 +14480,7 @@
         <w:pStyle w:val="ListParagraph"/>
         <w:numPr>
           <w:ilvl w:val="0"/>
-          <w:numId w:val="54"/>
+          <w:numId w:val="57"/>
         </w:numPr>
       </w:pPr>
       <w:r>
@@ -13878,7 +14510,7 @@
         <w:pStyle w:val="ListParagraph"/>
         <w:numPr>
           <w:ilvl w:val="0"/>
-          <w:numId w:val="54"/>
+          <w:numId w:val="57"/>
         </w:numPr>
       </w:pPr>
       <w:r>
@@ -13926,7 +14558,7 @@
         <w:pStyle w:val="ListParagraph"/>
         <w:numPr>
           <w:ilvl w:val="0"/>
-          <w:numId w:val="54"/>
+          <w:numId w:val="57"/>
         </w:numPr>
       </w:pPr>
       <w:r>
@@ -13953,7 +14585,7 @@
         <w:pStyle w:val="ListParagraph"/>
         <w:numPr>
           <w:ilvl w:val="0"/>
-          <w:numId w:val="54"/>
+          <w:numId w:val="57"/>
         </w:numPr>
       </w:pPr>
       <w:r>
@@ -13979,7 +14611,7 @@
         <w:pStyle w:val="ListParagraph"/>
         <w:numPr>
           <w:ilvl w:val="0"/>
-          <w:numId w:val="55"/>
+          <w:numId w:val="58"/>
         </w:numPr>
       </w:pPr>
       <w:r>
@@ -14000,7 +14632,7 @@
         <w:pStyle w:val="ListParagraph"/>
         <w:numPr>
           <w:ilvl w:val="0"/>
-          <w:numId w:val="55"/>
+          <w:numId w:val="58"/>
         </w:numPr>
       </w:pPr>
       <w:r>
@@ -14036,7 +14668,7 @@
         <w:pStyle w:val="ListParagraph"/>
         <w:numPr>
           <w:ilvl w:val="0"/>
-          <w:numId w:val="55"/>
+          <w:numId w:val="58"/>
         </w:numPr>
       </w:pPr>
       <w:r>
@@ -14072,7 +14704,7 @@
         <w:pStyle w:val="ListParagraph"/>
         <w:numPr>
           <w:ilvl w:val="0"/>
-          <w:numId w:val="55"/>
+          <w:numId w:val="58"/>
         </w:numPr>
       </w:pPr>
       <w:r>
@@ -14101,7 +14733,7 @@
         <w:pStyle w:val="ListParagraph"/>
         <w:numPr>
           <w:ilvl w:val="0"/>
-          <w:numId w:val="56"/>
+          <w:numId w:val="59"/>
         </w:numPr>
       </w:pPr>
       <w:r>
@@ -14122,7 +14754,7 @@
         <w:pStyle w:val="ListParagraph"/>
         <w:numPr>
           <w:ilvl w:val="0"/>
-          <w:numId w:val="56"/>
+          <w:numId w:val="59"/>
         </w:numPr>
       </w:pPr>
       <w:r>
@@ -14343,7 +14975,7 @@
         <w:pStyle w:val="ListParagraph"/>
         <w:numPr>
           <w:ilvl w:val="0"/>
-          <w:numId w:val="57"/>
+          <w:numId w:val="60"/>
         </w:numPr>
       </w:pPr>
       <w:r>
@@ -14433,7 +15065,7 @@
         <w:pStyle w:val="ListParagraph"/>
         <w:numPr>
           <w:ilvl w:val="0"/>
-          <w:numId w:val="57"/>
+          <w:numId w:val="60"/>
         </w:numPr>
       </w:pPr>
       <w:r>
@@ -14463,7 +15095,7 @@
         <w:pStyle w:val="ListParagraph"/>
         <w:numPr>
           <w:ilvl w:val="0"/>
-          <w:numId w:val="57"/>
+          <w:numId w:val="60"/>
         </w:numPr>
       </w:pPr>
       <w:r>
@@ -14484,7 +15116,7 @@
         <w:pStyle w:val="ListParagraph"/>
         <w:numPr>
           <w:ilvl w:val="0"/>
-          <w:numId w:val="57"/>
+          <w:numId w:val="60"/>
         </w:numPr>
       </w:pPr>
       <w:r>
@@ -14520,7 +15152,7 @@
         <w:pStyle w:val="ListParagraph"/>
         <w:numPr>
           <w:ilvl w:val="0"/>
-          <w:numId w:val="57"/>
+          <w:numId w:val="60"/>
         </w:numPr>
       </w:pPr>
       <w:r>
@@ -14538,7 +15170,7 @@
         <w:pStyle w:val="ListParagraph"/>
         <w:numPr>
           <w:ilvl w:val="0"/>
-          <w:numId w:val="57"/>
+          <w:numId w:val="60"/>
         </w:numPr>
       </w:pPr>
       <w:r>
@@ -14582,7 +15214,7 @@
         <w:pStyle w:val="ListParagraph"/>
         <w:numPr>
           <w:ilvl w:val="0"/>
-          <w:numId w:val="58"/>
+          <w:numId w:val="61"/>
         </w:numPr>
       </w:pPr>
       <w:r>
@@ -14663,7 +15295,7 @@
         <w:pStyle w:val="ListParagraph"/>
         <w:numPr>
           <w:ilvl w:val="0"/>
-          <w:numId w:val="58"/>
+          <w:numId w:val="61"/>
         </w:numPr>
       </w:pPr>
       <w:r>
@@ -14681,7 +15313,7 @@
         <w:pStyle w:val="ListParagraph"/>
         <w:numPr>
           <w:ilvl w:val="0"/>
-          <w:numId w:val="58"/>
+          <w:numId w:val="61"/>
         </w:numPr>
       </w:pPr>
       <w:r>
@@ -14702,7 +15334,7 @@
         <w:pStyle w:val="ListParagraph"/>
         <w:numPr>
           <w:ilvl w:val="0"/>
-          <w:numId w:val="58"/>
+          <w:numId w:val="61"/>
         </w:numPr>
       </w:pPr>
       <w:r>
@@ -14728,7 +15360,7 @@
         <w:pStyle w:val="ListParagraph"/>
         <w:numPr>
           <w:ilvl w:val="0"/>
-          <w:numId w:val="59"/>
+          <w:numId w:val="62"/>
         </w:numPr>
       </w:pPr>
       <w:r>
@@ -14791,7 +15423,7 @@
         <w:pStyle w:val="ListParagraph"/>
         <w:numPr>
           <w:ilvl w:val="0"/>
-          <w:numId w:val="59"/>
+          <w:numId w:val="62"/>
         </w:numPr>
       </w:pPr>
       <w:r>
@@ -14818,7 +15450,7 @@
         <w:pStyle w:val="ListParagraph"/>
         <w:numPr>
           <w:ilvl w:val="0"/>
-          <w:numId w:val="59"/>
+          <w:numId w:val="62"/>
         </w:numPr>
       </w:pPr>
       <w:r>
@@ -14836,7 +15468,7 @@
         <w:pStyle w:val="ListParagraph"/>
         <w:numPr>
           <w:ilvl w:val="0"/>
-          <w:numId w:val="59"/>
+          <w:numId w:val="62"/>
         </w:numPr>
       </w:pPr>
       <w:r>
@@ -15467,7 +16099,7 @@
         <w:pStyle w:val="ListParagraph"/>
         <w:numPr>
           <w:ilvl w:val="0"/>
-          <w:numId w:val="60"/>
+          <w:numId w:val="63"/>
         </w:numPr>
       </w:pPr>
       <w:r>
@@ -15485,7 +16117,7 @@
         <w:pStyle w:val="ListParagraph"/>
         <w:numPr>
           <w:ilvl w:val="0"/>
-          <w:numId w:val="60"/>
+          <w:numId w:val="63"/>
         </w:numPr>
       </w:pPr>
       <w:r>
@@ -15503,7 +16135,7 @@
         <w:pStyle w:val="ListParagraph"/>
         <w:numPr>
           <w:ilvl w:val="0"/>
-          <w:numId w:val="60"/>
+          <w:numId w:val="63"/>
         </w:numPr>
       </w:pPr>
       <w:r>
@@ -15521,7 +16153,7 @@
         <w:pStyle w:val="ListParagraph"/>
         <w:numPr>
           <w:ilvl w:val="0"/>
-          <w:numId w:val="60"/>
+          <w:numId w:val="63"/>
         </w:numPr>
       </w:pPr>
       <w:r>
@@ -15539,7 +16171,7 @@
         <w:pStyle w:val="ListParagraph"/>
         <w:numPr>
           <w:ilvl w:val="0"/>
-          <w:numId w:val="60"/>
+          <w:numId w:val="63"/>
         </w:numPr>
       </w:pPr>
       <w:r>
@@ -15557,7 +16189,7 @@
         <w:pStyle w:val="ListParagraph"/>
         <w:numPr>
           <w:ilvl w:val="0"/>
-          <w:numId w:val="60"/>
+          <w:numId w:val="63"/>
         </w:numPr>
       </w:pPr>
       <w:r>
@@ -16655,7 +17287,7 @@
         <w:pStyle w:val="ListParagraph"/>
         <w:numPr>
           <w:ilvl w:val="0"/>
-          <w:numId w:val="61"/>
+          <w:numId w:val="64"/>
         </w:numPr>
       </w:pPr>
       <w:r>
@@ -16667,7 +17299,7 @@
         <w:pStyle w:val="ListParagraph"/>
         <w:numPr>
           <w:ilvl w:val="0"/>
-          <w:numId w:val="61"/>
+          <w:numId w:val="64"/>
         </w:numPr>
       </w:pPr>
       <w:r>
@@ -16679,7 +17311,7 @@
         <w:pStyle w:val="ListParagraph"/>
         <w:numPr>
           <w:ilvl w:val="0"/>
-          <w:numId w:val="61"/>
+          <w:numId w:val="64"/>
         </w:numPr>
       </w:pPr>
       <w:r>
@@ -16691,7 +17323,7 @@
         <w:pStyle w:val="ListParagraph"/>
         <w:numPr>
           <w:ilvl w:val="0"/>
-          <w:numId w:val="61"/>
+          <w:numId w:val="64"/>
         </w:numPr>
       </w:pPr>
       <w:r>
@@ -16703,7 +17335,7 @@
         <w:pStyle w:val="ListParagraph"/>
         <w:numPr>
           <w:ilvl w:val="0"/>
-          <w:numId w:val="61"/>
+          <w:numId w:val="64"/>
         </w:numPr>
       </w:pPr>
       <w:r>
@@ -16724,7 +17356,7 @@
         <w:pStyle w:val="ListParagraph"/>
         <w:numPr>
           <w:ilvl w:val="0"/>
-          <w:numId w:val="61"/>
+          <w:numId w:val="64"/>
         </w:numPr>
       </w:pPr>
       <w:r>
@@ -16736,7 +17368,7 @@
         <w:pStyle w:val="ListParagraph"/>
         <w:numPr>
           <w:ilvl w:val="0"/>
-          <w:numId w:val="61"/>
+          <w:numId w:val="64"/>
         </w:numPr>
       </w:pPr>
       <w:r>
@@ -16757,7 +17389,7 @@
         <w:pStyle w:val="ListParagraph"/>
         <w:numPr>
           <w:ilvl w:val="0"/>
-          <w:numId w:val="61"/>
+          <w:numId w:val="64"/>
         </w:numPr>
       </w:pPr>
       <w:r>
@@ -16769,7 +17401,7 @@
         <w:pStyle w:val="ListParagraph"/>
         <w:numPr>
           <w:ilvl w:val="0"/>
-          <w:numId w:val="61"/>
+          <w:numId w:val="64"/>
         </w:numPr>
       </w:pPr>
       <w:r>
@@ -16781,7 +17413,7 @@
         <w:pStyle w:val="ListParagraph"/>
         <w:numPr>
           <w:ilvl w:val="0"/>
-          <w:numId w:val="61"/>
+          <w:numId w:val="64"/>
         </w:numPr>
       </w:pPr>
       <w:r>
@@ -16793,7 +17425,7 @@
         <w:pStyle w:val="ListParagraph"/>
         <w:numPr>
           <w:ilvl w:val="0"/>
-          <w:numId w:val="61"/>
+          <w:numId w:val="64"/>
         </w:numPr>
       </w:pPr>
       <w:r>
@@ -16805,7 +17437,7 @@
         <w:pStyle w:val="ListParagraph"/>
         <w:numPr>
           <w:ilvl w:val="0"/>
-          <w:numId w:val="61"/>
+          <w:numId w:val="64"/>
         </w:numPr>
       </w:pPr>
       <w:r>
@@ -16817,7 +17449,7 @@
         <w:pStyle w:val="ListParagraph"/>
         <w:numPr>
           <w:ilvl w:val="0"/>
-          <w:numId w:val="61"/>
+          <w:numId w:val="64"/>
         </w:numPr>
       </w:pPr>
       <w:r>
@@ -16829,7 +17461,7 @@
         <w:pStyle w:val="ListParagraph"/>
         <w:numPr>
           <w:ilvl w:val="0"/>
-          <w:numId w:val="61"/>
+          <w:numId w:val="64"/>
         </w:numPr>
       </w:pPr>
       <w:r>
@@ -17138,7 +17770,7 @@
     <w:abstractNumId w:val="0"/>
   </w:num>
   <w:num w:numId="40">
-    <w:abstractNumId w:val="0"/>
+    <w:abstractNumId w:val="1"/>
   </w:num>
   <w:num w:numId="41">
     <w:abstractNumId w:val="0"/>
@@ -17159,7 +17791,7 @@
     <w:abstractNumId w:val="0"/>
   </w:num>
   <w:num w:numId="47">
-    <w:abstractNumId w:val="1"/>
+    <w:abstractNumId w:val="0"/>
   </w:num>
   <w:num w:numId="48">
     <w:abstractNumId w:val="0"/>
@@ -17168,7 +17800,7 @@
     <w:abstractNumId w:val="0"/>
   </w:num>
   <w:num w:numId="50">
-    <w:abstractNumId w:val="0"/>
+    <w:abstractNumId w:val="1"/>
   </w:num>
   <w:num w:numId="51">
     <w:abstractNumId w:val="0"/>
@@ -17177,7 +17809,7 @@
     <w:abstractNumId w:val="0"/>
   </w:num>
   <w:num w:numId="53">
-    <w:abstractNumId w:val="1"/>
+    <w:abstractNumId w:val="0"/>
   </w:num>
   <w:num w:numId="54">
     <w:abstractNumId w:val="0"/>
@@ -17186,7 +17818,7 @@
     <w:abstractNumId w:val="0"/>
   </w:num>
   <w:num w:numId="56">
-    <w:abstractNumId w:val="0"/>
+    <w:abstractNumId w:val="1"/>
   </w:num>
   <w:num w:numId="57">
     <w:abstractNumId w:val="0"/>
@@ -17201,6 +17833,15 @@
     <w:abstractNumId w:val="0"/>
   </w:num>
   <w:num w:numId="61">
+    <w:abstractNumId w:val="0"/>
+  </w:num>
+  <w:num w:numId="62">
+    <w:abstractNumId w:val="0"/>
+  </w:num>
+  <w:num w:numId="63">
+    <w:abstractNumId w:val="0"/>
+  </w:num>
+  <w:num w:numId="64">
     <w:abstractNumId w:val="0"/>
   </w:num>
 </w:numbering>

--- a/docs/manual/LWK_Viewer_User_Manual_EN.docx
+++ b/docs/manual/LWK_Viewer_User_Manual_EN.docx
@@ -9746,7 +9746,16 @@
         <w:t xml:space="preserve">Set B</w:t>
       </w:r>
       <w:r>
-        <w:t xml:space="preserve">: a model and its categories on each side - for example *Ceilings* in the architectural model against *Beams* in the structural one. A and B can be the same model: clashes inside it.</w:t>
+        <w:t xml:space="preserve">: on each side tick one or more models (or </w:t>
+      </w:r>
+      <w:r>
+        <w:rPr>
+          <w:b/>
+        </w:rPr>
+        <w:t xml:space="preserve">All models</w:t>
+      </w:r>
+      <w:r>
+        <w:t xml:space="preserve">, which also takes in links loaded later) and the categories to check - for example *Ceilings* in the architectural model against *Beams* in the structural one, or *Walls* in every architectural link against *Ducts* and *Pipes* in every MEP link. A and B can be the same models: clashes inside them.</w:t>
       </w:r>
     </w:p>
     <w:p>
@@ -9794,16 +9803,16 @@
         <w:t xml:space="preserve">Whole model</w:t>
       </w:r>
       <w:r>
-        <w:t xml:space="preserve">, one </w:t>
-      </w:r>
-      <w:r>
-        <w:rPr>
-          <w:b/>
-        </w:rPr>
-        <w:t xml:space="preserve">Floor</w:t>
-      </w:r>
-      <w:r>
-        <w:t xml:space="preserve">, or </w:t>
+        <w:t xml:space="preserve">, </w:t>
+      </w:r>
+      <w:r>
+        <w:rPr>
+          <w:b/>
+        </w:rPr>
+        <w:t xml:space="preserve">Floors</w:t>
+      </w:r>
+      <w:r>
+        <w:t xml:space="preserve"> from one floor to another, or </w:t>
       </w:r>
       <w:r>
         <w:rPr>
@@ -9827,7 +9836,7 @@
     <w:p>
       <w:pPr/>
       <w:r>
-        <w:t xml:space="preserve">Rules are saved for everyone on the project, with their last result. A consultant model is named by its name and company, so a rule still works after they send the next version.</w:t>
+        <w:t xml:space="preserve">Rules are shared: everyone on the project sees them under the rule list, can run them and change them, and sees the last result (people who can only view can run a rule, but its result is not saved). A consultant model is named by its name and company, so a rule still works after they send the next version.</w:t>
       </w:r>
     </w:p>
     <w:tbl>
@@ -9973,7 +9982,13 @@
           <w:p>
             <w:pPr/>
             <w:r>
-              <w:t xml:space="preserve">Surfaces that are not closed solids cross each other (no depth can be given)</w:t>
+              <w:t xml:space="preserve">Two surfaces that are not closed solids cross each other (no depth can be given) - only when the rule ticks </w:t>
+            </w:r>
+            <w:r>
+              <w:rPr>
+                <w:b/>
+              </w:rPr>
+              <w:t xml:space="preserve">Report open surfaces crossing each other</w:t>
             </w:r>
           </w:p>
         </w:tc>
@@ -9988,7 +10003,7 @@
         </w:numPr>
       </w:pPr>
       <w:r>
-        <w:t xml:space="preserve">Not reported: walls butting into each other, walls standing on floors, and (ticked by default) doors and windows in their walls, floors and roofs.</w:t>
+        <w:t xml:space="preserve">Not reported: walls butting into each other, walls standing on floors, layered walls and floors touching (a millimetre or two either way is touching), and (ticked by default) doors and windows in their walls, floors and roofs. An open surface (not a closed solid) against a solid is measured by how deep it goes in.</w:t>
       </w:r>
     </w:p>
     <w:p>
@@ -10000,6 +10015,33 @@
         </w:numPr>
       </w:pPr>
       <w:r>
+        <w:rPr>
+          <w:b/>
+        </w:rPr>
+        <w:t xml:space="preserve">Hide under ... mm</w:t>
+      </w:r>
+      <w:r>
+        <w:t xml:space="preserve"> above the list hides shallower overlaps without running again (kept per rule on this computer); </w:t>
+      </w:r>
+      <w:r>
+        <w:rPr>
+          <w:b/>
+        </w:rPr>
+        <w:t xml:space="preserve">Deepest first</w:t>
+      </w:r>
+      <w:r>
+        <w:t xml:space="preserve"> sorts the list by depth.</w:t>
+      </w:r>
+    </w:p>
+    <w:p>
+      <w:pPr>
+        <w:pStyle w:val="ListParagraph"/>
+        <w:numPr>
+          <w:ilvl w:val="0"/>
+          <w:numId w:val="41"/>
+        </w:numPr>
+      </w:pPr>
+      <w:r>
         <w:t xml:space="preserve">Clashes that sit together and share an element are grouped ("5 clashes around Beam 12").</w:t>
       </w:r>
     </w:p>
@@ -10012,7 +10054,16 @@
         </w:numPr>
       </w:pPr>
       <w:r>
-        <w:t xml:space="preserve">Click a clash: the view goes there, the two elements are coloured (orange and blue) and a red dot marks the spot. </w:t>
+        <w:t xml:space="preserve">Click a clash: the storey is cut out round it with a section box a few metres across, the two elements are coloured (orange and blue) and a red dot marks the spot. </w:t>
+      </w:r>
+      <w:r>
+        <w:rPr>
+          <w:b/>
+        </w:rPr>
+        <w:t xml:space="preserve">Section off</w:t>
+      </w:r>
+      <w:r>
+        <w:t xml:space="preserve"> shows the whole model again; </w:t>
       </w:r>
       <w:r>
         <w:rPr>
@@ -10021,7 +10072,7 @@
         <w:t xml:space="preserve">Only these</w:t>
       </w:r>
       <w:r>
-        <w:t xml:space="preserve"> hides everything else; </w:t>
+        <w:t xml:space="preserve"> hides everything else (</w:t>
       </w:r>
       <w:r>
         <w:rPr>
@@ -10030,7 +10081,7 @@
         <w:t xml:space="preserve">Show all</w:t>
       </w:r>
       <w:r>
-        <w:t xml:space="preserve"> brings it back.</w:t>
+        <w:t xml:space="preserve"> brings it back).</w:t>
       </w:r>
     </w:p>
     <w:p>
@@ -10209,7 +10260,16 @@
         <w:t xml:space="preserve">Stairs, ramps</w:t>
       </w:r>
       <w:r>
-        <w:t xml:space="preserve">, default 2.00 m), choose a floor (or inside the section box), then </w:t>
+        <w:t xml:space="preserve">, default 2.00 m; </w:t>
+      </w:r>
+      <w:r>
+        <w:rPr>
+          <w:b/>
+        </w:rPr>
+        <w:t xml:space="preserve">Ignore lower than</w:t>
+      </w:r>
+      <w:r>
+        <w:t xml:space="preserve">, default 1.5 m - on floors, a lower space is not one people use: under a WC or a bench, in a duct or a ceiling void; stairs and ramps are always checked), choose the floors (from ... to ...) or inside the section box, then </w:t>
       </w:r>
       <w:r>
         <w:rPr>
@@ -10236,7 +10296,43 @@
         <w:t xml:space="preserve">Models counted</w:t>
       </w:r>
       <w:r>
-        <w:t xml:space="preserve"> chooses which models count as overhead - tick the consultants' MEP and structure models to see their effect.</w:t>
+        <w:t xml:space="preserve"> chooses which models count - tick the consultants' MEP and structure models to see their effect. </w:t>
+      </w:r>
+      <w:r>
+        <w:rPr>
+          <w:b/>
+        </w:rPr>
+        <w:t xml:space="preserve">What counts</w:t>
+      </w:r>
+      <w:r>
+        <w:t xml:space="preserve"> lists the categories </w:t>
+      </w:r>
+      <w:r>
+        <w:rPr>
+          <w:b/>
+        </w:rPr>
+        <w:t xml:space="preserve">Stood on</w:t>
+      </w:r>
+      <w:r>
+        <w:t xml:space="preserve"> and </w:t>
+      </w:r>
+      <w:r>
+        <w:rPr>
+          <w:b/>
+        </w:rPr>
+        <w:t xml:space="preserve">Overhead</w:t>
+      </w:r>
+      <w:r>
+        <w:t xml:space="preserve">; furniture, WCs and basins, casework and generic models are not overhead unless ticked. </w:t>
+      </w:r>
+      <w:r>
+        <w:rPr>
+          <w:b/>
+        </w:rPr>
+        <w:t xml:space="preserve">Usual categories</w:t>
+      </w:r>
+      <w:r>
+        <w:t xml:space="preserve"> puts the defaults back. These settings are shared with everyone on the project.</w:t>
       </w:r>
     </w:p>
     <w:p>
@@ -10257,7 +10353,16 @@
         <w:t xml:space="preserve">Look</w:t>
       </w:r>
       <w:r>
-        <w:t xml:space="preserve"> cuts the storey round it; </w:t>
+        <w:t xml:space="preserve"> cuts the storey round it, colours what is overhead and draws the height where it is lowest (</w:t>
+      </w:r>
+      <w:r>
+        <w:rPr>
+          <w:b/>
+        </w:rPr>
+        <w:t xml:space="preserve">Keep</w:t>
+      </w:r>
+      <w:r>
+        <w:t xml:space="preserve"> saves it as a dimension); </w:t>
       </w:r>
       <w:r>
         <w:rPr>

--- a/docs/manual/LWK_Viewer_User_Manual_EN.docx
+++ b/docs/manual/LWK_Viewer_User_Manual_EN.docx
@@ -10018,6 +10018,24 @@
         <w:rPr>
           <w:b/>
         </w:rPr>
+        <w:t xml:space="preserve">Leave out joins</w:t>
+      </w:r>
+      <w:r>
+        <w:t xml:space="preserve"> (ticked by default): walls, floors, roofs, columns, beams and stairs overlap where they meet in the exported models - a wall through a slab, a finish or waterproofing under a wall, a landing into a wall, a beam into a wall or column. These are not reported. A duplicate element, two walls overlapping side by side, or anything through a ceiling still is.</w:t>
+      </w:r>
+    </w:p>
+    <w:p>
+      <w:pPr>
+        <w:pStyle w:val="ListParagraph"/>
+        <w:numPr>
+          <w:ilvl w:val="0"/>
+          <w:numId w:val="41"/>
+        </w:numPr>
+      </w:pPr>
+      <w:r>
+        <w:rPr>
+          <w:b/>
+        </w:rPr>
         <w:t xml:space="preserve">Hide under ... mm</w:t>
       </w:r>
       <w:r>
@@ -10269,7 +10287,7 @@
         <w:t xml:space="preserve">Ignore lower than</w:t>
       </w:r>
       <w:r>
-        <w:t xml:space="preserve">, default 1.5 m - on floors, a lower space is not one people use: under a WC or a bench, in a duct or a ceiling void; stairs and ramps are always checked), choose the floors (from ... to ...) or inside the section box, then </w:t>
+        <w:t xml:space="preserve">, default 1.5 m - a lower space is not one people use: under a WC or a bench, in a duct or a ceiling void, where a stair runs in under the floor above), choose the floors (from ... to ...) or inside the section box, then </w:t>
       </w:r>
       <w:r>
         <w:rPr>

--- a/docs/manual/LWK_Viewer_User_Manual_EN.docx
+++ b/docs/manual/LWK_Viewer_User_Manual_EN.docx
@@ -9755,7 +9755,43 @@
         <w:t xml:space="preserve">All models</w:t>
       </w:r>
       <w:r>
-        <w:t xml:space="preserve">, which also takes in links loaded later) and the categories to check - for example *Ceilings* in the architectural model against *Beams* in the structural one, or *Walls* in every architectural link against *Ducts* and *Pipes* in every MEP link. A and B can be the same models: clashes inside them.</w:t>
+        <w:t xml:space="preserve">, which also takes in links loaded later) and the categories to check - for example *Ceilings* in the architectural model against *Beams* in the structural one, or *Walls* in every architectural link against *Ducts* and *Pipes* in every MEP link. A and B can be the same models: clashes inside them. </w:t>
+      </w:r>
+      <w:r>
+        <w:rPr>
+          <w:b/>
+        </w:rPr>
+        <w:t xml:space="preserve">All</w:t>
+      </w:r>
+      <w:r>
+        <w:t xml:space="preserve"> / </w:t>
+      </w:r>
+      <w:r>
+        <w:rPr>
+          <w:b/>
+        </w:rPr>
+        <w:t xml:space="preserve">None</w:t>
+      </w:r>
+      <w:r>
+        <w:t xml:space="preserve"> above the models tick or untick them all at once. </w:t>
+      </w:r>
+      <w:r>
+        <w:rPr>
+          <w:b/>
+        </w:rPr>
+        <w:t xml:space="preserve">Name has</w:t>
+      </w:r>
+      <w:r>
+        <w:t xml:space="preserve"> / </w:t>
+      </w:r>
+      <w:r>
+        <w:rPr>
+          <w:b/>
+        </w:rPr>
+        <w:t xml:space="preserve">Name has not</w:t>
+      </w:r>
+      <w:r>
+        <w:t xml:space="preserve"> keeps only elements with (or without) those words in their name, type or family - for example *Name has not: Finish* (a comma between words: any of them).</w:t>
       </w:r>
     </w:p>
     <w:p>
@@ -9770,6 +9806,51 @@
         <w:rPr>
           <w:b/>
         </w:rPr>
+        <w:t xml:space="preserve">Selection sets</w:t>
+      </w:r>
+      <w:r>
+        <w:t xml:space="preserve"> (like Navisworks): </w:t>
+      </w:r>
+      <w:r>
+        <w:rPr>
+          <w:b/>
+        </w:rPr>
+        <w:t xml:space="preserve">Save as set</w:t>
+      </w:r>
+      <w:r>
+        <w:t xml:space="preserve"> keeps a side's models, categories and name filter under a name, shared with the project. In any rule, pick it from the list at the top of a side. A rule following a set checks the set as it is now, so changing the set (pick it, change the ticks, </w:t>
+      </w:r>
+      <w:r>
+        <w:rPr>
+          <w:b/>
+        </w:rPr>
+        <w:t xml:space="preserve">Save as set</w:t>
+      </w:r>
+      <w:r>
+        <w:t xml:space="preserve"> with the same name) changes every rule using it. </w:t>
+      </w:r>
+      <w:r>
+        <w:rPr>
+          <w:b/>
+        </w:rPr>
+        <w:t xml:space="preserve">Delete set</w:t>
+      </w:r>
+      <w:r>
+        <w:t xml:space="preserve"> removes it; rules that used it keep its selection.</w:t>
+      </w:r>
+    </w:p>
+    <w:p>
+      <w:pPr>
+        <w:pStyle w:val="ListParagraph"/>
+        <w:numPr>
+          <w:ilvl w:val="0"/>
+          <w:numId w:val="40"/>
+        </w:numPr>
+      </w:pPr>
+      <w:r>
+        <w:rPr>
+          <w:b/>
+        </w:rPr>
         <w:t xml:space="preserve">Overlap that counts</w:t>
       </w:r>
       <w:r>
@@ -9830,13 +9911,40 @@
         <w:t xml:space="preserve">Run</w:t>
       </w:r>
       <w:r>
+        <w:t xml:space="preserve">. When very many elements touch (more than 30,000 pairs), the panel says how many and about how long it takes, with </w:t>
+      </w:r>
+      <w:r>
+        <w:rPr>
+          <w:b/>
+        </w:rPr>
+        <w:t xml:space="preserve">Check them all</w:t>
+      </w:r>
+      <w:r>
+        <w:t xml:space="preserve"> (it runs with a progress bar; </w:t>
+      </w:r>
+      <w:r>
+        <w:rPr>
+          <w:b/>
+        </w:rPr>
+        <w:t xml:space="preserve">Stop</w:t>
+      </w:r>
+      <w:r>
+        <w:t xml:space="preserve"> keeps what is found so far) or </w:t>
+      </w:r>
+      <w:r>
+        <w:rPr>
+          <w:b/>
+        </w:rPr>
+        <w:t xml:space="preserve">Choose floors instead</w:t>
+      </w:r>
+      <w:r>
         <w:t xml:space="preserve">.</w:t>
       </w:r>
     </w:p>
     <w:p>
       <w:pPr/>
       <w:r>
-        <w:t xml:space="preserve">Rules are shared: everyone on the project sees them under the rule list, can run them and change them, and sees the last result (people who can only view can run a rule, but its result is not saved). A consultant model is named by its name and company, so a rule still works after they send the next version.</w:t>
+        <w:t xml:space="preserve">The three options at the bottom of a rule:</w:t>
       </w:r>
     </w:p>
     <w:tbl>
@@ -9862,6 +9970,134 @@
           <w:p>
             <w:pPr/>
             <w:r>
+              <w:t xml:space="preserve">Option</w:t>
+            </w:r>
+          </w:p>
+        </w:tc>
+        <w:tc>
+          <w:tcPr>
+            <w:tcW w:w="4680" w:type="dxa"/>
+            <w:shd w:val="clear" w:color="auto" w:fill="F2F2F2"/>
+          </w:tcPr>
+          <w:p>
+            <w:pPr/>
+            <w:r>
+              <w:t xml:space="preserve">What it does</w:t>
+            </w:r>
+          </w:p>
+        </w:tc>
+      </w:tr>
+      <w:tr>
+        <w:tc>
+          <w:tcPr>
+            <w:tcW w:w="4680" w:type="dxa"/>
+          </w:tcPr>
+          <w:p>
+            <w:pPr/>
+            <w:r>
+              <w:rPr>
+                <w:b/>
+              </w:rPr>
+              <w:t xml:space="preserve">Leave out doors and windows in their walls, floors and roofs</w:t>
+            </w:r>
+          </w:p>
+        </w:tc>
+        <w:tc>
+          <w:tcPr>
+            <w:tcW w:w="4680" w:type="dxa"/>
+          </w:tcPr>
+          <w:p>
+            <w:pPr/>
+            <w:r>
+              <w:t xml:space="preserve">A door or a window always sits inside the wall it is in; without this, every one is reported against its own wall.</w:t>
+            </w:r>
+          </w:p>
+        </w:tc>
+      </w:tr>
+      <w:tr>
+        <w:tc>
+          <w:tcPr>
+            <w:tcW w:w="4680" w:type="dxa"/>
+          </w:tcPr>
+          <w:p>
+            <w:pPr/>
+            <w:r>
+              <w:rPr>
+                <w:b/>
+              </w:rPr>
+              <w:t xml:space="preserve">Leave out joins between walls, floors, roofs, columns, beams and stairs</w:t>
+            </w:r>
+          </w:p>
+        </w:tc>
+        <w:tc>
+          <w:tcPr>
+            <w:tcW w:w="4680" w:type="dxa"/>
+          </w:tcPr>
+          <w:p>
+            <w:pPr/>
+            <w:r>
+              <w:t xml:space="preserve">Where these meet (a wall on a slab, a finish under a wall, a landing into a wall) Revit cleans the join up, but each element is exported whole, so they overlap. On: only one mostly inside the other (a duplicate, one buried in another) counts. Services, furniture and ceilings are not affected. Off: every join is listed - usually hundreds.</w:t>
+            </w:r>
+          </w:p>
+        </w:tc>
+      </w:tr>
+      <w:tr>
+        <w:tc>
+          <w:tcPr>
+            <w:tcW w:w="4680" w:type="dxa"/>
+          </w:tcPr>
+          <w:p>
+            <w:pPr/>
+            <w:r>
+              <w:rPr>
+                <w:b/>
+              </w:rPr>
+              <w:t xml:space="preserve">Report open surfaces crossing each other</w:t>
+            </w:r>
+          </w:p>
+        </w:tc>
+        <w:tc>
+          <w:tcPr>
+            <w:tcW w:w="4680" w:type="dxa"/>
+          </w:tcPr>
+          <w:p>
+            <w:pPr/>
+            <w:r>
+              <w:t xml:space="preserve">Some elements are surfaces, not closed solids (some IFC exports, a pipe without end caps); they have no inside, so how deep they cross cannot be measured. Off: a surface counts only where it goes into a solid. On: two surfaces that just cross are reported too - more thorough, more noise.</w:t>
+            </w:r>
+          </w:p>
+        </w:tc>
+      </w:tr>
+    </w:tbl>
+    <w:p>
+      <w:pPr/>
+      <w:r>
+        <w:t xml:space="preserve">Rules are shared: everyone on the project sees them under the rule list, can run them and change them, and sees the last result (people who can only view can run a rule, but its result is not saved). A consultant model is named by its name and company, so a rule still works after they send the next version.</w:t>
+      </w:r>
+    </w:p>
+    <w:tbl>
+      <w:tblPr>
+        <w:tblStyle w:val="TableGrid"/>
+        <w:tblW w:w="0" w:type="auto"/>
+        <w:tblLayout w:type="fixed"/>
+        <w:tblLook w:val="04A0" w:firstRow="1" w:lastRow="0" w:firstColumn="0" w:lastColumn="0" w:noHBand="0" w:noVBand="1"/>
+      </w:tblPr>
+      <w:tblGrid>
+        <w:gridCol w:w="4680"/>
+        <w:gridCol w:w="4680"/>
+      </w:tblGrid>
+      <w:tr>
+        <w:trPr>
+          <w:tblHeader/>
+        </w:trPr>
+        <w:tc>
+          <w:tcPr>
+            <w:tcW w:w="4680" w:type="dxa"/>
+            <w:shd w:val="clear" w:color="auto" w:fill="F2F2F2"/>
+          </w:tcPr>
+          <w:p>
+            <w:pPr/>
+            <w:r>
               <w:t xml:space="preserve">Shown as</w:t>
             </w:r>
           </w:p>
@@ -10033,6 +10269,27 @@
         </w:numPr>
       </w:pPr>
       <w:r>
+        <w:t xml:space="preserve">The list shows the clashes of the place chosen above it: the whole model, the floors chosen, or inside the section box, with when it was last checked there ("Not checked on L2 yet" until it is). Clashes found elsewhere in earlier runs are kept: "*N* more elsewhere" - </w:t>
+      </w:r>
+      <w:r>
+        <w:rPr>
+          <w:b/>
+        </w:rPr>
+        <w:t xml:space="preserve">Show</w:t>
+      </w:r>
+      <w:r>
+        <w:t xml:space="preserve"> lists them too.</w:t>
+      </w:r>
+    </w:p>
+    <w:p>
+      <w:pPr>
+        <w:pStyle w:val="ListParagraph"/>
+        <w:numPr>
+          <w:ilvl w:val="0"/>
+          <w:numId w:val="41"/>
+        </w:numPr>
+      </w:pPr>
+      <w:r>
         <w:rPr>
           <w:b/>
         </w:rPr>
@@ -10072,7 +10329,25 @@
         </w:numPr>
       </w:pPr>
       <w:r>
-        <w:t xml:space="preserve">Click a clash: the storey is cut out round it with a section box a few metres across, the two elements are coloured (orange and blue) and a red dot marks the spot. </w:t>
+        <w:t xml:space="preserve">Click a clash: the storey is cut out round it with a section box a few metres across, the two elements are coloured (A orange, B blue - choose your own colours with the two colour boxes </w:t>
+      </w:r>
+      <w:r>
+        <w:rPr>
+          <w:b/>
+        </w:rPr>
+        <w:t xml:space="preserve">A</w:t>
+      </w:r>
+      <w:r>
+        <w:t xml:space="preserve"> and </w:t>
+      </w:r>
+      <w:r>
+        <w:rPr>
+          <w:b/>
+        </w:rPr>
+        <w:t xml:space="preserve">B</w:t>
+      </w:r>
+      <w:r>
+        <w:t xml:space="preserve"> above the list; they are kept on this computer) and a red dot marks the spot. A key at the bottom left of the 3D view says which element is A and which is B. When both are in the same Revit model they share colour A (one highlight colour per model), and the key says so. </w:t>
       </w:r>
       <w:r>
         <w:rPr>
@@ -10159,6 +10434,78 @@
         <w:rPr>
           <w:b/>
         </w:rPr>
+        <w:t xml:space="preserve">Export the list</w:t>
+      </w:r>
+      <w:r>
+        <w:t xml:space="preserve">: </w:t>
+      </w:r>
+      <w:r>
+        <w:rPr>
+          <w:b/>
+        </w:rPr>
+        <w:t xml:space="preserve">Spreadsheet</w:t>
+      </w:r>
+      <w:r>
+        <w:t xml:space="preserve"> saves the clashes listed as a CSV file for Excel (status, kind, depth, floor, both elements with their ids, where in project coordinates, the issue). </w:t>
+      </w:r>
+      <w:r>
+        <w:rPr>
+          <w:b/>
+        </w:rPr>
+        <w:t xml:space="preserve">Report</w:t>
+      </w:r>
+      <w:r>
+        <w:t xml:space="preserve"> opens a report in a new tab - </w:t>
+      </w:r>
+      <w:r>
+        <w:rPr>
+          <w:b/>
+        </w:rPr>
+        <w:t xml:space="preserve">With pictures</w:t>
+      </w:r>
+      <w:r>
+        <w:t xml:space="preserve"> shows and pictures each clash in turn (about a second each; </w:t>
+      </w:r>
+      <w:r>
+        <w:rPr>
+          <w:b/>
+        </w:rPr>
+        <w:t xml:space="preserve">Stop</w:t>
+      </w:r>
+      <w:r>
+        <w:t xml:space="preserve"> ends it), </w:t>
+      </w:r>
+      <w:r>
+        <w:rPr>
+          <w:b/>
+        </w:rPr>
+        <w:t xml:space="preserve">Without</w:t>
+      </w:r>
+      <w:r>
+        <w:t xml:space="preserve"> is immediate - then </w:t>
+      </w:r>
+      <w:r>
+        <w:rPr>
+          <w:b/>
+        </w:rPr>
+        <w:t xml:space="preserve">Print / Save as PDF</w:t>
+      </w:r>
+      <w:r>
+        <w:t xml:space="preserve">. Allow pop-ups for the site if the browser blocks the tab.</w:t>
+      </w:r>
+    </w:p>
+    <w:p>
+      <w:pPr>
+        <w:pStyle w:val="ListParagraph"/>
+        <w:numPr>
+          <w:ilvl w:val="0"/>
+          <w:numId w:val="41"/>
+        </w:numPr>
+      </w:pPr>
+      <w:r>
+        <w:rPr>
+          <w:b/>
+        </w:rPr>
         <w:t xml:space="preserve">Run again</w:t>
       </w:r>
       <w:r>
@@ -10398,7 +10745,43 @@
         <w:t xml:space="preserve">Clear</w:t>
       </w:r>
       <w:r>
-        <w:t xml:space="preserve"> takes the squares away.</w:t>
+        <w:t xml:space="preserve"> takes the squares away. The colour box beside *under the limit* chooses its colour (kept on this computer); a key in the 3D view names what is overhead.</w:t>
+      </w:r>
+    </w:p>
+    <w:p>
+      <w:pPr>
+        <w:pStyle w:val="ListParagraph"/>
+        <w:numPr>
+          <w:ilvl w:val="0"/>
+          <w:numId w:val="42"/>
+        </w:numPr>
+      </w:pPr>
+      <w:r>
+        <w:rPr>
+          <w:b/>
+        </w:rPr>
+        <w:t xml:space="preserve">Export</w:t>
+      </w:r>
+      <w:r>
+        <w:t xml:space="preserve">: </w:t>
+      </w:r>
+      <w:r>
+        <w:rPr>
+          <w:b/>
+        </w:rPr>
+        <w:t xml:space="preserve">Spreadsheet</w:t>
+      </w:r>
+      <w:r>
+        <w:t xml:space="preserve"> (each place: floor, standing on, lowest height, limit, area, what is overhead, where) or </w:t>
+      </w:r>
+      <w:r>
+        <w:rPr>
+          <w:b/>
+        </w:rPr>
+        <w:t xml:space="preserve">Report</w:t>
+      </w:r>
+      <w:r>
+        <w:t xml:space="preserve">, with or without a picture of each place, to print or save as PDF.</w:t>
       </w:r>
     </w:p>
     <w:p>

--- a/docs/manual/LWK_Viewer_User_Manual_EN.docx
+++ b/docs/manual/LWK_Viewer_User_Manual_EN.docx
@@ -1546,7 +1546,7 @@
         <w:t xml:space="preserve">Search</w:t>
       </w:r>
       <w:r>
-        <w:t xml:space="preserve"> magnifier, </w:t>
+        <w:t xml:space="preserve"> magnifier, the bell, </w:t>
       </w:r>
       <w:r>
         <w:rPr>
@@ -1555,7 +1555,25 @@
         <w:t xml:space="preserve">+ Task</w:t>
       </w:r>
       <w:r>
-        <w:t xml:space="preserve"> (on Sheets and 3D: keeps this sheet or 3D view on a task), </w:t>
+        <w:t xml:space="preserve"> (on Sheets and 3D: keeps this sheet or 3D view on a task) and </w:t>
+      </w:r>
+      <w:r>
+        <w:rPr>
+          <w:b/>
+        </w:rPr>
+        <w:t xml:space="preserve">your profile button</w:t>
+      </w:r>
+      <w:r>
+        <w:t xml:space="preserve"> (your initials, with a green dot when online). Click it for </w:t>
+      </w:r>
+      <w:r>
+        <w:rPr>
+          <w:b/>
+        </w:rPr>
+        <w:t xml:space="preserve">Work offline ...</w:t>
+      </w:r>
+      <w:r>
+        <w:t xml:space="preserve">, </w:t>
       </w:r>
       <w:r>
         <w:rPr>
@@ -1573,7 +1591,16 @@
         <w:t xml:space="preserve">Account</w:t>
       </w:r>
       <w:r>
-        <w:t xml:space="preserve"> and </w:t>
+        <w:t xml:space="preserve"> (your password), </w:t>
+      </w:r>
+      <w:r>
+        <w:rPr>
+          <w:b/>
+        </w:rPr>
+        <w:t xml:space="preserve">Theme</w:t>
+      </w:r>
+      <w:r>
+        <w:t xml:space="preserve"> (Light, Dark, Auto) and </w:t>
       </w:r>
       <w:r>
         <w:rPr>
@@ -1615,16 +1642,7 @@
         </w:numPr>
       </w:pPr>
       <w:r>
-        <w:t xml:space="preserve">The connection chip shows </w:t>
-      </w:r>
-      <w:r>
-        <w:rPr>
-          <w:b/>
-        </w:rPr>
-        <w:t xml:space="preserve">online - your name</w:t>
-      </w:r>
-      <w:r>
-        <w:t xml:space="preserve">, </w:t>
+        <w:t xml:space="preserve">The connection chip appears only when there is something to say: </w:t>
       </w:r>
       <w:r>
         <w:rPr>
@@ -1941,10 +1959,10 @@
         <w:rPr>
           <w:b/>
         </w:rPr>
-        <w:t xml:space="preserve">Export CSV</w:t>
-      </w:r>
-      <w:r>
-        <w:t xml:space="preserve"> downloads the filtered issues for Excel. </w:t>
+        <w:t xml:space="preserve">Export ▾</w:t>
+      </w:r>
+      <w:r>
+        <w:t xml:space="preserve"> takes the issues the filters show: </w:t>
       </w:r>
       <w:r>
         <w:rPr>
@@ -1953,7 +1971,25 @@
         <w:t xml:space="preserve">Report</w:t>
       </w:r>
       <w:r>
-        <w:t xml:space="preserve"> opens a printable issue report with pictures.</w:t>
+        <w:t xml:space="preserve"> (a printable report with pictures - save it as PDF), </w:t>
+      </w:r>
+      <w:r>
+        <w:rPr>
+          <w:b/>
+        </w:rPr>
+        <w:t xml:space="preserve">Spreadsheet (CSV)</w:t>
+      </w:r>
+      <w:r>
+        <w:t xml:space="preserve"> for Excel, or </w:t>
+      </w:r>
+      <w:r>
+        <w:rPr>
+          <w:b/>
+        </w:rPr>
+        <w:t xml:space="preserve">BCF</w:t>
+      </w:r>
+      <w:r>
+        <w:t xml:space="preserve"> for Revit, Navisworks or Solibri.</w:t>
       </w:r>
     </w:p>
     <w:p>
@@ -2846,7 +2882,22 @@
         </w:numPr>
       </w:pPr>
       <w:r>
-        <w:t xml:space="preserve">Filter by owner and priority, sort, </w:t>
+        <w:rPr>
+          <w:b/>
+        </w:rPr>
+        <w:t xml:space="preserve">Filter ▾</w:t>
+      </w:r>
+      <w:r>
+        <w:t xml:space="preserve"> (beside the search) holds which tasks (all, not done, done, overdue, mine), owner and priority, and the order (</w:t>
+      </w:r>
+      <w:r>
+        <w:rPr>
+          <w:b/>
+        </w:rPr>
+        <w:t xml:space="preserve">Sort</w:t>
+      </w:r>
+      <w:r>
+        <w:t xml:space="preserve">, </w:t>
       </w:r>
       <w:r>
         <w:rPr>
@@ -2855,7 +2906,16 @@
         <w:t xml:space="preserve">Group by</w:t>
       </w:r>
       <w:r>
-        <w:t xml:space="preserve">, and </w:t>
+        <w:t xml:space="preserve">); it says how many filters are set ("Filter · 2"), and </w:t>
+      </w:r>
+      <w:r>
+        <w:rPr>
+          <w:b/>
+        </w:rPr>
+        <w:t xml:space="preserve">Clear filters</w:t>
+      </w:r>
+      <w:r>
+        <w:t xml:space="preserve"> resets them. </w:t>
       </w:r>
       <w:r>
         <w:rPr>
@@ -4831,7 +4891,16 @@
         <w:t xml:space="preserve">List</w:t>
       </w:r>
       <w:r>
-        <w:t xml:space="preserve">). The tick boxes show or hide meetings, tasks and issues. </w:t>
+        <w:t xml:space="preserve">). </w:t>
+      </w:r>
+      <w:r>
+        <w:rPr>
+          <w:b/>
+        </w:rPr>
+        <w:t xml:space="preserve">Filter ▾</w:t>
+      </w:r>
+      <w:r>
+        <w:t xml:space="preserve"> shows or hides meetings, tasks and issues (it says how many are left out). </w:t>
       </w:r>
       <w:r>
         <w:rPr>
@@ -6735,6 +6804,81 @@
       </w:r>
     </w:p>
     <w:p>
+      <w:pPr/>
+      <w:r>
+        <w:rPr>
+          <w:b/>
+        </w:rPr>
+        <w:t xml:space="preserve">Split</w:t>
+      </w:r>
+      <w:r>
+        <w:t xml:space="preserve">, </w:t>
+      </w:r>
+      <w:r>
+        <w:rPr>
+          <w:b/>
+        </w:rPr>
+        <w:t xml:space="preserve">Compare</w:t>
+      </w:r>
+      <w:r>
+        <w:t xml:space="preserve">, </w:t>
+      </w:r>
+      <w:r>
+        <w:rPr>
+          <w:b/>
+        </w:rPr>
+        <w:t xml:space="preserve">2D + 3D</w:t>
+      </w:r>
+      <w:r>
+        <w:t xml:space="preserve"> and </w:t>
+      </w:r>
+      <w:r>
+        <w:rPr>
+          <w:b/>
+        </w:rPr>
+        <w:t xml:space="preserve">Links</w:t>
+      </w:r>
+      <w:r>
+        <w:t xml:space="preserve"> are under </w:t>
+      </w:r>
+      <w:r>
+        <w:rPr>
+          <w:b/>
+        </w:rPr>
+        <w:t xml:space="preserve">View ▾</w:t>
+      </w:r>
+      <w:r>
+        <w:t xml:space="preserve"> in the sheet toolbar (a dot on View says Split, Compare or 2D + 3D is on). The markup properties bar (layer, line, fill, text, font) shows only while a drawing tool is in hand or markups are selected, and the </w:t>
+      </w:r>
+      <w:r>
+        <w:rPr>
+          <w:b/>
+        </w:rPr>
+        <w:t xml:space="preserve">1:</w:t>
+      </w:r>
+      <w:r>
+        <w:t xml:space="preserve"> scale only with Measure, Dimension, Area and Angle - the rest of the time the drawing gets the room. </w:t>
+      </w:r>
+      <w:r>
+        <w:rPr>
+          <w:b/>
+        </w:rPr>
+        <w:t xml:space="preserve">👁 Markups</w:t>
+      </w:r>
+      <w:r>
+        <w:t xml:space="preserve"> and </w:t>
+      </w:r>
+      <w:r>
+        <w:rPr>
+          <w:b/>
+        </w:rPr>
+        <w:t xml:space="preserve">Hide closed</w:t>
+      </w:r>
+      <w:r>
+        <w:t xml:space="preserve"> are at the top of the issue list on the right, as on the 3D page.</w:t>
+      </w:r>
+    </w:p>
+    <w:p>
       <w:pPr>
         <w:pStyle w:val="ListParagraph"/>
         <w:numPr>
@@ -7194,7 +7338,16 @@
         <w:t xml:space="preserve">Layers:</w:t>
       </w:r>
       <w:r>
-        <w:t xml:space="preserve"> markups sit on layers (default "General"). Admins can lock a layer or hide it from some people. The eye button hides all markups.</w:t>
+        <w:t xml:space="preserve"> markups sit on layers (default "General"). Admins can lock a layer or hide it from some people. </w:t>
+      </w:r>
+      <w:r>
+        <w:rPr>
+          <w:b/>
+        </w:rPr>
+        <w:t xml:space="preserve">👁 Markups</w:t>
+      </w:r>
+      <w:r>
+        <w:t xml:space="preserve"> at the top of the issue list hides all markups.</w:t>
       </w:r>
     </w:p>
     <w:p>
@@ -13203,7 +13356,16 @@
         <w:t xml:space="preserve">Hide issues</w:t>
       </w:r>
       <w:r>
-        <w:t xml:space="preserve"> (at the top of the panel) hides the pins, and </w:t>
+        <w:t xml:space="preserve"> (at the top of the panel; on Sheets, </w:t>
+      </w:r>
+      <w:r>
+        <w:rPr>
+          <w:b/>
+        </w:rPr>
+        <w:t xml:space="preserve">👁 Markups</w:t>
+      </w:r>
+      <w:r>
+        <w:t xml:space="preserve">) hides the pins, and </w:t>
       </w:r>
       <w:r>
         <w:rPr>
@@ -13893,16 +14055,16 @@
         </w:numPr>
       </w:pPr>
       <w:r>
-        <w:t xml:space="preserve">With a connection, open the project and press </w:t>
-      </w:r>
-      <w:r>
-        <w:rPr>
-          <w:b/>
-        </w:rPr>
-        <w:t xml:space="preserve">Offline</w:t>
-      </w:r>
-      <w:r>
-        <w:t xml:space="preserve"> in the top bar, then </w:t>
+        <w:t xml:space="preserve">With a connection, open the project and choose </w:t>
+      </w:r>
+      <w:r>
+        <w:rPr>
+          <w:b/>
+        </w:rPr>
+        <w:t xml:space="preserve">Work offline ...</w:t>
+      </w:r>
+      <w:r>
+        <w:t xml:space="preserve"> in your profile menu (top right), then </w:t>
       </w:r>
       <w:r>
         <w:rPr>

--- a/docs/manual/LWK_Viewer_User_Manual_EN.docx
+++ b/docs/manual/LWK_Viewer_User_Manual_EN.docx
@@ -3518,7 +3518,7 @@
           <w:p>
             <w:pPr/>
             <w:r>
-              <w:t xml:space="preserve">One per project. Everyone on the project is in it. New tasks, assignments, completions, task comments and new or changed issues are posted into it as cards</w:t>
+              <w:t xml:space="preserve">One per project, with its own colour and initials (its topics take the same colour). Everyone on the project is in it. New tasks, assignments, completions, task comments and new or changed issues are posted into it as cards</w:t>
             </w:r>
           </w:p>
         </w:tc>
@@ -8079,7 +8079,7 @@
         <w:t xml:space="preserve">Fit</w:t>
       </w:r>
       <w:r>
-        <w:t xml:space="preserve">, which frames all loaded models.</w:t>
+        <w:t xml:space="preserve">, which frames all loaded models - or, with a section box on, what is inside the box.</w:t>
       </w:r>
     </w:p>
     <w:p>

--- a/docs/manual/LWK_Viewer_User_Manual_EN.docx
+++ b/docs/manual/LWK_Viewer_User_Manual_EN.docx
@@ -3431,6 +3431,159 @@
       </w:r>
     </w:p>
     <w:p>
+      <w:pPr/>
+      <w:r>
+        <w:rPr>
+          <w:b/>
+        </w:rPr>
+        <w:t xml:space="preserve">The LWK BIM Workflow board</w:t>
+      </w:r>
+    </w:p>
+    <w:p>
+      <w:pPr/>
+      <w:r>
+        <w:t xml:space="preserve">Every project starts with a board called </w:t>
+      </w:r>
+      <w:r>
+        <w:rPr>
+          <w:b/>
+        </w:rPr>
+        <w:t xml:space="preserve">LWK BIM Workflow</w:t>
+      </w:r>
+      <w:r>
+        <w:t xml:space="preserve">: the company's BIM workflow as the project's own copy, to change to suit the project. It is made the first time someone who can edit opens the project's Board page.</w:t>
+      </w:r>
+    </w:p>
+    <w:p>
+      <w:pPr>
+        <w:pStyle w:val="ListParagraph"/>
+        <w:numPr>
+          <w:ilvl w:val="0"/>
+          <w:numId w:val="14"/>
+        </w:numPr>
+      </w:pPr>
+      <w:r>
+        <w:rPr>
+          <w:b/>
+        </w:rPr>
+        <w:t xml:space="preserve">What is on it:</w:t>
+      </w:r>
+      <w:r>
+        <w:t xml:space="preserve"> 0 Project card (number, name, stage, software, CDE location - fill in at kick-off) · 1 How to use this board · 2 Team &amp; roles (responsibilities, knowledge, a column for the names) · 3 Work stages (who leads and what comes out, from Inception to Completion) · 4.0-4.6 the workflow charts: Project setup (1.0), Modelling (2.0), Model review / design changes (2.1), Model development using SAM (2.3), clash detection in ACC (3.0), GBP submission with BD's Area Tool (4.0 / 4.1) · 5 CDE folder states (ISO 19650) · 6 QA/QC checks · 7 BIM audit checklist · 8 Meetings · 9 How the viewer supports each step · 10 Project notes · 11 Reference diagrams.</w:t>
+      </w:r>
+    </w:p>
+    <w:p>
+      <w:pPr>
+        <w:pStyle w:val="ListParagraph"/>
+        <w:numPr>
+          <w:ilvl w:val="0"/>
+          <w:numId w:val="14"/>
+        </w:numPr>
+      </w:pPr>
+      <w:r>
+        <w:rPr>
+          <w:b/>
+        </w:rPr>
+        <w:t xml:space="preserve">Colours:</w:t>
+      </w:r>
+      <w:r>
+        <w:t xml:space="preserve"> each role has one colour in every chart (BIM Manager, HK Coordinator, Manila Senior Coordinator, Task Team Lead, BIM Authors, Project Team, Design Team, CAD Team); the key is under each chart.</w:t>
+      </w:r>
+    </w:p>
+    <w:p>
+      <w:pPr>
+        <w:pStyle w:val="ListParagraph"/>
+        <w:numPr>
+          <w:ilvl w:val="0"/>
+          <w:numId w:val="14"/>
+        </w:numPr>
+      </w:pPr>
+      <w:r>
+        <w:rPr>
+          <w:b/>
+        </w:rPr>
+        <w:t xml:space="preserve">The audit checklist:</w:t>
+      </w:r>
+      <w:r>
+        <w:t xml:space="preserve"> the board shows all the items as a guide. The record of an audit is still the Excel: a blank </w:t>
+      </w:r>
+      <w:r>
+        <w:rPr>
+          <w:b/>
+        </w:rPr>
+        <w:t xml:space="preserve">LWK BIM Audit Checklist.xlsx</w:t>
+      </w:r>
+      <w:r>
+        <w:t xml:space="preserve"> is put in the project's </w:t>
+      </w:r>
+      <w:r>
+        <w:rPr>
+          <w:b/>
+        </w:rPr>
+        <w:t xml:space="preserve">Folders</w:t>
+      </w:r>
+      <w:r>
+        <w:t xml:space="preserve"> under </w:t>
+      </w:r>
+      <w:r>
+        <w:rPr>
+          <w:b/>
+        </w:rPr>
+        <w:t xml:space="preserve">BIM QA</w:t>
+      </w:r>
+      <w:r>
+        <w:t xml:space="preserve"> when the board is made (if one of that name is not there already).</w:t>
+      </w:r>
+    </w:p>
+    <w:p>
+      <w:pPr>
+        <w:pStyle w:val="ListParagraph"/>
+        <w:numPr>
+          <w:ilvl w:val="0"/>
+          <w:numId w:val="14"/>
+        </w:numPr>
+      </w:pPr>
+      <w:r>
+        <w:rPr>
+          <w:b/>
+        </w:rPr>
+        <w:t xml:space="preserve">A project that already had boards</w:t>
+      </w:r>
+      <w:r>
+        <w:t xml:space="preserve"> is not given one by itself. Add it with </w:t>
+      </w:r>
+      <w:r>
+        <w:rPr>
+          <w:b/>
+        </w:rPr>
+        <w:t xml:space="preserve">New board</w:t>
+      </w:r>
+      <w:r>
+        <w:t xml:space="preserve"> &gt; </w:t>
+      </w:r>
+      <w:r>
+        <w:rPr>
+          <w:b/>
+        </w:rPr>
+        <w:t xml:space="preserve">LWK BIM Workflow</w:t>
+      </w:r>
+      <w:r>
+        <w:t xml:space="preserve">; the same adds another copy to any project.</w:t>
+      </w:r>
+    </w:p>
+    <w:p>
+      <w:pPr>
+        <w:pStyle w:val="ListParagraph"/>
+        <w:numPr>
+          <w:ilvl w:val="0"/>
+          <w:numId w:val="14"/>
+        </w:numPr>
+      </w:pPr>
+      <w:r>
+        <w:t xml:space="preserve">Everything on it is ordinary board content: move, recolour, add or delete anything. Deleting the board does not bring it back by itself.</w:t>
+      </w:r>
+    </w:p>
+    <w:p>
       <w:pPr>
         <w:pStyle w:val="Heading2"/>
       </w:pPr>
@@ -3634,7 +3787,7 @@
         <w:pStyle w:val="ListParagraph"/>
         <w:numPr>
           <w:ilvl w:val="0"/>
-          <w:numId w:val="14"/>
+          <w:numId w:val="15"/>
         </w:numPr>
       </w:pPr>
       <w:r>
@@ -3709,7 +3862,7 @@
         <w:pStyle w:val="ListParagraph"/>
         <w:numPr>
           <w:ilvl w:val="0"/>
-          <w:numId w:val="14"/>
+          <w:numId w:val="15"/>
         </w:numPr>
       </w:pPr>
       <w:r>
@@ -3754,7 +3907,7 @@
         <w:pStyle w:val="ListParagraph"/>
         <w:numPr>
           <w:ilvl w:val="0"/>
-          <w:numId w:val="14"/>
+          <w:numId w:val="15"/>
         </w:numPr>
       </w:pPr>
       <w:r>
@@ -3772,7 +3925,7 @@
         <w:pStyle w:val="ListParagraph"/>
         <w:numPr>
           <w:ilvl w:val="0"/>
-          <w:numId w:val="14"/>
+          <w:numId w:val="15"/>
         </w:numPr>
       </w:pPr>
       <w:r>
@@ -3817,7 +3970,7 @@
         <w:pStyle w:val="ListParagraph"/>
         <w:numPr>
           <w:ilvl w:val="0"/>
-          <w:numId w:val="14"/>
+          <w:numId w:val="15"/>
         </w:numPr>
       </w:pPr>
       <w:r>
@@ -3856,7 +4009,7 @@
         <w:pStyle w:val="ListParagraph"/>
         <w:numPr>
           <w:ilvl w:val="0"/>
-          <w:numId w:val="15"/>
+          <w:numId w:val="16"/>
         </w:numPr>
       </w:pPr>
       <w:r>
@@ -3892,7 +4045,7 @@
         <w:pStyle w:val="ListParagraph"/>
         <w:numPr>
           <w:ilvl w:val="0"/>
-          <w:numId w:val="15"/>
+          <w:numId w:val="16"/>
         </w:numPr>
       </w:pPr>
       <w:r>
@@ -3913,7 +4066,7 @@
         <w:pStyle w:val="ListParagraph"/>
         <w:numPr>
           <w:ilvl w:val="0"/>
-          <w:numId w:val="15"/>
+          <w:numId w:val="16"/>
         </w:numPr>
       </w:pPr>
       <w:r>
@@ -3985,7 +4138,7 @@
         <w:pStyle w:val="ListParagraph"/>
         <w:numPr>
           <w:ilvl w:val="0"/>
-          <w:numId w:val="15"/>
+          <w:numId w:val="16"/>
         </w:numPr>
       </w:pPr>
       <w:r>
@@ -3997,7 +4150,7 @@
         <w:pStyle w:val="ListParagraph"/>
         <w:numPr>
           <w:ilvl w:val="0"/>
-          <w:numId w:val="15"/>
+          <w:numId w:val="16"/>
         </w:numPr>
       </w:pPr>
       <w:r>
@@ -4009,7 +4162,7 @@
         <w:pStyle w:val="ListParagraph"/>
         <w:numPr>
           <w:ilvl w:val="0"/>
-          <w:numId w:val="15"/>
+          <w:numId w:val="16"/>
         </w:numPr>
       </w:pPr>
       <w:r>
@@ -4117,7 +4270,7 @@
         <w:pStyle w:val="ListParagraph"/>
         <w:numPr>
           <w:ilvl w:val="0"/>
-          <w:numId w:val="15"/>
+          <w:numId w:val="16"/>
         </w:numPr>
       </w:pPr>
       <w:r>
@@ -4180,7 +4333,7 @@
         <w:pStyle w:val="ListParagraph"/>
         <w:numPr>
           <w:ilvl w:val="0"/>
-          <w:numId w:val="15"/>
+          <w:numId w:val="16"/>
         </w:numPr>
       </w:pPr>
       <w:r>
@@ -4234,7 +4387,7 @@
         <w:pStyle w:val="ListParagraph"/>
         <w:numPr>
           <w:ilvl w:val="0"/>
-          <w:numId w:val="16"/>
+          <w:numId w:val="17"/>
         </w:numPr>
       </w:pPr>
       <w:r>
@@ -4279,7 +4432,7 @@
         <w:pStyle w:val="ListParagraph"/>
         <w:numPr>
           <w:ilvl w:val="0"/>
-          <w:numId w:val="16"/>
+          <w:numId w:val="17"/>
         </w:numPr>
       </w:pPr>
       <w:r>
@@ -4360,7 +4513,7 @@
         <w:pStyle w:val="ListParagraph"/>
         <w:numPr>
           <w:ilvl w:val="0"/>
-          <w:numId w:val="16"/>
+          <w:numId w:val="17"/>
         </w:numPr>
       </w:pPr>
       <w:r>
@@ -4396,7 +4549,7 @@
         <w:pStyle w:val="ListParagraph"/>
         <w:numPr>
           <w:ilvl w:val="0"/>
-          <w:numId w:val="17"/>
+          <w:numId w:val="18"/>
         </w:numPr>
       </w:pPr>
       <w:r>
@@ -4507,7 +4660,7 @@
         <w:pStyle w:val="ListParagraph"/>
         <w:numPr>
           <w:ilvl w:val="0"/>
-          <w:numId w:val="17"/>
+          <w:numId w:val="18"/>
         </w:numPr>
       </w:pPr>
       <w:r>
@@ -4561,7 +4714,7 @@
         <w:pStyle w:val="ListParagraph"/>
         <w:numPr>
           <w:ilvl w:val="0"/>
-          <w:numId w:val="17"/>
+          <w:numId w:val="18"/>
         </w:numPr>
       </w:pPr>
       <w:r>
@@ -4597,7 +4750,7 @@
         <w:pStyle w:val="ListParagraph"/>
         <w:numPr>
           <w:ilvl w:val="0"/>
-          <w:numId w:val="17"/>
+          <w:numId w:val="18"/>
         </w:numPr>
       </w:pPr>
       <w:r>
@@ -4615,7 +4768,7 @@
         <w:pStyle w:val="ListParagraph"/>
         <w:numPr>
           <w:ilvl w:val="0"/>
-          <w:numId w:val="17"/>
+          <w:numId w:val="18"/>
         </w:numPr>
       </w:pPr>
       <w:r>
@@ -4645,7 +4798,7 @@
         <w:pStyle w:val="ListParagraph"/>
         <w:numPr>
           <w:ilvl w:val="0"/>
-          <w:numId w:val="18"/>
+          <w:numId w:val="19"/>
         </w:numPr>
       </w:pPr>
       <w:r>
@@ -4672,7 +4825,7 @@
         <w:pStyle w:val="ListParagraph"/>
         <w:numPr>
           <w:ilvl w:val="0"/>
-          <w:numId w:val="18"/>
+          <w:numId w:val="19"/>
         </w:numPr>
       </w:pPr>
       <w:r>
@@ -4690,7 +4843,7 @@
         <w:pStyle w:val="ListParagraph"/>
         <w:numPr>
           <w:ilvl w:val="0"/>
-          <w:numId w:val="18"/>
+          <w:numId w:val="19"/>
         </w:numPr>
       </w:pPr>
       <w:r>
@@ -4735,7 +4888,7 @@
         <w:pStyle w:val="ListParagraph"/>
         <w:numPr>
           <w:ilvl w:val="0"/>
-          <w:numId w:val="18"/>
+          <w:numId w:val="19"/>
         </w:numPr>
       </w:pPr>
       <w:r>
@@ -4771,7 +4924,7 @@
         <w:pStyle w:val="ListParagraph"/>
         <w:numPr>
           <w:ilvl w:val="0"/>
-          <w:numId w:val="18"/>
+          <w:numId w:val="19"/>
         </w:numPr>
       </w:pPr>
       <w:r>
@@ -4869,7 +5022,7 @@
         <w:pStyle w:val="ListParagraph"/>
         <w:numPr>
           <w:ilvl w:val="0"/>
-          <w:numId w:val="19"/>
+          <w:numId w:val="20"/>
         </w:numPr>
       </w:pPr>
       <w:r>
@@ -4926,7 +5079,7 @@
         <w:pStyle w:val="ListParagraph"/>
         <w:numPr>
           <w:ilvl w:val="0"/>
-          <w:numId w:val="19"/>
+          <w:numId w:val="20"/>
         </w:numPr>
       </w:pPr>
       <w:r>
@@ -4938,7 +5091,7 @@
         <w:pStyle w:val="ListParagraph"/>
         <w:numPr>
           <w:ilvl w:val="0"/>
-          <w:numId w:val="19"/>
+          <w:numId w:val="20"/>
         </w:numPr>
       </w:pPr>
       <w:r>
@@ -4956,7 +5109,7 @@
         <w:pStyle w:val="ListParagraph"/>
         <w:numPr>
           <w:ilvl w:val="0"/>
-          <w:numId w:val="19"/>
+          <w:numId w:val="20"/>
         </w:numPr>
       </w:pPr>
       <w:r>
@@ -5001,7 +5154,7 @@
         <w:pStyle w:val="ListParagraph"/>
         <w:numPr>
           <w:ilvl w:val="0"/>
-          <w:numId w:val="19"/>
+          <w:numId w:val="20"/>
         </w:numPr>
       </w:pPr>
       <w:r>
@@ -5036,7 +5189,7 @@
         <w:pStyle w:val="ListParagraph"/>
         <w:numPr>
           <w:ilvl w:val="0"/>
-          <w:numId w:val="20"/>
+          <w:numId w:val="21"/>
         </w:numPr>
       </w:pPr>
       <w:r>
@@ -5063,7 +5216,7 @@
         <w:pStyle w:val="ListParagraph"/>
         <w:numPr>
           <w:ilvl w:val="0"/>
-          <w:numId w:val="20"/>
+          <w:numId w:val="21"/>
         </w:numPr>
       </w:pPr>
       <w:r>
@@ -5117,7 +5270,7 @@
         <w:pStyle w:val="ListParagraph"/>
         <w:numPr>
           <w:ilvl w:val="0"/>
-          <w:numId w:val="20"/>
+          <w:numId w:val="21"/>
         </w:numPr>
       </w:pPr>
       <w:r>
@@ -5144,7 +5297,7 @@
         <w:pStyle w:val="ListParagraph"/>
         <w:numPr>
           <w:ilvl w:val="0"/>
-          <w:numId w:val="20"/>
+          <w:numId w:val="21"/>
         </w:numPr>
       </w:pPr>
       <w:r>
@@ -5180,7 +5333,7 @@
         <w:pStyle w:val="ListParagraph"/>
         <w:numPr>
           <w:ilvl w:val="0"/>
-          <w:numId w:val="20"/>
+          <w:numId w:val="21"/>
         </w:numPr>
       </w:pPr>
       <w:r>
@@ -5225,7 +5378,7 @@
         <w:pStyle w:val="ListParagraph"/>
         <w:numPr>
           <w:ilvl w:val="0"/>
-          <w:numId w:val="20"/>
+          <w:numId w:val="21"/>
         </w:numPr>
       </w:pPr>
       <w:r>
@@ -5261,7 +5414,7 @@
         <w:pStyle w:val="ListParagraph"/>
         <w:numPr>
           <w:ilvl w:val="0"/>
-          <w:numId w:val="20"/>
+          <w:numId w:val="21"/>
         </w:numPr>
       </w:pPr>
       <w:r>
@@ -5320,7 +5473,7 @@
         <w:pStyle w:val="ListParagraph"/>
         <w:numPr>
           <w:ilvl w:val="0"/>
-          <w:numId w:val="21"/>
+          <w:numId w:val="22"/>
         </w:numPr>
       </w:pPr>
       <w:r>
@@ -5374,7 +5527,7 @@
         <w:pStyle w:val="ListParagraph"/>
         <w:numPr>
           <w:ilvl w:val="0"/>
-          <w:numId w:val="21"/>
+          <w:numId w:val="22"/>
         </w:numPr>
       </w:pPr>
       <w:r>
@@ -5410,7 +5563,7 @@
         <w:pStyle w:val="ListParagraph"/>
         <w:numPr>
           <w:ilvl w:val="0"/>
-          <w:numId w:val="21"/>
+          <w:numId w:val="22"/>
         </w:numPr>
       </w:pPr>
       <w:r>
@@ -5428,7 +5581,7 @@
         <w:pStyle w:val="ListParagraph"/>
         <w:numPr>
           <w:ilvl w:val="0"/>
-          <w:numId w:val="21"/>
+          <w:numId w:val="22"/>
         </w:numPr>
       </w:pPr>
       <w:r>
@@ -5482,7 +5635,7 @@
         <w:pStyle w:val="ListParagraph"/>
         <w:numPr>
           <w:ilvl w:val="0"/>
-          <w:numId w:val="21"/>
+          <w:numId w:val="22"/>
         </w:numPr>
       </w:pPr>
       <w:r>
@@ -5500,7 +5653,7 @@
         <w:pStyle w:val="ListParagraph"/>
         <w:numPr>
           <w:ilvl w:val="0"/>
-          <w:numId w:val="21"/>
+          <w:numId w:val="22"/>
         </w:numPr>
       </w:pPr>
       <w:r>
@@ -5518,7 +5671,7 @@
         <w:pStyle w:val="ListParagraph"/>
         <w:numPr>
           <w:ilvl w:val="0"/>
-          <w:numId w:val="21"/>
+          <w:numId w:val="22"/>
         </w:numPr>
       </w:pPr>
       <w:r>
@@ -5544,7 +5697,7 @@
         <w:pStyle w:val="ListParagraph"/>
         <w:numPr>
           <w:ilvl w:val="0"/>
-          <w:numId w:val="22"/>
+          <w:numId w:val="23"/>
         </w:numPr>
       </w:pPr>
       <w:r>
@@ -5580,7 +5733,7 @@
         <w:pStyle w:val="ListParagraph"/>
         <w:numPr>
           <w:ilvl w:val="0"/>
-          <w:numId w:val="22"/>
+          <w:numId w:val="23"/>
         </w:numPr>
       </w:pPr>
       <w:r>
@@ -5598,7 +5751,7 @@
         <w:pStyle w:val="ListParagraph"/>
         <w:numPr>
           <w:ilvl w:val="0"/>
-          <w:numId w:val="22"/>
+          <w:numId w:val="23"/>
         </w:numPr>
       </w:pPr>
       <w:r>
@@ -5616,7 +5769,7 @@
         <w:pStyle w:val="ListParagraph"/>
         <w:numPr>
           <w:ilvl w:val="0"/>
-          <w:numId w:val="22"/>
+          <w:numId w:val="23"/>
         </w:numPr>
       </w:pPr>
       <w:r>
@@ -5634,7 +5787,7 @@
         <w:pStyle w:val="ListParagraph"/>
         <w:numPr>
           <w:ilvl w:val="0"/>
-          <w:numId w:val="22"/>
+          <w:numId w:val="23"/>
         </w:numPr>
       </w:pPr>
       <w:r>
@@ -5744,7 +5897,7 @@
         <w:pStyle w:val="ListParagraph"/>
         <w:numPr>
           <w:ilvl w:val="0"/>
-          <w:numId w:val="23"/>
+          <w:numId w:val="24"/>
         </w:numPr>
       </w:pPr>
       <w:r>
@@ -5789,7 +5942,7 @@
         <w:pStyle w:val="ListParagraph"/>
         <w:numPr>
           <w:ilvl w:val="0"/>
-          <w:numId w:val="23"/>
+          <w:numId w:val="24"/>
         </w:numPr>
       </w:pPr>
       <w:r>
@@ -5843,7 +5996,7 @@
         <w:pStyle w:val="ListParagraph"/>
         <w:numPr>
           <w:ilvl w:val="0"/>
-          <w:numId w:val="23"/>
+          <w:numId w:val="24"/>
         </w:numPr>
       </w:pPr>
       <w:r>
@@ -5888,7 +6041,7 @@
         <w:pStyle w:val="ListParagraph"/>
         <w:numPr>
           <w:ilvl w:val="0"/>
-          <w:numId w:val="23"/>
+          <w:numId w:val="24"/>
         </w:numPr>
       </w:pPr>
       <w:r>
@@ -5948,7 +6101,7 @@
         <w:pStyle w:val="ListParagraph"/>
         <w:numPr>
           <w:ilvl w:val="0"/>
-          <w:numId w:val="24"/>
+          <w:numId w:val="25"/>
         </w:numPr>
       </w:pPr>
       <w:r>
@@ -5975,7 +6128,7 @@
         <w:pStyle w:val="ListParagraph"/>
         <w:numPr>
           <w:ilvl w:val="0"/>
-          <w:numId w:val="24"/>
+          <w:numId w:val="25"/>
         </w:numPr>
       </w:pPr>
       <w:r>
@@ -6011,7 +6164,7 @@
         <w:pStyle w:val="ListParagraph"/>
         <w:numPr>
           <w:ilvl w:val="0"/>
-          <w:numId w:val="24"/>
+          <w:numId w:val="25"/>
         </w:numPr>
       </w:pPr>
       <w:r>
@@ -6083,7 +6236,7 @@
         <w:pStyle w:val="ListParagraph"/>
         <w:numPr>
           <w:ilvl w:val="0"/>
-          <w:numId w:val="24"/>
+          <w:numId w:val="25"/>
         </w:numPr>
       </w:pPr>
       <w:r>
@@ -6128,7 +6281,7 @@
         <w:pStyle w:val="ListParagraph"/>
         <w:numPr>
           <w:ilvl w:val="0"/>
-          <w:numId w:val="24"/>
+          <w:numId w:val="25"/>
         </w:numPr>
       </w:pPr>
       <w:r>
@@ -6236,7 +6389,7 @@
         <w:pStyle w:val="ListParagraph"/>
         <w:numPr>
           <w:ilvl w:val="0"/>
-          <w:numId w:val="24"/>
+          <w:numId w:val="25"/>
         </w:numPr>
       </w:pPr>
       <w:r>
@@ -6272,7 +6425,7 @@
         <w:pStyle w:val="ListParagraph"/>
         <w:numPr>
           <w:ilvl w:val="0"/>
-          <w:numId w:val="24"/>
+          <w:numId w:val="25"/>
         </w:numPr>
       </w:pPr>
       <w:r>
@@ -6308,7 +6461,7 @@
         <w:pStyle w:val="ListParagraph"/>
         <w:numPr>
           <w:ilvl w:val="0"/>
-          <w:numId w:val="24"/>
+          <w:numId w:val="25"/>
         </w:numPr>
       </w:pPr>
       <w:r>
@@ -6344,7 +6497,7 @@
         <w:pStyle w:val="ListParagraph"/>
         <w:numPr>
           <w:ilvl w:val="0"/>
-          <w:numId w:val="24"/>
+          <w:numId w:val="25"/>
         </w:numPr>
       </w:pPr>
       <w:r>
@@ -6371,7 +6524,7 @@
         <w:pStyle w:val="ListParagraph"/>
         <w:numPr>
           <w:ilvl w:val="0"/>
-          <w:numId w:val="24"/>
+          <w:numId w:val="25"/>
         </w:numPr>
       </w:pPr>
       <w:r>
@@ -6405,7 +6558,7 @@
         <w:pStyle w:val="ListParagraph"/>
         <w:numPr>
           <w:ilvl w:val="0"/>
-          <w:numId w:val="25"/>
+          <w:numId w:val="26"/>
         </w:numPr>
       </w:pPr>
       <w:r>
@@ -6426,7 +6579,7 @@
         <w:pStyle w:val="ListParagraph"/>
         <w:numPr>
           <w:ilvl w:val="0"/>
-          <w:numId w:val="25"/>
+          <w:numId w:val="26"/>
         </w:numPr>
       </w:pPr>
       <w:r>
@@ -6438,7 +6591,7 @@
         <w:pStyle w:val="ListParagraph"/>
         <w:numPr>
           <w:ilvl w:val="0"/>
-          <w:numId w:val="25"/>
+          <w:numId w:val="26"/>
         </w:numPr>
       </w:pPr>
       <w:r>
@@ -6456,7 +6609,7 @@
         <w:pStyle w:val="ListParagraph"/>
         <w:numPr>
           <w:ilvl w:val="0"/>
-          <w:numId w:val="25"/>
+          <w:numId w:val="26"/>
         </w:numPr>
       </w:pPr>
       <w:r>
@@ -6474,7 +6627,7 @@
         <w:pStyle w:val="ListParagraph"/>
         <w:numPr>
           <w:ilvl w:val="0"/>
-          <w:numId w:val="25"/>
+          <w:numId w:val="26"/>
         </w:numPr>
       </w:pPr>
       <w:r>
@@ -6883,7 +7036,7 @@
         <w:pStyle w:val="ListParagraph"/>
         <w:numPr>
           <w:ilvl w:val="0"/>
-          <w:numId w:val="26"/>
+          <w:numId w:val="27"/>
         </w:numPr>
       </w:pPr>
       <w:r>
@@ -6901,7 +7054,7 @@
         <w:pStyle w:val="ListParagraph"/>
         <w:numPr>
           <w:ilvl w:val="0"/>
-          <w:numId w:val="26"/>
+          <w:numId w:val="27"/>
         </w:numPr>
       </w:pPr>
       <w:r>
@@ -6928,7 +7081,7 @@
         <w:pStyle w:val="ListParagraph"/>
         <w:numPr>
           <w:ilvl w:val="0"/>
-          <w:numId w:val="26"/>
+          <w:numId w:val="27"/>
         </w:numPr>
       </w:pPr>
       <w:r>
@@ -6955,7 +7108,7 @@
         <w:pStyle w:val="ListParagraph"/>
         <w:numPr>
           <w:ilvl w:val="0"/>
-          <w:numId w:val="26"/>
+          <w:numId w:val="27"/>
         </w:numPr>
       </w:pPr>
       <w:r>
@@ -7202,7 +7355,7 @@
         <w:pStyle w:val="ListParagraph"/>
         <w:numPr>
           <w:ilvl w:val="0"/>
-          <w:numId w:val="27"/>
+          <w:numId w:val="28"/>
         </w:numPr>
       </w:pPr>
       <w:r>
@@ -7229,7 +7382,7 @@
         <w:pStyle w:val="ListParagraph"/>
         <w:numPr>
           <w:ilvl w:val="0"/>
-          <w:numId w:val="27"/>
+          <w:numId w:val="28"/>
         </w:numPr>
       </w:pPr>
       <w:r>
@@ -7247,7 +7400,7 @@
         <w:pStyle w:val="ListParagraph"/>
         <w:numPr>
           <w:ilvl w:val="0"/>
-          <w:numId w:val="27"/>
+          <w:numId w:val="28"/>
         </w:numPr>
       </w:pPr>
       <w:r>
@@ -7265,7 +7418,7 @@
         <w:pStyle w:val="ListParagraph"/>
         <w:numPr>
           <w:ilvl w:val="0"/>
-          <w:numId w:val="27"/>
+          <w:numId w:val="28"/>
         </w:numPr>
       </w:pPr>
       <w:r>
@@ -7328,7 +7481,7 @@
         <w:pStyle w:val="ListParagraph"/>
         <w:numPr>
           <w:ilvl w:val="0"/>
-          <w:numId w:val="27"/>
+          <w:numId w:val="28"/>
         </w:numPr>
       </w:pPr>
       <w:r>
@@ -7363,7 +7516,7 @@
         <w:pStyle w:val="ListParagraph"/>
         <w:numPr>
           <w:ilvl w:val="0"/>
-          <w:numId w:val="28"/>
+          <w:numId w:val="29"/>
         </w:numPr>
       </w:pPr>
       <w:r>
@@ -7399,7 +7552,7 @@
         <w:pStyle w:val="ListParagraph"/>
         <w:numPr>
           <w:ilvl w:val="0"/>
-          <w:numId w:val="28"/>
+          <w:numId w:val="29"/>
         </w:numPr>
       </w:pPr>
       <w:r>
@@ -7417,7 +7570,7 @@
         <w:pStyle w:val="ListParagraph"/>
         <w:numPr>
           <w:ilvl w:val="0"/>
-          <w:numId w:val="28"/>
+          <w:numId w:val="29"/>
         </w:numPr>
       </w:pPr>
       <w:r>
@@ -8018,7 +8171,7 @@
         <w:pStyle w:val="ListParagraph"/>
         <w:numPr>
           <w:ilvl w:val="0"/>
-          <w:numId w:val="29"/>
+          <w:numId w:val="30"/>
         </w:numPr>
       </w:pPr>
       <w:r>
@@ -8057,7 +8210,7 @@
         <w:pStyle w:val="ListParagraph"/>
         <w:numPr>
           <w:ilvl w:val="0"/>
-          <w:numId w:val="29"/>
+          <w:numId w:val="30"/>
         </w:numPr>
       </w:pPr>
       <w:r>
@@ -8087,7 +8240,7 @@
         <w:pStyle w:val="ListParagraph"/>
         <w:numPr>
           <w:ilvl w:val="0"/>
-          <w:numId w:val="29"/>
+          <w:numId w:val="30"/>
         </w:numPr>
       </w:pPr>
       <w:r>
@@ -8105,7 +8258,7 @@
         <w:pStyle w:val="ListParagraph"/>
         <w:numPr>
           <w:ilvl w:val="0"/>
-          <w:numId w:val="29"/>
+          <w:numId w:val="30"/>
         </w:numPr>
       </w:pPr>
       <w:r>
@@ -8140,7 +8293,7 @@
         <w:pStyle w:val="ListParagraph"/>
         <w:numPr>
           <w:ilvl w:val="0"/>
-          <w:numId w:val="30"/>
+          <w:numId w:val="31"/>
         </w:numPr>
       </w:pPr>
       <w:r>
@@ -8170,7 +8323,7 @@
         <w:pStyle w:val="ListParagraph"/>
         <w:numPr>
           <w:ilvl w:val="0"/>
-          <w:numId w:val="30"/>
+          <w:numId w:val="31"/>
         </w:numPr>
       </w:pPr>
       <w:r>
@@ -8182,7 +8335,7 @@
         <w:pStyle w:val="ListParagraph"/>
         <w:numPr>
           <w:ilvl w:val="0"/>
-          <w:numId w:val="30"/>
+          <w:numId w:val="31"/>
         </w:numPr>
       </w:pPr>
       <w:r>
@@ -8209,7 +8362,7 @@
         <w:pStyle w:val="ListParagraph"/>
         <w:numPr>
           <w:ilvl w:val="0"/>
-          <w:numId w:val="30"/>
+          <w:numId w:val="31"/>
         </w:numPr>
       </w:pPr>
       <w:r>
@@ -8235,7 +8388,7 @@
         <w:pStyle w:val="ListParagraph"/>
         <w:numPr>
           <w:ilvl w:val="0"/>
-          <w:numId w:val="31"/>
+          <w:numId w:val="32"/>
         </w:numPr>
       </w:pPr>
       <w:r>
@@ -8256,7 +8409,7 @@
         <w:pStyle w:val="ListParagraph"/>
         <w:numPr>
           <w:ilvl w:val="0"/>
-          <w:numId w:val="31"/>
+          <w:numId w:val="32"/>
         </w:numPr>
       </w:pPr>
       <w:r>
@@ -8283,7 +8436,7 @@
         <w:pStyle w:val="ListParagraph"/>
         <w:numPr>
           <w:ilvl w:val="0"/>
-          <w:numId w:val="31"/>
+          <w:numId w:val="32"/>
         </w:numPr>
       </w:pPr>
       <w:r>
@@ -8301,7 +8454,7 @@
         <w:pStyle w:val="ListParagraph"/>
         <w:numPr>
           <w:ilvl w:val="0"/>
-          <w:numId w:val="31"/>
+          <w:numId w:val="32"/>
         </w:numPr>
       </w:pPr>
       <w:r>
@@ -8319,7 +8472,7 @@
         <w:pStyle w:val="ListParagraph"/>
         <w:numPr>
           <w:ilvl w:val="0"/>
-          <w:numId w:val="31"/>
+          <w:numId w:val="32"/>
         </w:numPr>
       </w:pPr>
       <w:r>
@@ -8737,7 +8890,7 @@
         <w:pStyle w:val="ListParagraph"/>
         <w:numPr>
           <w:ilvl w:val="0"/>
-          <w:numId w:val="32"/>
+          <w:numId w:val="33"/>
         </w:numPr>
       </w:pPr>
       <w:r>
@@ -8782,7 +8935,7 @@
         <w:pStyle w:val="ListParagraph"/>
         <w:numPr>
           <w:ilvl w:val="0"/>
-          <w:numId w:val="32"/>
+          <w:numId w:val="33"/>
         </w:numPr>
       </w:pPr>
       <w:r>
@@ -8818,7 +8971,7 @@
         <w:pStyle w:val="ListParagraph"/>
         <w:numPr>
           <w:ilvl w:val="0"/>
-          <w:numId w:val="32"/>
+          <w:numId w:val="33"/>
         </w:numPr>
       </w:pPr>
       <w:r>
@@ -8861,7 +9014,7 @@
         <w:pStyle w:val="ListParagraph"/>
         <w:numPr>
           <w:ilvl w:val="0"/>
-          <w:numId w:val="33"/>
+          <w:numId w:val="34"/>
         </w:numPr>
       </w:pPr>
       <w:r>
@@ -8882,7 +9035,7 @@
         <w:pStyle w:val="ListParagraph"/>
         <w:numPr>
           <w:ilvl w:val="0"/>
-          <w:numId w:val="33"/>
+          <w:numId w:val="34"/>
         </w:numPr>
       </w:pPr>
       <w:r>
@@ -8909,7 +9062,7 @@
         <w:pStyle w:val="ListParagraph"/>
         <w:numPr>
           <w:ilvl w:val="0"/>
-          <w:numId w:val="33"/>
+          <w:numId w:val="34"/>
         </w:numPr>
       </w:pPr>
       <w:r>
@@ -8972,7 +9125,7 @@
         <w:pStyle w:val="ListParagraph"/>
         <w:numPr>
           <w:ilvl w:val="0"/>
-          <w:numId w:val="33"/>
+          <w:numId w:val="34"/>
         </w:numPr>
       </w:pPr>
       <w:r>
@@ -9146,7 +9299,7 @@
         <w:pStyle w:val="ListParagraph"/>
         <w:numPr>
           <w:ilvl w:val="0"/>
-          <w:numId w:val="34"/>
+          <w:numId w:val="35"/>
         </w:numPr>
       </w:pPr>
       <w:r>
@@ -9173,7 +9326,7 @@
         <w:pStyle w:val="ListParagraph"/>
         <w:numPr>
           <w:ilvl w:val="0"/>
-          <w:numId w:val="34"/>
+          <w:numId w:val="35"/>
         </w:numPr>
       </w:pPr>
       <w:r>
@@ -9194,7 +9347,7 @@
         <w:pStyle w:val="ListParagraph"/>
         <w:numPr>
           <w:ilvl w:val="0"/>
-          <w:numId w:val="34"/>
+          <w:numId w:val="35"/>
         </w:numPr>
       </w:pPr>
       <w:r>
@@ -9475,7 +9628,7 @@
         <w:pStyle w:val="ListParagraph"/>
         <w:numPr>
           <w:ilvl w:val="0"/>
-          <w:numId w:val="35"/>
+          <w:numId w:val="36"/>
         </w:numPr>
       </w:pPr>
       <w:r>
@@ -9496,7 +9649,7 @@
         <w:pStyle w:val="ListParagraph"/>
         <w:numPr>
           <w:ilvl w:val="0"/>
-          <w:numId w:val="35"/>
+          <w:numId w:val="36"/>
         </w:numPr>
       </w:pPr>
       <w:r>
@@ -9514,7 +9667,7 @@
         <w:pStyle w:val="ListParagraph"/>
         <w:numPr>
           <w:ilvl w:val="0"/>
-          <w:numId w:val="35"/>
+          <w:numId w:val="36"/>
         </w:numPr>
       </w:pPr>
       <w:r>
@@ -9532,7 +9685,7 @@
         <w:pStyle w:val="ListParagraph"/>
         <w:numPr>
           <w:ilvl w:val="0"/>
-          <w:numId w:val="35"/>
+          <w:numId w:val="36"/>
         </w:numPr>
       </w:pPr>
       <w:r>
@@ -9552,7 +9705,7 @@
         <w:pStyle w:val="ListParagraph"/>
         <w:numPr>
           <w:ilvl w:val="0"/>
-          <w:numId w:val="36"/>
+          <w:numId w:val="37"/>
         </w:numPr>
       </w:pPr>
       <w:r>
@@ -9582,7 +9735,7 @@
         <w:pStyle w:val="ListParagraph"/>
         <w:numPr>
           <w:ilvl w:val="0"/>
-          <w:numId w:val="36"/>
+          <w:numId w:val="37"/>
         </w:numPr>
       </w:pPr>
       <w:r>
@@ -9625,7 +9778,7 @@
         <w:pStyle w:val="ListParagraph"/>
         <w:numPr>
           <w:ilvl w:val="0"/>
-          <w:numId w:val="37"/>
+          <w:numId w:val="38"/>
         </w:numPr>
       </w:pPr>
       <w:r>
@@ -9682,7 +9835,7 @@
         <w:pStyle w:val="ListParagraph"/>
         <w:numPr>
           <w:ilvl w:val="0"/>
-          <w:numId w:val="37"/>
+          <w:numId w:val="38"/>
         </w:numPr>
       </w:pPr>
       <w:r>
@@ -9694,7 +9847,7 @@
         <w:pStyle w:val="ListParagraph"/>
         <w:numPr>
           <w:ilvl w:val="0"/>
-          <w:numId w:val="37"/>
+          <w:numId w:val="38"/>
         </w:numPr>
       </w:pPr>
       <w:r>
@@ -9724,7 +9877,7 @@
         <w:pStyle w:val="ListParagraph"/>
         <w:numPr>
           <w:ilvl w:val="0"/>
-          <w:numId w:val="37"/>
+          <w:numId w:val="38"/>
         </w:numPr>
       </w:pPr>
       <w:r>
@@ -10150,7 +10303,7 @@
         <w:pStyle w:val="ListParagraph"/>
         <w:numPr>
           <w:ilvl w:val="0"/>
-          <w:numId w:val="38"/>
+          <w:numId w:val="39"/>
         </w:numPr>
       </w:pPr>
       <w:r>
@@ -10162,7 +10315,7 @@
         <w:pStyle w:val="ListParagraph"/>
         <w:numPr>
           <w:ilvl w:val="0"/>
-          <w:numId w:val="38"/>
+          <w:numId w:val="39"/>
         </w:numPr>
       </w:pPr>
       <w:r>
@@ -10174,7 +10327,7 @@
         <w:pStyle w:val="ListParagraph"/>
         <w:numPr>
           <w:ilvl w:val="0"/>
-          <w:numId w:val="38"/>
+          <w:numId w:val="39"/>
         </w:numPr>
       </w:pPr>
       <w:r>
@@ -10194,7 +10347,7 @@
         <w:pStyle w:val="ListParagraph"/>
         <w:numPr>
           <w:ilvl w:val="0"/>
-          <w:numId w:val="39"/>
+          <w:numId w:val="40"/>
         </w:numPr>
       </w:pPr>
       <w:r>
@@ -10221,7 +10374,7 @@
         <w:pStyle w:val="ListParagraph"/>
         <w:numPr>
           <w:ilvl w:val="0"/>
-          <w:numId w:val="39"/>
+          <w:numId w:val="40"/>
         </w:numPr>
       </w:pPr>
       <w:r>
@@ -10248,7 +10401,7 @@
         <w:pStyle w:val="ListParagraph"/>
         <w:numPr>
           <w:ilvl w:val="0"/>
-          <w:numId w:val="39"/>
+          <w:numId w:val="40"/>
         </w:numPr>
       </w:pPr>
       <w:r>
@@ -10315,7 +10468,7 @@
         <w:pStyle w:val="ListParagraph"/>
         <w:numPr>
           <w:ilvl w:val="0"/>
-          <w:numId w:val="40"/>
+          <w:numId w:val="41"/>
         </w:numPr>
       </w:pPr>
       <w:r>
@@ -10327,7 +10480,7 @@
         <w:pStyle w:val="ListParagraph"/>
         <w:numPr>
           <w:ilvl w:val="0"/>
-          <w:numId w:val="40"/>
+          <w:numId w:val="41"/>
         </w:numPr>
       </w:pPr>
       <w:r>
@@ -10420,7 +10573,7 @@
         <w:pStyle w:val="ListParagraph"/>
         <w:numPr>
           <w:ilvl w:val="0"/>
-          <w:numId w:val="40"/>
+          <w:numId w:val="41"/>
         </w:numPr>
       </w:pPr>
       <w:r>
@@ -10465,7 +10618,7 @@
         <w:pStyle w:val="ListParagraph"/>
         <w:numPr>
           <w:ilvl w:val="0"/>
-          <w:numId w:val="40"/>
+          <w:numId w:val="41"/>
         </w:numPr>
       </w:pPr>
       <w:r>
@@ -10492,7 +10645,7 @@
         <w:pStyle w:val="ListParagraph"/>
         <w:numPr>
           <w:ilvl w:val="0"/>
-          <w:numId w:val="40"/>
+          <w:numId w:val="41"/>
         </w:numPr>
       </w:pPr>
       <w:r>
@@ -10856,7 +11009,7 @@
         <w:pStyle w:val="ListParagraph"/>
         <w:numPr>
           <w:ilvl w:val="0"/>
-          <w:numId w:val="41"/>
+          <w:numId w:val="42"/>
         </w:numPr>
       </w:pPr>
       <w:r>
@@ -10868,7 +11021,7 @@
         <w:pStyle w:val="ListParagraph"/>
         <w:numPr>
           <w:ilvl w:val="0"/>
-          <w:numId w:val="41"/>
+          <w:numId w:val="42"/>
         </w:numPr>
       </w:pPr>
       <w:r>
@@ -10886,7 +11039,7 @@
         <w:pStyle w:val="ListParagraph"/>
         <w:numPr>
           <w:ilvl w:val="0"/>
-          <w:numId w:val="41"/>
+          <w:numId w:val="42"/>
         </w:numPr>
       </w:pPr>
       <w:r>
@@ -10907,7 +11060,7 @@
         <w:pStyle w:val="ListParagraph"/>
         <w:numPr>
           <w:ilvl w:val="0"/>
-          <w:numId w:val="41"/>
+          <w:numId w:val="42"/>
         </w:numPr>
       </w:pPr>
       <w:r>
@@ -10934,7 +11087,7 @@
         <w:pStyle w:val="ListParagraph"/>
         <w:numPr>
           <w:ilvl w:val="0"/>
-          <w:numId w:val="41"/>
+          <w:numId w:val="42"/>
         </w:numPr>
       </w:pPr>
       <w:r>
@@ -10946,7 +11099,7 @@
         <w:pStyle w:val="ListParagraph"/>
         <w:numPr>
           <w:ilvl w:val="0"/>
-          <w:numId w:val="41"/>
+          <w:numId w:val="42"/>
         </w:numPr>
       </w:pPr>
       <w:r>
@@ -11003,7 +11156,7 @@
         <w:pStyle w:val="ListParagraph"/>
         <w:numPr>
           <w:ilvl w:val="0"/>
-          <w:numId w:val="41"/>
+          <w:numId w:val="42"/>
         </w:numPr>
       </w:pPr>
       <w:r>
@@ -11021,7 +11174,7 @@
         <w:pStyle w:val="ListParagraph"/>
         <w:numPr>
           <w:ilvl w:val="0"/>
-          <w:numId w:val="41"/>
+          <w:numId w:val="42"/>
         </w:numPr>
       </w:pPr>
       <w:r>
@@ -11048,7 +11201,7 @@
         <w:pStyle w:val="ListParagraph"/>
         <w:numPr>
           <w:ilvl w:val="0"/>
-          <w:numId w:val="41"/>
+          <w:numId w:val="42"/>
         </w:numPr>
       </w:pPr>
       <w:r>
@@ -11120,7 +11273,7 @@
         <w:pStyle w:val="ListParagraph"/>
         <w:numPr>
           <w:ilvl w:val="0"/>
-          <w:numId w:val="41"/>
+          <w:numId w:val="42"/>
         </w:numPr>
       </w:pPr>
       <w:r>
@@ -11164,7 +11317,7 @@
         <w:pStyle w:val="ListParagraph"/>
         <w:numPr>
           <w:ilvl w:val="0"/>
-          <w:numId w:val="42"/>
+          <w:numId w:val="43"/>
         </w:numPr>
       </w:pPr>
       <w:r>
@@ -11218,7 +11371,7 @@
         <w:pStyle w:val="ListParagraph"/>
         <w:numPr>
           <w:ilvl w:val="0"/>
-          <w:numId w:val="42"/>
+          <w:numId w:val="43"/>
         </w:numPr>
       </w:pPr>
       <w:r>
@@ -11272,7 +11425,7 @@
         <w:pStyle w:val="ListParagraph"/>
         <w:numPr>
           <w:ilvl w:val="0"/>
-          <w:numId w:val="42"/>
+          <w:numId w:val="43"/>
         </w:numPr>
       </w:pPr>
       <w:r>
@@ -11326,7 +11479,7 @@
         <w:pStyle w:val="ListParagraph"/>
         <w:numPr>
           <w:ilvl w:val="0"/>
-          <w:numId w:val="42"/>
+          <w:numId w:val="43"/>
         </w:numPr>
       </w:pPr>
       <w:r>
@@ -11374,7 +11527,7 @@
         <w:pStyle w:val="ListParagraph"/>
         <w:numPr>
           <w:ilvl w:val="0"/>
-          <w:numId w:val="42"/>
+          <w:numId w:val="43"/>
         </w:numPr>
       </w:pPr>
       <w:r>
@@ -11410,7 +11563,7 @@
         <w:pStyle w:val="ListParagraph"/>
         <w:numPr>
           <w:ilvl w:val="0"/>
-          <w:numId w:val="42"/>
+          <w:numId w:val="43"/>
         </w:numPr>
       </w:pPr>
       <w:r>
@@ -11856,7 +12009,7 @@
         <w:pStyle w:val="ListParagraph"/>
         <w:numPr>
           <w:ilvl w:val="0"/>
-          <w:numId w:val="43"/>
+          <w:numId w:val="44"/>
         </w:numPr>
       </w:pPr>
       <w:r>
@@ -11874,7 +12027,7 @@
         <w:pStyle w:val="ListParagraph"/>
         <w:numPr>
           <w:ilvl w:val="0"/>
-          <w:numId w:val="43"/>
+          <w:numId w:val="44"/>
         </w:numPr>
       </w:pPr>
       <w:r>
@@ -11892,7 +12045,7 @@
         <w:pStyle w:val="ListParagraph"/>
         <w:numPr>
           <w:ilvl w:val="0"/>
-          <w:numId w:val="43"/>
+          <w:numId w:val="44"/>
         </w:numPr>
       </w:pPr>
       <w:r>
@@ -11910,7 +12063,7 @@
         <w:pStyle w:val="ListParagraph"/>
         <w:numPr>
           <w:ilvl w:val="0"/>
-          <w:numId w:val="43"/>
+          <w:numId w:val="44"/>
         </w:numPr>
       </w:pPr>
       <w:r>
@@ -12133,7 +12286,7 @@
         <w:pStyle w:val="ListParagraph"/>
         <w:numPr>
           <w:ilvl w:val="0"/>
-          <w:numId w:val="44"/>
+          <w:numId w:val="45"/>
         </w:numPr>
       </w:pPr>
       <w:r>
@@ -12145,7 +12298,7 @@
         <w:pStyle w:val="ListParagraph"/>
         <w:numPr>
           <w:ilvl w:val="0"/>
-          <w:numId w:val="44"/>
+          <w:numId w:val="45"/>
         </w:numPr>
       </w:pPr>
       <w:r>
@@ -12208,7 +12361,7 @@
         <w:pStyle w:val="ListParagraph"/>
         <w:numPr>
           <w:ilvl w:val="0"/>
-          <w:numId w:val="44"/>
+          <w:numId w:val="45"/>
         </w:numPr>
       </w:pPr>
       <w:r>
@@ -12229,7 +12382,7 @@
         <w:pStyle w:val="ListParagraph"/>
         <w:numPr>
           <w:ilvl w:val="0"/>
-          <w:numId w:val="44"/>
+          <w:numId w:val="45"/>
         </w:numPr>
       </w:pPr>
       <w:r>
@@ -12310,7 +12463,7 @@
         <w:pStyle w:val="ListParagraph"/>
         <w:numPr>
           <w:ilvl w:val="0"/>
-          <w:numId w:val="44"/>
+          <w:numId w:val="45"/>
         </w:numPr>
       </w:pPr>
       <w:r>
@@ -12322,7 +12475,7 @@
         <w:pStyle w:val="ListParagraph"/>
         <w:numPr>
           <w:ilvl w:val="0"/>
-          <w:numId w:val="44"/>
+          <w:numId w:val="45"/>
         </w:numPr>
       </w:pPr>
       <w:r>
@@ -12785,7 +12938,7 @@
         <w:pStyle w:val="ListParagraph"/>
         <w:numPr>
           <w:ilvl w:val="0"/>
-          <w:numId w:val="45"/>
+          <w:numId w:val="46"/>
         </w:numPr>
       </w:pPr>
       <w:r>
@@ -12806,7 +12959,7 @@
         <w:pStyle w:val="ListParagraph"/>
         <w:numPr>
           <w:ilvl w:val="0"/>
-          <w:numId w:val="45"/>
+          <w:numId w:val="46"/>
         </w:numPr>
       </w:pPr>
       <w:r>
@@ -12842,7 +12995,7 @@
         <w:pStyle w:val="ListParagraph"/>
         <w:numPr>
           <w:ilvl w:val="0"/>
-          <w:numId w:val="45"/>
+          <w:numId w:val="46"/>
         </w:numPr>
       </w:pPr>
       <w:r>
@@ -12890,7 +13043,7 @@
         <w:pStyle w:val="ListParagraph"/>
         <w:numPr>
           <w:ilvl w:val="0"/>
-          <w:numId w:val="45"/>
+          <w:numId w:val="46"/>
         </w:numPr>
       </w:pPr>
       <w:r>
@@ -12917,7 +13070,7 @@
         <w:pStyle w:val="ListParagraph"/>
         <w:numPr>
           <w:ilvl w:val="0"/>
-          <w:numId w:val="45"/>
+          <w:numId w:val="46"/>
         </w:numPr>
       </w:pPr>
       <w:r>
@@ -12935,7 +13088,7 @@
         <w:pStyle w:val="ListParagraph"/>
         <w:numPr>
           <w:ilvl w:val="0"/>
-          <w:numId w:val="45"/>
+          <w:numId w:val="46"/>
         </w:numPr>
       </w:pPr>
       <w:r>
@@ -12953,7 +13106,7 @@
         <w:pStyle w:val="ListParagraph"/>
         <w:numPr>
           <w:ilvl w:val="0"/>
-          <w:numId w:val="45"/>
+          <w:numId w:val="46"/>
         </w:numPr>
       </w:pPr>
       <w:r>
@@ -12998,7 +13151,7 @@
         <w:pStyle w:val="ListParagraph"/>
         <w:numPr>
           <w:ilvl w:val="0"/>
-          <w:numId w:val="45"/>
+          <w:numId w:val="46"/>
         </w:numPr>
       </w:pPr>
       <w:r>
@@ -13034,7 +13187,7 @@
         <w:pStyle w:val="ListParagraph"/>
         <w:numPr>
           <w:ilvl w:val="0"/>
-          <w:numId w:val="45"/>
+          <w:numId w:val="46"/>
         </w:numPr>
       </w:pPr>
       <w:r>
@@ -13283,7 +13436,7 @@
         <w:pStyle w:val="ListParagraph"/>
         <w:numPr>
           <w:ilvl w:val="0"/>
-          <w:numId w:val="46"/>
+          <w:numId w:val="47"/>
         </w:numPr>
       </w:pPr>
       <w:r>
@@ -13319,7 +13472,7 @@
         <w:pStyle w:val="ListParagraph"/>
         <w:numPr>
           <w:ilvl w:val="0"/>
-          <w:numId w:val="46"/>
+          <w:numId w:val="47"/>
         </w:numPr>
       </w:pPr>
       <w:r>
@@ -13382,7 +13535,7 @@
         <w:pStyle w:val="ListParagraph"/>
         <w:numPr>
           <w:ilvl w:val="0"/>
-          <w:numId w:val="46"/>
+          <w:numId w:val="47"/>
         </w:numPr>
       </w:pPr>
       <w:r>
@@ -13408,7 +13561,7 @@
         <w:pStyle w:val="ListParagraph"/>
         <w:numPr>
           <w:ilvl w:val="0"/>
-          <w:numId w:val="47"/>
+          <w:numId w:val="48"/>
         </w:numPr>
       </w:pPr>
       <w:r>
@@ -13435,7 +13588,7 @@
         <w:pStyle w:val="ListParagraph"/>
         <w:numPr>
           <w:ilvl w:val="0"/>
-          <w:numId w:val="47"/>
+          <w:numId w:val="48"/>
         </w:numPr>
       </w:pPr>
       <w:r>
@@ -13456,7 +13609,7 @@
         <w:pStyle w:val="ListParagraph"/>
         <w:numPr>
           <w:ilvl w:val="0"/>
-          <w:numId w:val="47"/>
+          <w:numId w:val="48"/>
         </w:numPr>
       </w:pPr>
       <w:r>
@@ -13497,7 +13650,7 @@
         <w:pStyle w:val="ListParagraph"/>
         <w:numPr>
           <w:ilvl w:val="0"/>
-          <w:numId w:val="48"/>
+          <w:numId w:val="49"/>
         </w:numPr>
       </w:pPr>
       <w:r>
@@ -13542,7 +13695,7 @@
         <w:pStyle w:val="ListParagraph"/>
         <w:numPr>
           <w:ilvl w:val="0"/>
-          <w:numId w:val="48"/>
+          <w:numId w:val="49"/>
         </w:numPr>
       </w:pPr>
       <w:r>
@@ -13578,7 +13731,7 @@
         <w:pStyle w:val="ListParagraph"/>
         <w:numPr>
           <w:ilvl w:val="0"/>
-          <w:numId w:val="48"/>
+          <w:numId w:val="49"/>
         </w:numPr>
       </w:pPr>
       <w:r>
@@ -13605,7 +13758,7 @@
         <w:pStyle w:val="ListParagraph"/>
         <w:numPr>
           <w:ilvl w:val="0"/>
-          <w:numId w:val="48"/>
+          <w:numId w:val="49"/>
         </w:numPr>
       </w:pPr>
       <w:r>
@@ -13920,7 +14073,7 @@
         <w:pStyle w:val="ListParagraph"/>
         <w:numPr>
           <w:ilvl w:val="0"/>
-          <w:numId w:val="49"/>
+          <w:numId w:val="50"/>
         </w:numPr>
       </w:pPr>
       <w:r>
@@ -13995,7 +14148,7 @@
         <w:pStyle w:val="ListParagraph"/>
         <w:numPr>
           <w:ilvl w:val="0"/>
-          <w:numId w:val="49"/>
+          <w:numId w:val="50"/>
         </w:numPr>
       </w:pPr>
       <w:r>
@@ -14025,7 +14178,7 @@
         <w:pStyle w:val="ListParagraph"/>
         <w:numPr>
           <w:ilvl w:val="0"/>
-          <w:numId w:val="49"/>
+          <w:numId w:val="50"/>
         </w:numPr>
       </w:pPr>
       <w:r>
@@ -14051,7 +14204,7 @@
         <w:pStyle w:val="ListParagraph"/>
         <w:numPr>
           <w:ilvl w:val="0"/>
-          <w:numId w:val="50"/>
+          <w:numId w:val="51"/>
         </w:numPr>
       </w:pPr>
       <w:r>
@@ -14081,7 +14234,7 @@
         <w:pStyle w:val="ListParagraph"/>
         <w:numPr>
           <w:ilvl w:val="0"/>
-          <w:numId w:val="50"/>
+          <w:numId w:val="51"/>
         </w:numPr>
       </w:pPr>
       <w:r>
@@ -14102,7 +14255,7 @@
         <w:pStyle w:val="ListParagraph"/>
         <w:numPr>
           <w:ilvl w:val="0"/>
-          <w:numId w:val="50"/>
+          <w:numId w:val="51"/>
         </w:numPr>
       </w:pPr>
       <w:r>
@@ -14132,7 +14285,7 @@
         <w:pStyle w:val="ListParagraph"/>
         <w:numPr>
           <w:ilvl w:val="0"/>
-          <w:numId w:val="51"/>
+          <w:numId w:val="52"/>
         </w:numPr>
       </w:pPr>
       <w:r>
@@ -14144,7 +14297,7 @@
         <w:pStyle w:val="ListParagraph"/>
         <w:numPr>
           <w:ilvl w:val="0"/>
-          <w:numId w:val="51"/>
+          <w:numId w:val="52"/>
         </w:numPr>
       </w:pPr>
       <w:r>
@@ -14188,7 +14341,7 @@
         <w:pStyle w:val="ListParagraph"/>
         <w:numPr>
           <w:ilvl w:val="0"/>
-          <w:numId w:val="52"/>
+          <w:numId w:val="53"/>
         </w:numPr>
       </w:pPr>
       <w:r>
@@ -14236,7 +14389,7 @@
         <w:pStyle w:val="ListParagraph"/>
         <w:numPr>
           <w:ilvl w:val="0"/>
-          <w:numId w:val="52"/>
+          <w:numId w:val="53"/>
         </w:numPr>
       </w:pPr>
       <w:r>
@@ -14248,7 +14401,7 @@
         <w:pStyle w:val="ListParagraph"/>
         <w:numPr>
           <w:ilvl w:val="0"/>
-          <w:numId w:val="52"/>
+          <w:numId w:val="53"/>
         </w:numPr>
       </w:pPr>
       <w:r>
@@ -14266,7 +14419,7 @@
         <w:pStyle w:val="ListParagraph"/>
         <w:numPr>
           <w:ilvl w:val="0"/>
-          <w:numId w:val="52"/>
+          <w:numId w:val="53"/>
         </w:numPr>
       </w:pPr>
       <w:r>
@@ -14278,7 +14431,7 @@
         <w:pStyle w:val="ListParagraph"/>
         <w:numPr>
           <w:ilvl w:val="0"/>
-          <w:numId w:val="52"/>
+          <w:numId w:val="53"/>
         </w:numPr>
       </w:pPr>
       <w:r>
@@ -14290,7 +14443,7 @@
         <w:pStyle w:val="ListParagraph"/>
         <w:numPr>
           <w:ilvl w:val="0"/>
-          <w:numId w:val="52"/>
+          <w:numId w:val="53"/>
         </w:numPr>
       </w:pPr>
       <w:r>
@@ -14302,7 +14455,7 @@
         <w:pStyle w:val="ListParagraph"/>
         <w:numPr>
           <w:ilvl w:val="0"/>
-          <w:numId w:val="52"/>
+          <w:numId w:val="53"/>
         </w:numPr>
       </w:pPr>
       <w:r>
@@ -14576,7 +14729,7 @@
         <w:pStyle w:val="ListParagraph"/>
         <w:numPr>
           <w:ilvl w:val="0"/>
-          <w:numId w:val="53"/>
+          <w:numId w:val="54"/>
         </w:numPr>
       </w:pPr>
       <w:r>
@@ -14588,7 +14741,7 @@
         <w:pStyle w:val="ListParagraph"/>
         <w:numPr>
           <w:ilvl w:val="0"/>
-          <w:numId w:val="53"/>
+          <w:numId w:val="54"/>
         </w:numPr>
       </w:pPr>
       <w:r>
@@ -14600,7 +14753,7 @@
         <w:pStyle w:val="ListParagraph"/>
         <w:numPr>
           <w:ilvl w:val="0"/>
-          <w:numId w:val="53"/>
+          <w:numId w:val="54"/>
         </w:numPr>
       </w:pPr>
       <w:r>
@@ -14874,7 +15027,7 @@
         <w:pStyle w:val="ListParagraph"/>
         <w:numPr>
           <w:ilvl w:val="0"/>
-          <w:numId w:val="54"/>
+          <w:numId w:val="55"/>
         </w:numPr>
       </w:pPr>
       <w:r>
@@ -14886,7 +15039,7 @@
         <w:pStyle w:val="ListParagraph"/>
         <w:numPr>
           <w:ilvl w:val="0"/>
-          <w:numId w:val="54"/>
+          <w:numId w:val="55"/>
         </w:numPr>
       </w:pPr>
       <w:r>
@@ -14898,7 +15051,7 @@
         <w:pStyle w:val="ListParagraph"/>
         <w:numPr>
           <w:ilvl w:val="0"/>
-          <w:numId w:val="54"/>
+          <w:numId w:val="55"/>
         </w:numPr>
       </w:pPr>
       <w:r>
@@ -14941,7 +15094,7 @@
         <w:pStyle w:val="ListParagraph"/>
         <w:numPr>
           <w:ilvl w:val="0"/>
-          <w:numId w:val="55"/>
+          <w:numId w:val="56"/>
         </w:numPr>
       </w:pPr>
       <w:r>
@@ -14998,7 +15151,7 @@
         <w:pStyle w:val="ListParagraph"/>
         <w:numPr>
           <w:ilvl w:val="0"/>
-          <w:numId w:val="55"/>
+          <w:numId w:val="56"/>
         </w:numPr>
       </w:pPr>
       <w:r>
@@ -15028,7 +15181,7 @@
         <w:pStyle w:val="ListParagraph"/>
         <w:numPr>
           <w:ilvl w:val="0"/>
-          <w:numId w:val="55"/>
+          <w:numId w:val="56"/>
         </w:numPr>
       </w:pPr>
       <w:r>
@@ -15066,7 +15219,7 @@
         <w:pStyle w:val="ListParagraph"/>
         <w:numPr>
           <w:ilvl w:val="0"/>
-          <w:numId w:val="56"/>
+          <w:numId w:val="57"/>
         </w:numPr>
       </w:pPr>
       <w:r>
@@ -15087,7 +15240,7 @@
         <w:pStyle w:val="ListParagraph"/>
         <w:numPr>
           <w:ilvl w:val="0"/>
-          <w:numId w:val="56"/>
+          <w:numId w:val="57"/>
         </w:numPr>
       </w:pPr>
       <w:r>
@@ -15132,7 +15285,7 @@
         <w:pStyle w:val="ListParagraph"/>
         <w:numPr>
           <w:ilvl w:val="0"/>
-          <w:numId w:val="56"/>
+          <w:numId w:val="57"/>
         </w:numPr>
       </w:pPr>
       <w:r>
@@ -15231,7 +15384,7 @@
         <w:pStyle w:val="ListParagraph"/>
         <w:numPr>
           <w:ilvl w:val="0"/>
-          <w:numId w:val="56"/>
+          <w:numId w:val="57"/>
         </w:numPr>
       </w:pPr>
       <w:r>
@@ -15276,7 +15429,7 @@
         <w:pStyle w:val="ListParagraph"/>
         <w:numPr>
           <w:ilvl w:val="0"/>
-          <w:numId w:val="56"/>
+          <w:numId w:val="57"/>
         </w:numPr>
       </w:pPr>
       <w:r>
@@ -15625,7 +15778,7 @@
         <w:pStyle w:val="ListParagraph"/>
         <w:numPr>
           <w:ilvl w:val="0"/>
-          <w:numId w:val="57"/>
+          <w:numId w:val="58"/>
         </w:numPr>
       </w:pPr>
       <w:r>
@@ -15655,7 +15808,7 @@
         <w:pStyle w:val="ListParagraph"/>
         <w:numPr>
           <w:ilvl w:val="0"/>
-          <w:numId w:val="57"/>
+          <w:numId w:val="58"/>
         </w:numPr>
       </w:pPr>
       <w:r>
@@ -15703,7 +15856,7 @@
         <w:pStyle w:val="ListParagraph"/>
         <w:numPr>
           <w:ilvl w:val="0"/>
-          <w:numId w:val="57"/>
+          <w:numId w:val="58"/>
         </w:numPr>
       </w:pPr>
       <w:r>
@@ -15730,7 +15883,7 @@
         <w:pStyle w:val="ListParagraph"/>
         <w:numPr>
           <w:ilvl w:val="0"/>
-          <w:numId w:val="57"/>
+          <w:numId w:val="58"/>
         </w:numPr>
       </w:pPr>
       <w:r>
@@ -15756,7 +15909,7 @@
         <w:pStyle w:val="ListParagraph"/>
         <w:numPr>
           <w:ilvl w:val="0"/>
-          <w:numId w:val="58"/>
+          <w:numId w:val="59"/>
         </w:numPr>
       </w:pPr>
       <w:r>
@@ -15777,7 +15930,7 @@
         <w:pStyle w:val="ListParagraph"/>
         <w:numPr>
           <w:ilvl w:val="0"/>
-          <w:numId w:val="58"/>
+          <w:numId w:val="59"/>
         </w:numPr>
       </w:pPr>
       <w:r>
@@ -15813,7 +15966,7 @@
         <w:pStyle w:val="ListParagraph"/>
         <w:numPr>
           <w:ilvl w:val="0"/>
-          <w:numId w:val="58"/>
+          <w:numId w:val="59"/>
         </w:numPr>
       </w:pPr>
       <w:r>
@@ -15849,7 +16002,7 @@
         <w:pStyle w:val="ListParagraph"/>
         <w:numPr>
           <w:ilvl w:val="0"/>
-          <w:numId w:val="58"/>
+          <w:numId w:val="59"/>
         </w:numPr>
       </w:pPr>
       <w:r>
@@ -15878,7 +16031,7 @@
         <w:pStyle w:val="ListParagraph"/>
         <w:numPr>
           <w:ilvl w:val="0"/>
-          <w:numId w:val="59"/>
+          <w:numId w:val="60"/>
         </w:numPr>
       </w:pPr>
       <w:r>
@@ -15899,7 +16052,7 @@
         <w:pStyle w:val="ListParagraph"/>
         <w:numPr>
           <w:ilvl w:val="0"/>
-          <w:numId w:val="59"/>
+          <w:numId w:val="60"/>
         </w:numPr>
       </w:pPr>
       <w:r>
@@ -16120,7 +16273,7 @@
         <w:pStyle w:val="ListParagraph"/>
         <w:numPr>
           <w:ilvl w:val="0"/>
-          <w:numId w:val="60"/>
+          <w:numId w:val="61"/>
         </w:numPr>
       </w:pPr>
       <w:r>
@@ -16210,7 +16363,7 @@
         <w:pStyle w:val="ListParagraph"/>
         <w:numPr>
           <w:ilvl w:val="0"/>
-          <w:numId w:val="60"/>
+          <w:numId w:val="61"/>
         </w:numPr>
       </w:pPr>
       <w:r>
@@ -16240,7 +16393,7 @@
         <w:pStyle w:val="ListParagraph"/>
         <w:numPr>
           <w:ilvl w:val="0"/>
-          <w:numId w:val="60"/>
+          <w:numId w:val="61"/>
         </w:numPr>
       </w:pPr>
       <w:r>
@@ -16261,7 +16414,7 @@
         <w:pStyle w:val="ListParagraph"/>
         <w:numPr>
           <w:ilvl w:val="0"/>
-          <w:numId w:val="60"/>
+          <w:numId w:val="61"/>
         </w:numPr>
       </w:pPr>
       <w:r>
@@ -16297,7 +16450,7 @@
         <w:pStyle w:val="ListParagraph"/>
         <w:numPr>
           <w:ilvl w:val="0"/>
-          <w:numId w:val="60"/>
+          <w:numId w:val="61"/>
         </w:numPr>
       </w:pPr>
       <w:r>
@@ -16315,7 +16468,7 @@
         <w:pStyle w:val="ListParagraph"/>
         <w:numPr>
           <w:ilvl w:val="0"/>
-          <w:numId w:val="60"/>
+          <w:numId w:val="61"/>
         </w:numPr>
       </w:pPr>
       <w:r>
@@ -16359,7 +16512,7 @@
         <w:pStyle w:val="ListParagraph"/>
         <w:numPr>
           <w:ilvl w:val="0"/>
-          <w:numId w:val="61"/>
+          <w:numId w:val="62"/>
         </w:numPr>
       </w:pPr>
       <w:r>
@@ -16440,7 +16593,7 @@
         <w:pStyle w:val="ListParagraph"/>
         <w:numPr>
           <w:ilvl w:val="0"/>
-          <w:numId w:val="61"/>
+          <w:numId w:val="62"/>
         </w:numPr>
       </w:pPr>
       <w:r>
@@ -16458,7 +16611,7 @@
         <w:pStyle w:val="ListParagraph"/>
         <w:numPr>
           <w:ilvl w:val="0"/>
-          <w:numId w:val="61"/>
+          <w:numId w:val="62"/>
         </w:numPr>
       </w:pPr>
       <w:r>
@@ -16479,7 +16632,7 @@
         <w:pStyle w:val="ListParagraph"/>
         <w:numPr>
           <w:ilvl w:val="0"/>
-          <w:numId w:val="61"/>
+          <w:numId w:val="62"/>
         </w:numPr>
       </w:pPr>
       <w:r>
@@ -16505,7 +16658,7 @@
         <w:pStyle w:val="ListParagraph"/>
         <w:numPr>
           <w:ilvl w:val="0"/>
-          <w:numId w:val="62"/>
+          <w:numId w:val="63"/>
         </w:numPr>
       </w:pPr>
       <w:r>
@@ -16568,7 +16721,7 @@
         <w:pStyle w:val="ListParagraph"/>
         <w:numPr>
           <w:ilvl w:val="0"/>
-          <w:numId w:val="62"/>
+          <w:numId w:val="63"/>
         </w:numPr>
       </w:pPr>
       <w:r>
@@ -16595,7 +16748,7 @@
         <w:pStyle w:val="ListParagraph"/>
         <w:numPr>
           <w:ilvl w:val="0"/>
-          <w:numId w:val="62"/>
+          <w:numId w:val="63"/>
         </w:numPr>
       </w:pPr>
       <w:r>
@@ -16613,7 +16766,7 @@
         <w:pStyle w:val="ListParagraph"/>
         <w:numPr>
           <w:ilvl w:val="0"/>
-          <w:numId w:val="62"/>
+          <w:numId w:val="63"/>
         </w:numPr>
       </w:pPr>
       <w:r>
@@ -17244,7 +17397,7 @@
         <w:pStyle w:val="ListParagraph"/>
         <w:numPr>
           <w:ilvl w:val="0"/>
-          <w:numId w:val="63"/>
+          <w:numId w:val="64"/>
         </w:numPr>
       </w:pPr>
       <w:r>
@@ -17262,7 +17415,7 @@
         <w:pStyle w:val="ListParagraph"/>
         <w:numPr>
           <w:ilvl w:val="0"/>
-          <w:numId w:val="63"/>
+          <w:numId w:val="64"/>
         </w:numPr>
       </w:pPr>
       <w:r>
@@ -17280,7 +17433,7 @@
         <w:pStyle w:val="ListParagraph"/>
         <w:numPr>
           <w:ilvl w:val="0"/>
-          <w:numId w:val="63"/>
+          <w:numId w:val="64"/>
         </w:numPr>
       </w:pPr>
       <w:r>
@@ -17298,7 +17451,7 @@
         <w:pStyle w:val="ListParagraph"/>
         <w:numPr>
           <w:ilvl w:val="0"/>
-          <w:numId w:val="63"/>
+          <w:numId w:val="64"/>
         </w:numPr>
       </w:pPr>
       <w:r>
@@ -17316,7 +17469,7 @@
         <w:pStyle w:val="ListParagraph"/>
         <w:numPr>
           <w:ilvl w:val="0"/>
-          <w:numId w:val="63"/>
+          <w:numId w:val="64"/>
         </w:numPr>
       </w:pPr>
       <w:r>
@@ -17334,7 +17487,7 @@
         <w:pStyle w:val="ListParagraph"/>
         <w:numPr>
           <w:ilvl w:val="0"/>
-          <w:numId w:val="63"/>
+          <w:numId w:val="64"/>
         </w:numPr>
       </w:pPr>
       <w:r>
@@ -18432,7 +18585,7 @@
         <w:pStyle w:val="ListParagraph"/>
         <w:numPr>
           <w:ilvl w:val="0"/>
-          <w:numId w:val="64"/>
+          <w:numId w:val="65"/>
         </w:numPr>
       </w:pPr>
       <w:r>
@@ -18444,7 +18597,7 @@
         <w:pStyle w:val="ListParagraph"/>
         <w:numPr>
           <w:ilvl w:val="0"/>
-          <w:numId w:val="64"/>
+          <w:numId w:val="65"/>
         </w:numPr>
       </w:pPr>
       <w:r>
@@ -18456,7 +18609,7 @@
         <w:pStyle w:val="ListParagraph"/>
         <w:numPr>
           <w:ilvl w:val="0"/>
-          <w:numId w:val="64"/>
+          <w:numId w:val="65"/>
         </w:numPr>
       </w:pPr>
       <w:r>
@@ -18468,7 +18621,7 @@
         <w:pStyle w:val="ListParagraph"/>
         <w:numPr>
           <w:ilvl w:val="0"/>
-          <w:numId w:val="64"/>
+          <w:numId w:val="65"/>
         </w:numPr>
       </w:pPr>
       <w:r>
@@ -18480,7 +18633,7 @@
         <w:pStyle w:val="ListParagraph"/>
         <w:numPr>
           <w:ilvl w:val="0"/>
-          <w:numId w:val="64"/>
+          <w:numId w:val="65"/>
         </w:numPr>
       </w:pPr>
       <w:r>
@@ -18501,7 +18654,7 @@
         <w:pStyle w:val="ListParagraph"/>
         <w:numPr>
           <w:ilvl w:val="0"/>
-          <w:numId w:val="64"/>
+          <w:numId w:val="65"/>
         </w:numPr>
       </w:pPr>
       <w:r>
@@ -18513,7 +18666,7 @@
         <w:pStyle w:val="ListParagraph"/>
         <w:numPr>
           <w:ilvl w:val="0"/>
-          <w:numId w:val="64"/>
+          <w:numId w:val="65"/>
         </w:numPr>
       </w:pPr>
       <w:r>
@@ -18534,7 +18687,7 @@
         <w:pStyle w:val="ListParagraph"/>
         <w:numPr>
           <w:ilvl w:val="0"/>
-          <w:numId w:val="64"/>
+          <w:numId w:val="65"/>
         </w:numPr>
       </w:pPr>
       <w:r>
@@ -18546,7 +18699,7 @@
         <w:pStyle w:val="ListParagraph"/>
         <w:numPr>
           <w:ilvl w:val="0"/>
-          <w:numId w:val="64"/>
+          <w:numId w:val="65"/>
         </w:numPr>
       </w:pPr>
       <w:r>
@@ -18558,7 +18711,7 @@
         <w:pStyle w:val="ListParagraph"/>
         <w:numPr>
           <w:ilvl w:val="0"/>
-          <w:numId w:val="64"/>
+          <w:numId w:val="65"/>
         </w:numPr>
       </w:pPr>
       <w:r>
@@ -18570,7 +18723,7 @@
         <w:pStyle w:val="ListParagraph"/>
         <w:numPr>
           <w:ilvl w:val="0"/>
-          <w:numId w:val="64"/>
+          <w:numId w:val="65"/>
         </w:numPr>
       </w:pPr>
       <w:r>
@@ -18582,7 +18735,7 @@
         <w:pStyle w:val="ListParagraph"/>
         <w:numPr>
           <w:ilvl w:val="0"/>
-          <w:numId w:val="64"/>
+          <w:numId w:val="65"/>
         </w:numPr>
       </w:pPr>
       <w:r>
@@ -18594,7 +18747,7 @@
         <w:pStyle w:val="ListParagraph"/>
         <w:numPr>
           <w:ilvl w:val="0"/>
-          <w:numId w:val="64"/>
+          <w:numId w:val="65"/>
         </w:numPr>
       </w:pPr>
       <w:r>
@@ -18606,7 +18759,7 @@
         <w:pStyle w:val="ListParagraph"/>
         <w:numPr>
           <w:ilvl w:val="0"/>
-          <w:numId w:val="64"/>
+          <w:numId w:val="65"/>
         </w:numPr>
       </w:pPr>
       <w:r>
@@ -18906,19 +19059,19 @@
     <w:abstractNumId w:val="0"/>
   </w:num>
   <w:num w:numId="37">
-    <w:abstractNumId w:val="1"/>
+    <w:abstractNumId w:val="0"/>
   </w:num>
   <w:num w:numId="38">
-    <w:abstractNumId w:val="0"/>
+    <w:abstractNumId w:val="1"/>
   </w:num>
   <w:num w:numId="39">
     <w:abstractNumId w:val="0"/>
   </w:num>
   <w:num w:numId="40">
-    <w:abstractNumId w:val="1"/>
+    <w:abstractNumId w:val="0"/>
   </w:num>
   <w:num w:numId="41">
-    <w:abstractNumId w:val="0"/>
+    <w:abstractNumId w:val="1"/>
   </w:num>
   <w:num w:numId="42">
     <w:abstractNumId w:val="0"/>
@@ -18945,10 +19098,10 @@
     <w:abstractNumId w:val="0"/>
   </w:num>
   <w:num w:numId="50">
-    <w:abstractNumId w:val="1"/>
+    <w:abstractNumId w:val="0"/>
   </w:num>
   <w:num w:numId="51">
-    <w:abstractNumId w:val="0"/>
+    <w:abstractNumId w:val="1"/>
   </w:num>
   <w:num w:numId="52">
     <w:abstractNumId w:val="0"/>
@@ -18963,10 +19116,10 @@
     <w:abstractNumId w:val="0"/>
   </w:num>
   <w:num w:numId="56">
-    <w:abstractNumId w:val="1"/>
+    <w:abstractNumId w:val="0"/>
   </w:num>
   <w:num w:numId="57">
-    <w:abstractNumId w:val="0"/>
+    <w:abstractNumId w:val="1"/>
   </w:num>
   <w:num w:numId="58">
     <w:abstractNumId w:val="0"/>
@@ -18987,6 +19140,9 @@
     <w:abstractNumId w:val="0"/>
   </w:num>
   <w:num w:numId="64">
+    <w:abstractNumId w:val="0"/>
+  </w:num>
+  <w:num w:numId="65">
     <w:abstractNumId w:val="0"/>
   </w:num>
 </w:numbering>

--- a/docs/manual/LWK_Viewer_User_Manual_EN.docx
+++ b/docs/manual/LWK_Viewer_User_Manual_EN.docx
@@ -2085,7 +2085,25 @@
         </w:numPr>
       </w:pPr>
       <w:r>
-        <w:t xml:space="preserve">A weekly summary can be posted to the same Teams channel (Monday by default).</w:t>
+        <w:t xml:space="preserve">A weekly summary can be posted to the same Teams channel (Monday by default). The same week's report is kept as a PDF in the project's Folders, under </w:t>
+      </w:r>
+      <w:r>
+        <w:rPr>
+          <w:b/>
+        </w:rPr>
+        <w:t xml:space="preserve">00 BIM &gt; Weekly dashboard</w:t>
+      </w:r>
+      <w:r>
+        <w:t xml:space="preserve">, every week at that time (Teams or not); </w:t>
+      </w:r>
+      <w:r>
+        <w:rPr>
+          <w:b/>
+        </w:rPr>
+        <w:t xml:space="preserve">Dashboard &gt; Export &gt; Weekly report to Folders</w:t>
+      </w:r>
+      <w:r>
+        <w:t xml:space="preserve"> keeps one now.</w:t>
       </w:r>
     </w:p>
     <w:p>
@@ -6094,6 +6112,54 @@
       </w:r>
       <w:r>
         <w:t xml:space="preserve"> (opened on the 3D page; IFC files - IFC projects and consultant models - can be downloaded). Everyone in the project can open and download there; nobody can add, rename, move or delete. A project with several parts has a folder per part.</w:t>
+      </w:r>
+    </w:p>
+    <w:p>
+      <w:pPr/>
+      <w:r>
+        <w:rPr>
+          <w:b/>
+        </w:rPr>
+        <w:t xml:space="preserve">Exports kept in Folders:</w:t>
+      </w:r>
+      <w:r>
+        <w:t xml:space="preserve"> after any export downloads (a clash or headroom spreadsheet, the Dashboard spreadsheet, BCF, a marked-up PDF, a board picture or backup) a bar at the bottom offers </w:t>
+      </w:r>
+      <w:r>
+        <w:rPr>
+          <w:b/>
+        </w:rPr>
+        <w:t xml:space="preserve">Save to Folders</w:t>
+      </w:r>
+      <w:r>
+        <w:t xml:space="preserve">; reports (clash, headroom, the issue report) have </w:t>
+      </w:r>
+      <w:r>
+        <w:rPr>
+          <w:b/>
+        </w:rPr>
+        <w:t xml:space="preserve">Save to Folders (PDF)</w:t>
+      </w:r>
+      <w:r>
+        <w:t xml:space="preserve"> beside Print - the server makes the PDF. They are kept in </w:t>
+      </w:r>
+      <w:r>
+        <w:rPr>
+          <w:b/>
+        </w:rPr>
+        <w:t xml:space="preserve">00 BIM &gt; Exports &gt; Clash / Headroom / Issues / BCF / Markups / Board</w:t>
+      </w:r>
+      <w:r>
+        <w:t xml:space="preserve">, and the weekly report in </w:t>
+      </w:r>
+      <w:r>
+        <w:rPr>
+          <w:b/>
+        </w:rPr>
+        <w:t xml:space="preserve">00 BIM &gt; Weekly dashboard</w:t>
+      </w:r>
+      <w:r>
+        <w:t xml:space="preserve">, with who kept them. Like the rest of 00 BIM they cannot be renamed or deleted there (download a copy to change it). A name already there gets "(2)".</w:t>
       </w:r>
     </w:p>
     <w:p>
@@ -11166,7 +11232,25 @@
         <w:t xml:space="preserve">Make issue</w:t>
       </w:r>
       <w:r>
-        <w:t xml:space="preserve"> raises a *Clash* issue there, with a picture and both elements' ids, ready to assign and to send by BCF to Revit or Navisworks.</w:t>
+        <w:t xml:space="preserve"> opens the issue form filled in: the title </w:t>
+      </w:r>
+      <w:r>
+        <w:rPr>
+          <w:b/>
+        </w:rPr>
+        <w:t xml:space="preserve">Clash issue 007 - Ducts x Beams (L2)</w:t>
+      </w:r>
+      <w:r>
+        <w:t xml:space="preserve"> (numbered in turn for the project), a description with both elements (model, category, name, type, id), the kind and depth, the floor and where in project coordinates, and the due date </w:t>
+      </w:r>
+      <w:r>
+        <w:rPr>
+          <w:b/>
+        </w:rPr>
+        <w:t xml:space="preserve">3 working days</w:t>
+      </w:r>
+      <w:r>
+        <w:t xml:space="preserve"> ahead (Monday to Friday, Hong Kong public holidays left out). Assign it and Save; it can be sent by BCF to Revit or Navisworks.</w:t>
       </w:r>
     </w:p>
     <w:p>
@@ -11181,10 +11265,46 @@
         <w:rPr>
           <w:b/>
         </w:rPr>
+        <w:t xml:space="preserve">Raise issues for all *N</w:t>
+      </w:r>
+      <w:r>
+        <w:t xml:space="preserve">* (over the list) raises one such issue for every clash listed that is open, not *Not an issue* and has no issue yet - each shown and pictured in turn (</w:t>
+      </w:r>
+      <w:r>
+        <w:rPr>
+          <w:b/>
+        </w:rPr>
+        <w:t xml:space="preserve">Stop</w:t>
+      </w:r>
+      <w:r>
+        <w:t xml:space="preserve"> ends it). Type a name in </w:t>
+      </w:r>
+      <w:r>
+        <w:rPr>
+          <w:b/>
+        </w:rPr>
+        <w:t xml:space="preserve">Assign to</w:t>
+      </w:r>
+      <w:r>
+        <w:t xml:space="preserve"> first to give them all to one person.</w:t>
+      </w:r>
+    </w:p>
+    <w:p>
+      <w:pPr>
+        <w:pStyle w:val="ListParagraph"/>
+        <w:numPr>
+          <w:ilvl w:val="0"/>
+          <w:numId w:val="42"/>
+        </w:numPr>
+      </w:pPr>
+      <w:r>
+        <w:rPr>
+          <w:b/>
+        </w:rPr>
         <w:t xml:space="preserve">Not an issue</w:t>
       </w:r>
       <w:r>
-        <w:t xml:space="preserve"> keeps that pair off the list in later runs too (find them under </w:t>
+        <w:t xml:space="preserve"> keeps that pair off the list in every later run and in the saved results too (find them under </w:t>
       </w:r>
       <w:r>
         <w:rPr>
@@ -11193,7 +11313,16 @@
         <w:t xml:space="preserve">Not an issue</w:t>
       </w:r>
       <w:r>
-        <w:t xml:space="preserve">).</w:t>
+        <w:t xml:space="preserve">; </w:t>
+      </w:r>
+      <w:r>
+        <w:rPr>
+          <w:b/>
+        </w:rPr>
+        <w:t xml:space="preserve">Count again</w:t>
+      </w:r>
+      <w:r>
+        <w:t xml:space="preserve"> undoes it).</w:t>
       </w:r>
     </w:p>
     <w:p>
@@ -11208,6 +11337,78 @@
         <w:rPr>
           <w:b/>
         </w:rPr>
+        <w:t xml:space="preserve">Save result</w:t>
+      </w:r>
+      <w:r>
+        <w:t xml:space="preserve"> (beside the result list) keeps the result shown under a name, for everyone on the project - as many as needed (before and after a design freeze, each consultant issue). Pick one in the list above the clashes to look at it again; </w:t>
+      </w:r>
+      <w:r>
+        <w:rPr>
+          <w:b/>
+        </w:rPr>
+        <w:t xml:space="preserve">Latest run</w:t>
+      </w:r>
+      <w:r>
+        <w:t xml:space="preserve"> goes back. Its author or a project admin can </w:t>
+      </w:r>
+      <w:r>
+        <w:rPr>
+          <w:b/>
+        </w:rPr>
+        <w:t xml:space="preserve">Delete</w:t>
+      </w:r>
+      <w:r>
+        <w:t xml:space="preserve"> it.</w:t>
+      </w:r>
+    </w:p>
+    <w:p>
+      <w:pPr>
+        <w:pStyle w:val="ListParagraph"/>
+        <w:numPr>
+          <w:ilvl w:val="0"/>
+          <w:numId w:val="42"/>
+        </w:numPr>
+      </w:pPr>
+      <w:r>
+        <w:rPr>
+          <w:b/>
+        </w:rPr>
+        <w:t xml:space="preserve">Consultant IFC models:</w:t>
+      </w:r>
+      <w:r>
+        <w:t xml:space="preserve"> the rule form lists the project's consultant models even when they are not loaded on the page (*consultant IFC - not loaded*): ticking one loads it. </w:t>
+      </w:r>
+      <w:r>
+        <w:rPr>
+          <w:b/>
+        </w:rPr>
+        <w:t xml:space="preserve">All consultant models</w:t>
+      </w:r>
+      <w:r>
+        <w:t xml:space="preserve"> takes every one; </w:t>
+      </w:r>
+      <w:r>
+        <w:rPr>
+          <w:b/>
+        </w:rPr>
+        <w:t xml:space="preserve">Our models x consultant models</w:t>
+      </w:r>
+      <w:r>
+        <w:t xml:space="preserve"> fills in a rule of our models against all the consultants' models, every category. When the rule runs, the consultant models it names are loaded first.</w:t>
+      </w:r>
+    </w:p>
+    <w:p>
+      <w:pPr>
+        <w:pStyle w:val="ListParagraph"/>
+        <w:numPr>
+          <w:ilvl w:val="0"/>
+          <w:numId w:val="42"/>
+        </w:numPr>
+      </w:pPr>
+      <w:r>
+        <w:rPr>
+          <w:b/>
+        </w:rPr>
         <w:t xml:space="preserve">Export the list</w:t>
       </w:r>
       <w:r>
@@ -11265,7 +11466,16 @@
         <w:t xml:space="preserve">Print / Save as PDF</w:t>
       </w:r>
       <w:r>
-        <w:t xml:space="preserve">. Allow pop-ups for the site if the browser blocks the tab.</w:t>
+        <w:t xml:space="preserve">, or </w:t>
+      </w:r>
+      <w:r>
+        <w:rPr>
+          <w:b/>
+        </w:rPr>
+        <w:t xml:space="preserve">Save to Folders (PDF)</w:t>
+      </w:r>
+      <w:r>
+        <w:t xml:space="preserve"> to keep it in the project's Folders. Allow pop-ups for the site if the browser blocks the tab.</w:t>
       </w:r>
     </w:p>
     <w:p>
@@ -11555,7 +11765,70 @@
         <w:t xml:space="preserve">Report</w:t>
       </w:r>
       <w:r>
-        <w:t xml:space="preserve">, with or without a picture of each place, to print or save as PDF.</w:t>
+        <w:t xml:space="preserve">, with or without a picture of each place, to print or save as PDF, or </w:t>
+      </w:r>
+      <w:r>
+        <w:rPr>
+          <w:b/>
+        </w:rPr>
+        <w:t xml:space="preserve">Save to Folders (PDF)</w:t>
+      </w:r>
+      <w:r>
+        <w:t xml:space="preserve">.</w:t>
+      </w:r>
+    </w:p>
+    <w:p>
+      <w:pPr>
+        <w:pStyle w:val="ListParagraph"/>
+        <w:numPr>
+          <w:ilvl w:val="0"/>
+          <w:numId w:val="43"/>
+        </w:numPr>
+      </w:pPr>
+      <w:r>
+        <w:rPr>
+          <w:b/>
+        </w:rPr>
+        <w:t xml:space="preserve">Make issue</w:t>
+      </w:r>
+      <w:r>
+        <w:t xml:space="preserve">, </w:t>
+      </w:r>
+      <w:r>
+        <w:rPr>
+          <w:b/>
+        </w:rPr>
+        <w:t xml:space="preserve">Raise issues for all</w:t>
+      </w:r>
+      <w:r>
+        <w:t xml:space="preserve">, </w:t>
+      </w:r>
+      <w:r>
+        <w:rPr>
+          <w:b/>
+        </w:rPr>
+        <w:t xml:space="preserve">Not an issue</w:t>
+      </w:r>
+      <w:r>
+        <w:t xml:space="preserve"> and </w:t>
+      </w:r>
+      <w:r>
+        <w:rPr>
+          <w:b/>
+        </w:rPr>
+        <w:t xml:space="preserve">Save result</w:t>
+      </w:r>
+      <w:r>
+        <w:t xml:space="preserve"> work as for clashes: issues are titled </w:t>
+      </w:r>
+      <w:r>
+        <w:rPr>
+          <w:b/>
+        </w:rPr>
+        <w:t xml:space="preserve">Headroom issue 001 - 2.05 m under Ducts (L1)</w:t>
+      </w:r>
+      <w:r>
+        <w:t xml:space="preserve">, due in 3 working days; a place marked *Not an issue* stays so on every scan (it is known by the two elements and where it is, to half a metre); saved results are listed above the places for everyone.</w:t>
       </w:r>
     </w:p>
     <w:p>

--- a/docs/manual/LWK_Viewer_User_Manual_EN.docx
+++ b/docs/manual/LWK_Viewer_User_Manual_EN.docx
@@ -8372,7 +8372,25 @@
         <w:t xml:space="preserve">Floor plan</w:t>
       </w:r>
       <w:r>
-        <w:t xml:space="preserve"> drop-down lists </w:t>
+        <w:t xml:space="preserve"> drop-down (second row of the 3D header, with </w:t>
+      </w:r>
+      <w:r>
+        <w:rPr>
+          <w:b/>
+        </w:rPr>
+        <w:t xml:space="preserve">Plan overlay</w:t>
+      </w:r>
+      <w:r>
+        <w:t xml:space="preserve">, the view link and </w:t>
+      </w:r>
+      <w:r>
+        <w:rPr>
+          <w:b/>
+        </w:rPr>
+        <w:t xml:space="preserve">BCF</w:t>
+      </w:r>
+      <w:r>
+        <w:t xml:space="preserve">) lists </w:t>
       </w:r>
       <w:r>
         <w:rPr>
@@ -8381,7 +8399,25 @@
         <w:t xml:space="preserve">Whole building</w:t>
       </w:r>
       <w:r>
-        <w:t xml:space="preserve"> and every level from the top down.</w:t>
+        <w:t xml:space="preserve"> and every level from the top down. </w:t>
+      </w:r>
+      <w:r>
+        <w:rPr>
+          <w:b/>
+        </w:rPr>
+        <w:t xml:space="preserve">Search</w:t>
+      </w:r>
+      <w:r>
+        <w:t xml:space="preserve">, the bell and </w:t>
+      </w:r>
+      <w:r>
+        <w:rPr>
+          <w:b/>
+        </w:rPr>
+        <w:t xml:space="preserve">+ Task</w:t>
+      </w:r>
+      <w:r>
+        <w:t xml:space="preserve"> are at the top right, as on every page.</w:t>
       </w:r>
     </w:p>
     <w:p>
@@ -11301,6 +11337,42 @@
         <w:rPr>
           <w:b/>
         </w:rPr>
+        <w:t xml:space="preserve">Save view:</w:t>
+      </w:r>
+      <w:r>
+        <w:t xml:space="preserve"> turn the view, move the section box or hide elements until the clash is clear, then </w:t>
+      </w:r>
+      <w:r>
+        <w:rPr>
+          <w:b/>
+        </w:rPr>
+        <w:t xml:space="preserve">Save view</w:t>
+      </w:r>
+      <w:r>
+        <w:t xml:space="preserve"> on it. The clash opens at that view for everyone (📷 *view* beside it), its issue - one at a time or Raise issues for all - is raised from it, and a saved result keeps it. </w:t>
+      </w:r>
+      <w:r>
+        <w:rPr>
+          <w:b/>
+        </w:rPr>
+        <w:t xml:space="preserve">Clear view</w:t>
+      </w:r>
+      <w:r>
+        <w:t xml:space="preserve"> forgets it.</w:t>
+      </w:r>
+    </w:p>
+    <w:p>
+      <w:pPr>
+        <w:pStyle w:val="ListParagraph"/>
+        <w:numPr>
+          <w:ilvl w:val="0"/>
+          <w:numId w:val="42"/>
+        </w:numPr>
+      </w:pPr>
+      <w:r>
+        <w:rPr>
+          <w:b/>
+        </w:rPr>
         <w:t xml:space="preserve">Not an issue</w:t>
       </w:r>
       <w:r>
@@ -11385,7 +11457,16 @@
         <w:t xml:space="preserve">All consultant models</w:t>
       </w:r>
       <w:r>
-        <w:t xml:space="preserve"> takes every one; </w:t>
+        <w:t xml:space="preserve"> takes every one, </w:t>
+      </w:r>
+      <w:r>
+        <w:rPr>
+          <w:b/>
+        </w:rPr>
+        <w:t xml:space="preserve">All LWK BIM models</w:t>
+      </w:r>
+      <w:r>
+        <w:t xml:space="preserve"> every model of our own; </w:t>
       </w:r>
       <w:r>
         <w:rPr>
@@ -11828,7 +11909,34 @@
         <w:t xml:space="preserve">Headroom issue 001 - 2.05 m under Ducts (L1)</w:t>
       </w:r>
       <w:r>
-        <w:t xml:space="preserve">, due in 3 working days; a place marked *Not an issue* stays so on every scan (it is known by the two elements and where it is, to half a metre); saved results are listed above the places for everyone.</w:t>
+        <w:t xml:space="preserve">, due in 3 working days; a place marked *Not an issue* stays so on every scan (it is known by the two elements and where it is, to half a metre); saved results are listed above the places for everyone. </w:t>
+      </w:r>
+      <w:r>
+        <w:rPr>
+          <w:b/>
+        </w:rPr>
+        <w:t xml:space="preserve">Save view</w:t>
+      </w:r>
+      <w:r>
+        <w:t xml:space="preserve"> keeps a view for a place, as for clashes. A headroom issue also keeps the height line: it is drawn again whenever the issue's view is opened.</w:t>
+      </w:r>
+    </w:p>
+    <w:p>
+      <w:pPr>
+        <w:pStyle w:val="ListParagraph"/>
+        <w:numPr>
+          <w:ilvl w:val="0"/>
+          <w:numId w:val="43"/>
+        </w:numPr>
+      </w:pPr>
+      <w:r>
+        <w:rPr>
+          <w:b/>
+        </w:rPr>
+        <w:t xml:space="preserve">Include consultant models</w:t>
+      </w:r>
+      <w:r>
+        <w:t xml:space="preserve"> (under Models counted, on by default): the consultants' IFC models count too - those not loaded on the page are loaded when you scan.</w:t>
       </w:r>
     </w:p>
     <w:p>

--- a/docs/manual/LWK_Viewer_User_Manual_EN.docx
+++ b/docs/manual/LWK_Viewer_User_Manual_EN.docx
@@ -8372,7 +8372,16 @@
         <w:t xml:space="preserve">Floor plan</w:t>
       </w:r>
       <w:r>
-        <w:t xml:space="preserve"> drop-down (second row of the 3D header, with </w:t>
+        <w:t xml:space="preserve"> drop-down (in the 3D header with </w:t>
+      </w:r>
+      <w:r>
+        <w:rPr>
+          <w:b/>
+        </w:rPr>
+        <w:t xml:space="preserve">Navigate / Add issue / Measure</w:t>
+      </w:r>
+      <w:r>
+        <w:t xml:space="preserve">, </w:t>
       </w:r>
       <w:r>
         <w:rPr>
@@ -8390,7 +8399,7 @@
         <w:t xml:space="preserve">BCF</w:t>
       </w:r>
       <w:r>
-        <w:t xml:space="preserve">) lists </w:t>
+        <w:t xml:space="preserve"> - all on one line on a wide window, on the second line on a smaller one) lists </w:t>
       </w:r>
       <w:r>
         <w:rPr>

--- a/docs/manual/LWK_Viewer_User_Manual_EN.docx
+++ b/docs/manual/LWK_Viewer_User_Manual_EN.docx
@@ -13404,7 +13404,7 @@
         <w:rPr>
           <w:b/>
         </w:rPr>
-        <w:t xml:space="preserve">Add a comment</w:t>
+        <w:t xml:space="preserve">Discussion</w:t>
       </w:r>
       <w:r>
         <w:t xml:space="preserve"> then press </w:t>
@@ -13413,7 +13413,7 @@
         <w:rPr>
           <w:b/>
         </w:rPr>
-        <w:t xml:space="preserve">Comment</w:t>
+        <w:t xml:space="preserve">Post</w:t>
       </w:r>
       <w:r>
         <w:t xml:space="preserve">. Type </w:t>
@@ -13426,6 +13426,60 @@
       </w:r>
       <w:r>
         <w:t xml:space="preserve"> to mention a project member.</w:t>
+      </w:r>
+    </w:p>
+    <w:p>
+      <w:pPr>
+        <w:pStyle w:val="ListParagraph"/>
+        <w:numPr>
+          <w:ilvl w:val="0"/>
+          <w:numId w:val="46"/>
+        </w:numPr>
+      </w:pPr>
+      <w:r>
+        <w:rPr>
+          <w:b/>
+        </w:rPr>
+        <w:t xml:space="preserve">Photos in the discussion</w:t>
+      </w:r>
+      <w:r>
+        <w:t xml:space="preserve"> (Sheets and 3D alike): </w:t>
+      </w:r>
+      <w:r>
+        <w:rPr>
+          <w:b/>
+        </w:rPr>
+        <w:t xml:space="preserve">📷 Photo</w:t>
+      </w:r>
+      <w:r>
+        <w:t xml:space="preserve"> beside Post picks pictures - on a phone or iPad it can take one with the camera - or paste a screenshot (</w:t>
+      </w:r>
+      <w:r>
+        <w:rPr>
+          <w:b/>
+        </w:rPr>
+        <w:t xml:space="preserve">Ctrl+V</w:t>
+      </w:r>
+      <w:r>
+        <w:t xml:space="preserve">) into the message box, or drop picture files on it. They wait under the box (✕ leaves one out) and go with the message when you </w:t>
+      </w:r>
+      <w:r>
+        <w:rPr>
+          <w:b/>
+        </w:rPr>
+        <w:t xml:space="preserve">Post</w:t>
+      </w:r>
+      <w:r>
+        <w:t xml:space="preserve">; a message can be photos alone. Large photos are made smaller (1920 px) first. Click a photo in the discussion to see it large (← → for the next, </w:t>
+      </w:r>
+      <w:r>
+        <w:rPr>
+          <w:b/>
+        </w:rPr>
+        <w:t xml:space="preserve">Esc</w:t>
+      </w:r>
+      <w:r>
+        <w:t xml:space="preserve"> to close). The issue report shows them under the message.</w:t>
       </w:r>
     </w:p>
     <w:p>

--- a/docs/manual/LWK_Viewer_User_Manual_EN.docx
+++ b/docs/manual/LWK_Viewer_User_Manual_EN.docx
@@ -5190,6 +5190,202 @@
     </w:p>
     <w:p>
       <w:pPr>
+        <w:pStyle w:val="Heading3"/>
+      </w:pPr>
+      <w:r>
+        <w:t xml:space="preserve">Public holidays</w:t>
+      </w:r>
+    </w:p>
+    <w:p>
+      <w:pPr>
+        <w:pStyle w:val="ListParagraph"/>
+        <w:numPr>
+          <w:ilvl w:val="0"/>
+          <w:numId w:val="21"/>
+        </w:numPr>
+      </w:pPr>
+      <w:r>
+        <w:rPr>
+          <w:b/>
+        </w:rPr>
+        <w:t xml:space="preserve">Holidays ▾</w:t>
+      </w:r>
+      <w:r>
+        <w:t xml:space="preserve"> shows the public holidays of </w:t>
+      </w:r>
+      <w:r>
+        <w:rPr>
+          <w:b/>
+        </w:rPr>
+        <w:t xml:space="preserve">Hong Kong</w:t>
+      </w:r>
+      <w:r>
+        <w:t xml:space="preserve"> and / or </w:t>
+      </w:r>
+      <w:r>
+        <w:rPr>
+          <w:b/>
+        </w:rPr>
+        <w:t xml:space="preserve">the Philippines</w:t>
+      </w:r>
+      <w:r>
+        <w:t xml:space="preserve"> on the calendar (tick either or both; remembered for you). The 2026 and 2027 lists are built in (Hong Kong: Government Gazette; Philippines: Proclamations No. 1006 and 1427, regular holidays and special non-working days).</w:t>
+      </w:r>
+    </w:p>
+    <w:p>
+      <w:pPr>
+        <w:pStyle w:val="ListParagraph"/>
+        <w:numPr>
+          <w:ilvl w:val="0"/>
+          <w:numId w:val="21"/>
+        </w:numPr>
+      </w:pPr>
+      <w:r>
+        <w:t xml:space="preserve">A site admin adds later years and dates proclaimed late (the Philippine Eid'l Fitr and Eid'l Adha): </w:t>
+      </w:r>
+      <w:r>
+        <w:rPr>
+          <w:b/>
+        </w:rPr>
+        <w:t xml:space="preserve">Holidays ▾ &gt; Edit the list</w:t>
+      </w:r>
+      <w:r>
+        <w:t xml:space="preserve">, one a line, e.g. *2028-01-01 New Year's Day*.</w:t>
+      </w:r>
+    </w:p>
+    <w:p>
+      <w:pPr>
+        <w:pStyle w:val="Heading3"/>
+      </w:pPr>
+      <w:r>
+        <w:t xml:space="preserve">Annual leave and calendar groups</w:t>
+      </w:r>
+    </w:p>
+    <w:p>
+      <w:pPr>
+        <w:pStyle w:val="ListParagraph"/>
+        <w:numPr>
+          <w:ilvl w:val="0"/>
+          <w:numId w:val="22"/>
+        </w:numPr>
+      </w:pPr>
+      <w:r>
+        <w:rPr>
+          <w:b/>
+        </w:rPr>
+        <w:t xml:space="preserve">+ Leave</w:t>
+      </w:r>
+      <w:r>
+        <w:t xml:space="preserve">, </w:t>
+      </w:r>
+      <w:r>
+        <w:rPr>
+          <w:b/>
+        </w:rPr>
+        <w:t xml:space="preserve">right-click a day &gt; Add leave</w:t>
+      </w:r>
+      <w:r>
+        <w:t xml:space="preserve">, or </w:t>
+      </w:r>
+      <w:r>
+        <w:rPr>
+          <w:b/>
+        </w:rPr>
+        <w:t xml:space="preserve">drag across days</w:t>
+      </w:r>
+      <w:r>
+        <w:t xml:space="preserve"> in the month: from and to, the type (annual, sick, other), a half day (AM / PM, for one day) and a note. The form counts the working days (weekends and the ticked holidays left out; Hong Kong when none is ticked).</w:t>
+      </w:r>
+    </w:p>
+    <w:p>
+      <w:pPr>
+        <w:pStyle w:val="ListParagraph"/>
+        <w:numPr>
+          <w:ilvl w:val="0"/>
+          <w:numId w:val="22"/>
+        </w:numPr>
+      </w:pPr>
+      <w:r>
+        <w:t xml:space="preserve">Your leave shows on your calendar and on the calendars of the people who share a </w:t>
+      </w:r>
+      <w:r>
+        <w:rPr>
+          <w:b/>
+        </w:rPr>
+        <w:t xml:space="preserve">calendar group</w:t>
+      </w:r>
+      <w:r>
+        <w:t xml:space="preserve"> with you; theirs shows on yours. Click a leave for its details; </w:t>
+      </w:r>
+      <w:r>
+        <w:rPr>
+          <w:b/>
+        </w:rPr>
+        <w:t xml:space="preserve">Remove this leave</w:t>
+      </w:r>
+      <w:r>
+        <w:t xml:space="preserve"> takes your own away.</w:t>
+      </w:r>
+    </w:p>
+    <w:p>
+      <w:pPr>
+        <w:pStyle w:val="ListParagraph"/>
+        <w:numPr>
+          <w:ilvl w:val="0"/>
+          <w:numId w:val="22"/>
+        </w:numPr>
+      </w:pPr>
+      <w:r>
+        <w:rPr>
+          <w:b/>
+        </w:rPr>
+        <w:t xml:space="preserve">Groups:</w:t>
+      </w:r>
+      <w:r>
+        <w:t xml:space="preserve"> </w:t>
+      </w:r>
+      <w:r>
+        <w:rPr>
+          <w:b/>
+        </w:rPr>
+        <w:t xml:space="preserve">+ New group</w:t>
+      </w:r>
+      <w:r>
+        <w:t xml:space="preserve">, a name and its people (anyone can make one; you are in it). The person who made a group (or a site admin) edits or deletes it; the others can </w:t>
+      </w:r>
+      <w:r>
+        <w:rPr>
+          <w:b/>
+        </w:rPr>
+        <w:t xml:space="preserve">Leave group</w:t>
+      </w:r>
+      <w:r>
+        <w:t xml:space="preserve">. </w:t>
+      </w:r>
+      <w:r>
+        <w:rPr>
+          <w:b/>
+        </w:rPr>
+        <w:t xml:space="preserve">Filter ▾ &gt; Leave of</w:t>
+      </w:r>
+      <w:r>
+        <w:t xml:space="preserve"> shows the leave of one group only.</w:t>
+      </w:r>
+    </w:p>
+    <w:p>
+      <w:pPr>
+        <w:pStyle w:val="ListParagraph"/>
+        <w:numPr>
+          <w:ilvl w:val="0"/>
+          <w:numId w:val="22"/>
+        </w:numPr>
+      </w:pPr>
+      <w:r>
+        <w:t xml:space="preserve">Outlook (Add to Outlook) gets your own leave, not your colleagues'.</w:t>
+      </w:r>
+    </w:p>
+    <w:p>
+      <w:pPr>
         <w:pStyle w:val="Heading2"/>
       </w:pPr>
       <w:r>
@@ -5207,7 +5403,7 @@
         <w:pStyle w:val="ListParagraph"/>
         <w:numPr>
           <w:ilvl w:val="0"/>
-          <w:numId w:val="21"/>
+          <w:numId w:val="23"/>
         </w:numPr>
       </w:pPr>
       <w:r>
@@ -5234,7 +5430,7 @@
         <w:pStyle w:val="ListParagraph"/>
         <w:numPr>
           <w:ilvl w:val="0"/>
-          <w:numId w:val="21"/>
+          <w:numId w:val="23"/>
         </w:numPr>
       </w:pPr>
       <w:r>
@@ -5288,7 +5484,7 @@
         <w:pStyle w:val="ListParagraph"/>
         <w:numPr>
           <w:ilvl w:val="0"/>
-          <w:numId w:val="21"/>
+          <w:numId w:val="23"/>
         </w:numPr>
       </w:pPr>
       <w:r>
@@ -5315,7 +5511,7 @@
         <w:pStyle w:val="ListParagraph"/>
         <w:numPr>
           <w:ilvl w:val="0"/>
-          <w:numId w:val="21"/>
+          <w:numId w:val="23"/>
         </w:numPr>
       </w:pPr>
       <w:r>
@@ -5351,7 +5547,7 @@
         <w:pStyle w:val="ListParagraph"/>
         <w:numPr>
           <w:ilvl w:val="0"/>
-          <w:numId w:val="21"/>
+          <w:numId w:val="23"/>
         </w:numPr>
       </w:pPr>
       <w:r>
@@ -5396,7 +5592,7 @@
         <w:pStyle w:val="ListParagraph"/>
         <w:numPr>
           <w:ilvl w:val="0"/>
-          <w:numId w:val="21"/>
+          <w:numId w:val="23"/>
         </w:numPr>
       </w:pPr>
       <w:r>
@@ -5432,7 +5628,7 @@
         <w:pStyle w:val="ListParagraph"/>
         <w:numPr>
           <w:ilvl w:val="0"/>
-          <w:numId w:val="21"/>
+          <w:numId w:val="23"/>
         </w:numPr>
       </w:pPr>
       <w:r>
@@ -5491,7 +5687,7 @@
         <w:pStyle w:val="ListParagraph"/>
         <w:numPr>
           <w:ilvl w:val="0"/>
-          <w:numId w:val="22"/>
+          <w:numId w:val="24"/>
         </w:numPr>
       </w:pPr>
       <w:r>
@@ -5545,7 +5741,7 @@
         <w:pStyle w:val="ListParagraph"/>
         <w:numPr>
           <w:ilvl w:val="0"/>
-          <w:numId w:val="22"/>
+          <w:numId w:val="24"/>
         </w:numPr>
       </w:pPr>
       <w:r>
@@ -5581,7 +5777,7 @@
         <w:pStyle w:val="ListParagraph"/>
         <w:numPr>
           <w:ilvl w:val="0"/>
-          <w:numId w:val="22"/>
+          <w:numId w:val="24"/>
         </w:numPr>
       </w:pPr>
       <w:r>
@@ -5599,7 +5795,7 @@
         <w:pStyle w:val="ListParagraph"/>
         <w:numPr>
           <w:ilvl w:val="0"/>
-          <w:numId w:val="22"/>
+          <w:numId w:val="24"/>
         </w:numPr>
       </w:pPr>
       <w:r>
@@ -5653,7 +5849,7 @@
         <w:pStyle w:val="ListParagraph"/>
         <w:numPr>
           <w:ilvl w:val="0"/>
-          <w:numId w:val="22"/>
+          <w:numId w:val="24"/>
         </w:numPr>
       </w:pPr>
       <w:r>
@@ -5671,7 +5867,7 @@
         <w:pStyle w:val="ListParagraph"/>
         <w:numPr>
           <w:ilvl w:val="0"/>
-          <w:numId w:val="22"/>
+          <w:numId w:val="24"/>
         </w:numPr>
       </w:pPr>
       <w:r>
@@ -5689,7 +5885,7 @@
         <w:pStyle w:val="ListParagraph"/>
         <w:numPr>
           <w:ilvl w:val="0"/>
-          <w:numId w:val="22"/>
+          <w:numId w:val="24"/>
         </w:numPr>
       </w:pPr>
       <w:r>
@@ -5715,7 +5911,7 @@
         <w:pStyle w:val="ListParagraph"/>
         <w:numPr>
           <w:ilvl w:val="0"/>
-          <w:numId w:val="23"/>
+          <w:numId w:val="25"/>
         </w:numPr>
       </w:pPr>
       <w:r>
@@ -5751,7 +5947,7 @@
         <w:pStyle w:val="ListParagraph"/>
         <w:numPr>
           <w:ilvl w:val="0"/>
-          <w:numId w:val="23"/>
+          <w:numId w:val="25"/>
         </w:numPr>
       </w:pPr>
       <w:r>
@@ -5769,7 +5965,7 @@
         <w:pStyle w:val="ListParagraph"/>
         <w:numPr>
           <w:ilvl w:val="0"/>
-          <w:numId w:val="23"/>
+          <w:numId w:val="25"/>
         </w:numPr>
       </w:pPr>
       <w:r>
@@ -5787,7 +5983,7 @@
         <w:pStyle w:val="ListParagraph"/>
         <w:numPr>
           <w:ilvl w:val="0"/>
-          <w:numId w:val="23"/>
+          <w:numId w:val="25"/>
         </w:numPr>
       </w:pPr>
       <w:r>
@@ -5805,7 +6001,7 @@
         <w:pStyle w:val="ListParagraph"/>
         <w:numPr>
           <w:ilvl w:val="0"/>
-          <w:numId w:val="23"/>
+          <w:numId w:val="25"/>
         </w:numPr>
       </w:pPr>
       <w:r>
@@ -5915,7 +6111,7 @@
         <w:pStyle w:val="ListParagraph"/>
         <w:numPr>
           <w:ilvl w:val="0"/>
-          <w:numId w:val="24"/>
+          <w:numId w:val="26"/>
         </w:numPr>
       </w:pPr>
       <w:r>
@@ -5960,7 +6156,7 @@
         <w:pStyle w:val="ListParagraph"/>
         <w:numPr>
           <w:ilvl w:val="0"/>
-          <w:numId w:val="24"/>
+          <w:numId w:val="26"/>
         </w:numPr>
       </w:pPr>
       <w:r>
@@ -6014,7 +6210,7 @@
         <w:pStyle w:val="ListParagraph"/>
         <w:numPr>
           <w:ilvl w:val="0"/>
-          <w:numId w:val="24"/>
+          <w:numId w:val="26"/>
         </w:numPr>
       </w:pPr>
       <w:r>
@@ -6059,7 +6255,7 @@
         <w:pStyle w:val="ListParagraph"/>
         <w:numPr>
           <w:ilvl w:val="0"/>
-          <w:numId w:val="24"/>
+          <w:numId w:val="26"/>
         </w:numPr>
       </w:pPr>
       <w:r>
@@ -6167,7 +6363,7 @@
         <w:pStyle w:val="ListParagraph"/>
         <w:numPr>
           <w:ilvl w:val="0"/>
-          <w:numId w:val="25"/>
+          <w:numId w:val="27"/>
         </w:numPr>
       </w:pPr>
       <w:r>
@@ -6194,7 +6390,7 @@
         <w:pStyle w:val="ListParagraph"/>
         <w:numPr>
           <w:ilvl w:val="0"/>
-          <w:numId w:val="25"/>
+          <w:numId w:val="27"/>
         </w:numPr>
       </w:pPr>
       <w:r>
@@ -6230,7 +6426,7 @@
         <w:pStyle w:val="ListParagraph"/>
         <w:numPr>
           <w:ilvl w:val="0"/>
-          <w:numId w:val="25"/>
+          <w:numId w:val="27"/>
         </w:numPr>
       </w:pPr>
       <w:r>
@@ -6302,7 +6498,7 @@
         <w:pStyle w:val="ListParagraph"/>
         <w:numPr>
           <w:ilvl w:val="0"/>
-          <w:numId w:val="25"/>
+          <w:numId w:val="27"/>
         </w:numPr>
       </w:pPr>
       <w:r>
@@ -6347,7 +6543,7 @@
         <w:pStyle w:val="ListParagraph"/>
         <w:numPr>
           <w:ilvl w:val="0"/>
-          <w:numId w:val="25"/>
+          <w:numId w:val="27"/>
         </w:numPr>
       </w:pPr>
       <w:r>
@@ -6455,7 +6651,7 @@
         <w:pStyle w:val="ListParagraph"/>
         <w:numPr>
           <w:ilvl w:val="0"/>
-          <w:numId w:val="25"/>
+          <w:numId w:val="27"/>
         </w:numPr>
       </w:pPr>
       <w:r>
@@ -6491,7 +6687,7 @@
         <w:pStyle w:val="ListParagraph"/>
         <w:numPr>
           <w:ilvl w:val="0"/>
-          <w:numId w:val="25"/>
+          <w:numId w:val="27"/>
         </w:numPr>
       </w:pPr>
       <w:r>
@@ -6527,7 +6723,7 @@
         <w:pStyle w:val="ListParagraph"/>
         <w:numPr>
           <w:ilvl w:val="0"/>
-          <w:numId w:val="25"/>
+          <w:numId w:val="27"/>
         </w:numPr>
       </w:pPr>
       <w:r>
@@ -6563,7 +6759,7 @@
         <w:pStyle w:val="ListParagraph"/>
         <w:numPr>
           <w:ilvl w:val="0"/>
-          <w:numId w:val="25"/>
+          <w:numId w:val="27"/>
         </w:numPr>
       </w:pPr>
       <w:r>
@@ -6590,7 +6786,7 @@
         <w:pStyle w:val="ListParagraph"/>
         <w:numPr>
           <w:ilvl w:val="0"/>
-          <w:numId w:val="25"/>
+          <w:numId w:val="27"/>
         </w:numPr>
       </w:pPr>
       <w:r>
@@ -6624,7 +6820,7 @@
         <w:pStyle w:val="ListParagraph"/>
         <w:numPr>
           <w:ilvl w:val="0"/>
-          <w:numId w:val="26"/>
+          <w:numId w:val="28"/>
         </w:numPr>
       </w:pPr>
       <w:r>
@@ -6645,7 +6841,7 @@
         <w:pStyle w:val="ListParagraph"/>
         <w:numPr>
           <w:ilvl w:val="0"/>
-          <w:numId w:val="26"/>
+          <w:numId w:val="28"/>
         </w:numPr>
       </w:pPr>
       <w:r>
@@ -6657,7 +6853,7 @@
         <w:pStyle w:val="ListParagraph"/>
         <w:numPr>
           <w:ilvl w:val="0"/>
-          <w:numId w:val="26"/>
+          <w:numId w:val="28"/>
         </w:numPr>
       </w:pPr>
       <w:r>
@@ -6675,7 +6871,7 @@
         <w:pStyle w:val="ListParagraph"/>
         <w:numPr>
           <w:ilvl w:val="0"/>
-          <w:numId w:val="26"/>
+          <w:numId w:val="28"/>
         </w:numPr>
       </w:pPr>
       <w:r>
@@ -6693,7 +6889,7 @@
         <w:pStyle w:val="ListParagraph"/>
         <w:numPr>
           <w:ilvl w:val="0"/>
-          <w:numId w:val="26"/>
+          <w:numId w:val="28"/>
         </w:numPr>
       </w:pPr>
       <w:r>
@@ -6725,6 +6921,120 @@
       </w:r>
       <w:r>
         <w:t xml:space="preserve">.</w:t>
+      </w:r>
+    </w:p>
+    <w:p>
+      <w:pPr>
+        <w:pStyle w:val="ListParagraph"/>
+        <w:numPr>
+          <w:ilvl w:val="0"/>
+          <w:numId w:val="28"/>
+        </w:numPr>
+      </w:pPr>
+      <w:r>
+        <w:t xml:space="preserve">After a PDF is imported, </w:t>
+      </w:r>
+      <w:r>
+        <w:rPr>
+          <w:b/>
+        </w:rPr>
+        <w:t xml:space="preserve">Keep a copy in Folders ...</w:t>
+      </w:r>
+      <w:r>
+        <w:t xml:space="preserve"> puts the file in the project's Folders too: choose the project and the folder (or </w:t>
+      </w:r>
+      <w:r>
+        <w:rPr>
+          <w:b/>
+        </w:rPr>
+        <w:t xml:space="preserve">+ New folder</w:t>
+      </w:r>
+      <w:r>
+        <w:t xml:space="preserve">). The folder is remembered for next time.</w:t>
+      </w:r>
+    </w:p>
+    <w:p>
+      <w:pPr>
+        <w:pStyle w:val="ListParagraph"/>
+        <w:numPr>
+          <w:ilvl w:val="0"/>
+          <w:numId w:val="28"/>
+        </w:numPr>
+      </w:pPr>
+      <w:r>
+        <w:rPr>
+          <w:b/>
+        </w:rPr>
+        <w:t xml:space="preserve">Set ▾</w:t>
+      </w:r>
+      <w:r>
+        <w:t xml:space="preserve"> (beside the sheet list, on a set of imported PDFs): </w:t>
+      </w:r>
+      <w:r>
+        <w:rPr>
+          <w:b/>
+        </w:rPr>
+        <w:t xml:space="preserve">Select sheets</w:t>
+      </w:r>
+      <w:r>
+        <w:t xml:space="preserve"> - tick several (shift-click for a run) and </w:t>
+      </w:r>
+      <w:r>
+        <w:rPr>
+          <w:b/>
+        </w:rPr>
+        <w:t xml:space="preserve">Delete</w:t>
+      </w:r>
+      <w:r>
+        <w:t xml:space="preserve"> them together; </w:t>
+      </w:r>
+      <w:r>
+        <w:rPr>
+          <w:b/>
+        </w:rPr>
+        <w:t xml:space="preserve">Rename set</w:t>
+      </w:r>
+      <w:r>
+        <w:t xml:space="preserve">; </w:t>
+      </w:r>
+      <w:r>
+        <w:rPr>
+          <w:b/>
+        </w:rPr>
+        <w:t xml:space="preserve">Archive set</w:t>
+      </w:r>
+      <w:r>
+        <w:t xml:space="preserve"> - it leaves the Sheets page and Folders, nothing is deleted, and </w:t>
+      </w:r>
+      <w:r>
+        <w:rPr>
+          <w:b/>
+        </w:rPr>
+        <w:t xml:space="preserve">Set ▾ &gt; Archived sets &gt; Bring back</w:t>
+      </w:r>
+      <w:r>
+        <w:t xml:space="preserve"> restores it; </w:t>
+      </w:r>
+      <w:r>
+        <w:rPr>
+          <w:b/>
+        </w:rPr>
+        <w:t xml:space="preserve">Delete set</w:t>
+      </w:r>
+      <w:r>
+        <w:t xml:space="preserve"> - its sheets and their PDFs. Markups and issues on deleted sheets stay in the project.</w:t>
+      </w:r>
+    </w:p>
+    <w:p>
+      <w:pPr>
+        <w:pStyle w:val="ListParagraph"/>
+        <w:numPr>
+          <w:ilvl w:val="0"/>
+          <w:numId w:val="28"/>
+        </w:numPr>
+      </w:pPr>
+      <w:r>
+        <w:t xml:space="preserve">Each browser tab keeps its own project (it shows in the address), so two projects can be open side by side and each issue is saved in its own.</w:t>
       </w:r>
     </w:p>
     <w:p>
@@ -7102,7 +7412,7 @@
         <w:pStyle w:val="ListParagraph"/>
         <w:numPr>
           <w:ilvl w:val="0"/>
-          <w:numId w:val="27"/>
+          <w:numId w:val="29"/>
         </w:numPr>
       </w:pPr>
       <w:r>
@@ -7120,7 +7430,7 @@
         <w:pStyle w:val="ListParagraph"/>
         <w:numPr>
           <w:ilvl w:val="0"/>
-          <w:numId w:val="27"/>
+          <w:numId w:val="29"/>
         </w:numPr>
       </w:pPr>
       <w:r>
@@ -7147,7 +7457,7 @@
         <w:pStyle w:val="ListParagraph"/>
         <w:numPr>
           <w:ilvl w:val="0"/>
-          <w:numId w:val="27"/>
+          <w:numId w:val="29"/>
         </w:numPr>
       </w:pPr>
       <w:r>
@@ -7174,7 +7484,7 @@
         <w:pStyle w:val="ListParagraph"/>
         <w:numPr>
           <w:ilvl w:val="0"/>
-          <w:numId w:val="27"/>
+          <w:numId w:val="29"/>
         </w:numPr>
       </w:pPr>
       <w:r>
@@ -7421,7 +7731,7 @@
         <w:pStyle w:val="ListParagraph"/>
         <w:numPr>
           <w:ilvl w:val="0"/>
-          <w:numId w:val="28"/>
+          <w:numId w:val="30"/>
         </w:numPr>
       </w:pPr>
       <w:r>
@@ -7448,7 +7758,7 @@
         <w:pStyle w:val="ListParagraph"/>
         <w:numPr>
           <w:ilvl w:val="0"/>
-          <w:numId w:val="28"/>
+          <w:numId w:val="30"/>
         </w:numPr>
       </w:pPr>
       <w:r>
@@ -7466,7 +7776,7 @@
         <w:pStyle w:val="ListParagraph"/>
         <w:numPr>
           <w:ilvl w:val="0"/>
-          <w:numId w:val="28"/>
+          <w:numId w:val="30"/>
         </w:numPr>
       </w:pPr>
       <w:r>
@@ -7484,7 +7794,7 @@
         <w:pStyle w:val="ListParagraph"/>
         <w:numPr>
           <w:ilvl w:val="0"/>
-          <w:numId w:val="28"/>
+          <w:numId w:val="30"/>
         </w:numPr>
       </w:pPr>
       <w:r>
@@ -7547,7 +7857,7 @@
         <w:pStyle w:val="ListParagraph"/>
         <w:numPr>
           <w:ilvl w:val="0"/>
-          <w:numId w:val="28"/>
+          <w:numId w:val="30"/>
         </w:numPr>
       </w:pPr>
       <w:r>
@@ -7582,7 +7892,7 @@
         <w:pStyle w:val="ListParagraph"/>
         <w:numPr>
           <w:ilvl w:val="0"/>
-          <w:numId w:val="29"/>
+          <w:numId w:val="31"/>
         </w:numPr>
       </w:pPr>
       <w:r>
@@ -7618,7 +7928,7 @@
         <w:pStyle w:val="ListParagraph"/>
         <w:numPr>
           <w:ilvl w:val="0"/>
-          <w:numId w:val="29"/>
+          <w:numId w:val="31"/>
         </w:numPr>
       </w:pPr>
       <w:r>
@@ -7636,7 +7946,7 @@
         <w:pStyle w:val="ListParagraph"/>
         <w:numPr>
           <w:ilvl w:val="0"/>
-          <w:numId w:val="29"/>
+          <w:numId w:val="31"/>
         </w:numPr>
       </w:pPr>
       <w:r>
@@ -8237,7 +8547,7 @@
         <w:pStyle w:val="ListParagraph"/>
         <w:numPr>
           <w:ilvl w:val="0"/>
-          <w:numId w:val="30"/>
+          <w:numId w:val="32"/>
         </w:numPr>
       </w:pPr>
       <w:r>
@@ -8276,7 +8586,7 @@
         <w:pStyle w:val="ListParagraph"/>
         <w:numPr>
           <w:ilvl w:val="0"/>
-          <w:numId w:val="30"/>
+          <w:numId w:val="32"/>
         </w:numPr>
       </w:pPr>
       <w:r>
@@ -8306,7 +8616,7 @@
         <w:pStyle w:val="ListParagraph"/>
         <w:numPr>
           <w:ilvl w:val="0"/>
-          <w:numId w:val="30"/>
+          <w:numId w:val="32"/>
         </w:numPr>
       </w:pPr>
       <w:r>
@@ -8324,7 +8634,7 @@
         <w:pStyle w:val="ListParagraph"/>
         <w:numPr>
           <w:ilvl w:val="0"/>
-          <w:numId w:val="30"/>
+          <w:numId w:val="32"/>
         </w:numPr>
       </w:pPr>
       <w:r>
@@ -8359,7 +8669,7 @@
         <w:pStyle w:val="ListParagraph"/>
         <w:numPr>
           <w:ilvl w:val="0"/>
-          <w:numId w:val="31"/>
+          <w:numId w:val="33"/>
         </w:numPr>
       </w:pPr>
       <w:r>
@@ -8434,7 +8744,7 @@
         <w:pStyle w:val="ListParagraph"/>
         <w:numPr>
           <w:ilvl w:val="0"/>
-          <w:numId w:val="31"/>
+          <w:numId w:val="33"/>
         </w:numPr>
       </w:pPr>
       <w:r>
@@ -8446,7 +8756,7 @@
         <w:pStyle w:val="ListParagraph"/>
         <w:numPr>
           <w:ilvl w:val="0"/>
-          <w:numId w:val="31"/>
+          <w:numId w:val="33"/>
         </w:numPr>
       </w:pPr>
       <w:r>
@@ -8473,7 +8783,7 @@
         <w:pStyle w:val="ListParagraph"/>
         <w:numPr>
           <w:ilvl w:val="0"/>
-          <w:numId w:val="31"/>
+          <w:numId w:val="33"/>
         </w:numPr>
       </w:pPr>
       <w:r>
@@ -8499,7 +8809,7 @@
         <w:pStyle w:val="ListParagraph"/>
         <w:numPr>
           <w:ilvl w:val="0"/>
-          <w:numId w:val="32"/>
+          <w:numId w:val="34"/>
         </w:numPr>
       </w:pPr>
       <w:r>
@@ -8520,7 +8830,7 @@
         <w:pStyle w:val="ListParagraph"/>
         <w:numPr>
           <w:ilvl w:val="0"/>
-          <w:numId w:val="32"/>
+          <w:numId w:val="34"/>
         </w:numPr>
       </w:pPr>
       <w:r>
@@ -8547,7 +8857,7 @@
         <w:pStyle w:val="ListParagraph"/>
         <w:numPr>
           <w:ilvl w:val="0"/>
-          <w:numId w:val="32"/>
+          <w:numId w:val="34"/>
         </w:numPr>
       </w:pPr>
       <w:r>
@@ -8565,7 +8875,7 @@
         <w:pStyle w:val="ListParagraph"/>
         <w:numPr>
           <w:ilvl w:val="0"/>
-          <w:numId w:val="32"/>
+          <w:numId w:val="34"/>
         </w:numPr>
       </w:pPr>
       <w:r>
@@ -8583,7 +8893,7 @@
         <w:pStyle w:val="ListParagraph"/>
         <w:numPr>
           <w:ilvl w:val="0"/>
-          <w:numId w:val="32"/>
+          <w:numId w:val="34"/>
         </w:numPr>
       </w:pPr>
       <w:r>
@@ -9001,7 +9311,7 @@
         <w:pStyle w:val="ListParagraph"/>
         <w:numPr>
           <w:ilvl w:val="0"/>
-          <w:numId w:val="33"/>
+          <w:numId w:val="35"/>
         </w:numPr>
       </w:pPr>
       <w:r>
@@ -9046,7 +9356,7 @@
         <w:pStyle w:val="ListParagraph"/>
         <w:numPr>
           <w:ilvl w:val="0"/>
-          <w:numId w:val="33"/>
+          <w:numId w:val="35"/>
         </w:numPr>
       </w:pPr>
       <w:r>
@@ -9082,7 +9392,7 @@
         <w:pStyle w:val="ListParagraph"/>
         <w:numPr>
           <w:ilvl w:val="0"/>
-          <w:numId w:val="33"/>
+          <w:numId w:val="35"/>
         </w:numPr>
       </w:pPr>
       <w:r>
@@ -9125,7 +9435,7 @@
         <w:pStyle w:val="ListParagraph"/>
         <w:numPr>
           <w:ilvl w:val="0"/>
-          <w:numId w:val="34"/>
+          <w:numId w:val="36"/>
         </w:numPr>
       </w:pPr>
       <w:r>
@@ -9146,7 +9456,7 @@
         <w:pStyle w:val="ListParagraph"/>
         <w:numPr>
           <w:ilvl w:val="0"/>
-          <w:numId w:val="34"/>
+          <w:numId w:val="36"/>
         </w:numPr>
       </w:pPr>
       <w:r>
@@ -9173,7 +9483,7 @@
         <w:pStyle w:val="ListParagraph"/>
         <w:numPr>
           <w:ilvl w:val="0"/>
-          <w:numId w:val="34"/>
+          <w:numId w:val="36"/>
         </w:numPr>
       </w:pPr>
       <w:r>
@@ -9236,7 +9546,7 @@
         <w:pStyle w:val="ListParagraph"/>
         <w:numPr>
           <w:ilvl w:val="0"/>
-          <w:numId w:val="34"/>
+          <w:numId w:val="36"/>
         </w:numPr>
       </w:pPr>
       <w:r>
@@ -9410,7 +9720,7 @@
         <w:pStyle w:val="ListParagraph"/>
         <w:numPr>
           <w:ilvl w:val="0"/>
-          <w:numId w:val="35"/>
+          <w:numId w:val="37"/>
         </w:numPr>
       </w:pPr>
       <w:r>
@@ -9437,7 +9747,7 @@
         <w:pStyle w:val="ListParagraph"/>
         <w:numPr>
           <w:ilvl w:val="0"/>
-          <w:numId w:val="35"/>
+          <w:numId w:val="37"/>
         </w:numPr>
       </w:pPr>
       <w:r>
@@ -9458,7 +9768,7 @@
         <w:pStyle w:val="ListParagraph"/>
         <w:numPr>
           <w:ilvl w:val="0"/>
-          <w:numId w:val="35"/>
+          <w:numId w:val="37"/>
         </w:numPr>
       </w:pPr>
       <w:r>
@@ -9739,7 +10049,7 @@
         <w:pStyle w:val="ListParagraph"/>
         <w:numPr>
           <w:ilvl w:val="0"/>
-          <w:numId w:val="36"/>
+          <w:numId w:val="38"/>
         </w:numPr>
       </w:pPr>
       <w:r>
@@ -9760,7 +10070,7 @@
         <w:pStyle w:val="ListParagraph"/>
         <w:numPr>
           <w:ilvl w:val="0"/>
-          <w:numId w:val="36"/>
+          <w:numId w:val="38"/>
         </w:numPr>
       </w:pPr>
       <w:r>
@@ -9778,7 +10088,7 @@
         <w:pStyle w:val="ListParagraph"/>
         <w:numPr>
           <w:ilvl w:val="0"/>
-          <w:numId w:val="36"/>
+          <w:numId w:val="38"/>
         </w:numPr>
       </w:pPr>
       <w:r>
@@ -9796,7 +10106,7 @@
         <w:pStyle w:val="ListParagraph"/>
         <w:numPr>
           <w:ilvl w:val="0"/>
-          <w:numId w:val="36"/>
+          <w:numId w:val="38"/>
         </w:numPr>
       </w:pPr>
       <w:r>
@@ -9816,7 +10126,7 @@
         <w:pStyle w:val="ListParagraph"/>
         <w:numPr>
           <w:ilvl w:val="0"/>
-          <w:numId w:val="37"/>
+          <w:numId w:val="39"/>
         </w:numPr>
       </w:pPr>
       <w:r>
@@ -9846,7 +10156,7 @@
         <w:pStyle w:val="ListParagraph"/>
         <w:numPr>
           <w:ilvl w:val="0"/>
-          <w:numId w:val="37"/>
+          <w:numId w:val="39"/>
         </w:numPr>
       </w:pPr>
       <w:r>
@@ -9889,7 +10199,7 @@
         <w:pStyle w:val="ListParagraph"/>
         <w:numPr>
           <w:ilvl w:val="0"/>
-          <w:numId w:val="38"/>
+          <w:numId w:val="40"/>
         </w:numPr>
       </w:pPr>
       <w:r>
@@ -9946,7 +10256,7 @@
         <w:pStyle w:val="ListParagraph"/>
         <w:numPr>
           <w:ilvl w:val="0"/>
-          <w:numId w:val="38"/>
+          <w:numId w:val="40"/>
         </w:numPr>
       </w:pPr>
       <w:r>
@@ -9958,7 +10268,7 @@
         <w:pStyle w:val="ListParagraph"/>
         <w:numPr>
           <w:ilvl w:val="0"/>
-          <w:numId w:val="38"/>
+          <w:numId w:val="40"/>
         </w:numPr>
       </w:pPr>
       <w:r>
@@ -9988,7 +10298,7 @@
         <w:pStyle w:val="ListParagraph"/>
         <w:numPr>
           <w:ilvl w:val="0"/>
-          <w:numId w:val="38"/>
+          <w:numId w:val="40"/>
         </w:numPr>
       </w:pPr>
       <w:r>
@@ -10414,7 +10724,7 @@
         <w:pStyle w:val="ListParagraph"/>
         <w:numPr>
           <w:ilvl w:val="0"/>
-          <w:numId w:val="39"/>
+          <w:numId w:val="41"/>
         </w:numPr>
       </w:pPr>
       <w:r>
@@ -10426,7 +10736,7 @@
         <w:pStyle w:val="ListParagraph"/>
         <w:numPr>
           <w:ilvl w:val="0"/>
-          <w:numId w:val="39"/>
+          <w:numId w:val="41"/>
         </w:numPr>
       </w:pPr>
       <w:r>
@@ -10438,7 +10748,7 @@
         <w:pStyle w:val="ListParagraph"/>
         <w:numPr>
           <w:ilvl w:val="0"/>
-          <w:numId w:val="39"/>
+          <w:numId w:val="41"/>
         </w:numPr>
       </w:pPr>
       <w:r>
@@ -10458,7 +10768,7 @@
         <w:pStyle w:val="ListParagraph"/>
         <w:numPr>
           <w:ilvl w:val="0"/>
-          <w:numId w:val="40"/>
+          <w:numId w:val="42"/>
         </w:numPr>
       </w:pPr>
       <w:r>
@@ -10485,7 +10795,7 @@
         <w:pStyle w:val="ListParagraph"/>
         <w:numPr>
           <w:ilvl w:val="0"/>
-          <w:numId w:val="40"/>
+          <w:numId w:val="42"/>
         </w:numPr>
       </w:pPr>
       <w:r>
@@ -10512,7 +10822,7 @@
         <w:pStyle w:val="ListParagraph"/>
         <w:numPr>
           <w:ilvl w:val="0"/>
-          <w:numId w:val="40"/>
+          <w:numId w:val="42"/>
         </w:numPr>
       </w:pPr>
       <w:r>
@@ -10579,7 +10889,7 @@
         <w:pStyle w:val="ListParagraph"/>
         <w:numPr>
           <w:ilvl w:val="0"/>
-          <w:numId w:val="41"/>
+          <w:numId w:val="43"/>
         </w:numPr>
       </w:pPr>
       <w:r>
@@ -10591,7 +10901,7 @@
         <w:pStyle w:val="ListParagraph"/>
         <w:numPr>
           <w:ilvl w:val="0"/>
-          <w:numId w:val="41"/>
+          <w:numId w:val="43"/>
         </w:numPr>
       </w:pPr>
       <w:r>
@@ -10684,7 +10994,7 @@
         <w:pStyle w:val="ListParagraph"/>
         <w:numPr>
           <w:ilvl w:val="0"/>
-          <w:numId w:val="41"/>
+          <w:numId w:val="43"/>
         </w:numPr>
       </w:pPr>
       <w:r>
@@ -10729,7 +11039,7 @@
         <w:pStyle w:val="ListParagraph"/>
         <w:numPr>
           <w:ilvl w:val="0"/>
-          <w:numId w:val="41"/>
+          <w:numId w:val="43"/>
         </w:numPr>
       </w:pPr>
       <w:r>
@@ -10756,7 +11066,7 @@
         <w:pStyle w:val="ListParagraph"/>
         <w:numPr>
           <w:ilvl w:val="0"/>
-          <w:numId w:val="41"/>
+          <w:numId w:val="43"/>
         </w:numPr>
       </w:pPr>
       <w:r>
@@ -11120,7 +11430,7 @@
         <w:pStyle w:val="ListParagraph"/>
         <w:numPr>
           <w:ilvl w:val="0"/>
-          <w:numId w:val="42"/>
+          <w:numId w:val="44"/>
         </w:numPr>
       </w:pPr>
       <w:r>
@@ -11132,7 +11442,7 @@
         <w:pStyle w:val="ListParagraph"/>
         <w:numPr>
           <w:ilvl w:val="0"/>
-          <w:numId w:val="42"/>
+          <w:numId w:val="44"/>
         </w:numPr>
       </w:pPr>
       <w:r>
@@ -11150,7 +11460,7 @@
         <w:pStyle w:val="ListParagraph"/>
         <w:numPr>
           <w:ilvl w:val="0"/>
-          <w:numId w:val="42"/>
+          <w:numId w:val="44"/>
         </w:numPr>
       </w:pPr>
       <w:r>
@@ -11171,7 +11481,7 @@
         <w:pStyle w:val="ListParagraph"/>
         <w:numPr>
           <w:ilvl w:val="0"/>
-          <w:numId w:val="42"/>
+          <w:numId w:val="44"/>
         </w:numPr>
       </w:pPr>
       <w:r>
@@ -11198,7 +11508,7 @@
         <w:pStyle w:val="ListParagraph"/>
         <w:numPr>
           <w:ilvl w:val="0"/>
-          <w:numId w:val="42"/>
+          <w:numId w:val="44"/>
         </w:numPr>
       </w:pPr>
       <w:r>
@@ -11210,7 +11520,7 @@
         <w:pStyle w:val="ListParagraph"/>
         <w:numPr>
           <w:ilvl w:val="0"/>
-          <w:numId w:val="42"/>
+          <w:numId w:val="44"/>
         </w:numPr>
       </w:pPr>
       <w:r>
@@ -11267,7 +11577,7 @@
         <w:pStyle w:val="ListParagraph"/>
         <w:numPr>
           <w:ilvl w:val="0"/>
-          <w:numId w:val="42"/>
+          <w:numId w:val="44"/>
         </w:numPr>
       </w:pPr>
       <w:r>
@@ -11303,7 +11613,7 @@
         <w:pStyle w:val="ListParagraph"/>
         <w:numPr>
           <w:ilvl w:val="0"/>
-          <w:numId w:val="42"/>
+          <w:numId w:val="44"/>
         </w:numPr>
       </w:pPr>
       <w:r>
@@ -11339,7 +11649,7 @@
         <w:pStyle w:val="ListParagraph"/>
         <w:numPr>
           <w:ilvl w:val="0"/>
-          <w:numId w:val="42"/>
+          <w:numId w:val="44"/>
         </w:numPr>
       </w:pPr>
       <w:r>
@@ -11375,7 +11685,7 @@
         <w:pStyle w:val="ListParagraph"/>
         <w:numPr>
           <w:ilvl w:val="0"/>
-          <w:numId w:val="42"/>
+          <w:numId w:val="44"/>
         </w:numPr>
       </w:pPr>
       <w:r>
@@ -11411,7 +11721,7 @@
         <w:pStyle w:val="ListParagraph"/>
         <w:numPr>
           <w:ilvl w:val="0"/>
-          <w:numId w:val="42"/>
+          <w:numId w:val="44"/>
         </w:numPr>
       </w:pPr>
       <w:r>
@@ -11447,7 +11757,7 @@
         <w:pStyle w:val="ListParagraph"/>
         <w:numPr>
           <w:ilvl w:val="0"/>
-          <w:numId w:val="42"/>
+          <w:numId w:val="44"/>
         </w:numPr>
       </w:pPr>
       <w:r>
@@ -11492,7 +11802,7 @@
         <w:pStyle w:val="ListParagraph"/>
         <w:numPr>
           <w:ilvl w:val="0"/>
-          <w:numId w:val="42"/>
+          <w:numId w:val="44"/>
         </w:numPr>
       </w:pPr>
       <w:r>
@@ -11573,7 +11883,7 @@
         <w:pStyle w:val="ListParagraph"/>
         <w:numPr>
           <w:ilvl w:val="0"/>
-          <w:numId w:val="42"/>
+          <w:numId w:val="44"/>
         </w:numPr>
       </w:pPr>
       <w:r>
@@ -11617,7 +11927,7 @@
         <w:pStyle w:val="ListParagraph"/>
         <w:numPr>
           <w:ilvl w:val="0"/>
-          <w:numId w:val="43"/>
+          <w:numId w:val="45"/>
         </w:numPr>
       </w:pPr>
       <w:r>
@@ -11671,7 +11981,7 @@
         <w:pStyle w:val="ListParagraph"/>
         <w:numPr>
           <w:ilvl w:val="0"/>
-          <w:numId w:val="43"/>
+          <w:numId w:val="45"/>
         </w:numPr>
       </w:pPr>
       <w:r>
@@ -11725,7 +12035,7 @@
         <w:pStyle w:val="ListParagraph"/>
         <w:numPr>
           <w:ilvl w:val="0"/>
-          <w:numId w:val="43"/>
+          <w:numId w:val="45"/>
         </w:numPr>
       </w:pPr>
       <w:r>
@@ -11779,7 +12089,7 @@
         <w:pStyle w:val="ListParagraph"/>
         <w:numPr>
           <w:ilvl w:val="0"/>
-          <w:numId w:val="43"/>
+          <w:numId w:val="45"/>
         </w:numPr>
       </w:pPr>
       <w:r>
@@ -11827,7 +12137,7 @@
         <w:pStyle w:val="ListParagraph"/>
         <w:numPr>
           <w:ilvl w:val="0"/>
-          <w:numId w:val="43"/>
+          <w:numId w:val="45"/>
         </w:numPr>
       </w:pPr>
       <w:r>
@@ -11872,7 +12182,7 @@
         <w:pStyle w:val="ListParagraph"/>
         <w:numPr>
           <w:ilvl w:val="0"/>
-          <w:numId w:val="43"/>
+          <w:numId w:val="45"/>
         </w:numPr>
       </w:pPr>
       <w:r>
@@ -11935,7 +12245,7 @@
         <w:pStyle w:val="ListParagraph"/>
         <w:numPr>
           <w:ilvl w:val="0"/>
-          <w:numId w:val="43"/>
+          <w:numId w:val="45"/>
         </w:numPr>
       </w:pPr>
       <w:r>
@@ -11953,7 +12263,7 @@
         <w:pStyle w:val="ListParagraph"/>
         <w:numPr>
           <w:ilvl w:val="0"/>
-          <w:numId w:val="43"/>
+          <w:numId w:val="45"/>
         </w:numPr>
       </w:pPr>
       <w:r>
@@ -12399,7 +12709,7 @@
         <w:pStyle w:val="ListParagraph"/>
         <w:numPr>
           <w:ilvl w:val="0"/>
-          <w:numId w:val="44"/>
+          <w:numId w:val="46"/>
         </w:numPr>
       </w:pPr>
       <w:r>
@@ -12417,7 +12727,7 @@
         <w:pStyle w:val="ListParagraph"/>
         <w:numPr>
           <w:ilvl w:val="0"/>
-          <w:numId w:val="44"/>
+          <w:numId w:val="46"/>
         </w:numPr>
       </w:pPr>
       <w:r>
@@ -12435,7 +12745,7 @@
         <w:pStyle w:val="ListParagraph"/>
         <w:numPr>
           <w:ilvl w:val="0"/>
-          <w:numId w:val="44"/>
+          <w:numId w:val="46"/>
         </w:numPr>
       </w:pPr>
       <w:r>
@@ -12453,7 +12763,7 @@
         <w:pStyle w:val="ListParagraph"/>
         <w:numPr>
           <w:ilvl w:val="0"/>
-          <w:numId w:val="44"/>
+          <w:numId w:val="46"/>
         </w:numPr>
       </w:pPr>
       <w:r>
@@ -12676,7 +12986,7 @@
         <w:pStyle w:val="ListParagraph"/>
         <w:numPr>
           <w:ilvl w:val="0"/>
-          <w:numId w:val="45"/>
+          <w:numId w:val="47"/>
         </w:numPr>
       </w:pPr>
       <w:r>
@@ -12688,7 +12998,7 @@
         <w:pStyle w:val="ListParagraph"/>
         <w:numPr>
           <w:ilvl w:val="0"/>
-          <w:numId w:val="45"/>
+          <w:numId w:val="47"/>
         </w:numPr>
       </w:pPr>
       <w:r>
@@ -12751,7 +13061,7 @@
         <w:pStyle w:val="ListParagraph"/>
         <w:numPr>
           <w:ilvl w:val="0"/>
-          <w:numId w:val="45"/>
+          <w:numId w:val="47"/>
         </w:numPr>
       </w:pPr>
       <w:r>
@@ -12772,7 +13082,7 @@
         <w:pStyle w:val="ListParagraph"/>
         <w:numPr>
           <w:ilvl w:val="0"/>
-          <w:numId w:val="45"/>
+          <w:numId w:val="47"/>
         </w:numPr>
       </w:pPr>
       <w:r>
@@ -12853,7 +13163,7 @@
         <w:pStyle w:val="ListParagraph"/>
         <w:numPr>
           <w:ilvl w:val="0"/>
-          <w:numId w:val="45"/>
+          <w:numId w:val="47"/>
         </w:numPr>
       </w:pPr>
       <w:r>
@@ -12865,7 +13175,7 @@
         <w:pStyle w:val="ListParagraph"/>
         <w:numPr>
           <w:ilvl w:val="0"/>
-          <w:numId w:val="45"/>
+          <w:numId w:val="47"/>
         </w:numPr>
       </w:pPr>
       <w:r>
@@ -13328,7 +13638,7 @@
         <w:pStyle w:val="ListParagraph"/>
         <w:numPr>
           <w:ilvl w:val="0"/>
-          <w:numId w:val="46"/>
+          <w:numId w:val="48"/>
         </w:numPr>
       </w:pPr>
       <w:r>
@@ -13349,7 +13659,7 @@
         <w:pStyle w:val="ListParagraph"/>
         <w:numPr>
           <w:ilvl w:val="0"/>
-          <w:numId w:val="46"/>
+          <w:numId w:val="48"/>
         </w:numPr>
       </w:pPr>
       <w:r>
@@ -13385,7 +13695,7 @@
         <w:pStyle w:val="ListParagraph"/>
         <w:numPr>
           <w:ilvl w:val="0"/>
-          <w:numId w:val="46"/>
+          <w:numId w:val="48"/>
         </w:numPr>
       </w:pPr>
       <w:r>
@@ -13433,7 +13743,7 @@
         <w:pStyle w:val="ListParagraph"/>
         <w:numPr>
           <w:ilvl w:val="0"/>
-          <w:numId w:val="46"/>
+          <w:numId w:val="48"/>
         </w:numPr>
       </w:pPr>
       <w:r>
@@ -13487,7 +13797,7 @@
         <w:pStyle w:val="ListParagraph"/>
         <w:numPr>
           <w:ilvl w:val="0"/>
-          <w:numId w:val="46"/>
+          <w:numId w:val="48"/>
         </w:numPr>
       </w:pPr>
       <w:r>
@@ -13514,7 +13824,7 @@
         <w:pStyle w:val="ListParagraph"/>
         <w:numPr>
           <w:ilvl w:val="0"/>
-          <w:numId w:val="46"/>
+          <w:numId w:val="48"/>
         </w:numPr>
       </w:pPr>
       <w:r>
@@ -13532,7 +13842,7 @@
         <w:pStyle w:val="ListParagraph"/>
         <w:numPr>
           <w:ilvl w:val="0"/>
-          <w:numId w:val="46"/>
+          <w:numId w:val="48"/>
         </w:numPr>
       </w:pPr>
       <w:r>
@@ -13550,7 +13860,7 @@
         <w:pStyle w:val="ListParagraph"/>
         <w:numPr>
           <w:ilvl w:val="0"/>
-          <w:numId w:val="46"/>
+          <w:numId w:val="48"/>
         </w:numPr>
       </w:pPr>
       <w:r>
@@ -13595,7 +13905,7 @@
         <w:pStyle w:val="ListParagraph"/>
         <w:numPr>
           <w:ilvl w:val="0"/>
-          <w:numId w:val="46"/>
+          <w:numId w:val="48"/>
         </w:numPr>
       </w:pPr>
       <w:r>
@@ -13631,7 +13941,7 @@
         <w:pStyle w:val="ListParagraph"/>
         <w:numPr>
           <w:ilvl w:val="0"/>
-          <w:numId w:val="46"/>
+          <w:numId w:val="48"/>
         </w:numPr>
       </w:pPr>
       <w:r>
@@ -13880,7 +14190,7 @@
         <w:pStyle w:val="ListParagraph"/>
         <w:numPr>
           <w:ilvl w:val="0"/>
-          <w:numId w:val="47"/>
+          <w:numId w:val="49"/>
         </w:numPr>
       </w:pPr>
       <w:r>
@@ -13916,7 +14226,7 @@
         <w:pStyle w:val="ListParagraph"/>
         <w:numPr>
           <w:ilvl w:val="0"/>
-          <w:numId w:val="47"/>
+          <w:numId w:val="49"/>
         </w:numPr>
       </w:pPr>
       <w:r>
@@ -13979,7 +14289,7 @@
         <w:pStyle w:val="ListParagraph"/>
         <w:numPr>
           <w:ilvl w:val="0"/>
-          <w:numId w:val="47"/>
+          <w:numId w:val="49"/>
         </w:numPr>
       </w:pPr>
       <w:r>
@@ -14005,7 +14315,7 @@
         <w:pStyle w:val="ListParagraph"/>
         <w:numPr>
           <w:ilvl w:val="0"/>
-          <w:numId w:val="48"/>
+          <w:numId w:val="50"/>
         </w:numPr>
       </w:pPr>
       <w:r>
@@ -14032,7 +14342,7 @@
         <w:pStyle w:val="ListParagraph"/>
         <w:numPr>
           <w:ilvl w:val="0"/>
-          <w:numId w:val="48"/>
+          <w:numId w:val="50"/>
         </w:numPr>
       </w:pPr>
       <w:r>
@@ -14053,7 +14363,7 @@
         <w:pStyle w:val="ListParagraph"/>
         <w:numPr>
           <w:ilvl w:val="0"/>
-          <w:numId w:val="48"/>
+          <w:numId w:val="50"/>
         </w:numPr>
       </w:pPr>
       <w:r>
@@ -14094,7 +14404,7 @@
         <w:pStyle w:val="ListParagraph"/>
         <w:numPr>
           <w:ilvl w:val="0"/>
-          <w:numId w:val="49"/>
+          <w:numId w:val="51"/>
         </w:numPr>
       </w:pPr>
       <w:r>
@@ -14139,7 +14449,7 @@
         <w:pStyle w:val="ListParagraph"/>
         <w:numPr>
           <w:ilvl w:val="0"/>
-          <w:numId w:val="49"/>
+          <w:numId w:val="51"/>
         </w:numPr>
       </w:pPr>
       <w:r>
@@ -14175,7 +14485,7 @@
         <w:pStyle w:val="ListParagraph"/>
         <w:numPr>
           <w:ilvl w:val="0"/>
-          <w:numId w:val="49"/>
+          <w:numId w:val="51"/>
         </w:numPr>
       </w:pPr>
       <w:r>
@@ -14202,7 +14512,7 @@
         <w:pStyle w:val="ListParagraph"/>
         <w:numPr>
           <w:ilvl w:val="0"/>
-          <w:numId w:val="49"/>
+          <w:numId w:val="51"/>
         </w:numPr>
       </w:pPr>
       <w:r>
@@ -14517,7 +14827,7 @@
         <w:pStyle w:val="ListParagraph"/>
         <w:numPr>
           <w:ilvl w:val="0"/>
-          <w:numId w:val="50"/>
+          <w:numId w:val="52"/>
         </w:numPr>
       </w:pPr>
       <w:r>
@@ -14592,7 +14902,7 @@
         <w:pStyle w:val="ListParagraph"/>
         <w:numPr>
           <w:ilvl w:val="0"/>
-          <w:numId w:val="50"/>
+          <w:numId w:val="52"/>
         </w:numPr>
       </w:pPr>
       <w:r>
@@ -14622,7 +14932,7 @@
         <w:pStyle w:val="ListParagraph"/>
         <w:numPr>
           <w:ilvl w:val="0"/>
-          <w:numId w:val="50"/>
+          <w:numId w:val="52"/>
         </w:numPr>
       </w:pPr>
       <w:r>
@@ -14648,7 +14958,7 @@
         <w:pStyle w:val="ListParagraph"/>
         <w:numPr>
           <w:ilvl w:val="0"/>
-          <w:numId w:val="51"/>
+          <w:numId w:val="53"/>
         </w:numPr>
       </w:pPr>
       <w:r>
@@ -14678,7 +14988,7 @@
         <w:pStyle w:val="ListParagraph"/>
         <w:numPr>
           <w:ilvl w:val="0"/>
-          <w:numId w:val="51"/>
+          <w:numId w:val="53"/>
         </w:numPr>
       </w:pPr>
       <w:r>
@@ -14699,7 +15009,7 @@
         <w:pStyle w:val="ListParagraph"/>
         <w:numPr>
           <w:ilvl w:val="0"/>
-          <w:numId w:val="51"/>
+          <w:numId w:val="53"/>
         </w:numPr>
       </w:pPr>
       <w:r>
@@ -14729,7 +15039,7 @@
         <w:pStyle w:val="ListParagraph"/>
         <w:numPr>
           <w:ilvl w:val="0"/>
-          <w:numId w:val="52"/>
+          <w:numId w:val="54"/>
         </w:numPr>
       </w:pPr>
       <w:r>
@@ -14741,7 +15051,7 @@
         <w:pStyle w:val="ListParagraph"/>
         <w:numPr>
           <w:ilvl w:val="0"/>
-          <w:numId w:val="52"/>
+          <w:numId w:val="54"/>
         </w:numPr>
       </w:pPr>
       <w:r>
@@ -14785,7 +15095,7 @@
         <w:pStyle w:val="ListParagraph"/>
         <w:numPr>
           <w:ilvl w:val="0"/>
-          <w:numId w:val="53"/>
+          <w:numId w:val="55"/>
         </w:numPr>
       </w:pPr>
       <w:r>
@@ -14833,7 +15143,7 @@
         <w:pStyle w:val="ListParagraph"/>
         <w:numPr>
           <w:ilvl w:val="0"/>
-          <w:numId w:val="53"/>
+          <w:numId w:val="55"/>
         </w:numPr>
       </w:pPr>
       <w:r>
@@ -14845,7 +15155,7 @@
         <w:pStyle w:val="ListParagraph"/>
         <w:numPr>
           <w:ilvl w:val="0"/>
-          <w:numId w:val="53"/>
+          <w:numId w:val="55"/>
         </w:numPr>
       </w:pPr>
       <w:r>
@@ -14863,7 +15173,7 @@
         <w:pStyle w:val="ListParagraph"/>
         <w:numPr>
           <w:ilvl w:val="0"/>
-          <w:numId w:val="53"/>
+          <w:numId w:val="55"/>
         </w:numPr>
       </w:pPr>
       <w:r>
@@ -14875,7 +15185,7 @@
         <w:pStyle w:val="ListParagraph"/>
         <w:numPr>
           <w:ilvl w:val="0"/>
-          <w:numId w:val="53"/>
+          <w:numId w:val="55"/>
         </w:numPr>
       </w:pPr>
       <w:r>
@@ -14887,7 +15197,7 @@
         <w:pStyle w:val="ListParagraph"/>
         <w:numPr>
           <w:ilvl w:val="0"/>
-          <w:numId w:val="53"/>
+          <w:numId w:val="55"/>
         </w:numPr>
       </w:pPr>
       <w:r>
@@ -14899,7 +15209,7 @@
         <w:pStyle w:val="ListParagraph"/>
         <w:numPr>
           <w:ilvl w:val="0"/>
-          <w:numId w:val="53"/>
+          <w:numId w:val="55"/>
         </w:numPr>
       </w:pPr>
       <w:r>
@@ -15173,7 +15483,7 @@
         <w:pStyle w:val="ListParagraph"/>
         <w:numPr>
           <w:ilvl w:val="0"/>
-          <w:numId w:val="54"/>
+          <w:numId w:val="56"/>
         </w:numPr>
       </w:pPr>
       <w:r>
@@ -15185,7 +15495,7 @@
         <w:pStyle w:val="ListParagraph"/>
         <w:numPr>
           <w:ilvl w:val="0"/>
-          <w:numId w:val="54"/>
+          <w:numId w:val="56"/>
         </w:numPr>
       </w:pPr>
       <w:r>
@@ -15197,7 +15507,7 @@
         <w:pStyle w:val="ListParagraph"/>
         <w:numPr>
           <w:ilvl w:val="0"/>
-          <w:numId w:val="54"/>
+          <w:numId w:val="56"/>
         </w:numPr>
       </w:pPr>
       <w:r>
@@ -15471,7 +15781,7 @@
         <w:pStyle w:val="ListParagraph"/>
         <w:numPr>
           <w:ilvl w:val="0"/>
-          <w:numId w:val="55"/>
+          <w:numId w:val="57"/>
         </w:numPr>
       </w:pPr>
       <w:r>
@@ -15483,7 +15793,7 @@
         <w:pStyle w:val="ListParagraph"/>
         <w:numPr>
           <w:ilvl w:val="0"/>
-          <w:numId w:val="55"/>
+          <w:numId w:val="57"/>
         </w:numPr>
       </w:pPr>
       <w:r>
@@ -15495,7 +15805,7 @@
         <w:pStyle w:val="ListParagraph"/>
         <w:numPr>
           <w:ilvl w:val="0"/>
-          <w:numId w:val="55"/>
+          <w:numId w:val="57"/>
         </w:numPr>
       </w:pPr>
       <w:r>
@@ -15538,7 +15848,7 @@
         <w:pStyle w:val="ListParagraph"/>
         <w:numPr>
           <w:ilvl w:val="0"/>
-          <w:numId w:val="56"/>
+          <w:numId w:val="58"/>
         </w:numPr>
       </w:pPr>
       <w:r>
@@ -15595,7 +15905,7 @@
         <w:pStyle w:val="ListParagraph"/>
         <w:numPr>
           <w:ilvl w:val="0"/>
-          <w:numId w:val="56"/>
+          <w:numId w:val="58"/>
         </w:numPr>
       </w:pPr>
       <w:r>
@@ -15625,7 +15935,7 @@
         <w:pStyle w:val="ListParagraph"/>
         <w:numPr>
           <w:ilvl w:val="0"/>
-          <w:numId w:val="56"/>
+          <w:numId w:val="58"/>
         </w:numPr>
       </w:pPr>
       <w:r>
@@ -15663,7 +15973,7 @@
         <w:pStyle w:val="ListParagraph"/>
         <w:numPr>
           <w:ilvl w:val="0"/>
-          <w:numId w:val="57"/>
+          <w:numId w:val="59"/>
         </w:numPr>
       </w:pPr>
       <w:r>
@@ -15684,7 +15994,7 @@
         <w:pStyle w:val="ListParagraph"/>
         <w:numPr>
           <w:ilvl w:val="0"/>
-          <w:numId w:val="57"/>
+          <w:numId w:val="59"/>
         </w:numPr>
       </w:pPr>
       <w:r>
@@ -15729,7 +16039,7 @@
         <w:pStyle w:val="ListParagraph"/>
         <w:numPr>
           <w:ilvl w:val="0"/>
-          <w:numId w:val="57"/>
+          <w:numId w:val="59"/>
         </w:numPr>
       </w:pPr>
       <w:r>
@@ -15828,7 +16138,7 @@
         <w:pStyle w:val="ListParagraph"/>
         <w:numPr>
           <w:ilvl w:val="0"/>
-          <w:numId w:val="57"/>
+          <w:numId w:val="59"/>
         </w:numPr>
       </w:pPr>
       <w:r>
@@ -15873,7 +16183,7 @@
         <w:pStyle w:val="ListParagraph"/>
         <w:numPr>
           <w:ilvl w:val="0"/>
-          <w:numId w:val="57"/>
+          <w:numId w:val="59"/>
         </w:numPr>
       </w:pPr>
       <w:r>
@@ -16222,7 +16532,7 @@
         <w:pStyle w:val="ListParagraph"/>
         <w:numPr>
           <w:ilvl w:val="0"/>
-          <w:numId w:val="58"/>
+          <w:numId w:val="60"/>
         </w:numPr>
       </w:pPr>
       <w:r>
@@ -16252,7 +16562,7 @@
         <w:pStyle w:val="ListParagraph"/>
         <w:numPr>
           <w:ilvl w:val="0"/>
-          <w:numId w:val="58"/>
+          <w:numId w:val="60"/>
         </w:numPr>
       </w:pPr>
       <w:r>
@@ -16300,7 +16610,7 @@
         <w:pStyle w:val="ListParagraph"/>
         <w:numPr>
           <w:ilvl w:val="0"/>
-          <w:numId w:val="58"/>
+          <w:numId w:val="60"/>
         </w:numPr>
       </w:pPr>
       <w:r>
@@ -16327,7 +16637,7 @@
         <w:pStyle w:val="ListParagraph"/>
         <w:numPr>
           <w:ilvl w:val="0"/>
-          <w:numId w:val="58"/>
+          <w:numId w:val="60"/>
         </w:numPr>
       </w:pPr>
       <w:r>
@@ -16353,7 +16663,7 @@
         <w:pStyle w:val="ListParagraph"/>
         <w:numPr>
           <w:ilvl w:val="0"/>
-          <w:numId w:val="59"/>
+          <w:numId w:val="61"/>
         </w:numPr>
       </w:pPr>
       <w:r>
@@ -16374,7 +16684,7 @@
         <w:pStyle w:val="ListParagraph"/>
         <w:numPr>
           <w:ilvl w:val="0"/>
-          <w:numId w:val="59"/>
+          <w:numId w:val="61"/>
         </w:numPr>
       </w:pPr>
       <w:r>
@@ -16410,7 +16720,7 @@
         <w:pStyle w:val="ListParagraph"/>
         <w:numPr>
           <w:ilvl w:val="0"/>
-          <w:numId w:val="59"/>
+          <w:numId w:val="61"/>
         </w:numPr>
       </w:pPr>
       <w:r>
@@ -16446,7 +16756,7 @@
         <w:pStyle w:val="ListParagraph"/>
         <w:numPr>
           <w:ilvl w:val="0"/>
-          <w:numId w:val="59"/>
+          <w:numId w:val="61"/>
         </w:numPr>
       </w:pPr>
       <w:r>
@@ -16475,7 +16785,7 @@
         <w:pStyle w:val="ListParagraph"/>
         <w:numPr>
           <w:ilvl w:val="0"/>
-          <w:numId w:val="60"/>
+          <w:numId w:val="62"/>
         </w:numPr>
       </w:pPr>
       <w:r>
@@ -16496,7 +16806,7 @@
         <w:pStyle w:val="ListParagraph"/>
         <w:numPr>
           <w:ilvl w:val="0"/>
-          <w:numId w:val="60"/>
+          <w:numId w:val="62"/>
         </w:numPr>
       </w:pPr>
       <w:r>
@@ -16717,7 +17027,7 @@
         <w:pStyle w:val="ListParagraph"/>
         <w:numPr>
           <w:ilvl w:val="0"/>
-          <w:numId w:val="61"/>
+          <w:numId w:val="63"/>
         </w:numPr>
       </w:pPr>
       <w:r>
@@ -16807,7 +17117,7 @@
         <w:pStyle w:val="ListParagraph"/>
         <w:numPr>
           <w:ilvl w:val="0"/>
-          <w:numId w:val="61"/>
+          <w:numId w:val="63"/>
         </w:numPr>
       </w:pPr>
       <w:r>
@@ -16837,7 +17147,7 @@
         <w:pStyle w:val="ListParagraph"/>
         <w:numPr>
           <w:ilvl w:val="0"/>
-          <w:numId w:val="61"/>
+          <w:numId w:val="63"/>
         </w:numPr>
       </w:pPr>
       <w:r>
@@ -16858,7 +17168,7 @@
         <w:pStyle w:val="ListParagraph"/>
         <w:numPr>
           <w:ilvl w:val="0"/>
-          <w:numId w:val="61"/>
+          <w:numId w:val="63"/>
         </w:numPr>
       </w:pPr>
       <w:r>
@@ -16894,7 +17204,7 @@
         <w:pStyle w:val="ListParagraph"/>
         <w:numPr>
           <w:ilvl w:val="0"/>
-          <w:numId w:val="61"/>
+          <w:numId w:val="63"/>
         </w:numPr>
       </w:pPr>
       <w:r>
@@ -16912,7 +17222,7 @@
         <w:pStyle w:val="ListParagraph"/>
         <w:numPr>
           <w:ilvl w:val="0"/>
-          <w:numId w:val="61"/>
+          <w:numId w:val="63"/>
         </w:numPr>
       </w:pPr>
       <w:r>
@@ -16956,7 +17266,7 @@
         <w:pStyle w:val="ListParagraph"/>
         <w:numPr>
           <w:ilvl w:val="0"/>
-          <w:numId w:val="62"/>
+          <w:numId w:val="64"/>
         </w:numPr>
       </w:pPr>
       <w:r>
@@ -17037,7 +17347,7 @@
         <w:pStyle w:val="ListParagraph"/>
         <w:numPr>
           <w:ilvl w:val="0"/>
-          <w:numId w:val="62"/>
+          <w:numId w:val="64"/>
         </w:numPr>
       </w:pPr>
       <w:r>
@@ -17055,7 +17365,7 @@
         <w:pStyle w:val="ListParagraph"/>
         <w:numPr>
           <w:ilvl w:val="0"/>
-          <w:numId w:val="62"/>
+          <w:numId w:val="64"/>
         </w:numPr>
       </w:pPr>
       <w:r>
@@ -17076,7 +17386,7 @@
         <w:pStyle w:val="ListParagraph"/>
         <w:numPr>
           <w:ilvl w:val="0"/>
-          <w:numId w:val="62"/>
+          <w:numId w:val="64"/>
         </w:numPr>
       </w:pPr>
       <w:r>
@@ -17102,7 +17412,7 @@
         <w:pStyle w:val="ListParagraph"/>
         <w:numPr>
           <w:ilvl w:val="0"/>
-          <w:numId w:val="63"/>
+          <w:numId w:val="65"/>
         </w:numPr>
       </w:pPr>
       <w:r>
@@ -17165,7 +17475,7 @@
         <w:pStyle w:val="ListParagraph"/>
         <w:numPr>
           <w:ilvl w:val="0"/>
-          <w:numId w:val="63"/>
+          <w:numId w:val="65"/>
         </w:numPr>
       </w:pPr>
       <w:r>
@@ -17192,7 +17502,7 @@
         <w:pStyle w:val="ListParagraph"/>
         <w:numPr>
           <w:ilvl w:val="0"/>
-          <w:numId w:val="63"/>
+          <w:numId w:val="65"/>
         </w:numPr>
       </w:pPr>
       <w:r>
@@ -17210,7 +17520,7 @@
         <w:pStyle w:val="ListParagraph"/>
         <w:numPr>
           <w:ilvl w:val="0"/>
-          <w:numId w:val="63"/>
+          <w:numId w:val="65"/>
         </w:numPr>
       </w:pPr>
       <w:r>
@@ -17841,7 +18151,7 @@
         <w:pStyle w:val="ListParagraph"/>
         <w:numPr>
           <w:ilvl w:val="0"/>
-          <w:numId w:val="64"/>
+          <w:numId w:val="66"/>
         </w:numPr>
       </w:pPr>
       <w:r>
@@ -17859,7 +18169,7 @@
         <w:pStyle w:val="ListParagraph"/>
         <w:numPr>
           <w:ilvl w:val="0"/>
-          <w:numId w:val="64"/>
+          <w:numId w:val="66"/>
         </w:numPr>
       </w:pPr>
       <w:r>
@@ -17877,7 +18187,7 @@
         <w:pStyle w:val="ListParagraph"/>
         <w:numPr>
           <w:ilvl w:val="0"/>
-          <w:numId w:val="64"/>
+          <w:numId w:val="66"/>
         </w:numPr>
       </w:pPr>
       <w:r>
@@ -17895,7 +18205,7 @@
         <w:pStyle w:val="ListParagraph"/>
         <w:numPr>
           <w:ilvl w:val="0"/>
-          <w:numId w:val="64"/>
+          <w:numId w:val="66"/>
         </w:numPr>
       </w:pPr>
       <w:r>
@@ -17913,7 +18223,7 @@
         <w:pStyle w:val="ListParagraph"/>
         <w:numPr>
           <w:ilvl w:val="0"/>
-          <w:numId w:val="64"/>
+          <w:numId w:val="66"/>
         </w:numPr>
       </w:pPr>
       <w:r>
@@ -17931,7 +18241,7 @@
         <w:pStyle w:val="ListParagraph"/>
         <w:numPr>
           <w:ilvl w:val="0"/>
-          <w:numId w:val="64"/>
+          <w:numId w:val="66"/>
         </w:numPr>
       </w:pPr>
       <w:r>
@@ -19029,7 +19339,7 @@
         <w:pStyle w:val="ListParagraph"/>
         <w:numPr>
           <w:ilvl w:val="0"/>
-          <w:numId w:val="65"/>
+          <w:numId w:val="67"/>
         </w:numPr>
       </w:pPr>
       <w:r>
@@ -19041,7 +19351,7 @@
         <w:pStyle w:val="ListParagraph"/>
         <w:numPr>
           <w:ilvl w:val="0"/>
-          <w:numId w:val="65"/>
+          <w:numId w:val="67"/>
         </w:numPr>
       </w:pPr>
       <w:r>
@@ -19053,7 +19363,7 @@
         <w:pStyle w:val="ListParagraph"/>
         <w:numPr>
           <w:ilvl w:val="0"/>
-          <w:numId w:val="65"/>
+          <w:numId w:val="67"/>
         </w:numPr>
       </w:pPr>
       <w:r>
@@ -19065,7 +19375,7 @@
         <w:pStyle w:val="ListParagraph"/>
         <w:numPr>
           <w:ilvl w:val="0"/>
-          <w:numId w:val="65"/>
+          <w:numId w:val="67"/>
         </w:numPr>
       </w:pPr>
       <w:r>
@@ -19077,7 +19387,7 @@
         <w:pStyle w:val="ListParagraph"/>
         <w:numPr>
           <w:ilvl w:val="0"/>
-          <w:numId w:val="65"/>
+          <w:numId w:val="67"/>
         </w:numPr>
       </w:pPr>
       <w:r>
@@ -19098,7 +19408,7 @@
         <w:pStyle w:val="ListParagraph"/>
         <w:numPr>
           <w:ilvl w:val="0"/>
-          <w:numId w:val="65"/>
+          <w:numId w:val="67"/>
         </w:numPr>
       </w:pPr>
       <w:r>
@@ -19110,7 +19420,7 @@
         <w:pStyle w:val="ListParagraph"/>
         <w:numPr>
           <w:ilvl w:val="0"/>
-          <w:numId w:val="65"/>
+          <w:numId w:val="67"/>
         </w:numPr>
       </w:pPr>
       <w:r>
@@ -19131,7 +19441,7 @@
         <w:pStyle w:val="ListParagraph"/>
         <w:numPr>
           <w:ilvl w:val="0"/>
-          <w:numId w:val="65"/>
+          <w:numId w:val="67"/>
         </w:numPr>
       </w:pPr>
       <w:r>
@@ -19143,7 +19453,7 @@
         <w:pStyle w:val="ListParagraph"/>
         <w:numPr>
           <w:ilvl w:val="0"/>
-          <w:numId w:val="65"/>
+          <w:numId w:val="67"/>
         </w:numPr>
       </w:pPr>
       <w:r>
@@ -19155,7 +19465,7 @@
         <w:pStyle w:val="ListParagraph"/>
         <w:numPr>
           <w:ilvl w:val="0"/>
-          <w:numId w:val="65"/>
+          <w:numId w:val="67"/>
         </w:numPr>
       </w:pPr>
       <w:r>
@@ -19167,7 +19477,7 @@
         <w:pStyle w:val="ListParagraph"/>
         <w:numPr>
           <w:ilvl w:val="0"/>
-          <w:numId w:val="65"/>
+          <w:numId w:val="67"/>
         </w:numPr>
       </w:pPr>
       <w:r>
@@ -19179,7 +19489,7 @@
         <w:pStyle w:val="ListParagraph"/>
         <w:numPr>
           <w:ilvl w:val="0"/>
-          <w:numId w:val="65"/>
+          <w:numId w:val="67"/>
         </w:numPr>
       </w:pPr>
       <w:r>
@@ -19191,7 +19501,7 @@
         <w:pStyle w:val="ListParagraph"/>
         <w:numPr>
           <w:ilvl w:val="0"/>
-          <w:numId w:val="65"/>
+          <w:numId w:val="67"/>
         </w:numPr>
       </w:pPr>
       <w:r>
@@ -19203,7 +19513,7 @@
         <w:pStyle w:val="ListParagraph"/>
         <w:numPr>
           <w:ilvl w:val="0"/>
-          <w:numId w:val="65"/>
+          <w:numId w:val="67"/>
         </w:numPr>
       </w:pPr>
       <w:r>
@@ -19506,22 +19816,22 @@
     <w:abstractNumId w:val="0"/>
   </w:num>
   <w:num w:numId="38">
-    <w:abstractNumId w:val="1"/>
+    <w:abstractNumId w:val="0"/>
   </w:num>
   <w:num w:numId="39">
     <w:abstractNumId w:val="0"/>
   </w:num>
   <w:num w:numId="40">
-    <w:abstractNumId w:val="0"/>
+    <w:abstractNumId w:val="1"/>
   </w:num>
   <w:num w:numId="41">
-    <w:abstractNumId w:val="1"/>
+    <w:abstractNumId w:val="0"/>
   </w:num>
   <w:num w:numId="42">
     <w:abstractNumId w:val="0"/>
   </w:num>
   <w:num w:numId="43">
-    <w:abstractNumId w:val="0"/>
+    <w:abstractNumId w:val="1"/>
   </w:num>
   <w:num w:numId="44">
     <w:abstractNumId w:val="0"/>
@@ -19545,13 +19855,13 @@
     <w:abstractNumId w:val="0"/>
   </w:num>
   <w:num w:numId="51">
-    <w:abstractNumId w:val="1"/>
+    <w:abstractNumId w:val="0"/>
   </w:num>
   <w:num w:numId="52">
     <w:abstractNumId w:val="0"/>
   </w:num>
   <w:num w:numId="53">
-    <w:abstractNumId w:val="0"/>
+    <w:abstractNumId w:val="1"/>
   </w:num>
   <w:num w:numId="54">
     <w:abstractNumId w:val="0"/>
@@ -19563,13 +19873,13 @@
     <w:abstractNumId w:val="0"/>
   </w:num>
   <w:num w:numId="57">
-    <w:abstractNumId w:val="1"/>
+    <w:abstractNumId w:val="0"/>
   </w:num>
   <w:num w:numId="58">
     <w:abstractNumId w:val="0"/>
   </w:num>
   <w:num w:numId="59">
-    <w:abstractNumId w:val="0"/>
+    <w:abstractNumId w:val="1"/>
   </w:num>
   <w:num w:numId="60">
     <w:abstractNumId w:val="0"/>
@@ -19587,6 +19897,12 @@
     <w:abstractNumId w:val="0"/>
   </w:num>
   <w:num w:numId="65">
+    <w:abstractNumId w:val="0"/>
+  </w:num>
+  <w:num w:numId="66">
+    <w:abstractNumId w:val="0"/>
+  </w:num>
+  <w:num w:numId="67">
     <w:abstractNumId w:val="0"/>
   </w:num>
 </w:numbering>

--- a/docs/manual/LWK_Viewer_User_Manual_EN.docx
+++ b/docs/manual/LWK_Viewer_User_Manual_EN.docx
@@ -7035,6 +7035,60 @@
       </w:pPr>
       <w:r>
         <w:t xml:space="preserve">Each browser tab keeps its own project (it shows in the address), so two projects can be open side by side and each issue is saved in its own.</w:t>
+      </w:r>
+    </w:p>
+    <w:p>
+      <w:pPr>
+        <w:pStyle w:val="ListParagraph"/>
+        <w:numPr>
+          <w:ilvl w:val="0"/>
+          <w:numId w:val="28"/>
+        </w:numPr>
+      </w:pPr>
+      <w:r>
+        <w:rPr>
+          <w:b/>
+        </w:rPr>
+        <w:t xml:space="preserve">CAD drawings:</w:t>
+      </w:r>
+      <w:r>
+        <w:t xml:space="preserve"> </w:t>
+      </w:r>
+      <w:r>
+        <w:rPr>
+          <w:b/>
+        </w:rPr>
+        <w:t xml:space="preserve">Files &gt; A CAD drawing (DWG / DXF)</w:t>
+      </w:r>
+      <w:r>
+        <w:t xml:space="preserve"> - choose the drawing and its </w:t>
+      </w:r>
+      <w:r>
+        <w:rPr>
+          <w:b/>
+        </w:rPr>
+        <w:t xml:space="preserve">xrefs</w:t>
+      </w:r>
+      <w:r>
+        <w:t xml:space="preserve"> together (or one .zip). Tick the drawings to make into sheets and leave the xrefs unticked; name the set; choose black lines (as plotted) or the drawing's colours. </w:t>
+      </w:r>
+      <w:r>
+        <w:rPr>
+          <w:b/>
+        </w:rPr>
+        <w:t xml:space="preserve">Each layout becomes a sheet</w:t>
+      </w:r>
+      <w:r>
+        <w:t xml:space="preserve">: its border and title block, and each viewport's view of the model at its scale, with the xrefs and the layers frozen in that viewport left out. Sheet numbers come from the layout names (A-101 ...). An xref that was not sent is listed (the drawing is made without it). Fonts are drawn with a standard font and complex line types as plain dashes; 3D views, images and OLE objects are not drawn - for the exact look, publish a PDF from AutoCAD and import that. DWG needs the </w:t>
+      </w:r>
+      <w:r>
+        <w:rPr>
+          <w:b/>
+        </w:rPr>
+        <w:t xml:space="preserve">ODA File Converter</w:t>
+      </w:r>
+      <w:r>
+        <w:t xml:space="preserve"> on the server (the server's admin installs it once); DXF works without it.</w:t>
       </w:r>
     </w:p>
     <w:p>

--- a/docs/manual/LWK_Viewer_User_Manual_EN.docx
+++ b/docs/manual/LWK_Viewer_User_Manual_EN.docx
@@ -6932,16 +6932,52 @@
         </w:numPr>
       </w:pPr>
       <w:r>
-        <w:t xml:space="preserve">After a PDF is imported, </w:t>
-      </w:r>
-      <w:r>
-        <w:rPr>
-          <w:b/>
-        </w:rPr>
-        <w:t xml:space="preserve">Keep a copy in Folders ...</w:t>
-      </w:r>
-      <w:r>
-        <w:t xml:space="preserve"> puts the file in the project's Folders too: choose the project and the folder (or </w:t>
+        <w:t xml:space="preserve">Importing a PDF opens one window: the </w:t>
+      </w:r>
+      <w:r>
+        <w:rPr>
+          <w:b/>
+        </w:rPr>
+        <w:t xml:space="preserve">sheet number</w:t>
+      </w:r>
+      <w:r>
+        <w:t xml:space="preserve"> (a prefix for a PDF of several pages), the </w:t>
+      </w:r>
+      <w:r>
+        <w:rPr>
+          <w:b/>
+        </w:rPr>
+        <w:t xml:space="preserve">set</w:t>
+      </w:r>
+      <w:r>
+        <w:t xml:space="preserve">, and </w:t>
+      </w:r>
+      <w:r>
+        <w:rPr>
+          <w:b/>
+        </w:rPr>
+        <w:t xml:space="preserve">Keep the PDF in Folders</w:t>
+      </w:r>
+      <w:r>
+        <w:t xml:space="preserve"> - by default in </w:t>
+      </w:r>
+      <w:r>
+        <w:rPr>
+          <w:b/>
+        </w:rPr>
+        <w:t xml:space="preserve">00 BIM &gt; Import &gt; PDF &gt; (the set)</w:t>
+      </w:r>
+      <w:r>
+        <w:t xml:space="preserve">; </w:t>
+      </w:r>
+      <w:r>
+        <w:rPr>
+          <w:b/>
+        </w:rPr>
+        <w:t xml:space="preserve">Change folder ...</w:t>
+      </w:r>
+      <w:r>
+        <w:t xml:space="preserve"> picks another project or folder (or </w:t>
       </w:r>
       <w:r>
         <w:rPr>
@@ -6950,7 +6986,16 @@
         <w:t xml:space="preserve">+ New folder</w:t>
       </w:r>
       <w:r>
-        <w:t xml:space="preserve">). The folder is remembered for next time.</w:t>
+        <w:t xml:space="preserve">); </w:t>
+      </w:r>
+      <w:r>
+        <w:rPr>
+          <w:b/>
+        </w:rPr>
+        <w:t xml:space="preserve">Don't keep a copy</w:t>
+      </w:r>
+      <w:r>
+        <w:t xml:space="preserve">. The choice is remembered for the project. The model has to be in a Folders project (Projects page) for this.</w:t>
       </w:r>
     </w:p>
     <w:p>
@@ -7070,7 +7115,34 @@
         <w:t xml:space="preserve">xrefs</w:t>
       </w:r>
       <w:r>
-        <w:t xml:space="preserve"> together (or one .zip). Tick the drawings to make into sheets and leave the xrefs unticked; name the set; choose black lines (as plotted) or the drawing's colours. </w:t>
+        <w:t xml:space="preserve"> together (or one .zip). Tick the drawings to make into sheets and leave the xrefs unticked; name the set; choose black lines (as plotted) or the drawing's colours; and where the CAD files are kept in Folders (by default </w:t>
+      </w:r>
+      <w:r>
+        <w:rPr>
+          <w:b/>
+        </w:rPr>
+        <w:t xml:space="preserve">00 BIM &gt; Import &gt; CAD &gt; (the set)</w:t>
+      </w:r>
+      <w:r>
+        <w:t xml:space="preserve">, or </w:t>
+      </w:r>
+      <w:r>
+        <w:rPr>
+          <w:b/>
+        </w:rPr>
+        <w:t xml:space="preserve">Change folder ...</w:t>
+      </w:r>
+      <w:r>
+        <w:t xml:space="preserve">, or </w:t>
+      </w:r>
+      <w:r>
+        <w:rPr>
+          <w:b/>
+        </w:rPr>
+        <w:t xml:space="preserve">Don't keep a copy</w:t>
+      </w:r>
+      <w:r>
+        <w:t xml:space="preserve">). </w:t>
       </w:r>
       <w:r>
         <w:rPr>

--- a/docs/manual/LWK_Viewer_User_Manual_EN.docx
+++ b/docs/manual/LWK_Viewer_User_Manual_EN.docx
@@ -2962,6 +2962,51 @@
         </w:numPr>
       </w:pPr>
       <w:r>
+        <w:rPr>
+          <w:b/>
+        </w:rPr>
+        <w:t xml:space="preserve">Owners</w:t>
+      </w:r>
+      <w:r>
+        <w:t xml:space="preserve"> (and the list's person columns) list the </w:t>
+      </w:r>
+      <w:r>
+        <w:rPr>
+          <w:b/>
+        </w:rPr>
+        <w:t xml:space="preserve">task list's members</w:t>
+      </w:r>
+      <w:r>
+        <w:t xml:space="preserve">; </w:t>
+      </w:r>
+      <w:r>
+        <w:rPr>
+          <w:b/>
+        </w:rPr>
+        <w:t xml:space="preserve">Show everyone</w:t>
+      </w:r>
+      <w:r>
+        <w:t xml:space="preserve"> at the bottom of the list adds anyone else. Add people to the list with </w:t>
+      </w:r>
+      <w:r>
+        <w:rPr>
+          <w:b/>
+        </w:rPr>
+        <w:t xml:space="preserve">Members</w:t>
+      </w:r>
+      <w:r>
+        <w:t xml:space="preserve"> (top right).</w:t>
+      </w:r>
+    </w:p>
+    <w:p>
+      <w:pPr>
+        <w:pStyle w:val="ListParagraph"/>
+        <w:numPr>
+          <w:ilvl w:val="0"/>
+          <w:numId w:val="11"/>
+        </w:numPr>
+      </w:pPr>
+      <w:r>
         <w:t xml:space="preserve">Click a task to open its window: title, </w:t>
       </w:r>
       <w:r>
@@ -4541,7 +4586,16 @@
         <w:t xml:space="preserve">Task:</w:t>
       </w:r>
       <w:r>
-        <w:t xml:space="preserve"> choose the task list and group (this project's first), owners (this chat's people first), due date and priority. The task goes into the list and its card into the chat. ⋯ More &gt; </w:t>
+        <w:t xml:space="preserve"> choose the task list and group (this project's first), owners (the chosen list's members; </w:t>
+      </w:r>
+      <w:r>
+        <w:rPr>
+          <w:b/>
+        </w:rPr>
+        <w:t xml:space="preserve">Show everyone</w:t>
+      </w:r>
+      <w:r>
+        <w:t xml:space="preserve"> for the rest), due date and priority. The task goes into the list and its card into the chat. ⋯ More &gt; </w:t>
       </w:r>
       <w:r>
         <w:rPr>
@@ -5023,7 +5077,25 @@
         <w:t xml:space="preserve">your tasks</w:t>
       </w:r>
       <w:r>
-        <w:t xml:space="preserve"> on their due dates and </w:t>
+        <w:t xml:space="preserve"> on their due dates - with the </w:t>
+      </w:r>
+      <w:r>
+        <w:rPr>
+          <w:b/>
+        </w:rPr>
+        <w:t xml:space="preserve">sub-tasks</w:t>
+      </w:r>
+      <w:r>
+        <w:t xml:space="preserve"> (at any level) of the tasks you own, which say </w:t>
+      </w:r>
+      <w:r>
+        <w:rPr>
+          <w:b/>
+        </w:rPr>
+        <w:t xml:space="preserve">Sub-task of ...</w:t>
+      </w:r>
+      <w:r>
+        <w:t xml:space="preserve"> - and </w:t>
       </w:r>
       <w:r>
         <w:rPr>
@@ -5071,7 +5143,16 @@
         <w:t xml:space="preserve">Filter ▾</w:t>
       </w:r>
       <w:r>
-        <w:t xml:space="preserve"> shows or hides meetings, tasks and issues (it says how many are left out). </w:t>
+        <w:t xml:space="preserve"> shows or hides meetings, tasks and issues (it says how many are left out), and </w:t>
+      </w:r>
+      <w:r>
+        <w:rPr>
+          <w:b/>
+        </w:rPr>
+        <w:t xml:space="preserve">Week starts on: Monday / Sunday</w:t>
+      </w:r>
+      <w:r>
+        <w:t xml:space="preserve"> sets the leftmost column (remembered for you). </w:t>
       </w:r>
       <w:r>
         <w:rPr>
@@ -7094,6 +7175,69 @@
         <w:rPr>
           <w:b/>
         </w:rPr>
+        <w:t xml:space="preserve">Where the file comes from:</w:t>
+      </w:r>
+      <w:r>
+        <w:t xml:space="preserve"> </w:t>
+      </w:r>
+      <w:r>
+        <w:rPr>
+          <w:b/>
+        </w:rPr>
+        <w:t xml:space="preserve">Files &gt; A PDF drawing</w:t>
+      </w:r>
+      <w:r>
+        <w:t xml:space="preserve"> or </w:t>
+      </w:r>
+      <w:r>
+        <w:rPr>
+          <w:b/>
+        </w:rPr>
+        <w:t xml:space="preserve">A CAD drawing</w:t>
+      </w:r>
+      <w:r>
+        <w:t xml:space="preserve"> first asks: </w:t>
+      </w:r>
+      <w:r>
+        <w:rPr>
+          <w:b/>
+        </w:rPr>
+        <w:t xml:space="preserve">Files on this PC ...</w:t>
+      </w:r>
+      <w:r>
+        <w:t xml:space="preserve"> (the usual file picker), for CAD also </w:t>
+      </w:r>
+      <w:r>
+        <w:rPr>
+          <w:b/>
+        </w:rPr>
+        <w:t xml:space="preserve">A folder on this PC ...</w:t>
+      </w:r>
+      <w:r>
+        <w:t xml:space="preserve">, or </w:t>
+      </w:r>
+      <w:r>
+        <w:rPr>
+          <w:b/>
+        </w:rPr>
+        <w:t xml:space="preserve">From Folders ...</w:t>
+      </w:r>
+      <w:r>
+        <w:t xml:space="preserve"> - a file already in the project's Folders (e.g. 01 Incoming): browse to it and tick one or more. A file taken from Folders stays where it is there (nothing more is kept).</w:t>
+      </w:r>
+    </w:p>
+    <w:p>
+      <w:pPr>
+        <w:pStyle w:val="ListParagraph"/>
+        <w:numPr>
+          <w:ilvl w:val="0"/>
+          <w:numId w:val="28"/>
+        </w:numPr>
+      </w:pPr>
+      <w:r>
+        <w:rPr>
+          <w:b/>
+        </w:rPr>
         <w:t xml:space="preserve">CAD drawings:</w:t>
       </w:r>
       <w:r>
@@ -7106,16 +7250,7 @@
         <w:t xml:space="preserve">Files &gt; A CAD drawing (DWG / DXF)</w:t>
       </w:r>
       <w:r>
-        <w:t xml:space="preserve"> - choose the drawing and its </w:t>
-      </w:r>
-      <w:r>
-        <w:rPr>
-          <w:b/>
-        </w:rPr>
-        <w:t xml:space="preserve">xrefs</w:t>
-      </w:r>
-      <w:r>
-        <w:t xml:space="preserve"> together (or one .zip). Tick the drawings to make into sheets and leave the xrefs unticked; name the set; choose black lines (as plotted) or the drawing's colours; and where the CAD files are kept in Folders (by default </w:t>
+        <w:t xml:space="preserve"> - choose the drawing(s), or a whole folder (or one .zip). Tick the drawings to make into sheets (files in a folder named like Xref are left unticked); name the set; choose black lines (as plotted) or the drawing's colours; and where the CAD files are kept in Folders (by default </w:t>
       </w:r>
       <w:r>
         <w:rPr>
@@ -7151,7 +7286,52 @@
         <w:t xml:space="preserve">Each layout becomes a sheet</w:t>
       </w:r>
       <w:r>
-        <w:t xml:space="preserve">: its border and title block, and each viewport's view of the model at its scale, with the xrefs and the layers frozen in that viewport left out. Sheet numbers come from the layout names (A-101 ...). An xref that was not sent is listed (the drawing is made without it). Fonts are drawn with a standard font and complex line types as plain dashes; 3D views, images and OLE objects are not drawn - for the exact look, publish a PDF from AutoCAD and import that. DWG needs the </w:t>
+        <w:t xml:space="preserve">: its border and title block, and each viewport's view of the model at its scale, with the xrefs and the layers frozen in that viewport left out. Sheet numbers come from the layout names (A-101 ...). </w:t>
+      </w:r>
+      <w:r>
+        <w:rPr>
+          <w:b/>
+        </w:rPr>
+        <w:t xml:space="preserve">The xrefs are found by themselves:</w:t>
+      </w:r>
+      <w:r>
+        <w:t xml:space="preserve"> the drawings are read first, and each xref they use (and the xrefs' own xrefs) is taken from the files or folder chosen on this PC - only the ones needed are sent - then from anywhere in the project's </w:t>
+      </w:r>
+      <w:r>
+        <w:rPr>
+          <w:b/>
+        </w:rPr>
+        <w:t xml:space="preserve">Folders</w:t>
+      </w:r>
+      <w:r>
+        <w:t xml:space="preserve"> (the newest copy). Only what is still missing is asked for: </w:t>
+      </w:r>
+      <w:r>
+        <w:rPr>
+          <w:b/>
+        </w:rPr>
+        <w:t xml:space="preserve">Choose files ...</w:t>
+      </w:r>
+      <w:r>
+        <w:t xml:space="preserve">, </w:t>
+      </w:r>
+      <w:r>
+        <w:rPr>
+          <w:b/>
+        </w:rPr>
+        <w:t xml:space="preserve">Choose a folder ...</w:t>
+      </w:r>
+      <w:r>
+        <w:t xml:space="preserve"> or </w:t>
+      </w:r>
+      <w:r>
+        <w:rPr>
+          <w:b/>
+        </w:rPr>
+        <w:t xml:space="preserve">Make the sheets without them</w:t>
+      </w:r>
+      <w:r>
+        <w:t xml:space="preserve"> (they are then listed as not found). No need to bind the xrefs. Long file names, and names with &amp; or brackets, are fine. Fonts are drawn with a standard font and complex line types as plain dashes; 3D views, images and OLE objects are not drawn - for the exact look, publish a PDF from AutoCAD and import that. DWG needs the </w:t>
       </w:r>
       <w:r>
         <w:rPr>

--- a/docs/manual/LWK_Viewer_User_Manual_EN.docx
+++ b/docs/manual/LWK_Viewer_User_Manual_EN.docx
@@ -7148,7 +7148,43 @@
         <w:t xml:space="preserve">Delete set</w:t>
       </w:r>
       <w:r>
-        <w:t xml:space="preserve"> - its sheets and their PDFs. Markups and issues on deleted sheets stay in the project.</w:t>
+        <w:t xml:space="preserve"> - its sheets and their PDFs; a window lists the set's </w:t>
+      </w:r>
+      <w:r>
+        <w:rPr>
+          <w:b/>
+        </w:rPr>
+        <w:t xml:space="preserve">files kept in Folders</w:t>
+      </w:r>
+      <w:r>
+        <w:t xml:space="preserve"> and asks: </w:t>
+      </w:r>
+      <w:r>
+        <w:rPr>
+          <w:b/>
+        </w:rPr>
+        <w:t xml:space="preserve">Delete the set, keep the files</w:t>
+      </w:r>
+      <w:r>
+        <w:t xml:space="preserve"> or </w:t>
+      </w:r>
+      <w:r>
+        <w:rPr>
+          <w:b/>
+        </w:rPr>
+        <w:t xml:space="preserve">Delete the set and its files</w:t>
+      </w:r>
+      <w:r>
+        <w:t xml:space="preserve"> (they go to the Folders bin, where they can be restored). Markups and issues on deleted sheets stay in the project. The menu's actions are buttons; </w:t>
+      </w:r>
+      <w:r>
+        <w:rPr>
+          <w:b/>
+        </w:rPr>
+        <w:t xml:space="preserve">Delete set</w:t>
+      </w:r>
+      <w:r>
+        <w:t xml:space="preserve"> is the red one.</w:t>
       </w:r>
     </w:p>
     <w:p>
@@ -7161,6 +7197,18 @@
       </w:pPr>
       <w:r>
         <w:t xml:space="preserve">Each browser tab keeps its own project (it shows in the address), so two projects can be open side by side and each issue is saved in its own.</w:t>
+      </w:r>
+    </w:p>
+    <w:p>
+      <w:pPr>
+        <w:pStyle w:val="ListParagraph"/>
+        <w:numPr>
+          <w:ilvl w:val="0"/>
+          <w:numId w:val="28"/>
+        </w:numPr>
+      </w:pPr>
+      <w:r>
+        <w:t xml:space="preserve">The header is one row on a full-screen window: the project and model / sheet-set drop-downs are kept short - point at one for its full name.</w:t>
       </w:r>
     </w:p>
     <w:p>

--- a/docs/manual/LWK_Viewer_User_Manual_EN.docx
+++ b/docs/manual/LWK_Viewer_User_Manual_EN.docx
@@ -12626,6 +12626,329 @@
     </w:p>
     <w:p>
       <w:pPr>
+        <w:pStyle w:val="Heading3"/>
+      </w:pPr>
+      <w:r>
+        <w:t xml:space="preserve">SBD (PNAP APP-152)</w:t>
+      </w:r>
+    </w:p>
+    <w:p>
+      <w:pPr/>
+      <w:r>
+        <w:t xml:space="preserve">Checks &gt; </w:t>
+      </w:r>
+      <w:r>
+        <w:rPr>
+          <w:b/>
+        </w:rPr>
+        <w:t xml:space="preserve">SBD</w:t>
+      </w:r>
+      <w:r>
+        <w:t xml:space="preserve"> assesses Design Requirement (2) - the permeability </w:t>
+      </w:r>
+      <w:r>
+        <w:rPr>
+          <w:b/>
+        </w:rPr>
+        <w:t xml:space="preserve">P</w:t>
+      </w:r>
+      <w:r>
+        <w:t xml:space="preserve"> and the separating distances </w:t>
+      </w:r>
+      <w:r>
+        <w:rPr>
+          <w:b/>
+        </w:rPr>
+        <w:t xml:space="preserve">S1 / S2 / S3</w:t>
+      </w:r>
+      <w:r>
+        <w:t xml:space="preserve"> - and Design Requirement (1), the street canyon </w:t>
+      </w:r>
+      <w:r>
+        <w:rPr>
+          <w:b/>
+        </w:rPr>
+        <w:t xml:space="preserve">U</w:t>
+      </w:r>
+      <w:r>
+        <w:t xml:space="preserve">, from the building </w:t>
+      </w:r>
+      <w:r>
+        <w:rPr>
+          <w:b/>
+        </w:rPr>
+        <w:t xml:space="preserve">masses</w:t>
+      </w:r>
+      <w:r>
+        <w:t xml:space="preserve"> of the Revit model. No Filled Regions are drawn and nothing is picked per zone: each height zone is cut from the masses.</w:t>
+      </w:r>
+    </w:p>
+    <w:p>
+      <w:pPr>
+        <w:pStyle w:val="ListParagraph"/>
+        <w:numPr>
+          <w:ilvl w:val="0"/>
+          <w:numId w:val="46"/>
+        </w:numPr>
+      </w:pPr>
+      <w:r>
+        <w:rPr>
+          <w:b/>
+        </w:rPr>
+        <w:t xml:space="preserve">In Revit:</w:t>
+      </w:r>
+      <w:r>
+        <w:t xml:space="preserve"> model each building (podium, towers) as a </w:t>
+      </w:r>
+      <w:r>
+        <w:rPr>
+          <w:b/>
+        </w:rPr>
+        <w:t xml:space="preserve">Mass</w:t>
+      </w:r>
+      <w:r>
+        <w:t xml:space="preserve"> (Massing &amp; Site &gt; In-Place Mass, or a Mass family). Then </w:t>
+      </w:r>
+      <w:r>
+        <w:rPr>
+          <w:b/>
+        </w:rPr>
+        <w:t xml:space="preserve">LWK &gt; Viewer tools &gt; SBD Export</w:t>
+      </w:r>
+      <w:r>
+        <w:t xml:space="preserve">: choose the site boundary (a Property Line, or pick its lines - it must close within 10 mm), the level the zones are measured from (the site's ground, e.g. mean street level), and optionally each street: its </w:t>
+      </w:r>
+      <w:r>
+        <w:rPr>
+          <w:b/>
+        </w:rPr>
+        <w:t xml:space="preserve">centreline</w:t>
+      </w:r>
+      <w:r>
+        <w:t xml:space="preserve"> and the </w:t>
+      </w:r>
+      <w:r>
+        <w:rPr>
+          <w:b/>
+        </w:rPr>
+        <w:t xml:space="preserve">opposite site's boundary</w:t>
+      </w:r>
+      <w:r>
+        <w:t xml:space="preserve"> (the first street's centreline is Axis 1, Projection Plane X). The masses go to the viewer, which assesses them straight away; the result shows in the Revit window too.</w:t>
+      </w:r>
+    </w:p>
+    <w:p>
+      <w:pPr>
+        <w:pStyle w:val="ListParagraph"/>
+        <w:numPr>
+          <w:ilvl w:val="0"/>
+          <w:numId w:val="46"/>
+        </w:numPr>
+      </w:pPr>
+      <w:r>
+        <w:rPr>
+          <w:b/>
+        </w:rPr>
+        <w:t xml:space="preserve">The zones:</w:t>
+      </w:r>
+      <w:r>
+        <w:t xml:space="preserve"> </w:t>
+      </w:r>
+      <w:r>
+        <w:rPr>
+          <w:b/>
+        </w:rPr>
+        <w:t xml:space="preserve">Low (0-20 m), Middle (20-60 m), High (60 m +)</w:t>
+      </w:r>
+      <w:r>
+        <w:t xml:space="preserve">. Each zone's buildings are the masses' outlines at the heights inside it, so the Middle zone of a podium + tower scheme is the towers - not the podium. A zone with no building in it is not assessed. Masses outside the site boundary (neighbours) are shown hatched and not counted.</w:t>
+      </w:r>
+    </w:p>
+    <w:p>
+      <w:pPr>
+        <w:pStyle w:val="ListParagraph"/>
+        <w:numPr>
+          <w:ilvl w:val="0"/>
+          <w:numId w:val="46"/>
+        </w:numPr>
+      </w:pPr>
+      <w:r>
+        <w:rPr>
+          <w:b/>
+        </w:rPr>
+        <w:t xml:space="preserve">The table:</w:t>
+      </w:r>
+      <w:r>
+        <w:t xml:space="preserve"> P on Axis 1 (the best of ±15° and of both sides of the plane, as Fig B14) and on Axis 2 (at right angles) for each zone, the gaps that count, the </w:t>
+      </w:r>
+      <w:r>
+        <w:rPr>
+          <w:b/>
+        </w:rPr>
+        <w:t xml:space="preserve">controlling P</w:t>
+      </w:r>
+      <w:r>
+        <w:t xml:space="preserve"> (the lowest) against the </w:t>
+      </w:r>
+      <w:r>
+        <w:rPr>
+          <w:b/>
+        </w:rPr>
+        <w:t xml:space="preserve">required P</w:t>
+      </w:r>
+      <w:r>
+        <w:t xml:space="preserve"> of Table 1 (from the site area and Lp), and PASS / FAIL. Lp is the length of all the buildings projected on Axis 1; where the SBD panel's Lp (the shorter side of one building) would give another required P, both are shown. </w:t>
+      </w:r>
+      <w:r>
+        <w:rPr>
+          <w:b/>
+        </w:rPr>
+        <w:t xml:space="preserve">Case 1:</w:t>
+      </w:r>
+      <w:r>
+        <w:t xml:space="preserve"> for each street, U = canyon area / length along the centreline (from the facade within 30 m of the centreline to the opposite boundary), Lp and 5U.</w:t>
+      </w:r>
+    </w:p>
+    <w:p>
+      <w:pPr>
+        <w:pStyle w:val="ListParagraph"/>
+        <w:numPr>
+          <w:ilvl w:val="0"/>
+          <w:numId w:val="46"/>
+        </w:numPr>
+      </w:pPr>
+      <w:r>
+        <w:rPr>
+          <w:b/>
+        </w:rPr>
+        <w:t xml:space="preserve">Axis 1</w:t>
+      </w:r>
+      <w:r>
+        <w:t xml:space="preserve"> can be along the street line, the site's main direction, or at an angle; </w:t>
+      </w:r>
+      <w:r>
+        <w:rPr>
+          <w:b/>
+        </w:rPr>
+        <w:t xml:space="preserve">Run</w:t>
+      </w:r>
+      <w:r>
+        <w:t xml:space="preserve"> assesses again. </w:t>
+      </w:r>
+      <w:r>
+        <w:rPr>
+          <w:b/>
+        </w:rPr>
+        <w:t xml:space="preserve">Save</w:t>
+      </w:r>
+      <w:r>
+        <w:t xml:space="preserve"> keeps a result for everyone; the list shows saved results (open one to compare, ✕ deletes it).</w:t>
+      </w:r>
+    </w:p>
+    <w:p>
+      <w:pPr>
+        <w:pStyle w:val="ListParagraph"/>
+        <w:numPr>
+          <w:ilvl w:val="0"/>
+          <w:numId w:val="46"/>
+        </w:numPr>
+      </w:pPr>
+      <w:r>
+        <w:rPr>
+          <w:b/>
+        </w:rPr>
+        <w:t xml:space="preserve">Plan ...</w:t>
+      </w:r>
+      <w:r>
+        <w:t xml:space="preserve"> opens a plan of each zone, for Axis 1 or 2: the site, the zone's buildings, each gap as a strip across the site - </w:t>
+      </w:r>
+      <w:r>
+        <w:rPr>
+          <w:b/>
+        </w:rPr>
+        <w:t xml:space="preserve">green</w:t>
+      </w:r>
+      <w:r>
+        <w:t xml:space="preserve"> when it counts, </w:t>
+      </w:r>
+      <w:r>
+        <w:rPr>
+          <w:b/>
+        </w:rPr>
+        <w:t xml:space="preserve">red</w:t>
+      </w:r>
+      <w:r>
+        <w:t xml:space="preserve"> when it does not (too narrow, or blocked) - with its type and width, the S2 pinch points, the </w:t>
+      </w:r>
+      <w:r>
+        <w:rPr>
+          <w:b/>
+        </w:rPr>
+        <w:t xml:space="preserve">air corridors</w:t>
+      </w:r>
+      <w:r>
+        <w:t xml:space="preserve"> of 15 m or more (dashed blue) and the axis.</w:t>
+      </w:r>
+    </w:p>
+    <w:p>
+      <w:pPr>
+        <w:pStyle w:val="ListParagraph"/>
+        <w:numPr>
+          <w:ilvl w:val="0"/>
+          <w:numId w:val="46"/>
+        </w:numPr>
+      </w:pPr>
+      <w:r>
+        <w:rPr>
+          <w:b/>
+        </w:rPr>
+        <w:t xml:space="preserve">3D</w:t>
+      </w:r>
+      <w:r>
+        <w:t xml:space="preserve"> draws the masses and the site at ground, 20 m and 60 m over the model (for a model published with LWK Publish). </w:t>
+      </w:r>
+      <w:r>
+        <w:rPr>
+          <w:b/>
+        </w:rPr>
+        <w:t xml:space="preserve">Make issue</w:t>
+      </w:r>
+      <w:r>
+        <w:t xml:space="preserve"> raises an issue with the result and what does not count; </w:t>
+      </w:r>
+      <w:r>
+        <w:rPr>
+          <w:b/>
+        </w:rPr>
+        <w:t xml:space="preserve">Report</w:t>
+      </w:r>
+      <w:r>
+        <w:t xml:space="preserve"> makes a report with the table and a plan of each zone and axis, to print or </w:t>
+      </w:r>
+      <w:r>
+        <w:rPr>
+          <w:b/>
+        </w:rPr>
+        <w:t xml:space="preserve">Save to Folders (PDF)</w:t>
+      </w:r>
+      <w:r>
+        <w:t xml:space="preserve"> (00 BIM &gt; Exports &gt; SBD).</w:t>
+      </w:r>
+    </w:p>
+    <w:p>
+      <w:pPr>
+        <w:pStyle w:val="ListParagraph"/>
+        <w:numPr>
+          <w:ilvl w:val="0"/>
+          <w:numId w:val="46"/>
+        </w:numPr>
+      </w:pPr>
+      <w:r>
+        <w:t xml:space="preserve">The rules are the SBD panel's (sbd_permeability, sbd_geom_separation, sbd_wind_corridor), with two corrections that apply to the panel too: a gap between two buildings is no longer always failed by the continuity check, and S2 is measured between the two buildings facing each other across the gap.</w:t>
+      </w:r>
+    </w:p>
+    <w:p>
+      <w:pPr>
         <w:pStyle w:val="Heading2"/>
       </w:pPr>
       <w:r>
@@ -13063,7 +13386,7 @@
         <w:pStyle w:val="ListParagraph"/>
         <w:numPr>
           <w:ilvl w:val="0"/>
-          <w:numId w:val="46"/>
+          <w:numId w:val="47"/>
         </w:numPr>
       </w:pPr>
       <w:r>
@@ -13081,7 +13404,7 @@
         <w:pStyle w:val="ListParagraph"/>
         <w:numPr>
           <w:ilvl w:val="0"/>
-          <w:numId w:val="46"/>
+          <w:numId w:val="47"/>
         </w:numPr>
       </w:pPr>
       <w:r>
@@ -13099,7 +13422,7 @@
         <w:pStyle w:val="ListParagraph"/>
         <w:numPr>
           <w:ilvl w:val="0"/>
-          <w:numId w:val="46"/>
+          <w:numId w:val="47"/>
         </w:numPr>
       </w:pPr>
       <w:r>
@@ -13117,7 +13440,7 @@
         <w:pStyle w:val="ListParagraph"/>
         <w:numPr>
           <w:ilvl w:val="0"/>
-          <w:numId w:val="46"/>
+          <w:numId w:val="47"/>
         </w:numPr>
       </w:pPr>
       <w:r>
@@ -13340,7 +13663,7 @@
         <w:pStyle w:val="ListParagraph"/>
         <w:numPr>
           <w:ilvl w:val="0"/>
-          <w:numId w:val="47"/>
+          <w:numId w:val="48"/>
         </w:numPr>
       </w:pPr>
       <w:r>
@@ -13352,7 +13675,7 @@
         <w:pStyle w:val="ListParagraph"/>
         <w:numPr>
           <w:ilvl w:val="0"/>
-          <w:numId w:val="47"/>
+          <w:numId w:val="48"/>
         </w:numPr>
       </w:pPr>
       <w:r>
@@ -13415,7 +13738,7 @@
         <w:pStyle w:val="ListParagraph"/>
         <w:numPr>
           <w:ilvl w:val="0"/>
-          <w:numId w:val="47"/>
+          <w:numId w:val="48"/>
         </w:numPr>
       </w:pPr>
       <w:r>
@@ -13436,7 +13759,7 @@
         <w:pStyle w:val="ListParagraph"/>
         <w:numPr>
           <w:ilvl w:val="0"/>
-          <w:numId w:val="47"/>
+          <w:numId w:val="48"/>
         </w:numPr>
       </w:pPr>
       <w:r>
@@ -13517,7 +13840,7 @@
         <w:pStyle w:val="ListParagraph"/>
         <w:numPr>
           <w:ilvl w:val="0"/>
-          <w:numId w:val="47"/>
+          <w:numId w:val="48"/>
         </w:numPr>
       </w:pPr>
       <w:r>
@@ -13529,7 +13852,7 @@
         <w:pStyle w:val="ListParagraph"/>
         <w:numPr>
           <w:ilvl w:val="0"/>
-          <w:numId w:val="47"/>
+          <w:numId w:val="48"/>
         </w:numPr>
       </w:pPr>
       <w:r>
@@ -13992,7 +14315,7 @@
         <w:pStyle w:val="ListParagraph"/>
         <w:numPr>
           <w:ilvl w:val="0"/>
-          <w:numId w:val="48"/>
+          <w:numId w:val="49"/>
         </w:numPr>
       </w:pPr>
       <w:r>
@@ -14013,7 +14336,7 @@
         <w:pStyle w:val="ListParagraph"/>
         <w:numPr>
           <w:ilvl w:val="0"/>
-          <w:numId w:val="48"/>
+          <w:numId w:val="49"/>
         </w:numPr>
       </w:pPr>
       <w:r>
@@ -14049,7 +14372,7 @@
         <w:pStyle w:val="ListParagraph"/>
         <w:numPr>
           <w:ilvl w:val="0"/>
-          <w:numId w:val="48"/>
+          <w:numId w:val="49"/>
         </w:numPr>
       </w:pPr>
       <w:r>
@@ -14097,7 +14420,7 @@
         <w:pStyle w:val="ListParagraph"/>
         <w:numPr>
           <w:ilvl w:val="0"/>
-          <w:numId w:val="48"/>
+          <w:numId w:val="49"/>
         </w:numPr>
       </w:pPr>
       <w:r>
@@ -14151,7 +14474,7 @@
         <w:pStyle w:val="ListParagraph"/>
         <w:numPr>
           <w:ilvl w:val="0"/>
-          <w:numId w:val="48"/>
+          <w:numId w:val="49"/>
         </w:numPr>
       </w:pPr>
       <w:r>
@@ -14178,7 +14501,7 @@
         <w:pStyle w:val="ListParagraph"/>
         <w:numPr>
           <w:ilvl w:val="0"/>
-          <w:numId w:val="48"/>
+          <w:numId w:val="49"/>
         </w:numPr>
       </w:pPr>
       <w:r>
@@ -14196,7 +14519,7 @@
         <w:pStyle w:val="ListParagraph"/>
         <w:numPr>
           <w:ilvl w:val="0"/>
-          <w:numId w:val="48"/>
+          <w:numId w:val="49"/>
         </w:numPr>
       </w:pPr>
       <w:r>
@@ -14214,7 +14537,7 @@
         <w:pStyle w:val="ListParagraph"/>
         <w:numPr>
           <w:ilvl w:val="0"/>
-          <w:numId w:val="48"/>
+          <w:numId w:val="49"/>
         </w:numPr>
       </w:pPr>
       <w:r>
@@ -14259,7 +14582,7 @@
         <w:pStyle w:val="ListParagraph"/>
         <w:numPr>
           <w:ilvl w:val="0"/>
-          <w:numId w:val="48"/>
+          <w:numId w:val="49"/>
         </w:numPr>
       </w:pPr>
       <w:r>
@@ -14295,7 +14618,7 @@
         <w:pStyle w:val="ListParagraph"/>
         <w:numPr>
           <w:ilvl w:val="0"/>
-          <w:numId w:val="48"/>
+          <w:numId w:val="49"/>
         </w:numPr>
       </w:pPr>
       <w:r>
@@ -14544,7 +14867,7 @@
         <w:pStyle w:val="ListParagraph"/>
         <w:numPr>
           <w:ilvl w:val="0"/>
-          <w:numId w:val="49"/>
+          <w:numId w:val="50"/>
         </w:numPr>
       </w:pPr>
       <w:r>
@@ -14580,7 +14903,7 @@
         <w:pStyle w:val="ListParagraph"/>
         <w:numPr>
           <w:ilvl w:val="0"/>
-          <w:numId w:val="49"/>
+          <w:numId w:val="50"/>
         </w:numPr>
       </w:pPr>
       <w:r>
@@ -14643,7 +14966,7 @@
         <w:pStyle w:val="ListParagraph"/>
         <w:numPr>
           <w:ilvl w:val="0"/>
-          <w:numId w:val="49"/>
+          <w:numId w:val="50"/>
         </w:numPr>
       </w:pPr>
       <w:r>
@@ -14669,7 +14992,7 @@
         <w:pStyle w:val="ListParagraph"/>
         <w:numPr>
           <w:ilvl w:val="0"/>
-          <w:numId w:val="50"/>
+          <w:numId w:val="51"/>
         </w:numPr>
       </w:pPr>
       <w:r>
@@ -14696,7 +15019,7 @@
         <w:pStyle w:val="ListParagraph"/>
         <w:numPr>
           <w:ilvl w:val="0"/>
-          <w:numId w:val="50"/>
+          <w:numId w:val="51"/>
         </w:numPr>
       </w:pPr>
       <w:r>
@@ -14717,7 +15040,7 @@
         <w:pStyle w:val="ListParagraph"/>
         <w:numPr>
           <w:ilvl w:val="0"/>
-          <w:numId w:val="50"/>
+          <w:numId w:val="51"/>
         </w:numPr>
       </w:pPr>
       <w:r>
@@ -14758,7 +15081,7 @@
         <w:pStyle w:val="ListParagraph"/>
         <w:numPr>
           <w:ilvl w:val="0"/>
-          <w:numId w:val="51"/>
+          <w:numId w:val="52"/>
         </w:numPr>
       </w:pPr>
       <w:r>
@@ -14803,7 +15126,7 @@
         <w:pStyle w:val="ListParagraph"/>
         <w:numPr>
           <w:ilvl w:val="0"/>
-          <w:numId w:val="51"/>
+          <w:numId w:val="52"/>
         </w:numPr>
       </w:pPr>
       <w:r>
@@ -14839,7 +15162,7 @@
         <w:pStyle w:val="ListParagraph"/>
         <w:numPr>
           <w:ilvl w:val="0"/>
-          <w:numId w:val="51"/>
+          <w:numId w:val="52"/>
         </w:numPr>
       </w:pPr>
       <w:r>
@@ -14866,7 +15189,7 @@
         <w:pStyle w:val="ListParagraph"/>
         <w:numPr>
           <w:ilvl w:val="0"/>
-          <w:numId w:val="51"/>
+          <w:numId w:val="52"/>
         </w:numPr>
       </w:pPr>
       <w:r>
@@ -15181,7 +15504,7 @@
         <w:pStyle w:val="ListParagraph"/>
         <w:numPr>
           <w:ilvl w:val="0"/>
-          <w:numId w:val="52"/>
+          <w:numId w:val="53"/>
         </w:numPr>
       </w:pPr>
       <w:r>
@@ -15256,7 +15579,7 @@
         <w:pStyle w:val="ListParagraph"/>
         <w:numPr>
           <w:ilvl w:val="0"/>
-          <w:numId w:val="52"/>
+          <w:numId w:val="53"/>
         </w:numPr>
       </w:pPr>
       <w:r>
@@ -15286,7 +15609,7 @@
         <w:pStyle w:val="ListParagraph"/>
         <w:numPr>
           <w:ilvl w:val="0"/>
-          <w:numId w:val="52"/>
+          <w:numId w:val="53"/>
         </w:numPr>
       </w:pPr>
       <w:r>
@@ -15312,7 +15635,7 @@
         <w:pStyle w:val="ListParagraph"/>
         <w:numPr>
           <w:ilvl w:val="0"/>
-          <w:numId w:val="53"/>
+          <w:numId w:val="54"/>
         </w:numPr>
       </w:pPr>
       <w:r>
@@ -15342,7 +15665,7 @@
         <w:pStyle w:val="ListParagraph"/>
         <w:numPr>
           <w:ilvl w:val="0"/>
-          <w:numId w:val="53"/>
+          <w:numId w:val="54"/>
         </w:numPr>
       </w:pPr>
       <w:r>
@@ -15363,7 +15686,7 @@
         <w:pStyle w:val="ListParagraph"/>
         <w:numPr>
           <w:ilvl w:val="0"/>
-          <w:numId w:val="53"/>
+          <w:numId w:val="54"/>
         </w:numPr>
       </w:pPr>
       <w:r>
@@ -15393,7 +15716,7 @@
         <w:pStyle w:val="ListParagraph"/>
         <w:numPr>
           <w:ilvl w:val="0"/>
-          <w:numId w:val="54"/>
+          <w:numId w:val="55"/>
         </w:numPr>
       </w:pPr>
       <w:r>
@@ -15405,7 +15728,7 @@
         <w:pStyle w:val="ListParagraph"/>
         <w:numPr>
           <w:ilvl w:val="0"/>
-          <w:numId w:val="54"/>
+          <w:numId w:val="55"/>
         </w:numPr>
       </w:pPr>
       <w:r>
@@ -15449,7 +15772,7 @@
         <w:pStyle w:val="ListParagraph"/>
         <w:numPr>
           <w:ilvl w:val="0"/>
-          <w:numId w:val="55"/>
+          <w:numId w:val="56"/>
         </w:numPr>
       </w:pPr>
       <w:r>
@@ -15497,7 +15820,7 @@
         <w:pStyle w:val="ListParagraph"/>
         <w:numPr>
           <w:ilvl w:val="0"/>
-          <w:numId w:val="55"/>
+          <w:numId w:val="56"/>
         </w:numPr>
       </w:pPr>
       <w:r>
@@ -15509,7 +15832,7 @@
         <w:pStyle w:val="ListParagraph"/>
         <w:numPr>
           <w:ilvl w:val="0"/>
-          <w:numId w:val="55"/>
+          <w:numId w:val="56"/>
         </w:numPr>
       </w:pPr>
       <w:r>
@@ -15527,7 +15850,7 @@
         <w:pStyle w:val="ListParagraph"/>
         <w:numPr>
           <w:ilvl w:val="0"/>
-          <w:numId w:val="55"/>
+          <w:numId w:val="56"/>
         </w:numPr>
       </w:pPr>
       <w:r>
@@ -15539,7 +15862,7 @@
         <w:pStyle w:val="ListParagraph"/>
         <w:numPr>
           <w:ilvl w:val="0"/>
-          <w:numId w:val="55"/>
+          <w:numId w:val="56"/>
         </w:numPr>
       </w:pPr>
       <w:r>
@@ -15551,7 +15874,7 @@
         <w:pStyle w:val="ListParagraph"/>
         <w:numPr>
           <w:ilvl w:val="0"/>
-          <w:numId w:val="55"/>
+          <w:numId w:val="56"/>
         </w:numPr>
       </w:pPr>
       <w:r>
@@ -15563,7 +15886,7 @@
         <w:pStyle w:val="ListParagraph"/>
         <w:numPr>
           <w:ilvl w:val="0"/>
-          <w:numId w:val="55"/>
+          <w:numId w:val="56"/>
         </w:numPr>
       </w:pPr>
       <w:r>
@@ -15837,7 +16160,7 @@
         <w:pStyle w:val="ListParagraph"/>
         <w:numPr>
           <w:ilvl w:val="0"/>
-          <w:numId w:val="56"/>
+          <w:numId w:val="57"/>
         </w:numPr>
       </w:pPr>
       <w:r>
@@ -15849,7 +16172,7 @@
         <w:pStyle w:val="ListParagraph"/>
         <w:numPr>
           <w:ilvl w:val="0"/>
-          <w:numId w:val="56"/>
+          <w:numId w:val="57"/>
         </w:numPr>
       </w:pPr>
       <w:r>
@@ -15861,7 +16184,7 @@
         <w:pStyle w:val="ListParagraph"/>
         <w:numPr>
           <w:ilvl w:val="0"/>
-          <w:numId w:val="56"/>
+          <w:numId w:val="57"/>
         </w:numPr>
       </w:pPr>
       <w:r>
@@ -16135,7 +16458,7 @@
         <w:pStyle w:val="ListParagraph"/>
         <w:numPr>
           <w:ilvl w:val="0"/>
-          <w:numId w:val="57"/>
+          <w:numId w:val="58"/>
         </w:numPr>
       </w:pPr>
       <w:r>
@@ -16147,7 +16470,7 @@
         <w:pStyle w:val="ListParagraph"/>
         <w:numPr>
           <w:ilvl w:val="0"/>
-          <w:numId w:val="57"/>
+          <w:numId w:val="58"/>
         </w:numPr>
       </w:pPr>
       <w:r>
@@ -16159,7 +16482,7 @@
         <w:pStyle w:val="ListParagraph"/>
         <w:numPr>
           <w:ilvl w:val="0"/>
-          <w:numId w:val="57"/>
+          <w:numId w:val="58"/>
         </w:numPr>
       </w:pPr>
       <w:r>
@@ -16202,7 +16525,7 @@
         <w:pStyle w:val="ListParagraph"/>
         <w:numPr>
           <w:ilvl w:val="0"/>
-          <w:numId w:val="58"/>
+          <w:numId w:val="59"/>
         </w:numPr>
       </w:pPr>
       <w:r>
@@ -16259,7 +16582,7 @@
         <w:pStyle w:val="ListParagraph"/>
         <w:numPr>
           <w:ilvl w:val="0"/>
-          <w:numId w:val="58"/>
+          <w:numId w:val="59"/>
         </w:numPr>
       </w:pPr>
       <w:r>
@@ -16289,7 +16612,7 @@
         <w:pStyle w:val="ListParagraph"/>
         <w:numPr>
           <w:ilvl w:val="0"/>
-          <w:numId w:val="58"/>
+          <w:numId w:val="59"/>
         </w:numPr>
       </w:pPr>
       <w:r>
@@ -16327,7 +16650,7 @@
         <w:pStyle w:val="ListParagraph"/>
         <w:numPr>
           <w:ilvl w:val="0"/>
-          <w:numId w:val="59"/>
+          <w:numId w:val="60"/>
         </w:numPr>
       </w:pPr>
       <w:r>
@@ -16348,7 +16671,7 @@
         <w:pStyle w:val="ListParagraph"/>
         <w:numPr>
           <w:ilvl w:val="0"/>
-          <w:numId w:val="59"/>
+          <w:numId w:val="60"/>
         </w:numPr>
       </w:pPr>
       <w:r>
@@ -16393,7 +16716,7 @@
         <w:pStyle w:val="ListParagraph"/>
         <w:numPr>
           <w:ilvl w:val="0"/>
-          <w:numId w:val="59"/>
+          <w:numId w:val="60"/>
         </w:numPr>
       </w:pPr>
       <w:r>
@@ -16492,7 +16815,7 @@
         <w:pStyle w:val="ListParagraph"/>
         <w:numPr>
           <w:ilvl w:val="0"/>
-          <w:numId w:val="59"/>
+          <w:numId w:val="60"/>
         </w:numPr>
       </w:pPr>
       <w:r>
@@ -16537,7 +16860,7 @@
         <w:pStyle w:val="ListParagraph"/>
         <w:numPr>
           <w:ilvl w:val="0"/>
-          <w:numId w:val="59"/>
+          <w:numId w:val="60"/>
         </w:numPr>
       </w:pPr>
       <w:r>
@@ -16886,7 +17209,7 @@
         <w:pStyle w:val="ListParagraph"/>
         <w:numPr>
           <w:ilvl w:val="0"/>
-          <w:numId w:val="60"/>
+          <w:numId w:val="61"/>
         </w:numPr>
       </w:pPr>
       <w:r>
@@ -16916,7 +17239,7 @@
         <w:pStyle w:val="ListParagraph"/>
         <w:numPr>
           <w:ilvl w:val="0"/>
-          <w:numId w:val="60"/>
+          <w:numId w:val="61"/>
         </w:numPr>
       </w:pPr>
       <w:r>
@@ -16964,7 +17287,7 @@
         <w:pStyle w:val="ListParagraph"/>
         <w:numPr>
           <w:ilvl w:val="0"/>
-          <w:numId w:val="60"/>
+          <w:numId w:val="61"/>
         </w:numPr>
       </w:pPr>
       <w:r>
@@ -16991,7 +17314,7 @@
         <w:pStyle w:val="ListParagraph"/>
         <w:numPr>
           <w:ilvl w:val="0"/>
-          <w:numId w:val="60"/>
+          <w:numId w:val="61"/>
         </w:numPr>
       </w:pPr>
       <w:r>
@@ -17017,7 +17340,7 @@
         <w:pStyle w:val="ListParagraph"/>
         <w:numPr>
           <w:ilvl w:val="0"/>
-          <w:numId w:val="61"/>
+          <w:numId w:val="62"/>
         </w:numPr>
       </w:pPr>
       <w:r>
@@ -17038,7 +17361,7 @@
         <w:pStyle w:val="ListParagraph"/>
         <w:numPr>
           <w:ilvl w:val="0"/>
-          <w:numId w:val="61"/>
+          <w:numId w:val="62"/>
         </w:numPr>
       </w:pPr>
       <w:r>
@@ -17074,7 +17397,7 @@
         <w:pStyle w:val="ListParagraph"/>
         <w:numPr>
           <w:ilvl w:val="0"/>
-          <w:numId w:val="61"/>
+          <w:numId w:val="62"/>
         </w:numPr>
       </w:pPr>
       <w:r>
@@ -17110,7 +17433,7 @@
         <w:pStyle w:val="ListParagraph"/>
         <w:numPr>
           <w:ilvl w:val="0"/>
-          <w:numId w:val="61"/>
+          <w:numId w:val="62"/>
         </w:numPr>
       </w:pPr>
       <w:r>
@@ -17139,7 +17462,7 @@
         <w:pStyle w:val="ListParagraph"/>
         <w:numPr>
           <w:ilvl w:val="0"/>
-          <w:numId w:val="62"/>
+          <w:numId w:val="63"/>
         </w:numPr>
       </w:pPr>
       <w:r>
@@ -17160,7 +17483,7 @@
         <w:pStyle w:val="ListParagraph"/>
         <w:numPr>
           <w:ilvl w:val="0"/>
-          <w:numId w:val="62"/>
+          <w:numId w:val="63"/>
         </w:numPr>
       </w:pPr>
       <w:r>
@@ -17381,7 +17704,7 @@
         <w:pStyle w:val="ListParagraph"/>
         <w:numPr>
           <w:ilvl w:val="0"/>
-          <w:numId w:val="63"/>
+          <w:numId w:val="64"/>
         </w:numPr>
       </w:pPr>
       <w:r>
@@ -17471,7 +17794,7 @@
         <w:pStyle w:val="ListParagraph"/>
         <w:numPr>
           <w:ilvl w:val="0"/>
-          <w:numId w:val="63"/>
+          <w:numId w:val="64"/>
         </w:numPr>
       </w:pPr>
       <w:r>
@@ -17501,7 +17824,7 @@
         <w:pStyle w:val="ListParagraph"/>
         <w:numPr>
           <w:ilvl w:val="0"/>
-          <w:numId w:val="63"/>
+          <w:numId w:val="64"/>
         </w:numPr>
       </w:pPr>
       <w:r>
@@ -17522,7 +17845,7 @@
         <w:pStyle w:val="ListParagraph"/>
         <w:numPr>
           <w:ilvl w:val="0"/>
-          <w:numId w:val="63"/>
+          <w:numId w:val="64"/>
         </w:numPr>
       </w:pPr>
       <w:r>
@@ -17558,7 +17881,7 @@
         <w:pStyle w:val="ListParagraph"/>
         <w:numPr>
           <w:ilvl w:val="0"/>
-          <w:numId w:val="63"/>
+          <w:numId w:val="64"/>
         </w:numPr>
       </w:pPr>
       <w:r>
@@ -17576,7 +17899,7 @@
         <w:pStyle w:val="ListParagraph"/>
         <w:numPr>
           <w:ilvl w:val="0"/>
-          <w:numId w:val="63"/>
+          <w:numId w:val="64"/>
         </w:numPr>
       </w:pPr>
       <w:r>
@@ -17620,7 +17943,7 @@
         <w:pStyle w:val="ListParagraph"/>
         <w:numPr>
           <w:ilvl w:val="0"/>
-          <w:numId w:val="64"/>
+          <w:numId w:val="65"/>
         </w:numPr>
       </w:pPr>
       <w:r>
@@ -17701,7 +18024,7 @@
         <w:pStyle w:val="ListParagraph"/>
         <w:numPr>
           <w:ilvl w:val="0"/>
-          <w:numId w:val="64"/>
+          <w:numId w:val="65"/>
         </w:numPr>
       </w:pPr>
       <w:r>
@@ -17719,7 +18042,7 @@
         <w:pStyle w:val="ListParagraph"/>
         <w:numPr>
           <w:ilvl w:val="0"/>
-          <w:numId w:val="64"/>
+          <w:numId w:val="65"/>
         </w:numPr>
       </w:pPr>
       <w:r>
@@ -17740,7 +18063,7 @@
         <w:pStyle w:val="ListParagraph"/>
         <w:numPr>
           <w:ilvl w:val="0"/>
-          <w:numId w:val="64"/>
+          <w:numId w:val="65"/>
         </w:numPr>
       </w:pPr>
       <w:r>
@@ -17766,7 +18089,7 @@
         <w:pStyle w:val="ListParagraph"/>
         <w:numPr>
           <w:ilvl w:val="0"/>
-          <w:numId w:val="65"/>
+          <w:numId w:val="66"/>
         </w:numPr>
       </w:pPr>
       <w:r>
@@ -17829,7 +18152,7 @@
         <w:pStyle w:val="ListParagraph"/>
         <w:numPr>
           <w:ilvl w:val="0"/>
-          <w:numId w:val="65"/>
+          <w:numId w:val="66"/>
         </w:numPr>
       </w:pPr>
       <w:r>
@@ -17856,7 +18179,7 @@
         <w:pStyle w:val="ListParagraph"/>
         <w:numPr>
           <w:ilvl w:val="0"/>
-          <w:numId w:val="65"/>
+          <w:numId w:val="66"/>
         </w:numPr>
       </w:pPr>
       <w:r>
@@ -17874,7 +18197,7 @@
         <w:pStyle w:val="ListParagraph"/>
         <w:numPr>
           <w:ilvl w:val="0"/>
-          <w:numId w:val="65"/>
+          <w:numId w:val="66"/>
         </w:numPr>
       </w:pPr>
       <w:r>
@@ -18505,7 +18828,7 @@
         <w:pStyle w:val="ListParagraph"/>
         <w:numPr>
           <w:ilvl w:val="0"/>
-          <w:numId w:val="66"/>
+          <w:numId w:val="67"/>
         </w:numPr>
       </w:pPr>
       <w:r>
@@ -18523,7 +18846,7 @@
         <w:pStyle w:val="ListParagraph"/>
         <w:numPr>
           <w:ilvl w:val="0"/>
-          <w:numId w:val="66"/>
+          <w:numId w:val="67"/>
         </w:numPr>
       </w:pPr>
       <w:r>
@@ -18541,7 +18864,7 @@
         <w:pStyle w:val="ListParagraph"/>
         <w:numPr>
           <w:ilvl w:val="0"/>
-          <w:numId w:val="66"/>
+          <w:numId w:val="67"/>
         </w:numPr>
       </w:pPr>
       <w:r>
@@ -18559,7 +18882,7 @@
         <w:pStyle w:val="ListParagraph"/>
         <w:numPr>
           <w:ilvl w:val="0"/>
-          <w:numId w:val="66"/>
+          <w:numId w:val="67"/>
         </w:numPr>
       </w:pPr>
       <w:r>
@@ -18577,7 +18900,7 @@
         <w:pStyle w:val="ListParagraph"/>
         <w:numPr>
           <w:ilvl w:val="0"/>
-          <w:numId w:val="66"/>
+          <w:numId w:val="67"/>
         </w:numPr>
       </w:pPr>
       <w:r>
@@ -18595,7 +18918,7 @@
         <w:pStyle w:val="ListParagraph"/>
         <w:numPr>
           <w:ilvl w:val="0"/>
-          <w:numId w:val="66"/>
+          <w:numId w:val="67"/>
         </w:numPr>
       </w:pPr>
       <w:r>
@@ -19693,7 +20016,7 @@
         <w:pStyle w:val="ListParagraph"/>
         <w:numPr>
           <w:ilvl w:val="0"/>
-          <w:numId w:val="67"/>
+          <w:numId w:val="68"/>
         </w:numPr>
       </w:pPr>
       <w:r>
@@ -19705,7 +20028,7 @@
         <w:pStyle w:val="ListParagraph"/>
         <w:numPr>
           <w:ilvl w:val="0"/>
-          <w:numId w:val="67"/>
+          <w:numId w:val="68"/>
         </w:numPr>
       </w:pPr>
       <w:r>
@@ -19717,7 +20040,7 @@
         <w:pStyle w:val="ListParagraph"/>
         <w:numPr>
           <w:ilvl w:val="0"/>
-          <w:numId w:val="67"/>
+          <w:numId w:val="68"/>
         </w:numPr>
       </w:pPr>
       <w:r>
@@ -19729,7 +20052,7 @@
         <w:pStyle w:val="ListParagraph"/>
         <w:numPr>
           <w:ilvl w:val="0"/>
-          <w:numId w:val="67"/>
+          <w:numId w:val="68"/>
         </w:numPr>
       </w:pPr>
       <w:r>
@@ -19741,7 +20064,7 @@
         <w:pStyle w:val="ListParagraph"/>
         <w:numPr>
           <w:ilvl w:val="0"/>
-          <w:numId w:val="67"/>
+          <w:numId w:val="68"/>
         </w:numPr>
       </w:pPr>
       <w:r>
@@ -19762,7 +20085,7 @@
         <w:pStyle w:val="ListParagraph"/>
         <w:numPr>
           <w:ilvl w:val="0"/>
-          <w:numId w:val="67"/>
+          <w:numId w:val="68"/>
         </w:numPr>
       </w:pPr>
       <w:r>
@@ -19774,7 +20097,7 @@
         <w:pStyle w:val="ListParagraph"/>
         <w:numPr>
           <w:ilvl w:val="0"/>
-          <w:numId w:val="67"/>
+          <w:numId w:val="68"/>
         </w:numPr>
       </w:pPr>
       <w:r>
@@ -19795,7 +20118,7 @@
         <w:pStyle w:val="ListParagraph"/>
         <w:numPr>
           <w:ilvl w:val="0"/>
-          <w:numId w:val="67"/>
+          <w:numId w:val="68"/>
         </w:numPr>
       </w:pPr>
       <w:r>
@@ -19807,7 +20130,7 @@
         <w:pStyle w:val="ListParagraph"/>
         <w:numPr>
           <w:ilvl w:val="0"/>
-          <w:numId w:val="67"/>
+          <w:numId w:val="68"/>
         </w:numPr>
       </w:pPr>
       <w:r>
@@ -19819,7 +20142,7 @@
         <w:pStyle w:val="ListParagraph"/>
         <w:numPr>
           <w:ilvl w:val="0"/>
-          <w:numId w:val="67"/>
+          <w:numId w:val="68"/>
         </w:numPr>
       </w:pPr>
       <w:r>
@@ -19831,7 +20154,7 @@
         <w:pStyle w:val="ListParagraph"/>
         <w:numPr>
           <w:ilvl w:val="0"/>
-          <w:numId w:val="67"/>
+          <w:numId w:val="68"/>
         </w:numPr>
       </w:pPr>
       <w:r>
@@ -19843,7 +20166,7 @@
         <w:pStyle w:val="ListParagraph"/>
         <w:numPr>
           <w:ilvl w:val="0"/>
-          <w:numId w:val="67"/>
+          <w:numId w:val="68"/>
         </w:numPr>
       </w:pPr>
       <w:r>
@@ -19855,7 +20178,7 @@
         <w:pStyle w:val="ListParagraph"/>
         <w:numPr>
           <w:ilvl w:val="0"/>
-          <w:numId w:val="67"/>
+          <w:numId w:val="68"/>
         </w:numPr>
       </w:pPr>
       <w:r>
@@ -19867,7 +20190,7 @@
         <w:pStyle w:val="ListParagraph"/>
         <w:numPr>
           <w:ilvl w:val="0"/>
-          <w:numId w:val="67"/>
+          <w:numId w:val="68"/>
         </w:numPr>
       </w:pPr>
       <w:r>
@@ -20215,10 +20538,10 @@
     <w:abstractNumId w:val="0"/>
   </w:num>
   <w:num w:numId="53">
-    <w:abstractNumId w:val="1"/>
+    <w:abstractNumId w:val="0"/>
   </w:num>
   <w:num w:numId="54">
-    <w:abstractNumId w:val="0"/>
+    <w:abstractNumId w:val="1"/>
   </w:num>
   <w:num w:numId="55">
     <w:abstractNumId w:val="0"/>
@@ -20233,10 +20556,10 @@
     <w:abstractNumId w:val="0"/>
   </w:num>
   <w:num w:numId="59">
-    <w:abstractNumId w:val="1"/>
+    <w:abstractNumId w:val="0"/>
   </w:num>
   <w:num w:numId="60">
-    <w:abstractNumId w:val="0"/>
+    <w:abstractNumId w:val="1"/>
   </w:num>
   <w:num w:numId="61">
     <w:abstractNumId w:val="0"/>
@@ -20257,6 +20580,9 @@
     <w:abstractNumId w:val="0"/>
   </w:num>
   <w:num w:numId="67">
+    <w:abstractNumId w:val="0"/>
+  </w:num>
+  <w:num w:numId="68">
     <w:abstractNumId w:val="0"/>
   </w:num>
 </w:numbering>

--- a/docs/manual/LWK_Viewer_User_Manual_EN.docx
+++ b/docs/manual/LWK_Viewer_User_Manual_EN.docx
@@ -12695,10 +12695,10 @@
         <w:rPr>
           <w:b/>
         </w:rPr>
-        <w:t xml:space="preserve">In Revit:</w:t>
-      </w:r>
-      <w:r>
-        <w:t xml:space="preserve"> model each building (podium, towers) as a </w:t>
+        <w:t xml:space="preserve">In Revit - what to model:</w:t>
+      </w:r>
+      <w:r>
+        <w:t xml:space="preserve"> each building (podium, towers) as a </w:t>
       </w:r>
       <w:r>
         <w:rPr>
@@ -12707,16 +12707,61 @@
         <w:t xml:space="preserve">Mass</w:t>
       </w:r>
       <w:r>
-        <w:t xml:space="preserve"> (Massing &amp; Site &gt; In-Place Mass, or a Mass family). Then </w:t>
-      </w:r>
-      <w:r>
-        <w:rPr>
-          <w:b/>
-        </w:rPr>
-        <w:t xml:space="preserve">LWK &gt; Viewer tools &gt; SBD Export</w:t>
-      </w:r>
-      <w:r>
-        <w:t xml:space="preserve">: choose the site boundary (a Property Line, or pick its lines - it must close within 10 mm), the level the zones are measured from (the site's ground, e.g. mean street level), and optionally each street: its </w:t>
+        <w:t xml:space="preserve"> (Massing &amp; Site &gt; In-Place Mass, or a Mass family); the </w:t>
+      </w:r>
+      <w:r>
+        <w:rPr>
+          <w:b/>
+        </w:rPr>
+        <w:t xml:space="preserve">site boundary</w:t>
+      </w:r>
+      <w:r>
+        <w:t xml:space="preserve"> as a Property Line (or lines that close within 10 mm); and each </w:t>
+      </w:r>
+      <w:r>
+        <w:rPr>
+          <w:b/>
+        </w:rPr>
+        <w:t xml:space="preserve">street as a Floor</w:t>
+      </w:r>
+      <w:r>
+        <w:t xml:space="preserve"> whose type name has </w:t>
+      </w:r>
+      <w:r>
+        <w:rPr>
+          <w:b/>
+        </w:rPr>
+        <w:t xml:space="preserve">Street</w:t>
+      </w:r>
+      <w:r>
+        <w:t xml:space="preserve"> in it (e.g. *SBD Street*), drawn from street boundary to street boundary, at the street's level (its </w:t>
+      </w:r>
+      <w:r>
+        <w:rPr>
+          <w:b/>
+        </w:rPr>
+        <w:t xml:space="preserve">Mark</w:t>
+      </w:r>
+      <w:r>
+        <w:t xml:space="preserve"> is used as the street's name). No floor levels are needed - the heights come from the masses.</w:t>
+      </w:r>
+    </w:p>
+    <w:p>
+      <w:pPr>
+        <w:pStyle w:val="ListParagraph"/>
+        <w:numPr>
+          <w:ilvl w:val="0"/>
+          <w:numId w:val="46"/>
+        </w:numPr>
+      </w:pPr>
+      <w:r>
+        <w:rPr>
+          <w:b/>
+        </w:rPr>
+        <w:t xml:space="preserve">What is read from a street slab:</w:t>
+      </w:r>
+      <w:r>
+        <w:t xml:space="preserve"> its </w:t>
       </w:r>
       <w:r>
         <w:rPr>
@@ -12725,16 +12770,52 @@
         <w:t xml:space="preserve">centreline</w:t>
       </w:r>
       <w:r>
-        <w:t xml:space="preserve"> and the </w:t>
-      </w:r>
-      <w:r>
-        <w:rPr>
-          <w:b/>
-        </w:rPr>
-        <w:t xml:space="preserve">opposite site's boundary</w:t>
-      </w:r>
-      <w:r>
-        <w:t xml:space="preserve"> (the first street's centreline is Axis 1, Projection Plane X). The masses go to the viewer, which assesses them straight away; the result shows in the Revit window too.</w:t>
+        <w:t xml:space="preserve"> (half-way between its two long sides, round any bend), its </w:t>
+      </w:r>
+      <w:r>
+        <w:rPr>
+          <w:b/>
+        </w:rPr>
+        <w:t xml:space="preserve">far side</w:t>
+      </w:r>
+      <w:r>
+        <w:t xml:space="preserve"> = the opposite site's boundary (for Case 1 U), and its </w:t>
+      </w:r>
+      <w:r>
+        <w:rPr>
+          <w:b/>
+        </w:rPr>
+        <w:t xml:space="preserve">level</w:t>
+      </w:r>
+      <w:r>
+        <w:t xml:space="preserve">. Axis 1 (Projection Plane X) runs along the street fronting the site the longest. The zones are measured from the </w:t>
+      </w:r>
+      <w:r>
+        <w:rPr>
+          <w:b/>
+        </w:rPr>
+        <w:t xml:space="preserve">street level</w:t>
+      </w:r>
+      <w:r>
+        <w:t xml:space="preserve"> = the mean top level of the street slabs near the site (by area); you can choose a Level instead. A slab that is not a strip (a junction) is left out - pick its centreline and the opposite boundary as lines instead.</w:t>
+      </w:r>
+    </w:p>
+    <w:p>
+      <w:pPr>
+        <w:pStyle w:val="ListParagraph"/>
+        <w:numPr>
+          <w:ilvl w:val="0"/>
+          <w:numId w:val="46"/>
+        </w:numPr>
+      </w:pPr>
+      <w:r>
+        <w:rPr>
+          <w:b/>
+        </w:rPr>
+        <w:t xml:space="preserve">LWK &gt; Viewer tools &gt; SBD Export:</w:t>
+      </w:r>
+      <w:r>
+        <w:t xml:space="preserve"> choose the site boundary, untick any street not fronting the site, accept the street level (or choose a Level), and the masses go to the viewer, which assesses them straight away; the result shows in the Revit window too, with each street's length, width and level.</w:t>
       </w:r>
     </w:p>
     <w:p>

--- a/docs/manual/LWK_Viewer_User_Manual_EN.docx
+++ b/docs/manual/LWK_Viewer_User_Manual_EN.docx
@@ -13025,7 +13025,133 @@
         </w:numPr>
       </w:pPr>
       <w:r>
-        <w:t xml:space="preserve">The rules are the SBD panel's (sbd_permeability, sbd_geom_separation, sbd_wind_corridor), with two corrections that apply to the panel too: a gap between two buildings is no longer always failed by the continuity check, and S2 is measured between the two buildings facing each other across the gap.</w:t>
+        <w:t xml:space="preserve">The engine is the SBD panel's own (Check &amp; Comply &gt; Shared.scripts, 27/08), run on each zone's footprints: </w:t>
+      </w:r>
+      <w:r>
+        <w:rPr>
+          <w:b/>
+        </w:rPr>
+        <w:t xml:space="preserve">S1</w:t>
+      </w:r>
+      <w:r>
+        <w:t xml:space="preserve"> is each side region's average width, </w:t>
+      </w:r>
+      <w:r>
+        <w:rPr>
+          <w:b/>
+        </w:rPr>
+        <w:t xml:space="preserve">Area / Depth</w:t>
+      </w:r>
+      <w:r>
+        <w:t xml:space="preserve"> (its edge follows the outer building corners, up to 15°) - the Plan lists the working, e.g. *S1 (left side) = A / D = 706.9 m² / 70.83 m = 9.98 m*; </w:t>
+      </w:r>
+      <w:r>
+        <w:rPr>
+          <w:b/>
+        </w:rPr>
+        <w:t xml:space="preserve">S2</w:t>
+      </w:r>
+      <w:r>
+        <w:t xml:space="preserve"> corridors may turn up to 15° and return; </w:t>
+      </w:r>
+      <w:r>
+        <w:rPr>
+          <w:b/>
+        </w:rPr>
+        <w:t xml:space="preserve">S3</w:t>
+      </w:r>
+      <w:r>
+        <w:t xml:space="preserve"> = A / D for an angled boundary. </w:t>
+      </w:r>
+      <w:r>
+        <w:rPr>
+          <w:b/>
+        </w:rPr>
+        <w:t xml:space="preserve">Plane Y</w:t>
+      </w:r>
+      <w:r>
+        <w:t xml:space="preserve"> takes the best angle within </w:t>
+      </w:r>
+      <w:r>
+        <w:rPr>
+          <w:b/>
+        </w:rPr>
+        <w:t xml:space="preserve">75-105°</w:t>
+      </w:r>
+      <w:r>
+        <w:t xml:space="preserve"> of Plane X in every zone; in the </w:t>
+      </w:r>
+      <w:r>
+        <w:rPr>
+          <w:b/>
+        </w:rPr>
+        <w:t xml:space="preserve">Middle and High</w:t>
+      </w:r>
+      <w:r>
+        <w:t xml:space="preserve"> zones </w:t>
+      </w:r>
+      <w:r>
+        <w:rPr>
+          <w:b/>
+        </w:rPr>
+        <w:t xml:space="preserve">Plane X</w:t>
+      </w:r>
+      <w:r>
+        <w:t xml:space="preserve"> also turns to the angle giving the most P (15° steps, then to the degree, the best few confirmed with the full rules); the Low zone keeps Plane X along the street. The table shows each zone's angles under its P.</w:t>
+      </w:r>
+    </w:p>
+    <w:p>
+      <w:pPr>
+        <w:pStyle w:val="ListParagraph"/>
+        <w:numPr>
+          <w:ilvl w:val="0"/>
+          <w:numId w:val="46"/>
+        </w:numPr>
+      </w:pPr>
+      <w:r>
+        <w:rPr>
+          <w:b/>
+        </w:rPr>
+        <w:t xml:space="preserve">SBD masses in the 3D:</w:t>
+      </w:r>
+      <w:r>
+        <w:t xml:space="preserve"> each SBD Export also puts the masses into the project's 3D as a model (</w:t>
+      </w:r>
+      <w:r>
+        <w:rPr>
+          <w:b/>
+        </w:rPr>
+        <w:t xml:space="preserve">SBD masses - (model)</w:t>
+      </w:r>
+      <w:r>
+        <w:t xml:space="preserve"> in the Models list: on / off, transparency, move like a consultant model; placed on the exporting model's internal origin). </w:t>
+      </w:r>
+      <w:r>
+        <w:rPr>
+          <w:b/>
+        </w:rPr>
+        <w:t xml:space="preserve">Remove ...</w:t>
+      </w:r>
+      <w:r>
+        <w:t xml:space="preserve"> in Checks &gt; SBD takes away the masses, the latest result and that model (saved results stay).</w:t>
+      </w:r>
+    </w:p>
+    <w:p>
+      <w:pPr>
+        <w:pStyle w:val="ListParagraph"/>
+        <w:numPr>
+          <w:ilvl w:val="0"/>
+          <w:numId w:val="46"/>
+        </w:numPr>
+      </w:pPr>
+      <w:r>
+        <w:rPr>
+          <w:b/>
+        </w:rPr>
+        <w:t xml:space="preserve">Heights:</w:t>
+      </w:r>
+      <w:r>
+        <w:t xml:space="preserve"> the zones are measured from the ground chosen in SBD Export. If the lowest mass does not start there, Checks &gt; SBD says so (a 10 m podium would otherwise count in the Middle zone); SBD Export compares the street slabs' level with where the masses start and offers either, or a Level.</w:t>
       </w:r>
     </w:p>
     <w:p>

--- a/docs/manual/LWK_Viewer_User_Manual_EN.docx
+++ b/docs/manual/LWK_Viewer_User_Manual_EN.docx
@@ -13152,6 +13152,87 @@
       </w:r>
       <w:r>
         <w:t xml:space="preserve"> the zones are measured from the ground chosen in SBD Export. If the lowest mass does not start there, Checks &gt; SBD says so (a 10 m podium would otherwise count in the Middle zone); SBD Export compares the street slabs' level with where the masses start and offers either, or a Level.</w:t>
+      </w:r>
+    </w:p>
+    <w:p>
+      <w:pPr>
+        <w:pStyle w:val="ListParagraph"/>
+        <w:numPr>
+          <w:ilvl w:val="0"/>
+          <w:numId w:val="46"/>
+        </w:numPr>
+      </w:pPr>
+      <w:r>
+        <w:rPr>
+          <w:b/>
+        </w:rPr>
+        <w:t xml:space="preserve">Elevations (Plan ... &gt; Elevation):</w:t>
+      </w:r>
+      <w:r>
+        <w:t xml:space="preserve"> each zone's elevational projection on its own Plane X and Plane Y (Fig B10 / B11), drawn from the masses: the buildings, the </w:t>
+      </w:r>
+      <w:r>
+        <w:rPr>
+          <w:b/>
+        </w:rPr>
+        <w:t xml:space="preserve">IS</w:t>
+      </w:r>
+      <w:r>
+        <w:t xml:space="preserve"> (dotted green: the gaps that count on plan, at least 2/3 of the zone's height, and open to above over a lower building - a podium roof - where the open run with the IS beside it is 7.5 m or more), the </w:t>
+      </w:r>
+      <w:r>
+        <w:rPr>
+          <w:b/>
+        </w:rPr>
+        <w:t xml:space="preserve">PE</w:t>
+      </w:r>
+      <w:r>
+        <w:t xml:space="preserve"> (blue grid: a void through the building at least 3 m wide and 3 m high) and the zone frame (dashed red). The working is listed as in the BD sample case: zone area W x H, IS area, P by the IS, PE area, P by the PE and P = IS + PE. PE counts up to 1/3 of the required P, and IS alone must reach 2/3 of it. The table's P is this P (the plan's IS / W is given under the working).</w:t>
+      </w:r>
+    </w:p>
+    <w:p>
+      <w:pPr>
+        <w:pStyle w:val="ListParagraph"/>
+        <w:numPr>
+          <w:ilvl w:val="0"/>
+          <w:numId w:val="46"/>
+        </w:numPr>
+      </w:pPr>
+      <w:r>
+        <w:rPr>
+          <w:b/>
+        </w:rPr>
+        <w:t xml:space="preserve">Low zone exemption:</w:t>
+      </w:r>
+      <w:r>
+        <w:t xml:space="preserve"> the portion of the Low zone up to 1/3 H (6.67 m) is disregarded - hatched on the elevation, not counted as IS, and left out of the zone's footprints and of Lp (a 6 m podium edge does not close a setback). Table 1's Lp (whether P is required) still takes all the Low zone's buildings.</w:t>
+      </w:r>
+    </w:p>
+    <w:p>
+      <w:pPr>
+        <w:pStyle w:val="ListParagraph"/>
+        <w:numPr>
+          <w:ilvl w:val="0"/>
+          <w:numId w:val="46"/>
+        </w:numPr>
+      </w:pPr>
+      <w:r>
+        <w:rPr>
+          <w:b/>
+        </w:rPr>
+        <w:t xml:space="preserve">Case 1 per zone:</w:t>
+      </w:r>
+      <w:r>
+        <w:t xml:space="preserve"> U = canyon area / its length along the centreline, and Lp = the facade projected on the street, for the podium in the Low zone (above 1/3 H) and the towers in the Middle and High zones; Lp must not exceed 5U (the BD sample: U = 15 m, 5U = 75 m, Lp = 80 - 7.5 x 2 = 65 m; tower U = 15 + 4 = 19 m, 5U = 95 m, Lp = 32 m). </w:t>
+      </w:r>
+      <w:r>
+        <w:rPr>
+          <w:b/>
+        </w:rPr>
+        <w:t xml:space="preserve">Plane Y:</w:t>
+      </w:r>
+      <w:r>
+        <w:t xml:space="preserve"> a site under 2 ha is checked on Plane X; Plane Y is shown for information (greyed). From 2 ha, Plane X needs 20 % and Plane Y 25 % (33.3 % with a building over 60 m).</w:t>
       </w:r>
     </w:p>
     <w:p>

--- a/docs/manual/LWK_Viewer_User_Manual_EN.docx
+++ b/docs/manual/LWK_Viewer_User_Manual_EN.docx
@@ -12629,6 +12629,374 @@
         <w:pStyle w:val="Heading3"/>
       </w:pPr>
       <w:r>
+        <w:t xml:space="preserve">SBD: how to prepare the model and send it</w:t>
+      </w:r>
+    </w:p>
+    <w:p>
+      <w:pPr/>
+      <w:r>
+        <w:t xml:space="preserve">What Checks &gt; </w:t>
+      </w:r>
+      <w:r>
+        <w:rPr>
+          <w:b/>
+        </w:rPr>
+        <w:t xml:space="preserve">SBD</w:t>
+      </w:r>
+      <w:r>
+        <w:t xml:space="preserve"> needs from Revit, and the steps to get the masses to the viewer. Everything is read from the model - nothing is drawn by hand for each zone.</w:t>
+      </w:r>
+    </w:p>
+    <w:p>
+      <w:pPr/>
+      <w:r>
+        <w:rPr>
+          <w:b/>
+        </w:rPr>
+        <w:t xml:space="preserve">Requirements</w:t>
+      </w:r>
+    </w:p>
+    <w:p>
+      <w:pPr>
+        <w:pStyle w:val="ListParagraph"/>
+        <w:numPr>
+          <w:ilvl w:val="0"/>
+          <w:numId w:val="46"/>
+        </w:numPr>
+      </w:pPr>
+      <w:r>
+        <w:rPr>
+          <w:b/>
+        </w:rPr>
+        <w:t xml:space="preserve">Buildings as Masses:</w:t>
+      </w:r>
+      <w:r>
+        <w:t xml:space="preserve"> each building (podium, each tower) as a </w:t>
+      </w:r>
+      <w:r>
+        <w:rPr>
+          <w:b/>
+        </w:rPr>
+        <w:t xml:space="preserve">Mass</w:t>
+      </w:r>
+      <w:r>
+        <w:t xml:space="preserve"> (Massing &amp; Site &gt; In-Place Mass, or a Mass family), modelled to its true height and shape. Voids through a block (a podium garden under a tower) are modelled as voids - they become PE. Floors, walls and rooms are not needed.</w:t>
+      </w:r>
+    </w:p>
+    <w:p>
+      <w:pPr>
+        <w:pStyle w:val="ListParagraph"/>
+        <w:numPr>
+          <w:ilvl w:val="0"/>
+          <w:numId w:val="46"/>
+        </w:numPr>
+      </w:pPr>
+      <w:r>
+        <w:rPr>
+          <w:b/>
+        </w:rPr>
+        <w:t xml:space="preserve">The masses stand on the ground:</w:t>
+      </w:r>
+      <w:r>
+        <w:t xml:space="preserve"> the lowest mass starts at the zones' ground (mean street level); towers can start on the podium. A model on the wrong level shifts every zone - Checks &gt; SBD warns.</w:t>
+      </w:r>
+    </w:p>
+    <w:p>
+      <w:pPr>
+        <w:pStyle w:val="ListParagraph"/>
+        <w:numPr>
+          <w:ilvl w:val="0"/>
+          <w:numId w:val="46"/>
+        </w:numPr>
+      </w:pPr>
+      <w:r>
+        <w:rPr>
+          <w:b/>
+        </w:rPr>
+        <w:t xml:space="preserve">Site boundary:</w:t>
+      </w:r>
+      <w:r>
+        <w:t xml:space="preserve"> a Property Line, or lines that close within 10 mm.</w:t>
+      </w:r>
+    </w:p>
+    <w:p>
+      <w:pPr>
+        <w:pStyle w:val="ListParagraph"/>
+        <w:numPr>
+          <w:ilvl w:val="0"/>
+          <w:numId w:val="46"/>
+        </w:numPr>
+      </w:pPr>
+      <w:r>
+        <w:rPr>
+          <w:b/>
+        </w:rPr>
+        <w:t xml:space="preserve">Streets:</w:t>
+      </w:r>
+      <w:r>
+        <w:t xml:space="preserve"> each street fronting the site as a </w:t>
+      </w:r>
+      <w:r>
+        <w:rPr>
+          <w:b/>
+        </w:rPr>
+        <w:t xml:space="preserve">Floor</w:t>
+      </w:r>
+      <w:r>
+        <w:t xml:space="preserve"> whose type name has </w:t>
+      </w:r>
+      <w:r>
+        <w:rPr>
+          <w:b/>
+        </w:rPr>
+        <w:t xml:space="preserve">Street</w:t>
+      </w:r>
+      <w:r>
+        <w:t xml:space="preserve"> in it, drawn kerb to kerb at the street's level (its Mark is the street's name). A junction is not a strip - pick its centreline and the opposite boundary as lines instead.</w:t>
+      </w:r>
+    </w:p>
+    <w:p>
+      <w:pPr>
+        <w:pStyle w:val="ListParagraph"/>
+        <w:numPr>
+          <w:ilvl w:val="0"/>
+          <w:numId w:val="46"/>
+        </w:numPr>
+      </w:pPr>
+      <w:r>
+        <w:rPr>
+          <w:b/>
+        </w:rPr>
+        <w:t xml:space="preserve">Neighbours</w:t>
+      </w:r>
+      <w:r>
+        <w:t xml:space="preserve"> (optional): masses outside the site boundary are shown hatched and not counted.</w:t>
+      </w:r>
+    </w:p>
+    <w:p>
+      <w:pPr/>
+      <w:r>
+        <w:rPr>
+          <w:b/>
+        </w:rPr>
+        <w:t xml:space="preserve">Steps</w:t>
+      </w:r>
+    </w:p>
+    <w:p>
+      <w:pPr>
+        <w:pStyle w:val="ListParagraph"/>
+        <w:numPr>
+          <w:ilvl w:val="0"/>
+          <w:numId w:val="47"/>
+        </w:numPr>
+      </w:pPr>
+      <w:r>
+        <w:t xml:space="preserve">In Revit, open the model and check the masses, the Property Line and the street floors (3D view: the masses sit on the street level).</w:t>
+      </w:r>
+    </w:p>
+    <w:p>
+      <w:pPr>
+        <w:pStyle w:val="ListParagraph"/>
+        <w:numPr>
+          <w:ilvl w:val="0"/>
+          <w:numId w:val="47"/>
+        </w:numPr>
+      </w:pPr>
+      <w:r>
+        <w:rPr>
+          <w:b/>
+        </w:rPr>
+        <w:t xml:space="preserve">LWK &gt; Viewer tools &gt; SBD Export.</w:t>
+      </w:r>
+      <w:r>
+        <w:t xml:space="preserve"> Choose the site boundary; untick any street not fronting the site; accept the street level as the zones' ground (or the masses' base, or a Level); choose the viewer project if asked.</w:t>
+      </w:r>
+    </w:p>
+    <w:p>
+      <w:pPr>
+        <w:pStyle w:val="ListParagraph"/>
+        <w:numPr>
+          <w:ilvl w:val="0"/>
+          <w:numId w:val="47"/>
+        </w:numPr>
+      </w:pPr>
+      <w:r>
+        <w:t xml:space="preserve">The masses go to the viewer and are assessed at once; the Revit window shows P, the required P and each street. The masses also appear in the project's 3D as </w:t>
+      </w:r>
+      <w:r>
+        <w:rPr>
+          <w:b/>
+        </w:rPr>
+        <w:t xml:space="preserve">SBD masses - (model)</w:t>
+      </w:r>
+      <w:r>
+        <w:t xml:space="preserve">.</w:t>
+      </w:r>
+    </w:p>
+    <w:p>
+      <w:pPr>
+        <w:pStyle w:val="ListParagraph"/>
+        <w:numPr>
+          <w:ilvl w:val="0"/>
+          <w:numId w:val="47"/>
+        </w:numPr>
+      </w:pPr>
+      <w:r>
+        <w:t xml:space="preserve">On the viewer, open the model's </w:t>
+      </w:r>
+      <w:r>
+        <w:rPr>
+          <w:b/>
+        </w:rPr>
+        <w:t xml:space="preserve">3D</w:t>
+      </w:r>
+      <w:r>
+        <w:t xml:space="preserve"> page &gt; </w:t>
+      </w:r>
+      <w:r>
+        <w:rPr>
+          <w:b/>
+        </w:rPr>
+        <w:t xml:space="preserve">Checks &gt; SBD</w:t>
+      </w:r>
+      <w:r>
+        <w:t xml:space="preserve">. </w:t>
+      </w:r>
+      <w:r>
+        <w:rPr>
+          <w:b/>
+        </w:rPr>
+        <w:t xml:space="preserve">Run</w:t>
+      </w:r>
+      <w:r>
+        <w:t xml:space="preserve"> assesses again (the planes are found automatically); </w:t>
+      </w:r>
+      <w:r>
+        <w:rPr>
+          <w:b/>
+        </w:rPr>
+        <w:t xml:space="preserve">Plan ...</w:t>
+      </w:r>
+      <w:r>
+        <w:t xml:space="preserve"> shows each zone's plan and elevations with their working; </w:t>
+      </w:r>
+      <w:r>
+        <w:rPr>
+          <w:b/>
+        </w:rPr>
+        <w:t xml:space="preserve">Save</w:t>
+      </w:r>
+      <w:r>
+        <w:t xml:space="preserve">, </w:t>
+      </w:r>
+      <w:r>
+        <w:rPr>
+          <w:b/>
+        </w:rPr>
+        <w:t xml:space="preserve">Make issue</w:t>
+      </w:r>
+      <w:r>
+        <w:t xml:space="preserve"> and </w:t>
+      </w:r>
+      <w:r>
+        <w:rPr>
+          <w:b/>
+        </w:rPr>
+        <w:t xml:space="preserve">Report</w:t>
+      </w:r>
+      <w:r>
+        <w:t xml:space="preserve"> keep the result.</w:t>
+      </w:r>
+    </w:p>
+    <w:p>
+      <w:pPr>
+        <w:pStyle w:val="ListParagraph"/>
+        <w:numPr>
+          <w:ilvl w:val="0"/>
+          <w:numId w:val="47"/>
+        </w:numPr>
+      </w:pPr>
+      <w:r>
+        <w:t xml:space="preserve">After a design change, run </w:t>
+      </w:r>
+      <w:r>
+        <w:rPr>
+          <w:b/>
+        </w:rPr>
+        <w:t xml:space="preserve">SBD Export</w:t>
+      </w:r>
+      <w:r>
+        <w:t xml:space="preserve"> again - it replaces the masses and the result (saved results stay).</w:t>
+      </w:r>
+    </w:p>
+    <w:p>
+      <w:pPr/>
+      <w:r>
+        <w:rPr>
+          <w:b/>
+        </w:rPr>
+        <w:t xml:space="preserve">If something looks wrong</w:t>
+      </w:r>
+    </w:p>
+    <w:p>
+      <w:pPr>
+        <w:pStyle w:val="ListParagraph"/>
+        <w:numPr>
+          <w:ilvl w:val="0"/>
+          <w:numId w:val="48"/>
+        </w:numPr>
+      </w:pPr>
+      <w:r>
+        <w:rPr>
+          <w:b/>
+        </w:rPr>
+        <w:t xml:space="preserve">"The lowest mass starts ... above the zones' ground":</w:t>
+      </w:r>
+      <w:r>
+        <w:t xml:space="preserve"> the ground or the masses are on the wrong level - export again choosing the right ground.</w:t>
+      </w:r>
+    </w:p>
+    <w:p>
+      <w:pPr>
+        <w:pStyle w:val="ListParagraph"/>
+        <w:numPr>
+          <w:ilvl w:val="0"/>
+          <w:numId w:val="48"/>
+        </w:numPr>
+      </w:pPr>
+      <w:r>
+        <w:rPr>
+          <w:b/>
+        </w:rPr>
+        <w:t xml:space="preserve">No street:</w:t>
+      </w:r>
+      <w:r>
+        <w:t xml:space="preserve"> Plane X of the Low zone falls back to the site's main direction; model the street floors.</w:t>
+      </w:r>
+    </w:p>
+    <w:p>
+      <w:pPr>
+        <w:pStyle w:val="ListParagraph"/>
+        <w:numPr>
+          <w:ilvl w:val="0"/>
+          <w:numId w:val="48"/>
+        </w:numPr>
+      </w:pPr>
+      <w:r>
+        <w:rPr>
+          <w:b/>
+        </w:rPr>
+        <w:t xml:space="preserve">The masses' model sits in the wrong place in the 3D:</w:t>
+      </w:r>
+      <w:r>
+        <w:t xml:space="preserve"> move it in the Models list (it is placed on the exporting model's internal origin).</w:t>
+      </w:r>
+    </w:p>
+    <w:p>
+      <w:pPr>
+        <w:pStyle w:val="Heading3"/>
+      </w:pPr>
+      <w:r>
         <w:t xml:space="preserve">SBD (PNAP APP-152)</w:t>
       </w:r>
     </w:p>
@@ -12688,7 +13056,7 @@
         <w:pStyle w:val="ListParagraph"/>
         <w:numPr>
           <w:ilvl w:val="0"/>
-          <w:numId w:val="46"/>
+          <w:numId w:val="49"/>
         </w:numPr>
       </w:pPr>
       <w:r>
@@ -12751,7 +13119,7 @@
         <w:pStyle w:val="ListParagraph"/>
         <w:numPr>
           <w:ilvl w:val="0"/>
-          <w:numId w:val="46"/>
+          <w:numId w:val="49"/>
         </w:numPr>
       </w:pPr>
       <w:r>
@@ -12805,7 +13173,7 @@
         <w:pStyle w:val="ListParagraph"/>
         <w:numPr>
           <w:ilvl w:val="0"/>
-          <w:numId w:val="46"/>
+          <w:numId w:val="49"/>
         </w:numPr>
       </w:pPr>
       <w:r>
@@ -12823,7 +13191,7 @@
         <w:pStyle w:val="ListParagraph"/>
         <w:numPr>
           <w:ilvl w:val="0"/>
-          <w:numId w:val="46"/>
+          <w:numId w:val="49"/>
         </w:numPr>
       </w:pPr>
       <w:r>
@@ -12850,7 +13218,7 @@
         <w:pStyle w:val="ListParagraph"/>
         <w:numPr>
           <w:ilvl w:val="0"/>
-          <w:numId w:val="46"/>
+          <w:numId w:val="49"/>
         </w:numPr>
       </w:pPr>
       <w:r>
@@ -12860,7 +13228,7 @@
         <w:t xml:space="preserve">The table:</w:t>
       </w:r>
       <w:r>
-        <w:t xml:space="preserve"> P on Axis 1 (the best of ±15° and of both sides of the plane, as Fig B14) and on Axis 2 (at right angles) for each zone, the gaps that count, the </w:t>
+        <w:t xml:space="preserve"> P on Plane X and Plane Y for each zone ((IS + PE) / (W x H) on the zone's elevation, with each plane's angle under it), the gaps that count, the </w:t>
       </w:r>
       <w:r>
         <w:rPr>
@@ -12895,18 +13263,9 @@
         <w:pStyle w:val="ListParagraph"/>
         <w:numPr>
           <w:ilvl w:val="0"/>
-          <w:numId w:val="46"/>
-        </w:numPr>
-      </w:pPr>
-      <w:r>
-        <w:rPr>
-          <w:b/>
-        </w:rPr>
-        <w:t xml:space="preserve">Axis 1</w:t>
-      </w:r>
-      <w:r>
-        <w:t xml:space="preserve"> can be along the street line, the site's main direction, or at an angle; </w:t>
-      </w:r>
+          <w:numId w:val="49"/>
+        </w:numPr>
+      </w:pPr>
       <w:r>
         <w:rPr>
           <w:b/>
@@ -12914,7 +13273,7 @@
         <w:t xml:space="preserve">Run</w:t>
       </w:r>
       <w:r>
-        <w:t xml:space="preserve"> assesses again. </w:t>
+        <w:t xml:space="preserve"> assesses again (the projection planes are found automatically - see below). </w:t>
       </w:r>
       <w:r>
         <w:rPr>
@@ -12931,7 +13290,7 @@
         <w:pStyle w:val="ListParagraph"/>
         <w:numPr>
           <w:ilvl w:val="0"/>
-          <w:numId w:val="46"/>
+          <w:numId w:val="49"/>
         </w:numPr>
       </w:pPr>
       <w:r>
@@ -12976,7 +13335,7 @@
         <w:pStyle w:val="ListParagraph"/>
         <w:numPr>
           <w:ilvl w:val="0"/>
-          <w:numId w:val="46"/>
+          <w:numId w:val="49"/>
         </w:numPr>
       </w:pPr>
       <w:r>
@@ -13021,7 +13380,7 @@
         <w:pStyle w:val="ListParagraph"/>
         <w:numPr>
           <w:ilvl w:val="0"/>
-          <w:numId w:val="46"/>
+          <w:numId w:val="49"/>
         </w:numPr>
       </w:pPr>
       <w:r>
@@ -13105,7 +13464,7 @@
         <w:pStyle w:val="ListParagraph"/>
         <w:numPr>
           <w:ilvl w:val="0"/>
-          <w:numId w:val="46"/>
+          <w:numId w:val="49"/>
         </w:numPr>
       </w:pPr>
       <w:r>
@@ -13141,7 +13500,7 @@
         <w:pStyle w:val="ListParagraph"/>
         <w:numPr>
           <w:ilvl w:val="0"/>
-          <w:numId w:val="46"/>
+          <w:numId w:val="49"/>
         </w:numPr>
       </w:pPr>
       <w:r>
@@ -13159,7 +13518,7 @@
         <w:pStyle w:val="ListParagraph"/>
         <w:numPr>
           <w:ilvl w:val="0"/>
-          <w:numId w:val="46"/>
+          <w:numId w:val="49"/>
         </w:numPr>
       </w:pPr>
       <w:r>
@@ -13195,7 +13554,7 @@
         <w:pStyle w:val="ListParagraph"/>
         <w:numPr>
           <w:ilvl w:val="0"/>
-          <w:numId w:val="46"/>
+          <w:numId w:val="49"/>
         </w:numPr>
       </w:pPr>
       <w:r>
@@ -13213,7 +13572,7 @@
         <w:pStyle w:val="ListParagraph"/>
         <w:numPr>
           <w:ilvl w:val="0"/>
-          <w:numId w:val="46"/>
+          <w:numId w:val="49"/>
         </w:numPr>
       </w:pPr>
       <w:r>
@@ -13233,6 +13592,87 @@
       </w:r>
       <w:r>
         <w:t xml:space="preserve"> a site under 2 ha is checked on Plane X; Plane Y is shown for information (greyed). From 2 ha, Plane X needs 20 % and Plane Y 25 % (33.3 % with a building over 60 m).</w:t>
+      </w:r>
+    </w:p>
+    <w:p>
+      <w:pPr>
+        <w:pStyle w:val="ListParagraph"/>
+        <w:numPr>
+          <w:ilvl w:val="0"/>
+          <w:numId w:val="49"/>
+        </w:numPr>
+      </w:pPr>
+      <w:r>
+        <w:rPr>
+          <w:b/>
+        </w:rPr>
+        <w:t xml:space="preserve">Deformed elevation (as the SBD panel):</w:t>
+      </w:r>
+      <w:r>
+        <w:t xml:space="preserve"> each zone's elevation on Plane X and Plane Y is laid out from the plan, along the site's edge nearest the plane (the street side): each </w:t>
+      </w:r>
+      <w:r>
+        <w:rPr>
+          <w:b/>
+        </w:rPr>
+        <w:t xml:space="preserve">gap at its S value</w:t>
+      </w:r>
+      <w:r>
+        <w:t xml:space="preserve"> (S1 = A / D of the side region, S2 = the corridor's width - the numbers on the plan) and each </w:t>
+      </w:r>
+      <w:r>
+        <w:rPr>
+          <w:b/>
+        </w:rPr>
+        <w:t xml:space="preserve">building group at its width on that edge</w:t>
+      </w:r>
+      <w:r>
+        <w:t xml:space="preserve"> (between the gaps beside it, so a corridor turned by a few degrees makes the shadow beside it wider or narrower). So </w:t>
+      </w:r>
+      <w:r>
+        <w:rPr>
+          <w:b/>
+        </w:rPr>
+        <w:t xml:space="preserve">W = the S values + the shadows</w:t>
+      </w:r>
+      <w:r>
+        <w:t xml:space="preserve">, and P = (IS + PE) / (W x H). A gap that does not count (e.g. S2 below 15 m) is drawn hatched red and is not IS. Both drawings carry the same dimension chain: on the plan along the near edge (each gap's projected width, its S and the shadows), on the elevation under the strip.</w:t>
+      </w:r>
+    </w:p>
+    <w:p>
+      <w:pPr>
+        <w:pStyle w:val="ListParagraph"/>
+        <w:numPr>
+          <w:ilvl w:val="0"/>
+          <w:numId w:val="49"/>
+        </w:numPr>
+      </w:pPr>
+      <w:r>
+        <w:rPr>
+          <w:b/>
+        </w:rPr>
+        <w:t xml:space="preserve">Planes found automatically:</w:t>
+      </w:r>
+      <w:r>
+        <w:t xml:space="preserve"> the Low zone keeps Plane X along the street (BD sample case); in the Middle and High zones the plane pairs are assessed in full and the one giving the most P (as reported, on the elevation) is used - the Plan lists the pairs tried. Plane Y takes the best angle within 75-105° of X in every zone. There is no axis to choose.</w:t>
+      </w:r>
+    </w:p>
+    <w:p>
+      <w:pPr>
+        <w:pStyle w:val="ListParagraph"/>
+        <w:numPr>
+          <w:ilvl w:val="0"/>
+          <w:numId w:val="49"/>
+        </w:numPr>
+      </w:pPr>
+      <w:r>
+        <w:rPr>
+          <w:b/>
+        </w:rPr>
+        <w:t xml:space="preserve">On the plan:</w:t>
+      </w:r>
+      <w:r>
+        <w:t xml:space="preserve"> each corridor and side region is drawn to the site boundary (its band, clipped to the site); its label gives the turn (any angle from 0 to 15°, e.g. *S2 16.9 m · 7.6°*); the buildings are named B1, B2 ... as on the elevation.</w:t>
       </w:r>
     </w:p>
     <w:p>
@@ -13674,7 +14114,7 @@
         <w:pStyle w:val="ListParagraph"/>
         <w:numPr>
           <w:ilvl w:val="0"/>
-          <w:numId w:val="47"/>
+          <w:numId w:val="50"/>
         </w:numPr>
       </w:pPr>
       <w:r>
@@ -13692,7 +14132,7 @@
         <w:pStyle w:val="ListParagraph"/>
         <w:numPr>
           <w:ilvl w:val="0"/>
-          <w:numId w:val="47"/>
+          <w:numId w:val="50"/>
         </w:numPr>
       </w:pPr>
       <w:r>
@@ -13710,7 +14150,7 @@
         <w:pStyle w:val="ListParagraph"/>
         <w:numPr>
           <w:ilvl w:val="0"/>
-          <w:numId w:val="47"/>
+          <w:numId w:val="50"/>
         </w:numPr>
       </w:pPr>
       <w:r>
@@ -13728,7 +14168,7 @@
         <w:pStyle w:val="ListParagraph"/>
         <w:numPr>
           <w:ilvl w:val="0"/>
-          <w:numId w:val="47"/>
+          <w:numId w:val="50"/>
         </w:numPr>
       </w:pPr>
       <w:r>
@@ -13951,7 +14391,7 @@
         <w:pStyle w:val="ListParagraph"/>
         <w:numPr>
           <w:ilvl w:val="0"/>
-          <w:numId w:val="48"/>
+          <w:numId w:val="51"/>
         </w:numPr>
       </w:pPr>
       <w:r>
@@ -13963,7 +14403,7 @@
         <w:pStyle w:val="ListParagraph"/>
         <w:numPr>
           <w:ilvl w:val="0"/>
-          <w:numId w:val="48"/>
+          <w:numId w:val="51"/>
         </w:numPr>
       </w:pPr>
       <w:r>
@@ -14026,7 +14466,7 @@
         <w:pStyle w:val="ListParagraph"/>
         <w:numPr>
           <w:ilvl w:val="0"/>
-          <w:numId w:val="48"/>
+          <w:numId w:val="51"/>
         </w:numPr>
       </w:pPr>
       <w:r>
@@ -14047,7 +14487,7 @@
         <w:pStyle w:val="ListParagraph"/>
         <w:numPr>
           <w:ilvl w:val="0"/>
-          <w:numId w:val="48"/>
+          <w:numId w:val="51"/>
         </w:numPr>
       </w:pPr>
       <w:r>
@@ -14128,7 +14568,7 @@
         <w:pStyle w:val="ListParagraph"/>
         <w:numPr>
           <w:ilvl w:val="0"/>
-          <w:numId w:val="48"/>
+          <w:numId w:val="51"/>
         </w:numPr>
       </w:pPr>
       <w:r>
@@ -14140,7 +14580,7 @@
         <w:pStyle w:val="ListParagraph"/>
         <w:numPr>
           <w:ilvl w:val="0"/>
-          <w:numId w:val="48"/>
+          <w:numId w:val="51"/>
         </w:numPr>
       </w:pPr>
       <w:r>
@@ -14603,7 +15043,7 @@
         <w:pStyle w:val="ListParagraph"/>
         <w:numPr>
           <w:ilvl w:val="0"/>
-          <w:numId w:val="49"/>
+          <w:numId w:val="52"/>
         </w:numPr>
       </w:pPr>
       <w:r>
@@ -14624,7 +15064,7 @@
         <w:pStyle w:val="ListParagraph"/>
         <w:numPr>
           <w:ilvl w:val="0"/>
-          <w:numId w:val="49"/>
+          <w:numId w:val="52"/>
         </w:numPr>
       </w:pPr>
       <w:r>
@@ -14660,7 +15100,7 @@
         <w:pStyle w:val="ListParagraph"/>
         <w:numPr>
           <w:ilvl w:val="0"/>
-          <w:numId w:val="49"/>
+          <w:numId w:val="52"/>
         </w:numPr>
       </w:pPr>
       <w:r>
@@ -14708,7 +15148,7 @@
         <w:pStyle w:val="ListParagraph"/>
         <w:numPr>
           <w:ilvl w:val="0"/>
-          <w:numId w:val="49"/>
+          <w:numId w:val="52"/>
         </w:numPr>
       </w:pPr>
       <w:r>
@@ -14762,7 +15202,7 @@
         <w:pStyle w:val="ListParagraph"/>
         <w:numPr>
           <w:ilvl w:val="0"/>
-          <w:numId w:val="49"/>
+          <w:numId w:val="52"/>
         </w:numPr>
       </w:pPr>
       <w:r>
@@ -14789,7 +15229,7 @@
         <w:pStyle w:val="ListParagraph"/>
         <w:numPr>
           <w:ilvl w:val="0"/>
-          <w:numId w:val="49"/>
+          <w:numId w:val="52"/>
         </w:numPr>
       </w:pPr>
       <w:r>
@@ -14807,7 +15247,7 @@
         <w:pStyle w:val="ListParagraph"/>
         <w:numPr>
           <w:ilvl w:val="0"/>
-          <w:numId w:val="49"/>
+          <w:numId w:val="52"/>
         </w:numPr>
       </w:pPr>
       <w:r>
@@ -14825,7 +15265,7 @@
         <w:pStyle w:val="ListParagraph"/>
         <w:numPr>
           <w:ilvl w:val="0"/>
-          <w:numId w:val="49"/>
+          <w:numId w:val="52"/>
         </w:numPr>
       </w:pPr>
       <w:r>
@@ -14870,7 +15310,7 @@
         <w:pStyle w:val="ListParagraph"/>
         <w:numPr>
           <w:ilvl w:val="0"/>
-          <w:numId w:val="49"/>
+          <w:numId w:val="52"/>
         </w:numPr>
       </w:pPr>
       <w:r>
@@ -14906,7 +15346,7 @@
         <w:pStyle w:val="ListParagraph"/>
         <w:numPr>
           <w:ilvl w:val="0"/>
-          <w:numId w:val="49"/>
+          <w:numId w:val="52"/>
         </w:numPr>
       </w:pPr>
       <w:r>
@@ -15155,7 +15595,7 @@
         <w:pStyle w:val="ListParagraph"/>
         <w:numPr>
           <w:ilvl w:val="0"/>
-          <w:numId w:val="50"/>
+          <w:numId w:val="53"/>
         </w:numPr>
       </w:pPr>
       <w:r>
@@ -15191,7 +15631,7 @@
         <w:pStyle w:val="ListParagraph"/>
         <w:numPr>
           <w:ilvl w:val="0"/>
-          <w:numId w:val="50"/>
+          <w:numId w:val="53"/>
         </w:numPr>
       </w:pPr>
       <w:r>
@@ -15254,7 +15694,7 @@
         <w:pStyle w:val="ListParagraph"/>
         <w:numPr>
           <w:ilvl w:val="0"/>
-          <w:numId w:val="50"/>
+          <w:numId w:val="53"/>
         </w:numPr>
       </w:pPr>
       <w:r>
@@ -15280,7 +15720,7 @@
         <w:pStyle w:val="ListParagraph"/>
         <w:numPr>
           <w:ilvl w:val="0"/>
-          <w:numId w:val="51"/>
+          <w:numId w:val="54"/>
         </w:numPr>
       </w:pPr>
       <w:r>
@@ -15307,7 +15747,7 @@
         <w:pStyle w:val="ListParagraph"/>
         <w:numPr>
           <w:ilvl w:val="0"/>
-          <w:numId w:val="51"/>
+          <w:numId w:val="54"/>
         </w:numPr>
       </w:pPr>
       <w:r>
@@ -15328,7 +15768,7 @@
         <w:pStyle w:val="ListParagraph"/>
         <w:numPr>
           <w:ilvl w:val="0"/>
-          <w:numId w:val="51"/>
+          <w:numId w:val="54"/>
         </w:numPr>
       </w:pPr>
       <w:r>
@@ -15369,7 +15809,7 @@
         <w:pStyle w:val="ListParagraph"/>
         <w:numPr>
           <w:ilvl w:val="0"/>
-          <w:numId w:val="52"/>
+          <w:numId w:val="55"/>
         </w:numPr>
       </w:pPr>
       <w:r>
@@ -15414,7 +15854,7 @@
         <w:pStyle w:val="ListParagraph"/>
         <w:numPr>
           <w:ilvl w:val="0"/>
-          <w:numId w:val="52"/>
+          <w:numId w:val="55"/>
         </w:numPr>
       </w:pPr>
       <w:r>
@@ -15450,7 +15890,7 @@
         <w:pStyle w:val="ListParagraph"/>
         <w:numPr>
           <w:ilvl w:val="0"/>
-          <w:numId w:val="52"/>
+          <w:numId w:val="55"/>
         </w:numPr>
       </w:pPr>
       <w:r>
@@ -15477,7 +15917,7 @@
         <w:pStyle w:val="ListParagraph"/>
         <w:numPr>
           <w:ilvl w:val="0"/>
-          <w:numId w:val="52"/>
+          <w:numId w:val="55"/>
         </w:numPr>
       </w:pPr>
       <w:r>
@@ -15792,7 +16232,7 @@
         <w:pStyle w:val="ListParagraph"/>
         <w:numPr>
           <w:ilvl w:val="0"/>
-          <w:numId w:val="53"/>
+          <w:numId w:val="56"/>
         </w:numPr>
       </w:pPr>
       <w:r>
@@ -15867,7 +16307,7 @@
         <w:pStyle w:val="ListParagraph"/>
         <w:numPr>
           <w:ilvl w:val="0"/>
-          <w:numId w:val="53"/>
+          <w:numId w:val="56"/>
         </w:numPr>
       </w:pPr>
       <w:r>
@@ -15897,7 +16337,7 @@
         <w:pStyle w:val="ListParagraph"/>
         <w:numPr>
           <w:ilvl w:val="0"/>
-          <w:numId w:val="53"/>
+          <w:numId w:val="56"/>
         </w:numPr>
       </w:pPr>
       <w:r>
@@ -15923,7 +16363,7 @@
         <w:pStyle w:val="ListParagraph"/>
         <w:numPr>
           <w:ilvl w:val="0"/>
-          <w:numId w:val="54"/>
+          <w:numId w:val="57"/>
         </w:numPr>
       </w:pPr>
       <w:r>
@@ -15953,7 +16393,7 @@
         <w:pStyle w:val="ListParagraph"/>
         <w:numPr>
           <w:ilvl w:val="0"/>
-          <w:numId w:val="54"/>
+          <w:numId w:val="57"/>
         </w:numPr>
       </w:pPr>
       <w:r>
@@ -15974,7 +16414,7 @@
         <w:pStyle w:val="ListParagraph"/>
         <w:numPr>
           <w:ilvl w:val="0"/>
-          <w:numId w:val="54"/>
+          <w:numId w:val="57"/>
         </w:numPr>
       </w:pPr>
       <w:r>
@@ -16004,7 +16444,7 @@
         <w:pStyle w:val="ListParagraph"/>
         <w:numPr>
           <w:ilvl w:val="0"/>
-          <w:numId w:val="55"/>
+          <w:numId w:val="58"/>
         </w:numPr>
       </w:pPr>
       <w:r>
@@ -16016,7 +16456,7 @@
         <w:pStyle w:val="ListParagraph"/>
         <w:numPr>
           <w:ilvl w:val="0"/>
-          <w:numId w:val="55"/>
+          <w:numId w:val="58"/>
         </w:numPr>
       </w:pPr>
       <w:r>
@@ -16060,7 +16500,7 @@
         <w:pStyle w:val="ListParagraph"/>
         <w:numPr>
           <w:ilvl w:val="0"/>
-          <w:numId w:val="56"/>
+          <w:numId w:val="59"/>
         </w:numPr>
       </w:pPr>
       <w:r>
@@ -16108,7 +16548,7 @@
         <w:pStyle w:val="ListParagraph"/>
         <w:numPr>
           <w:ilvl w:val="0"/>
-          <w:numId w:val="56"/>
+          <w:numId w:val="59"/>
         </w:numPr>
       </w:pPr>
       <w:r>
@@ -16120,7 +16560,7 @@
         <w:pStyle w:val="ListParagraph"/>
         <w:numPr>
           <w:ilvl w:val="0"/>
-          <w:numId w:val="56"/>
+          <w:numId w:val="59"/>
         </w:numPr>
       </w:pPr>
       <w:r>
@@ -16138,7 +16578,7 @@
         <w:pStyle w:val="ListParagraph"/>
         <w:numPr>
           <w:ilvl w:val="0"/>
-          <w:numId w:val="56"/>
+          <w:numId w:val="59"/>
         </w:numPr>
       </w:pPr>
       <w:r>
@@ -16150,7 +16590,7 @@
         <w:pStyle w:val="ListParagraph"/>
         <w:numPr>
           <w:ilvl w:val="0"/>
-          <w:numId w:val="56"/>
+          <w:numId w:val="59"/>
         </w:numPr>
       </w:pPr>
       <w:r>
@@ -16162,7 +16602,7 @@
         <w:pStyle w:val="ListParagraph"/>
         <w:numPr>
           <w:ilvl w:val="0"/>
-          <w:numId w:val="56"/>
+          <w:numId w:val="59"/>
         </w:numPr>
       </w:pPr>
       <w:r>
@@ -16174,7 +16614,7 @@
         <w:pStyle w:val="ListParagraph"/>
         <w:numPr>
           <w:ilvl w:val="0"/>
-          <w:numId w:val="56"/>
+          <w:numId w:val="59"/>
         </w:numPr>
       </w:pPr>
       <w:r>
@@ -16448,7 +16888,7 @@
         <w:pStyle w:val="ListParagraph"/>
         <w:numPr>
           <w:ilvl w:val="0"/>
-          <w:numId w:val="57"/>
+          <w:numId w:val="60"/>
         </w:numPr>
       </w:pPr>
       <w:r>
@@ -16460,7 +16900,7 @@
         <w:pStyle w:val="ListParagraph"/>
         <w:numPr>
           <w:ilvl w:val="0"/>
-          <w:numId w:val="57"/>
+          <w:numId w:val="60"/>
         </w:numPr>
       </w:pPr>
       <w:r>
@@ -16472,7 +16912,7 @@
         <w:pStyle w:val="ListParagraph"/>
         <w:numPr>
           <w:ilvl w:val="0"/>
-          <w:numId w:val="57"/>
+          <w:numId w:val="60"/>
         </w:numPr>
       </w:pPr>
       <w:r>
@@ -16746,7 +17186,7 @@
         <w:pStyle w:val="ListParagraph"/>
         <w:numPr>
           <w:ilvl w:val="0"/>
-          <w:numId w:val="58"/>
+          <w:numId w:val="61"/>
         </w:numPr>
       </w:pPr>
       <w:r>
@@ -16758,7 +17198,7 @@
         <w:pStyle w:val="ListParagraph"/>
         <w:numPr>
           <w:ilvl w:val="0"/>
-          <w:numId w:val="58"/>
+          <w:numId w:val="61"/>
         </w:numPr>
       </w:pPr>
       <w:r>
@@ -16770,7 +17210,7 @@
         <w:pStyle w:val="ListParagraph"/>
         <w:numPr>
           <w:ilvl w:val="0"/>
-          <w:numId w:val="58"/>
+          <w:numId w:val="61"/>
         </w:numPr>
       </w:pPr>
       <w:r>
@@ -16813,7 +17253,7 @@
         <w:pStyle w:val="ListParagraph"/>
         <w:numPr>
           <w:ilvl w:val="0"/>
-          <w:numId w:val="59"/>
+          <w:numId w:val="62"/>
         </w:numPr>
       </w:pPr>
       <w:r>
@@ -16870,7 +17310,7 @@
         <w:pStyle w:val="ListParagraph"/>
         <w:numPr>
           <w:ilvl w:val="0"/>
-          <w:numId w:val="59"/>
+          <w:numId w:val="62"/>
         </w:numPr>
       </w:pPr>
       <w:r>
@@ -16900,7 +17340,7 @@
         <w:pStyle w:val="ListParagraph"/>
         <w:numPr>
           <w:ilvl w:val="0"/>
-          <w:numId w:val="59"/>
+          <w:numId w:val="62"/>
         </w:numPr>
       </w:pPr>
       <w:r>
@@ -16938,7 +17378,7 @@
         <w:pStyle w:val="ListParagraph"/>
         <w:numPr>
           <w:ilvl w:val="0"/>
-          <w:numId w:val="60"/>
+          <w:numId w:val="63"/>
         </w:numPr>
       </w:pPr>
       <w:r>
@@ -16959,7 +17399,7 @@
         <w:pStyle w:val="ListParagraph"/>
         <w:numPr>
           <w:ilvl w:val="0"/>
-          <w:numId w:val="60"/>
+          <w:numId w:val="63"/>
         </w:numPr>
       </w:pPr>
       <w:r>
@@ -17004,7 +17444,7 @@
         <w:pStyle w:val="ListParagraph"/>
         <w:numPr>
           <w:ilvl w:val="0"/>
-          <w:numId w:val="60"/>
+          <w:numId w:val="63"/>
         </w:numPr>
       </w:pPr>
       <w:r>
@@ -17103,7 +17543,7 @@
         <w:pStyle w:val="ListParagraph"/>
         <w:numPr>
           <w:ilvl w:val="0"/>
-          <w:numId w:val="60"/>
+          <w:numId w:val="63"/>
         </w:numPr>
       </w:pPr>
       <w:r>
@@ -17148,7 +17588,7 @@
         <w:pStyle w:val="ListParagraph"/>
         <w:numPr>
           <w:ilvl w:val="0"/>
-          <w:numId w:val="60"/>
+          <w:numId w:val="63"/>
         </w:numPr>
       </w:pPr>
       <w:r>
@@ -17497,7 +17937,7 @@
         <w:pStyle w:val="ListParagraph"/>
         <w:numPr>
           <w:ilvl w:val="0"/>
-          <w:numId w:val="61"/>
+          <w:numId w:val="64"/>
         </w:numPr>
       </w:pPr>
       <w:r>
@@ -17527,7 +17967,7 @@
         <w:pStyle w:val="ListParagraph"/>
         <w:numPr>
           <w:ilvl w:val="0"/>
-          <w:numId w:val="61"/>
+          <w:numId w:val="64"/>
         </w:numPr>
       </w:pPr>
       <w:r>
@@ -17575,7 +18015,7 @@
         <w:pStyle w:val="ListParagraph"/>
         <w:numPr>
           <w:ilvl w:val="0"/>
-          <w:numId w:val="61"/>
+          <w:numId w:val="64"/>
         </w:numPr>
       </w:pPr>
       <w:r>
@@ -17602,7 +18042,7 @@
         <w:pStyle w:val="ListParagraph"/>
         <w:numPr>
           <w:ilvl w:val="0"/>
-          <w:numId w:val="61"/>
+          <w:numId w:val="64"/>
         </w:numPr>
       </w:pPr>
       <w:r>
@@ -17628,7 +18068,7 @@
         <w:pStyle w:val="ListParagraph"/>
         <w:numPr>
           <w:ilvl w:val="0"/>
-          <w:numId w:val="62"/>
+          <w:numId w:val="65"/>
         </w:numPr>
       </w:pPr>
       <w:r>
@@ -17649,7 +18089,7 @@
         <w:pStyle w:val="ListParagraph"/>
         <w:numPr>
           <w:ilvl w:val="0"/>
-          <w:numId w:val="62"/>
+          <w:numId w:val="65"/>
         </w:numPr>
       </w:pPr>
       <w:r>
@@ -17685,7 +18125,7 @@
         <w:pStyle w:val="ListParagraph"/>
         <w:numPr>
           <w:ilvl w:val="0"/>
-          <w:numId w:val="62"/>
+          <w:numId w:val="65"/>
         </w:numPr>
       </w:pPr>
       <w:r>
@@ -17721,7 +18161,7 @@
         <w:pStyle w:val="ListParagraph"/>
         <w:numPr>
           <w:ilvl w:val="0"/>
-          <w:numId w:val="62"/>
+          <w:numId w:val="65"/>
         </w:numPr>
       </w:pPr>
       <w:r>
@@ -17750,7 +18190,7 @@
         <w:pStyle w:val="ListParagraph"/>
         <w:numPr>
           <w:ilvl w:val="0"/>
-          <w:numId w:val="63"/>
+          <w:numId w:val="66"/>
         </w:numPr>
       </w:pPr>
       <w:r>
@@ -17771,7 +18211,7 @@
         <w:pStyle w:val="ListParagraph"/>
         <w:numPr>
           <w:ilvl w:val="0"/>
-          <w:numId w:val="63"/>
+          <w:numId w:val="66"/>
         </w:numPr>
       </w:pPr>
       <w:r>
@@ -17992,7 +18432,7 @@
         <w:pStyle w:val="ListParagraph"/>
         <w:numPr>
           <w:ilvl w:val="0"/>
-          <w:numId w:val="64"/>
+          <w:numId w:val="67"/>
         </w:numPr>
       </w:pPr>
       <w:r>
@@ -18082,7 +18522,7 @@
         <w:pStyle w:val="ListParagraph"/>
         <w:numPr>
           <w:ilvl w:val="0"/>
-          <w:numId w:val="64"/>
+          <w:numId w:val="67"/>
         </w:numPr>
       </w:pPr>
       <w:r>
@@ -18112,7 +18552,7 @@
         <w:pStyle w:val="ListParagraph"/>
         <w:numPr>
           <w:ilvl w:val="0"/>
-          <w:numId w:val="64"/>
+          <w:numId w:val="67"/>
         </w:numPr>
       </w:pPr>
       <w:r>
@@ -18133,7 +18573,7 @@
         <w:pStyle w:val="ListParagraph"/>
         <w:numPr>
           <w:ilvl w:val="0"/>
-          <w:numId w:val="64"/>
+          <w:numId w:val="67"/>
         </w:numPr>
       </w:pPr>
       <w:r>
@@ -18169,7 +18609,7 @@
         <w:pStyle w:val="ListParagraph"/>
         <w:numPr>
           <w:ilvl w:val="0"/>
-          <w:numId w:val="64"/>
+          <w:numId w:val="67"/>
         </w:numPr>
       </w:pPr>
       <w:r>
@@ -18187,7 +18627,7 @@
         <w:pStyle w:val="ListParagraph"/>
         <w:numPr>
           <w:ilvl w:val="0"/>
-          <w:numId w:val="64"/>
+          <w:numId w:val="67"/>
         </w:numPr>
       </w:pPr>
       <w:r>
@@ -18231,7 +18671,7 @@
         <w:pStyle w:val="ListParagraph"/>
         <w:numPr>
           <w:ilvl w:val="0"/>
-          <w:numId w:val="65"/>
+          <w:numId w:val="68"/>
         </w:numPr>
       </w:pPr>
       <w:r>
@@ -18312,7 +18752,7 @@
         <w:pStyle w:val="ListParagraph"/>
         <w:numPr>
           <w:ilvl w:val="0"/>
-          <w:numId w:val="65"/>
+          <w:numId w:val="68"/>
         </w:numPr>
       </w:pPr>
       <w:r>
@@ -18330,7 +18770,7 @@
         <w:pStyle w:val="ListParagraph"/>
         <w:numPr>
           <w:ilvl w:val="0"/>
-          <w:numId w:val="65"/>
+          <w:numId w:val="68"/>
         </w:numPr>
       </w:pPr>
       <w:r>
@@ -18351,7 +18791,7 @@
         <w:pStyle w:val="ListParagraph"/>
         <w:numPr>
           <w:ilvl w:val="0"/>
-          <w:numId w:val="65"/>
+          <w:numId w:val="68"/>
         </w:numPr>
       </w:pPr>
       <w:r>
@@ -18377,7 +18817,7 @@
         <w:pStyle w:val="ListParagraph"/>
         <w:numPr>
           <w:ilvl w:val="0"/>
-          <w:numId w:val="66"/>
+          <w:numId w:val="69"/>
         </w:numPr>
       </w:pPr>
       <w:r>
@@ -18440,7 +18880,7 @@
         <w:pStyle w:val="ListParagraph"/>
         <w:numPr>
           <w:ilvl w:val="0"/>
-          <w:numId w:val="66"/>
+          <w:numId w:val="69"/>
         </w:numPr>
       </w:pPr>
       <w:r>
@@ -18467,7 +18907,7 @@
         <w:pStyle w:val="ListParagraph"/>
         <w:numPr>
           <w:ilvl w:val="0"/>
-          <w:numId w:val="66"/>
+          <w:numId w:val="69"/>
         </w:numPr>
       </w:pPr>
       <w:r>
@@ -18485,7 +18925,7 @@
         <w:pStyle w:val="ListParagraph"/>
         <w:numPr>
           <w:ilvl w:val="0"/>
-          <w:numId w:val="66"/>
+          <w:numId w:val="69"/>
         </w:numPr>
       </w:pPr>
       <w:r>
@@ -19116,7 +19556,7 @@
         <w:pStyle w:val="ListParagraph"/>
         <w:numPr>
           <w:ilvl w:val="0"/>
-          <w:numId w:val="67"/>
+          <w:numId w:val="70"/>
         </w:numPr>
       </w:pPr>
       <w:r>
@@ -19134,7 +19574,7 @@
         <w:pStyle w:val="ListParagraph"/>
         <w:numPr>
           <w:ilvl w:val="0"/>
-          <w:numId w:val="67"/>
+          <w:numId w:val="70"/>
         </w:numPr>
       </w:pPr>
       <w:r>
@@ -19152,7 +19592,7 @@
         <w:pStyle w:val="ListParagraph"/>
         <w:numPr>
           <w:ilvl w:val="0"/>
-          <w:numId w:val="67"/>
+          <w:numId w:val="70"/>
         </w:numPr>
       </w:pPr>
       <w:r>
@@ -19170,7 +19610,7 @@
         <w:pStyle w:val="ListParagraph"/>
         <w:numPr>
           <w:ilvl w:val="0"/>
-          <w:numId w:val="67"/>
+          <w:numId w:val="70"/>
         </w:numPr>
       </w:pPr>
       <w:r>
@@ -19188,7 +19628,7 @@
         <w:pStyle w:val="ListParagraph"/>
         <w:numPr>
           <w:ilvl w:val="0"/>
-          <w:numId w:val="67"/>
+          <w:numId w:val="70"/>
         </w:numPr>
       </w:pPr>
       <w:r>
@@ -19206,7 +19646,7 @@
         <w:pStyle w:val="ListParagraph"/>
         <w:numPr>
           <w:ilvl w:val="0"/>
-          <w:numId w:val="67"/>
+          <w:numId w:val="70"/>
         </w:numPr>
       </w:pPr>
       <w:r>
@@ -20304,7 +20744,7 @@
         <w:pStyle w:val="ListParagraph"/>
         <w:numPr>
           <w:ilvl w:val="0"/>
-          <w:numId w:val="68"/>
+          <w:numId w:val="71"/>
         </w:numPr>
       </w:pPr>
       <w:r>
@@ -20316,7 +20756,7 @@
         <w:pStyle w:val="ListParagraph"/>
         <w:numPr>
           <w:ilvl w:val="0"/>
-          <w:numId w:val="68"/>
+          <w:numId w:val="71"/>
         </w:numPr>
       </w:pPr>
       <w:r>
@@ -20328,7 +20768,7 @@
         <w:pStyle w:val="ListParagraph"/>
         <w:numPr>
           <w:ilvl w:val="0"/>
-          <w:numId w:val="68"/>
+          <w:numId w:val="71"/>
         </w:numPr>
       </w:pPr>
       <w:r>
@@ -20340,7 +20780,7 @@
         <w:pStyle w:val="ListParagraph"/>
         <w:numPr>
           <w:ilvl w:val="0"/>
-          <w:numId w:val="68"/>
+          <w:numId w:val="71"/>
         </w:numPr>
       </w:pPr>
       <w:r>
@@ -20352,7 +20792,7 @@
         <w:pStyle w:val="ListParagraph"/>
         <w:numPr>
           <w:ilvl w:val="0"/>
-          <w:numId w:val="68"/>
+          <w:numId w:val="71"/>
         </w:numPr>
       </w:pPr>
       <w:r>
@@ -20373,7 +20813,7 @@
         <w:pStyle w:val="ListParagraph"/>
         <w:numPr>
           <w:ilvl w:val="0"/>
-          <w:numId w:val="68"/>
+          <w:numId w:val="71"/>
         </w:numPr>
       </w:pPr>
       <w:r>
@@ -20385,7 +20825,7 @@
         <w:pStyle w:val="ListParagraph"/>
         <w:numPr>
           <w:ilvl w:val="0"/>
-          <w:numId w:val="68"/>
+          <w:numId w:val="71"/>
         </w:numPr>
       </w:pPr>
       <w:r>
@@ -20406,7 +20846,7 @@
         <w:pStyle w:val="ListParagraph"/>
         <w:numPr>
           <w:ilvl w:val="0"/>
-          <w:numId w:val="68"/>
+          <w:numId w:val="71"/>
         </w:numPr>
       </w:pPr>
       <w:r>
@@ -20418,7 +20858,7 @@
         <w:pStyle w:val="ListParagraph"/>
         <w:numPr>
           <w:ilvl w:val="0"/>
-          <w:numId w:val="68"/>
+          <w:numId w:val="71"/>
         </w:numPr>
       </w:pPr>
       <w:r>
@@ -20430,7 +20870,7 @@
         <w:pStyle w:val="ListParagraph"/>
         <w:numPr>
           <w:ilvl w:val="0"/>
-          <w:numId w:val="68"/>
+          <w:numId w:val="71"/>
         </w:numPr>
       </w:pPr>
       <w:r>
@@ -20442,7 +20882,7 @@
         <w:pStyle w:val="ListParagraph"/>
         <w:numPr>
           <w:ilvl w:val="0"/>
-          <w:numId w:val="68"/>
+          <w:numId w:val="71"/>
         </w:numPr>
       </w:pPr>
       <w:r>
@@ -20454,7 +20894,7 @@
         <w:pStyle w:val="ListParagraph"/>
         <w:numPr>
           <w:ilvl w:val="0"/>
-          <w:numId w:val="68"/>
+          <w:numId w:val="71"/>
         </w:numPr>
       </w:pPr>
       <w:r>
@@ -20466,7 +20906,7 @@
         <w:pStyle w:val="ListParagraph"/>
         <w:numPr>
           <w:ilvl w:val="0"/>
-          <w:numId w:val="68"/>
+          <w:numId w:val="71"/>
         </w:numPr>
       </w:pPr>
       <w:r>
@@ -20478,7 +20918,7 @@
         <w:pStyle w:val="ListParagraph"/>
         <w:numPr>
           <w:ilvl w:val="0"/>
-          <w:numId w:val="68"/>
+          <w:numId w:val="71"/>
         </w:numPr>
       </w:pPr>
       <w:r>
@@ -20808,7 +21248,7 @@
     <w:abstractNumId w:val="0"/>
   </w:num>
   <w:num w:numId="47">
-    <w:abstractNumId w:val="0"/>
+    <w:abstractNumId w:val="1"/>
   </w:num>
   <w:num w:numId="48">
     <w:abstractNumId w:val="0"/>
@@ -20829,7 +21269,7 @@
     <w:abstractNumId w:val="0"/>
   </w:num>
   <w:num w:numId="54">
-    <w:abstractNumId w:val="1"/>
+    <w:abstractNumId w:val="0"/>
   </w:num>
   <w:num w:numId="55">
     <w:abstractNumId w:val="0"/>
@@ -20838,7 +21278,7 @@
     <w:abstractNumId w:val="0"/>
   </w:num>
   <w:num w:numId="57">
-    <w:abstractNumId w:val="0"/>
+    <w:abstractNumId w:val="1"/>
   </w:num>
   <w:num w:numId="58">
     <w:abstractNumId w:val="0"/>
@@ -20847,7 +21287,7 @@
     <w:abstractNumId w:val="0"/>
   </w:num>
   <w:num w:numId="60">
-    <w:abstractNumId w:val="1"/>
+    <w:abstractNumId w:val="0"/>
   </w:num>
   <w:num w:numId="61">
     <w:abstractNumId w:val="0"/>
@@ -20856,7 +21296,7 @@
     <w:abstractNumId w:val="0"/>
   </w:num>
   <w:num w:numId="63">
-    <w:abstractNumId w:val="0"/>
+    <w:abstractNumId w:val="1"/>
   </w:num>
   <w:num w:numId="64">
     <w:abstractNumId w:val="0"/>
@@ -20871,6 +21311,15 @@
     <w:abstractNumId w:val="0"/>
   </w:num>
   <w:num w:numId="68">
+    <w:abstractNumId w:val="0"/>
+  </w:num>
+  <w:num w:numId="69">
+    <w:abstractNumId w:val="0"/>
+  </w:num>
+  <w:num w:numId="70">
+    <w:abstractNumId w:val="0"/>
+  </w:num>
+  <w:num w:numId="71">
     <w:abstractNumId w:val="0"/>
   </w:num>
 </w:numbering>

--- a/docs/manual/LWK_Viewer_User_Manual_EN.docx
+++ b/docs/manual/LWK_Viewer_User_Manual_EN.docx
@@ -13673,6 +13673,69 @@
       </w:r>
       <w:r>
         <w:t xml:space="preserve"> each corridor and side region is drawn to the site boundary (its band, clipped to the site); its label gives the turn (any angle from 0 to 15°, e.g. *S2 16.9 m · 7.6°*); the buildings are named B1, B2 ... as on the elevation.</w:t>
+      </w:r>
+    </w:p>
+    <w:p>
+      <w:pPr>
+        <w:pStyle w:val="ListParagraph"/>
+        <w:numPr>
+          <w:ilvl w:val="0"/>
+          <w:numId w:val="49"/>
+        </w:numPr>
+      </w:pPr>
+      <w:r>
+        <w:rPr>
+          <w:b/>
+        </w:rPr>
+        <w:t xml:space="preserve">Street canyon (Plan ... &gt; Street canyon):</w:t>
+      </w:r>
+      <w:r>
+        <w:t xml:space="preserve"> Design Requirement (1) as its own check, zone by zone: each building facing a street, its canyon (from the facade within 30 m of the centreline to the opposite site boundary) hatched, U written in it, and Lp drawn along the street; beside it the working - U = canyon area / length, Lp, 5U and the result. The summary shows its own verdict (Street canyon: Lp ≤ 5U · PASS / FAIL, with the buildings that fail), and the Report and Make issue include it.</w:t>
+      </w:r>
+    </w:p>
+    <w:p>
+      <w:pPr>
+        <w:pStyle w:val="ListParagraph"/>
+        <w:numPr>
+          <w:ilvl w:val="0"/>
+          <w:numId w:val="49"/>
+        </w:numPr>
+      </w:pPr>
+      <w:r>
+        <w:rPr>
+          <w:b/>
+        </w:rPr>
+        <w:t xml:space="preserve">Zoom:</w:t>
+      </w:r>
+      <w:r>
+        <w:t xml:space="preserve"> in the Plan, Elevation and Street canyon views, the mouse wheel (or a pinch) zooms at the pointer, a drag pans, and </w:t>
+      </w:r>
+      <w:r>
+        <w:rPr>
+          <w:b/>
+        </w:rPr>
+        <w:t xml:space="preserve">+</w:t>
+      </w:r>
+      <w:r>
+        <w:t xml:space="preserve">, </w:t>
+      </w:r>
+      <w:r>
+        <w:rPr>
+          <w:b/>
+        </w:rPr>
+        <w:t xml:space="preserve">-</w:t>
+      </w:r>
+      <w:r>
+        <w:t xml:space="preserve"> and </w:t>
+      </w:r>
+      <w:r>
+        <w:rPr>
+          <w:b/>
+        </w:rPr>
+        <w:t xml:space="preserve">Fit</w:t>
+      </w:r>
+      <w:r>
+        <w:t xml:space="preserve"> (or a double-click) are at the bottom right.</w:t>
       </w:r>
     </w:p>
     <w:p>

--- a/docs/manual/LWK_Viewer_User_Manual_EN.docx
+++ b/docs/manual/LWK_Viewer_User_Manual_EN.docx
@@ -12752,7 +12752,16 @@
         <w:t xml:space="preserve">Street</w:t>
       </w:r>
       <w:r>
-        <w:t xml:space="preserve"> in it, drawn kerb to kerb at the street's level (its Mark is the street's name). A junction is not a strip - pick its centreline and the opposite boundary as lines instead.</w:t>
+        <w:t xml:space="preserve"> in it, drawn kerb to kerb at the street's level; its </w:t>
+      </w:r>
+      <w:r>
+        <w:rPr>
+          <w:b/>
+        </w:rPr>
+        <w:t xml:space="preserve">type name</w:t>
+      </w:r>
+      <w:r>
+        <w:t xml:space="preserve"> is the street's name on the drawings (e.g. a type *Yeung Fan Lane North Street*). A junction is not a strip - pick its centreline and the opposite boundary as lines instead.</w:t>
       </w:r>
     </w:p>
     <w:p>
@@ -13108,7 +13117,7 @@
         <w:rPr>
           <w:b/>
         </w:rPr>
-        <w:t xml:space="preserve">Mark</w:t>
+        <w:t xml:space="preserve">type name</w:t>
       </w:r>
       <w:r>
         <w:t xml:space="preserve"> is used as the street's name). No floor levels are needed - the heights come from the masses.</w:t>
@@ -13691,6 +13700,105 @@
       </w:r>
       <w:r>
         <w:t xml:space="preserve"> Design Requirement (1) as its own check, zone by zone: each building facing a street, its canyon (from the facade within 30 m of the centreline to the opposite site boundary) hatched, U written in it, and Lp drawn along the street; beside it the working - U = canyon area / length, Lp, 5U and the result. The summary shows its own verdict (Street canyon: Lp ≤ 5U · PASS / FAIL, with the buildings that fail), and the Report and Make issue include it.</w:t>
+      </w:r>
+    </w:p>
+    <w:p>
+      <w:pPr>
+        <w:pStyle w:val="ListParagraph"/>
+        <w:numPr>
+          <w:ilvl w:val="0"/>
+          <w:numId w:val="49"/>
+        </w:numPr>
+      </w:pPr>
+      <w:r>
+        <w:rPr>
+          <w:b/>
+        </w:rPr>
+        <w:t xml:space="preserve">Design Requirement (1) - Lp of building(s) abutting a street (as GB081):</w:t>
+      </w:r>
+      <w:r>
+        <w:t xml:space="preserve"> a building or group abuts a street when </w:t>
+      </w:r>
+      <w:r>
+        <w:rPr>
+          <w:b/>
+        </w:rPr>
+        <w:t xml:space="preserve">any part</w:t>
+      </w:r>
+      <w:r>
+        <w:t xml:space="preserve"> of it is within 30 m of the street's centreline. Its canyon then runs over the building's whole projected length on that street, from its facade to the opposite site boundary: </w:t>
+      </w:r>
+      <w:r>
+        <w:rPr>
+          <w:b/>
+        </w:rPr>
+        <w:t xml:space="preserve">U = Street Canyon Area / Length</w:t>
+      </w:r>
+      <w:r>
+        <w:t xml:space="preserve">. With two streets the smaller U controls (UB1 &lt; UB2). </w:t>
+      </w:r>
+      <w:r>
+        <w:rPr>
+          <w:b/>
+        </w:rPr>
+        <w:t xml:space="preserve">Max Lp = 5 x U</w:t>
+      </w:r>
+      <w:r>
+        <w:t xml:space="preserve">, and the Actual Lp (the facade projected on the street) must not exceed it. The Street canyon view draws each canyon (STREET CANYON AREA A = ... m²), ACTUAL Lp, LENGTH and a typical width, with the calculation beside it; where no building is within 30 m it says the requirement does not apply. The report has a Design Requirement (1) page for each zone.</w:t>
+      </w:r>
+    </w:p>
+    <w:p>
+      <w:pPr>
+        <w:pStyle w:val="ListParagraph"/>
+        <w:numPr>
+          <w:ilvl w:val="0"/>
+          <w:numId w:val="49"/>
+        </w:numPr>
+      </w:pPr>
+      <w:r>
+        <w:rPr>
+          <w:b/>
+        </w:rPr>
+        <w:t xml:space="preserve">Drawings:</w:t>
+      </w:r>
+      <w:r>
+        <w:t xml:space="preserve"> the gaps are numbered </w:t>
+      </w:r>
+      <w:r>
+        <w:rPr>
+          <w:b/>
+        </w:rPr>
+        <w:t xml:space="preserve">S1, S2, S3 ...</w:t>
+      </w:r>
+      <w:r>
+        <w:t xml:space="preserve"> along the plane (the same numbers on the plan, the near-edge chain, the elevation and the working); each side region shows its area </w:t>
+      </w:r>
+      <w:r>
+        <w:rPr>
+          <w:b/>
+        </w:rPr>
+        <w:t xml:space="preserve">A1</w:t>
+      </w:r>
+      <w:r>
+        <w:t xml:space="preserve"> and depth </w:t>
+      </w:r>
+      <w:r>
+        <w:rPr>
+          <w:b/>
+        </w:rPr>
+        <w:t xml:space="preserve">L1</w:t>
+      </w:r>
+      <w:r>
+        <w:t xml:space="preserve"> (S1 = A1 / L1); each turned edge has an angle symbol with its value; Axis 1 (X) and Axis 2 (Y) are drawn with the angle between them; a scale bar (0 - half - length); the street's centreline is marked </w:t>
+      </w:r>
+      <w:r>
+        <w:rPr>
+          <w:b/>
+        </w:rPr>
+        <w:t xml:space="preserve">℄</w:t>
+      </w:r>
+      <w:r>
+        <w:t xml:space="preserve"> with its name. The elevation dimensions every step of the buildings' profile and its height, numbers the IS areas (IS1, IS2 ...) and gives the levels also as the model's levels in brackets. Every number is given to 3 decimals.</w:t>
       </w:r>
     </w:p>
     <w:p>

--- a/docs/manual/LWK_Viewer_User_Manual_EN.docx
+++ b/docs/manual/LWK_Viewer_User_Manual_EN.docx
@@ -5095,7 +5095,7 @@
         <w:t xml:space="preserve">Sub-task of ...</w:t>
       </w:r>
       <w:r>
-        <w:t xml:space="preserve"> - and </w:t>
+        <w:t xml:space="preserve">, and the tasks whose sub-tasks are yours (their own due date beside the sub-tasks') - and </w:t>
       </w:r>
       <w:r>
         <w:rPr>
@@ -5620,7 +5620,16 @@
         <w:t xml:space="preserve">Mark all read</w:t>
       </w:r>
       <w:r>
-        <w:t xml:space="preserve"> clears the number.</w:t>
+        <w:t xml:space="preserve"> clears the number. The </w:t>
+      </w:r>
+      <w:r>
+        <w:rPr>
+          <w:b/>
+        </w:rPr>
+        <w:t xml:space="preserve">box beside each one</w:t>
+      </w:r>
+      <w:r>
+        <w:t xml:space="preserve"> marks it read (ticked) or unread again (unticked) without opening it.</w:t>
       </w:r>
     </w:p>
     <w:p>
@@ -13799,6 +13808,78 @@
       </w:r>
       <w:r>
         <w:t xml:space="preserve"> with its name. The elevation dimensions every step of the buildings' profile and its height, numbers the IS areas (IS1, IS2 ...) and gives the levels also as the model's levels in brackets. Every number is given to 3 decimals.</w:t>
+      </w:r>
+    </w:p>
+    <w:p>
+      <w:pPr>
+        <w:pStyle w:val="ListParagraph"/>
+        <w:numPr>
+          <w:ilvl w:val="0"/>
+          <w:numId w:val="49"/>
+        </w:numPr>
+      </w:pPr>
+      <w:r>
+        <w:rPr>
+          <w:b/>
+        </w:rPr>
+        <w:t xml:space="preserve">Streets and Plane X (report 3):</w:t>
+      </w:r>
+      <w:r>
+        <w:t xml:space="preserve"> a street that turns (an L-shaped street round the site's corner) is taken leg by leg: Plane X of the Low zone runs along the leg fronting the site the longest, and Design Requirement (1) assesses each leg as a street, e.g. *TLO Street (leg 2)*; two separate streets on two boundaries are each assessed, the smaller U controls. A side region's edge turns </w:t>
+      </w:r>
+      <w:r>
+        <w:rPr>
+          <w:b/>
+        </w:rPr>
+        <w:t xml:space="preserve">once</w:t>
+      </w:r>
+      <w:r>
+        <w:t xml:space="preserve">: perpendicular to the plane, then at most 15° to the end. A gap that does not reach its S (S1 under 7.5 m, S2 under 15 m) but is at least 3 m wide counts as a </w:t>
+      </w:r>
+      <w:r>
+        <w:rPr>
+          <w:b/>
+        </w:rPr>
+        <w:t xml:space="preserve">PE</w:t>
+      </w:r>
+      <w:r>
+        <w:t xml:space="preserve"> on the elevation (PE up to 1/3 of the required P); narrower, it is not counted. A sloped face's thin steps are one IS (or PE) area, given as a triangle (½ x w x h) or a stepped area, and one sloped step in the profile dimensions. The plan shows the street's name along it, </w:t>
+      </w:r>
+      <w:r>
+        <w:rPr>
+          <w:b/>
+        </w:rPr>
+        <w:t xml:space="preserve">℄</w:t>
+      </w:r>
+      <w:r>
+        <w:t xml:space="preserve"> at its end and the </w:t>
+      </w:r>
+      <w:r>
+        <w:rPr>
+          <w:b/>
+        </w:rPr>
+        <w:t xml:space="preserve">mean street level</w:t>
+      </w:r>
+      <w:r>
+        <w:t xml:space="preserve"> (Level 0 of the assessment); the Street canyon view adds each building's </w:t>
+      </w:r>
+      <w:r>
+        <w:rPr>
+          <w:b/>
+        </w:rPr>
+        <w:t xml:space="preserve">Lp rectangle</w:t>
+      </w:r>
+      <w:r>
+        <w:t xml:space="preserve"> (dashed - also for buildings more than 30 m away, whose Lp is still given), the </w:t>
+      </w:r>
+      <w:r>
+        <w:rPr>
+          <w:b/>
+        </w:rPr>
+        <w:t xml:space="preserve">30 m line</w:t>
+      </w:r>
+      <w:r>
+        <w:t xml:space="preserve"> from the centreline and the street's width. The report's drawings are cropped to the site and printed larger.</w:t>
       </w:r>
     </w:p>
     <w:p>

--- a/docs/manual/LWK_Viewer_User_Manual_EN.docx
+++ b/docs/manual/LWK_Viewer_User_Manual_EN.docx
@@ -13015,6 +13015,236 @@
         <w:pStyle w:val="Heading3"/>
       </w:pPr>
       <w:r>
+        <w:t xml:space="preserve">SBD without Revit: draw the model in CAD</w:t>
+      </w:r>
+    </w:p>
+    <w:p>
+      <w:pPr/>
+      <w:r>
+        <w:t xml:space="preserve">No Revit model? Draw the SBD model in AutoCAD (or SketchUp, Rhino, any program that saves DXF) on the </w:t>
+      </w:r>
+      <w:r>
+        <w:rPr>
+          <w:b/>
+        </w:rPr>
+        <w:t xml:space="preserve">CAD template</w:t>
+      </w:r>
+      <w:r>
+        <w:t xml:space="preserve">'s layers and import it: it becomes the project's SBD model, assessed exactly as one sent from Revit, and its masses appear in the 3D.</w:t>
+      </w:r>
+    </w:p>
+    <w:p>
+      <w:pPr/>
+      <w:r>
+        <w:rPr>
+          <w:b/>
+        </w:rPr>
+        <w:t xml:space="preserve">Requirements</w:t>
+      </w:r>
+    </w:p>
+    <w:p>
+      <w:pPr>
+        <w:pStyle w:val="ListParagraph"/>
+        <w:numPr>
+          <w:ilvl w:val="0"/>
+          <w:numId w:val="49"/>
+        </w:numPr>
+      </w:pPr>
+      <w:r>
+        <w:rPr>
+          <w:b/>
+        </w:rPr>
+        <w:t xml:space="preserve">Units:</w:t>
+      </w:r>
+      <w:r>
+        <w:t xml:space="preserve"> metres (millimetres and centimetres are read from the drawing's units and scaled). Explode blocks - they are not read.</w:t>
+      </w:r>
+    </w:p>
+    <w:p>
+      <w:pPr>
+        <w:pStyle w:val="ListParagraph"/>
+        <w:numPr>
+          <w:ilvl w:val="0"/>
+          <w:numId w:val="49"/>
+        </w:numPr>
+      </w:pPr>
+      <w:r>
+        <w:rPr>
+          <w:b/>
+        </w:rPr>
+        <w:t xml:space="preserve">SBD-SITE:</w:t>
+      </w:r>
+      <w:r>
+        <w:t xml:space="preserve"> the site boundary as </w:t>
+      </w:r>
+      <w:r>
+        <w:rPr>
+          <w:b/>
+        </w:rPr>
+        <w:t xml:space="preserve">one closed polyline</w:t>
+      </w:r>
+      <w:r>
+        <w:t xml:space="preserve">.</w:t>
+      </w:r>
+    </w:p>
+    <w:p>
+      <w:pPr>
+        <w:pStyle w:val="ListParagraph"/>
+        <w:numPr>
+          <w:ilvl w:val="0"/>
+          <w:numId w:val="49"/>
+        </w:numPr>
+      </w:pPr>
+      <w:r>
+        <w:rPr>
+          <w:b/>
+        </w:rPr>
+        <w:t xml:space="preserve">SBD-STREET-&lt;street name&gt;:</w:t>
+      </w:r>
+      <w:r>
+        <w:t xml:space="preserve"> each street's slab as a closed polyline from the site boundary to the far side of the street (the opposite site boundary), its </w:t>
+      </w:r>
+      <w:r>
+        <w:rPr>
+          <w:b/>
+        </w:rPr>
+        <w:t xml:space="preserve">Elevation = the street's mean level</w:t>
+      </w:r>
+      <w:r>
+        <w:t xml:space="preserve">. One layer per street - *SBD-STREET-TLO Street*, *SBD-STREET-Second Street* - the name after the dash is the street's name; a street at two levels can have two slabs on its layer. Level 0 is the lowest street abutting the site.</w:t>
+      </w:r>
+    </w:p>
+    <w:p>
+      <w:pPr>
+        <w:pStyle w:val="ListParagraph"/>
+        <w:numPr>
+          <w:ilvl w:val="0"/>
+          <w:numId w:val="49"/>
+        </w:numPr>
+      </w:pPr>
+      <w:r>
+        <w:rPr>
+          <w:b/>
+        </w:rPr>
+        <w:t xml:space="preserve">SBD-MASS</w:t>
+      </w:r>
+      <w:r>
+        <w:t xml:space="preserve"> (or *SBD-MASS-&lt;name&gt;*): the buildings as closed polylines with an </w:t>
+      </w:r>
+      <w:r>
+        <w:rPr>
+          <w:b/>
+        </w:rPr>
+        <w:t xml:space="preserve">Elevation</w:t>
+      </w:r>
+      <w:r>
+        <w:t xml:space="preserve"> (the base) and a </w:t>
+      </w:r>
+      <w:r>
+        <w:rPr>
+          <w:b/>
+        </w:rPr>
+        <w:t xml:space="preserve">Thickness</w:t>
+      </w:r>
+      <w:r>
+        <w:t xml:space="preserve"> (the height) - stack them for a podium and a tower - or as 3D faces, polyface meshes or MESH. An AutoCAD solid (3DSOLID) is not read: turn it into a mesh first (</w:t>
+      </w:r>
+      <w:r>
+        <w:rPr>
+          <w:b/>
+        </w:rPr>
+        <w:t xml:space="preserve">CONVTOMESH</w:t>
+      </w:r>
+      <w:r>
+        <w:t xml:space="preserve">). SketchUp and Rhino save meshes.</w:t>
+      </w:r>
+    </w:p>
+    <w:p>
+      <w:pPr/>
+      <w:r>
+        <w:rPr>
+          <w:b/>
+        </w:rPr>
+        <w:t xml:space="preserve">Steps</w:t>
+      </w:r>
+    </w:p>
+    <w:p>
+      <w:pPr>
+        <w:pStyle w:val="ListParagraph"/>
+        <w:numPr>
+          <w:ilvl w:val="0"/>
+          <w:numId w:val="50"/>
+        </w:numPr>
+      </w:pPr>
+      <w:r>
+        <w:t xml:space="preserve">On the 3D page &gt; </w:t>
+      </w:r>
+      <w:r>
+        <w:rPr>
+          <w:b/>
+        </w:rPr>
+        <w:t xml:space="preserve">Checks &gt; SBD</w:t>
+      </w:r>
+      <w:r>
+        <w:t xml:space="preserve">, click </w:t>
+      </w:r>
+      <w:r>
+        <w:rPr>
+          <w:b/>
+        </w:rPr>
+        <w:t xml:space="preserve">CAD template</w:t>
+      </w:r>
+      <w:r>
+        <w:t xml:space="preserve"> (No Revit?) and open the DXF: the layers, an example (a site, two streets, a podium and a tower) and the rules.</w:t>
+      </w:r>
+    </w:p>
+    <w:p>
+      <w:pPr>
+        <w:pStyle w:val="ListParagraph"/>
+        <w:numPr>
+          <w:ilvl w:val="0"/>
+          <w:numId w:val="50"/>
+        </w:numPr>
+      </w:pPr>
+      <w:r>
+        <w:t xml:space="preserve">Draw your site, streets and masses on those layers (delete the example), in the site's own coordinates, and save as DXF (or DWG).</w:t>
+      </w:r>
+    </w:p>
+    <w:p>
+      <w:pPr>
+        <w:pStyle w:val="ListParagraph"/>
+        <w:numPr>
+          <w:ilvl w:val="0"/>
+          <w:numId w:val="50"/>
+        </w:numPr>
+      </w:pPr>
+      <w:r>
+        <w:rPr>
+          <w:b/>
+        </w:rPr>
+        <w:t xml:space="preserve">Import CAD model ...</w:t>
+      </w:r>
+      <w:r>
+        <w:t xml:space="preserve"> and choose the file. It is read, assessed at once and shown as *CAD: (file name)*; notes on anything not read (a block, a solid, a polyline with no thickness, a street that is not a strip) are listed.</w:t>
+      </w:r>
+    </w:p>
+    <w:p>
+      <w:pPr>
+        <w:pStyle w:val="ListParagraph"/>
+        <w:numPr>
+          <w:ilvl w:val="0"/>
+          <w:numId w:val="50"/>
+        </w:numPr>
+      </w:pPr>
+      <w:r>
+        <w:t xml:space="preserve">After a change, import the drawing again - it replaces the model and the result (saved results stay).</w:t>
+      </w:r>
+    </w:p>
+    <w:p>
+      <w:pPr>
+        <w:pStyle w:val="Heading3"/>
+      </w:pPr>
+      <w:r>
         <w:t xml:space="preserve">SBD (PNAP APP-152)</w:t>
       </w:r>
     </w:p>
@@ -13074,7 +13304,7 @@
         <w:pStyle w:val="ListParagraph"/>
         <w:numPr>
           <w:ilvl w:val="0"/>
-          <w:numId w:val="49"/>
+          <w:numId w:val="51"/>
         </w:numPr>
       </w:pPr>
       <w:r>
@@ -13137,7 +13367,7 @@
         <w:pStyle w:val="ListParagraph"/>
         <w:numPr>
           <w:ilvl w:val="0"/>
-          <w:numId w:val="49"/>
+          <w:numId w:val="51"/>
         </w:numPr>
       </w:pPr>
       <w:r>
@@ -13191,7 +13421,7 @@
         <w:pStyle w:val="ListParagraph"/>
         <w:numPr>
           <w:ilvl w:val="0"/>
-          <w:numId w:val="49"/>
+          <w:numId w:val="51"/>
         </w:numPr>
       </w:pPr>
       <w:r>
@@ -13209,7 +13439,7 @@
         <w:pStyle w:val="ListParagraph"/>
         <w:numPr>
           <w:ilvl w:val="0"/>
-          <w:numId w:val="49"/>
+          <w:numId w:val="51"/>
         </w:numPr>
       </w:pPr>
       <w:r>
@@ -13236,7 +13466,7 @@
         <w:pStyle w:val="ListParagraph"/>
         <w:numPr>
           <w:ilvl w:val="0"/>
-          <w:numId w:val="49"/>
+          <w:numId w:val="51"/>
         </w:numPr>
       </w:pPr>
       <w:r>
@@ -13281,7 +13511,7 @@
         <w:pStyle w:val="ListParagraph"/>
         <w:numPr>
           <w:ilvl w:val="0"/>
-          <w:numId w:val="49"/>
+          <w:numId w:val="51"/>
         </w:numPr>
       </w:pPr>
       <w:r>
@@ -13308,7 +13538,7 @@
         <w:pStyle w:val="ListParagraph"/>
         <w:numPr>
           <w:ilvl w:val="0"/>
-          <w:numId w:val="49"/>
+          <w:numId w:val="51"/>
         </w:numPr>
       </w:pPr>
       <w:r>
@@ -13353,7 +13583,7 @@
         <w:pStyle w:val="ListParagraph"/>
         <w:numPr>
           <w:ilvl w:val="0"/>
-          <w:numId w:val="49"/>
+          <w:numId w:val="51"/>
         </w:numPr>
       </w:pPr>
       <w:r>
@@ -13398,7 +13628,7 @@
         <w:pStyle w:val="ListParagraph"/>
         <w:numPr>
           <w:ilvl w:val="0"/>
-          <w:numId w:val="49"/>
+          <w:numId w:val="51"/>
         </w:numPr>
       </w:pPr>
       <w:r>
@@ -13482,7 +13712,7 @@
         <w:pStyle w:val="ListParagraph"/>
         <w:numPr>
           <w:ilvl w:val="0"/>
-          <w:numId w:val="49"/>
+          <w:numId w:val="51"/>
         </w:numPr>
       </w:pPr>
       <w:r>
@@ -13518,7 +13748,7 @@
         <w:pStyle w:val="ListParagraph"/>
         <w:numPr>
           <w:ilvl w:val="0"/>
-          <w:numId w:val="49"/>
+          <w:numId w:val="51"/>
         </w:numPr>
       </w:pPr>
       <w:r>
@@ -13536,7 +13766,7 @@
         <w:pStyle w:val="ListParagraph"/>
         <w:numPr>
           <w:ilvl w:val="0"/>
-          <w:numId w:val="49"/>
+          <w:numId w:val="51"/>
         </w:numPr>
       </w:pPr>
       <w:r>
@@ -13572,7 +13802,7 @@
         <w:pStyle w:val="ListParagraph"/>
         <w:numPr>
           <w:ilvl w:val="0"/>
-          <w:numId w:val="49"/>
+          <w:numId w:val="51"/>
         </w:numPr>
       </w:pPr>
       <w:r>
@@ -13590,7 +13820,7 @@
         <w:pStyle w:val="ListParagraph"/>
         <w:numPr>
           <w:ilvl w:val="0"/>
-          <w:numId w:val="49"/>
+          <w:numId w:val="51"/>
         </w:numPr>
       </w:pPr>
       <w:r>
@@ -13617,7 +13847,7 @@
         <w:pStyle w:val="ListParagraph"/>
         <w:numPr>
           <w:ilvl w:val="0"/>
-          <w:numId w:val="49"/>
+          <w:numId w:val="51"/>
         </w:numPr>
       </w:pPr>
       <w:r>
@@ -13662,7 +13892,7 @@
         <w:pStyle w:val="ListParagraph"/>
         <w:numPr>
           <w:ilvl w:val="0"/>
-          <w:numId w:val="49"/>
+          <w:numId w:val="51"/>
         </w:numPr>
       </w:pPr>
       <w:r>
@@ -13680,7 +13910,7 @@
         <w:pStyle w:val="ListParagraph"/>
         <w:numPr>
           <w:ilvl w:val="0"/>
-          <w:numId w:val="49"/>
+          <w:numId w:val="51"/>
         </w:numPr>
       </w:pPr>
       <w:r>
@@ -13698,7 +13928,7 @@
         <w:pStyle w:val="ListParagraph"/>
         <w:numPr>
           <w:ilvl w:val="0"/>
-          <w:numId w:val="49"/>
+          <w:numId w:val="51"/>
         </w:numPr>
       </w:pPr>
       <w:r>
@@ -13716,7 +13946,7 @@
         <w:pStyle w:val="ListParagraph"/>
         <w:numPr>
           <w:ilvl w:val="0"/>
-          <w:numId w:val="49"/>
+          <w:numId w:val="51"/>
         </w:numPr>
       </w:pPr>
       <w:r>
@@ -13735,7 +13965,7 @@
         <w:t xml:space="preserve">any part</w:t>
       </w:r>
       <w:r>
-        <w:t xml:space="preserve"> of it is within 30 m of the street's centreline. Its canyon then runs over the building's whole projected length on that street, from its facade to the opposite site boundary: </w:t>
+        <w:t xml:space="preserve"> of it is within 30 m of the street's centreline. Only the part of it within 30 m of the centreline counts: its canyon runs over that part's projected length on the street, from its facade to the opposite site boundary: </w:t>
       </w:r>
       <w:r>
         <w:rPr>
@@ -13761,7 +13991,7 @@
         <w:pStyle w:val="ListParagraph"/>
         <w:numPr>
           <w:ilvl w:val="0"/>
-          <w:numId w:val="49"/>
+          <w:numId w:val="51"/>
         </w:numPr>
       </w:pPr>
       <w:r>
@@ -13815,7 +14045,7 @@
         <w:pStyle w:val="ListParagraph"/>
         <w:numPr>
           <w:ilvl w:val="0"/>
-          <w:numId w:val="49"/>
+          <w:numId w:val="51"/>
         </w:numPr>
       </w:pPr>
       <w:r>
@@ -13887,7 +14117,187 @@
         <w:pStyle w:val="ListParagraph"/>
         <w:numPr>
           <w:ilvl w:val="0"/>
-          <w:numId w:val="49"/>
+          <w:numId w:val="51"/>
+        </w:numPr>
+      </w:pPr>
+      <w:r>
+        <w:rPr>
+          <w:b/>
+        </w:rPr>
+        <w:t xml:space="preserve">Report 4 rules:</w:t>
+      </w:r>
+      <w:r>
+        <w:t xml:space="preserve"> </w:t>
+      </w:r>
+      <w:r>
+        <w:rPr>
+          <w:b/>
+        </w:rPr>
+        <w:t xml:space="preserve">Level 0</w:t>
+      </w:r>
+      <w:r>
+        <w:t xml:space="preserve"> is the mean level of the lowest street abutting the site; each street shows its own mean street level on the plan. A </w:t>
+      </w:r>
+      <w:r>
+        <w:rPr>
+          <w:b/>
+        </w:rPr>
+        <w:t xml:space="preserve">side region next to a street</w:t>
+      </w:r>
+      <w:r>
+        <w:t xml:space="preserve"> (not a common boundary) runs on to the street's </w:t>
+      </w:r>
+      <w:r>
+        <w:rPr>
+          <w:b/>
+        </w:rPr>
+        <w:t xml:space="preserve">centreline</w:t>
+      </w:r>
+      <w:r>
+        <w:t xml:space="preserve"> (S = A / L grows). Both side regions are measured from </w:t>
+      </w:r>
+      <w:r>
+        <w:rPr>
+          <w:b/>
+        </w:rPr>
+        <w:t xml:space="preserve">one projection plane</w:t>
+      </w:r>
+      <w:r>
+        <w:t xml:space="preserve"> - the plane on one side of the site (the street's side, or the side giving the most), their edges perpendicular from it and turning once away from it. Each corridor's edges both reach the boundary. </w:t>
+      </w:r>
+      <w:r>
+        <w:rPr>
+          <w:b/>
+        </w:rPr>
+        <w:t xml:space="preserve">IS and PE are taken horizontally:</w:t>
+      </w:r>
+      <w:r>
+        <w:t xml:space="preserve"> at each height, a gap short of its S together with the space open to above over the lower building beside it is IS where together it is as wide as the gap's S; the rest of the gap is PE (≥ 3 m wide). </w:t>
+      </w:r>
+      <w:r>
+        <w:rPr>
+          <w:b/>
+        </w:rPr>
+        <w:t xml:space="preserve">Design Requirement (1):</w:t>
+      </w:r>
+      <w:r>
+        <w:t xml:space="preserve"> only the part of a building within 30 m of the centreline counts (its Lp, canyon and rectangle stop at the 30 m line); buildings </w:t>
+      </w:r>
+      <w:r>
+        <w:rPr>
+          <w:b/>
+        </w:rPr>
+        <w:t xml:space="preserve">less than 15 m apart</w:t>
+      </w:r>
+      <w:r>
+        <w:t xml:space="preserve"> are one group for Lp (the spacing is dimensioned); each street has its own U and the smallest controls. The drawings name </w:t>
+      </w:r>
+      <w:r>
+        <w:rPr>
+          <w:b/>
+        </w:rPr>
+        <w:t xml:space="preserve">Projection Plane X</w:t>
+      </w:r>
+      <w:r>
+        <w:t xml:space="preserve"> and </w:t>
+      </w:r>
+      <w:r>
+        <w:rPr>
+          <w:b/>
+        </w:rPr>
+        <w:t xml:space="preserve">Projection Plane Y</w:t>
+      </w:r>
+      <w:r>
+        <w:t xml:space="preserve">, keep every label clear of the others, and put the planes' symbol and the scale bar where the drawing is empty.</w:t>
+      </w:r>
+    </w:p>
+    <w:p>
+      <w:pPr>
+        <w:pStyle w:val="ListParagraph"/>
+        <w:numPr>
+          <w:ilvl w:val="0"/>
+          <w:numId w:val="51"/>
+        </w:numPr>
+      </w:pPr>
+      <w:r>
+        <w:rPr>
+          <w:b/>
+        </w:rPr>
+        <w:t xml:space="preserve">Plan level:</w:t>
+      </w:r>
+      <w:r>
+        <w:t xml:space="preserve"> a zone where the masses change shape (a podium stepping back) has a </w:t>
+      </w:r>
+      <w:r>
+        <w:rPr>
+          <w:b/>
+        </w:rPr>
+        <w:t xml:space="preserve">Plan level</w:t>
+      </w:r>
+      <w:r>
+        <w:t xml:space="preserve"> menu: *All levels (worst)*, the default, takes every height in the zone; choosing a level takes that zone's plan (the gaps, side regions and corridors) from the masses cut at that height. The elevation is always the true 3D, so what blocks at other heights still blocks. The plan and report say which level was used.</w:t>
+      </w:r>
+    </w:p>
+    <w:p>
+      <w:pPr>
+        <w:pStyle w:val="ListParagraph"/>
+        <w:numPr>
+          <w:ilvl w:val="0"/>
+          <w:numId w:val="51"/>
+        </w:numPr>
+      </w:pPr>
+      <w:r>
+        <w:rPr>
+          <w:b/>
+        </w:rPr>
+        <w:t xml:space="preserve">CAD export:</w:t>
+      </w:r>
+      <w:r>
+        <w:t xml:space="preserve"> </w:t>
+      </w:r>
+      <w:r>
+        <w:rPr>
+          <w:b/>
+        </w:rPr>
+        <w:t xml:space="preserve">CAD ...</w:t>
+      </w:r>
+      <w:r>
+        <w:t xml:space="preserve"> &gt; </w:t>
+      </w:r>
+      <w:r>
+        <w:rPr>
+          <w:b/>
+        </w:rPr>
+        <w:t xml:space="preserve">DXF</w:t>
+      </w:r>
+      <w:r>
+        <w:t xml:space="preserve"> (or </w:t>
+      </w:r>
+      <w:r>
+        <w:rPr>
+          <w:b/>
+        </w:rPr>
+        <w:t xml:space="preserve">DWG</w:t>
+      </w:r>
+      <w:r>
+        <w:t xml:space="preserve">, made on the server by the ODA File Converter) saves every plan, elevation and street canyon, a row per zone, each titled; in the Plan window </w:t>
+      </w:r>
+      <w:r>
+        <w:rPr>
+          <w:b/>
+        </w:rPr>
+        <w:t xml:space="preserve">DXF / DWG</w:t>
+      </w:r>
+      <w:r>
+        <w:t xml:space="preserve"> saves the drawing shown, a plan in the model's own coordinates (it lies over the site plan). One layer per kind - SBD-SITE, SBD-STREET, SBD-BLDG, SBD-IS, SBD-PE, SBD-NOT, SBD-CANYON, SBD-LP, SBD-DIM, SBD-TEXT ... - in metres.</w:t>
+      </w:r>
+    </w:p>
+    <w:p>
+      <w:pPr>
+        <w:pStyle w:val="ListParagraph"/>
+        <w:numPr>
+          <w:ilvl w:val="0"/>
+          <w:numId w:val="51"/>
         </w:numPr>
       </w:pPr>
       <w:r>
@@ -14366,7 +14776,7 @@
         <w:pStyle w:val="ListParagraph"/>
         <w:numPr>
           <w:ilvl w:val="0"/>
-          <w:numId w:val="50"/>
+          <w:numId w:val="52"/>
         </w:numPr>
       </w:pPr>
       <w:r>
@@ -14384,7 +14794,7 @@
         <w:pStyle w:val="ListParagraph"/>
         <w:numPr>
           <w:ilvl w:val="0"/>
-          <w:numId w:val="50"/>
+          <w:numId w:val="52"/>
         </w:numPr>
       </w:pPr>
       <w:r>
@@ -14402,7 +14812,7 @@
         <w:pStyle w:val="ListParagraph"/>
         <w:numPr>
           <w:ilvl w:val="0"/>
-          <w:numId w:val="50"/>
+          <w:numId w:val="52"/>
         </w:numPr>
       </w:pPr>
       <w:r>
@@ -14420,7 +14830,7 @@
         <w:pStyle w:val="ListParagraph"/>
         <w:numPr>
           <w:ilvl w:val="0"/>
-          <w:numId w:val="50"/>
+          <w:numId w:val="52"/>
         </w:numPr>
       </w:pPr>
       <w:r>
@@ -14643,7 +15053,7 @@
         <w:pStyle w:val="ListParagraph"/>
         <w:numPr>
           <w:ilvl w:val="0"/>
-          <w:numId w:val="51"/>
+          <w:numId w:val="53"/>
         </w:numPr>
       </w:pPr>
       <w:r>
@@ -14655,7 +15065,7 @@
         <w:pStyle w:val="ListParagraph"/>
         <w:numPr>
           <w:ilvl w:val="0"/>
-          <w:numId w:val="51"/>
+          <w:numId w:val="53"/>
         </w:numPr>
       </w:pPr>
       <w:r>
@@ -14718,7 +15128,7 @@
         <w:pStyle w:val="ListParagraph"/>
         <w:numPr>
           <w:ilvl w:val="0"/>
-          <w:numId w:val="51"/>
+          <w:numId w:val="53"/>
         </w:numPr>
       </w:pPr>
       <w:r>
@@ -14739,7 +15149,7 @@
         <w:pStyle w:val="ListParagraph"/>
         <w:numPr>
           <w:ilvl w:val="0"/>
-          <w:numId w:val="51"/>
+          <w:numId w:val="53"/>
         </w:numPr>
       </w:pPr>
       <w:r>
@@ -14820,7 +15230,7 @@
         <w:pStyle w:val="ListParagraph"/>
         <w:numPr>
           <w:ilvl w:val="0"/>
-          <w:numId w:val="51"/>
+          <w:numId w:val="53"/>
         </w:numPr>
       </w:pPr>
       <w:r>
@@ -14832,7 +15242,7 @@
         <w:pStyle w:val="ListParagraph"/>
         <w:numPr>
           <w:ilvl w:val="0"/>
-          <w:numId w:val="51"/>
+          <w:numId w:val="53"/>
         </w:numPr>
       </w:pPr>
       <w:r>
@@ -15295,7 +15705,7 @@
         <w:pStyle w:val="ListParagraph"/>
         <w:numPr>
           <w:ilvl w:val="0"/>
-          <w:numId w:val="52"/>
+          <w:numId w:val="54"/>
         </w:numPr>
       </w:pPr>
       <w:r>
@@ -15316,7 +15726,7 @@
         <w:pStyle w:val="ListParagraph"/>
         <w:numPr>
           <w:ilvl w:val="0"/>
-          <w:numId w:val="52"/>
+          <w:numId w:val="54"/>
         </w:numPr>
       </w:pPr>
       <w:r>
@@ -15352,7 +15762,7 @@
         <w:pStyle w:val="ListParagraph"/>
         <w:numPr>
           <w:ilvl w:val="0"/>
-          <w:numId w:val="52"/>
+          <w:numId w:val="54"/>
         </w:numPr>
       </w:pPr>
       <w:r>
@@ -15400,7 +15810,7 @@
         <w:pStyle w:val="ListParagraph"/>
         <w:numPr>
           <w:ilvl w:val="0"/>
-          <w:numId w:val="52"/>
+          <w:numId w:val="54"/>
         </w:numPr>
       </w:pPr>
       <w:r>
@@ -15454,7 +15864,7 @@
         <w:pStyle w:val="ListParagraph"/>
         <w:numPr>
           <w:ilvl w:val="0"/>
-          <w:numId w:val="52"/>
+          <w:numId w:val="54"/>
         </w:numPr>
       </w:pPr>
       <w:r>
@@ -15481,7 +15891,7 @@
         <w:pStyle w:val="ListParagraph"/>
         <w:numPr>
           <w:ilvl w:val="0"/>
-          <w:numId w:val="52"/>
+          <w:numId w:val="54"/>
         </w:numPr>
       </w:pPr>
       <w:r>
@@ -15499,7 +15909,7 @@
         <w:pStyle w:val="ListParagraph"/>
         <w:numPr>
           <w:ilvl w:val="0"/>
-          <w:numId w:val="52"/>
+          <w:numId w:val="54"/>
         </w:numPr>
       </w:pPr>
       <w:r>
@@ -15517,7 +15927,7 @@
         <w:pStyle w:val="ListParagraph"/>
         <w:numPr>
           <w:ilvl w:val="0"/>
-          <w:numId w:val="52"/>
+          <w:numId w:val="54"/>
         </w:numPr>
       </w:pPr>
       <w:r>
@@ -15562,7 +15972,7 @@
         <w:pStyle w:val="ListParagraph"/>
         <w:numPr>
           <w:ilvl w:val="0"/>
-          <w:numId w:val="52"/>
+          <w:numId w:val="54"/>
         </w:numPr>
       </w:pPr>
       <w:r>
@@ -15598,7 +16008,7 @@
         <w:pStyle w:val="ListParagraph"/>
         <w:numPr>
           <w:ilvl w:val="0"/>
-          <w:numId w:val="52"/>
+          <w:numId w:val="54"/>
         </w:numPr>
       </w:pPr>
       <w:r>
@@ -15847,7 +16257,7 @@
         <w:pStyle w:val="ListParagraph"/>
         <w:numPr>
           <w:ilvl w:val="0"/>
-          <w:numId w:val="53"/>
+          <w:numId w:val="55"/>
         </w:numPr>
       </w:pPr>
       <w:r>
@@ -15883,7 +16293,7 @@
         <w:pStyle w:val="ListParagraph"/>
         <w:numPr>
           <w:ilvl w:val="0"/>
-          <w:numId w:val="53"/>
+          <w:numId w:val="55"/>
         </w:numPr>
       </w:pPr>
       <w:r>
@@ -15946,7 +16356,7 @@
         <w:pStyle w:val="ListParagraph"/>
         <w:numPr>
           <w:ilvl w:val="0"/>
-          <w:numId w:val="53"/>
+          <w:numId w:val="55"/>
         </w:numPr>
       </w:pPr>
       <w:r>
@@ -15972,7 +16382,7 @@
         <w:pStyle w:val="ListParagraph"/>
         <w:numPr>
           <w:ilvl w:val="0"/>
-          <w:numId w:val="54"/>
+          <w:numId w:val="56"/>
         </w:numPr>
       </w:pPr>
       <w:r>
@@ -15999,7 +16409,7 @@
         <w:pStyle w:val="ListParagraph"/>
         <w:numPr>
           <w:ilvl w:val="0"/>
-          <w:numId w:val="54"/>
+          <w:numId w:val="56"/>
         </w:numPr>
       </w:pPr>
       <w:r>
@@ -16020,7 +16430,7 @@
         <w:pStyle w:val="ListParagraph"/>
         <w:numPr>
           <w:ilvl w:val="0"/>
-          <w:numId w:val="54"/>
+          <w:numId w:val="56"/>
         </w:numPr>
       </w:pPr>
       <w:r>
@@ -16061,7 +16471,7 @@
         <w:pStyle w:val="ListParagraph"/>
         <w:numPr>
           <w:ilvl w:val="0"/>
-          <w:numId w:val="55"/>
+          <w:numId w:val="57"/>
         </w:numPr>
       </w:pPr>
       <w:r>
@@ -16106,7 +16516,7 @@
         <w:pStyle w:val="ListParagraph"/>
         <w:numPr>
           <w:ilvl w:val="0"/>
-          <w:numId w:val="55"/>
+          <w:numId w:val="57"/>
         </w:numPr>
       </w:pPr>
       <w:r>
@@ -16142,7 +16552,7 @@
         <w:pStyle w:val="ListParagraph"/>
         <w:numPr>
           <w:ilvl w:val="0"/>
-          <w:numId w:val="55"/>
+          <w:numId w:val="57"/>
         </w:numPr>
       </w:pPr>
       <w:r>
@@ -16169,7 +16579,7 @@
         <w:pStyle w:val="ListParagraph"/>
         <w:numPr>
           <w:ilvl w:val="0"/>
-          <w:numId w:val="55"/>
+          <w:numId w:val="57"/>
         </w:numPr>
       </w:pPr>
       <w:r>
@@ -16484,7 +16894,7 @@
         <w:pStyle w:val="ListParagraph"/>
         <w:numPr>
           <w:ilvl w:val="0"/>
-          <w:numId w:val="56"/>
+          <w:numId w:val="58"/>
         </w:numPr>
       </w:pPr>
       <w:r>
@@ -16559,7 +16969,7 @@
         <w:pStyle w:val="ListParagraph"/>
         <w:numPr>
           <w:ilvl w:val="0"/>
-          <w:numId w:val="56"/>
+          <w:numId w:val="58"/>
         </w:numPr>
       </w:pPr>
       <w:r>
@@ -16589,7 +16999,7 @@
         <w:pStyle w:val="ListParagraph"/>
         <w:numPr>
           <w:ilvl w:val="0"/>
-          <w:numId w:val="56"/>
+          <w:numId w:val="58"/>
         </w:numPr>
       </w:pPr>
       <w:r>
@@ -16615,7 +17025,7 @@
         <w:pStyle w:val="ListParagraph"/>
         <w:numPr>
           <w:ilvl w:val="0"/>
-          <w:numId w:val="57"/>
+          <w:numId w:val="59"/>
         </w:numPr>
       </w:pPr>
       <w:r>
@@ -16645,7 +17055,7 @@
         <w:pStyle w:val="ListParagraph"/>
         <w:numPr>
           <w:ilvl w:val="0"/>
-          <w:numId w:val="57"/>
+          <w:numId w:val="59"/>
         </w:numPr>
       </w:pPr>
       <w:r>
@@ -16666,7 +17076,7 @@
         <w:pStyle w:val="ListParagraph"/>
         <w:numPr>
           <w:ilvl w:val="0"/>
-          <w:numId w:val="57"/>
+          <w:numId w:val="59"/>
         </w:numPr>
       </w:pPr>
       <w:r>
@@ -16696,7 +17106,7 @@
         <w:pStyle w:val="ListParagraph"/>
         <w:numPr>
           <w:ilvl w:val="0"/>
-          <w:numId w:val="58"/>
+          <w:numId w:val="60"/>
         </w:numPr>
       </w:pPr>
       <w:r>
@@ -16708,7 +17118,7 @@
         <w:pStyle w:val="ListParagraph"/>
         <w:numPr>
           <w:ilvl w:val="0"/>
-          <w:numId w:val="58"/>
+          <w:numId w:val="60"/>
         </w:numPr>
       </w:pPr>
       <w:r>
@@ -16752,7 +17162,7 @@
         <w:pStyle w:val="ListParagraph"/>
         <w:numPr>
           <w:ilvl w:val="0"/>
-          <w:numId w:val="59"/>
+          <w:numId w:val="61"/>
         </w:numPr>
       </w:pPr>
       <w:r>
@@ -16800,7 +17210,7 @@
         <w:pStyle w:val="ListParagraph"/>
         <w:numPr>
           <w:ilvl w:val="0"/>
-          <w:numId w:val="59"/>
+          <w:numId w:val="61"/>
         </w:numPr>
       </w:pPr>
       <w:r>
@@ -16812,7 +17222,7 @@
         <w:pStyle w:val="ListParagraph"/>
         <w:numPr>
           <w:ilvl w:val="0"/>
-          <w:numId w:val="59"/>
+          <w:numId w:val="61"/>
         </w:numPr>
       </w:pPr>
       <w:r>
@@ -16830,7 +17240,7 @@
         <w:pStyle w:val="ListParagraph"/>
         <w:numPr>
           <w:ilvl w:val="0"/>
-          <w:numId w:val="59"/>
+          <w:numId w:val="61"/>
         </w:numPr>
       </w:pPr>
       <w:r>
@@ -16842,7 +17252,7 @@
         <w:pStyle w:val="ListParagraph"/>
         <w:numPr>
           <w:ilvl w:val="0"/>
-          <w:numId w:val="59"/>
+          <w:numId w:val="61"/>
         </w:numPr>
       </w:pPr>
       <w:r>
@@ -16854,7 +17264,7 @@
         <w:pStyle w:val="ListParagraph"/>
         <w:numPr>
           <w:ilvl w:val="0"/>
-          <w:numId w:val="59"/>
+          <w:numId w:val="61"/>
         </w:numPr>
       </w:pPr>
       <w:r>
@@ -16866,7 +17276,7 @@
         <w:pStyle w:val="ListParagraph"/>
         <w:numPr>
           <w:ilvl w:val="0"/>
-          <w:numId w:val="59"/>
+          <w:numId w:val="61"/>
         </w:numPr>
       </w:pPr>
       <w:r>
@@ -17140,7 +17550,7 @@
         <w:pStyle w:val="ListParagraph"/>
         <w:numPr>
           <w:ilvl w:val="0"/>
-          <w:numId w:val="60"/>
+          <w:numId w:val="62"/>
         </w:numPr>
       </w:pPr>
       <w:r>
@@ -17152,7 +17562,7 @@
         <w:pStyle w:val="ListParagraph"/>
         <w:numPr>
           <w:ilvl w:val="0"/>
-          <w:numId w:val="60"/>
+          <w:numId w:val="62"/>
         </w:numPr>
       </w:pPr>
       <w:r>
@@ -17164,7 +17574,7 @@
         <w:pStyle w:val="ListParagraph"/>
         <w:numPr>
           <w:ilvl w:val="0"/>
-          <w:numId w:val="60"/>
+          <w:numId w:val="62"/>
         </w:numPr>
       </w:pPr>
       <w:r>
@@ -17438,7 +17848,7 @@
         <w:pStyle w:val="ListParagraph"/>
         <w:numPr>
           <w:ilvl w:val="0"/>
-          <w:numId w:val="61"/>
+          <w:numId w:val="63"/>
         </w:numPr>
       </w:pPr>
       <w:r>
@@ -17450,7 +17860,7 @@
         <w:pStyle w:val="ListParagraph"/>
         <w:numPr>
           <w:ilvl w:val="0"/>
-          <w:numId w:val="61"/>
+          <w:numId w:val="63"/>
         </w:numPr>
       </w:pPr>
       <w:r>
@@ -17462,7 +17872,7 @@
         <w:pStyle w:val="ListParagraph"/>
         <w:numPr>
           <w:ilvl w:val="0"/>
-          <w:numId w:val="61"/>
+          <w:numId w:val="63"/>
         </w:numPr>
       </w:pPr>
       <w:r>
@@ -17505,7 +17915,7 @@
         <w:pStyle w:val="ListParagraph"/>
         <w:numPr>
           <w:ilvl w:val="0"/>
-          <w:numId w:val="62"/>
+          <w:numId w:val="64"/>
         </w:numPr>
       </w:pPr>
       <w:r>
@@ -17562,7 +17972,7 @@
         <w:pStyle w:val="ListParagraph"/>
         <w:numPr>
           <w:ilvl w:val="0"/>
-          <w:numId w:val="62"/>
+          <w:numId w:val="64"/>
         </w:numPr>
       </w:pPr>
       <w:r>
@@ -17592,7 +18002,7 @@
         <w:pStyle w:val="ListParagraph"/>
         <w:numPr>
           <w:ilvl w:val="0"/>
-          <w:numId w:val="62"/>
+          <w:numId w:val="64"/>
         </w:numPr>
       </w:pPr>
       <w:r>
@@ -17630,7 +18040,7 @@
         <w:pStyle w:val="ListParagraph"/>
         <w:numPr>
           <w:ilvl w:val="0"/>
-          <w:numId w:val="63"/>
+          <w:numId w:val="65"/>
         </w:numPr>
       </w:pPr>
       <w:r>
@@ -17651,7 +18061,7 @@
         <w:pStyle w:val="ListParagraph"/>
         <w:numPr>
           <w:ilvl w:val="0"/>
-          <w:numId w:val="63"/>
+          <w:numId w:val="65"/>
         </w:numPr>
       </w:pPr>
       <w:r>
@@ -17696,7 +18106,7 @@
         <w:pStyle w:val="ListParagraph"/>
         <w:numPr>
           <w:ilvl w:val="0"/>
-          <w:numId w:val="63"/>
+          <w:numId w:val="65"/>
         </w:numPr>
       </w:pPr>
       <w:r>
@@ -17795,7 +18205,7 @@
         <w:pStyle w:val="ListParagraph"/>
         <w:numPr>
           <w:ilvl w:val="0"/>
-          <w:numId w:val="63"/>
+          <w:numId w:val="65"/>
         </w:numPr>
       </w:pPr>
       <w:r>
@@ -17840,7 +18250,7 @@
         <w:pStyle w:val="ListParagraph"/>
         <w:numPr>
           <w:ilvl w:val="0"/>
-          <w:numId w:val="63"/>
+          <w:numId w:val="65"/>
         </w:numPr>
       </w:pPr>
       <w:r>
@@ -18189,7 +18599,7 @@
         <w:pStyle w:val="ListParagraph"/>
         <w:numPr>
           <w:ilvl w:val="0"/>
-          <w:numId w:val="64"/>
+          <w:numId w:val="66"/>
         </w:numPr>
       </w:pPr>
       <w:r>
@@ -18219,7 +18629,7 @@
         <w:pStyle w:val="ListParagraph"/>
         <w:numPr>
           <w:ilvl w:val="0"/>
-          <w:numId w:val="64"/>
+          <w:numId w:val="66"/>
         </w:numPr>
       </w:pPr>
       <w:r>
@@ -18267,7 +18677,7 @@
         <w:pStyle w:val="ListParagraph"/>
         <w:numPr>
           <w:ilvl w:val="0"/>
-          <w:numId w:val="64"/>
+          <w:numId w:val="66"/>
         </w:numPr>
       </w:pPr>
       <w:r>
@@ -18294,7 +18704,7 @@
         <w:pStyle w:val="ListParagraph"/>
         <w:numPr>
           <w:ilvl w:val="0"/>
-          <w:numId w:val="64"/>
+          <w:numId w:val="66"/>
         </w:numPr>
       </w:pPr>
       <w:r>
@@ -18320,7 +18730,7 @@
         <w:pStyle w:val="ListParagraph"/>
         <w:numPr>
           <w:ilvl w:val="0"/>
-          <w:numId w:val="65"/>
+          <w:numId w:val="67"/>
         </w:numPr>
       </w:pPr>
       <w:r>
@@ -18341,7 +18751,7 @@
         <w:pStyle w:val="ListParagraph"/>
         <w:numPr>
           <w:ilvl w:val="0"/>
-          <w:numId w:val="65"/>
+          <w:numId w:val="67"/>
         </w:numPr>
       </w:pPr>
       <w:r>
@@ -18377,7 +18787,7 @@
         <w:pStyle w:val="ListParagraph"/>
         <w:numPr>
           <w:ilvl w:val="0"/>
-          <w:numId w:val="65"/>
+          <w:numId w:val="67"/>
         </w:numPr>
       </w:pPr>
       <w:r>
@@ -18413,7 +18823,7 @@
         <w:pStyle w:val="ListParagraph"/>
         <w:numPr>
           <w:ilvl w:val="0"/>
-          <w:numId w:val="65"/>
+          <w:numId w:val="67"/>
         </w:numPr>
       </w:pPr>
       <w:r>
@@ -18442,7 +18852,7 @@
         <w:pStyle w:val="ListParagraph"/>
         <w:numPr>
           <w:ilvl w:val="0"/>
-          <w:numId w:val="66"/>
+          <w:numId w:val="68"/>
         </w:numPr>
       </w:pPr>
       <w:r>
@@ -18463,7 +18873,7 @@
         <w:pStyle w:val="ListParagraph"/>
         <w:numPr>
           <w:ilvl w:val="0"/>
-          <w:numId w:val="66"/>
+          <w:numId w:val="68"/>
         </w:numPr>
       </w:pPr>
       <w:r>
@@ -18684,7 +19094,7 @@
         <w:pStyle w:val="ListParagraph"/>
         <w:numPr>
           <w:ilvl w:val="0"/>
-          <w:numId w:val="67"/>
+          <w:numId w:val="69"/>
         </w:numPr>
       </w:pPr>
       <w:r>
@@ -18774,7 +19184,7 @@
         <w:pStyle w:val="ListParagraph"/>
         <w:numPr>
           <w:ilvl w:val="0"/>
-          <w:numId w:val="67"/>
+          <w:numId w:val="69"/>
         </w:numPr>
       </w:pPr>
       <w:r>
@@ -18804,7 +19214,7 @@
         <w:pStyle w:val="ListParagraph"/>
         <w:numPr>
           <w:ilvl w:val="0"/>
-          <w:numId w:val="67"/>
+          <w:numId w:val="69"/>
         </w:numPr>
       </w:pPr>
       <w:r>
@@ -18825,7 +19235,7 @@
         <w:pStyle w:val="ListParagraph"/>
         <w:numPr>
           <w:ilvl w:val="0"/>
-          <w:numId w:val="67"/>
+          <w:numId w:val="69"/>
         </w:numPr>
       </w:pPr>
       <w:r>
@@ -18861,7 +19271,7 @@
         <w:pStyle w:val="ListParagraph"/>
         <w:numPr>
           <w:ilvl w:val="0"/>
-          <w:numId w:val="67"/>
+          <w:numId w:val="69"/>
         </w:numPr>
       </w:pPr>
       <w:r>
@@ -18879,7 +19289,7 @@
         <w:pStyle w:val="ListParagraph"/>
         <w:numPr>
           <w:ilvl w:val="0"/>
-          <w:numId w:val="67"/>
+          <w:numId w:val="69"/>
         </w:numPr>
       </w:pPr>
       <w:r>
@@ -18923,7 +19333,7 @@
         <w:pStyle w:val="ListParagraph"/>
         <w:numPr>
           <w:ilvl w:val="0"/>
-          <w:numId w:val="68"/>
+          <w:numId w:val="70"/>
         </w:numPr>
       </w:pPr>
       <w:r>
@@ -19004,7 +19414,7 @@
         <w:pStyle w:val="ListParagraph"/>
         <w:numPr>
           <w:ilvl w:val="0"/>
-          <w:numId w:val="68"/>
+          <w:numId w:val="70"/>
         </w:numPr>
       </w:pPr>
       <w:r>
@@ -19022,7 +19432,7 @@
         <w:pStyle w:val="ListParagraph"/>
         <w:numPr>
           <w:ilvl w:val="0"/>
-          <w:numId w:val="68"/>
+          <w:numId w:val="70"/>
         </w:numPr>
       </w:pPr>
       <w:r>
@@ -19043,7 +19453,7 @@
         <w:pStyle w:val="ListParagraph"/>
         <w:numPr>
           <w:ilvl w:val="0"/>
-          <w:numId w:val="68"/>
+          <w:numId w:val="70"/>
         </w:numPr>
       </w:pPr>
       <w:r>
@@ -19069,7 +19479,7 @@
         <w:pStyle w:val="ListParagraph"/>
         <w:numPr>
           <w:ilvl w:val="0"/>
-          <w:numId w:val="69"/>
+          <w:numId w:val="71"/>
         </w:numPr>
       </w:pPr>
       <w:r>
@@ -19132,7 +19542,7 @@
         <w:pStyle w:val="ListParagraph"/>
         <w:numPr>
           <w:ilvl w:val="0"/>
-          <w:numId w:val="69"/>
+          <w:numId w:val="71"/>
         </w:numPr>
       </w:pPr>
       <w:r>
@@ -19159,7 +19569,7 @@
         <w:pStyle w:val="ListParagraph"/>
         <w:numPr>
           <w:ilvl w:val="0"/>
-          <w:numId w:val="69"/>
+          <w:numId w:val="71"/>
         </w:numPr>
       </w:pPr>
       <w:r>
@@ -19177,7 +19587,7 @@
         <w:pStyle w:val="ListParagraph"/>
         <w:numPr>
           <w:ilvl w:val="0"/>
-          <w:numId w:val="69"/>
+          <w:numId w:val="71"/>
         </w:numPr>
       </w:pPr>
       <w:r>
@@ -19808,7 +20218,7 @@
         <w:pStyle w:val="ListParagraph"/>
         <w:numPr>
           <w:ilvl w:val="0"/>
-          <w:numId w:val="70"/>
+          <w:numId w:val="72"/>
         </w:numPr>
       </w:pPr>
       <w:r>
@@ -19826,7 +20236,7 @@
         <w:pStyle w:val="ListParagraph"/>
         <w:numPr>
           <w:ilvl w:val="0"/>
-          <w:numId w:val="70"/>
+          <w:numId w:val="72"/>
         </w:numPr>
       </w:pPr>
       <w:r>
@@ -19844,7 +20254,7 @@
         <w:pStyle w:val="ListParagraph"/>
         <w:numPr>
           <w:ilvl w:val="0"/>
-          <w:numId w:val="70"/>
+          <w:numId w:val="72"/>
         </w:numPr>
       </w:pPr>
       <w:r>
@@ -19862,7 +20272,7 @@
         <w:pStyle w:val="ListParagraph"/>
         <w:numPr>
           <w:ilvl w:val="0"/>
-          <w:numId w:val="70"/>
+          <w:numId w:val="72"/>
         </w:numPr>
       </w:pPr>
       <w:r>
@@ -19880,7 +20290,7 @@
         <w:pStyle w:val="ListParagraph"/>
         <w:numPr>
           <w:ilvl w:val="0"/>
-          <w:numId w:val="70"/>
+          <w:numId w:val="72"/>
         </w:numPr>
       </w:pPr>
       <w:r>
@@ -19898,7 +20308,7 @@
         <w:pStyle w:val="ListParagraph"/>
         <w:numPr>
           <w:ilvl w:val="0"/>
-          <w:numId w:val="70"/>
+          <w:numId w:val="72"/>
         </w:numPr>
       </w:pPr>
       <w:r>
@@ -20996,7 +21406,7 @@
         <w:pStyle w:val="ListParagraph"/>
         <w:numPr>
           <w:ilvl w:val="0"/>
-          <w:numId w:val="71"/>
+          <w:numId w:val="73"/>
         </w:numPr>
       </w:pPr>
       <w:r>
@@ -21008,7 +21418,7 @@
         <w:pStyle w:val="ListParagraph"/>
         <w:numPr>
           <w:ilvl w:val="0"/>
-          <w:numId w:val="71"/>
+          <w:numId w:val="73"/>
         </w:numPr>
       </w:pPr>
       <w:r>
@@ -21020,7 +21430,7 @@
         <w:pStyle w:val="ListParagraph"/>
         <w:numPr>
           <w:ilvl w:val="0"/>
-          <w:numId w:val="71"/>
+          <w:numId w:val="73"/>
         </w:numPr>
       </w:pPr>
       <w:r>
@@ -21032,7 +21442,7 @@
         <w:pStyle w:val="ListParagraph"/>
         <w:numPr>
           <w:ilvl w:val="0"/>
-          <w:numId w:val="71"/>
+          <w:numId w:val="73"/>
         </w:numPr>
       </w:pPr>
       <w:r>
@@ -21044,7 +21454,7 @@
         <w:pStyle w:val="ListParagraph"/>
         <w:numPr>
           <w:ilvl w:val="0"/>
-          <w:numId w:val="71"/>
+          <w:numId w:val="73"/>
         </w:numPr>
       </w:pPr>
       <w:r>
@@ -21065,7 +21475,7 @@
         <w:pStyle w:val="ListParagraph"/>
         <w:numPr>
           <w:ilvl w:val="0"/>
-          <w:numId w:val="71"/>
+          <w:numId w:val="73"/>
         </w:numPr>
       </w:pPr>
       <w:r>
@@ -21077,7 +21487,7 @@
         <w:pStyle w:val="ListParagraph"/>
         <w:numPr>
           <w:ilvl w:val="0"/>
-          <w:numId w:val="71"/>
+          <w:numId w:val="73"/>
         </w:numPr>
       </w:pPr>
       <w:r>
@@ -21098,7 +21508,7 @@
         <w:pStyle w:val="ListParagraph"/>
         <w:numPr>
           <w:ilvl w:val="0"/>
-          <w:numId w:val="71"/>
+          <w:numId w:val="73"/>
         </w:numPr>
       </w:pPr>
       <w:r>
@@ -21110,7 +21520,7 @@
         <w:pStyle w:val="ListParagraph"/>
         <w:numPr>
           <w:ilvl w:val="0"/>
-          <w:numId w:val="71"/>
+          <w:numId w:val="73"/>
         </w:numPr>
       </w:pPr>
       <w:r>
@@ -21122,7 +21532,7 @@
         <w:pStyle w:val="ListParagraph"/>
         <w:numPr>
           <w:ilvl w:val="0"/>
-          <w:numId w:val="71"/>
+          <w:numId w:val="73"/>
         </w:numPr>
       </w:pPr>
       <w:r>
@@ -21134,7 +21544,7 @@
         <w:pStyle w:val="ListParagraph"/>
         <w:numPr>
           <w:ilvl w:val="0"/>
-          <w:numId w:val="71"/>
+          <w:numId w:val="73"/>
         </w:numPr>
       </w:pPr>
       <w:r>
@@ -21146,7 +21556,7 @@
         <w:pStyle w:val="ListParagraph"/>
         <w:numPr>
           <w:ilvl w:val="0"/>
-          <w:numId w:val="71"/>
+          <w:numId w:val="73"/>
         </w:numPr>
       </w:pPr>
       <w:r>
@@ -21158,7 +21568,7 @@
         <w:pStyle w:val="ListParagraph"/>
         <w:numPr>
           <w:ilvl w:val="0"/>
-          <w:numId w:val="71"/>
+          <w:numId w:val="73"/>
         </w:numPr>
       </w:pPr>
       <w:r>
@@ -21170,7 +21580,7 @@
         <w:pStyle w:val="ListParagraph"/>
         <w:numPr>
           <w:ilvl w:val="0"/>
-          <w:numId w:val="71"/>
+          <w:numId w:val="73"/>
         </w:numPr>
       </w:pPr>
       <w:r>
@@ -21509,7 +21919,7 @@
     <w:abstractNumId w:val="0"/>
   </w:num>
   <w:num w:numId="50">
-    <w:abstractNumId w:val="0"/>
+    <w:abstractNumId w:val="1"/>
   </w:num>
   <w:num w:numId="51">
     <w:abstractNumId w:val="0"/>
@@ -21530,13 +21940,13 @@
     <w:abstractNumId w:val="0"/>
   </w:num>
   <w:num w:numId="57">
-    <w:abstractNumId w:val="1"/>
+    <w:abstractNumId w:val="0"/>
   </w:num>
   <w:num w:numId="58">
     <w:abstractNumId w:val="0"/>
   </w:num>
   <w:num w:numId="59">
-    <w:abstractNumId w:val="0"/>
+    <w:abstractNumId w:val="1"/>
   </w:num>
   <w:num w:numId="60">
     <w:abstractNumId w:val="0"/>
@@ -21548,13 +21958,13 @@
     <w:abstractNumId w:val="0"/>
   </w:num>
   <w:num w:numId="63">
-    <w:abstractNumId w:val="1"/>
+    <w:abstractNumId w:val="0"/>
   </w:num>
   <w:num w:numId="64">
     <w:abstractNumId w:val="0"/>
   </w:num>
   <w:num w:numId="65">
-    <w:abstractNumId w:val="0"/>
+    <w:abstractNumId w:val="1"/>
   </w:num>
   <w:num w:numId="66">
     <w:abstractNumId w:val="0"/>
@@ -21572,6 +21982,12 @@
     <w:abstractNumId w:val="0"/>
   </w:num>
   <w:num w:numId="71">
+    <w:abstractNumId w:val="0"/>
+  </w:num>
+  <w:num w:numId="72">
+    <w:abstractNumId w:val="0"/>
+  </w:num>
+  <w:num w:numId="73">
     <w:abstractNumId w:val="0"/>
   </w:num>
 </w:numbering>

--- a/docs/manual/LWK_Viewer_User_Manual_EN.docx
+++ b/docs/manual/LWK_Viewer_User_Manual_EN.docx
@@ -12761,6 +12761,33 @@
         <w:t xml:space="preserve">Street</w:t>
       </w:r>
       <w:r>
+        <w:t xml:space="preserve">, </w:t>
+      </w:r>
+      <w:r>
+        <w:rPr>
+          <w:b/>
+        </w:rPr>
+        <w:t xml:space="preserve">Road</w:t>
+      </w:r>
+      <w:r>
+        <w:t xml:space="preserve">, </w:t>
+      </w:r>
+      <w:r>
+        <w:rPr>
+          <w:b/>
+        </w:rPr>
+        <w:t xml:space="preserve">Lane</w:t>
+      </w:r>
+      <w:r>
+        <w:t xml:space="preserve"> or </w:t>
+      </w:r>
+      <w:r>
+        <w:rPr>
+          <w:b/>
+        </w:rPr>
+        <w:t xml:space="preserve">Path</w:t>
+      </w:r>
+      <w:r>
         <w:t xml:space="preserve"> in it, drawn kerb to kerb at the street's level; its </w:t>
       </w:r>
       <w:r>
@@ -12827,7 +12854,7 @@
         <w:t xml:space="preserve">LWK &gt; Viewer tools &gt; SBD Export.</w:t>
       </w:r>
       <w:r>
-        <w:t xml:space="preserve"> Choose the site boundary; untick any street not fronting the site; accept the street level as the zones' ground (or the masses' base, or a Level); choose the viewer project if asked.</w:t>
+        <w:t xml:space="preserve"> Choose the site boundary; untick any street not fronting the site; choose the viewer project if asked. The ground is not asked: Level 0 is the mean level of the lowest street abutting the site (each street's own slab level), or the masses' base when there is no street.</w:t>
       </w:r>
     </w:p>
     <w:p>
@@ -14223,10 +14250,91 @@
         <w:rPr>
           <w:b/>
         </w:rPr>
+        <w:t xml:space="preserve">Report 5 rules:</w:t>
+      </w:r>
+      <w:r>
+        <w:t xml:space="preserve"> a </w:t>
+      </w:r>
+      <w:r>
+        <w:rPr>
+          <w:b/>
+        </w:rPr>
+        <w:t xml:space="preserve">side region</w:t>
+      </w:r>
+      <w:r>
+        <w:t xml:space="preserve"> is worked out exactly: its inner edge is perpendicular to the plane and turns once (up to 15°); it is the piece </w:t>
+      </w:r>
+      <w:r>
+        <w:rPr>
+          <w:b/>
+        </w:rPr>
+        <w:t xml:space="preserve">nearest the plane</w:t>
+      </w:r>
+      <w:r>
+        <w:t xml:space="preserve">; its corners lie on the site boundary; beside a street it runs on to the centreline only along the boundary that faces the street, between lines through that frontage's two corners </w:t>
+      </w:r>
+      <w:r>
+        <w:rPr>
+          <w:b/>
+        </w:rPr>
+        <w:t xml:space="preserve">parallel to the plane</w:t>
+      </w:r>
+      <w:r>
+        <w:t xml:space="preserve">. An </w:t>
+      </w:r>
+      <w:r>
+        <w:rPr>
+          <w:b/>
+        </w:rPr>
+        <w:t xml:space="preserve">air corridor</w:t>
+      </w:r>
+      <w:r>
+        <w:t xml:space="preserve"> keeps its width all along - where it turns, its far edge is offset square to the turned edge, not sideways. The faint projection strips are no longer drawn. </w:t>
+      </w:r>
+      <w:r>
+        <w:rPr>
+          <w:b/>
+        </w:rPr>
+        <w:t xml:space="preserve">Design Requirement (1):</w:t>
+      </w:r>
+      <w:r>
+        <w:t xml:space="preserve"> where a facade is set back beyond 30 m between two parts, the canyon is in parts - *A1(a) + A1(b)* - with </w:t>
+      </w:r>
+      <w:r>
+        <w:rPr>
+          <w:b/>
+        </w:rPr>
+        <w:t xml:space="preserve">U = (A(a) + A(b)) / (L(a) + L(b))</w:t>
+      </w:r>
+      <w:r>
+        <w:t xml:space="preserve"> and Lp the parts' projections added (Fig B7); between two buildings of a group the facade counts as continuous. A building not abutting a street has </w:t>
+      </w:r>
+      <w:r>
+        <w:rPr>
+          <w:b/>
+        </w:rPr>
+        <w:t xml:space="preserve">Lp = the shorter side of its smallest bounding rectangle</w:t>
+      </w:r>
+      <w:r>
+        <w:t xml:space="preserve">, dimensioned on the drawing. The 30 m offset from each centreline is a dashed line; each street's name, level and width are placed clear of the canyons.</w:t>
+      </w:r>
+    </w:p>
+    <w:p>
+      <w:pPr>
+        <w:pStyle w:val="ListParagraph"/>
+        <w:numPr>
+          <w:ilvl w:val="0"/>
+          <w:numId w:val="51"/>
+        </w:numPr>
+      </w:pPr>
+      <w:r>
+        <w:rPr>
+          <w:b/>
+        </w:rPr>
         <w:t xml:space="preserve">Plan level:</w:t>
       </w:r>
       <w:r>
-        <w:t xml:space="preserve"> a zone where the masses change shape (a podium stepping back) has a </w:t>
+        <w:t xml:space="preserve"> every zone has a </w:t>
       </w:r>
       <w:r>
         <w:rPr>
@@ -14235,7 +14343,7 @@
         <w:t xml:space="preserve">Plan level</w:t>
       </w:r>
       <w:r>
-        <w:t xml:space="preserve"> menu: *All levels (worst)*, the default, takes every height in the zone; choosing a level takes that zone's plan (the gaps, side regions and corridors) from the masses cut at that height. The elevation is always the true 3D, so what blocks at other heights still blocks. The plan and report say which level was used.</w:t>
+        <w:t xml:space="preserve"> menu: *All levels (worst)*, the default, takes every height in the zone; choosing a level takes that zone's plan (the gaps, side regions and corridors) from the masses cut at that height. The elevation is always the true 3D, so what blocks at other heights still blocks. The table, the plans, the elevations and the report say which level each zone used (*all levels* or *plan at +x*).</w:t>
       </w:r>
     </w:p>
     <w:p>

--- a/docs/manual/LWK_Viewer_User_Manual_EN.docx
+++ b/docs/manual/LWK_Viewer_User_Manual_EN.docx
@@ -14317,6 +14317,69 @@
       </w:r>
       <w:r>
         <w:t xml:space="preserve">, dimensioned on the drawing. The 30 m offset from each centreline is a dashed line; each street's name, level and width are placed clear of the canyons.</w:t>
+      </w:r>
+    </w:p>
+    <w:p>
+      <w:pPr>
+        <w:pStyle w:val="ListParagraph"/>
+        <w:numPr>
+          <w:ilvl w:val="0"/>
+          <w:numId w:val="51"/>
+        </w:numPr>
+      </w:pPr>
+      <w:r>
+        <w:rPr>
+          <w:b/>
+        </w:rPr>
+        <w:t xml:space="preserve">Report 6 rules:</w:t>
+      </w:r>
+      <w:r>
+        <w:t xml:space="preserve"> a side region's inner edge always starts </w:t>
+      </w:r>
+      <w:r>
+        <w:rPr>
+          <w:b/>
+        </w:rPr>
+        <w:t xml:space="preserve">square to the plane</w:t>
+      </w:r>
+      <w:r>
+        <w:t xml:space="preserve"> and turns only at a building corner (never angled from the plane on), so its corners stay on the boundary. The street part is found from the </w:t>
+      </w:r>
+      <w:r>
+        <w:rPr>
+          <w:b/>
+        </w:rPr>
+        <w:t xml:space="preserve">street slab</w:t>
+      </w:r>
+      <w:r>
+        <w:t xml:space="preserve"> beside the boundary (not from the centreline's distance), so a street of any name, or a slab drawn a little off the boundary, still extends the region - only across the street, never along it. An </w:t>
+      </w:r>
+      <w:r>
+        <w:rPr>
+          <w:b/>
+        </w:rPr>
+        <w:t xml:space="preserve">air corridor is one straight band</w:t>
+      </w:r>
+      <w:r>
+        <w:t xml:space="preserve"> of the same width from end to end, at its angle (up to 15°). </w:t>
+      </w:r>
+      <w:r>
+        <w:rPr>
+          <w:b/>
+        </w:rPr>
+        <w:t xml:space="preserve">Design Requirement (1):</w:t>
+      </w:r>
+      <w:r>
+        <w:t xml:space="preserve"> only where the ray meets the building's real facade within 30 m does the canyon count - a facade set back beyond 30 m between two wings gives </w:t>
+      </w:r>
+      <w:r>
+        <w:rPr>
+          <w:b/>
+        </w:rPr>
+        <w:t xml:space="preserve">two canyons A(a) + A(b)</w:t>
+      </w:r>
+      <w:r>
+        <w:t xml:space="preserve">, also on a street that is not quite straight.</w:t>
       </w:r>
     </w:p>
     <w:p>

--- a/docs/manual/LWK_Viewer_User_Manual_EN.docx
+++ b/docs/manual/LWK_Viewer_User_Manual_EN.docx
@@ -13222,7 +13222,34 @@
         <w:t xml:space="preserve">CAD template</w:t>
       </w:r>
       <w:r>
-        <w:t xml:space="preserve"> (No Revit?) and open the DXF: the layers, an example (a site, two streets, a podium and a tower) and the rules.</w:t>
+        <w:t xml:space="preserve"> (No Revit?) and open the DXF: the layers and the rules - with the project's </w:t>
+      </w:r>
+      <w:r>
+        <w:rPr>
+          <w:b/>
+        </w:rPr>
+        <w:t xml:space="preserve">own site boundary and streets</w:t>
+      </w:r>
+      <w:r>
+        <w:t xml:space="preserve"> when it has an SBD model (sent from Revit once), at </w:t>
+      </w:r>
+      <w:r>
+        <w:rPr>
+          <w:b/>
+        </w:rPr>
+        <w:t xml:space="preserve">shared (survey) coordinates and mPD levels</w:t>
+      </w:r>
+      <w:r>
+        <w:t xml:space="preserve"> when the project's 3D (its Revit export) says where they are; otherwise an example (a site, two streets, a podium and a tower). Keep the note </w:t>
+      </w:r>
+      <w:r>
+        <w:rPr>
+          <w:b/>
+        </w:rPr>
+        <w:t xml:space="preserve">LWK-SBD-FRAME: SHARED</w:t>
+      </w:r>
+      <w:r>
+        <w:t xml:space="preserve"> in the drawing: on import the drawing is brought back to the Revit model's origin, so the masses sit right in the 3D.</w:t>
       </w:r>
     </w:p>
     <w:p>
@@ -14380,6 +14407,33 @@
       </w:r>
       <w:r>
         <w:t xml:space="preserve">, also on a street that is not quite straight.</w:t>
+      </w:r>
+    </w:p>
+    <w:p>
+      <w:pPr>
+        <w:pStyle w:val="ListParagraph"/>
+        <w:numPr>
+          <w:ilvl w:val="0"/>
+          <w:numId w:val="51"/>
+        </w:numPr>
+      </w:pPr>
+      <w:r>
+        <w:rPr>
+          <w:b/>
+        </w:rPr>
+        <w:t xml:space="preserve">Report 7 rules:</w:t>
+      </w:r>
+      <w:r>
+        <w:t xml:space="preserve"> where a side region narrows to a point at the site boundary (its edge meeting the boundary), that last piece is part of it - the hatch ends </w:t>
+      </w:r>
+      <w:r>
+        <w:rPr>
+          <w:b/>
+        </w:rPr>
+        <w:t xml:space="preserve">exactly at the boundary's corner</w:t>
+      </w:r>
+      <w:r>
+        <w:t xml:space="preserve">, never cut square short of it. A short step (under 3 m) in the boundary facing a street, or a sliver between the boundary and the street slab, does not split the street part: one extension up to the centreline. The air corridor's ends also lie exactly on the boundary.</w:t>
       </w:r>
     </w:p>
     <w:p>

--- a/docs/manual/LWK_Viewer_User_Manual_EN.docx
+++ b/docs/manual/LWK_Viewer_User_Manual_EN.docx
@@ -12854,7 +12854,16 @@
         <w:t xml:space="preserve">LWK &gt; Viewer tools &gt; SBD Export.</w:t>
       </w:r>
       <w:r>
-        <w:t xml:space="preserve"> Choose the site boundary; untick any street not fronting the site; choose the viewer project if asked. The ground is not asked: Level 0 is the mean level of the lowest street abutting the site (each street's own slab level), or the masses' base when there is no street.</w:t>
+        <w:t xml:space="preserve"> Choose the site boundary; untick any street not fronting the site; choose the </w:t>
+      </w:r>
+      <w:r>
+        <w:rPr>
+          <w:b/>
+        </w:rPr>
+        <w:t xml:space="preserve">viewer project</w:t>
+      </w:r>
+      <w:r>
+        <w:t xml:space="preserve"> - it asks every time (an export replaces that project's SBD model), with the project last used with this Revit file listed first. The ground is not asked: Level 0 is the mean level of the lowest street abutting the site (each street's own slab level), or the masses' base when there is no street.</w:t>
       </w:r>
     </w:p>
     <w:p>
@@ -13485,7 +13494,7 @@
         <w:t xml:space="preserve">LWK &gt; Viewer tools &gt; SBD Export:</w:t>
       </w:r>
       <w:r>
-        <w:t xml:space="preserve"> choose the site boundary, untick any street not fronting the site, accept the street level (or choose a Level), and the masses go to the viewer, which assesses them straight away; the result shows in the Revit window too, with each street's length, width and level.</w:t>
+        <w:t xml:space="preserve"> choose the site boundary, untick any street not fronting the site, choose the viewer project, and the masses go to the viewer, which assesses them straight away; the result shows in the Revit window too, with each street's length, width and level.</w:t>
       </w:r>
     </w:p>
     <w:p>
@@ -13812,7 +13821,7 @@
         <w:t xml:space="preserve">Heights:</w:t>
       </w:r>
       <w:r>
-        <w:t xml:space="preserve"> the zones are measured from the ground chosen in SBD Export. If the lowest mass does not start there, Checks &gt; SBD says so (a 10 m podium would otherwise count in the Middle zone); SBD Export compares the street slabs' level with where the masses start and offers either, or a Level.</w:t>
+        <w:t xml:space="preserve"> the zones are measured from Level 0 (the lowest abutting street, or the masses' base when there is no street). If the lowest mass does not start there, Checks &gt; SBD says so (a 10 m podium would otherwise count in the Middle zone).</w:t>
       </w:r>
     </w:p>
     <w:p>

--- a/docs/manual/LWK_Viewer_User_Manual_EN.docx
+++ b/docs/manual/LWK_Viewer_User_Manual_EN.docx
@@ -14443,6 +14443,60 @@
       </w:r>
       <w:r>
         <w:t xml:space="preserve">, never cut square short of it. A short step (under 3 m) in the boundary facing a street, or a sliver between the boundary and the street slab, does not split the street part: one extension up to the centreline. The air corridor's ends also lie exactly on the boundary.</w:t>
+      </w:r>
+    </w:p>
+    <w:p>
+      <w:pPr>
+        <w:pStyle w:val="ListParagraph"/>
+        <w:numPr>
+          <w:ilvl w:val="0"/>
+          <w:numId w:val="51"/>
+        </w:numPr>
+      </w:pPr>
+      <w:r>
+        <w:rPr>
+          <w:b/>
+        </w:rPr>
+        <w:t xml:space="preserve">Report 8 rules:</w:t>
+      </w:r>
+      <w:r>
+        <w:t xml:space="preserve"> where the turned edge leaves the site through its far boundary and the site carries on round a corner beyond it, the side region takes that corner too - all of the site outward of the edge's line, on to the boundary's corner. A tower whose plan bends (a Y or a U) is always drawn in the elevation (each cut is matched to its building by a point inside it), and every building block is marked </w:t>
+      </w:r>
+      <w:r>
+        <w:rPr>
+          <w:b/>
+        </w:rPr>
+        <w:t xml:space="preserve">B1, B2 ...</w:t>
+      </w:r>
+      <w:r>
+        <w:t xml:space="preserve"> on the elevations. </w:t>
+      </w:r>
+      <w:r>
+        <w:rPr>
+          <w:b/>
+        </w:rPr>
+        <w:t xml:space="preserve">Lp (Design Requirement 1)</w:t>
+      </w:r>
+      <w:r>
+        <w:t xml:space="preserve"> is the </w:t>
+      </w:r>
+      <w:r>
+        <w:rPr>
+          <w:b/>
+        </w:rPr>
+        <w:t xml:space="preserve">longer side of the notional rectangle</w:t>
+      </w:r>
+      <w:r>
+        <w:t xml:space="preserve"> round the building or group (buildings under 15 m apart are one group), the rectangle lying flush with the building and turned to the side that gives the </w:t>
+      </w:r>
+      <w:r>
+        <w:rPr>
+          <w:b/>
+        </w:rPr>
+        <w:t xml:space="preserve">smaller</w:t>
+      </w:r>
+      <w:r>
+        <w:t xml:space="preserve"> Lp (Fig B3: "as L2 &gt; L1, Lp = L1") - for every building, abutting a street or not (it replaces the shorter side of report 5 and the canyon parts' projections). The street canyon still gives U = (A(a) + A(b)) / (L(a) + L(b)) and Max Lp = 5U.</w:t>
       </w:r>
     </w:p>
     <w:p>

--- a/docs/manual/LWK_Viewer_User_Manual_EN.docx
+++ b/docs/manual/LWK_Viewer_User_Manual_EN.docx
@@ -14497,6 +14497,42 @@
       </w:r>
       <w:r>
         <w:t xml:space="preserve"> Lp (Fig B3: "as L2 &gt; L1, Lp = L1") - for every building, abutting a street or not (it replaces the shorter side of report 5 and the canyon parts' projections). The street canyon still gives U = (A(a) + A(b)) / (L(a) + L(b)) and Max Lp = 5U.</w:t>
+      </w:r>
+    </w:p>
+    <w:p>
+      <w:pPr>
+        <w:pStyle w:val="ListParagraph"/>
+        <w:numPr>
+          <w:ilvl w:val="0"/>
+          <w:numId w:val="51"/>
+        </w:numPr>
+      </w:pPr>
+      <w:r>
+        <w:rPr>
+          <w:b/>
+        </w:rPr>
+        <w:t xml:space="preserve">On the elevation</w:t>
+      </w:r>
+      <w:r>
+        <w:t xml:space="preserve">, at a building's ends, the open space above a part that is all within the disregarded 1/3 H (and over a lower step beside it) is the space beside the side setback: it joins the setback's IS horizontally (with a setback that does not count on its own, when together they reach 7.5 m). Every step of the buildings' profile has its width written, a narrow one placed clear of its neighbours. The </w:t>
+      </w:r>
+      <w:r>
+        <w:rPr>
+          <w:b/>
+        </w:rPr>
+        <w:t xml:space="preserve">3D</w:t>
+      </w:r>
+      <w:r>
+        <w:t xml:space="preserve"> box in Checks &gt; SBD shows or hides everything of the SBD in the 3D - the outline and zone limits, and the </w:t>
+      </w:r>
+      <w:r>
+        <w:rPr>
+          <w:b/>
+        </w:rPr>
+        <w:t xml:space="preserve">SBD masses</w:t>
+      </w:r>
+      <w:r>
+        <w:t xml:space="preserve"> model each export adds.</w:t>
       </w:r>
     </w:p>
     <w:p>

--- a/docs/manual/LWK_Viewer_User_Manual_EN.docx
+++ b/docs/manual/LWK_Viewer_User_Manual_EN.docx
@@ -2786,6 +2786,24 @@
         <w:rPr>
           <w:b/>
         </w:rPr>
+        <w:t xml:space="preserve">Sort by a heading:</w:t>
+      </w:r>
+      <w:r>
+        <w:t xml:space="preserve"> click any column heading (Task title, Priority, Owner, Start, Due ...) - ▲ ascending, again ▼ descending, again the list's own order; empty cells go last, sub-tasks are sorted too, and your choice is remembered. Drag the edge of the side bar or of the task panel to make it wider or narrower (double-click the edge: usual width); the task panel's buttons (Delete among them) always stay in view.</w:t>
+      </w:r>
+    </w:p>
+    <w:p>
+      <w:pPr>
+        <w:pStyle w:val="ListParagraph"/>
+        <w:numPr>
+          <w:ilvl w:val="0"/>
+          <w:numId w:val="10"/>
+        </w:numPr>
+      </w:pPr>
+      <w:r>
+        <w:rPr>
+          <w:b/>
+        </w:rPr>
         <w:t xml:space="preserve">Kanban:</w:t>
       </w:r>
       <w:r>
@@ -3664,6 +3682,12 @@
       </w:r>
       <w:r>
         <w:t xml:space="preserve"> opens the Messenger: the team's conversations, next to the work they are about.</w:t>
+      </w:r>
+    </w:p>
+    <w:p>
+      <w:pPr/>
+      <w:r>
+        <w:t xml:space="preserve">Drag the edge of the chat list or of the details panel to size it; the small tab on the list's edge pins it, or - unpinned - folds it away for a wider conversation (as on the Sheets and 3D pages).</w:t>
       </w:r>
     </w:p>
     <w:p>
@@ -6806,6 +6830,60 @@
       </w:r>
       <w:r>
         <w:t xml:space="preserve"> also brings them back at once.</w:t>
+      </w:r>
+    </w:p>
+    <w:p>
+      <w:pPr>
+        <w:pStyle w:val="ListParagraph"/>
+        <w:numPr>
+          <w:ilvl w:val="0"/>
+          <w:numId w:val="27"/>
+        </w:numPr>
+      </w:pPr>
+      <w:r>
+        <w:rPr>
+          <w:b/>
+        </w:rPr>
+        <w:t xml:space="preserve">Sorting and columns:</w:t>
+      </w:r>
+      <w:r>
+        <w:t xml:space="preserve"> click </w:t>
+      </w:r>
+      <w:r>
+        <w:rPr>
+          <w:b/>
+        </w:rPr>
+        <w:t xml:space="preserve">Name</w:t>
+      </w:r>
+      <w:r>
+        <w:t xml:space="preserve">, </w:t>
+      </w:r>
+      <w:r>
+        <w:rPr>
+          <w:b/>
+        </w:rPr>
+        <w:t xml:space="preserve">Modified</w:t>
+      </w:r>
+      <w:r>
+        <w:t xml:space="preserve">, </w:t>
+      </w:r>
+      <w:r>
+        <w:rPr>
+          <w:b/>
+        </w:rPr>
+        <w:t xml:space="preserve">Size</w:t>
+      </w:r>
+      <w:r>
+        <w:t xml:space="preserve"> or </w:t>
+      </w:r>
+      <w:r>
+        <w:rPr>
+          <w:b/>
+        </w:rPr>
+        <w:t xml:space="preserve">Uploaded by</w:t>
+      </w:r>
+      <w:r>
+        <w:t xml:space="preserve"> to sort (▲, ▼, then the usual order; folders stay first). Drag the edge of the folder tree or of the preview to size it.</w:t>
       </w:r>
     </w:p>
     <w:p>
@@ -14533,6 +14611,24 @@
       </w:r>
       <w:r>
         <w:t xml:space="preserve"> model each export adds.</w:t>
+      </w:r>
+    </w:p>
+    <w:p>
+      <w:pPr>
+        <w:pStyle w:val="ListParagraph"/>
+        <w:numPr>
+          <w:ilvl w:val="0"/>
+          <w:numId w:val="51"/>
+        </w:numPr>
+      </w:pPr>
+      <w:r>
+        <w:rPr>
+          <w:b/>
+        </w:rPr>
+        <w:t xml:space="preserve">In the panel:</w:t>
+      </w:r>
+      <w:r>
+        <w:t xml:space="preserve"> a P or Lp that complies sits on green, one that does not on solid red, as the legend under the table says (grey: for information only); the actions (Plan, 3D, Make issue, Report, CAD, Remove, CAD template, Import CAD model) are buttons.</w:t>
       </w:r>
     </w:p>
     <w:p>

--- a/docs/manual/LWK_Viewer_User_Manual_EN.docx
+++ b/docs/manual/LWK_Viewer_User_Manual_EN.docx
@@ -488,6 +488,18 @@
       <w:pPr/>
       <w:r>
         <w:t xml:space="preserve">You need an account, a supported browser and the viewer's web address; nothing is installed on your computer.</w:t>
+      </w:r>
+    </w:p>
+    <w:p>
+      <w:pPr/>
+      <w:r>
+        <w:rPr>
+          <w:b/>
+        </w:rPr>
+        <w:t xml:space="preserve">The pictures:</w:t>
+      </w:r>
+      <w:r>
+        <w:t xml:space="preserve"> each page's chapter starts with a screenshot in which every panel, button and choice has a red number; the list under it says what each number does. They come from a demo project, so your names and drawings will differ. In Help, click a picture to see it full size.</w:t>
       </w:r>
     </w:p>
     <w:p>
@@ -1041,6 +1053,177 @@
       </w:r>
     </w:p>
     <w:p>
+      <w:pPr>
+        <w:keepNext/>
+        <w:spacing w:before="120" w:after="60"/>
+      </w:pPr>
+      <w:r>
+        <w:drawing>
+          <wp:inline distT="0" distB="0" distL="0" distR="0">
+            <wp:extent cx="5943600" cy="379730"/>
+            <wp:docPr id="101" name="shot101" descr="header"/>
+            <a:graphic xmlns:a="http://schemas.openxmlformats.org/drawingml/2006/main">
+              <a:graphicData uri="http://schemas.openxmlformats.org/drawingml/2006/picture">
+                <pic:pic xmlns:pic="http://schemas.openxmlformats.org/drawingml/2006/picture">
+                  <pic:nvPicPr>
+                    <pic:cNvPr id="101" name="shot101" descr="header"/>
+                    <pic:cNvPicPr/>
+                  </pic:nvPicPr>
+                  <pic:blipFill>
+                    <a:blip r:embed="rIdShot1"/>
+                    <a:stretch>
+                      <a:fillRect/>
+                    </a:stretch>
+                  </pic:blipFill>
+                  <pic:spPr>
+                    <a:xfrm>
+                      <a:off x="0" y="0"/>
+                      <a:ext cx="5943600" cy="379730"/>
+                    </a:xfrm>
+                    <a:prstGeom prst="rect">
+                      <a:avLst/>
+                    </a:prstGeom>
+                  </pic:spPr>
+                </pic:pic>
+              </a:graphicData>
+            </a:graphic>
+          </wp:inline>
+        </w:drawing>
+      </w:r>
+    </w:p>
+    <w:p>
+      <w:pPr>
+        <w:pStyle w:val="ListParagraph"/>
+        <w:numPr>
+          <w:ilvl w:val="0"/>
+          <w:numId w:val="5"/>
+        </w:numPr>
+      </w:pPr>
+      <w:r>
+        <w:t xml:space="preserve">The pages: Projects, Sheets, 3D, Board, Tasks, Chat (red: unread), Calendar, Folders, Dashboard</w:t>
+      </w:r>
+    </w:p>
+    <w:p>
+      <w:pPr>
+        <w:pStyle w:val="ListParagraph"/>
+        <w:numPr>
+          <w:ilvl w:val="0"/>
+          <w:numId w:val="5"/>
+        </w:numPr>
+      </w:pPr>
+      <w:r>
+        <w:t xml:space="preserve">The project you are working in</w:t>
+      </w:r>
+    </w:p>
+    <w:p>
+      <w:pPr>
+        <w:pStyle w:val="ListParagraph"/>
+        <w:numPr>
+          <w:ilvl w:val="0"/>
+          <w:numId w:val="5"/>
+        </w:numPr>
+      </w:pPr>
+      <w:r>
+        <w:t xml:space="preserve">Which part of the project (its model and sheets, or another part)</w:t>
+      </w:r>
+    </w:p>
+    <w:p>
+      <w:pPr>
+        <w:pStyle w:val="ListParagraph"/>
+        <w:numPr>
+          <w:ilvl w:val="0"/>
+          <w:numId w:val="5"/>
+        </w:numPr>
+      </w:pPr>
+      <w:r>
+        <w:t xml:space="preserve">Comment: what you draw is a comment</w:t>
+      </w:r>
+    </w:p>
+    <w:p>
+      <w:pPr>
+        <w:pStyle w:val="ListParagraph"/>
+        <w:numPr>
+          <w:ilvl w:val="0"/>
+          <w:numId w:val="5"/>
+        </w:numPr>
+      </w:pPr>
+      <w:r>
+        <w:t xml:space="preserve">Issue: what you draw is an issue (numbered, with status and owner)</w:t>
+      </w:r>
+    </w:p>
+    <w:p>
+      <w:pPr>
+        <w:pStyle w:val="ListParagraph"/>
+        <w:numPr>
+          <w:ilvl w:val="0"/>
+          <w:numId w:val="5"/>
+        </w:numPr>
+      </w:pPr>
+      <w:r>
+        <w:t xml:space="preserve">Files: download PDFs, import PDF / CAD, BCF, export</w:t>
+      </w:r>
+    </w:p>
+    <w:p>
+      <w:pPr>
+        <w:pStyle w:val="ListParagraph"/>
+        <w:numPr>
+          <w:ilvl w:val="0"/>
+          <w:numId w:val="5"/>
+        </w:numPr>
+      </w:pPr>
+      <w:r>
+        <w:t xml:space="preserve">Search everything (Ctrl+K)</w:t>
+      </w:r>
+    </w:p>
+    <w:p>
+      <w:pPr>
+        <w:pStyle w:val="ListParagraph"/>
+        <w:numPr>
+          <w:ilvl w:val="0"/>
+          <w:numId w:val="5"/>
+        </w:numPr>
+      </w:pPr>
+      <w:r>
+        <w:t xml:space="preserve">Help - this manual, searchable</w:t>
+      </w:r>
+    </w:p>
+    <w:p>
+      <w:pPr>
+        <w:pStyle w:val="ListParagraph"/>
+        <w:numPr>
+          <w:ilvl w:val="0"/>
+          <w:numId w:val="5"/>
+        </w:numPr>
+      </w:pPr>
+      <w:r>
+        <w:t xml:space="preserve">Notifications</w:t>
+      </w:r>
+    </w:p>
+    <w:p>
+      <w:pPr>
+        <w:pStyle w:val="ListParagraph"/>
+        <w:numPr>
+          <w:ilvl w:val="0"/>
+          <w:numId w:val="5"/>
+        </w:numPr>
+      </w:pPr>
+      <w:r>
+        <w:t xml:space="preserve">+ Task: give someone a task</w:t>
+      </w:r>
+    </w:p>
+    <w:p>
+      <w:pPr>
+        <w:pStyle w:val="ListParagraph"/>
+        <w:numPr>
+          <w:ilvl w:val="0"/>
+          <w:numId w:val="5"/>
+        </w:numPr>
+      </w:pPr>
+      <w:r>
+        <w:t xml:space="preserve">Your profile: name, password, dark mode, sign out</w:t>
+      </w:r>
+    </w:p>
+    <w:p>
       <w:pPr/>
       <w:r>
         <w:t xml:space="preserve">Sign in, open a sheet, look at the same place in 3D, and raise one test issue.</w:t>
@@ -1051,7 +1234,7 @@
         <w:pStyle w:val="ListParagraph"/>
         <w:numPr>
           <w:ilvl w:val="0"/>
-          <w:numId w:val="5"/>
+          <w:numId w:val="6"/>
         </w:numPr>
       </w:pPr>
       <w:r>
@@ -1069,7 +1252,7 @@
         <w:pStyle w:val="ListParagraph"/>
         <w:numPr>
           <w:ilvl w:val="0"/>
-          <w:numId w:val="5"/>
+          <w:numId w:val="6"/>
         </w:numPr>
       </w:pPr>
       <w:r>
@@ -1096,7 +1279,7 @@
         <w:pStyle w:val="ListParagraph"/>
         <w:numPr>
           <w:ilvl w:val="0"/>
-          <w:numId w:val="5"/>
+          <w:numId w:val="6"/>
         </w:numPr>
       </w:pPr>
       <w:r>
@@ -1141,7 +1324,7 @@
         <w:pStyle w:val="ListParagraph"/>
         <w:numPr>
           <w:ilvl w:val="0"/>
-          <w:numId w:val="5"/>
+          <w:numId w:val="6"/>
         </w:numPr>
       </w:pPr>
       <w:r>
@@ -1168,7 +1351,7 @@
         <w:pStyle w:val="ListParagraph"/>
         <w:numPr>
           <w:ilvl w:val="0"/>
-          <w:numId w:val="5"/>
+          <w:numId w:val="6"/>
         </w:numPr>
       </w:pPr>
       <w:r>
@@ -1213,7 +1396,7 @@
         <w:pStyle w:val="ListParagraph"/>
         <w:numPr>
           <w:ilvl w:val="0"/>
-          <w:numId w:val="5"/>
+          <w:numId w:val="6"/>
         </w:numPr>
       </w:pPr>
       <w:r>
@@ -1240,7 +1423,7 @@
         <w:pStyle w:val="ListParagraph"/>
         <w:numPr>
           <w:ilvl w:val="0"/>
-          <w:numId w:val="5"/>
+          <w:numId w:val="6"/>
         </w:numPr>
       </w:pPr>
       <w:r>
@@ -1285,7 +1468,7 @@
         <w:pStyle w:val="ListParagraph"/>
         <w:numPr>
           <w:ilvl w:val="0"/>
-          <w:numId w:val="5"/>
+          <w:numId w:val="6"/>
         </w:numPr>
       </w:pPr>
       <w:r>
@@ -1312,7 +1495,7 @@
         <w:pStyle w:val="ListParagraph"/>
         <w:numPr>
           <w:ilvl w:val="0"/>
-          <w:numId w:val="5"/>
+          <w:numId w:val="6"/>
         </w:numPr>
       </w:pPr>
       <w:r>
@@ -1348,7 +1531,7 @@
         <w:pStyle w:val="ListParagraph"/>
         <w:numPr>
           <w:ilvl w:val="0"/>
-          <w:numId w:val="5"/>
+          <w:numId w:val="6"/>
         </w:numPr>
       </w:pPr>
       <w:r>
@@ -1393,7 +1576,7 @@
         <w:pStyle w:val="ListParagraph"/>
         <w:numPr>
           <w:ilvl w:val="0"/>
-          <w:numId w:val="5"/>
+          <w:numId w:val="6"/>
         </w:numPr>
       </w:pPr>
       <w:r>
@@ -1420,7 +1603,7 @@
         <w:pStyle w:val="ListParagraph"/>
         <w:numPr>
           <w:ilvl w:val="0"/>
-          <w:numId w:val="5"/>
+          <w:numId w:val="6"/>
         </w:numPr>
       </w:pPr>
       <w:r>
@@ -1451,6 +1634,141 @@
       </w:r>
     </w:p>
     <w:p>
+      <w:pPr>
+        <w:keepNext/>
+        <w:spacing w:before="120" w:after="60"/>
+      </w:pPr>
+      <w:r>
+        <w:drawing>
+          <wp:inline distT="0" distB="0" distL="0" distR="0">
+            <wp:extent cx="5943600" cy="3549650"/>
+            <wp:docPr id="102" name="shot102" descr="dashboard"/>
+            <a:graphic xmlns:a="http://schemas.openxmlformats.org/drawingml/2006/main">
+              <a:graphicData uri="http://schemas.openxmlformats.org/drawingml/2006/picture">
+                <pic:pic xmlns:pic="http://schemas.openxmlformats.org/drawingml/2006/picture">
+                  <pic:nvPicPr>
+                    <pic:cNvPr id="102" name="shot102" descr="dashboard"/>
+                    <pic:cNvPicPr/>
+                  </pic:nvPicPr>
+                  <pic:blipFill>
+                    <a:blip r:embed="rIdShot2"/>
+                    <a:stretch>
+                      <a:fillRect/>
+                    </a:stretch>
+                  </pic:blipFill>
+                  <pic:spPr>
+                    <a:xfrm>
+                      <a:off x="0" y="0"/>
+                      <a:ext cx="5943600" cy="3549650"/>
+                    </a:xfrm>
+                    <a:prstGeom prst="rect">
+                      <a:avLst/>
+                    </a:prstGeom>
+                  </pic:spPr>
+                </pic:pic>
+              </a:graphicData>
+            </a:graphic>
+          </wp:inline>
+        </w:drawing>
+      </w:r>
+    </w:p>
+    <w:p>
+      <w:pPr>
+        <w:pStyle w:val="ListParagraph"/>
+        <w:numPr>
+          <w:ilvl w:val="0"/>
+          <w:numId w:val="7"/>
+        </w:numPr>
+      </w:pPr>
+      <w:r>
+        <w:t xml:space="preserve">Closed within</w:t>
+      </w:r>
+    </w:p>
+    <w:p>
+      <w:pPr>
+        <w:pStyle w:val="ListParagraph"/>
+        <w:numPr>
+          <w:ilvl w:val="0"/>
+          <w:numId w:val="7"/>
+        </w:numPr>
+      </w:pPr>
+      <w:r>
+        <w:t xml:space="preserve">Type, assignee, office, team, discipline</w:t>
+      </w:r>
+    </w:p>
+    <w:p>
+      <w:pPr>
+        <w:pStyle w:val="ListParagraph"/>
+        <w:numPr>
+          <w:ilvl w:val="0"/>
+          <w:numId w:val="7"/>
+        </w:numPr>
+      </w:pPr>
+      <w:r>
+        <w:t xml:space="preserve">Only mine</w:t>
+      </w:r>
+    </w:p>
+    <w:p>
+      <w:pPr>
+        <w:pStyle w:val="ListParagraph"/>
+        <w:numPr>
+          <w:ilvl w:val="0"/>
+          <w:numId w:val="7"/>
+        </w:numPr>
+      </w:pPr>
+      <w:r>
+        <w:t xml:space="preserve">Export: report, CSV, BCF, weekly summary</w:t>
+      </w:r>
+    </w:p>
+    <w:p>
+      <w:pPr>
+        <w:pStyle w:val="ListParagraph"/>
+        <w:numPr>
+          <w:ilvl w:val="0"/>
+          <w:numId w:val="7"/>
+        </w:numPr>
+      </w:pPr>
+      <w:r>
+        <w:t xml:space="preserve">The project's tasks</w:t>
+      </w:r>
+    </w:p>
+    <w:p>
+      <w:pPr>
+        <w:pStyle w:val="ListParagraph"/>
+        <w:numPr>
+          <w:ilvl w:val="0"/>
+          <w:numId w:val="7"/>
+        </w:numPr>
+      </w:pPr>
+      <w:r>
+        <w:t xml:space="preserve">This week: raised, closed, open, overdue</w:t>
+      </w:r>
+    </w:p>
+    <w:p>
+      <w:pPr>
+        <w:pStyle w:val="ListParagraph"/>
+        <w:numPr>
+          <w:ilvl w:val="0"/>
+          <w:numId w:val="7"/>
+        </w:numPr>
+      </w:pPr>
+      <w:r>
+        <w:t xml:space="preserve">The issue counts - click one to see them</w:t>
+      </w:r>
+    </w:p>
+    <w:p>
+      <w:pPr>
+        <w:pStyle w:val="ListParagraph"/>
+        <w:numPr>
+          <w:ilvl w:val="0"/>
+          <w:numId w:val="7"/>
+        </w:numPr>
+      </w:pPr>
+      <w:r>
+        <w:t xml:space="preserve">Raised and closed by week</w:t>
+      </w:r>
+    </w:p>
+    <w:p>
       <w:pPr/>
       <w:r>
         <w:t xml:space="preserve">The Dashboard is the project's issue scoreboard: how many are open, overdue, who holds them and what changed this week.</w:t>
@@ -1470,7 +1788,7 @@
         <w:pStyle w:val="ListParagraph"/>
         <w:numPr>
           <w:ilvl w:val="0"/>
-          <w:numId w:val="6"/>
+          <w:numId w:val="8"/>
         </w:numPr>
       </w:pPr>
       <w:r>
@@ -1617,7 +1935,7 @@
         <w:pStyle w:val="ListParagraph"/>
         <w:numPr>
           <w:ilvl w:val="0"/>
-          <w:numId w:val="6"/>
+          <w:numId w:val="8"/>
         </w:numPr>
       </w:pPr>
       <w:r>
@@ -1638,7 +1956,7 @@
         <w:pStyle w:val="ListParagraph"/>
         <w:numPr>
           <w:ilvl w:val="0"/>
-          <w:numId w:val="6"/>
+          <w:numId w:val="8"/>
         </w:numPr>
       </w:pPr>
       <w:r>
@@ -1952,7 +2270,7 @@
         <w:pStyle w:val="ListParagraph"/>
         <w:numPr>
           <w:ilvl w:val="0"/>
-          <w:numId w:val="7"/>
+          <w:numId w:val="9"/>
         </w:numPr>
       </w:pPr>
       <w:r>
@@ -1997,7 +2315,7 @@
         <w:pStyle w:val="ListParagraph"/>
         <w:numPr>
           <w:ilvl w:val="0"/>
-          <w:numId w:val="7"/>
+          <w:numId w:val="9"/>
         </w:numPr>
       </w:pPr>
       <w:r>
@@ -2018,7 +2336,7 @@
         <w:pStyle w:val="ListParagraph"/>
         <w:numPr>
           <w:ilvl w:val="0"/>
-          <w:numId w:val="7"/>
+          <w:numId w:val="9"/>
         </w:numPr>
       </w:pPr>
       <w:r>
@@ -2045,7 +2363,7 @@
         <w:pStyle w:val="ListParagraph"/>
         <w:numPr>
           <w:ilvl w:val="0"/>
-          <w:numId w:val="8"/>
+          <w:numId w:val="10"/>
         </w:numPr>
       </w:pPr>
       <w:r>
@@ -2063,7 +2381,7 @@
         <w:pStyle w:val="ListParagraph"/>
         <w:numPr>
           <w:ilvl w:val="0"/>
-          <w:numId w:val="8"/>
+          <w:numId w:val="10"/>
         </w:numPr>
       </w:pPr>
       <w:r>
@@ -2081,7 +2399,7 @@
         <w:pStyle w:val="ListParagraph"/>
         <w:numPr>
           <w:ilvl w:val="0"/>
-          <w:numId w:val="8"/>
+          <w:numId w:val="10"/>
         </w:numPr>
       </w:pPr>
       <w:r>
@@ -2111,7 +2429,7 @@
         <w:pStyle w:val="ListParagraph"/>
         <w:numPr>
           <w:ilvl w:val="0"/>
-          <w:numId w:val="8"/>
+          <w:numId w:val="10"/>
         </w:numPr>
       </w:pPr>
       <w:r>
@@ -2130,6 +2448,117 @@
       </w:pPr>
       <w:r>
         <w:t xml:space="preserve">Projects</w:t>
+      </w:r>
+    </w:p>
+    <w:p>
+      <w:pPr>
+        <w:keepNext/>
+        <w:spacing w:before="120" w:after="60"/>
+      </w:pPr>
+      <w:r>
+        <w:drawing>
+          <wp:inline distT="0" distB="0" distL="0" distR="0">
+            <wp:extent cx="5943600" cy="1312545"/>
+            <wp:docPr id="103" name="shot103" descr="projects"/>
+            <a:graphic xmlns:a="http://schemas.openxmlformats.org/drawingml/2006/main">
+              <a:graphicData uri="http://schemas.openxmlformats.org/drawingml/2006/picture">
+                <pic:pic xmlns:pic="http://schemas.openxmlformats.org/drawingml/2006/picture">
+                  <pic:nvPicPr>
+                    <pic:cNvPr id="103" name="shot103" descr="projects"/>
+                    <pic:cNvPicPr/>
+                  </pic:nvPicPr>
+                  <pic:blipFill>
+                    <a:blip r:embed="rIdShot3"/>
+                    <a:stretch>
+                      <a:fillRect/>
+                    </a:stretch>
+                  </pic:blipFill>
+                  <pic:spPr>
+                    <a:xfrm>
+                      <a:off x="0" y="0"/>
+                      <a:ext cx="5943600" cy="1312545"/>
+                    </a:xfrm>
+                    <a:prstGeom prst="rect">
+                      <a:avLst/>
+                    </a:prstGeom>
+                  </pic:spPr>
+                </pic:pic>
+              </a:graphicData>
+            </a:graphic>
+          </wp:inline>
+        </w:drawing>
+      </w:r>
+    </w:p>
+    <w:p>
+      <w:pPr>
+        <w:pStyle w:val="ListParagraph"/>
+        <w:numPr>
+          <w:ilvl w:val="0"/>
+          <w:numId w:val="11"/>
+        </w:numPr>
+      </w:pPr>
+      <w:r>
+        <w:t xml:space="preserve">Search projects or people</w:t>
+      </w:r>
+    </w:p>
+    <w:p>
+      <w:pPr>
+        <w:pStyle w:val="ListParagraph"/>
+        <w:numPr>
+          <w:ilvl w:val="0"/>
+          <w:numId w:val="11"/>
+        </w:numPr>
+      </w:pPr>
+      <w:r>
+        <w:t xml:space="preserve">Status: Active, On hold, Completed, Archived</w:t>
+      </w:r>
+    </w:p>
+    <w:p>
+      <w:pPr>
+        <w:pStyle w:val="ListParagraph"/>
+        <w:numPr>
+          <w:ilvl w:val="0"/>
+          <w:numId w:val="11"/>
+        </w:numPr>
+      </w:pPr>
+      <w:r>
+        <w:t xml:space="preserve">Sort (or click a heading)</w:t>
+      </w:r>
+    </w:p>
+    <w:p>
+      <w:pPr>
+        <w:pStyle w:val="ListParagraph"/>
+        <w:numPr>
+          <w:ilvl w:val="0"/>
+          <w:numId w:val="11"/>
+        </w:numPr>
+      </w:pPr>
+      <w:r>
+        <w:t xml:space="preserve">Manage projects (admins)</w:t>
+      </w:r>
+    </w:p>
+    <w:p>
+      <w:pPr>
+        <w:pStyle w:val="ListParagraph"/>
+        <w:numPr>
+          <w:ilvl w:val="0"/>
+          <w:numId w:val="11"/>
+        </w:numPr>
+      </w:pPr>
+      <w:r>
+        <w:t xml:space="preserve">A project: click its name for its page</w:t>
+      </w:r>
+    </w:p>
+    <w:p>
+      <w:pPr>
+        <w:pStyle w:val="ListParagraph"/>
+        <w:numPr>
+          <w:ilvl w:val="0"/>
+          <w:numId w:val="11"/>
+        </w:numPr>
+      </w:pPr>
+      <w:r>
+        <w:t xml:space="preserve">Open its Sheets, 3D, Chat, Dashboard, Folders</w:t>
       </w:r>
     </w:p>
     <w:p>
@@ -2502,7 +2931,7 @@
         <w:pStyle w:val="ListParagraph"/>
         <w:numPr>
           <w:ilvl w:val="0"/>
-          <w:numId w:val="9"/>
+          <w:numId w:val="12"/>
         </w:numPr>
       </w:pPr>
       <w:r>
@@ -2514,7 +2943,7 @@
         <w:pStyle w:val="ListParagraph"/>
         <w:numPr>
           <w:ilvl w:val="0"/>
-          <w:numId w:val="9"/>
+          <w:numId w:val="12"/>
         </w:numPr>
       </w:pPr>
       <w:r>
@@ -2544,7 +2973,7 @@
         <w:pStyle w:val="ListParagraph"/>
         <w:numPr>
           <w:ilvl w:val="0"/>
-          <w:numId w:val="9"/>
+          <w:numId w:val="12"/>
         </w:numPr>
       </w:pPr>
       <w:r>
@@ -2587,10 +3016,229 @@
     </w:p>
     <w:p>
       <w:pPr>
-        <w:pStyle w:val="ListParagraph"/>
-        <w:numPr>
-          <w:ilvl w:val="0"/>
-          <w:numId w:val="10"/>
+        <w:keepNext/>
+        <w:spacing w:before="120" w:after="60"/>
+      </w:pPr>
+      <w:r>
+        <w:drawing>
+          <wp:inline distT="0" distB="0" distL="0" distR="0">
+            <wp:extent cx="5943600" cy="3549650"/>
+            <wp:docPr id="104" name="shot104" descr="tasks"/>
+            <a:graphic xmlns:a="http://schemas.openxmlformats.org/drawingml/2006/main">
+              <a:graphicData uri="http://schemas.openxmlformats.org/drawingml/2006/picture">
+                <pic:pic xmlns:pic="http://schemas.openxmlformats.org/drawingml/2006/picture">
+                  <pic:nvPicPr>
+                    <pic:cNvPr id="104" name="shot104" descr="tasks"/>
+                    <pic:cNvPicPr/>
+                  </pic:nvPicPr>
+                  <pic:blipFill>
+                    <a:blip r:embed="rIdShot4"/>
+                    <a:stretch>
+                      <a:fillRect/>
+                    </a:stretch>
+                  </pic:blipFill>
+                  <pic:spPr>
+                    <a:xfrm>
+                      <a:off x="0" y="0"/>
+                      <a:ext cx="5943600" cy="3549650"/>
+                    </a:xfrm>
+                    <a:prstGeom prst="rect">
+                      <a:avLst/>
+                    </a:prstGeom>
+                  </pic:spPr>
+                </pic:pic>
+              </a:graphicData>
+            </a:graphic>
+          </wp:inline>
+        </w:drawing>
+      </w:r>
+    </w:p>
+    <w:p>
+      <w:pPr>
+        <w:pStyle w:val="ListParagraph"/>
+        <w:numPr>
+          <w:ilvl w:val="0"/>
+          <w:numId w:val="13"/>
+        </w:numPr>
+      </w:pPr>
+      <w:r>
+        <w:t xml:space="preserve">Owned, Subscribed, Activities: your tasks</w:t>
+      </w:r>
+    </w:p>
+    <w:p>
+      <w:pPr>
+        <w:pStyle w:val="ListParagraph"/>
+        <w:numPr>
+          <w:ilvl w:val="0"/>
+          <w:numId w:val="13"/>
+        </w:numPr>
+      </w:pPr>
+      <w:r>
+        <w:t xml:space="preserve">Quick access: all, created, assigned, completed</w:t>
+      </w:r>
+    </w:p>
+    <w:p>
+      <w:pPr>
+        <w:pStyle w:val="ListParagraph"/>
+        <w:numPr>
+          <w:ilvl w:val="0"/>
+          <w:numId w:val="13"/>
+        </w:numPr>
+      </w:pPr>
+      <w:r>
+        <w:t xml:space="preserve">The task lists (+ makes one)</w:t>
+      </w:r>
+    </w:p>
+    <w:p>
+      <w:pPr>
+        <w:pStyle w:val="ListParagraph"/>
+        <w:numPr>
+          <w:ilvl w:val="0"/>
+          <w:numId w:val="13"/>
+        </w:numPr>
+      </w:pPr>
+      <w:r>
+        <w:t xml:space="preserve">People: everyone's tasks</w:t>
+      </w:r>
+    </w:p>
+    <w:p>
+      <w:pPr>
+        <w:pStyle w:val="ListParagraph"/>
+        <w:numPr>
+          <w:ilvl w:val="0"/>
+          <w:numId w:val="13"/>
+        </w:numPr>
+      </w:pPr>
+      <w:r>
+        <w:t xml:space="preserve">List, Kanban, Gantt, Dashboard, Activities</w:t>
+      </w:r>
+    </w:p>
+    <w:p>
+      <w:pPr>
+        <w:pStyle w:val="ListParagraph"/>
+        <w:numPr>
+          <w:ilvl w:val="0"/>
+          <w:numId w:val="13"/>
+        </w:numPr>
+      </w:pPr>
+      <w:r>
+        <w:t xml:space="preserve">Members of the list</w:t>
+      </w:r>
+    </w:p>
+    <w:p>
+      <w:pPr>
+        <w:pStyle w:val="ListParagraph"/>
+        <w:numPr>
+          <w:ilvl w:val="0"/>
+          <w:numId w:val="13"/>
+        </w:numPr>
+      </w:pPr>
+      <w:r>
+        <w:t xml:space="preserve">+ New task (▾: import)</w:t>
+      </w:r>
+    </w:p>
+    <w:p>
+      <w:pPr>
+        <w:pStyle w:val="ListParagraph"/>
+        <w:numPr>
+          <w:ilvl w:val="0"/>
+          <w:numId w:val="13"/>
+        </w:numPr>
+      </w:pPr>
+      <w:r>
+        <w:t xml:space="preserve">Search tasks</w:t>
+      </w:r>
+    </w:p>
+    <w:p>
+      <w:pPr>
+        <w:pStyle w:val="ListParagraph"/>
+        <w:numPr>
+          <w:ilvl w:val="0"/>
+          <w:numId w:val="13"/>
+        </w:numPr>
+      </w:pPr>
+      <w:r>
+        <w:t xml:space="preserve">Filter: status, owner, priority, sort, group by</w:t>
+      </w:r>
+    </w:p>
+    <w:p>
+      <w:pPr>
+        <w:pStyle w:val="ListParagraph"/>
+        <w:numPr>
+          <w:ilvl w:val="0"/>
+          <w:numId w:val="13"/>
+        </w:numPr>
+      </w:pPr>
+      <w:r>
+        <w:t xml:space="preserve">Customize the columns</w:t>
+      </w:r>
+    </w:p>
+    <w:p>
+      <w:pPr>
+        <w:pStyle w:val="ListParagraph"/>
+        <w:numPr>
+          <w:ilvl w:val="0"/>
+          <w:numId w:val="13"/>
+        </w:numPr>
+      </w:pPr>
+      <w:r>
+        <w:t xml:space="preserve">Click a heading to sort (▲ ▼)</w:t>
+      </w:r>
+    </w:p>
+    <w:p>
+      <w:pPr>
+        <w:pStyle w:val="ListParagraph"/>
+        <w:numPr>
+          <w:ilvl w:val="0"/>
+          <w:numId w:val="13"/>
+        </w:numPr>
+      </w:pPr>
+      <w:r>
+        <w:t xml:space="preserve">A group (a project): fold it, open its sheets and dashboard</w:t>
+      </w:r>
+    </w:p>
+    <w:p>
+      <w:pPr>
+        <w:pStyle w:val="ListParagraph"/>
+        <w:numPr>
+          <w:ilvl w:val="0"/>
+          <w:numId w:val="13"/>
+        </w:numPr>
+      </w:pPr>
+      <w:r>
+        <w:t xml:space="preserve">Tick to complete</w:t>
+      </w:r>
+    </w:p>
+    <w:p>
+      <w:pPr>
+        <w:pStyle w:val="ListParagraph"/>
+        <w:numPr>
+          <w:ilvl w:val="0"/>
+          <w:numId w:val="13"/>
+        </w:numPr>
+      </w:pPr>
+      <w:r>
+        <w:t xml:space="preserve">The title - click to open the task</w:t>
+      </w:r>
+    </w:p>
+    <w:p>
+      <w:pPr>
+        <w:pStyle w:val="ListParagraph"/>
+        <w:numPr>
+          <w:ilvl w:val="0"/>
+          <w:numId w:val="13"/>
+        </w:numPr>
+      </w:pPr>
+      <w:r>
+        <w:t xml:space="preserve">Edit any cell where it stands</w:t>
+      </w:r>
+    </w:p>
+    <w:p>
+      <w:pPr>
+        <w:pStyle w:val="ListParagraph"/>
+        <w:numPr>
+          <w:ilvl w:val="0"/>
+          <w:numId w:val="14"/>
         </w:numPr>
       </w:pPr>
       <w:r>
@@ -2662,7 +3310,7 @@
         <w:pStyle w:val="ListParagraph"/>
         <w:numPr>
           <w:ilvl w:val="0"/>
-          <w:numId w:val="10"/>
+          <w:numId w:val="14"/>
         </w:numPr>
       </w:pPr>
       <w:r>
@@ -2743,7 +3391,7 @@
         <w:pStyle w:val="ListParagraph"/>
         <w:numPr>
           <w:ilvl w:val="0"/>
-          <w:numId w:val="10"/>
+          <w:numId w:val="14"/>
         </w:numPr>
       </w:pPr>
       <w:r>
@@ -2779,7 +3427,7 @@
         <w:pStyle w:val="ListParagraph"/>
         <w:numPr>
           <w:ilvl w:val="0"/>
-          <w:numId w:val="10"/>
+          <w:numId w:val="14"/>
         </w:numPr>
       </w:pPr>
       <w:r>
@@ -2797,7 +3445,7 @@
         <w:pStyle w:val="ListParagraph"/>
         <w:numPr>
           <w:ilvl w:val="0"/>
-          <w:numId w:val="10"/>
+          <w:numId w:val="14"/>
         </w:numPr>
       </w:pPr>
       <w:r>
@@ -2833,7 +3481,7 @@
         <w:pStyle w:val="ListParagraph"/>
         <w:numPr>
           <w:ilvl w:val="0"/>
-          <w:numId w:val="10"/>
+          <w:numId w:val="14"/>
         </w:numPr>
       </w:pPr>
       <w:r>
@@ -2887,7 +3535,7 @@
         <w:pStyle w:val="ListParagraph"/>
         <w:numPr>
           <w:ilvl w:val="0"/>
-          <w:numId w:val="10"/>
+          <w:numId w:val="14"/>
         </w:numPr>
       </w:pPr>
       <w:r>
@@ -2914,7 +3562,7 @@
         <w:pStyle w:val="ListParagraph"/>
         <w:numPr>
           <w:ilvl w:val="0"/>
-          <w:numId w:val="10"/>
+          <w:numId w:val="14"/>
         </w:numPr>
       </w:pPr>
       <w:r>
@@ -2973,10 +3621,181 @@
     </w:p>
     <w:p>
       <w:pPr>
-        <w:pStyle w:val="ListParagraph"/>
-        <w:numPr>
-          <w:ilvl w:val="0"/>
-          <w:numId w:val="11"/>
+        <w:keepNext/>
+        <w:spacing w:before="120" w:after="60"/>
+      </w:pPr>
+      <w:r>
+        <w:drawing>
+          <wp:inline distT="0" distB="0" distL="0" distR="0">
+            <wp:extent cx="4167553" cy="7315200"/>
+            <wp:docPr id="105" name="shot105" descr="task-detail"/>
+            <a:graphic xmlns:a="http://schemas.openxmlformats.org/drawingml/2006/main">
+              <a:graphicData uri="http://schemas.openxmlformats.org/drawingml/2006/picture">
+                <pic:pic xmlns:pic="http://schemas.openxmlformats.org/drawingml/2006/picture">
+                  <pic:nvPicPr>
+                    <pic:cNvPr id="105" name="shot105" descr="task-detail"/>
+                    <pic:cNvPicPr/>
+                  </pic:nvPicPr>
+                  <pic:blipFill>
+                    <a:blip r:embed="rIdShot5"/>
+                    <a:stretch>
+                      <a:fillRect/>
+                    </a:stretch>
+                  </pic:blipFill>
+                  <pic:spPr>
+                    <a:xfrm>
+                      <a:off x="0" y="0"/>
+                      <a:ext cx="4167553" cy="7315200"/>
+                    </a:xfrm>
+                    <a:prstGeom prst="rect">
+                      <a:avLst/>
+                    </a:prstGeom>
+                  </pic:spPr>
+                </pic:pic>
+              </a:graphicData>
+            </a:graphic>
+          </wp:inline>
+        </w:drawing>
+      </w:r>
+    </w:p>
+    <w:p>
+      <w:pPr>
+        <w:pStyle w:val="ListParagraph"/>
+        <w:numPr>
+          <w:ilvl w:val="0"/>
+          <w:numId w:val="15"/>
+        </w:numPr>
+      </w:pPr>
+      <w:r>
+        <w:t xml:space="preserve">Mark complete</w:t>
+      </w:r>
+    </w:p>
+    <w:p>
+      <w:pPr>
+        <w:pStyle w:val="ListParagraph"/>
+        <w:numPr>
+          <w:ilvl w:val="0"/>
+          <w:numId w:val="15"/>
+        </w:numPr>
+      </w:pPr>
+      <w:r>
+        <w:t xml:space="preserve">Previous / next task (K / J)</w:t>
+      </w:r>
+    </w:p>
+    <w:p>
+      <w:pPr>
+        <w:pStyle w:val="ListParagraph"/>
+        <w:numPr>
+          <w:ilvl w:val="0"/>
+          <w:numId w:val="15"/>
+        </w:numPr>
+      </w:pPr>
+      <w:r>
+        <w:t xml:space="preserve">Follow: e-mails when it changes</w:t>
+      </w:r>
+    </w:p>
+    <w:p>
+      <w:pPr>
+        <w:pStyle w:val="ListParagraph"/>
+        <w:numPr>
+          <w:ilvl w:val="0"/>
+          <w:numId w:val="15"/>
+        </w:numPr>
+      </w:pPr>
+      <w:r>
+        <w:t xml:space="preserve">Share to a chat</w:t>
+      </w:r>
+    </w:p>
+    <w:p>
+      <w:pPr>
+        <w:pStyle w:val="ListParagraph"/>
+        <w:numPr>
+          <w:ilvl w:val="0"/>
+          <w:numId w:val="15"/>
+        </w:numPr>
+      </w:pPr>
+      <w:r>
+        <w:t xml:space="preserve">Copy a link to the task</w:t>
+      </w:r>
+    </w:p>
+    <w:p>
+      <w:pPr>
+        <w:pStyle w:val="ListParagraph"/>
+        <w:numPr>
+          <w:ilvl w:val="0"/>
+          <w:numId w:val="15"/>
+        </w:numPr>
+      </w:pPr>
+      <w:r>
+        <w:t xml:space="preserve">Delete (Ctrl+Z brings it back)</w:t>
+      </w:r>
+    </w:p>
+    <w:p>
+      <w:pPr>
+        <w:pStyle w:val="ListParagraph"/>
+        <w:numPr>
+          <w:ilvl w:val="0"/>
+          <w:numId w:val="15"/>
+        </w:numPr>
+      </w:pPr>
+      <w:r>
+        <w:t xml:space="preserve">The title</w:t>
+      </w:r>
+    </w:p>
+    <w:p>
+      <w:pPr>
+        <w:pStyle w:val="ListParagraph"/>
+        <w:numPr>
+          <w:ilvl w:val="0"/>
+          <w:numId w:val="15"/>
+        </w:numPr>
+      </w:pPr>
+      <w:r>
+        <w:t xml:space="preserve">Owners, dates, group, priority and the list's own fields</w:t>
+      </w:r>
+    </w:p>
+    <w:p>
+      <w:pPr>
+        <w:pStyle w:val="ListParagraph"/>
+        <w:numPr>
+          <w:ilvl w:val="0"/>
+          <w:numId w:val="15"/>
+        </w:numPr>
+      </w:pPr>
+      <w:r>
+        <w:t xml:space="preserve">Description</w:t>
+      </w:r>
+    </w:p>
+    <w:p>
+      <w:pPr>
+        <w:pStyle w:val="ListParagraph"/>
+        <w:numPr>
+          <w:ilvl w:val="0"/>
+          <w:numId w:val="15"/>
+        </w:numPr>
+      </w:pPr>
+      <w:r>
+        <w:t xml:space="preserve">Sub-tasks</w:t>
+      </w:r>
+    </w:p>
+    <w:p>
+      <w:pPr>
+        <w:pStyle w:val="ListParagraph"/>
+        <w:numPr>
+          <w:ilvl w:val="0"/>
+          <w:numId w:val="15"/>
+        </w:numPr>
+      </w:pPr>
+      <w:r>
+        <w:t xml:space="preserve">Linked issues, sheets, 3D views and files</w:t>
+      </w:r>
+    </w:p>
+    <w:p>
+      <w:pPr>
+        <w:pStyle w:val="ListParagraph"/>
+        <w:numPr>
+          <w:ilvl w:val="0"/>
+          <w:numId w:val="16"/>
         </w:numPr>
       </w:pPr>
       <w:r>
@@ -3021,7 +3840,7 @@
         <w:pStyle w:val="ListParagraph"/>
         <w:numPr>
           <w:ilvl w:val="0"/>
-          <w:numId w:val="11"/>
+          <w:numId w:val="16"/>
         </w:numPr>
       </w:pPr>
       <w:r>
@@ -3078,7 +3897,7 @@
         <w:pStyle w:val="ListParagraph"/>
         <w:numPr>
           <w:ilvl w:val="0"/>
-          <w:numId w:val="11"/>
+          <w:numId w:val="16"/>
         </w:numPr>
       </w:pPr>
       <w:r>
@@ -3114,7 +3933,7 @@
         <w:pStyle w:val="ListParagraph"/>
         <w:numPr>
           <w:ilvl w:val="0"/>
-          <w:numId w:val="11"/>
+          <w:numId w:val="16"/>
         </w:numPr>
       </w:pPr>
       <w:r>
@@ -3159,7 +3978,7 @@
         <w:pStyle w:val="ListParagraph"/>
         <w:numPr>
           <w:ilvl w:val="0"/>
-          <w:numId w:val="11"/>
+          <w:numId w:val="16"/>
         </w:numPr>
       </w:pPr>
       <w:r>
@@ -3186,7 +4005,7 @@
         <w:pStyle w:val="ListParagraph"/>
         <w:numPr>
           <w:ilvl w:val="0"/>
-          <w:numId w:val="11"/>
+          <w:numId w:val="16"/>
         </w:numPr>
       </w:pPr>
       <w:r>
@@ -3222,7 +4041,7 @@
         <w:pStyle w:val="ListParagraph"/>
         <w:numPr>
           <w:ilvl w:val="0"/>
-          <w:numId w:val="11"/>
+          <w:numId w:val="16"/>
         </w:numPr>
       </w:pPr>
       <w:r>
@@ -3258,7 +4077,7 @@
         <w:pStyle w:val="ListParagraph"/>
         <w:numPr>
           <w:ilvl w:val="0"/>
-          <w:numId w:val="11"/>
+          <w:numId w:val="16"/>
         </w:numPr>
       </w:pPr>
       <w:r>
@@ -3285,7 +4104,7 @@
         <w:pStyle w:val="ListParagraph"/>
         <w:numPr>
           <w:ilvl w:val="0"/>
-          <w:numId w:val="11"/>
+          <w:numId w:val="16"/>
         </w:numPr>
       </w:pPr>
       <w:r>
@@ -3332,7 +4151,7 @@
         <w:pStyle w:val="ListParagraph"/>
         <w:numPr>
           <w:ilvl w:val="0"/>
-          <w:numId w:val="12"/>
+          <w:numId w:val="17"/>
         </w:numPr>
       </w:pPr>
       <w:r>
@@ -3376,7 +4195,7 @@
         <w:pStyle w:val="ListParagraph"/>
         <w:numPr>
           <w:ilvl w:val="0"/>
-          <w:numId w:val="13"/>
+          <w:numId w:val="18"/>
         </w:numPr>
       </w:pPr>
       <w:r>
@@ -3406,7 +4225,7 @@
         <w:pStyle w:val="ListParagraph"/>
         <w:numPr>
           <w:ilvl w:val="0"/>
-          <w:numId w:val="13"/>
+          <w:numId w:val="18"/>
         </w:numPr>
       </w:pPr>
       <w:r>
@@ -3454,7 +4273,7 @@
         <w:pStyle w:val="ListParagraph"/>
         <w:numPr>
           <w:ilvl w:val="0"/>
-          <w:numId w:val="13"/>
+          <w:numId w:val="18"/>
         </w:numPr>
       </w:pPr>
       <w:r>
@@ -3466,7 +4285,7 @@
         <w:pStyle w:val="ListParagraph"/>
         <w:numPr>
           <w:ilvl w:val="0"/>
-          <w:numId w:val="13"/>
+          <w:numId w:val="18"/>
         </w:numPr>
       </w:pPr>
       <w:r>
@@ -3500,6 +4319,201 @@
       </w:r>
     </w:p>
     <w:p>
+      <w:pPr>
+        <w:keepNext/>
+        <w:spacing w:before="120" w:after="60"/>
+      </w:pPr>
+      <w:r>
+        <w:drawing>
+          <wp:inline distT="0" distB="0" distL="0" distR="0">
+            <wp:extent cx="5943600" cy="3549650"/>
+            <wp:docPr id="106" name="shot106" descr="board"/>
+            <a:graphic xmlns:a="http://schemas.openxmlformats.org/drawingml/2006/main">
+              <a:graphicData uri="http://schemas.openxmlformats.org/drawingml/2006/picture">
+                <pic:pic xmlns:pic="http://schemas.openxmlformats.org/drawingml/2006/picture">
+                  <pic:nvPicPr>
+                    <pic:cNvPr id="106" name="shot106" descr="board"/>
+                    <pic:cNvPicPr/>
+                  </pic:nvPicPr>
+                  <pic:blipFill>
+                    <a:blip r:embed="rIdShot6"/>
+                    <a:stretch>
+                      <a:fillRect/>
+                    </a:stretch>
+                  </pic:blipFill>
+                  <pic:spPr>
+                    <a:xfrm>
+                      <a:off x="0" y="0"/>
+                      <a:ext cx="5943600" cy="3549650"/>
+                    </a:xfrm>
+                    <a:prstGeom prst="rect">
+                      <a:avLst/>
+                    </a:prstGeom>
+                  </pic:spPr>
+                </pic:pic>
+              </a:graphicData>
+            </a:graphic>
+          </wp:inline>
+        </w:drawing>
+      </w:r>
+    </w:p>
+    <w:p>
+      <w:pPr>
+        <w:pStyle w:val="ListParagraph"/>
+        <w:numPr>
+          <w:ilvl w:val="0"/>
+          <w:numId w:val="19"/>
+        </w:numPr>
+      </w:pPr>
+      <w:r>
+        <w:t xml:space="preserve">Boards: all the project's boards, new board, templates</w:t>
+      </w:r>
+    </w:p>
+    <w:p>
+      <w:pPr>
+        <w:pStyle w:val="ListParagraph"/>
+        <w:numPr>
+          <w:ilvl w:val="0"/>
+          <w:numId w:val="19"/>
+        </w:numPr>
+      </w:pPr>
+      <w:r>
+        <w:t xml:space="preserve">The board's name</w:t>
+      </w:r>
+    </w:p>
+    <w:p>
+      <w:pPr>
+        <w:pStyle w:val="ListParagraph"/>
+        <w:numPr>
+          <w:ilvl w:val="0"/>
+          <w:numId w:val="19"/>
+        </w:numPr>
+      </w:pPr>
+      <w:r>
+        <w:t xml:space="preserve">Who is on the board now</w:t>
+      </w:r>
+    </w:p>
+    <w:p>
+      <w:pPr>
+        <w:pStyle w:val="ListParagraph"/>
+        <w:numPr>
+          <w:ilvl w:val="0"/>
+          <w:numId w:val="19"/>
+        </w:numPr>
+      </w:pPr>
+      <w:r>
+        <w:t xml:space="preserve">Find text on the board</w:t>
+      </w:r>
+    </w:p>
+    <w:p>
+      <w:pPr>
+        <w:pStyle w:val="ListParagraph"/>
+        <w:numPr>
+          <w:ilvl w:val="0"/>
+          <w:numId w:val="19"/>
+        </w:numPr>
+      </w:pPr>
+      <w:r>
+        <w:t xml:space="preserve">A countdown for everyone</w:t>
+      </w:r>
+    </w:p>
+    <w:p>
+      <w:pPr>
+        <w:pStyle w:val="ListParagraph"/>
+        <w:numPr>
+          <w:ilvl w:val="0"/>
+          <w:numId w:val="19"/>
+        </w:numPr>
+      </w:pPr>
+      <w:r>
+        <w:t xml:space="preserve">Present: frame by frame</w:t>
+      </w:r>
+    </w:p>
+    <w:p>
+      <w:pPr>
+        <w:pStyle w:val="ListParagraph"/>
+        <w:numPr>
+          <w:ilvl w:val="0"/>
+          <w:numId w:val="19"/>
+        </w:numPr>
+      </w:pPr>
+      <w:r>
+        <w:t xml:space="preserve">Export: picture, PDF, backup</w:t>
+      </w:r>
+    </w:p>
+    <w:p>
+      <w:pPr>
+        <w:pStyle w:val="ListParagraph"/>
+        <w:numPr>
+          <w:ilvl w:val="0"/>
+          <w:numId w:val="19"/>
+        </w:numPr>
+      </w:pPr>
+      <w:r>
+        <w:t xml:space="preserve">Select and move; move the board</w:t>
+      </w:r>
+    </w:p>
+    <w:p>
+      <w:pPr>
+        <w:pStyle w:val="ListParagraph"/>
+        <w:numPr>
+          <w:ilvl w:val="0"/>
+          <w:numId w:val="19"/>
+        </w:numPr>
+      </w:pPr>
+      <w:r>
+        <w:t xml:space="preserve">Sticky note, text, shape, connector, mind map, pen</w:t>
+      </w:r>
+    </w:p>
+    <w:p>
+      <w:pPr>
+        <w:pStyle w:val="ListParagraph"/>
+        <w:numPr>
+          <w:ilvl w:val="0"/>
+          <w:numId w:val="19"/>
+        </w:numPr>
+      </w:pPr>
+      <w:r>
+        <w:t xml:space="preserve">Frame, picture, card linked to an issue or a sheet</w:t>
+      </w:r>
+    </w:p>
+    <w:p>
+      <w:pPr>
+        <w:pStyle w:val="ListParagraph"/>
+        <w:numPr>
+          <w:ilvl w:val="0"/>
+          <w:numId w:val="19"/>
+        </w:numPr>
+      </w:pPr>
+      <w:r>
+        <w:t xml:space="preserve">Undo / redo</w:t>
+      </w:r>
+    </w:p>
+    <w:p>
+      <w:pPr>
+        <w:pStyle w:val="ListParagraph"/>
+        <w:numPr>
+          <w:ilvl w:val="0"/>
+          <w:numId w:val="19"/>
+        </w:numPr>
+      </w:pPr>
+      <w:r>
+        <w:t xml:space="preserve">The board: double-click to write</w:t>
+      </w:r>
+    </w:p>
+    <w:p>
+      <w:pPr>
+        <w:pStyle w:val="ListParagraph"/>
+        <w:numPr>
+          <w:ilvl w:val="0"/>
+          <w:numId w:val="19"/>
+        </w:numPr>
+      </w:pPr>
+      <w:r>
+        <w:t xml:space="preserve">Overview map, zoom, Fit</w:t>
+      </w:r>
+    </w:p>
+    <w:p>
       <w:pPr/>
       <w:r>
         <w:rPr>
@@ -3540,7 +4554,7 @@
         <w:pStyle w:val="ListParagraph"/>
         <w:numPr>
           <w:ilvl w:val="0"/>
-          <w:numId w:val="14"/>
+          <w:numId w:val="20"/>
         </w:numPr>
       </w:pPr>
       <w:r>
@@ -3558,7 +4572,7 @@
         <w:pStyle w:val="ListParagraph"/>
         <w:numPr>
           <w:ilvl w:val="0"/>
-          <w:numId w:val="14"/>
+          <w:numId w:val="20"/>
         </w:numPr>
       </w:pPr>
       <w:r>
@@ -3576,7 +4590,7 @@
         <w:pStyle w:val="ListParagraph"/>
         <w:numPr>
           <w:ilvl w:val="0"/>
-          <w:numId w:val="14"/>
+          <w:numId w:val="20"/>
         </w:numPr>
       </w:pPr>
       <w:r>
@@ -3621,7 +4635,7 @@
         <w:pStyle w:val="ListParagraph"/>
         <w:numPr>
           <w:ilvl w:val="0"/>
-          <w:numId w:val="14"/>
+          <w:numId w:val="20"/>
         </w:numPr>
       </w:pPr>
       <w:r>
@@ -3657,7 +4671,7 @@
         <w:pStyle w:val="ListParagraph"/>
         <w:numPr>
           <w:ilvl w:val="0"/>
-          <w:numId w:val="14"/>
+          <w:numId w:val="20"/>
         </w:numPr>
       </w:pPr>
       <w:r>
@@ -3670,6 +4684,213 @@
       </w:pPr>
       <w:r>
         <w:t xml:space="preserve">Messenger</w:t>
+      </w:r>
+    </w:p>
+    <w:p>
+      <w:pPr>
+        <w:keepNext/>
+        <w:spacing w:before="120" w:after="60"/>
+      </w:pPr>
+      <w:r>
+        <w:drawing>
+          <wp:inline distT="0" distB="0" distL="0" distR="0">
+            <wp:extent cx="5943600" cy="3549650"/>
+            <wp:docPr id="107" name="shot107" descr="chat"/>
+            <a:graphic xmlns:a="http://schemas.openxmlformats.org/drawingml/2006/main">
+              <a:graphicData uri="http://schemas.openxmlformats.org/drawingml/2006/picture">
+                <pic:pic xmlns:pic="http://schemas.openxmlformats.org/drawingml/2006/picture">
+                  <pic:nvPicPr>
+                    <pic:cNvPr id="107" name="shot107" descr="chat"/>
+                    <pic:cNvPicPr/>
+                  </pic:nvPicPr>
+                  <pic:blipFill>
+                    <a:blip r:embed="rIdShot7"/>
+                    <a:stretch>
+                      <a:fillRect/>
+                    </a:stretch>
+                  </pic:blipFill>
+                  <pic:spPr>
+                    <a:xfrm>
+                      <a:off x="0" y="0"/>
+                      <a:ext cx="5943600" cy="3549650"/>
+                    </a:xfrm>
+                    <a:prstGeom prst="rect">
+                      <a:avLst/>
+                    </a:prstGeom>
+                  </pic:spPr>
+                </pic:pic>
+              </a:graphicData>
+            </a:graphic>
+          </wp:inline>
+        </w:drawing>
+      </w:r>
+    </w:p>
+    <w:p>
+      <w:pPr>
+        <w:pStyle w:val="ListParagraph"/>
+        <w:numPr>
+          <w:ilvl w:val="0"/>
+          <w:numId w:val="21"/>
+        </w:numPr>
+      </w:pPr>
+      <w:r>
+        <w:t xml:space="preserve">Search chats (Enter: search the messages)</w:t>
+      </w:r>
+    </w:p>
+    <w:p>
+      <w:pPr>
+        <w:pStyle w:val="ListParagraph"/>
+        <w:numPr>
+          <w:ilvl w:val="0"/>
+          <w:numId w:val="21"/>
+        </w:numPr>
+      </w:pPr>
+      <w:r>
+        <w:t xml:space="preserve">New chat: a message to someone, or a group</w:t>
+      </w:r>
+    </w:p>
+    <w:p>
+      <w:pPr>
+        <w:pStyle w:val="ListParagraph"/>
+        <w:numPr>
+          <w:ilvl w:val="0"/>
+          <w:numId w:val="21"/>
+        </w:numPr>
+      </w:pPr>
+      <w:r>
+        <w:t xml:space="preserve">Project channels - one per project</w:t>
+      </w:r>
+    </w:p>
+    <w:p>
+      <w:pPr>
+        <w:pStyle w:val="ListParagraph"/>
+        <w:numPr>
+          <w:ilvl w:val="0"/>
+          <w:numId w:val="21"/>
+        </w:numPr>
+      </w:pPr>
+      <w:r>
+        <w:t xml:space="preserve">Groups and direct messages</w:t>
+      </w:r>
+    </w:p>
+    <w:p>
+      <w:pPr>
+        <w:pStyle w:val="ListParagraph"/>
+        <w:numPr>
+          <w:ilvl w:val="0"/>
+          <w:numId w:val="21"/>
+        </w:numPr>
+      </w:pPr>
+      <w:r>
+        <w:t xml:space="preserve">Task discussions</w:t>
+      </w:r>
+    </w:p>
+    <w:p>
+      <w:pPr>
+        <w:pStyle w:val="ListParagraph"/>
+        <w:numPr>
+          <w:ilvl w:val="0"/>
+          <w:numId w:val="21"/>
+        </w:numPr>
+      </w:pPr>
+      <w:r>
+        <w:t xml:space="preserve">Open the project, its sheets or 3D</w:t>
+      </w:r>
+    </w:p>
+    <w:p>
+      <w:pPr>
+        <w:pStyle w:val="ListParagraph"/>
+        <w:numPr>
+          <w:ilvl w:val="0"/>
+          <w:numId w:val="21"/>
+        </w:numPr>
+      </w:pPr>
+      <w:r>
+        <w:t xml:space="preserve">Files sent in the chat</w:t>
+      </w:r>
+    </w:p>
+    <w:p>
+      <w:pPr>
+        <w:pStyle w:val="ListParagraph"/>
+        <w:numPr>
+          <w:ilvl w:val="0"/>
+          <w:numId w:val="21"/>
+        </w:numPr>
+      </w:pPr>
+      <w:r>
+        <w:t xml:space="preserve">Members</w:t>
+      </w:r>
+    </w:p>
+    <w:p>
+      <w:pPr>
+        <w:pStyle w:val="ListParagraph"/>
+        <w:numPr>
+          <w:ilvl w:val="0"/>
+          <w:numId w:val="21"/>
+        </w:numPr>
+      </w:pPr>
+      <w:r>
+        <w:t xml:space="preserve">Topics: sub-channels for one subject</w:t>
+      </w:r>
+    </w:p>
+    <w:p>
+      <w:pPr>
+        <w:pStyle w:val="ListParagraph"/>
+        <w:numPr>
+          <w:ilvl w:val="0"/>
+          <w:numId w:val="21"/>
+        </w:numPr>
+      </w:pPr>
+      <w:r>
+        <w:t xml:space="preserve">The messages</w:t>
+      </w:r>
+    </w:p>
+    <w:p>
+      <w:pPr>
+        <w:pStyle w:val="ListParagraph"/>
+        <w:numPr>
+          <w:ilvl w:val="0"/>
+          <w:numId w:val="21"/>
+        </w:numPr>
+      </w:pPr>
+      <w:r>
+        <w:t xml:space="preserve">Write: @ person, # task, ! issue, $ sheet, % 3D view</w:t>
+      </w:r>
+    </w:p>
+    <w:p>
+      <w:pPr>
+        <w:pStyle w:val="ListParagraph"/>
+        <w:numPr>
+          <w:ilvl w:val="0"/>
+          <w:numId w:val="21"/>
+        </w:numPr>
+      </w:pPr>
+      <w:r>
+        <w:t xml:space="preserve">Bold, lists, quote, link, code</w:t>
+      </w:r>
+    </w:p>
+    <w:p>
+      <w:pPr>
+        <w:pStyle w:val="ListParagraph"/>
+        <w:numPr>
+          <w:ilvl w:val="0"/>
+          <w:numId w:val="21"/>
+        </w:numPr>
+      </w:pPr>
+      <w:r>
+        <w:t xml:space="preserve">Emoji, mention, link, files, poll / event / task</w:t>
+      </w:r>
+    </w:p>
+    <w:p>
+      <w:pPr>
+        <w:pStyle w:val="ListParagraph"/>
+        <w:numPr>
+          <w:ilvl w:val="0"/>
+          <w:numId w:val="21"/>
+        </w:numPr>
+      </w:pPr>
+      <w:r>
+        <w:t xml:space="preserve">Send (Enter)</w:t>
       </w:r>
     </w:p>
     <w:p>
@@ -3874,7 +5095,7 @@
         <w:pStyle w:val="ListParagraph"/>
         <w:numPr>
           <w:ilvl w:val="0"/>
-          <w:numId w:val="15"/>
+          <w:numId w:val="22"/>
         </w:numPr>
       </w:pPr>
       <w:r>
@@ -3949,7 +5170,7 @@
         <w:pStyle w:val="ListParagraph"/>
         <w:numPr>
           <w:ilvl w:val="0"/>
-          <w:numId w:val="15"/>
+          <w:numId w:val="22"/>
         </w:numPr>
       </w:pPr>
       <w:r>
@@ -3994,7 +5215,7 @@
         <w:pStyle w:val="ListParagraph"/>
         <w:numPr>
           <w:ilvl w:val="0"/>
-          <w:numId w:val="15"/>
+          <w:numId w:val="22"/>
         </w:numPr>
       </w:pPr>
       <w:r>
@@ -4012,7 +5233,7 @@
         <w:pStyle w:val="ListParagraph"/>
         <w:numPr>
           <w:ilvl w:val="0"/>
-          <w:numId w:val="15"/>
+          <w:numId w:val="22"/>
         </w:numPr>
       </w:pPr>
       <w:r>
@@ -4057,7 +5278,7 @@
         <w:pStyle w:val="ListParagraph"/>
         <w:numPr>
           <w:ilvl w:val="0"/>
-          <w:numId w:val="15"/>
+          <w:numId w:val="22"/>
         </w:numPr>
       </w:pPr>
       <w:r>
@@ -4096,7 +5317,7 @@
         <w:pStyle w:val="ListParagraph"/>
         <w:numPr>
           <w:ilvl w:val="0"/>
-          <w:numId w:val="16"/>
+          <w:numId w:val="23"/>
         </w:numPr>
       </w:pPr>
       <w:r>
@@ -4132,7 +5353,7 @@
         <w:pStyle w:val="ListParagraph"/>
         <w:numPr>
           <w:ilvl w:val="0"/>
-          <w:numId w:val="16"/>
+          <w:numId w:val="23"/>
         </w:numPr>
       </w:pPr>
       <w:r>
@@ -4153,7 +5374,7 @@
         <w:pStyle w:val="ListParagraph"/>
         <w:numPr>
           <w:ilvl w:val="0"/>
-          <w:numId w:val="16"/>
+          <w:numId w:val="23"/>
         </w:numPr>
       </w:pPr>
       <w:r>
@@ -4225,7 +5446,7 @@
         <w:pStyle w:val="ListParagraph"/>
         <w:numPr>
           <w:ilvl w:val="0"/>
-          <w:numId w:val="16"/>
+          <w:numId w:val="23"/>
         </w:numPr>
       </w:pPr>
       <w:r>
@@ -4237,7 +5458,7 @@
         <w:pStyle w:val="ListParagraph"/>
         <w:numPr>
           <w:ilvl w:val="0"/>
-          <w:numId w:val="16"/>
+          <w:numId w:val="23"/>
         </w:numPr>
       </w:pPr>
       <w:r>
@@ -4249,7 +5470,7 @@
         <w:pStyle w:val="ListParagraph"/>
         <w:numPr>
           <w:ilvl w:val="0"/>
-          <w:numId w:val="16"/>
+          <w:numId w:val="23"/>
         </w:numPr>
       </w:pPr>
       <w:r>
@@ -4357,7 +5578,7 @@
         <w:pStyle w:val="ListParagraph"/>
         <w:numPr>
           <w:ilvl w:val="0"/>
-          <w:numId w:val="16"/>
+          <w:numId w:val="23"/>
         </w:numPr>
       </w:pPr>
       <w:r>
@@ -4420,7 +5641,7 @@
         <w:pStyle w:val="ListParagraph"/>
         <w:numPr>
           <w:ilvl w:val="0"/>
-          <w:numId w:val="16"/>
+          <w:numId w:val="23"/>
         </w:numPr>
       </w:pPr>
       <w:r>
@@ -4474,7 +5695,7 @@
         <w:pStyle w:val="ListParagraph"/>
         <w:numPr>
           <w:ilvl w:val="0"/>
-          <w:numId w:val="17"/>
+          <w:numId w:val="24"/>
         </w:numPr>
       </w:pPr>
       <w:r>
@@ -4519,7 +5740,7 @@
         <w:pStyle w:val="ListParagraph"/>
         <w:numPr>
           <w:ilvl w:val="0"/>
-          <w:numId w:val="17"/>
+          <w:numId w:val="24"/>
         </w:numPr>
       </w:pPr>
       <w:r>
@@ -4600,7 +5821,7 @@
         <w:pStyle w:val="ListParagraph"/>
         <w:numPr>
           <w:ilvl w:val="0"/>
-          <w:numId w:val="17"/>
+          <w:numId w:val="24"/>
         </w:numPr>
       </w:pPr>
       <w:r>
@@ -4645,7 +5866,7 @@
         <w:pStyle w:val="ListParagraph"/>
         <w:numPr>
           <w:ilvl w:val="0"/>
-          <w:numId w:val="18"/>
+          <w:numId w:val="25"/>
         </w:numPr>
       </w:pPr>
       <w:r>
@@ -4756,7 +5977,7 @@
         <w:pStyle w:val="ListParagraph"/>
         <w:numPr>
           <w:ilvl w:val="0"/>
-          <w:numId w:val="18"/>
+          <w:numId w:val="25"/>
         </w:numPr>
       </w:pPr>
       <w:r>
@@ -4810,7 +6031,7 @@
         <w:pStyle w:val="ListParagraph"/>
         <w:numPr>
           <w:ilvl w:val="0"/>
-          <w:numId w:val="18"/>
+          <w:numId w:val="25"/>
         </w:numPr>
       </w:pPr>
       <w:r>
@@ -4846,7 +6067,7 @@
         <w:pStyle w:val="ListParagraph"/>
         <w:numPr>
           <w:ilvl w:val="0"/>
-          <w:numId w:val="18"/>
+          <w:numId w:val="25"/>
         </w:numPr>
       </w:pPr>
       <w:r>
@@ -4864,7 +6085,7 @@
         <w:pStyle w:val="ListParagraph"/>
         <w:numPr>
           <w:ilvl w:val="0"/>
-          <w:numId w:val="18"/>
+          <w:numId w:val="25"/>
         </w:numPr>
       </w:pPr>
       <w:r>
@@ -4894,7 +6115,7 @@
         <w:pStyle w:val="ListParagraph"/>
         <w:numPr>
           <w:ilvl w:val="0"/>
-          <w:numId w:val="19"/>
+          <w:numId w:val="26"/>
         </w:numPr>
       </w:pPr>
       <w:r>
@@ -4921,7 +6142,7 @@
         <w:pStyle w:val="ListParagraph"/>
         <w:numPr>
           <w:ilvl w:val="0"/>
-          <w:numId w:val="19"/>
+          <w:numId w:val="26"/>
         </w:numPr>
       </w:pPr>
       <w:r>
@@ -4939,7 +6160,7 @@
         <w:pStyle w:val="ListParagraph"/>
         <w:numPr>
           <w:ilvl w:val="0"/>
-          <w:numId w:val="19"/>
+          <w:numId w:val="26"/>
         </w:numPr>
       </w:pPr>
       <w:r>
@@ -4984,7 +6205,7 @@
         <w:pStyle w:val="ListParagraph"/>
         <w:numPr>
           <w:ilvl w:val="0"/>
-          <w:numId w:val="19"/>
+          <w:numId w:val="26"/>
         </w:numPr>
       </w:pPr>
       <w:r>
@@ -5020,7 +6241,7 @@
         <w:pStyle w:val="ListParagraph"/>
         <w:numPr>
           <w:ilvl w:val="0"/>
-          <w:numId w:val="19"/>
+          <w:numId w:val="26"/>
         </w:numPr>
       </w:pPr>
       <w:r>
@@ -5036,6 +6257,153 @@
       </w:r>
     </w:p>
     <w:p>
+      <w:pPr>
+        <w:keepNext/>
+        <w:spacing w:before="120" w:after="60"/>
+      </w:pPr>
+      <w:r>
+        <w:drawing>
+          <wp:inline distT="0" distB="0" distL="0" distR="0">
+            <wp:extent cx="5943600" cy="3549650"/>
+            <wp:docPr id="108" name="shot108" descr="calendar"/>
+            <a:graphic xmlns:a="http://schemas.openxmlformats.org/drawingml/2006/main">
+              <a:graphicData uri="http://schemas.openxmlformats.org/drawingml/2006/picture">
+                <pic:pic xmlns:pic="http://schemas.openxmlformats.org/drawingml/2006/picture">
+                  <pic:nvPicPr>
+                    <pic:cNvPr id="108" name="shot108" descr="calendar"/>
+                    <pic:cNvPicPr/>
+                  </pic:nvPicPr>
+                  <pic:blipFill>
+                    <a:blip r:embed="rIdShot8"/>
+                    <a:stretch>
+                      <a:fillRect/>
+                    </a:stretch>
+                  </pic:blipFill>
+                  <pic:spPr>
+                    <a:xfrm>
+                      <a:off x="0" y="0"/>
+                      <a:ext cx="5943600" cy="3549650"/>
+                    </a:xfrm>
+                    <a:prstGeom prst="rect">
+                      <a:avLst/>
+                    </a:prstGeom>
+                  </pic:spPr>
+                </pic:pic>
+              </a:graphicData>
+            </a:graphic>
+          </wp:inline>
+        </w:drawing>
+      </w:r>
+    </w:p>
+    <w:p>
+      <w:pPr>
+        <w:pStyle w:val="ListParagraph"/>
+        <w:numPr>
+          <w:ilvl w:val="0"/>
+          <w:numId w:val="27"/>
+        </w:numPr>
+      </w:pPr>
+      <w:r>
+        <w:t xml:space="preserve">Previous / Today / Next month</w:t>
+      </w:r>
+    </w:p>
+    <w:p>
+      <w:pPr>
+        <w:pStyle w:val="ListParagraph"/>
+        <w:numPr>
+          <w:ilvl w:val="0"/>
+          <w:numId w:val="27"/>
+        </w:numPr>
+      </w:pPr>
+      <w:r>
+        <w:t xml:space="preserve">The month shown</w:t>
+      </w:r>
+    </w:p>
+    <w:p>
+      <w:pPr>
+        <w:pStyle w:val="ListParagraph"/>
+        <w:numPr>
+          <w:ilvl w:val="0"/>
+          <w:numId w:val="27"/>
+        </w:numPr>
+      </w:pPr>
+      <w:r>
+        <w:t xml:space="preserve">Public holidays (HK, PH ...)</w:t>
+      </w:r>
+    </w:p>
+    <w:p>
+      <w:pPr>
+        <w:pStyle w:val="ListParagraph"/>
+        <w:numPr>
+          <w:ilvl w:val="0"/>
+          <w:numId w:val="27"/>
+        </w:numPr>
+      </w:pPr>
+      <w:r>
+        <w:t xml:space="preserve">Groups: see a team's leave and meetings</w:t>
+      </w:r>
+    </w:p>
+    <w:p>
+      <w:pPr>
+        <w:pStyle w:val="ListParagraph"/>
+        <w:numPr>
+          <w:ilvl w:val="0"/>
+          <w:numId w:val="27"/>
+        </w:numPr>
+      </w:pPr>
+      <w:r>
+        <w:t xml:space="preserve">+ Leave</w:t>
+      </w:r>
+    </w:p>
+    <w:p>
+      <w:pPr>
+        <w:pStyle w:val="ListParagraph"/>
+        <w:numPr>
+          <w:ilvl w:val="0"/>
+          <w:numId w:val="27"/>
+        </w:numPr>
+      </w:pPr>
+      <w:r>
+        <w:t xml:space="preserve">Month or List</w:t>
+      </w:r>
+    </w:p>
+    <w:p>
+      <w:pPr>
+        <w:pStyle w:val="ListParagraph"/>
+        <w:numPr>
+          <w:ilvl w:val="0"/>
+          <w:numId w:val="27"/>
+        </w:numPr>
+      </w:pPr>
+      <w:r>
+        <w:t xml:space="preserve">+ Event: a meeting</w:t>
+      </w:r>
+    </w:p>
+    <w:p>
+      <w:pPr>
+        <w:pStyle w:val="ListParagraph"/>
+        <w:numPr>
+          <w:ilvl w:val="0"/>
+          <w:numId w:val="27"/>
+        </w:numPr>
+      </w:pPr>
+      <w:r>
+        <w:t xml:space="preserve">Add to Outlook: the calendar in Outlook</w:t>
+      </w:r>
+    </w:p>
+    <w:p>
+      <w:pPr>
+        <w:pStyle w:val="ListParagraph"/>
+        <w:numPr>
+          <w:ilvl w:val="0"/>
+          <w:numId w:val="27"/>
+        </w:numPr>
+      </w:pPr>
+      <w:r>
+        <w:t xml:space="preserve">Your tasks on their due dates - click to open</w:t>
+      </w:r>
+    </w:p>
+    <w:p>
       <w:pPr/>
       <w:r>
         <w:rPr>
@@ -5136,7 +6504,7 @@
         <w:pStyle w:val="ListParagraph"/>
         <w:numPr>
           <w:ilvl w:val="0"/>
-          <w:numId w:val="20"/>
+          <w:numId w:val="28"/>
         </w:numPr>
       </w:pPr>
       <w:r>
@@ -5202,7 +6570,7 @@
         <w:pStyle w:val="ListParagraph"/>
         <w:numPr>
           <w:ilvl w:val="0"/>
-          <w:numId w:val="20"/>
+          <w:numId w:val="28"/>
         </w:numPr>
       </w:pPr>
       <w:r>
@@ -5214,7 +6582,7 @@
         <w:pStyle w:val="ListParagraph"/>
         <w:numPr>
           <w:ilvl w:val="0"/>
-          <w:numId w:val="20"/>
+          <w:numId w:val="28"/>
         </w:numPr>
       </w:pPr>
       <w:r>
@@ -5232,7 +6600,7 @@
         <w:pStyle w:val="ListParagraph"/>
         <w:numPr>
           <w:ilvl w:val="0"/>
-          <w:numId w:val="20"/>
+          <w:numId w:val="28"/>
         </w:numPr>
       </w:pPr>
       <w:r>
@@ -5277,7 +6645,7 @@
         <w:pStyle w:val="ListParagraph"/>
         <w:numPr>
           <w:ilvl w:val="0"/>
-          <w:numId w:val="20"/>
+          <w:numId w:val="28"/>
         </w:numPr>
       </w:pPr>
       <w:r>
@@ -5306,7 +6674,7 @@
         <w:pStyle w:val="ListParagraph"/>
         <w:numPr>
           <w:ilvl w:val="0"/>
-          <w:numId w:val="21"/>
+          <w:numId w:val="29"/>
         </w:numPr>
       </w:pPr>
       <w:r>
@@ -5342,7 +6710,7 @@
         <w:pStyle w:val="ListParagraph"/>
         <w:numPr>
           <w:ilvl w:val="0"/>
-          <w:numId w:val="21"/>
+          <w:numId w:val="29"/>
         </w:numPr>
       </w:pPr>
       <w:r>
@@ -5371,7 +6739,7 @@
         <w:pStyle w:val="ListParagraph"/>
         <w:numPr>
           <w:ilvl w:val="0"/>
-          <w:numId w:val="22"/>
+          <w:numId w:val="30"/>
         </w:numPr>
       </w:pPr>
       <w:r>
@@ -5407,7 +6775,7 @@
         <w:pStyle w:val="ListParagraph"/>
         <w:numPr>
           <w:ilvl w:val="0"/>
-          <w:numId w:val="22"/>
+          <w:numId w:val="30"/>
         </w:numPr>
       </w:pPr>
       <w:r>
@@ -5437,7 +6805,7 @@
         <w:pStyle w:val="ListParagraph"/>
         <w:numPr>
           <w:ilvl w:val="0"/>
-          <w:numId w:val="22"/>
+          <w:numId w:val="30"/>
         </w:numPr>
       </w:pPr>
       <w:r>
@@ -5482,7 +6850,7 @@
         <w:pStyle w:val="ListParagraph"/>
         <w:numPr>
           <w:ilvl w:val="0"/>
-          <w:numId w:val="22"/>
+          <w:numId w:val="30"/>
         </w:numPr>
       </w:pPr>
       <w:r>
@@ -5508,7 +6876,7 @@
         <w:pStyle w:val="ListParagraph"/>
         <w:numPr>
           <w:ilvl w:val="0"/>
-          <w:numId w:val="23"/>
+          <w:numId w:val="31"/>
         </w:numPr>
       </w:pPr>
       <w:r>
@@ -5535,7 +6903,7 @@
         <w:pStyle w:val="ListParagraph"/>
         <w:numPr>
           <w:ilvl w:val="0"/>
-          <w:numId w:val="23"/>
+          <w:numId w:val="31"/>
         </w:numPr>
       </w:pPr>
       <w:r>
@@ -5589,7 +6957,7 @@
         <w:pStyle w:val="ListParagraph"/>
         <w:numPr>
           <w:ilvl w:val="0"/>
-          <w:numId w:val="23"/>
+          <w:numId w:val="31"/>
         </w:numPr>
       </w:pPr>
       <w:r>
@@ -5616,7 +6984,7 @@
         <w:pStyle w:val="ListParagraph"/>
         <w:numPr>
           <w:ilvl w:val="0"/>
-          <w:numId w:val="23"/>
+          <w:numId w:val="31"/>
         </w:numPr>
       </w:pPr>
       <w:r>
@@ -5661,7 +7029,7 @@
         <w:pStyle w:val="ListParagraph"/>
         <w:numPr>
           <w:ilvl w:val="0"/>
-          <w:numId w:val="23"/>
+          <w:numId w:val="31"/>
         </w:numPr>
       </w:pPr>
       <w:r>
@@ -5706,7 +7074,7 @@
         <w:pStyle w:val="ListParagraph"/>
         <w:numPr>
           <w:ilvl w:val="0"/>
-          <w:numId w:val="23"/>
+          <w:numId w:val="31"/>
         </w:numPr>
       </w:pPr>
       <w:r>
@@ -5742,7 +7110,7 @@
         <w:pStyle w:val="ListParagraph"/>
         <w:numPr>
           <w:ilvl w:val="0"/>
-          <w:numId w:val="23"/>
+          <w:numId w:val="31"/>
         </w:numPr>
       </w:pPr>
       <w:r>
@@ -5801,7 +7169,7 @@
         <w:pStyle w:val="ListParagraph"/>
         <w:numPr>
           <w:ilvl w:val="0"/>
-          <w:numId w:val="24"/>
+          <w:numId w:val="32"/>
         </w:numPr>
       </w:pPr>
       <w:r>
@@ -5855,7 +7223,7 @@
         <w:pStyle w:val="ListParagraph"/>
         <w:numPr>
           <w:ilvl w:val="0"/>
-          <w:numId w:val="24"/>
+          <w:numId w:val="32"/>
         </w:numPr>
       </w:pPr>
       <w:r>
@@ -5891,7 +7259,7 @@
         <w:pStyle w:val="ListParagraph"/>
         <w:numPr>
           <w:ilvl w:val="0"/>
-          <w:numId w:val="24"/>
+          <w:numId w:val="32"/>
         </w:numPr>
       </w:pPr>
       <w:r>
@@ -5909,7 +7277,7 @@
         <w:pStyle w:val="ListParagraph"/>
         <w:numPr>
           <w:ilvl w:val="0"/>
-          <w:numId w:val="24"/>
+          <w:numId w:val="32"/>
         </w:numPr>
       </w:pPr>
       <w:r>
@@ -5963,7 +7331,7 @@
         <w:pStyle w:val="ListParagraph"/>
         <w:numPr>
           <w:ilvl w:val="0"/>
-          <w:numId w:val="24"/>
+          <w:numId w:val="32"/>
         </w:numPr>
       </w:pPr>
       <w:r>
@@ -5981,7 +7349,7 @@
         <w:pStyle w:val="ListParagraph"/>
         <w:numPr>
           <w:ilvl w:val="0"/>
-          <w:numId w:val="24"/>
+          <w:numId w:val="32"/>
         </w:numPr>
       </w:pPr>
       <w:r>
@@ -5999,7 +7367,7 @@
         <w:pStyle w:val="ListParagraph"/>
         <w:numPr>
           <w:ilvl w:val="0"/>
-          <w:numId w:val="24"/>
+          <w:numId w:val="32"/>
         </w:numPr>
       </w:pPr>
       <w:r>
@@ -6025,7 +7393,7 @@
         <w:pStyle w:val="ListParagraph"/>
         <w:numPr>
           <w:ilvl w:val="0"/>
-          <w:numId w:val="25"/>
+          <w:numId w:val="33"/>
         </w:numPr>
       </w:pPr>
       <w:r>
@@ -6061,7 +7429,7 @@
         <w:pStyle w:val="ListParagraph"/>
         <w:numPr>
           <w:ilvl w:val="0"/>
-          <w:numId w:val="25"/>
+          <w:numId w:val="33"/>
         </w:numPr>
       </w:pPr>
       <w:r>
@@ -6079,7 +7447,7 @@
         <w:pStyle w:val="ListParagraph"/>
         <w:numPr>
           <w:ilvl w:val="0"/>
-          <w:numId w:val="25"/>
+          <w:numId w:val="33"/>
         </w:numPr>
       </w:pPr>
       <w:r>
@@ -6097,7 +7465,7 @@
         <w:pStyle w:val="ListParagraph"/>
         <w:numPr>
           <w:ilvl w:val="0"/>
-          <w:numId w:val="25"/>
+          <w:numId w:val="33"/>
         </w:numPr>
       </w:pPr>
       <w:r>
@@ -6115,7 +7483,7 @@
         <w:pStyle w:val="ListParagraph"/>
         <w:numPr>
           <w:ilvl w:val="0"/>
-          <w:numId w:val="25"/>
+          <w:numId w:val="33"/>
         </w:numPr>
       </w:pPr>
       <w:r>
@@ -6131,6 +7499,177 @@
       </w:r>
     </w:p>
     <w:p>
+      <w:pPr>
+        <w:keepNext/>
+        <w:spacing w:before="120" w:after="60"/>
+      </w:pPr>
+      <w:r>
+        <w:drawing>
+          <wp:inline distT="0" distB="0" distL="0" distR="0">
+            <wp:extent cx="5943600" cy="3549650"/>
+            <wp:docPr id="109" name="shot109" descr="folders"/>
+            <a:graphic xmlns:a="http://schemas.openxmlformats.org/drawingml/2006/main">
+              <a:graphicData uri="http://schemas.openxmlformats.org/drawingml/2006/picture">
+                <pic:pic xmlns:pic="http://schemas.openxmlformats.org/drawingml/2006/picture">
+                  <pic:nvPicPr>
+                    <pic:cNvPr id="109" name="shot109" descr="folders"/>
+                    <pic:cNvPicPr/>
+                  </pic:nvPicPr>
+                  <pic:blipFill>
+                    <a:blip r:embed="rIdShot9"/>
+                    <a:stretch>
+                      <a:fillRect/>
+                    </a:stretch>
+                  </pic:blipFill>
+                  <pic:spPr>
+                    <a:xfrm>
+                      <a:off x="0" y="0"/>
+                      <a:ext cx="5943600" cy="3549650"/>
+                    </a:xfrm>
+                    <a:prstGeom prst="rect">
+                      <a:avLst/>
+                    </a:prstGeom>
+                  </pic:spPr>
+                </pic:pic>
+              </a:graphicData>
+            </a:graphic>
+          </wp:inline>
+        </w:drawing>
+      </w:r>
+    </w:p>
+    <w:p>
+      <w:pPr>
+        <w:pStyle w:val="ListParagraph"/>
+        <w:numPr>
+          <w:ilvl w:val="0"/>
+          <w:numId w:val="34"/>
+        </w:numPr>
+      </w:pPr>
+      <w:r>
+        <w:t xml:space="preserve">The project</w:t>
+      </w:r>
+    </w:p>
+    <w:p>
+      <w:pPr>
+        <w:pStyle w:val="ListParagraph"/>
+        <w:numPr>
+          <w:ilvl w:val="0"/>
+          <w:numId w:val="34"/>
+        </w:numPr>
+      </w:pPr>
+      <w:r>
+        <w:t xml:space="preserve">Pinned, Starred, Recent, Recently deleted</w:t>
+      </w:r>
+    </w:p>
+    <w:p>
+      <w:pPr>
+        <w:pStyle w:val="ListParagraph"/>
+        <w:numPr>
+          <w:ilvl w:val="0"/>
+          <w:numId w:val="34"/>
+        </w:numPr>
+      </w:pPr>
+      <w:r>
+        <w:t xml:space="preserve">The folders (drag files here to move them)</w:t>
+      </w:r>
+    </w:p>
+    <w:p>
+      <w:pPr>
+        <w:pStyle w:val="ListParagraph"/>
+        <w:numPr>
+          <w:ilvl w:val="0"/>
+          <w:numId w:val="34"/>
+        </w:numPr>
+      </w:pPr>
+      <w:r>
+        <w:t xml:space="preserve">Hide or show the folders</w:t>
+      </w:r>
+    </w:p>
+    <w:p>
+      <w:pPr>
+        <w:pStyle w:val="ListParagraph"/>
+        <w:numPr>
+          <w:ilvl w:val="0"/>
+          <w:numId w:val="34"/>
+        </w:numPr>
+      </w:pPr>
+      <w:r>
+        <w:t xml:space="preserve">Where you are</w:t>
+      </w:r>
+    </w:p>
+    <w:p>
+      <w:pPr>
+        <w:pStyle w:val="ListParagraph"/>
+        <w:numPr>
+          <w:ilvl w:val="0"/>
+          <w:numId w:val="34"/>
+        </w:numPr>
+      </w:pPr>
+      <w:r>
+        <w:t xml:space="preserve">Search this project's files</w:t>
+      </w:r>
+    </w:p>
+    <w:p>
+      <w:pPr>
+        <w:pStyle w:val="ListParagraph"/>
+        <w:numPr>
+          <w:ilvl w:val="0"/>
+          <w:numId w:val="34"/>
+        </w:numPr>
+      </w:pPr>
+      <w:r>
+        <w:t xml:space="preserve">+ Folder</w:t>
+      </w:r>
+    </w:p>
+    <w:p>
+      <w:pPr>
+        <w:pStyle w:val="ListParagraph"/>
+        <w:numPr>
+          <w:ilvl w:val="0"/>
+          <w:numId w:val="34"/>
+        </w:numPr>
+      </w:pPr>
+      <w:r>
+        <w:t xml:space="preserve">Upload (or drop files on the page)</w:t>
+      </w:r>
+    </w:p>
+    <w:p>
+      <w:pPr>
+        <w:pStyle w:val="ListParagraph"/>
+        <w:numPr>
+          <w:ilvl w:val="0"/>
+          <w:numId w:val="34"/>
+        </w:numPr>
+      </w:pPr>
+      <w:r>
+        <w:t xml:space="preserve">Click a heading to sort</w:t>
+      </w:r>
+    </w:p>
+    <w:p>
+      <w:pPr>
+        <w:pStyle w:val="ListParagraph"/>
+        <w:numPr>
+          <w:ilvl w:val="0"/>
+          <w:numId w:val="34"/>
+        </w:numPr>
+      </w:pPr>
+      <w:r>
+        <w:t xml:space="preserve">The locked 00 BIM folder: the sheets and models from Revit</w:t>
+      </w:r>
+    </w:p>
+    <w:p>
+      <w:pPr>
+        <w:pStyle w:val="ListParagraph"/>
+        <w:numPr>
+          <w:ilvl w:val="0"/>
+          <w:numId w:val="34"/>
+        </w:numPr>
+      </w:pPr>
+      <w:r>
+        <w:t xml:space="preserve">More: rename, move, versions, pin, star, delete</w:t>
+      </w:r>
+    </w:p>
+    <w:p>
       <w:pPr/>
       <w:r>
         <w:t xml:space="preserve">Right-click a folder in the tree on the left (or use ⋯ on a folder) for </w:t>
@@ -6225,7 +7764,7 @@
         <w:pStyle w:val="ListParagraph"/>
         <w:numPr>
           <w:ilvl w:val="0"/>
-          <w:numId w:val="26"/>
+          <w:numId w:val="35"/>
         </w:numPr>
       </w:pPr>
       <w:r>
@@ -6270,7 +7809,7 @@
         <w:pStyle w:val="ListParagraph"/>
         <w:numPr>
           <w:ilvl w:val="0"/>
-          <w:numId w:val="26"/>
+          <w:numId w:val="35"/>
         </w:numPr>
       </w:pPr>
       <w:r>
@@ -6324,7 +7863,7 @@
         <w:pStyle w:val="ListParagraph"/>
         <w:numPr>
           <w:ilvl w:val="0"/>
-          <w:numId w:val="26"/>
+          <w:numId w:val="35"/>
         </w:numPr>
       </w:pPr>
       <w:r>
@@ -6369,7 +7908,7 @@
         <w:pStyle w:val="ListParagraph"/>
         <w:numPr>
           <w:ilvl w:val="0"/>
-          <w:numId w:val="26"/>
+          <w:numId w:val="35"/>
         </w:numPr>
       </w:pPr>
       <w:r>
@@ -6477,7 +8016,7 @@
         <w:pStyle w:val="ListParagraph"/>
         <w:numPr>
           <w:ilvl w:val="0"/>
-          <w:numId w:val="27"/>
+          <w:numId w:val="36"/>
         </w:numPr>
       </w:pPr>
       <w:r>
@@ -6504,7 +8043,7 @@
         <w:pStyle w:val="ListParagraph"/>
         <w:numPr>
           <w:ilvl w:val="0"/>
-          <w:numId w:val="27"/>
+          <w:numId w:val="36"/>
         </w:numPr>
       </w:pPr>
       <w:r>
@@ -6540,7 +8079,7 @@
         <w:pStyle w:val="ListParagraph"/>
         <w:numPr>
           <w:ilvl w:val="0"/>
-          <w:numId w:val="27"/>
+          <w:numId w:val="36"/>
         </w:numPr>
       </w:pPr>
       <w:r>
@@ -6612,7 +8151,7 @@
         <w:pStyle w:val="ListParagraph"/>
         <w:numPr>
           <w:ilvl w:val="0"/>
-          <w:numId w:val="27"/>
+          <w:numId w:val="36"/>
         </w:numPr>
       </w:pPr>
       <w:r>
@@ -6657,7 +8196,7 @@
         <w:pStyle w:val="ListParagraph"/>
         <w:numPr>
           <w:ilvl w:val="0"/>
-          <w:numId w:val="27"/>
+          <w:numId w:val="36"/>
         </w:numPr>
       </w:pPr>
       <w:r>
@@ -6765,7 +8304,7 @@
         <w:pStyle w:val="ListParagraph"/>
         <w:numPr>
           <w:ilvl w:val="0"/>
-          <w:numId w:val="27"/>
+          <w:numId w:val="36"/>
         </w:numPr>
       </w:pPr>
       <w:r>
@@ -6801,7 +8340,7 @@
         <w:pStyle w:val="ListParagraph"/>
         <w:numPr>
           <w:ilvl w:val="0"/>
-          <w:numId w:val="27"/>
+          <w:numId w:val="36"/>
         </w:numPr>
       </w:pPr>
       <w:r>
@@ -6837,7 +8376,7 @@
         <w:pStyle w:val="ListParagraph"/>
         <w:numPr>
           <w:ilvl w:val="0"/>
-          <w:numId w:val="27"/>
+          <w:numId w:val="36"/>
         </w:numPr>
       </w:pPr>
       <w:r>
@@ -6891,7 +8430,7 @@
         <w:pStyle w:val="ListParagraph"/>
         <w:numPr>
           <w:ilvl w:val="0"/>
-          <w:numId w:val="27"/>
+          <w:numId w:val="36"/>
         </w:numPr>
       </w:pPr>
       <w:r>
@@ -6927,7 +8466,7 @@
         <w:pStyle w:val="ListParagraph"/>
         <w:numPr>
           <w:ilvl w:val="0"/>
-          <w:numId w:val="27"/>
+          <w:numId w:val="36"/>
         </w:numPr>
       </w:pPr>
       <w:r>
@@ -6954,7 +8493,7 @@
         <w:pStyle w:val="ListParagraph"/>
         <w:numPr>
           <w:ilvl w:val="0"/>
-          <w:numId w:val="27"/>
+          <w:numId w:val="36"/>
         </w:numPr>
       </w:pPr>
       <w:r>
@@ -6970,6 +8509,237 @@
       </w:r>
     </w:p>
     <w:p>
+      <w:pPr>
+        <w:keepNext/>
+        <w:spacing w:before="120" w:after="60"/>
+      </w:pPr>
+      <w:r>
+        <w:drawing>
+          <wp:inline distT="0" distB="0" distL="0" distR="0">
+            <wp:extent cx="5943600" cy="3549650"/>
+            <wp:docPr id="110" name="shot110" descr="sheets"/>
+            <a:graphic xmlns:a="http://schemas.openxmlformats.org/drawingml/2006/main">
+              <a:graphicData uri="http://schemas.openxmlformats.org/drawingml/2006/picture">
+                <pic:pic xmlns:pic="http://schemas.openxmlformats.org/drawingml/2006/picture">
+                  <pic:nvPicPr>
+                    <pic:cNvPr id="110" name="shot110" descr="sheets"/>
+                    <pic:cNvPicPr/>
+                  </pic:nvPicPr>
+                  <pic:blipFill>
+                    <a:blip r:embed="rIdShot10"/>
+                    <a:stretch>
+                      <a:fillRect/>
+                    </a:stretch>
+                  </pic:blipFill>
+                  <pic:spPr>
+                    <a:xfrm>
+                      <a:off x="0" y="0"/>
+                      <a:ext cx="5943600" cy="3549650"/>
+                    </a:xfrm>
+                    <a:prstGeom prst="rect">
+                      <a:avLst/>
+                    </a:prstGeom>
+                  </pic:spPr>
+                </pic:pic>
+              </a:graphicData>
+            </a:graphic>
+          </wp:inline>
+        </w:drawing>
+      </w:r>
+    </w:p>
+    <w:p>
+      <w:pPr>
+        <w:pStyle w:val="ListParagraph"/>
+        <w:numPr>
+          <w:ilvl w:val="0"/>
+          <w:numId w:val="37"/>
+        </w:numPr>
+      </w:pPr>
+      <w:r>
+        <w:t xml:space="preserve">The sheets - click one to open it</w:t>
+      </w:r>
+    </w:p>
+    <w:p>
+      <w:pPr>
+        <w:pStyle w:val="ListParagraph"/>
+        <w:numPr>
+          <w:ilvl w:val="0"/>
+          <w:numId w:val="37"/>
+        </w:numPr>
+      </w:pPr>
+      <w:r>
+        <w:t xml:space="preserve">Search sheet numbers, names and the words on the drawings</w:t>
+      </w:r>
+    </w:p>
+    <w:p>
+      <w:pPr>
+        <w:pStyle w:val="ListParagraph"/>
+        <w:numPr>
+          <w:ilvl w:val="0"/>
+          <w:numId w:val="37"/>
+        </w:numPr>
+      </w:pPr>
+      <w:r>
+        <w:t xml:space="preserve">Sheet sets: pick several, rename, archive, delete</w:t>
+      </w:r>
+    </w:p>
+    <w:p>
+      <w:pPr>
+        <w:pStyle w:val="ListParagraph"/>
+        <w:numPr>
+          <w:ilvl w:val="0"/>
+          <w:numId w:val="37"/>
+        </w:numPr>
+      </w:pPr>
+      <w:r>
+        <w:t xml:space="preserve">The mark-up tools (next picture)</w:t>
+      </w:r>
+    </w:p>
+    <w:p>
+      <w:pPr>
+        <w:pStyle w:val="ListParagraph"/>
+        <w:numPr>
+          <w:ilvl w:val="0"/>
+          <w:numId w:val="37"/>
+        </w:numPr>
+      </w:pPr>
+      <w:r>
+        <w:t xml:space="preserve">View: split, compare two versions, sync, links between sheets</w:t>
+      </w:r>
+    </w:p>
+    <w:p>
+      <w:pPr>
+        <w:pStyle w:val="ListParagraph"/>
+        <w:numPr>
+          <w:ilvl w:val="0"/>
+          <w:numId w:val="37"/>
+        </w:numPr>
+      </w:pPr>
+      <w:r>
+        <w:t xml:space="preserve">Undo / redo</w:t>
+      </w:r>
+    </w:p>
+    <w:p>
+      <w:pPr>
+        <w:pStyle w:val="ListParagraph"/>
+        <w:numPr>
+          <w:ilvl w:val="0"/>
+          <w:numId w:val="37"/>
+        </w:numPr>
+      </w:pPr>
+      <w:r>
+        <w:t xml:space="preserve">Rotate, zoom out / in, Fit</w:t>
+      </w:r>
+    </w:p>
+    <w:p>
+      <w:pPr>
+        <w:pStyle w:val="ListParagraph"/>
+        <w:numPr>
+          <w:ilvl w:val="0"/>
+          <w:numId w:val="37"/>
+        </w:numPr>
+      </w:pPr>
+      <w:r>
+        <w:t xml:space="preserve">The sheet, with its issues and comments - click one to open it</w:t>
+      </w:r>
+    </w:p>
+    <w:p>
+      <w:pPr>
+        <w:pStyle w:val="ListParagraph"/>
+        <w:numPr>
+          <w:ilvl w:val="0"/>
+          <w:numId w:val="37"/>
+        </w:numPr>
+      </w:pPr>
+      <w:r>
+        <w:t xml:space="preserve">All / Issues / Comments</w:t>
+      </w:r>
+    </w:p>
+    <w:p>
+      <w:pPr>
+        <w:pStyle w:val="ListParagraph"/>
+        <w:numPr>
+          <w:ilvl w:val="0"/>
+          <w:numId w:val="37"/>
+        </w:numPr>
+      </w:pPr>
+      <w:r>
+        <w:t xml:space="preserve">Show or hide the mark-ups on the drawing</w:t>
+      </w:r>
+    </w:p>
+    <w:p>
+      <w:pPr>
+        <w:pStyle w:val="ListParagraph"/>
+        <w:numPr>
+          <w:ilvl w:val="0"/>
+          <w:numId w:val="37"/>
+        </w:numPr>
+      </w:pPr>
+      <w:r>
+        <w:t xml:space="preserve">Hide closed issues</w:t>
+      </w:r>
+    </w:p>
+    <w:p>
+      <w:pPr>
+        <w:pStyle w:val="ListParagraph"/>
+        <w:numPr>
+          <w:ilvl w:val="0"/>
+          <w:numId w:val="37"/>
+        </w:numPr>
+      </w:pPr>
+      <w:r>
+        <w:t xml:space="preserve">Group the list by sheet, status, person ...</w:t>
+      </w:r>
+    </w:p>
+    <w:p>
+      <w:pPr>
+        <w:pStyle w:val="ListParagraph"/>
+        <w:numPr>
+          <w:ilvl w:val="0"/>
+          <w:numId w:val="37"/>
+        </w:numPr>
+      </w:pPr>
+      <w:r>
+        <w:t xml:space="preserve">Search the issues and comments</w:t>
+      </w:r>
+    </w:p>
+    <w:p>
+      <w:pPr>
+        <w:pStyle w:val="ListParagraph"/>
+        <w:numPr>
+          <w:ilvl w:val="0"/>
+          <w:numId w:val="37"/>
+        </w:numPr>
+      </w:pPr>
+      <w:r>
+        <w:t xml:space="preserve">Filter by type and status; sort</w:t>
+      </w:r>
+    </w:p>
+    <w:p>
+      <w:pPr>
+        <w:pStyle w:val="ListParagraph"/>
+        <w:numPr>
+          <w:ilvl w:val="0"/>
+          <w:numId w:val="37"/>
+        </w:numPr>
+      </w:pPr>
+      <w:r>
+        <w:t xml:space="preserve">An issue: number, title, who, when, status - click to open it</w:t>
+      </w:r>
+    </w:p>
+    <w:p>
+      <w:pPr>
+        <w:pStyle w:val="ListParagraph"/>
+        <w:numPr>
+          <w:ilvl w:val="0"/>
+          <w:numId w:val="37"/>
+        </w:numPr>
+      </w:pPr>
+      <w:r>
+        <w:t xml:space="preserve">Copy a link to this sheet</w:t>
+      </w:r>
+    </w:p>
+    <w:p>
       <w:pPr/>
       <w:r>
         <w:t xml:space="preserve">The Sheets page shows every published sheet as the real PDF, searchable and ready for markup; markups save by themselves, there is no Save button.</w:t>
@@ -6988,7 +8758,7 @@
         <w:pStyle w:val="ListParagraph"/>
         <w:numPr>
           <w:ilvl w:val="0"/>
-          <w:numId w:val="28"/>
+          <w:numId w:val="38"/>
         </w:numPr>
       </w:pPr>
       <w:r>
@@ -7009,7 +8779,7 @@
         <w:pStyle w:val="ListParagraph"/>
         <w:numPr>
           <w:ilvl w:val="0"/>
-          <w:numId w:val="28"/>
+          <w:numId w:val="38"/>
         </w:numPr>
       </w:pPr>
       <w:r>
@@ -7021,7 +8791,7 @@
         <w:pStyle w:val="ListParagraph"/>
         <w:numPr>
           <w:ilvl w:val="0"/>
-          <w:numId w:val="28"/>
+          <w:numId w:val="38"/>
         </w:numPr>
       </w:pPr>
       <w:r>
@@ -7039,7 +8809,7 @@
         <w:pStyle w:val="ListParagraph"/>
         <w:numPr>
           <w:ilvl w:val="0"/>
-          <w:numId w:val="28"/>
+          <w:numId w:val="38"/>
         </w:numPr>
       </w:pPr>
       <w:r>
@@ -7057,7 +8827,7 @@
         <w:pStyle w:val="ListParagraph"/>
         <w:numPr>
           <w:ilvl w:val="0"/>
-          <w:numId w:val="28"/>
+          <w:numId w:val="38"/>
         </w:numPr>
       </w:pPr>
       <w:r>
@@ -7096,7 +8866,7 @@
         <w:pStyle w:val="ListParagraph"/>
         <w:numPr>
           <w:ilvl w:val="0"/>
-          <w:numId w:val="28"/>
+          <w:numId w:val="38"/>
         </w:numPr>
       </w:pPr>
       <w:r>
@@ -7171,7 +8941,7 @@
         <w:pStyle w:val="ListParagraph"/>
         <w:numPr>
           <w:ilvl w:val="0"/>
-          <w:numId w:val="28"/>
+          <w:numId w:val="38"/>
         </w:numPr>
       </w:pPr>
       <w:r>
@@ -7279,7 +9049,7 @@
         <w:pStyle w:val="ListParagraph"/>
         <w:numPr>
           <w:ilvl w:val="0"/>
-          <w:numId w:val="28"/>
+          <w:numId w:val="38"/>
         </w:numPr>
       </w:pPr>
       <w:r>
@@ -7291,7 +9061,7 @@
         <w:pStyle w:val="ListParagraph"/>
         <w:numPr>
           <w:ilvl w:val="0"/>
-          <w:numId w:val="28"/>
+          <w:numId w:val="38"/>
         </w:numPr>
       </w:pPr>
       <w:r>
@@ -7303,7 +9073,7 @@
         <w:pStyle w:val="ListParagraph"/>
         <w:numPr>
           <w:ilvl w:val="0"/>
-          <w:numId w:val="28"/>
+          <w:numId w:val="38"/>
         </w:numPr>
       </w:pPr>
       <w:r>
@@ -7366,7 +9136,7 @@
         <w:pStyle w:val="ListParagraph"/>
         <w:numPr>
           <w:ilvl w:val="0"/>
-          <w:numId w:val="28"/>
+          <w:numId w:val="38"/>
         </w:numPr>
       </w:pPr>
       <w:r>
@@ -7853,7 +9623,7 @@
         <w:pStyle w:val="ListParagraph"/>
         <w:numPr>
           <w:ilvl w:val="0"/>
-          <w:numId w:val="29"/>
+          <w:numId w:val="39"/>
         </w:numPr>
       </w:pPr>
       <w:r>
@@ -7871,7 +9641,7 @@
         <w:pStyle w:val="ListParagraph"/>
         <w:numPr>
           <w:ilvl w:val="0"/>
-          <w:numId w:val="29"/>
+          <w:numId w:val="39"/>
         </w:numPr>
       </w:pPr>
       <w:r>
@@ -7898,7 +9668,7 @@
         <w:pStyle w:val="ListParagraph"/>
         <w:numPr>
           <w:ilvl w:val="0"/>
-          <w:numId w:val="29"/>
+          <w:numId w:val="39"/>
         </w:numPr>
       </w:pPr>
       <w:r>
@@ -7925,7 +9695,7 @@
         <w:pStyle w:val="ListParagraph"/>
         <w:numPr>
           <w:ilvl w:val="0"/>
-          <w:numId w:val="29"/>
+          <w:numId w:val="39"/>
         </w:numPr>
       </w:pPr>
       <w:r>
@@ -7971,6 +9741,345 @@
       </w:pPr>
       <w:r>
         <w:t xml:space="preserve">Markup tools</w:t>
+      </w:r>
+    </w:p>
+    <w:p>
+      <w:pPr>
+        <w:keepNext/>
+        <w:spacing w:before="120" w:after="60"/>
+      </w:pPr>
+      <w:r>
+        <w:drawing>
+          <wp:inline distT="0" distB="0" distL="0" distR="0">
+            <wp:extent cx="5943600" cy="577941"/>
+            <wp:docPr id="111" name="shot111" descr="markup-tools"/>
+            <a:graphic xmlns:a="http://schemas.openxmlformats.org/drawingml/2006/main">
+              <a:graphicData uri="http://schemas.openxmlformats.org/drawingml/2006/picture">
+                <pic:pic xmlns:pic="http://schemas.openxmlformats.org/drawingml/2006/picture">
+                  <pic:nvPicPr>
+                    <pic:cNvPr id="111" name="shot111" descr="markup-tools"/>
+                    <pic:cNvPicPr/>
+                  </pic:nvPicPr>
+                  <pic:blipFill>
+                    <a:blip r:embed="rIdShot11"/>
+                    <a:stretch>
+                      <a:fillRect/>
+                    </a:stretch>
+                  </pic:blipFill>
+                  <pic:spPr>
+                    <a:xfrm>
+                      <a:off x="0" y="0"/>
+                      <a:ext cx="5943600" cy="577941"/>
+                    </a:xfrm>
+                    <a:prstGeom prst="rect">
+                      <a:avLst/>
+                    </a:prstGeom>
+                  </pic:spPr>
+                </pic:pic>
+              </a:graphicData>
+            </a:graphic>
+          </wp:inline>
+        </w:drawing>
+      </w:r>
+    </w:p>
+    <w:p>
+      <w:pPr>
+        <w:pStyle w:val="ListParagraph"/>
+        <w:numPr>
+          <w:ilvl w:val="0"/>
+          <w:numId w:val="40"/>
+        </w:numPr>
+      </w:pPr>
+      <w:r>
+        <w:t xml:space="preserve">Select (V): pick, move and change mark-ups</w:t>
+      </w:r>
+    </w:p>
+    <w:p>
+      <w:pPr>
+        <w:pStyle w:val="ListParagraph"/>
+        <w:numPr>
+          <w:ilvl w:val="0"/>
+          <w:numId w:val="40"/>
+        </w:numPr>
+      </w:pPr>
+      <w:r>
+        <w:t xml:space="preserve">Pan (H): move the sheet</w:t>
+      </w:r>
+    </w:p>
+    <w:p>
+      <w:pPr>
+        <w:pStyle w:val="ListParagraph"/>
+        <w:numPr>
+          <w:ilvl w:val="0"/>
+          <w:numId w:val="40"/>
+        </w:numPr>
+      </w:pPr>
+      <w:r>
+        <w:t xml:space="preserve">Rectangle (B)</w:t>
+      </w:r>
+    </w:p>
+    <w:p>
+      <w:pPr>
+        <w:pStyle w:val="ListParagraph"/>
+        <w:numPr>
+          <w:ilvl w:val="0"/>
+          <w:numId w:val="40"/>
+        </w:numPr>
+      </w:pPr>
+      <w:r>
+        <w:t xml:space="preserve">Circle (O)</w:t>
+      </w:r>
+    </w:p>
+    <w:p>
+      <w:pPr>
+        <w:pStyle w:val="ListParagraph"/>
+        <w:numPr>
+          <w:ilvl w:val="0"/>
+          <w:numId w:val="40"/>
+        </w:numPr>
+      </w:pPr>
+      <w:r>
+        <w:t xml:space="preserve">Line (L)</w:t>
+      </w:r>
+    </w:p>
+    <w:p>
+      <w:pPr>
+        <w:pStyle w:val="ListParagraph"/>
+        <w:numPr>
+          <w:ilvl w:val="0"/>
+          <w:numId w:val="40"/>
+        </w:numPr>
+      </w:pPr>
+      <w:r>
+        <w:t xml:space="preserve">Arrow (A)</w:t>
+      </w:r>
+    </w:p>
+    <w:p>
+      <w:pPr>
+        <w:pStyle w:val="ListParagraph"/>
+        <w:numPr>
+          <w:ilvl w:val="0"/>
+          <w:numId w:val="40"/>
+        </w:numPr>
+      </w:pPr>
+      <w:r>
+        <w:t xml:space="preserve">Cloud (C) - the usual issue mark</w:t>
+      </w:r>
+    </w:p>
+    <w:p>
+      <w:pPr>
+        <w:pStyle w:val="ListParagraph"/>
+        <w:numPr>
+          <w:ilvl w:val="0"/>
+          <w:numId w:val="40"/>
+        </w:numPr>
+      </w:pPr>
+      <w:r>
+        <w:t xml:space="preserve">Cloud, free shape (Shift+C)</w:t>
+      </w:r>
+    </w:p>
+    <w:p>
+      <w:pPr>
+        <w:pStyle w:val="ListParagraph"/>
+        <w:numPr>
+          <w:ilvl w:val="0"/>
+          <w:numId w:val="40"/>
+        </w:numPr>
+      </w:pPr>
+      <w:r>
+        <w:t xml:space="preserve">Polyline (P)</w:t>
+      </w:r>
+    </w:p>
+    <w:p>
+      <w:pPr>
+        <w:pStyle w:val="ListParagraph"/>
+        <w:numPr>
+          <w:ilvl w:val="0"/>
+          <w:numId w:val="40"/>
+        </w:numPr>
+      </w:pPr>
+      <w:r>
+        <w:t xml:space="preserve">Polygon (G)</w:t>
+      </w:r>
+    </w:p>
+    <w:p>
+      <w:pPr>
+        <w:pStyle w:val="ListParagraph"/>
+        <w:numPr>
+          <w:ilvl w:val="0"/>
+          <w:numId w:val="40"/>
+        </w:numPr>
+      </w:pPr>
+      <w:r>
+        <w:t xml:space="preserve">Pen (F): freehand</w:t>
+      </w:r>
+    </w:p>
+    <w:p>
+      <w:pPr>
+        <w:pStyle w:val="ListParagraph"/>
+        <w:numPr>
+          <w:ilvl w:val="0"/>
+          <w:numId w:val="40"/>
+        </w:numPr>
+      </w:pPr>
+      <w:r>
+        <w:t xml:space="preserve">Highlighter (I)</w:t>
+      </w:r>
+    </w:p>
+    <w:p>
+      <w:pPr>
+        <w:pStyle w:val="ListParagraph"/>
+        <w:numPr>
+          <w:ilvl w:val="0"/>
+          <w:numId w:val="40"/>
+        </w:numPr>
+      </w:pPr>
+      <w:r>
+        <w:t xml:space="preserve">Text (T)</w:t>
+      </w:r>
+    </w:p>
+    <w:p>
+      <w:pPr>
+        <w:pStyle w:val="ListParagraph"/>
+        <w:numPr>
+          <w:ilvl w:val="0"/>
+          <w:numId w:val="40"/>
+        </w:numPr>
+      </w:pPr>
+      <w:r>
+        <w:t xml:space="preserve">Text box (X)</w:t>
+      </w:r>
+    </w:p>
+    <w:p>
+      <w:pPr>
+        <w:pStyle w:val="ListParagraph"/>
+        <w:numPr>
+          <w:ilvl w:val="0"/>
+          <w:numId w:val="40"/>
+        </w:numPr>
+      </w:pPr>
+      <w:r>
+        <w:t xml:space="preserve">Callout (K): text with a leader</w:t>
+      </w:r>
+    </w:p>
+    <w:p>
+      <w:pPr>
+        <w:pStyle w:val="ListParagraph"/>
+        <w:numPr>
+          <w:ilvl w:val="0"/>
+          <w:numId w:val="40"/>
+        </w:numPr>
+      </w:pPr>
+      <w:r>
+        <w:t xml:space="preserve">Stamp (S): Approved, Rejected ...</w:t>
+      </w:r>
+    </w:p>
+    <w:p>
+      <w:pPr>
+        <w:pStyle w:val="ListParagraph"/>
+        <w:numPr>
+          <w:ilvl w:val="0"/>
+          <w:numId w:val="40"/>
+        </w:numPr>
+      </w:pPr>
+      <w:r>
+        <w:t xml:space="preserve">Measure (M): a length, at the sheet's scale</w:t>
+      </w:r>
+    </w:p>
+    <w:p>
+      <w:pPr>
+        <w:pStyle w:val="ListParagraph"/>
+        <w:numPr>
+          <w:ilvl w:val="0"/>
+          <w:numId w:val="40"/>
+        </w:numPr>
+      </w:pPr>
+      <w:r>
+        <w:t xml:space="preserve">Dimension (D)</w:t>
+      </w:r>
+    </w:p>
+    <w:p>
+      <w:pPr>
+        <w:pStyle w:val="ListParagraph"/>
+        <w:numPr>
+          <w:ilvl w:val="0"/>
+          <w:numId w:val="40"/>
+        </w:numPr>
+      </w:pPr>
+      <w:r>
+        <w:t xml:space="preserve">Snip (Q): a picture of part of the sheet</w:t>
+      </w:r>
+    </w:p>
+    <w:p>
+      <w:pPr>
+        <w:pStyle w:val="ListParagraph"/>
+        <w:numPr>
+          <w:ilvl w:val="0"/>
+          <w:numId w:val="40"/>
+        </w:numPr>
+      </w:pPr>
+      <w:r>
+        <w:t xml:space="preserve">Select text (Y) on the drawing</w:t>
+      </w:r>
+    </w:p>
+    <w:p>
+      <w:pPr>
+        <w:pStyle w:val="ListParagraph"/>
+        <w:numPr>
+          <w:ilvl w:val="0"/>
+          <w:numId w:val="40"/>
+        </w:numPr>
+      </w:pPr>
+      <w:r>
+        <w:t xml:space="preserve">Area (E)</w:t>
+      </w:r>
+    </w:p>
+    <w:p>
+      <w:pPr>
+        <w:pStyle w:val="ListParagraph"/>
+        <w:numPr>
+          <w:ilvl w:val="0"/>
+          <w:numId w:val="40"/>
+        </w:numPr>
+      </w:pPr>
+      <w:r>
+        <w:t xml:space="preserve">Angle (U)</w:t>
+      </w:r>
+    </w:p>
+    <w:p>
+      <w:pPr>
+        <w:pStyle w:val="ListParagraph"/>
+        <w:numPr>
+          <w:ilvl w:val="0"/>
+          <w:numId w:val="40"/>
+        </w:numPr>
+      </w:pPr>
+      <w:r>
+        <w:t xml:space="preserve">Eraser (W)</w:t>
+      </w:r>
+    </w:p>
+    <w:p>
+      <w:pPr>
+        <w:pStyle w:val="ListParagraph"/>
+        <w:numPr>
+          <w:ilvl w:val="0"/>
+          <w:numId w:val="40"/>
+        </w:numPr>
+      </w:pPr>
+      <w:r>
+        <w:t xml:space="preserve">Match properties (J): copy one mark-up's look to others</w:t>
+      </w:r>
+    </w:p>
+    <w:p>
+      <w:pPr>
+        <w:pStyle w:val="ListParagraph"/>
+        <w:numPr>
+          <w:ilvl w:val="0"/>
+          <w:numId w:val="40"/>
+        </w:numPr>
+      </w:pPr>
+      <w:r>
+        <w:t xml:space="preserve">Keyboard shortcuts</w:t>
       </w:r>
     </w:p>
     <w:tbl>
@@ -8172,7 +10281,7 @@
         <w:pStyle w:val="ListParagraph"/>
         <w:numPr>
           <w:ilvl w:val="0"/>
-          <w:numId w:val="30"/>
+          <w:numId w:val="41"/>
         </w:numPr>
       </w:pPr>
       <w:r>
@@ -8199,7 +10308,7 @@
         <w:pStyle w:val="ListParagraph"/>
         <w:numPr>
           <w:ilvl w:val="0"/>
-          <w:numId w:val="30"/>
+          <w:numId w:val="41"/>
         </w:numPr>
       </w:pPr>
       <w:r>
@@ -8217,7 +10326,7 @@
         <w:pStyle w:val="ListParagraph"/>
         <w:numPr>
           <w:ilvl w:val="0"/>
-          <w:numId w:val="30"/>
+          <w:numId w:val="41"/>
         </w:numPr>
       </w:pPr>
       <w:r>
@@ -8235,7 +10344,7 @@
         <w:pStyle w:val="ListParagraph"/>
         <w:numPr>
           <w:ilvl w:val="0"/>
-          <w:numId w:val="30"/>
+          <w:numId w:val="41"/>
         </w:numPr>
       </w:pPr>
       <w:r>
@@ -8298,7 +10407,7 @@
         <w:pStyle w:val="ListParagraph"/>
         <w:numPr>
           <w:ilvl w:val="0"/>
-          <w:numId w:val="30"/>
+          <w:numId w:val="41"/>
         </w:numPr>
       </w:pPr>
       <w:r>
@@ -8333,7 +10442,7 @@
         <w:pStyle w:val="ListParagraph"/>
         <w:numPr>
           <w:ilvl w:val="0"/>
-          <w:numId w:val="31"/>
+          <w:numId w:val="42"/>
         </w:numPr>
       </w:pPr>
       <w:r>
@@ -8369,7 +10478,7 @@
         <w:pStyle w:val="ListParagraph"/>
         <w:numPr>
           <w:ilvl w:val="0"/>
-          <w:numId w:val="31"/>
+          <w:numId w:val="42"/>
         </w:numPr>
       </w:pPr>
       <w:r>
@@ -8387,7 +10496,7 @@
         <w:pStyle w:val="ListParagraph"/>
         <w:numPr>
           <w:ilvl w:val="0"/>
-          <w:numId w:val="31"/>
+          <w:numId w:val="42"/>
         </w:numPr>
       </w:pPr>
       <w:r>
@@ -8406,6 +10515,237 @@
       </w:pPr>
       <w:r>
         <w:t xml:space="preserve">3D: moving around</w:t>
+      </w:r>
+    </w:p>
+    <w:p>
+      <w:pPr>
+        <w:keepNext/>
+        <w:spacing w:before="120" w:after="60"/>
+      </w:pPr>
+      <w:r>
+        <w:drawing>
+          <wp:inline distT="0" distB="0" distL="0" distR="0">
+            <wp:extent cx="5943600" cy="3549650"/>
+            <wp:docPr id="112" name="shot112" descr="model"/>
+            <a:graphic xmlns:a="http://schemas.openxmlformats.org/drawingml/2006/main">
+              <a:graphicData uri="http://schemas.openxmlformats.org/drawingml/2006/picture">
+                <pic:pic xmlns:pic="http://schemas.openxmlformats.org/drawingml/2006/picture">
+                  <pic:nvPicPr>
+                    <pic:cNvPr id="112" name="shot112" descr="model"/>
+                    <pic:cNvPicPr/>
+                  </pic:nvPicPr>
+                  <pic:blipFill>
+                    <a:blip r:embed="rIdShot12"/>
+                    <a:stretch>
+                      <a:fillRect/>
+                    </a:stretch>
+                  </pic:blipFill>
+                  <pic:spPr>
+                    <a:xfrm>
+                      <a:off x="0" y="0"/>
+                      <a:ext cx="5943600" cy="3549650"/>
+                    </a:xfrm>
+                    <a:prstGeom prst="rect">
+                      <a:avLst/>
+                    </a:prstGeom>
+                  </pic:spPr>
+                </pic:pic>
+              </a:graphicData>
+            </a:graphic>
+          </wp:inline>
+        </w:drawing>
+      </w:r>
+    </w:p>
+    <w:p>
+      <w:pPr>
+        <w:pStyle w:val="ListParagraph"/>
+        <w:numPr>
+          <w:ilvl w:val="0"/>
+          <w:numId w:val="43"/>
+        </w:numPr>
+      </w:pPr>
+      <w:r>
+        <w:t xml:space="preserve">Navigate: orbit, pan and zoom the model</w:t>
+      </w:r>
+    </w:p>
+    <w:p>
+      <w:pPr>
+        <w:pStyle w:val="ListParagraph"/>
+        <w:numPr>
+          <w:ilvl w:val="0"/>
+          <w:numId w:val="43"/>
+        </w:numPr>
+      </w:pPr>
+      <w:r>
+        <w:t xml:space="preserve">Add issue: click the model to place an issue</w:t>
+      </w:r>
+    </w:p>
+    <w:p>
+      <w:pPr>
+        <w:pStyle w:val="ListParagraph"/>
+        <w:numPr>
+          <w:ilvl w:val="0"/>
+          <w:numId w:val="43"/>
+        </w:numPr>
+      </w:pPr>
+      <w:r>
+        <w:t xml:space="preserve">Measure with snapping</w:t>
+      </w:r>
+    </w:p>
+    <w:p>
+      <w:pPr>
+        <w:pStyle w:val="ListParagraph"/>
+        <w:numPr>
+          <w:ilvl w:val="0"/>
+          <w:numId w:val="43"/>
+        </w:numPr>
+      </w:pPr>
+      <w:r>
+        <w:t xml:space="preserve">Floor plan: cut the model at a floor</w:t>
+      </w:r>
+    </w:p>
+    <w:p>
+      <w:pPr>
+        <w:pStyle w:val="ListParagraph"/>
+        <w:numPr>
+          <w:ilvl w:val="0"/>
+          <w:numId w:val="43"/>
+        </w:numPr>
+      </w:pPr>
+      <w:r>
+        <w:t xml:space="preserve">Plan overlay: lay the sheet over the model</w:t>
+      </w:r>
+    </w:p>
+    <w:p>
+      <w:pPr>
+        <w:pStyle w:val="ListParagraph"/>
+        <w:numPr>
+          <w:ilvl w:val="0"/>
+          <w:numId w:val="43"/>
+        </w:numPr>
+      </w:pPr>
+      <w:r>
+        <w:t xml:space="preserve">Copy a link to this view</w:t>
+      </w:r>
+    </w:p>
+    <w:p>
+      <w:pPr>
+        <w:pStyle w:val="ListParagraph"/>
+        <w:numPr>
+          <w:ilvl w:val="0"/>
+          <w:numId w:val="43"/>
+        </w:numPr>
+      </w:pPr>
+      <w:r>
+        <w:t xml:space="preserve">BCF: exchange issues with Revit, Navisworks ...</w:t>
+      </w:r>
+    </w:p>
+    <w:p>
+      <w:pPr>
+        <w:pStyle w:val="ListParagraph"/>
+        <w:numPr>
+          <w:ilvl w:val="0"/>
+          <w:numId w:val="43"/>
+        </w:numPr>
+      </w:pPr>
+      <w:r>
+        <w:t xml:space="preserve">The project's models - tick to show</w:t>
+      </w:r>
+    </w:p>
+    <w:p>
+      <w:pPr>
+        <w:pStyle w:val="ListParagraph"/>
+        <w:numPr>
+          <w:ilvl w:val="0"/>
+          <w:numId w:val="43"/>
+        </w:numPr>
+      </w:pPr>
+      <w:r>
+        <w:t xml:space="preserve">Consultant models (IFC) and other projects laid over</w:t>
+      </w:r>
+    </w:p>
+    <w:p>
+      <w:pPr>
+        <w:pStyle w:val="ListParagraph"/>
+        <w:numPr>
+          <w:ilvl w:val="0"/>
+          <w:numId w:val="43"/>
+        </w:numPr>
+      </w:pPr>
+      <w:r>
+        <w:t xml:space="preserve">Elements: show or hide each category</w:t>
+      </w:r>
+    </w:p>
+    <w:p>
+      <w:pPr>
+        <w:pStyle w:val="ListParagraph"/>
+        <w:numPr>
+          <w:ilvl w:val="0"/>
+          <w:numId w:val="43"/>
+        </w:numPr>
+      </w:pPr>
+      <w:r>
+        <w:t xml:space="preserve">Model browser: find, select, isolate, zoom to elements</w:t>
+      </w:r>
+    </w:p>
+    <w:p>
+      <w:pPr>
+        <w:pStyle w:val="ListParagraph"/>
+        <w:numPr>
+          <w:ilvl w:val="0"/>
+          <w:numId w:val="43"/>
+        </w:numPr>
+      </w:pPr>
+      <w:r>
+        <w:t xml:space="preserve">The view cube: click a face; Home for the overview</w:t>
+      </w:r>
+    </w:p>
+    <w:p>
+      <w:pPr>
+        <w:pStyle w:val="ListParagraph"/>
+        <w:numPr>
+          <w:ilvl w:val="0"/>
+          <w:numId w:val="43"/>
+        </w:numPr>
+      </w:pPr>
+      <w:r>
+        <w:t xml:space="preserve">Walk, Fit, Perspective / Orthographic, Set front, World</w:t>
+      </w:r>
+    </w:p>
+    <w:p>
+      <w:pPr>
+        <w:pStyle w:val="ListParagraph"/>
+        <w:numPr>
+          <w:ilvl w:val="0"/>
+          <w:numId w:val="43"/>
+        </w:numPr>
+      </w:pPr>
+      <w:r>
+        <w:t xml:space="preserve">Selection: the clicked element's properties; Isolate, Hide, Show all</w:t>
+      </w:r>
+    </w:p>
+    <w:p>
+      <w:pPr>
+        <w:pStyle w:val="ListParagraph"/>
+        <w:numPr>
+          <w:ilvl w:val="0"/>
+          <w:numId w:val="43"/>
+        </w:numPr>
+      </w:pPr>
+      <w:r>
+        <w:t xml:space="preserve">Show or hide the issue pins in the model</w:t>
+      </w:r>
+    </w:p>
+    <w:p>
+      <w:pPr>
+        <w:pStyle w:val="ListParagraph"/>
+        <w:numPr>
+          <w:ilvl w:val="0"/>
+          <w:numId w:val="43"/>
+        </w:numPr>
+      </w:pPr>
+      <w:r>
+        <w:t xml:space="preserve">Issues in 3D: the list, with filters</w:t>
       </w:r>
     </w:p>
     <w:p>
@@ -8988,7 +11328,7 @@
         <w:pStyle w:val="ListParagraph"/>
         <w:numPr>
           <w:ilvl w:val="0"/>
-          <w:numId w:val="32"/>
+          <w:numId w:val="44"/>
         </w:numPr>
       </w:pPr>
       <w:r>
@@ -9027,7 +11367,7 @@
         <w:pStyle w:val="ListParagraph"/>
         <w:numPr>
           <w:ilvl w:val="0"/>
-          <w:numId w:val="32"/>
+          <w:numId w:val="44"/>
         </w:numPr>
       </w:pPr>
       <w:r>
@@ -9057,7 +11397,7 @@
         <w:pStyle w:val="ListParagraph"/>
         <w:numPr>
           <w:ilvl w:val="0"/>
-          <w:numId w:val="32"/>
+          <w:numId w:val="44"/>
         </w:numPr>
       </w:pPr>
       <w:r>
@@ -9075,7 +11415,7 @@
         <w:pStyle w:val="ListParagraph"/>
         <w:numPr>
           <w:ilvl w:val="0"/>
-          <w:numId w:val="32"/>
+          <w:numId w:val="44"/>
         </w:numPr>
       </w:pPr>
       <w:r>
@@ -9110,7 +11450,7 @@
         <w:pStyle w:val="ListParagraph"/>
         <w:numPr>
           <w:ilvl w:val="0"/>
-          <w:numId w:val="33"/>
+          <w:numId w:val="45"/>
         </w:numPr>
       </w:pPr>
       <w:r>
@@ -9185,7 +11525,7 @@
         <w:pStyle w:val="ListParagraph"/>
         <w:numPr>
           <w:ilvl w:val="0"/>
-          <w:numId w:val="33"/>
+          <w:numId w:val="45"/>
         </w:numPr>
       </w:pPr>
       <w:r>
@@ -9197,7 +11537,7 @@
         <w:pStyle w:val="ListParagraph"/>
         <w:numPr>
           <w:ilvl w:val="0"/>
-          <w:numId w:val="33"/>
+          <w:numId w:val="45"/>
         </w:numPr>
       </w:pPr>
       <w:r>
@@ -9224,7 +11564,7 @@
         <w:pStyle w:val="ListParagraph"/>
         <w:numPr>
           <w:ilvl w:val="0"/>
-          <w:numId w:val="33"/>
+          <w:numId w:val="45"/>
         </w:numPr>
       </w:pPr>
       <w:r>
@@ -9250,7 +11590,7 @@
         <w:pStyle w:val="ListParagraph"/>
         <w:numPr>
           <w:ilvl w:val="0"/>
-          <w:numId w:val="34"/>
+          <w:numId w:val="46"/>
         </w:numPr>
       </w:pPr>
       <w:r>
@@ -9271,7 +11611,7 @@
         <w:pStyle w:val="ListParagraph"/>
         <w:numPr>
           <w:ilvl w:val="0"/>
-          <w:numId w:val="34"/>
+          <w:numId w:val="46"/>
         </w:numPr>
       </w:pPr>
       <w:r>
@@ -9298,7 +11638,7 @@
         <w:pStyle w:val="ListParagraph"/>
         <w:numPr>
           <w:ilvl w:val="0"/>
-          <w:numId w:val="34"/>
+          <w:numId w:val="46"/>
         </w:numPr>
       </w:pPr>
       <w:r>
@@ -9316,7 +11656,7 @@
         <w:pStyle w:val="ListParagraph"/>
         <w:numPr>
           <w:ilvl w:val="0"/>
-          <w:numId w:val="34"/>
+          <w:numId w:val="46"/>
         </w:numPr>
       </w:pPr>
       <w:r>
@@ -9334,7 +11674,7 @@
         <w:pStyle w:val="ListParagraph"/>
         <w:numPr>
           <w:ilvl w:val="0"/>
-          <w:numId w:val="34"/>
+          <w:numId w:val="46"/>
         </w:numPr>
       </w:pPr>
       <w:r>
@@ -9752,7 +12092,7 @@
         <w:pStyle w:val="ListParagraph"/>
         <w:numPr>
           <w:ilvl w:val="0"/>
-          <w:numId w:val="35"/>
+          <w:numId w:val="47"/>
         </w:numPr>
       </w:pPr>
       <w:r>
@@ -9797,7 +12137,7 @@
         <w:pStyle w:val="ListParagraph"/>
         <w:numPr>
           <w:ilvl w:val="0"/>
-          <w:numId w:val="35"/>
+          <w:numId w:val="47"/>
         </w:numPr>
       </w:pPr>
       <w:r>
@@ -9833,7 +12173,7 @@
         <w:pStyle w:val="ListParagraph"/>
         <w:numPr>
           <w:ilvl w:val="0"/>
-          <w:numId w:val="35"/>
+          <w:numId w:val="47"/>
         </w:numPr>
       </w:pPr>
       <w:r>
@@ -9876,7 +12216,7 @@
         <w:pStyle w:val="ListParagraph"/>
         <w:numPr>
           <w:ilvl w:val="0"/>
-          <w:numId w:val="36"/>
+          <w:numId w:val="48"/>
         </w:numPr>
       </w:pPr>
       <w:r>
@@ -9897,7 +12237,7 @@
         <w:pStyle w:val="ListParagraph"/>
         <w:numPr>
           <w:ilvl w:val="0"/>
-          <w:numId w:val="36"/>
+          <w:numId w:val="48"/>
         </w:numPr>
       </w:pPr>
       <w:r>
@@ -9924,7 +12264,7 @@
         <w:pStyle w:val="ListParagraph"/>
         <w:numPr>
           <w:ilvl w:val="0"/>
-          <w:numId w:val="36"/>
+          <w:numId w:val="48"/>
         </w:numPr>
       </w:pPr>
       <w:r>
@@ -9987,7 +12327,7 @@
         <w:pStyle w:val="ListParagraph"/>
         <w:numPr>
           <w:ilvl w:val="0"/>
-          <w:numId w:val="36"/>
+          <w:numId w:val="48"/>
         </w:numPr>
       </w:pPr>
       <w:r>
@@ -10161,7 +12501,7 @@
         <w:pStyle w:val="ListParagraph"/>
         <w:numPr>
           <w:ilvl w:val="0"/>
-          <w:numId w:val="37"/>
+          <w:numId w:val="49"/>
         </w:numPr>
       </w:pPr>
       <w:r>
@@ -10188,7 +12528,7 @@
         <w:pStyle w:val="ListParagraph"/>
         <w:numPr>
           <w:ilvl w:val="0"/>
-          <w:numId w:val="37"/>
+          <w:numId w:val="49"/>
         </w:numPr>
       </w:pPr>
       <w:r>
@@ -10209,7 +12549,7 @@
         <w:pStyle w:val="ListParagraph"/>
         <w:numPr>
           <w:ilvl w:val="0"/>
-          <w:numId w:val="37"/>
+          <w:numId w:val="49"/>
         </w:numPr>
       </w:pPr>
       <w:r>
@@ -10490,7 +12830,7 @@
         <w:pStyle w:val="ListParagraph"/>
         <w:numPr>
           <w:ilvl w:val="0"/>
-          <w:numId w:val="38"/>
+          <w:numId w:val="50"/>
         </w:numPr>
       </w:pPr>
       <w:r>
@@ -10511,7 +12851,7 @@
         <w:pStyle w:val="ListParagraph"/>
         <w:numPr>
           <w:ilvl w:val="0"/>
-          <w:numId w:val="38"/>
+          <w:numId w:val="50"/>
         </w:numPr>
       </w:pPr>
       <w:r>
@@ -10529,7 +12869,7 @@
         <w:pStyle w:val="ListParagraph"/>
         <w:numPr>
           <w:ilvl w:val="0"/>
-          <w:numId w:val="38"/>
+          <w:numId w:val="50"/>
         </w:numPr>
       </w:pPr>
       <w:r>
@@ -10547,7 +12887,7 @@
         <w:pStyle w:val="ListParagraph"/>
         <w:numPr>
           <w:ilvl w:val="0"/>
-          <w:numId w:val="38"/>
+          <w:numId w:val="50"/>
         </w:numPr>
       </w:pPr>
       <w:r>
@@ -10567,7 +12907,7 @@
         <w:pStyle w:val="ListParagraph"/>
         <w:numPr>
           <w:ilvl w:val="0"/>
-          <w:numId w:val="39"/>
+          <w:numId w:val="51"/>
         </w:numPr>
       </w:pPr>
       <w:r>
@@ -10597,7 +12937,7 @@
         <w:pStyle w:val="ListParagraph"/>
         <w:numPr>
           <w:ilvl w:val="0"/>
-          <w:numId w:val="39"/>
+          <w:numId w:val="51"/>
         </w:numPr>
       </w:pPr>
       <w:r>
@@ -10640,7 +12980,7 @@
         <w:pStyle w:val="ListParagraph"/>
         <w:numPr>
           <w:ilvl w:val="0"/>
-          <w:numId w:val="40"/>
+          <w:numId w:val="52"/>
         </w:numPr>
       </w:pPr>
       <w:r>
@@ -10697,7 +13037,7 @@
         <w:pStyle w:val="ListParagraph"/>
         <w:numPr>
           <w:ilvl w:val="0"/>
-          <w:numId w:val="40"/>
+          <w:numId w:val="52"/>
         </w:numPr>
       </w:pPr>
       <w:r>
@@ -10709,7 +13049,7 @@
         <w:pStyle w:val="ListParagraph"/>
         <w:numPr>
           <w:ilvl w:val="0"/>
-          <w:numId w:val="40"/>
+          <w:numId w:val="52"/>
         </w:numPr>
       </w:pPr>
       <w:r>
@@ -10739,7 +13079,7 @@
         <w:pStyle w:val="ListParagraph"/>
         <w:numPr>
           <w:ilvl w:val="0"/>
-          <w:numId w:val="40"/>
+          <w:numId w:val="52"/>
         </w:numPr>
       </w:pPr>
       <w:r>
@@ -11165,7 +13505,7 @@
         <w:pStyle w:val="ListParagraph"/>
         <w:numPr>
           <w:ilvl w:val="0"/>
-          <w:numId w:val="41"/>
+          <w:numId w:val="53"/>
         </w:numPr>
       </w:pPr>
       <w:r>
@@ -11177,7 +13517,7 @@
         <w:pStyle w:val="ListParagraph"/>
         <w:numPr>
           <w:ilvl w:val="0"/>
-          <w:numId w:val="41"/>
+          <w:numId w:val="53"/>
         </w:numPr>
       </w:pPr>
       <w:r>
@@ -11189,7 +13529,7 @@
         <w:pStyle w:val="ListParagraph"/>
         <w:numPr>
           <w:ilvl w:val="0"/>
-          <w:numId w:val="41"/>
+          <w:numId w:val="53"/>
         </w:numPr>
       </w:pPr>
       <w:r>
@@ -11209,7 +13549,7 @@
         <w:pStyle w:val="ListParagraph"/>
         <w:numPr>
           <w:ilvl w:val="0"/>
-          <w:numId w:val="42"/>
+          <w:numId w:val="54"/>
         </w:numPr>
       </w:pPr>
       <w:r>
@@ -11236,7 +13576,7 @@
         <w:pStyle w:val="ListParagraph"/>
         <w:numPr>
           <w:ilvl w:val="0"/>
-          <w:numId w:val="42"/>
+          <w:numId w:val="54"/>
         </w:numPr>
       </w:pPr>
       <w:r>
@@ -11263,7 +13603,7 @@
         <w:pStyle w:val="ListParagraph"/>
         <w:numPr>
           <w:ilvl w:val="0"/>
-          <w:numId w:val="42"/>
+          <w:numId w:val="54"/>
         </w:numPr>
       </w:pPr>
       <w:r>
@@ -11330,7 +13670,7 @@
         <w:pStyle w:val="ListParagraph"/>
         <w:numPr>
           <w:ilvl w:val="0"/>
-          <w:numId w:val="43"/>
+          <w:numId w:val="55"/>
         </w:numPr>
       </w:pPr>
       <w:r>
@@ -11342,7 +13682,7 @@
         <w:pStyle w:val="ListParagraph"/>
         <w:numPr>
           <w:ilvl w:val="0"/>
-          <w:numId w:val="43"/>
+          <w:numId w:val="55"/>
         </w:numPr>
       </w:pPr>
       <w:r>
@@ -11435,7 +13775,7 @@
         <w:pStyle w:val="ListParagraph"/>
         <w:numPr>
           <w:ilvl w:val="0"/>
-          <w:numId w:val="43"/>
+          <w:numId w:val="55"/>
         </w:numPr>
       </w:pPr>
       <w:r>
@@ -11480,7 +13820,7 @@
         <w:pStyle w:val="ListParagraph"/>
         <w:numPr>
           <w:ilvl w:val="0"/>
-          <w:numId w:val="43"/>
+          <w:numId w:val="55"/>
         </w:numPr>
       </w:pPr>
       <w:r>
@@ -11507,7 +13847,7 @@
         <w:pStyle w:val="ListParagraph"/>
         <w:numPr>
           <w:ilvl w:val="0"/>
-          <w:numId w:val="43"/>
+          <w:numId w:val="55"/>
         </w:numPr>
       </w:pPr>
       <w:r>
@@ -11871,7 +14211,7 @@
         <w:pStyle w:val="ListParagraph"/>
         <w:numPr>
           <w:ilvl w:val="0"/>
-          <w:numId w:val="44"/>
+          <w:numId w:val="56"/>
         </w:numPr>
       </w:pPr>
       <w:r>
@@ -11883,7 +14223,7 @@
         <w:pStyle w:val="ListParagraph"/>
         <w:numPr>
           <w:ilvl w:val="0"/>
-          <w:numId w:val="44"/>
+          <w:numId w:val="56"/>
         </w:numPr>
       </w:pPr>
       <w:r>
@@ -11901,7 +14241,7 @@
         <w:pStyle w:val="ListParagraph"/>
         <w:numPr>
           <w:ilvl w:val="0"/>
-          <w:numId w:val="44"/>
+          <w:numId w:val="56"/>
         </w:numPr>
       </w:pPr>
       <w:r>
@@ -11922,7 +14262,7 @@
         <w:pStyle w:val="ListParagraph"/>
         <w:numPr>
           <w:ilvl w:val="0"/>
-          <w:numId w:val="44"/>
+          <w:numId w:val="56"/>
         </w:numPr>
       </w:pPr>
       <w:r>
@@ -11949,7 +14289,7 @@
         <w:pStyle w:val="ListParagraph"/>
         <w:numPr>
           <w:ilvl w:val="0"/>
-          <w:numId w:val="44"/>
+          <w:numId w:val="56"/>
         </w:numPr>
       </w:pPr>
       <w:r>
@@ -11961,7 +14301,7 @@
         <w:pStyle w:val="ListParagraph"/>
         <w:numPr>
           <w:ilvl w:val="0"/>
-          <w:numId w:val="44"/>
+          <w:numId w:val="56"/>
         </w:numPr>
       </w:pPr>
       <w:r>
@@ -12018,7 +14358,7 @@
         <w:pStyle w:val="ListParagraph"/>
         <w:numPr>
           <w:ilvl w:val="0"/>
-          <w:numId w:val="44"/>
+          <w:numId w:val="56"/>
         </w:numPr>
       </w:pPr>
       <w:r>
@@ -12054,7 +14394,7 @@
         <w:pStyle w:val="ListParagraph"/>
         <w:numPr>
           <w:ilvl w:val="0"/>
-          <w:numId w:val="44"/>
+          <w:numId w:val="56"/>
         </w:numPr>
       </w:pPr>
       <w:r>
@@ -12090,7 +14430,7 @@
         <w:pStyle w:val="ListParagraph"/>
         <w:numPr>
           <w:ilvl w:val="0"/>
-          <w:numId w:val="44"/>
+          <w:numId w:val="56"/>
         </w:numPr>
       </w:pPr>
       <w:r>
@@ -12126,7 +14466,7 @@
         <w:pStyle w:val="ListParagraph"/>
         <w:numPr>
           <w:ilvl w:val="0"/>
-          <w:numId w:val="44"/>
+          <w:numId w:val="56"/>
         </w:numPr>
       </w:pPr>
       <w:r>
@@ -12162,7 +14502,7 @@
         <w:pStyle w:val="ListParagraph"/>
         <w:numPr>
           <w:ilvl w:val="0"/>
-          <w:numId w:val="44"/>
+          <w:numId w:val="56"/>
         </w:numPr>
       </w:pPr>
       <w:r>
@@ -12198,7 +14538,7 @@
         <w:pStyle w:val="ListParagraph"/>
         <w:numPr>
           <w:ilvl w:val="0"/>
-          <w:numId w:val="44"/>
+          <w:numId w:val="56"/>
         </w:numPr>
       </w:pPr>
       <w:r>
@@ -12243,7 +14583,7 @@
         <w:pStyle w:val="ListParagraph"/>
         <w:numPr>
           <w:ilvl w:val="0"/>
-          <w:numId w:val="44"/>
+          <w:numId w:val="56"/>
         </w:numPr>
       </w:pPr>
       <w:r>
@@ -12324,7 +14664,7 @@
         <w:pStyle w:val="ListParagraph"/>
         <w:numPr>
           <w:ilvl w:val="0"/>
-          <w:numId w:val="44"/>
+          <w:numId w:val="56"/>
         </w:numPr>
       </w:pPr>
       <w:r>
@@ -12368,7 +14708,7 @@
         <w:pStyle w:val="ListParagraph"/>
         <w:numPr>
           <w:ilvl w:val="0"/>
-          <w:numId w:val="45"/>
+          <w:numId w:val="57"/>
         </w:numPr>
       </w:pPr>
       <w:r>
@@ -12422,7 +14762,7 @@
         <w:pStyle w:val="ListParagraph"/>
         <w:numPr>
           <w:ilvl w:val="0"/>
-          <w:numId w:val="45"/>
+          <w:numId w:val="57"/>
         </w:numPr>
       </w:pPr>
       <w:r>
@@ -12476,7 +14816,7 @@
         <w:pStyle w:val="ListParagraph"/>
         <w:numPr>
           <w:ilvl w:val="0"/>
-          <w:numId w:val="45"/>
+          <w:numId w:val="57"/>
         </w:numPr>
       </w:pPr>
       <w:r>
@@ -12530,7 +14870,7 @@
         <w:pStyle w:val="ListParagraph"/>
         <w:numPr>
           <w:ilvl w:val="0"/>
-          <w:numId w:val="45"/>
+          <w:numId w:val="57"/>
         </w:numPr>
       </w:pPr>
       <w:r>
@@ -12578,7 +14918,7 @@
         <w:pStyle w:val="ListParagraph"/>
         <w:numPr>
           <w:ilvl w:val="0"/>
-          <w:numId w:val="45"/>
+          <w:numId w:val="57"/>
         </w:numPr>
       </w:pPr>
       <w:r>
@@ -12623,7 +14963,7 @@
         <w:pStyle w:val="ListParagraph"/>
         <w:numPr>
           <w:ilvl w:val="0"/>
-          <w:numId w:val="45"/>
+          <w:numId w:val="57"/>
         </w:numPr>
       </w:pPr>
       <w:r>
@@ -12686,7 +15026,7 @@
         <w:pStyle w:val="ListParagraph"/>
         <w:numPr>
           <w:ilvl w:val="0"/>
-          <w:numId w:val="45"/>
+          <w:numId w:val="57"/>
         </w:numPr>
       </w:pPr>
       <w:r>
@@ -12704,7 +15044,7 @@
         <w:pStyle w:val="ListParagraph"/>
         <w:numPr>
           <w:ilvl w:val="0"/>
-          <w:numId w:val="45"/>
+          <w:numId w:val="57"/>
         </w:numPr>
       </w:pPr>
       <w:r>
@@ -12748,7 +15088,7 @@
         <w:pStyle w:val="ListParagraph"/>
         <w:numPr>
           <w:ilvl w:val="0"/>
-          <w:numId w:val="46"/>
+          <w:numId w:val="58"/>
         </w:numPr>
       </w:pPr>
       <w:r>
@@ -12775,7 +15115,7 @@
         <w:pStyle w:val="ListParagraph"/>
         <w:numPr>
           <w:ilvl w:val="0"/>
-          <w:numId w:val="46"/>
+          <w:numId w:val="58"/>
         </w:numPr>
       </w:pPr>
       <w:r>
@@ -12793,7 +15133,7 @@
         <w:pStyle w:val="ListParagraph"/>
         <w:numPr>
           <w:ilvl w:val="0"/>
-          <w:numId w:val="46"/>
+          <w:numId w:val="58"/>
         </w:numPr>
       </w:pPr>
       <w:r>
@@ -12811,7 +15151,7 @@
         <w:pStyle w:val="ListParagraph"/>
         <w:numPr>
           <w:ilvl w:val="0"/>
-          <w:numId w:val="46"/>
+          <w:numId w:val="58"/>
         </w:numPr>
       </w:pPr>
       <w:r>
@@ -12883,7 +15223,7 @@
         <w:pStyle w:val="ListParagraph"/>
         <w:numPr>
           <w:ilvl w:val="0"/>
-          <w:numId w:val="46"/>
+          <w:numId w:val="58"/>
         </w:numPr>
       </w:pPr>
       <w:r>
@@ -12910,7 +15250,7 @@
         <w:pStyle w:val="ListParagraph"/>
         <w:numPr>
           <w:ilvl w:val="0"/>
-          <w:numId w:val="47"/>
+          <w:numId w:val="59"/>
         </w:numPr>
       </w:pPr>
       <w:r>
@@ -12922,7 +15262,7 @@
         <w:pStyle w:val="ListParagraph"/>
         <w:numPr>
           <w:ilvl w:val="0"/>
-          <w:numId w:val="47"/>
+          <w:numId w:val="59"/>
         </w:numPr>
       </w:pPr>
       <w:r>
@@ -12949,7 +15289,7 @@
         <w:pStyle w:val="ListParagraph"/>
         <w:numPr>
           <w:ilvl w:val="0"/>
-          <w:numId w:val="47"/>
+          <w:numId w:val="59"/>
         </w:numPr>
       </w:pPr>
       <w:r>
@@ -12970,7 +15310,7 @@
         <w:pStyle w:val="ListParagraph"/>
         <w:numPr>
           <w:ilvl w:val="0"/>
-          <w:numId w:val="47"/>
+          <w:numId w:val="59"/>
         </w:numPr>
       </w:pPr>
       <w:r>
@@ -13045,7 +15385,7 @@
         <w:pStyle w:val="ListParagraph"/>
         <w:numPr>
           <w:ilvl w:val="0"/>
-          <w:numId w:val="47"/>
+          <w:numId w:val="59"/>
         </w:numPr>
       </w:pPr>
       <w:r>
@@ -13075,7 +15415,7 @@
         <w:pStyle w:val="ListParagraph"/>
         <w:numPr>
           <w:ilvl w:val="0"/>
-          <w:numId w:val="48"/>
+          <w:numId w:val="60"/>
         </w:numPr>
       </w:pPr>
       <w:r>
@@ -13093,7 +15433,7 @@
         <w:pStyle w:val="ListParagraph"/>
         <w:numPr>
           <w:ilvl w:val="0"/>
-          <w:numId w:val="48"/>
+          <w:numId w:val="60"/>
         </w:numPr>
       </w:pPr>
       <w:r>
@@ -13111,7 +15451,7 @@
         <w:pStyle w:val="ListParagraph"/>
         <w:numPr>
           <w:ilvl w:val="0"/>
-          <w:numId w:val="48"/>
+          <w:numId w:val="60"/>
         </w:numPr>
       </w:pPr>
       <w:r>
@@ -13161,7 +15501,7 @@
         <w:pStyle w:val="ListParagraph"/>
         <w:numPr>
           <w:ilvl w:val="0"/>
-          <w:numId w:val="49"/>
+          <w:numId w:val="61"/>
         </w:numPr>
       </w:pPr>
       <w:r>
@@ -13179,7 +15519,7 @@
         <w:pStyle w:val="ListParagraph"/>
         <w:numPr>
           <w:ilvl w:val="0"/>
-          <w:numId w:val="49"/>
+          <w:numId w:val="61"/>
         </w:numPr>
       </w:pPr>
       <w:r>
@@ -13206,7 +15546,7 @@
         <w:pStyle w:val="ListParagraph"/>
         <w:numPr>
           <w:ilvl w:val="0"/>
-          <w:numId w:val="49"/>
+          <w:numId w:val="61"/>
         </w:numPr>
       </w:pPr>
       <w:r>
@@ -13233,7 +15573,7 @@
         <w:pStyle w:val="ListParagraph"/>
         <w:numPr>
           <w:ilvl w:val="0"/>
-          <w:numId w:val="49"/>
+          <w:numId w:val="61"/>
         </w:numPr>
       </w:pPr>
       <w:r>
@@ -13287,7 +15627,7 @@
         <w:pStyle w:val="ListParagraph"/>
         <w:numPr>
           <w:ilvl w:val="0"/>
-          <w:numId w:val="50"/>
+          <w:numId w:val="62"/>
         </w:numPr>
       </w:pPr>
       <w:r>
@@ -13344,7 +15684,7 @@
         <w:pStyle w:val="ListParagraph"/>
         <w:numPr>
           <w:ilvl w:val="0"/>
-          <w:numId w:val="50"/>
+          <w:numId w:val="62"/>
         </w:numPr>
       </w:pPr>
       <w:r>
@@ -13356,7 +15696,7 @@
         <w:pStyle w:val="ListParagraph"/>
         <w:numPr>
           <w:ilvl w:val="0"/>
-          <w:numId w:val="50"/>
+          <w:numId w:val="62"/>
         </w:numPr>
       </w:pPr>
       <w:r>
@@ -13374,7 +15714,7 @@
         <w:pStyle w:val="ListParagraph"/>
         <w:numPr>
           <w:ilvl w:val="0"/>
-          <w:numId w:val="50"/>
+          <w:numId w:val="62"/>
         </w:numPr>
       </w:pPr>
       <w:r>
@@ -13390,6 +15730,372 @@
       </w:r>
     </w:p>
     <w:p>
+      <w:pPr>
+        <w:keepNext/>
+        <w:spacing w:before="120" w:after="60"/>
+      </w:pPr>
+      <w:r>
+        <w:drawing>
+          <wp:inline distT="0" distB="0" distL="0" distR="0">
+            <wp:extent cx="3534136" cy="7315200"/>
+            <wp:docPr id="113" name="shot113" descr="model-sbd"/>
+            <a:graphic xmlns:a="http://schemas.openxmlformats.org/drawingml/2006/main">
+              <a:graphicData uri="http://schemas.openxmlformats.org/drawingml/2006/picture">
+                <pic:pic xmlns:pic="http://schemas.openxmlformats.org/drawingml/2006/picture">
+                  <pic:nvPicPr>
+                    <pic:cNvPr id="113" name="shot113" descr="model-sbd"/>
+                    <pic:cNvPicPr/>
+                  </pic:nvPicPr>
+                  <pic:blipFill>
+                    <a:blip r:embed="rIdShot13"/>
+                    <a:stretch>
+                      <a:fillRect/>
+                    </a:stretch>
+                  </pic:blipFill>
+                  <pic:spPr>
+                    <a:xfrm>
+                      <a:off x="0" y="0"/>
+                      <a:ext cx="3534136" cy="7315200"/>
+                    </a:xfrm>
+                    <a:prstGeom prst="rect">
+                      <a:avLst/>
+                    </a:prstGeom>
+                  </pic:spPr>
+                </pic:pic>
+              </a:graphicData>
+            </a:graphic>
+          </wp:inline>
+        </w:drawing>
+      </w:r>
+    </w:p>
+    <w:p>
+      <w:pPr>
+        <w:pStyle w:val="ListParagraph"/>
+        <w:numPr>
+          <w:ilvl w:val="0"/>
+          <w:numId w:val="63"/>
+        </w:numPr>
+      </w:pPr>
+      <w:r>
+        <w:t xml:space="preserve">Checks &gt; SBD (Clash and Headroom beside it)</w:t>
+      </w:r>
+    </w:p>
+    <w:p>
+      <w:pPr>
+        <w:pStyle w:val="ListParagraph"/>
+        <w:numPr>
+          <w:ilvl w:val="0"/>
+          <w:numId w:val="63"/>
+        </w:numPr>
+      </w:pPr>
+      <w:r>
+        <w:t xml:space="preserve">Run the check again</w:t>
+      </w:r>
+    </w:p>
+    <w:p>
+      <w:pPr>
+        <w:pStyle w:val="ListParagraph"/>
+        <w:numPr>
+          <w:ilvl w:val="0"/>
+          <w:numId w:val="63"/>
+        </w:numPr>
+      </w:pPr>
+      <w:r>
+        <w:t xml:space="preserve">Plan level for each zone (all levels, or one height)</w:t>
+      </w:r>
+    </w:p>
+    <w:p>
+      <w:pPr>
+        <w:pStyle w:val="ListParagraph"/>
+        <w:numPr>
+          <w:ilvl w:val="0"/>
+          <w:numId w:val="63"/>
+        </w:numPr>
+      </w:pPr>
+      <w:r>
+        <w:t xml:space="preserve">Latest run, or a saved result; Save keeps this one</w:t>
+      </w:r>
+    </w:p>
+    <w:p>
+      <w:pPr>
+        <w:pStyle w:val="ListParagraph"/>
+        <w:numPr>
+          <w:ilvl w:val="0"/>
+          <w:numId w:val="63"/>
+        </w:numPr>
+      </w:pPr>
+      <w:r>
+        <w:t xml:space="preserve">Permeability: P against the required P - PASS or FAIL</w:t>
+      </w:r>
+    </w:p>
+    <w:p>
+      <w:pPr>
+        <w:pStyle w:val="ListParagraph"/>
+        <w:numPr>
+          <w:ilvl w:val="0"/>
+          <w:numId w:val="63"/>
+        </w:numPr>
+      </w:pPr>
+      <w:r>
+        <w:t xml:space="preserve">Design Requirement (1): Lp against 5U</w:t>
+      </w:r>
+    </w:p>
+    <w:p>
+      <w:pPr>
+        <w:pStyle w:val="ListParagraph"/>
+        <w:numPr>
+          <w:ilvl w:val="0"/>
+          <w:numId w:val="63"/>
+        </w:numPr>
+      </w:pPr>
+      <w:r>
+        <w:t xml:space="preserve">P on Plane X and Y per zone - red: does not comply, green: complies</w:t>
+      </w:r>
+    </w:p>
+    <w:p>
+      <w:pPr>
+        <w:pStyle w:val="ListParagraph"/>
+        <w:numPr>
+          <w:ilvl w:val="0"/>
+          <w:numId w:val="63"/>
+        </w:numPr>
+      </w:pPr>
+      <w:r>
+        <w:t xml:space="preserve">What the colours mean</w:t>
+      </w:r>
+    </w:p>
+    <w:p>
+      <w:pPr>
+        <w:pStyle w:val="ListParagraph"/>
+        <w:numPr>
+          <w:ilvl w:val="0"/>
+          <w:numId w:val="63"/>
+        </w:numPr>
+      </w:pPr>
+      <w:r>
+        <w:t xml:space="preserve">Plan ...: plans, elevations and street canyons of each zone</w:t>
+      </w:r>
+    </w:p>
+    <w:p>
+      <w:pPr>
+        <w:pStyle w:val="ListParagraph"/>
+        <w:numPr>
+          <w:ilvl w:val="0"/>
+          <w:numId w:val="63"/>
+        </w:numPr>
+      </w:pPr>
+      <w:r>
+        <w:t xml:space="preserve">3D: show or hide the SBD masses and zone limits in the model</w:t>
+      </w:r>
+    </w:p>
+    <w:p>
+      <w:pPr>
+        <w:pStyle w:val="ListParagraph"/>
+        <w:numPr>
+          <w:ilvl w:val="0"/>
+          <w:numId w:val="63"/>
+        </w:numPr>
+      </w:pPr>
+      <w:r>
+        <w:t xml:space="preserve">Make issue: an issue for what fails</w:t>
+      </w:r>
+    </w:p>
+    <w:p>
+      <w:pPr>
+        <w:pStyle w:val="ListParagraph"/>
+        <w:numPr>
+          <w:ilvl w:val="0"/>
+          <w:numId w:val="63"/>
+        </w:numPr>
+      </w:pPr>
+      <w:r>
+        <w:t xml:space="preserve">Report: every zone's plan and working, to print</w:t>
+      </w:r>
+    </w:p>
+    <w:p>
+      <w:pPr>
+        <w:pStyle w:val="ListParagraph"/>
+        <w:numPr>
+          <w:ilvl w:val="0"/>
+          <w:numId w:val="63"/>
+        </w:numPr>
+      </w:pPr>
+      <w:r>
+        <w:t xml:space="preserve">CAD ...: every drawing as DXF or DWG</w:t>
+      </w:r>
+    </w:p>
+    <w:p>
+      <w:pPr>
+        <w:pStyle w:val="ListParagraph"/>
+        <w:numPr>
+          <w:ilvl w:val="0"/>
+          <w:numId w:val="63"/>
+        </w:numPr>
+      </w:pPr>
+      <w:r>
+        <w:t xml:space="preserve">Remove the masses and the result</w:t>
+      </w:r>
+    </w:p>
+    <w:p>
+      <w:pPr>
+        <w:pStyle w:val="ListParagraph"/>
+        <w:numPr>
+          <w:ilvl w:val="0"/>
+          <w:numId w:val="63"/>
+        </w:numPr>
+      </w:pPr>
+      <w:r>
+        <w:t xml:space="preserve">CAD template: draw the model in CAD (no Revit)</w:t>
+      </w:r>
+    </w:p>
+    <w:p>
+      <w:pPr>
+        <w:pStyle w:val="ListParagraph"/>
+        <w:numPr>
+          <w:ilvl w:val="0"/>
+          <w:numId w:val="63"/>
+        </w:numPr>
+      </w:pPr>
+      <w:r>
+        <w:t xml:space="preserve">Import CAD model: the drawing becomes the SBD model</w:t>
+      </w:r>
+    </w:p>
+    <w:p>
+      <w:pPr>
+        <w:keepNext/>
+        <w:spacing w:before="120" w:after="60"/>
+      </w:pPr>
+      <w:r>
+        <w:drawing>
+          <wp:inline distT="0" distB="0" distL="0" distR="0">
+            <wp:extent cx="5943600" cy="3964013"/>
+            <wp:docPr id="114" name="shot114" descr="sbd-plan"/>
+            <a:graphic xmlns:a="http://schemas.openxmlformats.org/drawingml/2006/main">
+              <a:graphicData uri="http://schemas.openxmlformats.org/drawingml/2006/picture">
+                <pic:pic xmlns:pic="http://schemas.openxmlformats.org/drawingml/2006/picture">
+                  <pic:nvPicPr>
+                    <pic:cNvPr id="114" name="shot114" descr="sbd-plan"/>
+                    <pic:cNvPicPr/>
+                  </pic:nvPicPr>
+                  <pic:blipFill>
+                    <a:blip r:embed="rIdShot14"/>
+                    <a:stretch>
+                      <a:fillRect/>
+                    </a:stretch>
+                  </pic:blipFill>
+                  <pic:spPr>
+                    <a:xfrm>
+                      <a:off x="0" y="0"/>
+                      <a:ext cx="5943600" cy="3964013"/>
+                    </a:xfrm>
+                    <a:prstGeom prst="rect">
+                      <a:avLst/>
+                    </a:prstGeom>
+                  </pic:spPr>
+                </pic:pic>
+              </a:graphicData>
+            </a:graphic>
+          </wp:inline>
+        </w:drawing>
+      </w:r>
+    </w:p>
+    <w:p>
+      <w:pPr>
+        <w:pStyle w:val="ListParagraph"/>
+        <w:numPr>
+          <w:ilvl w:val="0"/>
+          <w:numId w:val="64"/>
+        </w:numPr>
+      </w:pPr>
+      <w:r>
+        <w:t xml:space="preserve">Plan / Elevation / Street canyon</w:t>
+      </w:r>
+    </w:p>
+    <w:p>
+      <w:pPr>
+        <w:pStyle w:val="ListParagraph"/>
+        <w:numPr>
+          <w:ilvl w:val="0"/>
+          <w:numId w:val="64"/>
+        </w:numPr>
+      </w:pPr>
+      <w:r>
+        <w:t xml:space="preserve">Projection Plane X or Y</w:t>
+      </w:r>
+    </w:p>
+    <w:p>
+      <w:pPr>
+        <w:pStyle w:val="ListParagraph"/>
+        <w:numPr>
+          <w:ilvl w:val="0"/>
+          <w:numId w:val="64"/>
+        </w:numPr>
+      </w:pPr>
+      <w:r>
+        <w:t xml:space="preserve">The zones, each with its P</w:t>
+      </w:r>
+    </w:p>
+    <w:p>
+      <w:pPr>
+        <w:pStyle w:val="ListParagraph"/>
+        <w:numPr>
+          <w:ilvl w:val="0"/>
+          <w:numId w:val="64"/>
+        </w:numPr>
+      </w:pPr>
+      <w:r>
+        <w:t xml:space="preserve">This drawing as DXF or DWG</w:t>
+      </w:r>
+    </w:p>
+    <w:p>
+      <w:pPr>
+        <w:pStyle w:val="ListParagraph"/>
+        <w:numPr>
+          <w:ilvl w:val="0"/>
+          <w:numId w:val="64"/>
+        </w:numPr>
+      </w:pPr>
+      <w:r>
+        <w:t xml:space="preserve">Close</w:t>
+      </w:r>
+    </w:p>
+    <w:p>
+      <w:pPr>
+        <w:pStyle w:val="ListParagraph"/>
+        <w:numPr>
+          <w:ilvl w:val="0"/>
+          <w:numId w:val="64"/>
+        </w:numPr>
+      </w:pPr>
+      <w:r>
+        <w:t xml:space="preserve">The drawing: gaps S1, S2 ... hatched, the planes, dimensions</w:t>
+      </w:r>
+    </w:p>
+    <w:p>
+      <w:pPr>
+        <w:pStyle w:val="ListParagraph"/>
+        <w:numPr>
+          <w:ilvl w:val="0"/>
+          <w:numId w:val="64"/>
+        </w:numPr>
+      </w:pPr>
+      <w:r>
+        <w:t xml:space="preserve">The working: each gap's area, depth and S</w:t>
+      </w:r>
+    </w:p>
+    <w:p>
+      <w:pPr>
+        <w:pStyle w:val="ListParagraph"/>
+        <w:numPr>
+          <w:ilvl w:val="0"/>
+          <w:numId w:val="64"/>
+        </w:numPr>
+      </w:pPr>
+      <w:r>
+        <w:t xml:space="preserve">Zoom in / out, Fit</w:t>
+      </w:r>
+    </w:p>
+    <w:p>
       <w:pPr/>
       <w:r>
         <w:t xml:space="preserve">Checks &gt; </w:t>
@@ -13445,7 +16151,7 @@
         <w:pStyle w:val="ListParagraph"/>
         <w:numPr>
           <w:ilvl w:val="0"/>
-          <w:numId w:val="51"/>
+          <w:numId w:val="65"/>
         </w:numPr>
       </w:pPr>
       <w:r>
@@ -13508,7 +16214,7 @@
         <w:pStyle w:val="ListParagraph"/>
         <w:numPr>
           <w:ilvl w:val="0"/>
-          <w:numId w:val="51"/>
+          <w:numId w:val="65"/>
         </w:numPr>
       </w:pPr>
       <w:r>
@@ -13562,7 +16268,7 @@
         <w:pStyle w:val="ListParagraph"/>
         <w:numPr>
           <w:ilvl w:val="0"/>
-          <w:numId w:val="51"/>
+          <w:numId w:val="65"/>
         </w:numPr>
       </w:pPr>
       <w:r>
@@ -13580,7 +16286,7 @@
         <w:pStyle w:val="ListParagraph"/>
         <w:numPr>
           <w:ilvl w:val="0"/>
-          <w:numId w:val="51"/>
+          <w:numId w:val="65"/>
         </w:numPr>
       </w:pPr>
       <w:r>
@@ -13607,7 +16313,7 @@
         <w:pStyle w:val="ListParagraph"/>
         <w:numPr>
           <w:ilvl w:val="0"/>
-          <w:numId w:val="51"/>
+          <w:numId w:val="65"/>
         </w:numPr>
       </w:pPr>
       <w:r>
@@ -13652,7 +16358,7 @@
         <w:pStyle w:val="ListParagraph"/>
         <w:numPr>
           <w:ilvl w:val="0"/>
-          <w:numId w:val="51"/>
+          <w:numId w:val="65"/>
         </w:numPr>
       </w:pPr>
       <w:r>
@@ -13679,7 +16385,7 @@
         <w:pStyle w:val="ListParagraph"/>
         <w:numPr>
           <w:ilvl w:val="0"/>
-          <w:numId w:val="51"/>
+          <w:numId w:val="65"/>
         </w:numPr>
       </w:pPr>
       <w:r>
@@ -13724,7 +16430,7 @@
         <w:pStyle w:val="ListParagraph"/>
         <w:numPr>
           <w:ilvl w:val="0"/>
-          <w:numId w:val="51"/>
+          <w:numId w:val="65"/>
         </w:numPr>
       </w:pPr>
       <w:r>
@@ -13769,7 +16475,7 @@
         <w:pStyle w:val="ListParagraph"/>
         <w:numPr>
           <w:ilvl w:val="0"/>
-          <w:numId w:val="51"/>
+          <w:numId w:val="65"/>
         </w:numPr>
       </w:pPr>
       <w:r>
@@ -13853,7 +16559,7 @@
         <w:pStyle w:val="ListParagraph"/>
         <w:numPr>
           <w:ilvl w:val="0"/>
-          <w:numId w:val="51"/>
+          <w:numId w:val="65"/>
         </w:numPr>
       </w:pPr>
       <w:r>
@@ -13889,7 +16595,7 @@
         <w:pStyle w:val="ListParagraph"/>
         <w:numPr>
           <w:ilvl w:val="0"/>
-          <w:numId w:val="51"/>
+          <w:numId w:val="65"/>
         </w:numPr>
       </w:pPr>
       <w:r>
@@ -13907,7 +16613,7 @@
         <w:pStyle w:val="ListParagraph"/>
         <w:numPr>
           <w:ilvl w:val="0"/>
-          <w:numId w:val="51"/>
+          <w:numId w:val="65"/>
         </w:numPr>
       </w:pPr>
       <w:r>
@@ -13943,7 +16649,7 @@
         <w:pStyle w:val="ListParagraph"/>
         <w:numPr>
           <w:ilvl w:val="0"/>
-          <w:numId w:val="51"/>
+          <w:numId w:val="65"/>
         </w:numPr>
       </w:pPr>
       <w:r>
@@ -13961,7 +16667,7 @@
         <w:pStyle w:val="ListParagraph"/>
         <w:numPr>
           <w:ilvl w:val="0"/>
-          <w:numId w:val="51"/>
+          <w:numId w:val="65"/>
         </w:numPr>
       </w:pPr>
       <w:r>
@@ -13988,7 +16694,7 @@
         <w:pStyle w:val="ListParagraph"/>
         <w:numPr>
           <w:ilvl w:val="0"/>
-          <w:numId w:val="51"/>
+          <w:numId w:val="65"/>
         </w:numPr>
       </w:pPr>
       <w:r>
@@ -14033,7 +16739,7 @@
         <w:pStyle w:val="ListParagraph"/>
         <w:numPr>
           <w:ilvl w:val="0"/>
-          <w:numId w:val="51"/>
+          <w:numId w:val="65"/>
         </w:numPr>
       </w:pPr>
       <w:r>
@@ -14051,7 +16757,7 @@
         <w:pStyle w:val="ListParagraph"/>
         <w:numPr>
           <w:ilvl w:val="0"/>
-          <w:numId w:val="51"/>
+          <w:numId w:val="65"/>
         </w:numPr>
       </w:pPr>
       <w:r>
@@ -14069,7 +16775,7 @@
         <w:pStyle w:val="ListParagraph"/>
         <w:numPr>
           <w:ilvl w:val="0"/>
-          <w:numId w:val="51"/>
+          <w:numId w:val="65"/>
         </w:numPr>
       </w:pPr>
       <w:r>
@@ -14087,7 +16793,7 @@
         <w:pStyle w:val="ListParagraph"/>
         <w:numPr>
           <w:ilvl w:val="0"/>
-          <w:numId w:val="51"/>
+          <w:numId w:val="65"/>
         </w:numPr>
       </w:pPr>
       <w:r>
@@ -14132,7 +16838,7 @@
         <w:pStyle w:val="ListParagraph"/>
         <w:numPr>
           <w:ilvl w:val="0"/>
-          <w:numId w:val="51"/>
+          <w:numId w:val="65"/>
         </w:numPr>
       </w:pPr>
       <w:r>
@@ -14186,7 +16892,7 @@
         <w:pStyle w:val="ListParagraph"/>
         <w:numPr>
           <w:ilvl w:val="0"/>
-          <w:numId w:val="51"/>
+          <w:numId w:val="65"/>
         </w:numPr>
       </w:pPr>
       <w:r>
@@ -14258,7 +16964,7 @@
         <w:pStyle w:val="ListParagraph"/>
         <w:numPr>
           <w:ilvl w:val="0"/>
-          <w:numId w:val="51"/>
+          <w:numId w:val="65"/>
         </w:numPr>
       </w:pPr>
       <w:r>
@@ -14357,7 +17063,7 @@
         <w:pStyle w:val="ListParagraph"/>
         <w:numPr>
           <w:ilvl w:val="0"/>
-          <w:numId w:val="51"/>
+          <w:numId w:val="65"/>
         </w:numPr>
       </w:pPr>
       <w:r>
@@ -14438,7 +17144,7 @@
         <w:pStyle w:val="ListParagraph"/>
         <w:numPr>
           <w:ilvl w:val="0"/>
-          <w:numId w:val="51"/>
+          <w:numId w:val="65"/>
         </w:numPr>
       </w:pPr>
       <w:r>
@@ -14501,7 +17207,7 @@
         <w:pStyle w:val="ListParagraph"/>
         <w:numPr>
           <w:ilvl w:val="0"/>
-          <w:numId w:val="51"/>
+          <w:numId w:val="65"/>
         </w:numPr>
       </w:pPr>
       <w:r>
@@ -14528,7 +17234,7 @@
         <w:pStyle w:val="ListParagraph"/>
         <w:numPr>
           <w:ilvl w:val="0"/>
-          <w:numId w:val="51"/>
+          <w:numId w:val="65"/>
         </w:numPr>
       </w:pPr>
       <w:r>
@@ -14582,7 +17288,7 @@
         <w:pStyle w:val="ListParagraph"/>
         <w:numPr>
           <w:ilvl w:val="0"/>
-          <w:numId w:val="51"/>
+          <w:numId w:val="65"/>
         </w:numPr>
       </w:pPr>
       <w:r>
@@ -14618,7 +17324,7 @@
         <w:pStyle w:val="ListParagraph"/>
         <w:numPr>
           <w:ilvl w:val="0"/>
-          <w:numId w:val="51"/>
+          <w:numId w:val="65"/>
         </w:numPr>
       </w:pPr>
       <w:r>
@@ -14636,7 +17342,7 @@
         <w:pStyle w:val="ListParagraph"/>
         <w:numPr>
           <w:ilvl w:val="0"/>
-          <w:numId w:val="51"/>
+          <w:numId w:val="65"/>
         </w:numPr>
       </w:pPr>
       <w:r>
@@ -14663,7 +17369,7 @@
         <w:pStyle w:val="ListParagraph"/>
         <w:numPr>
           <w:ilvl w:val="0"/>
-          <w:numId w:val="51"/>
+          <w:numId w:val="65"/>
         </w:numPr>
       </w:pPr>
       <w:r>
@@ -14717,7 +17423,7 @@
         <w:pStyle w:val="ListParagraph"/>
         <w:numPr>
           <w:ilvl w:val="0"/>
-          <w:numId w:val="51"/>
+          <w:numId w:val="65"/>
         </w:numPr>
       </w:pPr>
       <w:r>
@@ -15196,7 +17902,7 @@
         <w:pStyle w:val="ListParagraph"/>
         <w:numPr>
           <w:ilvl w:val="0"/>
-          <w:numId w:val="52"/>
+          <w:numId w:val="66"/>
         </w:numPr>
       </w:pPr>
       <w:r>
@@ -15214,7 +17920,7 @@
         <w:pStyle w:val="ListParagraph"/>
         <w:numPr>
           <w:ilvl w:val="0"/>
-          <w:numId w:val="52"/>
+          <w:numId w:val="66"/>
         </w:numPr>
       </w:pPr>
       <w:r>
@@ -15232,7 +17938,7 @@
         <w:pStyle w:val="ListParagraph"/>
         <w:numPr>
           <w:ilvl w:val="0"/>
-          <w:numId w:val="52"/>
+          <w:numId w:val="66"/>
         </w:numPr>
       </w:pPr>
       <w:r>
@@ -15250,7 +17956,7 @@
         <w:pStyle w:val="ListParagraph"/>
         <w:numPr>
           <w:ilvl w:val="0"/>
-          <w:numId w:val="52"/>
+          <w:numId w:val="66"/>
         </w:numPr>
       </w:pPr>
       <w:r>
@@ -15473,7 +18179,7 @@
         <w:pStyle w:val="ListParagraph"/>
         <w:numPr>
           <w:ilvl w:val="0"/>
-          <w:numId w:val="53"/>
+          <w:numId w:val="67"/>
         </w:numPr>
       </w:pPr>
       <w:r>
@@ -15485,7 +18191,7 @@
         <w:pStyle w:val="ListParagraph"/>
         <w:numPr>
           <w:ilvl w:val="0"/>
-          <w:numId w:val="53"/>
+          <w:numId w:val="67"/>
         </w:numPr>
       </w:pPr>
       <w:r>
@@ -15548,7 +18254,7 @@
         <w:pStyle w:val="ListParagraph"/>
         <w:numPr>
           <w:ilvl w:val="0"/>
-          <w:numId w:val="53"/>
+          <w:numId w:val="67"/>
         </w:numPr>
       </w:pPr>
       <w:r>
@@ -15569,7 +18275,7 @@
         <w:pStyle w:val="ListParagraph"/>
         <w:numPr>
           <w:ilvl w:val="0"/>
-          <w:numId w:val="53"/>
+          <w:numId w:val="67"/>
         </w:numPr>
       </w:pPr>
       <w:r>
@@ -15650,7 +18356,7 @@
         <w:pStyle w:val="ListParagraph"/>
         <w:numPr>
           <w:ilvl w:val="0"/>
-          <w:numId w:val="53"/>
+          <w:numId w:val="67"/>
         </w:numPr>
       </w:pPr>
       <w:r>
@@ -15662,7 +18368,7 @@
         <w:pStyle w:val="ListParagraph"/>
         <w:numPr>
           <w:ilvl w:val="0"/>
-          <w:numId w:val="53"/>
+          <w:numId w:val="67"/>
         </w:numPr>
       </w:pPr>
       <w:r>
@@ -16125,7 +18831,7 @@
         <w:pStyle w:val="ListParagraph"/>
         <w:numPr>
           <w:ilvl w:val="0"/>
-          <w:numId w:val="54"/>
+          <w:numId w:val="68"/>
         </w:numPr>
       </w:pPr>
       <w:r>
@@ -16146,7 +18852,7 @@
         <w:pStyle w:val="ListParagraph"/>
         <w:numPr>
           <w:ilvl w:val="0"/>
-          <w:numId w:val="54"/>
+          <w:numId w:val="68"/>
         </w:numPr>
       </w:pPr>
       <w:r>
@@ -16182,7 +18888,7 @@
         <w:pStyle w:val="ListParagraph"/>
         <w:numPr>
           <w:ilvl w:val="0"/>
-          <w:numId w:val="54"/>
+          <w:numId w:val="68"/>
         </w:numPr>
       </w:pPr>
       <w:r>
@@ -16230,7 +18936,7 @@
         <w:pStyle w:val="ListParagraph"/>
         <w:numPr>
           <w:ilvl w:val="0"/>
-          <w:numId w:val="54"/>
+          <w:numId w:val="68"/>
         </w:numPr>
       </w:pPr>
       <w:r>
@@ -16284,7 +18990,7 @@
         <w:pStyle w:val="ListParagraph"/>
         <w:numPr>
           <w:ilvl w:val="0"/>
-          <w:numId w:val="54"/>
+          <w:numId w:val="68"/>
         </w:numPr>
       </w:pPr>
       <w:r>
@@ -16311,7 +19017,7 @@
         <w:pStyle w:val="ListParagraph"/>
         <w:numPr>
           <w:ilvl w:val="0"/>
-          <w:numId w:val="54"/>
+          <w:numId w:val="68"/>
         </w:numPr>
       </w:pPr>
       <w:r>
@@ -16329,7 +19035,7 @@
         <w:pStyle w:val="ListParagraph"/>
         <w:numPr>
           <w:ilvl w:val="0"/>
-          <w:numId w:val="54"/>
+          <w:numId w:val="68"/>
         </w:numPr>
       </w:pPr>
       <w:r>
@@ -16347,7 +19053,7 @@
         <w:pStyle w:val="ListParagraph"/>
         <w:numPr>
           <w:ilvl w:val="0"/>
-          <w:numId w:val="54"/>
+          <w:numId w:val="68"/>
         </w:numPr>
       </w:pPr>
       <w:r>
@@ -16392,7 +19098,7 @@
         <w:pStyle w:val="ListParagraph"/>
         <w:numPr>
           <w:ilvl w:val="0"/>
-          <w:numId w:val="54"/>
+          <w:numId w:val="68"/>
         </w:numPr>
       </w:pPr>
       <w:r>
@@ -16428,7 +19134,7 @@
         <w:pStyle w:val="ListParagraph"/>
         <w:numPr>
           <w:ilvl w:val="0"/>
-          <w:numId w:val="54"/>
+          <w:numId w:val="68"/>
         </w:numPr>
       </w:pPr>
       <w:r>
@@ -16677,7 +19383,7 @@
         <w:pStyle w:val="ListParagraph"/>
         <w:numPr>
           <w:ilvl w:val="0"/>
-          <w:numId w:val="55"/>
+          <w:numId w:val="69"/>
         </w:numPr>
       </w:pPr>
       <w:r>
@@ -16713,7 +19419,7 @@
         <w:pStyle w:val="ListParagraph"/>
         <w:numPr>
           <w:ilvl w:val="0"/>
-          <w:numId w:val="55"/>
+          <w:numId w:val="69"/>
         </w:numPr>
       </w:pPr>
       <w:r>
@@ -16776,7 +19482,7 @@
         <w:pStyle w:val="ListParagraph"/>
         <w:numPr>
           <w:ilvl w:val="0"/>
-          <w:numId w:val="55"/>
+          <w:numId w:val="69"/>
         </w:numPr>
       </w:pPr>
       <w:r>
@@ -16802,7 +19508,7 @@
         <w:pStyle w:val="ListParagraph"/>
         <w:numPr>
           <w:ilvl w:val="0"/>
-          <w:numId w:val="56"/>
+          <w:numId w:val="70"/>
         </w:numPr>
       </w:pPr>
       <w:r>
@@ -16829,7 +19535,7 @@
         <w:pStyle w:val="ListParagraph"/>
         <w:numPr>
           <w:ilvl w:val="0"/>
-          <w:numId w:val="56"/>
+          <w:numId w:val="70"/>
         </w:numPr>
       </w:pPr>
       <w:r>
@@ -16850,7 +19556,7 @@
         <w:pStyle w:val="ListParagraph"/>
         <w:numPr>
           <w:ilvl w:val="0"/>
-          <w:numId w:val="56"/>
+          <w:numId w:val="70"/>
         </w:numPr>
       </w:pPr>
       <w:r>
@@ -16891,7 +19597,7 @@
         <w:pStyle w:val="ListParagraph"/>
         <w:numPr>
           <w:ilvl w:val="0"/>
-          <w:numId w:val="57"/>
+          <w:numId w:val="71"/>
         </w:numPr>
       </w:pPr>
       <w:r>
@@ -16936,7 +19642,7 @@
         <w:pStyle w:val="ListParagraph"/>
         <w:numPr>
           <w:ilvl w:val="0"/>
-          <w:numId w:val="57"/>
+          <w:numId w:val="71"/>
         </w:numPr>
       </w:pPr>
       <w:r>
@@ -16972,7 +19678,7 @@
         <w:pStyle w:val="ListParagraph"/>
         <w:numPr>
           <w:ilvl w:val="0"/>
-          <w:numId w:val="57"/>
+          <w:numId w:val="71"/>
         </w:numPr>
       </w:pPr>
       <w:r>
@@ -16999,7 +19705,7 @@
         <w:pStyle w:val="ListParagraph"/>
         <w:numPr>
           <w:ilvl w:val="0"/>
-          <w:numId w:val="57"/>
+          <w:numId w:val="71"/>
         </w:numPr>
       </w:pPr>
       <w:r>
@@ -17314,7 +20020,7 @@
         <w:pStyle w:val="ListParagraph"/>
         <w:numPr>
           <w:ilvl w:val="0"/>
-          <w:numId w:val="58"/>
+          <w:numId w:val="72"/>
         </w:numPr>
       </w:pPr>
       <w:r>
@@ -17389,7 +20095,7 @@
         <w:pStyle w:val="ListParagraph"/>
         <w:numPr>
           <w:ilvl w:val="0"/>
-          <w:numId w:val="58"/>
+          <w:numId w:val="72"/>
         </w:numPr>
       </w:pPr>
       <w:r>
@@ -17419,7 +20125,7 @@
         <w:pStyle w:val="ListParagraph"/>
         <w:numPr>
           <w:ilvl w:val="0"/>
-          <w:numId w:val="58"/>
+          <w:numId w:val="72"/>
         </w:numPr>
       </w:pPr>
       <w:r>
@@ -17445,7 +20151,7 @@
         <w:pStyle w:val="ListParagraph"/>
         <w:numPr>
           <w:ilvl w:val="0"/>
-          <w:numId w:val="59"/>
+          <w:numId w:val="73"/>
         </w:numPr>
       </w:pPr>
       <w:r>
@@ -17475,7 +20181,7 @@
         <w:pStyle w:val="ListParagraph"/>
         <w:numPr>
           <w:ilvl w:val="0"/>
-          <w:numId w:val="59"/>
+          <w:numId w:val="73"/>
         </w:numPr>
       </w:pPr>
       <w:r>
@@ -17496,7 +20202,7 @@
         <w:pStyle w:val="ListParagraph"/>
         <w:numPr>
           <w:ilvl w:val="0"/>
-          <w:numId w:val="59"/>
+          <w:numId w:val="73"/>
         </w:numPr>
       </w:pPr>
       <w:r>
@@ -17526,7 +20232,7 @@
         <w:pStyle w:val="ListParagraph"/>
         <w:numPr>
           <w:ilvl w:val="0"/>
-          <w:numId w:val="60"/>
+          <w:numId w:val="74"/>
         </w:numPr>
       </w:pPr>
       <w:r>
@@ -17538,7 +20244,7 @@
         <w:pStyle w:val="ListParagraph"/>
         <w:numPr>
           <w:ilvl w:val="0"/>
-          <w:numId w:val="60"/>
+          <w:numId w:val="74"/>
         </w:numPr>
       </w:pPr>
       <w:r>
@@ -17582,7 +20288,7 @@
         <w:pStyle w:val="ListParagraph"/>
         <w:numPr>
           <w:ilvl w:val="0"/>
-          <w:numId w:val="61"/>
+          <w:numId w:val="75"/>
         </w:numPr>
       </w:pPr>
       <w:r>
@@ -17630,7 +20336,7 @@
         <w:pStyle w:val="ListParagraph"/>
         <w:numPr>
           <w:ilvl w:val="0"/>
-          <w:numId w:val="61"/>
+          <w:numId w:val="75"/>
         </w:numPr>
       </w:pPr>
       <w:r>
@@ -17642,7 +20348,7 @@
         <w:pStyle w:val="ListParagraph"/>
         <w:numPr>
           <w:ilvl w:val="0"/>
-          <w:numId w:val="61"/>
+          <w:numId w:val="75"/>
         </w:numPr>
       </w:pPr>
       <w:r>
@@ -17660,7 +20366,7 @@
         <w:pStyle w:val="ListParagraph"/>
         <w:numPr>
           <w:ilvl w:val="0"/>
-          <w:numId w:val="61"/>
+          <w:numId w:val="75"/>
         </w:numPr>
       </w:pPr>
       <w:r>
@@ -17672,7 +20378,7 @@
         <w:pStyle w:val="ListParagraph"/>
         <w:numPr>
           <w:ilvl w:val="0"/>
-          <w:numId w:val="61"/>
+          <w:numId w:val="75"/>
         </w:numPr>
       </w:pPr>
       <w:r>
@@ -17684,7 +20390,7 @@
         <w:pStyle w:val="ListParagraph"/>
         <w:numPr>
           <w:ilvl w:val="0"/>
-          <w:numId w:val="61"/>
+          <w:numId w:val="75"/>
         </w:numPr>
       </w:pPr>
       <w:r>
@@ -17696,7 +20402,7 @@
         <w:pStyle w:val="ListParagraph"/>
         <w:numPr>
           <w:ilvl w:val="0"/>
-          <w:numId w:val="61"/>
+          <w:numId w:val="75"/>
         </w:numPr>
       </w:pPr>
       <w:r>
@@ -17970,7 +20676,7 @@
         <w:pStyle w:val="ListParagraph"/>
         <w:numPr>
           <w:ilvl w:val="0"/>
-          <w:numId w:val="62"/>
+          <w:numId w:val="76"/>
         </w:numPr>
       </w:pPr>
       <w:r>
@@ -17982,7 +20688,7 @@
         <w:pStyle w:val="ListParagraph"/>
         <w:numPr>
           <w:ilvl w:val="0"/>
-          <w:numId w:val="62"/>
+          <w:numId w:val="76"/>
         </w:numPr>
       </w:pPr>
       <w:r>
@@ -17994,7 +20700,7 @@
         <w:pStyle w:val="ListParagraph"/>
         <w:numPr>
           <w:ilvl w:val="0"/>
-          <w:numId w:val="62"/>
+          <w:numId w:val="76"/>
         </w:numPr>
       </w:pPr>
       <w:r>
@@ -18268,7 +20974,7 @@
         <w:pStyle w:val="ListParagraph"/>
         <w:numPr>
           <w:ilvl w:val="0"/>
-          <w:numId w:val="63"/>
+          <w:numId w:val="77"/>
         </w:numPr>
       </w:pPr>
       <w:r>
@@ -18280,7 +20986,7 @@
         <w:pStyle w:val="ListParagraph"/>
         <w:numPr>
           <w:ilvl w:val="0"/>
-          <w:numId w:val="63"/>
+          <w:numId w:val="77"/>
         </w:numPr>
       </w:pPr>
       <w:r>
@@ -18292,7 +20998,7 @@
         <w:pStyle w:val="ListParagraph"/>
         <w:numPr>
           <w:ilvl w:val="0"/>
-          <w:numId w:val="63"/>
+          <w:numId w:val="77"/>
         </w:numPr>
       </w:pPr>
       <w:r>
@@ -18335,7 +21041,7 @@
         <w:pStyle w:val="ListParagraph"/>
         <w:numPr>
           <w:ilvl w:val="0"/>
-          <w:numId w:val="64"/>
+          <w:numId w:val="78"/>
         </w:numPr>
       </w:pPr>
       <w:r>
@@ -18392,7 +21098,7 @@
         <w:pStyle w:val="ListParagraph"/>
         <w:numPr>
           <w:ilvl w:val="0"/>
-          <w:numId w:val="64"/>
+          <w:numId w:val="78"/>
         </w:numPr>
       </w:pPr>
       <w:r>
@@ -18422,7 +21128,7 @@
         <w:pStyle w:val="ListParagraph"/>
         <w:numPr>
           <w:ilvl w:val="0"/>
-          <w:numId w:val="64"/>
+          <w:numId w:val="78"/>
         </w:numPr>
       </w:pPr>
       <w:r>
@@ -18460,7 +21166,7 @@
         <w:pStyle w:val="ListParagraph"/>
         <w:numPr>
           <w:ilvl w:val="0"/>
-          <w:numId w:val="65"/>
+          <w:numId w:val="79"/>
         </w:numPr>
       </w:pPr>
       <w:r>
@@ -18481,7 +21187,7 @@
         <w:pStyle w:val="ListParagraph"/>
         <w:numPr>
           <w:ilvl w:val="0"/>
-          <w:numId w:val="65"/>
+          <w:numId w:val="79"/>
         </w:numPr>
       </w:pPr>
       <w:r>
@@ -18526,7 +21232,7 @@
         <w:pStyle w:val="ListParagraph"/>
         <w:numPr>
           <w:ilvl w:val="0"/>
-          <w:numId w:val="65"/>
+          <w:numId w:val="79"/>
         </w:numPr>
       </w:pPr>
       <w:r>
@@ -18625,7 +21331,7 @@
         <w:pStyle w:val="ListParagraph"/>
         <w:numPr>
           <w:ilvl w:val="0"/>
-          <w:numId w:val="65"/>
+          <w:numId w:val="79"/>
         </w:numPr>
       </w:pPr>
       <w:r>
@@ -18670,7 +21376,7 @@
         <w:pStyle w:val="ListParagraph"/>
         <w:numPr>
           <w:ilvl w:val="0"/>
-          <w:numId w:val="65"/>
+          <w:numId w:val="79"/>
         </w:numPr>
       </w:pPr>
       <w:r>
@@ -19019,7 +21725,7 @@
         <w:pStyle w:val="ListParagraph"/>
         <w:numPr>
           <w:ilvl w:val="0"/>
-          <w:numId w:val="66"/>
+          <w:numId w:val="80"/>
         </w:numPr>
       </w:pPr>
       <w:r>
@@ -19049,7 +21755,7 @@
         <w:pStyle w:val="ListParagraph"/>
         <w:numPr>
           <w:ilvl w:val="0"/>
-          <w:numId w:val="66"/>
+          <w:numId w:val="80"/>
         </w:numPr>
       </w:pPr>
       <w:r>
@@ -19097,7 +21803,7 @@
         <w:pStyle w:val="ListParagraph"/>
         <w:numPr>
           <w:ilvl w:val="0"/>
-          <w:numId w:val="66"/>
+          <w:numId w:val="80"/>
         </w:numPr>
       </w:pPr>
       <w:r>
@@ -19124,7 +21830,7 @@
         <w:pStyle w:val="ListParagraph"/>
         <w:numPr>
           <w:ilvl w:val="0"/>
-          <w:numId w:val="66"/>
+          <w:numId w:val="80"/>
         </w:numPr>
       </w:pPr>
       <w:r>
@@ -19150,7 +21856,7 @@
         <w:pStyle w:val="ListParagraph"/>
         <w:numPr>
           <w:ilvl w:val="0"/>
-          <w:numId w:val="67"/>
+          <w:numId w:val="81"/>
         </w:numPr>
       </w:pPr>
       <w:r>
@@ -19171,7 +21877,7 @@
         <w:pStyle w:val="ListParagraph"/>
         <w:numPr>
           <w:ilvl w:val="0"/>
-          <w:numId w:val="67"/>
+          <w:numId w:val="81"/>
         </w:numPr>
       </w:pPr>
       <w:r>
@@ -19207,7 +21913,7 @@
         <w:pStyle w:val="ListParagraph"/>
         <w:numPr>
           <w:ilvl w:val="0"/>
-          <w:numId w:val="67"/>
+          <w:numId w:val="81"/>
         </w:numPr>
       </w:pPr>
       <w:r>
@@ -19243,7 +21949,7 @@
         <w:pStyle w:val="ListParagraph"/>
         <w:numPr>
           <w:ilvl w:val="0"/>
-          <w:numId w:val="67"/>
+          <w:numId w:val="81"/>
         </w:numPr>
       </w:pPr>
       <w:r>
@@ -19272,7 +21978,7 @@
         <w:pStyle w:val="ListParagraph"/>
         <w:numPr>
           <w:ilvl w:val="0"/>
-          <w:numId w:val="68"/>
+          <w:numId w:val="82"/>
         </w:numPr>
       </w:pPr>
       <w:r>
@@ -19293,7 +21999,7 @@
         <w:pStyle w:val="ListParagraph"/>
         <w:numPr>
           <w:ilvl w:val="0"/>
-          <w:numId w:val="68"/>
+          <w:numId w:val="82"/>
         </w:numPr>
       </w:pPr>
       <w:r>
@@ -19514,7 +22220,7 @@
         <w:pStyle w:val="ListParagraph"/>
         <w:numPr>
           <w:ilvl w:val="0"/>
-          <w:numId w:val="69"/>
+          <w:numId w:val="83"/>
         </w:numPr>
       </w:pPr>
       <w:r>
@@ -19604,7 +22310,7 @@
         <w:pStyle w:val="ListParagraph"/>
         <w:numPr>
           <w:ilvl w:val="0"/>
-          <w:numId w:val="69"/>
+          <w:numId w:val="83"/>
         </w:numPr>
       </w:pPr>
       <w:r>
@@ -19634,7 +22340,7 @@
         <w:pStyle w:val="ListParagraph"/>
         <w:numPr>
           <w:ilvl w:val="0"/>
-          <w:numId w:val="69"/>
+          <w:numId w:val="83"/>
         </w:numPr>
       </w:pPr>
       <w:r>
@@ -19655,7 +22361,7 @@
         <w:pStyle w:val="ListParagraph"/>
         <w:numPr>
           <w:ilvl w:val="0"/>
-          <w:numId w:val="69"/>
+          <w:numId w:val="83"/>
         </w:numPr>
       </w:pPr>
       <w:r>
@@ -19691,7 +22397,7 @@
         <w:pStyle w:val="ListParagraph"/>
         <w:numPr>
           <w:ilvl w:val="0"/>
-          <w:numId w:val="69"/>
+          <w:numId w:val="83"/>
         </w:numPr>
       </w:pPr>
       <w:r>
@@ -19709,7 +22415,7 @@
         <w:pStyle w:val="ListParagraph"/>
         <w:numPr>
           <w:ilvl w:val="0"/>
-          <w:numId w:val="69"/>
+          <w:numId w:val="83"/>
         </w:numPr>
       </w:pPr>
       <w:r>
@@ -19753,7 +22459,7 @@
         <w:pStyle w:val="ListParagraph"/>
         <w:numPr>
           <w:ilvl w:val="0"/>
-          <w:numId w:val="70"/>
+          <w:numId w:val="84"/>
         </w:numPr>
       </w:pPr>
       <w:r>
@@ -19834,7 +22540,7 @@
         <w:pStyle w:val="ListParagraph"/>
         <w:numPr>
           <w:ilvl w:val="0"/>
-          <w:numId w:val="70"/>
+          <w:numId w:val="84"/>
         </w:numPr>
       </w:pPr>
       <w:r>
@@ -19852,7 +22558,7 @@
         <w:pStyle w:val="ListParagraph"/>
         <w:numPr>
           <w:ilvl w:val="0"/>
-          <w:numId w:val="70"/>
+          <w:numId w:val="84"/>
         </w:numPr>
       </w:pPr>
       <w:r>
@@ -19873,7 +22579,7 @@
         <w:pStyle w:val="ListParagraph"/>
         <w:numPr>
           <w:ilvl w:val="0"/>
-          <w:numId w:val="70"/>
+          <w:numId w:val="84"/>
         </w:numPr>
       </w:pPr>
       <w:r>
@@ -19899,7 +22605,7 @@
         <w:pStyle w:val="ListParagraph"/>
         <w:numPr>
           <w:ilvl w:val="0"/>
-          <w:numId w:val="71"/>
+          <w:numId w:val="85"/>
         </w:numPr>
       </w:pPr>
       <w:r>
@@ -19962,7 +22668,7 @@
         <w:pStyle w:val="ListParagraph"/>
         <w:numPr>
           <w:ilvl w:val="0"/>
-          <w:numId w:val="71"/>
+          <w:numId w:val="85"/>
         </w:numPr>
       </w:pPr>
       <w:r>
@@ -19989,7 +22695,7 @@
         <w:pStyle w:val="ListParagraph"/>
         <w:numPr>
           <w:ilvl w:val="0"/>
-          <w:numId w:val="71"/>
+          <w:numId w:val="85"/>
         </w:numPr>
       </w:pPr>
       <w:r>
@@ -20007,7 +22713,7 @@
         <w:pStyle w:val="ListParagraph"/>
         <w:numPr>
           <w:ilvl w:val="0"/>
-          <w:numId w:val="71"/>
+          <w:numId w:val="85"/>
         </w:numPr>
       </w:pPr>
       <w:r>
@@ -20638,7 +23344,7 @@
         <w:pStyle w:val="ListParagraph"/>
         <w:numPr>
           <w:ilvl w:val="0"/>
-          <w:numId w:val="72"/>
+          <w:numId w:val="86"/>
         </w:numPr>
       </w:pPr>
       <w:r>
@@ -20656,7 +23362,7 @@
         <w:pStyle w:val="ListParagraph"/>
         <w:numPr>
           <w:ilvl w:val="0"/>
-          <w:numId w:val="72"/>
+          <w:numId w:val="86"/>
         </w:numPr>
       </w:pPr>
       <w:r>
@@ -20674,7 +23380,7 @@
         <w:pStyle w:val="ListParagraph"/>
         <w:numPr>
           <w:ilvl w:val="0"/>
-          <w:numId w:val="72"/>
+          <w:numId w:val="86"/>
         </w:numPr>
       </w:pPr>
       <w:r>
@@ -20692,7 +23398,7 @@
         <w:pStyle w:val="ListParagraph"/>
         <w:numPr>
           <w:ilvl w:val="0"/>
-          <w:numId w:val="72"/>
+          <w:numId w:val="86"/>
         </w:numPr>
       </w:pPr>
       <w:r>
@@ -20710,7 +23416,7 @@
         <w:pStyle w:val="ListParagraph"/>
         <w:numPr>
           <w:ilvl w:val="0"/>
-          <w:numId w:val="72"/>
+          <w:numId w:val="86"/>
         </w:numPr>
       </w:pPr>
       <w:r>
@@ -20728,7 +23434,7 @@
         <w:pStyle w:val="ListParagraph"/>
         <w:numPr>
           <w:ilvl w:val="0"/>
-          <w:numId w:val="72"/>
+          <w:numId w:val="86"/>
         </w:numPr>
       </w:pPr>
       <w:r>
@@ -21826,7 +24532,7 @@
         <w:pStyle w:val="ListParagraph"/>
         <w:numPr>
           <w:ilvl w:val="0"/>
-          <w:numId w:val="73"/>
+          <w:numId w:val="87"/>
         </w:numPr>
       </w:pPr>
       <w:r>
@@ -21838,7 +24544,7 @@
         <w:pStyle w:val="ListParagraph"/>
         <w:numPr>
           <w:ilvl w:val="0"/>
-          <w:numId w:val="73"/>
+          <w:numId w:val="87"/>
         </w:numPr>
       </w:pPr>
       <w:r>
@@ -21850,7 +24556,7 @@
         <w:pStyle w:val="ListParagraph"/>
         <w:numPr>
           <w:ilvl w:val="0"/>
-          <w:numId w:val="73"/>
+          <w:numId w:val="87"/>
         </w:numPr>
       </w:pPr>
       <w:r>
@@ -21862,7 +24568,7 @@
         <w:pStyle w:val="ListParagraph"/>
         <w:numPr>
           <w:ilvl w:val="0"/>
-          <w:numId w:val="73"/>
+          <w:numId w:val="87"/>
         </w:numPr>
       </w:pPr>
       <w:r>
@@ -21874,7 +24580,7 @@
         <w:pStyle w:val="ListParagraph"/>
         <w:numPr>
           <w:ilvl w:val="0"/>
-          <w:numId w:val="73"/>
+          <w:numId w:val="87"/>
         </w:numPr>
       </w:pPr>
       <w:r>
@@ -21895,7 +24601,7 @@
         <w:pStyle w:val="ListParagraph"/>
         <w:numPr>
           <w:ilvl w:val="0"/>
-          <w:numId w:val="73"/>
+          <w:numId w:val="87"/>
         </w:numPr>
       </w:pPr>
       <w:r>
@@ -21907,7 +24613,7 @@
         <w:pStyle w:val="ListParagraph"/>
         <w:numPr>
           <w:ilvl w:val="0"/>
-          <w:numId w:val="73"/>
+          <w:numId w:val="87"/>
         </w:numPr>
       </w:pPr>
       <w:r>
@@ -21928,7 +24634,7 @@
         <w:pStyle w:val="ListParagraph"/>
         <w:numPr>
           <w:ilvl w:val="0"/>
-          <w:numId w:val="73"/>
+          <w:numId w:val="87"/>
         </w:numPr>
       </w:pPr>
       <w:r>
@@ -21940,7 +24646,7 @@
         <w:pStyle w:val="ListParagraph"/>
         <w:numPr>
           <w:ilvl w:val="0"/>
-          <w:numId w:val="73"/>
+          <w:numId w:val="87"/>
         </w:numPr>
       </w:pPr>
       <w:r>
@@ -21952,7 +24658,7 @@
         <w:pStyle w:val="ListParagraph"/>
         <w:numPr>
           <w:ilvl w:val="0"/>
-          <w:numId w:val="73"/>
+          <w:numId w:val="87"/>
         </w:numPr>
       </w:pPr>
       <w:r>
@@ -21964,7 +24670,7 @@
         <w:pStyle w:val="ListParagraph"/>
         <w:numPr>
           <w:ilvl w:val="0"/>
-          <w:numId w:val="73"/>
+          <w:numId w:val="87"/>
         </w:numPr>
       </w:pPr>
       <w:r>
@@ -21976,7 +24682,7 @@
         <w:pStyle w:val="ListParagraph"/>
         <w:numPr>
           <w:ilvl w:val="0"/>
-          <w:numId w:val="73"/>
+          <w:numId w:val="87"/>
         </w:numPr>
       </w:pPr>
       <w:r>
@@ -21988,7 +24694,7 @@
         <w:pStyle w:val="ListParagraph"/>
         <w:numPr>
           <w:ilvl w:val="0"/>
-          <w:numId w:val="73"/>
+          <w:numId w:val="87"/>
         </w:numPr>
       </w:pPr>
       <w:r>
@@ -22000,7 +24706,7 @@
         <w:pStyle w:val="ListParagraph"/>
         <w:numPr>
           <w:ilvl w:val="0"/>
-          <w:numId w:val="73"/>
+          <w:numId w:val="87"/>
         </w:numPr>
       </w:pPr>
       <w:r>
@@ -22202,15 +24908,27 @@
   </w:num>
   <w:num w:numId="4">
     <w:abstractNumId w:val="1"/>
+    <w:lvlOverride w:ilvl="0">
+      <w:startOverride w:val="1"/>
+    </w:lvlOverride>
   </w:num>
   <w:num w:numId="5">
     <w:abstractNumId w:val="1"/>
+    <w:lvlOverride w:ilvl="0">
+      <w:startOverride w:val="1"/>
+    </w:lvlOverride>
   </w:num>
   <w:num w:numId="6">
-    <w:abstractNumId w:val="0"/>
+    <w:abstractNumId w:val="1"/>
+    <w:lvlOverride w:ilvl="0">
+      <w:startOverride w:val="1"/>
+    </w:lvlOverride>
   </w:num>
   <w:num w:numId="7">
-    <w:abstractNumId w:val="0"/>
+    <w:abstractNumId w:val="1"/>
+    <w:lvlOverride w:ilvl="0">
+      <w:startOverride w:val="1"/>
+    </w:lvlOverride>
   </w:num>
   <w:num w:numId="8">
     <w:abstractNumId w:val="0"/>
@@ -22222,19 +24940,28 @@
     <w:abstractNumId w:val="0"/>
   </w:num>
   <w:num w:numId="11">
-    <w:abstractNumId w:val="0"/>
+    <w:abstractNumId w:val="1"/>
+    <w:lvlOverride w:ilvl="0">
+      <w:startOverride w:val="1"/>
+    </w:lvlOverride>
   </w:num>
   <w:num w:numId="12">
     <w:abstractNumId w:val="0"/>
   </w:num>
   <w:num w:numId="13">
     <w:abstractNumId w:val="1"/>
+    <w:lvlOverride w:ilvl="0">
+      <w:startOverride w:val="1"/>
+    </w:lvlOverride>
   </w:num>
   <w:num w:numId="14">
     <w:abstractNumId w:val="0"/>
   </w:num>
   <w:num w:numId="15">
-    <w:abstractNumId w:val="0"/>
+    <w:abstractNumId w:val="1"/>
+    <w:lvlOverride w:ilvl="0">
+      <w:startOverride w:val="1"/>
+    </w:lvlOverride>
   </w:num>
   <w:num w:numId="16">
     <w:abstractNumId w:val="0"/>
@@ -22243,16 +24970,25 @@
     <w:abstractNumId w:val="0"/>
   </w:num>
   <w:num w:numId="18">
-    <w:abstractNumId w:val="0"/>
+    <w:abstractNumId w:val="1"/>
+    <w:lvlOverride w:ilvl="0">
+      <w:startOverride w:val="1"/>
+    </w:lvlOverride>
   </w:num>
   <w:num w:numId="19">
-    <w:abstractNumId w:val="0"/>
+    <w:abstractNumId w:val="1"/>
+    <w:lvlOverride w:ilvl="0">
+      <w:startOverride w:val="1"/>
+    </w:lvlOverride>
   </w:num>
   <w:num w:numId="20">
     <w:abstractNumId w:val="0"/>
   </w:num>
   <w:num w:numId="21">
-    <w:abstractNumId w:val="0"/>
+    <w:abstractNumId w:val="1"/>
+    <w:lvlOverride w:ilvl="0">
+      <w:startOverride w:val="1"/>
+    </w:lvlOverride>
   </w:num>
   <w:num w:numId="22">
     <w:abstractNumId w:val="0"/>
@@ -22270,7 +25006,10 @@
     <w:abstractNumId w:val="0"/>
   </w:num>
   <w:num w:numId="27">
-    <w:abstractNumId w:val="0"/>
+    <w:abstractNumId w:val="1"/>
+    <w:lvlOverride w:ilvl="0">
+      <w:startOverride w:val="1"/>
+    </w:lvlOverride>
   </w:num>
   <w:num w:numId="28">
     <w:abstractNumId w:val="0"/>
@@ -22291,7 +25030,10 @@
     <w:abstractNumId w:val="0"/>
   </w:num>
   <w:num w:numId="34">
-    <w:abstractNumId w:val="0"/>
+    <w:abstractNumId w:val="1"/>
+    <w:lvlOverride w:ilvl="0">
+      <w:startOverride w:val="1"/>
+    </w:lvlOverride>
   </w:num>
   <w:num w:numId="35">
     <w:abstractNumId w:val="0"/>
@@ -22300,7 +25042,10 @@
     <w:abstractNumId w:val="0"/>
   </w:num>
   <w:num w:numId="37">
-    <w:abstractNumId w:val="0"/>
+    <w:abstractNumId w:val="1"/>
+    <w:lvlOverride w:ilvl="0">
+      <w:startOverride w:val="1"/>
+    </w:lvlOverride>
   </w:num>
   <w:num w:numId="38">
     <w:abstractNumId w:val="0"/>
@@ -22310,6 +25055,9 @@
   </w:num>
   <w:num w:numId="40">
     <w:abstractNumId w:val="1"/>
+    <w:lvlOverride w:ilvl="0">
+      <w:startOverride w:val="1"/>
+    </w:lvlOverride>
   </w:num>
   <w:num w:numId="41">
     <w:abstractNumId w:val="0"/>
@@ -22319,6 +25067,9 @@
   </w:num>
   <w:num w:numId="43">
     <w:abstractNumId w:val="1"/>
+    <w:lvlOverride w:ilvl="0">
+      <w:startOverride w:val="1"/>
+    </w:lvlOverride>
   </w:num>
   <w:num w:numId="44">
     <w:abstractNumId w:val="0"/>
@@ -22330,7 +25081,7 @@
     <w:abstractNumId w:val="0"/>
   </w:num>
   <w:num w:numId="47">
-    <w:abstractNumId w:val="1"/>
+    <w:abstractNumId w:val="0"/>
   </w:num>
   <w:num w:numId="48">
     <w:abstractNumId w:val="0"/>
@@ -22339,13 +25090,16 @@
     <w:abstractNumId w:val="0"/>
   </w:num>
   <w:num w:numId="50">
-    <w:abstractNumId w:val="1"/>
+    <w:abstractNumId w:val="0"/>
   </w:num>
   <w:num w:numId="51">
     <w:abstractNumId w:val="0"/>
   </w:num>
   <w:num w:numId="52">
-    <w:abstractNumId w:val="0"/>
+    <w:abstractNumId w:val="1"/>
+    <w:lvlOverride w:ilvl="0">
+      <w:startOverride w:val="1"/>
+    </w:lvlOverride>
   </w:num>
   <w:num w:numId="53">
     <w:abstractNumId w:val="0"/>
@@ -22354,7 +25108,10 @@
     <w:abstractNumId w:val="0"/>
   </w:num>
   <w:num w:numId="55">
-    <w:abstractNumId w:val="0"/>
+    <w:abstractNumId w:val="1"/>
+    <w:lvlOverride w:ilvl="0">
+      <w:startOverride w:val="1"/>
+    </w:lvlOverride>
   </w:num>
   <w:num w:numId="56">
     <w:abstractNumId w:val="0"/>
@@ -22367,6 +25124,9 @@
   </w:num>
   <w:num w:numId="59">
     <w:abstractNumId w:val="1"/>
+    <w:lvlOverride w:ilvl="0">
+      <w:startOverride w:val="1"/>
+    </w:lvlOverride>
   </w:num>
   <w:num w:numId="60">
     <w:abstractNumId w:val="0"/>
@@ -22375,16 +25135,25 @@
     <w:abstractNumId w:val="0"/>
   </w:num>
   <w:num w:numId="62">
-    <w:abstractNumId w:val="0"/>
+    <w:abstractNumId w:val="1"/>
+    <w:lvlOverride w:ilvl="0">
+      <w:startOverride w:val="1"/>
+    </w:lvlOverride>
   </w:num>
   <w:num w:numId="63">
-    <w:abstractNumId w:val="0"/>
+    <w:abstractNumId w:val="1"/>
+    <w:lvlOverride w:ilvl="0">
+      <w:startOverride w:val="1"/>
+    </w:lvlOverride>
   </w:num>
   <w:num w:numId="64">
-    <w:abstractNumId w:val="0"/>
+    <w:abstractNumId w:val="1"/>
+    <w:lvlOverride w:ilvl="0">
+      <w:startOverride w:val="1"/>
+    </w:lvlOverride>
   </w:num>
   <w:num w:numId="65">
-    <w:abstractNumId w:val="1"/>
+    <w:abstractNumId w:val="0"/>
   </w:num>
   <w:num w:numId="66">
     <w:abstractNumId w:val="0"/>
@@ -22408,6 +25177,54 @@
     <w:abstractNumId w:val="0"/>
   </w:num>
   <w:num w:numId="73">
+    <w:abstractNumId w:val="1"/>
+    <w:lvlOverride w:ilvl="0">
+      <w:startOverride w:val="1"/>
+    </w:lvlOverride>
+  </w:num>
+  <w:num w:numId="74">
+    <w:abstractNumId w:val="0"/>
+  </w:num>
+  <w:num w:numId="75">
+    <w:abstractNumId w:val="0"/>
+  </w:num>
+  <w:num w:numId="76">
+    <w:abstractNumId w:val="0"/>
+  </w:num>
+  <w:num w:numId="77">
+    <w:abstractNumId w:val="0"/>
+  </w:num>
+  <w:num w:numId="78">
+    <w:abstractNumId w:val="0"/>
+  </w:num>
+  <w:num w:numId="79">
+    <w:abstractNumId w:val="1"/>
+    <w:lvlOverride w:ilvl="0">
+      <w:startOverride w:val="1"/>
+    </w:lvlOverride>
+  </w:num>
+  <w:num w:numId="80">
+    <w:abstractNumId w:val="0"/>
+  </w:num>
+  <w:num w:numId="81">
+    <w:abstractNumId w:val="0"/>
+  </w:num>
+  <w:num w:numId="82">
+    <w:abstractNumId w:val="0"/>
+  </w:num>
+  <w:num w:numId="83">
+    <w:abstractNumId w:val="0"/>
+  </w:num>
+  <w:num w:numId="84">
+    <w:abstractNumId w:val="0"/>
+  </w:num>
+  <w:num w:numId="85">
+    <w:abstractNumId w:val="0"/>
+  </w:num>
+  <w:num w:numId="86">
+    <w:abstractNumId w:val="0"/>
+  </w:num>
+  <w:num w:numId="87">
     <w:abstractNumId w:val="0"/>
   </w:num>
 </w:numbering>

--- a/docs/manual/LWK_Viewer_User_Manual_EN.docx
+++ b/docs/manual/LWK_Viewer_User_Manual_EN.docx
@@ -1060,7 +1060,7 @@
       <w:r>
         <w:drawing>
           <wp:inline distT="0" distB="0" distL="0" distR="0">
-            <wp:extent cx="5943600" cy="379730"/>
+            <wp:extent cx="5943600" cy="363220"/>
             <wp:docPr id="101" name="shot101" descr="header"/>
             <a:graphic xmlns:a="http://schemas.openxmlformats.org/drawingml/2006/main">
               <a:graphicData uri="http://schemas.openxmlformats.org/drawingml/2006/picture">
@@ -1078,7 +1078,7 @@
                   <pic:spPr>
                     <a:xfrm>
                       <a:off x="0" y="0"/>
-                      <a:ext cx="5943600" cy="379730"/>
+                      <a:ext cx="5943600" cy="363220"/>
                     </a:xfrm>
                     <a:prstGeom prst="rect">
                       <a:avLst/>
@@ -1100,7 +1100,7 @@
         </w:numPr>
       </w:pPr>
       <w:r>
-        <w:t xml:space="preserve">The pages: Projects, Sheets, 3D, Board, Tasks, Chat (red: unread), Calendar, Folders, Dashboard</w:t>
+        <w:t xml:space="preserve">The project you are in - click to switch project (the same place on every page)</w:t>
       </w:r>
     </w:p>
     <w:p>
@@ -1112,7 +1112,7 @@
         </w:numPr>
       </w:pPr>
       <w:r>
-        <w:t xml:space="preserve">The project you are working in</w:t>
+        <w:t xml:space="preserve">The pages: Projects, Dashboard, Sheets, 3D, Board, Tasks, Chat (number: unread), Calendar, Folders</w:t>
       </w:r>
     </w:p>
     <w:p>
@@ -1124,7 +1124,7 @@
         </w:numPr>
       </w:pPr>
       <w:r>
-        <w:t xml:space="preserve">Which part of the project (its model and sheets, or another part)</w:t>
+        <w:t xml:space="preserve">Search everything (Ctrl+K)</w:t>
       </w:r>
     </w:p>
     <w:p>
@@ -1136,7 +1136,7 @@
         </w:numPr>
       </w:pPr>
       <w:r>
-        <w:t xml:space="preserve">Comment: what you draw is a comment</w:t>
+        <w:t xml:space="preserve">Notifications</w:t>
       </w:r>
     </w:p>
     <w:p>
@@ -1148,67 +1148,7 @@
         </w:numPr>
       </w:pPr>
       <w:r>
-        <w:t xml:space="preserve">Issue: what you draw is an issue (numbered, with status and owner)</w:t>
-      </w:r>
-    </w:p>
-    <w:p>
-      <w:pPr>
-        <w:pStyle w:val="ListParagraph"/>
-        <w:numPr>
-          <w:ilvl w:val="0"/>
-          <w:numId w:val="5"/>
-        </w:numPr>
-      </w:pPr>
-      <w:r>
-        <w:t xml:space="preserve">Files: download PDFs, import PDF / CAD, BCF, export</w:t>
-      </w:r>
-    </w:p>
-    <w:p>
-      <w:pPr>
-        <w:pStyle w:val="ListParagraph"/>
-        <w:numPr>
-          <w:ilvl w:val="0"/>
-          <w:numId w:val="5"/>
-        </w:numPr>
-      </w:pPr>
-      <w:r>
-        <w:t xml:space="preserve">Search everything (Ctrl+K)</w:t>
-      </w:r>
-    </w:p>
-    <w:p>
-      <w:pPr>
-        <w:pStyle w:val="ListParagraph"/>
-        <w:numPr>
-          <w:ilvl w:val="0"/>
-          <w:numId w:val="5"/>
-        </w:numPr>
-      </w:pPr>
-      <w:r>
         <w:t xml:space="preserve">Help - this manual, searchable</w:t>
-      </w:r>
-    </w:p>
-    <w:p>
-      <w:pPr>
-        <w:pStyle w:val="ListParagraph"/>
-        <w:numPr>
-          <w:ilvl w:val="0"/>
-          <w:numId w:val="5"/>
-        </w:numPr>
-      </w:pPr>
-      <w:r>
-        <w:t xml:space="preserve">Notifications</w:t>
-      </w:r>
-    </w:p>
-    <w:p>
-      <w:pPr>
-        <w:pStyle w:val="ListParagraph"/>
-        <w:numPr>
-          <w:ilvl w:val="0"/>
-          <w:numId w:val="5"/>
-        </w:numPr>
-      </w:pPr>
-      <w:r>
-        <w:t xml:space="preserve">+ Task: give someone a task</w:t>
       </w:r>
     </w:p>
     <w:p>
@@ -1681,7 +1621,7 @@
         </w:numPr>
       </w:pPr>
       <w:r>
-        <w:t xml:space="preserve">Closed within</w:t>
+        <w:t xml:space="preserve">Filters as chips: resolved within, type, assigned to, discipline</w:t>
       </w:r>
     </w:p>
     <w:p>
@@ -1693,7 +1633,7 @@
         </w:numPr>
       </w:pPr>
       <w:r>
-        <w:t xml:space="preserve">Type, assignee, office, team, discipline</w:t>
+        <w:t xml:space="preserve">Only mine</w:t>
       </w:r>
     </w:p>
     <w:p>
@@ -1705,7 +1645,7 @@
         </w:numPr>
       </w:pPr>
       <w:r>
-        <w:t xml:space="preserve">Only mine</w:t>
+        <w:t xml:space="preserve">More filters: office, team, dismissed issues</w:t>
       </w:r>
     </w:p>
     <w:p>
@@ -1741,7 +1681,7 @@
         </w:numPr>
       </w:pPr>
       <w:r>
-        <w:t xml:space="preserve">This week: raised, closed, open, overdue</w:t>
+        <w:t xml:space="preserve">Open, overdue, resolved in the period, average days to resolve</w:t>
       </w:r>
     </w:p>
     <w:p>
@@ -1753,7 +1693,7 @@
         </w:numPr>
       </w:pPr>
       <w:r>
-        <w:t xml:space="preserve">The issue counts - click one to see them</w:t>
+        <w:t xml:space="preserve">This week: raised, resolved, open, overdue</w:t>
       </w:r>
     </w:p>
     <w:p>
@@ -1765,7 +1705,19 @@
         </w:numPr>
       </w:pPr>
       <w:r>
-        <w:t xml:space="preserve">Raised and closed by week</w:t>
+        <w:t xml:space="preserve">Raised and resolved by week</w:t>
+      </w:r>
+    </w:p>
+    <w:p>
+      <w:pPr>
+        <w:pStyle w:val="ListParagraph"/>
+        <w:numPr>
+          <w:ilvl w:val="0"/>
+          <w:numId w:val="7"/>
+        </w:numPr>
+      </w:pPr>
+      <w:r>
+        <w:t xml:space="preserve">Open issues by person and discipline</w:t>
       </w:r>
     </w:p>
     <w:p>
@@ -1792,7 +1744,16 @@
         </w:numPr>
       </w:pPr>
       <w:r>
-        <w:t xml:space="preserve">The top bar on every page has the same pages in the same place: </w:t>
+        <w:t xml:space="preserve">The header is the same on every page: the logo, then </w:t>
+      </w:r>
+      <w:r>
+        <w:rPr>
+          <w:b/>
+        </w:rPr>
+        <w:t xml:space="preserve">the project you are in</w:t>
+      </w:r>
+      <w:r>
+        <w:t xml:space="preserve"> (top left, its initials, name and code - click it to switch project), then the pages </w:t>
       </w:r>
       <w:r>
         <w:rPr>
@@ -1807,6 +1768,15 @@
         <w:rPr>
           <w:b/>
         </w:rPr>
+        <w:t xml:space="preserve">Dashboard</w:t>
+      </w:r>
+      <w:r>
+        <w:t xml:space="preserve">, </w:t>
+      </w:r>
+      <w:r>
+        <w:rPr>
+          <w:b/>
+        </w:rPr>
         <w:t xml:space="preserve">Sheets</w:t>
       </w:r>
       <w:r>
@@ -1846,16 +1816,25 @@
         <w:t xml:space="preserve">Chat</w:t>
       </w:r>
       <w:r>
-        <w:t xml:space="preserve"> (with the number of unread messages) and </w:t>
-      </w:r>
-      <w:r>
-        <w:rPr>
-          <w:b/>
-        </w:rPr>
-        <w:t xml:space="preserve">Dashboard</w:t>
-      </w:r>
-      <w:r>
-        <w:t xml:space="preserve">. On the right: the </w:t>
+        <w:t xml:space="preserve"> (with the number of unread messages), </w:t>
+      </w:r>
+      <w:r>
+        <w:rPr>
+          <w:b/>
+        </w:rPr>
+        <w:t xml:space="preserve">Calendar</w:t>
+      </w:r>
+      <w:r>
+        <w:t xml:space="preserve"> and </w:t>
+      </w:r>
+      <w:r>
+        <w:rPr>
+          <w:b/>
+        </w:rPr>
+        <w:t xml:space="preserve">Folders</w:t>
+      </w:r>
+      <w:r>
+        <w:t xml:space="preserve">. At the right: </w:t>
       </w:r>
       <w:r>
         <w:rPr>
@@ -1864,16 +1843,16 @@
         <w:t xml:space="preserve">Search</w:t>
       </w:r>
       <w:r>
-        <w:t xml:space="preserve"> magnifier, the bell, </w:t>
-      </w:r>
-      <w:r>
-        <w:rPr>
-          <w:b/>
-        </w:rPr>
-        <w:t xml:space="preserve">+ Task</w:t>
-      </w:r>
-      <w:r>
-        <w:t xml:space="preserve"> (on Sheets and 3D: keeps this sheet or 3D view on a task) and </w:t>
+        <w:t xml:space="preserve"> (Ctrl K), the bell, </w:t>
+      </w:r>
+      <w:r>
+        <w:rPr>
+          <w:b/>
+        </w:rPr>
+        <w:t xml:space="preserve">Help</w:t>
+      </w:r>
+      <w:r>
+        <w:t xml:space="preserve"> and </w:t>
       </w:r>
       <w:r>
         <w:rPr>
@@ -1927,7 +1906,7 @@
         <w:t xml:space="preserve">Sign out</w:t>
       </w:r>
       <w:r>
-        <w:t xml:space="preserve">. On a phone the top bar scrolls sideways.</w:t>
+        <w:t xml:space="preserve">. On a phone the pages scroll sideways.</w:t>
       </w:r>
     </w:p>
     <w:p>
@@ -1945,10 +1924,19 @@
         <w:rPr>
           <w:b/>
         </w:rPr>
-        <w:t xml:space="preserve">project drop-down</w:t>
-      </w:r>
-      <w:r>
-        <w:t xml:space="preserve"> (Sheets, 3D, Board, Dashboard) lists the project names from the Projects page, e.g. "SKW · HKA-P-01681-ARC". A project made of several models, such as MOS Site 1 and Site 2, appears as a group with its parts under it.</w:t>
+        <w:t xml:space="preserve">project picker</w:t>
+      </w:r>
+      <w:r>
+        <w:t xml:space="preserve"> lists the project names from the Projects page, e.g. "SKW · HKA-P-01681-ARC". A project made of several models, such as MOS Site 1 and Site 2, shows its parts under it. </w:t>
+      </w:r>
+      <w:r>
+        <w:rPr>
+          <w:b/>
+        </w:rPr>
+        <w:t xml:space="preserve">All projects →</w:t>
+      </w:r>
+      <w:r>
+        <w:t xml:space="preserve"> at the bottom opens the Projects page.</w:t>
       </w:r>
     </w:p>
     <w:p>
@@ -2049,10 +2037,13 @@
           <w:p>
             <w:pPr/>
             <w:r>
+              <w:t xml:space="preserve">One row of chips: </w:t>
+            </w:r>
+            <w:r>
               <w:rPr>
                 <w:b/>
               </w:rPr>
-              <w:t xml:space="preserve">Closed within</w:t>
+              <w:t xml:space="preserve">Resolved within</w:t>
             </w:r>
             <w:r>
               <w:t xml:space="preserve"> (Any time to Last 12 months), </w:t>
@@ -2079,7 +2070,7 @@
               <w:rPr>
                 <w:b/>
               </w:rPr>
-              <w:t xml:space="preserve">Office</w:t>
+              <w:t xml:space="preserve">Discipline</w:t>
             </w:r>
             <w:r>
               <w:t xml:space="preserve">, </w:t>
@@ -2091,13 +2082,40 @@
               <w:t xml:space="preserve">Only mine</w:t>
             </w:r>
             <w:r>
-              <w:t xml:space="preserve">, </w:t>
+              <w:t xml:space="preserve">; </w:t>
             </w:r>
             <w:r>
               <w:rPr>
                 <w:b/>
               </w:rPr>
-              <w:t xml:space="preserve">Include "not an issue"</w:t>
+              <w:t xml:space="preserve">More filters</w:t>
+            </w:r>
+            <w:r>
+              <w:t xml:space="preserve"> adds </w:t>
+            </w:r>
+            <w:r>
+              <w:rPr>
+                <w:b/>
+              </w:rPr>
+              <w:t xml:space="preserve">Office</w:t>
+            </w:r>
+            <w:r>
+              <w:t xml:space="preserve">, </w:t>
+            </w:r>
+            <w:r>
+              <w:rPr>
+                <w:b/>
+              </w:rPr>
+              <w:t xml:space="preserve">Team</w:t>
+            </w:r>
+            <w:r>
+              <w:t xml:space="preserve"> and </w:t>
+            </w:r>
+            <w:r>
+              <w:rPr>
+                <w:b/>
+              </w:rPr>
+              <w:t xml:space="preserve">Show dismissed issues</w:t>
             </w:r>
           </w:p>
         </w:tc>
@@ -2110,6 +2128,63 @@
           <w:p>
             <w:pPr/>
             <w:r>
+              <w:t xml:space="preserve">Key numbers</w:t>
+            </w:r>
+          </w:p>
+        </w:tc>
+        <w:tc>
+          <w:tcPr>
+            <w:tcW w:w="4680" w:type="dxa"/>
+          </w:tcPr>
+          <w:p>
+            <w:pPr/>
+            <w:r>
+              <w:rPr>
+                <w:b/>
+              </w:rPr>
+              <w:t xml:space="preserve">Open issues</w:t>
+            </w:r>
+            <w:r>
+              <w:t xml:space="preserve">, </w:t>
+            </w:r>
+            <w:r>
+              <w:rPr>
+                <w:b/>
+              </w:rPr>
+              <w:t xml:space="preserve">Overdue</w:t>
+            </w:r>
+            <w:r>
+              <w:t xml:space="preserve"> (with how late the oldest is), </w:t>
+            </w:r>
+            <w:r>
+              <w:rPr>
+                <w:b/>
+              </w:rPr>
+              <w:t xml:space="preserve">Resolved</w:t>
+            </w:r>
+            <w:r>
+              <w:t xml:space="preserve"> in the period (of how many raised) and </w:t>
+            </w:r>
+            <w:r>
+              <w:rPr>
+                <w:b/>
+              </w:rPr>
+              <w:t xml:space="preserve">Average time to resolve</w:t>
+            </w:r>
+            <w:r>
+              <w:t xml:space="preserve">; under them In progress, Due in 7 days, Unassigned, Resolved awaiting sign-off and Closed (zeros dimmed)</w:t>
+            </w:r>
+          </w:p>
+        </w:tc>
+      </w:tr>
+      <w:tr>
+        <w:tc>
+          <w:tcPr>
+            <w:tcW w:w="4680" w:type="dxa"/>
+          </w:tcPr>
+          <w:p>
+            <w:pPr/>
+            <w:r>
               <w:t xml:space="preserve">This week</w:t>
             </w:r>
           </w:p>
@@ -2121,7 +2196,7 @@
           <w:p>
             <w:pPr/>
             <w:r>
-              <w:t xml:space="preserve">Issues raised, closed, open and overdue this week, and open issues by person; </w:t>
+              <w:t xml:space="preserve">Issues raised, resolved, open and overdue this week, and open issues by person; </w:t>
             </w:r>
             <w:r>
               <w:rPr>
@@ -2143,7 +2218,7 @@
           <w:p>
             <w:pPr/>
             <w:r>
-              <w:t xml:space="preserve">Summary figures</w:t>
+              <w:t xml:space="preserve">Charts</w:t>
             </w:r>
           </w:p>
         </w:tc>
@@ -2154,31 +2229,7 @@
           <w:p>
             <w:pPr/>
             <w:r>
-              <w:t xml:space="preserve">Issues, Open, In progress, Resolved, Closed, Overdue, Due in 7 days, Unassigned, Avg days open, Avg days to close</w:t>
-            </w:r>
-          </w:p>
-        </w:tc>
-      </w:tr>
-      <w:tr>
-        <w:tc>
-          <w:tcPr>
-            <w:tcW w:w="4680" w:type="dxa"/>
-          </w:tcPr>
-          <w:p>
-            <w:pPr/>
-            <w:r>
-              <w:t xml:space="preserve">Charts</w:t>
-            </w:r>
-          </w:p>
-        </w:tc>
-        <w:tc>
-          <w:tcPr>
-            <w:tcW w:w="4680" w:type="dxa"/>
-          </w:tcPr>
-          <w:p>
-            <w:pPr/>
-            <w:r>
-              <w:t xml:space="preserve">Raised and closed by week (last 12 weeks), by status, type, priority, where raised (sheet or 3D) and office</w:t>
+              <w:t xml:space="preserve">Raised and resolved by week (last 12 weeks), open issues by person and by discipline, by status, type, priority, where raised (sheet or 3D) and office</w:t>
             </w:r>
           </w:p>
         </w:tc>
@@ -2325,10 +2376,10 @@
         <w:rPr>
           <w:b/>
         </w:rPr>
-        <w:t xml:space="preserve">Refresh</w:t>
-      </w:r>
-      <w:r>
-        <w:t xml:space="preserve"> updates it now.</w:t>
+        <w:t xml:space="preserve">Updated ... ago</w:t>
+      </w:r>
+      <w:r>
+        <w:t xml:space="preserve"> says how fresh it is. "Resolved" counts issues that became Resolved or Closed (Closed is a resolved issue the raiser has signed off).</w:t>
       </w:r>
     </w:p>
     <w:p>
@@ -2606,7 +2657,7 @@
         <w:t xml:space="preserve">Archived</w:t>
       </w:r>
       <w:r>
-        <w:t xml:space="preserve"> - and by name within each. The Projects page and every project drop-down (Sheets, 3D, Board, Dashboard, Folders, Messenger) use this order. On the Projects page, click a column heading (Project, Status, Tasks, Completion, Overdue, Issues) or use </w:t>
+        <w:t xml:space="preserve"> - and by name within each. The Projects page and the project picker in the header use this order. On the Projects page, click a column heading (Project, Status, Tasks, Completion, Overdue, Issues) or use </w:t>
       </w:r>
       <w:r>
         <w:rPr>
@@ -2621,7 +2672,7 @@
     <w:p>
       <w:pPr/>
       <w:r>
-        <w:t xml:space="preserve">The project drop-down at the top of Sheets, 3D, Board and Dashboard is two: first the </w:t>
+        <w:t xml:space="preserve">The project picker at the top left of every page lists each </w:t>
       </w:r>
       <w:r>
         <w:rPr>
@@ -2630,16 +2681,25 @@
         <w:t xml:space="preserve">project</w:t>
       </w:r>
       <w:r>
-        <w:t xml:space="preserve"> (name · code), then </w:t>
-      </w:r>
-      <w:r>
-        <w:rPr>
-          <w:b/>
-        </w:rPr>
-        <w:t xml:space="preserve">its model or sheet set</w:t>
-      </w:r>
-      <w:r>
-        <w:t xml:space="preserve"> (for example Site 1 / Site 2, or on Sheets "Revit sheets" and each uploaded PDF set).</w:t>
+        <w:t xml:space="preserve"> (name · code) with </w:t>
+      </w:r>
+      <w:r>
+        <w:rPr>
+          <w:b/>
+        </w:rPr>
+        <w:t xml:space="preserve">its parts</w:t>
+      </w:r>
+      <w:r>
+        <w:t xml:space="preserve"> under it (for example Site 1 / Site 2). On Sheets, </w:t>
+      </w:r>
+      <w:r>
+        <w:rPr>
+          <w:b/>
+        </w:rPr>
+        <w:t xml:space="preserve">Set:</w:t>
+      </w:r>
+      <w:r>
+        <w:t xml:space="preserve"> at the top of the sheet list chooses "Revit sheets" or an uploaded PDF set.</w:t>
       </w:r>
     </w:p>
     <w:p>
@@ -2983,7 +3043,7 @@
         <w:t xml:space="preserve">One project, several models.</w:t>
       </w:r>
       <w:r>
-        <w:t xml:space="preserve"> A job exported as several Revit models and sheet sets stays one project with several parts. Its members are everyone on any part, its issue counts add up all the parts, and the project drop-downs show it as a group.</w:t>
+        <w:t xml:space="preserve"> A job exported as several Revit models and sheet sets stays one project with several parts. Its members are everyone on any part, its issue counts add up all the parts, and the project picker shows it with its parts under it.</w:t>
       </w:r>
     </w:p>
     <w:p>
@@ -3972,7 +4032,7 @@
       <w:r>
         <w:drawing>
           <wp:inline distT="0" distB="0" distL="0" distR="0">
-            <wp:extent cx="4167553" cy="7315200"/>
+            <wp:extent cx="4238881" cy="7315200"/>
             <wp:docPr id="108" name="shot108" descr="task-detail"/>
             <a:graphic xmlns:a="http://schemas.openxmlformats.org/drawingml/2006/main">
               <a:graphicData uri="http://schemas.openxmlformats.org/drawingml/2006/picture">
@@ -3990,7 +4050,7 @@
                   <pic:spPr>
                     <a:xfrm>
                       <a:off x="0" y="0"/>
-                      <a:ext cx="4167553" cy="7315200"/>
+                      <a:ext cx="4238881" cy="7315200"/>
                     </a:xfrm>
                     <a:prstGeom prst="rect">
                       <a:avLst/>
@@ -5636,7 +5696,7 @@
         <w:t xml:space="preserve">Chat</w:t>
       </w:r>
       <w:r>
-        <w:t xml:space="preserve"> in the top bar of every page shows unread messages; </w:t>
+        <w:t xml:space="preserve"> in the header of every page shows unread messages; </w:t>
       </w:r>
       <w:r>
         <w:rPr>
@@ -6649,7 +6709,7 @@
         </w:numPr>
       </w:pPr>
       <w:r>
-        <w:t xml:space="preserve">Previous / Today / Next month</w:t>
+        <w:t xml:space="preserve">Previous / Today / Next</w:t>
       </w:r>
     </w:p>
     <w:p>
@@ -6661,7 +6721,7 @@
         </w:numPr>
       </w:pPr>
       <w:r>
-        <w:t xml:space="preserve">The month shown</w:t>
+        <w:t xml:space="preserve">The month (or week) shown</w:t>
       </w:r>
     </w:p>
     <w:p>
@@ -6673,7 +6733,7 @@
         </w:numPr>
       </w:pPr>
       <w:r>
-        <w:t xml:space="preserve">Public holidays (HK, PH ...)</w:t>
+        <w:t xml:space="preserve">Groups: see a team's leave</w:t>
       </w:r>
     </w:p>
     <w:p>
@@ -6685,7 +6745,7 @@
         </w:numPr>
       </w:pPr>
       <w:r>
-        <w:t xml:space="preserve">Groups: see a team's leave and meetings</w:t>
+        <w:t xml:space="preserve">Month, Week or List</w:t>
       </w:r>
     </w:p>
     <w:p>
@@ -6697,7 +6757,7 @@
         </w:numPr>
       </w:pPr>
       <w:r>
-        <w:t xml:space="preserve">+ Leave</w:t>
+        <w:t xml:space="preserve">Sync to Outlook: this calendar in Outlook, kept up to date</w:t>
       </w:r>
     </w:p>
     <w:p>
@@ -6709,7 +6769,7 @@
         </w:numPr>
       </w:pPr>
       <w:r>
-        <w:t xml:space="preserve">Month or List</w:t>
+        <w:t xml:space="preserve">+ New: an event, a meeting, a task or leave</w:t>
       </w:r>
     </w:p>
     <w:p>
@@ -6721,7 +6781,7 @@
         </w:numPr>
       </w:pPr>
       <w:r>
-        <w:t xml:space="preserve">+ Event: a meeting</w:t>
+        <w:t xml:space="preserve">Show: click a kind to hide or show it; Holidays ▾ chooses HK / PH</w:t>
       </w:r>
     </w:p>
     <w:p>
@@ -6733,18 +6793,6 @@
         </w:numPr>
       </w:pPr>
       <w:r>
-        <w:t xml:space="preserve">Add to Outlook: the calendar in Outlook</w:t>
-      </w:r>
-    </w:p>
-    <w:p>
-      <w:pPr>
-        <w:pStyle w:val="ListParagraph"/>
-        <w:numPr>
-          <w:ilvl w:val="0"/>
-          <w:numId w:val="30"/>
-        </w:numPr>
-      </w:pPr>
-      <w:r>
         <w:t xml:space="preserve">Your tasks on their due dates - click to open</w:t>
       </w:r>
     </w:p>
@@ -6868,10 +6916,73 @@
         <w:rPr>
           <w:b/>
         </w:rPr>
+        <w:t xml:space="preserve">Week</w:t>
+      </w:r>
+      <w:r>
+        <w:t xml:space="preserve"> / </w:t>
+      </w:r>
+      <w:r>
+        <w:rPr>
+          <w:b/>
+        </w:rPr>
         <w:t xml:space="preserve">List</w:t>
       </w:r>
       <w:r>
-        <w:t xml:space="preserve">). </w:t>
+        <w:t xml:space="preserve">). The </w:t>
+      </w:r>
+      <w:r>
+        <w:rPr>
+          <w:b/>
+        </w:rPr>
+        <w:t xml:space="preserve">Show</w:t>
+      </w:r>
+      <w:r>
+        <w:t xml:space="preserve"> row is the legend and the switches: click </w:t>
+      </w:r>
+      <w:r>
+        <w:rPr>
+          <w:b/>
+        </w:rPr>
+        <w:t xml:space="preserve">Issue due dates</w:t>
+      </w:r>
+      <w:r>
+        <w:t xml:space="preserve">, </w:t>
+      </w:r>
+      <w:r>
+        <w:rPr>
+          <w:b/>
+        </w:rPr>
+        <w:t xml:space="preserve">Tasks</w:t>
+      </w:r>
+      <w:r>
+        <w:t xml:space="preserve">, </w:t>
+      </w:r>
+      <w:r>
+        <w:rPr>
+          <w:b/>
+        </w:rPr>
+        <w:t xml:space="preserve">Holidays</w:t>
+      </w:r>
+      <w:r>
+        <w:t xml:space="preserve">, </w:t>
+      </w:r>
+      <w:r>
+        <w:rPr>
+          <w:b/>
+        </w:rPr>
+        <w:t xml:space="preserve">Team leave</w:t>
+      </w:r>
+      <w:r>
+        <w:t xml:space="preserve"> or </w:t>
+      </w:r>
+      <w:r>
+        <w:rPr>
+          <w:b/>
+        </w:rPr>
+        <w:t xml:space="preserve">Meetings</w:t>
+      </w:r>
+      <w:r>
+        <w:t xml:space="preserve"> to hide or show them. </w:t>
       </w:r>
       <w:r>
         <w:rPr>
@@ -6880,7 +6991,7 @@
         <w:t xml:space="preserve">Filter ▾</w:t>
       </w:r>
       <w:r>
-        <w:t xml:space="preserve"> shows or hides meetings, tasks and issues (it says how many are left out), and </w:t>
+        <w:t xml:space="preserve"> also sets </w:t>
       </w:r>
       <w:r>
         <w:rPr>
@@ -6889,7 +7000,7 @@
         <w:t xml:space="preserve">Week starts on: Monday / Sunday</w:t>
       </w:r>
       <w:r>
-        <w:t xml:space="preserve"> sets the leftmost column (remembered for you). </w:t>
+        <w:t xml:space="preserve"> (remembered for you). </w:t>
       </w:r>
       <w:r>
         <w:rPr>
@@ -6907,7 +7018,7 @@
         <w:t xml:space="preserve">Today</w:t>
       </w:r>
       <w:r>
-        <w:t xml:space="preserve"> move through the months; on a phone, swipe.</w:t>
+        <w:t xml:space="preserve"> move through the months (or weeks); on a phone, swipe.</w:t>
       </w:r>
     </w:p>
     <w:p>
@@ -6934,10 +7045,46 @@
         <w:rPr>
           <w:b/>
         </w:rPr>
-        <w:t xml:space="preserve">+ Event:</w:t>
-      </w:r>
-      <w:r>
-        <w:t xml:space="preserve"> choose a chat; the event form opens there, so everyone in it is invited.</w:t>
+        <w:t xml:space="preserve">+ New ▾:</w:t>
+      </w:r>
+      <w:r>
+        <w:t xml:space="preserve"> an </w:t>
+      </w:r>
+      <w:r>
+        <w:rPr>
+          <w:b/>
+        </w:rPr>
+        <w:t xml:space="preserve">Event</w:t>
+      </w:r>
+      <w:r>
+        <w:t xml:space="preserve"> or </w:t>
+      </w:r>
+      <w:r>
+        <w:rPr>
+          <w:b/>
+        </w:rPr>
+        <w:t xml:space="preserve">Meeting</w:t>
+      </w:r>
+      <w:r>
+        <w:t xml:space="preserve"> (choose a chat; the form opens there, so everyone in it is invited), a </w:t>
+      </w:r>
+      <w:r>
+        <w:rPr>
+          <w:b/>
+        </w:rPr>
+        <w:t xml:space="preserve">Task</w:t>
+      </w:r>
+      <w:r>
+        <w:t xml:space="preserve">, or </w:t>
+      </w:r>
+      <w:r>
+        <w:rPr>
+          <w:b/>
+        </w:rPr>
+        <w:t xml:space="preserve">Leave</w:t>
+      </w:r>
+      <w:r>
+        <w:t xml:space="preserve">.</w:t>
       </w:r>
     </w:p>
     <w:p>
@@ -6952,7 +7099,7 @@
         <w:rPr>
           <w:b/>
         </w:rPr>
-        <w:t xml:space="preserve">Add to Outlook:</w:t>
+        <w:t xml:space="preserve">Sync to Outlook:</w:t>
       </w:r>
       <w:r>
         <w:t xml:space="preserve"> </w:t>
@@ -7023,13 +7170,25 @@
         </w:numPr>
       </w:pPr>
       <w:r>
-        <w:rPr>
-          <w:b/>
-        </w:rPr>
-        <w:t xml:space="preserve">Holidays ▾</w:t>
-      </w:r>
-      <w:r>
-        <w:t xml:space="preserve"> shows the public holidays of </w:t>
+        <w:t xml:space="preserve">The </w:t>
+      </w:r>
+      <w:r>
+        <w:rPr>
+          <w:b/>
+        </w:rPr>
+        <w:t xml:space="preserve">Holidays</w:t>
+      </w:r>
+      <w:r>
+        <w:t xml:space="preserve"> chip (its </w:t>
+      </w:r>
+      <w:r>
+        <w:rPr>
+          <w:b/>
+        </w:rPr>
+        <w:t xml:space="preserve">▾</w:t>
+      </w:r>
+      <w:r>
+        <w:t xml:space="preserve">) shows the public holidays of </w:t>
       </w:r>
       <w:r>
         <w:rPr>
@@ -7091,7 +7250,7 @@
         <w:rPr>
           <w:b/>
         </w:rPr>
-        <w:t xml:space="preserve">+ Leave</w:t>
+        <w:t xml:space="preserve">+ New ▾ &gt; Leave</w:t>
       </w:r>
       <w:r>
         <w:t xml:space="preserve">, </w:t>
@@ -7199,7 +7358,7 @@
         </w:numPr>
       </w:pPr>
       <w:r>
-        <w:t xml:space="preserve">Outlook (Add to Outlook) gets your own leave, not your colleagues'.</w:t>
+        <w:t xml:space="preserve">Outlook (Sync to Outlook) gets your own leave, not your colleagues'.</w:t>
       </w:r>
     </w:p>
     <w:p>
@@ -7393,7 +7552,7 @@
         <w:t xml:space="preserve">The bell</w:t>
       </w:r>
       <w:r>
-        <w:t xml:space="preserve"> in the top bar: </w:t>
+        <w:t xml:space="preserve"> in the header: </w:t>
       </w:r>
       <w:r>
         <w:rPr>
@@ -8149,7 +8308,7 @@
         </w:numPr>
       </w:pPr>
       <w:r>
-        <w:t xml:space="preserve">The project</w:t>
+        <w:t xml:space="preserve">Pinned, Starred, Recent, Recently deleted</w:t>
       </w:r>
     </w:p>
     <w:p>
@@ -8161,7 +8320,7 @@
         </w:numPr>
       </w:pPr>
       <w:r>
-        <w:t xml:space="preserve">Pinned, Starred, Recent, Recently deleted</w:t>
+        <w:t xml:space="preserve">The folders (drag files here to move them)</w:t>
       </w:r>
     </w:p>
     <w:p>
@@ -8173,7 +8332,7 @@
         </w:numPr>
       </w:pPr>
       <w:r>
-        <w:t xml:space="preserve">The folders (drag files here to move them)</w:t>
+        <w:t xml:space="preserve">Hide or show the folders</w:t>
       </w:r>
     </w:p>
     <w:p>
@@ -8185,7 +8344,7 @@
         </w:numPr>
       </w:pPr>
       <w:r>
-        <w:t xml:space="preserve">Hide or show the folders</w:t>
+        <w:t xml:space="preserve">Where you are</w:t>
       </w:r>
     </w:p>
     <w:p>
@@ -8197,7 +8356,7 @@
         </w:numPr>
       </w:pPr>
       <w:r>
-        <w:t xml:space="preserve">Where you are</w:t>
+        <w:t xml:space="preserve">Search this project's files</w:t>
       </w:r>
     </w:p>
     <w:p>
@@ -8209,7 +8368,7 @@
         </w:numPr>
       </w:pPr>
       <w:r>
-        <w:t xml:space="preserve">Search this project's files</w:t>
+        <w:t xml:space="preserve">+ Folder</w:t>
       </w:r>
     </w:p>
     <w:p>
@@ -8221,7 +8380,7 @@
         </w:numPr>
       </w:pPr>
       <w:r>
-        <w:t xml:space="preserve">+ Folder</w:t>
+        <w:t xml:space="preserve">Upload</w:t>
       </w:r>
     </w:p>
     <w:p>
@@ -8233,7 +8392,7 @@
         </w:numPr>
       </w:pPr>
       <w:r>
-        <w:t xml:space="preserve">Upload (or drop files on the page)</w:t>
+        <w:t xml:space="preserve">Drop files here to upload into this folder (or click)</w:t>
       </w:r>
     </w:p>
     <w:p>
@@ -9183,7 +9342,7 @@
         </w:numPr>
       </w:pPr>
       <w:r>
-        <w:t xml:space="preserve">Sheet sets: pick several, rename, archive, delete</w:t>
+        <w:t xml:space="preserve">Set: which sheets to show (from Revit, or an uploaded PDF set); rename, archive, delete a set</w:t>
       </w:r>
     </w:p>
     <w:p>
@@ -9195,7 +9354,7 @@
         </w:numPr>
       </w:pPr>
       <w:r>
-        <w:t xml:space="preserve">The mark-up tools (next picture)</w:t>
+        <w:t xml:space="preserve">The mark-up tools, in families (next picture)</w:t>
       </w:r>
     </w:p>
     <w:p>
@@ -9207,6 +9366,42 @@
         </w:numPr>
       </w:pPr>
       <w:r>
+        <w:t xml:space="preserve">Comment / + Issue: what you draw becomes a comment or an issue</w:t>
+      </w:r>
+    </w:p>
+    <w:p>
+      <w:pPr>
+        <w:pStyle w:val="ListParagraph"/>
+        <w:numPr>
+          <w:ilvl w:val="0"/>
+          <w:numId w:val="42"/>
+        </w:numPr>
+      </w:pPr>
+      <w:r>
+        <w:t xml:space="preserve">Files: download PDFs, import PDF / CAD, BCF, export</w:t>
+      </w:r>
+    </w:p>
+    <w:p>
+      <w:pPr>
+        <w:pStyle w:val="ListParagraph"/>
+        <w:numPr>
+          <w:ilvl w:val="0"/>
+          <w:numId w:val="42"/>
+        </w:numPr>
+      </w:pPr>
+      <w:r>
+        <w:t xml:space="preserve">+ Task: keep this sheet on a task</w:t>
+      </w:r>
+    </w:p>
+    <w:p>
+      <w:pPr>
+        <w:pStyle w:val="ListParagraph"/>
+        <w:numPr>
+          <w:ilvl w:val="0"/>
+          <w:numId w:val="42"/>
+        </w:numPr>
+      </w:pPr>
+      <w:r>
         <w:t xml:space="preserve">View: split, compare two versions, sync, links between sheets</w:t>
       </w:r>
     </w:p>
@@ -9231,7 +9426,7 @@
         </w:numPr>
       </w:pPr>
       <w:r>
-        <w:t xml:space="preserve">Rotate, zoom out / in, Fit</w:t>
+        <w:t xml:space="preserve">Zoom: 100% is the sheet fitting the width; rotate, zoom out / in, Fit</w:t>
       </w:r>
     </w:p>
     <w:p>
@@ -9452,7 +9647,25 @@
         <w:t xml:space="preserve">set</w:t>
       </w:r>
       <w:r>
-        <w:t xml:space="preserve"> (e.g. "Uploaded PDFs" or "Consultant 2026-10"). Each set is its own entry in the drop-down at the top, under the project's title, apart from the sheets from Revit. Its sheets show "Imported 2D only" and can be removed with their </w:t>
+        <w:t xml:space="preserve"> (e.g. "Uploaded PDFs" or "Consultant 2026-10"). Each set is its own entry under </w:t>
+      </w:r>
+      <w:r>
+        <w:rPr>
+          <w:b/>
+        </w:rPr>
+        <w:t xml:space="preserve">Set:</w:t>
+      </w:r>
+      <w:r>
+        <w:t xml:space="preserve"> at the top of the sheet list, apart from the sheets from Revit (</w:t>
+      </w:r>
+      <w:r>
+        <w:rPr>
+          <w:b/>
+        </w:rPr>
+        <w:t xml:space="preserve">Revit sheets</w:t>
+      </w:r>
+      <w:r>
+        <w:t xml:space="preserve">). Its sheets show "Imported 2D only" and can be removed with their </w:t>
       </w:r>
       <w:r>
         <w:rPr>
@@ -9551,10 +9764,19 @@
         <w:rPr>
           <w:b/>
         </w:rPr>
-        <w:t xml:space="preserve">Set ▾</w:t>
-      </w:r>
-      <w:r>
-        <w:t xml:space="preserve"> (beside the sheet list, on a set of imported PDFs): </w:t>
+        <w:t xml:space="preserve">Set: ... ▾</w:t>
+      </w:r>
+      <w:r>
+        <w:t xml:space="preserve"> (at the top of the sheet list) chooses which sheets to show - </w:t>
+      </w:r>
+      <w:r>
+        <w:rPr>
+          <w:b/>
+        </w:rPr>
+        <w:t xml:space="preserve">Revit sheets</w:t>
+      </w:r>
+      <w:r>
+        <w:t xml:space="preserve"> or a set of uploaded PDFs - and, on a set of imported PDFs: </w:t>
       </w:r>
       <w:r>
         <w:rPr>
@@ -9668,7 +9890,25 @@
         </w:numPr>
       </w:pPr>
       <w:r>
-        <w:t xml:space="preserve">The header is one row on a full-screen window: the project and model / sheet-set drop-downs are kept short - point at one for its full name.</w:t>
+        <w:t xml:space="preserve">The zoom says </w:t>
+      </w:r>
+      <w:r>
+        <w:rPr>
+          <w:b/>
+        </w:rPr>
+        <w:t xml:space="preserve">100%</w:t>
+      </w:r>
+      <w:r>
+        <w:t xml:space="preserve"> when the sheet fits the window's width (</w:t>
+      </w:r>
+      <w:r>
+        <w:rPr>
+          <w:b/>
+        </w:rPr>
+        <w:t xml:space="preserve">Fit</w:t>
+      </w:r>
+      <w:r>
+        <w:t xml:space="preserve">); 200% is twice that. With no markups or issues yet, the issue list folds away to its edge (the tab there brings it back, and it then stays open).</w:t>
       </w:r>
     </w:p>
     <w:p>
@@ -10882,7 +11122,7 @@
       <w:r>
         <w:drawing>
           <wp:inline distT="0" distB="0" distL="0" distR="0">
-            <wp:extent cx="5943600" cy="577941"/>
+            <wp:extent cx="5000625" cy="838200"/>
             <wp:docPr id="120" name="shot120" descr="markup-tools"/>
             <a:graphic xmlns:a="http://schemas.openxmlformats.org/drawingml/2006/main">
               <a:graphicData uri="http://schemas.openxmlformats.org/drawingml/2006/picture">
@@ -10900,7 +11140,7 @@
                   <pic:spPr>
                     <a:xfrm>
                       <a:off x="0" y="0"/>
-                      <a:ext cx="5943600" cy="577941"/>
+                      <a:ext cx="5000625" cy="838200"/>
                     </a:xfrm>
                     <a:prstGeom prst="rect">
                       <a:avLst/>
@@ -10946,7 +11186,7 @@
         </w:numPr>
       </w:pPr>
       <w:r>
-        <w:t xml:space="preserve">Rectangle (B)</w:t>
+        <w:t xml:space="preserve">Shapes: rectangle, circle, line, arrow, polyline, polygon - the arrow beside lists them</w:t>
       </w:r>
     </w:p>
     <w:p>
@@ -10958,7 +11198,7 @@
         </w:numPr>
       </w:pPr>
       <w:r>
-        <w:t xml:space="preserve">Circle (O)</w:t>
+        <w:t xml:space="preserve">Clouds: the usual issue mark, or a free shape</w:t>
       </w:r>
     </w:p>
     <w:p>
@@ -10970,7 +11210,7 @@
         </w:numPr>
       </w:pPr>
       <w:r>
-        <w:t xml:space="preserve">Line (L)</w:t>
+        <w:t xml:space="preserve">Pen and highlighter</w:t>
       </w:r>
     </w:p>
     <w:p>
@@ -10982,7 +11222,7 @@
         </w:numPr>
       </w:pPr>
       <w:r>
-        <w:t xml:space="preserve">Arrow (A)</w:t>
+        <w:t xml:space="preserve">Text, text box, callout</w:t>
       </w:r>
     </w:p>
     <w:p>
@@ -10994,7 +11234,7 @@
         </w:numPr>
       </w:pPr>
       <w:r>
-        <w:t xml:space="preserve">Cloud (C) - the usual issue mark</w:t>
+        <w:t xml:space="preserve">Stamp: Approved, Rejected ...</w:t>
       </w:r>
     </w:p>
     <w:p>
@@ -11006,7 +11246,7 @@
         </w:numPr>
       </w:pPr>
       <w:r>
-        <w:t xml:space="preserve">Cloud, free shape (Shift+C)</w:t>
+        <w:t xml:space="preserve">Measure, dimension, area, angle - at the sheet's scale</w:t>
       </w:r>
     </w:p>
     <w:p>
@@ -11018,7 +11258,7 @@
         </w:numPr>
       </w:pPr>
       <w:r>
-        <w:t xml:space="preserve">Polyline (P)</w:t>
+        <w:t xml:space="preserve">Snip, select text, eraser, match properties</w:t>
       </w:r>
     </w:p>
     <w:p>
@@ -11030,187 +11270,7 @@
         </w:numPr>
       </w:pPr>
       <w:r>
-        <w:t xml:space="preserve">Polygon (G)</w:t>
-      </w:r>
-    </w:p>
-    <w:p>
-      <w:pPr>
-        <w:pStyle w:val="ListParagraph"/>
-        <w:numPr>
-          <w:ilvl w:val="0"/>
-          <w:numId w:val="49"/>
-        </w:numPr>
-      </w:pPr>
-      <w:r>
-        <w:t xml:space="preserve">Pen (F): freehand</w:t>
-      </w:r>
-    </w:p>
-    <w:p>
-      <w:pPr>
-        <w:pStyle w:val="ListParagraph"/>
-        <w:numPr>
-          <w:ilvl w:val="0"/>
-          <w:numId w:val="49"/>
-        </w:numPr>
-      </w:pPr>
-      <w:r>
-        <w:t xml:space="preserve">Highlighter (I)</w:t>
-      </w:r>
-    </w:p>
-    <w:p>
-      <w:pPr>
-        <w:pStyle w:val="ListParagraph"/>
-        <w:numPr>
-          <w:ilvl w:val="0"/>
-          <w:numId w:val="49"/>
-        </w:numPr>
-      </w:pPr>
-      <w:r>
-        <w:t xml:space="preserve">Text (T)</w:t>
-      </w:r>
-    </w:p>
-    <w:p>
-      <w:pPr>
-        <w:pStyle w:val="ListParagraph"/>
-        <w:numPr>
-          <w:ilvl w:val="0"/>
-          <w:numId w:val="49"/>
-        </w:numPr>
-      </w:pPr>
-      <w:r>
-        <w:t xml:space="preserve">Text box (X)</w:t>
-      </w:r>
-    </w:p>
-    <w:p>
-      <w:pPr>
-        <w:pStyle w:val="ListParagraph"/>
-        <w:numPr>
-          <w:ilvl w:val="0"/>
-          <w:numId w:val="49"/>
-        </w:numPr>
-      </w:pPr>
-      <w:r>
-        <w:t xml:space="preserve">Callout (K): text with a leader</w:t>
-      </w:r>
-    </w:p>
-    <w:p>
-      <w:pPr>
-        <w:pStyle w:val="ListParagraph"/>
-        <w:numPr>
-          <w:ilvl w:val="0"/>
-          <w:numId w:val="49"/>
-        </w:numPr>
-      </w:pPr>
-      <w:r>
-        <w:t xml:space="preserve">Stamp (S): Approved, Rejected ...</w:t>
-      </w:r>
-    </w:p>
-    <w:p>
-      <w:pPr>
-        <w:pStyle w:val="ListParagraph"/>
-        <w:numPr>
-          <w:ilvl w:val="0"/>
-          <w:numId w:val="49"/>
-        </w:numPr>
-      </w:pPr>
-      <w:r>
-        <w:t xml:space="preserve">Measure (M): a length, at the sheet's scale</w:t>
-      </w:r>
-    </w:p>
-    <w:p>
-      <w:pPr>
-        <w:pStyle w:val="ListParagraph"/>
-        <w:numPr>
-          <w:ilvl w:val="0"/>
-          <w:numId w:val="49"/>
-        </w:numPr>
-      </w:pPr>
-      <w:r>
-        <w:t xml:space="preserve">Dimension (D)</w:t>
-      </w:r>
-    </w:p>
-    <w:p>
-      <w:pPr>
-        <w:pStyle w:val="ListParagraph"/>
-        <w:numPr>
-          <w:ilvl w:val="0"/>
-          <w:numId w:val="49"/>
-        </w:numPr>
-      </w:pPr>
-      <w:r>
-        <w:t xml:space="preserve">Snip (Q): a picture of part of the sheet</w:t>
-      </w:r>
-    </w:p>
-    <w:p>
-      <w:pPr>
-        <w:pStyle w:val="ListParagraph"/>
-        <w:numPr>
-          <w:ilvl w:val="0"/>
-          <w:numId w:val="49"/>
-        </w:numPr>
-      </w:pPr>
-      <w:r>
-        <w:t xml:space="preserve">Select text (Y) on the drawing</w:t>
-      </w:r>
-    </w:p>
-    <w:p>
-      <w:pPr>
-        <w:pStyle w:val="ListParagraph"/>
-        <w:numPr>
-          <w:ilvl w:val="0"/>
-          <w:numId w:val="49"/>
-        </w:numPr>
-      </w:pPr>
-      <w:r>
-        <w:t xml:space="preserve">Area (E)</w:t>
-      </w:r>
-    </w:p>
-    <w:p>
-      <w:pPr>
-        <w:pStyle w:val="ListParagraph"/>
-        <w:numPr>
-          <w:ilvl w:val="0"/>
-          <w:numId w:val="49"/>
-        </w:numPr>
-      </w:pPr>
-      <w:r>
-        <w:t xml:space="preserve">Angle (U)</w:t>
-      </w:r>
-    </w:p>
-    <w:p>
-      <w:pPr>
-        <w:pStyle w:val="ListParagraph"/>
-        <w:numPr>
-          <w:ilvl w:val="0"/>
-          <w:numId w:val="49"/>
-        </w:numPr>
-      </w:pPr>
-      <w:r>
-        <w:t xml:space="preserve">Eraser (W)</w:t>
-      </w:r>
-    </w:p>
-    <w:p>
-      <w:pPr>
-        <w:pStyle w:val="ListParagraph"/>
-        <w:numPr>
-          <w:ilvl w:val="0"/>
-          <w:numId w:val="49"/>
-        </w:numPr>
-      </w:pPr>
-      <w:r>
-        <w:t xml:space="preserve">Match properties (J): copy one mark-up's look to others</w:t>
-      </w:r>
-    </w:p>
-    <w:p>
-      <w:pPr>
-        <w:pStyle w:val="ListParagraph"/>
-        <w:numPr>
-          <w:ilvl w:val="0"/>
-          <w:numId w:val="49"/>
-        </w:numPr>
-      </w:pPr>
-      <w:r>
-        <w:t xml:space="preserve">Keyboard shortcuts</w:t>
+        <w:t xml:space="preserve">Keyboard shortcuts: one key per tool</w:t>
       </w:r>
     </w:p>
     <w:tbl>
@@ -11491,10 +11551,10 @@
         <w:rPr>
           <w:b/>
         </w:rPr>
-        <w:t xml:space="preserve">Comment / Issue</w:t>
-      </w:r>
-      <w:r>
-        <w:t xml:space="preserve"> switch in the top bar decides what happens when you finish a markup. In </w:t>
+        <w:t xml:space="preserve">Comment / + Issue</w:t>
+      </w:r>
+      <w:r>
+        <w:t xml:space="preserve"> switch on the drawing's toolbar decides what happens when you finish a markup. In </w:t>
       </w:r>
       <w:r>
         <w:rPr>
@@ -11696,7 +11756,7 @@
         </w:numPr>
       </w:pPr>
       <w:r>
-        <w:t xml:space="preserve">Navigate: orbit, pan and zoom the model</w:t>
+        <w:t xml:space="preserve">Floor: cut the model at a floor, seen as a plan</w:t>
       </w:r>
     </w:p>
     <w:p>
@@ -11708,7 +11768,7 @@
         </w:numPr>
       </w:pPr>
       <w:r>
-        <w:t xml:space="preserve">Add issue: click the model to place an issue</w:t>
+        <w:t xml:space="preserve">Perspective or parallel view</w:t>
       </w:r>
     </w:p>
     <w:p>
@@ -11720,6 +11780,90 @@
         </w:numPr>
       </w:pPr>
       <w:r>
+        <w:t xml:space="preserve">Issue pins: show or hide the issues on the model</w:t>
+      </w:r>
+    </w:p>
+    <w:p>
+      <w:pPr>
+        <w:pStyle w:val="ListParagraph"/>
+        <w:numPr>
+          <w:ilvl w:val="0"/>
+          <w:numId w:val="52"/>
+        </w:numPr>
+      </w:pPr>
+      <w:r>
+        <w:t xml:space="preserve">Plan overlay: lay the sheet over the model</w:t>
+      </w:r>
+    </w:p>
+    <w:p>
+      <w:pPr>
+        <w:pStyle w:val="ListParagraph"/>
+        <w:numPr>
+          <w:ilvl w:val="0"/>
+          <w:numId w:val="52"/>
+        </w:numPr>
+      </w:pPr>
+      <w:r>
+        <w:t xml:space="preserve">More: copy a link to this view, BCF, set front / world, + Task</w:t>
+      </w:r>
+    </w:p>
+    <w:p>
+      <w:pPr>
+        <w:pStyle w:val="ListParagraph"/>
+        <w:numPr>
+          <w:ilvl w:val="0"/>
+          <w:numId w:val="52"/>
+        </w:numPr>
+      </w:pPr>
+      <w:r>
+        <w:t xml:space="preserve">Orbit: turn, pan and zoom the model</w:t>
+      </w:r>
+    </w:p>
+    <w:p>
+      <w:pPr>
+        <w:pStyle w:val="ListParagraph"/>
+        <w:numPr>
+          <w:ilvl w:val="0"/>
+          <w:numId w:val="52"/>
+        </w:numPr>
+      </w:pPr>
+      <w:r>
+        <w:t xml:space="preserve">Walk through it at eye level</w:t>
+      </w:r>
+    </w:p>
+    <w:p>
+      <w:pPr>
+        <w:pStyle w:val="ListParagraph"/>
+        <w:numPr>
+          <w:ilvl w:val="0"/>
+          <w:numId w:val="52"/>
+        </w:numPr>
+      </w:pPr>
+      <w:r>
+        <w:t xml:space="preserve">Fit: the whole model</w:t>
+      </w:r>
+    </w:p>
+    <w:p>
+      <w:pPr>
+        <w:pStyle w:val="ListParagraph"/>
+        <w:numPr>
+          <w:ilvl w:val="0"/>
+          <w:numId w:val="52"/>
+        </w:numPr>
+      </w:pPr>
+      <w:r>
+        <w:t xml:space="preserve">Section box on or off</w:t>
+      </w:r>
+    </w:p>
+    <w:p>
+      <w:pPr>
+        <w:pStyle w:val="ListParagraph"/>
+        <w:numPr>
+          <w:ilvl w:val="0"/>
+          <w:numId w:val="52"/>
+        </w:numPr>
+      </w:pPr>
+      <w:r>
         <w:t xml:space="preserve">Measure with snapping</w:t>
       </w:r>
     </w:p>
@@ -11732,7 +11876,7 @@
         </w:numPr>
       </w:pPr>
       <w:r>
-        <w:t xml:space="preserve">Floor plan: cut the model at a floor</w:t>
+        <w:t xml:space="preserve">+ Add issue: click the model to place one</w:t>
       </w:r>
     </w:p>
     <w:p>
@@ -11744,7 +11888,7 @@
         </w:numPr>
       </w:pPr>
       <w:r>
-        <w:t xml:space="preserve">Plan overlay: lay the sheet over the model</w:t>
+        <w:t xml:space="preserve">The project's models - tick to show</w:t>
       </w:r>
     </w:p>
     <w:p>
@@ -11756,7 +11900,7 @@
         </w:numPr>
       </w:pPr>
       <w:r>
-        <w:t xml:space="preserve">Copy a link to this view</w:t>
+        <w:t xml:space="preserve">Elements: show or hide each category</w:t>
       </w:r>
     </w:p>
     <w:p>
@@ -11768,7 +11912,7 @@
         </w:numPr>
       </w:pPr>
       <w:r>
-        <w:t xml:space="preserve">BCF: exchange issues with Revit, Navisworks ...</w:t>
+        <w:t xml:space="preserve">The view cube: click a face; Home for the overview</w:t>
       </w:r>
     </w:p>
     <w:p>
@@ -11780,91 +11924,7 @@
         </w:numPr>
       </w:pPr>
       <w:r>
-        <w:t xml:space="preserve">The project's models - tick to show</w:t>
-      </w:r>
-    </w:p>
-    <w:p>
-      <w:pPr>
-        <w:pStyle w:val="ListParagraph"/>
-        <w:numPr>
-          <w:ilvl w:val="0"/>
-          <w:numId w:val="52"/>
-        </w:numPr>
-      </w:pPr>
-      <w:r>
-        <w:t xml:space="preserve">Consultant models (IFC) and other projects laid over</w:t>
-      </w:r>
-    </w:p>
-    <w:p>
-      <w:pPr>
-        <w:pStyle w:val="ListParagraph"/>
-        <w:numPr>
-          <w:ilvl w:val="0"/>
-          <w:numId w:val="52"/>
-        </w:numPr>
-      </w:pPr>
-      <w:r>
-        <w:t xml:space="preserve">Elements: show or hide each category</w:t>
-      </w:r>
-    </w:p>
-    <w:p>
-      <w:pPr>
-        <w:pStyle w:val="ListParagraph"/>
-        <w:numPr>
-          <w:ilvl w:val="0"/>
-          <w:numId w:val="52"/>
-        </w:numPr>
-      </w:pPr>
-      <w:r>
-        <w:t xml:space="preserve">Model browser: find, select, isolate, zoom to elements</w:t>
-      </w:r>
-    </w:p>
-    <w:p>
-      <w:pPr>
-        <w:pStyle w:val="ListParagraph"/>
-        <w:numPr>
-          <w:ilvl w:val="0"/>
-          <w:numId w:val="52"/>
-        </w:numPr>
-      </w:pPr>
-      <w:r>
-        <w:t xml:space="preserve">The view cube: click a face; Home for the overview</w:t>
-      </w:r>
-    </w:p>
-    <w:p>
-      <w:pPr>
-        <w:pStyle w:val="ListParagraph"/>
-        <w:numPr>
-          <w:ilvl w:val="0"/>
-          <w:numId w:val="52"/>
-        </w:numPr>
-      </w:pPr>
-      <w:r>
-        <w:t xml:space="preserve">Walk, Fit, Perspective / Orthographic, Set front, World</w:t>
-      </w:r>
-    </w:p>
-    <w:p>
-      <w:pPr>
-        <w:pStyle w:val="ListParagraph"/>
-        <w:numPr>
-          <w:ilvl w:val="0"/>
-          <w:numId w:val="52"/>
-        </w:numPr>
-      </w:pPr>
-      <w:r>
-        <w:t xml:space="preserve">Selection: the clicked element's properties; Isolate, Hide, Show all</w:t>
-      </w:r>
-    </w:p>
-    <w:p>
-      <w:pPr>
-        <w:pStyle w:val="ListParagraph"/>
-        <w:numPr>
-          <w:ilvl w:val="0"/>
-          <w:numId w:val="52"/>
-        </w:numPr>
-      </w:pPr>
-      <w:r>
-        <w:t xml:space="preserve">Show or hide the issue pins in the model</w:t>
+        <w:t xml:space="preserve">Selection: the clicked element's properties (one line until you click one)</w:t>
       </w:r>
     </w:p>
     <w:p>
@@ -13088,13 +13148,22 @@
     <w:p>
       <w:pPr/>
       <w:r>
-        <w:t xml:space="preserve">The 3D header keeps only </w:t>
-      </w:r>
-      <w:r>
-        <w:rPr>
-          <w:b/>
-        </w:rPr>
-        <w:t xml:space="preserve">Navigate</w:t>
+        <w:t xml:space="preserve">On the model: the </w:t>
+      </w:r>
+      <w:r>
+        <w:rPr>
+          <w:b/>
+        </w:rPr>
+        <w:t xml:space="preserve">toolbar at the bottom</w:t>
+      </w:r>
+      <w:r>
+        <w:t xml:space="preserve"> has </w:t>
+      </w:r>
+      <w:r>
+        <w:rPr>
+          <w:b/>
+        </w:rPr>
+        <w:t xml:space="preserve">Orbit</w:t>
       </w:r>
       <w:r>
         <w:t xml:space="preserve">, </w:t>
@@ -13103,7 +13172,34 @@
         <w:rPr>
           <w:b/>
         </w:rPr>
-        <w:t xml:space="preserve">Add issue</w:t>
+        <w:t xml:space="preserve">Walk</w:t>
+      </w:r>
+      <w:r>
+        <w:t xml:space="preserve">, </w:t>
+      </w:r>
+      <w:r>
+        <w:rPr>
+          <w:b/>
+        </w:rPr>
+        <w:t xml:space="preserve">Fit</w:t>
+      </w:r>
+      <w:r>
+        <w:t xml:space="preserve">, </w:t>
+      </w:r>
+      <w:r>
+        <w:rPr>
+          <w:b/>
+        </w:rPr>
+        <w:t xml:space="preserve">Section box</w:t>
+      </w:r>
+      <w:r>
+        <w:t xml:space="preserve">, </w:t>
+      </w:r>
+      <w:r>
+        <w:rPr>
+          <w:b/>
+        </w:rPr>
+        <w:t xml:space="preserve">Measure</w:t>
       </w:r>
       <w:r>
         <w:t xml:space="preserve"> and </w:t>
@@ -13112,10 +13208,46 @@
         <w:rPr>
           <w:b/>
         </w:rPr>
-        <w:t xml:space="preserve">Measure</w:t>
-      </w:r>
-      <w:r>
-        <w:t xml:space="preserve">, the floor list with </w:t>
+        <w:t xml:space="preserve">+ Add issue</w:t>
+      </w:r>
+      <w:r>
+        <w:t xml:space="preserve">; the </w:t>
+      </w:r>
+      <w:r>
+        <w:rPr>
+          <w:b/>
+        </w:rPr>
+        <w:t xml:space="preserve">chips at the top left</w:t>
+      </w:r>
+      <w:r>
+        <w:t xml:space="preserve"> are </w:t>
+      </w:r>
+      <w:r>
+        <w:rPr>
+          <w:b/>
+        </w:rPr>
+        <w:t xml:space="preserve">Floor</w:t>
+      </w:r>
+      <w:r>
+        <w:t xml:space="preserve"> (cut the model at a floor), </w:t>
+      </w:r>
+      <w:r>
+        <w:rPr>
+          <w:b/>
+        </w:rPr>
+        <w:t xml:space="preserve">Perspective</w:t>
+      </w:r>
+      <w:r>
+        <w:t xml:space="preserve">, </w:t>
+      </w:r>
+      <w:r>
+        <w:rPr>
+          <w:b/>
+        </w:rPr>
+        <w:t xml:space="preserve">Issue pins</w:t>
+      </w:r>
+      <w:r>
+        <w:t xml:space="preserve"> (show or hide them), </w:t>
       </w:r>
       <w:r>
         <w:rPr>
@@ -13124,13 +13256,22 @@
         <w:t xml:space="preserve">Plan overlay</w:t>
       </w:r>
       <w:r>
-        <w:t xml:space="preserve">, the 🔗 link and </w:t>
-      </w:r>
-      <w:r>
-        <w:rPr>
-          <w:b/>
-        </w:rPr>
-        <w:t xml:space="preserve">BCF ▾</w:t>
+        <w:t xml:space="preserve"> and </w:t>
+      </w:r>
+      <w:r>
+        <w:rPr>
+          <w:b/>
+        </w:rPr>
+        <w:t xml:space="preserve">⋯</w:t>
+      </w:r>
+      <w:r>
+        <w:t xml:space="preserve"> (copy a link to this view, BCF, Set front / World, + Task). The view cube keeps its </w:t>
+      </w:r>
+      <w:r>
+        <w:rPr>
+          <w:b/>
+        </w:rPr>
+        <w:t xml:space="preserve">Home</w:t>
       </w:r>
       <w:r>
         <w:t xml:space="preserve">. </w:t>
@@ -13139,7 +13280,7 @@
         <w:rPr>
           <w:b/>
         </w:rPr>
-        <w:t xml:space="preserve">Walk</w:t>
+        <w:t xml:space="preserve">Shaded / White / X-ray</w:t>
       </w:r>
       <w:r>
         <w:t xml:space="preserve"> and </w:t>
@@ -13148,24 +13289,6 @@
         <w:rPr>
           <w:b/>
         </w:rPr>
-        <w:t xml:space="preserve">Fit</w:t>
-      </w:r>
-      <w:r>
-        <w:t xml:space="preserve"> are under the view cube; </w:t>
-      </w:r>
-      <w:r>
-        <w:rPr>
-          <w:b/>
-        </w:rPr>
-        <w:t xml:space="preserve">Shaded / White / X-ray</w:t>
-      </w:r>
-      <w:r>
-        <w:t xml:space="preserve"> and </w:t>
-      </w:r>
-      <w:r>
-        <w:rPr>
-          <w:b/>
-        </w:rPr>
         <w:t xml:space="preserve">Depth</w:t>
       </w:r>
       <w:r>
@@ -13184,19 +13307,10 @@
         <w:rPr>
           <w:b/>
         </w:rPr>
-        <w:t xml:space="preserve">Hide issues</w:t>
-      </w:r>
-      <w:r>
-        <w:t xml:space="preserve"> and </w:t>
-      </w:r>
-      <w:r>
-        <w:rPr>
-          <w:b/>
-        </w:rPr>
         <w:t xml:space="preserve">Hide closed</w:t>
       </w:r>
       <w:r>
-        <w:t xml:space="preserve"> are at the top of </w:t>
+        <w:t xml:space="preserve"> is at the top of </w:t>
       </w:r>
       <w:r>
         <w:rPr>
@@ -13205,7 +13319,7 @@
         <w:t xml:space="preserve">Issues in 3D</w:t>
       </w:r>
       <w:r>
-        <w:t xml:space="preserve"> on the right.</w:t>
+        <w:t xml:space="preserve"> on the right. The Selection panel stays one line until you click an element. On a tablet the side panels slide in from the buttons at the top left; on a phone they come up from the bottom.</w:t>
       </w:r>
     </w:p>
     <w:p>
@@ -13951,7 +14065,7 @@
       <w:r>
         <w:drawing>
           <wp:inline distT="0" distB="0" distL="0" distR="0">
-            <wp:extent cx="4362450" cy="6496050"/>
+            <wp:extent cx="4362450" cy="6629400"/>
             <wp:docPr id="124" name="shot124" descr="model-tools"/>
             <a:graphic xmlns:a="http://schemas.openxmlformats.org/drawingml/2006/main">
               <a:graphicData uri="http://schemas.openxmlformats.org/drawingml/2006/picture">
@@ -13969,7 +14083,7 @@
                   <pic:spPr>
                     <a:xfrm>
                       <a:off x="0" y="0"/>
-                      <a:ext cx="4362450" cy="6496050"/>
+                      <a:ext cx="4362450" cy="6629400"/>
                     </a:xfrm>
                     <a:prstGeom prst="rect">
                       <a:avLst/>
@@ -14553,7 +14667,7 @@
         <w:t xml:space="preserve">Measure</w:t>
       </w:r>
       <w:r>
-        <w:t xml:space="preserve"> in the top bar (or right-click </w:t>
+        <w:t xml:space="preserve"> on the toolbar at the bottom (or right-click </w:t>
       </w:r>
       <w:r>
         <w:rPr>
@@ -16649,7 +16763,7 @@
       <w:r>
         <w:drawing>
           <wp:inline distT="0" distB="0" distL="0" distR="0">
-            <wp:extent cx="4362450" cy="6381750"/>
+            <wp:extent cx="4362450" cy="6515100"/>
             <wp:docPr id="127" name="shot127" descr="headroom"/>
             <a:graphic xmlns:a="http://schemas.openxmlformats.org/drawingml/2006/main">
               <a:graphicData uri="http://schemas.openxmlformats.org/drawingml/2006/picture">
@@ -16667,7 +16781,7 @@
                   <pic:spPr>
                     <a:xfrm>
                       <a:off x="0" y="0"/>
-                      <a:ext cx="4362450" cy="6381750"/>
+                      <a:ext cx="4362450" cy="6515100"/>
                     </a:xfrm>
                     <a:prstGeom prst="rect">
                       <a:avLst/>
@@ -21000,13 +21114,13 @@
           <w:p>
             <w:pPr/>
             <w:r>
-              <w:t xml:space="preserve">Switch the top bar to </w:t>
+              <w:t xml:space="preserve">Switch the drawing's toolbar to </w:t>
             </w:r>
             <w:r>
               <w:rPr>
                 <w:b/>
               </w:rPr>
-              <w:t xml:space="preserve">Issue</w:t>
+              <w:t xml:space="preserve">+ Issue</w:t>
             </w:r>
             <w:r>
               <w:t xml:space="preserve"> and draw a markup; or select a markup and press </w:t>
@@ -21364,7 +21478,7 @@
       <w:r>
         <w:drawing>
           <wp:inline distT="0" distB="0" distL="0" distR="0">
-            <wp:extent cx="4267200" cy="6772275"/>
+            <wp:extent cx="4267200" cy="6791325"/>
             <wp:docPr id="133" name="shot133" descr="issue-3d"/>
             <a:graphic xmlns:a="http://schemas.openxmlformats.org/drawingml/2006/main">
               <a:graphicData uri="http://schemas.openxmlformats.org/drawingml/2006/picture">
@@ -21382,7 +21496,7 @@
                   <pic:spPr>
                     <a:xfrm>
                       <a:off x="0" y="0"/>
-                      <a:ext cx="4267200" cy="6772275"/>
+                      <a:ext cx="4267200" cy="6791325"/>
                     </a:xfrm>
                     <a:prstGeom prst="rect">
                       <a:avLst/>
@@ -22882,7 +22996,7 @@
         </w:numPr>
       </w:pPr>
       <w:r>
-        <w:t xml:space="preserve">Without a connection the top bar says </w:t>
+        <w:t xml:space="preserve">Without a connection the header says </w:t>
       </w:r>
       <w:r>
         <w:rPr>
@@ -23091,7 +23205,7 @@
         </w:numPr>
       </w:pPr>
       <w:r>
-        <w:t xml:space="preserve">The top bar scrolls sideways: swipe it to reach Board, Tasks, Chat and Dashboard.</w:t>
+        <w:t xml:space="preserve">The pages in the header scroll sideways: swipe them to reach Board, Tasks, Chat, Calendar and Folders. On Sheets the mark-up tools are along the bottom of the screen, and the sheet and issue lists come up from the bottom.</w:t>
       </w:r>
     </w:p>
     <w:p>

--- a/docs/manual/LWK_Viewer_User_Manual_EN.docx
+++ b/docs/manual/LWK_Viewer_User_Manual_EN.docx
@@ -4375,7 +4375,79 @@
         <w:t xml:space="preserve">Ctrl+Z</w:t>
       </w:r>
       <w:r>
-        <w:t xml:space="preserve"> brings it all back).</w:t>
+        <w:t xml:space="preserve"> brings it all back). </w:t>
+      </w:r>
+      <w:r>
+        <w:rPr>
+          <w:b/>
+        </w:rPr>
+        <w:t xml:space="preserve">Copy and paste tasks:</w:t>
+      </w:r>
+      <w:r>
+        <w:t xml:space="preserve"> Ctrl-click rows to choose several (Shift-click: a range), then </w:t>
+      </w:r>
+      <w:r>
+        <w:rPr>
+          <w:b/>
+        </w:rPr>
+        <w:t xml:space="preserve">Ctrl+C</w:t>
+      </w:r>
+      <w:r>
+        <w:t xml:space="preserve"> or right-click &gt; </w:t>
+      </w:r>
+      <w:r>
+        <w:rPr>
+          <w:b/>
+        </w:rPr>
+        <w:t xml:space="preserve">Copy</w:t>
+      </w:r>
+      <w:r>
+        <w:t xml:space="preserve"> (or the copy button in a task's panel). Right-click another task &gt; </w:t>
+      </w:r>
+      <w:r>
+        <w:rPr>
+          <w:b/>
+        </w:rPr>
+        <w:t xml:space="preserve">Paste as sub-tasks of ...</w:t>
+      </w:r>
+      <w:r>
+        <w:t xml:space="preserve"> or </w:t>
+      </w:r>
+      <w:r>
+        <w:rPr>
+          <w:b/>
+        </w:rPr>
+        <w:t xml:space="preserve">Paste below ...</w:t>
+      </w:r>
+      <w:r>
+        <w:t xml:space="preserve">, or right-click a group's heading &gt; </w:t>
+      </w:r>
+      <w:r>
+        <w:rPr>
+          <w:b/>
+        </w:rPr>
+        <w:t xml:space="preserve">Paste into ...</w:t>
+      </w:r>
+      <w:r>
+        <w:t xml:space="preserve"> (</w:t>
+      </w:r>
+      <w:r>
+        <w:rPr>
+          <w:b/>
+        </w:rPr>
+        <w:t xml:space="preserve">Ctrl+V</w:t>
+      </w:r>
+      <w:r>
+        <w:t xml:space="preserve"> pastes under the one task chosen). Each copy brings its sub-tasks, title, description, owners, dates, priority, fields and links, and starts fresh: not done, no percent, no comments. It pastes into another list too; one </w:t>
+      </w:r>
+      <w:r>
+        <w:rPr>
+          <w:b/>
+        </w:rPr>
+        <w:t xml:space="preserve">Ctrl+Z</w:t>
+      </w:r>
+      <w:r>
+        <w:t xml:space="preserve"> takes the whole paste back.</w:t>
       </w:r>
     </w:p>
     <w:p>
@@ -9908,7 +9980,16 @@
         <w:t xml:space="preserve">Fit</w:t>
       </w:r>
       <w:r>
-        <w:t xml:space="preserve">); 200% is twice that. With no markups or issues yet, the issue list folds away to its edge (the tab there brings it back, and it then stays open).</w:t>
+        <w:t xml:space="preserve">); 200% is twice that. With no markups or issues yet, the issue list folds away to its edge (the tab there brings it back, and it then stays open). The grey bar at the bottom starts with </w:t>
+      </w:r>
+      <w:r>
+        <w:rPr>
+          <w:b/>
+        </w:rPr>
+        <w:t xml:space="preserve">which version you are looking at</w:t>
+      </w:r>
+      <w:r>
+        <w:t xml:space="preserve">: *Output 21 Oct 2026, 14:05 · Rev C (15/10/2026)* - when the sheet was output from Revit and its current revision - or *Uploaded ... by ...* for an uploaded PDF (a sheet published before this shows *Published ...*, the time of its publish).</w:t>
       </w:r>
     </w:p>
     <w:p>
@@ -17585,7 +17666,7 @@
         <w:t xml:space="preserve">type name</w:t>
       </w:r>
       <w:r>
-        <w:t xml:space="preserve"> is the street's name on the drawings (e.g. a type *Yeung Fan Lane North Street*). A junction is not a strip - pick its centreline and the opposite boundary as lines instead.</w:t>
+        <w:t xml:space="preserve"> is the street's name on the drawings (e.g. a type *Yeung Fan Lane North Street*). A junction is not a strip - pick its centreline and the opposite boundary as lines instead. A street may be several Floors of the same type, or a sloped or shape-edited Floor: the slabs of one type that touch are joined into one street.</w:t>
       </w:r>
     </w:p>
     <w:p>
@@ -18648,7 +18729,7 @@
         <w:t xml:space="preserve">LWK &gt; Viewer tools &gt; SBD Export:</w:t>
       </w:r>
       <w:r>
-        <w:t xml:space="preserve"> choose the site boundary, untick any street not fronting the site, choose the viewer project, and the masses go to the viewer, which assesses them straight away; the result shows in the Revit window too, with each street's length, width and level.</w:t>
+        <w:t xml:space="preserve"> choose the site boundary, untick any street not fronting the site, choose the viewer project, and the masses go to the viewer, which assesses them straight away; the result shows in the Revit window too, with each street's length, width and level. The model is sent at once and the viewer assesses it in the background (a progress bar waits for the result, up to 5 minutes); Checks &gt; SBD shows *Assessing ...* until it is ready. A street slab that is not a strip is reported once, and you can pick its centreline and opposite boundary straight away.</w:t>
       </w:r>
     </w:p>
     <w:p>

--- a/docs/manual/LWK_Viewer_User_Manual_EN.docx
+++ b/docs/manual/LWK_Viewer_User_Manual_EN.docx
@@ -19732,6 +19732,51 @@
       </w:r>
       <w:r>
         <w:t xml:space="preserve"> Lp (Fig B3: "as L2 &gt; L1, Lp = L1") - for every building, abutting a street or not (it replaces the shorter side of report 5 and the canyon parts' projections). The street canyon still gives U = (A(a) + A(b)) / (L(a) + L(b)) and Max Lp = 5U.</w:t>
+      </w:r>
+    </w:p>
+    <w:p>
+      <w:pPr>
+        <w:pStyle w:val="ListParagraph"/>
+        <w:numPr>
+          <w:ilvl w:val="0"/>
+          <w:numId w:val="81"/>
+        </w:numPr>
+      </w:pPr>
+      <w:r>
+        <w:rPr>
+          <w:b/>
+        </w:rPr>
+        <w:t xml:space="preserve">TMTL496 rules (L-shaped streets, ramps, junctions):</w:t>
+      </w:r>
+      <w:r>
+        <w:t xml:space="preserve"> model </w:t>
+      </w:r>
+      <w:r>
+        <w:rPr>
+          <w:b/>
+        </w:rPr>
+        <w:t xml:space="preserve">one Floor type per street</w:t>
+      </w:r>
+      <w:r>
+        <w:t xml:space="preserve"> (its name is the street's name); an L-shaped or curved street is one type - one Floor or several, it need not be cut, the viewer takes it leg by leg itself - and a junction belongs to the through road. Slabs of one street that overlap or leave a small gap (a ramp beside a flat part, a shape-edited ramp) are joined end to end, and Revit lists each street with the Floors and top faces it was made of. A street's end drawn as two edges no longer swings its centreline across. A side region next to a street runs on round a rounded or splayed site corner towards a junction, up to the street's centreline, and its street part ends where its inner edge meets the site boundary, cut parallel to the plane. Two air corridors side by side that overlap on plan are one opening with </w:t>
+      </w:r>
+      <w:r>
+        <w:rPr>
+          <w:b/>
+        </w:rPr>
+        <w:t xml:space="preserve">one corridor</w:t>
+      </w:r>
+      <w:r>
+        <w:t xml:space="preserve"> - the one turned least; the other is noted as omitted. Each street has </w:t>
+      </w:r>
+      <w:r>
+        <w:rPr>
+          <w:b/>
+        </w:rPr>
+        <w:t xml:space="preserve">one 30 m line</w:t>
+      </w:r>
+      <w:r>
+        <w:t xml:space="preserve"> (its whole centreline offset 30 m), and every pair of separate building groups is dimensioned (15 m or more, separate).</w:t>
       </w:r>
     </w:p>
     <w:p>

--- a/docs/manual/LWK_Viewer_User_Manual_EN.docx
+++ b/docs/manual/LWK_Viewer_User_Manual_EN.docx
@@ -9758,6 +9758,150 @@
         </w:numPr>
       </w:pPr>
       <w:r>
+        <w:rPr>
+          <w:b/>
+        </w:rPr>
+        <w:t xml:space="preserve">Groups and hidden sheets:</w:t>
+      </w:r>
+      <w:r>
+        <w:t xml:space="preserve"> the sheet list can be in </w:t>
+      </w:r>
+      <w:r>
+        <w:rPr>
+          <w:b/>
+        </w:rPr>
+        <w:t xml:space="preserve">groups</w:t>
+      </w:r>
+      <w:r>
+        <w:t xml:space="preserve"> (topics - Plans, Elevations, Sections ...): ☰ in the Sheets heading &gt; </w:t>
+      </w:r>
+      <w:r>
+        <w:rPr>
+          <w:b/>
+        </w:rPr>
+        <w:t xml:space="preserve">New group</w:t>
+      </w:r>
+      <w:r>
+        <w:t xml:space="preserve"> or </w:t>
+      </w:r>
+      <w:r>
+        <w:rPr>
+          <w:b/>
+        </w:rPr>
+        <w:t xml:space="preserve">Make groups from the sheet numbers</w:t>
+      </w:r>
+      <w:r>
+        <w:t xml:space="preserve"> (A-1xx, A-2xx ...), and right-click a sheet &gt; </w:t>
+      </w:r>
+      <w:r>
+        <w:rPr>
+          <w:b/>
+        </w:rPr>
+        <w:t xml:space="preserve">Move to ...</w:t>
+      </w:r>
+      <w:r>
+        <w:t xml:space="preserve"> (or </w:t>
+      </w:r>
+      <w:r>
+        <w:rPr>
+          <w:b/>
+        </w:rPr>
+        <w:t xml:space="preserve">Select</w:t>
+      </w:r>
+      <w:r>
+        <w:t xml:space="preserve"> several, then </w:t>
+      </w:r>
+      <w:r>
+        <w:rPr>
+          <w:b/>
+        </w:rPr>
+        <w:t xml:space="preserve">Group ▾</w:t>
+      </w:r>
+      <w:r>
+        <w:t xml:space="preserve">) - project members make the groups, for everyone. Click a group's heading to fold it; its ⋯ has </w:t>
+      </w:r>
+      <w:r>
+        <w:rPr>
+          <w:b/>
+        </w:rPr>
+        <w:t xml:space="preserve">Show only this group</w:t>
+      </w:r>
+      <w:r>
+        <w:t xml:space="preserve"> and </w:t>
+      </w:r>
+      <w:r>
+        <w:rPr>
+          <w:b/>
+        </w:rPr>
+        <w:t xml:space="preserve">Show all groups</w:t>
+      </w:r>
+      <w:r>
+        <w:t xml:space="preserve"> (folding is your own). An </w:t>
+      </w:r>
+      <w:r>
+        <w:rPr>
+          <w:b/>
+        </w:rPr>
+        <w:t xml:space="preserve">admin</w:t>
+      </w:r>
+      <w:r>
+        <w:t xml:space="preserve"> can </w:t>
+      </w:r>
+      <w:r>
+        <w:rPr>
+          <w:b/>
+        </w:rPr>
+        <w:t xml:space="preserve">hide</w:t>
+      </w:r>
+      <w:r>
+        <w:t xml:space="preserve"> sheets from the viewer: right-click &gt; </w:t>
+      </w:r>
+      <w:r>
+        <w:rPr>
+          <w:b/>
+        </w:rPr>
+        <w:t xml:space="preserve">Hide ... from the viewer</w:t>
+      </w:r>
+      <w:r>
+        <w:t xml:space="preserve"> (or Select several &gt; </w:t>
+      </w:r>
+      <w:r>
+        <w:rPr>
+          <w:b/>
+        </w:rPr>
+        <w:t xml:space="preserve">Hide</w:t>
+      </w:r>
+      <w:r>
+        <w:t xml:space="preserve">). A hidden sheet stays hidden after the next publish from Revit; admins still see it, dimmed, under </w:t>
+      </w:r>
+      <w:r>
+        <w:rPr>
+          <w:b/>
+        </w:rPr>
+        <w:t xml:space="preserve">Hidden from the viewer</w:t>
+      </w:r>
+      <w:r>
+        <w:t xml:space="preserve">, to show it again. To leave sheets out for good, publish from Revit with only the sheets wanted and </w:t>
+      </w:r>
+      <w:r>
+        <w:rPr>
+          <w:b/>
+        </w:rPr>
+        <w:t xml:space="preserve">Keep sheets published before</w:t>
+      </w:r>
+      <w:r>
+        <w:t xml:space="preserve"> unticked.</w:t>
+      </w:r>
+    </w:p>
+    <w:p>
+      <w:pPr>
+        <w:pStyle w:val="ListParagraph"/>
+        <w:numPr>
+          <w:ilvl w:val="0"/>
+          <w:numId w:val="43"/>
+        </w:numPr>
+      </w:pPr>
+      <w:r>
         <w:t xml:space="preserve">Importing a PDF opens one window: the </w:t>
       </w:r>
       <w:r>
@@ -19758,7 +19902,7 @@
         <w:t xml:space="preserve">one Floor type per street</w:t>
       </w:r>
       <w:r>
-        <w:t xml:space="preserve"> (its name is the street's name); an L-shaped or curved street is one type - one Floor or several, it need not be cut, the viewer takes it leg by leg itself - and a junction belongs to the through road. Slabs of one street that overlap or leave a small gap (a ramp beside a flat part, a shape-edited ramp) are joined end to end, and Revit lists each street with the Floors and top faces it was made of. A street's end drawn as two edges no longer swings its centreline across. A side region next to a street runs on round a rounded or splayed site corner towards a junction, up to the street's centreline, and its street part ends where its inner edge meets the site boundary, cut parallel to the plane. Two air corridors side by side that overlap on plan are one opening with </w:t>
+        <w:t xml:space="preserve"> (its name is the street's name); an L-shaped or curved street is one type - one Floor or several, it need not be cut, the viewer takes it leg by leg itself - and a junction belongs to the through road. Slabs of one street that overlap or leave a small gap (a ramp beside a flat part, a shape-edited ramp) are joined end to end, and Revit lists each street with the Floors and top faces it was made of. A street's end drawn as two edges no longer swings its centreline across. A side region next to a street runs on round a rounded or splayed site corner towards a junction, up to the street's centreline, and its street part ends where its inner edge meets the site boundary, cut parallel to the plane. Air corridors that overlap on plan are </w:t>
       </w:r>
       <w:r>
         <w:rPr>
@@ -19767,7 +19911,34 @@
         <w:t xml:space="preserve">one corridor</w:t>
       </w:r>
       <w:r>
-        <w:t xml:space="preserve"> - the one turned least; the other is noted as omitted. Each street has </w:t>
+        <w:t xml:space="preserve">: the one that counts (15 m or more) is kept - of two that do not, the one turned least; beside it the two are one opening, apart from it the other's gap is </w:t>
+      </w:r>
+      <w:r>
+        <w:rPr>
+          <w:b/>
+        </w:rPr>
+        <w:t xml:space="preserve">omitted</w:t>
+      </w:r>
+      <w:r>
+        <w:t xml:space="preserve"> (crossed out, blocked, no IS). An opening at a turn (up to 15°) that the straight projection hides is shown as an </w:t>
+      </w:r>
+      <w:r>
+        <w:rPr>
+          <w:b/>
+        </w:rPr>
+        <w:t xml:space="preserve">angled gap</w:t>
+      </w:r>
+      <w:r>
+        <w:t xml:space="preserve"> (A1 ...); one 15 m or wider is flagged to check. Two streets with different names are two Floors (two types): the through road keeps the junction, the other street ends on its kerb line. </w:t>
+      </w:r>
+      <w:r>
+        <w:rPr>
+          <w:b/>
+        </w:rPr>
+        <w:t xml:space="preserve">Model (JSON)</w:t>
+      </w:r>
+      <w:r>
+        <w:t xml:space="preserve"> in Checks &gt; SBD downloads the model as sent, to send for a check. Each street has </w:t>
       </w:r>
       <w:r>
         <w:rPr>

--- a/docs/manual/LWK_Viewer_User_Manual_EN.docx
+++ b/docs/manual/LWK_Viewer_User_Manual_EN.docx
@@ -19962,6 +19962,60 @@
         <w:rPr>
           <w:b/>
         </w:rPr>
+        <w:t xml:space="preserve">TMTL496, 3rd review:</w:t>
+      </w:r>
+      <w:r>
+        <w:t xml:space="preserve"> a side region's street part runs exactly between the two points where its inner edge meets the site boundary, cut </w:t>
+      </w:r>
+      <w:r>
+        <w:rPr>
+          <w:b/>
+        </w:rPr>
+        <w:t xml:space="preserve">parallel to the plane</w:t>
+      </w:r>
+      <w:r>
+        <w:t xml:space="preserve"> at both ends. Past the last building corner the edge may also turn 15° away from the plane, so the region takes in more area where no building stands in the way. Openings are found </w:t>
+      </w:r>
+      <w:r>
+        <w:rPr>
+          <w:b/>
+        </w:rPr>
+        <w:t xml:space="preserve">level by level</w:t>
+      </w:r>
+      <w:r>
+        <w:t xml:space="preserve">: one clear from some height up - over a low building between towers - is an </w:t>
+      </w:r>
+      <w:r>
+        <w:rPr>
+          <w:b/>
+        </w:rPr>
+        <w:t xml:space="preserve">air corridor (S2) from that height</w:t>
+      </w:r>
+      <w:r>
+        <w:t xml:space="preserve">, blocked below it on the elevation and IS above (slits under 3 m beside the low building are part of it; a wider gap there is kept as found, and the space over the low building is taken horizontally). An opening at a turn of 15 m or more is now counted as an air corridor too. Each corridor is measured at its </w:t>
+      </w:r>
+      <w:r>
+        <w:rPr>
+          <w:b/>
+        </w:rPr>
+        <w:t xml:space="preserve">widest</w:t>
+      </w:r>
+      <w:r>
+        <w:t xml:space="preserve"> band through the same opening, turned up to 15°; one that reaches 15 m that way counts. Hover a building's name on the plan for its top above Level 0 - a building that shows at a plan level above its top means Level 0 is lower than you expect (it is the lowest street abutting the site).</w:t>
+      </w:r>
+    </w:p>
+    <w:p>
+      <w:pPr>
+        <w:pStyle w:val="ListParagraph"/>
+        <w:numPr>
+          <w:ilvl w:val="0"/>
+          <w:numId w:val="81"/>
+        </w:numPr>
+      </w:pPr>
+      <w:r>
+        <w:rPr>
+          <w:b/>
+        </w:rPr>
         <w:t xml:space="preserve">On the elevation</w:t>
       </w:r>
       <w:r>
@@ -24904,6 +24958,96 @@
       </w:r>
       <w:r>
         <w:t xml:space="preserve"> message (Close), and any message that has only one button. Dialogs that come before the LWK tools load, or while a model opens, are answered by the launcher's watcher, which finds every window of that Revit. Every dialog is written to nightly\dialogs.log. The launcher and its watcher are renewed by themselves the next time Revit is opened by hand after an update. Best: repair or remove the broken add-in on that PC.</w:t>
+      </w:r>
+    </w:p>
+    <w:p>
+      <w:pPr>
+        <w:pStyle w:val="ListParagraph"/>
+        <w:numPr>
+          <w:ilvl w:val="0"/>
+          <w:numId w:val="99"/>
+        </w:numPr>
+      </w:pPr>
+      <w:r>
+        <w:rPr>
+          <w:b/>
+        </w:rPr>
+        <w:t xml:space="preserve">Revit 2023-2026 (watcher 2026-11-31):</w:t>
+      </w:r>
+      <w:r>
+        <w:t xml:space="preserve"> the launcher's watcher also sees the newer WPF windows, and presses by the button's label: </w:t>
+      </w:r>
+      <w:r>
+        <w:rPr>
+          <w:b/>
+        </w:rPr>
+        <w:t xml:space="preserve">Load Once</w:t>
+      </w:r>
+      <w:r>
+        <w:t xml:space="preserve"> for an unsigned add-in, </w:t>
+      </w:r>
+      <w:r>
+        <w:rPr>
+          <w:b/>
+        </w:rPr>
+        <w:t xml:space="preserve">Ignore and continue opening the project</w:t>
+      </w:r>
+      <w:r>
+        <w:t xml:space="preserve"> for missing links, </w:t>
+      </w:r>
+      <w:r>
+        <w:rPr>
+          <w:b/>
+        </w:rPr>
+        <w:t xml:space="preserve">Continue working with the file</w:t>
+      </w:r>
+      <w:r>
+        <w:t xml:space="preserve"> for missing third-party updaters, and Close on What's New and similar notices. It never presses </w:t>
+      </w:r>
+      <w:r>
+        <w:rPr>
+          <w:b/>
+        </w:rPr>
+        <w:t xml:space="preserve">Cancel</w:t>
+      </w:r>
+      <w:r>
+        <w:t xml:space="preserve">, </w:t>
+      </w:r>
+      <w:r>
+        <w:rPr>
+          <w:b/>
+        </w:rPr>
+        <w:t xml:space="preserve">Do Not Load</w:t>
+      </w:r>
+      <w:r>
+        <w:t xml:space="preserve"> or </w:t>
+      </w:r>
+      <w:r>
+        <w:rPr>
+          <w:b/>
+        </w:rPr>
+        <w:t xml:space="preserve">Always Load</w:t>
+      </w:r>
+      <w:r>
+        <w:t xml:space="preserve"> - a progress window with only Cancel is left alone, so a model still opening is not stopped. A dialog it does not know is written to nightly\dialogs.log with its picture in nightly\dialogs\ - send both, so a rule can be added. After this update, open </w:t>
+      </w:r>
+      <w:r>
+        <w:rPr>
+          <w:b/>
+        </w:rPr>
+        <w:t xml:space="preserve">Auto-export</w:t>
+      </w:r>
+      <w:r>
+        <w:t xml:space="preserve"> on each PC and </w:t>
+      </w:r>
+      <w:r>
+        <w:rPr>
+          <w:b/>
+        </w:rPr>
+        <w:t xml:space="preserve">save the schedule once</w:t>
+      </w:r>
+      <w:r>
+        <w:t xml:space="preserve">: that writes the new launcher and watcher.</w:t>
       </w:r>
     </w:p>
     <w:p>

--- a/docs/manual/LWK_Viewer_User_Manual_EN.docx
+++ b/docs/manual/LWK_Viewer_User_Manual_EN.docx
@@ -20002,6 +20002,24 @@
       </w:r>
       <w:r>
         <w:t xml:space="preserve"> band through the same opening, turned up to 15°; one that reaches 15 m that way counts. Hover a building's name on the plan for its top above Level 0 - a building that shows at a plan level above its top means Level 0 is lower than you expect (it is the lowest street abutting the site).</w:t>
+      </w:r>
+    </w:p>
+    <w:p>
+      <w:pPr>
+        <w:pStyle w:val="ListParagraph"/>
+        <w:numPr>
+          <w:ilvl w:val="0"/>
+          <w:numId w:val="81"/>
+        </w:numPr>
+      </w:pPr>
+      <w:r>
+        <w:rPr>
+          <w:b/>
+        </w:rPr>
+        <w:t xml:space="preserve">While a check runs:</w:t>
+      </w:r>
+      <w:r>
+        <w:t xml:space="preserve"> each SBD check runs in its own process on the server, at lower priority, so the viewer and publishing from Revit carry on meanwhile. A big model can take some minutes - the panel says it is running. A check that takes over 20 minutes is stopped with a message: send the model (Model (JSON)) for a look.</w:t>
       </w:r>
     </w:p>
     <w:p>

--- a/docs/manual/LWK_Viewer_User_Manual_EN.docx
+++ b/docs/manual/LWK_Viewer_User_Manual_EN.docx
@@ -25976,6 +25976,69 @@
       </w:r>
       <w:r>
         <w:t xml:space="preserve"> reports sent by the 3D page from each device: what loaded, peak memory, frame rate, stalls and crashes. Filter to crashes or to phones and tablets to see where the viewer struggles.</w:t>
+      </w:r>
+    </w:p>
+    <w:p>
+      <w:pPr>
+        <w:pStyle w:val="ListParagraph"/>
+        <w:numPr>
+          <w:ilvl w:val="0"/>
+          <w:numId w:val="104"/>
+        </w:numPr>
+      </w:pPr>
+      <w:r>
+        <w:rPr>
+          <w:b/>
+        </w:rPr>
+        <w:t xml:space="preserve">Speed (site admins):</w:t>
+      </w:r>
+      <w:r>
+        <w:t xml:space="preserve"> how fast the server answers and how long people wait, measured all the time. </w:t>
+      </w:r>
+      <w:r>
+        <w:rPr>
+          <w:b/>
+        </w:rPr>
+        <w:t xml:space="preserve">Days</w:t>
+      </w:r>
+      <w:r>
+        <w:t xml:space="preserve">: answers, the typical and slowest times, and </w:t>
+      </w:r>
+      <w:r>
+        <w:rPr>
+          <w:b/>
+        </w:rPr>
+        <w:t xml:space="preserve">stalls</w:t>
+      </w:r>
+      <w:r>
+        <w:t xml:space="preserve"> - moments the server stopped answering everyone (as when the viewer showed Offline). Each stall says what the server was busy with: send it to have that part fixed. </w:t>
+      </w:r>
+      <w:r>
+        <w:rPr>
+          <w:b/>
+        </w:rPr>
+        <w:t xml:space="preserve">Pages, as people waited</w:t>
+      </w:r>
+      <w:r>
+        <w:t xml:space="preserve">: each page's time until it was ready on people's own devices (the first sheet or the models shown), with its slowest data. </w:t>
+      </w:r>
+      <w:r>
+        <w:rPr>
+          <w:b/>
+        </w:rPr>
+        <w:t xml:space="preserve">Server answers</w:t>
+      </w:r>
+      <w:r>
+        <w:t xml:space="preserve"> and </w:t>
+      </w:r>
+      <w:r>
+        <w:rPr>
+          <w:b/>
+        </w:rPr>
+        <w:t xml:space="preserve">Slow answers</w:t>
+      </w:r>
+      <w:r>
+        <w:t xml:space="preserve"> (over 2 s) show which parts take the time. The chat's waiting-for-news requests are counted but not as slow.</w:t>
       </w:r>
     </w:p>
     <w:p>

--- a/docs/manual/LWK_Viewer_User_Manual_EN.docx
+++ b/docs/manual/LWK_Viewer_User_Manual_EN.docx
@@ -20020,6 +20020,24 @@
       </w:r>
       <w:r>
         <w:t xml:space="preserve"> each SBD check runs in its own process on the server, at lower priority, so the viewer and publishing from Revit carry on meanwhile. A big model can take some minutes - the panel says it is running. A check that takes over 20 minutes is stopped with a message: send the model (Model (JSON)) for a look.</w:t>
+      </w:r>
+    </w:p>
+    <w:p>
+      <w:pPr>
+        <w:pStyle w:val="ListParagraph"/>
+        <w:numPr>
+          <w:ilvl w:val="0"/>
+          <w:numId w:val="81"/>
+        </w:numPr>
+      </w:pPr>
+      <w:r>
+        <w:rPr>
+          <w:b/>
+        </w:rPr>
+        <w:t xml:space="preserve">Street canyon widths</w:t>
+      </w:r>
+      <w:r>
+        <w:t xml:space="preserve"> are measured square to the street's leg (its overall direction), over the whole frontage of the building or group, wherever its facade is within 30 m of the centreline - a small bend in the centreline where the street's Floors were joined does not turn the canyon askew.</w:t>
       </w:r>
     </w:p>
     <w:p>

--- a/docs/manual/LWK_Viewer_User_Manual_EN.docx
+++ b/docs/manual/LWK_Viewer_User_Manual_EN.docx
@@ -9891,6 +9891,18 @@
       </w:r>
       <w:r>
         <w:t xml:space="preserve"> unticked.</w:t>
+      </w:r>
+    </w:p>
+    <w:p>
+      <w:pPr>
+        <w:pStyle w:val="ListParagraph"/>
+        <w:numPr>
+          <w:ilvl w:val="0"/>
+          <w:numId w:val="43"/>
+        </w:numPr>
+      </w:pPr>
+      <w:r>
+        <w:t xml:space="preserve">A move into a group, or a hide, shows at once and is saved behind it - the sheet list is not read again, so even a big project can be sorted quickly without slowing the server for others. If a change cannot be saved, the status line says so and the list is shown again as the server has it.</w:t>
       </w:r>
     </w:p>
     <w:p>

--- a/docs/manual/LWK_Viewer_User_Manual_EN.docx
+++ b/docs/manual/LWK_Viewer_User_Manual_EN.docx
@@ -9782,43 +9782,52 @@
         <w:t xml:space="preserve">New group</w:t>
       </w:r>
       <w:r>
+        <w:t xml:space="preserve">, then ☰ &gt; </w:t>
+      </w:r>
+      <w:r>
+        <w:rPr>
+          <w:b/>
+        </w:rPr>
+        <w:t xml:space="preserve">Move / hide sheets</w:t>
+      </w:r>
+      <w:r>
+        <w:t xml:space="preserve">: tick the sheets and use </w:t>
+      </w:r>
+      <w:r>
+        <w:rPr>
+          <w:b/>
+        </w:rPr>
+        <w:t xml:space="preserve">Move to ▾</w:t>
+      </w:r>
+      <w:r>
         <w:t xml:space="preserve"> or </w:t>
       </w:r>
       <w:r>
         <w:rPr>
           <w:b/>
         </w:rPr>
-        <w:t xml:space="preserve">Make groups from the sheet numbers</w:t>
-      </w:r>
-      <w:r>
-        <w:t xml:space="preserve"> (A-1xx, A-2xx ...), and right-click a sheet &gt; </w:t>
-      </w:r>
-      <w:r>
-        <w:rPr>
-          <w:b/>
-        </w:rPr>
-        <w:t xml:space="preserve">Move to ...</w:t>
-      </w:r>
-      <w:r>
-        <w:t xml:space="preserve"> (or </w:t>
-      </w:r>
-      <w:r>
-        <w:rPr>
-          <w:b/>
-        </w:rPr>
-        <w:t xml:space="preserve">Select</w:t>
-      </w:r>
-      <w:r>
-        <w:t xml:space="preserve"> several, then </w:t>
-      </w:r>
-      <w:r>
-        <w:rPr>
-          <w:b/>
-        </w:rPr>
-        <w:t xml:space="preserve">Group ▾</w:t>
-      </w:r>
-      <w:r>
-        <w:t xml:space="preserve">) - project members make the groups, for everyone. Click a group's heading to fold it; its ⋯ has </w:t>
+        <w:t xml:space="preserve">Hide</w:t>
+      </w:r>
+      <w:r>
+        <w:t xml:space="preserve"> in the bar that stays at the top of the list (or right-click any ticked sheet - all the ticked ones move). The choice clears after each move, ready for the next; </w:t>
+      </w:r>
+      <w:r>
+        <w:rPr>
+          <w:b/>
+        </w:rPr>
+        <w:t xml:space="preserve">Esc</w:t>
+      </w:r>
+      <w:r>
+        <w:t xml:space="preserve"> or </w:t>
+      </w:r>
+      <w:r>
+        <w:rPr>
+          <w:b/>
+        </w:rPr>
+        <w:t xml:space="preserve">Done</w:t>
+      </w:r>
+      <w:r>
+        <w:t xml:space="preserve"> finishes - project members make the groups, for everyone. Click a group's heading to fold it; its ⋯ has </w:t>
       </w:r>
       <w:r>
         <w:rPr>
@@ -9891,6 +9900,69 @@
       </w:r>
       <w:r>
         <w:t xml:space="preserve"> unticked.</w:t>
+      </w:r>
+    </w:p>
+    <w:p>
+      <w:pPr>
+        <w:pStyle w:val="ListParagraph"/>
+        <w:numPr>
+          <w:ilvl w:val="0"/>
+          <w:numId w:val="43"/>
+        </w:numPr>
+      </w:pPr>
+      <w:r>
+        <w:rPr>
+          <w:b/>
+        </w:rPr>
+        <w:t xml:space="preserve">Putting sheets in order:</w:t>
+      </w:r>
+      <w:r>
+        <w:t xml:space="preserve"> drag a sheet (or the ticked ones) onto another - it goes before or after it, into that sheet's group; drop on a group's heading to put it at the end of that group. Or right-click a sheet &gt; </w:t>
+      </w:r>
+      <w:r>
+        <w:rPr>
+          <w:b/>
+        </w:rPr>
+        <w:t xml:space="preserve">Move up</w:t>
+      </w:r>
+      <w:r>
+        <w:t xml:space="preserve"> / </w:t>
+      </w:r>
+      <w:r>
+        <w:rPr>
+          <w:b/>
+        </w:rPr>
+        <w:t xml:space="preserve">Move down</w:t>
+      </w:r>
+      <w:r>
+        <w:t xml:space="preserve">. Each group keeps its own order, and so do the sheets in no group, for everyone. </w:t>
+      </w:r>
+      <w:r>
+        <w:rPr>
+          <w:b/>
+        </w:rPr>
+        <w:t xml:space="preserve">Hidden is the recycle bin</w:t>
+      </w:r>
+      <w:r>
+        <w:t xml:space="preserve"> (admins): right-click a hidden sheet &gt; </w:t>
+      </w:r>
+      <w:r>
+        <w:rPr>
+          <w:b/>
+        </w:rPr>
+        <w:t xml:space="preserve">Delete from the server ...</w:t>
+      </w:r>
+      <w:r>
+        <w:t xml:space="preserve">, or ⋯ on the Hidden heading &gt; </w:t>
+      </w:r>
+      <w:r>
+        <w:rPr>
+          <w:b/>
+        </w:rPr>
+        <w:t xml:space="preserve">Delete all ...</w:t>
+      </w:r>
+      <w:r>
+        <w:t xml:space="preserve"> - the sheet and its PDF go for good and do not come back with the next publish from Revit; its markups and issues are kept.</w:t>
       </w:r>
     </w:p>
     <w:p>

--- a/docs/manual/LWK_Viewer_User_Manual_EN.docx
+++ b/docs/manual/LWK_Viewer_User_Manual_EN.docx
@@ -20104,6 +20104,24 @@
       </w:r>
       <w:r>
         <w:t xml:space="preserve"> each SBD check runs in its own process on the server, at lower priority, so the viewer and publishing from Revit carry on meanwhile. A big model can take some minutes - the panel says it is running. A check that takes over 20 minutes is stopped with a message: send the model (Model (JSON)) for a look.</w:t>
+      </w:r>
+    </w:p>
+    <w:p>
+      <w:pPr>
+        <w:pStyle w:val="ListParagraph"/>
+        <w:numPr>
+          <w:ilvl w:val="0"/>
+          <w:numId w:val="81"/>
+        </w:numPr>
+      </w:pPr>
+      <w:r>
+        <w:rPr>
+          <w:b/>
+        </w:rPr>
+        <w:t xml:space="preserve">Run</w:t>
+      </w:r>
+      <w:r>
+        <w:t xml:space="preserve"> starts the check on the server and the panel says it is running; the result shows by itself when it is ready (a big model like TMTL496 takes about 3 minutes). You can leave the panel and come back - the rest of the viewer works meanwhile.</w:t>
       </w:r>
     </w:p>
     <w:p>

--- a/docs/manual/LWK_Viewer_User_Manual_EN.docx
+++ b/docs/manual/LWK_Viewer_User_Manual_EN.docx
@@ -2401,6 +2401,24 @@
       </w:r>
     </w:p>
     <w:p>
+      <w:pPr>
+        <w:pStyle w:val="ListParagraph"/>
+        <w:numPr>
+          <w:ilvl w:val="0"/>
+          <w:numId w:val="9"/>
+        </w:numPr>
+      </w:pPr>
+      <w:r>
+        <w:rPr>
+          <w:b/>
+        </w:rPr>
+        <w:t xml:space="preserve">Opens from your device:</w:t>
+      </w:r>
+      <w:r>
+        <w:t xml:space="preserve"> what the Dashboard showed last time is kept on this device and shown at once; the server is then asked only for the issues changed since. If the server does not answer, the last copy stays on screen and the page says so.</w:t>
+      </w:r>
+    </w:p>
+    <w:p>
       <w:pPr/>
       <w:r>
         <w:rPr>
@@ -3067,6 +3085,21 @@
       </w:r>
     </w:p>
     <w:p>
+      <w:pPr/>
+      <w:r>
+        <w:t xml:space="preserve">A list you opened before shows at once from this device, then only what changed since comes from the server. A long group shows its first 150 tasks; the next ones appear as you scroll down (or click </w:t>
+      </w:r>
+      <w:r>
+        <w:rPr>
+          <w:b/>
+        </w:rPr>
+        <w:t xml:space="preserve">Show more</w:t>
+      </w:r>
+      <w:r>
+        <w:t xml:space="preserve">). Search and filters always look at every task.</w:t>
+      </w:r>
+    </w:p>
+    <w:p>
       <w:pPr>
         <w:pStyle w:val="Heading3"/>
       </w:pPr>
@@ -5005,6 +5038,12 @@
     <w:p>
       <w:pPr/>
       <w:r>
+        <w:t xml:space="preserve">A board you opened before shows at once from this device; changes made since then by others arrive within a few seconds. Signing out clears the copies kept on the device (Board, Tasks, Dashboard).</w:t>
+      </w:r>
+    </w:p>
+    <w:p>
+      <w:pPr/>
+      <w:r>
         <w:rPr>
           <w:b/>
         </w:rPr>
@@ -13277,6 +13316,42 @@
         </w:numPr>
       </w:pPr>
       <w:r>
+        <w:rPr>
+          <w:b/>
+        </w:rPr>
+        <w:t xml:space="preserve">In stages:</w:t>
+      </w:r>
+      <w:r>
+        <w:t xml:space="preserve"> the main model shows as soon as it has loaded, and you can work at once; the other models keep loading behind it, the ones nearest your view first ("Main model ready - N more model(s) loading behind it").</w:t>
+      </w:r>
+    </w:p>
+    <w:p>
+      <w:pPr>
+        <w:pStyle w:val="ListParagraph"/>
+        <w:numPr>
+          <w:ilvl w:val="0"/>
+          <w:numId w:val="56"/>
+        </w:numPr>
+      </w:pPr>
+      <w:r>
+        <w:rPr>
+          <w:b/>
+        </w:rPr>
+        <w:t xml:space="preserve">Open with the main model only</w:t>
+      </w:r>
+      <w:r>
+        <w:t xml:space="preserve"> (under the list, remembered on this device): only the main model loads on opening; another model loads when you tick it or come near it. Useful on a slow connection or a computer with little memory.</w:t>
+      </w:r>
+    </w:p>
+    <w:p>
+      <w:pPr>
+        <w:pStyle w:val="ListParagraph"/>
+        <w:numPr>
+          <w:ilvl w:val="0"/>
+          <w:numId w:val="56"/>
+        </w:numPr>
+      </w:pPr>
+      <w:r>
         <w:t xml:space="preserve">Every panel heading (Models, Section, Measure, and so on) folds away when clicked, and stays folded next time.</w:t>
       </w:r>
     </w:p>
@@ -25186,6 +25261,24 @@
       </w:r>
       <w:r>
         <w:t xml:space="preserve">: that writes the new launcher and watcher.</w:t>
+      </w:r>
+    </w:p>
+    <w:p>
+      <w:pPr>
+        <w:pStyle w:val="ListParagraph"/>
+        <w:numPr>
+          <w:ilvl w:val="0"/>
+          <w:numId w:val="99"/>
+        </w:numPr>
+      </w:pPr>
+      <w:r>
+        <w:rPr>
+          <w:b/>
+        </w:rPr>
+        <w:t xml:space="preserve">Only changed files are sent (update 2026-12-08):</w:t>
+      </w:r>
+      <w:r>
+        <w:t xml:space="preserve"> an unchanged 3D model gives the same file as the night before, and a sheet PDF whose drawing did not change (Revit stamps a new date into it each time) is recognised as the same - neither is uploaded again. The log says e.g. "upload: sending 6 of 108 file(s), 12.4 MB - the rest unchanged (40 sheet PDF(s) exported again with only their dates changed)". Update the add-in (LWK.extension) on the PC; the first night after the update still sends everything once.</w:t>
       </w:r>
     </w:p>
     <w:p>

--- a/docs/manual/LWK_Viewer_User_Manual_EN.docx
+++ b/docs/manual/LWK_Viewer_User_Manual_EN.docx
@@ -20196,7 +20196,16 @@
         <w:t xml:space="preserve">Run</w:t>
       </w:r>
       <w:r>
-        <w:t xml:space="preserve"> starts the check on the server and the panel says it is running; the result shows by itself when it is ready (a big model like TMTL496 takes about 3 minutes). You can leave the panel and come back - the rest of the viewer works meanwhile.</w:t>
+        <w:t xml:space="preserve"> starts the check on the server and the panel says it is running; the result shows by itself when it is ready (a big model with many tower steps takes under a minute, since 2026-12-09). You can leave the panel and come back - the rest of the viewer works meanwhile. Under the result, </w:t>
+      </w:r>
+      <w:r>
+        <w:rPr>
+          <w:b/>
+        </w:rPr>
+        <w:t xml:space="preserve">took ...</w:t>
+      </w:r>
+      <w:r>
+        <w:t xml:space="preserve"> says how long the check took and in which steps (plane search, elevations, Case 1 ...).</w:t>
       </w:r>
     </w:p>
     <w:p>

--- a/docs/manual/LWK_Viewer_User_Manual_EN.docx
+++ b/docs/manual/LWK_Viewer_User_Manual_EN.docx
@@ -20519,6 +20519,350 @@
     </w:p>
     <w:p>
       <w:pPr>
+        <w:pStyle w:val="Heading3"/>
+      </w:pPr>
+      <w:r>
+        <w:t xml:space="preserve">Light &amp; Ventilation (window area check)</w:t>
+      </w:r>
+    </w:p>
+    <w:p>
+      <w:pPr/>
+      <w:r>
+        <w:t xml:space="preserve">The </w:t>
+      </w:r>
+      <w:r>
+        <w:rPr>
+          <w:b/>
+        </w:rPr>
+        <w:t xml:space="preserve">Light &amp; Vent</w:t>
+      </w:r>
+      <w:r>
+        <w:t xml:space="preserve"> check in Revit works out, for each room, the lighting (room area x 1/10) and openable (x 1/16) window area required against what its windows and curtain panels give. Its result can be reviewed in the viewer </w:t>
+      </w:r>
+      <w:r>
+        <w:rPr>
+          <w:b/>
+        </w:rPr>
+        <w:t xml:space="preserve">on the plan sheets</w:t>
+      </w:r>
+      <w:r>
+        <w:t xml:space="preserve"> - even when the check runs in one model (the </w:t>
+      </w:r>
+      <w:r>
+        <w:rPr>
+          <w:b/>
+        </w:rPr>
+        <w:t xml:space="preserve">Calculation Master Model</w:t>
+      </w:r>
+      <w:r>
+        <w:t xml:space="preserve">, with the accurate room areas) and the plan sheets are published from another (the </w:t>
+      </w:r>
+      <w:r>
+        <w:rPr>
+          <w:b/>
+        </w:rPr>
+        <w:t xml:space="preserve">Layout Master Model</w:t>
+      </w:r>
+      <w:r>
+        <w:t xml:space="preserve">). The two only need to be on the </w:t>
+      </w:r>
+      <w:r>
+        <w:rPr>
+          <w:b/>
+        </w:rPr>
+        <w:t xml:space="preserve">same shared coordinates</w:t>
+      </w:r>
+      <w:r>
+        <w:t xml:space="preserve">.</w:t>
+      </w:r>
+    </w:p>
+    <w:p>
+      <w:pPr/>
+      <w:r>
+        <w:rPr>
+          <w:b/>
+        </w:rPr>
+        <w:t xml:space="preserve">In Revit</w:t>
+      </w:r>
+    </w:p>
+    <w:p>
+      <w:pPr>
+        <w:pStyle w:val="ListParagraph"/>
+        <w:numPr>
+          <w:ilvl w:val="0"/>
+          <w:numId w:val="83"/>
+        </w:numPr>
+      </w:pPr>
+      <w:r>
+        <w:rPr>
+          <w:b/>
+        </w:rPr>
+        <w:t xml:space="preserve">Calculation model:</w:t>
+      </w:r>
+      <w:r>
+        <w:t xml:space="preserve"> </w:t>
+      </w:r>
+      <w:r>
+        <w:rPr>
+          <w:b/>
+        </w:rPr>
+        <w:t xml:space="preserve">Light &amp; Vent</w:t>
+      </w:r>
+      <w:r>
+        <w:t xml:space="preserve"> as before, then answer </w:t>
+      </w:r>
+      <w:r>
+        <w:rPr>
+          <w:b/>
+        </w:rPr>
+        <w:t xml:space="preserve">Yes</w:t>
+      </w:r>
+      <w:r>
+        <w:t xml:space="preserve"> to *Send the result to the viewer?* and pick the viewer project. Each room goes with its outline, its windows and its result; the diagrams PDF (when made) goes too, and is also kept in Folders &gt; 00 BIM &gt; Exports &gt; Light &amp; Ventilation.</w:t>
+      </w:r>
+    </w:p>
+    <w:p>
+      <w:pPr>
+        <w:pStyle w:val="ListParagraph"/>
+        <w:numPr>
+          <w:ilvl w:val="0"/>
+          <w:numId w:val="83"/>
+        </w:numPr>
+      </w:pPr>
+      <w:r>
+        <w:rPr>
+          <w:b/>
+        </w:rPr>
+        <w:t xml:space="preserve">Layout model:</w:t>
+      </w:r>
+      <w:r>
+        <w:t xml:space="preserve"> publish its plan sheets </w:t>
+      </w:r>
+      <w:r>
+        <w:rPr>
+          <w:b/>
+        </w:rPr>
+        <w:t xml:space="preserve">once with the updated add-in</w:t>
+      </w:r>
+      <w:r>
+        <w:t xml:space="preserve"> (2026-12-10 or later). Each plan then carries where it sits in shared coordinates. Older plans show no rooms, and the legend says so.</w:t>
+      </w:r>
+    </w:p>
+    <w:p>
+      <w:pPr/>
+      <w:r>
+        <w:rPr>
+          <w:b/>
+        </w:rPr>
+        <w:t xml:space="preserve">On the sheets</w:t>
+      </w:r>
+    </w:p>
+    <w:p>
+      <w:pPr>
+        <w:pStyle w:val="ListParagraph"/>
+        <w:numPr>
+          <w:ilvl w:val="0"/>
+          <w:numId w:val="84"/>
+        </w:numPr>
+      </w:pPr>
+      <w:r>
+        <w:rPr>
+          <w:b/>
+        </w:rPr>
+        <w:t xml:space="preserve">View &gt; Light &amp; Vent</w:t>
+      </w:r>
+      <w:r>
+        <w:t xml:space="preserve"> colours each checked room on the plans of </w:t>
+      </w:r>
+      <w:r>
+        <w:rPr>
+          <w:b/>
+        </w:rPr>
+        <w:t xml:space="preserve">its own floor</w:t>
+      </w:r>
+      <w:r>
+        <w:t xml:space="preserve">: green </w:t>
+      </w:r>
+      <w:r>
+        <w:rPr>
+          <w:b/>
+        </w:rPr>
+        <w:t xml:space="preserve">OK</w:t>
+      </w:r>
+      <w:r>
+        <w:t xml:space="preserve">, red </w:t>
+      </w:r>
+      <w:r>
+        <w:rPr>
+          <w:b/>
+        </w:rPr>
+        <w:t xml:space="preserve">NOT OK</w:t>
+      </w:r>
+      <w:r>
+        <w:t xml:space="preserve"> / </w:t>
+      </w:r>
+      <w:r>
+        <w:rPr>
+          <w:b/>
+        </w:rPr>
+        <w:t xml:space="preserve">NO WINDOW</w:t>
+      </w:r>
+      <w:r>
+        <w:t xml:space="preserve">, amber </w:t>
+      </w:r>
+      <w:r>
+        <w:rPr>
+          <w:b/>
+        </w:rPr>
+        <w:t xml:space="preserve">NEEDS DATA</w:t>
+      </w:r>
+      <w:r>
+        <w:t xml:space="preserve"> (a window type to confirm). A room counted together with another (a kitchen with the living room: *WITH 131*) is dashed in that room's colour. The dots are its windows and panels.</w:t>
+      </w:r>
+    </w:p>
+    <w:p>
+      <w:pPr>
+        <w:pStyle w:val="ListParagraph"/>
+        <w:numPr>
+          <w:ilvl w:val="0"/>
+          <w:numId w:val="84"/>
+        </w:numPr>
+      </w:pPr>
+      <w:r>
+        <w:t xml:space="preserve">The legend at the bottom left gives the counts, the model and when it was checked.</w:t>
+      </w:r>
+    </w:p>
+    <w:p>
+      <w:pPr>
+        <w:pStyle w:val="ListParagraph"/>
+        <w:numPr>
+          <w:ilvl w:val="0"/>
+          <w:numId w:val="84"/>
+        </w:numPr>
+      </w:pPr>
+      <w:r>
+        <w:rPr>
+          <w:b/>
+        </w:rPr>
+        <w:t xml:space="preserve">Click a room</w:t>
+      </w:r>
+      <w:r>
+        <w:t xml:space="preserve"> (Select tool): its card shows the area, the required and provided lighting and openable area (measured glass, and width x height x 70 % beside it), each window (mark, type, size, how it opens, its share) and the notes. </w:t>
+      </w:r>
+      <w:r>
+        <w:rPr>
+          <w:b/>
+        </w:rPr>
+        <w:t xml:space="preserve">Show in 3D</w:t>
+      </w:r>
+      <w:r>
+        <w:t xml:space="preserve"> shows its windows in the model; </w:t>
+      </w:r>
+      <w:r>
+        <w:rPr>
+          <w:b/>
+        </w:rPr>
+        <w:t xml:space="preserve">Make issue</w:t>
+      </w:r>
+      <w:r>
+        <w:t xml:space="preserve"> draws a cloud round the room and opens the issue form, filled in. </w:t>
+      </w:r>
+      <w:r>
+        <w:rPr>
+          <w:b/>
+        </w:rPr>
+        <w:t xml:space="preserve">Esc</w:t>
+      </w:r>
+      <w:r>
+        <w:t xml:space="preserve"> clears it.</w:t>
+      </w:r>
+    </w:p>
+    <w:p>
+      <w:pPr/>
+      <w:r>
+        <w:rPr>
+          <w:b/>
+        </w:rPr>
+        <w:t xml:space="preserve">The table and the Dashboard</w:t>
+      </w:r>
+    </w:p>
+    <w:p>
+      <w:pPr>
+        <w:pStyle w:val="ListParagraph"/>
+        <w:numPr>
+          <w:ilvl w:val="0"/>
+          <w:numId w:val="85"/>
+        </w:numPr>
+      </w:pPr>
+      <w:r>
+        <w:rPr>
+          <w:b/>
+        </w:rPr>
+        <w:t xml:space="preserve">3D &gt; Checks &gt; Light &amp; Vent:</w:t>
+      </w:r>
+      <w:r>
+        <w:t xml:space="preserve"> every room, filtered by floor, flat and result (rooms to look at first). Click a row for its card, and </w:t>
+      </w:r>
+      <w:r>
+        <w:rPr>
+          <w:b/>
+        </w:rPr>
+        <w:t xml:space="preserve">On the plan ...</w:t>
+      </w:r>
+      <w:r>
+        <w:t xml:space="preserve"> opens the sheet with the room shown. </w:t>
+      </w:r>
+      <w:r>
+        <w:rPr>
+          <w:b/>
+        </w:rPr>
+        <w:t xml:space="preserve">Table (CSV)</w:t>
+      </w:r>
+      <w:r>
+        <w:t xml:space="preserve"> and </w:t>
+      </w:r>
+      <w:r>
+        <w:rPr>
+          <w:b/>
+        </w:rPr>
+        <w:t xml:space="preserve">Diagrams (PDF)</w:t>
+      </w:r>
+      <w:r>
+        <w:t xml:space="preserve"> download them.</w:t>
+      </w:r>
+    </w:p>
+    <w:p>
+      <w:pPr>
+        <w:pStyle w:val="ListParagraph"/>
+        <w:numPr>
+          <w:ilvl w:val="0"/>
+          <w:numId w:val="85"/>
+        </w:numPr>
+      </w:pPr>
+      <w:r>
+        <w:rPr>
+          <w:b/>
+        </w:rPr>
+        <w:t xml:space="preserve">Dashboard:</w:t>
+      </w:r>
+      <w:r>
+        <w:t xml:space="preserve"> a Light &amp; Ventilation card with the counts and the date of the last check.</w:t>
+      </w:r>
+    </w:p>
+    <w:p>
+      <w:pPr>
+        <w:pStyle w:val="ListParagraph"/>
+        <w:numPr>
+          <w:ilvl w:val="0"/>
+          <w:numId w:val="85"/>
+        </w:numPr>
+      </w:pPr>
+      <w:r>
+        <w:t xml:space="preserve">If the rooms land in the wrong place on the plans, the two models are not on the same shared coordinates: check with the BIM team (Manage &gt; Coordinates in Revit).</w:t>
+      </w:r>
+    </w:p>
+    <w:p>
+      <w:pPr>
         <w:pStyle w:val="Heading2"/>
       </w:pPr>
       <w:r>
@@ -20956,7 +21300,7 @@
         <w:pStyle w:val="ListParagraph"/>
         <w:numPr>
           <w:ilvl w:val="0"/>
-          <w:numId w:val="83"/>
+          <w:numId w:val="86"/>
         </w:numPr>
       </w:pPr>
       <w:r>
@@ -20974,7 +21318,7 @@
         <w:pStyle w:val="ListParagraph"/>
         <w:numPr>
           <w:ilvl w:val="0"/>
-          <w:numId w:val="83"/>
+          <w:numId w:val="86"/>
         </w:numPr>
       </w:pPr>
       <w:r>
@@ -20992,7 +21336,7 @@
         <w:pStyle w:val="ListParagraph"/>
         <w:numPr>
           <w:ilvl w:val="0"/>
-          <w:numId w:val="83"/>
+          <w:numId w:val="86"/>
         </w:numPr>
       </w:pPr>
       <w:r>
@@ -21010,7 +21354,7 @@
         <w:pStyle w:val="ListParagraph"/>
         <w:numPr>
           <w:ilvl w:val="0"/>
-          <w:numId w:val="83"/>
+          <w:numId w:val="86"/>
         </w:numPr>
       </w:pPr>
       <w:r>
@@ -21233,7 +21577,7 @@
         <w:pStyle w:val="ListParagraph"/>
         <w:numPr>
           <w:ilvl w:val="0"/>
-          <w:numId w:val="84"/>
+          <w:numId w:val="87"/>
         </w:numPr>
       </w:pPr>
       <w:r>
@@ -21245,7 +21589,7 @@
         <w:pStyle w:val="ListParagraph"/>
         <w:numPr>
           <w:ilvl w:val="0"/>
-          <w:numId w:val="84"/>
+          <w:numId w:val="87"/>
         </w:numPr>
       </w:pPr>
       <w:r>
@@ -21308,7 +21652,7 @@
         <w:pStyle w:val="ListParagraph"/>
         <w:numPr>
           <w:ilvl w:val="0"/>
-          <w:numId w:val="84"/>
+          <w:numId w:val="87"/>
         </w:numPr>
       </w:pPr>
       <w:r>
@@ -21329,7 +21673,7 @@
         <w:pStyle w:val="ListParagraph"/>
         <w:numPr>
           <w:ilvl w:val="0"/>
-          <w:numId w:val="84"/>
+          <w:numId w:val="87"/>
         </w:numPr>
       </w:pPr>
       <w:r>
@@ -21410,7 +21754,7 @@
         <w:pStyle w:val="ListParagraph"/>
         <w:numPr>
           <w:ilvl w:val="0"/>
-          <w:numId w:val="84"/>
+          <w:numId w:val="87"/>
         </w:numPr>
       </w:pPr>
       <w:r>
@@ -21422,7 +21766,7 @@
         <w:pStyle w:val="ListParagraph"/>
         <w:numPr>
           <w:ilvl w:val="0"/>
-          <w:numId w:val="84"/>
+          <w:numId w:val="87"/>
         </w:numPr>
       </w:pPr>
       <w:r>
@@ -21501,7 +21845,7 @@
         <w:pStyle w:val="ListParagraph"/>
         <w:numPr>
           <w:ilvl w:val="0"/>
-          <w:numId w:val="85"/>
+          <w:numId w:val="88"/>
         </w:numPr>
       </w:pPr>
       <w:r>
@@ -21513,7 +21857,7 @@
         <w:pStyle w:val="ListParagraph"/>
         <w:numPr>
           <w:ilvl w:val="0"/>
-          <w:numId w:val="85"/>
+          <w:numId w:val="88"/>
         </w:numPr>
       </w:pPr>
       <w:r>
@@ -21525,7 +21869,7 @@
         <w:pStyle w:val="ListParagraph"/>
         <w:numPr>
           <w:ilvl w:val="0"/>
-          <w:numId w:val="85"/>
+          <w:numId w:val="88"/>
         </w:numPr>
       </w:pPr>
       <w:r>
@@ -21537,7 +21881,7 @@
         <w:pStyle w:val="ListParagraph"/>
         <w:numPr>
           <w:ilvl w:val="0"/>
-          <w:numId w:val="85"/>
+          <w:numId w:val="88"/>
         </w:numPr>
       </w:pPr>
       <w:r>
@@ -21549,7 +21893,7 @@
         <w:pStyle w:val="ListParagraph"/>
         <w:numPr>
           <w:ilvl w:val="0"/>
-          <w:numId w:val="85"/>
+          <w:numId w:val="88"/>
         </w:numPr>
       </w:pPr>
       <w:r>
@@ -21561,7 +21905,7 @@
         <w:pStyle w:val="ListParagraph"/>
         <w:numPr>
           <w:ilvl w:val="0"/>
-          <w:numId w:val="85"/>
+          <w:numId w:val="88"/>
         </w:numPr>
       </w:pPr>
       <w:r>
@@ -21573,7 +21917,7 @@
         <w:pStyle w:val="ListParagraph"/>
         <w:numPr>
           <w:ilvl w:val="0"/>
-          <w:numId w:val="85"/>
+          <w:numId w:val="88"/>
         </w:numPr>
       </w:pPr>
       <w:r>
@@ -21585,7 +21929,7 @@
         <w:pStyle w:val="ListParagraph"/>
         <w:numPr>
           <w:ilvl w:val="0"/>
-          <w:numId w:val="85"/>
+          <w:numId w:val="88"/>
         </w:numPr>
       </w:pPr>
       <w:r>
@@ -21597,7 +21941,7 @@
         <w:pStyle w:val="ListParagraph"/>
         <w:numPr>
           <w:ilvl w:val="0"/>
-          <w:numId w:val="85"/>
+          <w:numId w:val="88"/>
         </w:numPr>
       </w:pPr>
       <w:r>
@@ -21609,7 +21953,7 @@
         <w:pStyle w:val="ListParagraph"/>
         <w:numPr>
           <w:ilvl w:val="0"/>
-          <w:numId w:val="85"/>
+          <w:numId w:val="88"/>
         </w:numPr>
       </w:pPr>
       <w:r>
@@ -21621,7 +21965,7 @@
         <w:pStyle w:val="ListParagraph"/>
         <w:numPr>
           <w:ilvl w:val="0"/>
-          <w:numId w:val="85"/>
+          <w:numId w:val="88"/>
         </w:numPr>
       </w:pPr>
       <w:r>
@@ -22087,7 +22431,7 @@
         <w:pStyle w:val="ListParagraph"/>
         <w:numPr>
           <w:ilvl w:val="0"/>
-          <w:numId w:val="86"/>
+          <w:numId w:val="89"/>
         </w:numPr>
       </w:pPr>
       <w:r>
@@ -22099,7 +22443,7 @@
         <w:pStyle w:val="ListParagraph"/>
         <w:numPr>
           <w:ilvl w:val="0"/>
-          <w:numId w:val="86"/>
+          <w:numId w:val="89"/>
         </w:numPr>
       </w:pPr>
       <w:r>
@@ -22111,7 +22455,7 @@
         <w:pStyle w:val="ListParagraph"/>
         <w:numPr>
           <w:ilvl w:val="0"/>
-          <w:numId w:val="86"/>
+          <w:numId w:val="89"/>
         </w:numPr>
       </w:pPr>
       <w:r>
@@ -22123,7 +22467,7 @@
         <w:pStyle w:val="ListParagraph"/>
         <w:numPr>
           <w:ilvl w:val="0"/>
-          <w:numId w:val="86"/>
+          <w:numId w:val="89"/>
         </w:numPr>
       </w:pPr>
       <w:r>
@@ -22135,7 +22479,7 @@
         <w:pStyle w:val="ListParagraph"/>
         <w:numPr>
           <w:ilvl w:val="0"/>
-          <w:numId w:val="86"/>
+          <w:numId w:val="89"/>
         </w:numPr>
       </w:pPr>
       <w:r>
@@ -22147,7 +22491,7 @@
         <w:pStyle w:val="ListParagraph"/>
         <w:numPr>
           <w:ilvl w:val="0"/>
-          <w:numId w:val="86"/>
+          <w:numId w:val="89"/>
         </w:numPr>
       </w:pPr>
       <w:r>
@@ -22159,7 +22503,7 @@
         <w:pStyle w:val="ListParagraph"/>
         <w:numPr>
           <w:ilvl w:val="0"/>
-          <w:numId w:val="86"/>
+          <w:numId w:val="89"/>
         </w:numPr>
       </w:pPr>
       <w:r>
@@ -22171,7 +22515,7 @@
         <w:pStyle w:val="ListParagraph"/>
         <w:numPr>
           <w:ilvl w:val="0"/>
-          <w:numId w:val="86"/>
+          <w:numId w:val="89"/>
         </w:numPr>
       </w:pPr>
       <w:r>
@@ -22183,7 +22527,7 @@
         <w:pStyle w:val="ListParagraph"/>
         <w:numPr>
           <w:ilvl w:val="0"/>
-          <w:numId w:val="86"/>
+          <w:numId w:val="89"/>
         </w:numPr>
       </w:pPr>
       <w:r>
@@ -22195,7 +22539,7 @@
         <w:pStyle w:val="ListParagraph"/>
         <w:numPr>
           <w:ilvl w:val="0"/>
-          <w:numId w:val="86"/>
+          <w:numId w:val="89"/>
         </w:numPr>
       </w:pPr>
       <w:r>
@@ -22215,7 +22559,7 @@
         <w:pStyle w:val="ListParagraph"/>
         <w:numPr>
           <w:ilvl w:val="0"/>
-          <w:numId w:val="87"/>
+          <w:numId w:val="90"/>
         </w:numPr>
       </w:pPr>
       <w:r>
@@ -22236,7 +22580,7 @@
         <w:pStyle w:val="ListParagraph"/>
         <w:numPr>
           <w:ilvl w:val="0"/>
-          <w:numId w:val="87"/>
+          <w:numId w:val="90"/>
         </w:numPr>
       </w:pPr>
       <w:r>
@@ -22272,7 +22616,7 @@
         <w:pStyle w:val="ListParagraph"/>
         <w:numPr>
           <w:ilvl w:val="0"/>
-          <w:numId w:val="87"/>
+          <w:numId w:val="90"/>
         </w:numPr>
       </w:pPr>
       <w:r>
@@ -22320,7 +22664,7 @@
         <w:pStyle w:val="ListParagraph"/>
         <w:numPr>
           <w:ilvl w:val="0"/>
-          <w:numId w:val="87"/>
+          <w:numId w:val="90"/>
         </w:numPr>
       </w:pPr>
       <w:r>
@@ -22374,7 +22718,7 @@
         <w:pStyle w:val="ListParagraph"/>
         <w:numPr>
           <w:ilvl w:val="0"/>
-          <w:numId w:val="87"/>
+          <w:numId w:val="90"/>
         </w:numPr>
       </w:pPr>
       <w:r>
@@ -22401,7 +22745,7 @@
         <w:pStyle w:val="ListParagraph"/>
         <w:numPr>
           <w:ilvl w:val="0"/>
-          <w:numId w:val="87"/>
+          <w:numId w:val="90"/>
         </w:numPr>
       </w:pPr>
       <w:r>
@@ -22419,7 +22763,7 @@
         <w:pStyle w:val="ListParagraph"/>
         <w:numPr>
           <w:ilvl w:val="0"/>
-          <w:numId w:val="87"/>
+          <w:numId w:val="90"/>
         </w:numPr>
       </w:pPr>
       <w:r>
@@ -22437,7 +22781,7 @@
         <w:pStyle w:val="ListParagraph"/>
         <w:numPr>
           <w:ilvl w:val="0"/>
-          <w:numId w:val="87"/>
+          <w:numId w:val="90"/>
         </w:numPr>
       </w:pPr>
       <w:r>
@@ -22482,7 +22826,7 @@
         <w:pStyle w:val="ListParagraph"/>
         <w:numPr>
           <w:ilvl w:val="0"/>
-          <w:numId w:val="87"/>
+          <w:numId w:val="90"/>
         </w:numPr>
       </w:pPr>
       <w:r>
@@ -22518,7 +22862,7 @@
         <w:pStyle w:val="ListParagraph"/>
         <w:numPr>
           <w:ilvl w:val="0"/>
-          <w:numId w:val="87"/>
+          <w:numId w:val="90"/>
         </w:numPr>
       </w:pPr>
       <w:r>
@@ -22767,7 +23111,7 @@
         <w:pStyle w:val="ListParagraph"/>
         <w:numPr>
           <w:ilvl w:val="0"/>
-          <w:numId w:val="88"/>
+          <w:numId w:val="91"/>
         </w:numPr>
       </w:pPr>
       <w:r>
@@ -22803,7 +23147,7 @@
         <w:pStyle w:val="ListParagraph"/>
         <w:numPr>
           <w:ilvl w:val="0"/>
-          <w:numId w:val="88"/>
+          <w:numId w:val="91"/>
         </w:numPr>
       </w:pPr>
       <w:r>
@@ -22866,7 +23210,7 @@
         <w:pStyle w:val="ListParagraph"/>
         <w:numPr>
           <w:ilvl w:val="0"/>
-          <w:numId w:val="88"/>
+          <w:numId w:val="91"/>
         </w:numPr>
       </w:pPr>
       <w:r>
@@ -22892,7 +23236,7 @@
         <w:pStyle w:val="ListParagraph"/>
         <w:numPr>
           <w:ilvl w:val="0"/>
-          <w:numId w:val="89"/>
+          <w:numId w:val="92"/>
         </w:numPr>
       </w:pPr>
       <w:r>
@@ -22919,7 +23263,7 @@
         <w:pStyle w:val="ListParagraph"/>
         <w:numPr>
           <w:ilvl w:val="0"/>
-          <w:numId w:val="89"/>
+          <w:numId w:val="92"/>
         </w:numPr>
       </w:pPr>
       <w:r>
@@ -22940,7 +23284,7 @@
         <w:pStyle w:val="ListParagraph"/>
         <w:numPr>
           <w:ilvl w:val="0"/>
-          <w:numId w:val="89"/>
+          <w:numId w:val="92"/>
         </w:numPr>
       </w:pPr>
       <w:r>
@@ -22981,7 +23325,7 @@
         <w:pStyle w:val="ListParagraph"/>
         <w:numPr>
           <w:ilvl w:val="0"/>
-          <w:numId w:val="90"/>
+          <w:numId w:val="93"/>
         </w:numPr>
       </w:pPr>
       <w:r>
@@ -23026,7 +23370,7 @@
         <w:pStyle w:val="ListParagraph"/>
         <w:numPr>
           <w:ilvl w:val="0"/>
-          <w:numId w:val="90"/>
+          <w:numId w:val="93"/>
         </w:numPr>
       </w:pPr>
       <w:r>
@@ -23062,7 +23406,7 @@
         <w:pStyle w:val="ListParagraph"/>
         <w:numPr>
           <w:ilvl w:val="0"/>
-          <w:numId w:val="90"/>
+          <w:numId w:val="93"/>
         </w:numPr>
       </w:pPr>
       <w:r>
@@ -23089,7 +23433,7 @@
         <w:pStyle w:val="ListParagraph"/>
         <w:numPr>
           <w:ilvl w:val="0"/>
-          <w:numId w:val="90"/>
+          <w:numId w:val="93"/>
         </w:numPr>
       </w:pPr>
       <w:r>
@@ -23404,7 +23748,7 @@
         <w:pStyle w:val="ListParagraph"/>
         <w:numPr>
           <w:ilvl w:val="0"/>
-          <w:numId w:val="91"/>
+          <w:numId w:val="94"/>
         </w:numPr>
       </w:pPr>
       <w:r>
@@ -23479,7 +23823,7 @@
         <w:pStyle w:val="ListParagraph"/>
         <w:numPr>
           <w:ilvl w:val="0"/>
-          <w:numId w:val="91"/>
+          <w:numId w:val="94"/>
         </w:numPr>
       </w:pPr>
       <w:r>
@@ -23509,7 +23853,7 @@
         <w:pStyle w:val="ListParagraph"/>
         <w:numPr>
           <w:ilvl w:val="0"/>
-          <w:numId w:val="91"/>
+          <w:numId w:val="94"/>
         </w:numPr>
       </w:pPr>
       <w:r>
@@ -23535,7 +23879,7 @@
         <w:pStyle w:val="ListParagraph"/>
         <w:numPr>
           <w:ilvl w:val="0"/>
-          <w:numId w:val="92"/>
+          <w:numId w:val="95"/>
         </w:numPr>
       </w:pPr>
       <w:r>
@@ -23565,7 +23909,7 @@
         <w:pStyle w:val="ListParagraph"/>
         <w:numPr>
           <w:ilvl w:val="0"/>
-          <w:numId w:val="92"/>
+          <w:numId w:val="95"/>
         </w:numPr>
       </w:pPr>
       <w:r>
@@ -23586,7 +23930,7 @@
         <w:pStyle w:val="ListParagraph"/>
         <w:numPr>
           <w:ilvl w:val="0"/>
-          <w:numId w:val="92"/>
+          <w:numId w:val="95"/>
         </w:numPr>
       </w:pPr>
       <w:r>
@@ -23616,7 +23960,7 @@
         <w:pStyle w:val="ListParagraph"/>
         <w:numPr>
           <w:ilvl w:val="0"/>
-          <w:numId w:val="93"/>
+          <w:numId w:val="96"/>
         </w:numPr>
       </w:pPr>
       <w:r>
@@ -23628,7 +23972,7 @@
         <w:pStyle w:val="ListParagraph"/>
         <w:numPr>
           <w:ilvl w:val="0"/>
-          <w:numId w:val="93"/>
+          <w:numId w:val="96"/>
         </w:numPr>
       </w:pPr>
       <w:r>
@@ -23672,7 +24016,7 @@
         <w:pStyle w:val="ListParagraph"/>
         <w:numPr>
           <w:ilvl w:val="0"/>
-          <w:numId w:val="94"/>
+          <w:numId w:val="97"/>
         </w:numPr>
       </w:pPr>
       <w:r>
@@ -23720,7 +24064,7 @@
         <w:pStyle w:val="ListParagraph"/>
         <w:numPr>
           <w:ilvl w:val="0"/>
-          <w:numId w:val="94"/>
+          <w:numId w:val="97"/>
         </w:numPr>
       </w:pPr>
       <w:r>
@@ -23732,7 +24076,7 @@
         <w:pStyle w:val="ListParagraph"/>
         <w:numPr>
           <w:ilvl w:val="0"/>
-          <w:numId w:val="94"/>
+          <w:numId w:val="97"/>
         </w:numPr>
       </w:pPr>
       <w:r>
@@ -23750,7 +24094,7 @@
         <w:pStyle w:val="ListParagraph"/>
         <w:numPr>
           <w:ilvl w:val="0"/>
-          <w:numId w:val="94"/>
+          <w:numId w:val="97"/>
         </w:numPr>
       </w:pPr>
       <w:r>
@@ -23762,7 +24106,7 @@
         <w:pStyle w:val="ListParagraph"/>
         <w:numPr>
           <w:ilvl w:val="0"/>
-          <w:numId w:val="94"/>
+          <w:numId w:val="97"/>
         </w:numPr>
       </w:pPr>
       <w:r>
@@ -23774,7 +24118,7 @@
         <w:pStyle w:val="ListParagraph"/>
         <w:numPr>
           <w:ilvl w:val="0"/>
-          <w:numId w:val="94"/>
+          <w:numId w:val="97"/>
         </w:numPr>
       </w:pPr>
       <w:r>
@@ -23786,7 +24130,7 @@
         <w:pStyle w:val="ListParagraph"/>
         <w:numPr>
           <w:ilvl w:val="0"/>
-          <w:numId w:val="94"/>
+          <w:numId w:val="97"/>
         </w:numPr>
       </w:pPr>
       <w:r>
@@ -24060,7 +24404,7 @@
         <w:pStyle w:val="ListParagraph"/>
         <w:numPr>
           <w:ilvl w:val="0"/>
-          <w:numId w:val="95"/>
+          <w:numId w:val="98"/>
         </w:numPr>
       </w:pPr>
       <w:r>
@@ -24072,7 +24416,7 @@
         <w:pStyle w:val="ListParagraph"/>
         <w:numPr>
           <w:ilvl w:val="0"/>
-          <w:numId w:val="95"/>
+          <w:numId w:val="98"/>
         </w:numPr>
       </w:pPr>
       <w:r>
@@ -24084,7 +24428,7 @@
         <w:pStyle w:val="ListParagraph"/>
         <w:numPr>
           <w:ilvl w:val="0"/>
-          <w:numId w:val="95"/>
+          <w:numId w:val="98"/>
         </w:numPr>
       </w:pPr>
       <w:r>
@@ -24358,7 +24702,7 @@
         <w:pStyle w:val="ListParagraph"/>
         <w:numPr>
           <w:ilvl w:val="0"/>
-          <w:numId w:val="96"/>
+          <w:numId w:val="99"/>
         </w:numPr>
       </w:pPr>
       <w:r>
@@ -24370,7 +24714,7 @@
         <w:pStyle w:val="ListParagraph"/>
         <w:numPr>
           <w:ilvl w:val="0"/>
-          <w:numId w:val="96"/>
+          <w:numId w:val="99"/>
         </w:numPr>
       </w:pPr>
       <w:r>
@@ -24382,7 +24726,7 @@
         <w:pStyle w:val="ListParagraph"/>
         <w:numPr>
           <w:ilvl w:val="0"/>
-          <w:numId w:val="96"/>
+          <w:numId w:val="99"/>
         </w:numPr>
       </w:pPr>
       <w:r>
@@ -24425,7 +24769,7 @@
         <w:pStyle w:val="ListParagraph"/>
         <w:numPr>
           <w:ilvl w:val="0"/>
-          <w:numId w:val="97"/>
+          <w:numId w:val="100"/>
         </w:numPr>
       </w:pPr>
       <w:r>
@@ -24482,7 +24826,7 @@
         <w:pStyle w:val="ListParagraph"/>
         <w:numPr>
           <w:ilvl w:val="0"/>
-          <w:numId w:val="97"/>
+          <w:numId w:val="100"/>
         </w:numPr>
       </w:pPr>
       <w:r>
@@ -24512,7 +24856,7 @@
         <w:pStyle w:val="ListParagraph"/>
         <w:numPr>
           <w:ilvl w:val="0"/>
-          <w:numId w:val="97"/>
+          <w:numId w:val="100"/>
         </w:numPr>
       </w:pPr>
       <w:r>
@@ -24550,7 +24894,7 @@
         <w:pStyle w:val="ListParagraph"/>
         <w:numPr>
           <w:ilvl w:val="0"/>
-          <w:numId w:val="98"/>
+          <w:numId w:val="101"/>
         </w:numPr>
       </w:pPr>
       <w:r>
@@ -24571,7 +24915,7 @@
         <w:pStyle w:val="ListParagraph"/>
         <w:numPr>
           <w:ilvl w:val="0"/>
-          <w:numId w:val="98"/>
+          <w:numId w:val="101"/>
         </w:numPr>
       </w:pPr>
       <w:r>
@@ -24616,7 +24960,7 @@
         <w:pStyle w:val="ListParagraph"/>
         <w:numPr>
           <w:ilvl w:val="0"/>
-          <w:numId w:val="98"/>
+          <w:numId w:val="101"/>
         </w:numPr>
       </w:pPr>
       <w:r>
@@ -24715,7 +25059,7 @@
         <w:pStyle w:val="ListParagraph"/>
         <w:numPr>
           <w:ilvl w:val="0"/>
-          <w:numId w:val="98"/>
+          <w:numId w:val="101"/>
         </w:numPr>
       </w:pPr>
       <w:r>
@@ -24760,7 +25104,7 @@
         <w:pStyle w:val="ListParagraph"/>
         <w:numPr>
           <w:ilvl w:val="0"/>
-          <w:numId w:val="98"/>
+          <w:numId w:val="101"/>
         </w:numPr>
       </w:pPr>
       <w:r>
@@ -25109,7 +25453,7 @@
         <w:pStyle w:val="ListParagraph"/>
         <w:numPr>
           <w:ilvl w:val="0"/>
-          <w:numId w:val="99"/>
+          <w:numId w:val="102"/>
         </w:numPr>
       </w:pPr>
       <w:r>
@@ -25139,7 +25483,7 @@
         <w:pStyle w:val="ListParagraph"/>
         <w:numPr>
           <w:ilvl w:val="0"/>
-          <w:numId w:val="99"/>
+          <w:numId w:val="102"/>
         </w:numPr>
       </w:pPr>
       <w:r>
@@ -25187,7 +25531,7 @@
         <w:pStyle w:val="ListParagraph"/>
         <w:numPr>
           <w:ilvl w:val="0"/>
-          <w:numId w:val="99"/>
+          <w:numId w:val="102"/>
         </w:numPr>
       </w:pPr>
       <w:r>
@@ -25277,7 +25621,7 @@
         <w:pStyle w:val="ListParagraph"/>
         <w:numPr>
           <w:ilvl w:val="0"/>
-          <w:numId w:val="99"/>
+          <w:numId w:val="102"/>
         </w:numPr>
       </w:pPr>
       <w:r>
@@ -25295,7 +25639,7 @@
         <w:pStyle w:val="ListParagraph"/>
         <w:numPr>
           <w:ilvl w:val="0"/>
-          <w:numId w:val="99"/>
+          <w:numId w:val="102"/>
         </w:numPr>
       </w:pPr>
       <w:r>
@@ -25322,7 +25666,7 @@
         <w:pStyle w:val="ListParagraph"/>
         <w:numPr>
           <w:ilvl w:val="0"/>
-          <w:numId w:val="99"/>
+          <w:numId w:val="102"/>
         </w:numPr>
       </w:pPr>
       <w:r>
@@ -25348,7 +25692,7 @@
         <w:pStyle w:val="ListParagraph"/>
         <w:numPr>
           <w:ilvl w:val="0"/>
-          <w:numId w:val="100"/>
+          <w:numId w:val="103"/>
         </w:numPr>
       </w:pPr>
       <w:r>
@@ -25369,7 +25713,7 @@
         <w:pStyle w:val="ListParagraph"/>
         <w:numPr>
           <w:ilvl w:val="0"/>
-          <w:numId w:val="100"/>
+          <w:numId w:val="103"/>
         </w:numPr>
       </w:pPr>
       <w:r>
@@ -25405,7 +25749,7 @@
         <w:pStyle w:val="ListParagraph"/>
         <w:numPr>
           <w:ilvl w:val="0"/>
-          <w:numId w:val="100"/>
+          <w:numId w:val="103"/>
         </w:numPr>
       </w:pPr>
       <w:r>
@@ -25441,7 +25785,7 @@
         <w:pStyle w:val="ListParagraph"/>
         <w:numPr>
           <w:ilvl w:val="0"/>
-          <w:numId w:val="100"/>
+          <w:numId w:val="103"/>
         </w:numPr>
       </w:pPr>
       <w:r>
@@ -25470,7 +25814,7 @@
         <w:pStyle w:val="ListParagraph"/>
         <w:numPr>
           <w:ilvl w:val="0"/>
-          <w:numId w:val="101"/>
+          <w:numId w:val="104"/>
         </w:numPr>
       </w:pPr>
       <w:r>
@@ -25491,7 +25835,7 @@
         <w:pStyle w:val="ListParagraph"/>
         <w:numPr>
           <w:ilvl w:val="0"/>
-          <w:numId w:val="101"/>
+          <w:numId w:val="104"/>
         </w:numPr>
       </w:pPr>
       <w:r>
@@ -25712,7 +26056,7 @@
         <w:pStyle w:val="ListParagraph"/>
         <w:numPr>
           <w:ilvl w:val="0"/>
-          <w:numId w:val="102"/>
+          <w:numId w:val="105"/>
         </w:numPr>
       </w:pPr>
       <w:r>
@@ -25802,7 +26146,7 @@
         <w:pStyle w:val="ListParagraph"/>
         <w:numPr>
           <w:ilvl w:val="0"/>
-          <w:numId w:val="102"/>
+          <w:numId w:val="105"/>
         </w:numPr>
       </w:pPr>
       <w:r>
@@ -25832,7 +26176,7 @@
         <w:pStyle w:val="ListParagraph"/>
         <w:numPr>
           <w:ilvl w:val="0"/>
-          <w:numId w:val="102"/>
+          <w:numId w:val="105"/>
         </w:numPr>
       </w:pPr>
       <w:r>
@@ -25853,7 +26197,7 @@
         <w:pStyle w:val="ListParagraph"/>
         <w:numPr>
           <w:ilvl w:val="0"/>
-          <w:numId w:val="102"/>
+          <w:numId w:val="105"/>
         </w:numPr>
       </w:pPr>
       <w:r>
@@ -25889,7 +26233,7 @@
         <w:pStyle w:val="ListParagraph"/>
         <w:numPr>
           <w:ilvl w:val="0"/>
-          <w:numId w:val="102"/>
+          <w:numId w:val="105"/>
         </w:numPr>
       </w:pPr>
       <w:r>
@@ -25907,7 +26251,7 @@
         <w:pStyle w:val="ListParagraph"/>
         <w:numPr>
           <w:ilvl w:val="0"/>
-          <w:numId w:val="102"/>
+          <w:numId w:val="105"/>
         </w:numPr>
       </w:pPr>
       <w:r>
@@ -25951,7 +26295,7 @@
         <w:pStyle w:val="ListParagraph"/>
         <w:numPr>
           <w:ilvl w:val="0"/>
-          <w:numId w:val="103"/>
+          <w:numId w:val="106"/>
         </w:numPr>
       </w:pPr>
       <w:r>
@@ -26032,7 +26376,7 @@
         <w:pStyle w:val="ListParagraph"/>
         <w:numPr>
           <w:ilvl w:val="0"/>
-          <w:numId w:val="103"/>
+          <w:numId w:val="106"/>
         </w:numPr>
       </w:pPr>
       <w:r>
@@ -26050,7 +26394,7 @@
         <w:pStyle w:val="ListParagraph"/>
         <w:numPr>
           <w:ilvl w:val="0"/>
-          <w:numId w:val="103"/>
+          <w:numId w:val="106"/>
         </w:numPr>
       </w:pPr>
       <w:r>
@@ -26071,7 +26415,7 @@
         <w:pStyle w:val="ListParagraph"/>
         <w:numPr>
           <w:ilvl w:val="0"/>
-          <w:numId w:val="103"/>
+          <w:numId w:val="106"/>
         </w:numPr>
       </w:pPr>
       <w:r>
@@ -26097,7 +26441,7 @@
         <w:pStyle w:val="ListParagraph"/>
         <w:numPr>
           <w:ilvl w:val="0"/>
-          <w:numId w:val="104"/>
+          <w:numId w:val="107"/>
         </w:numPr>
       </w:pPr>
       <w:r>
@@ -26160,7 +26504,7 @@
         <w:pStyle w:val="ListParagraph"/>
         <w:numPr>
           <w:ilvl w:val="0"/>
-          <w:numId w:val="104"/>
+          <w:numId w:val="107"/>
         </w:numPr>
       </w:pPr>
       <w:r>
@@ -26187,7 +26531,7 @@
         <w:pStyle w:val="ListParagraph"/>
         <w:numPr>
           <w:ilvl w:val="0"/>
-          <w:numId w:val="104"/>
+          <w:numId w:val="107"/>
         </w:numPr>
       </w:pPr>
       <w:r>
@@ -26205,7 +26549,7 @@
         <w:pStyle w:val="ListParagraph"/>
         <w:numPr>
           <w:ilvl w:val="0"/>
-          <w:numId w:val="104"/>
+          <w:numId w:val="107"/>
         </w:numPr>
       </w:pPr>
       <w:r>
@@ -26268,7 +26612,7 @@
         <w:pStyle w:val="ListParagraph"/>
         <w:numPr>
           <w:ilvl w:val="0"/>
-          <w:numId w:val="104"/>
+          <w:numId w:val="107"/>
         </w:numPr>
       </w:pPr>
       <w:r>
@@ -26899,7 +27243,7 @@
         <w:pStyle w:val="ListParagraph"/>
         <w:numPr>
           <w:ilvl w:val="0"/>
-          <w:numId w:val="105"/>
+          <w:numId w:val="108"/>
         </w:numPr>
       </w:pPr>
       <w:r>
@@ -26917,7 +27261,7 @@
         <w:pStyle w:val="ListParagraph"/>
         <w:numPr>
           <w:ilvl w:val="0"/>
-          <w:numId w:val="105"/>
+          <w:numId w:val="108"/>
         </w:numPr>
       </w:pPr>
       <w:r>
@@ -26935,7 +27279,7 @@
         <w:pStyle w:val="ListParagraph"/>
         <w:numPr>
           <w:ilvl w:val="0"/>
-          <w:numId w:val="105"/>
+          <w:numId w:val="108"/>
         </w:numPr>
       </w:pPr>
       <w:r>
@@ -26953,7 +27297,7 @@
         <w:pStyle w:val="ListParagraph"/>
         <w:numPr>
           <w:ilvl w:val="0"/>
-          <w:numId w:val="105"/>
+          <w:numId w:val="108"/>
         </w:numPr>
       </w:pPr>
       <w:r>
@@ -26971,7 +27315,7 @@
         <w:pStyle w:val="ListParagraph"/>
         <w:numPr>
           <w:ilvl w:val="0"/>
-          <w:numId w:val="105"/>
+          <w:numId w:val="108"/>
         </w:numPr>
       </w:pPr>
       <w:r>
@@ -26989,7 +27333,7 @@
         <w:pStyle w:val="ListParagraph"/>
         <w:numPr>
           <w:ilvl w:val="0"/>
-          <w:numId w:val="105"/>
+          <w:numId w:val="108"/>
         </w:numPr>
       </w:pPr>
       <w:r>
@@ -28087,7 +28431,7 @@
         <w:pStyle w:val="ListParagraph"/>
         <w:numPr>
           <w:ilvl w:val="0"/>
-          <w:numId w:val="106"/>
+          <w:numId w:val="109"/>
         </w:numPr>
       </w:pPr>
       <w:r>
@@ -28099,7 +28443,7 @@
         <w:pStyle w:val="ListParagraph"/>
         <w:numPr>
           <w:ilvl w:val="0"/>
-          <w:numId w:val="106"/>
+          <w:numId w:val="109"/>
         </w:numPr>
       </w:pPr>
       <w:r>
@@ -28111,7 +28455,7 @@
         <w:pStyle w:val="ListParagraph"/>
         <w:numPr>
           <w:ilvl w:val="0"/>
-          <w:numId w:val="106"/>
+          <w:numId w:val="109"/>
         </w:numPr>
       </w:pPr>
       <w:r>
@@ -28123,7 +28467,7 @@
         <w:pStyle w:val="ListParagraph"/>
         <w:numPr>
           <w:ilvl w:val="0"/>
-          <w:numId w:val="106"/>
+          <w:numId w:val="109"/>
         </w:numPr>
       </w:pPr>
       <w:r>
@@ -28135,7 +28479,7 @@
         <w:pStyle w:val="ListParagraph"/>
         <w:numPr>
           <w:ilvl w:val="0"/>
-          <w:numId w:val="106"/>
+          <w:numId w:val="109"/>
         </w:numPr>
       </w:pPr>
       <w:r>
@@ -28156,7 +28500,7 @@
         <w:pStyle w:val="ListParagraph"/>
         <w:numPr>
           <w:ilvl w:val="0"/>
-          <w:numId w:val="106"/>
+          <w:numId w:val="109"/>
         </w:numPr>
       </w:pPr>
       <w:r>
@@ -28168,7 +28512,7 @@
         <w:pStyle w:val="ListParagraph"/>
         <w:numPr>
           <w:ilvl w:val="0"/>
-          <w:numId w:val="106"/>
+          <w:numId w:val="109"/>
         </w:numPr>
       </w:pPr>
       <w:r>
@@ -28189,7 +28533,7 @@
         <w:pStyle w:val="ListParagraph"/>
         <w:numPr>
           <w:ilvl w:val="0"/>
-          <w:numId w:val="106"/>
+          <w:numId w:val="109"/>
         </w:numPr>
       </w:pPr>
       <w:r>
@@ -28201,7 +28545,7 @@
         <w:pStyle w:val="ListParagraph"/>
         <w:numPr>
           <w:ilvl w:val="0"/>
-          <w:numId w:val="106"/>
+          <w:numId w:val="109"/>
         </w:numPr>
       </w:pPr>
       <w:r>
@@ -28213,7 +28557,7 @@
         <w:pStyle w:val="ListParagraph"/>
         <w:numPr>
           <w:ilvl w:val="0"/>
-          <w:numId w:val="106"/>
+          <w:numId w:val="109"/>
         </w:numPr>
       </w:pPr>
       <w:r>
@@ -28225,7 +28569,7 @@
         <w:pStyle w:val="ListParagraph"/>
         <w:numPr>
           <w:ilvl w:val="0"/>
-          <w:numId w:val="106"/>
+          <w:numId w:val="109"/>
         </w:numPr>
       </w:pPr>
       <w:r>
@@ -28237,7 +28581,7 @@
         <w:pStyle w:val="ListParagraph"/>
         <w:numPr>
           <w:ilvl w:val="0"/>
-          <w:numId w:val="106"/>
+          <w:numId w:val="109"/>
         </w:numPr>
       </w:pPr>
       <w:r>
@@ -28249,7 +28593,7 @@
         <w:pStyle w:val="ListParagraph"/>
         <w:numPr>
           <w:ilvl w:val="0"/>
-          <w:numId w:val="106"/>
+          <w:numId w:val="109"/>
         </w:numPr>
       </w:pPr>
       <w:r>
@@ -28261,7 +28605,7 @@
         <w:pStyle w:val="ListParagraph"/>
         <w:numPr>
           <w:ilvl w:val="0"/>
-          <w:numId w:val="106"/>
+          <w:numId w:val="109"/>
         </w:numPr>
       </w:pPr>
       <w:r>
@@ -28819,25 +29163,25 @@
     <w:abstractNumId w:val="0"/>
   </w:num>
   <w:num w:numId="85">
+    <w:abstractNumId w:val="0"/>
+  </w:num>
+  <w:num w:numId="86">
+    <w:abstractNumId w:val="0"/>
+  </w:num>
+  <w:num w:numId="87">
+    <w:abstractNumId w:val="0"/>
+  </w:num>
+  <w:num w:numId="88">
     <w:abstractNumId w:val="1"/>
     <w:lvlOverride w:ilvl="0">
       <w:startOverride w:val="1"/>
     </w:lvlOverride>
   </w:num>
-  <w:num w:numId="86">
+  <w:num w:numId="89">
     <w:abstractNumId w:val="1"/>
     <w:lvlOverride w:ilvl="0">
       <w:startOverride w:val="1"/>
     </w:lvlOverride>
-  </w:num>
-  <w:num w:numId="87">
-    <w:abstractNumId w:val="0"/>
-  </w:num>
-  <w:num w:numId="88">
-    <w:abstractNumId w:val="0"/>
-  </w:num>
-  <w:num w:numId="89">
-    <w:abstractNumId w:val="0"/>
   </w:num>
   <w:num w:numId="90">
     <w:abstractNumId w:val="0"/>
@@ -28846,10 +29190,7 @@
     <w:abstractNumId w:val="0"/>
   </w:num>
   <w:num w:numId="92">
-    <w:abstractNumId w:val="1"/>
-    <w:lvlOverride w:ilvl="0">
-      <w:startOverride w:val="1"/>
-    </w:lvlOverride>
+    <w:abstractNumId w:val="0"/>
   </w:num>
   <w:num w:numId="93">
     <w:abstractNumId w:val="0"/>
@@ -28858,7 +29199,10 @@
     <w:abstractNumId w:val="0"/>
   </w:num>
   <w:num w:numId="95">
-    <w:abstractNumId w:val="0"/>
+    <w:abstractNumId w:val="1"/>
+    <w:lvlOverride w:ilvl="0">
+      <w:startOverride w:val="1"/>
+    </w:lvlOverride>
   </w:num>
   <w:num w:numId="96">
     <w:abstractNumId w:val="0"/>
@@ -28867,10 +29211,7 @@
     <w:abstractNumId w:val="0"/>
   </w:num>
   <w:num w:numId="98">
-    <w:abstractNumId w:val="1"/>
-    <w:lvlOverride w:ilvl="0">
-      <w:startOverride w:val="1"/>
-    </w:lvlOverride>
+    <w:abstractNumId w:val="0"/>
   </w:num>
   <w:num w:numId="99">
     <w:abstractNumId w:val="0"/>
@@ -28879,7 +29220,10 @@
     <w:abstractNumId w:val="0"/>
   </w:num>
   <w:num w:numId="101">
-    <w:abstractNumId w:val="0"/>
+    <w:abstractNumId w:val="1"/>
+    <w:lvlOverride w:ilvl="0">
+      <w:startOverride w:val="1"/>
+    </w:lvlOverride>
   </w:num>
   <w:num w:numId="102">
     <w:abstractNumId w:val="0"/>
@@ -28894,6 +29238,15 @@
     <w:abstractNumId w:val="0"/>
   </w:num>
   <w:num w:numId="106">
+    <w:abstractNumId w:val="0"/>
+  </w:num>
+  <w:num w:numId="107">
+    <w:abstractNumId w:val="0"/>
+  </w:num>
+  <w:num w:numId="108">
+    <w:abstractNumId w:val="0"/>
+  </w:num>
+  <w:num w:numId="109">
     <w:abstractNumId w:val="0"/>
   </w:num>
 </w:numbering>

--- a/docs/manual/LWK_Viewer_User_Manual_EN.docx
+++ b/docs/manual/LWK_Viewer_User_Manual_EN.docx
@@ -20645,7 +20645,52 @@
         <w:t xml:space="preserve">once with the updated add-in</w:t>
       </w:r>
       <w:r>
-        <w:t xml:space="preserve"> (2026-12-10 or later). Each plan then carries where it sits in shared coordinates. Older plans show no rooms, and the legend says so.</w:t>
+        <w:t xml:space="preserve"> (2026-12-10 or later). Each plan then carries where it sits in shared coordinates. Until then, a plan sheet that also has a room schedule shows the rooms matched by </w:t>
+      </w:r>
+      <w:r>
+        <w:rPr>
+          <w:b/>
+        </w:rPr>
+        <w:t xml:space="preserve">room number and name</w:t>
+      </w:r>
+      <w:r>
+        <w:t xml:space="preserve"> to its own rooms; the legend says which plans still need publishing.</w:t>
+      </w:r>
+    </w:p>
+    <w:p>
+      <w:pPr>
+        <w:pStyle w:val="ListParagraph"/>
+        <w:numPr>
+          <w:ilvl w:val="0"/>
+          <w:numId w:val="83"/>
+        </w:numPr>
+      </w:pPr>
+      <w:r>
+        <w:rPr>
+          <w:b/>
+        </w:rPr>
+        <w:t xml:space="preserve">Rooms</w:t>
+      </w:r>
+      <w:r>
+        <w:t xml:space="preserve"> are always the Calculation model's own (since 2026-12-11); the windows and curtain panels can still come from its linked models. A linked model naming the same floor differently (5/F for 4/F) no longer adds its rooms.</w:t>
+      </w:r>
+    </w:p>
+    <w:p>
+      <w:pPr>
+        <w:pStyle w:val="ListParagraph"/>
+        <w:numPr>
+          <w:ilvl w:val="0"/>
+          <w:numId w:val="83"/>
+        </w:numPr>
+      </w:pPr>
+      <w:r>
+        <w:rPr>
+          <w:b/>
+        </w:rPr>
+        <w:t xml:space="preserve">The full report:</w:t>
+      </w:r>
+      <w:r>
+        <w:t xml:space="preserve"> if this PC cannot make the diagrams PDF (it needs Python and reportlab), the diagrams are sent and the server makes the PDF; if they were not made, Light &amp; Vent offers to make them for the viewer.</w:t>
       </w:r>
     </w:p>
     <w:p>
@@ -20801,16 +20846,70 @@
         <w:t xml:space="preserve">3D &gt; Checks &gt; Light &amp; Vent:</w:t>
       </w:r>
       <w:r>
-        <w:t xml:space="preserve"> every room, filtered by floor, flat and result (rooms to look at first). Click a row for its card, and </w:t>
-      </w:r>
-      <w:r>
-        <w:rPr>
-          <w:b/>
-        </w:rPr>
-        <w:t xml:space="preserve">On the plan ...</w:t>
-      </w:r>
-      <w:r>
-        <w:t xml:space="preserve"> opens the sheet with the room shown. </w:t>
+        <w:t xml:space="preserve"> every room, filtered by floor, flat and result (rooms to look at first). Click a row for its card: </w:t>
+      </w:r>
+      <w:r>
+        <w:rPr>
+          <w:b/>
+        </w:rPr>
+        <w:t xml:space="preserve">Show in 3D</w:t>
+      </w:r>
+      <w:r>
+        <w:t xml:space="preserve"> selects and zooms to its windows on the same page (nothing reloads); </w:t>
+      </w:r>
+      <w:r>
+        <w:rPr>
+          <w:b/>
+        </w:rPr>
+        <w:t xml:space="preserve">Make issue (3D)</w:t>
+      </w:r>
+      <w:r>
+        <w:t xml:space="preserve"> opens the 3D issue form there, filled in (at the room itself when its windows are not in the models shown); </w:t>
+      </w:r>
+      <w:r>
+        <w:rPr>
+          <w:b/>
+        </w:rPr>
+        <w:t xml:space="preserve">Show on plan ...</w:t>
+      </w:r>
+      <w:r>
+        <w:t xml:space="preserve"> opens the sheet with the room shown. When no plan shows it, the card says why (plans not published again yet, or no plan of that floor).</w:t>
+      </w:r>
+    </w:p>
+    <w:p>
+      <w:pPr>
+        <w:pStyle w:val="ListParagraph"/>
+        <w:numPr>
+          <w:ilvl w:val="0"/>
+          <w:numId w:val="85"/>
+        </w:numPr>
+      </w:pPr>
+      <w:r>
+        <w:rPr>
+          <w:b/>
+        </w:rPr>
+        <w:t xml:space="preserve">Full report</w:t>
+      </w:r>
+      <w:r>
+        <w:t xml:space="preserve"> (3D tab, the legend on the sheets, the Dashboard): every room's schedule by floor and flat, then each room's windows - </w:t>
+      </w:r>
+      <w:r>
+        <w:rPr>
+          <w:b/>
+        </w:rPr>
+        <w:t xml:space="preserve">Print / Save as PDF</w:t>
+      </w:r>
+      <w:r>
+        <w:t xml:space="preserve">, or </w:t>
+      </w:r>
+      <w:r>
+        <w:rPr>
+          <w:b/>
+        </w:rPr>
+        <w:t xml:space="preserve">Save to Folders</w:t>
+      </w:r>
+      <w:r>
+        <w:t xml:space="preserve"> (Light &amp; Ventilation, as a PDF). </w:t>
       </w:r>
       <w:r>
         <w:rPr>
@@ -20828,7 +20927,7 @@
         <w:t xml:space="preserve">Diagrams (PDF)</w:t>
       </w:r>
       <w:r>
-        <w:t xml:space="preserve"> download them.</w:t>
+        <w:t xml:space="preserve"> download the table and the diagrams.</w:t>
       </w:r>
     </w:p>
     <w:p>

--- a/docs/manual/LWK_Viewer_User_Manual_EN.docx
+++ b/docs/manual/LWK_Viewer_User_Manual_EN.docx
@@ -20774,7 +20774,34 @@
         </w:numPr>
       </w:pPr>
       <w:r>
-        <w:t xml:space="preserve">The legend at the bottom left gives the counts, the model and when it was checked.</w:t>
+        <w:t xml:space="preserve">The legend at the bottom left gives the counts, the model and when it was checked, and a switch: </w:t>
+      </w:r>
+      <w:r>
+        <w:rPr>
+          <w:b/>
+        </w:rPr>
+        <w:t xml:space="preserve">Filled</w:t>
+      </w:r>
+      <w:r>
+        <w:t xml:space="preserve"> (rooms tinted - the drawing's lines stay dark through the colour), </w:t>
+      </w:r>
+      <w:r>
+        <w:rPr>
+          <w:b/>
+        </w:rPr>
+        <w:t xml:space="preserve">Outline</w:t>
+      </w:r>
+      <w:r>
+        <w:t xml:space="preserve"> (only each room's outline and a dot in its result colour, the drawing fully readable) or </w:t>
+      </w:r>
+      <w:r>
+        <w:rPr>
+          <w:b/>
+        </w:rPr>
+        <w:t xml:space="preserve">Off</w:t>
+      </w:r>
+      <w:r>
+        <w:t xml:space="preserve">. The choice is remembered on this device.</w:t>
       </w:r>
     </w:p>
     <w:p>
@@ -20789,6 +20816,24 @@
         <w:rPr>
           <w:b/>
         </w:rPr>
+        <w:t xml:space="preserve">Drawing missing under the colours?</w:t>
+      </w:r>
+      <w:r>
+        <w:t xml:space="preserve"> If the plan was published while a linked model (the towers' flats, for example) was not loaded or its workset was closed, the sheet has no drawing there: the legend and the status bar name the link. Open the Layout model with the links loaded and their worksets open, and publish the sheet again.</w:t>
+      </w:r>
+    </w:p>
+    <w:p>
+      <w:pPr>
+        <w:pStyle w:val="ListParagraph"/>
+        <w:numPr>
+          <w:ilvl w:val="0"/>
+          <w:numId w:val="84"/>
+        </w:numPr>
+      </w:pPr>
+      <w:r>
+        <w:rPr>
+          <w:b/>
+        </w:rPr>
         <w:t xml:space="preserve">Click a room</w:t>
       </w:r>
       <w:r>
@@ -20846,7 +20891,25 @@
         <w:t xml:space="preserve">3D &gt; Checks &gt; Light &amp; Vent:</w:t>
       </w:r>
       <w:r>
-        <w:t xml:space="preserve"> every room, filtered by floor, flat and result (rooms to look at first). Click a row for its card: </w:t>
+        <w:t xml:space="preserve"> </w:t>
+      </w:r>
+      <w:r>
+        <w:rPr>
+          <w:b/>
+        </w:rPr>
+        <w:t xml:space="preserve">Show on sheets</w:t>
+      </w:r>
+      <w:r>
+        <w:t xml:space="preserve"> at the top opens the plan sheet showing the most of the rooms chosen (floor, tower, flat), coloured. The table has a </w:t>
+      </w:r>
+      <w:r>
+        <w:rPr>
+          <w:b/>
+        </w:rPr>
+        <w:t xml:space="preserve">Tower</w:t>
+      </w:r>
+      <w:r>
+        <w:t xml:space="preserve"> column; filter by floor, tower, flat and result (rooms to look at first). Click a row for its card: </w:t>
       </w:r>
       <w:r>
         <w:rPr>

--- a/docs/manual/LWK_Viewer_User_Manual_EN.docx
+++ b/docs/manual/LWK_Viewer_User_Manual_EN.docx
@@ -4822,6 +4822,440 @@
     </w:p>
     <w:p>
       <w:pPr>
+        <w:pStyle w:val="Heading3"/>
+      </w:pPr>
+      <w:r>
+        <w:t xml:space="preserve">Queries</w:t>
+      </w:r>
+    </w:p>
+    <w:p>
+      <w:pPr/>
+      <w:r>
+        <w:rPr>
+          <w:b/>
+        </w:rPr>
+        <w:t xml:space="preserve">Queries</w:t>
+      </w:r>
+      <w:r>
+        <w:t xml:space="preserve"> (in the side bar under Quick access) is a register of questions for each project on the Projects page, numbered </w:t>
+      </w:r>
+      <w:r>
+        <w:rPr>
+          <w:b/>
+        </w:rPr>
+        <w:t xml:space="preserve">Q-001</w:t>
+      </w:r>
+      <w:r>
+        <w:t xml:space="preserve">, </w:t>
+      </w:r>
+      <w:r>
+        <w:rPr>
+          <w:b/>
+        </w:rPr>
+        <w:t xml:space="preserve">Q-002</w:t>
+      </w:r>
+      <w:r>
+        <w:t xml:space="preserve"> ... - for example a missing dimension, an unclear detail or a clash to be decided. It is separate from the issues: a query asks the team, inside the viewer, and keeps their answer. The number beside </w:t>
+      </w:r>
+      <w:r>
+        <w:rPr>
+          <w:b/>
+        </w:rPr>
+        <w:t xml:space="preserve">Queries</w:t>
+      </w:r>
+      <w:r>
+        <w:t xml:space="preserve"> is how many open queries are to you.</w:t>
+      </w:r>
+    </w:p>
+    <w:p>
+      <w:pPr>
+        <w:pStyle w:val="ListParagraph"/>
+        <w:numPr>
+          <w:ilvl w:val="0"/>
+          <w:numId w:val="22"/>
+        </w:numPr>
+      </w:pPr>
+      <w:r>
+        <w:rPr>
+          <w:b/>
+        </w:rPr>
+        <w:t xml:space="preserve">Raise a query:</w:t>
+      </w:r>
+      <w:r>
+        <w:t xml:space="preserve"> pick the project at the top, then </w:t>
+      </w:r>
+      <w:r>
+        <w:rPr>
+          <w:b/>
+        </w:rPr>
+        <w:t xml:space="preserve">+ New query</w:t>
+      </w:r>
+      <w:r>
+        <w:t xml:space="preserve">: the subject, the question, </w:t>
+      </w:r>
+      <w:r>
+        <w:rPr>
+          <w:b/>
+        </w:rPr>
+        <w:t xml:space="preserve">To</w:t>
+      </w:r>
+      <w:r>
+        <w:t xml:space="preserve"> (the project's people who should answer; Ctrl-click for several), </w:t>
+      </w:r>
+      <w:r>
+        <w:rPr>
+          <w:b/>
+        </w:rPr>
+        <w:t xml:space="preserve">Due</w:t>
+      </w:r>
+      <w:r>
+        <w:t xml:space="preserve"> (a week from today unless you change it) and </w:t>
+      </w:r>
+      <w:r>
+        <w:rPr>
+          <w:b/>
+        </w:rPr>
+        <w:t xml:space="preserve">Priority</w:t>
+      </w:r>
+      <w:r>
+        <w:t xml:space="preserve">. The people it is to get a notice in the bell and an email, and a card goes to the project's chat channel.</w:t>
+      </w:r>
+    </w:p>
+    <w:p>
+      <w:pPr>
+        <w:pStyle w:val="ListParagraph"/>
+        <w:numPr>
+          <w:ilvl w:val="0"/>
+          <w:numId w:val="22"/>
+        </w:numPr>
+      </w:pPr>
+      <w:r>
+        <w:rPr>
+          <w:b/>
+        </w:rPr>
+        <w:t xml:space="preserve">Pictures of the exact view:</w:t>
+      </w:r>
+      <w:r>
+        <w:t xml:space="preserve"> on a sheet or in the 3D model, click </w:t>
+      </w:r>
+      <w:r>
+        <w:rPr>
+          <w:b/>
+        </w:rPr>
+        <w:t xml:space="preserve">+ Query</w:t>
+      </w:r>
+      <w:r>
+        <w:t xml:space="preserve"> in the header (next to + Task; in 3D also in the </w:t>
+      </w:r>
+      <w:r>
+        <w:rPr>
+          <w:b/>
+        </w:rPr>
+        <w:t xml:space="preserve">⋯</w:t>
+      </w:r>
+      <w:r>
+        <w:t xml:space="preserve"> menu). It captures what you see and opens Queries: </w:t>
+      </w:r>
+      <w:r>
+        <w:rPr>
+          <w:b/>
+        </w:rPr>
+        <w:t xml:space="preserve">New query with it</w:t>
+      </w:r>
+      <w:r>
+        <w:t xml:space="preserve">, or add it to an open query. On the query a click on the picture opens the same sheet zoomed to the same area, or the 3D model with the same camera, section box and plane. Remove a picture with its ✕.</w:t>
+      </w:r>
+    </w:p>
+    <w:p>
+      <w:pPr>
+        <w:pStyle w:val="ListParagraph"/>
+        <w:numPr>
+          <w:ilvl w:val="0"/>
+          <w:numId w:val="22"/>
+        </w:numPr>
+      </w:pPr>
+      <w:r>
+        <w:rPr>
+          <w:b/>
+        </w:rPr>
+        <w:t xml:space="preserve">Answer and close:</w:t>
+      </w:r>
+      <w:r>
+        <w:t xml:space="preserve"> the people it is to write the </w:t>
+      </w:r>
+      <w:r>
+        <w:rPr>
+          <w:b/>
+        </w:rPr>
+        <w:t xml:space="preserve">Answer</w:t>
+      </w:r>
+      <w:r>
+        <w:t xml:space="preserve"> and click </w:t>
+      </w:r>
+      <w:r>
+        <w:rPr>
+          <w:b/>
+        </w:rPr>
+        <w:t xml:space="preserve">Mark answered</w:t>
+      </w:r>
+      <w:r>
+        <w:t xml:space="preserve">; the one who raised it (or a project admin) checks it and clicks </w:t>
+      </w:r>
+      <w:r>
+        <w:rPr>
+          <w:b/>
+        </w:rPr>
+        <w:t xml:space="preserve">Close the query</w:t>
+      </w:r>
+      <w:r>
+        <w:t xml:space="preserve"> - or answers back in the </w:t>
+      </w:r>
+      <w:r>
+        <w:rPr>
+          <w:b/>
+        </w:rPr>
+        <w:t xml:space="preserve">Discussion</w:t>
+      </w:r>
+      <w:r>
+        <w:t xml:space="preserve"> (with files and pictures). </w:t>
+      </w:r>
+      <w:r>
+        <w:rPr>
+          <w:b/>
+        </w:rPr>
+        <w:t xml:space="preserve">Reopen</w:t>
+      </w:r>
+      <w:r>
+        <w:t xml:space="preserve"> brings a closed query back. </w:t>
+      </w:r>
+      <w:r>
+        <w:rPr>
+          <w:b/>
+        </w:rPr>
+        <w:t xml:space="preserve">History</w:t>
+      </w:r>
+      <w:r>
+        <w:t xml:space="preserve"> lists every step.</w:t>
+      </w:r>
+    </w:p>
+    <w:p>
+      <w:pPr>
+        <w:pStyle w:val="ListParagraph"/>
+        <w:numPr>
+          <w:ilvl w:val="0"/>
+          <w:numId w:val="22"/>
+        </w:numPr>
+      </w:pPr>
+      <w:r>
+        <w:rPr>
+          <w:b/>
+        </w:rPr>
+        <w:t xml:space="preserve">Tasks:</w:t>
+      </w:r>
+      <w:r>
+        <w:t xml:space="preserve"> </w:t>
+      </w:r>
+      <w:r>
+        <w:rPr>
+          <w:b/>
+        </w:rPr>
+        <w:t xml:space="preserve">+ New task from this query</w:t>
+      </w:r>
+      <w:r>
+        <w:t xml:space="preserve"> makes a task in one of your lists (its owners are the people the query is to, its due date the query's, with a link back to the query and its pictures); </w:t>
+      </w:r>
+      <w:r>
+        <w:rPr>
+          <w:b/>
+        </w:rPr>
+        <w:t xml:space="preserve">Link a task</w:t>
+      </w:r>
+      <w:r>
+        <w:t xml:space="preserve"> links one you have. The tasks show with their done state.</w:t>
+      </w:r>
+    </w:p>
+    <w:p>
+      <w:pPr>
+        <w:pStyle w:val="ListParagraph"/>
+        <w:numPr>
+          <w:ilvl w:val="0"/>
+          <w:numId w:val="22"/>
+        </w:numPr>
+      </w:pPr>
+      <w:r>
+        <w:rPr>
+          <w:b/>
+        </w:rPr>
+        <w:t xml:space="preserve">List:</w:t>
+      </w:r>
+      <w:r>
+        <w:t xml:space="preserve"> filter by status (Open and answered, Open, Overdue, Answered - to close, Closed, All) and by </w:t>
+      </w:r>
+      <w:r>
+        <w:rPr>
+          <w:b/>
+        </w:rPr>
+        <w:t xml:space="preserve">To me</w:t>
+      </w:r>
+      <w:r>
+        <w:t xml:space="preserve"> / </w:t>
+      </w:r>
+      <w:r>
+        <w:rPr>
+          <w:b/>
+        </w:rPr>
+        <w:t xml:space="preserve">Raised by me</w:t>
+      </w:r>
+      <w:r>
+        <w:t xml:space="preserve">, or search. An overdue query shows red.</w:t>
+      </w:r>
+    </w:p>
+    <w:p>
+      <w:pPr>
+        <w:pStyle w:val="ListParagraph"/>
+        <w:numPr>
+          <w:ilvl w:val="0"/>
+          <w:numId w:val="22"/>
+        </w:numPr>
+      </w:pPr>
+      <w:r>
+        <w:rPr>
+          <w:b/>
+        </w:rPr>
+        <w:t xml:space="preserve">Calendar:</w:t>
+      </w:r>
+      <w:r>
+        <w:t xml:space="preserve"> the due dates of the open queries that are to you or raised by you show in the Calendar (</w:t>
+      </w:r>
+      <w:r>
+        <w:rPr>
+          <w:b/>
+        </w:rPr>
+        <w:t xml:space="preserve">My queries</w:t>
+      </w:r>
+      <w:r>
+        <w:t xml:space="preserve">); click one to open it.</w:t>
+      </w:r>
+    </w:p>
+    <w:p>
+      <w:pPr>
+        <w:pStyle w:val="ListParagraph"/>
+        <w:numPr>
+          <w:ilvl w:val="0"/>
+          <w:numId w:val="22"/>
+        </w:numPr>
+      </w:pPr>
+      <w:r>
+        <w:rPr>
+          <w:b/>
+        </w:rPr>
+        <w:t xml:space="preserve">Chat:</w:t>
+      </w:r>
+      <w:r>
+        <w:t xml:space="preserve"> in a message type </w:t>
+      </w:r>
+      <w:r>
+        <w:rPr>
+          <w:b/>
+        </w:rPr>
+        <w:t xml:space="preserve">?</w:t>
+      </w:r>
+      <w:r>
+        <w:t xml:space="preserve"> and a few letters to link a query (or use the link button &gt; </w:t>
+      </w:r>
+      <w:r>
+        <w:rPr>
+          <w:b/>
+        </w:rPr>
+        <w:t xml:space="preserve">? Query</w:t>
+      </w:r>
+      <w:r>
+        <w:t xml:space="preserve">); </w:t>
+      </w:r>
+      <w:r>
+        <w:rPr>
+          <w:b/>
+        </w:rPr>
+        <w:t xml:space="preserve">+</w:t>
+      </w:r>
+      <w:r>
+        <w:t xml:space="preserve"> &gt; </w:t>
+      </w:r>
+      <w:r>
+        <w:rPr>
+          <w:b/>
+        </w:rPr>
+        <w:t xml:space="preserve">Query</w:t>
+      </w:r>
+      <w:r>
+        <w:t xml:space="preserve"> raises a new query in the chat's project and posts its card. </w:t>
+      </w:r>
+      <w:r>
+        <w:rPr>
+          <w:b/>
+        </w:rPr>
+        <w:t xml:space="preserve">Send to chat</w:t>
+      </w:r>
+      <w:r>
+        <w:t xml:space="preserve"> on a query posts its card to the project's channel again.</w:t>
+      </w:r>
+    </w:p>
+    <w:p>
+      <w:pPr>
+        <w:pStyle w:val="ListParagraph"/>
+        <w:numPr>
+          <w:ilvl w:val="0"/>
+          <w:numId w:val="22"/>
+        </w:numPr>
+      </w:pPr>
+      <w:r>
+        <w:rPr>
+          <w:b/>
+        </w:rPr>
+        <w:t xml:space="preserve">Dashboard</w:t>
+      </w:r>
+      <w:r>
+        <w:t xml:space="preserve"> tab: open, overdue, due in 7 days, answered - to close, closed this month and the average days to answer; queries by status, open queries per person (red: overdue) and raised against answered per week. Click a tile to see those queries in the list.</w:t>
+      </w:r>
+    </w:p>
+    <w:p>
+      <w:pPr>
+        <w:pStyle w:val="ListParagraph"/>
+        <w:numPr>
+          <w:ilvl w:val="0"/>
+          <w:numId w:val="22"/>
+        </w:numPr>
+      </w:pPr>
+      <w:r>
+        <w:rPr>
+          <w:b/>
+        </w:rPr>
+        <w:t xml:space="preserve">Report (PDF):</w:t>
+      </w:r>
+      <w:r>
+        <w:t xml:space="preserve"> the register (number, subject, raised by, to, due, status, answered) and then each query with its question, pictures and answer - of the queries in the list as filtered. </w:t>
+      </w:r>
+      <w:r>
+        <w:rPr>
+          <w:b/>
+        </w:rPr>
+        <w:t xml:space="preserve">Print / Save as PDF</w:t>
+      </w:r>
+      <w:r>
+        <w:t xml:space="preserve">, or </w:t>
+      </w:r>
+      <w:r>
+        <w:rPr>
+          <w:b/>
+        </w:rPr>
+        <w:t xml:space="preserve">Save to Folders</w:t>
+      </w:r>
+      <w:r>
+        <w:t xml:space="preserve"> (a PDF in Folders &gt; Queries).</w:t>
+      </w:r>
+    </w:p>
+    <w:p>
+      <w:pPr>
         <w:pStyle w:val="Heading2"/>
       </w:pPr>
       <w:r>
@@ -4872,7 +5306,7 @@
         <w:pStyle w:val="ListParagraph"/>
         <w:numPr>
           <w:ilvl w:val="0"/>
-          <w:numId w:val="22"/>
+          <w:numId w:val="23"/>
         </w:numPr>
       </w:pPr>
       <w:r>
@@ -4884,7 +5318,7 @@
         <w:pStyle w:val="ListParagraph"/>
         <w:numPr>
           <w:ilvl w:val="0"/>
-          <w:numId w:val="22"/>
+          <w:numId w:val="23"/>
         </w:numPr>
       </w:pPr>
       <w:r>
@@ -4896,7 +5330,7 @@
         <w:pStyle w:val="ListParagraph"/>
         <w:numPr>
           <w:ilvl w:val="0"/>
-          <w:numId w:val="22"/>
+          <w:numId w:val="23"/>
         </w:numPr>
       </w:pPr>
       <w:r>
@@ -4908,7 +5342,7 @@
         <w:pStyle w:val="ListParagraph"/>
         <w:numPr>
           <w:ilvl w:val="0"/>
-          <w:numId w:val="22"/>
+          <w:numId w:val="23"/>
         </w:numPr>
       </w:pPr>
       <w:r>
@@ -4920,7 +5354,7 @@
         <w:pStyle w:val="ListParagraph"/>
         <w:numPr>
           <w:ilvl w:val="0"/>
-          <w:numId w:val="22"/>
+          <w:numId w:val="23"/>
         </w:numPr>
       </w:pPr>
       <w:r>
@@ -4932,7 +5366,7 @@
         <w:pStyle w:val="ListParagraph"/>
         <w:numPr>
           <w:ilvl w:val="0"/>
-          <w:numId w:val="22"/>
+          <w:numId w:val="23"/>
         </w:numPr>
       </w:pPr>
       <w:r>
@@ -4944,7 +5378,7 @@
         <w:pStyle w:val="ListParagraph"/>
         <w:numPr>
           <w:ilvl w:val="0"/>
-          <w:numId w:val="22"/>
+          <w:numId w:val="23"/>
         </w:numPr>
       </w:pPr>
       <w:r>
@@ -4956,7 +5390,7 @@
         <w:pStyle w:val="ListParagraph"/>
         <w:numPr>
           <w:ilvl w:val="0"/>
-          <w:numId w:val="22"/>
+          <w:numId w:val="23"/>
         </w:numPr>
       </w:pPr>
       <w:r>
@@ -4968,7 +5402,7 @@
         <w:pStyle w:val="ListParagraph"/>
         <w:numPr>
           <w:ilvl w:val="0"/>
-          <w:numId w:val="22"/>
+          <w:numId w:val="23"/>
         </w:numPr>
       </w:pPr>
       <w:r>
@@ -4980,7 +5414,7 @@
         <w:pStyle w:val="ListParagraph"/>
         <w:numPr>
           <w:ilvl w:val="0"/>
-          <w:numId w:val="22"/>
+          <w:numId w:val="23"/>
         </w:numPr>
       </w:pPr>
       <w:r>
@@ -4992,7 +5426,7 @@
         <w:pStyle w:val="ListParagraph"/>
         <w:numPr>
           <w:ilvl w:val="0"/>
-          <w:numId w:val="22"/>
+          <w:numId w:val="23"/>
         </w:numPr>
       </w:pPr>
       <w:r>
@@ -5004,7 +5438,7 @@
         <w:pStyle w:val="ListParagraph"/>
         <w:numPr>
           <w:ilvl w:val="0"/>
-          <w:numId w:val="22"/>
+          <w:numId w:val="23"/>
         </w:numPr>
       </w:pPr>
       <w:r>
@@ -5016,7 +5450,7 @@
         <w:pStyle w:val="ListParagraph"/>
         <w:numPr>
           <w:ilvl w:val="0"/>
-          <w:numId w:val="22"/>
+          <w:numId w:val="23"/>
         </w:numPr>
       </w:pPr>
       <w:r>
@@ -5070,7 +5504,7 @@
         <w:pStyle w:val="ListParagraph"/>
         <w:numPr>
           <w:ilvl w:val="0"/>
-          <w:numId w:val="23"/>
+          <w:numId w:val="24"/>
         </w:numPr>
       </w:pPr>
       <w:r>
@@ -5088,7 +5522,7 @@
         <w:pStyle w:val="ListParagraph"/>
         <w:numPr>
           <w:ilvl w:val="0"/>
-          <w:numId w:val="23"/>
+          <w:numId w:val="24"/>
         </w:numPr>
       </w:pPr>
       <w:r>
@@ -5106,7 +5540,7 @@
         <w:pStyle w:val="ListParagraph"/>
         <w:numPr>
           <w:ilvl w:val="0"/>
-          <w:numId w:val="23"/>
+          <w:numId w:val="24"/>
         </w:numPr>
       </w:pPr>
       <w:r>
@@ -5151,7 +5585,7 @@
         <w:pStyle w:val="ListParagraph"/>
         <w:numPr>
           <w:ilvl w:val="0"/>
-          <w:numId w:val="23"/>
+          <w:numId w:val="24"/>
         </w:numPr>
       </w:pPr>
       <w:r>
@@ -5187,7 +5621,7 @@
         <w:pStyle w:val="ListParagraph"/>
         <w:numPr>
           <w:ilvl w:val="0"/>
-          <w:numId w:val="23"/>
+          <w:numId w:val="24"/>
         </w:numPr>
       </w:pPr>
       <w:r>
@@ -5246,7 +5680,7 @@
         <w:pStyle w:val="ListParagraph"/>
         <w:numPr>
           <w:ilvl w:val="0"/>
-          <w:numId w:val="24"/>
+          <w:numId w:val="25"/>
         </w:numPr>
       </w:pPr>
       <w:r>
@@ -5258,7 +5692,7 @@
         <w:pStyle w:val="ListParagraph"/>
         <w:numPr>
           <w:ilvl w:val="0"/>
-          <w:numId w:val="24"/>
+          <w:numId w:val="25"/>
         </w:numPr>
       </w:pPr>
       <w:r>
@@ -5270,7 +5704,7 @@
         <w:pStyle w:val="ListParagraph"/>
         <w:numPr>
           <w:ilvl w:val="0"/>
-          <w:numId w:val="24"/>
+          <w:numId w:val="25"/>
         </w:numPr>
       </w:pPr>
       <w:r>
@@ -5282,7 +5716,7 @@
         <w:pStyle w:val="ListParagraph"/>
         <w:numPr>
           <w:ilvl w:val="0"/>
-          <w:numId w:val="24"/>
+          <w:numId w:val="25"/>
         </w:numPr>
       </w:pPr>
       <w:r>
@@ -5294,7 +5728,7 @@
         <w:pStyle w:val="ListParagraph"/>
         <w:numPr>
           <w:ilvl w:val="0"/>
-          <w:numId w:val="24"/>
+          <w:numId w:val="25"/>
         </w:numPr>
       </w:pPr>
       <w:r>
@@ -5306,7 +5740,7 @@
         <w:pStyle w:val="ListParagraph"/>
         <w:numPr>
           <w:ilvl w:val="0"/>
-          <w:numId w:val="24"/>
+          <w:numId w:val="25"/>
         </w:numPr>
       </w:pPr>
       <w:r>
@@ -5318,7 +5752,7 @@
         <w:pStyle w:val="ListParagraph"/>
         <w:numPr>
           <w:ilvl w:val="0"/>
-          <w:numId w:val="24"/>
+          <w:numId w:val="25"/>
         </w:numPr>
       </w:pPr>
       <w:r>
@@ -5330,7 +5764,7 @@
         <w:pStyle w:val="ListParagraph"/>
         <w:numPr>
           <w:ilvl w:val="0"/>
-          <w:numId w:val="24"/>
+          <w:numId w:val="25"/>
         </w:numPr>
       </w:pPr>
       <w:r>
@@ -5342,7 +5776,7 @@
         <w:pStyle w:val="ListParagraph"/>
         <w:numPr>
           <w:ilvl w:val="0"/>
-          <w:numId w:val="24"/>
+          <w:numId w:val="25"/>
         </w:numPr>
       </w:pPr>
       <w:r>
@@ -5354,7 +5788,7 @@
         <w:pStyle w:val="ListParagraph"/>
         <w:numPr>
           <w:ilvl w:val="0"/>
-          <w:numId w:val="24"/>
+          <w:numId w:val="25"/>
         </w:numPr>
       </w:pPr>
       <w:r>
@@ -5366,7 +5800,7 @@
         <w:pStyle w:val="ListParagraph"/>
         <w:numPr>
           <w:ilvl w:val="0"/>
-          <w:numId w:val="24"/>
+          <w:numId w:val="25"/>
         </w:numPr>
       </w:pPr>
       <w:r>
@@ -5378,7 +5812,7 @@
         <w:pStyle w:val="ListParagraph"/>
         <w:numPr>
           <w:ilvl w:val="0"/>
-          <w:numId w:val="24"/>
+          <w:numId w:val="25"/>
         </w:numPr>
       </w:pPr>
       <w:r>
@@ -5390,7 +5824,7 @@
         <w:pStyle w:val="ListParagraph"/>
         <w:numPr>
           <w:ilvl w:val="0"/>
-          <w:numId w:val="24"/>
+          <w:numId w:val="25"/>
         </w:numPr>
       </w:pPr>
       <w:r>
@@ -5402,7 +5836,7 @@
         <w:pStyle w:val="ListParagraph"/>
         <w:numPr>
           <w:ilvl w:val="0"/>
-          <w:numId w:val="24"/>
+          <w:numId w:val="25"/>
         </w:numPr>
       </w:pPr>
       <w:r>
@@ -5611,7 +6045,7 @@
         <w:pStyle w:val="ListParagraph"/>
         <w:numPr>
           <w:ilvl w:val="0"/>
-          <w:numId w:val="25"/>
+          <w:numId w:val="26"/>
         </w:numPr>
       </w:pPr>
       <w:r>
@@ -5686,7 +6120,7 @@
         <w:pStyle w:val="ListParagraph"/>
         <w:numPr>
           <w:ilvl w:val="0"/>
-          <w:numId w:val="25"/>
+          <w:numId w:val="26"/>
         </w:numPr>
       </w:pPr>
       <w:r>
@@ -5731,7 +6165,7 @@
         <w:pStyle w:val="ListParagraph"/>
         <w:numPr>
           <w:ilvl w:val="0"/>
-          <w:numId w:val="25"/>
+          <w:numId w:val="26"/>
         </w:numPr>
       </w:pPr>
       <w:r>
@@ -5749,7 +6183,7 @@
         <w:pStyle w:val="ListParagraph"/>
         <w:numPr>
           <w:ilvl w:val="0"/>
-          <w:numId w:val="25"/>
+          <w:numId w:val="26"/>
         </w:numPr>
       </w:pPr>
       <w:r>
@@ -5794,7 +6228,7 @@
         <w:pStyle w:val="ListParagraph"/>
         <w:numPr>
           <w:ilvl w:val="0"/>
-          <w:numId w:val="25"/>
+          <w:numId w:val="26"/>
         </w:numPr>
       </w:pPr>
       <w:r>
@@ -5833,7 +6267,7 @@
         <w:pStyle w:val="ListParagraph"/>
         <w:numPr>
           <w:ilvl w:val="0"/>
-          <w:numId w:val="26"/>
+          <w:numId w:val="27"/>
         </w:numPr>
       </w:pPr>
       <w:r>
@@ -5869,7 +6303,7 @@
         <w:pStyle w:val="ListParagraph"/>
         <w:numPr>
           <w:ilvl w:val="0"/>
-          <w:numId w:val="26"/>
+          <w:numId w:val="27"/>
         </w:numPr>
       </w:pPr>
       <w:r>
@@ -5890,7 +6324,7 @@
         <w:pStyle w:val="ListParagraph"/>
         <w:numPr>
           <w:ilvl w:val="0"/>
-          <w:numId w:val="26"/>
+          <w:numId w:val="27"/>
         </w:numPr>
       </w:pPr>
       <w:r>
@@ -5962,7 +6396,7 @@
         <w:pStyle w:val="ListParagraph"/>
         <w:numPr>
           <w:ilvl w:val="0"/>
-          <w:numId w:val="26"/>
+          <w:numId w:val="27"/>
         </w:numPr>
       </w:pPr>
       <w:r>
@@ -5974,7 +6408,7 @@
         <w:pStyle w:val="ListParagraph"/>
         <w:numPr>
           <w:ilvl w:val="0"/>
-          <w:numId w:val="26"/>
+          <w:numId w:val="27"/>
         </w:numPr>
       </w:pPr>
       <w:r>
@@ -5986,7 +6420,7 @@
         <w:pStyle w:val="ListParagraph"/>
         <w:numPr>
           <w:ilvl w:val="0"/>
-          <w:numId w:val="26"/>
+          <w:numId w:val="27"/>
         </w:numPr>
       </w:pPr>
       <w:r>
@@ -6094,7 +6528,7 @@
         <w:pStyle w:val="ListParagraph"/>
         <w:numPr>
           <w:ilvl w:val="0"/>
-          <w:numId w:val="26"/>
+          <w:numId w:val="27"/>
         </w:numPr>
       </w:pPr>
       <w:r>
@@ -6157,7 +6591,7 @@
         <w:pStyle w:val="ListParagraph"/>
         <w:numPr>
           <w:ilvl w:val="0"/>
-          <w:numId w:val="26"/>
+          <w:numId w:val="27"/>
         </w:numPr>
       </w:pPr>
       <w:r>
@@ -6211,7 +6645,7 @@
         <w:pStyle w:val="ListParagraph"/>
         <w:numPr>
           <w:ilvl w:val="0"/>
-          <w:numId w:val="27"/>
+          <w:numId w:val="28"/>
         </w:numPr>
       </w:pPr>
       <w:r>
@@ -6256,7 +6690,7 @@
         <w:pStyle w:val="ListParagraph"/>
         <w:numPr>
           <w:ilvl w:val="0"/>
-          <w:numId w:val="27"/>
+          <w:numId w:val="28"/>
         </w:numPr>
       </w:pPr>
       <w:r>
@@ -6337,7 +6771,7 @@
         <w:pStyle w:val="ListParagraph"/>
         <w:numPr>
           <w:ilvl w:val="0"/>
-          <w:numId w:val="27"/>
+          <w:numId w:val="28"/>
         </w:numPr>
       </w:pPr>
       <w:r>
@@ -6382,7 +6816,7 @@
         <w:pStyle w:val="ListParagraph"/>
         <w:numPr>
           <w:ilvl w:val="0"/>
-          <w:numId w:val="28"/>
+          <w:numId w:val="29"/>
         </w:numPr>
       </w:pPr>
       <w:r>
@@ -6493,7 +6927,7 @@
         <w:pStyle w:val="ListParagraph"/>
         <w:numPr>
           <w:ilvl w:val="0"/>
-          <w:numId w:val="28"/>
+          <w:numId w:val="29"/>
         </w:numPr>
       </w:pPr>
       <w:r>
@@ -6547,7 +6981,7 @@
         <w:pStyle w:val="ListParagraph"/>
         <w:numPr>
           <w:ilvl w:val="0"/>
-          <w:numId w:val="28"/>
+          <w:numId w:val="29"/>
         </w:numPr>
       </w:pPr>
       <w:r>
@@ -6583,7 +7017,7 @@
         <w:pStyle w:val="ListParagraph"/>
         <w:numPr>
           <w:ilvl w:val="0"/>
-          <w:numId w:val="28"/>
+          <w:numId w:val="29"/>
         </w:numPr>
       </w:pPr>
       <w:r>
@@ -6601,7 +7035,7 @@
         <w:pStyle w:val="ListParagraph"/>
         <w:numPr>
           <w:ilvl w:val="0"/>
-          <w:numId w:val="28"/>
+          <w:numId w:val="29"/>
         </w:numPr>
       </w:pPr>
       <w:r>
@@ -6631,7 +7065,7 @@
         <w:pStyle w:val="ListParagraph"/>
         <w:numPr>
           <w:ilvl w:val="0"/>
-          <w:numId w:val="29"/>
+          <w:numId w:val="30"/>
         </w:numPr>
       </w:pPr>
       <w:r>
@@ -6658,7 +7092,7 @@
         <w:pStyle w:val="ListParagraph"/>
         <w:numPr>
           <w:ilvl w:val="0"/>
-          <w:numId w:val="29"/>
+          <w:numId w:val="30"/>
         </w:numPr>
       </w:pPr>
       <w:r>
@@ -6676,7 +7110,7 @@
         <w:pStyle w:val="ListParagraph"/>
         <w:numPr>
           <w:ilvl w:val="0"/>
-          <w:numId w:val="29"/>
+          <w:numId w:val="30"/>
         </w:numPr>
       </w:pPr>
       <w:r>
@@ -6721,7 +7155,7 @@
         <w:pStyle w:val="ListParagraph"/>
         <w:numPr>
           <w:ilvl w:val="0"/>
-          <w:numId w:val="29"/>
+          <w:numId w:val="30"/>
         </w:numPr>
       </w:pPr>
       <w:r>
@@ -6757,7 +7191,7 @@
         <w:pStyle w:val="ListParagraph"/>
         <w:numPr>
           <w:ilvl w:val="0"/>
-          <w:numId w:val="29"/>
+          <w:numId w:val="30"/>
         </w:numPr>
       </w:pPr>
       <w:r>
@@ -6816,7 +7250,7 @@
         <w:pStyle w:val="ListParagraph"/>
         <w:numPr>
           <w:ilvl w:val="0"/>
-          <w:numId w:val="30"/>
+          <w:numId w:val="31"/>
         </w:numPr>
       </w:pPr>
       <w:r>
@@ -6828,7 +7262,7 @@
         <w:pStyle w:val="ListParagraph"/>
         <w:numPr>
           <w:ilvl w:val="0"/>
-          <w:numId w:val="30"/>
+          <w:numId w:val="31"/>
         </w:numPr>
       </w:pPr>
       <w:r>
@@ -6840,7 +7274,7 @@
         <w:pStyle w:val="ListParagraph"/>
         <w:numPr>
           <w:ilvl w:val="0"/>
-          <w:numId w:val="30"/>
+          <w:numId w:val="31"/>
         </w:numPr>
       </w:pPr>
       <w:r>
@@ -6852,7 +7286,7 @@
         <w:pStyle w:val="ListParagraph"/>
         <w:numPr>
           <w:ilvl w:val="0"/>
-          <w:numId w:val="30"/>
+          <w:numId w:val="31"/>
         </w:numPr>
       </w:pPr>
       <w:r>
@@ -6864,7 +7298,7 @@
         <w:pStyle w:val="ListParagraph"/>
         <w:numPr>
           <w:ilvl w:val="0"/>
-          <w:numId w:val="30"/>
+          <w:numId w:val="31"/>
         </w:numPr>
       </w:pPr>
       <w:r>
@@ -6876,7 +7310,7 @@
         <w:pStyle w:val="ListParagraph"/>
         <w:numPr>
           <w:ilvl w:val="0"/>
-          <w:numId w:val="30"/>
+          <w:numId w:val="31"/>
         </w:numPr>
       </w:pPr>
       <w:r>
@@ -6888,7 +7322,7 @@
         <w:pStyle w:val="ListParagraph"/>
         <w:numPr>
           <w:ilvl w:val="0"/>
-          <w:numId w:val="30"/>
+          <w:numId w:val="31"/>
         </w:numPr>
       </w:pPr>
       <w:r>
@@ -6900,7 +7334,7 @@
         <w:pStyle w:val="ListParagraph"/>
         <w:numPr>
           <w:ilvl w:val="0"/>
-          <w:numId w:val="30"/>
+          <w:numId w:val="31"/>
         </w:numPr>
       </w:pPr>
       <w:r>
@@ -7008,7 +7442,7 @@
         <w:pStyle w:val="ListParagraph"/>
         <w:numPr>
           <w:ilvl w:val="0"/>
-          <w:numId w:val="31"/>
+          <w:numId w:val="32"/>
         </w:numPr>
       </w:pPr>
       <w:r>
@@ -7137,7 +7571,7 @@
         <w:pStyle w:val="ListParagraph"/>
         <w:numPr>
           <w:ilvl w:val="0"/>
-          <w:numId w:val="31"/>
+          <w:numId w:val="32"/>
         </w:numPr>
       </w:pPr>
       <w:r>
@@ -7149,7 +7583,7 @@
         <w:pStyle w:val="ListParagraph"/>
         <w:numPr>
           <w:ilvl w:val="0"/>
-          <w:numId w:val="31"/>
+          <w:numId w:val="32"/>
         </w:numPr>
       </w:pPr>
       <w:r>
@@ -7203,7 +7637,7 @@
         <w:pStyle w:val="ListParagraph"/>
         <w:numPr>
           <w:ilvl w:val="0"/>
-          <w:numId w:val="31"/>
+          <w:numId w:val="32"/>
         </w:numPr>
       </w:pPr>
       <w:r>
@@ -7248,7 +7682,7 @@
         <w:pStyle w:val="ListParagraph"/>
         <w:numPr>
           <w:ilvl w:val="0"/>
-          <w:numId w:val="31"/>
+          <w:numId w:val="32"/>
         </w:numPr>
       </w:pPr>
       <w:r>
@@ -7277,7 +7711,7 @@
         <w:pStyle w:val="ListParagraph"/>
         <w:numPr>
           <w:ilvl w:val="0"/>
-          <w:numId w:val="32"/>
+          <w:numId w:val="33"/>
         </w:numPr>
       </w:pPr>
       <w:r>
@@ -7325,7 +7759,7 @@
         <w:pStyle w:val="ListParagraph"/>
         <w:numPr>
           <w:ilvl w:val="0"/>
-          <w:numId w:val="32"/>
+          <w:numId w:val="33"/>
         </w:numPr>
       </w:pPr>
       <w:r>
@@ -7354,7 +7788,7 @@
         <w:pStyle w:val="ListParagraph"/>
         <w:numPr>
           <w:ilvl w:val="0"/>
-          <w:numId w:val="33"/>
+          <w:numId w:val="34"/>
         </w:numPr>
       </w:pPr>
       <w:r>
@@ -7390,7 +7824,7 @@
         <w:pStyle w:val="ListParagraph"/>
         <w:numPr>
           <w:ilvl w:val="0"/>
-          <w:numId w:val="33"/>
+          <w:numId w:val="34"/>
         </w:numPr>
       </w:pPr>
       <w:r>
@@ -7420,7 +7854,7 @@
         <w:pStyle w:val="ListParagraph"/>
         <w:numPr>
           <w:ilvl w:val="0"/>
-          <w:numId w:val="33"/>
+          <w:numId w:val="34"/>
         </w:numPr>
       </w:pPr>
       <w:r>
@@ -7465,7 +7899,7 @@
         <w:pStyle w:val="ListParagraph"/>
         <w:numPr>
           <w:ilvl w:val="0"/>
-          <w:numId w:val="33"/>
+          <w:numId w:val="34"/>
         </w:numPr>
       </w:pPr>
       <w:r>
@@ -7524,7 +7958,7 @@
         <w:pStyle w:val="ListParagraph"/>
         <w:numPr>
           <w:ilvl w:val="0"/>
-          <w:numId w:val="34"/>
+          <w:numId w:val="35"/>
         </w:numPr>
       </w:pPr>
       <w:r>
@@ -7536,7 +7970,7 @@
         <w:pStyle w:val="ListParagraph"/>
         <w:numPr>
           <w:ilvl w:val="0"/>
-          <w:numId w:val="34"/>
+          <w:numId w:val="35"/>
         </w:numPr>
       </w:pPr>
       <w:r>
@@ -7548,7 +7982,7 @@
         <w:pStyle w:val="ListParagraph"/>
         <w:numPr>
           <w:ilvl w:val="0"/>
-          <w:numId w:val="34"/>
+          <w:numId w:val="35"/>
         </w:numPr>
       </w:pPr>
       <w:r>
@@ -7560,7 +7994,7 @@
         <w:pStyle w:val="ListParagraph"/>
         <w:numPr>
           <w:ilvl w:val="0"/>
-          <w:numId w:val="34"/>
+          <w:numId w:val="35"/>
         </w:numPr>
       </w:pPr>
       <w:r>
@@ -7572,7 +8006,7 @@
         <w:pStyle w:val="ListParagraph"/>
         <w:numPr>
           <w:ilvl w:val="0"/>
-          <w:numId w:val="34"/>
+          <w:numId w:val="35"/>
         </w:numPr>
       </w:pPr>
       <w:r>
@@ -7584,7 +8018,7 @@
         <w:pStyle w:val="ListParagraph"/>
         <w:numPr>
           <w:ilvl w:val="0"/>
-          <w:numId w:val="34"/>
+          <w:numId w:val="35"/>
         </w:numPr>
       </w:pPr>
       <w:r>
@@ -7596,7 +8030,7 @@
         <w:pStyle w:val="ListParagraph"/>
         <w:numPr>
           <w:ilvl w:val="0"/>
-          <w:numId w:val="34"/>
+          <w:numId w:val="35"/>
         </w:numPr>
       </w:pPr>
       <w:r>
@@ -7608,7 +8042,7 @@
         <w:pStyle w:val="ListParagraph"/>
         <w:numPr>
           <w:ilvl w:val="0"/>
-          <w:numId w:val="34"/>
+          <w:numId w:val="35"/>
         </w:numPr>
       </w:pPr>
       <w:r>
@@ -7626,7 +8060,7 @@
         <w:pStyle w:val="ListParagraph"/>
         <w:numPr>
           <w:ilvl w:val="0"/>
-          <w:numId w:val="35"/>
+          <w:numId w:val="36"/>
         </w:numPr>
       </w:pPr>
       <w:r>
@@ -7653,7 +8087,7 @@
         <w:pStyle w:val="ListParagraph"/>
         <w:numPr>
           <w:ilvl w:val="0"/>
-          <w:numId w:val="35"/>
+          <w:numId w:val="36"/>
         </w:numPr>
       </w:pPr>
       <w:r>
@@ -7707,7 +8141,7 @@
         <w:pStyle w:val="ListParagraph"/>
         <w:numPr>
           <w:ilvl w:val="0"/>
-          <w:numId w:val="35"/>
+          <w:numId w:val="36"/>
         </w:numPr>
       </w:pPr>
       <w:r>
@@ -7734,7 +8168,7 @@
         <w:pStyle w:val="ListParagraph"/>
         <w:numPr>
           <w:ilvl w:val="0"/>
-          <w:numId w:val="35"/>
+          <w:numId w:val="36"/>
         </w:numPr>
       </w:pPr>
       <w:r>
@@ -7779,7 +8213,7 @@
         <w:pStyle w:val="ListParagraph"/>
         <w:numPr>
           <w:ilvl w:val="0"/>
-          <w:numId w:val="35"/>
+          <w:numId w:val="36"/>
         </w:numPr>
       </w:pPr>
       <w:r>
@@ -7824,7 +8258,7 @@
         <w:pStyle w:val="ListParagraph"/>
         <w:numPr>
           <w:ilvl w:val="0"/>
-          <w:numId w:val="35"/>
+          <w:numId w:val="36"/>
         </w:numPr>
       </w:pPr>
       <w:r>
@@ -7860,7 +8294,7 @@
         <w:pStyle w:val="ListParagraph"/>
         <w:numPr>
           <w:ilvl w:val="0"/>
-          <w:numId w:val="35"/>
+          <w:numId w:val="36"/>
         </w:numPr>
       </w:pPr>
       <w:r>
@@ -7952,7 +8386,7 @@
         <w:pStyle w:val="ListParagraph"/>
         <w:numPr>
           <w:ilvl w:val="0"/>
-          <w:numId w:val="36"/>
+          <w:numId w:val="37"/>
         </w:numPr>
       </w:pPr>
       <w:r>
@@ -7964,7 +8398,7 @@
         <w:pStyle w:val="ListParagraph"/>
         <w:numPr>
           <w:ilvl w:val="0"/>
-          <w:numId w:val="36"/>
+          <w:numId w:val="37"/>
         </w:numPr>
       </w:pPr>
       <w:r>
@@ -7976,7 +8410,7 @@
         <w:pStyle w:val="ListParagraph"/>
         <w:numPr>
           <w:ilvl w:val="0"/>
-          <w:numId w:val="36"/>
+          <w:numId w:val="37"/>
         </w:numPr>
       </w:pPr>
       <w:r>
@@ -7988,7 +8422,7 @@
         <w:pStyle w:val="ListParagraph"/>
         <w:numPr>
           <w:ilvl w:val="0"/>
-          <w:numId w:val="36"/>
+          <w:numId w:val="37"/>
         </w:numPr>
       </w:pPr>
       <w:r>
@@ -8000,7 +8434,7 @@
         <w:pStyle w:val="ListParagraph"/>
         <w:numPr>
           <w:ilvl w:val="0"/>
-          <w:numId w:val="36"/>
+          <w:numId w:val="37"/>
         </w:numPr>
       </w:pPr>
       <w:r>
@@ -8012,7 +8446,7 @@
         <w:pStyle w:val="ListParagraph"/>
         <w:numPr>
           <w:ilvl w:val="0"/>
-          <w:numId w:val="36"/>
+          <w:numId w:val="37"/>
         </w:numPr>
       </w:pPr>
       <w:r>
@@ -8024,7 +8458,7 @@
         <w:pStyle w:val="ListParagraph"/>
         <w:numPr>
           <w:ilvl w:val="0"/>
-          <w:numId w:val="36"/>
+          <w:numId w:val="37"/>
         </w:numPr>
       </w:pPr>
       <w:r>
@@ -8042,7 +8476,7 @@
         <w:pStyle w:val="ListParagraph"/>
         <w:numPr>
           <w:ilvl w:val="0"/>
-          <w:numId w:val="37"/>
+          <w:numId w:val="38"/>
         </w:numPr>
       </w:pPr>
       <w:r>
@@ -8096,7 +8530,7 @@
         <w:pStyle w:val="ListParagraph"/>
         <w:numPr>
           <w:ilvl w:val="0"/>
-          <w:numId w:val="37"/>
+          <w:numId w:val="38"/>
         </w:numPr>
       </w:pPr>
       <w:r>
@@ -8132,7 +8566,7 @@
         <w:pStyle w:val="ListParagraph"/>
         <w:numPr>
           <w:ilvl w:val="0"/>
-          <w:numId w:val="37"/>
+          <w:numId w:val="38"/>
         </w:numPr>
       </w:pPr>
       <w:r>
@@ -8150,7 +8584,7 @@
         <w:pStyle w:val="ListParagraph"/>
         <w:numPr>
           <w:ilvl w:val="0"/>
-          <w:numId w:val="37"/>
+          <w:numId w:val="38"/>
         </w:numPr>
       </w:pPr>
       <w:r>
@@ -8204,7 +8638,7 @@
         <w:pStyle w:val="ListParagraph"/>
         <w:numPr>
           <w:ilvl w:val="0"/>
-          <w:numId w:val="37"/>
+          <w:numId w:val="38"/>
         </w:numPr>
       </w:pPr>
       <w:r>
@@ -8222,7 +8656,7 @@
         <w:pStyle w:val="ListParagraph"/>
         <w:numPr>
           <w:ilvl w:val="0"/>
-          <w:numId w:val="37"/>
+          <w:numId w:val="38"/>
         </w:numPr>
       </w:pPr>
       <w:r>
@@ -8240,7 +8674,7 @@
         <w:pStyle w:val="ListParagraph"/>
         <w:numPr>
           <w:ilvl w:val="0"/>
-          <w:numId w:val="37"/>
+          <w:numId w:val="38"/>
         </w:numPr>
       </w:pPr>
       <w:r>
@@ -8266,7 +8700,7 @@
         <w:pStyle w:val="ListParagraph"/>
         <w:numPr>
           <w:ilvl w:val="0"/>
-          <w:numId w:val="38"/>
+          <w:numId w:val="39"/>
         </w:numPr>
       </w:pPr>
       <w:r>
@@ -8302,7 +8736,7 @@
         <w:pStyle w:val="ListParagraph"/>
         <w:numPr>
           <w:ilvl w:val="0"/>
-          <w:numId w:val="38"/>
+          <w:numId w:val="39"/>
         </w:numPr>
       </w:pPr>
       <w:r>
@@ -8320,7 +8754,7 @@
         <w:pStyle w:val="ListParagraph"/>
         <w:numPr>
           <w:ilvl w:val="0"/>
-          <w:numId w:val="38"/>
+          <w:numId w:val="39"/>
         </w:numPr>
       </w:pPr>
       <w:r>
@@ -8338,7 +8772,7 @@
         <w:pStyle w:val="ListParagraph"/>
         <w:numPr>
           <w:ilvl w:val="0"/>
-          <w:numId w:val="38"/>
+          <w:numId w:val="39"/>
         </w:numPr>
       </w:pPr>
       <w:r>
@@ -8356,7 +8790,7 @@
         <w:pStyle w:val="ListParagraph"/>
         <w:numPr>
           <w:ilvl w:val="0"/>
-          <w:numId w:val="38"/>
+          <w:numId w:val="39"/>
         </w:numPr>
       </w:pPr>
       <w:r>
@@ -8415,7 +8849,7 @@
         <w:pStyle w:val="ListParagraph"/>
         <w:numPr>
           <w:ilvl w:val="0"/>
-          <w:numId w:val="39"/>
+          <w:numId w:val="40"/>
         </w:numPr>
       </w:pPr>
       <w:r>
@@ -8427,7 +8861,7 @@
         <w:pStyle w:val="ListParagraph"/>
         <w:numPr>
           <w:ilvl w:val="0"/>
-          <w:numId w:val="39"/>
+          <w:numId w:val="40"/>
         </w:numPr>
       </w:pPr>
       <w:r>
@@ -8439,7 +8873,7 @@
         <w:pStyle w:val="ListParagraph"/>
         <w:numPr>
           <w:ilvl w:val="0"/>
-          <w:numId w:val="39"/>
+          <w:numId w:val="40"/>
         </w:numPr>
       </w:pPr>
       <w:r>
@@ -8451,7 +8885,7 @@
         <w:pStyle w:val="ListParagraph"/>
         <w:numPr>
           <w:ilvl w:val="0"/>
-          <w:numId w:val="39"/>
+          <w:numId w:val="40"/>
         </w:numPr>
       </w:pPr>
       <w:r>
@@ -8463,7 +8897,7 @@
         <w:pStyle w:val="ListParagraph"/>
         <w:numPr>
           <w:ilvl w:val="0"/>
-          <w:numId w:val="39"/>
+          <w:numId w:val="40"/>
         </w:numPr>
       </w:pPr>
       <w:r>
@@ -8475,7 +8909,7 @@
         <w:pStyle w:val="ListParagraph"/>
         <w:numPr>
           <w:ilvl w:val="0"/>
-          <w:numId w:val="39"/>
+          <w:numId w:val="40"/>
         </w:numPr>
       </w:pPr>
       <w:r>
@@ -8487,7 +8921,7 @@
         <w:pStyle w:val="ListParagraph"/>
         <w:numPr>
           <w:ilvl w:val="0"/>
-          <w:numId w:val="39"/>
+          <w:numId w:val="40"/>
         </w:numPr>
       </w:pPr>
       <w:r>
@@ -8499,7 +8933,7 @@
         <w:pStyle w:val="ListParagraph"/>
         <w:numPr>
           <w:ilvl w:val="0"/>
-          <w:numId w:val="39"/>
+          <w:numId w:val="40"/>
         </w:numPr>
       </w:pPr>
       <w:r>
@@ -8511,7 +8945,7 @@
         <w:pStyle w:val="ListParagraph"/>
         <w:numPr>
           <w:ilvl w:val="0"/>
-          <w:numId w:val="39"/>
+          <w:numId w:val="40"/>
         </w:numPr>
       </w:pPr>
       <w:r>
@@ -8523,7 +8957,7 @@
         <w:pStyle w:val="ListParagraph"/>
         <w:numPr>
           <w:ilvl w:val="0"/>
-          <w:numId w:val="39"/>
+          <w:numId w:val="40"/>
         </w:numPr>
       </w:pPr>
       <w:r>
@@ -8535,7 +8969,7 @@
         <w:pStyle w:val="ListParagraph"/>
         <w:numPr>
           <w:ilvl w:val="0"/>
-          <w:numId w:val="39"/>
+          <w:numId w:val="40"/>
         </w:numPr>
       </w:pPr>
       <w:r>
@@ -8637,7 +9071,7 @@
         <w:pStyle w:val="ListParagraph"/>
         <w:numPr>
           <w:ilvl w:val="0"/>
-          <w:numId w:val="40"/>
+          <w:numId w:val="41"/>
         </w:numPr>
       </w:pPr>
       <w:r>
@@ -8682,7 +9116,7 @@
         <w:pStyle w:val="ListParagraph"/>
         <w:numPr>
           <w:ilvl w:val="0"/>
-          <w:numId w:val="40"/>
+          <w:numId w:val="41"/>
         </w:numPr>
       </w:pPr>
       <w:r>
@@ -8736,7 +9170,7 @@
         <w:pStyle w:val="ListParagraph"/>
         <w:numPr>
           <w:ilvl w:val="0"/>
-          <w:numId w:val="40"/>
+          <w:numId w:val="41"/>
         </w:numPr>
       </w:pPr>
       <w:r>
@@ -8781,7 +9215,7 @@
         <w:pStyle w:val="ListParagraph"/>
         <w:numPr>
           <w:ilvl w:val="0"/>
-          <w:numId w:val="40"/>
+          <w:numId w:val="41"/>
         </w:numPr>
       </w:pPr>
       <w:r>
@@ -8889,7 +9323,7 @@
         <w:pStyle w:val="ListParagraph"/>
         <w:numPr>
           <w:ilvl w:val="0"/>
-          <w:numId w:val="41"/>
+          <w:numId w:val="42"/>
         </w:numPr>
       </w:pPr>
       <w:r>
@@ -8916,7 +9350,7 @@
         <w:pStyle w:val="ListParagraph"/>
         <w:numPr>
           <w:ilvl w:val="0"/>
-          <w:numId w:val="41"/>
+          <w:numId w:val="42"/>
         </w:numPr>
       </w:pPr>
       <w:r>
@@ -8952,7 +9386,7 @@
         <w:pStyle w:val="ListParagraph"/>
         <w:numPr>
           <w:ilvl w:val="0"/>
-          <w:numId w:val="41"/>
+          <w:numId w:val="42"/>
         </w:numPr>
       </w:pPr>
       <w:r>
@@ -9024,7 +9458,7 @@
         <w:pStyle w:val="ListParagraph"/>
         <w:numPr>
           <w:ilvl w:val="0"/>
-          <w:numId w:val="41"/>
+          <w:numId w:val="42"/>
         </w:numPr>
       </w:pPr>
       <w:r>
@@ -9069,7 +9503,7 @@
         <w:pStyle w:val="ListParagraph"/>
         <w:numPr>
           <w:ilvl w:val="0"/>
-          <w:numId w:val="41"/>
+          <w:numId w:val="42"/>
         </w:numPr>
       </w:pPr>
       <w:r>
@@ -9177,7 +9611,7 @@
         <w:pStyle w:val="ListParagraph"/>
         <w:numPr>
           <w:ilvl w:val="0"/>
-          <w:numId w:val="41"/>
+          <w:numId w:val="42"/>
         </w:numPr>
       </w:pPr>
       <w:r>
@@ -9213,7 +9647,7 @@
         <w:pStyle w:val="ListParagraph"/>
         <w:numPr>
           <w:ilvl w:val="0"/>
-          <w:numId w:val="41"/>
+          <w:numId w:val="42"/>
         </w:numPr>
       </w:pPr>
       <w:r>
@@ -9249,7 +9683,7 @@
         <w:pStyle w:val="ListParagraph"/>
         <w:numPr>
           <w:ilvl w:val="0"/>
-          <w:numId w:val="41"/>
+          <w:numId w:val="42"/>
         </w:numPr>
       </w:pPr>
       <w:r>
@@ -9303,7 +9737,7 @@
         <w:pStyle w:val="ListParagraph"/>
         <w:numPr>
           <w:ilvl w:val="0"/>
-          <w:numId w:val="41"/>
+          <w:numId w:val="42"/>
         </w:numPr>
       </w:pPr>
       <w:r>
@@ -9339,7 +9773,7 @@
         <w:pStyle w:val="ListParagraph"/>
         <w:numPr>
           <w:ilvl w:val="0"/>
-          <w:numId w:val="41"/>
+          <w:numId w:val="42"/>
         </w:numPr>
       </w:pPr>
       <w:r>
@@ -9366,7 +9800,7 @@
         <w:pStyle w:val="ListParagraph"/>
         <w:numPr>
           <w:ilvl w:val="0"/>
-          <w:numId w:val="41"/>
+          <w:numId w:val="42"/>
         </w:numPr>
       </w:pPr>
       <w:r>
@@ -9425,7 +9859,7 @@
         <w:pStyle w:val="ListParagraph"/>
         <w:numPr>
           <w:ilvl w:val="0"/>
-          <w:numId w:val="42"/>
+          <w:numId w:val="43"/>
         </w:numPr>
       </w:pPr>
       <w:r>
@@ -9437,7 +9871,7 @@
         <w:pStyle w:val="ListParagraph"/>
         <w:numPr>
           <w:ilvl w:val="0"/>
-          <w:numId w:val="42"/>
+          <w:numId w:val="43"/>
         </w:numPr>
       </w:pPr>
       <w:r>
@@ -9449,7 +9883,7 @@
         <w:pStyle w:val="ListParagraph"/>
         <w:numPr>
           <w:ilvl w:val="0"/>
-          <w:numId w:val="42"/>
+          <w:numId w:val="43"/>
         </w:numPr>
       </w:pPr>
       <w:r>
@@ -9461,7 +9895,7 @@
         <w:pStyle w:val="ListParagraph"/>
         <w:numPr>
           <w:ilvl w:val="0"/>
-          <w:numId w:val="42"/>
+          <w:numId w:val="43"/>
         </w:numPr>
       </w:pPr>
       <w:r>
@@ -9473,7 +9907,7 @@
         <w:pStyle w:val="ListParagraph"/>
         <w:numPr>
           <w:ilvl w:val="0"/>
-          <w:numId w:val="42"/>
+          <w:numId w:val="43"/>
         </w:numPr>
       </w:pPr>
       <w:r>
@@ -9485,7 +9919,7 @@
         <w:pStyle w:val="ListParagraph"/>
         <w:numPr>
           <w:ilvl w:val="0"/>
-          <w:numId w:val="42"/>
+          <w:numId w:val="43"/>
         </w:numPr>
       </w:pPr>
       <w:r>
@@ -9497,7 +9931,7 @@
         <w:pStyle w:val="ListParagraph"/>
         <w:numPr>
           <w:ilvl w:val="0"/>
-          <w:numId w:val="42"/>
+          <w:numId w:val="43"/>
         </w:numPr>
       </w:pPr>
       <w:r>
@@ -9509,7 +9943,7 @@
         <w:pStyle w:val="ListParagraph"/>
         <w:numPr>
           <w:ilvl w:val="0"/>
-          <w:numId w:val="42"/>
+          <w:numId w:val="43"/>
         </w:numPr>
       </w:pPr>
       <w:r>
@@ -9521,7 +9955,7 @@
         <w:pStyle w:val="ListParagraph"/>
         <w:numPr>
           <w:ilvl w:val="0"/>
-          <w:numId w:val="42"/>
+          <w:numId w:val="43"/>
         </w:numPr>
       </w:pPr>
       <w:r>
@@ -9533,7 +9967,7 @@
         <w:pStyle w:val="ListParagraph"/>
         <w:numPr>
           <w:ilvl w:val="0"/>
-          <w:numId w:val="42"/>
+          <w:numId w:val="43"/>
         </w:numPr>
       </w:pPr>
       <w:r>
@@ -9545,7 +9979,7 @@
         <w:pStyle w:val="ListParagraph"/>
         <w:numPr>
           <w:ilvl w:val="0"/>
-          <w:numId w:val="42"/>
+          <w:numId w:val="43"/>
         </w:numPr>
       </w:pPr>
       <w:r>
@@ -9557,7 +9991,7 @@
         <w:pStyle w:val="ListParagraph"/>
         <w:numPr>
           <w:ilvl w:val="0"/>
-          <w:numId w:val="42"/>
+          <w:numId w:val="43"/>
         </w:numPr>
       </w:pPr>
       <w:r>
@@ -9569,7 +10003,7 @@
         <w:pStyle w:val="ListParagraph"/>
         <w:numPr>
           <w:ilvl w:val="0"/>
-          <w:numId w:val="42"/>
+          <w:numId w:val="43"/>
         </w:numPr>
       </w:pPr>
       <w:r>
@@ -9581,7 +10015,7 @@
         <w:pStyle w:val="ListParagraph"/>
         <w:numPr>
           <w:ilvl w:val="0"/>
-          <w:numId w:val="42"/>
+          <w:numId w:val="43"/>
         </w:numPr>
       </w:pPr>
       <w:r>
@@ -9593,7 +10027,7 @@
         <w:pStyle w:val="ListParagraph"/>
         <w:numPr>
           <w:ilvl w:val="0"/>
-          <w:numId w:val="42"/>
+          <w:numId w:val="43"/>
         </w:numPr>
       </w:pPr>
       <w:r>
@@ -9605,7 +10039,7 @@
         <w:pStyle w:val="ListParagraph"/>
         <w:numPr>
           <w:ilvl w:val="0"/>
-          <w:numId w:val="42"/>
+          <w:numId w:val="43"/>
         </w:numPr>
       </w:pPr>
       <w:r>
@@ -9617,7 +10051,7 @@
         <w:pStyle w:val="ListParagraph"/>
         <w:numPr>
           <w:ilvl w:val="0"/>
-          <w:numId w:val="42"/>
+          <w:numId w:val="43"/>
         </w:numPr>
       </w:pPr>
       <w:r>
@@ -9629,7 +10063,7 @@
         <w:pStyle w:val="ListParagraph"/>
         <w:numPr>
           <w:ilvl w:val="0"/>
-          <w:numId w:val="42"/>
+          <w:numId w:val="43"/>
         </w:numPr>
       </w:pPr>
       <w:r>
@@ -9641,7 +10075,7 @@
         <w:pStyle w:val="ListParagraph"/>
         <w:numPr>
           <w:ilvl w:val="0"/>
-          <w:numId w:val="42"/>
+          <w:numId w:val="43"/>
         </w:numPr>
       </w:pPr>
       <w:r>
@@ -9667,7 +10101,7 @@
         <w:pStyle w:val="ListParagraph"/>
         <w:numPr>
           <w:ilvl w:val="0"/>
-          <w:numId w:val="43"/>
+          <w:numId w:val="44"/>
         </w:numPr>
       </w:pPr>
       <w:r>
@@ -9688,7 +10122,7 @@
         <w:pStyle w:val="ListParagraph"/>
         <w:numPr>
           <w:ilvl w:val="0"/>
-          <w:numId w:val="43"/>
+          <w:numId w:val="44"/>
         </w:numPr>
       </w:pPr>
       <w:r>
@@ -9700,7 +10134,7 @@
         <w:pStyle w:val="ListParagraph"/>
         <w:numPr>
           <w:ilvl w:val="0"/>
-          <w:numId w:val="43"/>
+          <w:numId w:val="44"/>
         </w:numPr>
       </w:pPr>
       <w:r>
@@ -9718,7 +10152,7 @@
         <w:pStyle w:val="ListParagraph"/>
         <w:numPr>
           <w:ilvl w:val="0"/>
-          <w:numId w:val="43"/>
+          <w:numId w:val="44"/>
         </w:numPr>
       </w:pPr>
       <w:r>
@@ -9736,7 +10170,7 @@
         <w:pStyle w:val="ListParagraph"/>
         <w:numPr>
           <w:ilvl w:val="0"/>
-          <w:numId w:val="43"/>
+          <w:numId w:val="44"/>
         </w:numPr>
       </w:pPr>
       <w:r>
@@ -9793,7 +10227,7 @@
         <w:pStyle w:val="ListParagraph"/>
         <w:numPr>
           <w:ilvl w:val="0"/>
-          <w:numId w:val="43"/>
+          <w:numId w:val="44"/>
         </w:numPr>
       </w:pPr>
       <w:r>
@@ -9946,7 +10380,7 @@
         <w:pStyle w:val="ListParagraph"/>
         <w:numPr>
           <w:ilvl w:val="0"/>
-          <w:numId w:val="43"/>
+          <w:numId w:val="44"/>
         </w:numPr>
       </w:pPr>
       <w:r>
@@ -10009,7 +10443,7 @@
         <w:pStyle w:val="ListParagraph"/>
         <w:numPr>
           <w:ilvl w:val="0"/>
-          <w:numId w:val="43"/>
+          <w:numId w:val="44"/>
         </w:numPr>
       </w:pPr>
       <w:r>
@@ -10021,7 +10455,7 @@
         <w:pStyle w:val="ListParagraph"/>
         <w:numPr>
           <w:ilvl w:val="0"/>
-          <w:numId w:val="43"/>
+          <w:numId w:val="44"/>
         </w:numPr>
       </w:pPr>
       <w:r>
@@ -10096,7 +10530,7 @@
         <w:pStyle w:val="ListParagraph"/>
         <w:numPr>
           <w:ilvl w:val="0"/>
-          <w:numId w:val="43"/>
+          <w:numId w:val="44"/>
         </w:numPr>
       </w:pPr>
       <w:r>
@@ -10213,7 +10647,7 @@
         <w:pStyle w:val="ListParagraph"/>
         <w:numPr>
           <w:ilvl w:val="0"/>
-          <w:numId w:val="43"/>
+          <w:numId w:val="44"/>
         </w:numPr>
       </w:pPr>
       <w:r>
@@ -10225,7 +10659,7 @@
         <w:pStyle w:val="ListParagraph"/>
         <w:numPr>
           <w:ilvl w:val="0"/>
-          <w:numId w:val="43"/>
+          <w:numId w:val="44"/>
         </w:numPr>
       </w:pPr>
       <w:r>
@@ -10264,7 +10698,7 @@
         <w:pStyle w:val="ListParagraph"/>
         <w:numPr>
           <w:ilvl w:val="0"/>
-          <w:numId w:val="43"/>
+          <w:numId w:val="44"/>
         </w:numPr>
       </w:pPr>
       <w:r>
@@ -10327,7 +10761,7 @@
         <w:pStyle w:val="ListParagraph"/>
         <w:numPr>
           <w:ilvl w:val="0"/>
-          <w:numId w:val="43"/>
+          <w:numId w:val="44"/>
         </w:numPr>
       </w:pPr>
       <w:r>
@@ -10778,7 +11212,7 @@
         <w:pStyle w:val="ListParagraph"/>
         <w:numPr>
           <w:ilvl w:val="0"/>
-          <w:numId w:val="44"/>
+          <w:numId w:val="45"/>
         </w:numPr>
       </w:pPr>
       <w:r>
@@ -10790,7 +11224,7 @@
         <w:pStyle w:val="ListParagraph"/>
         <w:numPr>
           <w:ilvl w:val="0"/>
-          <w:numId w:val="44"/>
+          <w:numId w:val="45"/>
         </w:numPr>
       </w:pPr>
       <w:r>
@@ -10802,7 +11236,7 @@
         <w:pStyle w:val="ListParagraph"/>
         <w:numPr>
           <w:ilvl w:val="0"/>
-          <w:numId w:val="44"/>
+          <w:numId w:val="45"/>
         </w:numPr>
       </w:pPr>
       <w:r>
@@ -10814,7 +11248,7 @@
         <w:pStyle w:val="ListParagraph"/>
         <w:numPr>
           <w:ilvl w:val="0"/>
-          <w:numId w:val="44"/>
+          <w:numId w:val="45"/>
         </w:numPr>
       </w:pPr>
       <w:r>
@@ -10826,7 +11260,7 @@
         <w:pStyle w:val="ListParagraph"/>
         <w:numPr>
           <w:ilvl w:val="0"/>
-          <w:numId w:val="44"/>
+          <w:numId w:val="45"/>
         </w:numPr>
       </w:pPr>
       <w:r>
@@ -10913,7 +11347,7 @@
         <w:pStyle w:val="ListParagraph"/>
         <w:numPr>
           <w:ilvl w:val="0"/>
-          <w:numId w:val="45"/>
+          <w:numId w:val="46"/>
         </w:numPr>
       </w:pPr>
       <w:r>
@@ -10931,7 +11365,7 @@
         <w:pStyle w:val="ListParagraph"/>
         <w:numPr>
           <w:ilvl w:val="0"/>
-          <w:numId w:val="45"/>
+          <w:numId w:val="46"/>
         </w:numPr>
       </w:pPr>
       <w:r>
@@ -10958,7 +11392,7 @@
         <w:pStyle w:val="ListParagraph"/>
         <w:numPr>
           <w:ilvl w:val="0"/>
-          <w:numId w:val="45"/>
+          <w:numId w:val="46"/>
         </w:numPr>
       </w:pPr>
       <w:r>
@@ -10985,7 +11419,7 @@
         <w:pStyle w:val="ListParagraph"/>
         <w:numPr>
           <w:ilvl w:val="0"/>
-          <w:numId w:val="45"/>
+          <w:numId w:val="46"/>
         </w:numPr>
       </w:pPr>
       <w:r>
@@ -11069,7 +11503,7 @@
         <w:pStyle w:val="ListParagraph"/>
         <w:numPr>
           <w:ilvl w:val="0"/>
-          <w:numId w:val="46"/>
+          <w:numId w:val="47"/>
         </w:numPr>
       </w:pPr>
       <w:r>
@@ -11081,7 +11515,7 @@
         <w:pStyle w:val="ListParagraph"/>
         <w:numPr>
           <w:ilvl w:val="0"/>
-          <w:numId w:val="46"/>
+          <w:numId w:val="47"/>
         </w:numPr>
       </w:pPr>
       <w:r>
@@ -11093,7 +11527,7 @@
         <w:pStyle w:val="ListParagraph"/>
         <w:numPr>
           <w:ilvl w:val="0"/>
-          <w:numId w:val="46"/>
+          <w:numId w:val="47"/>
         </w:numPr>
       </w:pPr>
       <w:r>
@@ -11105,7 +11539,7 @@
         <w:pStyle w:val="ListParagraph"/>
         <w:numPr>
           <w:ilvl w:val="0"/>
-          <w:numId w:val="46"/>
+          <w:numId w:val="47"/>
         </w:numPr>
       </w:pPr>
       <w:r>
@@ -11117,7 +11551,7 @@
         <w:pStyle w:val="ListParagraph"/>
         <w:numPr>
           <w:ilvl w:val="0"/>
-          <w:numId w:val="46"/>
+          <w:numId w:val="47"/>
         </w:numPr>
       </w:pPr>
       <w:r>
@@ -11129,7 +11563,7 @@
         <w:pStyle w:val="ListParagraph"/>
         <w:numPr>
           <w:ilvl w:val="0"/>
-          <w:numId w:val="46"/>
+          <w:numId w:val="47"/>
         </w:numPr>
       </w:pPr>
       <w:r>
@@ -11180,7 +11614,7 @@
         <w:pStyle w:val="ListParagraph"/>
         <w:numPr>
           <w:ilvl w:val="0"/>
-          <w:numId w:val="47"/>
+          <w:numId w:val="48"/>
         </w:numPr>
       </w:pPr>
       <w:r>
@@ -11192,7 +11626,7 @@
         <w:pStyle w:val="ListParagraph"/>
         <w:numPr>
           <w:ilvl w:val="0"/>
-          <w:numId w:val="47"/>
+          <w:numId w:val="48"/>
         </w:numPr>
       </w:pPr>
       <w:r>
@@ -11204,7 +11638,7 @@
         <w:pStyle w:val="ListParagraph"/>
         <w:numPr>
           <w:ilvl w:val="0"/>
-          <w:numId w:val="47"/>
+          <w:numId w:val="48"/>
         </w:numPr>
       </w:pPr>
       <w:r>
@@ -11216,7 +11650,7 @@
         <w:pStyle w:val="ListParagraph"/>
         <w:numPr>
           <w:ilvl w:val="0"/>
-          <w:numId w:val="47"/>
+          <w:numId w:val="48"/>
         </w:numPr>
       </w:pPr>
       <w:r>
@@ -11228,7 +11662,7 @@
         <w:pStyle w:val="ListParagraph"/>
         <w:numPr>
           <w:ilvl w:val="0"/>
-          <w:numId w:val="47"/>
+          <w:numId w:val="48"/>
         </w:numPr>
       </w:pPr>
       <w:r>
@@ -11240,7 +11674,7 @@
         <w:pStyle w:val="ListParagraph"/>
         <w:numPr>
           <w:ilvl w:val="0"/>
-          <w:numId w:val="47"/>
+          <w:numId w:val="48"/>
         </w:numPr>
       </w:pPr>
       <w:r>
@@ -11252,7 +11686,7 @@
         <w:pStyle w:val="ListParagraph"/>
         <w:numPr>
           <w:ilvl w:val="0"/>
-          <w:numId w:val="47"/>
+          <w:numId w:val="48"/>
         </w:numPr>
       </w:pPr>
       <w:r>
@@ -11264,7 +11698,7 @@
         <w:pStyle w:val="ListParagraph"/>
         <w:numPr>
           <w:ilvl w:val="0"/>
-          <w:numId w:val="47"/>
+          <w:numId w:val="48"/>
         </w:numPr>
       </w:pPr>
       <w:r>
@@ -11315,7 +11749,7 @@
         <w:pStyle w:val="ListParagraph"/>
         <w:numPr>
           <w:ilvl w:val="0"/>
-          <w:numId w:val="48"/>
+          <w:numId w:val="49"/>
         </w:numPr>
       </w:pPr>
       <w:r>
@@ -11327,7 +11761,7 @@
         <w:pStyle w:val="ListParagraph"/>
         <w:numPr>
           <w:ilvl w:val="0"/>
-          <w:numId w:val="48"/>
+          <w:numId w:val="49"/>
         </w:numPr>
       </w:pPr>
       <w:r>
@@ -11339,7 +11773,7 @@
         <w:pStyle w:val="ListParagraph"/>
         <w:numPr>
           <w:ilvl w:val="0"/>
-          <w:numId w:val="48"/>
+          <w:numId w:val="49"/>
         </w:numPr>
       </w:pPr>
       <w:r>
@@ -11351,7 +11785,7 @@
         <w:pStyle w:val="ListParagraph"/>
         <w:numPr>
           <w:ilvl w:val="0"/>
-          <w:numId w:val="48"/>
+          <w:numId w:val="49"/>
         </w:numPr>
       </w:pPr>
       <w:r>
@@ -11363,7 +11797,7 @@
         <w:pStyle w:val="ListParagraph"/>
         <w:numPr>
           <w:ilvl w:val="0"/>
-          <w:numId w:val="48"/>
+          <w:numId w:val="49"/>
         </w:numPr>
       </w:pPr>
       <w:r>
@@ -11375,7 +11809,7 @@
         <w:pStyle w:val="ListParagraph"/>
         <w:numPr>
           <w:ilvl w:val="0"/>
-          <w:numId w:val="48"/>
+          <w:numId w:val="49"/>
         </w:numPr>
       </w:pPr>
       <w:r>
@@ -11387,7 +11821,7 @@
         <w:pStyle w:val="ListParagraph"/>
         <w:numPr>
           <w:ilvl w:val="0"/>
-          <w:numId w:val="48"/>
+          <w:numId w:val="49"/>
         </w:numPr>
       </w:pPr>
       <w:r>
@@ -11399,7 +11833,7 @@
         <w:pStyle w:val="ListParagraph"/>
         <w:numPr>
           <w:ilvl w:val="0"/>
-          <w:numId w:val="48"/>
+          <w:numId w:val="49"/>
         </w:numPr>
       </w:pPr>
       <w:r>
@@ -11411,7 +11845,7 @@
         <w:pStyle w:val="ListParagraph"/>
         <w:numPr>
           <w:ilvl w:val="0"/>
-          <w:numId w:val="48"/>
+          <w:numId w:val="49"/>
         </w:numPr>
       </w:pPr>
       <w:r>
@@ -11423,7 +11857,7 @@
         <w:pStyle w:val="ListParagraph"/>
         <w:numPr>
           <w:ilvl w:val="0"/>
-          <w:numId w:val="48"/>
+          <w:numId w:val="49"/>
         </w:numPr>
       </w:pPr>
       <w:r>
@@ -11435,7 +11869,7 @@
         <w:pStyle w:val="ListParagraph"/>
         <w:numPr>
           <w:ilvl w:val="0"/>
-          <w:numId w:val="48"/>
+          <w:numId w:val="49"/>
         </w:numPr>
       </w:pPr>
       <w:r>
@@ -11447,7 +11881,7 @@
         <w:pStyle w:val="ListParagraph"/>
         <w:numPr>
           <w:ilvl w:val="0"/>
-          <w:numId w:val="48"/>
+          <w:numId w:val="49"/>
         </w:numPr>
       </w:pPr>
       <w:r>
@@ -11506,7 +11940,7 @@
         <w:pStyle w:val="ListParagraph"/>
         <w:numPr>
           <w:ilvl w:val="0"/>
-          <w:numId w:val="49"/>
+          <w:numId w:val="50"/>
         </w:numPr>
       </w:pPr>
       <w:r>
@@ -11518,7 +11952,7 @@
         <w:pStyle w:val="ListParagraph"/>
         <w:numPr>
           <w:ilvl w:val="0"/>
-          <w:numId w:val="49"/>
+          <w:numId w:val="50"/>
         </w:numPr>
       </w:pPr>
       <w:r>
@@ -11530,7 +11964,7 @@
         <w:pStyle w:val="ListParagraph"/>
         <w:numPr>
           <w:ilvl w:val="0"/>
-          <w:numId w:val="49"/>
+          <w:numId w:val="50"/>
         </w:numPr>
       </w:pPr>
       <w:r>
@@ -11542,7 +11976,7 @@
         <w:pStyle w:val="ListParagraph"/>
         <w:numPr>
           <w:ilvl w:val="0"/>
-          <w:numId w:val="49"/>
+          <w:numId w:val="50"/>
         </w:numPr>
       </w:pPr>
       <w:r>
@@ -11554,7 +11988,7 @@
         <w:pStyle w:val="ListParagraph"/>
         <w:numPr>
           <w:ilvl w:val="0"/>
-          <w:numId w:val="49"/>
+          <w:numId w:val="50"/>
         </w:numPr>
       </w:pPr>
       <w:r>
@@ -11566,7 +12000,7 @@
         <w:pStyle w:val="ListParagraph"/>
         <w:numPr>
           <w:ilvl w:val="0"/>
-          <w:numId w:val="49"/>
+          <w:numId w:val="50"/>
         </w:numPr>
       </w:pPr>
       <w:r>
@@ -11578,7 +12012,7 @@
         <w:pStyle w:val="ListParagraph"/>
         <w:numPr>
           <w:ilvl w:val="0"/>
-          <w:numId w:val="49"/>
+          <w:numId w:val="50"/>
         </w:numPr>
       </w:pPr>
       <w:r>
@@ -11590,7 +12024,7 @@
         <w:pStyle w:val="ListParagraph"/>
         <w:numPr>
           <w:ilvl w:val="0"/>
-          <w:numId w:val="49"/>
+          <w:numId w:val="50"/>
         </w:numPr>
       </w:pPr>
       <w:r>
@@ -11602,7 +12036,7 @@
         <w:pStyle w:val="ListParagraph"/>
         <w:numPr>
           <w:ilvl w:val="0"/>
-          <w:numId w:val="49"/>
+          <w:numId w:val="50"/>
         </w:numPr>
       </w:pPr>
       <w:r>
@@ -11614,7 +12048,7 @@
         <w:pStyle w:val="ListParagraph"/>
         <w:numPr>
           <w:ilvl w:val="0"/>
-          <w:numId w:val="49"/>
+          <w:numId w:val="50"/>
         </w:numPr>
       </w:pPr>
       <w:r>
@@ -11820,7 +12254,7 @@
         <w:pStyle w:val="ListParagraph"/>
         <w:numPr>
           <w:ilvl w:val="0"/>
-          <w:numId w:val="50"/>
+          <w:numId w:val="51"/>
         </w:numPr>
       </w:pPr>
       <w:r>
@@ -11847,7 +12281,7 @@
         <w:pStyle w:val="ListParagraph"/>
         <w:numPr>
           <w:ilvl w:val="0"/>
-          <w:numId w:val="50"/>
+          <w:numId w:val="51"/>
         </w:numPr>
       </w:pPr>
       <w:r>
@@ -11865,7 +12299,7 @@
         <w:pStyle w:val="ListParagraph"/>
         <w:numPr>
           <w:ilvl w:val="0"/>
-          <w:numId w:val="50"/>
+          <w:numId w:val="51"/>
         </w:numPr>
       </w:pPr>
       <w:r>
@@ -11883,7 +12317,7 @@
         <w:pStyle w:val="ListParagraph"/>
         <w:numPr>
           <w:ilvl w:val="0"/>
-          <w:numId w:val="50"/>
+          <w:numId w:val="51"/>
         </w:numPr>
       </w:pPr>
       <w:r>
@@ -11946,7 +12380,7 @@
         <w:pStyle w:val="ListParagraph"/>
         <w:numPr>
           <w:ilvl w:val="0"/>
-          <w:numId w:val="50"/>
+          <w:numId w:val="51"/>
         </w:numPr>
       </w:pPr>
       <w:r>
@@ -11981,7 +12415,7 @@
         <w:pStyle w:val="ListParagraph"/>
         <w:numPr>
           <w:ilvl w:val="0"/>
-          <w:numId w:val="51"/>
+          <w:numId w:val="52"/>
         </w:numPr>
       </w:pPr>
       <w:r>
@@ -12017,7 +12451,7 @@
         <w:pStyle w:val="ListParagraph"/>
         <w:numPr>
           <w:ilvl w:val="0"/>
-          <w:numId w:val="51"/>
+          <w:numId w:val="52"/>
         </w:numPr>
       </w:pPr>
       <w:r>
@@ -12035,7 +12469,7 @@
         <w:pStyle w:val="ListParagraph"/>
         <w:numPr>
           <w:ilvl w:val="0"/>
-          <w:numId w:val="51"/>
+          <w:numId w:val="52"/>
         </w:numPr>
       </w:pPr>
       <w:r>
@@ -12100,7 +12534,7 @@
         <w:pStyle w:val="ListParagraph"/>
         <w:numPr>
           <w:ilvl w:val="0"/>
-          <w:numId w:val="52"/>
+          <w:numId w:val="53"/>
         </w:numPr>
       </w:pPr>
       <w:r>
@@ -12112,7 +12546,7 @@
         <w:pStyle w:val="ListParagraph"/>
         <w:numPr>
           <w:ilvl w:val="0"/>
-          <w:numId w:val="52"/>
+          <w:numId w:val="53"/>
         </w:numPr>
       </w:pPr>
       <w:r>
@@ -12124,7 +12558,7 @@
         <w:pStyle w:val="ListParagraph"/>
         <w:numPr>
           <w:ilvl w:val="0"/>
-          <w:numId w:val="52"/>
+          <w:numId w:val="53"/>
         </w:numPr>
       </w:pPr>
       <w:r>
@@ -12136,7 +12570,7 @@
         <w:pStyle w:val="ListParagraph"/>
         <w:numPr>
           <w:ilvl w:val="0"/>
-          <w:numId w:val="52"/>
+          <w:numId w:val="53"/>
         </w:numPr>
       </w:pPr>
       <w:r>
@@ -12148,7 +12582,7 @@
         <w:pStyle w:val="ListParagraph"/>
         <w:numPr>
           <w:ilvl w:val="0"/>
-          <w:numId w:val="52"/>
+          <w:numId w:val="53"/>
         </w:numPr>
       </w:pPr>
       <w:r>
@@ -12160,7 +12594,7 @@
         <w:pStyle w:val="ListParagraph"/>
         <w:numPr>
           <w:ilvl w:val="0"/>
-          <w:numId w:val="52"/>
+          <w:numId w:val="53"/>
         </w:numPr>
       </w:pPr>
       <w:r>
@@ -12172,7 +12606,7 @@
         <w:pStyle w:val="ListParagraph"/>
         <w:numPr>
           <w:ilvl w:val="0"/>
-          <w:numId w:val="52"/>
+          <w:numId w:val="53"/>
         </w:numPr>
       </w:pPr>
       <w:r>
@@ -12184,7 +12618,7 @@
         <w:pStyle w:val="ListParagraph"/>
         <w:numPr>
           <w:ilvl w:val="0"/>
-          <w:numId w:val="52"/>
+          <w:numId w:val="53"/>
         </w:numPr>
       </w:pPr>
       <w:r>
@@ -12196,7 +12630,7 @@
         <w:pStyle w:val="ListParagraph"/>
         <w:numPr>
           <w:ilvl w:val="0"/>
-          <w:numId w:val="52"/>
+          <w:numId w:val="53"/>
         </w:numPr>
       </w:pPr>
       <w:r>
@@ -12208,7 +12642,7 @@
         <w:pStyle w:val="ListParagraph"/>
         <w:numPr>
           <w:ilvl w:val="0"/>
-          <w:numId w:val="52"/>
+          <w:numId w:val="53"/>
         </w:numPr>
       </w:pPr>
       <w:r>
@@ -12220,7 +12654,7 @@
         <w:pStyle w:val="ListParagraph"/>
         <w:numPr>
           <w:ilvl w:val="0"/>
-          <w:numId w:val="52"/>
+          <w:numId w:val="53"/>
         </w:numPr>
       </w:pPr>
       <w:r>
@@ -12232,7 +12666,7 @@
         <w:pStyle w:val="ListParagraph"/>
         <w:numPr>
           <w:ilvl w:val="0"/>
-          <w:numId w:val="52"/>
+          <w:numId w:val="53"/>
         </w:numPr>
       </w:pPr>
       <w:r>
@@ -12244,7 +12678,7 @@
         <w:pStyle w:val="ListParagraph"/>
         <w:numPr>
           <w:ilvl w:val="0"/>
-          <w:numId w:val="52"/>
+          <w:numId w:val="53"/>
         </w:numPr>
       </w:pPr>
       <w:r>
@@ -12256,7 +12690,7 @@
         <w:pStyle w:val="ListParagraph"/>
         <w:numPr>
           <w:ilvl w:val="0"/>
-          <w:numId w:val="52"/>
+          <w:numId w:val="53"/>
         </w:numPr>
       </w:pPr>
       <w:r>
@@ -12268,7 +12702,7 @@
         <w:pStyle w:val="ListParagraph"/>
         <w:numPr>
           <w:ilvl w:val="0"/>
-          <w:numId w:val="52"/>
+          <w:numId w:val="53"/>
         </w:numPr>
       </w:pPr>
       <w:r>
@@ -12280,7 +12714,7 @@
         <w:pStyle w:val="ListParagraph"/>
         <w:numPr>
           <w:ilvl w:val="0"/>
-          <w:numId w:val="52"/>
+          <w:numId w:val="53"/>
         </w:numPr>
       </w:pPr>
       <w:r>
@@ -12867,7 +13301,7 @@
         <w:pStyle w:val="ListParagraph"/>
         <w:numPr>
           <w:ilvl w:val="0"/>
-          <w:numId w:val="53"/>
+          <w:numId w:val="54"/>
         </w:numPr>
       </w:pPr>
       <w:r>
@@ -12906,7 +13340,7 @@
         <w:pStyle w:val="ListParagraph"/>
         <w:numPr>
           <w:ilvl w:val="0"/>
-          <w:numId w:val="53"/>
+          <w:numId w:val="54"/>
         </w:numPr>
       </w:pPr>
       <w:r>
@@ -12936,7 +13370,7 @@
         <w:pStyle w:val="ListParagraph"/>
         <w:numPr>
           <w:ilvl w:val="0"/>
-          <w:numId w:val="53"/>
+          <w:numId w:val="54"/>
         </w:numPr>
       </w:pPr>
       <w:r>
@@ -12954,7 +13388,7 @@
         <w:pStyle w:val="ListParagraph"/>
         <w:numPr>
           <w:ilvl w:val="0"/>
-          <w:numId w:val="53"/>
+          <w:numId w:val="54"/>
         </w:numPr>
       </w:pPr>
       <w:r>
@@ -12989,7 +13423,7 @@
         <w:pStyle w:val="ListParagraph"/>
         <w:numPr>
           <w:ilvl w:val="0"/>
-          <w:numId w:val="54"/>
+          <w:numId w:val="55"/>
         </w:numPr>
       </w:pPr>
       <w:r>
@@ -13064,7 +13498,7 @@
         <w:pStyle w:val="ListParagraph"/>
         <w:numPr>
           <w:ilvl w:val="0"/>
-          <w:numId w:val="54"/>
+          <w:numId w:val="55"/>
         </w:numPr>
       </w:pPr>
       <w:r>
@@ -13076,7 +13510,7 @@
         <w:pStyle w:val="ListParagraph"/>
         <w:numPr>
           <w:ilvl w:val="0"/>
-          <w:numId w:val="54"/>
+          <w:numId w:val="55"/>
         </w:numPr>
       </w:pPr>
       <w:r>
@@ -13103,7 +13537,7 @@
         <w:pStyle w:val="ListParagraph"/>
         <w:numPr>
           <w:ilvl w:val="0"/>
-          <w:numId w:val="54"/>
+          <w:numId w:val="55"/>
         </w:numPr>
       </w:pPr>
       <w:r>
@@ -13160,7 +13594,7 @@
         <w:pStyle w:val="ListParagraph"/>
         <w:numPr>
           <w:ilvl w:val="0"/>
-          <w:numId w:val="55"/>
+          <w:numId w:val="56"/>
         </w:numPr>
       </w:pPr>
       <w:r>
@@ -13172,7 +13606,7 @@
         <w:pStyle w:val="ListParagraph"/>
         <w:numPr>
           <w:ilvl w:val="0"/>
-          <w:numId w:val="55"/>
+          <w:numId w:val="56"/>
         </w:numPr>
       </w:pPr>
       <w:r>
@@ -13184,7 +13618,7 @@
         <w:pStyle w:val="ListParagraph"/>
         <w:numPr>
           <w:ilvl w:val="0"/>
-          <w:numId w:val="55"/>
+          <w:numId w:val="56"/>
         </w:numPr>
       </w:pPr>
       <w:r>
@@ -13196,7 +13630,7 @@
         <w:pStyle w:val="ListParagraph"/>
         <w:numPr>
           <w:ilvl w:val="0"/>
-          <w:numId w:val="55"/>
+          <w:numId w:val="56"/>
         </w:numPr>
       </w:pPr>
       <w:r>
@@ -13208,7 +13642,7 @@
         <w:pStyle w:val="ListParagraph"/>
         <w:numPr>
           <w:ilvl w:val="0"/>
-          <w:numId w:val="55"/>
+          <w:numId w:val="56"/>
         </w:numPr>
       </w:pPr>
       <w:r>
@@ -13228,7 +13662,7 @@
         <w:pStyle w:val="ListParagraph"/>
         <w:numPr>
           <w:ilvl w:val="0"/>
-          <w:numId w:val="56"/>
+          <w:numId w:val="57"/>
         </w:numPr>
       </w:pPr>
       <w:r>
@@ -13249,7 +13683,7 @@
         <w:pStyle w:val="ListParagraph"/>
         <w:numPr>
           <w:ilvl w:val="0"/>
-          <w:numId w:val="56"/>
+          <w:numId w:val="57"/>
         </w:numPr>
       </w:pPr>
       <w:r>
@@ -13276,7 +13710,7 @@
         <w:pStyle w:val="ListParagraph"/>
         <w:numPr>
           <w:ilvl w:val="0"/>
-          <w:numId w:val="56"/>
+          <w:numId w:val="57"/>
         </w:numPr>
       </w:pPr>
       <w:r>
@@ -13294,7 +13728,7 @@
         <w:pStyle w:val="ListParagraph"/>
         <w:numPr>
           <w:ilvl w:val="0"/>
-          <w:numId w:val="56"/>
+          <w:numId w:val="57"/>
         </w:numPr>
       </w:pPr>
       <w:r>
@@ -13312,7 +13746,7 @@
         <w:pStyle w:val="ListParagraph"/>
         <w:numPr>
           <w:ilvl w:val="0"/>
-          <w:numId w:val="56"/>
+          <w:numId w:val="57"/>
         </w:numPr>
       </w:pPr>
       <w:r>
@@ -13330,7 +13764,7 @@
         <w:pStyle w:val="ListParagraph"/>
         <w:numPr>
           <w:ilvl w:val="0"/>
-          <w:numId w:val="56"/>
+          <w:numId w:val="57"/>
         </w:numPr>
       </w:pPr>
       <w:r>
@@ -13348,7 +13782,7 @@
         <w:pStyle w:val="ListParagraph"/>
         <w:numPr>
           <w:ilvl w:val="0"/>
-          <w:numId w:val="56"/>
+          <w:numId w:val="57"/>
         </w:numPr>
       </w:pPr>
       <w:r>
@@ -13820,7 +14254,7 @@
         <w:pStyle w:val="ListParagraph"/>
         <w:numPr>
           <w:ilvl w:val="0"/>
-          <w:numId w:val="57"/>
+          <w:numId w:val="58"/>
         </w:numPr>
       </w:pPr>
       <w:r>
@@ -13865,7 +14299,7 @@
         <w:pStyle w:val="ListParagraph"/>
         <w:numPr>
           <w:ilvl w:val="0"/>
-          <w:numId w:val="57"/>
+          <w:numId w:val="58"/>
         </w:numPr>
       </w:pPr>
       <w:r>
@@ -13901,7 +14335,7 @@
         <w:pStyle w:val="ListParagraph"/>
         <w:numPr>
           <w:ilvl w:val="0"/>
-          <w:numId w:val="57"/>
+          <w:numId w:val="58"/>
         </w:numPr>
       </w:pPr>
       <w:r>
@@ -13944,7 +14378,7 @@
         <w:pStyle w:val="ListParagraph"/>
         <w:numPr>
           <w:ilvl w:val="0"/>
-          <w:numId w:val="58"/>
+          <w:numId w:val="59"/>
         </w:numPr>
       </w:pPr>
       <w:r>
@@ -13965,7 +14399,7 @@
         <w:pStyle w:val="ListParagraph"/>
         <w:numPr>
           <w:ilvl w:val="0"/>
-          <w:numId w:val="58"/>
+          <w:numId w:val="59"/>
         </w:numPr>
       </w:pPr>
       <w:r>
@@ -13992,7 +14426,7 @@
         <w:pStyle w:val="ListParagraph"/>
         <w:numPr>
           <w:ilvl w:val="0"/>
-          <w:numId w:val="58"/>
+          <w:numId w:val="59"/>
         </w:numPr>
       </w:pPr>
       <w:r>
@@ -14055,7 +14489,7 @@
         <w:pStyle w:val="ListParagraph"/>
         <w:numPr>
           <w:ilvl w:val="0"/>
-          <w:numId w:val="58"/>
+          <w:numId w:val="59"/>
         </w:numPr>
       </w:pPr>
       <w:r>
@@ -14114,7 +14548,7 @@
         <w:pStyle w:val="ListParagraph"/>
         <w:numPr>
           <w:ilvl w:val="0"/>
-          <w:numId w:val="59"/>
+          <w:numId w:val="60"/>
         </w:numPr>
       </w:pPr>
       <w:r>
@@ -14126,7 +14560,7 @@
         <w:pStyle w:val="ListParagraph"/>
         <w:numPr>
           <w:ilvl w:val="0"/>
-          <w:numId w:val="59"/>
+          <w:numId w:val="60"/>
         </w:numPr>
       </w:pPr>
       <w:r>
@@ -14138,7 +14572,7 @@
         <w:pStyle w:val="ListParagraph"/>
         <w:numPr>
           <w:ilvl w:val="0"/>
-          <w:numId w:val="59"/>
+          <w:numId w:val="60"/>
         </w:numPr>
       </w:pPr>
       <w:r>
@@ -14150,7 +14584,7 @@
         <w:pStyle w:val="ListParagraph"/>
         <w:numPr>
           <w:ilvl w:val="0"/>
-          <w:numId w:val="59"/>
+          <w:numId w:val="60"/>
         </w:numPr>
       </w:pPr>
       <w:r>
@@ -14162,7 +14596,7 @@
         <w:pStyle w:val="ListParagraph"/>
         <w:numPr>
           <w:ilvl w:val="0"/>
-          <w:numId w:val="59"/>
+          <w:numId w:val="60"/>
         </w:numPr>
       </w:pPr>
       <w:r>
@@ -14174,7 +14608,7 @@
         <w:pStyle w:val="ListParagraph"/>
         <w:numPr>
           <w:ilvl w:val="0"/>
-          <w:numId w:val="59"/>
+          <w:numId w:val="60"/>
         </w:numPr>
       </w:pPr>
       <w:r>
@@ -14186,7 +14620,7 @@
         <w:pStyle w:val="ListParagraph"/>
         <w:numPr>
           <w:ilvl w:val="0"/>
-          <w:numId w:val="59"/>
+          <w:numId w:val="60"/>
         </w:numPr>
       </w:pPr>
       <w:r>
@@ -14198,7 +14632,7 @@
         <w:pStyle w:val="ListParagraph"/>
         <w:numPr>
           <w:ilvl w:val="0"/>
-          <w:numId w:val="59"/>
+          <w:numId w:val="60"/>
         </w:numPr>
       </w:pPr>
       <w:r>
@@ -14364,7 +14798,7 @@
         <w:pStyle w:val="ListParagraph"/>
         <w:numPr>
           <w:ilvl w:val="0"/>
-          <w:numId w:val="60"/>
+          <w:numId w:val="61"/>
         </w:numPr>
       </w:pPr>
       <w:r>
@@ -14391,7 +14825,7 @@
         <w:pStyle w:val="ListParagraph"/>
         <w:numPr>
           <w:ilvl w:val="0"/>
-          <w:numId w:val="60"/>
+          <w:numId w:val="61"/>
         </w:numPr>
       </w:pPr>
       <w:r>
@@ -14412,7 +14846,7 @@
         <w:pStyle w:val="ListParagraph"/>
         <w:numPr>
           <w:ilvl w:val="0"/>
-          <w:numId w:val="60"/>
+          <w:numId w:val="61"/>
         </w:numPr>
       </w:pPr>
       <w:r>
@@ -14485,7 +14919,7 @@
         <w:pStyle w:val="ListParagraph"/>
         <w:numPr>
           <w:ilvl w:val="0"/>
-          <w:numId w:val="61"/>
+          <w:numId w:val="62"/>
         </w:numPr>
       </w:pPr>
       <w:r>
@@ -14497,7 +14931,7 @@
         <w:pStyle w:val="ListParagraph"/>
         <w:numPr>
           <w:ilvl w:val="0"/>
-          <w:numId w:val="61"/>
+          <w:numId w:val="62"/>
         </w:numPr>
       </w:pPr>
       <w:r>
@@ -14509,7 +14943,7 @@
         <w:pStyle w:val="ListParagraph"/>
         <w:numPr>
           <w:ilvl w:val="0"/>
-          <w:numId w:val="61"/>
+          <w:numId w:val="62"/>
         </w:numPr>
       </w:pPr>
       <w:r>
@@ -14521,7 +14955,7 @@
         <w:pStyle w:val="ListParagraph"/>
         <w:numPr>
           <w:ilvl w:val="0"/>
-          <w:numId w:val="61"/>
+          <w:numId w:val="62"/>
         </w:numPr>
       </w:pPr>
       <w:r>
@@ -14533,7 +14967,7 @@
         <w:pStyle w:val="ListParagraph"/>
         <w:numPr>
           <w:ilvl w:val="0"/>
-          <w:numId w:val="61"/>
+          <w:numId w:val="62"/>
         </w:numPr>
       </w:pPr>
       <w:r>
@@ -14545,7 +14979,7 @@
         <w:pStyle w:val="ListParagraph"/>
         <w:numPr>
           <w:ilvl w:val="0"/>
-          <w:numId w:val="61"/>
+          <w:numId w:val="62"/>
         </w:numPr>
       </w:pPr>
       <w:r>
@@ -14557,7 +14991,7 @@
         <w:pStyle w:val="ListParagraph"/>
         <w:numPr>
           <w:ilvl w:val="0"/>
-          <w:numId w:val="61"/>
+          <w:numId w:val="62"/>
         </w:numPr>
       </w:pPr>
       <w:r>
@@ -14569,7 +15003,7 @@
         <w:pStyle w:val="ListParagraph"/>
         <w:numPr>
           <w:ilvl w:val="0"/>
-          <w:numId w:val="61"/>
+          <w:numId w:val="62"/>
         </w:numPr>
       </w:pPr>
       <w:r>
@@ -14581,7 +15015,7 @@
         <w:pStyle w:val="ListParagraph"/>
         <w:numPr>
           <w:ilvl w:val="0"/>
-          <w:numId w:val="61"/>
+          <w:numId w:val="62"/>
         </w:numPr>
       </w:pPr>
       <w:r>
@@ -14593,7 +15027,7 @@
         <w:pStyle w:val="ListParagraph"/>
         <w:numPr>
           <w:ilvl w:val="0"/>
-          <w:numId w:val="61"/>
+          <w:numId w:val="62"/>
         </w:numPr>
       </w:pPr>
       <w:r>
@@ -14605,7 +15039,7 @@
         <w:pStyle w:val="ListParagraph"/>
         <w:numPr>
           <w:ilvl w:val="0"/>
-          <w:numId w:val="61"/>
+          <w:numId w:val="62"/>
         </w:numPr>
       </w:pPr>
       <w:r>
@@ -14617,7 +15051,7 @@
         <w:pStyle w:val="ListParagraph"/>
         <w:numPr>
           <w:ilvl w:val="0"/>
-          <w:numId w:val="61"/>
+          <w:numId w:val="62"/>
         </w:numPr>
       </w:pPr>
       <w:r>
@@ -14629,7 +15063,7 @@
         <w:pStyle w:val="ListParagraph"/>
         <w:numPr>
           <w:ilvl w:val="0"/>
-          <w:numId w:val="61"/>
+          <w:numId w:val="62"/>
         </w:numPr>
       </w:pPr>
       <w:r>
@@ -14888,7 +15322,7 @@
         <w:pStyle w:val="ListParagraph"/>
         <w:numPr>
           <w:ilvl w:val="0"/>
-          <w:numId w:val="62"/>
+          <w:numId w:val="63"/>
         </w:numPr>
       </w:pPr>
       <w:r>
@@ -14909,7 +15343,7 @@
         <w:pStyle w:val="ListParagraph"/>
         <w:numPr>
           <w:ilvl w:val="0"/>
-          <w:numId w:val="62"/>
+          <w:numId w:val="63"/>
         </w:numPr>
       </w:pPr>
       <w:r>
@@ -14927,7 +15361,7 @@
         <w:pStyle w:val="ListParagraph"/>
         <w:numPr>
           <w:ilvl w:val="0"/>
-          <w:numId w:val="62"/>
+          <w:numId w:val="63"/>
         </w:numPr>
       </w:pPr>
       <w:r>
@@ -14945,7 +15379,7 @@
         <w:pStyle w:val="ListParagraph"/>
         <w:numPr>
           <w:ilvl w:val="0"/>
-          <w:numId w:val="62"/>
+          <w:numId w:val="63"/>
         </w:numPr>
       </w:pPr>
       <w:r>
@@ -14965,7 +15399,7 @@
         <w:pStyle w:val="ListParagraph"/>
         <w:numPr>
           <w:ilvl w:val="0"/>
-          <w:numId w:val="63"/>
+          <w:numId w:val="64"/>
         </w:numPr>
       </w:pPr>
       <w:r>
@@ -14995,7 +15429,7 @@
         <w:pStyle w:val="ListParagraph"/>
         <w:numPr>
           <w:ilvl w:val="0"/>
-          <w:numId w:val="63"/>
+          <w:numId w:val="64"/>
         </w:numPr>
       </w:pPr>
       <w:r>
@@ -15038,7 +15472,7 @@
         <w:pStyle w:val="ListParagraph"/>
         <w:numPr>
           <w:ilvl w:val="0"/>
-          <w:numId w:val="64"/>
+          <w:numId w:val="65"/>
         </w:numPr>
       </w:pPr>
       <w:r>
@@ -15095,7 +15529,7 @@
         <w:pStyle w:val="ListParagraph"/>
         <w:numPr>
           <w:ilvl w:val="0"/>
-          <w:numId w:val="64"/>
+          <w:numId w:val="65"/>
         </w:numPr>
       </w:pPr>
       <w:r>
@@ -15107,7 +15541,7 @@
         <w:pStyle w:val="ListParagraph"/>
         <w:numPr>
           <w:ilvl w:val="0"/>
-          <w:numId w:val="64"/>
+          <w:numId w:val="65"/>
         </w:numPr>
       </w:pPr>
       <w:r>
@@ -15137,7 +15571,7 @@
         <w:pStyle w:val="ListParagraph"/>
         <w:numPr>
           <w:ilvl w:val="0"/>
-          <w:numId w:val="64"/>
+          <w:numId w:val="65"/>
         </w:numPr>
       </w:pPr>
       <w:r>
@@ -15563,7 +15997,7 @@
         <w:pStyle w:val="ListParagraph"/>
         <w:numPr>
           <w:ilvl w:val="0"/>
-          <w:numId w:val="65"/>
+          <w:numId w:val="66"/>
         </w:numPr>
       </w:pPr>
       <w:r>
@@ -15575,7 +16009,7 @@
         <w:pStyle w:val="ListParagraph"/>
         <w:numPr>
           <w:ilvl w:val="0"/>
-          <w:numId w:val="65"/>
+          <w:numId w:val="66"/>
         </w:numPr>
       </w:pPr>
       <w:r>
@@ -15587,7 +16021,7 @@
         <w:pStyle w:val="ListParagraph"/>
         <w:numPr>
           <w:ilvl w:val="0"/>
-          <w:numId w:val="65"/>
+          <w:numId w:val="66"/>
         </w:numPr>
       </w:pPr>
       <w:r>
@@ -15607,7 +16041,7 @@
         <w:pStyle w:val="ListParagraph"/>
         <w:numPr>
           <w:ilvl w:val="0"/>
-          <w:numId w:val="66"/>
+          <w:numId w:val="67"/>
         </w:numPr>
       </w:pPr>
       <w:r>
@@ -15634,7 +16068,7 @@
         <w:pStyle w:val="ListParagraph"/>
         <w:numPr>
           <w:ilvl w:val="0"/>
-          <w:numId w:val="66"/>
+          <w:numId w:val="67"/>
         </w:numPr>
       </w:pPr>
       <w:r>
@@ -15661,7 +16095,7 @@
         <w:pStyle w:val="ListParagraph"/>
         <w:numPr>
           <w:ilvl w:val="0"/>
-          <w:numId w:val="66"/>
+          <w:numId w:val="67"/>
         </w:numPr>
       </w:pPr>
       <w:r>
@@ -15767,7 +16201,7 @@
         <w:pStyle w:val="ListParagraph"/>
         <w:numPr>
           <w:ilvl w:val="0"/>
-          <w:numId w:val="67"/>
+          <w:numId w:val="68"/>
         </w:numPr>
       </w:pPr>
       <w:r>
@@ -15779,7 +16213,7 @@
         <w:pStyle w:val="ListParagraph"/>
         <w:numPr>
           <w:ilvl w:val="0"/>
-          <w:numId w:val="67"/>
+          <w:numId w:val="68"/>
         </w:numPr>
       </w:pPr>
       <w:r>
@@ -15791,7 +16225,7 @@
         <w:pStyle w:val="ListParagraph"/>
         <w:numPr>
           <w:ilvl w:val="0"/>
-          <w:numId w:val="67"/>
+          <w:numId w:val="68"/>
         </w:numPr>
       </w:pPr>
       <w:r>
@@ -15803,7 +16237,7 @@
         <w:pStyle w:val="ListParagraph"/>
         <w:numPr>
           <w:ilvl w:val="0"/>
-          <w:numId w:val="67"/>
+          <w:numId w:val="68"/>
         </w:numPr>
       </w:pPr>
       <w:r>
@@ -15815,7 +16249,7 @@
         <w:pStyle w:val="ListParagraph"/>
         <w:numPr>
           <w:ilvl w:val="0"/>
-          <w:numId w:val="67"/>
+          <w:numId w:val="68"/>
         </w:numPr>
       </w:pPr>
       <w:r>
@@ -15827,7 +16261,7 @@
         <w:pStyle w:val="ListParagraph"/>
         <w:numPr>
           <w:ilvl w:val="0"/>
-          <w:numId w:val="67"/>
+          <w:numId w:val="68"/>
         </w:numPr>
       </w:pPr>
       <w:r>
@@ -15839,7 +16273,7 @@
         <w:pStyle w:val="ListParagraph"/>
         <w:numPr>
           <w:ilvl w:val="0"/>
-          <w:numId w:val="67"/>
+          <w:numId w:val="68"/>
         </w:numPr>
       </w:pPr>
       <w:r>
@@ -15851,7 +16285,7 @@
         <w:pStyle w:val="ListParagraph"/>
         <w:numPr>
           <w:ilvl w:val="0"/>
-          <w:numId w:val="67"/>
+          <w:numId w:val="68"/>
         </w:numPr>
       </w:pPr>
       <w:r>
@@ -15863,7 +16297,7 @@
         <w:pStyle w:val="ListParagraph"/>
         <w:numPr>
           <w:ilvl w:val="0"/>
-          <w:numId w:val="67"/>
+          <w:numId w:val="68"/>
         </w:numPr>
       </w:pPr>
       <w:r>
@@ -15875,7 +16309,7 @@
         <w:pStyle w:val="ListParagraph"/>
         <w:numPr>
           <w:ilvl w:val="0"/>
-          <w:numId w:val="67"/>
+          <w:numId w:val="68"/>
         </w:numPr>
       </w:pPr>
       <w:r>
@@ -15887,7 +16321,7 @@
         <w:pStyle w:val="ListParagraph"/>
         <w:numPr>
           <w:ilvl w:val="0"/>
-          <w:numId w:val="67"/>
+          <w:numId w:val="68"/>
         </w:numPr>
       </w:pPr>
       <w:r>
@@ -15899,7 +16333,7 @@
         <w:pStyle w:val="ListParagraph"/>
         <w:numPr>
           <w:ilvl w:val="0"/>
-          <w:numId w:val="67"/>
+          <w:numId w:val="68"/>
         </w:numPr>
       </w:pPr>
       <w:r>
@@ -15911,7 +16345,7 @@
         <w:pStyle w:val="ListParagraph"/>
         <w:numPr>
           <w:ilvl w:val="0"/>
-          <w:numId w:val="68"/>
+          <w:numId w:val="69"/>
         </w:numPr>
       </w:pPr>
       <w:r>
@@ -15923,7 +16357,7 @@
         <w:pStyle w:val="ListParagraph"/>
         <w:numPr>
           <w:ilvl w:val="0"/>
-          <w:numId w:val="68"/>
+          <w:numId w:val="69"/>
         </w:numPr>
       </w:pPr>
       <w:r>
@@ -16016,7 +16450,7 @@
         <w:pStyle w:val="ListParagraph"/>
         <w:numPr>
           <w:ilvl w:val="0"/>
-          <w:numId w:val="68"/>
+          <w:numId w:val="69"/>
         </w:numPr>
       </w:pPr>
       <w:r>
@@ -16061,7 +16495,7 @@
         <w:pStyle w:val="ListParagraph"/>
         <w:numPr>
           <w:ilvl w:val="0"/>
-          <w:numId w:val="68"/>
+          <w:numId w:val="69"/>
         </w:numPr>
       </w:pPr>
       <w:r>
@@ -16088,7 +16522,7 @@
         <w:pStyle w:val="ListParagraph"/>
         <w:numPr>
           <w:ilvl w:val="0"/>
-          <w:numId w:val="68"/>
+          <w:numId w:val="69"/>
         </w:numPr>
       </w:pPr>
       <w:r>
@@ -16452,7 +16886,7 @@
         <w:pStyle w:val="ListParagraph"/>
         <w:numPr>
           <w:ilvl w:val="0"/>
-          <w:numId w:val="69"/>
+          <w:numId w:val="70"/>
         </w:numPr>
       </w:pPr>
       <w:r>
@@ -16464,7 +16898,7 @@
         <w:pStyle w:val="ListParagraph"/>
         <w:numPr>
           <w:ilvl w:val="0"/>
-          <w:numId w:val="69"/>
+          <w:numId w:val="70"/>
         </w:numPr>
       </w:pPr>
       <w:r>
@@ -16482,7 +16916,7 @@
         <w:pStyle w:val="ListParagraph"/>
         <w:numPr>
           <w:ilvl w:val="0"/>
-          <w:numId w:val="69"/>
+          <w:numId w:val="70"/>
         </w:numPr>
       </w:pPr>
       <w:r>
@@ -16503,7 +16937,7 @@
         <w:pStyle w:val="ListParagraph"/>
         <w:numPr>
           <w:ilvl w:val="0"/>
-          <w:numId w:val="69"/>
+          <w:numId w:val="70"/>
         </w:numPr>
       </w:pPr>
       <w:r>
@@ -16530,7 +16964,7 @@
         <w:pStyle w:val="ListParagraph"/>
         <w:numPr>
           <w:ilvl w:val="0"/>
-          <w:numId w:val="69"/>
+          <w:numId w:val="70"/>
         </w:numPr>
       </w:pPr>
       <w:r>
@@ -16542,7 +16976,7 @@
         <w:pStyle w:val="ListParagraph"/>
         <w:numPr>
           <w:ilvl w:val="0"/>
-          <w:numId w:val="69"/>
+          <w:numId w:val="70"/>
         </w:numPr>
       </w:pPr>
       <w:r>
@@ -16599,7 +17033,7 @@
         <w:pStyle w:val="ListParagraph"/>
         <w:numPr>
           <w:ilvl w:val="0"/>
-          <w:numId w:val="69"/>
+          <w:numId w:val="70"/>
         </w:numPr>
       </w:pPr>
       <w:r>
@@ -16635,7 +17069,7 @@
         <w:pStyle w:val="ListParagraph"/>
         <w:numPr>
           <w:ilvl w:val="0"/>
-          <w:numId w:val="69"/>
+          <w:numId w:val="70"/>
         </w:numPr>
       </w:pPr>
       <w:r>
@@ -16671,7 +17105,7 @@
         <w:pStyle w:val="ListParagraph"/>
         <w:numPr>
           <w:ilvl w:val="0"/>
-          <w:numId w:val="69"/>
+          <w:numId w:val="70"/>
         </w:numPr>
       </w:pPr>
       <w:r>
@@ -16707,7 +17141,7 @@
         <w:pStyle w:val="ListParagraph"/>
         <w:numPr>
           <w:ilvl w:val="0"/>
-          <w:numId w:val="69"/>
+          <w:numId w:val="70"/>
         </w:numPr>
       </w:pPr>
       <w:r>
@@ -16743,7 +17177,7 @@
         <w:pStyle w:val="ListParagraph"/>
         <w:numPr>
           <w:ilvl w:val="0"/>
-          <w:numId w:val="69"/>
+          <w:numId w:val="70"/>
         </w:numPr>
       </w:pPr>
       <w:r>
@@ -16779,7 +17213,7 @@
         <w:pStyle w:val="ListParagraph"/>
         <w:numPr>
           <w:ilvl w:val="0"/>
-          <w:numId w:val="69"/>
+          <w:numId w:val="70"/>
         </w:numPr>
       </w:pPr>
       <w:r>
@@ -16824,7 +17258,7 @@
         <w:pStyle w:val="ListParagraph"/>
         <w:numPr>
           <w:ilvl w:val="0"/>
-          <w:numId w:val="69"/>
+          <w:numId w:val="70"/>
         </w:numPr>
       </w:pPr>
       <w:r>
@@ -16905,7 +17339,7 @@
         <w:pStyle w:val="ListParagraph"/>
         <w:numPr>
           <w:ilvl w:val="0"/>
-          <w:numId w:val="69"/>
+          <w:numId w:val="70"/>
         </w:numPr>
       </w:pPr>
       <w:r>
@@ -16980,7 +17414,7 @@
         <w:pStyle w:val="ListParagraph"/>
         <w:numPr>
           <w:ilvl w:val="0"/>
-          <w:numId w:val="70"/>
+          <w:numId w:val="71"/>
         </w:numPr>
       </w:pPr>
       <w:r>
@@ -16992,7 +17426,7 @@
         <w:pStyle w:val="ListParagraph"/>
         <w:numPr>
           <w:ilvl w:val="0"/>
-          <w:numId w:val="70"/>
+          <w:numId w:val="71"/>
         </w:numPr>
       </w:pPr>
       <w:r>
@@ -17004,7 +17438,7 @@
         <w:pStyle w:val="ListParagraph"/>
         <w:numPr>
           <w:ilvl w:val="0"/>
-          <w:numId w:val="70"/>
+          <w:numId w:val="71"/>
         </w:numPr>
       </w:pPr>
       <w:r>
@@ -17016,7 +17450,7 @@
         <w:pStyle w:val="ListParagraph"/>
         <w:numPr>
           <w:ilvl w:val="0"/>
-          <w:numId w:val="70"/>
+          <w:numId w:val="71"/>
         </w:numPr>
       </w:pPr>
       <w:r>
@@ -17028,7 +17462,7 @@
         <w:pStyle w:val="ListParagraph"/>
         <w:numPr>
           <w:ilvl w:val="0"/>
-          <w:numId w:val="70"/>
+          <w:numId w:val="71"/>
         </w:numPr>
       </w:pPr>
       <w:r>
@@ -17040,7 +17474,7 @@
         <w:pStyle w:val="ListParagraph"/>
         <w:numPr>
           <w:ilvl w:val="0"/>
-          <w:numId w:val="70"/>
+          <w:numId w:val="71"/>
         </w:numPr>
       </w:pPr>
       <w:r>
@@ -17052,7 +17486,7 @@
         <w:pStyle w:val="ListParagraph"/>
         <w:numPr>
           <w:ilvl w:val="0"/>
-          <w:numId w:val="70"/>
+          <w:numId w:val="71"/>
         </w:numPr>
       </w:pPr>
       <w:r>
@@ -17064,7 +17498,7 @@
         <w:pStyle w:val="ListParagraph"/>
         <w:numPr>
           <w:ilvl w:val="0"/>
-          <w:numId w:val="70"/>
+          <w:numId w:val="71"/>
         </w:numPr>
       </w:pPr>
       <w:r>
@@ -17076,7 +17510,7 @@
         <w:pStyle w:val="ListParagraph"/>
         <w:numPr>
           <w:ilvl w:val="0"/>
-          <w:numId w:val="70"/>
+          <w:numId w:val="71"/>
         </w:numPr>
       </w:pPr>
       <w:r>
@@ -17088,7 +17522,7 @@
         <w:pStyle w:val="ListParagraph"/>
         <w:numPr>
           <w:ilvl w:val="0"/>
-          <w:numId w:val="70"/>
+          <w:numId w:val="71"/>
         </w:numPr>
       </w:pPr>
       <w:r>
@@ -17100,7 +17534,7 @@
         <w:pStyle w:val="ListParagraph"/>
         <w:numPr>
           <w:ilvl w:val="0"/>
-          <w:numId w:val="70"/>
+          <w:numId w:val="71"/>
         </w:numPr>
       </w:pPr>
       <w:r>
@@ -17112,7 +17546,7 @@
         <w:pStyle w:val="ListParagraph"/>
         <w:numPr>
           <w:ilvl w:val="0"/>
-          <w:numId w:val="70"/>
+          <w:numId w:val="71"/>
         </w:numPr>
       </w:pPr>
       <w:r>
@@ -17124,7 +17558,7 @@
         <w:pStyle w:val="ListParagraph"/>
         <w:numPr>
           <w:ilvl w:val="0"/>
-          <w:numId w:val="70"/>
+          <w:numId w:val="71"/>
         </w:numPr>
       </w:pPr>
       <w:r>
@@ -17183,7 +17617,7 @@
         <w:pStyle w:val="ListParagraph"/>
         <w:numPr>
           <w:ilvl w:val="0"/>
-          <w:numId w:val="71"/>
+          <w:numId w:val="72"/>
         </w:numPr>
       </w:pPr>
       <w:r>
@@ -17195,7 +17629,7 @@
         <w:pStyle w:val="ListParagraph"/>
         <w:numPr>
           <w:ilvl w:val="0"/>
-          <w:numId w:val="71"/>
+          <w:numId w:val="72"/>
         </w:numPr>
       </w:pPr>
       <w:r>
@@ -17207,7 +17641,7 @@
         <w:pStyle w:val="ListParagraph"/>
         <w:numPr>
           <w:ilvl w:val="0"/>
-          <w:numId w:val="71"/>
+          <w:numId w:val="72"/>
         </w:numPr>
       </w:pPr>
       <w:r>
@@ -17219,7 +17653,7 @@
         <w:pStyle w:val="ListParagraph"/>
         <w:numPr>
           <w:ilvl w:val="0"/>
-          <w:numId w:val="71"/>
+          <w:numId w:val="72"/>
         </w:numPr>
       </w:pPr>
       <w:r>
@@ -17231,7 +17665,7 @@
         <w:pStyle w:val="ListParagraph"/>
         <w:numPr>
           <w:ilvl w:val="0"/>
-          <w:numId w:val="71"/>
+          <w:numId w:val="72"/>
         </w:numPr>
       </w:pPr>
       <w:r>
@@ -17243,7 +17677,7 @@
         <w:pStyle w:val="ListParagraph"/>
         <w:numPr>
           <w:ilvl w:val="0"/>
-          <w:numId w:val="71"/>
+          <w:numId w:val="72"/>
         </w:numPr>
       </w:pPr>
       <w:r>
@@ -17255,7 +17689,7 @@
         <w:pStyle w:val="ListParagraph"/>
         <w:numPr>
           <w:ilvl w:val="0"/>
-          <w:numId w:val="71"/>
+          <w:numId w:val="72"/>
         </w:numPr>
       </w:pPr>
       <w:r>
@@ -17267,7 +17701,7 @@
         <w:pStyle w:val="ListParagraph"/>
         <w:numPr>
           <w:ilvl w:val="0"/>
-          <w:numId w:val="71"/>
+          <w:numId w:val="72"/>
         </w:numPr>
       </w:pPr>
       <w:r>
@@ -17279,7 +17713,7 @@
         <w:pStyle w:val="ListParagraph"/>
         <w:numPr>
           <w:ilvl w:val="0"/>
-          <w:numId w:val="71"/>
+          <w:numId w:val="72"/>
         </w:numPr>
       </w:pPr>
       <w:r>
@@ -17291,7 +17725,7 @@
         <w:pStyle w:val="ListParagraph"/>
         <w:numPr>
           <w:ilvl w:val="0"/>
-          <w:numId w:val="71"/>
+          <w:numId w:val="72"/>
         </w:numPr>
       </w:pPr>
       <w:r>
@@ -17303,7 +17737,7 @@
         <w:pStyle w:val="ListParagraph"/>
         <w:numPr>
           <w:ilvl w:val="0"/>
-          <w:numId w:val="72"/>
+          <w:numId w:val="73"/>
         </w:numPr>
       </w:pPr>
       <w:r>
@@ -17357,7 +17791,7 @@
         <w:pStyle w:val="ListParagraph"/>
         <w:numPr>
           <w:ilvl w:val="0"/>
-          <w:numId w:val="72"/>
+          <w:numId w:val="73"/>
         </w:numPr>
       </w:pPr>
       <w:r>
@@ -17411,7 +17845,7 @@
         <w:pStyle w:val="ListParagraph"/>
         <w:numPr>
           <w:ilvl w:val="0"/>
-          <w:numId w:val="72"/>
+          <w:numId w:val="73"/>
         </w:numPr>
       </w:pPr>
       <w:r>
@@ -17465,7 +17899,7 @@
         <w:pStyle w:val="ListParagraph"/>
         <w:numPr>
           <w:ilvl w:val="0"/>
-          <w:numId w:val="72"/>
+          <w:numId w:val="73"/>
         </w:numPr>
       </w:pPr>
       <w:r>
@@ -17513,7 +17947,7 @@
         <w:pStyle w:val="ListParagraph"/>
         <w:numPr>
           <w:ilvl w:val="0"/>
-          <w:numId w:val="72"/>
+          <w:numId w:val="73"/>
         </w:numPr>
       </w:pPr>
       <w:r>
@@ -17558,7 +17992,7 @@
         <w:pStyle w:val="ListParagraph"/>
         <w:numPr>
           <w:ilvl w:val="0"/>
-          <w:numId w:val="72"/>
+          <w:numId w:val="73"/>
         </w:numPr>
       </w:pPr>
       <w:r>
@@ -17621,7 +18055,7 @@
         <w:pStyle w:val="ListParagraph"/>
         <w:numPr>
           <w:ilvl w:val="0"/>
-          <w:numId w:val="72"/>
+          <w:numId w:val="73"/>
         </w:numPr>
       </w:pPr>
       <w:r>
@@ -17639,7 +18073,7 @@
         <w:pStyle w:val="ListParagraph"/>
         <w:numPr>
           <w:ilvl w:val="0"/>
-          <w:numId w:val="72"/>
+          <w:numId w:val="73"/>
         </w:numPr>
       </w:pPr>
       <w:r>
@@ -17690,7 +18124,7 @@
         <w:pStyle w:val="ListParagraph"/>
         <w:numPr>
           <w:ilvl w:val="0"/>
-          <w:numId w:val="73"/>
+          <w:numId w:val="74"/>
         </w:numPr>
       </w:pPr>
       <w:r>
@@ -17702,7 +18136,7 @@
         <w:pStyle w:val="ListParagraph"/>
         <w:numPr>
           <w:ilvl w:val="0"/>
-          <w:numId w:val="73"/>
+          <w:numId w:val="74"/>
         </w:numPr>
       </w:pPr>
       <w:r>
@@ -17714,7 +18148,7 @@
         <w:pStyle w:val="ListParagraph"/>
         <w:numPr>
           <w:ilvl w:val="0"/>
-          <w:numId w:val="73"/>
+          <w:numId w:val="74"/>
         </w:numPr>
       </w:pPr>
       <w:r>
@@ -17726,7 +18160,7 @@
         <w:pStyle w:val="ListParagraph"/>
         <w:numPr>
           <w:ilvl w:val="0"/>
-          <w:numId w:val="73"/>
+          <w:numId w:val="74"/>
         </w:numPr>
       </w:pPr>
       <w:r>
@@ -17738,7 +18172,7 @@
         <w:pStyle w:val="ListParagraph"/>
         <w:numPr>
           <w:ilvl w:val="0"/>
-          <w:numId w:val="73"/>
+          <w:numId w:val="74"/>
         </w:numPr>
       </w:pPr>
       <w:r>
@@ -17750,7 +18184,7 @@
         <w:pStyle w:val="ListParagraph"/>
         <w:numPr>
           <w:ilvl w:val="0"/>
-          <w:numId w:val="73"/>
+          <w:numId w:val="74"/>
         </w:numPr>
       </w:pPr>
       <w:r>
@@ -17762,7 +18196,7 @@
         <w:pStyle w:val="ListParagraph"/>
         <w:numPr>
           <w:ilvl w:val="0"/>
-          <w:numId w:val="73"/>
+          <w:numId w:val="74"/>
         </w:numPr>
       </w:pPr>
       <w:r>
@@ -17774,7 +18208,7 @@
         <w:pStyle w:val="ListParagraph"/>
         <w:numPr>
           <w:ilvl w:val="0"/>
-          <w:numId w:val="73"/>
+          <w:numId w:val="74"/>
         </w:numPr>
       </w:pPr>
       <w:r>
@@ -17786,7 +18220,7 @@
         <w:pStyle w:val="ListParagraph"/>
         <w:numPr>
           <w:ilvl w:val="0"/>
-          <w:numId w:val="73"/>
+          <w:numId w:val="74"/>
         </w:numPr>
       </w:pPr>
       <w:r>
@@ -17798,7 +18232,7 @@
         <w:pStyle w:val="ListParagraph"/>
         <w:numPr>
           <w:ilvl w:val="0"/>
-          <w:numId w:val="73"/>
+          <w:numId w:val="74"/>
         </w:numPr>
       </w:pPr>
       <w:r>
@@ -17842,7 +18276,7 @@
         <w:pStyle w:val="ListParagraph"/>
         <w:numPr>
           <w:ilvl w:val="0"/>
-          <w:numId w:val="74"/>
+          <w:numId w:val="75"/>
         </w:numPr>
       </w:pPr>
       <w:r>
@@ -17869,7 +18303,7 @@
         <w:pStyle w:val="ListParagraph"/>
         <w:numPr>
           <w:ilvl w:val="0"/>
-          <w:numId w:val="74"/>
+          <w:numId w:val="75"/>
         </w:numPr>
       </w:pPr>
       <w:r>
@@ -17887,7 +18321,7 @@
         <w:pStyle w:val="ListParagraph"/>
         <w:numPr>
           <w:ilvl w:val="0"/>
-          <w:numId w:val="74"/>
+          <w:numId w:val="75"/>
         </w:numPr>
       </w:pPr>
       <w:r>
@@ -17905,7 +18339,7 @@
         <w:pStyle w:val="ListParagraph"/>
         <w:numPr>
           <w:ilvl w:val="0"/>
-          <w:numId w:val="74"/>
+          <w:numId w:val="75"/>
         </w:numPr>
       </w:pPr>
       <w:r>
@@ -17977,7 +18411,7 @@
         <w:pStyle w:val="ListParagraph"/>
         <w:numPr>
           <w:ilvl w:val="0"/>
-          <w:numId w:val="74"/>
+          <w:numId w:val="75"/>
         </w:numPr>
       </w:pPr>
       <w:r>
@@ -18004,7 +18438,7 @@
         <w:pStyle w:val="ListParagraph"/>
         <w:numPr>
           <w:ilvl w:val="0"/>
-          <w:numId w:val="75"/>
+          <w:numId w:val="76"/>
         </w:numPr>
       </w:pPr>
       <w:r>
@@ -18016,7 +18450,7 @@
         <w:pStyle w:val="ListParagraph"/>
         <w:numPr>
           <w:ilvl w:val="0"/>
-          <w:numId w:val="75"/>
+          <w:numId w:val="76"/>
         </w:numPr>
       </w:pPr>
       <w:r>
@@ -18043,7 +18477,7 @@
         <w:pStyle w:val="ListParagraph"/>
         <w:numPr>
           <w:ilvl w:val="0"/>
-          <w:numId w:val="75"/>
+          <w:numId w:val="76"/>
         </w:numPr>
       </w:pPr>
       <w:r>
@@ -18064,7 +18498,7 @@
         <w:pStyle w:val="ListParagraph"/>
         <w:numPr>
           <w:ilvl w:val="0"/>
-          <w:numId w:val="75"/>
+          <w:numId w:val="76"/>
         </w:numPr>
       </w:pPr>
       <w:r>
@@ -18139,7 +18573,7 @@
         <w:pStyle w:val="ListParagraph"/>
         <w:numPr>
           <w:ilvl w:val="0"/>
-          <w:numId w:val="75"/>
+          <w:numId w:val="76"/>
         </w:numPr>
       </w:pPr>
       <w:r>
@@ -18169,7 +18603,7 @@
         <w:pStyle w:val="ListParagraph"/>
         <w:numPr>
           <w:ilvl w:val="0"/>
-          <w:numId w:val="76"/>
+          <w:numId w:val="77"/>
         </w:numPr>
       </w:pPr>
       <w:r>
@@ -18187,7 +18621,7 @@
         <w:pStyle w:val="ListParagraph"/>
         <w:numPr>
           <w:ilvl w:val="0"/>
-          <w:numId w:val="76"/>
+          <w:numId w:val="77"/>
         </w:numPr>
       </w:pPr>
       <w:r>
@@ -18205,7 +18639,7 @@
         <w:pStyle w:val="ListParagraph"/>
         <w:numPr>
           <w:ilvl w:val="0"/>
-          <w:numId w:val="76"/>
+          <w:numId w:val="77"/>
         </w:numPr>
       </w:pPr>
       <w:r>
@@ -18255,7 +18689,7 @@
         <w:pStyle w:val="ListParagraph"/>
         <w:numPr>
           <w:ilvl w:val="0"/>
-          <w:numId w:val="77"/>
+          <w:numId w:val="78"/>
         </w:numPr>
       </w:pPr>
       <w:r>
@@ -18273,7 +18707,7 @@
         <w:pStyle w:val="ListParagraph"/>
         <w:numPr>
           <w:ilvl w:val="0"/>
-          <w:numId w:val="77"/>
+          <w:numId w:val="78"/>
         </w:numPr>
       </w:pPr>
       <w:r>
@@ -18300,7 +18734,7 @@
         <w:pStyle w:val="ListParagraph"/>
         <w:numPr>
           <w:ilvl w:val="0"/>
-          <w:numId w:val="77"/>
+          <w:numId w:val="78"/>
         </w:numPr>
       </w:pPr>
       <w:r>
@@ -18327,7 +18761,7 @@
         <w:pStyle w:val="ListParagraph"/>
         <w:numPr>
           <w:ilvl w:val="0"/>
-          <w:numId w:val="77"/>
+          <w:numId w:val="78"/>
         </w:numPr>
       </w:pPr>
       <w:r>
@@ -18381,7 +18815,7 @@
         <w:pStyle w:val="ListParagraph"/>
         <w:numPr>
           <w:ilvl w:val="0"/>
-          <w:numId w:val="78"/>
+          <w:numId w:val="79"/>
         </w:numPr>
       </w:pPr>
       <w:r>
@@ -18438,7 +18872,7 @@
         <w:pStyle w:val="ListParagraph"/>
         <w:numPr>
           <w:ilvl w:val="0"/>
-          <w:numId w:val="78"/>
+          <w:numId w:val="79"/>
         </w:numPr>
       </w:pPr>
       <w:r>
@@ -18450,7 +18884,7 @@
         <w:pStyle w:val="ListParagraph"/>
         <w:numPr>
           <w:ilvl w:val="0"/>
-          <w:numId w:val="78"/>
+          <w:numId w:val="79"/>
         </w:numPr>
       </w:pPr>
       <w:r>
@@ -18468,7 +18902,7 @@
         <w:pStyle w:val="ListParagraph"/>
         <w:numPr>
           <w:ilvl w:val="0"/>
-          <w:numId w:val="78"/>
+          <w:numId w:val="79"/>
         </w:numPr>
       </w:pPr>
       <w:r>
@@ -18527,7 +18961,7 @@
         <w:pStyle w:val="ListParagraph"/>
         <w:numPr>
           <w:ilvl w:val="0"/>
-          <w:numId w:val="79"/>
+          <w:numId w:val="80"/>
         </w:numPr>
       </w:pPr>
       <w:r>
@@ -18539,7 +18973,7 @@
         <w:pStyle w:val="ListParagraph"/>
         <w:numPr>
           <w:ilvl w:val="0"/>
-          <w:numId w:val="79"/>
+          <w:numId w:val="80"/>
         </w:numPr>
       </w:pPr>
       <w:r>
@@ -18551,7 +18985,7 @@
         <w:pStyle w:val="ListParagraph"/>
         <w:numPr>
           <w:ilvl w:val="0"/>
-          <w:numId w:val="79"/>
+          <w:numId w:val="80"/>
         </w:numPr>
       </w:pPr>
       <w:r>
@@ -18563,7 +18997,7 @@
         <w:pStyle w:val="ListParagraph"/>
         <w:numPr>
           <w:ilvl w:val="0"/>
-          <w:numId w:val="79"/>
+          <w:numId w:val="80"/>
         </w:numPr>
       </w:pPr>
       <w:r>
@@ -18575,7 +19009,7 @@
         <w:pStyle w:val="ListParagraph"/>
         <w:numPr>
           <w:ilvl w:val="0"/>
-          <w:numId w:val="79"/>
+          <w:numId w:val="80"/>
         </w:numPr>
       </w:pPr>
       <w:r>
@@ -18587,7 +19021,7 @@
         <w:pStyle w:val="ListParagraph"/>
         <w:numPr>
           <w:ilvl w:val="0"/>
-          <w:numId w:val="79"/>
+          <w:numId w:val="80"/>
         </w:numPr>
       </w:pPr>
       <w:r>
@@ -18599,7 +19033,7 @@
         <w:pStyle w:val="ListParagraph"/>
         <w:numPr>
           <w:ilvl w:val="0"/>
-          <w:numId w:val="79"/>
+          <w:numId w:val="80"/>
         </w:numPr>
       </w:pPr>
       <w:r>
@@ -18611,7 +19045,7 @@
         <w:pStyle w:val="ListParagraph"/>
         <w:numPr>
           <w:ilvl w:val="0"/>
-          <w:numId w:val="79"/>
+          <w:numId w:val="80"/>
         </w:numPr>
       </w:pPr>
       <w:r>
@@ -18623,7 +19057,7 @@
         <w:pStyle w:val="ListParagraph"/>
         <w:numPr>
           <w:ilvl w:val="0"/>
-          <w:numId w:val="79"/>
+          <w:numId w:val="80"/>
         </w:numPr>
       </w:pPr>
       <w:r>
@@ -18635,7 +19069,7 @@
         <w:pStyle w:val="ListParagraph"/>
         <w:numPr>
           <w:ilvl w:val="0"/>
-          <w:numId w:val="79"/>
+          <w:numId w:val="80"/>
         </w:numPr>
       </w:pPr>
       <w:r>
@@ -18647,7 +19081,7 @@
         <w:pStyle w:val="ListParagraph"/>
         <w:numPr>
           <w:ilvl w:val="0"/>
-          <w:numId w:val="79"/>
+          <w:numId w:val="80"/>
         </w:numPr>
       </w:pPr>
       <w:r>
@@ -18659,7 +19093,7 @@
         <w:pStyle w:val="ListParagraph"/>
         <w:numPr>
           <w:ilvl w:val="0"/>
-          <w:numId w:val="79"/>
+          <w:numId w:val="80"/>
         </w:numPr>
       </w:pPr>
       <w:r>
@@ -18671,7 +19105,7 @@
         <w:pStyle w:val="ListParagraph"/>
         <w:numPr>
           <w:ilvl w:val="0"/>
-          <w:numId w:val="79"/>
+          <w:numId w:val="80"/>
         </w:numPr>
       </w:pPr>
       <w:r>
@@ -18683,7 +19117,7 @@
         <w:pStyle w:val="ListParagraph"/>
         <w:numPr>
           <w:ilvl w:val="0"/>
-          <w:numId w:val="79"/>
+          <w:numId w:val="80"/>
         </w:numPr>
       </w:pPr>
       <w:r>
@@ -18695,7 +19129,7 @@
         <w:pStyle w:val="ListParagraph"/>
         <w:numPr>
           <w:ilvl w:val="0"/>
-          <w:numId w:val="79"/>
+          <w:numId w:val="80"/>
         </w:numPr>
       </w:pPr>
       <w:r>
@@ -18707,7 +19141,7 @@
         <w:pStyle w:val="ListParagraph"/>
         <w:numPr>
           <w:ilvl w:val="0"/>
-          <w:numId w:val="79"/>
+          <w:numId w:val="80"/>
         </w:numPr>
       </w:pPr>
       <w:r>
@@ -18758,7 +19192,7 @@
         <w:pStyle w:val="ListParagraph"/>
         <w:numPr>
           <w:ilvl w:val="0"/>
-          <w:numId w:val="80"/>
+          <w:numId w:val="81"/>
         </w:numPr>
       </w:pPr>
       <w:r>
@@ -18770,7 +19204,7 @@
         <w:pStyle w:val="ListParagraph"/>
         <w:numPr>
           <w:ilvl w:val="0"/>
-          <w:numId w:val="80"/>
+          <w:numId w:val="81"/>
         </w:numPr>
       </w:pPr>
       <w:r>
@@ -18782,7 +19216,7 @@
         <w:pStyle w:val="ListParagraph"/>
         <w:numPr>
           <w:ilvl w:val="0"/>
-          <w:numId w:val="80"/>
+          <w:numId w:val="81"/>
         </w:numPr>
       </w:pPr>
       <w:r>
@@ -18794,7 +19228,7 @@
         <w:pStyle w:val="ListParagraph"/>
         <w:numPr>
           <w:ilvl w:val="0"/>
-          <w:numId w:val="80"/>
+          <w:numId w:val="81"/>
         </w:numPr>
       </w:pPr>
       <w:r>
@@ -18806,7 +19240,7 @@
         <w:pStyle w:val="ListParagraph"/>
         <w:numPr>
           <w:ilvl w:val="0"/>
-          <w:numId w:val="80"/>
+          <w:numId w:val="81"/>
         </w:numPr>
       </w:pPr>
       <w:r>
@@ -18818,7 +19252,7 @@
         <w:pStyle w:val="ListParagraph"/>
         <w:numPr>
           <w:ilvl w:val="0"/>
-          <w:numId w:val="80"/>
+          <w:numId w:val="81"/>
         </w:numPr>
       </w:pPr>
       <w:r>
@@ -18830,7 +19264,7 @@
         <w:pStyle w:val="ListParagraph"/>
         <w:numPr>
           <w:ilvl w:val="0"/>
-          <w:numId w:val="80"/>
+          <w:numId w:val="81"/>
         </w:numPr>
       </w:pPr>
       <w:r>
@@ -18842,7 +19276,7 @@
         <w:pStyle w:val="ListParagraph"/>
         <w:numPr>
           <w:ilvl w:val="0"/>
-          <w:numId w:val="80"/>
+          <w:numId w:val="81"/>
         </w:numPr>
       </w:pPr>
       <w:r>
@@ -18905,7 +19339,7 @@
         <w:pStyle w:val="ListParagraph"/>
         <w:numPr>
           <w:ilvl w:val="0"/>
-          <w:numId w:val="81"/>
+          <w:numId w:val="82"/>
         </w:numPr>
       </w:pPr>
       <w:r>
@@ -18968,7 +19402,7 @@
         <w:pStyle w:val="ListParagraph"/>
         <w:numPr>
           <w:ilvl w:val="0"/>
-          <w:numId w:val="81"/>
+          <w:numId w:val="82"/>
         </w:numPr>
       </w:pPr>
       <w:r>
@@ -19022,7 +19456,7 @@
         <w:pStyle w:val="ListParagraph"/>
         <w:numPr>
           <w:ilvl w:val="0"/>
-          <w:numId w:val="81"/>
+          <w:numId w:val="82"/>
         </w:numPr>
       </w:pPr>
       <w:r>
@@ -19040,7 +19474,7 @@
         <w:pStyle w:val="ListParagraph"/>
         <w:numPr>
           <w:ilvl w:val="0"/>
-          <w:numId w:val="81"/>
+          <w:numId w:val="82"/>
         </w:numPr>
       </w:pPr>
       <w:r>
@@ -19067,7 +19501,7 @@
         <w:pStyle w:val="ListParagraph"/>
         <w:numPr>
           <w:ilvl w:val="0"/>
-          <w:numId w:val="81"/>
+          <w:numId w:val="82"/>
         </w:numPr>
       </w:pPr>
       <w:r>
@@ -19112,7 +19546,7 @@
         <w:pStyle w:val="ListParagraph"/>
         <w:numPr>
           <w:ilvl w:val="0"/>
-          <w:numId w:val="81"/>
+          <w:numId w:val="82"/>
         </w:numPr>
       </w:pPr>
       <w:r>
@@ -19139,7 +19573,7 @@
         <w:pStyle w:val="ListParagraph"/>
         <w:numPr>
           <w:ilvl w:val="0"/>
-          <w:numId w:val="81"/>
+          <w:numId w:val="82"/>
         </w:numPr>
       </w:pPr>
       <w:r>
@@ -19184,7 +19618,7 @@
         <w:pStyle w:val="ListParagraph"/>
         <w:numPr>
           <w:ilvl w:val="0"/>
-          <w:numId w:val="81"/>
+          <w:numId w:val="82"/>
         </w:numPr>
       </w:pPr>
       <w:r>
@@ -19229,7 +19663,7 @@
         <w:pStyle w:val="ListParagraph"/>
         <w:numPr>
           <w:ilvl w:val="0"/>
-          <w:numId w:val="81"/>
+          <w:numId w:val="82"/>
         </w:numPr>
       </w:pPr>
       <w:r>
@@ -19313,7 +19747,7 @@
         <w:pStyle w:val="ListParagraph"/>
         <w:numPr>
           <w:ilvl w:val="0"/>
-          <w:numId w:val="81"/>
+          <w:numId w:val="82"/>
         </w:numPr>
       </w:pPr>
       <w:r>
@@ -19349,7 +19783,7 @@
         <w:pStyle w:val="ListParagraph"/>
         <w:numPr>
           <w:ilvl w:val="0"/>
-          <w:numId w:val="81"/>
+          <w:numId w:val="82"/>
         </w:numPr>
       </w:pPr>
       <w:r>
@@ -19367,7 +19801,7 @@
         <w:pStyle w:val="ListParagraph"/>
         <w:numPr>
           <w:ilvl w:val="0"/>
-          <w:numId w:val="81"/>
+          <w:numId w:val="82"/>
         </w:numPr>
       </w:pPr>
       <w:r>
@@ -19403,7 +19837,7 @@
         <w:pStyle w:val="ListParagraph"/>
         <w:numPr>
           <w:ilvl w:val="0"/>
-          <w:numId w:val="81"/>
+          <w:numId w:val="82"/>
         </w:numPr>
       </w:pPr>
       <w:r>
@@ -19421,7 +19855,7 @@
         <w:pStyle w:val="ListParagraph"/>
         <w:numPr>
           <w:ilvl w:val="0"/>
-          <w:numId w:val="81"/>
+          <w:numId w:val="82"/>
         </w:numPr>
       </w:pPr>
       <w:r>
@@ -19448,7 +19882,7 @@
         <w:pStyle w:val="ListParagraph"/>
         <w:numPr>
           <w:ilvl w:val="0"/>
-          <w:numId w:val="81"/>
+          <w:numId w:val="82"/>
         </w:numPr>
       </w:pPr>
       <w:r>
@@ -19493,7 +19927,7 @@
         <w:pStyle w:val="ListParagraph"/>
         <w:numPr>
           <w:ilvl w:val="0"/>
-          <w:numId w:val="81"/>
+          <w:numId w:val="82"/>
         </w:numPr>
       </w:pPr>
       <w:r>
@@ -19511,7 +19945,7 @@
         <w:pStyle w:val="ListParagraph"/>
         <w:numPr>
           <w:ilvl w:val="0"/>
-          <w:numId w:val="81"/>
+          <w:numId w:val="82"/>
         </w:numPr>
       </w:pPr>
       <w:r>
@@ -19529,7 +19963,7 @@
         <w:pStyle w:val="ListParagraph"/>
         <w:numPr>
           <w:ilvl w:val="0"/>
-          <w:numId w:val="81"/>
+          <w:numId w:val="82"/>
         </w:numPr>
       </w:pPr>
       <w:r>
@@ -19547,7 +19981,7 @@
         <w:pStyle w:val="ListParagraph"/>
         <w:numPr>
           <w:ilvl w:val="0"/>
-          <w:numId w:val="81"/>
+          <w:numId w:val="82"/>
         </w:numPr>
       </w:pPr>
       <w:r>
@@ -19592,7 +20026,7 @@
         <w:pStyle w:val="ListParagraph"/>
         <w:numPr>
           <w:ilvl w:val="0"/>
-          <w:numId w:val="81"/>
+          <w:numId w:val="82"/>
         </w:numPr>
       </w:pPr>
       <w:r>
@@ -19646,7 +20080,7 @@
         <w:pStyle w:val="ListParagraph"/>
         <w:numPr>
           <w:ilvl w:val="0"/>
-          <w:numId w:val="81"/>
+          <w:numId w:val="82"/>
         </w:numPr>
       </w:pPr>
       <w:r>
@@ -19718,7 +20152,7 @@
         <w:pStyle w:val="ListParagraph"/>
         <w:numPr>
           <w:ilvl w:val="0"/>
-          <w:numId w:val="81"/>
+          <w:numId w:val="82"/>
         </w:numPr>
       </w:pPr>
       <w:r>
@@ -19817,7 +20251,7 @@
         <w:pStyle w:val="ListParagraph"/>
         <w:numPr>
           <w:ilvl w:val="0"/>
-          <w:numId w:val="81"/>
+          <w:numId w:val="82"/>
         </w:numPr>
       </w:pPr>
       <w:r>
@@ -19898,7 +20332,7 @@
         <w:pStyle w:val="ListParagraph"/>
         <w:numPr>
           <w:ilvl w:val="0"/>
-          <w:numId w:val="81"/>
+          <w:numId w:val="82"/>
         </w:numPr>
       </w:pPr>
       <w:r>
@@ -19961,7 +20395,7 @@
         <w:pStyle w:val="ListParagraph"/>
         <w:numPr>
           <w:ilvl w:val="0"/>
-          <w:numId w:val="81"/>
+          <w:numId w:val="82"/>
         </w:numPr>
       </w:pPr>
       <w:r>
@@ -19988,7 +20422,7 @@
         <w:pStyle w:val="ListParagraph"/>
         <w:numPr>
           <w:ilvl w:val="0"/>
-          <w:numId w:val="81"/>
+          <w:numId w:val="82"/>
         </w:numPr>
       </w:pPr>
       <w:r>
@@ -20042,7 +20476,7 @@
         <w:pStyle w:val="ListParagraph"/>
         <w:numPr>
           <w:ilvl w:val="0"/>
-          <w:numId w:val="81"/>
+          <w:numId w:val="82"/>
         </w:numPr>
       </w:pPr>
       <w:r>
@@ -20114,7 +20548,7 @@
         <w:pStyle w:val="ListParagraph"/>
         <w:numPr>
           <w:ilvl w:val="0"/>
-          <w:numId w:val="81"/>
+          <w:numId w:val="82"/>
         </w:numPr>
       </w:pPr>
       <w:r>
@@ -20168,7 +20602,7 @@
         <w:pStyle w:val="ListParagraph"/>
         <w:numPr>
           <w:ilvl w:val="0"/>
-          <w:numId w:val="81"/>
+          <w:numId w:val="82"/>
         </w:numPr>
       </w:pPr>
       <w:r>
@@ -20186,7 +20620,7 @@
         <w:pStyle w:val="ListParagraph"/>
         <w:numPr>
           <w:ilvl w:val="0"/>
-          <w:numId w:val="81"/>
+          <w:numId w:val="82"/>
         </w:numPr>
       </w:pPr>
       <w:r>
@@ -20213,7 +20647,7 @@
         <w:pStyle w:val="ListParagraph"/>
         <w:numPr>
           <w:ilvl w:val="0"/>
-          <w:numId w:val="81"/>
+          <w:numId w:val="82"/>
         </w:numPr>
       </w:pPr>
       <w:r>
@@ -20231,7 +20665,7 @@
         <w:pStyle w:val="ListParagraph"/>
         <w:numPr>
           <w:ilvl w:val="0"/>
-          <w:numId w:val="81"/>
+          <w:numId w:val="82"/>
         </w:numPr>
       </w:pPr>
       <w:r>
@@ -20267,7 +20701,7 @@
         <w:pStyle w:val="ListParagraph"/>
         <w:numPr>
           <w:ilvl w:val="0"/>
-          <w:numId w:val="81"/>
+          <w:numId w:val="82"/>
         </w:numPr>
       </w:pPr>
       <w:r>
@@ -20285,7 +20719,7 @@
         <w:pStyle w:val="ListParagraph"/>
         <w:numPr>
           <w:ilvl w:val="0"/>
-          <w:numId w:val="81"/>
+          <w:numId w:val="82"/>
         </w:numPr>
       </w:pPr>
       <w:r>
@@ -20312,7 +20746,7 @@
         <w:pStyle w:val="ListParagraph"/>
         <w:numPr>
           <w:ilvl w:val="0"/>
-          <w:numId w:val="81"/>
+          <w:numId w:val="82"/>
         </w:numPr>
       </w:pPr>
       <w:r>
@@ -20366,7 +20800,7 @@
         <w:pStyle w:val="ListParagraph"/>
         <w:numPr>
           <w:ilvl w:val="0"/>
-          <w:numId w:val="81"/>
+          <w:numId w:val="82"/>
         </w:numPr>
       </w:pPr>
       <w:r>
@@ -20450,7 +20884,7 @@
         <w:pStyle w:val="ListParagraph"/>
         <w:numPr>
           <w:ilvl w:val="0"/>
-          <w:numId w:val="82"/>
+          <w:numId w:val="83"/>
         </w:numPr>
       </w:pPr>
       <w:r>
@@ -20462,7 +20896,7 @@
         <w:pStyle w:val="ListParagraph"/>
         <w:numPr>
           <w:ilvl w:val="0"/>
-          <w:numId w:val="82"/>
+          <w:numId w:val="83"/>
         </w:numPr>
       </w:pPr>
       <w:r>
@@ -20474,7 +20908,7 @@
         <w:pStyle w:val="ListParagraph"/>
         <w:numPr>
           <w:ilvl w:val="0"/>
-          <w:numId w:val="82"/>
+          <w:numId w:val="83"/>
         </w:numPr>
       </w:pPr>
       <w:r>
@@ -20486,7 +20920,7 @@
         <w:pStyle w:val="ListParagraph"/>
         <w:numPr>
           <w:ilvl w:val="0"/>
-          <w:numId w:val="82"/>
+          <w:numId w:val="83"/>
         </w:numPr>
       </w:pPr>
       <w:r>
@@ -20498,7 +20932,7 @@
         <w:pStyle w:val="ListParagraph"/>
         <w:numPr>
           <w:ilvl w:val="0"/>
-          <w:numId w:val="82"/>
+          <w:numId w:val="83"/>
         </w:numPr>
       </w:pPr>
       <w:r>
@@ -20510,7 +20944,7 @@
         <w:pStyle w:val="ListParagraph"/>
         <w:numPr>
           <w:ilvl w:val="0"/>
-          <w:numId w:val="82"/>
+          <w:numId w:val="83"/>
         </w:numPr>
       </w:pPr>
       <w:r>
@@ -20590,7 +21024,7 @@
         <w:pStyle w:val="ListParagraph"/>
         <w:numPr>
           <w:ilvl w:val="0"/>
-          <w:numId w:val="83"/>
+          <w:numId w:val="84"/>
         </w:numPr>
       </w:pPr>
       <w:r>
@@ -20626,7 +21060,7 @@
         <w:pStyle w:val="ListParagraph"/>
         <w:numPr>
           <w:ilvl w:val="0"/>
-          <w:numId w:val="83"/>
+          <w:numId w:val="84"/>
         </w:numPr>
       </w:pPr>
       <w:r>
@@ -20662,7 +21096,7 @@
         <w:pStyle w:val="ListParagraph"/>
         <w:numPr>
           <w:ilvl w:val="0"/>
-          <w:numId w:val="83"/>
+          <w:numId w:val="84"/>
         </w:numPr>
       </w:pPr>
       <w:r>
@@ -20680,7 +21114,7 @@
         <w:pStyle w:val="ListParagraph"/>
         <w:numPr>
           <w:ilvl w:val="0"/>
-          <w:numId w:val="83"/>
+          <w:numId w:val="84"/>
         </w:numPr>
       </w:pPr>
       <w:r>
@@ -20707,7 +21141,7 @@
         <w:pStyle w:val="ListParagraph"/>
         <w:numPr>
           <w:ilvl w:val="0"/>
-          <w:numId w:val="84"/>
+          <w:numId w:val="85"/>
         </w:numPr>
       </w:pPr>
       <w:r>
@@ -20770,7 +21204,7 @@
         <w:pStyle w:val="ListParagraph"/>
         <w:numPr>
           <w:ilvl w:val="0"/>
-          <w:numId w:val="84"/>
+          <w:numId w:val="85"/>
         </w:numPr>
       </w:pPr>
       <w:r>
@@ -20809,7 +21243,7 @@
         <w:pStyle w:val="ListParagraph"/>
         <w:numPr>
           <w:ilvl w:val="0"/>
-          <w:numId w:val="84"/>
+          <w:numId w:val="85"/>
         </w:numPr>
       </w:pPr>
       <w:r>
@@ -20827,7 +21261,7 @@
         <w:pStyle w:val="ListParagraph"/>
         <w:numPr>
           <w:ilvl w:val="0"/>
-          <w:numId w:val="84"/>
+          <w:numId w:val="85"/>
         </w:numPr>
       </w:pPr>
       <w:r>
@@ -20881,7 +21315,7 @@
         <w:pStyle w:val="ListParagraph"/>
         <w:numPr>
           <w:ilvl w:val="0"/>
-          <w:numId w:val="85"/>
+          <w:numId w:val="86"/>
         </w:numPr>
       </w:pPr>
       <w:r>
@@ -20944,7 +21378,7 @@
         <w:pStyle w:val="ListParagraph"/>
         <w:numPr>
           <w:ilvl w:val="0"/>
-          <w:numId w:val="85"/>
+          <w:numId w:val="86"/>
         </w:numPr>
       </w:pPr>
       <w:r>
@@ -20998,7 +21432,7 @@
         <w:pStyle w:val="ListParagraph"/>
         <w:numPr>
           <w:ilvl w:val="0"/>
-          <w:numId w:val="85"/>
+          <w:numId w:val="86"/>
         </w:numPr>
       </w:pPr>
       <w:r>
@@ -21016,7 +21450,7 @@
         <w:pStyle w:val="ListParagraph"/>
         <w:numPr>
           <w:ilvl w:val="0"/>
-          <w:numId w:val="85"/>
+          <w:numId w:val="86"/>
         </w:numPr>
       </w:pPr>
       <w:r>
@@ -21462,7 +21896,7 @@
         <w:pStyle w:val="ListParagraph"/>
         <w:numPr>
           <w:ilvl w:val="0"/>
-          <w:numId w:val="86"/>
+          <w:numId w:val="87"/>
         </w:numPr>
       </w:pPr>
       <w:r>
@@ -21480,7 +21914,7 @@
         <w:pStyle w:val="ListParagraph"/>
         <w:numPr>
           <w:ilvl w:val="0"/>
-          <w:numId w:val="86"/>
+          <w:numId w:val="87"/>
         </w:numPr>
       </w:pPr>
       <w:r>
@@ -21498,7 +21932,7 @@
         <w:pStyle w:val="ListParagraph"/>
         <w:numPr>
           <w:ilvl w:val="0"/>
-          <w:numId w:val="86"/>
+          <w:numId w:val="87"/>
         </w:numPr>
       </w:pPr>
       <w:r>
@@ -21516,7 +21950,7 @@
         <w:pStyle w:val="ListParagraph"/>
         <w:numPr>
           <w:ilvl w:val="0"/>
-          <w:numId w:val="86"/>
+          <w:numId w:val="87"/>
         </w:numPr>
       </w:pPr>
       <w:r>
@@ -21739,7 +22173,7 @@
         <w:pStyle w:val="ListParagraph"/>
         <w:numPr>
           <w:ilvl w:val="0"/>
-          <w:numId w:val="87"/>
+          <w:numId w:val="88"/>
         </w:numPr>
       </w:pPr>
       <w:r>
@@ -21751,7 +22185,7 @@
         <w:pStyle w:val="ListParagraph"/>
         <w:numPr>
           <w:ilvl w:val="0"/>
-          <w:numId w:val="87"/>
+          <w:numId w:val="88"/>
         </w:numPr>
       </w:pPr>
       <w:r>
@@ -21814,7 +22248,7 @@
         <w:pStyle w:val="ListParagraph"/>
         <w:numPr>
           <w:ilvl w:val="0"/>
-          <w:numId w:val="87"/>
+          <w:numId w:val="88"/>
         </w:numPr>
       </w:pPr>
       <w:r>
@@ -21835,7 +22269,7 @@
         <w:pStyle w:val="ListParagraph"/>
         <w:numPr>
           <w:ilvl w:val="0"/>
-          <w:numId w:val="87"/>
+          <w:numId w:val="88"/>
         </w:numPr>
       </w:pPr>
       <w:r>
@@ -21916,7 +22350,7 @@
         <w:pStyle w:val="ListParagraph"/>
         <w:numPr>
           <w:ilvl w:val="0"/>
-          <w:numId w:val="87"/>
+          <w:numId w:val="88"/>
         </w:numPr>
       </w:pPr>
       <w:r>
@@ -21928,7 +22362,7 @@
         <w:pStyle w:val="ListParagraph"/>
         <w:numPr>
           <w:ilvl w:val="0"/>
-          <w:numId w:val="87"/>
+          <w:numId w:val="88"/>
         </w:numPr>
       </w:pPr>
       <w:r>
@@ -22007,7 +22441,7 @@
         <w:pStyle w:val="ListParagraph"/>
         <w:numPr>
           <w:ilvl w:val="0"/>
-          <w:numId w:val="88"/>
+          <w:numId w:val="89"/>
         </w:numPr>
       </w:pPr>
       <w:r>
@@ -22019,7 +22453,7 @@
         <w:pStyle w:val="ListParagraph"/>
         <w:numPr>
           <w:ilvl w:val="0"/>
-          <w:numId w:val="88"/>
+          <w:numId w:val="89"/>
         </w:numPr>
       </w:pPr>
       <w:r>
@@ -22031,7 +22465,7 @@
         <w:pStyle w:val="ListParagraph"/>
         <w:numPr>
           <w:ilvl w:val="0"/>
-          <w:numId w:val="88"/>
+          <w:numId w:val="89"/>
         </w:numPr>
       </w:pPr>
       <w:r>
@@ -22043,7 +22477,7 @@
         <w:pStyle w:val="ListParagraph"/>
         <w:numPr>
           <w:ilvl w:val="0"/>
-          <w:numId w:val="88"/>
+          <w:numId w:val="89"/>
         </w:numPr>
       </w:pPr>
       <w:r>
@@ -22055,7 +22489,7 @@
         <w:pStyle w:val="ListParagraph"/>
         <w:numPr>
           <w:ilvl w:val="0"/>
-          <w:numId w:val="88"/>
+          <w:numId w:val="89"/>
         </w:numPr>
       </w:pPr>
       <w:r>
@@ -22067,7 +22501,7 @@
         <w:pStyle w:val="ListParagraph"/>
         <w:numPr>
           <w:ilvl w:val="0"/>
-          <w:numId w:val="88"/>
+          <w:numId w:val="89"/>
         </w:numPr>
       </w:pPr>
       <w:r>
@@ -22079,7 +22513,7 @@
         <w:pStyle w:val="ListParagraph"/>
         <w:numPr>
           <w:ilvl w:val="0"/>
-          <w:numId w:val="88"/>
+          <w:numId w:val="89"/>
         </w:numPr>
       </w:pPr>
       <w:r>
@@ -22091,7 +22525,7 @@
         <w:pStyle w:val="ListParagraph"/>
         <w:numPr>
           <w:ilvl w:val="0"/>
-          <w:numId w:val="88"/>
+          <w:numId w:val="89"/>
         </w:numPr>
       </w:pPr>
       <w:r>
@@ -22103,7 +22537,7 @@
         <w:pStyle w:val="ListParagraph"/>
         <w:numPr>
           <w:ilvl w:val="0"/>
-          <w:numId w:val="88"/>
+          <w:numId w:val="89"/>
         </w:numPr>
       </w:pPr>
       <w:r>
@@ -22115,7 +22549,7 @@
         <w:pStyle w:val="ListParagraph"/>
         <w:numPr>
           <w:ilvl w:val="0"/>
-          <w:numId w:val="88"/>
+          <w:numId w:val="89"/>
         </w:numPr>
       </w:pPr>
       <w:r>
@@ -22127,7 +22561,7 @@
         <w:pStyle w:val="ListParagraph"/>
         <w:numPr>
           <w:ilvl w:val="0"/>
-          <w:numId w:val="88"/>
+          <w:numId w:val="89"/>
         </w:numPr>
       </w:pPr>
       <w:r>
@@ -22593,7 +23027,7 @@
         <w:pStyle w:val="ListParagraph"/>
         <w:numPr>
           <w:ilvl w:val="0"/>
-          <w:numId w:val="89"/>
+          <w:numId w:val="90"/>
         </w:numPr>
       </w:pPr>
       <w:r>
@@ -22605,7 +23039,7 @@
         <w:pStyle w:val="ListParagraph"/>
         <w:numPr>
           <w:ilvl w:val="0"/>
-          <w:numId w:val="89"/>
+          <w:numId w:val="90"/>
         </w:numPr>
       </w:pPr>
       <w:r>
@@ -22617,7 +23051,7 @@
         <w:pStyle w:val="ListParagraph"/>
         <w:numPr>
           <w:ilvl w:val="0"/>
-          <w:numId w:val="89"/>
+          <w:numId w:val="90"/>
         </w:numPr>
       </w:pPr>
       <w:r>
@@ -22629,7 +23063,7 @@
         <w:pStyle w:val="ListParagraph"/>
         <w:numPr>
           <w:ilvl w:val="0"/>
-          <w:numId w:val="89"/>
+          <w:numId w:val="90"/>
         </w:numPr>
       </w:pPr>
       <w:r>
@@ -22641,7 +23075,7 @@
         <w:pStyle w:val="ListParagraph"/>
         <w:numPr>
           <w:ilvl w:val="0"/>
-          <w:numId w:val="89"/>
+          <w:numId w:val="90"/>
         </w:numPr>
       </w:pPr>
       <w:r>
@@ -22653,7 +23087,7 @@
         <w:pStyle w:val="ListParagraph"/>
         <w:numPr>
           <w:ilvl w:val="0"/>
-          <w:numId w:val="89"/>
+          <w:numId w:val="90"/>
         </w:numPr>
       </w:pPr>
       <w:r>
@@ -22665,7 +23099,7 @@
         <w:pStyle w:val="ListParagraph"/>
         <w:numPr>
           <w:ilvl w:val="0"/>
-          <w:numId w:val="89"/>
+          <w:numId w:val="90"/>
         </w:numPr>
       </w:pPr>
       <w:r>
@@ -22677,7 +23111,7 @@
         <w:pStyle w:val="ListParagraph"/>
         <w:numPr>
           <w:ilvl w:val="0"/>
-          <w:numId w:val="89"/>
+          <w:numId w:val="90"/>
         </w:numPr>
       </w:pPr>
       <w:r>
@@ -22689,7 +23123,7 @@
         <w:pStyle w:val="ListParagraph"/>
         <w:numPr>
           <w:ilvl w:val="0"/>
-          <w:numId w:val="89"/>
+          <w:numId w:val="90"/>
         </w:numPr>
       </w:pPr>
       <w:r>
@@ -22701,7 +23135,7 @@
         <w:pStyle w:val="ListParagraph"/>
         <w:numPr>
           <w:ilvl w:val="0"/>
-          <w:numId w:val="89"/>
+          <w:numId w:val="90"/>
         </w:numPr>
       </w:pPr>
       <w:r>
@@ -22721,7 +23155,7 @@
         <w:pStyle w:val="ListParagraph"/>
         <w:numPr>
           <w:ilvl w:val="0"/>
-          <w:numId w:val="90"/>
+          <w:numId w:val="91"/>
         </w:numPr>
       </w:pPr>
       <w:r>
@@ -22742,7 +23176,7 @@
         <w:pStyle w:val="ListParagraph"/>
         <w:numPr>
           <w:ilvl w:val="0"/>
-          <w:numId w:val="90"/>
+          <w:numId w:val="91"/>
         </w:numPr>
       </w:pPr>
       <w:r>
@@ -22778,7 +23212,7 @@
         <w:pStyle w:val="ListParagraph"/>
         <w:numPr>
           <w:ilvl w:val="0"/>
-          <w:numId w:val="90"/>
+          <w:numId w:val="91"/>
         </w:numPr>
       </w:pPr>
       <w:r>
@@ -22826,7 +23260,7 @@
         <w:pStyle w:val="ListParagraph"/>
         <w:numPr>
           <w:ilvl w:val="0"/>
-          <w:numId w:val="90"/>
+          <w:numId w:val="91"/>
         </w:numPr>
       </w:pPr>
       <w:r>
@@ -22880,7 +23314,7 @@
         <w:pStyle w:val="ListParagraph"/>
         <w:numPr>
           <w:ilvl w:val="0"/>
-          <w:numId w:val="90"/>
+          <w:numId w:val="91"/>
         </w:numPr>
       </w:pPr>
       <w:r>
@@ -22907,7 +23341,7 @@
         <w:pStyle w:val="ListParagraph"/>
         <w:numPr>
           <w:ilvl w:val="0"/>
-          <w:numId w:val="90"/>
+          <w:numId w:val="91"/>
         </w:numPr>
       </w:pPr>
       <w:r>
@@ -22925,7 +23359,7 @@
         <w:pStyle w:val="ListParagraph"/>
         <w:numPr>
           <w:ilvl w:val="0"/>
-          <w:numId w:val="90"/>
+          <w:numId w:val="91"/>
         </w:numPr>
       </w:pPr>
       <w:r>
@@ -22943,7 +23377,7 @@
         <w:pStyle w:val="ListParagraph"/>
         <w:numPr>
           <w:ilvl w:val="0"/>
-          <w:numId w:val="90"/>
+          <w:numId w:val="91"/>
         </w:numPr>
       </w:pPr>
       <w:r>
@@ -22988,7 +23422,7 @@
         <w:pStyle w:val="ListParagraph"/>
         <w:numPr>
           <w:ilvl w:val="0"/>
-          <w:numId w:val="90"/>
+          <w:numId w:val="91"/>
         </w:numPr>
       </w:pPr>
       <w:r>
@@ -23024,7 +23458,7 @@
         <w:pStyle w:val="ListParagraph"/>
         <w:numPr>
           <w:ilvl w:val="0"/>
-          <w:numId w:val="90"/>
+          <w:numId w:val="91"/>
         </w:numPr>
       </w:pPr>
       <w:r>
@@ -23273,7 +23707,7 @@
         <w:pStyle w:val="ListParagraph"/>
         <w:numPr>
           <w:ilvl w:val="0"/>
-          <w:numId w:val="91"/>
+          <w:numId w:val="92"/>
         </w:numPr>
       </w:pPr>
       <w:r>
@@ -23309,7 +23743,7 @@
         <w:pStyle w:val="ListParagraph"/>
         <w:numPr>
           <w:ilvl w:val="0"/>
-          <w:numId w:val="91"/>
+          <w:numId w:val="92"/>
         </w:numPr>
       </w:pPr>
       <w:r>
@@ -23372,7 +23806,7 @@
         <w:pStyle w:val="ListParagraph"/>
         <w:numPr>
           <w:ilvl w:val="0"/>
-          <w:numId w:val="91"/>
+          <w:numId w:val="92"/>
         </w:numPr>
       </w:pPr>
       <w:r>
@@ -23398,7 +23832,7 @@
         <w:pStyle w:val="ListParagraph"/>
         <w:numPr>
           <w:ilvl w:val="0"/>
-          <w:numId w:val="92"/>
+          <w:numId w:val="93"/>
         </w:numPr>
       </w:pPr>
       <w:r>
@@ -23425,7 +23859,7 @@
         <w:pStyle w:val="ListParagraph"/>
         <w:numPr>
           <w:ilvl w:val="0"/>
-          <w:numId w:val="92"/>
+          <w:numId w:val="93"/>
         </w:numPr>
       </w:pPr>
       <w:r>
@@ -23446,7 +23880,7 @@
         <w:pStyle w:val="ListParagraph"/>
         <w:numPr>
           <w:ilvl w:val="0"/>
-          <w:numId w:val="92"/>
+          <w:numId w:val="93"/>
         </w:numPr>
       </w:pPr>
       <w:r>
@@ -23487,7 +23921,7 @@
         <w:pStyle w:val="ListParagraph"/>
         <w:numPr>
           <w:ilvl w:val="0"/>
-          <w:numId w:val="93"/>
+          <w:numId w:val="94"/>
         </w:numPr>
       </w:pPr>
       <w:r>
@@ -23532,7 +23966,7 @@
         <w:pStyle w:val="ListParagraph"/>
         <w:numPr>
           <w:ilvl w:val="0"/>
-          <w:numId w:val="93"/>
+          <w:numId w:val="94"/>
         </w:numPr>
       </w:pPr>
       <w:r>
@@ -23568,7 +24002,7 @@
         <w:pStyle w:val="ListParagraph"/>
         <w:numPr>
           <w:ilvl w:val="0"/>
-          <w:numId w:val="93"/>
+          <w:numId w:val="94"/>
         </w:numPr>
       </w:pPr>
       <w:r>
@@ -23595,7 +24029,7 @@
         <w:pStyle w:val="ListParagraph"/>
         <w:numPr>
           <w:ilvl w:val="0"/>
-          <w:numId w:val="93"/>
+          <w:numId w:val="94"/>
         </w:numPr>
       </w:pPr>
       <w:r>
@@ -23910,7 +24344,7 @@
         <w:pStyle w:val="ListParagraph"/>
         <w:numPr>
           <w:ilvl w:val="0"/>
-          <w:numId w:val="94"/>
+          <w:numId w:val="95"/>
         </w:numPr>
       </w:pPr>
       <w:r>
@@ -23985,7 +24419,7 @@
         <w:pStyle w:val="ListParagraph"/>
         <w:numPr>
           <w:ilvl w:val="0"/>
-          <w:numId w:val="94"/>
+          <w:numId w:val="95"/>
         </w:numPr>
       </w:pPr>
       <w:r>
@@ -24015,7 +24449,7 @@
         <w:pStyle w:val="ListParagraph"/>
         <w:numPr>
           <w:ilvl w:val="0"/>
-          <w:numId w:val="94"/>
+          <w:numId w:val="95"/>
         </w:numPr>
       </w:pPr>
       <w:r>
@@ -24041,7 +24475,7 @@
         <w:pStyle w:val="ListParagraph"/>
         <w:numPr>
           <w:ilvl w:val="0"/>
-          <w:numId w:val="95"/>
+          <w:numId w:val="96"/>
         </w:numPr>
       </w:pPr>
       <w:r>
@@ -24071,7 +24505,7 @@
         <w:pStyle w:val="ListParagraph"/>
         <w:numPr>
           <w:ilvl w:val="0"/>
-          <w:numId w:val="95"/>
+          <w:numId w:val="96"/>
         </w:numPr>
       </w:pPr>
       <w:r>
@@ -24092,7 +24526,7 @@
         <w:pStyle w:val="ListParagraph"/>
         <w:numPr>
           <w:ilvl w:val="0"/>
-          <w:numId w:val="95"/>
+          <w:numId w:val="96"/>
         </w:numPr>
       </w:pPr>
       <w:r>
@@ -24122,7 +24556,7 @@
         <w:pStyle w:val="ListParagraph"/>
         <w:numPr>
           <w:ilvl w:val="0"/>
-          <w:numId w:val="96"/>
+          <w:numId w:val="97"/>
         </w:numPr>
       </w:pPr>
       <w:r>
@@ -24134,7 +24568,7 @@
         <w:pStyle w:val="ListParagraph"/>
         <w:numPr>
           <w:ilvl w:val="0"/>
-          <w:numId w:val="96"/>
+          <w:numId w:val="97"/>
         </w:numPr>
       </w:pPr>
       <w:r>
@@ -24178,7 +24612,7 @@
         <w:pStyle w:val="ListParagraph"/>
         <w:numPr>
           <w:ilvl w:val="0"/>
-          <w:numId w:val="97"/>
+          <w:numId w:val="98"/>
         </w:numPr>
       </w:pPr>
       <w:r>
@@ -24226,7 +24660,7 @@
         <w:pStyle w:val="ListParagraph"/>
         <w:numPr>
           <w:ilvl w:val="0"/>
-          <w:numId w:val="97"/>
+          <w:numId w:val="98"/>
         </w:numPr>
       </w:pPr>
       <w:r>
@@ -24238,7 +24672,7 @@
         <w:pStyle w:val="ListParagraph"/>
         <w:numPr>
           <w:ilvl w:val="0"/>
-          <w:numId w:val="97"/>
+          <w:numId w:val="98"/>
         </w:numPr>
       </w:pPr>
       <w:r>
@@ -24256,7 +24690,7 @@
         <w:pStyle w:val="ListParagraph"/>
         <w:numPr>
           <w:ilvl w:val="0"/>
-          <w:numId w:val="97"/>
+          <w:numId w:val="98"/>
         </w:numPr>
       </w:pPr>
       <w:r>
@@ -24268,7 +24702,7 @@
         <w:pStyle w:val="ListParagraph"/>
         <w:numPr>
           <w:ilvl w:val="0"/>
-          <w:numId w:val="97"/>
+          <w:numId w:val="98"/>
         </w:numPr>
       </w:pPr>
       <w:r>
@@ -24280,7 +24714,7 @@
         <w:pStyle w:val="ListParagraph"/>
         <w:numPr>
           <w:ilvl w:val="0"/>
-          <w:numId w:val="97"/>
+          <w:numId w:val="98"/>
         </w:numPr>
       </w:pPr>
       <w:r>
@@ -24292,7 +24726,7 @@
         <w:pStyle w:val="ListParagraph"/>
         <w:numPr>
           <w:ilvl w:val="0"/>
-          <w:numId w:val="97"/>
+          <w:numId w:val="98"/>
         </w:numPr>
       </w:pPr>
       <w:r>
@@ -24566,7 +25000,7 @@
         <w:pStyle w:val="ListParagraph"/>
         <w:numPr>
           <w:ilvl w:val="0"/>
-          <w:numId w:val="98"/>
+          <w:numId w:val="99"/>
         </w:numPr>
       </w:pPr>
       <w:r>
@@ -24578,7 +25012,7 @@
         <w:pStyle w:val="ListParagraph"/>
         <w:numPr>
           <w:ilvl w:val="0"/>
-          <w:numId w:val="98"/>
+          <w:numId w:val="99"/>
         </w:numPr>
       </w:pPr>
       <w:r>
@@ -24590,7 +25024,7 @@
         <w:pStyle w:val="ListParagraph"/>
         <w:numPr>
           <w:ilvl w:val="0"/>
-          <w:numId w:val="98"/>
+          <w:numId w:val="99"/>
         </w:numPr>
       </w:pPr>
       <w:r>
@@ -24864,7 +25298,7 @@
         <w:pStyle w:val="ListParagraph"/>
         <w:numPr>
           <w:ilvl w:val="0"/>
-          <w:numId w:val="99"/>
+          <w:numId w:val="100"/>
         </w:numPr>
       </w:pPr>
       <w:r>
@@ -24876,7 +25310,7 @@
         <w:pStyle w:val="ListParagraph"/>
         <w:numPr>
           <w:ilvl w:val="0"/>
-          <w:numId w:val="99"/>
+          <w:numId w:val="100"/>
         </w:numPr>
       </w:pPr>
       <w:r>
@@ -24888,7 +25322,7 @@
         <w:pStyle w:val="ListParagraph"/>
         <w:numPr>
           <w:ilvl w:val="0"/>
-          <w:numId w:val="99"/>
+          <w:numId w:val="100"/>
         </w:numPr>
       </w:pPr>
       <w:r>
@@ -24931,7 +25365,7 @@
         <w:pStyle w:val="ListParagraph"/>
         <w:numPr>
           <w:ilvl w:val="0"/>
-          <w:numId w:val="100"/>
+          <w:numId w:val="101"/>
         </w:numPr>
       </w:pPr>
       <w:r>
@@ -24988,7 +25422,7 @@
         <w:pStyle w:val="ListParagraph"/>
         <w:numPr>
           <w:ilvl w:val="0"/>
-          <w:numId w:val="100"/>
+          <w:numId w:val="101"/>
         </w:numPr>
       </w:pPr>
       <w:r>
@@ -25018,7 +25452,7 @@
         <w:pStyle w:val="ListParagraph"/>
         <w:numPr>
           <w:ilvl w:val="0"/>
-          <w:numId w:val="100"/>
+          <w:numId w:val="101"/>
         </w:numPr>
       </w:pPr>
       <w:r>
@@ -25056,7 +25490,7 @@
         <w:pStyle w:val="ListParagraph"/>
         <w:numPr>
           <w:ilvl w:val="0"/>
-          <w:numId w:val="101"/>
+          <w:numId w:val="102"/>
         </w:numPr>
       </w:pPr>
       <w:r>
@@ -25077,7 +25511,7 @@
         <w:pStyle w:val="ListParagraph"/>
         <w:numPr>
           <w:ilvl w:val="0"/>
-          <w:numId w:val="101"/>
+          <w:numId w:val="102"/>
         </w:numPr>
       </w:pPr>
       <w:r>
@@ -25122,7 +25556,7 @@
         <w:pStyle w:val="ListParagraph"/>
         <w:numPr>
           <w:ilvl w:val="0"/>
-          <w:numId w:val="101"/>
+          <w:numId w:val="102"/>
         </w:numPr>
       </w:pPr>
       <w:r>
@@ -25221,7 +25655,7 @@
         <w:pStyle w:val="ListParagraph"/>
         <w:numPr>
           <w:ilvl w:val="0"/>
-          <w:numId w:val="101"/>
+          <w:numId w:val="102"/>
         </w:numPr>
       </w:pPr>
       <w:r>
@@ -25266,7 +25700,7 @@
         <w:pStyle w:val="ListParagraph"/>
         <w:numPr>
           <w:ilvl w:val="0"/>
-          <w:numId w:val="101"/>
+          <w:numId w:val="102"/>
         </w:numPr>
       </w:pPr>
       <w:r>
@@ -25615,7 +26049,7 @@
         <w:pStyle w:val="ListParagraph"/>
         <w:numPr>
           <w:ilvl w:val="0"/>
-          <w:numId w:val="102"/>
+          <w:numId w:val="103"/>
         </w:numPr>
       </w:pPr>
       <w:r>
@@ -25645,7 +26079,7 @@
         <w:pStyle w:val="ListParagraph"/>
         <w:numPr>
           <w:ilvl w:val="0"/>
-          <w:numId w:val="102"/>
+          <w:numId w:val="103"/>
         </w:numPr>
       </w:pPr>
       <w:r>
@@ -25693,7 +26127,7 @@
         <w:pStyle w:val="ListParagraph"/>
         <w:numPr>
           <w:ilvl w:val="0"/>
-          <w:numId w:val="102"/>
+          <w:numId w:val="103"/>
         </w:numPr>
       </w:pPr>
       <w:r>
@@ -25783,7 +26217,7 @@
         <w:pStyle w:val="ListParagraph"/>
         <w:numPr>
           <w:ilvl w:val="0"/>
-          <w:numId w:val="102"/>
+          <w:numId w:val="103"/>
         </w:numPr>
       </w:pPr>
       <w:r>
@@ -25801,7 +26235,7 @@
         <w:pStyle w:val="ListParagraph"/>
         <w:numPr>
           <w:ilvl w:val="0"/>
-          <w:numId w:val="102"/>
+          <w:numId w:val="103"/>
         </w:numPr>
       </w:pPr>
       <w:r>
@@ -25828,7 +26262,7 @@
         <w:pStyle w:val="ListParagraph"/>
         <w:numPr>
           <w:ilvl w:val="0"/>
-          <w:numId w:val="102"/>
+          <w:numId w:val="103"/>
         </w:numPr>
       </w:pPr>
       <w:r>
@@ -25854,7 +26288,7 @@
         <w:pStyle w:val="ListParagraph"/>
         <w:numPr>
           <w:ilvl w:val="0"/>
-          <w:numId w:val="103"/>
+          <w:numId w:val="104"/>
         </w:numPr>
       </w:pPr>
       <w:r>
@@ -25875,7 +26309,7 @@
         <w:pStyle w:val="ListParagraph"/>
         <w:numPr>
           <w:ilvl w:val="0"/>
-          <w:numId w:val="103"/>
+          <w:numId w:val="104"/>
         </w:numPr>
       </w:pPr>
       <w:r>
@@ -25911,7 +26345,7 @@
         <w:pStyle w:val="ListParagraph"/>
         <w:numPr>
           <w:ilvl w:val="0"/>
-          <w:numId w:val="103"/>
+          <w:numId w:val="104"/>
         </w:numPr>
       </w:pPr>
       <w:r>
@@ -25947,7 +26381,7 @@
         <w:pStyle w:val="ListParagraph"/>
         <w:numPr>
           <w:ilvl w:val="0"/>
-          <w:numId w:val="103"/>
+          <w:numId w:val="104"/>
         </w:numPr>
       </w:pPr>
       <w:r>
@@ -25976,7 +26410,7 @@
         <w:pStyle w:val="ListParagraph"/>
         <w:numPr>
           <w:ilvl w:val="0"/>
-          <w:numId w:val="104"/>
+          <w:numId w:val="105"/>
         </w:numPr>
       </w:pPr>
       <w:r>
@@ -25997,7 +26431,7 @@
         <w:pStyle w:val="ListParagraph"/>
         <w:numPr>
           <w:ilvl w:val="0"/>
-          <w:numId w:val="104"/>
+          <w:numId w:val="105"/>
         </w:numPr>
       </w:pPr>
       <w:r>
@@ -26218,7 +26652,7 @@
         <w:pStyle w:val="ListParagraph"/>
         <w:numPr>
           <w:ilvl w:val="0"/>
-          <w:numId w:val="105"/>
+          <w:numId w:val="106"/>
         </w:numPr>
       </w:pPr>
       <w:r>
@@ -26308,7 +26742,7 @@
         <w:pStyle w:val="ListParagraph"/>
         <w:numPr>
           <w:ilvl w:val="0"/>
-          <w:numId w:val="105"/>
+          <w:numId w:val="106"/>
         </w:numPr>
       </w:pPr>
       <w:r>
@@ -26338,7 +26772,7 @@
         <w:pStyle w:val="ListParagraph"/>
         <w:numPr>
           <w:ilvl w:val="0"/>
-          <w:numId w:val="105"/>
+          <w:numId w:val="106"/>
         </w:numPr>
       </w:pPr>
       <w:r>
@@ -26359,7 +26793,7 @@
         <w:pStyle w:val="ListParagraph"/>
         <w:numPr>
           <w:ilvl w:val="0"/>
-          <w:numId w:val="105"/>
+          <w:numId w:val="106"/>
         </w:numPr>
       </w:pPr>
       <w:r>
@@ -26395,7 +26829,7 @@
         <w:pStyle w:val="ListParagraph"/>
         <w:numPr>
           <w:ilvl w:val="0"/>
-          <w:numId w:val="105"/>
+          <w:numId w:val="106"/>
         </w:numPr>
       </w:pPr>
       <w:r>
@@ -26413,7 +26847,7 @@
         <w:pStyle w:val="ListParagraph"/>
         <w:numPr>
           <w:ilvl w:val="0"/>
-          <w:numId w:val="105"/>
+          <w:numId w:val="106"/>
         </w:numPr>
       </w:pPr>
       <w:r>
@@ -26457,7 +26891,7 @@
         <w:pStyle w:val="ListParagraph"/>
         <w:numPr>
           <w:ilvl w:val="0"/>
-          <w:numId w:val="106"/>
+          <w:numId w:val="107"/>
         </w:numPr>
       </w:pPr>
       <w:r>
@@ -26538,7 +26972,7 @@
         <w:pStyle w:val="ListParagraph"/>
         <w:numPr>
           <w:ilvl w:val="0"/>
-          <w:numId w:val="106"/>
+          <w:numId w:val="107"/>
         </w:numPr>
       </w:pPr>
       <w:r>
@@ -26556,7 +26990,7 @@
         <w:pStyle w:val="ListParagraph"/>
         <w:numPr>
           <w:ilvl w:val="0"/>
-          <w:numId w:val="106"/>
+          <w:numId w:val="107"/>
         </w:numPr>
       </w:pPr>
       <w:r>
@@ -26577,7 +27011,7 @@
         <w:pStyle w:val="ListParagraph"/>
         <w:numPr>
           <w:ilvl w:val="0"/>
-          <w:numId w:val="106"/>
+          <w:numId w:val="107"/>
         </w:numPr>
       </w:pPr>
       <w:r>
@@ -26603,7 +27037,7 @@
         <w:pStyle w:val="ListParagraph"/>
         <w:numPr>
           <w:ilvl w:val="0"/>
-          <w:numId w:val="107"/>
+          <w:numId w:val="108"/>
         </w:numPr>
       </w:pPr>
       <w:r>
@@ -26666,7 +27100,7 @@
         <w:pStyle w:val="ListParagraph"/>
         <w:numPr>
           <w:ilvl w:val="0"/>
-          <w:numId w:val="107"/>
+          <w:numId w:val="108"/>
         </w:numPr>
       </w:pPr>
       <w:r>
@@ -26693,7 +27127,7 @@
         <w:pStyle w:val="ListParagraph"/>
         <w:numPr>
           <w:ilvl w:val="0"/>
-          <w:numId w:val="107"/>
+          <w:numId w:val="108"/>
         </w:numPr>
       </w:pPr>
       <w:r>
@@ -26711,7 +27145,7 @@
         <w:pStyle w:val="ListParagraph"/>
         <w:numPr>
           <w:ilvl w:val="0"/>
-          <w:numId w:val="107"/>
+          <w:numId w:val="108"/>
         </w:numPr>
       </w:pPr>
       <w:r>
@@ -26774,7 +27208,7 @@
         <w:pStyle w:val="ListParagraph"/>
         <w:numPr>
           <w:ilvl w:val="0"/>
-          <w:numId w:val="107"/>
+          <w:numId w:val="108"/>
         </w:numPr>
       </w:pPr>
       <w:r>
@@ -27405,7 +27839,7 @@
         <w:pStyle w:val="ListParagraph"/>
         <w:numPr>
           <w:ilvl w:val="0"/>
-          <w:numId w:val="108"/>
+          <w:numId w:val="109"/>
         </w:numPr>
       </w:pPr>
       <w:r>
@@ -27423,7 +27857,7 @@
         <w:pStyle w:val="ListParagraph"/>
         <w:numPr>
           <w:ilvl w:val="0"/>
-          <w:numId w:val="108"/>
+          <w:numId w:val="109"/>
         </w:numPr>
       </w:pPr>
       <w:r>
@@ -27441,7 +27875,7 @@
         <w:pStyle w:val="ListParagraph"/>
         <w:numPr>
           <w:ilvl w:val="0"/>
-          <w:numId w:val="108"/>
+          <w:numId w:val="109"/>
         </w:numPr>
       </w:pPr>
       <w:r>
@@ -27459,7 +27893,7 @@
         <w:pStyle w:val="ListParagraph"/>
         <w:numPr>
           <w:ilvl w:val="0"/>
-          <w:numId w:val="108"/>
+          <w:numId w:val="109"/>
         </w:numPr>
       </w:pPr>
       <w:r>
@@ -27477,7 +27911,7 @@
         <w:pStyle w:val="ListParagraph"/>
         <w:numPr>
           <w:ilvl w:val="0"/>
-          <w:numId w:val="108"/>
+          <w:numId w:val="109"/>
         </w:numPr>
       </w:pPr>
       <w:r>
@@ -27495,7 +27929,7 @@
         <w:pStyle w:val="ListParagraph"/>
         <w:numPr>
           <w:ilvl w:val="0"/>
-          <w:numId w:val="108"/>
+          <w:numId w:val="109"/>
         </w:numPr>
       </w:pPr>
       <w:r>
@@ -28593,7 +29027,7 @@
         <w:pStyle w:val="ListParagraph"/>
         <w:numPr>
           <w:ilvl w:val="0"/>
-          <w:numId w:val="109"/>
+          <w:numId w:val="110"/>
         </w:numPr>
       </w:pPr>
       <w:r>
@@ -28605,7 +29039,7 @@
         <w:pStyle w:val="ListParagraph"/>
         <w:numPr>
           <w:ilvl w:val="0"/>
-          <w:numId w:val="109"/>
+          <w:numId w:val="110"/>
         </w:numPr>
       </w:pPr>
       <w:r>
@@ -28617,7 +29051,7 @@
         <w:pStyle w:val="ListParagraph"/>
         <w:numPr>
           <w:ilvl w:val="0"/>
-          <w:numId w:val="109"/>
+          <w:numId w:val="110"/>
         </w:numPr>
       </w:pPr>
       <w:r>
@@ -28629,7 +29063,7 @@
         <w:pStyle w:val="ListParagraph"/>
         <w:numPr>
           <w:ilvl w:val="0"/>
-          <w:numId w:val="109"/>
+          <w:numId w:val="110"/>
         </w:numPr>
       </w:pPr>
       <w:r>
@@ -28641,7 +29075,7 @@
         <w:pStyle w:val="ListParagraph"/>
         <w:numPr>
           <w:ilvl w:val="0"/>
-          <w:numId w:val="109"/>
+          <w:numId w:val="110"/>
         </w:numPr>
       </w:pPr>
       <w:r>
@@ -28662,7 +29096,7 @@
         <w:pStyle w:val="ListParagraph"/>
         <w:numPr>
           <w:ilvl w:val="0"/>
-          <w:numId w:val="109"/>
+          <w:numId w:val="110"/>
         </w:numPr>
       </w:pPr>
       <w:r>
@@ -28674,7 +29108,7 @@
         <w:pStyle w:val="ListParagraph"/>
         <w:numPr>
           <w:ilvl w:val="0"/>
-          <w:numId w:val="109"/>
+          <w:numId w:val="110"/>
         </w:numPr>
       </w:pPr>
       <w:r>
@@ -28695,7 +29129,7 @@
         <w:pStyle w:val="ListParagraph"/>
         <w:numPr>
           <w:ilvl w:val="0"/>
-          <w:numId w:val="109"/>
+          <w:numId w:val="110"/>
         </w:numPr>
       </w:pPr>
       <w:r>
@@ -28707,7 +29141,7 @@
         <w:pStyle w:val="ListParagraph"/>
         <w:numPr>
           <w:ilvl w:val="0"/>
-          <w:numId w:val="109"/>
+          <w:numId w:val="110"/>
         </w:numPr>
       </w:pPr>
       <w:r>
@@ -28719,7 +29153,7 @@
         <w:pStyle w:val="ListParagraph"/>
         <w:numPr>
           <w:ilvl w:val="0"/>
-          <w:numId w:val="109"/>
+          <w:numId w:val="110"/>
         </w:numPr>
       </w:pPr>
       <w:r>
@@ -28731,7 +29165,7 @@
         <w:pStyle w:val="ListParagraph"/>
         <w:numPr>
           <w:ilvl w:val="0"/>
-          <w:numId w:val="109"/>
+          <w:numId w:val="110"/>
         </w:numPr>
       </w:pPr>
       <w:r>
@@ -28743,7 +29177,7 @@
         <w:pStyle w:val="ListParagraph"/>
         <w:numPr>
           <w:ilvl w:val="0"/>
-          <w:numId w:val="109"/>
+          <w:numId w:val="110"/>
         </w:numPr>
       </w:pPr>
       <w:r>
@@ -28755,7 +29189,7 @@
         <w:pStyle w:val="ListParagraph"/>
         <w:numPr>
           <w:ilvl w:val="0"/>
-          <w:numId w:val="109"/>
+          <w:numId w:val="110"/>
         </w:numPr>
       </w:pPr>
       <w:r>
@@ -28767,7 +29201,7 @@
         <w:pStyle w:val="ListParagraph"/>
         <w:numPr>
           <w:ilvl w:val="0"/>
-          <w:numId w:val="109"/>
+          <w:numId w:val="110"/>
         </w:numPr>
       </w:pPr>
       <w:r>
@@ -29055,22 +29489,22 @@
     </w:lvlOverride>
   </w:num>
   <w:num w:numId="22">
+    <w:abstractNumId w:val="0"/>
+  </w:num>
+  <w:num w:numId="23">
     <w:abstractNumId w:val="1"/>
     <w:lvlOverride w:ilvl="0">
       <w:startOverride w:val="1"/>
     </w:lvlOverride>
   </w:num>
-  <w:num w:numId="23">
+  <w:num w:numId="24">
     <w:abstractNumId w:val="0"/>
   </w:num>
-  <w:num w:numId="24">
+  <w:num w:numId="25">
     <w:abstractNumId w:val="1"/>
     <w:lvlOverride w:ilvl="0">
       <w:startOverride w:val="1"/>
     </w:lvlOverride>
-  </w:num>
-  <w:num w:numId="25">
-    <w:abstractNumId w:val="0"/>
   </w:num>
   <w:num w:numId="26">
     <w:abstractNumId w:val="0"/>
@@ -29085,13 +29519,13 @@
     <w:abstractNumId w:val="0"/>
   </w:num>
   <w:num w:numId="30">
+    <w:abstractNumId w:val="0"/>
+  </w:num>
+  <w:num w:numId="31">
     <w:abstractNumId w:val="1"/>
     <w:lvlOverride w:ilvl="0">
       <w:startOverride w:val="1"/>
     </w:lvlOverride>
-  </w:num>
-  <w:num w:numId="31">
-    <w:abstractNumId w:val="0"/>
   </w:num>
   <w:num w:numId="32">
     <w:abstractNumId w:val="0"/>
@@ -29100,61 +29534,58 @@
     <w:abstractNumId w:val="0"/>
   </w:num>
   <w:num w:numId="34">
+    <w:abstractNumId w:val="0"/>
+  </w:num>
+  <w:num w:numId="35">
     <w:abstractNumId w:val="1"/>
     <w:lvlOverride w:ilvl="0">
       <w:startOverride w:val="1"/>
     </w:lvlOverride>
   </w:num>
-  <w:num w:numId="35">
+  <w:num w:numId="36">
     <w:abstractNumId w:val="0"/>
   </w:num>
-  <w:num w:numId="36">
+  <w:num w:numId="37">
     <w:abstractNumId w:val="1"/>
     <w:lvlOverride w:ilvl="0">
       <w:startOverride w:val="1"/>
     </w:lvlOverride>
   </w:num>
-  <w:num w:numId="37">
-    <w:abstractNumId w:val="0"/>
-  </w:num>
   <w:num w:numId="38">
     <w:abstractNumId w:val="0"/>
   </w:num>
   <w:num w:numId="39">
+    <w:abstractNumId w:val="0"/>
+  </w:num>
+  <w:num w:numId="40">
     <w:abstractNumId w:val="1"/>
     <w:lvlOverride w:ilvl="0">
       <w:startOverride w:val="1"/>
     </w:lvlOverride>
   </w:num>
-  <w:num w:numId="40">
-    <w:abstractNumId w:val="0"/>
-  </w:num>
   <w:num w:numId="41">
     <w:abstractNumId w:val="0"/>
   </w:num>
   <w:num w:numId="42">
+    <w:abstractNumId w:val="0"/>
+  </w:num>
+  <w:num w:numId="43">
     <w:abstractNumId w:val="1"/>
     <w:lvlOverride w:ilvl="0">
       <w:startOverride w:val="1"/>
     </w:lvlOverride>
   </w:num>
-  <w:num w:numId="43">
+  <w:num w:numId="44">
     <w:abstractNumId w:val="0"/>
   </w:num>
-  <w:num w:numId="44">
+  <w:num w:numId="45">
     <w:abstractNumId w:val="1"/>
     <w:lvlOverride w:ilvl="0">
       <w:startOverride w:val="1"/>
     </w:lvlOverride>
   </w:num>
-  <w:num w:numId="45">
+  <w:num w:numId="46">
     <w:abstractNumId w:val="0"/>
-  </w:num>
-  <w:num w:numId="46">
-    <w:abstractNumId w:val="1"/>
-    <w:lvlOverride w:ilvl="0">
-      <w:startOverride w:val="1"/>
-    </w:lvlOverride>
   </w:num>
   <w:num w:numId="47">
     <w:abstractNumId w:val="1"/>
@@ -29175,31 +29606,34 @@
     </w:lvlOverride>
   </w:num>
   <w:num w:numId="50">
-    <w:abstractNumId w:val="0"/>
+    <w:abstractNumId w:val="1"/>
+    <w:lvlOverride w:ilvl="0">
+      <w:startOverride w:val="1"/>
+    </w:lvlOverride>
   </w:num>
   <w:num w:numId="51">
     <w:abstractNumId w:val="0"/>
   </w:num>
   <w:num w:numId="52">
+    <w:abstractNumId w:val="0"/>
+  </w:num>
+  <w:num w:numId="53">
     <w:abstractNumId w:val="1"/>
     <w:lvlOverride w:ilvl="0">
       <w:startOverride w:val="1"/>
     </w:lvlOverride>
   </w:num>
-  <w:num w:numId="53">
-    <w:abstractNumId w:val="0"/>
-  </w:num>
   <w:num w:numId="54">
     <w:abstractNumId w:val="0"/>
   </w:num>
   <w:num w:numId="55">
+    <w:abstractNumId w:val="0"/>
+  </w:num>
+  <w:num w:numId="56">
     <w:abstractNumId w:val="1"/>
     <w:lvlOverride w:ilvl="0">
       <w:startOverride w:val="1"/>
     </w:lvlOverride>
-  </w:num>
-  <w:num w:numId="56">
-    <w:abstractNumId w:val="0"/>
   </w:num>
   <w:num w:numId="57">
     <w:abstractNumId w:val="0"/>
@@ -29208,43 +29642,40 @@
     <w:abstractNumId w:val="0"/>
   </w:num>
   <w:num w:numId="59">
+    <w:abstractNumId w:val="0"/>
+  </w:num>
+  <w:num w:numId="60">
     <w:abstractNumId w:val="1"/>
     <w:lvlOverride w:ilvl="0">
       <w:startOverride w:val="1"/>
     </w:lvlOverride>
   </w:num>
-  <w:num w:numId="60">
+  <w:num w:numId="61">
     <w:abstractNumId w:val="0"/>
   </w:num>
-  <w:num w:numId="61">
+  <w:num w:numId="62">
     <w:abstractNumId w:val="1"/>
     <w:lvlOverride w:ilvl="0">
       <w:startOverride w:val="1"/>
     </w:lvlOverride>
   </w:num>
-  <w:num w:numId="62">
-    <w:abstractNumId w:val="0"/>
-  </w:num>
   <w:num w:numId="63">
     <w:abstractNumId w:val="0"/>
   </w:num>
   <w:num w:numId="64">
+    <w:abstractNumId w:val="0"/>
+  </w:num>
+  <w:num w:numId="65">
     <w:abstractNumId w:val="1"/>
     <w:lvlOverride w:ilvl="0">
       <w:startOverride w:val="1"/>
     </w:lvlOverride>
   </w:num>
-  <w:num w:numId="65">
-    <w:abstractNumId w:val="0"/>
-  </w:num>
   <w:num w:numId="66">
     <w:abstractNumId w:val="0"/>
   </w:num>
   <w:num w:numId="67">
-    <w:abstractNumId w:val="1"/>
-    <w:lvlOverride w:ilvl="0">
-      <w:startOverride w:val="1"/>
-    </w:lvlOverride>
+    <w:abstractNumId w:val="0"/>
   </w:num>
   <w:num w:numId="68">
     <w:abstractNumId w:val="1"/>
@@ -29253,13 +29684,13 @@
     </w:lvlOverride>
   </w:num>
   <w:num w:numId="69">
-    <w:abstractNumId w:val="0"/>
-  </w:num>
-  <w:num w:numId="70">
     <w:abstractNumId w:val="1"/>
     <w:lvlOverride w:ilvl="0">
       <w:startOverride w:val="1"/>
     </w:lvlOverride>
+  </w:num>
+  <w:num w:numId="70">
+    <w:abstractNumId w:val="0"/>
   </w:num>
   <w:num w:numId="71">
     <w:abstractNumId w:val="1"/>
@@ -29268,34 +29699,34 @@
     </w:lvlOverride>
   </w:num>
   <w:num w:numId="72">
-    <w:abstractNumId w:val="0"/>
-  </w:num>
-  <w:num w:numId="73">
     <w:abstractNumId w:val="1"/>
     <w:lvlOverride w:ilvl="0">
       <w:startOverride w:val="1"/>
     </w:lvlOverride>
   </w:num>
-  <w:num w:numId="74">
+  <w:num w:numId="73">
     <w:abstractNumId w:val="0"/>
   </w:num>
-  <w:num w:numId="75">
+  <w:num w:numId="74">
     <w:abstractNumId w:val="1"/>
     <w:lvlOverride w:ilvl="0">
       <w:startOverride w:val="1"/>
     </w:lvlOverride>
   </w:num>
+  <w:num w:numId="75">
+    <w:abstractNumId w:val="0"/>
+  </w:num>
   <w:num w:numId="76">
-    <w:abstractNumId w:val="0"/>
+    <w:abstractNumId w:val="1"/>
+    <w:lvlOverride w:ilvl="0">
+      <w:startOverride w:val="1"/>
+    </w:lvlOverride>
   </w:num>
   <w:num w:numId="77">
     <w:abstractNumId w:val="0"/>
   </w:num>
   <w:num w:numId="78">
-    <w:abstractNumId w:val="1"/>
-    <w:lvlOverride w:ilvl="0">
-      <w:startOverride w:val="1"/>
-    </w:lvlOverride>
+    <w:abstractNumId w:val="0"/>
   </w:num>
   <w:num w:numId="79">
     <w:abstractNumId w:val="1"/>
@@ -29310,16 +29741,19 @@
     </w:lvlOverride>
   </w:num>
   <w:num w:numId="81">
-    <w:abstractNumId w:val="0"/>
-  </w:num>
-  <w:num w:numId="82">
     <w:abstractNumId w:val="1"/>
     <w:lvlOverride w:ilvl="0">
       <w:startOverride w:val="1"/>
     </w:lvlOverride>
   </w:num>
+  <w:num w:numId="82">
+    <w:abstractNumId w:val="0"/>
+  </w:num>
   <w:num w:numId="83">
-    <w:abstractNumId w:val="0"/>
+    <w:abstractNumId w:val="1"/>
+    <w:lvlOverride w:ilvl="0">
+      <w:startOverride w:val="1"/>
+    </w:lvlOverride>
   </w:num>
   <w:num w:numId="84">
     <w:abstractNumId w:val="0"/>
@@ -29334,10 +29768,7 @@
     <w:abstractNumId w:val="0"/>
   </w:num>
   <w:num w:numId="88">
-    <w:abstractNumId w:val="1"/>
-    <w:lvlOverride w:ilvl="0">
-      <w:startOverride w:val="1"/>
-    </w:lvlOverride>
+    <w:abstractNumId w:val="0"/>
   </w:num>
   <w:num w:numId="89">
     <w:abstractNumId w:val="1"/>
@@ -29346,7 +29777,10 @@
     </w:lvlOverride>
   </w:num>
   <w:num w:numId="90">
-    <w:abstractNumId w:val="0"/>
+    <w:abstractNumId w:val="1"/>
+    <w:lvlOverride w:ilvl="0">
+      <w:startOverride w:val="1"/>
+    </w:lvlOverride>
   </w:num>
   <w:num w:numId="91">
     <w:abstractNumId w:val="0"/>
@@ -29361,13 +29795,13 @@
     <w:abstractNumId w:val="0"/>
   </w:num>
   <w:num w:numId="95">
+    <w:abstractNumId w:val="0"/>
+  </w:num>
+  <w:num w:numId="96">
     <w:abstractNumId w:val="1"/>
     <w:lvlOverride w:ilvl="0">
       <w:startOverride w:val="1"/>
     </w:lvlOverride>
-  </w:num>
-  <w:num w:numId="96">
-    <w:abstractNumId w:val="0"/>
   </w:num>
   <w:num w:numId="97">
     <w:abstractNumId w:val="0"/>
@@ -29382,13 +29816,13 @@
     <w:abstractNumId w:val="0"/>
   </w:num>
   <w:num w:numId="101">
+    <w:abstractNumId w:val="0"/>
+  </w:num>
+  <w:num w:numId="102">
     <w:abstractNumId w:val="1"/>
     <w:lvlOverride w:ilvl="0">
       <w:startOverride w:val="1"/>
     </w:lvlOverride>
-  </w:num>
-  <w:num w:numId="102">
-    <w:abstractNumId w:val="0"/>
   </w:num>
   <w:num w:numId="103">
     <w:abstractNumId w:val="0"/>
@@ -29409,6 +29843,9 @@
     <w:abstractNumId w:val="0"/>
   </w:num>
   <w:num w:numId="109">
+    <w:abstractNumId w:val="0"/>
+  </w:num>
+  <w:num w:numId="110">
     <w:abstractNumId w:val="0"/>
   </w:num>
 </w:numbering>

--- a/docs/manual/LWK_Viewer_User_Manual_EN.docx
+++ b/docs/manual/LWK_Viewer_User_Manual_EN.docx
@@ -4837,7 +4837,7 @@
         <w:t xml:space="preserve">Queries</w:t>
       </w:r>
       <w:r>
-        <w:t xml:space="preserve"> (in the side bar under Quick access) is a register of questions for each project on the Projects page, numbered </w:t>
+        <w:t xml:space="preserve"> (the blue button at the top of the Tasks side bar) is a register of questions for each project on the Projects page, numbered </w:t>
       </w:r>
       <w:r>
         <w:rPr>
@@ -4864,7 +4864,16 @@
         <w:t xml:space="preserve">Queries</w:t>
       </w:r>
       <w:r>
-        <w:t xml:space="preserve"> is how many open queries are to you.</w:t>
+        <w:t xml:space="preserve"> is how many open queries are to you (and answered ones you raised, to close); a red </w:t>
+      </w:r>
+      <w:r>
+        <w:rPr>
+          <w:b/>
+        </w:rPr>
+        <w:t xml:space="preserve">N overdue</w:t>
+      </w:r>
+      <w:r>
+        <w:t xml:space="preserve"> shows when some of yours are past their due date.</w:t>
       </w:r>
     </w:p>
     <w:p>
@@ -4945,7 +4954,7 @@
         <w:t xml:space="preserve">+ Query</w:t>
       </w:r>
       <w:r>
-        <w:t xml:space="preserve"> in the header (next to + Task; in 3D also in the </w:t>
+        <w:t xml:space="preserve"> in the header (next to + Task; in 3D in the </w:t>
       </w:r>
       <w:r>
         <w:rPr>
@@ -4954,16 +4963,151 @@
         <w:t xml:space="preserve">⋯</w:t>
       </w:r>
       <w:r>
-        <w:t xml:space="preserve"> menu). It captures what you see and opens Queries: </w:t>
-      </w:r>
-      <w:r>
-        <w:rPr>
-          <w:b/>
-        </w:rPr>
-        <w:t xml:space="preserve">New query with it</w:t>
-      </w:r>
-      <w:r>
-        <w:t xml:space="preserve">, or add it to an open query. On the query a click on the picture opens the same sheet zoomed to the same area, or the 3D model with the same camera, section box and plane. Remove a picture with its ✕.</w:t>
+        <w:t xml:space="preserve"> menu). A small menu asks where the picture goes: type a subject and </w:t>
+      </w:r>
+      <w:r>
+        <w:rPr>
+          <w:b/>
+        </w:rPr>
+        <w:t xml:space="preserve">Create</w:t>
+      </w:r>
+      <w:r>
+        <w:t xml:space="preserve"> for a new query, or click one of the project's open queries (the one you used last is on top: </w:t>
+      </w:r>
+      <w:r>
+        <w:rPr>
+          <w:b/>
+        </w:rPr>
+        <w:t xml:space="preserve">Add another to Q-...</w:t>
+      </w:r>
+      <w:r>
+        <w:t xml:space="preserve">). </w:t>
+      </w:r>
+      <w:r>
+        <w:rPr>
+          <w:b/>
+        </w:rPr>
+        <w:t xml:space="preserve">After adding:</w:t>
+      </w:r>
+      <w:r>
+        <w:t xml:space="preserve"> </w:t>
+      </w:r>
+      <w:r>
+        <w:rPr>
+          <w:b/>
+        </w:rPr>
+        <w:t xml:space="preserve">Stay here</w:t>
+      </w:r>
+      <w:r>
+        <w:t xml:space="preserve"> (a note confirms it, and you move to the next sheet or 3D view and click </w:t>
+      </w:r>
+      <w:r>
+        <w:rPr>
+          <w:b/>
+        </w:rPr>
+        <w:t xml:space="preserve">+ Query</w:t>
+      </w:r>
+      <w:r>
+        <w:t xml:space="preserve"> again - so one query can hold several 2D and 3D views) or </w:t>
+      </w:r>
+      <w:r>
+        <w:rPr>
+          <w:b/>
+        </w:rPr>
+        <w:t xml:space="preserve">Open the query</w:t>
+      </w:r>
+      <w:r>
+        <w:t xml:space="preserve"> (opens it in Tasks). Your choice is remembered. Anyone on the project can add pictures to a query.</w:t>
+      </w:r>
+    </w:p>
+    <w:p>
+      <w:pPr>
+        <w:pStyle w:val="ListParagraph"/>
+        <w:numPr>
+          <w:ilvl w:val="0"/>
+          <w:numId w:val="22"/>
+        </w:numPr>
+      </w:pPr>
+      <w:r>
+        <w:rPr>
+          <w:b/>
+        </w:rPr>
+        <w:t xml:space="preserve">Opening a picture:</w:t>
+      </w:r>
+      <w:r>
+        <w:t xml:space="preserve"> on the query, a click on a sheet picture opens the same sheet zoomed to the same area; a 3D picture opens the model with the same camera, section box and plane. Remove a picture with its ✕ (who raised it, who it is to, or a project admin).</w:t>
+      </w:r>
+    </w:p>
+    <w:p>
+      <w:pPr>
+        <w:pStyle w:val="ListParagraph"/>
+        <w:numPr>
+          <w:ilvl w:val="0"/>
+          <w:numId w:val="22"/>
+        </w:numPr>
+      </w:pPr>
+      <w:r>
+        <w:rPr>
+          <w:b/>
+        </w:rPr>
+        <w:t xml:space="preserve">Pictures of your own:</w:t>
+      </w:r>
+      <w:r>
+        <w:t xml:space="preserve"> under </w:t>
+      </w:r>
+      <w:r>
+        <w:rPr>
+          <w:b/>
+        </w:rPr>
+        <w:t xml:space="preserve">Pictures &amp; views</w:t>
+      </w:r>
+      <w:r>
+        <w:t xml:space="preserve">, </w:t>
+      </w:r>
+      <w:r>
+        <w:rPr>
+          <w:b/>
+        </w:rPr>
+        <w:t xml:space="preserve">+ Add picture</w:t>
+      </w:r>
+      <w:r>
+        <w:t xml:space="preserve"> adds image files (site photos, a consultant's markup, a screenshot saved before); or paste a screenshot (</w:t>
+      </w:r>
+      <w:r>
+        <w:rPr>
+          <w:b/>
+        </w:rPr>
+        <w:t xml:space="preserve">Ctrl+V</w:t>
+      </w:r>
+      <w:r>
+        <w:t xml:space="preserve">) or drop pictures anywhere on the query panel. The </w:t>
+      </w:r>
+      <w:r>
+        <w:rPr>
+          <w:b/>
+        </w:rPr>
+        <w:t xml:space="preserve">New query</w:t>
+      </w:r>
+      <w:r>
+        <w:t xml:space="preserve"> form takes them the same way. A click shows a picture full size; </w:t>
+      </w:r>
+      <w:r>
+        <w:rPr>
+          <w:b/>
+        </w:rPr>
+        <w:t xml:space="preserve">‹ ›</w:t>
+      </w:r>
+      <w:r>
+        <w:t xml:space="preserve"> or the arrow keys go through the query's pictures, </w:t>
+      </w:r>
+      <w:r>
+        <w:rPr>
+          <w:b/>
+        </w:rPr>
+        <w:t xml:space="preserve">Esc</w:t>
+      </w:r>
+      <w:r>
+        <w:t xml:space="preserve"> closes. They are in the report too.</w:t>
       </w:r>
     </w:p>
     <w:p>
@@ -27409,6 +27553,90 @@
             <w:pPr/>
             <w:r>
               <w:t xml:space="preserve">Your connection dropped. Keep the page open; it saves when the connection returns</w:t>
+            </w:r>
+          </w:p>
+        </w:tc>
+      </w:tr>
+      <w:tr>
+        <w:tc>
+          <w:tcPr>
+            <w:tcW w:w="4680" w:type="dxa"/>
+          </w:tcPr>
+          <w:p>
+            <w:pPr/>
+            <w:r>
+              <w:t xml:space="preserve">The header says </w:t>
+            </w:r>
+            <w:r>
+              <w:rPr>
+                <w:b/>
+              </w:rPr>
+              <w:t xml:space="preserve">Offline</w:t>
+            </w:r>
+            <w:r>
+              <w:t xml:space="preserve"> (or </w:t>
+            </w:r>
+            <w:r>
+              <w:rPr>
+                <w:b/>
+              </w:rPr>
+              <w:t xml:space="preserve">Server busy</w:t>
+            </w:r>
+            <w:r>
+              <w:t xml:space="preserve">)</w:t>
+            </w:r>
+          </w:p>
+        </w:tc>
+        <w:tc>
+          <w:tcPr>
+            <w:tcW w:w="4680" w:type="dxa"/>
+          </w:tcPr>
+          <w:p>
+            <w:pPr/>
+            <w:r>
+              <w:t xml:space="preserve">Point at it for the reason. </w:t>
+            </w:r>
+            <w:r>
+              <w:rPr>
+                <w:b/>
+              </w:rPr>
+              <w:t xml:space="preserve">The server did not answer:</w:t>
+            </w:r>
+            <w:r>
+              <w:t xml:space="preserve"> on the server PC check the server window is still open (start </w:t>
+            </w:r>
+            <w:r>
+              <w:rPr>
+                <w:b/>
+              </w:rPr>
+              <w:t xml:space="preserve">server\run.bat</w:t>
+            </w:r>
+            <w:r>
+              <w:t xml:space="preserve"> again, also after each update), and </w:t>
+            </w:r>
+            <w:r>
+              <w:rPr>
+                <w:b/>
+              </w:rPr>
+              <w:t xml:space="preserve">tunnel.bat</w:t>
+            </w:r>
+            <w:r>
+              <w:t xml:space="preserve"> when you use the link from outside the office; on the server PC, http://127.0.0.1:8713/api/ping should answer. </w:t>
+            </w:r>
+            <w:r>
+              <w:rPr>
+                <w:b/>
+              </w:rPr>
+              <w:t xml:space="preserve">Server busy:</w:t>
+            </w:r>
+            <w:r>
+              <w:t xml:space="preserve"> the server is running but answered too slowly; it comes back by itself - if it happens often, an admin can look at </w:t>
+            </w:r>
+            <w:r>
+              <w:rPr>
+                <w:b/>
+              </w:rPr>
+              <w:t xml:space="preserve">Admin &gt; Performance</w:t>
             </w:r>
           </w:p>
         </w:tc>

--- a/docs/manual/LWK_Viewer_User_Manual_EN.docx
+++ b/docs/manual/LWK_Viewer_User_Manual_EN.docx
@@ -5122,7 +5122,7 @@
         <w:rPr>
           <w:b/>
         </w:rPr>
-        <w:t xml:space="preserve">Answer and close:</w:t>
+        <w:t xml:space="preserve">Answer, follow-ups and close:</w:t>
       </w:r>
       <w:r>
         <w:t xml:space="preserve"> the people it is to write the </w:t>
@@ -5143,7 +5143,34 @@
         <w:t xml:space="preserve">Mark answered</w:t>
       </w:r>
       <w:r>
-        <w:t xml:space="preserve">; the one who raised it (or a project admin) checks it and clicks </w:t>
+        <w:t xml:space="preserve">. Under </w:t>
+      </w:r>
+      <w:r>
+        <w:rPr>
+          <w:b/>
+        </w:rPr>
+        <w:t xml:space="preserve">Answer &amp; follow-ups</w:t>
+      </w:r>
+      <w:r>
+        <w:t xml:space="preserve">, anyone on the project can then click </w:t>
+      </w:r>
+      <w:r>
+        <w:rPr>
+          <w:b/>
+        </w:rPr>
+        <w:t xml:space="preserve">+ Follow-up question</w:t>
+      </w:r>
+      <w:r>
+        <w:t xml:space="preserve"> - the query is open again - and the people it is to answer it with </w:t>
+      </w:r>
+      <w:r>
+        <w:rPr>
+          <w:b/>
+        </w:rPr>
+        <w:t xml:space="preserve">+ Answer</w:t>
+      </w:r>
+      <w:r>
+        <w:t xml:space="preserve">, as often as needed; the conversation shows as bubbles (questions on the left, answers on the right), and each step tells the people concerned and posts a card in the project's chat. When it is settled, the one who raised it (or a project admin) clicks </w:t>
       </w:r>
       <w:r>
         <w:rPr>
@@ -5152,7 +5179,7 @@
         <w:t xml:space="preserve">Close the query</w:t>
       </w:r>
       <w:r>
-        <w:t xml:space="preserve"> - or answers back in the </w:t>
+        <w:t xml:space="preserve">. The </w:t>
       </w:r>
       <w:r>
         <w:rPr>
@@ -5161,7 +5188,7 @@
         <w:t xml:space="preserve">Discussion</w:t>
       </w:r>
       <w:r>
-        <w:t xml:space="preserve"> (with files and pictures). </w:t>
+        <w:t xml:space="preserve"> below is for comments and files. </w:t>
       </w:r>
       <w:r>
         <w:rPr>
@@ -5180,6 +5207,168 @@
       </w:r>
       <w:r>
         <w:t xml:space="preserve"> lists every step.</w:t>
+      </w:r>
+    </w:p>
+    <w:p>
+      <w:pPr>
+        <w:pStyle w:val="ListParagraph"/>
+        <w:numPr>
+          <w:ilvl w:val="0"/>
+          <w:numId w:val="22"/>
+        </w:numPr>
+      </w:pPr>
+      <w:r>
+        <w:rPr>
+          <w:b/>
+        </w:rPr>
+        <w:t xml:space="preserve">Queries on the sheets and in 3D:</w:t>
+      </w:r>
+      <w:r>
+        <w:t xml:space="preserve"> each sheet or 3D picture of a query shows where it was taken - on the sheet, a badge (</w:t>
+      </w:r>
+      <w:r>
+        <w:rPr>
+          <w:b/>
+        </w:rPr>
+        <w:t xml:space="preserve">Q12</w:t>
+      </w:r>
+      <w:r>
+        <w:t xml:space="preserve">, in the status colour: orange open, blue answered, green closed, red overdue) with the area it showed in a dashed outline; in 3D, a pin. Right-click on a sheet or the model &gt; </w:t>
+      </w:r>
+      <w:r>
+        <w:rPr>
+          <w:b/>
+        </w:rPr>
+        <w:t xml:space="preserve">Add to query here</w:t>
+      </w:r>
+      <w:r>
+        <w:t xml:space="preserve"> captures the view with its marker on the point you clicked (then the same menu as </w:t>
+      </w:r>
+      <w:r>
+        <w:rPr>
+          <w:b/>
+        </w:rPr>
+        <w:t xml:space="preserve">+ Query</w:t>
+      </w:r>
+      <w:r>
+        <w:t xml:space="preserve">). Click a badge or pin for its card: the query, its status and due date, the picture, </w:t>
+      </w:r>
+      <w:r>
+        <w:rPr>
+          <w:b/>
+        </w:rPr>
+        <w:t xml:space="preserve">Open query</w:t>
+      </w:r>
+      <w:r>
+        <w:t xml:space="preserve"> and </w:t>
+      </w:r>
+      <w:r>
+        <w:rPr>
+          <w:b/>
+        </w:rPr>
+        <w:t xml:space="preserve">Delete marker</w:t>
+      </w:r>
+      <w:r>
+        <w:t xml:space="preserve">.</w:t>
+      </w:r>
+    </w:p>
+    <w:p>
+      <w:pPr>
+        <w:pStyle w:val="ListParagraph"/>
+        <w:numPr>
+          <w:ilvl w:val="0"/>
+          <w:numId w:val="22"/>
+        </w:numPr>
+      </w:pPr>
+      <w:r>
+        <w:rPr>
+          <w:b/>
+        </w:rPr>
+        <w:t xml:space="preserve">The list and hiding them:</w:t>
+      </w:r>
+      <w:r>
+        <w:t xml:space="preserve"> on Sheets, the right-hand column has a </w:t>
+      </w:r>
+      <w:r>
+        <w:rPr>
+          <w:b/>
+        </w:rPr>
+        <w:t xml:space="preserve">Queries</w:t>
+      </w:r>
+      <w:r>
+        <w:t xml:space="preserve"> tab (and </w:t>
+      </w:r>
+      <w:r>
+        <w:rPr>
+          <w:b/>
+        </w:rPr>
+        <w:t xml:space="preserve">All</w:t>
+      </w:r>
+      <w:r>
+        <w:t xml:space="preserve"> lists them first); in 3D, </w:t>
+      </w:r>
+      <w:r>
+        <w:rPr>
+          <w:b/>
+        </w:rPr>
+        <w:t xml:space="preserve">Queries in 3D</w:t>
+      </w:r>
+      <w:r>
+        <w:t xml:space="preserve"> heads the issue list. A click goes to the sheet area or the 3D view and opens its card. The Status filter and Search apply. </w:t>
+      </w:r>
+      <w:r>
+        <w:rPr>
+          <w:b/>
+        </w:rPr>
+        <w:t xml:space="preserve">? Queries</w:t>
+      </w:r>
+      <w:r>
+        <w:t xml:space="preserve"> (Sheets) / </w:t>
+      </w:r>
+      <w:r>
+        <w:rPr>
+          <w:b/>
+        </w:rPr>
+        <w:t xml:space="preserve">Hide queries</w:t>
+      </w:r>
+      <w:r>
+        <w:t xml:space="preserve"> (3D) hide the markers; </w:t>
+      </w:r>
+      <w:r>
+        <w:rPr>
+          <w:b/>
+        </w:rPr>
+        <w:t xml:space="preserve">Hide closed</w:t>
+      </w:r>
+      <w:r>
+        <w:t xml:space="preserve"> also hides closed queries.</w:t>
+      </w:r>
+    </w:p>
+    <w:p>
+      <w:pPr>
+        <w:pStyle w:val="ListParagraph"/>
+        <w:numPr>
+          <w:ilvl w:val="0"/>
+          <w:numId w:val="22"/>
+        </w:numPr>
+      </w:pPr>
+      <w:r>
+        <w:rPr>
+          <w:b/>
+        </w:rPr>
+        <w:t xml:space="preserve">Deleting:</w:t>
+      </w:r>
+      <w:r>
+        <w:t xml:space="preserve"> </w:t>
+      </w:r>
+      <w:r>
+        <w:rPr>
+          <w:b/>
+        </w:rPr>
+        <w:t xml:space="preserve">Delete marker</w:t>
+      </w:r>
+      <w:r>
+        <w:t xml:space="preserve"> (on its card, or right-click the badge) removes that picture from the query - the query stays, with its other pictures. Deleting a query removes all its markers. A marker can be deleted by who raised the query, who it is to, a project admin, or who added that picture.</w:t>
       </w:r>
     </w:p>
     <w:p>
@@ -6073,7 +6262,7 @@
           <w:p>
             <w:pPr/>
             <w:r>
-              <w:t xml:space="preserve">One per project, with its own colour and initials (its topics take the same colour). Everyone on the project is in it. New tasks, assignments, completions, task comments and new or changed issues are posted into it as cards</w:t>
+              <w:t xml:space="preserve">One per project, with its own colour and initials (its topics take the same colour). Everyone on the project is in it. New tasks, assignments, completions, task comments, progress (when a task passes 25, 50 or 75 %) and new or changed issues are posted into it as cards. A task card shows its progress bar and how many of its sub-tasks are done; a sub-task's card also says which task it is under and how far that task is</w:t>
             </w:r>
           </w:p>
         </w:tc>

--- a/docs/manual/LWK_Viewer_User_Manual_EN.docx
+++ b/docs/manual/LWK_Viewer_User_Manual_EN.docx
@@ -1948,6 +1948,141 @@
         </w:numPr>
       </w:pPr>
       <w:r>
+        <w:rPr>
+          <w:b/>
+        </w:rPr>
+        <w:t xml:space="preserve">A whole project on one dashboard:</w:t>
+      </w:r>
+      <w:r>
+        <w:t xml:space="preserve"> a project made of several models or sheet sets (e.g. TKO with its CAL and LAY files) opens on one dashboard of all its parts together: the counts and charts add them up, the </w:t>
+      </w:r>
+      <w:r>
+        <w:rPr>
+          <w:b/>
+        </w:rPr>
+        <w:t xml:space="preserve">Part</w:t>
+      </w:r>
+      <w:r>
+        <w:t xml:space="preserve"> filter and </w:t>
+      </w:r>
+      <w:r>
+        <w:rPr>
+          <w:b/>
+        </w:rPr>
+        <w:t xml:space="preserve">Open issues by part</w:t>
+      </w:r>
+      <w:r>
+        <w:t xml:space="preserve"> tell them apart, </w:t>
+      </w:r>
+      <w:r>
+        <w:rPr>
+          <w:b/>
+        </w:rPr>
+        <w:t xml:space="preserve">Where</w:t>
+      </w:r>
+      <w:r>
+        <w:t xml:space="preserve"> names the part (CAL · A102 ...), and </w:t>
+      </w:r>
+      <w:r>
+        <w:rPr>
+          <w:b/>
+        </w:rPr>
+        <w:t xml:space="preserve">How this project is published</w:t>
+      </w:r>
+      <w:r>
+        <w:t xml:space="preserve"> has a table per part. Under the title, </w:t>
+      </w:r>
+      <w:r>
+        <w:rPr>
+          <w:b/>
+        </w:rPr>
+        <w:t xml:space="preserve">All parts</w:t>
+      </w:r>
+      <w:r>
+        <w:t xml:space="preserve"> / </w:t>
+      </w:r>
+      <w:r>
+        <w:rPr>
+          <w:b/>
+        </w:rPr>
+        <w:t xml:space="preserve">CAL</w:t>
+      </w:r>
+      <w:r>
+        <w:t xml:space="preserve"> / </w:t>
+      </w:r>
+      <w:r>
+        <w:rPr>
+          <w:b/>
+        </w:rPr>
+        <w:t xml:space="preserve">LAY</w:t>
+      </w:r>
+      <w:r>
+        <w:t xml:space="preserve"> switch to one part and back. In the project picker on the Dashboard, the project's name opens all its parts, a part opens that part.</w:t>
+      </w:r>
+    </w:p>
+    <w:p>
+      <w:pPr>
+        <w:pStyle w:val="ListParagraph"/>
+        <w:numPr>
+          <w:ilvl w:val="0"/>
+          <w:numId w:val="8"/>
+        </w:numPr>
+      </w:pPr>
+      <w:r>
+        <w:rPr>
+          <w:b/>
+        </w:rPr>
+        <w:t xml:space="preserve">My dashboards - several projects together:</w:t>
+      </w:r>
+      <w:r>
+        <w:t xml:space="preserve"> </w:t>
+      </w:r>
+      <w:r>
+        <w:rPr>
+          <w:b/>
+        </w:rPr>
+        <w:t xml:space="preserve">+ Combine projects …</w:t>
+      </w:r>
+      <w:r>
+        <w:t xml:space="preserve"> (under the title, or in the project picker) makes your own dashboard: give it a name and tick projects (all their parts, also ones added later) or single parts. It is kept for you and listed under </w:t>
+      </w:r>
+      <w:r>
+        <w:rPr>
+          <w:b/>
+        </w:rPr>
+        <w:t xml:space="preserve">My dashboards</w:t>
+      </w:r>
+      <w:r>
+        <w:t xml:space="preserve"> on any device; </w:t>
+      </w:r>
+      <w:r>
+        <w:rPr>
+          <w:b/>
+        </w:rPr>
+        <w:t xml:space="preserve">Edit</w:t>
+      </w:r>
+      <w:r>
+        <w:t xml:space="preserve"> and </w:t>
+      </w:r>
+      <w:r>
+        <w:rPr>
+          <w:b/>
+        </w:rPr>
+        <w:t xml:space="preserve">Delete</w:t>
+      </w:r>
+      <w:r>
+        <w:t xml:space="preserve"> are beside it when it is open. The printable report is per part: choose a part in the Part filter first (the spreadsheet takes them all, with a Part column).</w:t>
+      </w:r>
+    </w:p>
+    <w:p>
+      <w:pPr>
+        <w:pStyle w:val="ListParagraph"/>
+        <w:numPr>
+          <w:ilvl w:val="0"/>
+          <w:numId w:val="8"/>
+        </w:numPr>
+      </w:pPr>
+      <w:r>
         <w:t xml:space="preserve">The connection chip appears only when there is something to say: </w:t>
       </w:r>
       <w:r>
@@ -4481,6 +4616,33 @@
       </w:r>
       <w:r>
         <w:t xml:space="preserve"> takes the whole paste back.</w:t>
+      </w:r>
+    </w:p>
+    <w:p>
+      <w:pPr>
+        <w:pStyle w:val="ListParagraph"/>
+        <w:numPr>
+          <w:ilvl w:val="0"/>
+          <w:numId w:val="19"/>
+        </w:numPr>
+      </w:pPr>
+      <w:r>
+        <w:rPr>
+          <w:b/>
+        </w:rPr>
+        <w:t xml:space="preserve">Arranging sub-tasks by dragging:</w:t>
+      </w:r>
+      <w:r>
+        <w:t xml:space="preserve"> in the List, drag a sub-task above another sub-task to put it there - in the same task (a new order) or under another task. Drop it on a task's </w:t>
+      </w:r>
+      <w:r>
+        <w:rPr>
+          <w:b/>
+        </w:rPr>
+        <w:t xml:space="preserve">+ Add sub-task</w:t>
+      </w:r>
+      <w:r>
+        <w:t xml:space="preserve"> line to make it that task's last sub-task; drop it above a top-level row (or on the group) to make it a task of its own. In a task's panel, drag the sub-tasks (⋮⋮) into another order. A task cannot go under its own sub-task. When the List is sorted by a column, the order is kept but shown once you go back to your own order.</w:t>
       </w:r>
     </w:p>
     <w:p>

--- a/docs/manual/LWK_Viewer_User_Manual_EN.docx
+++ b/docs/manual/LWK_Viewer_User_Manual_EN.docx
@@ -5270,6 +5270,105 @@
       </w:r>
       <w:r>
         <w:t xml:space="preserve"> closes. They are in the report too.</w:t>
+      </w:r>
+    </w:p>
+    <w:p>
+      <w:pPr>
+        <w:pStyle w:val="ListParagraph"/>
+        <w:numPr>
+          <w:ilvl w:val="0"/>
+          <w:numId w:val="22"/>
+        </w:numPr>
+      </w:pPr>
+      <w:r>
+        <w:rPr>
+          <w:b/>
+        </w:rPr>
+        <w:t xml:space="preserve">Marking up a picture:</w:t>
+      </w:r>
+      <w:r>
+        <w:t xml:space="preserve"> the ✎ on any picture of a query - a sheet or 3D view, or a picture of your own - opens the same markup tools as an issue's snapshot: cloud, rectangle, circle, arrow, line, pen, text, text box, callout, with colour, weight and text size. </w:t>
+      </w:r>
+      <w:r>
+        <w:rPr>
+          <w:b/>
+        </w:rPr>
+        <w:t xml:space="preserve">Done</w:t>
+      </w:r>
+      <w:r>
+        <w:t xml:space="preserve"> keeps the drawing on the picture; the ✎ shows how many marks it has, and opening it again brings the drawing back to change (the picture as taken is kept underneath). In the </w:t>
+      </w:r>
+      <w:r>
+        <w:rPr>
+          <w:b/>
+        </w:rPr>
+        <w:t xml:space="preserve">+ Query</w:t>
+      </w:r>
+      <w:r>
+        <w:t xml:space="preserve"> menu on a sheet or in 3D, tick </w:t>
+      </w:r>
+      <w:r>
+        <w:rPr>
+          <w:b/>
+        </w:rPr>
+        <w:t xml:space="preserve">Mark up the picture first</w:t>
+      </w:r>
+      <w:r>
+        <w:t xml:space="preserve"> to draw on the view before it is added.</w:t>
+      </w:r>
+    </w:p>
+    <w:p>
+      <w:pPr>
+        <w:pStyle w:val="ListParagraph"/>
+        <w:numPr>
+          <w:ilvl w:val="0"/>
+          <w:numId w:val="22"/>
+        </w:numPr>
+      </w:pPr>
+      <w:r>
+        <w:rPr>
+          <w:b/>
+        </w:rPr>
+        <w:t xml:space="preserve">+ Sheet view / + 3D view:</w:t>
+      </w:r>
+      <w:r>
+        <w:t xml:space="preserve"> in a query (and in the </w:t>
+      </w:r>
+      <w:r>
+        <w:rPr>
+          <w:b/>
+        </w:rPr>
+        <w:t xml:space="preserve">New query</w:t>
+      </w:r>
+      <w:r>
+        <w:t xml:space="preserve"> form, which raises the query first) these open the project's sheets or 3D model with a bar saying which query you are adding to; go to the view and click </w:t>
+      </w:r>
+      <w:r>
+        <w:rPr>
+          <w:b/>
+        </w:rPr>
+        <w:t xml:space="preserve">+ Query</w:t>
+      </w:r>
+      <w:r>
+        <w:t xml:space="preserve"> (or right-click &gt; </w:t>
+      </w:r>
+      <w:r>
+        <w:rPr>
+          <w:b/>
+        </w:rPr>
+        <w:t xml:space="preserve">Add to query here</w:t>
+      </w:r>
+      <w:r>
+        <w:t xml:space="preserve">) - that query is offered first. </w:t>
+      </w:r>
+      <w:r>
+        <w:rPr>
+          <w:b/>
+        </w:rPr>
+        <w:t xml:space="preserve">Back to the query</w:t>
+      </w:r>
+      <w:r>
+        <w:t xml:space="preserve"> returns. A project of several parts asks which part.</w:t>
       </w:r>
     </w:p>
     <w:p>

--- a/docs/manual/LWK_Viewer_User_Manual_EN.docx
+++ b/docs/manual/LWK_Viewer_User_Manual_EN.docx
@@ -598,6 +598,15 @@
         <w:rPr>
           <w:b/>
         </w:rPr>
+        <w:t xml:space="preserve">Publisher</w:t>
+      </w:r>
+      <w:r>
+        <w:t xml:space="preserve">, </w:t>
+      </w:r>
+      <w:r>
+        <w:rPr>
+          <w:b/>
+        </w:rPr>
         <w:t xml:space="preserve">Member</w:t>
       </w:r>
       <w:r>
@@ -610,7 +619,7 @@
         <w:t xml:space="preserve">Viewer</w:t>
       </w:r>
       <w:r>
-        <w:t xml:space="preserve"> (see For admins). A Viewer sees a banner saying they can look and read but not change anything.</w:t>
+        <w:t xml:space="preserve"> (see For admins). Only a Publisher or project admin can publish from Revit. A Viewer sees a banner saying they can look and read but not change anything.</w:t>
       </w:r>
     </w:p>
     <w:p>
@@ -13831,6 +13840,33 @@
         <w:rPr>
           <w:b/>
         </w:rPr>
+        <w:t xml:space="preserve">Section box around this element</w:t>
+      </w:r>
+      <w:r>
+        <w:t xml:space="preserve">, </w:t>
+      </w:r>
+      <w:r>
+        <w:rPr>
+          <w:b/>
+        </w:rPr>
+        <w:t xml:space="preserve">See-through</w:t>
+      </w:r>
+      <w:r>
+        <w:t xml:space="preserve"> (this element, its type, or its whole category), </w:t>
+      </w:r>
+      <w:r>
+        <w:rPr>
+          <w:b/>
+        </w:rPr>
+        <w:t xml:space="preserve">Make all solid again</w:t>
+      </w:r>
+      <w:r>
+        <w:t xml:space="preserve">, </w:t>
+      </w:r>
+      <w:r>
+        <w:rPr>
+          <w:b/>
+        </w:rPr>
         <w:t xml:space="preserve">Section on this face</w:t>
       </w:r>
       <w:r>
@@ -16041,6 +16077,221 @@
     </w:p>
     <w:p>
       <w:pPr>
+        <w:pStyle w:val="ListParagraph"/>
+        <w:numPr>
+          <w:ilvl w:val="0"/>
+          <w:numId w:val="64"/>
+        </w:numPr>
+      </w:pPr>
+      <w:r>
+        <w:rPr>
+          <w:b/>
+        </w:rPr>
+        <w:t xml:space="preserve">Section box round one element:</w:t>
+      </w:r>
+      <w:r>
+        <w:t xml:space="preserve"> click it and press </w:t>
+      </w:r>
+      <w:r>
+        <w:rPr>
+          <w:b/>
+        </w:rPr>
+        <w:t xml:space="preserve">Section box</w:t>
+      </w:r>
+      <w:r>
+        <w:t xml:space="preserve"> in the Selection panel, or right-click it &gt; </w:t>
+      </w:r>
+      <w:r>
+        <w:rPr>
+          <w:b/>
+        </w:rPr>
+        <w:t xml:space="preserve">Section box around this element</w:t>
+      </w:r>
+      <w:r>
+        <w:t xml:space="preserve">. The box closes round that element with a little room on every side, and the view moves to it. In the </w:t>
+      </w:r>
+      <w:r>
+        <w:rPr>
+          <w:b/>
+        </w:rPr>
+        <w:t xml:space="preserve">Model browser</w:t>
+      </w:r>
+      <w:r>
+        <w:t xml:space="preserve">, tick or pick a group (a category, a type, a level) and press </w:t>
+      </w:r>
+      <w:r>
+        <w:rPr>
+          <w:b/>
+        </w:rPr>
+        <w:t xml:space="preserve">Section box</w:t>
+      </w:r>
+      <w:r>
+        <w:t xml:space="preserve"> for a box round all of them.</w:t>
+      </w:r>
+    </w:p>
+    <w:p>
+      <w:pPr>
+        <w:pStyle w:val="Heading3"/>
+      </w:pPr>
+      <w:r>
+        <w:t xml:space="preserve">See-through elements</w:t>
+      </w:r>
+    </w:p>
+    <w:p>
+      <w:pPr/>
+      <w:r>
+        <w:t xml:space="preserve">To look past walls, floors or ceilings without hiding them, make them see-through: they stay in place as a pale screen, and a click goes through them to what is behind.</w:t>
+      </w:r>
+    </w:p>
+    <w:p>
+      <w:pPr>
+        <w:pStyle w:val="ListParagraph"/>
+        <w:numPr>
+          <w:ilvl w:val="0"/>
+          <w:numId w:val="65"/>
+        </w:numPr>
+      </w:pPr>
+      <w:r>
+        <w:rPr>
+          <w:b/>
+        </w:rPr>
+        <w:t xml:space="preserve">One element:</w:t>
+      </w:r>
+      <w:r>
+        <w:t xml:space="preserve"> click it, then </w:t>
+      </w:r>
+      <w:r>
+        <w:rPr>
+          <w:b/>
+        </w:rPr>
+        <w:t xml:space="preserve">See-through</w:t>
+      </w:r>
+      <w:r>
+        <w:t xml:space="preserve"> in the Selection panel; or right-click &gt; </w:t>
+      </w:r>
+      <w:r>
+        <w:rPr>
+          <w:b/>
+        </w:rPr>
+        <w:t xml:space="preserve">See-through: this element</w:t>
+      </w:r>
+      <w:r>
+        <w:t xml:space="preserve">.</w:t>
+      </w:r>
+    </w:p>
+    <w:p>
+      <w:pPr>
+        <w:pStyle w:val="ListParagraph"/>
+        <w:numPr>
+          <w:ilvl w:val="0"/>
+          <w:numId w:val="65"/>
+        </w:numPr>
+      </w:pPr>
+      <w:r>
+        <w:rPr>
+          <w:b/>
+        </w:rPr>
+        <w:t xml:space="preserve">Its type or its whole category:</w:t>
+      </w:r>
+      <w:r>
+        <w:t xml:space="preserve"> right-click &gt; </w:t>
+      </w:r>
+      <w:r>
+        <w:rPr>
+          <w:b/>
+        </w:rPr>
+        <w:t xml:space="preserve">See-through: its type (n)</w:t>
+      </w:r>
+      <w:r>
+        <w:t xml:space="preserve"> or </w:t>
+      </w:r>
+      <w:r>
+        <w:rPr>
+          <w:b/>
+        </w:rPr>
+        <w:t xml:space="preserve">See-through: all Walls (n)</w:t>
+      </w:r>
+      <w:r>
+        <w:t xml:space="preserve"> (the name of its category).</w:t>
+      </w:r>
+    </w:p>
+    <w:p>
+      <w:pPr>
+        <w:pStyle w:val="ListParagraph"/>
+        <w:numPr>
+          <w:ilvl w:val="0"/>
+          <w:numId w:val="65"/>
+        </w:numPr>
+      </w:pPr>
+      <w:r>
+        <w:rPr>
+          <w:b/>
+        </w:rPr>
+        <w:t xml:space="preserve">A chosen group:</w:t>
+      </w:r>
+      <w:r>
+        <w:t xml:space="preserve"> in the </w:t>
+      </w:r>
+      <w:r>
+        <w:rPr>
+          <w:b/>
+        </w:rPr>
+        <w:t xml:space="preserve">Model browser</w:t>
+      </w:r>
+      <w:r>
+        <w:t xml:space="preserve">, search or pick a category, type or level and press </w:t>
+      </w:r>
+      <w:r>
+        <w:rPr>
+          <w:b/>
+        </w:rPr>
+        <w:t xml:space="preserve">See-through</w:t>
+      </w:r>
+      <w:r>
+        <w:t xml:space="preserve">.</w:t>
+      </w:r>
+    </w:p>
+    <w:p>
+      <w:pPr>
+        <w:pStyle w:val="ListParagraph"/>
+        <w:numPr>
+          <w:ilvl w:val="0"/>
+          <w:numId w:val="65"/>
+        </w:numPr>
+      </w:pPr>
+      <w:r>
+        <w:t xml:space="preserve">The Selection panel counts them (</w:t>
+      </w:r>
+      <w:r>
+        <w:rPr>
+          <w:b/>
+        </w:rPr>
+        <w:t xml:space="preserve">5 see-through</w:t>
+      </w:r>
+      <w:r>
+        <w:t xml:space="preserve">). </w:t>
+      </w:r>
+      <w:r>
+        <w:rPr>
+          <w:b/>
+        </w:rPr>
+        <w:t xml:space="preserve">Show all</w:t>
+      </w:r>
+      <w:r>
+        <w:t xml:space="preserve">, or right-click &gt; </w:t>
+      </w:r>
+      <w:r>
+        <w:rPr>
+          <w:b/>
+        </w:rPr>
+        <w:t xml:space="preserve">Make all solid again</w:t>
+      </w:r>
+      <w:r>
+        <w:t xml:space="preserve">, makes them solid.</w:t>
+      </w:r>
+    </w:p>
+    <w:p>
+      <w:pPr>
         <w:pStyle w:val="Heading2"/>
       </w:pPr>
       <w:r>
@@ -16066,7 +16317,7 @@
         <w:pStyle w:val="ListParagraph"/>
         <w:numPr>
           <w:ilvl w:val="0"/>
-          <w:numId w:val="65"/>
+          <w:numId w:val="66"/>
         </w:numPr>
       </w:pPr>
       <w:r>
@@ -16123,7 +16374,7 @@
         <w:pStyle w:val="ListParagraph"/>
         <w:numPr>
           <w:ilvl w:val="0"/>
-          <w:numId w:val="65"/>
+          <w:numId w:val="66"/>
         </w:numPr>
       </w:pPr>
       <w:r>
@@ -16135,7 +16386,7 @@
         <w:pStyle w:val="ListParagraph"/>
         <w:numPr>
           <w:ilvl w:val="0"/>
-          <w:numId w:val="65"/>
+          <w:numId w:val="66"/>
         </w:numPr>
       </w:pPr>
       <w:r>
@@ -16165,7 +16416,7 @@
         <w:pStyle w:val="ListParagraph"/>
         <w:numPr>
           <w:ilvl w:val="0"/>
-          <w:numId w:val="65"/>
+          <w:numId w:val="66"/>
         </w:numPr>
       </w:pPr>
       <w:r>
@@ -16591,7 +16842,7 @@
         <w:pStyle w:val="ListParagraph"/>
         <w:numPr>
           <w:ilvl w:val="0"/>
-          <w:numId w:val="66"/>
+          <w:numId w:val="67"/>
         </w:numPr>
       </w:pPr>
       <w:r>
@@ -16603,7 +16854,7 @@
         <w:pStyle w:val="ListParagraph"/>
         <w:numPr>
           <w:ilvl w:val="0"/>
-          <w:numId w:val="66"/>
+          <w:numId w:val="67"/>
         </w:numPr>
       </w:pPr>
       <w:r>
@@ -16615,7 +16866,7 @@
         <w:pStyle w:val="ListParagraph"/>
         <w:numPr>
           <w:ilvl w:val="0"/>
-          <w:numId w:val="66"/>
+          <w:numId w:val="67"/>
         </w:numPr>
       </w:pPr>
       <w:r>
@@ -16635,7 +16886,7 @@
         <w:pStyle w:val="ListParagraph"/>
         <w:numPr>
           <w:ilvl w:val="0"/>
-          <w:numId w:val="67"/>
+          <w:numId w:val="68"/>
         </w:numPr>
       </w:pPr>
       <w:r>
@@ -16662,7 +16913,7 @@
         <w:pStyle w:val="ListParagraph"/>
         <w:numPr>
           <w:ilvl w:val="0"/>
-          <w:numId w:val="67"/>
+          <w:numId w:val="68"/>
         </w:numPr>
       </w:pPr>
       <w:r>
@@ -16689,7 +16940,7 @@
         <w:pStyle w:val="ListParagraph"/>
         <w:numPr>
           <w:ilvl w:val="0"/>
-          <w:numId w:val="67"/>
+          <w:numId w:val="68"/>
         </w:numPr>
       </w:pPr>
       <w:r>
@@ -16795,7 +17046,7 @@
         <w:pStyle w:val="ListParagraph"/>
         <w:numPr>
           <w:ilvl w:val="0"/>
-          <w:numId w:val="68"/>
+          <w:numId w:val="69"/>
         </w:numPr>
       </w:pPr>
       <w:r>
@@ -16807,7 +17058,7 @@
         <w:pStyle w:val="ListParagraph"/>
         <w:numPr>
           <w:ilvl w:val="0"/>
-          <w:numId w:val="68"/>
+          <w:numId w:val="69"/>
         </w:numPr>
       </w:pPr>
       <w:r>
@@ -16819,7 +17070,7 @@
         <w:pStyle w:val="ListParagraph"/>
         <w:numPr>
           <w:ilvl w:val="0"/>
-          <w:numId w:val="68"/>
+          <w:numId w:val="69"/>
         </w:numPr>
       </w:pPr>
       <w:r>
@@ -16831,7 +17082,7 @@
         <w:pStyle w:val="ListParagraph"/>
         <w:numPr>
           <w:ilvl w:val="0"/>
-          <w:numId w:val="68"/>
+          <w:numId w:val="69"/>
         </w:numPr>
       </w:pPr>
       <w:r>
@@ -16843,7 +17094,7 @@
         <w:pStyle w:val="ListParagraph"/>
         <w:numPr>
           <w:ilvl w:val="0"/>
-          <w:numId w:val="68"/>
+          <w:numId w:val="69"/>
         </w:numPr>
       </w:pPr>
       <w:r>
@@ -16855,7 +17106,7 @@
         <w:pStyle w:val="ListParagraph"/>
         <w:numPr>
           <w:ilvl w:val="0"/>
-          <w:numId w:val="68"/>
+          <w:numId w:val="69"/>
         </w:numPr>
       </w:pPr>
       <w:r>
@@ -16867,7 +17118,7 @@
         <w:pStyle w:val="ListParagraph"/>
         <w:numPr>
           <w:ilvl w:val="0"/>
-          <w:numId w:val="68"/>
+          <w:numId w:val="69"/>
         </w:numPr>
       </w:pPr>
       <w:r>
@@ -16879,7 +17130,7 @@
         <w:pStyle w:val="ListParagraph"/>
         <w:numPr>
           <w:ilvl w:val="0"/>
-          <w:numId w:val="68"/>
+          <w:numId w:val="69"/>
         </w:numPr>
       </w:pPr>
       <w:r>
@@ -16891,7 +17142,7 @@
         <w:pStyle w:val="ListParagraph"/>
         <w:numPr>
           <w:ilvl w:val="0"/>
-          <w:numId w:val="68"/>
+          <w:numId w:val="69"/>
         </w:numPr>
       </w:pPr>
       <w:r>
@@ -16903,7 +17154,7 @@
         <w:pStyle w:val="ListParagraph"/>
         <w:numPr>
           <w:ilvl w:val="0"/>
-          <w:numId w:val="68"/>
+          <w:numId w:val="69"/>
         </w:numPr>
       </w:pPr>
       <w:r>
@@ -16915,7 +17166,7 @@
         <w:pStyle w:val="ListParagraph"/>
         <w:numPr>
           <w:ilvl w:val="0"/>
-          <w:numId w:val="68"/>
+          <w:numId w:val="69"/>
         </w:numPr>
       </w:pPr>
       <w:r>
@@ -16927,7 +17178,7 @@
         <w:pStyle w:val="ListParagraph"/>
         <w:numPr>
           <w:ilvl w:val="0"/>
-          <w:numId w:val="68"/>
+          <w:numId w:val="69"/>
         </w:numPr>
       </w:pPr>
       <w:r>
@@ -16939,7 +17190,7 @@
         <w:pStyle w:val="ListParagraph"/>
         <w:numPr>
           <w:ilvl w:val="0"/>
-          <w:numId w:val="69"/>
+          <w:numId w:val="70"/>
         </w:numPr>
       </w:pPr>
       <w:r>
@@ -16951,7 +17202,7 @@
         <w:pStyle w:val="ListParagraph"/>
         <w:numPr>
           <w:ilvl w:val="0"/>
-          <w:numId w:val="69"/>
+          <w:numId w:val="70"/>
         </w:numPr>
       </w:pPr>
       <w:r>
@@ -17044,7 +17295,7 @@
         <w:pStyle w:val="ListParagraph"/>
         <w:numPr>
           <w:ilvl w:val="0"/>
-          <w:numId w:val="69"/>
+          <w:numId w:val="70"/>
         </w:numPr>
       </w:pPr>
       <w:r>
@@ -17089,7 +17340,7 @@
         <w:pStyle w:val="ListParagraph"/>
         <w:numPr>
           <w:ilvl w:val="0"/>
-          <w:numId w:val="69"/>
+          <w:numId w:val="70"/>
         </w:numPr>
       </w:pPr>
       <w:r>
@@ -17116,7 +17367,7 @@
         <w:pStyle w:val="ListParagraph"/>
         <w:numPr>
           <w:ilvl w:val="0"/>
-          <w:numId w:val="69"/>
+          <w:numId w:val="70"/>
         </w:numPr>
       </w:pPr>
       <w:r>
@@ -17480,7 +17731,7 @@
         <w:pStyle w:val="ListParagraph"/>
         <w:numPr>
           <w:ilvl w:val="0"/>
-          <w:numId w:val="70"/>
+          <w:numId w:val="71"/>
         </w:numPr>
       </w:pPr>
       <w:r>
@@ -17492,7 +17743,7 @@
         <w:pStyle w:val="ListParagraph"/>
         <w:numPr>
           <w:ilvl w:val="0"/>
-          <w:numId w:val="70"/>
+          <w:numId w:val="71"/>
         </w:numPr>
       </w:pPr>
       <w:r>
@@ -17510,7 +17761,7 @@
         <w:pStyle w:val="ListParagraph"/>
         <w:numPr>
           <w:ilvl w:val="0"/>
-          <w:numId w:val="70"/>
+          <w:numId w:val="71"/>
         </w:numPr>
       </w:pPr>
       <w:r>
@@ -17531,7 +17782,7 @@
         <w:pStyle w:val="ListParagraph"/>
         <w:numPr>
           <w:ilvl w:val="0"/>
-          <w:numId w:val="70"/>
+          <w:numId w:val="71"/>
         </w:numPr>
       </w:pPr>
       <w:r>
@@ -17558,7 +17809,7 @@
         <w:pStyle w:val="ListParagraph"/>
         <w:numPr>
           <w:ilvl w:val="0"/>
-          <w:numId w:val="70"/>
+          <w:numId w:val="71"/>
         </w:numPr>
       </w:pPr>
       <w:r>
@@ -17570,7 +17821,7 @@
         <w:pStyle w:val="ListParagraph"/>
         <w:numPr>
           <w:ilvl w:val="0"/>
-          <w:numId w:val="70"/>
+          <w:numId w:val="71"/>
         </w:numPr>
       </w:pPr>
       <w:r>
@@ -17627,7 +17878,7 @@
         <w:pStyle w:val="ListParagraph"/>
         <w:numPr>
           <w:ilvl w:val="0"/>
-          <w:numId w:val="70"/>
+          <w:numId w:val="71"/>
         </w:numPr>
       </w:pPr>
       <w:r>
@@ -17663,7 +17914,7 @@
         <w:pStyle w:val="ListParagraph"/>
         <w:numPr>
           <w:ilvl w:val="0"/>
-          <w:numId w:val="70"/>
+          <w:numId w:val="71"/>
         </w:numPr>
       </w:pPr>
       <w:r>
@@ -17699,7 +17950,7 @@
         <w:pStyle w:val="ListParagraph"/>
         <w:numPr>
           <w:ilvl w:val="0"/>
-          <w:numId w:val="70"/>
+          <w:numId w:val="71"/>
         </w:numPr>
       </w:pPr>
       <w:r>
@@ -17735,7 +17986,7 @@
         <w:pStyle w:val="ListParagraph"/>
         <w:numPr>
           <w:ilvl w:val="0"/>
-          <w:numId w:val="70"/>
+          <w:numId w:val="71"/>
         </w:numPr>
       </w:pPr>
       <w:r>
@@ -17771,7 +18022,7 @@
         <w:pStyle w:val="ListParagraph"/>
         <w:numPr>
           <w:ilvl w:val="0"/>
-          <w:numId w:val="70"/>
+          <w:numId w:val="71"/>
         </w:numPr>
       </w:pPr>
       <w:r>
@@ -17807,7 +18058,7 @@
         <w:pStyle w:val="ListParagraph"/>
         <w:numPr>
           <w:ilvl w:val="0"/>
-          <w:numId w:val="70"/>
+          <w:numId w:val="71"/>
         </w:numPr>
       </w:pPr>
       <w:r>
@@ -17852,7 +18103,7 @@
         <w:pStyle w:val="ListParagraph"/>
         <w:numPr>
           <w:ilvl w:val="0"/>
-          <w:numId w:val="70"/>
+          <w:numId w:val="71"/>
         </w:numPr>
       </w:pPr>
       <w:r>
@@ -17933,7 +18184,7 @@
         <w:pStyle w:val="ListParagraph"/>
         <w:numPr>
           <w:ilvl w:val="0"/>
-          <w:numId w:val="70"/>
+          <w:numId w:val="71"/>
         </w:numPr>
       </w:pPr>
       <w:r>
@@ -18008,7 +18259,7 @@
         <w:pStyle w:val="ListParagraph"/>
         <w:numPr>
           <w:ilvl w:val="0"/>
-          <w:numId w:val="71"/>
+          <w:numId w:val="72"/>
         </w:numPr>
       </w:pPr>
       <w:r>
@@ -18020,7 +18271,7 @@
         <w:pStyle w:val="ListParagraph"/>
         <w:numPr>
           <w:ilvl w:val="0"/>
-          <w:numId w:val="71"/>
+          <w:numId w:val="72"/>
         </w:numPr>
       </w:pPr>
       <w:r>
@@ -18032,7 +18283,7 @@
         <w:pStyle w:val="ListParagraph"/>
         <w:numPr>
           <w:ilvl w:val="0"/>
-          <w:numId w:val="71"/>
+          <w:numId w:val="72"/>
         </w:numPr>
       </w:pPr>
       <w:r>
@@ -18044,7 +18295,7 @@
         <w:pStyle w:val="ListParagraph"/>
         <w:numPr>
           <w:ilvl w:val="0"/>
-          <w:numId w:val="71"/>
+          <w:numId w:val="72"/>
         </w:numPr>
       </w:pPr>
       <w:r>
@@ -18056,7 +18307,7 @@
         <w:pStyle w:val="ListParagraph"/>
         <w:numPr>
           <w:ilvl w:val="0"/>
-          <w:numId w:val="71"/>
+          <w:numId w:val="72"/>
         </w:numPr>
       </w:pPr>
       <w:r>
@@ -18068,7 +18319,7 @@
         <w:pStyle w:val="ListParagraph"/>
         <w:numPr>
           <w:ilvl w:val="0"/>
-          <w:numId w:val="71"/>
+          <w:numId w:val="72"/>
         </w:numPr>
       </w:pPr>
       <w:r>
@@ -18080,7 +18331,7 @@
         <w:pStyle w:val="ListParagraph"/>
         <w:numPr>
           <w:ilvl w:val="0"/>
-          <w:numId w:val="71"/>
+          <w:numId w:val="72"/>
         </w:numPr>
       </w:pPr>
       <w:r>
@@ -18092,7 +18343,7 @@
         <w:pStyle w:val="ListParagraph"/>
         <w:numPr>
           <w:ilvl w:val="0"/>
-          <w:numId w:val="71"/>
+          <w:numId w:val="72"/>
         </w:numPr>
       </w:pPr>
       <w:r>
@@ -18104,7 +18355,7 @@
         <w:pStyle w:val="ListParagraph"/>
         <w:numPr>
           <w:ilvl w:val="0"/>
-          <w:numId w:val="71"/>
+          <w:numId w:val="72"/>
         </w:numPr>
       </w:pPr>
       <w:r>
@@ -18116,7 +18367,7 @@
         <w:pStyle w:val="ListParagraph"/>
         <w:numPr>
           <w:ilvl w:val="0"/>
-          <w:numId w:val="71"/>
+          <w:numId w:val="72"/>
         </w:numPr>
       </w:pPr>
       <w:r>
@@ -18128,7 +18379,7 @@
         <w:pStyle w:val="ListParagraph"/>
         <w:numPr>
           <w:ilvl w:val="0"/>
-          <w:numId w:val="71"/>
+          <w:numId w:val="72"/>
         </w:numPr>
       </w:pPr>
       <w:r>
@@ -18140,7 +18391,7 @@
         <w:pStyle w:val="ListParagraph"/>
         <w:numPr>
           <w:ilvl w:val="0"/>
-          <w:numId w:val="71"/>
+          <w:numId w:val="72"/>
         </w:numPr>
       </w:pPr>
       <w:r>
@@ -18152,7 +18403,7 @@
         <w:pStyle w:val="ListParagraph"/>
         <w:numPr>
           <w:ilvl w:val="0"/>
-          <w:numId w:val="71"/>
+          <w:numId w:val="72"/>
         </w:numPr>
       </w:pPr>
       <w:r>
@@ -18211,7 +18462,7 @@
         <w:pStyle w:val="ListParagraph"/>
         <w:numPr>
           <w:ilvl w:val="0"/>
-          <w:numId w:val="72"/>
+          <w:numId w:val="73"/>
         </w:numPr>
       </w:pPr>
       <w:r>
@@ -18223,7 +18474,7 @@
         <w:pStyle w:val="ListParagraph"/>
         <w:numPr>
           <w:ilvl w:val="0"/>
-          <w:numId w:val="72"/>
+          <w:numId w:val="73"/>
         </w:numPr>
       </w:pPr>
       <w:r>
@@ -18235,7 +18486,7 @@
         <w:pStyle w:val="ListParagraph"/>
         <w:numPr>
           <w:ilvl w:val="0"/>
-          <w:numId w:val="72"/>
+          <w:numId w:val="73"/>
         </w:numPr>
       </w:pPr>
       <w:r>
@@ -18247,7 +18498,7 @@
         <w:pStyle w:val="ListParagraph"/>
         <w:numPr>
           <w:ilvl w:val="0"/>
-          <w:numId w:val="72"/>
+          <w:numId w:val="73"/>
         </w:numPr>
       </w:pPr>
       <w:r>
@@ -18259,7 +18510,7 @@
         <w:pStyle w:val="ListParagraph"/>
         <w:numPr>
           <w:ilvl w:val="0"/>
-          <w:numId w:val="72"/>
+          <w:numId w:val="73"/>
         </w:numPr>
       </w:pPr>
       <w:r>
@@ -18271,7 +18522,7 @@
         <w:pStyle w:val="ListParagraph"/>
         <w:numPr>
           <w:ilvl w:val="0"/>
-          <w:numId w:val="72"/>
+          <w:numId w:val="73"/>
         </w:numPr>
       </w:pPr>
       <w:r>
@@ -18283,7 +18534,7 @@
         <w:pStyle w:val="ListParagraph"/>
         <w:numPr>
           <w:ilvl w:val="0"/>
-          <w:numId w:val="72"/>
+          <w:numId w:val="73"/>
         </w:numPr>
       </w:pPr>
       <w:r>
@@ -18295,7 +18546,7 @@
         <w:pStyle w:val="ListParagraph"/>
         <w:numPr>
           <w:ilvl w:val="0"/>
-          <w:numId w:val="72"/>
+          <w:numId w:val="73"/>
         </w:numPr>
       </w:pPr>
       <w:r>
@@ -18307,7 +18558,7 @@
         <w:pStyle w:val="ListParagraph"/>
         <w:numPr>
           <w:ilvl w:val="0"/>
-          <w:numId w:val="72"/>
+          <w:numId w:val="73"/>
         </w:numPr>
       </w:pPr>
       <w:r>
@@ -18319,7 +18570,7 @@
         <w:pStyle w:val="ListParagraph"/>
         <w:numPr>
           <w:ilvl w:val="0"/>
-          <w:numId w:val="72"/>
+          <w:numId w:val="73"/>
         </w:numPr>
       </w:pPr>
       <w:r>
@@ -18331,7 +18582,7 @@
         <w:pStyle w:val="ListParagraph"/>
         <w:numPr>
           <w:ilvl w:val="0"/>
-          <w:numId w:val="73"/>
+          <w:numId w:val="74"/>
         </w:numPr>
       </w:pPr>
       <w:r>
@@ -18385,7 +18636,7 @@
         <w:pStyle w:val="ListParagraph"/>
         <w:numPr>
           <w:ilvl w:val="0"/>
-          <w:numId w:val="73"/>
+          <w:numId w:val="74"/>
         </w:numPr>
       </w:pPr>
       <w:r>
@@ -18439,7 +18690,7 @@
         <w:pStyle w:val="ListParagraph"/>
         <w:numPr>
           <w:ilvl w:val="0"/>
-          <w:numId w:val="73"/>
+          <w:numId w:val="74"/>
         </w:numPr>
       </w:pPr>
       <w:r>
@@ -18493,7 +18744,7 @@
         <w:pStyle w:val="ListParagraph"/>
         <w:numPr>
           <w:ilvl w:val="0"/>
-          <w:numId w:val="73"/>
+          <w:numId w:val="74"/>
         </w:numPr>
       </w:pPr>
       <w:r>
@@ -18541,7 +18792,7 @@
         <w:pStyle w:val="ListParagraph"/>
         <w:numPr>
           <w:ilvl w:val="0"/>
-          <w:numId w:val="73"/>
+          <w:numId w:val="74"/>
         </w:numPr>
       </w:pPr>
       <w:r>
@@ -18586,7 +18837,7 @@
         <w:pStyle w:val="ListParagraph"/>
         <w:numPr>
           <w:ilvl w:val="0"/>
-          <w:numId w:val="73"/>
+          <w:numId w:val="74"/>
         </w:numPr>
       </w:pPr>
       <w:r>
@@ -18649,7 +18900,7 @@
         <w:pStyle w:val="ListParagraph"/>
         <w:numPr>
           <w:ilvl w:val="0"/>
-          <w:numId w:val="73"/>
+          <w:numId w:val="74"/>
         </w:numPr>
       </w:pPr>
       <w:r>
@@ -18667,7 +18918,7 @@
         <w:pStyle w:val="ListParagraph"/>
         <w:numPr>
           <w:ilvl w:val="0"/>
-          <w:numId w:val="73"/>
+          <w:numId w:val="74"/>
         </w:numPr>
       </w:pPr>
       <w:r>
@@ -18718,7 +18969,7 @@
         <w:pStyle w:val="ListParagraph"/>
         <w:numPr>
           <w:ilvl w:val="0"/>
-          <w:numId w:val="74"/>
+          <w:numId w:val="75"/>
         </w:numPr>
       </w:pPr>
       <w:r>
@@ -18730,7 +18981,7 @@
         <w:pStyle w:val="ListParagraph"/>
         <w:numPr>
           <w:ilvl w:val="0"/>
-          <w:numId w:val="74"/>
+          <w:numId w:val="75"/>
         </w:numPr>
       </w:pPr>
       <w:r>
@@ -18742,7 +18993,7 @@
         <w:pStyle w:val="ListParagraph"/>
         <w:numPr>
           <w:ilvl w:val="0"/>
-          <w:numId w:val="74"/>
+          <w:numId w:val="75"/>
         </w:numPr>
       </w:pPr>
       <w:r>
@@ -18754,7 +19005,7 @@
         <w:pStyle w:val="ListParagraph"/>
         <w:numPr>
           <w:ilvl w:val="0"/>
-          <w:numId w:val="74"/>
+          <w:numId w:val="75"/>
         </w:numPr>
       </w:pPr>
       <w:r>
@@ -18766,7 +19017,7 @@
         <w:pStyle w:val="ListParagraph"/>
         <w:numPr>
           <w:ilvl w:val="0"/>
-          <w:numId w:val="74"/>
+          <w:numId w:val="75"/>
         </w:numPr>
       </w:pPr>
       <w:r>
@@ -18778,7 +19029,7 @@
         <w:pStyle w:val="ListParagraph"/>
         <w:numPr>
           <w:ilvl w:val="0"/>
-          <w:numId w:val="74"/>
+          <w:numId w:val="75"/>
         </w:numPr>
       </w:pPr>
       <w:r>
@@ -18790,7 +19041,7 @@
         <w:pStyle w:val="ListParagraph"/>
         <w:numPr>
           <w:ilvl w:val="0"/>
-          <w:numId w:val="74"/>
+          <w:numId w:val="75"/>
         </w:numPr>
       </w:pPr>
       <w:r>
@@ -18802,7 +19053,7 @@
         <w:pStyle w:val="ListParagraph"/>
         <w:numPr>
           <w:ilvl w:val="0"/>
-          <w:numId w:val="74"/>
+          <w:numId w:val="75"/>
         </w:numPr>
       </w:pPr>
       <w:r>
@@ -18814,7 +19065,7 @@
         <w:pStyle w:val="ListParagraph"/>
         <w:numPr>
           <w:ilvl w:val="0"/>
-          <w:numId w:val="74"/>
+          <w:numId w:val="75"/>
         </w:numPr>
       </w:pPr>
       <w:r>
@@ -18826,7 +19077,7 @@
         <w:pStyle w:val="ListParagraph"/>
         <w:numPr>
           <w:ilvl w:val="0"/>
-          <w:numId w:val="74"/>
+          <w:numId w:val="75"/>
         </w:numPr>
       </w:pPr>
       <w:r>
@@ -18870,7 +19121,7 @@
         <w:pStyle w:val="ListParagraph"/>
         <w:numPr>
           <w:ilvl w:val="0"/>
-          <w:numId w:val="75"/>
+          <w:numId w:val="76"/>
         </w:numPr>
       </w:pPr>
       <w:r>
@@ -18897,7 +19148,7 @@
         <w:pStyle w:val="ListParagraph"/>
         <w:numPr>
           <w:ilvl w:val="0"/>
-          <w:numId w:val="75"/>
+          <w:numId w:val="76"/>
         </w:numPr>
       </w:pPr>
       <w:r>
@@ -18915,7 +19166,7 @@
         <w:pStyle w:val="ListParagraph"/>
         <w:numPr>
           <w:ilvl w:val="0"/>
-          <w:numId w:val="75"/>
+          <w:numId w:val="76"/>
         </w:numPr>
       </w:pPr>
       <w:r>
@@ -18933,7 +19184,7 @@
         <w:pStyle w:val="ListParagraph"/>
         <w:numPr>
           <w:ilvl w:val="0"/>
-          <w:numId w:val="75"/>
+          <w:numId w:val="76"/>
         </w:numPr>
       </w:pPr>
       <w:r>
@@ -19005,7 +19256,7 @@
         <w:pStyle w:val="ListParagraph"/>
         <w:numPr>
           <w:ilvl w:val="0"/>
-          <w:numId w:val="75"/>
+          <w:numId w:val="76"/>
         </w:numPr>
       </w:pPr>
       <w:r>
@@ -19032,7 +19283,7 @@
         <w:pStyle w:val="ListParagraph"/>
         <w:numPr>
           <w:ilvl w:val="0"/>
-          <w:numId w:val="76"/>
+          <w:numId w:val="77"/>
         </w:numPr>
       </w:pPr>
       <w:r>
@@ -19044,7 +19295,7 @@
         <w:pStyle w:val="ListParagraph"/>
         <w:numPr>
           <w:ilvl w:val="0"/>
-          <w:numId w:val="76"/>
+          <w:numId w:val="77"/>
         </w:numPr>
       </w:pPr>
       <w:r>
@@ -19071,7 +19322,7 @@
         <w:pStyle w:val="ListParagraph"/>
         <w:numPr>
           <w:ilvl w:val="0"/>
-          <w:numId w:val="76"/>
+          <w:numId w:val="77"/>
         </w:numPr>
       </w:pPr>
       <w:r>
@@ -19092,7 +19343,7 @@
         <w:pStyle w:val="ListParagraph"/>
         <w:numPr>
           <w:ilvl w:val="0"/>
-          <w:numId w:val="76"/>
+          <w:numId w:val="77"/>
         </w:numPr>
       </w:pPr>
       <w:r>
@@ -19167,7 +19418,7 @@
         <w:pStyle w:val="ListParagraph"/>
         <w:numPr>
           <w:ilvl w:val="0"/>
-          <w:numId w:val="76"/>
+          <w:numId w:val="77"/>
         </w:numPr>
       </w:pPr>
       <w:r>
@@ -19197,7 +19448,7 @@
         <w:pStyle w:val="ListParagraph"/>
         <w:numPr>
           <w:ilvl w:val="0"/>
-          <w:numId w:val="77"/>
+          <w:numId w:val="78"/>
         </w:numPr>
       </w:pPr>
       <w:r>
@@ -19215,7 +19466,7 @@
         <w:pStyle w:val="ListParagraph"/>
         <w:numPr>
           <w:ilvl w:val="0"/>
-          <w:numId w:val="77"/>
+          <w:numId w:val="78"/>
         </w:numPr>
       </w:pPr>
       <w:r>
@@ -19233,7 +19484,7 @@
         <w:pStyle w:val="ListParagraph"/>
         <w:numPr>
           <w:ilvl w:val="0"/>
-          <w:numId w:val="77"/>
+          <w:numId w:val="78"/>
         </w:numPr>
       </w:pPr>
       <w:r>
@@ -19283,7 +19534,7 @@
         <w:pStyle w:val="ListParagraph"/>
         <w:numPr>
           <w:ilvl w:val="0"/>
-          <w:numId w:val="78"/>
+          <w:numId w:val="79"/>
         </w:numPr>
       </w:pPr>
       <w:r>
@@ -19301,7 +19552,7 @@
         <w:pStyle w:val="ListParagraph"/>
         <w:numPr>
           <w:ilvl w:val="0"/>
-          <w:numId w:val="78"/>
+          <w:numId w:val="79"/>
         </w:numPr>
       </w:pPr>
       <w:r>
@@ -19328,7 +19579,7 @@
         <w:pStyle w:val="ListParagraph"/>
         <w:numPr>
           <w:ilvl w:val="0"/>
-          <w:numId w:val="78"/>
+          <w:numId w:val="79"/>
         </w:numPr>
       </w:pPr>
       <w:r>
@@ -19355,7 +19606,7 @@
         <w:pStyle w:val="ListParagraph"/>
         <w:numPr>
           <w:ilvl w:val="0"/>
-          <w:numId w:val="78"/>
+          <w:numId w:val="79"/>
         </w:numPr>
       </w:pPr>
       <w:r>
@@ -19409,7 +19660,7 @@
         <w:pStyle w:val="ListParagraph"/>
         <w:numPr>
           <w:ilvl w:val="0"/>
-          <w:numId w:val="79"/>
+          <w:numId w:val="80"/>
         </w:numPr>
       </w:pPr>
       <w:r>
@@ -19466,7 +19717,7 @@
         <w:pStyle w:val="ListParagraph"/>
         <w:numPr>
           <w:ilvl w:val="0"/>
-          <w:numId w:val="79"/>
+          <w:numId w:val="80"/>
         </w:numPr>
       </w:pPr>
       <w:r>
@@ -19478,7 +19729,7 @@
         <w:pStyle w:val="ListParagraph"/>
         <w:numPr>
           <w:ilvl w:val="0"/>
-          <w:numId w:val="79"/>
+          <w:numId w:val="80"/>
         </w:numPr>
       </w:pPr>
       <w:r>
@@ -19496,7 +19747,7 @@
         <w:pStyle w:val="ListParagraph"/>
         <w:numPr>
           <w:ilvl w:val="0"/>
-          <w:numId w:val="79"/>
+          <w:numId w:val="80"/>
         </w:numPr>
       </w:pPr>
       <w:r>
@@ -19555,7 +19806,7 @@
         <w:pStyle w:val="ListParagraph"/>
         <w:numPr>
           <w:ilvl w:val="0"/>
-          <w:numId w:val="80"/>
+          <w:numId w:val="81"/>
         </w:numPr>
       </w:pPr>
       <w:r>
@@ -19567,7 +19818,7 @@
         <w:pStyle w:val="ListParagraph"/>
         <w:numPr>
           <w:ilvl w:val="0"/>
-          <w:numId w:val="80"/>
+          <w:numId w:val="81"/>
         </w:numPr>
       </w:pPr>
       <w:r>
@@ -19579,7 +19830,7 @@
         <w:pStyle w:val="ListParagraph"/>
         <w:numPr>
           <w:ilvl w:val="0"/>
-          <w:numId w:val="80"/>
+          <w:numId w:val="81"/>
         </w:numPr>
       </w:pPr>
       <w:r>
@@ -19591,7 +19842,7 @@
         <w:pStyle w:val="ListParagraph"/>
         <w:numPr>
           <w:ilvl w:val="0"/>
-          <w:numId w:val="80"/>
+          <w:numId w:val="81"/>
         </w:numPr>
       </w:pPr>
       <w:r>
@@ -19603,7 +19854,7 @@
         <w:pStyle w:val="ListParagraph"/>
         <w:numPr>
           <w:ilvl w:val="0"/>
-          <w:numId w:val="80"/>
+          <w:numId w:val="81"/>
         </w:numPr>
       </w:pPr>
       <w:r>
@@ -19615,7 +19866,7 @@
         <w:pStyle w:val="ListParagraph"/>
         <w:numPr>
           <w:ilvl w:val="0"/>
-          <w:numId w:val="80"/>
+          <w:numId w:val="81"/>
         </w:numPr>
       </w:pPr>
       <w:r>
@@ -19627,7 +19878,7 @@
         <w:pStyle w:val="ListParagraph"/>
         <w:numPr>
           <w:ilvl w:val="0"/>
-          <w:numId w:val="80"/>
+          <w:numId w:val="81"/>
         </w:numPr>
       </w:pPr>
       <w:r>
@@ -19639,7 +19890,7 @@
         <w:pStyle w:val="ListParagraph"/>
         <w:numPr>
           <w:ilvl w:val="0"/>
-          <w:numId w:val="80"/>
+          <w:numId w:val="81"/>
         </w:numPr>
       </w:pPr>
       <w:r>
@@ -19651,7 +19902,7 @@
         <w:pStyle w:val="ListParagraph"/>
         <w:numPr>
           <w:ilvl w:val="0"/>
-          <w:numId w:val="80"/>
+          <w:numId w:val="81"/>
         </w:numPr>
       </w:pPr>
       <w:r>
@@ -19663,7 +19914,7 @@
         <w:pStyle w:val="ListParagraph"/>
         <w:numPr>
           <w:ilvl w:val="0"/>
-          <w:numId w:val="80"/>
+          <w:numId w:val="81"/>
         </w:numPr>
       </w:pPr>
       <w:r>
@@ -19675,7 +19926,7 @@
         <w:pStyle w:val="ListParagraph"/>
         <w:numPr>
           <w:ilvl w:val="0"/>
-          <w:numId w:val="80"/>
+          <w:numId w:val="81"/>
         </w:numPr>
       </w:pPr>
       <w:r>
@@ -19687,7 +19938,7 @@
         <w:pStyle w:val="ListParagraph"/>
         <w:numPr>
           <w:ilvl w:val="0"/>
-          <w:numId w:val="80"/>
+          <w:numId w:val="81"/>
         </w:numPr>
       </w:pPr>
       <w:r>
@@ -19699,7 +19950,7 @@
         <w:pStyle w:val="ListParagraph"/>
         <w:numPr>
           <w:ilvl w:val="0"/>
-          <w:numId w:val="80"/>
+          <w:numId w:val="81"/>
         </w:numPr>
       </w:pPr>
       <w:r>
@@ -19711,7 +19962,7 @@
         <w:pStyle w:val="ListParagraph"/>
         <w:numPr>
           <w:ilvl w:val="0"/>
-          <w:numId w:val="80"/>
+          <w:numId w:val="81"/>
         </w:numPr>
       </w:pPr>
       <w:r>
@@ -19723,7 +19974,7 @@
         <w:pStyle w:val="ListParagraph"/>
         <w:numPr>
           <w:ilvl w:val="0"/>
-          <w:numId w:val="80"/>
+          <w:numId w:val="81"/>
         </w:numPr>
       </w:pPr>
       <w:r>
@@ -19735,7 +19986,7 @@
         <w:pStyle w:val="ListParagraph"/>
         <w:numPr>
           <w:ilvl w:val="0"/>
-          <w:numId w:val="80"/>
+          <w:numId w:val="81"/>
         </w:numPr>
       </w:pPr>
       <w:r>
@@ -19786,7 +20037,7 @@
         <w:pStyle w:val="ListParagraph"/>
         <w:numPr>
           <w:ilvl w:val="0"/>
-          <w:numId w:val="81"/>
+          <w:numId w:val="82"/>
         </w:numPr>
       </w:pPr>
       <w:r>
@@ -19798,7 +20049,7 @@
         <w:pStyle w:val="ListParagraph"/>
         <w:numPr>
           <w:ilvl w:val="0"/>
-          <w:numId w:val="81"/>
+          <w:numId w:val="82"/>
         </w:numPr>
       </w:pPr>
       <w:r>
@@ -19810,7 +20061,7 @@
         <w:pStyle w:val="ListParagraph"/>
         <w:numPr>
           <w:ilvl w:val="0"/>
-          <w:numId w:val="81"/>
+          <w:numId w:val="82"/>
         </w:numPr>
       </w:pPr>
       <w:r>
@@ -19822,7 +20073,7 @@
         <w:pStyle w:val="ListParagraph"/>
         <w:numPr>
           <w:ilvl w:val="0"/>
-          <w:numId w:val="81"/>
+          <w:numId w:val="82"/>
         </w:numPr>
       </w:pPr>
       <w:r>
@@ -19834,7 +20085,7 @@
         <w:pStyle w:val="ListParagraph"/>
         <w:numPr>
           <w:ilvl w:val="0"/>
-          <w:numId w:val="81"/>
+          <w:numId w:val="82"/>
         </w:numPr>
       </w:pPr>
       <w:r>
@@ -19846,7 +20097,7 @@
         <w:pStyle w:val="ListParagraph"/>
         <w:numPr>
           <w:ilvl w:val="0"/>
-          <w:numId w:val="81"/>
+          <w:numId w:val="82"/>
         </w:numPr>
       </w:pPr>
       <w:r>
@@ -19858,7 +20109,7 @@
         <w:pStyle w:val="ListParagraph"/>
         <w:numPr>
           <w:ilvl w:val="0"/>
-          <w:numId w:val="81"/>
+          <w:numId w:val="82"/>
         </w:numPr>
       </w:pPr>
       <w:r>
@@ -19870,7 +20121,7 @@
         <w:pStyle w:val="ListParagraph"/>
         <w:numPr>
           <w:ilvl w:val="0"/>
-          <w:numId w:val="81"/>
+          <w:numId w:val="82"/>
         </w:numPr>
       </w:pPr>
       <w:r>
@@ -19933,7 +20184,7 @@
         <w:pStyle w:val="ListParagraph"/>
         <w:numPr>
           <w:ilvl w:val="0"/>
-          <w:numId w:val="82"/>
+          <w:numId w:val="83"/>
         </w:numPr>
       </w:pPr>
       <w:r>
@@ -19996,7 +20247,7 @@
         <w:pStyle w:val="ListParagraph"/>
         <w:numPr>
           <w:ilvl w:val="0"/>
-          <w:numId w:val="82"/>
+          <w:numId w:val="83"/>
         </w:numPr>
       </w:pPr>
       <w:r>
@@ -20050,7 +20301,7 @@
         <w:pStyle w:val="ListParagraph"/>
         <w:numPr>
           <w:ilvl w:val="0"/>
-          <w:numId w:val="82"/>
+          <w:numId w:val="83"/>
         </w:numPr>
       </w:pPr>
       <w:r>
@@ -20068,7 +20319,7 @@
         <w:pStyle w:val="ListParagraph"/>
         <w:numPr>
           <w:ilvl w:val="0"/>
-          <w:numId w:val="82"/>
+          <w:numId w:val="83"/>
         </w:numPr>
       </w:pPr>
       <w:r>
@@ -20095,7 +20346,7 @@
         <w:pStyle w:val="ListParagraph"/>
         <w:numPr>
           <w:ilvl w:val="0"/>
-          <w:numId w:val="82"/>
+          <w:numId w:val="83"/>
         </w:numPr>
       </w:pPr>
       <w:r>
@@ -20140,7 +20391,7 @@
         <w:pStyle w:val="ListParagraph"/>
         <w:numPr>
           <w:ilvl w:val="0"/>
-          <w:numId w:val="82"/>
+          <w:numId w:val="83"/>
         </w:numPr>
       </w:pPr>
       <w:r>
@@ -20167,7 +20418,7 @@
         <w:pStyle w:val="ListParagraph"/>
         <w:numPr>
           <w:ilvl w:val="0"/>
-          <w:numId w:val="82"/>
+          <w:numId w:val="83"/>
         </w:numPr>
       </w:pPr>
       <w:r>
@@ -20212,7 +20463,7 @@
         <w:pStyle w:val="ListParagraph"/>
         <w:numPr>
           <w:ilvl w:val="0"/>
-          <w:numId w:val="82"/>
+          <w:numId w:val="83"/>
         </w:numPr>
       </w:pPr>
       <w:r>
@@ -20257,7 +20508,7 @@
         <w:pStyle w:val="ListParagraph"/>
         <w:numPr>
           <w:ilvl w:val="0"/>
-          <w:numId w:val="82"/>
+          <w:numId w:val="83"/>
         </w:numPr>
       </w:pPr>
       <w:r>
@@ -20341,7 +20592,7 @@
         <w:pStyle w:val="ListParagraph"/>
         <w:numPr>
           <w:ilvl w:val="0"/>
-          <w:numId w:val="82"/>
+          <w:numId w:val="83"/>
         </w:numPr>
       </w:pPr>
       <w:r>
@@ -20377,7 +20628,7 @@
         <w:pStyle w:val="ListParagraph"/>
         <w:numPr>
           <w:ilvl w:val="0"/>
-          <w:numId w:val="82"/>
+          <w:numId w:val="83"/>
         </w:numPr>
       </w:pPr>
       <w:r>
@@ -20395,7 +20646,7 @@
         <w:pStyle w:val="ListParagraph"/>
         <w:numPr>
           <w:ilvl w:val="0"/>
-          <w:numId w:val="82"/>
+          <w:numId w:val="83"/>
         </w:numPr>
       </w:pPr>
       <w:r>
@@ -20431,7 +20682,7 @@
         <w:pStyle w:val="ListParagraph"/>
         <w:numPr>
           <w:ilvl w:val="0"/>
-          <w:numId w:val="82"/>
+          <w:numId w:val="83"/>
         </w:numPr>
       </w:pPr>
       <w:r>
@@ -20449,7 +20700,7 @@
         <w:pStyle w:val="ListParagraph"/>
         <w:numPr>
           <w:ilvl w:val="0"/>
-          <w:numId w:val="82"/>
+          <w:numId w:val="83"/>
         </w:numPr>
       </w:pPr>
       <w:r>
@@ -20476,7 +20727,7 @@
         <w:pStyle w:val="ListParagraph"/>
         <w:numPr>
           <w:ilvl w:val="0"/>
-          <w:numId w:val="82"/>
+          <w:numId w:val="83"/>
         </w:numPr>
       </w:pPr>
       <w:r>
@@ -20521,7 +20772,7 @@
         <w:pStyle w:val="ListParagraph"/>
         <w:numPr>
           <w:ilvl w:val="0"/>
-          <w:numId w:val="82"/>
+          <w:numId w:val="83"/>
         </w:numPr>
       </w:pPr>
       <w:r>
@@ -20539,7 +20790,7 @@
         <w:pStyle w:val="ListParagraph"/>
         <w:numPr>
           <w:ilvl w:val="0"/>
-          <w:numId w:val="82"/>
+          <w:numId w:val="83"/>
         </w:numPr>
       </w:pPr>
       <w:r>
@@ -20557,7 +20808,7 @@
         <w:pStyle w:val="ListParagraph"/>
         <w:numPr>
           <w:ilvl w:val="0"/>
-          <w:numId w:val="82"/>
+          <w:numId w:val="83"/>
         </w:numPr>
       </w:pPr>
       <w:r>
@@ -20575,7 +20826,7 @@
         <w:pStyle w:val="ListParagraph"/>
         <w:numPr>
           <w:ilvl w:val="0"/>
-          <w:numId w:val="82"/>
+          <w:numId w:val="83"/>
         </w:numPr>
       </w:pPr>
       <w:r>
@@ -20620,7 +20871,7 @@
         <w:pStyle w:val="ListParagraph"/>
         <w:numPr>
           <w:ilvl w:val="0"/>
-          <w:numId w:val="82"/>
+          <w:numId w:val="83"/>
         </w:numPr>
       </w:pPr>
       <w:r>
@@ -20674,7 +20925,7 @@
         <w:pStyle w:val="ListParagraph"/>
         <w:numPr>
           <w:ilvl w:val="0"/>
-          <w:numId w:val="82"/>
+          <w:numId w:val="83"/>
         </w:numPr>
       </w:pPr>
       <w:r>
@@ -20746,7 +20997,7 @@
         <w:pStyle w:val="ListParagraph"/>
         <w:numPr>
           <w:ilvl w:val="0"/>
-          <w:numId w:val="82"/>
+          <w:numId w:val="83"/>
         </w:numPr>
       </w:pPr>
       <w:r>
@@ -20845,7 +21096,7 @@
         <w:pStyle w:val="ListParagraph"/>
         <w:numPr>
           <w:ilvl w:val="0"/>
-          <w:numId w:val="82"/>
+          <w:numId w:val="83"/>
         </w:numPr>
       </w:pPr>
       <w:r>
@@ -20926,7 +21177,7 @@
         <w:pStyle w:val="ListParagraph"/>
         <w:numPr>
           <w:ilvl w:val="0"/>
-          <w:numId w:val="82"/>
+          <w:numId w:val="83"/>
         </w:numPr>
       </w:pPr>
       <w:r>
@@ -20989,7 +21240,7 @@
         <w:pStyle w:val="ListParagraph"/>
         <w:numPr>
           <w:ilvl w:val="0"/>
-          <w:numId w:val="82"/>
+          <w:numId w:val="83"/>
         </w:numPr>
       </w:pPr>
       <w:r>
@@ -21016,7 +21267,7 @@
         <w:pStyle w:val="ListParagraph"/>
         <w:numPr>
           <w:ilvl w:val="0"/>
-          <w:numId w:val="82"/>
+          <w:numId w:val="83"/>
         </w:numPr>
       </w:pPr>
       <w:r>
@@ -21070,7 +21321,7 @@
         <w:pStyle w:val="ListParagraph"/>
         <w:numPr>
           <w:ilvl w:val="0"/>
-          <w:numId w:val="82"/>
+          <w:numId w:val="83"/>
         </w:numPr>
       </w:pPr>
       <w:r>
@@ -21142,7 +21393,7 @@
         <w:pStyle w:val="ListParagraph"/>
         <w:numPr>
           <w:ilvl w:val="0"/>
-          <w:numId w:val="82"/>
+          <w:numId w:val="83"/>
         </w:numPr>
       </w:pPr>
       <w:r>
@@ -21196,7 +21447,7 @@
         <w:pStyle w:val="ListParagraph"/>
         <w:numPr>
           <w:ilvl w:val="0"/>
-          <w:numId w:val="82"/>
+          <w:numId w:val="83"/>
         </w:numPr>
       </w:pPr>
       <w:r>
@@ -21214,7 +21465,7 @@
         <w:pStyle w:val="ListParagraph"/>
         <w:numPr>
           <w:ilvl w:val="0"/>
-          <w:numId w:val="82"/>
+          <w:numId w:val="83"/>
         </w:numPr>
       </w:pPr>
       <w:r>
@@ -21241,7 +21492,7 @@
         <w:pStyle w:val="ListParagraph"/>
         <w:numPr>
           <w:ilvl w:val="0"/>
-          <w:numId w:val="82"/>
+          <w:numId w:val="83"/>
         </w:numPr>
       </w:pPr>
       <w:r>
@@ -21259,7 +21510,7 @@
         <w:pStyle w:val="ListParagraph"/>
         <w:numPr>
           <w:ilvl w:val="0"/>
-          <w:numId w:val="82"/>
+          <w:numId w:val="83"/>
         </w:numPr>
       </w:pPr>
       <w:r>
@@ -21295,7 +21546,7 @@
         <w:pStyle w:val="ListParagraph"/>
         <w:numPr>
           <w:ilvl w:val="0"/>
-          <w:numId w:val="82"/>
+          <w:numId w:val="83"/>
         </w:numPr>
       </w:pPr>
       <w:r>
@@ -21313,7 +21564,7 @@
         <w:pStyle w:val="ListParagraph"/>
         <w:numPr>
           <w:ilvl w:val="0"/>
-          <w:numId w:val="82"/>
+          <w:numId w:val="83"/>
         </w:numPr>
       </w:pPr>
       <w:r>
@@ -21340,7 +21591,7 @@
         <w:pStyle w:val="ListParagraph"/>
         <w:numPr>
           <w:ilvl w:val="0"/>
-          <w:numId w:val="82"/>
+          <w:numId w:val="83"/>
         </w:numPr>
       </w:pPr>
       <w:r>
@@ -21394,7 +21645,7 @@
         <w:pStyle w:val="ListParagraph"/>
         <w:numPr>
           <w:ilvl w:val="0"/>
-          <w:numId w:val="82"/>
+          <w:numId w:val="83"/>
         </w:numPr>
       </w:pPr>
       <w:r>
@@ -21478,7 +21729,7 @@
         <w:pStyle w:val="ListParagraph"/>
         <w:numPr>
           <w:ilvl w:val="0"/>
-          <w:numId w:val="83"/>
+          <w:numId w:val="84"/>
         </w:numPr>
       </w:pPr>
       <w:r>
@@ -21490,7 +21741,7 @@
         <w:pStyle w:val="ListParagraph"/>
         <w:numPr>
           <w:ilvl w:val="0"/>
-          <w:numId w:val="83"/>
+          <w:numId w:val="84"/>
         </w:numPr>
       </w:pPr>
       <w:r>
@@ -21502,7 +21753,7 @@
         <w:pStyle w:val="ListParagraph"/>
         <w:numPr>
           <w:ilvl w:val="0"/>
-          <w:numId w:val="83"/>
+          <w:numId w:val="84"/>
         </w:numPr>
       </w:pPr>
       <w:r>
@@ -21514,7 +21765,7 @@
         <w:pStyle w:val="ListParagraph"/>
         <w:numPr>
           <w:ilvl w:val="0"/>
-          <w:numId w:val="83"/>
+          <w:numId w:val="84"/>
         </w:numPr>
       </w:pPr>
       <w:r>
@@ -21526,7 +21777,7 @@
         <w:pStyle w:val="ListParagraph"/>
         <w:numPr>
           <w:ilvl w:val="0"/>
-          <w:numId w:val="83"/>
+          <w:numId w:val="84"/>
         </w:numPr>
       </w:pPr>
       <w:r>
@@ -21538,7 +21789,7 @@
         <w:pStyle w:val="ListParagraph"/>
         <w:numPr>
           <w:ilvl w:val="0"/>
-          <w:numId w:val="83"/>
+          <w:numId w:val="84"/>
         </w:numPr>
       </w:pPr>
       <w:r>
@@ -21618,7 +21869,7 @@
         <w:pStyle w:val="ListParagraph"/>
         <w:numPr>
           <w:ilvl w:val="0"/>
-          <w:numId w:val="84"/>
+          <w:numId w:val="85"/>
         </w:numPr>
       </w:pPr>
       <w:r>
@@ -21654,7 +21905,7 @@
         <w:pStyle w:val="ListParagraph"/>
         <w:numPr>
           <w:ilvl w:val="0"/>
-          <w:numId w:val="84"/>
+          <w:numId w:val="85"/>
         </w:numPr>
       </w:pPr>
       <w:r>
@@ -21690,7 +21941,7 @@
         <w:pStyle w:val="ListParagraph"/>
         <w:numPr>
           <w:ilvl w:val="0"/>
-          <w:numId w:val="84"/>
+          <w:numId w:val="85"/>
         </w:numPr>
       </w:pPr>
       <w:r>
@@ -21708,7 +21959,7 @@
         <w:pStyle w:val="ListParagraph"/>
         <w:numPr>
           <w:ilvl w:val="0"/>
-          <w:numId w:val="84"/>
+          <w:numId w:val="85"/>
         </w:numPr>
       </w:pPr>
       <w:r>
@@ -21735,7 +21986,7 @@
         <w:pStyle w:val="ListParagraph"/>
         <w:numPr>
           <w:ilvl w:val="0"/>
-          <w:numId w:val="85"/>
+          <w:numId w:val="86"/>
         </w:numPr>
       </w:pPr>
       <w:r>
@@ -21798,7 +22049,7 @@
         <w:pStyle w:val="ListParagraph"/>
         <w:numPr>
           <w:ilvl w:val="0"/>
-          <w:numId w:val="85"/>
+          <w:numId w:val="86"/>
         </w:numPr>
       </w:pPr>
       <w:r>
@@ -21837,7 +22088,7 @@
         <w:pStyle w:val="ListParagraph"/>
         <w:numPr>
           <w:ilvl w:val="0"/>
-          <w:numId w:val="85"/>
+          <w:numId w:val="86"/>
         </w:numPr>
       </w:pPr>
       <w:r>
@@ -21855,7 +22106,7 @@
         <w:pStyle w:val="ListParagraph"/>
         <w:numPr>
           <w:ilvl w:val="0"/>
-          <w:numId w:val="85"/>
+          <w:numId w:val="86"/>
         </w:numPr>
       </w:pPr>
       <w:r>
@@ -21909,7 +22160,7 @@
         <w:pStyle w:val="ListParagraph"/>
         <w:numPr>
           <w:ilvl w:val="0"/>
-          <w:numId w:val="86"/>
+          <w:numId w:val="87"/>
         </w:numPr>
       </w:pPr>
       <w:r>
@@ -21972,7 +22223,7 @@
         <w:pStyle w:val="ListParagraph"/>
         <w:numPr>
           <w:ilvl w:val="0"/>
-          <w:numId w:val="86"/>
+          <w:numId w:val="87"/>
         </w:numPr>
       </w:pPr>
       <w:r>
@@ -22026,7 +22277,7 @@
         <w:pStyle w:val="ListParagraph"/>
         <w:numPr>
           <w:ilvl w:val="0"/>
-          <w:numId w:val="86"/>
+          <w:numId w:val="87"/>
         </w:numPr>
       </w:pPr>
       <w:r>
@@ -22044,7 +22295,7 @@
         <w:pStyle w:val="ListParagraph"/>
         <w:numPr>
           <w:ilvl w:val="0"/>
-          <w:numId w:val="86"/>
+          <w:numId w:val="87"/>
         </w:numPr>
       </w:pPr>
       <w:r>
@@ -22490,7 +22741,7 @@
         <w:pStyle w:val="ListParagraph"/>
         <w:numPr>
           <w:ilvl w:val="0"/>
-          <w:numId w:val="87"/>
+          <w:numId w:val="88"/>
         </w:numPr>
       </w:pPr>
       <w:r>
@@ -22508,7 +22759,7 @@
         <w:pStyle w:val="ListParagraph"/>
         <w:numPr>
           <w:ilvl w:val="0"/>
-          <w:numId w:val="87"/>
+          <w:numId w:val="88"/>
         </w:numPr>
       </w:pPr>
       <w:r>
@@ -22526,7 +22777,7 @@
         <w:pStyle w:val="ListParagraph"/>
         <w:numPr>
           <w:ilvl w:val="0"/>
-          <w:numId w:val="87"/>
+          <w:numId w:val="88"/>
         </w:numPr>
       </w:pPr>
       <w:r>
@@ -22544,7 +22795,7 @@
         <w:pStyle w:val="ListParagraph"/>
         <w:numPr>
           <w:ilvl w:val="0"/>
-          <w:numId w:val="87"/>
+          <w:numId w:val="88"/>
         </w:numPr>
       </w:pPr>
       <w:r>
@@ -22767,7 +23018,7 @@
         <w:pStyle w:val="ListParagraph"/>
         <w:numPr>
           <w:ilvl w:val="0"/>
-          <w:numId w:val="88"/>
+          <w:numId w:val="89"/>
         </w:numPr>
       </w:pPr>
       <w:r>
@@ -22779,7 +23030,7 @@
         <w:pStyle w:val="ListParagraph"/>
         <w:numPr>
           <w:ilvl w:val="0"/>
-          <w:numId w:val="88"/>
+          <w:numId w:val="89"/>
         </w:numPr>
       </w:pPr>
       <w:r>
@@ -22842,7 +23093,7 @@
         <w:pStyle w:val="ListParagraph"/>
         <w:numPr>
           <w:ilvl w:val="0"/>
-          <w:numId w:val="88"/>
+          <w:numId w:val="89"/>
         </w:numPr>
       </w:pPr>
       <w:r>
@@ -22863,7 +23114,7 @@
         <w:pStyle w:val="ListParagraph"/>
         <w:numPr>
           <w:ilvl w:val="0"/>
-          <w:numId w:val="88"/>
+          <w:numId w:val="89"/>
         </w:numPr>
       </w:pPr>
       <w:r>
@@ -22944,7 +23195,7 @@
         <w:pStyle w:val="ListParagraph"/>
         <w:numPr>
           <w:ilvl w:val="0"/>
-          <w:numId w:val="88"/>
+          <w:numId w:val="89"/>
         </w:numPr>
       </w:pPr>
       <w:r>
@@ -22956,7 +23207,7 @@
         <w:pStyle w:val="ListParagraph"/>
         <w:numPr>
           <w:ilvl w:val="0"/>
-          <w:numId w:val="88"/>
+          <w:numId w:val="89"/>
         </w:numPr>
       </w:pPr>
       <w:r>
@@ -23035,7 +23286,7 @@
         <w:pStyle w:val="ListParagraph"/>
         <w:numPr>
           <w:ilvl w:val="0"/>
-          <w:numId w:val="89"/>
+          <w:numId w:val="90"/>
         </w:numPr>
       </w:pPr>
       <w:r>
@@ -23047,7 +23298,7 @@
         <w:pStyle w:val="ListParagraph"/>
         <w:numPr>
           <w:ilvl w:val="0"/>
-          <w:numId w:val="89"/>
+          <w:numId w:val="90"/>
         </w:numPr>
       </w:pPr>
       <w:r>
@@ -23059,7 +23310,7 @@
         <w:pStyle w:val="ListParagraph"/>
         <w:numPr>
           <w:ilvl w:val="0"/>
-          <w:numId w:val="89"/>
+          <w:numId w:val="90"/>
         </w:numPr>
       </w:pPr>
       <w:r>
@@ -23071,7 +23322,7 @@
         <w:pStyle w:val="ListParagraph"/>
         <w:numPr>
           <w:ilvl w:val="0"/>
-          <w:numId w:val="89"/>
+          <w:numId w:val="90"/>
         </w:numPr>
       </w:pPr>
       <w:r>
@@ -23083,7 +23334,7 @@
         <w:pStyle w:val="ListParagraph"/>
         <w:numPr>
           <w:ilvl w:val="0"/>
-          <w:numId w:val="89"/>
+          <w:numId w:val="90"/>
         </w:numPr>
       </w:pPr>
       <w:r>
@@ -23095,7 +23346,7 @@
         <w:pStyle w:val="ListParagraph"/>
         <w:numPr>
           <w:ilvl w:val="0"/>
-          <w:numId w:val="89"/>
+          <w:numId w:val="90"/>
         </w:numPr>
       </w:pPr>
       <w:r>
@@ -23107,7 +23358,7 @@
         <w:pStyle w:val="ListParagraph"/>
         <w:numPr>
           <w:ilvl w:val="0"/>
-          <w:numId w:val="89"/>
+          <w:numId w:val="90"/>
         </w:numPr>
       </w:pPr>
       <w:r>
@@ -23119,7 +23370,7 @@
         <w:pStyle w:val="ListParagraph"/>
         <w:numPr>
           <w:ilvl w:val="0"/>
-          <w:numId w:val="89"/>
+          <w:numId w:val="90"/>
         </w:numPr>
       </w:pPr>
       <w:r>
@@ -23131,7 +23382,7 @@
         <w:pStyle w:val="ListParagraph"/>
         <w:numPr>
           <w:ilvl w:val="0"/>
-          <w:numId w:val="89"/>
+          <w:numId w:val="90"/>
         </w:numPr>
       </w:pPr>
       <w:r>
@@ -23143,7 +23394,7 @@
         <w:pStyle w:val="ListParagraph"/>
         <w:numPr>
           <w:ilvl w:val="0"/>
-          <w:numId w:val="89"/>
+          <w:numId w:val="90"/>
         </w:numPr>
       </w:pPr>
       <w:r>
@@ -23155,7 +23406,7 @@
         <w:pStyle w:val="ListParagraph"/>
         <w:numPr>
           <w:ilvl w:val="0"/>
-          <w:numId w:val="89"/>
+          <w:numId w:val="90"/>
         </w:numPr>
       </w:pPr>
       <w:r>
@@ -23621,7 +23872,7 @@
         <w:pStyle w:val="ListParagraph"/>
         <w:numPr>
           <w:ilvl w:val="0"/>
-          <w:numId w:val="90"/>
+          <w:numId w:val="91"/>
         </w:numPr>
       </w:pPr>
       <w:r>
@@ -23633,7 +23884,7 @@
         <w:pStyle w:val="ListParagraph"/>
         <w:numPr>
           <w:ilvl w:val="0"/>
-          <w:numId w:val="90"/>
+          <w:numId w:val="91"/>
         </w:numPr>
       </w:pPr>
       <w:r>
@@ -23645,7 +23896,7 @@
         <w:pStyle w:val="ListParagraph"/>
         <w:numPr>
           <w:ilvl w:val="0"/>
-          <w:numId w:val="90"/>
+          <w:numId w:val="91"/>
         </w:numPr>
       </w:pPr>
       <w:r>
@@ -23657,7 +23908,7 @@
         <w:pStyle w:val="ListParagraph"/>
         <w:numPr>
           <w:ilvl w:val="0"/>
-          <w:numId w:val="90"/>
+          <w:numId w:val="91"/>
         </w:numPr>
       </w:pPr>
       <w:r>
@@ -23669,7 +23920,7 @@
         <w:pStyle w:val="ListParagraph"/>
         <w:numPr>
           <w:ilvl w:val="0"/>
-          <w:numId w:val="90"/>
+          <w:numId w:val="91"/>
         </w:numPr>
       </w:pPr>
       <w:r>
@@ -23681,7 +23932,7 @@
         <w:pStyle w:val="ListParagraph"/>
         <w:numPr>
           <w:ilvl w:val="0"/>
-          <w:numId w:val="90"/>
+          <w:numId w:val="91"/>
         </w:numPr>
       </w:pPr>
       <w:r>
@@ -23693,7 +23944,7 @@
         <w:pStyle w:val="ListParagraph"/>
         <w:numPr>
           <w:ilvl w:val="0"/>
-          <w:numId w:val="90"/>
+          <w:numId w:val="91"/>
         </w:numPr>
       </w:pPr>
       <w:r>
@@ -23705,7 +23956,7 @@
         <w:pStyle w:val="ListParagraph"/>
         <w:numPr>
           <w:ilvl w:val="0"/>
-          <w:numId w:val="90"/>
+          <w:numId w:val="91"/>
         </w:numPr>
       </w:pPr>
       <w:r>
@@ -23717,7 +23968,7 @@
         <w:pStyle w:val="ListParagraph"/>
         <w:numPr>
           <w:ilvl w:val="0"/>
-          <w:numId w:val="90"/>
+          <w:numId w:val="91"/>
         </w:numPr>
       </w:pPr>
       <w:r>
@@ -23729,7 +23980,7 @@
         <w:pStyle w:val="ListParagraph"/>
         <w:numPr>
           <w:ilvl w:val="0"/>
-          <w:numId w:val="90"/>
+          <w:numId w:val="91"/>
         </w:numPr>
       </w:pPr>
       <w:r>
@@ -23749,7 +24000,7 @@
         <w:pStyle w:val="ListParagraph"/>
         <w:numPr>
           <w:ilvl w:val="0"/>
-          <w:numId w:val="91"/>
+          <w:numId w:val="92"/>
         </w:numPr>
       </w:pPr>
       <w:r>
@@ -23770,7 +24021,7 @@
         <w:pStyle w:val="ListParagraph"/>
         <w:numPr>
           <w:ilvl w:val="0"/>
-          <w:numId w:val="91"/>
+          <w:numId w:val="92"/>
         </w:numPr>
       </w:pPr>
       <w:r>
@@ -23806,7 +24057,7 @@
         <w:pStyle w:val="ListParagraph"/>
         <w:numPr>
           <w:ilvl w:val="0"/>
-          <w:numId w:val="91"/>
+          <w:numId w:val="92"/>
         </w:numPr>
       </w:pPr>
       <w:r>
@@ -23854,7 +24105,7 @@
         <w:pStyle w:val="ListParagraph"/>
         <w:numPr>
           <w:ilvl w:val="0"/>
-          <w:numId w:val="91"/>
+          <w:numId w:val="92"/>
         </w:numPr>
       </w:pPr>
       <w:r>
@@ -23908,7 +24159,7 @@
         <w:pStyle w:val="ListParagraph"/>
         <w:numPr>
           <w:ilvl w:val="0"/>
-          <w:numId w:val="91"/>
+          <w:numId w:val="92"/>
         </w:numPr>
       </w:pPr>
       <w:r>
@@ -23935,7 +24186,7 @@
         <w:pStyle w:val="ListParagraph"/>
         <w:numPr>
           <w:ilvl w:val="0"/>
-          <w:numId w:val="91"/>
+          <w:numId w:val="92"/>
         </w:numPr>
       </w:pPr>
       <w:r>
@@ -23953,7 +24204,7 @@
         <w:pStyle w:val="ListParagraph"/>
         <w:numPr>
           <w:ilvl w:val="0"/>
-          <w:numId w:val="91"/>
+          <w:numId w:val="92"/>
         </w:numPr>
       </w:pPr>
       <w:r>
@@ -23971,7 +24222,7 @@
         <w:pStyle w:val="ListParagraph"/>
         <w:numPr>
           <w:ilvl w:val="0"/>
-          <w:numId w:val="91"/>
+          <w:numId w:val="92"/>
         </w:numPr>
       </w:pPr>
       <w:r>
@@ -24016,7 +24267,7 @@
         <w:pStyle w:val="ListParagraph"/>
         <w:numPr>
           <w:ilvl w:val="0"/>
-          <w:numId w:val="91"/>
+          <w:numId w:val="92"/>
         </w:numPr>
       </w:pPr>
       <w:r>
@@ -24052,7 +24303,7 @@
         <w:pStyle w:val="ListParagraph"/>
         <w:numPr>
           <w:ilvl w:val="0"/>
-          <w:numId w:val="91"/>
+          <w:numId w:val="92"/>
         </w:numPr>
       </w:pPr>
       <w:r>
@@ -24301,7 +24552,7 @@
         <w:pStyle w:val="ListParagraph"/>
         <w:numPr>
           <w:ilvl w:val="0"/>
-          <w:numId w:val="92"/>
+          <w:numId w:val="93"/>
         </w:numPr>
       </w:pPr>
       <w:r>
@@ -24337,7 +24588,7 @@
         <w:pStyle w:val="ListParagraph"/>
         <w:numPr>
           <w:ilvl w:val="0"/>
-          <w:numId w:val="92"/>
+          <w:numId w:val="93"/>
         </w:numPr>
       </w:pPr>
       <w:r>
@@ -24400,7 +24651,7 @@
         <w:pStyle w:val="ListParagraph"/>
         <w:numPr>
           <w:ilvl w:val="0"/>
-          <w:numId w:val="92"/>
+          <w:numId w:val="93"/>
         </w:numPr>
       </w:pPr>
       <w:r>
@@ -24426,7 +24677,7 @@
         <w:pStyle w:val="ListParagraph"/>
         <w:numPr>
           <w:ilvl w:val="0"/>
-          <w:numId w:val="93"/>
+          <w:numId w:val="94"/>
         </w:numPr>
       </w:pPr>
       <w:r>
@@ -24453,7 +24704,7 @@
         <w:pStyle w:val="ListParagraph"/>
         <w:numPr>
           <w:ilvl w:val="0"/>
-          <w:numId w:val="93"/>
+          <w:numId w:val="94"/>
         </w:numPr>
       </w:pPr>
       <w:r>
@@ -24474,7 +24725,7 @@
         <w:pStyle w:val="ListParagraph"/>
         <w:numPr>
           <w:ilvl w:val="0"/>
-          <w:numId w:val="93"/>
+          <w:numId w:val="94"/>
         </w:numPr>
       </w:pPr>
       <w:r>
@@ -24515,7 +24766,7 @@
         <w:pStyle w:val="ListParagraph"/>
         <w:numPr>
           <w:ilvl w:val="0"/>
-          <w:numId w:val="94"/>
+          <w:numId w:val="95"/>
         </w:numPr>
       </w:pPr>
       <w:r>
@@ -24560,7 +24811,7 @@
         <w:pStyle w:val="ListParagraph"/>
         <w:numPr>
           <w:ilvl w:val="0"/>
-          <w:numId w:val="94"/>
+          <w:numId w:val="95"/>
         </w:numPr>
       </w:pPr>
       <w:r>
@@ -24596,7 +24847,7 @@
         <w:pStyle w:val="ListParagraph"/>
         <w:numPr>
           <w:ilvl w:val="0"/>
-          <w:numId w:val="94"/>
+          <w:numId w:val="95"/>
         </w:numPr>
       </w:pPr>
       <w:r>
@@ -24623,7 +24874,7 @@
         <w:pStyle w:val="ListParagraph"/>
         <w:numPr>
           <w:ilvl w:val="0"/>
-          <w:numId w:val="94"/>
+          <w:numId w:val="95"/>
         </w:numPr>
       </w:pPr>
       <w:r>
@@ -24938,7 +25189,7 @@
         <w:pStyle w:val="ListParagraph"/>
         <w:numPr>
           <w:ilvl w:val="0"/>
-          <w:numId w:val="95"/>
+          <w:numId w:val="96"/>
         </w:numPr>
       </w:pPr>
       <w:r>
@@ -25013,7 +25264,7 @@
         <w:pStyle w:val="ListParagraph"/>
         <w:numPr>
           <w:ilvl w:val="0"/>
-          <w:numId w:val="95"/>
+          <w:numId w:val="96"/>
         </w:numPr>
       </w:pPr>
       <w:r>
@@ -25043,7 +25294,7 @@
         <w:pStyle w:val="ListParagraph"/>
         <w:numPr>
           <w:ilvl w:val="0"/>
-          <w:numId w:val="95"/>
+          <w:numId w:val="96"/>
         </w:numPr>
       </w:pPr>
       <w:r>
@@ -25069,7 +25320,7 @@
         <w:pStyle w:val="ListParagraph"/>
         <w:numPr>
           <w:ilvl w:val="0"/>
-          <w:numId w:val="96"/>
+          <w:numId w:val="97"/>
         </w:numPr>
       </w:pPr>
       <w:r>
@@ -25099,7 +25350,7 @@
         <w:pStyle w:val="ListParagraph"/>
         <w:numPr>
           <w:ilvl w:val="0"/>
-          <w:numId w:val="96"/>
+          <w:numId w:val="97"/>
         </w:numPr>
       </w:pPr>
       <w:r>
@@ -25120,7 +25371,7 @@
         <w:pStyle w:val="ListParagraph"/>
         <w:numPr>
           <w:ilvl w:val="0"/>
-          <w:numId w:val="96"/>
+          <w:numId w:val="97"/>
         </w:numPr>
       </w:pPr>
       <w:r>
@@ -25150,7 +25401,7 @@
         <w:pStyle w:val="ListParagraph"/>
         <w:numPr>
           <w:ilvl w:val="0"/>
-          <w:numId w:val="97"/>
+          <w:numId w:val="98"/>
         </w:numPr>
       </w:pPr>
       <w:r>
@@ -25162,7 +25413,7 @@
         <w:pStyle w:val="ListParagraph"/>
         <w:numPr>
           <w:ilvl w:val="0"/>
-          <w:numId w:val="97"/>
+          <w:numId w:val="98"/>
         </w:numPr>
       </w:pPr>
       <w:r>
@@ -25206,7 +25457,7 @@
         <w:pStyle w:val="ListParagraph"/>
         <w:numPr>
           <w:ilvl w:val="0"/>
-          <w:numId w:val="98"/>
+          <w:numId w:val="99"/>
         </w:numPr>
       </w:pPr>
       <w:r>
@@ -25254,7 +25505,7 @@
         <w:pStyle w:val="ListParagraph"/>
         <w:numPr>
           <w:ilvl w:val="0"/>
-          <w:numId w:val="98"/>
+          <w:numId w:val="99"/>
         </w:numPr>
       </w:pPr>
       <w:r>
@@ -25266,7 +25517,7 @@
         <w:pStyle w:val="ListParagraph"/>
         <w:numPr>
           <w:ilvl w:val="0"/>
-          <w:numId w:val="98"/>
+          <w:numId w:val="99"/>
         </w:numPr>
       </w:pPr>
       <w:r>
@@ -25284,7 +25535,7 @@
         <w:pStyle w:val="ListParagraph"/>
         <w:numPr>
           <w:ilvl w:val="0"/>
-          <w:numId w:val="98"/>
+          <w:numId w:val="99"/>
         </w:numPr>
       </w:pPr>
       <w:r>
@@ -25296,7 +25547,7 @@
         <w:pStyle w:val="ListParagraph"/>
         <w:numPr>
           <w:ilvl w:val="0"/>
-          <w:numId w:val="98"/>
+          <w:numId w:val="99"/>
         </w:numPr>
       </w:pPr>
       <w:r>
@@ -25308,7 +25559,7 @@
         <w:pStyle w:val="ListParagraph"/>
         <w:numPr>
           <w:ilvl w:val="0"/>
-          <w:numId w:val="98"/>
+          <w:numId w:val="99"/>
         </w:numPr>
       </w:pPr>
       <w:r>
@@ -25320,7 +25571,7 @@
         <w:pStyle w:val="ListParagraph"/>
         <w:numPr>
           <w:ilvl w:val="0"/>
-          <w:numId w:val="98"/>
+          <w:numId w:val="99"/>
         </w:numPr>
       </w:pPr>
       <w:r>
@@ -25594,7 +25845,7 @@
         <w:pStyle w:val="ListParagraph"/>
         <w:numPr>
           <w:ilvl w:val="0"/>
-          <w:numId w:val="99"/>
+          <w:numId w:val="100"/>
         </w:numPr>
       </w:pPr>
       <w:r>
@@ -25606,7 +25857,7 @@
         <w:pStyle w:val="ListParagraph"/>
         <w:numPr>
           <w:ilvl w:val="0"/>
-          <w:numId w:val="99"/>
+          <w:numId w:val="100"/>
         </w:numPr>
       </w:pPr>
       <w:r>
@@ -25618,7 +25869,7 @@
         <w:pStyle w:val="ListParagraph"/>
         <w:numPr>
           <w:ilvl w:val="0"/>
-          <w:numId w:val="99"/>
+          <w:numId w:val="100"/>
         </w:numPr>
       </w:pPr>
       <w:r>
@@ -25892,7 +26143,7 @@
         <w:pStyle w:val="ListParagraph"/>
         <w:numPr>
           <w:ilvl w:val="0"/>
-          <w:numId w:val="100"/>
+          <w:numId w:val="101"/>
         </w:numPr>
       </w:pPr>
       <w:r>
@@ -25904,7 +26155,7 @@
         <w:pStyle w:val="ListParagraph"/>
         <w:numPr>
           <w:ilvl w:val="0"/>
-          <w:numId w:val="100"/>
+          <w:numId w:val="101"/>
         </w:numPr>
       </w:pPr>
       <w:r>
@@ -25916,7 +26167,7 @@
         <w:pStyle w:val="ListParagraph"/>
         <w:numPr>
           <w:ilvl w:val="0"/>
-          <w:numId w:val="100"/>
+          <w:numId w:val="101"/>
         </w:numPr>
       </w:pPr>
       <w:r>
@@ -25959,7 +26210,7 @@
         <w:pStyle w:val="ListParagraph"/>
         <w:numPr>
           <w:ilvl w:val="0"/>
-          <w:numId w:val="101"/>
+          <w:numId w:val="102"/>
         </w:numPr>
       </w:pPr>
       <w:r>
@@ -26016,7 +26267,7 @@
         <w:pStyle w:val="ListParagraph"/>
         <w:numPr>
           <w:ilvl w:val="0"/>
-          <w:numId w:val="101"/>
+          <w:numId w:val="102"/>
         </w:numPr>
       </w:pPr>
       <w:r>
@@ -26046,7 +26297,7 @@
         <w:pStyle w:val="ListParagraph"/>
         <w:numPr>
           <w:ilvl w:val="0"/>
-          <w:numId w:val="101"/>
+          <w:numId w:val="102"/>
         </w:numPr>
       </w:pPr>
       <w:r>
@@ -26084,7 +26335,7 @@
         <w:pStyle w:val="ListParagraph"/>
         <w:numPr>
           <w:ilvl w:val="0"/>
-          <w:numId w:val="102"/>
+          <w:numId w:val="103"/>
         </w:numPr>
       </w:pPr>
       <w:r>
@@ -26105,7 +26356,7 @@
         <w:pStyle w:val="ListParagraph"/>
         <w:numPr>
           <w:ilvl w:val="0"/>
-          <w:numId w:val="102"/>
+          <w:numId w:val="103"/>
         </w:numPr>
       </w:pPr>
       <w:r>
@@ -26150,7 +26401,7 @@
         <w:pStyle w:val="ListParagraph"/>
         <w:numPr>
           <w:ilvl w:val="0"/>
-          <w:numId w:val="102"/>
+          <w:numId w:val="103"/>
         </w:numPr>
       </w:pPr>
       <w:r>
@@ -26249,7 +26500,7 @@
         <w:pStyle w:val="ListParagraph"/>
         <w:numPr>
           <w:ilvl w:val="0"/>
-          <w:numId w:val="102"/>
+          <w:numId w:val="103"/>
         </w:numPr>
       </w:pPr>
       <w:r>
@@ -26294,7 +26545,7 @@
         <w:pStyle w:val="ListParagraph"/>
         <w:numPr>
           <w:ilvl w:val="0"/>
-          <w:numId w:val="102"/>
+          <w:numId w:val="103"/>
         </w:numPr>
       </w:pPr>
       <w:r>
@@ -26643,7 +26894,7 @@
         <w:pStyle w:val="ListParagraph"/>
         <w:numPr>
           <w:ilvl w:val="0"/>
-          <w:numId w:val="103"/>
+          <w:numId w:val="104"/>
         </w:numPr>
       </w:pPr>
       <w:r>
@@ -26673,7 +26924,7 @@
         <w:pStyle w:val="ListParagraph"/>
         <w:numPr>
           <w:ilvl w:val="0"/>
-          <w:numId w:val="103"/>
+          <w:numId w:val="104"/>
         </w:numPr>
       </w:pPr>
       <w:r>
@@ -26721,7 +26972,7 @@
         <w:pStyle w:val="ListParagraph"/>
         <w:numPr>
           <w:ilvl w:val="0"/>
-          <w:numId w:val="103"/>
+          <w:numId w:val="104"/>
         </w:numPr>
       </w:pPr>
       <w:r>
@@ -26811,7 +27062,7 @@
         <w:pStyle w:val="ListParagraph"/>
         <w:numPr>
           <w:ilvl w:val="0"/>
-          <w:numId w:val="103"/>
+          <w:numId w:val="104"/>
         </w:numPr>
       </w:pPr>
       <w:r>
@@ -26829,7 +27080,7 @@
         <w:pStyle w:val="ListParagraph"/>
         <w:numPr>
           <w:ilvl w:val="0"/>
-          <w:numId w:val="103"/>
+          <w:numId w:val="104"/>
         </w:numPr>
       </w:pPr>
       <w:r>
@@ -26856,7 +27107,7 @@
         <w:pStyle w:val="ListParagraph"/>
         <w:numPr>
           <w:ilvl w:val="0"/>
-          <w:numId w:val="103"/>
+          <w:numId w:val="104"/>
         </w:numPr>
       </w:pPr>
       <w:r>
@@ -26882,7 +27133,7 @@
         <w:pStyle w:val="ListParagraph"/>
         <w:numPr>
           <w:ilvl w:val="0"/>
-          <w:numId w:val="104"/>
+          <w:numId w:val="105"/>
         </w:numPr>
       </w:pPr>
       <w:r>
@@ -26903,7 +27154,7 @@
         <w:pStyle w:val="ListParagraph"/>
         <w:numPr>
           <w:ilvl w:val="0"/>
-          <w:numId w:val="104"/>
+          <w:numId w:val="105"/>
         </w:numPr>
       </w:pPr>
       <w:r>
@@ -26939,7 +27190,7 @@
         <w:pStyle w:val="ListParagraph"/>
         <w:numPr>
           <w:ilvl w:val="0"/>
-          <w:numId w:val="104"/>
+          <w:numId w:val="105"/>
         </w:numPr>
       </w:pPr>
       <w:r>
@@ -26975,7 +27226,7 @@
         <w:pStyle w:val="ListParagraph"/>
         <w:numPr>
           <w:ilvl w:val="0"/>
-          <w:numId w:val="104"/>
+          <w:numId w:val="105"/>
         </w:numPr>
       </w:pPr>
       <w:r>
@@ -27004,7 +27255,7 @@
         <w:pStyle w:val="ListParagraph"/>
         <w:numPr>
           <w:ilvl w:val="0"/>
-          <w:numId w:val="105"/>
+          <w:numId w:val="106"/>
         </w:numPr>
       </w:pPr>
       <w:r>
@@ -27025,7 +27276,7 @@
         <w:pStyle w:val="ListParagraph"/>
         <w:numPr>
           <w:ilvl w:val="0"/>
-          <w:numId w:val="105"/>
+          <w:numId w:val="106"/>
         </w:numPr>
       </w:pPr>
       <w:r>
@@ -27183,6 +27434,42 @@
               <w:rPr>
                 <w:b/>
               </w:rPr>
+              <w:t xml:space="preserve">Publisher</w:t>
+            </w:r>
+          </w:p>
+        </w:tc>
+        <w:tc>
+          <w:tcPr>
+            <w:tcW w:w="4680" w:type="dxa"/>
+          </w:tcPr>
+          <w:p>
+            <w:pPr/>
+            <w:r>
+              <w:t xml:space="preserve">Everything a member can, plus publish the sheets and the 3D model from Revit (LWK tab &gt; </w:t>
+            </w:r>
+            <w:r>
+              <w:rPr>
+                <w:b/>
+              </w:rPr>
+              <w:t xml:space="preserve">Publish to Viewer</w:t>
+            </w:r>
+            <w:r>
+              <w:t xml:space="preserve">)</w:t>
+            </w:r>
+          </w:p>
+        </w:tc>
+      </w:tr>
+      <w:tr>
+        <w:tc>
+          <w:tcPr>
+            <w:tcW w:w="4680" w:type="dxa"/>
+          </w:tcPr>
+          <w:p>
+            <w:pPr/>
+            <w:r>
+              <w:rPr>
+                <w:b/>
+              </w:rPr>
               <w:t xml:space="preserve">Project admin</w:t>
             </w:r>
           </w:p>
@@ -27194,7 +27481,7 @@
           <w:p>
             <w:pPr/>
             <w:r>
-              <w:t xml:space="preserve">Everything a member can, plus manage the project's members, edit or delete anything, override layer locks, upload models</w:t>
+              <w:t xml:space="preserve">Everything a publisher can, plus manage the project's members, edit or delete anything, override layer locks, upload models</w:t>
             </w:r>
           </w:p>
         </w:tc>
@@ -27246,7 +27533,7 @@
         <w:pStyle w:val="ListParagraph"/>
         <w:numPr>
           <w:ilvl w:val="0"/>
-          <w:numId w:val="106"/>
+          <w:numId w:val="107"/>
         </w:numPr>
       </w:pPr>
       <w:r>
@@ -27336,7 +27623,7 @@
         <w:pStyle w:val="ListParagraph"/>
         <w:numPr>
           <w:ilvl w:val="0"/>
-          <w:numId w:val="106"/>
+          <w:numId w:val="107"/>
         </w:numPr>
       </w:pPr>
       <w:r>
@@ -27366,7 +27653,7 @@
         <w:pStyle w:val="ListParagraph"/>
         <w:numPr>
           <w:ilvl w:val="0"/>
-          <w:numId w:val="106"/>
+          <w:numId w:val="107"/>
         </w:numPr>
       </w:pPr>
       <w:r>
@@ -27387,7 +27674,7 @@
         <w:pStyle w:val="ListParagraph"/>
         <w:numPr>
           <w:ilvl w:val="0"/>
-          <w:numId w:val="106"/>
+          <w:numId w:val="107"/>
         </w:numPr>
       </w:pPr>
       <w:r>
@@ -27423,7 +27710,7 @@
         <w:pStyle w:val="ListParagraph"/>
         <w:numPr>
           <w:ilvl w:val="0"/>
-          <w:numId w:val="106"/>
+          <w:numId w:val="107"/>
         </w:numPr>
       </w:pPr>
       <w:r>
@@ -27441,7 +27728,7 @@
         <w:pStyle w:val="ListParagraph"/>
         <w:numPr>
           <w:ilvl w:val="0"/>
-          <w:numId w:val="106"/>
+          <w:numId w:val="107"/>
         </w:numPr>
       </w:pPr>
       <w:r>
@@ -27485,7 +27772,7 @@
         <w:pStyle w:val="ListParagraph"/>
         <w:numPr>
           <w:ilvl w:val="0"/>
-          <w:numId w:val="107"/>
+          <w:numId w:val="108"/>
         </w:numPr>
       </w:pPr>
       <w:r>
@@ -27566,7 +27853,7 @@
         <w:pStyle w:val="ListParagraph"/>
         <w:numPr>
           <w:ilvl w:val="0"/>
-          <w:numId w:val="107"/>
+          <w:numId w:val="108"/>
         </w:numPr>
       </w:pPr>
       <w:r>
@@ -27584,7 +27871,7 @@
         <w:pStyle w:val="ListParagraph"/>
         <w:numPr>
           <w:ilvl w:val="0"/>
-          <w:numId w:val="107"/>
+          <w:numId w:val="108"/>
         </w:numPr>
       </w:pPr>
       <w:r>
@@ -27605,7 +27892,7 @@
         <w:pStyle w:val="ListParagraph"/>
         <w:numPr>
           <w:ilvl w:val="0"/>
-          <w:numId w:val="107"/>
+          <w:numId w:val="108"/>
         </w:numPr>
       </w:pPr>
       <w:r>
@@ -27631,7 +27918,7 @@
         <w:pStyle w:val="ListParagraph"/>
         <w:numPr>
           <w:ilvl w:val="0"/>
-          <w:numId w:val="108"/>
+          <w:numId w:val="109"/>
         </w:numPr>
       </w:pPr>
       <w:r>
@@ -27694,7 +27981,7 @@
         <w:pStyle w:val="ListParagraph"/>
         <w:numPr>
           <w:ilvl w:val="0"/>
-          <w:numId w:val="108"/>
+          <w:numId w:val="109"/>
         </w:numPr>
       </w:pPr>
       <w:r>
@@ -27721,7 +28008,7 @@
         <w:pStyle w:val="ListParagraph"/>
         <w:numPr>
           <w:ilvl w:val="0"/>
-          <w:numId w:val="108"/>
+          <w:numId w:val="109"/>
         </w:numPr>
       </w:pPr>
       <w:r>
@@ -27739,7 +28026,7 @@
         <w:pStyle w:val="ListParagraph"/>
         <w:numPr>
           <w:ilvl w:val="0"/>
-          <w:numId w:val="108"/>
+          <w:numId w:val="109"/>
         </w:numPr>
       </w:pPr>
       <w:r>
@@ -27802,7 +28089,7 @@
         <w:pStyle w:val="ListParagraph"/>
         <w:numPr>
           <w:ilvl w:val="0"/>
-          <w:numId w:val="108"/>
+          <w:numId w:val="109"/>
         </w:numPr>
       </w:pPr>
       <w:r>
@@ -27991,6 +28278,57 @@
           <w:p>
             <w:pPr/>
             <w:r>
+              <w:t xml:space="preserve">Publish to Viewer says "You need to be a Publisher or project admin"</w:t>
+            </w:r>
+          </w:p>
+        </w:tc>
+        <w:tc>
+          <w:tcPr>
+            <w:tcW w:w="4680" w:type="dxa"/>
+          </w:tcPr>
+          <w:p>
+            <w:pPr/>
+            <w:r>
+              <w:t xml:space="preserve">You are a </w:t>
+            </w:r>
+            <w:r>
+              <w:rPr>
+                <w:b/>
+              </w:rPr>
+              <w:t xml:space="preserve">Member</w:t>
+            </w:r>
+            <w:r>
+              <w:t xml:space="preserve"> (or Viewer) on that project. A project admin opens </w:t>
+            </w:r>
+            <w:r>
+              <w:rPr>
+                <w:b/>
+              </w:rPr>
+              <w:t xml:space="preserve">Admin</w:t>
+            </w:r>
+            <w:r>
+              <w:t xml:space="preserve">, chooses the project and sets your role to </w:t>
+            </w:r>
+            <w:r>
+              <w:rPr>
+                <w:b/>
+              </w:rPr>
+              <w:t xml:space="preserve">Publisher</w:t>
+            </w:r>
+            <w:r>
+              <w:t xml:space="preserve"> in the members table</w:t>
+            </w:r>
+          </w:p>
+        </w:tc>
+      </w:tr>
+      <w:tr>
+        <w:tc>
+          <w:tcPr>
+            <w:tcW w:w="4680" w:type="dxa"/>
+          </w:tcPr>
+          <w:p>
+            <w:pPr/>
+            <w:r>
               <w:t xml:space="preserve">"N waiting to save"</w:t>
             </w:r>
           </w:p>
@@ -28517,7 +28855,7 @@
         <w:pStyle w:val="ListParagraph"/>
         <w:numPr>
           <w:ilvl w:val="0"/>
-          <w:numId w:val="109"/>
+          <w:numId w:val="110"/>
         </w:numPr>
       </w:pPr>
       <w:r>
@@ -28535,7 +28873,7 @@
         <w:pStyle w:val="ListParagraph"/>
         <w:numPr>
           <w:ilvl w:val="0"/>
-          <w:numId w:val="109"/>
+          <w:numId w:val="110"/>
         </w:numPr>
       </w:pPr>
       <w:r>
@@ -28553,7 +28891,7 @@
         <w:pStyle w:val="ListParagraph"/>
         <w:numPr>
           <w:ilvl w:val="0"/>
-          <w:numId w:val="109"/>
+          <w:numId w:val="110"/>
         </w:numPr>
       </w:pPr>
       <w:r>
@@ -28571,7 +28909,7 @@
         <w:pStyle w:val="ListParagraph"/>
         <w:numPr>
           <w:ilvl w:val="0"/>
-          <w:numId w:val="109"/>
+          <w:numId w:val="110"/>
         </w:numPr>
       </w:pPr>
       <w:r>
@@ -28589,7 +28927,7 @@
         <w:pStyle w:val="ListParagraph"/>
         <w:numPr>
           <w:ilvl w:val="0"/>
-          <w:numId w:val="109"/>
+          <w:numId w:val="110"/>
         </w:numPr>
       </w:pPr>
       <w:r>
@@ -28607,7 +28945,7 @@
         <w:pStyle w:val="ListParagraph"/>
         <w:numPr>
           <w:ilvl w:val="0"/>
-          <w:numId w:val="109"/>
+          <w:numId w:val="110"/>
         </w:numPr>
       </w:pPr>
       <w:r>
@@ -29705,7 +30043,7 @@
         <w:pStyle w:val="ListParagraph"/>
         <w:numPr>
           <w:ilvl w:val="0"/>
-          <w:numId w:val="110"/>
+          <w:numId w:val="111"/>
         </w:numPr>
       </w:pPr>
       <w:r>
@@ -29717,7 +30055,7 @@
         <w:pStyle w:val="ListParagraph"/>
         <w:numPr>
           <w:ilvl w:val="0"/>
-          <w:numId w:val="110"/>
+          <w:numId w:val="111"/>
         </w:numPr>
       </w:pPr>
       <w:r>
@@ -29729,7 +30067,7 @@
         <w:pStyle w:val="ListParagraph"/>
         <w:numPr>
           <w:ilvl w:val="0"/>
-          <w:numId w:val="110"/>
+          <w:numId w:val="111"/>
         </w:numPr>
       </w:pPr>
       <w:r>
@@ -29741,7 +30079,7 @@
         <w:pStyle w:val="ListParagraph"/>
         <w:numPr>
           <w:ilvl w:val="0"/>
-          <w:numId w:val="110"/>
+          <w:numId w:val="111"/>
         </w:numPr>
       </w:pPr>
       <w:r>
@@ -29753,7 +30091,7 @@
         <w:pStyle w:val="ListParagraph"/>
         <w:numPr>
           <w:ilvl w:val="0"/>
-          <w:numId w:val="110"/>
+          <w:numId w:val="111"/>
         </w:numPr>
       </w:pPr>
       <w:r>
@@ -29774,7 +30112,7 @@
         <w:pStyle w:val="ListParagraph"/>
         <w:numPr>
           <w:ilvl w:val="0"/>
-          <w:numId w:val="110"/>
+          <w:numId w:val="111"/>
         </w:numPr>
       </w:pPr>
       <w:r>
@@ -29786,7 +30124,7 @@
         <w:pStyle w:val="ListParagraph"/>
         <w:numPr>
           <w:ilvl w:val="0"/>
-          <w:numId w:val="110"/>
+          <w:numId w:val="111"/>
         </w:numPr>
       </w:pPr>
       <w:r>
@@ -29807,7 +30145,7 @@
         <w:pStyle w:val="ListParagraph"/>
         <w:numPr>
           <w:ilvl w:val="0"/>
-          <w:numId w:val="110"/>
+          <w:numId w:val="111"/>
         </w:numPr>
       </w:pPr>
       <w:r>
@@ -29819,7 +30157,7 @@
         <w:pStyle w:val="ListParagraph"/>
         <w:numPr>
           <w:ilvl w:val="0"/>
-          <w:numId w:val="110"/>
+          <w:numId w:val="111"/>
         </w:numPr>
       </w:pPr>
       <w:r>
@@ -29831,7 +30169,7 @@
         <w:pStyle w:val="ListParagraph"/>
         <w:numPr>
           <w:ilvl w:val="0"/>
-          <w:numId w:val="110"/>
+          <w:numId w:val="111"/>
         </w:numPr>
       </w:pPr>
       <w:r>
@@ -29843,7 +30181,7 @@
         <w:pStyle w:val="ListParagraph"/>
         <w:numPr>
           <w:ilvl w:val="0"/>
-          <w:numId w:val="110"/>
+          <w:numId w:val="111"/>
         </w:numPr>
       </w:pPr>
       <w:r>
@@ -29855,7 +30193,7 @@
         <w:pStyle w:val="ListParagraph"/>
         <w:numPr>
           <w:ilvl w:val="0"/>
-          <w:numId w:val="110"/>
+          <w:numId w:val="111"/>
         </w:numPr>
       </w:pPr>
       <w:r>
@@ -29867,7 +30205,7 @@
         <w:pStyle w:val="ListParagraph"/>
         <w:numPr>
           <w:ilvl w:val="0"/>
-          <w:numId w:val="110"/>
+          <w:numId w:val="111"/>
         </w:numPr>
       </w:pPr>
       <w:r>
@@ -29879,7 +30217,7 @@
         <w:pStyle w:val="ListParagraph"/>
         <w:numPr>
           <w:ilvl w:val="0"/>
-          <w:numId w:val="110"/>
+          <w:numId w:val="111"/>
         </w:numPr>
       </w:pPr>
       <w:r>
@@ -30344,22 +30682,19 @@
     <w:abstractNumId w:val="0"/>
   </w:num>
   <w:num w:numId="65">
+    <w:abstractNumId w:val="0"/>
+  </w:num>
+  <w:num w:numId="66">
     <w:abstractNumId w:val="1"/>
     <w:lvlOverride w:ilvl="0">
       <w:startOverride w:val="1"/>
     </w:lvlOverride>
   </w:num>
-  <w:num w:numId="66">
-    <w:abstractNumId w:val="0"/>
-  </w:num>
   <w:num w:numId="67">
     <w:abstractNumId w:val="0"/>
   </w:num>
   <w:num w:numId="68">
-    <w:abstractNumId w:val="1"/>
-    <w:lvlOverride w:ilvl="0">
-      <w:startOverride w:val="1"/>
-    </w:lvlOverride>
+    <w:abstractNumId w:val="0"/>
   </w:num>
   <w:num w:numId="69">
     <w:abstractNumId w:val="1"/>
@@ -30368,13 +30703,13 @@
     </w:lvlOverride>
   </w:num>
   <w:num w:numId="70">
-    <w:abstractNumId w:val="0"/>
-  </w:num>
-  <w:num w:numId="71">
     <w:abstractNumId w:val="1"/>
     <w:lvlOverride w:ilvl="0">
       <w:startOverride w:val="1"/>
     </w:lvlOverride>
+  </w:num>
+  <w:num w:numId="71">
+    <w:abstractNumId w:val="0"/>
   </w:num>
   <w:num w:numId="72">
     <w:abstractNumId w:val="1"/>
@@ -30383,34 +30718,34 @@
     </w:lvlOverride>
   </w:num>
   <w:num w:numId="73">
-    <w:abstractNumId w:val="0"/>
-  </w:num>
-  <w:num w:numId="74">
     <w:abstractNumId w:val="1"/>
     <w:lvlOverride w:ilvl="0">
       <w:startOverride w:val="1"/>
     </w:lvlOverride>
   </w:num>
-  <w:num w:numId="75">
+  <w:num w:numId="74">
     <w:abstractNumId w:val="0"/>
   </w:num>
-  <w:num w:numId="76">
+  <w:num w:numId="75">
     <w:abstractNumId w:val="1"/>
     <w:lvlOverride w:ilvl="0">
       <w:startOverride w:val="1"/>
     </w:lvlOverride>
   </w:num>
+  <w:num w:numId="76">
+    <w:abstractNumId w:val="0"/>
+  </w:num>
   <w:num w:numId="77">
-    <w:abstractNumId w:val="0"/>
+    <w:abstractNumId w:val="1"/>
+    <w:lvlOverride w:ilvl="0">
+      <w:startOverride w:val="1"/>
+    </w:lvlOverride>
   </w:num>
   <w:num w:numId="78">
     <w:abstractNumId w:val="0"/>
   </w:num>
   <w:num w:numId="79">
-    <w:abstractNumId w:val="1"/>
-    <w:lvlOverride w:ilvl="0">
-      <w:startOverride w:val="1"/>
-    </w:lvlOverride>
+    <w:abstractNumId w:val="0"/>
   </w:num>
   <w:num w:numId="80">
     <w:abstractNumId w:val="1"/>
@@ -30425,16 +30760,19 @@
     </w:lvlOverride>
   </w:num>
   <w:num w:numId="82">
-    <w:abstractNumId w:val="0"/>
-  </w:num>
-  <w:num w:numId="83">
     <w:abstractNumId w:val="1"/>
     <w:lvlOverride w:ilvl="0">
       <w:startOverride w:val="1"/>
     </w:lvlOverride>
   </w:num>
+  <w:num w:numId="83">
+    <w:abstractNumId w:val="0"/>
+  </w:num>
   <w:num w:numId="84">
-    <w:abstractNumId w:val="0"/>
+    <w:abstractNumId w:val="1"/>
+    <w:lvlOverride w:ilvl="0">
+      <w:startOverride w:val="1"/>
+    </w:lvlOverride>
   </w:num>
   <w:num w:numId="85">
     <w:abstractNumId w:val="0"/>
@@ -30449,10 +30787,7 @@
     <w:abstractNumId w:val="0"/>
   </w:num>
   <w:num w:numId="89">
-    <w:abstractNumId w:val="1"/>
-    <w:lvlOverride w:ilvl="0">
-      <w:startOverride w:val="1"/>
-    </w:lvlOverride>
+    <w:abstractNumId w:val="0"/>
   </w:num>
   <w:num w:numId="90">
     <w:abstractNumId w:val="1"/>
@@ -30461,7 +30796,10 @@
     </w:lvlOverride>
   </w:num>
   <w:num w:numId="91">
-    <w:abstractNumId w:val="0"/>
+    <w:abstractNumId w:val="1"/>
+    <w:lvlOverride w:ilvl="0">
+      <w:startOverride w:val="1"/>
+    </w:lvlOverride>
   </w:num>
   <w:num w:numId="92">
     <w:abstractNumId w:val="0"/>
@@ -30476,13 +30814,13 @@
     <w:abstractNumId w:val="0"/>
   </w:num>
   <w:num w:numId="96">
+    <w:abstractNumId w:val="0"/>
+  </w:num>
+  <w:num w:numId="97">
     <w:abstractNumId w:val="1"/>
     <w:lvlOverride w:ilvl="0">
       <w:startOverride w:val="1"/>
     </w:lvlOverride>
-  </w:num>
-  <w:num w:numId="97">
-    <w:abstractNumId w:val="0"/>
   </w:num>
   <w:num w:numId="98">
     <w:abstractNumId w:val="0"/>
@@ -30497,13 +30835,13 @@
     <w:abstractNumId w:val="0"/>
   </w:num>
   <w:num w:numId="102">
+    <w:abstractNumId w:val="0"/>
+  </w:num>
+  <w:num w:numId="103">
     <w:abstractNumId w:val="1"/>
     <w:lvlOverride w:ilvl="0">
       <w:startOverride w:val="1"/>
     </w:lvlOverride>
-  </w:num>
-  <w:num w:numId="103">
-    <w:abstractNumId w:val="0"/>
   </w:num>
   <w:num w:numId="104">
     <w:abstractNumId w:val="0"/>
@@ -30524,6 +30862,9 @@
     <w:abstractNumId w:val="0"/>
   </w:num>
   <w:num w:numId="110">
+    <w:abstractNumId w:val="0"/>
+  </w:num>
+  <w:num w:numId="111">
     <w:abstractNumId w:val="0"/>
   </w:num>
 </w:numbering>

--- a/docs/manual/LWK_Viewer_User_Manual_EN.docx
+++ b/docs/manual/LWK_Viewer_User_Manual_EN.docx
@@ -24643,7 +24643,7 @@
         <w:t xml:space="preserve">Hide closed</w:t>
       </w:r>
       <w:r>
-        <w:t xml:space="preserve"> hides resolved and closed ones (nothing is deleted).</w:t>
+        <w:t xml:space="preserve"> hides resolved and closed ones (nothing is deleted) - on a sheet, with every markup grouped with that issue.</w:t>
       </w:r>
     </w:p>
     <w:p>

--- a/docs/manual/LWK_Viewer_User_Manual_EN.docx
+++ b/docs/manual/LWK_Viewer_User_Manual_EN.docx
@@ -4816,7 +4816,16 @@
         <w:t xml:space="preserve">Back</w:t>
       </w:r>
       <w:r>
-        <w:t xml:space="preserve"> returns to the list.</w:t>
+        <w:t xml:space="preserve"> returns to the list. On a phone held upright the </w:t>
+      </w:r>
+      <w:r>
+        <w:rPr>
+          <w:b/>
+        </w:rPr>
+        <w:t xml:space="preserve">Task title</w:t>
+      </w:r>
+      <w:r>
+        <w:t xml:space="preserve"> column is narrow and titles wrap onto two lines, so the other columns have room; drag its edge to make it wider (up to about half the screen).</w:t>
       </w:r>
     </w:p>
     <w:p>
@@ -11242,7 +11251,25 @@
         <w:t xml:space="preserve">Delete set</w:t>
       </w:r>
       <w:r>
-        <w:t xml:space="preserve"> is the red one.</w:t>
+        <w:t xml:space="preserve"> is the red one. On a phone or tablet, open the sheet list (</w:t>
+      </w:r>
+      <w:r>
+        <w:rPr>
+          <w:b/>
+        </w:rPr>
+        <w:t xml:space="preserve">☰ Sheets</w:t>
+      </w:r>
+      <w:r>
+        <w:t xml:space="preserve">) and tap </w:t>
+      </w:r>
+      <w:r>
+        <w:rPr>
+          <w:b/>
+        </w:rPr>
+        <w:t xml:space="preserve">Set ▾</w:t>
+      </w:r>
+      <w:r>
+        <w:t xml:space="preserve"> there.</w:t>
       </w:r>
     </w:p>
     <w:p>

--- a/docs/manual/LWK_Viewer_User_Manual_EN.docx
+++ b/docs/manual/LWK_Viewer_User_Manual_EN.docx
@@ -28108,7 +28108,25 @@
         <w:t xml:space="preserve">Slow answers</w:t>
       </w:r>
       <w:r>
-        <w:t xml:space="preserve"> (over 2 s) show which parts take the time. The chat's waiting-for-news requests are counted but not as slow.</w:t>
+        <w:t xml:space="preserve"> (over 2 s) show which parts take the time. Requests that wait on purpose - the chat's waiting for news, and each page waiting for </w:t>
+      </w:r>
+      <w:r>
+        <w:rPr>
+          <w:b/>
+        </w:rPr>
+        <w:t xml:space="preserve">Show in viewer</w:t>
+      </w:r>
+      <w:r>
+        <w:t xml:space="preserve"> from Revit - are counted but not as slow, and are left out of a page's slowest data. If one of the server's databases is ever held for over 20 s, that one request answers </w:t>
+      </w:r>
+      <w:r>
+        <w:rPr>
+          <w:b/>
+        </w:rPr>
+        <w:t xml:space="preserve">The server is busy - try again</w:t>
+      </w:r>
+      <w:r>
+        <w:t xml:space="preserve"> (everyone else carries on) and the server window names what held it: send that line to have it fixed.</w:t>
       </w:r>
     </w:p>
     <w:p>
